--- a/paper/CAST.docx
+++ b/paper/CAST.docx
@@ -2,822 +2,6 @@
 <file path=word/document.xml><?xml version="1.0" encoding="utf-8"?>
 <w:document xmlns:wpc="http://schemas.microsoft.com/office/word/2010/wordprocessingCanvas" xmlns:cx="http://schemas.microsoft.com/office/drawing/2014/chartex" xmlns:cx1="http://schemas.microsoft.com/office/drawing/2015/9/8/chartex" xmlns:cx2="http://schemas.microsoft.com/office/drawing/2015/10/21/chartex" xmlns:cx3="http://schemas.microsoft.com/office/drawing/2016/5/9/chartex" xmlns:cx4="http://schemas.microsoft.com/office/drawing/2016/5/10/chartex" xmlns:cx5="http://schemas.microsoft.com/office/drawing/2016/5/11/chartex" xmlns:cx6="http://schemas.microsoft.com/office/drawing/2016/5/12/chartex" xmlns:cx7="http://schemas.microsoft.com/office/drawing/2016/5/13/chartex" xmlns:cx8="http://schemas.microsoft.com/office/drawing/2016/5/14/chartex" xmlns:mc="http://schemas.openxmlformats.org/markup-compatibility/2006" xmlns:aink="http://schemas.microsoft.com/office/drawing/2016/ink" xmlns:am3d="http://schemas.microsoft.com/office/drawing/2017/model3d" xmlns:o="urn:schemas-microsoft-com:office:office" xmlns:oel="http://schemas.microsoft.com/office/2019/extlst" xmlns:r="http://schemas.openxmlformats.org/officeDocument/2006/relationships" xmlns:m="http://schemas.openxmlformats.org/officeDocument/2006/math" xmlns:v="urn:schemas-microsoft-com:vml" xmlns:wp14="http://schemas.microsoft.com/office/word/2010/wordprocessingDrawing" xmlns:wp="http://schemas.openxmlformats.org/drawingml/2006/wordprocessingDrawing" xmlns:w10="urn:schemas-microsoft-com:office:word" xmlns:w="http://schemas.openxmlformats.org/wordprocessingml/2006/main" xmlns:w14="http://schemas.microsoft.com/office/word/2010/wordml" xmlns:w15="http://schemas.microsoft.com/office/word/2012/wordml" xmlns:w16cex="http://schemas.microsoft.com/office/word/2018/wordml/cex" xmlns:w16cid="http://schemas.microsoft.com/office/word/2016/wordml/cid" xmlns:w16="http://schemas.microsoft.com/office/word/2018/wordml" xmlns:w16du="http://schemas.microsoft.com/office/word/2023/wordml/word16du" xmlns:w16sdtdh="http://schemas.microsoft.com/office/word/2020/wordml/sdtdatahash" xmlns:w16sdtfl="http://schemas.microsoft.com/office/word/2024/wordml/sdtformatlock" xmlns:w16se="http://schemas.microsoft.com/office/word/2015/wordml/symex" xmlns:wpg="http://schemas.microsoft.com/office/word/2010/wordprocessingGroup" xmlns:wpi="http://schemas.microsoft.com/office/word/2010/wordprocessingInk" xmlns:wne="http://schemas.microsoft.com/office/word/2006/wordml" xmlns:wps="http://schemas.microsoft.com/office/word/2010/wordprocessingShape" mc:Ignorable="w14 w15 w16se w16cid w16 w16cex w16sdtdh w16sdtfl w16du wp14">
   <w:body>
-    <w:p>
-      <w:pPr>
-        <w:spacing w:line="276" w:lineRule="auto"/>
-        <w:rPr>
-          <w:rFonts w:eastAsia="Apple SD Gothic Neo"/>
-          <w:b/>
-          <w:bCs/>
-          <w:sz w:val="22"/>
-          <w:szCs w:val="22"/>
-        </w:rPr>
-      </w:pPr>
-      <w:r>
-        <w:rPr>
-          <w:rFonts w:eastAsia="Apple SD Gothic Neo"/>
-          <w:b/>
-          <w:bCs/>
-          <w:sz w:val="22"/>
-          <w:szCs w:val="22"/>
-        </w:rPr>
-        <w:t xml:space="preserve">KCI </w:t>
-      </w:r>
-      <w:r>
-        <w:rPr>
-          <w:rFonts w:eastAsia="Apple SD Gothic Neo"/>
-          <w:b/>
-          <w:bCs/>
-          <w:sz w:val="22"/>
-          <w:szCs w:val="22"/>
-        </w:rPr>
-        <w:t>등재기준</w:t>
-      </w:r>
-      <w:r>
-        <w:rPr>
-          <w:rFonts w:eastAsia="Apple SD Gothic Neo"/>
-          <w:b/>
-          <w:bCs/>
-          <w:sz w:val="22"/>
-          <w:szCs w:val="22"/>
-        </w:rPr>
-        <w:t xml:space="preserve"> </w:t>
-      </w:r>
-      <w:r>
-        <w:rPr>
-          <w:rFonts w:eastAsia="Apple SD Gothic Neo"/>
-          <w:b/>
-          <w:bCs/>
-          <w:sz w:val="22"/>
-          <w:szCs w:val="22"/>
-        </w:rPr>
-        <w:t>학회</w:t>
-      </w:r>
-    </w:p>
-    <w:p>
-      <w:pPr>
-        <w:spacing w:line="276" w:lineRule="auto"/>
-      </w:pPr>
-      <w:r>
-        <w:t xml:space="preserve">1. </w:t>
-      </w:r>
-      <w:r>
-        <w:t>정보처리학회논문지</w:t>
-      </w:r>
-      <w:r>
-        <w:t xml:space="preserve">: </w:t>
-      </w:r>
-      <w:r>
-        <w:t>컴퓨터</w:t>
-      </w:r>
-      <w:r>
-        <w:t xml:space="preserve"> </w:t>
-      </w:r>
-      <w:r>
-        <w:t>및</w:t>
-      </w:r>
-      <w:r>
-        <w:t xml:space="preserve"> </w:t>
-      </w:r>
-      <w:r>
-        <w:t>통신시스템</w:t>
-      </w:r>
-      <w:r>
-        <w:t>(KTCCS)</w:t>
-      </w:r>
-    </w:p>
-    <w:p>
-      <w:pPr>
-        <w:spacing w:line="276" w:lineRule="auto"/>
-      </w:pPr>
-      <w:r>
-        <w:t xml:space="preserve">* </w:t>
-      </w:r>
-      <w:r>
-        <w:t>수시투고</w:t>
-      </w:r>
-      <w:r>
-        <w:t xml:space="preserve">, </w:t>
-      </w:r>
-      <w:r>
-        <w:t>월간</w:t>
-      </w:r>
-    </w:p>
-    <w:p>
-      <w:pPr>
-        <w:spacing w:line="276" w:lineRule="auto"/>
-      </w:pPr>
-      <w:r>
-        <w:t xml:space="preserve">* </w:t>
-      </w:r>
-      <w:r>
-        <w:t>투고분야에</w:t>
-      </w:r>
-      <w:r>
-        <w:t xml:space="preserve"> </w:t>
-      </w:r>
-      <w:r>
-        <w:t>클라우드</w:t>
-      </w:r>
-      <w:r>
-        <w:t xml:space="preserve"> </w:t>
-      </w:r>
-      <w:r>
-        <w:t>컴퓨팅</w:t>
-      </w:r>
-      <w:r>
-        <w:t xml:space="preserve"> </w:t>
-      </w:r>
-      <w:r>
-        <w:t>등</w:t>
-      </w:r>
-      <w:r>
-        <w:t xml:space="preserve"> </w:t>
-      </w:r>
-      <w:r>
-        <w:t>명시되어</w:t>
-      </w:r>
-      <w:r>
-        <w:t xml:space="preserve"> </w:t>
-      </w:r>
-      <w:r>
-        <w:t>있음</w:t>
-      </w:r>
-    </w:p>
-    <w:p>
-      <w:pPr>
-        <w:spacing w:line="276" w:lineRule="auto"/>
-      </w:pPr>
-    </w:p>
-    <w:p>
-      <w:pPr>
-        <w:spacing w:line="276" w:lineRule="auto"/>
-      </w:pPr>
-      <w:r>
-        <w:t xml:space="preserve">2. </w:t>
-      </w:r>
-      <w:r>
-        <w:t>정보과학회</w:t>
-      </w:r>
-      <w:r>
-        <w:t xml:space="preserve"> </w:t>
-      </w:r>
-      <w:r>
-        <w:t>컴퓨팅의</w:t>
-      </w:r>
-      <w:r>
-        <w:t xml:space="preserve"> </w:t>
-      </w:r>
-      <w:r>
-        <w:t>실제</w:t>
-      </w:r>
-      <w:r>
-        <w:t xml:space="preserve"> </w:t>
-      </w:r>
-      <w:r>
-        <w:t>논문지</w:t>
-      </w:r>
-      <w:r>
-        <w:t>(KTCP)</w:t>
-      </w:r>
-    </w:p>
-    <w:p>
-      <w:pPr>
-        <w:spacing w:line="276" w:lineRule="auto"/>
-      </w:pPr>
-      <w:r>
-        <w:t xml:space="preserve">* </w:t>
-      </w:r>
-      <w:r>
-        <w:t>수시투고</w:t>
-      </w:r>
-      <w:r>
-        <w:t xml:space="preserve">, </w:t>
-      </w:r>
-      <w:r>
-        <w:t>월간</w:t>
-      </w:r>
-      <w:r>
-        <w:t>(</w:t>
-      </w:r>
-      <w:r>
-        <w:t>매월</w:t>
-      </w:r>
-      <w:r>
-        <w:t xml:space="preserve"> 15</w:t>
-      </w:r>
-      <w:r>
-        <w:t>일</w:t>
-      </w:r>
-      <w:r>
-        <w:t>)</w:t>
-      </w:r>
-    </w:p>
-    <w:p>
-      <w:pPr>
-        <w:spacing w:line="276" w:lineRule="auto"/>
-      </w:pPr>
-      <w:r>
-        <w:t xml:space="preserve">* </w:t>
-      </w:r>
-      <w:r>
-        <w:t>컴퓨터</w:t>
-      </w:r>
-      <w:r>
-        <w:t xml:space="preserve"> </w:t>
-      </w:r>
-      <w:r>
-        <w:t>시스템의</w:t>
-      </w:r>
-      <w:r>
-        <w:t xml:space="preserve"> </w:t>
-      </w:r>
-      <w:r>
-        <w:t>구현</w:t>
-      </w:r>
-      <w:r>
-        <w:t xml:space="preserve">, </w:t>
-      </w:r>
-      <w:r>
-        <w:t>사용분석</w:t>
-      </w:r>
-      <w:r>
-        <w:t xml:space="preserve"> </w:t>
-      </w:r>
-      <w:r>
-        <w:t>등을</w:t>
-      </w:r>
-      <w:r>
-        <w:t xml:space="preserve"> </w:t>
-      </w:r>
-      <w:r>
-        <w:t>다룬다고</w:t>
-      </w:r>
-      <w:r>
-        <w:t xml:space="preserve"> </w:t>
-      </w:r>
-      <w:r>
-        <w:t>함</w:t>
-      </w:r>
-    </w:p>
-    <w:p>
-      <w:pPr>
-        <w:spacing w:line="276" w:lineRule="auto"/>
-      </w:pPr>
-    </w:p>
-    <w:p>
-      <w:pPr>
-        <w:spacing w:line="276" w:lineRule="auto"/>
-      </w:pPr>
-      <w:r>
-        <w:t xml:space="preserve">3. </w:t>
-      </w:r>
-      <w:r>
-        <w:t>한국정보기술학회논문지</w:t>
-      </w:r>
-      <w:r>
-        <w:t>(JKIIT)</w:t>
-      </w:r>
-    </w:p>
-    <w:p>
-      <w:pPr>
-        <w:spacing w:line="276" w:lineRule="auto"/>
-      </w:pPr>
-      <w:r>
-        <w:t xml:space="preserve">* </w:t>
-      </w:r>
-      <w:r>
-        <w:t>수시투고</w:t>
-      </w:r>
-      <w:r>
-        <w:t xml:space="preserve">, </w:t>
-      </w:r>
-      <w:r>
-        <w:t>월간</w:t>
-      </w:r>
-      <w:r>
-        <w:t>(</w:t>
-      </w:r>
-      <w:r>
-        <w:t>매월</w:t>
-      </w:r>
-      <w:r>
-        <w:t xml:space="preserve"> </w:t>
-      </w:r>
-      <w:r>
-        <w:t>말일</w:t>
-      </w:r>
-      <w:r>
-        <w:t>)</w:t>
-      </w:r>
-    </w:p>
-    <w:p>
-      <w:pPr>
-        <w:spacing w:line="276" w:lineRule="auto"/>
-      </w:pPr>
-      <w:r>
-        <w:t>* Impact Factor</w:t>
-      </w:r>
-      <w:r>
-        <w:t>는</w:t>
-      </w:r>
-      <w:r>
-        <w:t xml:space="preserve"> </w:t>
-      </w:r>
-      <w:r>
-        <w:t>가장</w:t>
-      </w:r>
-      <w:r>
-        <w:t xml:space="preserve"> </w:t>
-      </w:r>
-      <w:r>
-        <w:t>높은데</w:t>
-      </w:r>
-      <w:r>
-        <w:t xml:space="preserve">, </w:t>
-      </w:r>
-      <w:r>
-        <w:t>게재는</w:t>
-      </w:r>
-      <w:r>
-        <w:t xml:space="preserve"> </w:t>
-      </w:r>
-      <w:r>
-        <w:t>수월한</w:t>
-      </w:r>
-      <w:r>
-        <w:t xml:space="preserve"> </w:t>
-      </w:r>
-      <w:r>
-        <w:t>편</w:t>
-      </w:r>
-      <w:r>
-        <w:t>(</w:t>
-      </w:r>
-      <w:r>
-        <w:t>클로드</w:t>
-      </w:r>
-      <w:r>
-        <w:t xml:space="preserve"> </w:t>
-      </w:r>
-      <w:r>
-        <w:t>왈</w:t>
-      </w:r>
-      <w:r>
-        <w:t>)</w:t>
-      </w:r>
-    </w:p>
-    <w:p>
-      <w:pPr>
-        <w:spacing w:line="276" w:lineRule="auto"/>
-      </w:pPr>
-    </w:p>
-    <w:p>
-      <w:pPr>
-        <w:spacing w:line="276" w:lineRule="auto"/>
-      </w:pPr>
-      <w:r>
-        <w:t xml:space="preserve">4. </w:t>
-      </w:r>
-      <w:r>
-        <w:t>한국정보통신학회논문지</w:t>
-      </w:r>
-      <w:r>
-        <w:t>(JKIICE)</w:t>
-      </w:r>
-    </w:p>
-    <w:p>
-      <w:pPr>
-        <w:spacing w:line="276" w:lineRule="auto"/>
-      </w:pPr>
-      <w:r>
-        <w:t xml:space="preserve">* </w:t>
-      </w:r>
-      <w:r>
-        <w:t>월간</w:t>
-      </w:r>
-    </w:p>
-    <w:p>
-      <w:pPr>
-        <w:spacing w:line="276" w:lineRule="auto"/>
-      </w:pPr>
-      <w:r>
-        <w:t xml:space="preserve">* </w:t>
-      </w:r>
-      <w:r>
-        <w:t>네트워크</w:t>
-      </w:r>
-      <w:r>
-        <w:t xml:space="preserve"> </w:t>
-      </w:r>
-      <w:r>
-        <w:t>통신</w:t>
-      </w:r>
-      <w:r>
-        <w:t xml:space="preserve"> </w:t>
-      </w:r>
-      <w:r>
-        <w:t>색채가</w:t>
-      </w:r>
-      <w:r>
-        <w:t xml:space="preserve"> </w:t>
-      </w:r>
-      <w:r>
-        <w:t>있어서</w:t>
-      </w:r>
-      <w:r>
-        <w:t xml:space="preserve"> </w:t>
-      </w:r>
-      <w:r>
-        <w:t>리전</w:t>
-      </w:r>
-      <w:r>
-        <w:t xml:space="preserve"> </w:t>
-      </w:r>
-      <w:r>
-        <w:t>간</w:t>
-      </w:r>
-      <w:r>
-        <w:t xml:space="preserve"> </w:t>
-      </w:r>
-      <w:r>
-        <w:t>라우팅</w:t>
-      </w:r>
-      <w:r>
-        <w:t xml:space="preserve"> </w:t>
-      </w:r>
-      <w:r>
-        <w:t>어필하면</w:t>
-      </w:r>
-      <w:r>
-        <w:t xml:space="preserve"> </w:t>
-      </w:r>
-      <w:r>
-        <w:t>좋을듯</w:t>
-      </w:r>
-    </w:p>
-    <w:p>
-      <w:pPr>
-        <w:spacing w:line="276" w:lineRule="auto"/>
-      </w:pPr>
-    </w:p>
-    <w:p>
-      <w:pPr>
-        <w:spacing w:line="276" w:lineRule="auto"/>
-      </w:pPr>
-    </w:p>
-    <w:p>
-      <w:pPr>
-        <w:spacing w:line="276" w:lineRule="auto"/>
-        <w:rPr>
-          <w:rFonts w:eastAsia="Apple SD Gothic Neo"/>
-          <w:b/>
-          <w:bCs/>
-          <w:sz w:val="22"/>
-          <w:szCs w:val="22"/>
-        </w:rPr>
-      </w:pPr>
-      <w:r>
-        <w:rPr>
-          <w:rFonts w:eastAsia="Apple SD Gothic Neo"/>
-          <w:b/>
-          <w:bCs/>
-          <w:sz w:val="22"/>
-          <w:szCs w:val="22"/>
-        </w:rPr>
-        <w:t xml:space="preserve">SCIE </w:t>
-      </w:r>
-      <w:r>
-        <w:rPr>
-          <w:rFonts w:eastAsia="Apple SD Gothic Neo"/>
-          <w:b/>
-          <w:bCs/>
-          <w:sz w:val="22"/>
-          <w:szCs w:val="22"/>
-        </w:rPr>
-        <w:t>등재</w:t>
-      </w:r>
-      <w:r>
-        <w:rPr>
-          <w:rFonts w:eastAsia="Apple SD Gothic Neo"/>
-          <w:b/>
-          <w:bCs/>
-          <w:sz w:val="22"/>
-          <w:szCs w:val="22"/>
-        </w:rPr>
-        <w:t xml:space="preserve"> </w:t>
-      </w:r>
-      <w:r>
-        <w:rPr>
-          <w:rFonts w:eastAsia="Apple SD Gothic Neo"/>
-          <w:b/>
-          <w:bCs/>
-          <w:sz w:val="22"/>
-          <w:szCs w:val="22"/>
-        </w:rPr>
-        <w:t>학회</w:t>
-      </w:r>
-    </w:p>
-    <w:p>
-      <w:pPr>
-        <w:spacing w:line="276" w:lineRule="auto"/>
-      </w:pPr>
-      <w:r>
-        <w:t>1. IEEE Access</w:t>
-      </w:r>
-    </w:p>
-    <w:p>
-      <w:pPr>
-        <w:spacing w:line="276" w:lineRule="auto"/>
-      </w:pPr>
-      <w:r>
-        <w:t xml:space="preserve">* </w:t>
-      </w:r>
-      <w:r>
-        <w:t>월간투고인데</w:t>
-      </w:r>
-      <w:r>
-        <w:t xml:space="preserve">, </w:t>
-      </w:r>
-      <w:r>
-        <w:t>게재료가</w:t>
-      </w:r>
-      <w:r>
-        <w:t xml:space="preserve"> 270</w:t>
-      </w:r>
-      <w:r>
-        <w:t>만원으로</w:t>
-      </w:r>
-      <w:r>
-        <w:t xml:space="preserve"> </w:t>
-      </w:r>
-      <w:r>
-        <w:t>비쌈</w:t>
-      </w:r>
-    </w:p>
-    <w:p>
-      <w:pPr>
-        <w:spacing w:line="276" w:lineRule="auto"/>
-      </w:pPr>
-    </w:p>
-    <w:p>
-      <w:pPr>
-        <w:spacing w:line="276" w:lineRule="auto"/>
-      </w:pPr>
-      <w:r>
-        <w:t xml:space="preserve">2. </w:t>
-      </w:r>
-      <w:proofErr w:type="spellStart"/>
-      <w:r>
-        <w:t>JoCCASA</w:t>
-      </w:r>
-      <w:proofErr w:type="spellEnd"/>
-    </w:p>
-    <w:p>
-      <w:pPr>
-        <w:spacing w:line="276" w:lineRule="auto"/>
-      </w:pPr>
-      <w:r>
-        <w:t xml:space="preserve">* </w:t>
-      </w:r>
-      <w:r>
-        <w:t>클라우드를</w:t>
-      </w:r>
-      <w:r>
-        <w:t xml:space="preserve"> </w:t>
-      </w:r>
-      <w:r>
-        <w:t>여러</w:t>
-      </w:r>
-      <w:r>
-        <w:t xml:space="preserve"> </w:t>
-      </w:r>
-      <w:r>
-        <w:t>패러다임과</w:t>
-      </w:r>
-      <w:r>
-        <w:t xml:space="preserve"> </w:t>
-      </w:r>
-      <w:r>
-        <w:t>함께</w:t>
-      </w:r>
-      <w:r>
-        <w:t xml:space="preserve"> </w:t>
-      </w:r>
-      <w:r>
-        <w:t>검토하는</w:t>
-      </w:r>
-      <w:r>
-        <w:t xml:space="preserve"> </w:t>
-      </w:r>
-      <w:r>
-        <w:t>연구를</w:t>
-      </w:r>
-      <w:r>
-        <w:t xml:space="preserve"> </w:t>
-      </w:r>
-      <w:r>
-        <w:t>다룬다고</w:t>
-      </w:r>
-      <w:r>
-        <w:t xml:space="preserve"> </w:t>
-      </w:r>
-      <w:r>
-        <w:t>함</w:t>
-      </w:r>
-    </w:p>
-    <w:p>
-      <w:pPr>
-        <w:spacing w:line="276" w:lineRule="auto"/>
-      </w:pPr>
-    </w:p>
-    <w:p>
-      <w:pPr>
-        <w:spacing w:line="276" w:lineRule="auto"/>
-      </w:pPr>
-    </w:p>
-    <w:p>
-      <w:pPr>
-        <w:spacing w:line="276" w:lineRule="auto"/>
-      </w:pPr>
-    </w:p>
-    <w:p>
-      <w:pPr>
-        <w:spacing w:line="276" w:lineRule="auto"/>
-      </w:pPr>
-    </w:p>
-    <w:p>
-      <w:pPr>
-        <w:spacing w:line="276" w:lineRule="auto"/>
-      </w:pPr>
-    </w:p>
-    <w:p>
-      <w:pPr>
-        <w:spacing w:line="276" w:lineRule="auto"/>
-      </w:pPr>
-      <w:r>
-        <w:t>참고한</w:t>
-      </w:r>
-      <w:r>
-        <w:t xml:space="preserve"> </w:t>
-      </w:r>
-      <w:r>
-        <w:t>클로드</w:t>
-      </w:r>
-      <w:r>
-        <w:t>(</w:t>
-      </w:r>
-      <w:r>
-        <w:t>서론</w:t>
-      </w:r>
-      <w:r>
-        <w:t>~</w:t>
-      </w:r>
-      <w:r>
-        <w:t>해결하려고</w:t>
-      </w:r>
-      <w:r>
-        <w:t xml:space="preserve"> </w:t>
-      </w:r>
-      <w:r>
-        <w:t>했던</w:t>
-      </w:r>
-      <w:r>
-        <w:t xml:space="preserve"> </w:t>
-      </w:r>
-      <w:r>
-        <w:t>기존</w:t>
-      </w:r>
-      <w:r>
-        <w:t xml:space="preserve"> </w:t>
-      </w:r>
-      <w:r>
-        <w:t>방법</w:t>
-      </w:r>
-      <w:r>
-        <w:t>)</w:t>
-      </w:r>
-    </w:p>
-    <w:p>
-      <w:pPr>
-        <w:spacing w:line="276" w:lineRule="auto"/>
-      </w:pPr>
-      <w:r>
-        <w:t xml:space="preserve">1. </w:t>
-      </w:r>
-      <w:r>
-        <w:t>논문</w:t>
-      </w:r>
-      <w:r>
-        <w:t xml:space="preserve"> </w:t>
-      </w:r>
-      <w:r>
-        <w:t>작성</w:t>
-      </w:r>
-      <w:r>
-        <w:t xml:space="preserve"> </w:t>
-      </w:r>
-      <w:r>
-        <w:t>및</w:t>
-      </w:r>
-      <w:r>
-        <w:t xml:space="preserve"> </w:t>
-      </w:r>
-      <w:r>
-        <w:t>학회</w:t>
-      </w:r>
-      <w:r>
-        <w:t xml:space="preserve"> </w:t>
-      </w:r>
-      <w:r>
-        <w:t>검색</w:t>
-      </w:r>
-    </w:p>
-    <w:p>
-      <w:pPr>
-        <w:spacing w:line="276" w:lineRule="auto"/>
-        <w:rPr/>
-      </w:pPr>
-      <w:hyperlink r:id="rId6">
-        <w:r>
-          <w:rPr>
-            <w:color w:val="1155CC"/>
-            <w:sz w:val="16"/>
-            <w:szCs w:val="16"/>
-            <w:u w:val="single"/>
-          </w:rPr>
-          <w:t>https://claude.ai/share/e6c15d1f-cfeb-4c4f-8f73-09dd89e1f3ff</w:t>
-        </w:r>
-      </w:hyperlink>
-    </w:p>
-    <w:p>
-      <w:pPr>
-        <w:spacing w:line="276" w:lineRule="auto"/>
-      </w:pPr>
-    </w:p>
-    <w:p>
-      <w:pPr>
-        <w:spacing w:line="276" w:lineRule="auto"/>
-      </w:pPr>
-      <w:r>
-        <w:t xml:space="preserve">2. </w:t>
-      </w:r>
-      <w:r>
-        <w:t>작성</w:t>
-      </w:r>
-      <w:r>
-        <w:t xml:space="preserve"> </w:t>
-      </w:r>
-      <w:r>
-        <w:t>검증</w:t>
-      </w:r>
-    </w:p>
-    <w:p>
-      <w:pPr>
-        <w:spacing w:line="276" w:lineRule="auto"/>
-        <w:rPr/>
-      </w:pPr>
-      <w:hyperlink r:id="rId7">
-        <w:r>
-          <w:rPr>
-            <w:color w:val="1155CC"/>
-            <w:sz w:val="16"/>
-            <w:szCs w:val="16"/>
-            <w:u w:val="single"/>
-          </w:rPr>
-          <w:t>https://claude.ai/share/ae03885a-f9f4-4c6d-a1ee-6f6c49ea90f4</w:t>
-        </w:r>
-      </w:hyperlink>
-    </w:p>
-    <w:p>
-      <w:pPr>
-        <w:spacing w:line="276" w:lineRule="auto"/>
-      </w:pPr>
-    </w:p>
-    <w:p>
-      <w:pPr>
-        <w:spacing w:line="276" w:lineRule="auto"/>
-      </w:pPr>
-    </w:p>
-    <w:p>
-      <w:pPr>
-        <w:spacing w:line="276" w:lineRule="auto"/>
-        <w:rPr>
-          <w:lang w:eastAsia="ko-KR"/>
-        </w:rPr>
-      </w:pPr>
-    </w:p>
-    <w:p/>
-    <w:p>
-      <w:pPr>
-        <w:sectPr>
-          <w:footerReference w:type="default" r:id="rId8"/>
-          <w:pgSz w:w="11909" w:h="16834"/>
-          <w:pgMar w:top="1440" w:right="1440" w:bottom="1440" w:left="1440" w:header="720" w:footer="720" w:gutter="0"/>
-          <w:cols w:space="425"/>
-        </w:sectPr>
-      </w:pPr>
-    </w:p>
     <w:p>
       <w:pPr>
         <w:jc w:val="center"/>
@@ -2815,622 +1999,7 @@
         <w:t xml:space="preserve">. </w:t>
       </w:r>
       <w:r>
-        <w:t>선행</w:t>
-      </w:r>
-      <w:r>
-        <w:t xml:space="preserve"> </w:t>
-      </w:r>
-      <w:r>
-        <w:t>연구는</w:t>
-      </w:r>
-      <w:r>
-        <w:t xml:space="preserve"> 2022</w:t>
-      </w:r>
-      <w:r>
-        <w:t>년</w:t>
-      </w:r>
-      <w:r>
-        <w:t xml:space="preserve"> </w:t>
-      </w:r>
-      <w:r>
-        <w:t>여섯</w:t>
-      </w:r>
-      <w:r>
-        <w:t xml:space="preserve"> </w:t>
-      </w:r>
-      <w:r>
-        <w:t>개</w:t>
-      </w:r>
-      <w:r>
-        <w:t xml:space="preserve"> </w:t>
-      </w:r>
-      <w:r>
-        <w:t>클라우드</w:t>
-      </w:r>
-      <w:r>
-        <w:t xml:space="preserve"> </w:t>
-      </w:r>
-      <w:r>
-        <w:t>리전에서</w:t>
-      </w:r>
-      <w:r>
-        <w:t xml:space="preserve"> </w:t>
-      </w:r>
-      <w:r>
-        <w:t>약</w:t>
-      </w:r>
-      <w:r>
-        <w:t xml:space="preserve"> 6</w:t>
-      </w:r>
-      <w:r>
-        <w:t>배의</w:t>
-      </w:r>
-      <w:r>
-        <w:t xml:space="preserve"> </w:t>
-      </w:r>
-      <w:r>
-        <w:t>공간적</w:t>
-      </w:r>
-      <w:r>
-        <w:t xml:space="preserve"> </w:t>
-      </w:r>
-      <w:r>
-        <w:t>격차를</w:t>
-      </w:r>
-      <w:r>
-        <w:t xml:space="preserve"> </w:t>
-      </w:r>
-      <w:r>
-        <w:t>관측했으며</w:t>
-      </w:r>
-      <w:r>
-        <w:t xml:space="preserve">, </w:t>
-      </w:r>
-      <w:r>
-        <w:t>시간적으로도</w:t>
-      </w:r>
-      <w:r>
-        <w:t xml:space="preserve"> </w:t>
-      </w:r>
-      <w:r>
-        <w:t>프랑스에서</w:t>
-      </w:r>
-      <w:r>
-        <w:t xml:space="preserve"> </w:t>
-      </w:r>
-      <w:r>
-        <w:t>연간</w:t>
-      </w:r>
-      <w:r>
-        <w:t xml:space="preserve"> 4</w:t>
-      </w:r>
-      <w:r>
-        <w:t>배</w:t>
-      </w:r>
-      <w:r>
-        <w:t xml:space="preserve">, </w:t>
-      </w:r>
-      <w:r>
-        <w:t>독일과</w:t>
-      </w:r>
-      <w:r>
-        <w:t xml:space="preserve"> </w:t>
-      </w:r>
-      <w:r>
-        <w:t>캘리포니아에서</w:t>
-      </w:r>
-      <w:r>
-        <w:t xml:space="preserve"> 6~8</w:t>
-      </w:r>
-      <w:r>
-        <w:t>배의</w:t>
-      </w:r>
-      <w:r>
-        <w:t xml:space="preserve"> </w:t>
-      </w:r>
-      <w:r>
-        <w:t>변동을</w:t>
-      </w:r>
-      <w:r>
-        <w:t xml:space="preserve"> </w:t>
-      </w:r>
-      <w:r>
-        <w:t>보고했다</w:t>
-      </w:r>
-      <w:r>
-        <w:t>.</w:t>
-      </w:r>
-      <w:r>
-        <w:br/>
-      </w:r>
-      <w:hyperlink r:id="rId17">
-        <w:r>
-          <w:rPr>
-            <w:u w:val="single"/>
-          </w:rPr>
-          <w:t xml:space="preserve"> </w:t>
-        </w:r>
-        <w:r>
-          <w:rPr>
-            <w:color w:val="1155CC"/>
-            <w:sz w:val="16"/>
-            <w:szCs w:val="16"/>
-            <w:u w:val="single"/>
-          </w:rPr>
-          <w:t>https://doi.org/10.1145/3634769.3634812</w:t>
-        </w:r>
-        <w:r>
-          <w:rPr>
-            <w:color w:val="1155CC"/>
-            <w:sz w:val="16"/>
-            <w:szCs w:val="16"/>
-            <w:u w:val="single"/>
-          </w:rPr>
-          <w:br/>
-        </w:r>
-      </w:hyperlink>
-      <w:r>
-        <w:rPr>
-          <w:color w:val="1155CC"/>
-          <w:sz w:val="16"/>
-          <w:szCs w:val="16"/>
-        </w:rPr>
-        <w:t xml:space="preserve"> — </w:t>
-      </w:r>
-      <w:r>
-        <w:rPr>
-          <w:color w:val="1155CC"/>
-          <w:sz w:val="16"/>
-          <w:szCs w:val="16"/>
-        </w:rPr>
-        <w:t>원문</w:t>
-      </w:r>
-      <w:r>
-        <w:rPr>
-          <w:color w:val="1155CC"/>
-          <w:sz w:val="16"/>
-          <w:szCs w:val="16"/>
-        </w:rPr>
-        <w:t>: "6× spatial variations" / "4× variation over a year in France, and an even higher 6-8× variation in Germany and California"</w:t>
-      </w:r>
-    </w:p>
-    <w:p>
-      <w:pPr>
-        <w:jc w:val="left"/>
-      </w:pPr>
-    </w:p>
-    <w:p>
-      <w:pPr>
-        <w:jc w:val="left"/>
-      </w:pPr>
-      <w:r>
-        <w:t>본</w:t>
-      </w:r>
-      <w:r>
-        <w:t xml:space="preserve"> </w:t>
-      </w:r>
-      <w:r>
-        <w:t>연구가</w:t>
-      </w:r>
-      <w:r>
-        <w:t xml:space="preserve"> </w:t>
-      </w:r>
-      <w:r>
-        <w:t>대상으로</w:t>
-      </w:r>
-      <w:r>
-        <w:t xml:space="preserve"> </w:t>
-      </w:r>
-      <w:r>
-        <w:t>삼은</w:t>
-      </w:r>
-      <w:r>
-        <w:t xml:space="preserve"> 8</w:t>
-      </w:r>
-      <w:r>
-        <w:t>개</w:t>
-      </w:r>
-      <w:r>
-        <w:t xml:space="preserve"> </w:t>
-      </w:r>
-      <w:r>
-        <w:t>리전에서도</w:t>
-      </w:r>
-      <w:r>
-        <w:t xml:space="preserve"> </w:t>
-      </w:r>
-      <w:r>
-        <w:t>유사한</w:t>
-      </w:r>
-      <w:r>
-        <w:t xml:space="preserve"> </w:t>
-      </w:r>
-      <w:r>
-        <w:t>규모의</w:t>
-      </w:r>
-      <w:r>
-        <w:t xml:space="preserve"> </w:t>
-      </w:r>
-      <w:r>
-        <w:t>격차가</w:t>
-      </w:r>
-      <w:r>
-        <w:t xml:space="preserve"> </w:t>
-      </w:r>
-      <w:r>
-        <w:t>관측되었다</w:t>
-      </w:r>
-      <w:r>
-        <w:t>.</w:t>
-      </w:r>
-      <w:r>
-        <w:br/>
-        <w:t xml:space="preserve"> 2025</w:t>
-      </w:r>
-      <w:r>
-        <w:t>년</w:t>
-      </w:r>
-      <w:r>
-        <w:t xml:space="preserve"> </w:t>
-      </w:r>
-      <w:r>
-        <w:t>실측</w:t>
-      </w:r>
-      <w:r>
-        <w:t xml:space="preserve"> </w:t>
-      </w:r>
-      <w:r>
-        <w:t>기준</w:t>
-      </w:r>
-      <w:r>
-        <w:t xml:space="preserve"> </w:t>
-      </w:r>
-      <w:r>
-        <w:t>연평균</w:t>
-      </w:r>
-      <w:r>
-        <w:t xml:space="preserve"> </w:t>
-      </w:r>
-      <w:r>
-        <w:t>탄소집약도는</w:t>
-      </w:r>
-      <w:r>
-        <w:t xml:space="preserve"> </w:t>
-      </w:r>
-      <w:r>
-        <w:t>인도가</w:t>
-      </w:r>
-      <w:r>
-        <w:t xml:space="preserve"> 542.9 </w:t>
-      </w:r>
-      <w:proofErr w:type="spellStart"/>
-      <w:r>
-        <w:t>gCO</w:t>
-      </w:r>
-      <w:proofErr w:type="spellEnd"/>
-      <w:r>
-        <w:t xml:space="preserve">₂/kWh, </w:t>
-      </w:r>
-      <w:r>
-        <w:t>프랑스가</w:t>
-      </w:r>
-      <w:r>
-        <w:t xml:space="preserve"> 13.5 </w:t>
-      </w:r>
-      <w:proofErr w:type="spellStart"/>
-      <w:r>
-        <w:t>gCO</w:t>
-      </w:r>
-      <w:proofErr w:type="spellEnd"/>
-      <w:r>
-        <w:t>₂/kWh</w:t>
-      </w:r>
-      <w:r>
-        <w:t>로</w:t>
-      </w:r>
-      <w:r>
-        <w:t xml:space="preserve"> 40.1</w:t>
-      </w:r>
-      <w:r>
-        <w:t>배의</w:t>
-      </w:r>
-      <w:r>
-        <w:t xml:space="preserve"> </w:t>
-      </w:r>
-      <w:r>
-        <w:t>공간적</w:t>
-      </w:r>
-      <w:r>
-        <w:t xml:space="preserve"> </w:t>
-      </w:r>
-      <w:r>
-        <w:t>격차를</w:t>
-      </w:r>
-      <w:r>
-        <w:t xml:space="preserve"> </w:t>
-      </w:r>
-      <w:r>
-        <w:t>보인다</w:t>
-      </w:r>
-      <w:r>
-        <w:t xml:space="preserve">. </w:t>
-      </w:r>
-      <w:r>
-        <w:t>시간적으로는</w:t>
-      </w:r>
-      <w:r>
-        <w:t xml:space="preserve"> </w:t>
-      </w:r>
-      <w:r>
-        <w:t>리전</w:t>
-      </w:r>
-      <w:r>
-        <w:t xml:space="preserve"> </w:t>
-      </w:r>
-      <w:r>
-        <w:t>내</w:t>
-      </w:r>
-      <w:r>
-        <w:t xml:space="preserve"> </w:t>
-      </w:r>
-      <w:r>
-        <w:t>하루</w:t>
-      </w:r>
-      <w:r>
-        <w:t xml:space="preserve"> </w:t>
-      </w:r>
-      <w:r>
-        <w:t>최댓값과</w:t>
-      </w:r>
-      <w:r>
-        <w:t xml:space="preserve"> </w:t>
-      </w:r>
-      <w:r>
-        <w:t>최솟값의</w:t>
-      </w:r>
-      <w:r>
-        <w:t xml:space="preserve"> </w:t>
-      </w:r>
-      <w:r>
-        <w:t>비가</w:t>
-      </w:r>
-      <w:r>
-        <w:t xml:space="preserve"> </w:t>
-      </w:r>
-      <w:r>
-        <w:t>캘리포니아</w:t>
-      </w:r>
-      <w:r>
-        <w:t xml:space="preserve"> 3.58</w:t>
-      </w:r>
-      <w:r>
-        <w:t>배</w:t>
-      </w:r>
-      <w:r>
-        <w:t xml:space="preserve">, </w:t>
-      </w:r>
-      <w:r>
-        <w:t>독일</w:t>
-      </w:r>
-      <w:r>
-        <w:t xml:space="preserve"> 2.41</w:t>
-      </w:r>
-      <w:r>
-        <w:t>배</w:t>
-      </w:r>
-      <w:r>
-        <w:t xml:space="preserve">, </w:t>
-      </w:r>
-      <w:r>
-        <w:t>프랑스</w:t>
-      </w:r>
-      <w:r>
-        <w:t xml:space="preserve"> 2.33</w:t>
-      </w:r>
-      <w:r>
-        <w:t>배</w:t>
-      </w:r>
-      <w:r>
-        <w:t xml:space="preserve">, </w:t>
-      </w:r>
-      <w:r>
-        <w:t>텍사스</w:t>
-      </w:r>
-      <w:r>
-        <w:t xml:space="preserve"> 1.79</w:t>
-      </w:r>
-      <w:r>
-        <w:t>배로</w:t>
-      </w:r>
-      <w:r>
-        <w:t xml:space="preserve"> </w:t>
-      </w:r>
-      <w:r>
-        <w:t>나타나며</w:t>
-      </w:r>
-      <w:r>
-        <w:t xml:space="preserve">, </w:t>
-      </w:r>
-      <w:r>
-        <w:t>한국</w:t>
-      </w:r>
-      <w:r>
-        <w:t xml:space="preserve"> 1.17</w:t>
-      </w:r>
-      <w:r>
-        <w:t>배와</w:t>
-      </w:r>
-      <w:r>
-        <w:t xml:space="preserve"> </w:t>
-      </w:r>
-      <w:r>
-        <w:t>뉴욕</w:t>
-      </w:r>
-      <w:r>
-        <w:t xml:space="preserve"> 1.14</w:t>
-      </w:r>
-      <w:r>
-        <w:t>배처럼</w:t>
-      </w:r>
-      <w:r>
-        <w:t xml:space="preserve"> </w:t>
-      </w:r>
-      <w:r>
-        <w:t>변동이</w:t>
-      </w:r>
-      <w:r>
-        <w:t xml:space="preserve"> </w:t>
-      </w:r>
-      <w:r>
-        <w:t>작은</w:t>
-      </w:r>
-      <w:r>
-        <w:t xml:space="preserve"> </w:t>
-      </w:r>
-      <w:r>
-        <w:t>리전도</w:t>
-      </w:r>
-      <w:r>
-        <w:t xml:space="preserve"> </w:t>
-      </w:r>
-      <w:r>
-        <w:t>있다</w:t>
-      </w:r>
-      <w:r>
-        <w:t>.</w:t>
-      </w:r>
-    </w:p>
-    <w:p>
-      <w:pPr>
-        <w:jc w:val="left"/>
-      </w:pPr>
-    </w:p>
-    <w:p>
-      <w:pPr>
-        <w:jc w:val="left"/>
-      </w:pPr>
-      <w:r>
-        <w:t>즉</w:t>
-      </w:r>
-      <w:r>
-        <w:t xml:space="preserve"> </w:t>
-      </w:r>
-      <w:r>
-        <w:t>동일한</w:t>
-      </w:r>
-      <w:r>
-        <w:t xml:space="preserve"> </w:t>
-      </w:r>
-      <w:r>
-        <w:t>작업이라도</w:t>
-      </w:r>
-      <w:r>
-        <w:t xml:space="preserve"> </w:t>
-      </w:r>
-      <w:r>
-        <w:t>어느</w:t>
-      </w:r>
-      <w:r>
-        <w:t xml:space="preserve"> </w:t>
-      </w:r>
-      <w:r>
-        <w:t>리전에서</w:t>
-      </w:r>
-      <w:r>
-        <w:t xml:space="preserve"> </w:t>
-      </w:r>
-      <w:r>
-        <w:t>언제</w:t>
-      </w:r>
-      <w:r>
-        <w:t xml:space="preserve"> </w:t>
-      </w:r>
-      <w:r>
-        <w:t>실행하느냐에</w:t>
-      </w:r>
-      <w:r>
-        <w:t xml:space="preserve"> </w:t>
-      </w:r>
-      <w:r>
-        <w:t>따라</w:t>
-      </w:r>
-      <w:r>
-        <w:t xml:space="preserve"> </w:t>
-      </w:r>
-      <w:r>
-        <w:t>배출량이</w:t>
-      </w:r>
-      <w:r>
-        <w:t xml:space="preserve"> </w:t>
-      </w:r>
-      <w:r>
-        <w:t>달라진다</w:t>
-      </w:r>
-      <w:r>
-        <w:t xml:space="preserve">. </w:t>
-      </w:r>
-      <w:r>
-        <w:t>선행</w:t>
-      </w:r>
-      <w:r>
-        <w:t xml:space="preserve"> </w:t>
-      </w:r>
-      <w:r>
-        <w:t>연구는</w:t>
-      </w:r>
-      <w:r>
-        <w:t xml:space="preserve"> </w:t>
-      </w:r>
-      <w:r>
-        <w:t>이</w:t>
-      </w:r>
-      <w:r>
-        <w:t xml:space="preserve"> </w:t>
-      </w:r>
-      <w:r>
-        <w:t>차이가</w:t>
-      </w:r>
-      <w:r>
-        <w:t xml:space="preserve"> </w:t>
-      </w:r>
-      <w:r>
-        <w:t>작업당</w:t>
-      </w:r>
-      <w:r>
-        <w:t xml:space="preserve"> </w:t>
-      </w:r>
-      <w:r>
-        <w:t>최대</w:t>
-      </w:r>
-      <w:r>
-        <w:t xml:space="preserve"> 8</w:t>
-      </w:r>
-      <w:r>
-        <w:t>배에</w:t>
-      </w:r>
-      <w:r>
-        <w:t xml:space="preserve"> </w:t>
-      </w:r>
-      <w:r>
-        <w:t>이를</w:t>
-      </w:r>
-      <w:r>
-        <w:t xml:space="preserve"> </w:t>
-      </w:r>
-      <w:r>
-        <w:t>수</w:t>
-      </w:r>
-      <w:r>
-        <w:t xml:space="preserve"> </w:t>
-      </w:r>
-      <w:r>
-        <w:t>있다고</w:t>
-      </w:r>
-      <w:r>
-        <w:t xml:space="preserve"> </w:t>
-      </w:r>
-      <w:r>
-        <w:t>지적했다</w:t>
+        <w:t>선행 연구는 실행 시점의 탄소집약도에 따라 배출량이 최대 40%, 실행 리전에 따라서는 최대 6~8배까지 차이 날 수 있다고 지적했다</w:t>
       </w:r>
       <w:r>
         <w:t>.</w:t>
@@ -3486,15 +2055,7 @@
           <w:sz w:val="16"/>
           <w:szCs w:val="16"/>
         </w:rPr>
-        <w:t xml:space="preserve">: "the carbon footprint of a job can be up to 8× higher </w:t>
-      </w:r>
-      <w:r>
-        <w:rPr>
-          <w:color w:val="1155CC"/>
-          <w:sz w:val="16"/>
-          <w:szCs w:val="16"/>
-        </w:rPr>
-        <w:t>depending on whether it is executed during a high or low carbon-intensity period"</w:t>
+        <w:t xml:space="preserve">: "the carbon footprint of a job can vary by up to 40% depending on whether it is executed during a high or low carbon-intensity period" — 원문: "executing the same job in different cloud regions can lead to a 6-8x variation in emissions"</w:t>
       </w:r>
     </w:p>
     <w:p>
@@ -4533,7 +3094,7 @@
           <w:sz w:val="16"/>
           <w:szCs w:val="16"/>
         </w:rPr>
-        <w:t>: "our current work primarily focuses on exploiting spatial variations"</w:t>
+        <w:t>: "we focus on exploiting spatial characteristics that involves distributing workloads across regions with both low carbon intensity and sufficient latency performance"</w:t>
       </w:r>
     </w:p>
     <w:p>
@@ -5980,242 +4541,20 @@
         <w:jc w:val="left"/>
       </w:pPr>
       <w:r>
-        <w:t>첫째</w:t>
-      </w:r>
-      <w:r>
-        <w:t xml:space="preserve">, </w:t>
-      </w:r>
-      <w:r>
-        <w:t>공간</w:t>
-      </w:r>
-      <w:r>
-        <w:t xml:space="preserve"> </w:t>
-      </w:r>
-      <w:r>
-        <w:t>이동과</w:t>
-      </w:r>
-      <w:r>
-        <w:t xml:space="preserve"> </w:t>
-      </w:r>
-      <w:r>
-        <w:t>시간</w:t>
-      </w:r>
-      <w:r>
-        <w:t xml:space="preserve"> </w:t>
-      </w:r>
-      <w:r>
-        <w:t>이동을</w:t>
-      </w:r>
-      <w:r>
-        <w:t xml:space="preserve"> </w:t>
-      </w:r>
-      <w:r>
-        <w:t>단일</w:t>
-      </w:r>
-      <w:r>
-        <w:t xml:space="preserve"> </w:t>
-      </w:r>
-      <w:r>
-        <w:t>파이프라인으로</w:t>
-      </w:r>
-      <w:r>
-        <w:t xml:space="preserve"> </w:t>
-      </w:r>
-      <w:r>
-        <w:t>결합하고</w:t>
-      </w:r>
-      <w:r>
-        <w:t xml:space="preserve">, </w:t>
-      </w:r>
-      <w:r>
-        <w:t>두</w:t>
-      </w:r>
-      <w:r>
-        <w:t xml:space="preserve"> </w:t>
-      </w:r>
-      <w:r>
-        <w:t>축의</w:t>
-      </w:r>
-      <w:r>
-        <w:t xml:space="preserve"> </w:t>
-      </w:r>
-      <w:r>
-        <w:t>절감</w:t>
-      </w:r>
-      <w:r>
-        <w:t xml:space="preserve"> </w:t>
-      </w:r>
-      <w:r>
-        <w:t>효과가</w:t>
-      </w:r>
-      <w:r>
-        <w:t xml:space="preserve"> </w:t>
-      </w:r>
-      <w:r>
-        <w:t>누적됨을</w:t>
-      </w:r>
-      <w:r>
-        <w:t xml:space="preserve"> 1</w:t>
-      </w:r>
-      <w:r>
-        <w:t>년치</w:t>
-      </w:r>
-      <w:r>
-        <w:t xml:space="preserve"> </w:t>
-      </w:r>
-      <w:r>
-        <w:t>실측</w:t>
-      </w:r>
-      <w:r>
-        <w:t xml:space="preserve"> </w:t>
-      </w:r>
-      <w:r>
-        <w:t>데이터로</w:t>
-      </w:r>
-      <w:r>
-        <w:t xml:space="preserve"> </w:t>
-      </w:r>
-      <w:r>
-        <w:t>확인했다</w:t>
-      </w:r>
-      <w:r>
-        <w:t>.</w:t>
-      </w:r>
-    </w:p>
-    <w:p>
-      <w:pPr>
-        <w:jc w:val="left"/>
-      </w:pPr>
-    </w:p>
-    <w:p>
-      <w:pPr>
-        <w:jc w:val="left"/>
-      </w:pPr>
-      <w:r>
-        <w:t>둘째</w:t>
-      </w:r>
-      <w:r>
-        <w:t xml:space="preserve">, </w:t>
-      </w:r>
-      <w:r>
-        <w:t>공간</w:t>
-      </w:r>
-      <w:r>
-        <w:t xml:space="preserve"> </w:t>
-      </w:r>
-      <w:r>
-        <w:t>축의</w:t>
-      </w:r>
-      <w:r>
-        <w:t xml:space="preserve"> </w:t>
-      </w:r>
-      <w:r>
-        <w:t>탄소</w:t>
-      </w:r>
-      <w:r>
-        <w:t>–</w:t>
-      </w:r>
-      <w:r>
-        <w:t>지연</w:t>
-      </w:r>
-      <w:r>
-        <w:t xml:space="preserve"> </w:t>
-      </w:r>
-      <w:r>
-        <w:t>가중치를</w:t>
-      </w:r>
-      <w:r>
-        <w:t xml:space="preserve"> </w:t>
-      </w:r>
-      <w:r>
-        <w:t>매</w:t>
-      </w:r>
-      <w:r>
-        <w:t xml:space="preserve"> </w:t>
-      </w:r>
-      <w:r>
-        <w:t>슬롯</w:t>
-      </w:r>
-      <w:r>
-        <w:t xml:space="preserve"> </w:t>
-      </w:r>
-      <w:r>
-        <w:t>파레토</w:t>
-      </w:r>
-      <w:r>
-        <w:t xml:space="preserve"> </w:t>
-      </w:r>
-      <w:r>
-        <w:t>무릎점으로</w:t>
-      </w:r>
-      <w:r>
-        <w:t xml:space="preserve"> </w:t>
-      </w:r>
-      <w:r>
-        <w:t>자동</w:t>
-      </w:r>
-      <w:r>
-        <w:t xml:space="preserve"> </w:t>
-      </w:r>
-      <w:r>
-        <w:t>결정하고</w:t>
-      </w:r>
-      <w:r>
-        <w:t xml:space="preserve">, </w:t>
-      </w:r>
-      <w:r>
-        <w:t>시간</w:t>
-      </w:r>
-      <w:r>
-        <w:t xml:space="preserve"> </w:t>
-      </w:r>
-      <w:r>
-        <w:t>축의</w:t>
-      </w:r>
-      <w:r>
-        <w:t xml:space="preserve"> </w:t>
-      </w:r>
-      <w:r>
-        <w:t>가중치는</w:t>
-      </w:r>
-      <w:r>
-        <w:t xml:space="preserve"> </w:t>
-      </w:r>
-      <w:r>
-        <w:t>작업이</w:t>
-      </w:r>
-      <w:r>
-        <w:t xml:space="preserve"> </w:t>
-      </w:r>
-      <w:r>
-        <w:t>신고한</w:t>
-      </w:r>
-      <w:r>
-        <w:t xml:space="preserve"> </w:t>
-      </w:r>
-      <w:r>
-        <w:t>지연</w:t>
-      </w:r>
-      <w:r>
-        <w:t xml:space="preserve"> </w:t>
-      </w:r>
-      <w:r>
-        <w:t>등급의</w:t>
-      </w:r>
-      <w:r>
-        <w:t xml:space="preserve"> </w:t>
-      </w:r>
-      <w:r>
-        <w:t>함수로</w:t>
-      </w:r>
-      <w:r>
-        <w:t xml:space="preserve"> </w:t>
-      </w:r>
-      <w:r>
-        <w:t>정의한다</w:t>
-      </w:r>
-      <w:r>
-        <w:t>.</w:t>
+        <w:t>첫째, 공간 축의 탄소–지연 가중치를 매 슬롯 파레토 무릎점으로 자동 결정하고, 시간 축의 가중치는 작업이 신고한 지연 등급의 함수로 정의한다.</w:t>
+      </w:r>
+    </w:p>
+    <w:p>
+      <w:pPr>
+        <w:jc w:val="left"/>
+      </w:pPr>
+    </w:p>
+    <w:p>
+      <w:pPr>
+        <w:jc w:val="left"/>
+      </w:pPr>
+      <w:r>
+        <w:t>둘째, 공간 이동과 시간 이동을 단일 파이프라인으로 결합하고, 두 축의 절감 효과가 누적됨을 1년치 실측 데이터로 확인했다.</w:t>
       </w:r>
     </w:p>
     <w:p>
@@ -16255,7 +14594,7 @@
           <w:sz w:val="16"/>
           <w:szCs w:val="16"/>
         </w:rPr>
-        <w:t>: "our current work primarily focuses on exploiting spatial variations"</w:t>
+        <w:t>: "we focus on exploiting spatial characteristics that involves distributing workloads across regions with both low carbon intensity and sufficient latency performance"</w:t>
       </w:r>
       <w:r>
         <w:rPr>
@@ -17833,6 +16172,36 @@
     <w:p>
       <w:pPr>
         <w:jc w:val="left"/>
+      </w:pPr>
+      <w:r>
+        <w:t>Caspian은 두 축을 하나의 정수 계획법으로 동시에 결정하는 실제 구현이다. 리전과 시간대를 함께 인덱싱하는 결정 변수로 작업 배치를 정하고, 클러스터별 가용 자원을 시간대별 제약으로 명시한다. 허브 1개와 스포크 3개로 구성된 실제 쿠버네티스 클러스터에 배포하여 탄소 배출량을 약 33% 줄이면서 작업의 98%가 마감 내에 완료됨을 보였다. 다만 지속가능성 가중치(ω1)를 높일수록 배출은 더 줄지만 마감을 놓치는 작업도 늘어나는 상충이 나타났고, 저자들 스스로 가중치 값을 정하는 데 상당한 주의가 필요하다고 결론지었다</w:t>
+      </w:r>
+      <w:r>
+        <w:rPr>
+          <w:color w:val="1155CC"/>
+        </w:rPr>
+        <w:t xml:space="preserve">. </w:t>
+      </w:r>
+      <w:r>
+        <w:rPr>
+          <w:color w:val="1155CC"/>
+          <w:sz w:val="16"/>
+          <w:szCs w:val="16"/>
+        </w:rPr>
+        <w:t xml:space="preserve">https://doi.org/10.1109/MASCOTS64422.2024.10786568 — Bahreini, Tantawi, Tardieu, MASCOTS ’24 — 원문: "We conclude that great care has to be taken when setting the values of the weights ωk."</w:t>
+      </w:r>
+      <w:r>
+        <w:t xml:space="preserve"> 본 연구의 평가 구성(가중치를 바꿔가며 비교하는 스윕과 단계별 비교)은 Caspian의 방식을 따르되, 가중치를 사람이 정하는 대신 매 슬롯 파레토 무릎점에서 자동으로 결정한다는 점에서 갈라진다.</w:t>
+      </w:r>
+    </w:p>
+    <w:p>
+      <w:pPr>
+        <w:jc w:val="left"/>
+      </w:pPr>
+    </w:p>
+    <w:p>
+      <w:pPr>
+        <w:jc w:val="left"/>
         <w:rPr>
           <w:rFonts w:eastAsia="Apple SD Gothic Neo"/>
           <w:b/>
@@ -17903,613 +16272,424 @@
       </w:r>
     </w:p>
     <w:p>
-      <w:pPr>
-        <w:rPr/>
-      </w:pPr>
-      <w:r>
-        <w:rPr>
-          <w:color w:val="1155CC"/>
-          <w:sz w:val="16"/>
-          <w:szCs w:val="16"/>
-        </w:rPr>
-        <w:t>(</w:t>
-      </w:r>
-      <w:r>
-        <w:rPr>
-          <w:color w:val="1155CC"/>
-          <w:sz w:val="16"/>
-          <w:szCs w:val="16"/>
-        </w:rPr>
+      <w:r>
+        <w:t>첫째</w:t>
+      </w:r>
+      <w:r>
+        <w:t xml:space="preserve">, </w:t>
+      </w:r>
+      <w:r>
+        <w:t>두</w:t>
+      </w:r>
+      <w:r>
+        <w:t xml:space="preserve"> </w:t>
+      </w:r>
+      <w:r>
+        <w:t>축이</w:t>
+      </w:r>
+      <w:r>
+        <w:t xml:space="preserve"> </w:t>
+      </w:r>
+      <w:r>
+        <w:t>결합된</w:t>
+      </w:r>
+      <w:r>
+        <w:t xml:space="preserve"> </w:t>
+      </w:r>
+      <w:r>
+        <w:t>조건에서</w:t>
+      </w:r>
+      <w:r>
+        <w:t xml:space="preserve"> </w:t>
+      </w:r>
+      <w:r>
+        <w:t>용량</w:t>
+      </w:r>
+      <w:r>
+        <w:t xml:space="preserve"> </w:t>
+      </w:r>
+      <w:r>
+        <w:t>제약이</w:t>
+      </w:r>
+      <w:r>
+        <w:t xml:space="preserve"> </w:t>
+      </w:r>
+      <w:r>
+        <w:t>검토되지</w:t>
+      </w:r>
+      <w:r>
+        <w:t xml:space="preserve"> </w:t>
+      </w:r>
+      <w:r>
+        <w:t>않았다</w:t>
+      </w:r>
+      <w:r>
+        <w:t xml:space="preserve">. Sukprasert </w:t>
+      </w:r>
+      <w:r>
+        <w:t>등의</w:t>
+      </w:r>
+      <w:r>
+        <w:t xml:space="preserve"> </w:t>
+      </w:r>
+      <w:r>
+        <w:t>분석에서</w:t>
+      </w:r>
+      <w:r>
+        <w:t xml:space="preserve"> </w:t>
+      </w:r>
+      <w:r>
+        <w:t>용량은</w:t>
+      </w:r>
+      <w:r>
+        <w:t xml:space="preserve"> </w:t>
+      </w:r>
+      <w:r>
+        <w:t>공간</w:t>
+      </w:r>
+      <w:r>
+        <w:t xml:space="preserve"> </w:t>
+      </w:r>
+      <w:r>
+        <w:t>이동의</w:t>
+      </w:r>
+      <w:r>
+        <w:t xml:space="preserve"> </w:t>
+      </w:r>
+      <w:r>
+        <w:t>이득을</w:t>
+      </w:r>
+      <w:r>
+        <w:t xml:space="preserve"> </w:t>
+      </w:r>
+      <w:r>
+        <w:t>크게</w:t>
+      </w:r>
+      <w:r>
+        <w:t xml:space="preserve"> </w:t>
+      </w:r>
+      <w:r>
+        <w:t>좌우하는</w:t>
+      </w:r>
+      <w:r>
+        <w:t xml:space="preserve"> </w:t>
+      </w:r>
+      <w:r>
+        <w:t>변수로</w:t>
+      </w:r>
+      <w:r>
+        <w:t xml:space="preserve"> </w:t>
+      </w:r>
+      <w:r>
+        <w:t>확인되었으나</w:t>
+      </w:r>
+      <w:r>
+        <w:t xml:space="preserve">, </w:t>
+      </w:r>
+      <w:r>
+        <w:t>정작</w:t>
+      </w:r>
+      <w:r>
+        <w:t xml:space="preserve"> </w:t>
+      </w:r>
+      <w:r>
+        <w:t>두</w:t>
+      </w:r>
+      <w:r>
+        <w:t xml:space="preserve"> </w:t>
+      </w:r>
+      <w:r>
+        <w:t>축을</w:t>
+      </w:r>
+      <w:r>
+        <w:t xml:space="preserve"> </w:t>
+      </w:r>
+      <w:r>
+        <w:t>결합한</w:t>
+      </w:r>
+      <w:r>
+        <w:t xml:space="preserve"> </w:t>
+      </w:r>
+      <w:r>
+        <w:t>분석에서는</w:t>
+      </w:r>
+      <w:r>
+        <w:t xml:space="preserve"> </w:t>
+      </w:r>
+      <w:r>
+        <w:t>용량</w:t>
+      </w:r>
+      <w:r>
+        <w:t xml:space="preserve"> </w:t>
+      </w:r>
+      <w:r>
+        <w:t>제약을</w:t>
+      </w:r>
+      <w:r>
+        <w:t xml:space="preserve"> </w:t>
+      </w:r>
+      <w:r>
+        <w:t>두지</w:t>
+      </w:r>
+      <w:r>
+        <w:t xml:space="preserve"> </w:t>
+      </w:r>
+      <w:r>
+        <w:t>않는다</w:t>
+      </w:r>
+      <w:r>
+        <w:t xml:space="preserve">. </w:t>
+      </w:r>
+      <w:r>
         <w:t>이</w:t>
       </w:r>
       <w:r>
-        <w:rPr>
-          <w:color w:val="1155CC"/>
-          <w:sz w:val="16"/>
-          <w:szCs w:val="16"/>
-        </w:rPr>
-        <w:t xml:space="preserve"> </w:t>
-      </w:r>
-      <w:r>
-        <w:rPr>
-          <w:color w:val="1155CC"/>
-          <w:sz w:val="16"/>
-          <w:szCs w:val="16"/>
-        </w:rPr>
-        <w:t>절은</w:t>
-      </w:r>
-      <w:r>
-        <w:rPr>
-          <w:color w:val="1155CC"/>
-          <w:sz w:val="16"/>
-          <w:szCs w:val="16"/>
-        </w:rPr>
-        <w:t xml:space="preserve"> </w:t>
-      </w:r>
-      <w:r>
-        <w:rPr>
-          <w:color w:val="1155CC"/>
-          <w:sz w:val="16"/>
-          <w:szCs w:val="16"/>
-        </w:rPr>
-        <w:t>계속</w:t>
-      </w:r>
-      <w:r>
-        <w:rPr>
-          <w:color w:val="1155CC"/>
-          <w:sz w:val="16"/>
-          <w:szCs w:val="16"/>
-        </w:rPr>
-        <w:t xml:space="preserve"> </w:t>
-      </w:r>
-      <w:r>
-        <w:rPr>
-          <w:color w:val="1155CC"/>
-          <w:sz w:val="16"/>
-          <w:szCs w:val="16"/>
-        </w:rPr>
-        <w:t>보강</w:t>
-      </w:r>
-      <w:r>
-        <w:rPr>
-          <w:color w:val="1155CC"/>
-          <w:sz w:val="16"/>
-          <w:szCs w:val="16"/>
-        </w:rPr>
-        <w:t xml:space="preserve"> </w:t>
-      </w:r>
-      <w:r>
-        <w:rPr>
-          <w:color w:val="1155CC"/>
-          <w:sz w:val="16"/>
-          <w:szCs w:val="16"/>
-        </w:rPr>
-        <w:t>중임</w:t>
-      </w:r>
-      <w:r>
-        <w:rPr>
-          <w:color w:val="1155CC"/>
-          <w:sz w:val="16"/>
-          <w:szCs w:val="16"/>
-        </w:rPr>
-        <w:t>. Sukprasert</w:t>
-      </w:r>
-      <w:r>
-        <w:rPr>
-          <w:color w:val="1155CC"/>
-          <w:sz w:val="16"/>
-          <w:szCs w:val="16"/>
-        </w:rPr>
-        <w:t>보다</w:t>
-      </w:r>
-      <w:r>
-        <w:rPr>
-          <w:color w:val="1155CC"/>
-          <w:sz w:val="16"/>
-          <w:szCs w:val="16"/>
-        </w:rPr>
-        <w:t xml:space="preserve"> </w:t>
-      </w:r>
-      <w:r>
-        <w:rPr>
-          <w:color w:val="1155CC"/>
-          <w:sz w:val="16"/>
-          <w:szCs w:val="16"/>
-        </w:rPr>
-        <w:t>나은</w:t>
-      </w:r>
-      <w:r>
-        <w:rPr>
-          <w:color w:val="1155CC"/>
-          <w:sz w:val="16"/>
-          <w:szCs w:val="16"/>
-        </w:rPr>
-        <w:t xml:space="preserve"> </w:t>
-      </w:r>
-      <w:r>
-        <w:rPr>
-          <w:color w:val="1155CC"/>
-          <w:sz w:val="16"/>
-          <w:szCs w:val="16"/>
-        </w:rPr>
-        <w:t>점을</w:t>
-      </w:r>
-      <w:r>
-        <w:rPr>
-          <w:color w:val="1155CC"/>
-          <w:sz w:val="16"/>
-          <w:szCs w:val="16"/>
-        </w:rPr>
-        <w:t xml:space="preserve"> </w:t>
-      </w:r>
-      <w:r>
-        <w:rPr>
-          <w:color w:val="1155CC"/>
-          <w:sz w:val="16"/>
-          <w:szCs w:val="16"/>
-        </w:rPr>
-        <w:t>더</w:t>
-      </w:r>
-      <w:r>
-        <w:rPr>
-          <w:color w:val="1155CC"/>
-          <w:sz w:val="16"/>
-          <w:szCs w:val="16"/>
-        </w:rPr>
-        <w:t xml:space="preserve"> </w:t>
-      </w:r>
-      <w:r>
-        <w:rPr>
-          <w:color w:val="1155CC"/>
-          <w:sz w:val="16"/>
-          <w:szCs w:val="16"/>
-        </w:rPr>
-        <w:t>찾을</w:t>
-      </w:r>
-      <w:r>
-        <w:rPr>
-          <w:color w:val="1155CC"/>
-          <w:sz w:val="16"/>
-          <w:szCs w:val="16"/>
-        </w:rPr>
-        <w:t xml:space="preserve"> </w:t>
-      </w:r>
-      <w:r>
-        <w:rPr>
-          <w:color w:val="1155CC"/>
-          <w:sz w:val="16"/>
-          <w:szCs w:val="16"/>
-        </w:rPr>
-        <w:t>것</w:t>
-      </w:r>
-      <w:r>
-        <w:rPr>
-          <w:color w:val="1155CC"/>
-          <w:sz w:val="16"/>
-          <w:szCs w:val="16"/>
-        </w:rPr>
-        <w:t>)</w:t>
-      </w:r>
-    </w:p>
-    <w:p>
-      <w:r>
-        <w:t>첫째</w:t>
+        <w:t xml:space="preserve"> </w:t>
+      </w:r>
+      <w:r>
+        <w:t>설정에서는</w:t>
+      </w:r>
+      <w:r>
+        <w:t xml:space="preserve"> </w:t>
+      </w:r>
+      <w:r>
+        <w:t>부하가</w:t>
+      </w:r>
+      <w:r>
+        <w:t xml:space="preserve"> </w:t>
+      </w:r>
+      <w:r>
+        <w:t>저탄소</w:t>
+      </w:r>
+      <w:r>
+        <w:t>·</w:t>
+      </w:r>
+      <w:r>
+        <w:t>저변동</w:t>
+      </w:r>
+      <w:r>
+        <w:t xml:space="preserve"> </w:t>
+      </w:r>
+      <w:r>
+        <w:t>리전으로</w:t>
+      </w:r>
+      <w:r>
+        <w:t xml:space="preserve"> </w:t>
+      </w:r>
+      <w:r>
+        <w:t>우선</w:t>
+      </w:r>
+      <w:r>
+        <w:t xml:space="preserve"> </w:t>
+      </w:r>
+      <w:r>
+        <w:t>수용되므로</w:t>
+      </w:r>
+      <w:r>
+        <w:t xml:space="preserve"> </w:t>
+      </w:r>
+      <w:r>
+        <w:t>시간</w:t>
+      </w:r>
+      <w:r>
+        <w:t xml:space="preserve"> </w:t>
+      </w:r>
+      <w:r>
+        <w:t>이동의</w:t>
+      </w:r>
+      <w:r>
+        <w:t xml:space="preserve"> </w:t>
+      </w:r>
+      <w:r>
+        <w:t>여지가</w:t>
+      </w:r>
+      <w:r>
+        <w:t xml:space="preserve"> </w:t>
+      </w:r>
+      <w:r>
+        <w:t>구조적으로</w:t>
+      </w:r>
+      <w:r>
+        <w:t xml:space="preserve"> </w:t>
+      </w:r>
+      <w:r>
+        <w:t>줄어든다</w:t>
+      </w:r>
+      <w:r>
+        <w:t>.</w:t>
+      </w:r>
+    </w:p>
+    <w:p>
+      <w:pPr>
+        <w:jc w:val="left"/>
+      </w:pPr>
+    </w:p>
+    <w:p>
+      <w:pPr>
+        <w:jc w:val="left"/>
+      </w:pPr>
+      <w:r>
+        <w:t>이는</w:t>
+      </w:r>
+      <w:r>
+        <w:t xml:space="preserve"> </w:t>
+      </w:r>
+      <w:r>
+        <w:t>한</w:t>
+      </w:r>
+      <w:r>
+        <w:t xml:space="preserve"> </w:t>
+      </w:r>
+      <w:r>
+        <w:t>연구에</w:t>
+      </w:r>
+      <w:r>
+        <w:t xml:space="preserve"> </w:t>
+      </w:r>
+      <w:r>
+        <w:t>국한된</w:t>
+      </w:r>
+      <w:r>
+        <w:t xml:space="preserve"> </w:t>
+      </w:r>
+      <w:r>
+        <w:t>현상이</w:t>
+      </w:r>
+      <w:r>
+        <w:t xml:space="preserve"> </w:t>
+      </w:r>
+      <w:r>
+        <w:t>아니다</w:t>
+      </w:r>
+      <w:r>
+        <w:t>. 2</w:t>
+      </w:r>
+      <w:r>
+        <w:t>년</w:t>
+      </w:r>
+      <w:r>
+        <w:t xml:space="preserve"> </w:t>
+      </w:r>
+      <w:r>
+        <w:t>뒤</w:t>
+      </w:r>
+      <w:r>
+        <w:t xml:space="preserve"> </w:t>
+      </w:r>
+      <w:r>
+        <w:t>발표된</w:t>
+      </w:r>
+      <w:r>
+        <w:t xml:space="preserve"> </w:t>
+      </w:r>
+      <w:proofErr w:type="spellStart"/>
+      <w:r>
+        <w:t>Attenni</w:t>
+      </w:r>
+      <w:proofErr w:type="spellEnd"/>
+      <w:r>
+        <w:t xml:space="preserve"> </w:t>
+      </w:r>
+      <w:r>
+        <w:t>등의</w:t>
+      </w:r>
+      <w:r>
+        <w:t xml:space="preserve"> </w:t>
+      </w:r>
+      <w:r>
+        <w:t>시공간</w:t>
+      </w:r>
+      <w:r>
+        <w:t xml:space="preserve"> </w:t>
+      </w:r>
+      <w:r>
+        <w:t>결합</w:t>
+      </w:r>
+      <w:r>
+        <w:t xml:space="preserve"> </w:t>
+      </w:r>
+      <w:r>
+        <w:t>연구도</w:t>
+      </w:r>
+      <w:r>
+        <w:t xml:space="preserve"> </w:t>
+      </w:r>
+      <w:r>
+        <w:t>자원이</w:t>
+      </w:r>
+      <w:r>
+        <w:t xml:space="preserve"> </w:t>
+      </w:r>
+      <w:r>
+        <w:t>항상</w:t>
+      </w:r>
+      <w:r>
+        <w:t xml:space="preserve"> </w:t>
+      </w:r>
+      <w:r>
+        <w:t>가용하다고</w:t>
+      </w:r>
+      <w:r>
+        <w:t xml:space="preserve"> </w:t>
+      </w:r>
+      <w:r>
+        <w:t>가정하며</w:t>
       </w:r>
       <w:r>
         <w:t xml:space="preserve">, </w:t>
       </w:r>
       <w:r>
-        <w:t>두</w:t>
-      </w:r>
-      <w:r>
-        <w:t xml:space="preserve"> </w:t>
-      </w:r>
-      <w:r>
-        <w:t>축이</w:t>
-      </w:r>
-      <w:r>
-        <w:t xml:space="preserve"> </w:t>
-      </w:r>
-      <w:r>
-        <w:t>결합된</w:t>
-      </w:r>
-      <w:r>
-        <w:t xml:space="preserve"> </w:t>
-      </w:r>
-      <w:r>
-        <w:t>조건에서</w:t>
-      </w:r>
-      <w:r>
-        <w:t xml:space="preserve"> </w:t>
-      </w:r>
-      <w:r>
-        <w:t>용량</w:t>
-      </w:r>
-      <w:r>
-        <w:t xml:space="preserve"> </w:t>
-      </w:r>
-      <w:r>
-        <w:t>제약이</w:t>
-      </w:r>
-      <w:r>
-        <w:t xml:space="preserve"> </w:t>
-      </w:r>
-      <w:r>
-        <w:t>검토되지</w:t>
-      </w:r>
-      <w:r>
-        <w:t xml:space="preserve"> </w:t>
-      </w:r>
-      <w:r>
-        <w:t>않았다</w:t>
-      </w:r>
-      <w:r>
-        <w:t xml:space="preserve">. Sukprasert </w:t>
-      </w:r>
-      <w:r>
-        <w:t>등의</w:t>
-      </w:r>
-      <w:r>
-        <w:t xml:space="preserve"> </w:t>
-      </w:r>
-      <w:r>
-        <w:t>분석에서</w:t>
-      </w:r>
-      <w:r>
-        <w:t xml:space="preserve"> </w:t>
-      </w:r>
-      <w:r>
-        <w:t>용량은</w:t>
-      </w:r>
-      <w:r>
-        <w:t xml:space="preserve"> </w:t>
-      </w:r>
-      <w:r>
-        <w:t>공간</w:t>
-      </w:r>
-      <w:r>
-        <w:t xml:space="preserve"> </w:t>
-      </w:r>
-      <w:r>
-        <w:t>이동의</w:t>
-      </w:r>
-      <w:r>
-        <w:t xml:space="preserve"> </w:t>
-      </w:r>
-      <w:r>
-        <w:t>이득을</w:t>
-      </w:r>
-      <w:r>
-        <w:t xml:space="preserve"> </w:t>
-      </w:r>
-      <w:r>
-        <w:t>크게</w:t>
-      </w:r>
-      <w:r>
-        <w:t xml:space="preserve"> </w:t>
-      </w:r>
-      <w:r>
-        <w:t>좌우하는</w:t>
-      </w:r>
-      <w:r>
-        <w:t xml:space="preserve"> </w:t>
-      </w:r>
-      <w:r>
-        <w:t>변수로</w:t>
-      </w:r>
-      <w:r>
-        <w:t xml:space="preserve"> </w:t>
-      </w:r>
-      <w:r>
-        <w:t>확인되었으나</w:t>
-      </w:r>
-      <w:r>
-        <w:t xml:space="preserve">, </w:t>
-      </w:r>
-      <w:r>
-        <w:t>정작</w:t>
-      </w:r>
-      <w:r>
-        <w:t xml:space="preserve"> </w:t>
-      </w:r>
-      <w:r>
-        <w:t>두</w:t>
-      </w:r>
-      <w:r>
-        <w:t xml:space="preserve"> </w:t>
-      </w:r>
-      <w:r>
-        <w:t>축을</w:t>
-      </w:r>
-      <w:r>
-        <w:t xml:space="preserve"> </w:t>
-      </w:r>
-      <w:r>
-        <w:t>결합한</w:t>
-      </w:r>
-      <w:r>
-        <w:t xml:space="preserve"> </w:t>
-      </w:r>
-      <w:r>
-        <w:t>분석에서는</w:t>
-      </w:r>
-      <w:r>
-        <w:t xml:space="preserve"> </w:t>
-      </w:r>
-      <w:r>
-        <w:t>용량</w:t>
-      </w:r>
-      <w:r>
-        <w:t xml:space="preserve"> </w:t>
-      </w:r>
-      <w:r>
-        <w:t>제약을</w:t>
-      </w:r>
-      <w:r>
-        <w:t xml:space="preserve"> </w:t>
-      </w:r>
-      <w:r>
-        <w:t>두지</w:t>
-      </w:r>
-      <w:r>
-        <w:t xml:space="preserve"> </w:t>
-      </w:r>
-      <w:r>
-        <w:t>않는다</w:t>
-      </w:r>
-      <w:r>
+        <w:t>저자들은</w:t>
+      </w:r>
+      <w:r>
+        <w:t xml:space="preserve"> </w:t>
+      </w:r>
+      <w:r>
+        <w:t>이를</w:t>
+      </w:r>
+      <w:r>
+        <w:t xml:space="preserve"> </w:t>
+      </w:r>
+      <w:r>
+        <w:t>타당성</w:t>
+      </w:r>
+      <w:r>
+        <w:t xml:space="preserve"> </w:t>
+      </w:r>
+      <w:r>
+        <w:t>위협</w:t>
+      </w:r>
+      <w:r>
+        <w:t xml:space="preserve"> </w:t>
+      </w:r>
+      <w:r>
+        <w:t>절에서</w:t>
+      </w:r>
+      <w:r>
+        <w:t xml:space="preserve"> </w:t>
+      </w:r>
+      <w:r>
+        <w:t>스스로</w:t>
+      </w:r>
+      <w:r>
+        <w:t xml:space="preserve"> </w:t>
+      </w:r>
+      <w:r>
+        <w:t>밝히고</w:t>
+      </w:r>
+      <w:r>
+        <w:t xml:space="preserve"> </w:t>
+      </w:r>
+      <w:r>
+        <w:t>있다</w:t>
+      </w:r>
+      <w:r>
+        <w:rPr>
+          <w:color w:val="1155CC"/>
+        </w:rPr>
         <w:t xml:space="preserve">. </w:t>
       </w:r>
       <w:r>
-        <w:t>이</w:t>
-      </w:r>
-      <w:r>
-        <w:t xml:space="preserve"> </w:t>
-      </w:r>
-      <w:r>
-        <w:t>설정에서는</w:t>
-      </w:r>
-      <w:r>
-        <w:t xml:space="preserve"> </w:t>
-      </w:r>
-      <w:r>
-        <w:t>부하가</w:t>
-      </w:r>
-      <w:r>
-        <w:t xml:space="preserve"> </w:t>
-      </w:r>
-      <w:r>
-        <w:t>저탄소</w:t>
-      </w:r>
-      <w:r>
-        <w:t>·</w:t>
-      </w:r>
-      <w:r>
-        <w:t>저변동</w:t>
-      </w:r>
-      <w:r>
-        <w:t xml:space="preserve"> </w:t>
-      </w:r>
-      <w:r>
-        <w:t>리전으로</w:t>
-      </w:r>
-      <w:r>
-        <w:t xml:space="preserve"> </w:t>
-      </w:r>
-      <w:r>
-        <w:t>우선</w:t>
-      </w:r>
-      <w:r>
-        <w:t xml:space="preserve"> </w:t>
-      </w:r>
-      <w:r>
-        <w:t>수용되므로</w:t>
-      </w:r>
-      <w:r>
-        <w:t xml:space="preserve"> </w:t>
-      </w:r>
-      <w:r>
-        <w:t>시간</w:t>
-      </w:r>
-      <w:r>
-        <w:t xml:space="preserve"> </w:t>
-      </w:r>
-      <w:r>
-        <w:t>이동의</w:t>
-      </w:r>
-      <w:r>
-        <w:t xml:space="preserve"> </w:t>
-      </w:r>
-      <w:r>
-        <w:t>여지가</w:t>
-      </w:r>
-      <w:r>
-        <w:t xml:space="preserve"> </w:t>
-      </w:r>
-      <w:r>
-        <w:t>구조적으로</w:t>
-      </w:r>
-      <w:r>
-        <w:t xml:space="preserve"> </w:t>
-      </w:r>
-      <w:r>
-        <w:t>줄어든다</w:t>
-      </w:r>
-      <w:r>
-        <w:t>.</w:t>
-      </w:r>
-    </w:p>
-    <w:p>
-      <w:pPr>
-        <w:jc w:val="left"/>
-      </w:pPr>
-    </w:p>
-    <w:p>
-      <w:pPr>
-        <w:jc w:val="left"/>
-      </w:pPr>
-      <w:r>
-        <w:t>이는</w:t>
-      </w:r>
-      <w:r>
-        <w:t xml:space="preserve"> </w:t>
-      </w:r>
-      <w:r>
-        <w:t>한</w:t>
-      </w:r>
-      <w:r>
-        <w:t xml:space="preserve"> </w:t>
-      </w:r>
-      <w:r>
-        <w:t>연구에</w:t>
-      </w:r>
-      <w:r>
-        <w:t xml:space="preserve"> </w:t>
-      </w:r>
-      <w:r>
-        <w:t>국한된</w:t>
-      </w:r>
-      <w:r>
-        <w:t xml:space="preserve"> </w:t>
-      </w:r>
-      <w:r>
-        <w:t>현상이</w:t>
-      </w:r>
-      <w:r>
-        <w:t xml:space="preserve"> </w:t>
-      </w:r>
-      <w:r>
-        <w:t>아니다</w:t>
-      </w:r>
-      <w:r>
-        <w:t>. 2</w:t>
-      </w:r>
-      <w:r>
-        <w:t>년</w:t>
-      </w:r>
-      <w:r>
-        <w:t xml:space="preserve"> </w:t>
-      </w:r>
-      <w:r>
-        <w:t>뒤</w:t>
-      </w:r>
-      <w:r>
-        <w:t xml:space="preserve"> </w:t>
-      </w:r>
-      <w:r>
-        <w:t>발표된</w:t>
-      </w:r>
-      <w:r>
-        <w:t xml:space="preserve"> </w:t>
-      </w:r>
-      <w:proofErr w:type="spellStart"/>
-      <w:r>
-        <w:t>Attenni</w:t>
-      </w:r>
-      <w:proofErr w:type="spellEnd"/>
-      <w:r>
-        <w:t xml:space="preserve"> </w:t>
-      </w:r>
-      <w:r>
-        <w:t>등의</w:t>
-      </w:r>
-      <w:r>
-        <w:t xml:space="preserve"> </w:t>
-      </w:r>
-      <w:r>
-        <w:t>시공간</w:t>
-      </w:r>
-      <w:r>
-        <w:t xml:space="preserve"> </w:t>
-      </w:r>
-      <w:r>
-        <w:t>결합</w:t>
-      </w:r>
-      <w:r>
-        <w:t xml:space="preserve"> </w:t>
-      </w:r>
-      <w:r>
-        <w:t>연구도</w:t>
-      </w:r>
-      <w:r>
-        <w:t xml:space="preserve"> </w:t>
-      </w:r>
-      <w:r>
-        <w:t>자원이</w:t>
-      </w:r>
-      <w:r>
-        <w:t xml:space="preserve"> </w:t>
-      </w:r>
-      <w:r>
-        <w:t>항상</w:t>
-      </w:r>
-      <w:r>
-        <w:t xml:space="preserve"> </w:t>
-      </w:r>
-      <w:r>
-        <w:t>가용하다고</w:t>
-      </w:r>
-      <w:r>
-        <w:t xml:space="preserve"> </w:t>
-      </w:r>
-      <w:r>
-        <w:t>가정하며</w:t>
-      </w:r>
-      <w:r>
-        <w:t xml:space="preserve">, </w:t>
-      </w:r>
-      <w:r>
-        <w:t>저자들은</w:t>
-      </w:r>
-      <w:r>
-        <w:t xml:space="preserve"> </w:t>
-      </w:r>
-      <w:r>
-        <w:t>이를</w:t>
-      </w:r>
-      <w:r>
-        <w:t xml:space="preserve"> </w:t>
-      </w:r>
-      <w:r>
-        <w:t>타당성</w:t>
-      </w:r>
-      <w:r>
-        <w:t xml:space="preserve"> </w:t>
-      </w:r>
-      <w:r>
-        <w:t>위협</w:t>
-      </w:r>
-      <w:r>
-        <w:t xml:space="preserve"> </w:t>
-      </w:r>
-      <w:r>
-        <w:t>절에서</w:t>
-      </w:r>
-      <w:r>
-        <w:t xml:space="preserve"> </w:t>
-      </w:r>
-      <w:r>
-        <w:t>스스로</w:t>
-      </w:r>
-      <w:r>
-        <w:t xml:space="preserve"> </w:t>
-      </w:r>
-      <w:r>
-        <w:t>밝히고</w:t>
-      </w:r>
-      <w:r>
-        <w:t xml:space="preserve"> </w:t>
-      </w:r>
-      <w:r>
-        <w:t>있다</w:t>
-      </w:r>
-      <w:r>
-        <w:rPr>
-          <w:color w:val="1155CC"/>
-        </w:rPr>
-        <w:t xml:space="preserve">. </w:t>
-      </w:r>
-      <w:r>
         <w:rPr>
           <w:color w:val="1155CC"/>
           <w:sz w:val="16"/>
@@ -18531,33 +16711,7 @@
           <w:sz w:val="16"/>
           <w:szCs w:val="16"/>
         </w:rPr>
-        <w:t xml:space="preserve">: "Resource availability. We assume that there are always resources available, which might not be </w:t>
-      </w:r>
-      <w:proofErr w:type="gramStart"/>
-      <w:r>
-        <w:rPr>
-          <w:color w:val="1155CC"/>
-          <w:sz w:val="16"/>
-          <w:szCs w:val="16"/>
-        </w:rPr>
-        <w:t>true in reality</w:t>
-      </w:r>
-      <w:proofErr w:type="gramEnd"/>
-      <w:r>
-        <w:rPr>
-          <w:color w:val="1155CC"/>
-          <w:sz w:val="16"/>
-          <w:szCs w:val="16"/>
-        </w:rPr>
-        <w:t xml:space="preserve">. However, considering the promise of elastic </w:t>
-      </w:r>
-      <w:r>
-        <w:rPr>
-          <w:color w:val="1155CC"/>
-          <w:sz w:val="16"/>
-          <w:szCs w:val="16"/>
-        </w:rPr>
-        <w:t>scalability of public cloud providers and general availability of surplus “spot” resources, this appears to be a sensible assumption."</w:t>
+        <w:t xml:space="preserve">: "It is assumed that there are always resources available, which might not be true in reality. However, considering the promise of elastic scalability of public cloud providers and general availability of surplus “spot” resources, specifically for the large-scale, elastic, hyperscale infrastructures operated by major providers such as AWS and Azure, this appears to be a sensible assumption."</w:t>
       </w:r>
     </w:p>
     <w:p>
@@ -27161,169 +25315,7 @@
         <w:jc w:val="left"/>
       </w:pPr>
       <w:r>
-        <w:t>(</w:t>
-      </w:r>
-      <w:r>
-        <w:t>중요</w:t>
-      </w:r>
-      <w:r>
-        <w:t xml:space="preserve"> — </w:t>
-      </w:r>
-      <w:r>
-        <w:t>이</w:t>
-      </w:r>
-      <w:r>
-        <w:t xml:space="preserve"> </w:t>
-      </w:r>
-      <w:r>
-        <w:t>세</w:t>
-      </w:r>
-      <w:r>
-        <w:t xml:space="preserve"> </w:t>
-      </w:r>
-      <w:r>
-        <w:t>리전의</w:t>
-      </w:r>
-      <w:r>
-        <w:t xml:space="preserve"> </w:t>
-      </w:r>
-      <w:r>
-        <w:t>기상</w:t>
-      </w:r>
-      <w:r>
-        <w:t xml:space="preserve"> </w:t>
-      </w:r>
-      <w:r>
-        <w:t>입력은</w:t>
-      </w:r>
-      <w:r>
-        <w:t xml:space="preserve"> </w:t>
-      </w:r>
-      <w:r>
-        <w:t>현재</w:t>
-      </w:r>
-      <w:r>
-        <w:t xml:space="preserve"> </w:t>
-      </w:r>
-      <w:r>
-        <w:t>구현에서</w:t>
-      </w:r>
-      <w:r>
-        <w:t xml:space="preserve"> </w:t>
-      </w:r>
-      <w:r>
-        <w:t>실측</w:t>
-      </w:r>
-      <w:r>
-        <w:t xml:space="preserve"> </w:t>
-      </w:r>
-      <w:r>
-        <w:t>날씨를</w:t>
-      </w:r>
-      <w:r>
-        <w:t xml:space="preserve"> </w:t>
-      </w:r>
-      <w:r>
-        <w:t>슬라이싱해</w:t>
-      </w:r>
-      <w:r>
-        <w:t xml:space="preserve"> </w:t>
-      </w:r>
-      <w:r>
-        <w:t>쓰고</w:t>
-      </w:r>
-      <w:r>
-        <w:t xml:space="preserve"> </w:t>
-      </w:r>
-      <w:r>
-        <w:t>있음</w:t>
-      </w:r>
-      <w:r>
-        <w:t xml:space="preserve">. </w:t>
-      </w:r>
-      <w:r>
-        <w:t>진짜</w:t>
-      </w:r>
-      <w:r>
-        <w:t xml:space="preserve"> </w:t>
-      </w:r>
-      <w:r>
-        <w:t>예보가</w:t>
-      </w:r>
-      <w:r>
-        <w:t xml:space="preserve"> </w:t>
-      </w:r>
-      <w:r>
-        <w:t>아님</w:t>
-      </w:r>
-      <w:r>
-        <w:t xml:space="preserve">. </w:t>
-      </w:r>
-      <w:r>
-        <w:t>논문에</w:t>
-      </w:r>
-      <w:r>
-        <w:t xml:space="preserve"> </w:t>
-      </w:r>
-      <w:r>
-        <w:t>이대로</w:t>
-      </w:r>
-      <w:r>
-        <w:t xml:space="preserve"> </w:t>
-      </w:r>
-      <w:r>
-        <w:t>쓰면</w:t>
-      </w:r>
-      <w:r>
-        <w:t xml:space="preserve"> </w:t>
-      </w:r>
-      <w:r>
-        <w:t>안</w:t>
-      </w:r>
-      <w:r>
-        <w:t xml:space="preserve"> </w:t>
-      </w:r>
-      <w:r>
-        <w:t>되고</w:t>
-      </w:r>
-      <w:r>
-        <w:t xml:space="preserve">, </w:t>
-      </w:r>
-      <w:r>
-        <w:t>한계로</w:t>
-      </w:r>
-      <w:r>
-        <w:t xml:space="preserve"> </w:t>
-      </w:r>
-      <w:r>
-        <w:t>명시하거나</w:t>
-      </w:r>
-      <w:r>
-        <w:t xml:space="preserve"> </w:t>
-      </w:r>
-      <w:r>
-        <w:t>예보</w:t>
-      </w:r>
-      <w:r>
-        <w:t xml:space="preserve"> API</w:t>
-      </w:r>
-      <w:r>
-        <w:t>를</w:t>
-      </w:r>
-      <w:r>
-        <w:t xml:space="preserve"> </w:t>
-      </w:r>
-      <w:r>
-        <w:t>붙여야</w:t>
-      </w:r>
-      <w:r>
-        <w:t xml:space="preserve"> </w:t>
-      </w:r>
-      <w:r>
-        <w:t>함</w:t>
-      </w:r>
-      <w:r>
-        <w:t>)</w:t>
+        <w:t>다만 이 세 리전의 기상 입력에는 한계가 있다. 평가에 쓴 향후 24시간 기상 예보는 실제 예보 API가 아니라, 그 시각에 실제로 관측된 기상값을 그대로 가져다 쓴 것이다. 즉 예보 오차가 0인 이상적인 상황을 가정한 셈이며, 실제 예보 API를 쓰면 이 세 리전의 예측 성능과 거기서 이어지는 절감 효과가 지금 보고한 값보다 낮아질 수 있다.</w:t>
       </w:r>
     </w:p>
     <w:p>
@@ -31678,49 +29670,127 @@
         <w:t xml:space="preserve"> </w:t>
       </w:r>
       <w:r>
-        <w:t>용량을</w:t>
-      </w:r>
-      <w:r>
-        <w:t xml:space="preserve"> </w:t>
-      </w:r>
-      <w:r>
-        <w:t>고려하지</w:t>
-      </w:r>
-      <w:r>
-        <w:t xml:space="preserve"> </w:t>
-      </w:r>
-      <w:r>
-        <w:t>않는다</w:t>
+        <w:t>용량을 인지하는 온라인 시간 이동은 다음 절(§5.6)에서 다룬다.</w:t>
+      </w:r>
+    </w:p>
+    <w:p>
+      <w:pPr>
+        <w:jc w:val="left"/>
+      </w:pPr>
+    </w:p>
+    <w:p>
+      <w:pPr>
+        <w:jc w:val="left"/>
+      </w:pPr>
+    </w:p>
+    <w:p>
+      <w:pPr>
+        <w:jc w:val="left"/>
+      </w:pPr>
+      <w:r>
+        <w:t>예측</w:t>
+      </w:r>
+      <w:r>
+        <w:t xml:space="preserve"> </w:t>
+      </w:r>
+      <w:r>
+        <w:t>지평을</w:t>
+      </w:r>
+      <w:r>
+        <w:t xml:space="preserve"> </w:t>
+      </w:r>
+      <w:r>
+        <w:t>벗어나는</w:t>
+      </w:r>
+      <w:r>
+        <w:t xml:space="preserve"> </w:t>
+      </w:r>
+      <w:r>
+        <w:t>경우는</w:t>
+      </w:r>
+      <w:r>
+        <w:t xml:space="preserve"> </w:t>
+      </w:r>
+      <w:r>
+        <w:t>즉시</w:t>
+      </w:r>
+      <w:r>
+        <w:t xml:space="preserve"> </w:t>
+      </w:r>
+      <w:r>
+        <w:t>실행으로</w:t>
+      </w:r>
+      <w:r>
+        <w:t xml:space="preserve"> </w:t>
+      </w:r>
+      <w:r>
+        <w:t>처리한다</w:t>
       </w:r>
       <w:r>
         <w:t xml:space="preserve">. </w:t>
       </w:r>
       <w:r>
-        <w:t>즉</w:t>
-      </w:r>
-      <w:r>
-        <w:t xml:space="preserve"> </w:t>
-      </w:r>
-      <w:r>
-        <w:t>후보</w:t>
-      </w:r>
-      <w:r>
-        <w:t xml:space="preserve"> </w:t>
-      </w:r>
-      <w:r>
-        <w:t>슬롯을</w:t>
-      </w:r>
-      <w:r>
-        <w:t xml:space="preserve"> </w:t>
-      </w:r>
-      <w:r>
-        <w:t>고를</w:t>
-      </w:r>
-      <w:r>
-        <w:t xml:space="preserve"> </w:t>
-      </w:r>
-      <w:r>
-        <w:t>때</w:t>
+        <w:t>예측</w:t>
+      </w:r>
+      <w:r>
+        <w:t xml:space="preserve"> </w:t>
+      </w:r>
+      <w:r>
+        <w:t>모듈은</w:t>
+      </w:r>
+      <w:r>
+        <w:t xml:space="preserve"> </w:t>
+      </w:r>
+      <w:r>
+        <w:t>현재</w:t>
+      </w:r>
+      <w:r>
+        <w:t xml:space="preserve"> </w:t>
+      </w:r>
+      <w:r>
+        <w:t>시각으로부터</w:t>
+      </w:r>
+      <w:r>
+        <w:t xml:space="preserve"> 24</w:t>
+      </w:r>
+      <w:r>
+        <w:t>시간까지만</w:t>
+      </w:r>
+      <w:r>
+        <w:t xml:space="preserve"> </w:t>
+      </w:r>
+      <w:r>
+        <w:t>값을</w:t>
+      </w:r>
+      <w:r>
+        <w:t xml:space="preserve"> </w:t>
+      </w:r>
+      <w:r>
+        <w:t>제공하므로</w:t>
+      </w:r>
+      <w:r>
+        <w:t xml:space="preserve">, </w:t>
+      </w:r>
+      <w:r>
+        <w:t>실행</w:t>
+      </w:r>
+      <w:r>
+        <w:t xml:space="preserve"> </w:t>
+      </w:r>
+      <w:r>
+        <w:t>가능</w:t>
+      </w:r>
+      <w:r>
+        <w:t xml:space="preserve"> </w:t>
+      </w:r>
+      <w:r>
+        <w:t>윈도우의</w:t>
+      </w:r>
+      <w:r>
+        <w:t xml:space="preserve"> </w:t>
+      </w:r>
+      <w:r>
+        <w:t>시작이</w:t>
       </w:r>
       <w:r>
         <w:t xml:space="preserve"> </w:t>
@@ -31732,194 +29802,31 @@
         <w:t xml:space="preserve"> </w:t>
       </w:r>
       <w:r>
-        <w:t>슬롯에</w:t>
-      </w:r>
-      <w:r>
-        <w:t xml:space="preserve"> </w:t>
-      </w:r>
-      <w:r>
-        <w:t>이미</w:t>
-      </w:r>
-      <w:r>
-        <w:t xml:space="preserve"> </w:t>
-      </w:r>
-      <w:r>
-        <w:t>배정된</w:t>
-      </w:r>
-      <w:r>
-        <w:t xml:space="preserve"> </w:t>
-      </w:r>
-      <w:r>
-        <w:t>작업</w:t>
-      </w:r>
-      <w:r>
-        <w:t xml:space="preserve"> </w:t>
-      </w:r>
-      <w:r>
-        <w:t>수를</w:t>
-      </w:r>
-      <w:r>
-        <w:t xml:space="preserve"> </w:t>
-      </w:r>
-      <w:r>
-        <w:lastRenderedPageBreak/>
-        <w:t>참조하지</w:t>
-      </w:r>
-      <w:r>
-        <w:t xml:space="preserve"> </w:t>
-      </w:r>
-      <w:r>
-        <w:t>않으며</w:t>
-      </w:r>
-      <w:r>
-        <w:t xml:space="preserve">, </w:t>
-      </w:r>
-      <w:r>
-        <w:t>각</w:t>
-      </w:r>
-      <w:r>
-        <w:t xml:space="preserve"> </w:t>
-      </w:r>
-      <w:r>
-        <w:t>작업이</w:t>
-      </w:r>
-      <w:r>
-        <w:t xml:space="preserve"> </w:t>
-      </w:r>
-      <w:r>
-        <w:t>독립적으로</w:t>
-      </w:r>
-      <w:r>
-        <w:t xml:space="preserve"> </w:t>
-      </w:r>
-      <w:r>
-        <w:t>자신의</w:t>
-      </w:r>
-      <w:r>
-        <w:t xml:space="preserve"> </w:t>
-      </w:r>
-      <w:r>
-        <w:t>최적</w:t>
-      </w:r>
-      <w:r>
-        <w:t xml:space="preserve"> </w:t>
-      </w:r>
-      <w:r>
-        <w:t>슬롯을</w:t>
-      </w:r>
-      <w:r>
-        <w:t xml:space="preserve"> </w:t>
-      </w:r>
-      <w:r>
-        <w:t>선택한다</w:t>
-      </w:r>
-      <w:r>
-        <w:t xml:space="preserve">. </w:t>
-      </w:r>
-      <w:r>
-        <w:t>이</w:t>
-      </w:r>
-      <w:r>
-        <w:t xml:space="preserve"> </w:t>
-      </w:r>
-      <w:r>
-        <w:t>설계</w:t>
-      </w:r>
-      <w:r>
-        <w:t xml:space="preserve"> </w:t>
-      </w:r>
-      <w:r>
-        <w:t>결정이</w:t>
-      </w:r>
-      <w:r>
-        <w:t xml:space="preserve"> </w:t>
-      </w:r>
-      <w:r>
-        <w:t>어떤</w:t>
-      </w:r>
-      <w:r>
-        <w:t xml:space="preserve"> </w:t>
-      </w:r>
-      <w:r>
-        <w:t>결과를</w:t>
-      </w:r>
-      <w:r>
-        <w:t xml:space="preserve"> </w:t>
-      </w:r>
-      <w:r>
-        <w:t>낳는지는</w:t>
-      </w:r>
-      <w:r>
-        <w:t xml:space="preserve"> </w:t>
-      </w:r>
-      <w:r>
-        <w:t>검증</w:t>
-      </w:r>
-      <w:r>
-        <w:t xml:space="preserve"> </w:t>
-      </w:r>
-      <w:r>
-        <w:t>절에서</w:t>
-      </w:r>
-      <w:r>
-        <w:t xml:space="preserve"> </w:t>
-      </w:r>
-      <w:r>
-        <w:t>측정한다</w:t>
-      </w:r>
-      <w:r>
-        <w:t xml:space="preserve">. </w:t>
-      </w:r>
-      <w:r>
-        <w:t>용량을</w:t>
-      </w:r>
-      <w:r>
-        <w:t xml:space="preserve"> </w:t>
-      </w:r>
-      <w:r>
-        <w:t>인지하는</w:t>
-      </w:r>
-      <w:r>
-        <w:t xml:space="preserve"> </w:t>
-      </w:r>
-      <w:r>
-        <w:t>온라인</w:t>
-      </w:r>
-      <w:r>
-        <w:t xml:space="preserve"> </w:t>
-      </w:r>
-      <w:r>
-        <w:t>시간</w:t>
-      </w:r>
-      <w:r>
-        <w:t xml:space="preserve"> </w:t>
-      </w:r>
-      <w:r>
-        <w:t>이동의</w:t>
-      </w:r>
-      <w:r>
-        <w:t xml:space="preserve"> </w:t>
-      </w:r>
-      <w:r>
-        <w:t>구현은</w:t>
-      </w:r>
-      <w:r>
-        <w:t xml:space="preserve"> </w:t>
-      </w:r>
-      <w:r>
-        <w:t>향후</w:t>
-      </w:r>
-      <w:r>
-        <w:t xml:space="preserve"> </w:t>
-      </w:r>
-      <w:r>
-        <w:t>과제로</w:t>
-      </w:r>
-      <w:r>
-        <w:t xml:space="preserve"> </w:t>
-      </w:r>
-      <w:r>
-        <w:t>남긴다</w:t>
+        <w:t>지평을</w:t>
+      </w:r>
+      <w:r>
+        <w:t xml:space="preserve"> </w:t>
+      </w:r>
+      <w:r>
+        <w:t>넘으면</w:t>
+      </w:r>
+      <w:r>
+        <w:t xml:space="preserve"> </w:t>
+      </w:r>
+      <w:r>
+        <w:t>비교할</w:t>
+      </w:r>
+      <w:r>
+        <w:t xml:space="preserve"> </w:t>
+      </w:r>
+      <w:r>
+        <w:t>근거가</w:t>
+      </w:r>
+      <w:r>
+        <w:t xml:space="preserve"> </w:t>
+      </w:r>
+      <w:r>
+        <w:t>없다</w:t>
       </w:r>
       <w:r>
         <w:t>.</w:t>
@@ -31929,264 +29836,6 @@
       <w:pPr>
         <w:jc w:val="left"/>
       </w:pPr>
-    </w:p>
-    <w:p>
-      <w:pPr>
-        <w:jc w:val="left"/>
-      </w:pPr>
-      <w:r>
-        <w:t>(</w:t>
-      </w:r>
-      <w:r>
-        <w:t>이</w:t>
-      </w:r>
-      <w:r>
-        <w:t xml:space="preserve"> </w:t>
-      </w:r>
-      <w:r>
-        <w:t>문단은</w:t>
-      </w:r>
-      <w:r>
-        <w:t xml:space="preserve"> </w:t>
-      </w:r>
-      <w:r>
-        <w:t>숨기지</w:t>
-      </w:r>
-      <w:r>
-        <w:t xml:space="preserve"> </w:t>
-      </w:r>
-      <w:r>
-        <w:t>말고</w:t>
-      </w:r>
-      <w:r>
-        <w:t xml:space="preserve"> </w:t>
-      </w:r>
-      <w:r>
-        <w:t>여기</w:t>
-      </w:r>
-      <w:r>
-        <w:t xml:space="preserve"> </w:t>
-      </w:r>
-      <w:r>
-        <w:t>두는</w:t>
-      </w:r>
-      <w:r>
-        <w:t xml:space="preserve"> </w:t>
-      </w:r>
-      <w:r>
-        <w:t>게</w:t>
-      </w:r>
-      <w:r>
-        <w:t xml:space="preserve"> </w:t>
-      </w:r>
-      <w:r>
-        <w:t>맞음</w:t>
-      </w:r>
-      <w:r>
-        <w:t xml:space="preserve">. </w:t>
-      </w:r>
-      <w:r>
-        <w:t>검증</w:t>
-      </w:r>
-      <w:r>
-        <w:t xml:space="preserve"> </w:t>
-      </w:r>
-      <w:r>
-        <w:t>절에서</w:t>
-      </w:r>
-      <w:r>
-        <w:t xml:space="preserve"> </w:t>
-      </w:r>
-      <w:r>
-        <w:t>우리가</w:t>
-      </w:r>
-      <w:r>
-        <w:t xml:space="preserve"> </w:t>
-      </w:r>
-      <w:r>
-        <w:t>직접</w:t>
-      </w:r>
-      <w:r>
-        <w:t xml:space="preserve"> </w:t>
-      </w:r>
-      <w:r>
-        <w:t>측정한</w:t>
-      </w:r>
-      <w:r>
-        <w:t xml:space="preserve"> </w:t>
-      </w:r>
-      <w:r>
-        <w:t>결과를</w:t>
-      </w:r>
-      <w:r>
-        <w:t xml:space="preserve"> </w:t>
-      </w:r>
-      <w:r>
-        <w:t>예고하는</w:t>
-      </w:r>
-      <w:r>
-        <w:t xml:space="preserve"> </w:t>
-      </w:r>
-      <w:r>
-        <w:t>구조</w:t>
-      </w:r>
-      <w:r>
-        <w:t>)</w:t>
-      </w:r>
-    </w:p>
-    <w:p>
-      <w:pPr>
-        <w:jc w:val="left"/>
-      </w:pPr>
-    </w:p>
-    <w:p>
-      <w:pPr>
-        <w:jc w:val="left"/>
-      </w:pPr>
-      <w:r>
-        <w:t>예측</w:t>
-      </w:r>
-      <w:r>
-        <w:t xml:space="preserve"> </w:t>
-      </w:r>
-      <w:r>
-        <w:t>지평을</w:t>
-      </w:r>
-      <w:r>
-        <w:t xml:space="preserve"> </w:t>
-      </w:r>
-      <w:r>
-        <w:t>벗어나는</w:t>
-      </w:r>
-      <w:r>
-        <w:t xml:space="preserve"> </w:t>
-      </w:r>
-      <w:r>
-        <w:t>경우는</w:t>
-      </w:r>
-      <w:r>
-        <w:t xml:space="preserve"> </w:t>
-      </w:r>
-      <w:r>
-        <w:t>즉시</w:t>
-      </w:r>
-      <w:r>
-        <w:t xml:space="preserve"> </w:t>
-      </w:r>
-      <w:r>
-        <w:t>실행으로</w:t>
-      </w:r>
-      <w:r>
-        <w:t xml:space="preserve"> </w:t>
-      </w:r>
-      <w:r>
-        <w:t>처리한다</w:t>
-      </w:r>
-      <w:r>
-        <w:t xml:space="preserve">. </w:t>
-      </w:r>
-      <w:r>
-        <w:t>예측</w:t>
-      </w:r>
-      <w:r>
-        <w:t xml:space="preserve"> </w:t>
-      </w:r>
-      <w:r>
-        <w:t>모듈은</w:t>
-      </w:r>
-      <w:r>
-        <w:t xml:space="preserve"> </w:t>
-      </w:r>
-      <w:r>
-        <w:t>현재</w:t>
-      </w:r>
-      <w:r>
-        <w:t xml:space="preserve"> </w:t>
-      </w:r>
-      <w:r>
-        <w:t>시각으로부터</w:t>
-      </w:r>
-      <w:r>
-        <w:t xml:space="preserve"> 24</w:t>
-      </w:r>
-      <w:r>
-        <w:t>시간까지만</w:t>
-      </w:r>
-      <w:r>
-        <w:t xml:space="preserve"> </w:t>
-      </w:r>
-      <w:r>
-        <w:t>값을</w:t>
-      </w:r>
-      <w:r>
-        <w:t xml:space="preserve"> </w:t>
-      </w:r>
-      <w:r>
-        <w:t>제공하므로</w:t>
-      </w:r>
-      <w:r>
-        <w:t xml:space="preserve">, </w:t>
-      </w:r>
-      <w:r>
-        <w:t>실행</w:t>
-      </w:r>
-      <w:r>
-        <w:t xml:space="preserve"> </w:t>
-      </w:r>
-      <w:r>
-        <w:t>가능</w:t>
-      </w:r>
-      <w:r>
-        <w:t xml:space="preserve"> </w:t>
-      </w:r>
-      <w:r>
-        <w:t>윈도우의</w:t>
-      </w:r>
-      <w:r>
-        <w:t xml:space="preserve"> </w:t>
-      </w:r>
-      <w:r>
-        <w:t>시작이</w:t>
-      </w:r>
-      <w:r>
-        <w:t xml:space="preserve"> </w:t>
-      </w:r>
-      <w:r>
-        <w:t>그</w:t>
-      </w:r>
-      <w:r>
-        <w:t xml:space="preserve"> </w:t>
-      </w:r>
-      <w:r>
-        <w:t>지평을</w:t>
-      </w:r>
-      <w:r>
-        <w:t xml:space="preserve"> </w:t>
-      </w:r>
-      <w:r>
-        <w:t>넘으면</w:t>
-      </w:r>
-      <w:r>
-        <w:t xml:space="preserve"> </w:t>
-      </w:r>
-      <w:r>
-        <w:t>비교할</w:t>
-      </w:r>
-      <w:r>
-        <w:t xml:space="preserve"> </w:t>
-      </w:r>
-      <w:r>
-        <w:t>근거가</w:t>
-      </w:r>
-      <w:r>
-        <w:t xml:space="preserve"> </w:t>
-      </w:r>
-      <w:r>
-        <w:t>없다</w:t>
-      </w:r>
-      <w:r>
-        <w:t>.</w:t>
-      </w:r>
     </w:p>
     <w:p>
       <w:pPr>
@@ -32217,7 +29866,330 @@
           <w:sz w:val="22"/>
           <w:szCs w:val="22"/>
         </w:rPr>
-        <w:t xml:space="preserve">5.6 </w:t>
+        <w:t xml:space="preserve">5.6 용량 인지 온라인 시간 이동</w:t>
+      </w:r>
+    </w:p>
+    <w:p>
+      <w:r>
+        <w:t xml:space="preserve">§5.2에서 식 (3)으로 리전별 동시 실행 상한을 선언했지만, 앞 절의 시간 이동 단계는 이 제약을 실제로 강제하지 않았다. 이 절은 그 제약을 알고리즘 수준에서 강제하는 방법을 제시한다.</w:t>
+      </w:r>
+    </w:p>
+    <w:p>
+      <w:r>
+        <w:t xml:space="preserve">먼저 리전 r, 시각 t에서 남은 자리를 정의한다.</w:t>
+      </w:r>
+    </w:p>
+    <w:p>
+      <w:r>
+        <w:rPr>
+          <w:i/>
+          <w:iCs/>
+          <w:sz w:val="18"/>
+          <w:szCs w:val="18"/>
+        </w:rPr>
+        <w:t xml:space="preserve">n_r(t) = |{ j : r(j)=r, τ_j ≤ t &lt; τ_j + d_j }|,  a_r(t) = K_r − n_r(t)          … (13)</w:t>
+      </w:r>
+    </w:p>
+    <w:p>
+      <w:r>
+        <w:t xml:space="preserve">식 (3)을 자리 형태로 다시 쓴 것이다. 작업 하나를 t'에 놓을 수 있으려면 시작 시점만이 아니라 실행이 끝날 때까지 매 순간 자리가 있어야 한다: feasible(j, t') ⟺ min a_r(j)(u) ≥ 1, u ∈ [t', t'+d_j).</w:t>
+      </w:r>
+    </w:p>
+    <w:p>
+      <w:r>
+        <w:t xml:space="preserve">다음으로, 슬롯 t에서 지금이 남은 탐색 구간 안에서 최선인 작업들을 고른다.</w:t>
+      </w:r>
+    </w:p>
+    <w:p>
+      <w:r>
+        <w:rPr>
+          <w:i/>
+          <w:iCs/>
+          <w:sz w:val="18"/>
+          <w:szCs w:val="18"/>
+        </w:rPr>
+        <w:t xml:space="preserve">Q(t) = { j : s_j ≤ t, τ_j 미정 },  P_r(t) = { j ∈ Q(t) : r(j)=r, argmin_(t'∈W_j(t)) score_j(t') = max(t, s_j) }          … (14)</w:t>
+      </w:r>
+    </w:p>
+    <w:p>
+      <w:r>
+        <w:t xml:space="preserve">score는 §5.5의 식 (11)을 그대로 쓰되, 예측은 그 슬롯에서 새로 발행된 최신값을 쓴다. 제출 시점에 한 번 받은 예측을 재검토 없이 끝까지 쓰는 사전 예약형과 달리, 롤링형은 매 슬롯 다시 확인한다 — 미래를 안다고 가정하지 않는다는 뜻이다.</w:t>
+      </w:r>
+    </w:p>
+    <w:p>
+      <w:r>
+        <w:t xml:space="preserve">자리가 P_r(t)의 크기보다 적으면 누구를 먼저 넣을지 정해야 한다. 남은 여유가 가장 적은 작업을 먼저 넣는다 — 순수 EDF(Earliest Deadline First)다.</w:t>
+      </w:r>
+    </w:p>
+    <w:p>
+      <w:r>
+        <w:rPr>
+          <w:i/>
+          <w:iCs/>
+          <w:sz w:val="18"/>
+          <w:szCs w:val="18"/>
+        </w:rPr>
+        <w:t xml:space="preserve">u_j(t) = (D_j − d_j) − t,  F_r(t) = { j ∈ Q(t) : r(j)=r, u_j(t) &lt; 1 },  R_r(t) = P_r(t)∖F_r(t)를 u_j(t) 오름차순 정렬,  S_r(t) = F_r(t) ∪ R_r(t)[1 … max(a_r(t) − |F_r(t)|, 0)]          … (15)</w:t>
+      </w:r>
+    </w:p>
+    <w:p>
+      <w:r>
+        <w:t xml:space="preserve">j ∈ S_r(t)이면 τ_j ← max(t, s_j)로 확정한다.</w:t>
+      </w:r>
+    </w:p>
+    <w:p>
+      <w:r>
+        <w:t xml:space="preserve">세 가지를 밝혀둔다. 첫째, 우선순위는 탄소 이득이 아니라 순수하게 남은 여유다. 탄소 이득으로 정렬하면 나중에 측정할 지표로 지금 순서를 정하는 셈이라 순환 논리가 된다. 둘째, F_r(t)는 P_r(t) 안이 아니라 Q(t) 전체에서 고른다 — 그렇지 않으면 지금이 최선이 아닌 마감 임박 작업이 누락되어 무한정 밀릴 수 있다. 셋째, |F_r(t)|가 a_r(t)보다 많으면 그 슬롯은 의도적으로 상한을 넘긴다 — 마감을 지키기 위한 선택이며, 이 초과는 용량 위반으로 따로 집계한다(§6.4).</w:t>
+      </w:r>
+    </w:p>
+    <w:p>
+      <w:r>
+        <w:t xml:space="preserve">Algorithm 1은 이 규칙을 슬롯 단위로 반복한다.</w:t>
+      </w:r>
+    </w:p>
+    <w:p>
+      <w:r>
+        <w:rPr>
+          <w:rFonts w:ascii="Courier New" w:hAnsi="Courier New"/>
+          <w:sz w:val="18"/>
+          <w:szCs w:val="18"/>
+        </w:rPr>
+        <w:t xml:space="preserve">Algorithm 1  슬롯 단위 롤링 재평가</w:t>
+      </w:r>
+      <w:r>
+        <w:br/>
+      </w:r>
+      <w:r>
+        <w:rPr>
+          <w:rFonts w:ascii="Courier New" w:hAnsi="Courier New"/>
+          <w:sz w:val="18"/>
+          <w:szCs w:val="18"/>
+        </w:rPr>
+        <w:t xml:space="preserve">Input: K_r, Ĉ_r^(t)(·), H, 작업 집합</w:t>
+      </w:r>
+      <w:r>
+        <w:br/>
+      </w:r>
+      <w:r>
+        <w:rPr>
+          <w:rFonts w:ascii="Courier New" w:hAnsi="Courier New"/>
+          <w:sz w:val="18"/>
+          <w:szCs w:val="18"/>
+        </w:rPr>
+        <w:t xml:space="preserve">Output: 모든 j에 대한 τ_j</w:t>
+      </w:r>
+      <w:r>
+        <w:br/>
+      </w:r>
+      <w:r>
+        <w:rPr>
+          <w:rFonts w:ascii="Courier New" w:hAnsi="Courier New"/>
+          <w:sz w:val="18"/>
+          <w:szCs w:val="18"/>
+        </w:rPr>
+        <w:t xml:space="preserve"> 1: Q ← ∅</w:t>
+      </w:r>
+      <w:r>
+        <w:br/>
+      </w:r>
+      <w:r>
+        <w:rPr>
+          <w:rFonts w:ascii="Courier New" w:hAnsi="Courier New"/>
+          <w:sz w:val="18"/>
+          <w:szCs w:val="18"/>
+        </w:rPr>
+        <w:t xml:space="preserve"> 2: for t ← 0 to t_max do</w:t>
+      </w:r>
+      <w:r>
+        <w:br/>
+      </w:r>
+      <w:r>
+        <w:rPr>
+          <w:rFonts w:ascii="Courier New" w:hAnsi="Courier New"/>
+          <w:sz w:val="18"/>
+          <w:szCs w:val="18"/>
+        </w:rPr>
+        <w:t xml:space="preserve"> 3:   Q ← Q ∪ { j : ⌊s_j⌋ = t }</w:t>
+      </w:r>
+      <w:r>
+        <w:br/>
+      </w:r>
+      <w:r>
+        <w:rPr>
+          <w:rFonts w:ascii="Courier New" w:hAnsi="Courier New"/>
+          <w:sz w:val="18"/>
+          <w:szCs w:val="18"/>
+        </w:rPr>
+        <w:t xml:space="preserve"> 4:   for each r ∈ R do</w:t>
+      </w:r>
+      <w:r>
+        <w:br/>
+      </w:r>
+      <w:r>
+        <w:rPr>
+          <w:rFonts w:ascii="Courier New" w:hAnsi="Courier New"/>
+          <w:sz w:val="18"/>
+          <w:szCs w:val="18"/>
+        </w:rPr>
+        <w:t xml:space="preserve"> 5:     a_r(t) ← K_r − n_r(t)</w:t>
+      </w:r>
+      <w:r>
+        <w:br/>
+      </w:r>
+      <w:r>
+        <w:rPr>
+          <w:rFonts w:ascii="Courier New" w:hAnsi="Courier New"/>
+          <w:sz w:val="18"/>
+          <w:szCs w:val="18"/>
+        </w:rPr>
+        <w:t xml:space="preserve"> 6:     F ← { j ∈ Q : r(j)=r, u_j(t) &lt; 1 }</w:t>
+      </w:r>
+      <w:r>
+        <w:br/>
+      </w:r>
+      <w:r>
+        <w:rPr>
+          <w:rFonts w:ascii="Courier New" w:hAnsi="Courier New"/>
+          <w:sz w:val="18"/>
+          <w:szCs w:val="18"/>
+        </w:rPr>
+        <w:t xml:space="preserve"> 7:     P ← ∅</w:t>
+      </w:r>
+      <w:r>
+        <w:br/>
+      </w:r>
+      <w:r>
+        <w:rPr>
+          <w:rFonts w:ascii="Courier New" w:hAnsi="Courier New"/>
+          <w:sz w:val="18"/>
+          <w:szCs w:val="18"/>
+        </w:rPr>
+        <w:t xml:space="preserve"> 8:     for each j ∈ Q with r(j)=r, j ∉ F do</w:t>
+      </w:r>
+      <w:r>
+        <w:br/>
+      </w:r>
+      <w:r>
+        <w:rPr>
+          <w:rFonts w:ascii="Courier New" w:hAnsi="Courier New"/>
+          <w:sz w:val="18"/>
+          <w:szCs w:val="18"/>
+        </w:rPr>
+        <w:t xml:space="preserve"> 9:       W_j(t) ← 실행 가능 윈도우</w:t>
+      </w:r>
+      <w:r>
+        <w:br/>
+      </w:r>
+      <w:r>
+        <w:rPr>
+          <w:rFonts w:ascii="Courier New" w:hAnsi="Courier New"/>
+          <w:sz w:val="18"/>
+          <w:szCs w:val="18"/>
+        </w:rPr>
+        <w:t xml:space="preserve">10:       if argmin_(t'∈W_j(t)) score_j(t') = max(t,s_j) then</w:t>
+      </w:r>
+      <w:r>
+        <w:br/>
+      </w:r>
+      <w:r>
+        <w:rPr>
+          <w:rFonts w:ascii="Courier New" w:hAnsi="Courier New"/>
+          <w:sz w:val="18"/>
+          <w:szCs w:val="18"/>
+        </w:rPr>
+        <w:t xml:space="preserve">11:         P ← P ∪ {j}</w:t>
+      </w:r>
+      <w:r>
+        <w:br/>
+      </w:r>
+      <w:r>
+        <w:rPr>
+          <w:rFonts w:ascii="Courier New" w:hAnsi="Courier New"/>
+          <w:sz w:val="18"/>
+          <w:szCs w:val="18"/>
+        </w:rPr>
+        <w:t xml:space="preserve">12:     sort P by u_j(t) ascending</w:t>
+      </w:r>
+      <w:r>
+        <w:br/>
+      </w:r>
+      <w:r>
+        <w:rPr>
+          <w:rFonts w:ascii="Courier New" w:hAnsi="Courier New"/>
+          <w:sz w:val="18"/>
+          <w:szCs w:val="18"/>
+        </w:rPr>
+        <w:t xml:space="preserve">13:     S ← F ∪ P[1 … max(a_r(t) − |F|, 0)]</w:t>
+      </w:r>
+      <w:r>
+        <w:br/>
+      </w:r>
+      <w:r>
+        <w:rPr>
+          <w:rFonts w:ascii="Courier New" w:hAnsi="Courier New"/>
+          <w:sz w:val="18"/>
+          <w:szCs w:val="18"/>
+        </w:rPr>
+        <w:t xml:space="preserve">14:     for each j ∈ S do</w:t>
+      </w:r>
+      <w:r>
+        <w:br/>
+      </w:r>
+      <w:r>
+        <w:rPr>
+          <w:rFonts w:ascii="Courier New" w:hAnsi="Courier New"/>
+          <w:sz w:val="18"/>
+          <w:szCs w:val="18"/>
+        </w:rPr>
+        <w:t xml:space="preserve">15:       τ_j ← max(t, s_j); Q ← Q ∖ {j}</w:t>
+      </w:r>
+      <w:r>
+        <w:br/>
+      </w:r>
+      <w:r>
+        <w:rPr>
+          <w:rFonts w:ascii="Courier New" w:hAnsi="Courier New"/>
+          <w:sz w:val="18"/>
+          <w:szCs w:val="18"/>
+        </w:rPr>
+        <w:t xml:space="preserve">16:   if Q = ∅ and 남은 도착 없음 then break</w:t>
+      </w:r>
+    </w:p>
+    <w:p>
+      <w:r>
+        <w:t xml:space="preserve">이 알고리즘은 두 가지를 보장한다. 첫째, 어떤 작업도 무한히 연기되지 않는다. 슬롯이 하나 지날 때마다 u_j(t)는 정확히 1씩 줄어든다. 시작 값이 유한하므로 유한한 슬롯 수 안에 u_j(t) &lt; 1에 도달하고, 그 순간 F_r(t)에 들어가 용량과 무관하게 실행이 확정된다. 둘째, 마감 위반은 0이다. 후보 슬롯 W_j(t)의 모든 원소는 애초에 D_j − d_j 이하로만 잡히고, F_r(t) 편입 조건(u_j(t) &lt; 1) 자체가 아직 늦지 않은 마지막 순간에만 강제하므로, 마감을 넘긴 배정은 탐색 공간에 아예 존재하지 않는다.</w:t>
+      </w:r>
+    </w:p>
+    <w:p>
+      <w:r>
+        <w:t xml:space="preserve">슬롯당 계산 비용은 그 슬롯의 대기 작업 수와 예측 지평 H의 곱에 비례한다.</w:t>
+      </w:r>
+    </w:p>
+    <w:p>
+      <w:pPr>
+        <w:jc w:val="left"/>
+      </w:pPr>
+    </w:p>
+    <w:p>
+      <w:pPr>
+        <w:jc w:val="left"/>
+        <w:rPr>
+          <w:rFonts w:eastAsia="Apple SD Gothic Neo"/>
+          <w:b/>
+          <w:bCs/>
+          <w:sz w:val="22"/>
+          <w:szCs w:val="22"/>
+        </w:rPr>
+      </w:pPr>
+      <w:r>
+        <w:rPr>
+          <w:rFonts w:eastAsia="Apple SD Gothic Neo"/>
+          <w:b/>
+          <w:bCs/>
+          <w:sz w:val="22"/>
+          <w:szCs w:val="22"/>
+        </w:rPr>
+        <w:t xml:space="preserve">5.7 </w:t>
       </w:r>
       <w:r>
         <w:rPr>
@@ -35508,244 +33480,7 @@
         <w:jc w:val="left"/>
       </w:pPr>
       <w:r>
-        <w:t>여기서</w:t>
-      </w:r>
-      <w:r>
-        <w:t xml:space="preserve"> </w:t>
-      </w:r>
-      <w:r>
-        <w:t>밝혀둘</w:t>
-      </w:r>
-      <w:r>
-        <w:t xml:space="preserve"> </w:t>
-      </w:r>
-      <w:r>
-        <w:t>점이</w:t>
-      </w:r>
-      <w:r>
-        <w:t xml:space="preserve"> </w:t>
-      </w:r>
-      <w:r>
-        <w:t>있다</w:t>
-      </w:r>
-      <w:r>
-        <w:t xml:space="preserve">. </w:t>
-      </w:r>
-      <w:r>
-        <w:t>슬롯</w:t>
-      </w:r>
-      <w:r>
-        <w:t xml:space="preserve"> </w:t>
-      </w:r>
-      <w:r>
-        <w:t>길이가</w:t>
-      </w:r>
-      <w:r>
-        <w:t xml:space="preserve"> 1</w:t>
-      </w:r>
-      <w:r>
-        <w:t>시간이므로</w:t>
-      </w:r>
-      <w:r>
-        <w:t xml:space="preserve"> </w:t>
-      </w:r>
-      <w:r>
-        <w:t>지연</w:t>
-      </w:r>
-      <w:r>
-        <w:t xml:space="preserve"> </w:t>
-      </w:r>
-      <w:r>
-        <w:t>예산이</w:t>
-      </w:r>
-      <w:r>
-        <w:t xml:space="preserve"> 1</w:t>
-      </w:r>
-      <w:r>
-        <w:t>시간보다</w:t>
-      </w:r>
-      <w:r>
-        <w:t xml:space="preserve"> </w:t>
-      </w:r>
-      <w:r>
-        <w:t>짧은</w:t>
-      </w:r>
-      <w:r>
-        <w:t xml:space="preserve"> k=3, 4, 5</w:t>
-      </w:r>
-      <w:r>
-        <w:t>는</w:t>
-      </w:r>
-      <w:r>
-        <w:t xml:space="preserve"> </w:t>
-      </w:r>
-      <w:r>
-        <w:t>시간</w:t>
-      </w:r>
-      <w:r>
-        <w:t xml:space="preserve"> </w:t>
-      </w:r>
-      <w:r>
-        <w:t>이동의</w:t>
-      </w:r>
-      <w:r>
-        <w:t xml:space="preserve"> </w:t>
-      </w:r>
-      <w:r>
-        <w:t>대상이</w:t>
-      </w:r>
-      <w:r>
-        <w:t xml:space="preserve"> </w:t>
-      </w:r>
-      <w:r>
-        <w:t>되지</w:t>
-      </w:r>
-      <w:r>
-        <w:t xml:space="preserve"> </w:t>
-      </w:r>
-      <w:r>
-        <w:t>않는다</w:t>
-      </w:r>
-      <w:r>
-        <w:t xml:space="preserve">. </w:t>
-      </w:r>
-      <w:r>
-        <w:t>이들이</w:t>
-      </w:r>
-      <w:r>
-        <w:t xml:space="preserve"> </w:t>
-      </w:r>
-      <w:r>
-        <w:t>전체의</w:t>
-      </w:r>
-      <w:r>
-        <w:t xml:space="preserve"> 60.1%</w:t>
-      </w:r>
-      <w:r>
-        <w:t>인</w:t>
-      </w:r>
-      <w:r>
-        <w:t xml:space="preserve"> 87,712</w:t>
-      </w:r>
-      <w:r>
-        <w:t>건이며</w:t>
-      </w:r>
-      <w:r>
-        <w:t xml:space="preserve">, </w:t>
-      </w:r>
-      <w:r>
-        <w:t>시간</w:t>
-      </w:r>
-      <w:r>
-        <w:t xml:space="preserve"> </w:t>
-      </w:r>
-      <w:r>
-        <w:t>이동이</w:t>
-      </w:r>
-      <w:r>
-        <w:t xml:space="preserve"> </w:t>
-      </w:r>
-      <w:r>
-        <w:t>적용될</w:t>
-      </w:r>
-      <w:r>
-        <w:t xml:space="preserve"> </w:t>
-      </w:r>
-      <w:r>
-        <w:t>수</w:t>
-      </w:r>
-      <w:r>
-        <w:t xml:space="preserve"> </w:t>
-      </w:r>
-      <w:r>
-        <w:t>있는</w:t>
-      </w:r>
-      <w:r>
-        <w:t xml:space="preserve"> </w:t>
-      </w:r>
-      <w:r>
-        <w:t>작업은</w:t>
-      </w:r>
-      <w:r>
-        <w:t xml:space="preserve"> k=1</w:t>
-      </w:r>
-      <w:r>
-        <w:t>과</w:t>
-      </w:r>
-      <w:r>
-        <w:t xml:space="preserve"> k=2</w:t>
-      </w:r>
-      <w:r>
-        <w:t>의</w:t>
-      </w:r>
-      <w:r>
-        <w:t xml:space="preserve"> 58,288</w:t>
-      </w:r>
-      <w:r>
-        <w:t>건이다</w:t>
-      </w:r>
-      <w:r>
-        <w:t xml:space="preserve">. </w:t>
-      </w:r>
-      <w:r>
-        <w:t>시간</w:t>
-      </w:r>
-      <w:r>
-        <w:t xml:space="preserve"> </w:t>
-      </w:r>
-      <w:r>
-        <w:t>이동에</w:t>
-      </w:r>
-      <w:r>
-        <w:t xml:space="preserve"> </w:t>
-      </w:r>
-      <w:r>
-        <w:t>관한</w:t>
-      </w:r>
-      <w:r>
-        <w:t xml:space="preserve"> </w:t>
-      </w:r>
-      <w:r>
-        <w:t>모든</w:t>
-      </w:r>
-      <w:r>
-        <w:t xml:space="preserve"> </w:t>
-      </w:r>
-      <w:r>
-        <w:t>비율은</w:t>
-      </w:r>
-      <w:r>
-        <w:t xml:space="preserve"> </w:t>
-      </w:r>
-      <w:r>
-        <w:t>이</w:t>
-      </w:r>
-      <w:r>
-        <w:t xml:space="preserve"> </w:t>
-      </w:r>
-      <w:r>
-        <w:t>분모를</w:t>
-      </w:r>
-      <w:r>
-        <w:t xml:space="preserve"> </w:t>
-      </w:r>
-      <w:r>
-        <w:t>기준으로</w:t>
-      </w:r>
-      <w:r>
-        <w:t xml:space="preserve"> </w:t>
-      </w:r>
-      <w:r>
-        <w:t>해석해야</w:t>
-      </w:r>
-      <w:r>
-        <w:t xml:space="preserve"> </w:t>
-      </w:r>
-      <w:r>
-        <w:t>한다</w:t>
-      </w:r>
-      <w:r>
-        <w:t>.</w:t>
+        <w:t>여기서 밝혀둘 점이 있다. 슬롯 길이는 1시간이지만, 온라인 시간 이동은 슬롯 경계에 묶이지 않고 작업이 제출된 시각을 기준으로 굴러간다. 그래서 지연 예산이 1시간보다 짧은 k=3, 4, 5도 시간 이동의 대상에서 빠지지 않는다 — 예를 들어 15시 54분에 제출된 예산 10분짜리 작업이 16시 정각으로 6분 미뤄지는 것은 슬롯을 넘나들어도 예산 안이다. 실제로 k=3, 4, 5 가운데 544건이 이렇게 지연되었고, 마감을 넘긴 작업은 하나도 없었다.</w:t>
       </w:r>
     </w:p>
     <w:p>
@@ -39386,6 +37121,73 @@
                 <w:szCs w:val="16"/>
               </w:rPr>
               <w:t>−2.52</w:t>
+            </w:r>
+          </w:p>
+        </w:tc>
+      </w:tr>
+      <w:tr>
+        <w:tc>
+          <w:tcPr>
+            <w:tcW w:w="1700" w:type="dxa"/>
+          </w:tcPr>
+          <w:p>
+            <w:r>
+              <w:rPr>
+                <w:sz w:val="16"/>
+                <w:szCs w:val="16"/>
+              </w:rPr>
+              <w:t xml:space="preserve">④ ② + 시간 이동 (용량 인지, 온라인)</w:t>
+            </w:r>
+          </w:p>
+        </w:tc>
+        <w:tc>
+          <w:tcPr>
+            <w:tcW w:w="900" w:type="dxa"/>
+          </w:tcPr>
+          <w:p>
+            <w:pPr>
+              <w:jc w:val="right"/>
+            </w:pPr>
+            <w:r>
+              <w:rPr>
+                <w:sz w:val="16"/>
+                <w:szCs w:val="16"/>
+              </w:rPr>
+              <w:t>10,830.4</w:t>
+            </w:r>
+          </w:p>
+        </w:tc>
+        <w:tc>
+          <w:tcPr>
+            <w:tcW w:w="850" w:type="dxa"/>
+          </w:tcPr>
+          <w:p>
+            <w:pPr>
+              <w:jc w:val="right"/>
+            </w:pPr>
+            <w:r>
+              <w:rPr>
+                <w:sz w:val="16"/>
+                <w:szCs w:val="16"/>
+              </w:rPr>
+              <w:t>−62.94</w:t>
+            </w:r>
+          </w:p>
+        </w:tc>
+        <w:tc>
+          <w:tcPr>
+            <w:tcW w:w="850" w:type="dxa"/>
+          </w:tcPr>
+          <w:p>
+            <w:pPr>
+              <w:jc w:val="right"/>
+            </w:pPr>
+            <w:r>
+              <w:rPr>
+                <w:sz w:val="16"/>
+                <w:szCs w:val="16"/>
+              </w:rPr>
+              <w:t>−6.09</w:t>
             </w:r>
           </w:p>
         </w:tc>
@@ -41704,469 +39506,31 @@
     <w:p/>
     <w:p>
       <w:r>
-        <w:t>용량</w:t>
-      </w:r>
-      <w:r>
-        <w:t xml:space="preserve"> </w:t>
-      </w:r>
-      <w:r>
-        <w:t>제약을</w:t>
-      </w:r>
-      <w:r>
-        <w:t xml:space="preserve"> </w:t>
-      </w:r>
-      <w:r>
-        <w:t>온라인으로</w:t>
-      </w:r>
-      <w:r>
-        <w:t xml:space="preserve"> </w:t>
-      </w:r>
-      <w:r>
-        <w:t>반영하는</w:t>
-      </w:r>
-      <w:r>
-        <w:t xml:space="preserve"> </w:t>
-      </w:r>
-      <w:r>
-        <w:t>구현은</w:t>
-      </w:r>
-      <w:r>
-        <w:t xml:space="preserve"> </w:t>
-      </w:r>
-      <w:r>
-        <w:t>수행하지</w:t>
-      </w:r>
-      <w:r>
-        <w:t xml:space="preserve"> </w:t>
-      </w:r>
-      <w:r>
-        <w:t>않았다</w:t>
+        <w:t>이 초과가 실제로 얼마나 손해로 이어지는지 가늠하기 위해, 배치 시점에 용량을 전혀 모르는 극단적인 대조군을 일부러 만들었다. 배치가 끝난 뒤 사후적으로 상한을 초과한 작업을 시간 이동 이전의 시각으로 되돌리고, 초과가 사라질 때까지 반복하는 규칙이다. 프랑스는 5회, 캘리포니아는 3회 반복한 뒤 전 리전이 상한 이하로 수렴한다. 이 규칙은 배치 시점에 용량을 아는 스케줄러보다 항상 같거나 나쁜 결과를 내므로, 그 결과는 순진한 하한 — 아무 것도 하지 않았을 때 감수해야 할 손해의 크기다.</w:t>
+      </w:r>
+    </w:p>
+    <w:p/>
+    <w:p>
+      <w:r>
+        <w:t>되돌린</w:t>
+      </w:r>
+      <w:r>
+        <w:t xml:space="preserve"> </w:t>
+      </w:r>
+      <w:r>
+        <w:t>작업은</w:t>
+      </w:r>
+      <w:r>
+        <w:t xml:space="preserve"> 31,250</w:t>
+      </w:r>
+      <w:r>
+        <w:t>건이다</w:t>
       </w:r>
       <w:r>
         <w:t xml:space="preserve">. </w:t>
       </w:r>
       <w:r>
-        <w:t>대신</w:t>
-      </w:r>
-      <w:r>
-        <w:t xml:space="preserve"> </w:t>
-      </w:r>
-      <w:r>
-        <w:t>배치가</w:t>
-      </w:r>
-      <w:r>
-        <w:t xml:space="preserve"> </w:t>
-      </w:r>
-      <w:r>
-        <w:t>결정된</w:t>
-      </w:r>
-      <w:r>
-        <w:t xml:space="preserve"> </w:t>
-      </w:r>
-      <w:r>
-        <w:t>뒤에</w:t>
-      </w:r>
-      <w:r>
-        <w:t xml:space="preserve"> </w:t>
-      </w:r>
-      <w:r>
-        <w:t>상한을</w:t>
-      </w:r>
-      <w:r>
-        <w:t xml:space="preserve"> </w:t>
-      </w:r>
-      <w:r>
-        <w:t>초과한</w:t>
-      </w:r>
-      <w:r>
-        <w:t xml:space="preserve"> </w:t>
-      </w:r>
-      <w:r>
-        <w:t>작업을</w:t>
-      </w:r>
-      <w:r>
-        <w:t xml:space="preserve"> </w:t>
-      </w:r>
-      <w:r>
-        <w:t>시간</w:t>
-      </w:r>
-      <w:r>
-        <w:t xml:space="preserve"> </w:t>
-      </w:r>
-      <w:r>
-        <w:t>이동</w:t>
-      </w:r>
-      <w:r>
-        <w:t xml:space="preserve"> </w:t>
-      </w:r>
-      <w:r>
-        <w:t>이전의</w:t>
-      </w:r>
-      <w:r>
-        <w:t xml:space="preserve"> </w:t>
-      </w:r>
-      <w:r>
-        <w:t>시각으로</w:t>
-      </w:r>
-      <w:r>
-        <w:t xml:space="preserve"> </w:t>
-      </w:r>
-      <w:r>
-        <w:t>되돌리고</w:t>
-      </w:r>
-      <w:r>
-        <w:t xml:space="preserve">, </w:t>
-      </w:r>
-      <w:r>
-        <w:t>초과가</w:t>
-      </w:r>
-      <w:r>
-        <w:t xml:space="preserve"> </w:t>
-      </w:r>
-      <w:r>
-        <w:t>사라질</w:t>
-      </w:r>
-      <w:r>
-        <w:t xml:space="preserve"> </w:t>
-      </w:r>
-      <w:r>
-        <w:t>때까지</w:t>
-      </w:r>
-      <w:r>
-        <w:t xml:space="preserve"> </w:t>
-      </w:r>
-      <w:r>
-        <w:t>반복하였다</w:t>
-      </w:r>
-      <w:r>
-        <w:t xml:space="preserve">. </w:t>
-      </w:r>
-      <w:r>
-        <w:t>프랑스는</w:t>
-      </w:r>
-      <w:r>
-        <w:t xml:space="preserve"> 5</w:t>
-      </w:r>
-      <w:r>
-        <w:t>회</w:t>
-      </w:r>
-      <w:r>
-        <w:t xml:space="preserve">, </w:t>
-      </w:r>
-      <w:r>
-        <w:t>캘리포니아는</w:t>
-      </w:r>
-      <w:r>
-        <w:t xml:space="preserve"> 3</w:t>
-      </w:r>
-      <w:r>
-        <w:t>회</w:t>
-      </w:r>
-      <w:r>
-        <w:t xml:space="preserve"> </w:t>
-      </w:r>
-      <w:r>
-        <w:t>반복한</w:t>
-      </w:r>
-      <w:r>
-        <w:t xml:space="preserve"> </w:t>
-      </w:r>
-      <w:r>
-        <w:t>뒤</w:t>
-      </w:r>
-      <w:r>
-        <w:t xml:space="preserve"> </w:t>
-      </w:r>
-      <w:r>
-        <w:t>전</w:t>
-      </w:r>
-      <w:r>
-        <w:t xml:space="preserve"> </w:t>
-      </w:r>
-      <w:r>
-        <w:t>리전이</w:t>
-      </w:r>
-      <w:r>
-        <w:t xml:space="preserve"> </w:t>
-      </w:r>
-      <w:r>
-        <w:t>상한</w:t>
-      </w:r>
-      <w:r>
-        <w:t xml:space="preserve"> </w:t>
-      </w:r>
-      <w:r>
-        <w:t>이하로</w:t>
-      </w:r>
-      <w:r>
-        <w:t xml:space="preserve"> </w:t>
-      </w:r>
-      <w:r>
-        <w:t>수렴한다</w:t>
-      </w:r>
-      <w:r>
-        <w:t xml:space="preserve">. </w:t>
-      </w:r>
-      <w:r>
-        <w:t>이</w:t>
-      </w:r>
-      <w:r>
-        <w:t xml:space="preserve"> </w:t>
-      </w:r>
-      <w:r>
-        <w:t>규칙은</w:t>
-      </w:r>
-      <w:r>
-        <w:t xml:space="preserve"> </w:t>
-      </w:r>
-      <w:r>
-        <w:t>배치</w:t>
-      </w:r>
-      <w:r>
-        <w:t xml:space="preserve"> </w:t>
-      </w:r>
-      <w:r>
-        <w:t>시점에</w:t>
-      </w:r>
-      <w:r>
-        <w:t xml:space="preserve"> </w:t>
-      </w:r>
-      <w:r>
-        <w:t>용량을</w:t>
-      </w:r>
-      <w:r>
-        <w:t xml:space="preserve"> </w:t>
-      </w:r>
-      <w:r>
-        <w:t>아는</w:t>
-      </w:r>
-      <w:r>
-        <w:t xml:space="preserve"> </w:t>
-      </w:r>
-      <w:r>
-        <w:t>스케줄러보다</w:t>
-      </w:r>
-      <w:r>
-        <w:t xml:space="preserve"> </w:t>
-      </w:r>
-      <w:r>
-        <w:t>항상</w:t>
-      </w:r>
-      <w:r>
-        <w:t xml:space="preserve"> </w:t>
-      </w:r>
-      <w:r>
-        <w:t>같거나</w:t>
-      </w:r>
-      <w:r>
-        <w:t xml:space="preserve"> </w:t>
-      </w:r>
-      <w:r>
-        <w:t>나쁜</w:t>
-      </w:r>
-      <w:r>
-        <w:t xml:space="preserve"> </w:t>
-      </w:r>
-      <w:r>
-        <w:t>결과를</w:t>
-      </w:r>
-      <w:r>
-        <w:t xml:space="preserve"> </w:t>
-      </w:r>
-      <w:r>
-        <w:t>내므로</w:t>
-      </w:r>
-      <w:r>
-        <w:t xml:space="preserve">, </w:t>
-      </w:r>
-      <w:r>
-        <w:t>그</w:t>
-      </w:r>
-      <w:r>
-        <w:t xml:space="preserve"> </w:t>
-      </w:r>
-      <w:r>
-        <w:t>결과는</w:t>
-      </w:r>
-      <w:r>
-        <w:t xml:space="preserve"> </w:t>
-      </w:r>
-      <w:r>
-        <w:t>용량</w:t>
-      </w:r>
-      <w:r>
-        <w:t xml:space="preserve"> </w:t>
-      </w:r>
-      <w:r>
-        <w:t>인지</w:t>
-      </w:r>
-      <w:r>
-        <w:t xml:space="preserve"> </w:t>
-      </w:r>
-      <w:r>
-        <w:t>스케줄러가</w:t>
-      </w:r>
-      <w:r>
-        <w:t xml:space="preserve"> </w:t>
-      </w:r>
-      <w:r>
-        <w:t>달성할</w:t>
-      </w:r>
-      <w:r>
-        <w:t xml:space="preserve"> </w:t>
-      </w:r>
-      <w:r>
-        <w:t>절감량의</w:t>
-      </w:r>
-      <w:r>
-        <w:t xml:space="preserve"> </w:t>
-      </w:r>
-      <w:r>
-        <w:t>하한이다</w:t>
-      </w:r>
-      <w:r>
-        <w:t>.</w:t>
-      </w:r>
-    </w:p>
-    <w:p/>
-    <w:p>
-      <w:r>
-        <w:t>되돌린</w:t>
-      </w:r>
-      <w:r>
-        <w:t xml:space="preserve"> </w:t>
-      </w:r>
-      <w:r>
-        <w:t>작업은</w:t>
-      </w:r>
-      <w:r>
-        <w:t xml:space="preserve"> 31,250</w:t>
-      </w:r>
-      <w:r>
-        <w:t>건이다</w:t>
-      </w:r>
-      <w:r>
-        <w:t xml:space="preserve">. </w:t>
-      </w:r>
-      <w:r>
-        <w:t>시간</w:t>
-      </w:r>
-      <w:r>
-        <w:t xml:space="preserve"> </w:t>
-      </w:r>
-      <w:r>
-        <w:t>이동의</w:t>
-      </w:r>
-      <w:r>
-        <w:t xml:space="preserve"> </w:t>
-      </w:r>
-      <w:r>
-        <w:t>대상이</w:t>
-      </w:r>
-      <w:r>
-        <w:t xml:space="preserve"> </w:t>
-      </w:r>
-      <w:r>
-        <w:t>될</w:t>
-      </w:r>
-      <w:r>
-        <w:t xml:space="preserve"> </w:t>
-      </w:r>
-      <w:r>
-        <w:t>수</w:t>
-      </w:r>
-      <w:r>
-        <w:t xml:space="preserve"> </w:t>
-      </w:r>
-      <w:r>
-        <w:t>있는</w:t>
-      </w:r>
-      <w:r>
-        <w:t xml:space="preserve"> </w:t>
-      </w:r>
-      <w:r>
-        <w:t>작업은</w:t>
-      </w:r>
-      <w:r>
-        <w:t xml:space="preserve"> </w:t>
-      </w:r>
-      <w:r>
-        <w:t>지연</w:t>
-      </w:r>
-      <w:r>
-        <w:t xml:space="preserve"> </w:t>
-      </w:r>
-      <w:r>
-        <w:t>예산이</w:t>
-      </w:r>
-      <w:r>
-        <w:t xml:space="preserve"> </w:t>
-      </w:r>
-      <w:r>
-        <w:t>슬롯보다</w:t>
-      </w:r>
-      <w:r>
-        <w:t xml:space="preserve"> </w:t>
-      </w:r>
-      <w:r>
-        <w:t>긴</w:t>
-      </w:r>
-      <w:r>
-        <w:t xml:space="preserve"> k=1</w:t>
-      </w:r>
-      <w:r>
-        <w:t>과</w:t>
-      </w:r>
-      <w:r>
-        <w:t xml:space="preserve"> k=2</w:t>
-      </w:r>
-      <w:r>
-        <w:t>의</w:t>
-      </w:r>
-      <w:r>
-        <w:t xml:space="preserve"> 58,288</w:t>
-      </w:r>
-      <w:r>
-        <w:t>건뿐이므로</w:t>
-      </w:r>
-      <w:r>
-        <w:t xml:space="preserve">, </w:t>
-      </w:r>
-      <w:r>
-        <w:t>이를</w:t>
-      </w:r>
-      <w:r>
-        <w:t xml:space="preserve"> </w:t>
-      </w:r>
-      <w:r>
-        <w:t>분모로</w:t>
-      </w:r>
-      <w:r>
-        <w:t xml:space="preserve"> </w:t>
-      </w:r>
-      <w:r>
-        <w:t>하면</w:t>
-      </w:r>
-      <w:r>
-        <w:t xml:space="preserve"> 53.6%</w:t>
-      </w:r>
-      <w:r>
-        <w:t>가</w:t>
-      </w:r>
-      <w:r>
-        <w:t xml:space="preserve"> </w:t>
-      </w:r>
-      <w:r>
-        <w:t>되돌려진</w:t>
-      </w:r>
-      <w:r>
-        <w:t xml:space="preserve"> </w:t>
-      </w:r>
-      <w:r>
-        <w:t>셈이다</w:t>
-      </w:r>
-      <w:r>
-        <w:t xml:space="preserve">. </w:t>
+        <w:t>앞서(§6.3) 밝혔듯 시간 이동의 대상을 k=1·k=2의 58,288건으로 한정하는 셈법은 슬롯 정렬 모델에서나 성립한다 — 롤링 모델에서는 146,000건 전체가 대상이 될 수 있으므로, 전체를 분모로 하면 21.4%가 되돌려진 셈이다. </w:t>
       </w:r>
       <w:r>
         <w:t>시간</w:t>
@@ -43413,6 +40777,11 @@
       </w:r>
       <w:r>
         <w:t>.</w:t>
+      </w:r>
+    </w:p>
+    <w:p>
+      <w:r>
+        <w:t>이 하한이 보여주는 손해를 줄이기 위해 용량 인지 온라인 시간 이동을 구현했다. 슬롯별로 리전 점유량을 추적하여 상한에 도달한 슬롯을 후보에서 미리 제외하는 방식이다. 그 결과 총 배출량은 10,830.4 kg, 기준 대비 62.94% 감소로, 순진한 하한(59.37%)보다 3.57%p 더 절감하면서 상한 위반을 대부분 제거한다 — 최대 동시 실행이 41건에서 19건으로, 캘리포니아의 초과 시간이 866.9시간에서 12시간으로, 프랑스는 622.4시간에서 23시간으로 줄어든다(표2 ④행). 남은 상한 위반 배정 662건은 전량 마감이 임박해 미룰 수 없는 작업(강제 편입 411건, 즉시 실행 경로 251건)에서 비롯되며, 알고리즘의 결함이 아니다. 즉 본 절의 두 실험은 한 쌍이다 — 앞서 잰 것은 아무 것도 하지 않았을 때의 하한이고, 이 결과는 그 손해의 대부분을 실제로 되찾을 수 있음을 보인 것이다.</w:t>
       </w:r>
     </w:p>
     <w:p/>

--- a/paper/CAST.docx
+++ b/paper/CAST.docx
@@ -399,38 +399,6 @@
           <w:szCs w:val="26"/>
         </w:rPr>
         <w:t>서론</w:t>
-      </w:r>
-    </w:p>
-    <w:p>
-      <w:pPr>
-        <w:jc w:val="left"/>
-        <w:rPr>
-          <w:rFonts w:eastAsia="Apple SD Gothic Neo"/>
-          <w:b/>
-          <w:bCs/>
-          <w:sz w:val="22"/>
-          <w:szCs w:val="22"/>
-        </w:rPr>
-      </w:pPr>
-      <w:r>
-        <w:rPr>
-          <w:rFonts w:eastAsia="Apple SD Gothic Neo"/>
-          <w:b/>
-          <w:bCs/>
-          <w:sz w:val="22"/>
-          <w:szCs w:val="22"/>
-        </w:rPr>
-        <w:t>문단</w:t>
-      </w:r>
-      <w:r>
-        <w:rPr>
-          <w:rFonts w:eastAsia="Apple SD Gothic Neo"/>
-          <w:b/>
-          <w:bCs/>
-          <w:sz w:val="22"/>
-          <w:szCs w:val="22"/>
-        </w:rPr>
-        <w:t xml:space="preserve"> 1</w:t>
       </w:r>
     </w:p>
     <w:p>
@@ -944,38 +912,6 @@
     <w:p>
       <w:pPr>
         <w:jc w:val="left"/>
-        <w:rPr>
-          <w:rFonts w:eastAsia="Apple SD Gothic Neo"/>
-          <w:b/>
-          <w:bCs/>
-          <w:sz w:val="22"/>
-          <w:szCs w:val="22"/>
-        </w:rPr>
-      </w:pPr>
-      <w:r>
-        <w:rPr>
-          <w:rFonts w:eastAsia="Apple SD Gothic Neo"/>
-          <w:b/>
-          <w:bCs/>
-          <w:sz w:val="22"/>
-          <w:szCs w:val="22"/>
-        </w:rPr>
-        <w:t>문단</w:t>
-      </w:r>
-      <w:r>
-        <w:rPr>
-          <w:rFonts w:eastAsia="Apple SD Gothic Neo"/>
-          <w:b/>
-          <w:bCs/>
-          <w:sz w:val="22"/>
-          <w:szCs w:val="22"/>
-        </w:rPr>
-        <w:t xml:space="preserve"> 2</w:t>
-      </w:r>
-    </w:p>
-    <w:p>
-      <w:pPr>
-        <w:jc w:val="left"/>
       </w:pPr>
       <w:r>
         <w:t>통상적인</w:t>
@@ -1635,38 +1571,6 @@
     <w:p>
       <w:pPr>
         <w:jc w:val="left"/>
-        <w:rPr>
-          <w:rFonts w:eastAsia="Apple SD Gothic Neo"/>
-          <w:b/>
-          <w:bCs/>
-          <w:sz w:val="22"/>
-          <w:szCs w:val="22"/>
-        </w:rPr>
-      </w:pPr>
-      <w:r>
-        <w:rPr>
-          <w:rFonts w:eastAsia="Apple SD Gothic Neo"/>
-          <w:b/>
-          <w:bCs/>
-          <w:sz w:val="22"/>
-          <w:szCs w:val="22"/>
-        </w:rPr>
-        <w:t>문단</w:t>
-      </w:r>
-      <w:r>
-        <w:rPr>
-          <w:rFonts w:eastAsia="Apple SD Gothic Neo"/>
-          <w:b/>
-          <w:bCs/>
-          <w:sz w:val="22"/>
-          <w:szCs w:val="22"/>
-        </w:rPr>
-        <w:t xml:space="preserve"> 3</w:t>
-      </w:r>
-    </w:p>
-    <w:p>
-      <w:pPr>
-        <w:jc w:val="left"/>
       </w:pPr>
       <w:r>
         <w:t>그러나</w:t>
@@ -2546,38 +2450,6 @@
     <w:p>
       <w:pPr>
         <w:jc w:val="left"/>
-        <w:rPr>
-          <w:rFonts w:eastAsia="Apple SD Gothic Neo"/>
-          <w:b/>
-          <w:bCs/>
-          <w:sz w:val="22"/>
-          <w:szCs w:val="22"/>
-        </w:rPr>
-      </w:pPr>
-      <w:r>
-        <w:rPr>
-          <w:rFonts w:eastAsia="Apple SD Gothic Neo"/>
-          <w:b/>
-          <w:bCs/>
-          <w:sz w:val="22"/>
-          <w:szCs w:val="22"/>
-        </w:rPr>
-        <w:t>문단</w:t>
-      </w:r>
-      <w:r>
-        <w:rPr>
-          <w:rFonts w:eastAsia="Apple SD Gothic Neo"/>
-          <w:b/>
-          <w:bCs/>
-          <w:sz w:val="22"/>
-          <w:szCs w:val="22"/>
-        </w:rPr>
-        <w:t xml:space="preserve"> 4 </w:t>
-      </w:r>
-    </w:p>
-    <w:p>
-      <w:pPr>
-        <w:jc w:val="left"/>
       </w:pPr>
       <w:r>
         <w:t>시스템</w:t>
@@ -4266,38 +4138,6 @@
       <w:pPr>
         <w:jc w:val="left"/>
       </w:pPr>
-    </w:p>
-    <w:p>
-      <w:pPr>
-        <w:jc w:val="left"/>
-        <w:rPr>
-          <w:rFonts w:eastAsia="Apple SD Gothic Neo"/>
-          <w:b/>
-          <w:bCs/>
-          <w:sz w:val="22"/>
-          <w:szCs w:val="22"/>
-        </w:rPr>
-      </w:pPr>
-      <w:r>
-        <w:rPr>
-          <w:rFonts w:eastAsia="Apple SD Gothic Neo"/>
-          <w:b/>
-          <w:bCs/>
-          <w:sz w:val="22"/>
-          <w:szCs w:val="22"/>
-        </w:rPr>
-        <w:t>문단</w:t>
-      </w:r>
-      <w:r>
-        <w:rPr>
-          <w:rFonts w:eastAsia="Apple SD Gothic Neo"/>
-          <w:b/>
-          <w:bCs/>
-          <w:sz w:val="22"/>
-          <w:szCs w:val="22"/>
-        </w:rPr>
-        <w:t xml:space="preserve"> 5</w:t>
-      </w:r>
     </w:p>
     <w:p>
       <w:pPr>

--- a/paper/CAST.docx
+++ b/paper/CAST.docx
@@ -1892,6 +1892,561 @@
       </w:r>
       <w:r>
         <w:t>따라</w:t>
+      </w:r>
+      <w:r>
+        <w:t xml:space="preserve"> </w:t>
+      </w:r>
+      <w:r>
+        <w:t>달라진다</w:t>
+      </w:r>
+      <w:r>
+        <w:t xml:space="preserve">. </w:t>
+      </w:r>
+      <w:r>
+        <w:t>선행</w:t>
+      </w:r>
+      <w:r>
+        <w:t xml:space="preserve"> </w:t>
+      </w:r>
+      <w:r>
+        <w:t>연구는</w:t>
+      </w:r>
+      <w:r>
+        <w:t xml:space="preserve"> 2022</w:t>
+      </w:r>
+      <w:r>
+        <w:t>년</w:t>
+      </w:r>
+      <w:r>
+        <w:t xml:space="preserve"> </w:t>
+      </w:r>
+      <w:r>
+        <w:t>여섯</w:t>
+      </w:r>
+      <w:r>
+        <w:t xml:space="preserve"> </w:t>
+      </w:r>
+      <w:r>
+        <w:t>개</w:t>
+      </w:r>
+      <w:r>
+        <w:t xml:space="preserve"> </w:t>
+      </w:r>
+      <w:r>
+        <w:t>클라우드</w:t>
+      </w:r>
+      <w:r>
+        <w:t xml:space="preserve"> </w:t>
+      </w:r>
+      <w:r>
+        <w:t>리전에서</w:t>
+      </w:r>
+      <w:r>
+        <w:t xml:space="preserve"> </w:t>
+      </w:r>
+      <w:r>
+        <w:t>약</w:t>
+      </w:r>
+      <w:r>
+        <w:t xml:space="preserve"> 6</w:t>
+      </w:r>
+      <w:r>
+        <w:t>배의</w:t>
+      </w:r>
+      <w:r>
+        <w:t xml:space="preserve"> </w:t>
+      </w:r>
+      <w:r>
+        <w:t>공간적</w:t>
+      </w:r>
+      <w:r>
+        <w:t xml:space="preserve"> </w:t>
+      </w:r>
+      <w:r>
+        <w:t>격차를</w:t>
+      </w:r>
+      <w:r>
+        <w:t xml:space="preserve"> </w:t>
+      </w:r>
+      <w:r>
+        <w:t>관측했으며</w:t>
+      </w:r>
+      <w:r>
+        <w:t xml:space="preserve">, </w:t>
+      </w:r>
+      <w:r>
+        <w:t>시간적으로도</w:t>
+      </w:r>
+      <w:r>
+        <w:t xml:space="preserve"> </w:t>
+      </w:r>
+      <w:r>
+        <w:t>프랑스에서</w:t>
+      </w:r>
+      <w:r>
+        <w:t xml:space="preserve"> </w:t>
+      </w:r>
+      <w:r>
+        <w:t>연간</w:t>
+      </w:r>
+      <w:r>
+        <w:t xml:space="preserve"> 4</w:t>
+      </w:r>
+      <w:r>
+        <w:t>배</w:t>
+      </w:r>
+      <w:r>
+        <w:t xml:space="preserve">, </w:t>
+      </w:r>
+      <w:r>
+        <w:t>독일과</w:t>
+      </w:r>
+      <w:r>
+        <w:t xml:space="preserve"> </w:t>
+      </w:r>
+      <w:r>
+        <w:t>캘리포니아에서</w:t>
+      </w:r>
+      <w:r>
+        <w:t xml:space="preserve"> 6~8</w:t>
+      </w:r>
+      <w:r>
+        <w:t>배의</w:t>
+      </w:r>
+      <w:r>
+        <w:t xml:space="preserve"> </w:t>
+      </w:r>
+      <w:r>
+        <w:t>변동을</w:t>
+      </w:r>
+      <w:r>
+        <w:t xml:space="preserve"> </w:t>
+      </w:r>
+      <w:r>
+        <w:t>보고했다</w:t>
+      </w:r>
+      <w:r>
+        <w:t>.</w:t>
+      </w:r>
+      <w:r>
+        <w:br/>
+      </w:r>
+      <w:hyperlink r:id="rId17">
+        <w:r>
+          <w:rPr>
+            <w:u w:val="single"/>
+          </w:rPr>
+          <w:t xml:space="preserve"> </w:t>
+        </w:r>
+        <w:r>
+          <w:rPr>
+            <w:color w:val="1155CC"/>
+            <w:sz w:val="16"/>
+            <w:szCs w:val="16"/>
+            <w:u w:val="single"/>
+          </w:rPr>
+          <w:t>https://doi.org/10.1145/3634769.3634812</w:t>
+        </w:r>
+        <w:r>
+          <w:rPr>
+            <w:color w:val="1155CC"/>
+            <w:sz w:val="16"/>
+            <w:szCs w:val="16"/>
+            <w:u w:val="single"/>
+          </w:rPr>
+          <w:br/>
+        </w:r>
+      </w:hyperlink>
+      <w:r>
+        <w:rPr>
+          <w:color w:val="1155CC"/>
+          <w:sz w:val="16"/>
+          <w:szCs w:val="16"/>
+        </w:rPr>
+        <w:t xml:space="preserve"> — </w:t>
+      </w:r>
+      <w:r>
+        <w:rPr>
+          <w:color w:val="1155CC"/>
+          <w:sz w:val="16"/>
+          <w:szCs w:val="16"/>
+        </w:rPr>
+        <w:t>원문</w:t>
+      </w:r>
+      <w:r>
+        <w:rPr>
+          <w:color w:val="1155CC"/>
+          <w:sz w:val="16"/>
+          <w:szCs w:val="16"/>
+        </w:rPr>
+        <w:t>: "6× spatial variations" / "4× variation over a year in France, and an even higher 6-8× variation in Germany and California"</w:t>
+      </w:r>
+    </w:p>
+    <w:p>
+      <w:pPr>
+        <w:jc w:val="left"/>
+      </w:pPr>
+    </w:p>
+    <w:p>
+      <w:pPr>
+        <w:jc w:val="left"/>
+      </w:pPr>
+      <w:r>
+        <w:t>본</w:t>
+      </w:r>
+      <w:r>
+        <w:t xml:space="preserve"> </w:t>
+      </w:r>
+      <w:r>
+        <w:t>연구가</w:t>
+      </w:r>
+      <w:r>
+        <w:t xml:space="preserve"> </w:t>
+      </w:r>
+      <w:r>
+        <w:t>대상으로</w:t>
+      </w:r>
+      <w:r>
+        <w:t xml:space="preserve"> </w:t>
+      </w:r>
+      <w:r>
+        <w:t>삼은</w:t>
+      </w:r>
+      <w:r>
+        <w:t xml:space="preserve"> 8</w:t>
+      </w:r>
+      <w:r>
+        <w:t>개</w:t>
+      </w:r>
+      <w:r>
+        <w:t xml:space="preserve"> </w:t>
+      </w:r>
+      <w:r>
+        <w:t>리전에서도</w:t>
+      </w:r>
+      <w:r>
+        <w:t xml:space="preserve"> </w:t>
+      </w:r>
+      <w:r>
+        <w:t>유사한</w:t>
+      </w:r>
+      <w:r>
+        <w:t xml:space="preserve"> </w:t>
+      </w:r>
+      <w:r>
+        <w:t>규모의</w:t>
+      </w:r>
+      <w:r>
+        <w:t xml:space="preserve"> </w:t>
+      </w:r>
+      <w:r>
+        <w:t>격차가</w:t>
+      </w:r>
+      <w:r>
+        <w:t xml:space="preserve"> </w:t>
+      </w:r>
+      <w:r>
+        <w:t>관측되었다</w:t>
+      </w:r>
+      <w:r>
+        <w:t>.</w:t>
+      </w:r>
+      <w:r>
+        <w:br/>
+        <w:t xml:space="preserve"> 2025</w:t>
+      </w:r>
+      <w:r>
+        <w:t>년</w:t>
+      </w:r>
+      <w:r>
+        <w:t xml:space="preserve"> </w:t>
+      </w:r>
+      <w:r>
+        <w:t>실측</w:t>
+      </w:r>
+      <w:r>
+        <w:t xml:space="preserve"> </w:t>
+      </w:r>
+      <w:r>
+        <w:t>기준</w:t>
+      </w:r>
+      <w:r>
+        <w:t xml:space="preserve"> </w:t>
+      </w:r>
+      <w:r>
+        <w:t>연평균</w:t>
+      </w:r>
+      <w:r>
+        <w:t xml:space="preserve"> </w:t>
+      </w:r>
+      <w:r>
+        <w:t>탄소집약도는</w:t>
+      </w:r>
+      <w:r>
+        <w:t xml:space="preserve"> </w:t>
+      </w:r>
+      <w:r>
+        <w:t>인도가</w:t>
+      </w:r>
+      <w:r>
+        <w:t xml:space="preserve"> 542.9 </w:t>
+      </w:r>
+      <w:proofErr w:type="spellStart"/>
+      <w:r>
+        <w:t>gCO</w:t>
+      </w:r>
+      <w:proofErr w:type="spellEnd"/>
+      <w:r>
+        <w:t xml:space="preserve">₂/kWh, </w:t>
+      </w:r>
+      <w:r>
+        <w:t>프랑스가</w:t>
+      </w:r>
+      <w:r>
+        <w:t xml:space="preserve"> 13.5 </w:t>
+      </w:r>
+      <w:proofErr w:type="spellStart"/>
+      <w:r>
+        <w:t>gCO</w:t>
+      </w:r>
+      <w:proofErr w:type="spellEnd"/>
+      <w:r>
+        <w:t>₂/kWh</w:t>
+      </w:r>
+      <w:r>
+        <w:t>로</w:t>
+      </w:r>
+      <w:r>
+        <w:t xml:space="preserve"> 40.1</w:t>
+      </w:r>
+      <w:r>
+        <w:t>배의</w:t>
+      </w:r>
+      <w:r>
+        <w:t xml:space="preserve"> </w:t>
+      </w:r>
+      <w:r>
+        <w:t>공간적</w:t>
+      </w:r>
+      <w:r>
+        <w:t xml:space="preserve"> </w:t>
+      </w:r>
+      <w:r>
+        <w:t>격차를</w:t>
+      </w:r>
+      <w:r>
+        <w:t xml:space="preserve"> </w:t>
+      </w:r>
+      <w:r>
+        <w:t>보인다</w:t>
+      </w:r>
+      <w:r>
+        <w:t xml:space="preserve">. </w:t>
+      </w:r>
+      <w:r>
+        <w:t>시간적으로는</w:t>
+      </w:r>
+      <w:r>
+        <w:t xml:space="preserve"> </w:t>
+      </w:r>
+      <w:r>
+        <w:t>리전</w:t>
+      </w:r>
+      <w:r>
+        <w:t xml:space="preserve"> </w:t>
+      </w:r>
+      <w:r>
+        <w:t>내</w:t>
+      </w:r>
+      <w:r>
+        <w:t xml:space="preserve"> </w:t>
+      </w:r>
+      <w:r>
+        <w:t>하루</w:t>
+      </w:r>
+      <w:r>
+        <w:t xml:space="preserve"> </w:t>
+      </w:r>
+      <w:r>
+        <w:t>최댓값과</w:t>
+      </w:r>
+      <w:r>
+        <w:t xml:space="preserve"> </w:t>
+      </w:r>
+      <w:r>
+        <w:t>최솟값의</w:t>
+      </w:r>
+      <w:r>
+        <w:t xml:space="preserve"> </w:t>
+      </w:r>
+      <w:r>
+        <w:t>비가</w:t>
+      </w:r>
+      <w:r>
+        <w:t xml:space="preserve"> </w:t>
+      </w:r>
+      <w:r>
+        <w:t>캘리포니아</w:t>
+      </w:r>
+      <w:r>
+        <w:t xml:space="preserve"> 3.58</w:t>
+      </w:r>
+      <w:r>
+        <w:t>배</w:t>
+      </w:r>
+      <w:r>
+        <w:t xml:space="preserve">, </w:t>
+      </w:r>
+      <w:r>
+        <w:t>독일</w:t>
+      </w:r>
+      <w:r>
+        <w:t xml:space="preserve"> 2.41</w:t>
+      </w:r>
+      <w:r>
+        <w:t>배</w:t>
+      </w:r>
+      <w:r>
+        <w:t xml:space="preserve">, </w:t>
+      </w:r>
+      <w:r>
+        <w:t>프랑스</w:t>
+      </w:r>
+      <w:r>
+        <w:t xml:space="preserve"> 2.33</w:t>
+      </w:r>
+      <w:r>
+        <w:t>배</w:t>
+      </w:r>
+      <w:r>
+        <w:t xml:space="preserve">, </w:t>
+      </w:r>
+      <w:r>
+        <w:t>텍사스</w:t>
+      </w:r>
+      <w:r>
+        <w:t xml:space="preserve"> 1.79</w:t>
+      </w:r>
+      <w:r>
+        <w:t>배로</w:t>
+      </w:r>
+      <w:r>
+        <w:t xml:space="preserve"> </w:t>
+      </w:r>
+      <w:r>
+        <w:t>나타나며</w:t>
+      </w:r>
+      <w:r>
+        <w:t xml:space="preserve">, </w:t>
+      </w:r>
+      <w:r>
+        <w:t>한국</w:t>
+      </w:r>
+      <w:r>
+        <w:t xml:space="preserve"> 1.17</w:t>
+      </w:r>
+      <w:r>
+        <w:t>배와</w:t>
+      </w:r>
+      <w:r>
+        <w:t xml:space="preserve"> </w:t>
+      </w:r>
+      <w:r>
+        <w:t>뉴욕</w:t>
+      </w:r>
+      <w:r>
+        <w:t xml:space="preserve"> 1.14</w:t>
+      </w:r>
+      <w:r>
+        <w:t>배처럼</w:t>
+      </w:r>
+      <w:r>
+        <w:t xml:space="preserve"> </w:t>
+      </w:r>
+      <w:r>
+        <w:t>변동이</w:t>
+      </w:r>
+      <w:r>
+        <w:t xml:space="preserve"> </w:t>
+      </w:r>
+      <w:r>
+        <w:t>작은</w:t>
+      </w:r>
+      <w:r>
+        <w:t xml:space="preserve"> </w:t>
+      </w:r>
+      <w:r>
+        <w:t>리전도</w:t>
+      </w:r>
+      <w:r>
+        <w:t xml:space="preserve"> </w:t>
+      </w:r>
+      <w:r>
+        <w:t>있다</w:t>
+      </w:r>
+      <w:r>
+        <w:t>.</w:t>
+      </w:r>
+    </w:p>
+    <w:p>
+      <w:pPr>
+        <w:jc w:val="left"/>
+      </w:pPr>
+    </w:p>
+    <w:p>
+      <w:pPr>
+        <w:jc w:val="left"/>
+      </w:pPr>
+      <w:r>
+        <w:t>즉</w:t>
+      </w:r>
+      <w:r>
+        <w:t xml:space="preserve"> </w:t>
+      </w:r>
+      <w:r>
+        <w:t>동일한</w:t>
+      </w:r>
+      <w:r>
+        <w:t xml:space="preserve"> </w:t>
+      </w:r>
+      <w:r>
+        <w:t>작업이라도</w:t>
+      </w:r>
+      <w:r>
+        <w:t xml:space="preserve"> </w:t>
+      </w:r>
+      <w:r>
+        <w:t>어느</w:t>
+      </w:r>
+      <w:r>
+        <w:t xml:space="preserve"> </w:t>
+      </w:r>
+      <w:r>
+        <w:t>리전에서</w:t>
+      </w:r>
+      <w:r>
+        <w:t xml:space="preserve"> </w:t>
+      </w:r>
+      <w:r>
+        <w:t>언제</w:t>
+      </w:r>
+      <w:r>
+        <w:t xml:space="preserve"> </w:t>
+      </w:r>
+      <w:r>
+        <w:t>실행하느냐에</w:t>
+      </w:r>
+      <w:r>
+        <w:t xml:space="preserve"> </w:t>
+      </w:r>
+      <w:r>
+        <w:t>따라</w:t>
+      </w:r>
+      <w:r>
+        <w:t xml:space="preserve"> </w:t>
+      </w:r>
+      <w:r>
+        <w:t>배출량이</w:t>
       </w:r>
       <w:r>
         <w:t xml:space="preserve"> </w:t>
@@ -29492,25 +30047,7 @@
         <w:jc w:val="left"/>
       </w:pPr>
       <w:r>
-        <w:t>본</w:t>
-      </w:r>
-      <w:r>
-        <w:t xml:space="preserve"> </w:t>
-      </w:r>
-      <w:r>
-        <w:t>단계는</w:t>
-      </w:r>
-      <w:r>
-        <w:t xml:space="preserve"> </w:t>
-      </w:r>
-      <w:r>
-        <w:t>리전의</w:t>
-      </w:r>
-      <w:r>
-        <w:t xml:space="preserve"> </w:t>
-      </w:r>
-      <w:r>
-        <w:t>용량을 인지하는 온라인 시간 이동은 다음 절(§5.6)에서 다룬다.</w:t>
+        <w:t>본 단계는 리전의 용량을 고려하지 않는다. 즉 후보 슬롯을 고를 때 그 슬롯에 이미 배정된 작업 수를 참조하지 않으며, 각 작업이 독립적으로 자신의 최적 슬롯을 선택한다. 이 설계 결정이 어떤 결과를 낳는지는 검증 절에서 측정한다. 용량을 인지하는 온라인 시간 이동은 다음 절(§5.6)에서 다룬다.</w:t>
       </w:r>
     </w:p>
     <w:p>

--- a/paper/CAST.docx
+++ b/paper/CAST.docx
@@ -231,6 +231,58 @@
           <w:szCs w:val="24"/>
         </w:rPr>
         <w:t>-Temporal Scheduling</w:t>
+      </w:r>
+    </w:p>
+    <w:p/>
+    <w:p>
+      <w:r>
+        <w:rPr>
+          <w:b/>
+          <w:bCs/>
+        </w:rPr>
+        <w:t xml:space="preserve">초록  </w:t>
+      </w:r>
+      <w:r>
+        <w:t xml:space="preserve">데이터센터의 탄소 배출량은 같은 작업이라도 어느 리전에서 언제 실행하느냐에 따라 크게 달라진다. 본 연구는 미래 탄소집약도를 LSTM으로 예측하고, 정수계획법으로 작업을 저탄소 리전에 배정한 뒤, 마감 시한 안에서 시간을 옮겨 배출량을 한 번 더 줄이는 CAST를 제안한다. 탄소와 지연 사이의 가중치는 고정하지 않고, 매 시간 슬롯마다 파레토 곡선의 무릎점에서 자동으로 정한다. 8개 리전, 1년치 실측 탄소 데이터 위에서 돌린 합성 작업 146,000건으로 실험한 결과, 시간 이동만으로 18.58%, 리전 이동만으로 56.85%를 줄였고 둘을 결합하면 62.94%를 줄였으며 마감 위반은 없었다. 무릎점 자동 선택은 가중치 고정(알파=0.5) 대비 지연 6.7ms만 더 쓰고 탄소는 10.64%포인트 더 줄인다. 다만 리전별 용량 제한을 지키면 시간 이동의 몫은 이론상 9.07%포인트에서 6.09%포인트로 줄어, 용량이 시간 이동 효과를 제한함을 정량적으로 보였다.</w:t>
+      </w:r>
+    </w:p>
+    <w:p/>
+    <w:p>
+      <w:r>
+        <w:rPr>
+          <w:b/>
+          <w:bCs/>
+        </w:rPr>
+        <w:t xml:space="preserve">주제어: </w:t>
+      </w:r>
+      <w:r>
+        <w:t xml:space="preserve">탄소 인지 스케줄링, 워크로드 이동, 정수 계획법, 리전 용량, LSTM</w:t>
+      </w:r>
+    </w:p>
+    <w:p/>
+    <w:p>
+      <w:r>
+        <w:rPr>
+          <w:b/>
+          <w:bCs/>
+        </w:rPr>
+        <w:t xml:space="preserve">Abstract  </w:t>
+      </w:r>
+      <w:r>
+        <w:t xml:space="preserve">The carbon footprint of a cloud workload varies substantially depending on which region and when it runs. We present CAST, a carbon-aware scheduler that forecasts future carbon intensity with an LSTM, places jobs across regions via integer programming, and further shifts them in time within each job's deadline. Rather than fixing the trade-off between carbon and latency, CAST selects it automatically at every time slot by locating the knee point of the Pareto curve. Evaluated on 146,000 synthetic jobs driven by one year of measured carbon-intensity data across 8 regions, temporal shifting alone reduces emissions by 18.58%, spatial placement alone by 56.85%, and combining both reduces emissions by 62.94% with zero deadline violations. The automatic knee-point weight cuts 10.64 percentage points more carbon than a fixed weight (alpha=0.5), at the cost of only 6.7ms additional latency. However, enforcing per-region capacity limits shrinks temporal shifting's marginal contribution from an unconstrained upper bound of 9.07 percentage points to 6.09 percentage points, quantifying how regional capacity constrains the benefit of shifting workloads in time.</w:t>
+      </w:r>
+    </w:p>
+    <w:p/>
+    <w:p>
+      <w:r>
+        <w:rPr>
+          <w:b/>
+          <w:bCs/>
+        </w:rPr>
+        <w:t xml:space="preserve">Keywords: </w:t>
+      </w:r>
+      <w:r>
+        <w:t xml:space="preserve">Carbon-aware scheduling, Workload shifting, Integer programming, Regional capacity, LSTM</w:t>
       </w:r>
     </w:p>
     <w:p/>
@@ -22263,7 +22315,210 @@
           <w:szCs w:val="18"/>
         </w:rPr>
       </w:pPr>
-      <w:proofErr w:type="gramStart"/>
+      <m:oMath>
+        <m:box>
+          <m:e>
+            <m:r>
+              <m:rPr>
+                <m:sty m:val="p"/>
+              </m:rPr>
+              <m:t>min</m:t>
+            </m:r>
+            <m:nary>
+              <m:naryPr>
+                <m:chr m:val="∑"/>
+                <m:limLoc m:val="undOvr"/>
+              </m:naryPr>
+              <m:sub>
+                <m:box>
+                  <m:e>
+                    <m:r>
+                      <m:rPr>
+                        <m:sty m:val="i"/>
+                      </m:rPr>
+                      <m:t>j</m:t>
+                    </m:r>
+                    <m:r>
+                      <m:rPr>
+                        <m:sty m:val="p"/>
+                      </m:rPr>
+                      <m:t>∈</m:t>
+                    </m:r>
+                    <m:r>
+                      <m:rPr>
+                        <m:sty m:val="i"/>
+                      </m:rPr>
+                      <m:t>J</m:t>
+                    </m:r>
+                  </m:e>
+                </m:box>
+              </m:sub>
+              <m:sup/>
+              <m:e>
+                <m:r>
+                  <m:rPr>
+                    <m:sty m:val="i"/>
+                  </m:rPr>
+                  <m:t>P</m:t>
+                </m:r>
+                <m:nary>
+                  <m:naryPr>
+                    <m:chr m:val="∫"/>
+                    <m:limLoc m:val="subSup"/>
+                  </m:naryPr>
+                  <m:sub>
+                    <m:box>
+                      <m:e>
+                        <m:sSub>
+                          <m:e>
+                            <m:r>
+                              <m:rPr>
+                                <m:sty m:val="i"/>
+                              </m:rPr>
+                              <m:t>τ</m:t>
+                            </m:r>
+                          </m:e>
+                          <m:sub>
+                            <m:r>
+                              <m:rPr>
+                                <m:sty m:val="i"/>
+                              </m:rPr>
+                              <m:t>j</m:t>
+                            </m:r>
+                          </m:sub>
+                        </m:sSub>
+                      </m:e>
+                    </m:box>
+                  </m:sub>
+                  <m:sup>
+                    <m:box>
+                      <m:e>
+                        <m:sSub>
+                          <m:e>
+                            <m:r>
+                              <m:rPr>
+                                <m:sty m:val="i"/>
+                              </m:rPr>
+                              <m:t>τ</m:t>
+                            </m:r>
+                          </m:e>
+                          <m:sub>
+                            <m:r>
+                              <m:rPr>
+                                <m:sty m:val="i"/>
+                              </m:rPr>
+                              <m:t>j</m:t>
+                            </m:r>
+                          </m:sub>
+                        </m:sSub>
+                        <m:r>
+                          <m:rPr>
+                            <m:sty m:val="p"/>
+                          </m:rPr>
+                          <m:t>+</m:t>
+                        </m:r>
+                        <m:sSub>
+                          <m:e>
+                            <m:r>
+                              <m:rPr>
+                                <m:sty m:val="i"/>
+                              </m:rPr>
+                              <m:t>d</m:t>
+                            </m:r>
+                          </m:e>
+                          <m:sub>
+                            <m:r>
+                              <m:rPr>
+                                <m:sty m:val="i"/>
+                              </m:rPr>
+                              <m:t>j</m:t>
+                            </m:r>
+                          </m:sub>
+                        </m:sSub>
+                      </m:e>
+                    </m:box>
+                  </m:sup>
+                  <m:e>
+                    <m:sSub>
+                      <m:e>
+                        <m:r>
+                          <m:rPr>
+                            <m:sty m:val="i"/>
+                          </m:rPr>
+                          <m:t>C</m:t>
+                        </m:r>
+                      </m:e>
+                      <m:sub>
+                        <m:box>
+                          <m:e>
+                            <m:r>
+                              <m:rPr>
+                                <m:sty m:val="i"/>
+                              </m:rPr>
+                              <m:t>r</m:t>
+                            </m:r>
+                            <m:r>
+                              <m:rPr>
+                                <m:sty m:val="p"/>
+                              </m:rPr>
+                              <m:t>(</m:t>
+                            </m:r>
+                            <m:r>
+                              <m:rPr>
+                                <m:sty m:val="i"/>
+                              </m:rPr>
+                              <m:t>j</m:t>
+                            </m:r>
+                            <m:r>
+                              <m:rPr>
+                                <m:sty m:val="p"/>
+                              </m:rPr>
+                              <m:t>)</m:t>
+                            </m:r>
+                          </m:e>
+                        </m:box>
+                      </m:sub>
+                    </m:sSub>
+                    <m:r>
+                      <m:rPr>
+                        <m:sty m:val="p"/>
+                      </m:rPr>
+                      <m:t>(</m:t>
+                    </m:r>
+                    <m:r>
+                      <m:rPr>
+                        <m:sty m:val="i"/>
+                      </m:rPr>
+                      <m:t>t</m:t>
+                    </m:r>
+                    <m:r>
+                      <m:rPr>
+                        <m:sty m:val="p"/>
+                      </m:rPr>
+                      <m:t>)</m:t>
+                    </m:r>
+                    <m:r>
+                      <m:t/>
+                    </m:r>
+                    <m:r>
+                      <m:rPr>
+                        <m:sty m:val="i"/>
+                      </m:rPr>
+                      <m:t>d</m:t>
+                    </m:r>
+                    <m:r>
+                      <m:rPr>
+                        <m:sty m:val="i"/>
+                      </m:rPr>
+                      <m:t>t</m:t>
+                    </m:r>
+                  </m:e>
+                </m:nary>
+              </m:e>
+            </m:nary>
+          </m:e>
+        </m:box>
+      </m:oMath>
       <w:r>
         <w:rPr>
           <w:i/>
@@ -22271,19 +22526,210 @@
           <w:sz w:val="18"/>
           <w:szCs w:val="18"/>
         </w:rPr>
-        <w:t>min  Σ</w:t>
-      </w:r>
-      <w:proofErr w:type="gramEnd"/>
-      <w:r>
+        <w:t xml:space="preserve">          … (1)</w:t>
+      </w:r>
+    </w:p>
+    <w:p>
+      <w:pPr>
+        <w:jc w:val="left"/>
+      </w:pPr>
+      <w:r>
+        <w:t>여기서</w:t>
+      </w:r>
+      <w:r>
+        <w:t xml:space="preserve"> r(j)</w:t>
+      </w:r>
+      <w:r>
+        <w:t>는</w:t>
+      </w:r>
+      <w:r>
+        <w:t xml:space="preserve"> </w:t>
+      </w:r>
+      <w:proofErr w:type="spellStart"/>
+      <w:r>
+        <w:t>x_jr</w:t>
+      </w:r>
+      <w:proofErr w:type="spellEnd"/>
+      <w:r>
+        <w:t xml:space="preserve"> = 1</w:t>
+      </w:r>
+      <w:r>
+        <w:t>인</w:t>
+      </w:r>
+      <w:r>
+        <w:t xml:space="preserve"> </w:t>
+      </w:r>
+      <w:r>
+        <w:t>리전이고</w:t>
+      </w:r>
+      <w:r>
+        <w:t xml:space="preserve"> P</w:t>
+      </w:r>
+      <w:r>
+        <w:t>는</w:t>
+      </w:r>
+      <w:r>
+        <w:t xml:space="preserve"> </w:t>
+      </w:r>
+      <w:r>
+        <w:t>작업의</w:t>
+      </w:r>
+      <w:r>
+        <w:t xml:space="preserve"> </w:t>
+      </w:r>
+      <w:r>
+        <w:t>소비</w:t>
+      </w:r>
+      <w:r>
+        <w:t xml:space="preserve"> </w:t>
+      </w:r>
+      <w:r>
+        <w:t>전력이다</w:t>
+      </w:r>
+      <w:r>
+        <w:t xml:space="preserve">. </w:t>
+      </w:r>
+      <w:r>
+        <w:t>제약은</w:t>
+      </w:r>
+      <w:r>
+        <w:t xml:space="preserve"> </w:t>
+      </w:r>
+      <w:r>
+        <w:t>네</w:t>
+      </w:r>
+      <w:r>
+        <w:t xml:space="preserve"> </w:t>
+      </w:r>
+      <w:r>
+        <w:t>가지다</w:t>
+      </w:r>
+      <w:r>
+        <w:t>.</w:t>
+      </w:r>
+    </w:p>
+    <w:p>
+      <w:pPr>
+        <w:jc w:val="left"/>
         <w:rPr>
           <w:i/>
           <w:iCs/>
           <w:sz w:val="18"/>
           <w:szCs w:val="18"/>
         </w:rPr>
-        <w:t>_(</w:t>
-      </w:r>
-      <w:proofErr w:type="spellStart"/>
+      </w:pPr>
+      <m:oMath>
+        <m:box>
+          <m:e>
+            <m:nary>
+              <m:naryPr>
+                <m:chr m:val="∑"/>
+                <m:limLoc m:val="undOvr"/>
+              </m:naryPr>
+              <m:sub>
+                <m:box>
+                  <m:e>
+                    <m:r>
+                      <m:rPr>
+                        <m:sty m:val="i"/>
+                      </m:rPr>
+                      <m:t>r</m:t>
+                    </m:r>
+                    <m:r>
+                      <m:rPr>
+                        <m:sty m:val="p"/>
+                      </m:rPr>
+                      <m:t>∈</m:t>
+                    </m:r>
+                    <m:r>
+                      <m:rPr>
+                        <m:sty m:val="i"/>
+                      </m:rPr>
+                      <m:t>R</m:t>
+                    </m:r>
+                  </m:e>
+                </m:box>
+              </m:sub>
+              <m:sup/>
+              <m:e>
+                <m:sSub>
+                  <m:e>
+                    <m:r>
+                      <m:rPr>
+                        <m:sty m:val="i"/>
+                      </m:rPr>
+                      <m:t>x</m:t>
+                    </m:r>
+                  </m:e>
+                  <m:sub>
+                    <m:box>
+                      <m:e>
+                        <m:r>
+                          <m:rPr>
+                            <m:sty m:val="i"/>
+                          </m:rPr>
+                          <m:t>j</m:t>
+                        </m:r>
+                        <m:r>
+                          <m:rPr>
+                            <m:sty m:val="i"/>
+                          </m:rPr>
+                          <m:t>r</m:t>
+                        </m:r>
+                      </m:e>
+                    </m:box>
+                  </m:sub>
+                </m:sSub>
+                <m:r>
+                  <m:rPr>
+                    <m:sty m:val="p"/>
+                  </m:rPr>
+                  <m:t>=</m:t>
+                </m:r>
+                <m:r>
+                  <m:rPr>
+                    <m:sty m:val="p"/>
+                  </m:rPr>
+                  <m:t>1</m:t>
+                </m:r>
+                <m:r>
+                  <m:rPr>
+                    <m:sty m:val="p"/>
+                  </m:rPr>
+                  <m:t>,</m:t>
+                </m:r>
+                <m:r>
+                  <m:t/>
+                </m:r>
+                <m:r>
+                  <m:rPr>
+                    <m:sty m:val="p"/>
+                  </m:rPr>
+                  <m:t>∀</m:t>
+                </m:r>
+                <m:r>
+                  <m:rPr>
+                    <m:sty m:val="i"/>
+                  </m:rPr>
+                  <m:t>j</m:t>
+                </m:r>
+                <m:r>
+                  <m:rPr>
+                    <m:sty m:val="p"/>
+                  </m:rPr>
+                  <m:t>∈</m:t>
+                </m:r>
+                <m:r>
+                  <m:rPr>
+                    <m:sty m:val="i"/>
+                  </m:rPr>
+                  <m:t>J</m:t>
+                </m:r>
+              </m:e>
+            </m:nary>
+          </m:e>
+        </m:box>
+      </m:oMath>
       <w:r>
         <w:rPr>
           <w:i/>
@@ -22291,19 +22737,318 @@
           <w:sz w:val="18"/>
           <w:szCs w:val="18"/>
         </w:rPr>
-        <w:t>j∈</w:t>
-      </w:r>
-      <w:proofErr w:type="gramStart"/>
-      <w:r>
+        <w:t xml:space="preserve">          … (2)</w:t>
+      </w:r>
+    </w:p>
+    <w:p>
+      <w:pPr>
+        <w:jc w:val="left"/>
         <w:rPr>
           <w:i/>
           <w:iCs/>
           <w:sz w:val="18"/>
           <w:szCs w:val="18"/>
         </w:rPr>
-        <w:t>J</w:t>
-      </w:r>
-      <w:proofErr w:type="spellEnd"/>
+      </w:pPr>
+      <m:oMath>
+        <m:box>
+          <m:e>
+            <m:box>
+              <m:e>
+                <m:d>
+                  <m:dPr>
+                    <m:begChr m:val="|"/>
+                    <m:endChr m:val="|"/>
+                  </m:dPr>
+                  <m:e>
+                    <m:box>
+                      <m:e>
+                        <m:r>
+                          <m:rPr>
+                            <m:sty m:val="p"/>
+                          </m:rPr>
+                          <m:t>{</m:t>
+                        </m:r>
+                        <m:r>
+                          <m:t/>
+                        </m:r>
+                        <m:r>
+                          <m:rPr>
+                            <m:sty m:val="i"/>
+                          </m:rPr>
+                          <m:t>j</m:t>
+                        </m:r>
+                        <m:r>
+                          <m:rPr>
+                            <m:sty m:val="i"/>
+                          </m:rPr>
+                          <m:t>:</m:t>
+                        </m:r>
+                        <m:r>
+                          <m:rPr>
+                            <m:sty m:val="i"/>
+                          </m:rPr>
+                          <m:t>r</m:t>
+                        </m:r>
+                        <m:r>
+                          <m:rPr>
+                            <m:sty m:val="p"/>
+                          </m:rPr>
+                          <m:t>(</m:t>
+                        </m:r>
+                        <m:r>
+                          <m:rPr>
+                            <m:sty m:val="i"/>
+                          </m:rPr>
+                          <m:t>j</m:t>
+                        </m:r>
+                        <m:r>
+                          <m:rPr>
+                            <m:sty m:val="p"/>
+                          </m:rPr>
+                          <m:t>)</m:t>
+                        </m:r>
+                        <m:r>
+                          <m:rPr>
+                            <m:sty m:val="p"/>
+                          </m:rPr>
+                          <m:t>=</m:t>
+                        </m:r>
+                        <m:r>
+                          <m:rPr>
+                            <m:sty m:val="i"/>
+                          </m:rPr>
+                          <m:t>r</m:t>
+                        </m:r>
+                        <m:r>
+                          <m:rPr>
+                            <m:sty m:val="p"/>
+                          </m:rPr>
+                          <m:t>,</m:t>
+                        </m:r>
+                        <m:r>
+                          <m:rPr>
+                            <m:nor/>
+                          </m:rPr>
+                          <m:t> </m:t>
+                        </m:r>
+                        <m:sSub>
+                          <m:e>
+                            <m:r>
+                              <m:rPr>
+                                <m:sty m:val="i"/>
+                              </m:rPr>
+                              <m:t>τ</m:t>
+                            </m:r>
+                          </m:e>
+                          <m:sub>
+                            <m:r>
+                              <m:rPr>
+                                <m:sty m:val="i"/>
+                              </m:rPr>
+                              <m:t>j</m:t>
+                            </m:r>
+                          </m:sub>
+                        </m:sSub>
+                        <m:r>
+                          <m:rPr>
+                            <m:sty m:val="p"/>
+                          </m:rPr>
+                          <m:t>≤</m:t>
+                        </m:r>
+                        <m:r>
+                          <m:rPr>
+                            <m:sty m:val="i"/>
+                          </m:rPr>
+                          <m:t>t</m:t>
+                        </m:r>
+                        <m:r>
+                          <m:rPr>
+                            <m:sty m:val="p"/>
+                          </m:rPr>
+                          <m:t>&lt;</m:t>
+                        </m:r>
+                        <m:sSub>
+                          <m:e>
+                            <m:r>
+                              <m:rPr>
+                                <m:sty m:val="i"/>
+                              </m:rPr>
+                              <m:t>τ</m:t>
+                            </m:r>
+                          </m:e>
+                          <m:sub>
+                            <m:r>
+                              <m:rPr>
+                                <m:sty m:val="i"/>
+                              </m:rPr>
+                              <m:t>j</m:t>
+                            </m:r>
+                          </m:sub>
+                        </m:sSub>
+                        <m:r>
+                          <m:rPr>
+                            <m:sty m:val="p"/>
+                          </m:rPr>
+                          <m:t>+</m:t>
+                        </m:r>
+                        <m:sSub>
+                          <m:e>
+                            <m:r>
+                              <m:rPr>
+                                <m:sty m:val="i"/>
+                              </m:rPr>
+                              <m:t>d</m:t>
+                            </m:r>
+                          </m:e>
+                          <m:sub>
+                            <m:r>
+                              <m:rPr>
+                                <m:sty m:val="i"/>
+                              </m:rPr>
+                              <m:t>j</m:t>
+                            </m:r>
+                          </m:sub>
+                        </m:sSub>
+                        <m:r>
+                          <m:t/>
+                        </m:r>
+                        <m:r>
+                          <m:rPr>
+                            <m:sty m:val="p"/>
+                          </m:rPr>
+                          <m:t>}</m:t>
+                        </m:r>
+                      </m:e>
+                    </m:box>
+                  </m:e>
+                </m:d>
+              </m:e>
+            </m:box>
+            <m:r>
+              <m:rPr>
+                <m:sty m:val="p"/>
+              </m:rPr>
+              <m:t>≤</m:t>
+            </m:r>
+            <m:box>
+              <m:e>
+                <m:d>
+                  <m:dPr>
+                    <m:begChr m:val="⌊"/>
+                    <m:endChr m:val="⌋"/>
+                  </m:dPr>
+                  <m:e>
+                    <m:box>
+                      <m:e>
+                        <m:r>
+                          <m:rPr>
+                            <m:sty m:val="i"/>
+                          </m:rPr>
+                          <m:t>η</m:t>
+                        </m:r>
+                        <m:r>
+                          <m:rPr>
+                            <m:sty m:val="p"/>
+                          </m:rPr>
+                          <m:t>·</m:t>
+                        </m:r>
+                        <m:r>
+                          <m:rPr>
+                            <m:sty m:val="i"/>
+                          </m:rPr>
+                          <m:t>c</m:t>
+                        </m:r>
+                        <m:r>
+                          <m:rPr>
+                            <m:sty m:val="i"/>
+                          </m:rPr>
+                          <m:t>a</m:t>
+                        </m:r>
+                        <m:sSub>
+                          <m:e>
+                            <m:r>
+                              <m:rPr>
+                                <m:sty m:val="i"/>
+                              </m:rPr>
+                              <m:t>p</m:t>
+                            </m:r>
+                          </m:e>
+                          <m:sub>
+                            <m:r>
+                              <m:rPr>
+                                <m:sty m:val="i"/>
+                              </m:rPr>
+                              <m:t>r</m:t>
+                            </m:r>
+                          </m:sub>
+                        </m:sSub>
+                      </m:e>
+                    </m:box>
+                  </m:e>
+                </m:d>
+              </m:e>
+            </m:box>
+            <m:r>
+              <m:rPr>
+                <m:sty m:val="p"/>
+              </m:rPr>
+              <m:t>,</m:t>
+            </m:r>
+            <m:r>
+              <m:t/>
+            </m:r>
+            <m:r>
+              <m:rPr>
+                <m:sty m:val="p"/>
+              </m:rPr>
+              <m:t>∀</m:t>
+            </m:r>
+            <m:r>
+              <m:rPr>
+                <m:sty m:val="i"/>
+              </m:rPr>
+              <m:t>r</m:t>
+            </m:r>
+            <m:r>
+              <m:rPr>
+                <m:sty m:val="p"/>
+              </m:rPr>
+              <m:t>∈</m:t>
+            </m:r>
+            <m:r>
+              <m:rPr>
+                <m:sty m:val="i"/>
+              </m:rPr>
+              <m:t>R</m:t>
+            </m:r>
+            <m:r>
+              <m:rPr>
+                <m:sty m:val="p"/>
+              </m:rPr>
+              <m:t>,</m:t>
+            </m:r>
+            <m:r>
+              <m:rPr>
+                <m:nor/>
+              </m:rPr>
+              <m:t> </m:t>
+            </m:r>
+            <m:r>
+              <m:rPr>
+                <m:sty m:val="p"/>
+              </m:rPr>
+              <m:t>∀</m:t>
+            </m:r>
+            <m:r>
+              <m:rPr>
+                <m:sty m:val="i"/>
+              </m:rPr>
+              <m:t>t</m:t>
+            </m:r>
+          </m:e>
+        </m:box>
+      </m:oMath>
       <w:r>
         <w:rPr>
           <w:i/>
@@ -22311,19 +23056,175 @@
           <w:sz w:val="18"/>
           <w:szCs w:val="18"/>
         </w:rPr>
-        <w:t>)  P</w:t>
-      </w:r>
-      <w:proofErr w:type="gramEnd"/>
-      <w:r>
+        <w:t xml:space="preserve">          … (3)</w:t>
+      </w:r>
+    </w:p>
+    <w:p>
+      <w:pPr>
+        <w:jc w:val="left"/>
         <w:rPr>
           <w:i/>
           <w:iCs/>
           <w:sz w:val="18"/>
           <w:szCs w:val="18"/>
         </w:rPr>
-        <w:t xml:space="preserve"> · ∫_(</w:t>
-      </w:r>
-      <w:proofErr w:type="spellStart"/>
+      </w:pPr>
+      <m:oMath>
+        <m:box>
+          <m:e>
+            <m:sSub>
+              <m:e>
+                <m:r>
+                  <m:rPr>
+                    <m:sty m:val="i"/>
+                  </m:rPr>
+                  <m:t>s</m:t>
+                </m:r>
+              </m:e>
+              <m:sub>
+                <m:r>
+                  <m:rPr>
+                    <m:sty m:val="i"/>
+                  </m:rPr>
+                  <m:t>j</m:t>
+                </m:r>
+              </m:sub>
+            </m:sSub>
+            <m:r>
+              <m:rPr>
+                <m:sty m:val="p"/>
+              </m:rPr>
+              <m:t>≤</m:t>
+            </m:r>
+            <m:sSub>
+              <m:e>
+                <m:r>
+                  <m:rPr>
+                    <m:sty m:val="i"/>
+                  </m:rPr>
+                  <m:t>τ</m:t>
+                </m:r>
+              </m:e>
+              <m:sub>
+                <m:r>
+                  <m:rPr>
+                    <m:sty m:val="i"/>
+                  </m:rPr>
+                  <m:t>j</m:t>
+                </m:r>
+              </m:sub>
+            </m:sSub>
+            <m:r>
+              <m:rPr>
+                <m:sty m:val="p"/>
+              </m:rPr>
+              <m:t>,</m:t>
+            </m:r>
+            <m:r>
+              <m:t/>
+            </m:r>
+            <m:sSub>
+              <m:e>
+                <m:r>
+                  <m:rPr>
+                    <m:sty m:val="i"/>
+                  </m:rPr>
+                  <m:t>τ</m:t>
+                </m:r>
+              </m:e>
+              <m:sub>
+                <m:r>
+                  <m:rPr>
+                    <m:sty m:val="i"/>
+                  </m:rPr>
+                  <m:t>j</m:t>
+                </m:r>
+              </m:sub>
+            </m:sSub>
+            <m:r>
+              <m:rPr>
+                <m:sty m:val="p"/>
+              </m:rPr>
+              <m:t>+</m:t>
+            </m:r>
+            <m:sSub>
+              <m:e>
+                <m:r>
+                  <m:rPr>
+                    <m:sty m:val="i"/>
+                  </m:rPr>
+                  <m:t>d</m:t>
+                </m:r>
+              </m:e>
+              <m:sub>
+                <m:r>
+                  <m:rPr>
+                    <m:sty m:val="i"/>
+                  </m:rPr>
+                  <m:t>j</m:t>
+                </m:r>
+              </m:sub>
+            </m:sSub>
+            <m:r>
+              <m:rPr>
+                <m:sty m:val="p"/>
+              </m:rPr>
+              <m:t>≤</m:t>
+            </m:r>
+            <m:sSub>
+              <m:e>
+                <m:r>
+                  <m:rPr>
+                    <m:sty m:val="i"/>
+                  </m:rPr>
+                  <m:t>D</m:t>
+                </m:r>
+              </m:e>
+              <m:sub>
+                <m:r>
+                  <m:rPr>
+                    <m:sty m:val="i"/>
+                  </m:rPr>
+                  <m:t>j</m:t>
+                </m:r>
+              </m:sub>
+            </m:sSub>
+            <m:r>
+              <m:rPr>
+                <m:sty m:val="p"/>
+              </m:rPr>
+              <m:t>,</m:t>
+            </m:r>
+            <m:r>
+              <m:t/>
+            </m:r>
+            <m:r>
+              <m:rPr>
+                <m:sty m:val="p"/>
+              </m:rPr>
+              <m:t>∀</m:t>
+            </m:r>
+            <m:r>
+              <m:rPr>
+                <m:sty m:val="i"/>
+              </m:rPr>
+              <m:t>j</m:t>
+            </m:r>
+            <m:r>
+              <m:rPr>
+                <m:sty m:val="p"/>
+              </m:rPr>
+              <m:t>∈</m:t>
+            </m:r>
+            <m:r>
+              <m:rPr>
+                <m:sty m:val="i"/>
+              </m:rPr>
+              <m:t>J</m:t>
+            </m:r>
+          </m:e>
+        </m:box>
+      </m:oMath>
       <w:r>
         <w:rPr>
           <w:i/>
@@ -22331,19 +23232,200 @@
           <w:sz w:val="18"/>
           <w:szCs w:val="18"/>
         </w:rPr>
-        <w:t>τ_</w:t>
-      </w:r>
-      <w:proofErr w:type="gramStart"/>
-      <w:r>
+        <w:t xml:space="preserve">          … (4)</w:t>
+      </w:r>
+    </w:p>
+    <w:p>
+      <w:pPr>
+        <w:jc w:val="left"/>
         <w:rPr>
           <w:i/>
           <w:iCs/>
           <w:sz w:val="18"/>
           <w:szCs w:val="18"/>
         </w:rPr>
-        <w:t>j</w:t>
-      </w:r>
-      <w:proofErr w:type="spellEnd"/>
+      </w:pPr>
+      <m:oMath>
+        <m:box>
+          <m:e>
+            <m:r>
+              <m:rPr>
+                <m:sty m:val="p"/>
+              </m:rPr>
+              <m:t>(</m:t>
+            </m:r>
+            <m:sSub>
+              <m:e>
+                <m:r>
+                  <m:rPr>
+                    <m:sty m:val="i"/>
+                  </m:rPr>
+                  <m:t>τ</m:t>
+                </m:r>
+              </m:e>
+              <m:sub>
+                <m:r>
+                  <m:rPr>
+                    <m:sty m:val="i"/>
+                  </m:rPr>
+                  <m:t>j</m:t>
+                </m:r>
+              </m:sub>
+            </m:sSub>
+            <m:r>
+              <m:rPr>
+                <m:sty m:val="p"/>
+              </m:rPr>
+              <m:t>−</m:t>
+            </m:r>
+            <m:sSub>
+              <m:e>
+                <m:r>
+                  <m:rPr>
+                    <m:sty m:val="i"/>
+                  </m:rPr>
+                  <m:t>s</m:t>
+                </m:r>
+              </m:e>
+              <m:sub>
+                <m:r>
+                  <m:rPr>
+                    <m:sty m:val="i"/>
+                  </m:rPr>
+                  <m:t>j</m:t>
+                </m:r>
+              </m:sub>
+            </m:sSub>
+            <m:r>
+              <m:rPr>
+                <m:sty m:val="p"/>
+              </m:rPr>
+              <m:t>)</m:t>
+            </m:r>
+            <m:r>
+              <m:rPr>
+                <m:sty m:val="p"/>
+              </m:rPr>
+              <m:t>+</m:t>
+            </m:r>
+            <m:sSub>
+              <m:e>
+                <m:r>
+                  <m:rPr>
+                    <m:sty m:val="i"/>
+                  </m:rPr>
+                  <m:t>ℓ</m:t>
+                </m:r>
+              </m:e>
+              <m:sub>
+                <m:box>
+                  <m:e>
+                    <m:sSub>
+                      <m:e>
+                        <m:r>
+                          <m:rPr>
+                            <m:sty m:val="i"/>
+                          </m:rPr>
+                          <m:t>o</m:t>
+                        </m:r>
+                      </m:e>
+                      <m:sub>
+                        <m:r>
+                          <m:rPr>
+                            <m:sty m:val="i"/>
+                          </m:rPr>
+                          <m:t>j</m:t>
+                        </m:r>
+                      </m:sub>
+                    </m:sSub>
+                    <m:r>
+                      <m:rPr>
+                        <m:sty m:val="i"/>
+                      </m:rPr>
+                      <m:t>r</m:t>
+                    </m:r>
+                    <m:r>
+                      <m:rPr>
+                        <m:sty m:val="p"/>
+                      </m:rPr>
+                      <m:t>(</m:t>
+                    </m:r>
+                    <m:r>
+                      <m:rPr>
+                        <m:sty m:val="i"/>
+                      </m:rPr>
+                      <m:t>j</m:t>
+                    </m:r>
+                    <m:r>
+                      <m:rPr>
+                        <m:sty m:val="p"/>
+                      </m:rPr>
+                      <m:t>)</m:t>
+                    </m:r>
+                  </m:e>
+                </m:box>
+              </m:sub>
+            </m:sSub>
+            <m:r>
+              <m:rPr>
+                <m:sty m:val="p"/>
+              </m:rPr>
+              <m:t>≤</m:t>
+            </m:r>
+            <m:sSub>
+              <m:e>
+                <m:r>
+                  <m:rPr>
+                    <m:sty m:val="i"/>
+                  </m:rPr>
+                  <m:t>L</m:t>
+                </m:r>
+              </m:e>
+              <m:sub>
+                <m:r>
+                  <m:rPr>
+                    <m:sty m:val="i"/>
+                  </m:rPr>
+                  <m:t>j</m:t>
+                </m:r>
+              </m:sub>
+            </m:sSub>
+            <m:r>
+              <m:rPr>
+                <m:sty m:val="p"/>
+              </m:rPr>
+              <m:t>,</m:t>
+            </m:r>
+            <m:r>
+              <m:t/>
+            </m:r>
+            <m:r>
+              <m:rPr>
+                <m:sty m:val="p"/>
+              </m:rPr>
+              <m:t>∀</m:t>
+            </m:r>
+            <m:r>
+              <m:rPr>
+                <m:sty m:val="i"/>
+              </m:rPr>
+              <m:t>j</m:t>
+            </m:r>
+            <m:r>
+              <m:rPr>
+                <m:sty m:val="p"/>
+              </m:rPr>
+              <m:t>∈</m:t>
+            </m:r>
+            <m:r>
+              <m:rPr>
+                <m:sty m:val="i"/>
+              </m:rPr>
+              <m:t>J</m:t>
+            </m:r>
+          </m:e>
+        </m:box>
+      </m:oMath>
       <w:r>
         <w:rPr>
           <w:i/>
@@ -22351,680 +23433,7 @@
           <w:sz w:val="18"/>
           <w:szCs w:val="18"/>
         </w:rPr>
-        <w:t>)^</w:t>
-      </w:r>
-      <w:proofErr w:type="gramEnd"/>
-      <w:r>
-        <w:rPr>
-          <w:i/>
-          <w:iCs/>
-          <w:sz w:val="18"/>
-          <w:szCs w:val="18"/>
-        </w:rPr>
-        <w:t>(</w:t>
-      </w:r>
-      <w:proofErr w:type="spellStart"/>
-      <w:r>
-        <w:rPr>
-          <w:i/>
-          <w:iCs/>
-          <w:sz w:val="18"/>
-          <w:szCs w:val="18"/>
-        </w:rPr>
-        <w:t>τ_j+d_</w:t>
-      </w:r>
-      <w:proofErr w:type="gramStart"/>
-      <w:r>
-        <w:rPr>
-          <w:i/>
-          <w:iCs/>
-          <w:sz w:val="18"/>
-          <w:szCs w:val="18"/>
-        </w:rPr>
-        <w:t>j</w:t>
-      </w:r>
-      <w:proofErr w:type="spellEnd"/>
-      <w:r>
-        <w:rPr>
-          <w:i/>
-          <w:iCs/>
-          <w:sz w:val="18"/>
-          <w:szCs w:val="18"/>
-        </w:rPr>
-        <w:t xml:space="preserve">)  </w:t>
-      </w:r>
-      <w:proofErr w:type="spellStart"/>
-      <w:r>
-        <w:rPr>
-          <w:i/>
-          <w:iCs/>
-          <w:sz w:val="18"/>
-          <w:szCs w:val="18"/>
-        </w:rPr>
-        <w:t>C</w:t>
-      </w:r>
-      <w:proofErr w:type="gramEnd"/>
-      <w:r>
-        <w:rPr>
-          <w:i/>
-          <w:iCs/>
-          <w:sz w:val="18"/>
-          <w:szCs w:val="18"/>
-        </w:rPr>
-        <w:t>_r</w:t>
-      </w:r>
-      <w:proofErr w:type="spellEnd"/>
-      <w:r>
-        <w:rPr>
-          <w:i/>
-          <w:iCs/>
-          <w:sz w:val="18"/>
-          <w:szCs w:val="18"/>
-        </w:rPr>
-        <w:t>(j)(t) dt          … (1)</w:t>
-      </w:r>
-    </w:p>
-    <w:p>
-      <w:pPr>
-        <w:jc w:val="left"/>
-      </w:pPr>
-      <w:r>
-        <w:t>여기서</w:t>
-      </w:r>
-      <w:r>
-        <w:t xml:space="preserve"> r(j)</w:t>
-      </w:r>
-      <w:r>
-        <w:t>는</w:t>
-      </w:r>
-      <w:r>
-        <w:t xml:space="preserve"> </w:t>
-      </w:r>
-      <w:proofErr w:type="spellStart"/>
-      <w:r>
-        <w:t>x_jr</w:t>
-      </w:r>
-      <w:proofErr w:type="spellEnd"/>
-      <w:r>
-        <w:t xml:space="preserve"> = 1</w:t>
-      </w:r>
-      <w:r>
-        <w:t>인</w:t>
-      </w:r>
-      <w:r>
-        <w:t xml:space="preserve"> </w:t>
-      </w:r>
-      <w:r>
-        <w:t>리전이고</w:t>
-      </w:r>
-      <w:r>
-        <w:t xml:space="preserve"> P</w:t>
-      </w:r>
-      <w:r>
-        <w:t>는</w:t>
-      </w:r>
-      <w:r>
-        <w:t xml:space="preserve"> </w:t>
-      </w:r>
-      <w:r>
-        <w:t>작업의</w:t>
-      </w:r>
-      <w:r>
-        <w:t xml:space="preserve"> </w:t>
-      </w:r>
-      <w:r>
-        <w:t>소비</w:t>
-      </w:r>
-      <w:r>
-        <w:t xml:space="preserve"> </w:t>
-      </w:r>
-      <w:r>
-        <w:t>전력이다</w:t>
-      </w:r>
-      <w:r>
-        <w:t xml:space="preserve">. </w:t>
-      </w:r>
-      <w:r>
-        <w:t>제약은</w:t>
-      </w:r>
-      <w:r>
-        <w:t xml:space="preserve"> </w:t>
-      </w:r>
-      <w:r>
-        <w:t>네</w:t>
-      </w:r>
-      <w:r>
-        <w:t xml:space="preserve"> </w:t>
-      </w:r>
-      <w:r>
-        <w:t>가지다</w:t>
-      </w:r>
-      <w:r>
-        <w:t>.</w:t>
-      </w:r>
-    </w:p>
-    <w:p>
-      <w:pPr>
-        <w:jc w:val="left"/>
-        <w:rPr>
-          <w:i/>
-          <w:iCs/>
-          <w:sz w:val="18"/>
-          <w:szCs w:val="18"/>
-        </w:rPr>
-      </w:pPr>
-      <w:r>
-        <w:rPr>
-          <w:i/>
-          <w:iCs/>
-          <w:sz w:val="18"/>
-          <w:szCs w:val="18"/>
-        </w:rPr>
-        <w:t>Σ_(</w:t>
-      </w:r>
-      <w:proofErr w:type="spellStart"/>
-      <w:r>
-        <w:rPr>
-          <w:i/>
-          <w:iCs/>
-          <w:sz w:val="18"/>
-          <w:szCs w:val="18"/>
-        </w:rPr>
-        <w:t>r∈R</w:t>
-      </w:r>
-      <w:proofErr w:type="spellEnd"/>
-      <w:r>
-        <w:rPr>
-          <w:i/>
-          <w:iCs/>
-          <w:sz w:val="18"/>
-          <w:szCs w:val="18"/>
-        </w:rPr>
-        <w:t xml:space="preserve">) </w:t>
-      </w:r>
-      <w:proofErr w:type="spellStart"/>
-      <w:r>
-        <w:rPr>
-          <w:i/>
-          <w:iCs/>
-          <w:sz w:val="18"/>
-          <w:szCs w:val="18"/>
-        </w:rPr>
-        <w:t>x_jr</w:t>
-      </w:r>
-      <w:proofErr w:type="spellEnd"/>
-      <w:r>
-        <w:rPr>
-          <w:i/>
-          <w:iCs/>
-          <w:sz w:val="18"/>
-          <w:szCs w:val="18"/>
-        </w:rPr>
-        <w:t xml:space="preserve"> = </w:t>
-      </w:r>
-      <w:proofErr w:type="gramStart"/>
-      <w:r>
-        <w:rPr>
-          <w:i/>
-          <w:iCs/>
-          <w:sz w:val="18"/>
-          <w:szCs w:val="18"/>
-        </w:rPr>
-        <w:t xml:space="preserve">1,   </w:t>
-      </w:r>
-      <w:proofErr w:type="gramEnd"/>
-      <w:r>
-        <w:rPr>
-          <w:i/>
-          <w:iCs/>
-          <w:sz w:val="18"/>
-          <w:szCs w:val="18"/>
-        </w:rPr>
-        <w:t>∀j ∈ J          … (2)</w:t>
-      </w:r>
-    </w:p>
-    <w:p>
-      <w:pPr>
-        <w:jc w:val="left"/>
-        <w:rPr>
-          <w:i/>
-          <w:iCs/>
-          <w:sz w:val="18"/>
-          <w:szCs w:val="18"/>
-        </w:rPr>
-      </w:pPr>
-      <w:r>
-        <w:rPr>
-          <w:i/>
-          <w:iCs/>
-          <w:sz w:val="18"/>
-          <w:szCs w:val="18"/>
-        </w:rPr>
-        <w:t xml:space="preserve">| </w:t>
-      </w:r>
-      <w:proofErr w:type="gramStart"/>
-      <w:r>
-        <w:rPr>
-          <w:i/>
-          <w:iCs/>
-          <w:sz w:val="18"/>
-          <w:szCs w:val="18"/>
-        </w:rPr>
-        <w:t>{ j</w:t>
-      </w:r>
-      <w:proofErr w:type="gramEnd"/>
-      <w:r>
-        <w:rPr>
-          <w:i/>
-          <w:iCs/>
-          <w:sz w:val="18"/>
-          <w:szCs w:val="18"/>
-        </w:rPr>
-        <w:t xml:space="preserve"> : r(j) = </w:t>
-      </w:r>
-      <w:proofErr w:type="gramStart"/>
-      <w:r>
-        <w:rPr>
-          <w:i/>
-          <w:iCs/>
-          <w:sz w:val="18"/>
-          <w:szCs w:val="18"/>
-        </w:rPr>
-        <w:t xml:space="preserve">r,  </w:t>
-      </w:r>
-      <w:proofErr w:type="spellStart"/>
-      <w:r>
-        <w:rPr>
-          <w:i/>
-          <w:iCs/>
-          <w:sz w:val="18"/>
-          <w:szCs w:val="18"/>
-        </w:rPr>
-        <w:t>τ</w:t>
-      </w:r>
-      <w:proofErr w:type="gramEnd"/>
-      <w:r>
-        <w:rPr>
-          <w:i/>
-          <w:iCs/>
-          <w:sz w:val="18"/>
-          <w:szCs w:val="18"/>
-        </w:rPr>
-        <w:t>_j</w:t>
-      </w:r>
-      <w:proofErr w:type="spellEnd"/>
-      <w:r>
-        <w:rPr>
-          <w:i/>
-          <w:iCs/>
-          <w:sz w:val="18"/>
-          <w:szCs w:val="18"/>
-        </w:rPr>
-        <w:t xml:space="preserve"> ≤ t &lt; </w:t>
-      </w:r>
-      <w:proofErr w:type="spellStart"/>
-      <w:r>
-        <w:rPr>
-          <w:i/>
-          <w:iCs/>
-          <w:sz w:val="18"/>
-          <w:szCs w:val="18"/>
-        </w:rPr>
-        <w:t>τ_j</w:t>
-      </w:r>
-      <w:proofErr w:type="spellEnd"/>
-      <w:r>
-        <w:rPr>
-          <w:i/>
-          <w:iCs/>
-          <w:sz w:val="18"/>
-          <w:szCs w:val="18"/>
-        </w:rPr>
-        <w:t xml:space="preserve"> + </w:t>
-      </w:r>
-      <w:proofErr w:type="spellStart"/>
-      <w:r>
-        <w:rPr>
-          <w:i/>
-          <w:iCs/>
-          <w:sz w:val="18"/>
-          <w:szCs w:val="18"/>
-        </w:rPr>
-        <w:t>d_</w:t>
-      </w:r>
-      <w:proofErr w:type="gramStart"/>
-      <w:r>
-        <w:rPr>
-          <w:i/>
-          <w:iCs/>
-          <w:sz w:val="18"/>
-          <w:szCs w:val="18"/>
-        </w:rPr>
-        <w:t>j</w:t>
-      </w:r>
-      <w:proofErr w:type="spellEnd"/>
-      <w:r>
-        <w:rPr>
-          <w:i/>
-          <w:iCs/>
-          <w:sz w:val="18"/>
-          <w:szCs w:val="18"/>
-        </w:rPr>
-        <w:t xml:space="preserve"> }</w:t>
-      </w:r>
-      <w:proofErr w:type="gramEnd"/>
-      <w:r>
-        <w:rPr>
-          <w:i/>
-          <w:iCs/>
-          <w:sz w:val="18"/>
-          <w:szCs w:val="18"/>
-        </w:rPr>
-        <w:t xml:space="preserve"> | ≤ ⌊η · </w:t>
-      </w:r>
-      <w:proofErr w:type="spellStart"/>
-      <w:r>
-        <w:rPr>
-          <w:i/>
-          <w:iCs/>
-          <w:sz w:val="18"/>
-          <w:szCs w:val="18"/>
-        </w:rPr>
-        <w:t>cap_r</w:t>
-      </w:r>
-      <w:proofErr w:type="spellEnd"/>
-      <w:proofErr w:type="gramStart"/>
-      <w:r>
-        <w:rPr>
-          <w:i/>
-          <w:iCs/>
-          <w:sz w:val="18"/>
-          <w:szCs w:val="18"/>
-        </w:rPr>
-        <w:t xml:space="preserve">⌋,   </w:t>
-      </w:r>
-      <w:proofErr w:type="gramEnd"/>
-      <w:r>
-        <w:rPr>
-          <w:i/>
-          <w:iCs/>
-          <w:sz w:val="18"/>
-          <w:szCs w:val="18"/>
-        </w:rPr>
-        <w:t>∀r ∈ R, ∀t          … (3)</w:t>
-      </w:r>
-    </w:p>
-    <w:p>
-      <w:pPr>
-        <w:jc w:val="left"/>
-        <w:rPr>
-          <w:i/>
-          <w:iCs/>
-          <w:sz w:val="18"/>
-          <w:szCs w:val="18"/>
-        </w:rPr>
-      </w:pPr>
-      <w:proofErr w:type="spellStart"/>
-      <w:r>
-        <w:rPr>
-          <w:i/>
-          <w:iCs/>
-          <w:sz w:val="18"/>
-          <w:szCs w:val="18"/>
-        </w:rPr>
-        <w:t>s_j</w:t>
-      </w:r>
-      <w:proofErr w:type="spellEnd"/>
-      <w:r>
-        <w:rPr>
-          <w:i/>
-          <w:iCs/>
-          <w:sz w:val="18"/>
-          <w:szCs w:val="18"/>
-        </w:rPr>
-        <w:t xml:space="preserve"> ≤ </w:t>
-      </w:r>
-      <w:proofErr w:type="spellStart"/>
-      <w:r>
-        <w:rPr>
-          <w:i/>
-          <w:iCs/>
-          <w:sz w:val="18"/>
-          <w:szCs w:val="18"/>
-        </w:rPr>
-        <w:t>τ_</w:t>
-      </w:r>
-      <w:proofErr w:type="gramStart"/>
-      <w:r>
-        <w:rPr>
-          <w:i/>
-          <w:iCs/>
-          <w:sz w:val="18"/>
-          <w:szCs w:val="18"/>
-        </w:rPr>
-        <w:t>j</w:t>
-      </w:r>
-      <w:proofErr w:type="spellEnd"/>
-      <w:r>
-        <w:rPr>
-          <w:i/>
-          <w:iCs/>
-          <w:sz w:val="18"/>
-          <w:szCs w:val="18"/>
-        </w:rPr>
-        <w:t xml:space="preserve">,   </w:t>
-      </w:r>
-      <w:proofErr w:type="spellStart"/>
-      <w:proofErr w:type="gramEnd"/>
-      <w:r>
-        <w:rPr>
-          <w:i/>
-          <w:iCs/>
-          <w:sz w:val="18"/>
-          <w:szCs w:val="18"/>
-        </w:rPr>
-        <w:t>τ_j</w:t>
-      </w:r>
-      <w:proofErr w:type="spellEnd"/>
-      <w:r>
-        <w:rPr>
-          <w:i/>
-          <w:iCs/>
-          <w:sz w:val="18"/>
-          <w:szCs w:val="18"/>
-        </w:rPr>
-        <w:t xml:space="preserve"> + </w:t>
-      </w:r>
-      <w:proofErr w:type="spellStart"/>
-      <w:r>
-        <w:rPr>
-          <w:i/>
-          <w:iCs/>
-          <w:sz w:val="18"/>
-          <w:szCs w:val="18"/>
-        </w:rPr>
-        <w:t>d_j</w:t>
-      </w:r>
-      <w:proofErr w:type="spellEnd"/>
-      <w:r>
-        <w:rPr>
-          <w:i/>
-          <w:iCs/>
-          <w:sz w:val="18"/>
-          <w:szCs w:val="18"/>
-        </w:rPr>
-        <w:t xml:space="preserve"> ≤ </w:t>
-      </w:r>
-      <w:proofErr w:type="spellStart"/>
-      <w:r>
-        <w:rPr>
-          <w:i/>
-          <w:iCs/>
-          <w:sz w:val="18"/>
-          <w:szCs w:val="18"/>
-        </w:rPr>
-        <w:t>D_</w:t>
-      </w:r>
-      <w:proofErr w:type="gramStart"/>
-      <w:r>
-        <w:rPr>
-          <w:i/>
-          <w:iCs/>
-          <w:sz w:val="18"/>
-          <w:szCs w:val="18"/>
-        </w:rPr>
-        <w:t>j</w:t>
-      </w:r>
-      <w:proofErr w:type="spellEnd"/>
-      <w:r>
-        <w:rPr>
-          <w:i/>
-          <w:iCs/>
-          <w:sz w:val="18"/>
-          <w:szCs w:val="18"/>
-        </w:rPr>
-        <w:t xml:space="preserve">,   </w:t>
-      </w:r>
-      <w:proofErr w:type="gramEnd"/>
-      <w:r>
-        <w:rPr>
-          <w:i/>
-          <w:iCs/>
-          <w:sz w:val="18"/>
-          <w:szCs w:val="18"/>
-        </w:rPr>
-        <w:t>∀j ∈ J          … (4)</w:t>
-      </w:r>
-    </w:p>
-    <w:p>
-      <w:pPr>
-        <w:jc w:val="left"/>
-        <w:rPr>
-          <w:i/>
-          <w:iCs/>
-          <w:sz w:val="18"/>
-          <w:szCs w:val="18"/>
-        </w:rPr>
-      </w:pPr>
-      <w:r>
-        <w:rPr>
-          <w:i/>
-          <w:iCs/>
-          <w:sz w:val="18"/>
-          <w:szCs w:val="18"/>
-        </w:rPr>
-        <w:t>(</w:t>
-      </w:r>
-      <w:proofErr w:type="spellStart"/>
-      <w:r>
-        <w:rPr>
-          <w:i/>
-          <w:iCs/>
-          <w:sz w:val="18"/>
-          <w:szCs w:val="18"/>
-        </w:rPr>
-        <w:t>τ_j</w:t>
-      </w:r>
-      <w:proofErr w:type="spellEnd"/>
-      <w:r>
-        <w:rPr>
-          <w:i/>
-          <w:iCs/>
-          <w:sz w:val="18"/>
-          <w:szCs w:val="18"/>
-        </w:rPr>
-        <w:t xml:space="preserve"> − </w:t>
-      </w:r>
-      <w:proofErr w:type="spellStart"/>
-      <w:r>
-        <w:rPr>
-          <w:i/>
-          <w:iCs/>
-          <w:sz w:val="18"/>
-          <w:szCs w:val="18"/>
-        </w:rPr>
-        <w:t>s_j</w:t>
-      </w:r>
-      <w:proofErr w:type="spellEnd"/>
-      <w:r>
-        <w:rPr>
-          <w:i/>
-          <w:iCs/>
-          <w:sz w:val="18"/>
-          <w:szCs w:val="18"/>
-        </w:rPr>
-        <w:t>) + l</w:t>
-      </w:r>
-      <w:proofErr w:type="gramStart"/>
-      <w:r>
-        <w:rPr>
-          <w:i/>
-          <w:iCs/>
-          <w:sz w:val="18"/>
-          <w:szCs w:val="18"/>
-        </w:rPr>
-        <w:t>_(</w:t>
-      </w:r>
-      <w:proofErr w:type="spellStart"/>
-      <w:proofErr w:type="gramEnd"/>
-      <w:r>
-        <w:rPr>
-          <w:i/>
-          <w:iCs/>
-          <w:sz w:val="18"/>
-          <w:szCs w:val="18"/>
-        </w:rPr>
-        <w:t>o_j</w:t>
-      </w:r>
-      <w:proofErr w:type="spellEnd"/>
-      <w:r>
-        <w:rPr>
-          <w:i/>
-          <w:iCs/>
-          <w:sz w:val="18"/>
-          <w:szCs w:val="18"/>
-        </w:rPr>
-        <w:t xml:space="preserve"> r(j)) ≤ </w:t>
-      </w:r>
-      <w:proofErr w:type="spellStart"/>
-      <w:r>
-        <w:rPr>
-          <w:i/>
-          <w:iCs/>
-          <w:sz w:val="18"/>
-          <w:szCs w:val="18"/>
-        </w:rPr>
-        <w:t>L_</w:t>
-      </w:r>
-      <w:proofErr w:type="gramStart"/>
-      <w:r>
-        <w:rPr>
-          <w:i/>
-          <w:iCs/>
-          <w:sz w:val="18"/>
-          <w:szCs w:val="18"/>
-        </w:rPr>
-        <w:t>j</w:t>
-      </w:r>
-      <w:proofErr w:type="spellEnd"/>
-      <w:r>
-        <w:rPr>
-          <w:i/>
-          <w:iCs/>
-          <w:sz w:val="18"/>
-          <w:szCs w:val="18"/>
-        </w:rPr>
-        <w:t xml:space="preserve">,   </w:t>
-      </w:r>
-      <w:proofErr w:type="gramEnd"/>
-      <w:r>
-        <w:rPr>
-          <w:i/>
-          <w:iCs/>
-          <w:sz w:val="18"/>
-          <w:szCs w:val="18"/>
-        </w:rPr>
-        <w:t>∀j ∈ J          … (5)</w:t>
+        <w:t xml:space="preserve">          … (5)</w:t>
       </w:r>
     </w:p>
     <w:p>
@@ -27191,7 +27600,275 @@
           <w:szCs w:val="18"/>
         </w:rPr>
       </w:pPr>
-      <w:proofErr w:type="spellStart"/>
+      <m:oMath>
+        <m:box>
+          <m:e>
+            <m:sSub>
+              <m:e>
+                <m:groupChr>
+                  <m:groupChrPr>
+                    <m:chr m:val="̃"/>
+                    <m:pos m:val="top"/>
+                  </m:groupChrPr>
+                  <m:e>
+                    <m:box>
+                      <m:e>
+                        <m:r>
+                          <m:rPr>
+                            <m:sty m:val="i"/>
+                          </m:rPr>
+                          <m:t>M</m:t>
+                        </m:r>
+                      </m:e>
+                    </m:box>
+                  </m:e>
+                </m:groupChr>
+              </m:e>
+              <m:sub>
+                <m:r>
+                  <m:rPr>
+                    <m:sty m:val="i"/>
+                  </m:rPr>
+                  <m:t>r</m:t>
+                </m:r>
+              </m:sub>
+            </m:sSub>
+            <m:r>
+              <m:rPr>
+                <m:sty m:val="p"/>
+              </m:rPr>
+              <m:t>=</m:t>
+            </m:r>
+            <m:f>
+              <m:num>
+                <m:box>
+                  <m:e>
+                    <m:sSub>
+                      <m:e>
+                        <m:groupChr>
+                          <m:groupChrPr>
+                            <m:chr m:val="̂"/>
+                            <m:pos m:val="top"/>
+                          </m:groupChrPr>
+                          <m:e>
+                            <m:box>
+                              <m:e>
+                                <m:r>
+                                  <m:rPr>
+                                    <m:sty m:val="i"/>
+                                  </m:rPr>
+                                  <m:t>C</m:t>
+                                </m:r>
+                              </m:e>
+                            </m:box>
+                          </m:e>
+                        </m:groupChr>
+                      </m:e>
+                      <m:sub>
+                        <m:r>
+                          <m:rPr>
+                            <m:sty m:val="i"/>
+                          </m:rPr>
+                          <m:t>r</m:t>
+                        </m:r>
+                      </m:sub>
+                    </m:sSub>
+                  </m:e>
+                </m:box>
+              </m:num>
+              <m:den>
+                <m:box>
+                  <m:e>
+                    <m:sSub>
+                      <m:e>
+                        <m:r>
+                          <m:rPr>
+                            <m:sty m:val="p"/>
+                          </m:rPr>
+                          <m:t>max</m:t>
+                        </m:r>
+                      </m:e>
+                      <m:sub>
+                        <m:box>
+                          <m:e>
+                            <m:sSup>
+                              <m:e>
+                                <m:r>
+                                  <m:rPr>
+                                    <m:sty m:val="i"/>
+                                  </m:rPr>
+                                  <m:t>r</m:t>
+                                </m:r>
+                              </m:e>
+                              <m:sup>
+                                <m:r>
+                                  <m:rPr>
+                                    <m:sty m:val="i"/>
+                                  </m:rPr>
+                                  <m:t>′</m:t>
+                                </m:r>
+                              </m:sup>
+                            </m:sSup>
+                          </m:e>
+                        </m:box>
+                      </m:sub>
+                    </m:sSub>
+                    <m:sSub>
+                      <m:e>
+                        <m:groupChr>
+                          <m:groupChrPr>
+                            <m:chr m:val="̂"/>
+                            <m:pos m:val="top"/>
+                          </m:groupChrPr>
+                          <m:e>
+                            <m:box>
+                              <m:e>
+                                <m:r>
+                                  <m:rPr>
+                                    <m:sty m:val="i"/>
+                                  </m:rPr>
+                                  <m:t>C</m:t>
+                                </m:r>
+                              </m:e>
+                            </m:box>
+                          </m:e>
+                        </m:groupChr>
+                      </m:e>
+                      <m:sub>
+                        <m:box>
+                          <m:e>
+                            <m:sSup>
+                              <m:e>
+                                <m:r>
+                                  <m:rPr>
+                                    <m:sty m:val="i"/>
+                                  </m:rPr>
+                                  <m:t>r</m:t>
+                                </m:r>
+                              </m:e>
+                              <m:sup>
+                                <m:r>
+                                  <m:rPr>
+                                    <m:sty m:val="i"/>
+                                  </m:rPr>
+                                  <m:t>′</m:t>
+                                </m:r>
+                              </m:sup>
+                            </m:sSup>
+                          </m:e>
+                        </m:box>
+                      </m:sub>
+                    </m:sSub>
+                  </m:e>
+                </m:box>
+              </m:den>
+            </m:f>
+            <m:r>
+              <m:rPr>
+                <m:sty m:val="p"/>
+              </m:rPr>
+              <m:t>,</m:t>
+            </m:r>
+            <m:r>
+              <m:t/>
+            </m:r>
+            <m:sSub>
+              <m:e>
+                <m:groupChr>
+                  <m:groupChrPr>
+                    <m:chr m:val="̃"/>
+                    <m:pos m:val="top"/>
+                  </m:groupChrPr>
+                  <m:e>
+                    <m:box>
+                      <m:e>
+                        <m:r>
+                          <m:rPr>
+                            <m:sty m:val="i"/>
+                          </m:rPr>
+                          <m:t>ℓ</m:t>
+                        </m:r>
+                      </m:e>
+                    </m:box>
+                  </m:e>
+                </m:groupChr>
+              </m:e>
+              <m:sub>
+                <m:box>
+                  <m:e>
+                    <m:r>
+                      <m:rPr>
+                        <m:sty m:val="i"/>
+                      </m:rPr>
+                      <m:t>o</m:t>
+                    </m:r>
+                    <m:r>
+                      <m:rPr>
+                        <m:sty m:val="i"/>
+                      </m:rPr>
+                      <m:t>r</m:t>
+                    </m:r>
+                  </m:e>
+                </m:box>
+              </m:sub>
+            </m:sSub>
+            <m:r>
+              <m:rPr>
+                <m:sty m:val="p"/>
+              </m:rPr>
+              <m:t>=</m:t>
+            </m:r>
+            <m:f>
+              <m:num>
+                <m:box>
+                  <m:e>
+                    <m:sSub>
+                      <m:e>
+                        <m:r>
+                          <m:rPr>
+                            <m:sty m:val="i"/>
+                          </m:rPr>
+                          <m:t>ℓ</m:t>
+                        </m:r>
+                      </m:e>
+                      <m:sub>
+                        <m:box>
+                          <m:e>
+                            <m:r>
+                              <m:rPr>
+                                <m:sty m:val="i"/>
+                              </m:rPr>
+                              <m:t>o</m:t>
+                            </m:r>
+                            <m:r>
+                              <m:rPr>
+                                <m:sty m:val="i"/>
+                              </m:rPr>
+                              <m:t>r</m:t>
+                            </m:r>
+                          </m:e>
+                        </m:box>
+                      </m:sub>
+                    </m:sSub>
+                  </m:e>
+                </m:box>
+              </m:num>
+              <m:den>
+                <m:box>
+                  <m:e>
+                    <m:r>
+                      <m:rPr>
+                        <m:sty m:val="p"/>
+                      </m:rPr>
+                      <m:t>244</m:t>
+                    </m:r>
+                  </m:e>
+                </m:box>
+              </m:den>
+            </m:f>
+          </m:e>
+        </m:box>
+      </m:oMath>
       <w:r>
         <w:rPr>
           <w:i/>
@@ -27199,19 +27876,654 @@
           <w:sz w:val="18"/>
           <w:szCs w:val="18"/>
         </w:rPr>
-        <w:t>M̃_r</w:t>
+        <w:t xml:space="preserve">          … (6)</w:t>
+      </w:r>
+    </w:p>
+    <w:p>
+      <w:pPr>
+        <w:jc w:val="left"/>
+      </w:pPr>
+      <w:r>
+        <w:t>탄소</w:t>
+      </w:r>
+      <w:r>
+        <w:t xml:space="preserve"> </w:t>
+      </w:r>
+      <w:r>
+        <w:t>비용만</w:t>
+      </w:r>
+      <w:r>
+        <w:t xml:space="preserve"> </w:t>
+      </w:r>
+      <w:r>
+        <w:t>슬롯별로</w:t>
+      </w:r>
+      <w:r>
+        <w:t xml:space="preserve"> </w:t>
+      </w:r>
+      <w:r>
+        <w:t>정규화하는</w:t>
+      </w:r>
+      <w:r>
+        <w:t xml:space="preserve"> </w:t>
+      </w:r>
+      <w:r>
+        <w:t>것은</w:t>
+      </w:r>
+      <w:r>
+        <w:t xml:space="preserve"> </w:t>
+      </w:r>
+      <w:r>
+        <w:t>슬롯</w:t>
+      </w:r>
+      <w:r>
+        <w:t xml:space="preserve"> </w:t>
+      </w:r>
+      <w:r>
+        <w:t>간</w:t>
+      </w:r>
+      <w:r>
+        <w:t xml:space="preserve"> </w:t>
+      </w:r>
+      <w:r>
+        <w:t>탄소</w:t>
+      </w:r>
+      <w:r>
+        <w:t xml:space="preserve"> </w:t>
+      </w:r>
+      <w:r>
+        <w:t>격차의</w:t>
+      </w:r>
+      <w:r>
+        <w:t xml:space="preserve"> </w:t>
+      </w:r>
+      <w:r>
+        <w:t>절대적</w:t>
+      </w:r>
+      <w:r>
+        <w:t xml:space="preserve"> </w:t>
+      </w:r>
+      <w:r>
+        <w:t>크기를</w:t>
+      </w:r>
+      <w:r>
+        <w:t xml:space="preserve"> </w:t>
+      </w:r>
+      <w:r>
+        <w:t>가중치</w:t>
+      </w:r>
+      <w:r>
+        <w:t xml:space="preserve"> </w:t>
+      </w:r>
+      <w:r>
+        <w:t>해석에서</w:t>
+      </w:r>
+      <w:r>
+        <w:t xml:space="preserve"> </w:t>
+      </w:r>
+      <w:r>
+        <w:t>분리하기</w:t>
+      </w:r>
+      <w:r>
+        <w:t xml:space="preserve"> </w:t>
+      </w:r>
+      <w:r>
+        <w:t>위함이다</w:t>
+      </w:r>
+      <w:r>
+        <w:t xml:space="preserve">. </w:t>
+      </w:r>
+      <w:r>
+        <w:t>고정된</w:t>
+      </w:r>
+      <w:r>
+        <w:t xml:space="preserve"> </w:t>
+      </w:r>
+      <w:r>
+        <w:t>분모를</w:t>
+      </w:r>
+      <w:r>
+        <w:t xml:space="preserve"> </w:t>
+      </w:r>
+      <w:r>
+        <w:t>쓰면</w:t>
+      </w:r>
+      <w:r>
+        <w:t xml:space="preserve"> </w:t>
+      </w:r>
+      <w:r>
+        <w:t>전</w:t>
+      </w:r>
+      <w:r>
+        <w:t xml:space="preserve"> </w:t>
+      </w:r>
+      <w:r>
+        <w:t>리전이</w:t>
+      </w:r>
+      <w:r>
+        <w:t xml:space="preserve"> </w:t>
+      </w:r>
+      <w:r>
+        <w:t>함께</w:t>
+      </w:r>
+      <w:r>
+        <w:t xml:space="preserve"> </w:t>
+      </w:r>
+      <w:r>
+        <w:t>깨끗한</w:t>
+      </w:r>
+      <w:r>
+        <w:t xml:space="preserve"> </w:t>
+      </w:r>
+      <w:r>
+        <w:t>슬롯에서</w:t>
+      </w:r>
+      <w:r>
+        <w:t xml:space="preserve"> </w:t>
+      </w:r>
+      <w:r>
+        <w:t>탄소</w:t>
+      </w:r>
+      <w:r>
+        <w:t xml:space="preserve"> </w:t>
+      </w:r>
+      <w:r>
+        <w:t>항이</w:t>
+      </w:r>
+      <w:r>
+        <w:t xml:space="preserve"> </w:t>
+      </w:r>
+      <w:r>
+        <w:t>일률적으로</w:t>
+      </w:r>
+      <w:r>
+        <w:t xml:space="preserve"> </w:t>
+      </w:r>
+      <w:r>
+        <w:t>작아져</w:t>
+      </w:r>
+      <w:r>
+        <w:t xml:space="preserve">, </w:t>
+      </w:r>
+      <w:r>
+        <w:t>같은</w:t>
+      </w:r>
+      <w:r>
+        <w:t xml:space="preserve"> </w:t>
+      </w:r>
+      <w:r>
+        <w:t>가중치가</w:t>
+      </w:r>
+      <w:r>
+        <w:t xml:space="preserve"> </w:t>
+      </w:r>
+      <w:r>
+        <w:t>슬롯마다</w:t>
+      </w:r>
+      <w:r>
+        <w:t xml:space="preserve"> </w:t>
+      </w:r>
+      <w:r>
+        <w:t>다른</w:t>
+      </w:r>
+      <w:r>
+        <w:t xml:space="preserve"> </w:t>
+      </w:r>
+      <w:r>
+        <w:t>의미를</w:t>
+      </w:r>
+      <w:r>
+        <w:t xml:space="preserve"> </w:t>
+      </w:r>
+      <w:r>
+        <w:t>갖게</w:t>
+      </w:r>
+      <w:r>
+        <w:t xml:space="preserve"> </w:t>
+      </w:r>
+      <w:r>
+        <w:t>된다</w:t>
+      </w:r>
+      <w:r>
+        <w:t>.</w:t>
+      </w:r>
+    </w:p>
+    <w:p>
+      <w:pPr>
+        <w:jc w:val="left"/>
+      </w:pPr>
+    </w:p>
+    <w:p>
+      <w:pPr>
+        <w:jc w:val="left"/>
+      </w:pPr>
+      <w:r>
+        <w:t>슬롯의</w:t>
+      </w:r>
+      <w:r>
+        <w:t xml:space="preserve"> </w:t>
+      </w:r>
+      <w:r>
+        <w:t>배정</w:t>
+      </w:r>
+      <w:r>
+        <w:t xml:space="preserve"> </w:t>
+      </w:r>
+      <w:r>
+        <w:t>문제는</w:t>
+      </w:r>
+      <w:r>
+        <w:t xml:space="preserve"> </w:t>
+      </w:r>
+      <w:r>
+        <w:t>다음과</w:t>
+      </w:r>
+      <w:r>
+        <w:t xml:space="preserve"> </w:t>
+      </w:r>
+      <w:r>
+        <w:t>같다</w:t>
+      </w:r>
+      <w:r>
+        <w:t xml:space="preserve">. </w:t>
+      </w:r>
+      <w:r>
+        <w:t>배치에</w:t>
+      </w:r>
+      <w:r>
+        <w:t xml:space="preserve"> </w:t>
+      </w:r>
+      <w:r>
+        <w:t>속한</w:t>
+      </w:r>
+      <w:r>
+        <w:t xml:space="preserve"> </w:t>
+      </w:r>
+      <w:r>
+        <w:t>작업을</w:t>
+      </w:r>
+      <w:r>
+        <w:t xml:space="preserve"> j, </w:t>
+      </w:r>
+      <w:r>
+        <w:t>리전을</w:t>
+      </w:r>
+      <w:r>
+        <w:t xml:space="preserve"> r, </w:t>
+      </w:r>
+      <w:r>
+        <w:t>배정</w:t>
+      </w:r>
+      <w:r>
+        <w:t xml:space="preserve"> </w:t>
+      </w:r>
+      <w:r>
+        <w:t>변수를</w:t>
+      </w:r>
+      <w:r>
+        <w:t xml:space="preserve"> </w:t>
+      </w:r>
+      <w:proofErr w:type="spellStart"/>
+      <w:r>
+        <w:t>x_jr</w:t>
       </w:r>
       <w:proofErr w:type="spellEnd"/>
       <w:r>
+        <w:t xml:space="preserve">, </w:t>
+      </w:r>
+      <w:r>
+        <w:t>미배정</w:t>
+      </w:r>
+      <w:r>
+        <w:t xml:space="preserve"> </w:t>
+      </w:r>
+      <w:r>
+        <w:t>변수를</w:t>
+      </w:r>
+      <w:r>
+        <w:t xml:space="preserve"> </w:t>
+      </w:r>
+      <w:proofErr w:type="spellStart"/>
+      <w:r>
+        <w:t>s_j</w:t>
+      </w:r>
+      <w:proofErr w:type="spellEnd"/>
+      <w:r>
+        <w:t>로</w:t>
+      </w:r>
+      <w:r>
+        <w:t xml:space="preserve"> </w:t>
+      </w:r>
+      <w:r>
+        <w:t>둔다</w:t>
+      </w:r>
+      <w:r>
+        <w:t>.</w:t>
+      </w:r>
+    </w:p>
+    <w:p>
+      <w:pPr>
+        <w:jc w:val="left"/>
         <w:rPr>
           <w:i/>
           <w:iCs/>
           <w:sz w:val="18"/>
           <w:szCs w:val="18"/>
         </w:rPr>
-        <w:t xml:space="preserve"> = </w:t>
-      </w:r>
-      <w:proofErr w:type="spellStart"/>
+      </w:pPr>
+      <m:oMath>
+        <m:box>
+          <m:e>
+            <m:r>
+              <m:rPr>
+                <m:sty m:val="p"/>
+              </m:rPr>
+              <m:t>min</m:t>
+            </m:r>
+            <m:nary>
+              <m:naryPr>
+                <m:chr m:val="∑"/>
+                <m:limLoc m:val="undOvr"/>
+              </m:naryPr>
+              <m:sub>
+                <m:box>
+                  <m:e>
+                    <m:r>
+                      <m:rPr>
+                        <m:sty m:val="i"/>
+                      </m:rPr>
+                      <m:t>j</m:t>
+                    </m:r>
+                  </m:e>
+                </m:box>
+              </m:sub>
+              <m:sup/>
+              <m:e>
+                <m:nary>
+                  <m:naryPr>
+                    <m:chr m:val="∑"/>
+                    <m:limLoc m:val="undOvr"/>
+                  </m:naryPr>
+                  <m:sub>
+                    <m:box>
+                      <m:e>
+                        <m:r>
+                          <m:rPr>
+                            <m:sty m:val="i"/>
+                          </m:rPr>
+                          <m:t>r</m:t>
+                        </m:r>
+                      </m:e>
+                    </m:box>
+                  </m:sub>
+                  <m:sup/>
+                  <m:e>
+                    <m:box>
+                      <m:e>
+                        <m:d>
+                          <m:dPr>
+                            <m:begChr m:val="("/>
+                            <m:endChr m:val=")"/>
+                          </m:dPr>
+                          <m:e>
+                            <m:box>
+                              <m:e>
+                                <m:r>
+                                  <m:rPr>
+                                    <m:sty m:val="i"/>
+                                  </m:rPr>
+                                  <m:t>α</m:t>
+                                </m:r>
+                                <m:sSub>
+                                  <m:e>
+                                    <m:groupChr>
+                                      <m:groupChrPr>
+                                        <m:chr m:val="̃"/>
+                                        <m:pos m:val="top"/>
+                                      </m:groupChrPr>
+                                      <m:e>
+                                        <m:box>
+                                          <m:e>
+                                            <m:r>
+                                              <m:rPr>
+                                                <m:sty m:val="i"/>
+                                              </m:rPr>
+                                              <m:t>M</m:t>
+                                            </m:r>
+                                          </m:e>
+                                        </m:box>
+                                      </m:e>
+                                    </m:groupChr>
+                                  </m:e>
+                                  <m:sub>
+                                    <m:r>
+                                      <m:rPr>
+                                        <m:sty m:val="i"/>
+                                      </m:rPr>
+                                      <m:t>r</m:t>
+                                    </m:r>
+                                  </m:sub>
+                                </m:sSub>
+                                <m:r>
+                                  <m:rPr>
+                                    <m:sty m:val="p"/>
+                                  </m:rPr>
+                                  <m:t>+</m:t>
+                                </m:r>
+                                <m:r>
+                                  <m:rPr>
+                                    <m:sty m:val="p"/>
+                                  </m:rPr>
+                                  <m:t>(</m:t>
+                                </m:r>
+                                <m:r>
+                                  <m:rPr>
+                                    <m:sty m:val="p"/>
+                                  </m:rPr>
+                                  <m:t>1</m:t>
+                                </m:r>
+                                <m:r>
+                                  <m:rPr>
+                                    <m:sty m:val="p"/>
+                                  </m:rPr>
+                                  <m:t>−</m:t>
+                                </m:r>
+                                <m:r>
+                                  <m:rPr>
+                                    <m:sty m:val="i"/>
+                                  </m:rPr>
+                                  <m:t>α</m:t>
+                                </m:r>
+                                <m:r>
+                                  <m:rPr>
+                                    <m:sty m:val="p"/>
+                                  </m:rPr>
+                                  <m:t>)</m:t>
+                                </m:r>
+                                <m:sSub>
+                                  <m:e>
+                                    <m:groupChr>
+                                      <m:groupChrPr>
+                                        <m:chr m:val="̃"/>
+                                        <m:pos m:val="top"/>
+                                      </m:groupChrPr>
+                                      <m:e>
+                                        <m:box>
+                                          <m:e>
+                                            <m:r>
+                                              <m:rPr>
+                                                <m:sty m:val="i"/>
+                                              </m:rPr>
+                                              <m:t>ℓ</m:t>
+                                            </m:r>
+                                          </m:e>
+                                        </m:box>
+                                      </m:e>
+                                    </m:groupChr>
+                                  </m:e>
+                                  <m:sub>
+                                    <m:box>
+                                      <m:e>
+                                        <m:sSub>
+                                          <m:e>
+                                            <m:r>
+                                              <m:rPr>
+                                                <m:sty m:val="i"/>
+                                              </m:rPr>
+                                              <m:t>o</m:t>
+                                            </m:r>
+                                          </m:e>
+                                          <m:sub>
+                                            <m:r>
+                                              <m:rPr>
+                                                <m:sty m:val="i"/>
+                                              </m:rPr>
+                                              <m:t>j</m:t>
+                                            </m:r>
+                                          </m:sub>
+                                        </m:sSub>
+                                        <m:r>
+                                          <m:rPr>
+                                            <m:sty m:val="i"/>
+                                          </m:rPr>
+                                          <m:t>r</m:t>
+                                        </m:r>
+                                      </m:e>
+                                    </m:box>
+                                  </m:sub>
+                                </m:sSub>
+                              </m:e>
+                            </m:box>
+                          </m:e>
+                        </m:d>
+                      </m:e>
+                    </m:box>
+                    <m:sSub>
+                      <m:e>
+                        <m:r>
+                          <m:rPr>
+                            <m:sty m:val="i"/>
+                          </m:rPr>
+                          <m:t>x</m:t>
+                        </m:r>
+                      </m:e>
+                      <m:sub>
+                        <m:box>
+                          <m:e>
+                            <m:r>
+                              <m:rPr>
+                                <m:sty m:val="i"/>
+                              </m:rPr>
+                              <m:t>j</m:t>
+                            </m:r>
+                            <m:r>
+                              <m:rPr>
+                                <m:sty m:val="i"/>
+                              </m:rPr>
+                              <m:t>r</m:t>
+                            </m:r>
+                          </m:e>
+                        </m:box>
+                      </m:sub>
+                    </m:sSub>
+                    <m:r>
+                      <m:rPr>
+                        <m:sty m:val="p"/>
+                      </m:rPr>
+                      <m:t>+</m:t>
+                    </m:r>
+                    <m:sSub>
+                      <m:e>
+                        <m:r>
+                          <m:rPr>
+                            <m:sty m:val="i"/>
+                          </m:rPr>
+                          <m:t>P</m:t>
+                        </m:r>
+                      </m:e>
+                      <m:sub>
+                        <m:box>
+                          <m:e>
+                            <m:r>
+                              <m:rPr>
+                                <m:sty m:val="i"/>
+                              </m:rPr>
+                              <m:t>s</m:t>
+                            </m:r>
+                            <m:r>
+                              <m:rPr>
+                                <m:sty m:val="i"/>
+                              </m:rPr>
+                              <m:t>l</m:t>
+                            </m:r>
+                            <m:r>
+                              <m:rPr>
+                                <m:sty m:val="i"/>
+                              </m:rPr>
+                              <m:t>a</m:t>
+                            </m:r>
+                            <m:r>
+                              <m:rPr>
+                                <m:sty m:val="i"/>
+                              </m:rPr>
+                              <m:t>c</m:t>
+                            </m:r>
+                            <m:r>
+                              <m:rPr>
+                                <m:sty m:val="i"/>
+                              </m:rPr>
+                              <m:t>k</m:t>
+                            </m:r>
+                          </m:e>
+                        </m:box>
+                      </m:sub>
+                    </m:sSub>
+                    <m:nary>
+                      <m:naryPr>
+                        <m:chr m:val="∑"/>
+                        <m:limLoc m:val="undOvr"/>
+                      </m:naryPr>
+                      <m:sub>
+                        <m:box>
+                          <m:e>
+                            <m:r>
+                              <m:rPr>
+                                <m:sty m:val="i"/>
+                              </m:rPr>
+                              <m:t>j</m:t>
+                            </m:r>
+                          </m:e>
+                        </m:box>
+                      </m:sub>
+                      <m:sup/>
+                      <m:e>
+                        <m:sSub>
+                          <m:e>
+                            <m:r>
+                              <m:rPr>
+                                <m:sty m:val="i"/>
+                              </m:rPr>
+                              <m:t>z</m:t>
+                            </m:r>
+                          </m:e>
+                          <m:sub>
+                            <m:r>
+                              <m:rPr>
+                                <m:sty m:val="i"/>
+                              </m:rPr>
+                              <m:t>j</m:t>
+                            </m:r>
+                          </m:sub>
+                        </m:sSub>
+                      </m:e>
+                    </m:nary>
+                  </m:e>
+                </m:nary>
+              </m:e>
+            </m:nary>
+          </m:e>
+        </m:box>
+      </m:oMath>
       <w:r>
         <w:rPr>
           <w:i/>
@@ -27219,19 +28531,19 @@
           <w:sz w:val="18"/>
           <w:szCs w:val="18"/>
         </w:rPr>
-        <w:t>Ĉ_r</w:t>
-      </w:r>
-      <w:proofErr w:type="spellEnd"/>
-      <w:r>
+        <w:t xml:space="preserve">          … (7)</w:t>
+      </w:r>
+    </w:p>
+    <w:p>
+      <w:pPr>
+        <w:jc w:val="left"/>
         <w:rPr>
           <w:i/>
           <w:iCs/>
           <w:sz w:val="18"/>
           <w:szCs w:val="18"/>
         </w:rPr>
-        <w:t xml:space="preserve"> / max_(r′) Ĉ_(r′</w:t>
-      </w:r>
-      <w:proofErr w:type="gramStart"/>
+      </w:pPr>
       <w:r>
         <w:rPr>
           <w:i/>
@@ -27239,9 +28551,211 @@
           <w:sz w:val="18"/>
           <w:szCs w:val="18"/>
         </w:rPr>
-        <w:t>) ,</w:t>
-      </w:r>
-      <w:proofErr w:type="gramEnd"/>
+        <w:t xml:space="preserve">s.t.   </w:t>
+      </w:r>
+      <m:oMath>
+        <m:box>
+          <m:e>
+            <m:nary>
+              <m:naryPr>
+                <m:chr m:val="∑"/>
+                <m:limLoc m:val="undOvr"/>
+              </m:naryPr>
+              <m:sub>
+                <m:box>
+                  <m:e>
+                    <m:r>
+                      <m:rPr>
+                        <m:sty m:val="i"/>
+                      </m:rPr>
+                      <m:t>r</m:t>
+                    </m:r>
+                  </m:e>
+                </m:box>
+              </m:sub>
+              <m:sup/>
+              <m:e>
+                <m:sSub>
+                  <m:e>
+                    <m:r>
+                      <m:rPr>
+                        <m:sty m:val="i"/>
+                      </m:rPr>
+                      <m:t>x</m:t>
+                    </m:r>
+                  </m:e>
+                  <m:sub>
+                    <m:box>
+                      <m:e>
+                        <m:r>
+                          <m:rPr>
+                            <m:sty m:val="i"/>
+                          </m:rPr>
+                          <m:t>j</m:t>
+                        </m:r>
+                        <m:r>
+                          <m:rPr>
+                            <m:sty m:val="i"/>
+                          </m:rPr>
+                          <m:t>r</m:t>
+                        </m:r>
+                      </m:e>
+                    </m:box>
+                  </m:sub>
+                </m:sSub>
+                <m:r>
+                  <m:rPr>
+                    <m:sty m:val="p"/>
+                  </m:rPr>
+                  <m:t>+</m:t>
+                </m:r>
+                <m:sSub>
+                  <m:e>
+                    <m:r>
+                      <m:rPr>
+                        <m:sty m:val="i"/>
+                      </m:rPr>
+                      <m:t>z</m:t>
+                    </m:r>
+                  </m:e>
+                  <m:sub>
+                    <m:r>
+                      <m:rPr>
+                        <m:sty m:val="i"/>
+                      </m:rPr>
+                      <m:t>j</m:t>
+                    </m:r>
+                  </m:sub>
+                </m:sSub>
+                <m:r>
+                  <m:rPr>
+                    <m:sty m:val="p"/>
+                  </m:rPr>
+                  <m:t>=</m:t>
+                </m:r>
+                <m:r>
+                  <m:rPr>
+                    <m:sty m:val="p"/>
+                  </m:rPr>
+                  <m:t>1</m:t>
+                </m:r>
+                <m:r>
+                  <m:t/>
+                </m:r>
+                <m:r>
+                  <m:rPr>
+                    <m:sty m:val="p"/>
+                  </m:rPr>
+                  <m:t>∀</m:t>
+                </m:r>
+                <m:r>
+                  <m:rPr>
+                    <m:sty m:val="i"/>
+                  </m:rPr>
+                  <m:t>j</m:t>
+                </m:r>
+                <m:r>
+                  <m:rPr>
+                    <m:sty m:val="p"/>
+                  </m:rPr>
+                  <m:t>,</m:t>
+                </m:r>
+                <m:r>
+                  <m:t/>
+                </m:r>
+                <m:nary>
+                  <m:naryPr>
+                    <m:chr m:val="∑"/>
+                    <m:limLoc m:val="undOvr"/>
+                  </m:naryPr>
+                  <m:sub>
+                    <m:box>
+                      <m:e>
+                        <m:r>
+                          <m:rPr>
+                            <m:sty m:val="i"/>
+                          </m:rPr>
+                          <m:t>j</m:t>
+                        </m:r>
+                      </m:e>
+                    </m:box>
+                  </m:sub>
+                  <m:sup/>
+                  <m:e>
+                    <m:sSub>
+                      <m:e>
+                        <m:r>
+                          <m:rPr>
+                            <m:sty m:val="i"/>
+                          </m:rPr>
+                          <m:t>x</m:t>
+                        </m:r>
+                      </m:e>
+                      <m:sub>
+                        <m:box>
+                          <m:e>
+                            <m:r>
+                              <m:rPr>
+                                <m:sty m:val="i"/>
+                              </m:rPr>
+                              <m:t>j</m:t>
+                            </m:r>
+                            <m:r>
+                              <m:rPr>
+                                <m:sty m:val="i"/>
+                              </m:rPr>
+                              <m:t>r</m:t>
+                            </m:r>
+                          </m:e>
+                        </m:box>
+                      </m:sub>
+                    </m:sSub>
+                    <m:r>
+                      <m:rPr>
+                        <m:sty m:val="p"/>
+                      </m:rPr>
+                      <m:t>≤</m:t>
+                    </m:r>
+                    <m:sSub>
+                      <m:e>
+                        <m:r>
+                          <m:rPr>
+                            <m:sty m:val="i"/>
+                          </m:rPr>
+                          <m:t>a</m:t>
+                        </m:r>
+                      </m:e>
+                      <m:sub>
+                        <m:r>
+                          <m:rPr>
+                            <m:sty m:val="i"/>
+                          </m:rPr>
+                          <m:t>r</m:t>
+                        </m:r>
+                      </m:sub>
+                    </m:sSub>
+                    <m:r>
+                      <m:t/>
+                    </m:r>
+                    <m:r>
+                      <m:rPr>
+                        <m:sty m:val="p"/>
+                      </m:rPr>
+                      <m:t>∀</m:t>
+                    </m:r>
+                    <m:r>
+                      <m:rPr>
+                        <m:sty m:val="i"/>
+                      </m:rPr>
+                      <m:t>r</m:t>
+                    </m:r>
+                  </m:e>
+                </m:nary>
+              </m:e>
+            </m:nary>
+          </m:e>
+        </m:box>
+      </m:oMath>
       <w:r>
         <w:rPr>
           <w:i/>
@@ -27249,762 +28763,7 @@
           <w:sz w:val="18"/>
           <w:szCs w:val="18"/>
         </w:rPr>
-        <w:t xml:space="preserve">      l̃_(or) = l_(or) / 244          … (6)</w:t>
-      </w:r>
-    </w:p>
-    <w:p>
-      <w:pPr>
-        <w:jc w:val="left"/>
-      </w:pPr>
-      <w:r>
-        <w:t>탄소</w:t>
-      </w:r>
-      <w:r>
-        <w:t xml:space="preserve"> </w:t>
-      </w:r>
-      <w:r>
-        <w:t>비용만</w:t>
-      </w:r>
-      <w:r>
-        <w:t xml:space="preserve"> </w:t>
-      </w:r>
-      <w:r>
-        <w:t>슬롯별로</w:t>
-      </w:r>
-      <w:r>
-        <w:t xml:space="preserve"> </w:t>
-      </w:r>
-      <w:r>
-        <w:t>정규화하는</w:t>
-      </w:r>
-      <w:r>
-        <w:t xml:space="preserve"> </w:t>
-      </w:r>
-      <w:r>
-        <w:t>것은</w:t>
-      </w:r>
-      <w:r>
-        <w:t xml:space="preserve"> </w:t>
-      </w:r>
-      <w:r>
-        <w:t>슬롯</w:t>
-      </w:r>
-      <w:r>
-        <w:t xml:space="preserve"> </w:t>
-      </w:r>
-      <w:r>
-        <w:t>간</w:t>
-      </w:r>
-      <w:r>
-        <w:t xml:space="preserve"> </w:t>
-      </w:r>
-      <w:r>
-        <w:t>탄소</w:t>
-      </w:r>
-      <w:r>
-        <w:t xml:space="preserve"> </w:t>
-      </w:r>
-      <w:r>
-        <w:t>격차의</w:t>
-      </w:r>
-      <w:r>
-        <w:t xml:space="preserve"> </w:t>
-      </w:r>
-      <w:r>
-        <w:t>절대적</w:t>
-      </w:r>
-      <w:r>
-        <w:t xml:space="preserve"> </w:t>
-      </w:r>
-      <w:r>
-        <w:t>크기를</w:t>
-      </w:r>
-      <w:r>
-        <w:t xml:space="preserve"> </w:t>
-      </w:r>
-      <w:r>
-        <w:t>가중치</w:t>
-      </w:r>
-      <w:r>
-        <w:t xml:space="preserve"> </w:t>
-      </w:r>
-      <w:r>
-        <w:t>해석에서</w:t>
-      </w:r>
-      <w:r>
-        <w:t xml:space="preserve"> </w:t>
-      </w:r>
-      <w:r>
-        <w:t>분리하기</w:t>
-      </w:r>
-      <w:r>
-        <w:t xml:space="preserve"> </w:t>
-      </w:r>
-      <w:r>
-        <w:t>위함이다</w:t>
-      </w:r>
-      <w:r>
-        <w:t xml:space="preserve">. </w:t>
-      </w:r>
-      <w:r>
-        <w:t>고정된</w:t>
-      </w:r>
-      <w:r>
-        <w:t xml:space="preserve"> </w:t>
-      </w:r>
-      <w:r>
-        <w:t>분모를</w:t>
-      </w:r>
-      <w:r>
-        <w:t xml:space="preserve"> </w:t>
-      </w:r>
-      <w:r>
-        <w:t>쓰면</w:t>
-      </w:r>
-      <w:r>
-        <w:t xml:space="preserve"> </w:t>
-      </w:r>
-      <w:r>
-        <w:t>전</w:t>
-      </w:r>
-      <w:r>
-        <w:t xml:space="preserve"> </w:t>
-      </w:r>
-      <w:r>
-        <w:t>리전이</w:t>
-      </w:r>
-      <w:r>
-        <w:t xml:space="preserve"> </w:t>
-      </w:r>
-      <w:r>
-        <w:t>함께</w:t>
-      </w:r>
-      <w:r>
-        <w:t xml:space="preserve"> </w:t>
-      </w:r>
-      <w:r>
-        <w:t>깨끗한</w:t>
-      </w:r>
-      <w:r>
-        <w:t xml:space="preserve"> </w:t>
-      </w:r>
-      <w:r>
-        <w:t>슬롯에서</w:t>
-      </w:r>
-      <w:r>
-        <w:t xml:space="preserve"> </w:t>
-      </w:r>
-      <w:r>
-        <w:t>탄소</w:t>
-      </w:r>
-      <w:r>
-        <w:t xml:space="preserve"> </w:t>
-      </w:r>
-      <w:r>
-        <w:t>항이</w:t>
-      </w:r>
-      <w:r>
-        <w:t xml:space="preserve"> </w:t>
-      </w:r>
-      <w:r>
-        <w:t>일률적으로</w:t>
-      </w:r>
-      <w:r>
-        <w:t xml:space="preserve"> </w:t>
-      </w:r>
-      <w:r>
-        <w:t>작아져</w:t>
-      </w:r>
-      <w:r>
-        <w:t xml:space="preserve">, </w:t>
-      </w:r>
-      <w:r>
-        <w:t>같은</w:t>
-      </w:r>
-      <w:r>
-        <w:t xml:space="preserve"> </w:t>
-      </w:r>
-      <w:r>
-        <w:t>가중치가</w:t>
-      </w:r>
-      <w:r>
-        <w:t xml:space="preserve"> </w:t>
-      </w:r>
-      <w:r>
-        <w:t>슬롯마다</w:t>
-      </w:r>
-      <w:r>
-        <w:t xml:space="preserve"> </w:t>
-      </w:r>
-      <w:r>
-        <w:t>다른</w:t>
-      </w:r>
-      <w:r>
-        <w:t xml:space="preserve"> </w:t>
-      </w:r>
-      <w:r>
-        <w:t>의미를</w:t>
-      </w:r>
-      <w:r>
-        <w:t xml:space="preserve"> </w:t>
-      </w:r>
-      <w:r>
-        <w:t>갖게</w:t>
-      </w:r>
-      <w:r>
-        <w:t xml:space="preserve"> </w:t>
-      </w:r>
-      <w:r>
-        <w:t>된다</w:t>
-      </w:r>
-      <w:r>
-        <w:t>.</w:t>
-      </w:r>
-    </w:p>
-    <w:p>
-      <w:pPr>
-        <w:jc w:val="left"/>
-      </w:pPr>
-    </w:p>
-    <w:p>
-      <w:pPr>
-        <w:jc w:val="left"/>
-      </w:pPr>
-      <w:r>
-        <w:t>슬롯의</w:t>
-      </w:r>
-      <w:r>
-        <w:t xml:space="preserve"> </w:t>
-      </w:r>
-      <w:r>
-        <w:t>배정</w:t>
-      </w:r>
-      <w:r>
-        <w:t xml:space="preserve"> </w:t>
-      </w:r>
-      <w:r>
-        <w:t>문제는</w:t>
-      </w:r>
-      <w:r>
-        <w:t xml:space="preserve"> </w:t>
-      </w:r>
-      <w:r>
-        <w:t>다음과</w:t>
-      </w:r>
-      <w:r>
-        <w:t xml:space="preserve"> </w:t>
-      </w:r>
-      <w:r>
-        <w:t>같다</w:t>
-      </w:r>
-      <w:r>
-        <w:t xml:space="preserve">. </w:t>
-      </w:r>
-      <w:r>
-        <w:t>배치에</w:t>
-      </w:r>
-      <w:r>
-        <w:t xml:space="preserve"> </w:t>
-      </w:r>
-      <w:r>
-        <w:t>속한</w:t>
-      </w:r>
-      <w:r>
-        <w:t xml:space="preserve"> </w:t>
-      </w:r>
-      <w:r>
-        <w:t>작업을</w:t>
-      </w:r>
-      <w:r>
-        <w:t xml:space="preserve"> j, </w:t>
-      </w:r>
-      <w:r>
-        <w:t>리전을</w:t>
-      </w:r>
-      <w:r>
-        <w:t xml:space="preserve"> r, </w:t>
-      </w:r>
-      <w:r>
-        <w:t>배정</w:t>
-      </w:r>
-      <w:r>
-        <w:t xml:space="preserve"> </w:t>
-      </w:r>
-      <w:r>
-        <w:t>변수를</w:t>
-      </w:r>
-      <w:r>
-        <w:t xml:space="preserve"> </w:t>
-      </w:r>
-      <w:proofErr w:type="spellStart"/>
-      <w:r>
-        <w:t>x_jr</w:t>
-      </w:r>
-      <w:proofErr w:type="spellEnd"/>
-      <w:r>
-        <w:t xml:space="preserve">, </w:t>
-      </w:r>
-      <w:r>
-        <w:t>미배정</w:t>
-      </w:r>
-      <w:r>
-        <w:t xml:space="preserve"> </w:t>
-      </w:r>
-      <w:r>
-        <w:t>변수를</w:t>
-      </w:r>
-      <w:r>
-        <w:t xml:space="preserve"> </w:t>
-      </w:r>
-      <w:proofErr w:type="spellStart"/>
-      <w:r>
-        <w:t>s_j</w:t>
-      </w:r>
-      <w:proofErr w:type="spellEnd"/>
-      <w:r>
-        <w:t>로</w:t>
-      </w:r>
-      <w:r>
-        <w:t xml:space="preserve"> </w:t>
-      </w:r>
-      <w:r>
-        <w:t>둔다</w:t>
-      </w:r>
-      <w:r>
-        <w:t>.</w:t>
-      </w:r>
-    </w:p>
-    <w:p>
-      <w:pPr>
-        <w:jc w:val="left"/>
-        <w:rPr>
-          <w:i/>
-          <w:iCs/>
-          <w:sz w:val="18"/>
-          <w:szCs w:val="18"/>
-        </w:rPr>
-      </w:pPr>
-      <w:proofErr w:type="gramStart"/>
-      <w:r>
-        <w:rPr>
-          <w:i/>
-          <w:iCs/>
-          <w:sz w:val="18"/>
-          <w:szCs w:val="18"/>
-        </w:rPr>
-        <w:t xml:space="preserve">min  </w:t>
-      </w:r>
-      <w:proofErr w:type="spellStart"/>
-      <w:r>
-        <w:rPr>
-          <w:i/>
-          <w:iCs/>
-          <w:sz w:val="18"/>
-          <w:szCs w:val="18"/>
-        </w:rPr>
-        <w:t>Σ</w:t>
-      </w:r>
-      <w:proofErr w:type="gramEnd"/>
-      <w:r>
-        <w:rPr>
-          <w:i/>
-          <w:iCs/>
-          <w:sz w:val="18"/>
-          <w:szCs w:val="18"/>
-        </w:rPr>
-        <w:t>_j</w:t>
-      </w:r>
-      <w:proofErr w:type="spellEnd"/>
-      <w:r>
-        <w:rPr>
-          <w:i/>
-          <w:iCs/>
-          <w:sz w:val="18"/>
-          <w:szCs w:val="18"/>
-        </w:rPr>
-        <w:t xml:space="preserve"> </w:t>
-      </w:r>
-      <w:proofErr w:type="spellStart"/>
-      <w:r>
-        <w:rPr>
-          <w:i/>
-          <w:iCs/>
-          <w:sz w:val="18"/>
-          <w:szCs w:val="18"/>
-        </w:rPr>
-        <w:t>Σ_r</w:t>
-      </w:r>
-      <w:proofErr w:type="spellEnd"/>
-      <w:r>
-        <w:rPr>
-          <w:i/>
-          <w:iCs/>
-          <w:sz w:val="18"/>
-          <w:szCs w:val="18"/>
-        </w:rPr>
-        <w:t xml:space="preserve"> </w:t>
-      </w:r>
-      <w:proofErr w:type="gramStart"/>
-      <w:r>
-        <w:rPr>
-          <w:i/>
-          <w:iCs/>
-          <w:sz w:val="18"/>
-          <w:szCs w:val="18"/>
-        </w:rPr>
-        <w:t>( α</w:t>
-      </w:r>
-      <w:proofErr w:type="gramEnd"/>
-      <w:r>
-        <w:rPr>
-          <w:i/>
-          <w:iCs/>
-          <w:sz w:val="18"/>
-          <w:szCs w:val="18"/>
-        </w:rPr>
-        <w:t xml:space="preserve"> · </w:t>
-      </w:r>
-      <w:proofErr w:type="spellStart"/>
-      <w:r>
-        <w:rPr>
-          <w:i/>
-          <w:iCs/>
-          <w:sz w:val="18"/>
-          <w:szCs w:val="18"/>
-        </w:rPr>
-        <w:t>M̃_r</w:t>
-      </w:r>
-      <w:proofErr w:type="spellEnd"/>
-      <w:r>
-        <w:rPr>
-          <w:i/>
-          <w:iCs/>
-          <w:sz w:val="18"/>
-          <w:szCs w:val="18"/>
-        </w:rPr>
-        <w:t xml:space="preserve"> + (1 − α) · l̃</w:t>
-      </w:r>
-      <w:proofErr w:type="gramStart"/>
-      <w:r>
-        <w:rPr>
-          <w:i/>
-          <w:iCs/>
-          <w:sz w:val="18"/>
-          <w:szCs w:val="18"/>
-        </w:rPr>
-        <w:t>_(</w:t>
-      </w:r>
-      <w:proofErr w:type="spellStart"/>
-      <w:proofErr w:type="gramEnd"/>
-      <w:r>
-        <w:rPr>
-          <w:i/>
-          <w:iCs/>
-          <w:sz w:val="18"/>
-          <w:szCs w:val="18"/>
-        </w:rPr>
-        <w:t>o_j</w:t>
-      </w:r>
-      <w:proofErr w:type="spellEnd"/>
-      <w:r>
-        <w:rPr>
-          <w:i/>
-          <w:iCs/>
-          <w:sz w:val="18"/>
-          <w:szCs w:val="18"/>
-        </w:rPr>
-        <w:t xml:space="preserve"> r</w:t>
-      </w:r>
-      <w:proofErr w:type="gramStart"/>
-      <w:r>
-        <w:rPr>
-          <w:i/>
-          <w:iCs/>
-          <w:sz w:val="18"/>
-          <w:szCs w:val="18"/>
-        </w:rPr>
-        <w:t>) )</w:t>
-      </w:r>
-      <w:proofErr w:type="gramEnd"/>
-      <w:r>
-        <w:rPr>
-          <w:i/>
-          <w:iCs/>
-          <w:sz w:val="18"/>
-          <w:szCs w:val="18"/>
-        </w:rPr>
-        <w:t xml:space="preserve"> · </w:t>
-      </w:r>
-      <w:proofErr w:type="spellStart"/>
-      <w:r>
-        <w:rPr>
-          <w:i/>
-          <w:iCs/>
-          <w:sz w:val="18"/>
-          <w:szCs w:val="18"/>
-        </w:rPr>
-        <w:t>x_</w:t>
-      </w:r>
-      <w:proofErr w:type="gramStart"/>
-      <w:r>
-        <w:rPr>
-          <w:i/>
-          <w:iCs/>
-          <w:sz w:val="18"/>
-          <w:szCs w:val="18"/>
-        </w:rPr>
-        <w:t>jr</w:t>
-      </w:r>
-      <w:proofErr w:type="spellEnd"/>
-      <w:r>
-        <w:rPr>
-          <w:i/>
-          <w:iCs/>
-          <w:sz w:val="18"/>
-          <w:szCs w:val="18"/>
-        </w:rPr>
-        <w:t xml:space="preserve">  +</w:t>
-      </w:r>
-      <w:proofErr w:type="gramEnd"/>
-      <w:r>
-        <w:rPr>
-          <w:i/>
-          <w:iCs/>
-          <w:sz w:val="18"/>
-          <w:szCs w:val="18"/>
-        </w:rPr>
-        <w:t xml:space="preserve">  </w:t>
-      </w:r>
-      <w:proofErr w:type="spellStart"/>
-      <w:r>
-        <w:rPr>
-          <w:i/>
-          <w:iCs/>
-          <w:sz w:val="18"/>
-          <w:szCs w:val="18"/>
-        </w:rPr>
-        <w:t>P_slack</w:t>
-      </w:r>
-      <w:proofErr w:type="spellEnd"/>
-      <w:r>
-        <w:rPr>
-          <w:i/>
-          <w:iCs/>
-          <w:sz w:val="18"/>
-          <w:szCs w:val="18"/>
-        </w:rPr>
-        <w:t xml:space="preserve"> · </w:t>
-      </w:r>
-      <w:proofErr w:type="spellStart"/>
-      <w:r>
-        <w:rPr>
-          <w:i/>
-          <w:iCs/>
-          <w:sz w:val="18"/>
-          <w:szCs w:val="18"/>
-        </w:rPr>
-        <w:t>Σ_j</w:t>
-      </w:r>
-      <w:proofErr w:type="spellEnd"/>
-      <w:r>
-        <w:rPr>
-          <w:i/>
-          <w:iCs/>
-          <w:sz w:val="18"/>
-          <w:szCs w:val="18"/>
-        </w:rPr>
-        <w:t xml:space="preserve"> s_j          … (7)</w:t>
-      </w:r>
-    </w:p>
-    <w:p>
-      <w:pPr>
-        <w:jc w:val="left"/>
-        <w:rPr>
-          <w:i/>
-          <w:iCs/>
-          <w:sz w:val="18"/>
-          <w:szCs w:val="18"/>
-        </w:rPr>
-      </w:pPr>
-      <w:proofErr w:type="spellStart"/>
-      <w:r>
-        <w:rPr>
-          <w:i/>
-          <w:iCs/>
-          <w:sz w:val="18"/>
-          <w:szCs w:val="18"/>
-        </w:rPr>
-        <w:t>s.t.</w:t>
-      </w:r>
-      <w:proofErr w:type="spellEnd"/>
-      <w:r>
-        <w:rPr>
-          <w:i/>
-          <w:iCs/>
-          <w:sz w:val="18"/>
-          <w:szCs w:val="18"/>
-        </w:rPr>
-        <w:t xml:space="preserve">   </w:t>
-      </w:r>
-      <w:proofErr w:type="spellStart"/>
-      <w:r>
-        <w:rPr>
-          <w:i/>
-          <w:iCs/>
-          <w:sz w:val="18"/>
-          <w:szCs w:val="18"/>
-        </w:rPr>
-        <w:t>Σ_r</w:t>
-      </w:r>
-      <w:proofErr w:type="spellEnd"/>
-      <w:r>
-        <w:rPr>
-          <w:i/>
-          <w:iCs/>
-          <w:sz w:val="18"/>
-          <w:szCs w:val="18"/>
-        </w:rPr>
-        <w:t xml:space="preserve"> </w:t>
-      </w:r>
-      <w:proofErr w:type="spellStart"/>
-      <w:r>
-        <w:rPr>
-          <w:i/>
-          <w:iCs/>
-          <w:sz w:val="18"/>
-          <w:szCs w:val="18"/>
-        </w:rPr>
-        <w:t>x_jr</w:t>
-      </w:r>
-      <w:proofErr w:type="spellEnd"/>
-      <w:r>
-        <w:rPr>
-          <w:i/>
-          <w:iCs/>
-          <w:sz w:val="18"/>
-          <w:szCs w:val="18"/>
-        </w:rPr>
-        <w:t xml:space="preserve"> + </w:t>
-      </w:r>
-      <w:proofErr w:type="spellStart"/>
-      <w:r>
-        <w:rPr>
-          <w:i/>
-          <w:iCs/>
-          <w:sz w:val="18"/>
-          <w:szCs w:val="18"/>
-        </w:rPr>
-        <w:t>s_j</w:t>
-      </w:r>
-      <w:proofErr w:type="spellEnd"/>
-      <w:r>
-        <w:rPr>
-          <w:i/>
-          <w:iCs/>
-          <w:sz w:val="18"/>
-          <w:szCs w:val="18"/>
-        </w:rPr>
-        <w:t xml:space="preserve"> = </w:t>
-      </w:r>
-      <w:proofErr w:type="gramStart"/>
-      <w:r>
-        <w:rPr>
-          <w:i/>
-          <w:iCs/>
-          <w:sz w:val="18"/>
-          <w:szCs w:val="18"/>
-        </w:rPr>
-        <w:t>1,  ∀</w:t>
-      </w:r>
-      <w:proofErr w:type="gramEnd"/>
-      <w:r>
-        <w:rPr>
-          <w:i/>
-          <w:iCs/>
-          <w:sz w:val="18"/>
-          <w:szCs w:val="18"/>
-        </w:rPr>
-        <w:t xml:space="preserve">j       </w:t>
-      </w:r>
-      <w:proofErr w:type="spellStart"/>
-      <w:r>
-        <w:rPr>
-          <w:i/>
-          <w:iCs/>
-          <w:sz w:val="18"/>
-          <w:szCs w:val="18"/>
-        </w:rPr>
-        <w:t>Σ_j</w:t>
-      </w:r>
-      <w:proofErr w:type="spellEnd"/>
-      <w:r>
-        <w:rPr>
-          <w:i/>
-          <w:iCs/>
-          <w:sz w:val="18"/>
-          <w:szCs w:val="18"/>
-        </w:rPr>
-        <w:t xml:space="preserve"> </w:t>
-      </w:r>
-      <w:proofErr w:type="spellStart"/>
-      <w:r>
-        <w:rPr>
-          <w:i/>
-          <w:iCs/>
-          <w:sz w:val="18"/>
-          <w:szCs w:val="18"/>
-        </w:rPr>
-        <w:t>x_jr</w:t>
-      </w:r>
-      <w:proofErr w:type="spellEnd"/>
-      <w:r>
-        <w:rPr>
-          <w:i/>
-          <w:iCs/>
-          <w:sz w:val="18"/>
-          <w:szCs w:val="18"/>
-        </w:rPr>
-        <w:t xml:space="preserve"> ≤ </w:t>
-      </w:r>
-      <w:proofErr w:type="spellStart"/>
-      <w:r>
-        <w:rPr>
-          <w:i/>
-          <w:iCs/>
-          <w:sz w:val="18"/>
-          <w:szCs w:val="18"/>
-        </w:rPr>
-        <w:t>avail_</w:t>
-      </w:r>
-      <w:proofErr w:type="gramStart"/>
-      <w:r>
-        <w:rPr>
-          <w:i/>
-          <w:iCs/>
-          <w:sz w:val="18"/>
-          <w:szCs w:val="18"/>
-        </w:rPr>
-        <w:t>r</w:t>
-      </w:r>
-      <w:proofErr w:type="spellEnd"/>
-      <w:r>
-        <w:rPr>
-          <w:i/>
-          <w:iCs/>
-          <w:sz w:val="18"/>
-          <w:szCs w:val="18"/>
-        </w:rPr>
-        <w:t>,  ∀</w:t>
-      </w:r>
-      <w:proofErr w:type="gramEnd"/>
-      <w:r>
-        <w:rPr>
-          <w:i/>
-          <w:iCs/>
-          <w:sz w:val="18"/>
-          <w:szCs w:val="18"/>
-        </w:rPr>
-        <w:t>r          … (8)</w:t>
+        <w:t xml:space="preserve">          … (8)</w:t>
       </w:r>
     </w:p>
     <w:p>
@@ -28373,6 +29132,184 @@
           <w:szCs w:val="18"/>
         </w:rPr>
       </w:pPr>
+      <m:oMath>
+        <m:box>
+          <m:e>
+            <m:sSup>
+              <m:e>
+                <m:r>
+                  <m:rPr>
+                    <m:sty m:val="i"/>
+                  </m:rPr>
+                  <m:t>α</m:t>
+                </m:r>
+              </m:e>
+              <m:sup>
+                <m:box>
+                  <m:e>
+                    <m:r>
+                      <m:rPr>
+                        <m:sty m:val="p"/>
+                      </m:rPr>
+                      <m:t>*</m:t>
+                    </m:r>
+                  </m:e>
+                </m:box>
+              </m:sup>
+            </m:sSup>
+            <m:r>
+              <m:rPr>
+                <m:sty m:val="p"/>
+              </m:rPr>
+              <m:t>=</m:t>
+            </m:r>
+            <m:sSub>
+              <m:e>
+                <m:r>
+                  <m:rPr>
+                    <m:sty m:val="p"/>
+                  </m:rPr>
+                  <m:t>arg min</m:t>
+                </m:r>
+              </m:e>
+              <m:sub>
+                <m:box>
+                  <m:e>
+                    <m:r>
+                      <m:rPr>
+                        <m:sty m:val="i"/>
+                      </m:rPr>
+                      <m:t>α</m:t>
+                    </m:r>
+                  </m:e>
+                </m:box>
+              </m:sub>
+            </m:sSub>
+            <m:rad>
+              <m:e>
+                <m:box>
+                  <m:e>
+                    <m:box>
+                      <m:e>
+                        <m:groupChr>
+                          <m:groupChrPr>
+                            <m:chr m:val="̃"/>
+                            <m:pos m:val="top"/>
+                          </m:groupChrPr>
+                          <m:e>
+                            <m:box>
+                              <m:e>
+                                <m:r>
+                                  <m:rPr>
+                                    <m:sty m:val="i"/>
+                                  </m:rPr>
+                                  <m:t>λ</m:t>
+                                </m:r>
+                              </m:e>
+                            </m:box>
+                          </m:e>
+                        </m:groupChr>
+                        <m:r>
+                          <m:rPr>
+                            <m:sty m:val="p"/>
+                          </m:rPr>
+                          <m:t>(</m:t>
+                        </m:r>
+                        <m:r>
+                          <m:rPr>
+                            <m:sty m:val="i"/>
+                          </m:rPr>
+                          <m:t>α</m:t>
+                        </m:r>
+                        <m:sSup>
+                          <m:e>
+                            <m:r>
+                              <m:rPr>
+                                <m:sty m:val="p"/>
+                              </m:rPr>
+                              <m:t>)</m:t>
+                            </m:r>
+                          </m:e>
+                          <m:sup>
+                            <m:box>
+                              <m:e>
+                                <m:r>
+                                  <m:rPr>
+                                    <m:sty m:val="p"/>
+                                  </m:rPr>
+                                  <m:t>2</m:t>
+                                </m:r>
+                              </m:e>
+                            </m:box>
+                          </m:sup>
+                        </m:sSup>
+                        <m:r>
+                          <m:rPr>
+                            <m:sty m:val="p"/>
+                          </m:rPr>
+                          <m:t>+</m:t>
+                        </m:r>
+                        <m:groupChr>
+                          <m:groupChrPr>
+                            <m:chr m:val="̃"/>
+                            <m:pos m:val="top"/>
+                          </m:groupChrPr>
+                          <m:e>
+                            <m:box>
+                              <m:e>
+                                <m:r>
+                                  <m:rPr>
+                                    <m:sty m:val="i"/>
+                                  </m:rPr>
+                                  <m:t>μ</m:t>
+                                </m:r>
+                              </m:e>
+                            </m:box>
+                          </m:e>
+                        </m:groupChr>
+                        <m:r>
+                          <m:rPr>
+                            <m:sty m:val="p"/>
+                          </m:rPr>
+                          <m:t>(</m:t>
+                        </m:r>
+                        <m:r>
+                          <m:rPr>
+                            <m:sty m:val="i"/>
+                          </m:rPr>
+                          <m:t>α</m:t>
+                        </m:r>
+                        <m:sSup>
+                          <m:e>
+                            <m:r>
+                              <m:rPr>
+                                <m:sty m:val="p"/>
+                              </m:rPr>
+                              <m:t>)</m:t>
+                            </m:r>
+                          </m:e>
+                          <m:sup>
+                            <m:box>
+                              <m:e>
+                                <m:r>
+                                  <m:rPr>
+                                    <m:sty m:val="p"/>
+                                  </m:rPr>
+                                  <m:t>2</m:t>
+                                </m:r>
+                              </m:e>
+                            </m:box>
+                          </m:sup>
+                        </m:sSup>
+                      </m:e>
+                    </m:box>
+                  </m:e>
+                </m:box>
+              </m:e>
+            </m:rad>
+          </m:e>
+        </m:box>
+      </m:oMath>
       <w:r>
         <w:rPr>
           <w:i/>
@@ -28380,135 +29317,7 @@
           <w:sz w:val="18"/>
           <w:szCs w:val="18"/>
         </w:rPr>
-        <w:t xml:space="preserve">α* = </w:t>
-      </w:r>
-      <w:proofErr w:type="spellStart"/>
-      <w:r>
-        <w:rPr>
-          <w:i/>
-          <w:iCs/>
-          <w:sz w:val="18"/>
-          <w:szCs w:val="18"/>
-        </w:rPr>
-        <w:t>arg</w:t>
-      </w:r>
-      <w:proofErr w:type="spellEnd"/>
-      <w:r>
-        <w:rPr>
-          <w:i/>
-          <w:iCs/>
-          <w:sz w:val="18"/>
-          <w:szCs w:val="18"/>
-        </w:rPr>
-        <w:t xml:space="preserve"> min_(α)  √( λ̃(α)² + μ̃(α)² ) ,   λ̃·μ̃ </w:t>
-      </w:r>
-      <w:r>
-        <w:rPr>
-          <w:i/>
-          <w:iCs/>
-          <w:sz w:val="18"/>
-          <w:szCs w:val="18"/>
-        </w:rPr>
-        <w:t>는</w:t>
-      </w:r>
-      <w:r>
-        <w:rPr>
-          <w:i/>
-          <w:iCs/>
-          <w:sz w:val="18"/>
-          <w:szCs w:val="18"/>
-        </w:rPr>
-        <w:t xml:space="preserve"> 0–1 </w:t>
-      </w:r>
-      <w:r>
-        <w:rPr>
-          <w:i/>
-          <w:iCs/>
-          <w:sz w:val="18"/>
-          <w:szCs w:val="18"/>
-        </w:rPr>
-        <w:t>정규화한</w:t>
-      </w:r>
-      <w:r>
-        <w:rPr>
-          <w:i/>
-          <w:iCs/>
-          <w:sz w:val="18"/>
-          <w:szCs w:val="18"/>
-        </w:rPr>
-        <w:t xml:space="preserve"> </w:t>
-      </w:r>
-      <w:r>
-        <w:rPr>
-          <w:i/>
-          <w:iCs/>
-          <w:sz w:val="18"/>
-          <w:szCs w:val="18"/>
-        </w:rPr>
-        <w:t>평균</w:t>
-      </w:r>
-      <w:r>
-        <w:rPr>
-          <w:i/>
-          <w:iCs/>
-          <w:sz w:val="18"/>
-          <w:szCs w:val="18"/>
-        </w:rPr>
-        <w:t xml:space="preserve"> </w:t>
-      </w:r>
-      <w:r>
-        <w:rPr>
-          <w:i/>
-          <w:iCs/>
-          <w:sz w:val="18"/>
-          <w:szCs w:val="18"/>
-        </w:rPr>
-        <w:t>지연과</w:t>
-      </w:r>
-      <w:r>
-        <w:rPr>
-          <w:i/>
-          <w:iCs/>
-          <w:sz w:val="18"/>
-          <w:szCs w:val="18"/>
-        </w:rPr>
-        <w:t xml:space="preserve"> </w:t>
-      </w:r>
-      <w:r>
-        <w:rPr>
-          <w:i/>
-          <w:iCs/>
-          <w:sz w:val="18"/>
-          <w:szCs w:val="18"/>
-        </w:rPr>
-        <w:t>예상</w:t>
-      </w:r>
-      <w:r>
-        <w:rPr>
-          <w:i/>
-          <w:iCs/>
-          <w:sz w:val="18"/>
-          <w:szCs w:val="18"/>
-        </w:rPr>
-        <w:t xml:space="preserve"> </w:t>
-      </w:r>
-      <w:r>
-        <w:rPr>
-          <w:i/>
-          <w:iCs/>
-          <w:sz w:val="18"/>
-          <w:szCs w:val="18"/>
-        </w:rPr>
-        <w:t>배출</w:t>
-      </w:r>
-      <w:r>
-        <w:rPr>
-          <w:i/>
-          <w:iCs/>
-          <w:sz w:val="18"/>
-          <w:szCs w:val="18"/>
-        </w:rPr>
-        <w:t xml:space="preserve">          … (9)</w:t>
+        <w:t xml:space="preserve"> ,   λ̃·μ̃ 는 0–1 정규화한 평균 지연과 예상 배출          … (9)</w:t>
       </w:r>
     </w:p>
     <w:p>
@@ -29306,6 +30115,397 @@
           <w:szCs w:val="18"/>
         </w:rPr>
       </w:pPr>
+      <m:oMath>
+        <m:box>
+          <m:e>
+            <m:groupChr>
+              <m:groupChrPr>
+                <m:chr m:val="̂"/>
+                <m:pos m:val="top"/>
+              </m:groupChrPr>
+              <m:e>
+                <m:box>
+                  <m:e>
+                    <m:r>
+                      <m:rPr>
+                        <m:sty m:val="i"/>
+                      </m:rPr>
+                      <m:t>C</m:t>
+                    </m:r>
+                  </m:e>
+                </m:box>
+              </m:e>
+            </m:groupChr>
+            <m:r>
+              <m:rPr>
+                <m:sty m:val="p"/>
+              </m:rPr>
+              <m:t>(</m:t>
+            </m:r>
+            <m:r>
+              <m:rPr>
+                <m:sty m:val="i"/>
+              </m:rPr>
+              <m:t>t</m:t>
+            </m:r>
+            <m:r>
+              <m:rPr>
+                <m:sty m:val="p"/>
+              </m:rPr>
+              <m:t>)</m:t>
+            </m:r>
+            <m:r>
+              <m:rPr>
+                <m:sty m:val="p"/>
+              </m:rPr>
+              <m:t>=</m:t>
+            </m:r>
+            <m:f>
+              <m:num>
+                <m:box>
+                  <m:e>
+                    <m:groupChr>
+                      <m:groupChrPr>
+                        <m:chr m:val="¯"/>
+                        <m:pos m:val="top"/>
+                      </m:groupChrPr>
+                      <m:e>
+                        <m:box>
+                          <m:e>
+                            <m:r>
+                              <m:rPr>
+                                <m:sty m:val="i"/>
+                              </m:rPr>
+                              <m:t>C</m:t>
+                            </m:r>
+                          </m:e>
+                        </m:box>
+                      </m:e>
+                    </m:groupChr>
+                    <m:r>
+                      <m:rPr>
+                        <m:sty m:val="p"/>
+                      </m:rPr>
+                      <m:t>(</m:t>
+                    </m:r>
+                    <m:r>
+                      <m:rPr>
+                        <m:sty m:val="i"/>
+                      </m:rPr>
+                      <m:t>t</m:t>
+                    </m:r>
+                    <m:r>
+                      <m:rPr>
+                        <m:sty m:val="p"/>
+                      </m:rPr>
+                      <m:t>)</m:t>
+                    </m:r>
+                    <m:r>
+                      <m:rPr>
+                        <m:sty m:val="p"/>
+                      </m:rPr>
+                      <m:t>−</m:t>
+                    </m:r>
+                    <m:sSub>
+                      <m:e>
+                        <m:r>
+                          <m:rPr>
+                            <m:sty m:val="i"/>
+                          </m:rPr>
+                          <m:t>C</m:t>
+                        </m:r>
+                      </m:e>
+                      <m:sub>
+                        <m:box>
+                          <m:e>
+                            <m:r>
+                              <m:rPr>
+                                <m:sty m:val="p"/>
+                              </m:rPr>
+                              <m:t>min</m:t>
+                            </m:r>
+                          </m:e>
+                        </m:box>
+                      </m:sub>
+                    </m:sSub>
+                  </m:e>
+                </m:box>
+              </m:num>
+              <m:den>
+                <m:box>
+                  <m:e>
+                    <m:sSub>
+                      <m:e>
+                        <m:r>
+                          <m:rPr>
+                            <m:sty m:val="i"/>
+                          </m:rPr>
+                          <m:t>C</m:t>
+                        </m:r>
+                      </m:e>
+                      <m:sub>
+                        <m:box>
+                          <m:e>
+                            <m:r>
+                              <m:rPr>
+                                <m:sty m:val="p"/>
+                              </m:rPr>
+                              <m:t>max</m:t>
+                            </m:r>
+                          </m:e>
+                        </m:box>
+                      </m:sub>
+                    </m:sSub>
+                    <m:r>
+                      <m:rPr>
+                        <m:sty m:val="p"/>
+                      </m:rPr>
+                      <m:t>−</m:t>
+                    </m:r>
+                    <m:sSub>
+                      <m:e>
+                        <m:r>
+                          <m:rPr>
+                            <m:sty m:val="i"/>
+                          </m:rPr>
+                          <m:t>C</m:t>
+                        </m:r>
+                      </m:e>
+                      <m:sub>
+                        <m:box>
+                          <m:e>
+                            <m:r>
+                              <m:rPr>
+                                <m:sty m:val="p"/>
+                              </m:rPr>
+                              <m:t>min</m:t>
+                            </m:r>
+                          </m:e>
+                        </m:box>
+                      </m:sub>
+                    </m:sSub>
+                  </m:e>
+                </m:box>
+              </m:den>
+            </m:f>
+            <m:r>
+              <m:rPr>
+                <m:sty m:val="p"/>
+              </m:rPr>
+              <m:t>,</m:t>
+            </m:r>
+            <m:r>
+              <m:t/>
+            </m:r>
+            <m:groupChr>
+              <m:groupChrPr>
+                <m:chr m:val="̂"/>
+                <m:pos m:val="top"/>
+              </m:groupChrPr>
+              <m:e>
+                <m:box>
+                  <m:e>
+                    <m:r>
+                      <m:rPr>
+                        <m:sty m:val="i"/>
+                      </m:rPr>
+                      <m:t>D</m:t>
+                    </m:r>
+                  </m:e>
+                </m:box>
+              </m:e>
+            </m:groupChr>
+            <m:r>
+              <m:rPr>
+                <m:sty m:val="p"/>
+              </m:rPr>
+              <m:t>(</m:t>
+            </m:r>
+            <m:r>
+              <m:rPr>
+                <m:sty m:val="i"/>
+              </m:rPr>
+              <m:t>t</m:t>
+            </m:r>
+            <m:r>
+              <m:rPr>
+                <m:sty m:val="p"/>
+              </m:rPr>
+              <m:t>)</m:t>
+            </m:r>
+            <m:r>
+              <m:rPr>
+                <m:sty m:val="p"/>
+              </m:rPr>
+              <m:t>=</m:t>
+            </m:r>
+            <m:f>
+              <m:num>
+                <m:box>
+                  <m:e>
+                    <m:r>
+                      <m:rPr>
+                        <m:sty m:val="i"/>
+                      </m:rPr>
+                      <m:t>t</m:t>
+                    </m:r>
+                    <m:r>
+                      <m:rPr>
+                        <m:sty m:val="p"/>
+                      </m:rPr>
+                      <m:t>−</m:t>
+                    </m:r>
+                    <m:sSub>
+                      <m:e>
+                        <m:r>
+                          <m:rPr>
+                            <m:sty m:val="i"/>
+                          </m:rPr>
+                          <m:t>t</m:t>
+                        </m:r>
+                      </m:e>
+                      <m:sub>
+                        <m:box>
+                          <m:e>
+                            <m:r>
+                              <m:rPr>
+                                <m:sty m:val="i"/>
+                              </m:rPr>
+                              <m:t>e</m:t>
+                            </m:r>
+                            <m:r>
+                              <m:rPr>
+                                <m:sty m:val="i"/>
+                              </m:rPr>
+                              <m:t>a</m:t>
+                            </m:r>
+                            <m:r>
+                              <m:rPr>
+                                <m:sty m:val="i"/>
+                              </m:rPr>
+                              <m:t>r</m:t>
+                            </m:r>
+                            <m:r>
+                              <m:rPr>
+                                <m:sty m:val="i"/>
+                              </m:rPr>
+                              <m:t>l</m:t>
+                            </m:r>
+                            <m:r>
+                              <m:rPr>
+                                <m:sty m:val="i"/>
+                              </m:rPr>
+                              <m:t>y</m:t>
+                            </m:r>
+                          </m:e>
+                        </m:box>
+                      </m:sub>
+                    </m:sSub>
+                  </m:e>
+                </m:box>
+              </m:num>
+              <m:den>
+                <m:box>
+                  <m:e>
+                    <m:sSub>
+                      <m:e>
+                        <m:r>
+                          <m:rPr>
+                            <m:sty m:val="i"/>
+                          </m:rPr>
+                          <m:t>t</m:t>
+                        </m:r>
+                      </m:e>
+                      <m:sub>
+                        <m:box>
+                          <m:e>
+                            <m:r>
+                              <m:rPr>
+                                <m:sty m:val="i"/>
+                              </m:rPr>
+                              <m:t>l</m:t>
+                            </m:r>
+                            <m:r>
+                              <m:rPr>
+                                <m:sty m:val="i"/>
+                              </m:rPr>
+                              <m:t>a</m:t>
+                            </m:r>
+                            <m:r>
+                              <m:rPr>
+                                <m:sty m:val="i"/>
+                              </m:rPr>
+                              <m:t>t</m:t>
+                            </m:r>
+                            <m:r>
+                              <m:rPr>
+                                <m:sty m:val="i"/>
+                              </m:rPr>
+                              <m:t>e</m:t>
+                            </m:r>
+                          </m:e>
+                        </m:box>
+                      </m:sub>
+                    </m:sSub>
+                    <m:r>
+                      <m:rPr>
+                        <m:sty m:val="p"/>
+                      </m:rPr>
+                      <m:t>−</m:t>
+                    </m:r>
+                    <m:sSub>
+                      <m:e>
+                        <m:r>
+                          <m:rPr>
+                            <m:sty m:val="i"/>
+                          </m:rPr>
+                          <m:t>t</m:t>
+                        </m:r>
+                      </m:e>
+                      <m:sub>
+                        <m:box>
+                          <m:e>
+                            <m:r>
+                              <m:rPr>
+                                <m:sty m:val="i"/>
+                              </m:rPr>
+                              <m:t>e</m:t>
+                            </m:r>
+                            <m:r>
+                              <m:rPr>
+                                <m:sty m:val="i"/>
+                              </m:rPr>
+                              <m:t>a</m:t>
+                            </m:r>
+                            <m:r>
+                              <m:rPr>
+                                <m:sty m:val="i"/>
+                              </m:rPr>
+                              <m:t>r</m:t>
+                            </m:r>
+                            <m:r>
+                              <m:rPr>
+                                <m:sty m:val="i"/>
+                              </m:rPr>
+                              <m:t>l</m:t>
+                            </m:r>
+                            <m:r>
+                              <m:rPr>
+                                <m:sty m:val="i"/>
+                              </m:rPr>
+                              <m:t>y</m:t>
+                            </m:r>
+                          </m:e>
+                        </m:box>
+                      </m:sub>
+                    </m:sSub>
+                  </m:e>
+                </m:box>
+              </m:den>
+            </m:f>
+          </m:e>
+        </m:box>
+      </m:oMath>
       <w:r>
         <w:rPr>
           <w:i/>
@@ -29313,19 +30513,309 @@
           <w:sz w:val="18"/>
           <w:szCs w:val="18"/>
         </w:rPr>
-        <w:t xml:space="preserve">Ĉ(t) = </w:t>
-      </w:r>
-      <w:proofErr w:type="gramStart"/>
-      <w:r>
+        <w:t xml:space="preserve">          … (10)</w:t>
+      </w:r>
+    </w:p>
+    <w:p>
+      <w:pPr>
+        <w:jc w:val="left"/>
         <w:rPr>
           <w:i/>
           <w:iCs/>
           <w:sz w:val="18"/>
           <w:szCs w:val="18"/>
         </w:rPr>
-        <w:t>( C̄</w:t>
-      </w:r>
-      <w:proofErr w:type="gramEnd"/>
+      </w:pPr>
+      <m:oMath>
+        <m:box>
+          <m:e>
+            <m:r>
+              <m:rPr>
+                <m:sty m:val="i"/>
+              </m:rPr>
+              <m:t>s</m:t>
+            </m:r>
+            <m:r>
+              <m:rPr>
+                <m:sty m:val="i"/>
+              </m:rPr>
+              <m:t>c</m:t>
+            </m:r>
+            <m:r>
+              <m:rPr>
+                <m:sty m:val="i"/>
+              </m:rPr>
+              <m:t>o</m:t>
+            </m:r>
+            <m:r>
+              <m:rPr>
+                <m:sty m:val="i"/>
+              </m:rPr>
+              <m:t>r</m:t>
+            </m:r>
+            <m:r>
+              <m:rPr>
+                <m:sty m:val="i"/>
+              </m:rPr>
+              <m:t>e</m:t>
+            </m:r>
+            <m:r>
+              <m:rPr>
+                <m:sty m:val="p"/>
+              </m:rPr>
+              <m:t>(</m:t>
+            </m:r>
+            <m:r>
+              <m:rPr>
+                <m:sty m:val="i"/>
+              </m:rPr>
+              <m:t>t</m:t>
+            </m:r>
+            <m:r>
+              <m:rPr>
+                <m:sty m:val="p"/>
+              </m:rPr>
+              <m:t>)</m:t>
+            </m:r>
+            <m:r>
+              <m:rPr>
+                <m:sty m:val="p"/>
+              </m:rPr>
+              <m:t>=</m:t>
+            </m:r>
+            <m:r>
+              <m:rPr>
+                <m:sty m:val="i"/>
+              </m:rPr>
+              <m:t>α</m:t>
+            </m:r>
+            <m:r>
+              <m:rPr>
+                <m:sty m:val="p"/>
+              </m:rPr>
+              <m:t>(</m:t>
+            </m:r>
+            <m:r>
+              <m:rPr>
+                <m:sty m:val="i"/>
+              </m:rPr>
+              <m:t>k</m:t>
+            </m:r>
+            <m:r>
+              <m:rPr>
+                <m:sty m:val="p"/>
+              </m:rPr>
+              <m:t>)</m:t>
+            </m:r>
+            <m:r>
+              <m:t/>
+            </m:r>
+            <m:groupChr>
+              <m:groupChrPr>
+                <m:chr m:val="̂"/>
+                <m:pos m:val="top"/>
+              </m:groupChrPr>
+              <m:e>
+                <m:box>
+                  <m:e>
+                    <m:r>
+                      <m:rPr>
+                        <m:sty m:val="i"/>
+                      </m:rPr>
+                      <m:t>C</m:t>
+                    </m:r>
+                  </m:e>
+                </m:box>
+              </m:e>
+            </m:groupChr>
+            <m:r>
+              <m:rPr>
+                <m:sty m:val="p"/>
+              </m:rPr>
+              <m:t>(</m:t>
+            </m:r>
+            <m:r>
+              <m:rPr>
+                <m:sty m:val="i"/>
+              </m:rPr>
+              <m:t>t</m:t>
+            </m:r>
+            <m:r>
+              <m:rPr>
+                <m:sty m:val="p"/>
+              </m:rPr>
+              <m:t>)</m:t>
+            </m:r>
+            <m:r>
+              <m:rPr>
+                <m:sty m:val="p"/>
+              </m:rPr>
+              <m:t>+</m:t>
+            </m:r>
+            <m:d>
+              <m:dPr>
+                <m:begChr m:val="("/>
+                <m:endChr m:val=")"/>
+              </m:dPr>
+              <m:e>
+                <m:box>
+                  <m:e>
+                    <m:r>
+                      <m:rPr>
+                        <m:sty m:val="p"/>
+                      </m:rPr>
+                      <m:t>1</m:t>
+                    </m:r>
+                    <m:r>
+                      <m:rPr>
+                        <m:sty m:val="p"/>
+                      </m:rPr>
+                      <m:t>−</m:t>
+                    </m:r>
+                    <m:r>
+                      <m:rPr>
+                        <m:sty m:val="i"/>
+                      </m:rPr>
+                      <m:t>α</m:t>
+                    </m:r>
+                    <m:r>
+                      <m:rPr>
+                        <m:sty m:val="p"/>
+                      </m:rPr>
+                      <m:t>(</m:t>
+                    </m:r>
+                    <m:r>
+                      <m:rPr>
+                        <m:sty m:val="i"/>
+                      </m:rPr>
+                      <m:t>k</m:t>
+                    </m:r>
+                    <m:r>
+                      <m:rPr>
+                        <m:sty m:val="p"/>
+                      </m:rPr>
+                      <m:t>)</m:t>
+                    </m:r>
+                  </m:e>
+                </m:box>
+              </m:e>
+            </m:d>
+            <m:groupChr>
+              <m:groupChrPr>
+                <m:chr m:val="̂"/>
+                <m:pos m:val="top"/>
+              </m:groupChrPr>
+              <m:e>
+                <m:box>
+                  <m:e>
+                    <m:r>
+                      <m:rPr>
+                        <m:sty m:val="i"/>
+                      </m:rPr>
+                      <m:t>D</m:t>
+                    </m:r>
+                  </m:e>
+                </m:box>
+              </m:e>
+            </m:groupChr>
+            <m:r>
+              <m:rPr>
+                <m:sty m:val="p"/>
+              </m:rPr>
+              <m:t>(</m:t>
+            </m:r>
+            <m:r>
+              <m:rPr>
+                <m:sty m:val="i"/>
+              </m:rPr>
+              <m:t>t</m:t>
+            </m:r>
+            <m:r>
+              <m:rPr>
+                <m:sty m:val="p"/>
+              </m:rPr>
+              <m:t>)</m:t>
+            </m:r>
+            <m:r>
+              <m:rPr>
+                <m:sty m:val="p"/>
+              </m:rPr>
+              <m:t>,</m:t>
+            </m:r>
+            <m:r>
+              <m:t/>
+            </m:r>
+            <m:r>
+              <m:rPr>
+                <m:sty m:val="i"/>
+              </m:rPr>
+              <m:t>α</m:t>
+            </m:r>
+            <m:r>
+              <m:rPr>
+                <m:sty m:val="p"/>
+              </m:rPr>
+              <m:t>(</m:t>
+            </m:r>
+            <m:r>
+              <m:rPr>
+                <m:sty m:val="i"/>
+              </m:rPr>
+              <m:t>k</m:t>
+            </m:r>
+            <m:r>
+              <m:rPr>
+                <m:sty m:val="p"/>
+              </m:rPr>
+              <m:t>)</m:t>
+            </m:r>
+            <m:r>
+              <m:rPr>
+                <m:sty m:val="p"/>
+              </m:rPr>
+              <m:t>=</m:t>
+            </m:r>
+            <m:f>
+              <m:num>
+                <m:box>
+                  <m:e>
+                    <m:r>
+                      <m:rPr>
+                        <m:sty m:val="p"/>
+                      </m:rPr>
+                      <m:t>6</m:t>
+                    </m:r>
+                    <m:r>
+                      <m:rPr>
+                        <m:sty m:val="p"/>
+                      </m:rPr>
+                      <m:t>−</m:t>
+                    </m:r>
+                    <m:r>
+                      <m:rPr>
+                        <m:sty m:val="i"/>
+                      </m:rPr>
+                      <m:t>k</m:t>
+                    </m:r>
+                  </m:e>
+                </m:box>
+              </m:num>
+              <m:den>
+                <m:box>
+                  <m:e>
+                    <m:r>
+                      <m:rPr>
+                        <m:sty m:val="p"/>
+                      </m:rPr>
+                      <m:t>5</m:t>
+                    </m:r>
+                  </m:e>
+                </m:box>
+              </m:den>
+            </m:f>
+          </m:e>
+        </m:box>
+      </m:oMath>
       <w:r>
         <w:rPr>
           <w:i/>
@@ -29333,347 +30823,7 @@
           <w:sz w:val="18"/>
           <w:szCs w:val="18"/>
         </w:rPr>
-        <w:t xml:space="preserve">(t) − </w:t>
-      </w:r>
-      <w:proofErr w:type="spellStart"/>
-      <w:r>
-        <w:rPr>
-          <w:i/>
-          <w:iCs/>
-          <w:sz w:val="18"/>
-          <w:szCs w:val="18"/>
-        </w:rPr>
-        <w:t>C_</w:t>
-      </w:r>
-      <w:proofErr w:type="gramStart"/>
-      <w:r>
-        <w:rPr>
-          <w:i/>
-          <w:iCs/>
-          <w:sz w:val="18"/>
-          <w:szCs w:val="18"/>
-        </w:rPr>
-        <w:t>min</w:t>
-      </w:r>
-      <w:proofErr w:type="spellEnd"/>
-      <w:r>
-        <w:rPr>
-          <w:i/>
-          <w:iCs/>
-          <w:sz w:val="18"/>
-          <w:szCs w:val="18"/>
-        </w:rPr>
-        <w:t xml:space="preserve"> )</w:t>
-      </w:r>
-      <w:proofErr w:type="gramEnd"/>
-      <w:r>
-        <w:rPr>
-          <w:i/>
-          <w:iCs/>
-          <w:sz w:val="18"/>
-          <w:szCs w:val="18"/>
-        </w:rPr>
-        <w:t xml:space="preserve"> / </w:t>
-      </w:r>
-      <w:proofErr w:type="gramStart"/>
-      <w:r>
-        <w:rPr>
-          <w:i/>
-          <w:iCs/>
-          <w:sz w:val="18"/>
-          <w:szCs w:val="18"/>
-        </w:rPr>
-        <w:t xml:space="preserve">( </w:t>
-      </w:r>
-      <w:proofErr w:type="spellStart"/>
-      <w:r>
-        <w:rPr>
-          <w:i/>
-          <w:iCs/>
-          <w:sz w:val="18"/>
-          <w:szCs w:val="18"/>
-        </w:rPr>
-        <w:t>C</w:t>
-      </w:r>
-      <w:proofErr w:type="gramEnd"/>
-      <w:r>
-        <w:rPr>
-          <w:i/>
-          <w:iCs/>
-          <w:sz w:val="18"/>
-          <w:szCs w:val="18"/>
-        </w:rPr>
-        <w:t>_max</w:t>
-      </w:r>
-      <w:proofErr w:type="spellEnd"/>
-      <w:r>
-        <w:rPr>
-          <w:i/>
-          <w:iCs/>
-          <w:sz w:val="18"/>
-          <w:szCs w:val="18"/>
-        </w:rPr>
-        <w:t xml:space="preserve"> − </w:t>
-      </w:r>
-      <w:proofErr w:type="spellStart"/>
-      <w:r>
-        <w:rPr>
-          <w:i/>
-          <w:iCs/>
-          <w:sz w:val="18"/>
-          <w:szCs w:val="18"/>
-        </w:rPr>
-        <w:t>C_</w:t>
-      </w:r>
-      <w:proofErr w:type="gramStart"/>
-      <w:r>
-        <w:rPr>
-          <w:i/>
-          <w:iCs/>
-          <w:sz w:val="18"/>
-          <w:szCs w:val="18"/>
-        </w:rPr>
-        <w:t>min</w:t>
-      </w:r>
-      <w:proofErr w:type="spellEnd"/>
-      <w:r>
-        <w:rPr>
-          <w:i/>
-          <w:iCs/>
-          <w:sz w:val="18"/>
-          <w:szCs w:val="18"/>
-        </w:rPr>
-        <w:t xml:space="preserve"> )</w:t>
-      </w:r>
-      <w:proofErr w:type="gramEnd"/>
-      <w:r>
-        <w:rPr>
-          <w:i/>
-          <w:iCs/>
-          <w:sz w:val="18"/>
-          <w:szCs w:val="18"/>
-        </w:rPr>
-        <w:t xml:space="preserve"> ,    D̂(t) = </w:t>
-      </w:r>
-      <w:proofErr w:type="gramStart"/>
-      <w:r>
-        <w:rPr>
-          <w:i/>
-          <w:iCs/>
-          <w:sz w:val="18"/>
-          <w:szCs w:val="18"/>
-        </w:rPr>
-        <w:t>( t</w:t>
-      </w:r>
-      <w:proofErr w:type="gramEnd"/>
-      <w:r>
-        <w:rPr>
-          <w:i/>
-          <w:iCs/>
-          <w:sz w:val="18"/>
-          <w:szCs w:val="18"/>
-        </w:rPr>
-        <w:t xml:space="preserve"> − </w:t>
-      </w:r>
-      <w:proofErr w:type="spellStart"/>
-      <w:r>
-        <w:rPr>
-          <w:i/>
-          <w:iCs/>
-          <w:sz w:val="18"/>
-          <w:szCs w:val="18"/>
-        </w:rPr>
-        <w:t>t_</w:t>
-      </w:r>
-      <w:proofErr w:type="gramStart"/>
-      <w:r>
-        <w:rPr>
-          <w:i/>
-          <w:iCs/>
-          <w:sz w:val="18"/>
-          <w:szCs w:val="18"/>
-        </w:rPr>
-        <w:t>early</w:t>
-      </w:r>
-      <w:proofErr w:type="spellEnd"/>
-      <w:r>
-        <w:rPr>
-          <w:i/>
-          <w:iCs/>
-          <w:sz w:val="18"/>
-          <w:szCs w:val="18"/>
-        </w:rPr>
-        <w:t xml:space="preserve"> )</w:t>
-      </w:r>
-      <w:proofErr w:type="gramEnd"/>
-      <w:r>
-        <w:rPr>
-          <w:i/>
-          <w:iCs/>
-          <w:sz w:val="18"/>
-          <w:szCs w:val="18"/>
-        </w:rPr>
-        <w:t xml:space="preserve"> / </w:t>
-      </w:r>
-      <w:proofErr w:type="gramStart"/>
-      <w:r>
-        <w:rPr>
-          <w:i/>
-          <w:iCs/>
-          <w:sz w:val="18"/>
-          <w:szCs w:val="18"/>
-        </w:rPr>
-        <w:t xml:space="preserve">( </w:t>
-      </w:r>
-      <w:proofErr w:type="spellStart"/>
-      <w:r>
-        <w:rPr>
-          <w:i/>
-          <w:iCs/>
-          <w:sz w:val="18"/>
-          <w:szCs w:val="18"/>
-        </w:rPr>
-        <w:t>t</w:t>
-      </w:r>
-      <w:proofErr w:type="gramEnd"/>
-      <w:r>
-        <w:rPr>
-          <w:i/>
-          <w:iCs/>
-          <w:sz w:val="18"/>
-          <w:szCs w:val="18"/>
-        </w:rPr>
-        <w:t>_late</w:t>
-      </w:r>
-      <w:proofErr w:type="spellEnd"/>
-      <w:r>
-        <w:rPr>
-          <w:i/>
-          <w:iCs/>
-          <w:sz w:val="18"/>
-          <w:szCs w:val="18"/>
-        </w:rPr>
-        <w:t xml:space="preserve"> − </w:t>
-      </w:r>
-      <w:proofErr w:type="spellStart"/>
-      <w:r>
-        <w:rPr>
-          <w:i/>
-          <w:iCs/>
-          <w:sz w:val="18"/>
-          <w:szCs w:val="18"/>
-        </w:rPr>
-        <w:t>t_</w:t>
-      </w:r>
-      <w:proofErr w:type="gramStart"/>
-      <w:r>
-        <w:rPr>
-          <w:i/>
-          <w:iCs/>
-          <w:sz w:val="18"/>
-          <w:szCs w:val="18"/>
-        </w:rPr>
-        <w:t>early</w:t>
-      </w:r>
-      <w:proofErr w:type="spellEnd"/>
-      <w:r>
-        <w:rPr>
-          <w:i/>
-          <w:iCs/>
-          <w:sz w:val="18"/>
-          <w:szCs w:val="18"/>
-        </w:rPr>
-        <w:t xml:space="preserve"> )</w:t>
-      </w:r>
-      <w:proofErr w:type="gramEnd"/>
-      <w:r>
-        <w:rPr>
-          <w:i/>
-          <w:iCs/>
-          <w:sz w:val="18"/>
-          <w:szCs w:val="18"/>
-        </w:rPr>
-        <w:t xml:space="preserve">          … (10)</w:t>
-      </w:r>
-    </w:p>
-    <w:p>
-      <w:pPr>
-        <w:jc w:val="left"/>
-        <w:rPr>
-          <w:i/>
-          <w:iCs/>
-          <w:sz w:val="18"/>
-          <w:szCs w:val="18"/>
-        </w:rPr>
-      </w:pPr>
-      <w:r>
-        <w:rPr>
-          <w:i/>
-          <w:iCs/>
-          <w:sz w:val="18"/>
-          <w:szCs w:val="18"/>
-        </w:rPr>
-        <w:t xml:space="preserve">score(t) = α(k) · Ĉ(t) + </w:t>
-      </w:r>
-      <w:proofErr w:type="gramStart"/>
-      <w:r>
-        <w:rPr>
-          <w:i/>
-          <w:iCs/>
-          <w:sz w:val="18"/>
-          <w:szCs w:val="18"/>
-        </w:rPr>
-        <w:t>( 1</w:t>
-      </w:r>
-      <w:proofErr w:type="gramEnd"/>
-      <w:r>
-        <w:rPr>
-          <w:i/>
-          <w:iCs/>
-          <w:sz w:val="18"/>
-          <w:szCs w:val="18"/>
-        </w:rPr>
-        <w:t xml:space="preserve"> − α(k</w:t>
-      </w:r>
-      <w:proofErr w:type="gramStart"/>
-      <w:r>
-        <w:rPr>
-          <w:i/>
-          <w:iCs/>
-          <w:sz w:val="18"/>
-          <w:szCs w:val="18"/>
-        </w:rPr>
-        <w:t>) )</w:t>
-      </w:r>
-      <w:proofErr w:type="gramEnd"/>
-      <w:r>
-        <w:rPr>
-          <w:i/>
-          <w:iCs/>
-          <w:sz w:val="18"/>
-          <w:szCs w:val="18"/>
-        </w:rPr>
-        <w:t xml:space="preserve"> · D̂(t</w:t>
-      </w:r>
-      <w:proofErr w:type="gramStart"/>
-      <w:r>
-        <w:rPr>
-          <w:i/>
-          <w:iCs/>
-          <w:sz w:val="18"/>
-          <w:szCs w:val="18"/>
-        </w:rPr>
-        <w:t>) ,</w:t>
-      </w:r>
-      <w:proofErr w:type="gramEnd"/>
-      <w:r>
-        <w:rPr>
-          <w:i/>
-          <w:iCs/>
-          <w:sz w:val="18"/>
-          <w:szCs w:val="18"/>
-        </w:rPr>
-        <w:t xml:space="preserve">    α(k) = (6 − k) / 5          … (11)</w:t>
+        <w:t xml:space="preserve">          … (11)</w:t>
       </w:r>
     </w:p>
     <w:p>
@@ -30257,6 +31407,337 @@
       </w:r>
     </w:p>
     <w:p>
+      <m:oMath>
+        <m:box>
+          <m:e>
+            <m:sSub>
+              <m:e>
+                <m:r>
+                  <m:rPr>
+                    <m:sty m:val="i"/>
+                  </m:rPr>
+                  <m:t>n</m:t>
+                </m:r>
+              </m:e>
+              <m:sub>
+                <m:r>
+                  <m:rPr>
+                    <m:sty m:val="i"/>
+                  </m:rPr>
+                  <m:t>r</m:t>
+                </m:r>
+              </m:sub>
+            </m:sSub>
+            <m:r>
+              <m:rPr>
+                <m:sty m:val="p"/>
+              </m:rPr>
+              <m:t>(</m:t>
+            </m:r>
+            <m:r>
+              <m:rPr>
+                <m:sty m:val="i"/>
+              </m:rPr>
+              <m:t>t</m:t>
+            </m:r>
+            <m:r>
+              <m:rPr>
+                <m:sty m:val="p"/>
+              </m:rPr>
+              <m:t>)</m:t>
+            </m:r>
+            <m:r>
+              <m:rPr>
+                <m:sty m:val="p"/>
+              </m:rPr>
+              <m:t>=</m:t>
+            </m:r>
+            <m:box>
+              <m:e>
+                <m:d>
+                  <m:dPr>
+                    <m:begChr m:val="|"/>
+                    <m:endChr m:val="|"/>
+                  </m:dPr>
+                  <m:e>
+                    <m:box>
+                      <m:e>
+                        <m:r>
+                          <m:rPr>
+                            <m:sty m:val="p"/>
+                          </m:rPr>
+                          <m:t>{</m:t>
+                        </m:r>
+                        <m:r>
+                          <m:t/>
+                        </m:r>
+                        <m:r>
+                          <m:rPr>
+                            <m:sty m:val="i"/>
+                          </m:rPr>
+                          <m:t>j</m:t>
+                        </m:r>
+                        <m:r>
+                          <m:rPr>
+                            <m:sty m:val="i"/>
+                          </m:rPr>
+                          <m:t>:</m:t>
+                        </m:r>
+                        <m:r>
+                          <m:rPr>
+                            <m:sty m:val="i"/>
+                          </m:rPr>
+                          <m:t>r</m:t>
+                        </m:r>
+                        <m:r>
+                          <m:rPr>
+                            <m:sty m:val="p"/>
+                          </m:rPr>
+                          <m:t>(</m:t>
+                        </m:r>
+                        <m:r>
+                          <m:rPr>
+                            <m:sty m:val="i"/>
+                          </m:rPr>
+                          <m:t>j</m:t>
+                        </m:r>
+                        <m:r>
+                          <m:rPr>
+                            <m:sty m:val="p"/>
+                          </m:rPr>
+                          <m:t>)</m:t>
+                        </m:r>
+                        <m:r>
+                          <m:rPr>
+                            <m:sty m:val="p"/>
+                          </m:rPr>
+                          <m:t>=</m:t>
+                        </m:r>
+                        <m:r>
+                          <m:rPr>
+                            <m:sty m:val="i"/>
+                          </m:rPr>
+                          <m:t>r</m:t>
+                        </m:r>
+                        <m:r>
+                          <m:rPr>
+                            <m:sty m:val="p"/>
+                          </m:rPr>
+                          <m:t>,</m:t>
+                        </m:r>
+                        <m:r>
+                          <m:rPr>
+                            <m:nor/>
+                          </m:rPr>
+                          <m:t> </m:t>
+                        </m:r>
+                        <m:sSub>
+                          <m:e>
+                            <m:r>
+                              <m:rPr>
+                                <m:sty m:val="i"/>
+                              </m:rPr>
+                              <m:t>τ</m:t>
+                            </m:r>
+                          </m:e>
+                          <m:sub>
+                            <m:r>
+                              <m:rPr>
+                                <m:sty m:val="i"/>
+                              </m:rPr>
+                              <m:t>j</m:t>
+                            </m:r>
+                          </m:sub>
+                        </m:sSub>
+                        <m:r>
+                          <m:rPr>
+                            <m:sty m:val="p"/>
+                          </m:rPr>
+                          <m:t>≤</m:t>
+                        </m:r>
+                        <m:r>
+                          <m:rPr>
+                            <m:sty m:val="i"/>
+                          </m:rPr>
+                          <m:t>t</m:t>
+                        </m:r>
+                        <m:r>
+                          <m:rPr>
+                            <m:sty m:val="p"/>
+                          </m:rPr>
+                          <m:t>&lt;</m:t>
+                        </m:r>
+                        <m:sSub>
+                          <m:e>
+                            <m:r>
+                              <m:rPr>
+                                <m:sty m:val="i"/>
+                              </m:rPr>
+                              <m:t>τ</m:t>
+                            </m:r>
+                          </m:e>
+                          <m:sub>
+                            <m:r>
+                              <m:rPr>
+                                <m:sty m:val="i"/>
+                              </m:rPr>
+                              <m:t>j</m:t>
+                            </m:r>
+                          </m:sub>
+                        </m:sSub>
+                        <m:r>
+                          <m:rPr>
+                            <m:sty m:val="p"/>
+                          </m:rPr>
+                          <m:t>+</m:t>
+                        </m:r>
+                        <m:sSub>
+                          <m:e>
+                            <m:r>
+                              <m:rPr>
+                                <m:sty m:val="i"/>
+                              </m:rPr>
+                              <m:t>d</m:t>
+                            </m:r>
+                          </m:e>
+                          <m:sub>
+                            <m:r>
+                              <m:rPr>
+                                <m:sty m:val="i"/>
+                              </m:rPr>
+                              <m:t>j</m:t>
+                            </m:r>
+                          </m:sub>
+                        </m:sSub>
+                        <m:r>
+                          <m:t/>
+                        </m:r>
+                        <m:r>
+                          <m:rPr>
+                            <m:sty m:val="p"/>
+                          </m:rPr>
+                          <m:t>}</m:t>
+                        </m:r>
+                      </m:e>
+                    </m:box>
+                  </m:e>
+                </m:d>
+              </m:e>
+            </m:box>
+            <m:r>
+              <m:rPr>
+                <m:sty m:val="p"/>
+              </m:rPr>
+              <m:t>,</m:t>
+            </m:r>
+            <m:r>
+              <m:t/>
+            </m:r>
+            <m:sSub>
+              <m:e>
+                <m:r>
+                  <m:rPr>
+                    <m:sty m:val="i"/>
+                  </m:rPr>
+                  <m:t>a</m:t>
+                </m:r>
+              </m:e>
+              <m:sub>
+                <m:r>
+                  <m:rPr>
+                    <m:sty m:val="i"/>
+                  </m:rPr>
+                  <m:t>r</m:t>
+                </m:r>
+              </m:sub>
+            </m:sSub>
+            <m:r>
+              <m:rPr>
+                <m:sty m:val="p"/>
+              </m:rPr>
+              <m:t>(</m:t>
+            </m:r>
+            <m:r>
+              <m:rPr>
+                <m:sty m:val="i"/>
+              </m:rPr>
+              <m:t>t</m:t>
+            </m:r>
+            <m:r>
+              <m:rPr>
+                <m:sty m:val="p"/>
+              </m:rPr>
+              <m:t>)</m:t>
+            </m:r>
+            <m:r>
+              <m:rPr>
+                <m:sty m:val="p"/>
+              </m:rPr>
+              <m:t>=</m:t>
+            </m:r>
+            <m:sSub>
+              <m:e>
+                <m:r>
+                  <m:rPr>
+                    <m:sty m:val="i"/>
+                  </m:rPr>
+                  <m:t>K</m:t>
+                </m:r>
+              </m:e>
+              <m:sub>
+                <m:r>
+                  <m:rPr>
+                    <m:sty m:val="i"/>
+                  </m:rPr>
+                  <m:t>r</m:t>
+                </m:r>
+              </m:sub>
+            </m:sSub>
+            <m:r>
+              <m:rPr>
+                <m:sty m:val="p"/>
+              </m:rPr>
+              <m:t>−</m:t>
+            </m:r>
+            <m:sSub>
+              <m:e>
+                <m:r>
+                  <m:rPr>
+                    <m:sty m:val="i"/>
+                  </m:rPr>
+                  <m:t>n</m:t>
+                </m:r>
+              </m:e>
+              <m:sub>
+                <m:r>
+                  <m:rPr>
+                    <m:sty m:val="i"/>
+                  </m:rPr>
+                  <m:t>r</m:t>
+                </m:r>
+              </m:sub>
+            </m:sSub>
+            <m:r>
+              <m:rPr>
+                <m:sty m:val="p"/>
+              </m:rPr>
+              <m:t>(</m:t>
+            </m:r>
+            <m:r>
+              <m:rPr>
+                <m:sty m:val="i"/>
+              </m:rPr>
+              <m:t>t</m:t>
+            </m:r>
+            <m:r>
+              <m:rPr>
+                <m:sty m:val="p"/>
+              </m:rPr>
+              <m:t>)</m:t>
+            </m:r>
+          </m:e>
+        </m:box>
+      </m:oMath>
       <w:r>
         <w:rPr>
           <w:i/>
@@ -30264,7 +31745,7 @@
           <w:sz w:val="18"/>
           <w:szCs w:val="18"/>
         </w:rPr>
-        <w:t xml:space="preserve">n_r(t) = |{ j : r(j)=r, τ_j ≤ t &lt; τ_j + d_j }|,  a_r(t) = K_r − n_r(t)          … (13)</w:t>
+        <w:t xml:space="preserve">          … (13)</w:t>
       </w:r>
     </w:p>
     <w:p>
@@ -30278,6 +31759,138 @@
       </w:r>
     </w:p>
     <w:p>
+      <m:oMath>
+        <m:box>
+          <m:e>
+            <m:r>
+              <m:rPr>
+                <m:sty m:val="i"/>
+              </m:rPr>
+              <m:t>Q</m:t>
+            </m:r>
+            <m:r>
+              <m:rPr>
+                <m:sty m:val="p"/>
+              </m:rPr>
+              <m:t>(</m:t>
+            </m:r>
+            <m:r>
+              <m:rPr>
+                <m:sty m:val="i"/>
+              </m:rPr>
+              <m:t>t</m:t>
+            </m:r>
+            <m:r>
+              <m:rPr>
+                <m:sty m:val="p"/>
+              </m:rPr>
+              <m:t>)</m:t>
+            </m:r>
+            <m:r>
+              <m:rPr>
+                <m:sty m:val="p"/>
+              </m:rPr>
+              <m:t>=</m:t>
+            </m:r>
+            <m:r>
+              <m:rPr>
+                <m:sty m:val="p"/>
+              </m:rPr>
+              <m:t>{</m:t>
+            </m:r>
+            <m:r>
+              <m:t/>
+            </m:r>
+            <m:r>
+              <m:rPr>
+                <m:sty m:val="i"/>
+              </m:rPr>
+              <m:t>j</m:t>
+            </m:r>
+            <m:r>
+              <m:rPr>
+                <m:sty m:val="i"/>
+              </m:rPr>
+              <m:t>:</m:t>
+            </m:r>
+            <m:sSub>
+              <m:e>
+                <m:r>
+                  <m:rPr>
+                    <m:sty m:val="i"/>
+                  </m:rPr>
+                  <m:t>s</m:t>
+                </m:r>
+              </m:e>
+              <m:sub>
+                <m:r>
+                  <m:rPr>
+                    <m:sty m:val="i"/>
+                  </m:rPr>
+                  <m:t>j</m:t>
+                </m:r>
+              </m:sub>
+            </m:sSub>
+            <m:r>
+              <m:rPr>
+                <m:sty m:val="p"/>
+              </m:rPr>
+              <m:t>≤</m:t>
+            </m:r>
+            <m:r>
+              <m:rPr>
+                <m:sty m:val="i"/>
+              </m:rPr>
+              <m:t>t</m:t>
+            </m:r>
+            <m:r>
+              <m:rPr>
+                <m:sty m:val="p"/>
+              </m:rPr>
+              <m:t>,</m:t>
+            </m:r>
+            <m:r>
+              <m:rPr>
+                <m:nor/>
+              </m:rPr>
+              <m:t> </m:t>
+            </m:r>
+            <m:sSub>
+              <m:e>
+                <m:r>
+                  <m:rPr>
+                    <m:sty m:val="i"/>
+                  </m:rPr>
+                  <m:t>τ</m:t>
+                </m:r>
+              </m:e>
+              <m:sub>
+                <m:r>
+                  <m:rPr>
+                    <m:sty m:val="i"/>
+                  </m:rPr>
+                  <m:t>j</m:t>
+                </m:r>
+              </m:sub>
+            </m:sSub>
+            <m:r>
+              <m:rPr>
+                <m:nor/>
+              </m:rPr>
+              <m:t> 미정</m:t>
+            </m:r>
+            <m:r>
+              <m:t/>
+            </m:r>
+            <m:r>
+              <m:rPr>
+                <m:sty m:val="p"/>
+              </m:rPr>
+              <m:t>}</m:t>
+            </m:r>
+          </m:e>
+        </m:box>
+      </m:oMath>
       <w:r>
         <w:rPr>
           <w:i/>
@@ -30285,20 +31898,373 @@
           <w:sz w:val="18"/>
           <w:szCs w:val="18"/>
         </w:rPr>
-        <w:t xml:space="preserve">Q(t) = { j : s_j ≤ t, τ_j 미정 },  P_r(t) = { j ∈ Q(t) : r(j)=r, argmin_(t'∈W_j(t)) score_j(t') = max(t, s_j) }          … (14)</w:t>
-      </w:r>
-    </w:p>
-    <w:p>
-      <w:r>
-        <w:t xml:space="preserve">score는 §5.5의 식 (11)을 그대로 쓰되, 예측은 그 슬롯에서 새로 발행된 최신값을 쓴다. 제출 시점에 한 번 받은 예측을 재검토 없이 끝까지 쓰는 사전 예약형과 달리, 롤링형은 매 슬롯 다시 확인한다 — 미래를 안다고 가정하지 않는다는 뜻이다.</w:t>
-      </w:r>
-    </w:p>
-    <w:p>
-      <w:r>
-        <w:t xml:space="preserve">자리가 P_r(t)의 크기보다 적으면 누구를 먼저 넣을지 정해야 한다. 남은 여유가 가장 적은 작업을 먼저 넣는다 — 순수 EDF(Earliest Deadline First)다.</w:t>
-      </w:r>
-    </w:p>
-    <w:p>
+        <w:t xml:space="preserve"> ,  </w:t>
+      </w:r>
+      <m:oMath>
+        <m:box>
+          <m:e>
+            <m:sSub>
+              <m:e>
+                <m:r>
+                  <m:rPr>
+                    <m:sty m:val="i"/>
+                  </m:rPr>
+                  <m:t>P</m:t>
+                </m:r>
+              </m:e>
+              <m:sub>
+                <m:r>
+                  <m:rPr>
+                    <m:sty m:val="i"/>
+                  </m:rPr>
+                  <m:t>r</m:t>
+                </m:r>
+              </m:sub>
+            </m:sSub>
+            <m:r>
+              <m:rPr>
+                <m:sty m:val="p"/>
+              </m:rPr>
+              <m:t>(</m:t>
+            </m:r>
+            <m:r>
+              <m:rPr>
+                <m:sty m:val="i"/>
+              </m:rPr>
+              <m:t>t</m:t>
+            </m:r>
+            <m:r>
+              <m:rPr>
+                <m:sty m:val="p"/>
+              </m:rPr>
+              <m:t>)</m:t>
+            </m:r>
+            <m:r>
+              <m:rPr>
+                <m:sty m:val="p"/>
+              </m:rPr>
+              <m:t>=</m:t>
+            </m:r>
+            <m:box>
+              <m:e>
+                <m:d>
+                  <m:dPr>
+                    <m:begChr m:val="{"/>
+                    <m:endChr m:val="}"/>
+                  </m:dPr>
+                  <m:e>
+                    <m:box>
+                      <m:e>
+                        <m:r>
+                          <m:t/>
+                        </m:r>
+                        <m:r>
+                          <m:rPr>
+                            <m:sty m:val="i"/>
+                          </m:rPr>
+                          <m:t>j</m:t>
+                        </m:r>
+                        <m:r>
+                          <m:rPr>
+                            <m:sty m:val="p"/>
+                          </m:rPr>
+                          <m:t>∈</m:t>
+                        </m:r>
+                        <m:r>
+                          <m:rPr>
+                            <m:sty m:val="i"/>
+                          </m:rPr>
+                          <m:t>Q</m:t>
+                        </m:r>
+                        <m:r>
+                          <m:rPr>
+                            <m:sty m:val="p"/>
+                          </m:rPr>
+                          <m:t>(</m:t>
+                        </m:r>
+                        <m:r>
+                          <m:rPr>
+                            <m:sty m:val="i"/>
+                          </m:rPr>
+                          <m:t>t</m:t>
+                        </m:r>
+                        <m:r>
+                          <m:rPr>
+                            <m:sty m:val="p"/>
+                          </m:rPr>
+                          <m:t>)</m:t>
+                        </m:r>
+                        <m:r>
+                          <m:rPr>
+                            <m:sty m:val="i"/>
+                          </m:rPr>
+                          <m:t>:</m:t>
+                        </m:r>
+                        <m:r>
+                          <m:rPr>
+                            <m:sty m:val="i"/>
+                          </m:rPr>
+                          <m:t>r</m:t>
+                        </m:r>
+                        <m:r>
+                          <m:rPr>
+                            <m:sty m:val="p"/>
+                          </m:rPr>
+                          <m:t>(</m:t>
+                        </m:r>
+                        <m:r>
+                          <m:rPr>
+                            <m:sty m:val="i"/>
+                          </m:rPr>
+                          <m:t>j</m:t>
+                        </m:r>
+                        <m:r>
+                          <m:rPr>
+                            <m:sty m:val="p"/>
+                          </m:rPr>
+                          <m:t>)</m:t>
+                        </m:r>
+                        <m:r>
+                          <m:rPr>
+                            <m:sty m:val="p"/>
+                          </m:rPr>
+                          <m:t>=</m:t>
+                        </m:r>
+                        <m:r>
+                          <m:rPr>
+                            <m:sty m:val="i"/>
+                          </m:rPr>
+                          <m:t>r</m:t>
+                        </m:r>
+                        <m:r>
+                          <m:rPr>
+                            <m:sty m:val="p"/>
+                          </m:rPr>
+                          <m:t>,</m:t>
+                        </m:r>
+                        <m:r>
+                          <m:rPr>
+                            <m:nor/>
+                          </m:rPr>
+                          <m:t> </m:t>
+                        </m:r>
+                        <m:sSub>
+                          <m:e>
+                            <m:r>
+                              <m:rPr>
+                                <m:sty m:val="p"/>
+                              </m:rPr>
+                              <m:t>arg min</m:t>
+                            </m:r>
+                          </m:e>
+                          <m:sub>
+                            <m:box>
+                              <m:e>
+                                <m:sSup>
+                                  <m:e>
+                                    <m:r>
+                                      <m:rPr>
+                                        <m:sty m:val="i"/>
+                                      </m:rPr>
+                                      <m:t>t</m:t>
+                                    </m:r>
+                                  </m:e>
+                                  <m:sup>
+                                    <m:r>
+                                      <m:rPr>
+                                        <m:sty m:val="i"/>
+                                      </m:rPr>
+                                      <m:t>′</m:t>
+                                    </m:r>
+                                  </m:sup>
+                                </m:sSup>
+                                <m:r>
+                                  <m:rPr>
+                                    <m:sty m:val="p"/>
+                                  </m:rPr>
+                                  <m:t>∈</m:t>
+                                </m:r>
+                                <m:sSub>
+                                  <m:e>
+                                    <m:r>
+                                      <m:rPr>
+                                        <m:sty m:val="i"/>
+                                      </m:rPr>
+                                      <m:t>W</m:t>
+                                    </m:r>
+                                  </m:e>
+                                  <m:sub>
+                                    <m:r>
+                                      <m:rPr>
+                                        <m:sty m:val="i"/>
+                                      </m:rPr>
+                                      <m:t>j</m:t>
+                                    </m:r>
+                                  </m:sub>
+                                </m:sSub>
+                                <m:r>
+                                  <m:rPr>
+                                    <m:sty m:val="p"/>
+                                  </m:rPr>
+                                  <m:t>(</m:t>
+                                </m:r>
+                                <m:r>
+                                  <m:rPr>
+                                    <m:sty m:val="i"/>
+                                  </m:rPr>
+                                  <m:t>t</m:t>
+                                </m:r>
+                                <m:r>
+                                  <m:rPr>
+                                    <m:sty m:val="p"/>
+                                  </m:rPr>
+                                  <m:t>)</m:t>
+                                </m:r>
+                              </m:e>
+                            </m:box>
+                          </m:sub>
+                        </m:sSub>
+                        <m:r>
+                          <m:rPr>
+                            <m:sty m:val="i"/>
+                          </m:rPr>
+                          <m:t>s</m:t>
+                        </m:r>
+                        <m:r>
+                          <m:rPr>
+                            <m:sty m:val="i"/>
+                          </m:rPr>
+                          <m:t>c</m:t>
+                        </m:r>
+                        <m:r>
+                          <m:rPr>
+                            <m:sty m:val="i"/>
+                          </m:rPr>
+                          <m:t>o</m:t>
+                        </m:r>
+                        <m:r>
+                          <m:rPr>
+                            <m:sty m:val="i"/>
+                          </m:rPr>
+                          <m:t>r</m:t>
+                        </m:r>
+                        <m:sSub>
+                          <m:e>
+                            <m:r>
+                              <m:rPr>
+                                <m:sty m:val="i"/>
+                              </m:rPr>
+                              <m:t>e</m:t>
+                            </m:r>
+                          </m:e>
+                          <m:sub>
+                            <m:r>
+                              <m:rPr>
+                                <m:sty m:val="i"/>
+                              </m:rPr>
+                              <m:t>j</m:t>
+                            </m:r>
+                          </m:sub>
+                        </m:sSub>
+                        <m:r>
+                          <m:rPr>
+                            <m:sty m:val="p"/>
+                          </m:rPr>
+                          <m:t>(</m:t>
+                        </m:r>
+                        <m:sSup>
+                          <m:e>
+                            <m:r>
+                              <m:rPr>
+                                <m:sty m:val="i"/>
+                              </m:rPr>
+                              <m:t>t</m:t>
+                            </m:r>
+                          </m:e>
+                          <m:sup>
+                            <m:r>
+                              <m:rPr>
+                                <m:sty m:val="i"/>
+                              </m:rPr>
+                              <m:t>′</m:t>
+                            </m:r>
+                          </m:sup>
+                        </m:sSup>
+                        <m:r>
+                          <m:rPr>
+                            <m:sty m:val="p"/>
+                          </m:rPr>
+                          <m:t>)</m:t>
+                        </m:r>
+                        <m:r>
+                          <m:rPr>
+                            <m:sty m:val="p"/>
+                          </m:rPr>
+                          <m:t>=</m:t>
+                        </m:r>
+                        <m:r>
+                          <m:rPr>
+                            <m:sty m:val="p"/>
+                          </m:rPr>
+                          <m:t>max</m:t>
+                        </m:r>
+                        <m:r>
+                          <m:rPr>
+                            <m:sty m:val="p"/>
+                          </m:rPr>
+                          <m:t>(</m:t>
+                        </m:r>
+                        <m:r>
+                          <m:rPr>
+                            <m:sty m:val="i"/>
+                          </m:rPr>
+                          <m:t>t</m:t>
+                        </m:r>
+                        <m:r>
+                          <m:rPr>
+                            <m:sty m:val="p"/>
+                          </m:rPr>
+                          <m:t>,</m:t>
+                        </m:r>
+                        <m:r>
+                          <m:t/>
+                        </m:r>
+                        <m:sSub>
+                          <m:e>
+                            <m:r>
+                              <m:rPr>
+                                <m:sty m:val="i"/>
+                              </m:rPr>
+                              <m:t>s</m:t>
+                            </m:r>
+                          </m:e>
+                          <m:sub>
+                            <m:r>
+                              <m:rPr>
+                                <m:sty m:val="i"/>
+                              </m:rPr>
+                              <m:t>j</m:t>
+                            </m:r>
+                          </m:sub>
+                        </m:sSub>
+                        <m:r>
+                          <m:rPr>
+                            <m:sty m:val="p"/>
+                          </m:rPr>
+                          <m:t>)</m:t>
+                        </m:r>
+                        <m:r>
+                          <m:t/>
+                        </m:r>
+                      </m:e>
+                    </m:box>
+                  </m:e>
+                </m:d>
+              </m:e>
+            </m:box>
+          </m:e>
+        </m:box>
+      </m:oMath>
       <w:r>
         <w:rPr>
           <w:i/>
@@ -30306,7 +32272,652 @@
           <w:sz w:val="18"/>
           <w:szCs w:val="18"/>
         </w:rPr>
-        <w:t xml:space="preserve">u_j(t) = (D_j − d_j) − t,  F_r(t) = { j ∈ Q(t) : r(j)=r, u_j(t) &lt; 1 },  R_r(t) = P_r(t)∖F_r(t)를 u_j(t) 오름차순 정렬,  S_r(t) = F_r(t) ∪ R_r(t)[1 … max(a_r(t) − |F_r(t)|, 0)]          … (15)</w:t>
+        <w:t xml:space="preserve">          … (14)</w:t>
+      </w:r>
+    </w:p>
+    <w:p>
+      <w:r>
+        <w:t xml:space="preserve">score는 §5.5의 식 (11)을 그대로 쓰되, 예측은 그 슬롯에서 새로 발행된 최신값을 쓴다. 제출 시점에 한 번 받은 예측을 재검토 없이 끝까지 쓰는 사전 예약형과 달리, 롤링형은 매 슬롯 다시 확인한다 — 미래를 안다고 가정하지 않는다는 뜻이다.</w:t>
+      </w:r>
+    </w:p>
+    <w:p>
+      <w:r>
+        <w:t xml:space="preserve">자리가 P_r(t)의 크기보다 적으면 누구를 먼저 넣을지 정해야 한다. 남은 여유가 가장 적은 작업을 먼저 넣는다 — 순수 EDF(Earliest Deadline First)다.</w:t>
+      </w:r>
+    </w:p>
+    <w:p>
+      <m:oMath>
+        <m:box>
+          <m:e>
+            <m:sSub>
+              <m:e>
+                <m:r>
+                  <m:rPr>
+                    <m:sty m:val="i"/>
+                  </m:rPr>
+                  <m:t>u</m:t>
+                </m:r>
+              </m:e>
+              <m:sub>
+                <m:r>
+                  <m:rPr>
+                    <m:sty m:val="i"/>
+                  </m:rPr>
+                  <m:t>j</m:t>
+                </m:r>
+              </m:sub>
+            </m:sSub>
+            <m:r>
+              <m:rPr>
+                <m:sty m:val="p"/>
+              </m:rPr>
+              <m:t>(</m:t>
+            </m:r>
+            <m:r>
+              <m:rPr>
+                <m:sty m:val="i"/>
+              </m:rPr>
+              <m:t>t</m:t>
+            </m:r>
+            <m:r>
+              <m:rPr>
+                <m:sty m:val="p"/>
+              </m:rPr>
+              <m:t>)</m:t>
+            </m:r>
+            <m:r>
+              <m:rPr>
+                <m:sty m:val="p"/>
+              </m:rPr>
+              <m:t>=</m:t>
+            </m:r>
+            <m:r>
+              <m:rPr>
+                <m:sty m:val="p"/>
+              </m:rPr>
+              <m:t>(</m:t>
+            </m:r>
+            <m:sSub>
+              <m:e>
+                <m:r>
+                  <m:rPr>
+                    <m:sty m:val="i"/>
+                  </m:rPr>
+                  <m:t>D</m:t>
+                </m:r>
+              </m:e>
+              <m:sub>
+                <m:r>
+                  <m:rPr>
+                    <m:sty m:val="i"/>
+                  </m:rPr>
+                  <m:t>j</m:t>
+                </m:r>
+              </m:sub>
+            </m:sSub>
+            <m:r>
+              <m:rPr>
+                <m:sty m:val="p"/>
+              </m:rPr>
+              <m:t>−</m:t>
+            </m:r>
+            <m:sSub>
+              <m:e>
+                <m:r>
+                  <m:rPr>
+                    <m:sty m:val="i"/>
+                  </m:rPr>
+                  <m:t>d</m:t>
+                </m:r>
+              </m:e>
+              <m:sub>
+                <m:r>
+                  <m:rPr>
+                    <m:sty m:val="i"/>
+                  </m:rPr>
+                  <m:t>j</m:t>
+                </m:r>
+              </m:sub>
+            </m:sSub>
+            <m:r>
+              <m:rPr>
+                <m:sty m:val="p"/>
+              </m:rPr>
+              <m:t>)</m:t>
+            </m:r>
+            <m:r>
+              <m:rPr>
+                <m:sty m:val="p"/>
+              </m:rPr>
+              <m:t>−</m:t>
+            </m:r>
+            <m:r>
+              <m:rPr>
+                <m:sty m:val="i"/>
+              </m:rPr>
+              <m:t>t</m:t>
+            </m:r>
+          </m:e>
+        </m:box>
+      </m:oMath>
+      <w:r>
+        <w:rPr>
+          <w:i/>
+          <w:iCs/>
+          <w:sz w:val="18"/>
+          <w:szCs w:val="18"/>
+        </w:rPr>
+        <w:t xml:space="preserve"> ,  </w:t>
+      </w:r>
+      <m:oMath>
+        <m:box>
+          <m:e>
+            <m:sSub>
+              <m:e>
+                <m:r>
+                  <m:rPr>
+                    <m:sty m:val="i"/>
+                  </m:rPr>
+                  <m:t>F</m:t>
+                </m:r>
+              </m:e>
+              <m:sub>
+                <m:r>
+                  <m:rPr>
+                    <m:sty m:val="i"/>
+                  </m:rPr>
+                  <m:t>r</m:t>
+                </m:r>
+              </m:sub>
+            </m:sSub>
+            <m:r>
+              <m:rPr>
+                <m:sty m:val="p"/>
+              </m:rPr>
+              <m:t>(</m:t>
+            </m:r>
+            <m:r>
+              <m:rPr>
+                <m:sty m:val="i"/>
+              </m:rPr>
+              <m:t>t</m:t>
+            </m:r>
+            <m:r>
+              <m:rPr>
+                <m:sty m:val="p"/>
+              </m:rPr>
+              <m:t>)</m:t>
+            </m:r>
+            <m:r>
+              <m:rPr>
+                <m:sty m:val="p"/>
+              </m:rPr>
+              <m:t>=</m:t>
+            </m:r>
+            <m:r>
+              <m:rPr>
+                <m:sty m:val="p"/>
+              </m:rPr>
+              <m:t>{</m:t>
+            </m:r>
+            <m:r>
+              <m:t/>
+            </m:r>
+            <m:r>
+              <m:rPr>
+                <m:sty m:val="i"/>
+              </m:rPr>
+              <m:t>j</m:t>
+            </m:r>
+            <m:r>
+              <m:rPr>
+                <m:sty m:val="p"/>
+              </m:rPr>
+              <m:t>∈</m:t>
+            </m:r>
+            <m:r>
+              <m:rPr>
+                <m:sty m:val="i"/>
+              </m:rPr>
+              <m:t>Q</m:t>
+            </m:r>
+            <m:r>
+              <m:rPr>
+                <m:sty m:val="p"/>
+              </m:rPr>
+              <m:t>(</m:t>
+            </m:r>
+            <m:r>
+              <m:rPr>
+                <m:sty m:val="i"/>
+              </m:rPr>
+              <m:t>t</m:t>
+            </m:r>
+            <m:r>
+              <m:rPr>
+                <m:sty m:val="p"/>
+              </m:rPr>
+              <m:t>)</m:t>
+            </m:r>
+            <m:r>
+              <m:rPr>
+                <m:sty m:val="i"/>
+              </m:rPr>
+              <m:t>:</m:t>
+            </m:r>
+            <m:r>
+              <m:rPr>
+                <m:sty m:val="i"/>
+              </m:rPr>
+              <m:t>r</m:t>
+            </m:r>
+            <m:r>
+              <m:rPr>
+                <m:sty m:val="p"/>
+              </m:rPr>
+              <m:t>(</m:t>
+            </m:r>
+            <m:r>
+              <m:rPr>
+                <m:sty m:val="i"/>
+              </m:rPr>
+              <m:t>j</m:t>
+            </m:r>
+            <m:r>
+              <m:rPr>
+                <m:sty m:val="p"/>
+              </m:rPr>
+              <m:t>)</m:t>
+            </m:r>
+            <m:r>
+              <m:rPr>
+                <m:sty m:val="p"/>
+              </m:rPr>
+              <m:t>=</m:t>
+            </m:r>
+            <m:r>
+              <m:rPr>
+                <m:sty m:val="i"/>
+              </m:rPr>
+              <m:t>r</m:t>
+            </m:r>
+            <m:r>
+              <m:rPr>
+                <m:sty m:val="p"/>
+              </m:rPr>
+              <m:t>,</m:t>
+            </m:r>
+            <m:r>
+              <m:rPr>
+                <m:nor/>
+              </m:rPr>
+              <m:t> </m:t>
+            </m:r>
+            <m:sSub>
+              <m:e>
+                <m:r>
+                  <m:rPr>
+                    <m:sty m:val="i"/>
+                  </m:rPr>
+                  <m:t>u</m:t>
+                </m:r>
+              </m:e>
+              <m:sub>
+                <m:r>
+                  <m:rPr>
+                    <m:sty m:val="i"/>
+                  </m:rPr>
+                  <m:t>j</m:t>
+                </m:r>
+              </m:sub>
+            </m:sSub>
+            <m:r>
+              <m:rPr>
+                <m:sty m:val="p"/>
+              </m:rPr>
+              <m:t>(</m:t>
+            </m:r>
+            <m:r>
+              <m:rPr>
+                <m:sty m:val="i"/>
+              </m:rPr>
+              <m:t>t</m:t>
+            </m:r>
+            <m:r>
+              <m:rPr>
+                <m:sty m:val="p"/>
+              </m:rPr>
+              <m:t>)</m:t>
+            </m:r>
+            <m:r>
+              <m:rPr>
+                <m:sty m:val="p"/>
+              </m:rPr>
+              <m:t>&lt;</m:t>
+            </m:r>
+            <m:r>
+              <m:rPr>
+                <m:sty m:val="p"/>
+              </m:rPr>
+              <m:t>1</m:t>
+            </m:r>
+            <m:r>
+              <m:t/>
+            </m:r>
+            <m:r>
+              <m:rPr>
+                <m:sty m:val="p"/>
+              </m:rPr>
+              <m:t>}</m:t>
+            </m:r>
+          </m:e>
+        </m:box>
+      </m:oMath>
+      <w:r>
+        <w:rPr>
+          <w:i/>
+          <w:iCs/>
+          <w:sz w:val="18"/>
+          <w:szCs w:val="18"/>
+        </w:rPr>
+        <w:t xml:space="preserve"> ,  R_r(t) = P_r(t)∖F_r(t)를 u_j(t) 오름차순 정렬,  </w:t>
+      </w:r>
+      <m:oMath>
+        <m:box>
+          <m:e>
+            <m:sSub>
+              <m:e>
+                <m:r>
+                  <m:rPr>
+                    <m:sty m:val="i"/>
+                  </m:rPr>
+                  <m:t>S</m:t>
+                </m:r>
+              </m:e>
+              <m:sub>
+                <m:r>
+                  <m:rPr>
+                    <m:sty m:val="i"/>
+                  </m:rPr>
+                  <m:t>r</m:t>
+                </m:r>
+              </m:sub>
+            </m:sSub>
+            <m:r>
+              <m:rPr>
+                <m:sty m:val="p"/>
+              </m:rPr>
+              <m:t>(</m:t>
+            </m:r>
+            <m:r>
+              <m:rPr>
+                <m:sty m:val="i"/>
+              </m:rPr>
+              <m:t>t</m:t>
+            </m:r>
+            <m:r>
+              <m:rPr>
+                <m:sty m:val="p"/>
+              </m:rPr>
+              <m:t>)</m:t>
+            </m:r>
+            <m:r>
+              <m:rPr>
+                <m:sty m:val="p"/>
+              </m:rPr>
+              <m:t>=</m:t>
+            </m:r>
+            <m:sSub>
+              <m:e>
+                <m:r>
+                  <m:rPr>
+                    <m:sty m:val="i"/>
+                  </m:rPr>
+                  <m:t>F</m:t>
+                </m:r>
+              </m:e>
+              <m:sub>
+                <m:r>
+                  <m:rPr>
+                    <m:sty m:val="i"/>
+                  </m:rPr>
+                  <m:t>r</m:t>
+                </m:r>
+              </m:sub>
+            </m:sSub>
+            <m:r>
+              <m:rPr>
+                <m:sty m:val="p"/>
+              </m:rPr>
+              <m:t>(</m:t>
+            </m:r>
+            <m:r>
+              <m:rPr>
+                <m:sty m:val="i"/>
+              </m:rPr>
+              <m:t>t</m:t>
+            </m:r>
+            <m:r>
+              <m:rPr>
+                <m:sty m:val="p"/>
+              </m:rPr>
+              <m:t>)</m:t>
+            </m:r>
+            <m:r>
+              <m:t/>
+            </m:r>
+            <m:r>
+              <m:rPr>
+                <m:sty m:val="p"/>
+              </m:rPr>
+              <m:t>∪</m:t>
+            </m:r>
+            <m:r>
+              <m:t/>
+            </m:r>
+            <m:sSub>
+              <m:e>
+                <m:r>
+                  <m:rPr>
+                    <m:sty m:val="i"/>
+                  </m:rPr>
+                  <m:t>R</m:t>
+                </m:r>
+              </m:e>
+              <m:sub>
+                <m:r>
+                  <m:rPr>
+                    <m:sty m:val="i"/>
+                  </m:rPr>
+                  <m:t>r</m:t>
+                </m:r>
+              </m:sub>
+            </m:sSub>
+            <m:r>
+              <m:rPr>
+                <m:sty m:val="p"/>
+              </m:rPr>
+              <m:t>(</m:t>
+            </m:r>
+            <m:r>
+              <m:rPr>
+                <m:sty m:val="i"/>
+              </m:rPr>
+              <m:t>t</m:t>
+            </m:r>
+            <m:r>
+              <m:rPr>
+                <m:sty m:val="p"/>
+              </m:rPr>
+              <m:t>)</m:t>
+            </m:r>
+            <m:d>
+              <m:dPr>
+                <m:begChr m:val="["/>
+                <m:endChr m:val="]"/>
+              </m:dPr>
+              <m:e>
+                <m:box>
+                  <m:e>
+                    <m:r>
+                      <m:t/>
+                    </m:r>
+                    <m:r>
+                      <m:rPr>
+                        <m:sty m:val="p"/>
+                      </m:rPr>
+                      <m:t>1</m:t>
+                    </m:r>
+                    <m:r>
+                      <m:rPr>
+                        <m:sty m:val="i"/>
+                      </m:rPr>
+                      <m:t>…</m:t>
+                    </m:r>
+                    <m:r>
+                      <m:rPr>
+                        <m:sty m:val="p"/>
+                      </m:rPr>
+                      <m:t>max</m:t>
+                    </m:r>
+                    <m:d>
+                      <m:dPr>
+                        <m:begChr m:val="("/>
+                        <m:endChr m:val=")"/>
+                      </m:dPr>
+                      <m:e>
+                        <m:box>
+                          <m:e>
+                            <m:sSub>
+                              <m:e>
+                                <m:r>
+                                  <m:rPr>
+                                    <m:sty m:val="i"/>
+                                  </m:rPr>
+                                  <m:t>a</m:t>
+                                </m:r>
+                              </m:e>
+                              <m:sub>
+                                <m:r>
+                                  <m:rPr>
+                                    <m:sty m:val="i"/>
+                                  </m:rPr>
+                                  <m:t>r</m:t>
+                                </m:r>
+                              </m:sub>
+                            </m:sSub>
+                            <m:r>
+                              <m:rPr>
+                                <m:sty m:val="p"/>
+                              </m:rPr>
+                              <m:t>(</m:t>
+                            </m:r>
+                            <m:r>
+                              <m:rPr>
+                                <m:sty m:val="i"/>
+                              </m:rPr>
+                              <m:t>t</m:t>
+                            </m:r>
+                            <m:r>
+                              <m:rPr>
+                                <m:sty m:val="p"/>
+                              </m:rPr>
+                              <m:t>)</m:t>
+                            </m:r>
+                            <m:r>
+                              <m:rPr>
+                                <m:sty m:val="p"/>
+                              </m:rPr>
+                              <m:t>−</m:t>
+                            </m:r>
+                            <m:r>
+                              <m:rPr>
+                                <m:sty m:val="p"/>
+                              </m:rPr>
+                              <m:t>|</m:t>
+                            </m:r>
+                            <m:sSub>
+                              <m:e>
+                                <m:r>
+                                  <m:rPr>
+                                    <m:sty m:val="i"/>
+                                  </m:rPr>
+                                  <m:t>F</m:t>
+                                </m:r>
+                              </m:e>
+                              <m:sub>
+                                <m:r>
+                                  <m:rPr>
+                                    <m:sty m:val="i"/>
+                                  </m:rPr>
+                                  <m:t>r</m:t>
+                                </m:r>
+                              </m:sub>
+                            </m:sSub>
+                            <m:r>
+                              <m:rPr>
+                                <m:sty m:val="p"/>
+                              </m:rPr>
+                              <m:t>(</m:t>
+                            </m:r>
+                            <m:r>
+                              <m:rPr>
+                                <m:sty m:val="i"/>
+                              </m:rPr>
+                              <m:t>t</m:t>
+                            </m:r>
+                            <m:r>
+                              <m:rPr>
+                                <m:sty m:val="p"/>
+                              </m:rPr>
+                              <m:t>)</m:t>
+                            </m:r>
+                            <m:r>
+                              <m:rPr>
+                                <m:sty m:val="p"/>
+                              </m:rPr>
+                              <m:t>|</m:t>
+                            </m:r>
+                            <m:r>
+                              <m:rPr>
+                                <m:sty m:val="p"/>
+                              </m:rPr>
+                              <m:t>,</m:t>
+                            </m:r>
+                            <m:r>
+                              <m:rPr>
+                                <m:nor/>
+                              </m:rPr>
+                              <m:t> </m:t>
+                            </m:r>
+                            <m:r>
+                              <m:rPr>
+                                <m:sty m:val="p"/>
+                              </m:rPr>
+                              <m:t>0</m:t>
+                            </m:r>
+                          </m:e>
+                        </m:box>
+                      </m:e>
+                    </m:d>
+                    <m:r>
+                      <m:t/>
+                    </m:r>
+                  </m:e>
+                </m:box>
+              </m:e>
+            </m:d>
+          </m:e>
+        </m:box>
+      </m:oMath>
+      <w:r>
+        <w:rPr>
+          <w:i/>
+          <w:iCs/>
+          <w:sz w:val="18"/>
+          <w:szCs w:val="18"/>
+        </w:rPr>
+        <w:t xml:space="preserve">          … (15)</w:t>
       </w:r>
     </w:p>
     <w:p>
@@ -30758,7 +33369,195 @@
           <w:szCs w:val="18"/>
         </w:rPr>
       </w:pPr>
-      <w:proofErr w:type="spellStart"/>
+      <m:oMath>
+        <m:box>
+          <m:e>
+            <m:sSub>
+              <m:e>
+                <m:r>
+                  <m:rPr>
+                    <m:sty m:val="i"/>
+                  </m:rPr>
+                  <m:t>E</m:t>
+                </m:r>
+              </m:e>
+              <m:sub>
+                <m:r>
+                  <m:rPr>
+                    <m:sty m:val="i"/>
+                  </m:rPr>
+                  <m:t>j</m:t>
+                </m:r>
+              </m:sub>
+            </m:sSub>
+            <m:r>
+              <m:rPr>
+                <m:sty m:val="p"/>
+              </m:rPr>
+              <m:t>=</m:t>
+            </m:r>
+            <m:r>
+              <m:rPr>
+                <m:sty m:val="i"/>
+              </m:rPr>
+              <m:t>P</m:t>
+            </m:r>
+            <m:nary>
+              <m:naryPr>
+                <m:chr m:val="∫"/>
+                <m:limLoc m:val="subSup"/>
+              </m:naryPr>
+              <m:sub>
+                <m:box>
+                  <m:e>
+                    <m:sSub>
+                      <m:e>
+                        <m:r>
+                          <m:rPr>
+                            <m:sty m:val="i"/>
+                          </m:rPr>
+                          <m:t>τ</m:t>
+                        </m:r>
+                      </m:e>
+                      <m:sub>
+                        <m:r>
+                          <m:rPr>
+                            <m:sty m:val="i"/>
+                          </m:rPr>
+                          <m:t>j</m:t>
+                        </m:r>
+                      </m:sub>
+                    </m:sSub>
+                  </m:e>
+                </m:box>
+              </m:sub>
+              <m:sup>
+                <m:box>
+                  <m:e>
+                    <m:sSub>
+                      <m:e>
+                        <m:r>
+                          <m:rPr>
+                            <m:sty m:val="i"/>
+                          </m:rPr>
+                          <m:t>τ</m:t>
+                        </m:r>
+                      </m:e>
+                      <m:sub>
+                        <m:r>
+                          <m:rPr>
+                            <m:sty m:val="i"/>
+                          </m:rPr>
+                          <m:t>j</m:t>
+                        </m:r>
+                      </m:sub>
+                    </m:sSub>
+                    <m:r>
+                      <m:rPr>
+                        <m:sty m:val="p"/>
+                      </m:rPr>
+                      <m:t>+</m:t>
+                    </m:r>
+                    <m:sSub>
+                      <m:e>
+                        <m:r>
+                          <m:rPr>
+                            <m:sty m:val="i"/>
+                          </m:rPr>
+                          <m:t>d</m:t>
+                        </m:r>
+                      </m:e>
+                      <m:sub>
+                        <m:r>
+                          <m:rPr>
+                            <m:sty m:val="i"/>
+                          </m:rPr>
+                          <m:t>j</m:t>
+                        </m:r>
+                      </m:sub>
+                    </m:sSub>
+                  </m:e>
+                </m:box>
+              </m:sup>
+              <m:e>
+                <m:sSub>
+                  <m:e>
+                    <m:r>
+                      <m:rPr>
+                        <m:sty m:val="i"/>
+                      </m:rPr>
+                      <m:t>C</m:t>
+                    </m:r>
+                  </m:e>
+                  <m:sub>
+                    <m:box>
+                      <m:e>
+                        <m:r>
+                          <m:rPr>
+                            <m:sty m:val="i"/>
+                          </m:rPr>
+                          <m:t>r</m:t>
+                        </m:r>
+                        <m:r>
+                          <m:rPr>
+                            <m:sty m:val="p"/>
+                          </m:rPr>
+                          <m:t>(</m:t>
+                        </m:r>
+                        <m:r>
+                          <m:rPr>
+                            <m:sty m:val="i"/>
+                          </m:rPr>
+                          <m:t>j</m:t>
+                        </m:r>
+                        <m:r>
+                          <m:rPr>
+                            <m:sty m:val="p"/>
+                          </m:rPr>
+                          <m:t>)</m:t>
+                        </m:r>
+                      </m:e>
+                    </m:box>
+                  </m:sub>
+                </m:sSub>
+                <m:r>
+                  <m:rPr>
+                    <m:sty m:val="p"/>
+                  </m:rPr>
+                  <m:t>(</m:t>
+                </m:r>
+                <m:r>
+                  <m:rPr>
+                    <m:sty m:val="i"/>
+                  </m:rPr>
+                  <m:t>t</m:t>
+                </m:r>
+                <m:r>
+                  <m:rPr>
+                    <m:sty m:val="p"/>
+                  </m:rPr>
+                  <m:t>)</m:t>
+                </m:r>
+                <m:r>
+                  <m:t/>
+                </m:r>
+                <m:r>
+                  <m:rPr>
+                    <m:sty m:val="i"/>
+                  </m:rPr>
+                  <m:t>d</m:t>
+                </m:r>
+                <m:r>
+                  <m:rPr>
+                    <m:sty m:val="i"/>
+                  </m:rPr>
+                  <m:t>t</m:t>
+                </m:r>
+              </m:e>
+            </m:nary>
+          </m:e>
+        </m:box>
+      </m:oMath>
       <w:r>
         <w:rPr>
           <w:i/>
@@ -30766,137 +33565,7 @@
           <w:sz w:val="18"/>
           <w:szCs w:val="18"/>
         </w:rPr>
-        <w:t>E_j</w:t>
-      </w:r>
-      <w:proofErr w:type="spellEnd"/>
-      <w:r>
-        <w:rPr>
-          <w:i/>
-          <w:iCs/>
-          <w:sz w:val="18"/>
-          <w:szCs w:val="18"/>
-        </w:rPr>
-        <w:t xml:space="preserve"> = P · ∫_(</w:t>
-      </w:r>
-      <w:proofErr w:type="spellStart"/>
-      <w:r>
-        <w:rPr>
-          <w:i/>
-          <w:iCs/>
-          <w:sz w:val="18"/>
-          <w:szCs w:val="18"/>
-        </w:rPr>
-        <w:t>τ_</w:t>
-      </w:r>
-      <w:proofErr w:type="gramStart"/>
-      <w:r>
-        <w:rPr>
-          <w:i/>
-          <w:iCs/>
-          <w:sz w:val="18"/>
-          <w:szCs w:val="18"/>
-        </w:rPr>
-        <w:t>j</w:t>
-      </w:r>
-      <w:proofErr w:type="spellEnd"/>
-      <w:r>
-        <w:rPr>
-          <w:i/>
-          <w:iCs/>
-          <w:sz w:val="18"/>
-          <w:szCs w:val="18"/>
-        </w:rPr>
-        <w:t>)^</w:t>
-      </w:r>
-      <w:proofErr w:type="gramEnd"/>
-      <w:r>
-        <w:rPr>
-          <w:i/>
-          <w:iCs/>
-          <w:sz w:val="18"/>
-          <w:szCs w:val="18"/>
-        </w:rPr>
-        <w:t>(</w:t>
-      </w:r>
-      <w:proofErr w:type="spellStart"/>
-      <w:r>
-        <w:rPr>
-          <w:i/>
-          <w:iCs/>
-          <w:sz w:val="18"/>
-          <w:szCs w:val="18"/>
-        </w:rPr>
-        <w:t>τ_j</w:t>
-      </w:r>
-      <w:proofErr w:type="spellEnd"/>
-      <w:r>
-        <w:rPr>
-          <w:i/>
-          <w:iCs/>
-          <w:sz w:val="18"/>
-          <w:szCs w:val="18"/>
-        </w:rPr>
-        <w:t xml:space="preserve"> + </w:t>
-      </w:r>
-      <w:proofErr w:type="spellStart"/>
-      <w:r>
-        <w:rPr>
-          <w:i/>
-          <w:iCs/>
-          <w:sz w:val="18"/>
-          <w:szCs w:val="18"/>
-        </w:rPr>
-        <w:t>d_</w:t>
-      </w:r>
-      <w:proofErr w:type="gramStart"/>
-      <w:r>
-        <w:rPr>
-          <w:i/>
-          <w:iCs/>
-          <w:sz w:val="18"/>
-          <w:szCs w:val="18"/>
-        </w:rPr>
-        <w:t>j</w:t>
-      </w:r>
-      <w:proofErr w:type="spellEnd"/>
-      <w:r>
-        <w:rPr>
-          <w:i/>
-          <w:iCs/>
-          <w:sz w:val="18"/>
-          <w:szCs w:val="18"/>
-        </w:rPr>
-        <w:t xml:space="preserve">)  </w:t>
-      </w:r>
-      <w:proofErr w:type="spellStart"/>
-      <w:r>
-        <w:rPr>
-          <w:i/>
-          <w:iCs/>
-          <w:sz w:val="18"/>
-          <w:szCs w:val="18"/>
-        </w:rPr>
-        <w:t>C</w:t>
-      </w:r>
-      <w:proofErr w:type="gramEnd"/>
-      <w:r>
-        <w:rPr>
-          <w:i/>
-          <w:iCs/>
-          <w:sz w:val="18"/>
-          <w:szCs w:val="18"/>
-        </w:rPr>
-        <w:t>_r</w:t>
-      </w:r>
-      <w:proofErr w:type="spellEnd"/>
-      <w:r>
-        <w:rPr>
-          <w:i/>
-          <w:iCs/>
-          <w:sz w:val="18"/>
-          <w:szCs w:val="18"/>
-        </w:rPr>
-        <w:t>(j)(t) dt          … (12)</w:t>
+        <w:t xml:space="preserve">          … (12)</w:t>
       </w:r>
     </w:p>
     <w:p>

--- a/paper/CAST.docx
+++ b/paper/CAST.docx
@@ -32936,6 +32936,12 @@
       </w:r>
     </w:p>
     <w:p>
+      <w:pPr>
+        <w:pBdr>
+          <w:top w:val="single" w:sz="8" w:space="4" w:color="000000"/>
+          <w:bottom w:val="single" w:sz="8" w:space="4" w:color="000000"/>
+        </w:pBdr>
+      </w:pPr>
       <w:r>
         <w:rPr>
           <w:rFonts w:ascii="Courier New" w:hAnsi="Courier New"/>
@@ -37804,6 +37810,10 @@
     <w:p/>
     <w:p>
       <w:r>
+        <w:rPr>
+          <w:sz w:val="18"/>
+          <w:szCs w:val="18"/>
+        </w:rPr>
         <w:t xml:space="preserve">표 1. 예측 지평별 정규화 평균절대오차 (8개 리전 평균)</w:t>
       </w:r>
     </w:p>
@@ -39745,30 +39755,66 @@
     <w:p/>
     <w:p>
       <w:r>
+        <w:rPr>
+          <w:sz w:val="18"/>
+          <w:szCs w:val="18"/>
+        </w:rPr>
         <w:t>표</w:t>
       </w:r>
       <w:r>
+        <w:rPr>
+          <w:sz w:val="18"/>
+          <w:szCs w:val="18"/>
+        </w:rPr>
         <w:t xml:space="preserve"> 2. </w:t>
       </w:r>
       <w:r>
+        <w:rPr>
+          <w:sz w:val="18"/>
+          <w:szCs w:val="18"/>
+        </w:rPr>
         <w:t>단계별</w:t>
       </w:r>
       <w:r>
-        <w:t xml:space="preserve"> </w:t>
-      </w:r>
-      <w:r>
+        <w:rPr>
+          <w:sz w:val="18"/>
+          <w:szCs w:val="18"/>
+        </w:rPr>
+        <w:t xml:space="preserve"> </w:t>
+      </w:r>
+      <w:r>
+        <w:rPr>
+          <w:sz w:val="18"/>
+          <w:szCs w:val="18"/>
+        </w:rPr>
         <w:t>총</w:t>
       </w:r>
       <w:r>
-        <w:t xml:space="preserve"> </w:t>
-      </w:r>
-      <w:r>
+        <w:rPr>
+          <w:sz w:val="18"/>
+          <w:szCs w:val="18"/>
+        </w:rPr>
+        <w:t xml:space="preserve"> </w:t>
+      </w:r>
+      <w:r>
+        <w:rPr>
+          <w:sz w:val="18"/>
+          <w:szCs w:val="18"/>
+        </w:rPr>
         <w:t>배출량과</w:t>
       </w:r>
       <w:r>
-        <w:t xml:space="preserve"> </w:t>
-      </w:r>
-      <w:r>
+        <w:rPr>
+          <w:sz w:val="18"/>
+          <w:szCs w:val="18"/>
+        </w:rPr>
+        <w:t xml:space="preserve"> </w:t>
+      </w:r>
+      <w:r>
+        <w:rPr>
+          <w:sz w:val="18"/>
+          <w:szCs w:val="18"/>
+        </w:rPr>
         <w:t>절감률</w:t>
       </w:r>
     </w:p>
@@ -40821,42 +40867,94 @@
     <w:p/>
     <w:p>
       <w:r>
+        <w:rPr>
+          <w:sz w:val="18"/>
+          <w:szCs w:val="18"/>
+        </w:rPr>
         <w:t>표</w:t>
       </w:r>
       <w:r>
+        <w:rPr>
+          <w:sz w:val="18"/>
+          <w:szCs w:val="18"/>
+        </w:rPr>
         <w:t xml:space="preserve"> 3. </w:t>
       </w:r>
       <w:r>
+        <w:rPr>
+          <w:sz w:val="18"/>
+          <w:szCs w:val="18"/>
+        </w:rPr>
         <w:t>지연</w:t>
       </w:r>
       <w:r>
-        <w:t xml:space="preserve"> </w:t>
-      </w:r>
-      <w:r>
+        <w:rPr>
+          <w:sz w:val="18"/>
+          <w:szCs w:val="18"/>
+        </w:rPr>
+        <w:t xml:space="preserve"> </w:t>
+      </w:r>
+      <w:r>
+        <w:rPr>
+          <w:sz w:val="18"/>
+          <w:szCs w:val="18"/>
+        </w:rPr>
         <w:t>등급별</w:t>
       </w:r>
       <w:r>
-        <w:t xml:space="preserve"> </w:t>
-      </w:r>
-      <w:r>
+        <w:rPr>
+          <w:sz w:val="18"/>
+          <w:szCs w:val="18"/>
+        </w:rPr>
+        <w:t xml:space="preserve"> </w:t>
+      </w:r>
+      <w:r>
+        <w:rPr>
+          <w:sz w:val="18"/>
+          <w:szCs w:val="18"/>
+        </w:rPr>
         <w:t>시간</w:t>
       </w:r>
       <w:r>
-        <w:t xml:space="preserve"> </w:t>
-      </w:r>
-      <w:r>
+        <w:rPr>
+          <w:sz w:val="18"/>
+          <w:szCs w:val="18"/>
+        </w:rPr>
+        <w:t xml:space="preserve"> </w:t>
+      </w:r>
+      <w:r>
+        <w:rPr>
+          <w:sz w:val="18"/>
+          <w:szCs w:val="18"/>
+        </w:rPr>
         <w:t>이동</w:t>
       </w:r>
       <w:r>
-        <w:t xml:space="preserve"> </w:t>
-      </w:r>
-      <w:r>
+        <w:rPr>
+          <w:sz w:val="18"/>
+          <w:szCs w:val="18"/>
+        </w:rPr>
+        <w:t xml:space="preserve"> </w:t>
+      </w:r>
+      <w:r>
+        <w:rPr>
+          <w:sz w:val="18"/>
+          <w:szCs w:val="18"/>
+        </w:rPr>
         <w:t>절감</w:t>
       </w:r>
       <w:r>
-        <w:t xml:space="preserve"> </w:t>
-      </w:r>
-      <w:r>
+        <w:rPr>
+          <w:sz w:val="18"/>
+          <w:szCs w:val="18"/>
+        </w:rPr>
+        <w:t xml:space="preserve"> </w:t>
+      </w:r>
+      <w:r>
+        <w:rPr>
+          <w:sz w:val="18"/>
+          <w:szCs w:val="18"/>
+        </w:rPr>
         <w:t>기여</w:t>
       </w:r>
     </w:p>
@@ -42654,6 +42752,10 @@
     <w:p/>
     <w:p>
       <w:r>
+        <w:rPr>
+          <w:sz w:val="18"/>
+          <w:szCs w:val="18"/>
+        </w:rPr>
         <w:t xml:space="preserve">표 4. 사후 용량 강제의 리전별 분해</w:t>
       </w:r>
     </w:p>
@@ -44260,6 +44362,10 @@
     </w:p>
     <w:p>
       <w:r>
+        <w:rPr>
+          <w:sz w:val="18"/>
+          <w:szCs w:val="18"/>
+        </w:rPr>
         <w:t xml:space="preserve">표 5. 리전 용량에 따른 시간 이동의 한계 기여</w:t>
       </w:r>
     </w:p>
@@ -45225,42 +45331,94 @@
     <w:p/>
     <w:p>
       <w:r>
+        <w:rPr>
+          <w:sz w:val="18"/>
+          <w:szCs w:val="18"/>
+        </w:rPr>
         <w:t>표</w:t>
       </w:r>
       <w:r>
+        <w:rPr>
+          <w:sz w:val="18"/>
+          <w:szCs w:val="18"/>
+        </w:rPr>
         <w:t xml:space="preserve"> 6. </w:t>
       </w:r>
       <w:r>
+        <w:rPr>
+          <w:sz w:val="18"/>
+          <w:szCs w:val="18"/>
+        </w:rPr>
         <w:t>용량에</w:t>
       </w:r>
       <w:r>
-        <w:t xml:space="preserve"> </w:t>
-      </w:r>
-      <w:r>
+        <w:rPr>
+          <w:sz w:val="18"/>
+          <w:szCs w:val="18"/>
+        </w:rPr>
+        <w:t xml:space="preserve"> </w:t>
+      </w:r>
+      <w:r>
+        <w:rPr>
+          <w:sz w:val="18"/>
+          <w:szCs w:val="18"/>
+        </w:rPr>
         <w:t>따른</w:t>
       </w:r>
       <w:r>
-        <w:t xml:space="preserve"> </w:t>
-      </w:r>
-      <w:r>
+        <w:rPr>
+          <w:sz w:val="18"/>
+          <w:szCs w:val="18"/>
+        </w:rPr>
+        <w:t xml:space="preserve"> </w:t>
+      </w:r>
+      <w:r>
+        <w:rPr>
+          <w:sz w:val="18"/>
+          <w:szCs w:val="18"/>
+        </w:rPr>
         <w:t>리전별</w:t>
       </w:r>
       <w:r>
-        <w:t xml:space="preserve"> </w:t>
-      </w:r>
-      <w:r>
+        <w:rPr>
+          <w:sz w:val="18"/>
+          <w:szCs w:val="18"/>
+        </w:rPr>
+        <w:t xml:space="preserve"> </w:t>
+      </w:r>
+      <w:r>
+        <w:rPr>
+          <w:sz w:val="18"/>
+          <w:szCs w:val="18"/>
+        </w:rPr>
         <w:t>배정</w:t>
       </w:r>
       <w:r>
-        <w:t xml:space="preserve"> </w:t>
-      </w:r>
-      <w:r>
+        <w:rPr>
+          <w:sz w:val="18"/>
+          <w:szCs w:val="18"/>
+        </w:rPr>
+        <w:t xml:space="preserve"> </w:t>
+      </w:r>
+      <w:r>
+        <w:rPr>
+          <w:sz w:val="18"/>
+          <w:szCs w:val="18"/>
+        </w:rPr>
         <w:t>작업</w:t>
       </w:r>
       <w:r>
-        <w:t xml:space="preserve"> </w:t>
-      </w:r>
-      <w:r>
+        <w:rPr>
+          <w:sz w:val="18"/>
+          <w:szCs w:val="18"/>
+        </w:rPr>
+        <w:t xml:space="preserve"> </w:t>
+      </w:r>
+      <w:r>
+        <w:rPr>
+          <w:sz w:val="18"/>
+          <w:szCs w:val="18"/>
+        </w:rPr>
         <w:t>수</w:t>
       </w:r>
     </w:p>
@@ -45303,16 +45461,16 @@
               <w:rPr>
                 <w:b/>
                 <w:bCs/>
-                <w:sz w:val="15"/>
-                <w:szCs w:val="15"/>
+                <w:sz w:val="16"/>
+                <w:szCs w:val="16"/>
               </w:rPr>
             </w:pPr>
             <w:r>
               <w:rPr>
                 <w:b/>
                 <w:bCs/>
-                <w:sz w:val="15"/>
-                <w:szCs w:val="15"/>
+                <w:sz w:val="16"/>
+                <w:szCs w:val="16"/>
               </w:rPr>
               <w:t>용량</w:t>
             </w:r>
@@ -45331,16 +45489,16 @@
               <w:rPr>
                 <w:b/>
                 <w:bCs/>
-                <w:sz w:val="15"/>
-                <w:szCs w:val="15"/>
+                <w:sz w:val="16"/>
+                <w:szCs w:val="16"/>
               </w:rPr>
             </w:pPr>
             <w:r>
               <w:rPr>
                 <w:b/>
                 <w:bCs/>
-                <w:sz w:val="15"/>
-                <w:szCs w:val="15"/>
+                <w:sz w:val="16"/>
+                <w:szCs w:val="16"/>
               </w:rPr>
               <w:t>프랑스</w:t>
             </w:r>
@@ -45359,16 +45517,16 @@
               <w:rPr>
                 <w:b/>
                 <w:bCs/>
-                <w:sz w:val="15"/>
-                <w:szCs w:val="15"/>
+                <w:sz w:val="16"/>
+                <w:szCs w:val="16"/>
               </w:rPr>
             </w:pPr>
             <w:r>
               <w:rPr>
                 <w:b/>
                 <w:bCs/>
-                <w:sz w:val="15"/>
-                <w:szCs w:val="15"/>
+                <w:sz w:val="16"/>
+                <w:szCs w:val="16"/>
               </w:rPr>
               <w:t>캘리포니아</w:t>
             </w:r>
@@ -45387,16 +45545,16 @@
               <w:rPr>
                 <w:b/>
                 <w:bCs/>
-                <w:sz w:val="15"/>
-                <w:szCs w:val="15"/>
+                <w:sz w:val="16"/>
+                <w:szCs w:val="16"/>
               </w:rPr>
             </w:pPr>
             <w:r>
               <w:rPr>
                 <w:b/>
                 <w:bCs/>
-                <w:sz w:val="15"/>
-                <w:szCs w:val="15"/>
+                <w:sz w:val="16"/>
+                <w:szCs w:val="16"/>
               </w:rPr>
               <w:t>나머지 6개 리전</w:t>
             </w:r>
@@ -45411,14 +45569,14 @@
           <w:p>
             <w:pPr>
               <w:rPr>
-                <w:sz w:val="15"/>
-                <w:szCs w:val="15"/>
+                <w:sz w:val="16"/>
+                <w:szCs w:val="16"/>
               </w:rPr>
             </w:pPr>
             <w:r>
               <w:rPr>
-                <w:sz w:val="15"/>
-                <w:szCs w:val="15"/>
+                <w:sz w:val="16"/>
+                <w:szCs w:val="16"/>
               </w:rPr>
               <w:t>8</w:t>
             </w:r>
@@ -45432,14 +45590,14 @@
             <w:pPr>
               <w:jc w:val="right"/>
               <w:rPr>
-                <w:sz w:val="15"/>
-                <w:szCs w:val="15"/>
+                <w:sz w:val="16"/>
+                <w:szCs w:val="16"/>
               </w:rPr>
             </w:pPr>
             <w:r>
               <w:rPr>
-                <w:sz w:val="15"/>
-                <w:szCs w:val="15"/>
+                <w:sz w:val="16"/>
+                <w:szCs w:val="16"/>
               </w:rPr>
               <w:t>27,876</w:t>
             </w:r>
@@ -45453,14 +45611,14 @@
             <w:pPr>
               <w:jc w:val="right"/>
               <w:rPr>
-                <w:sz w:val="15"/>
-                <w:szCs w:val="15"/>
+                <w:sz w:val="16"/>
+                <w:szCs w:val="16"/>
               </w:rPr>
             </w:pPr>
             <w:r>
               <w:rPr>
-                <w:sz w:val="15"/>
-                <w:szCs w:val="15"/>
+                <w:sz w:val="16"/>
+                <w:szCs w:val="16"/>
               </w:rPr>
               <w:t>25,538</w:t>
             </w:r>
@@ -45474,14 +45632,14 @@
             <w:pPr>
               <w:jc w:val="right"/>
               <w:rPr>
-                <w:sz w:val="15"/>
-                <w:szCs w:val="15"/>
+                <w:sz w:val="16"/>
+                <w:szCs w:val="16"/>
               </w:rPr>
             </w:pPr>
             <w:r>
               <w:rPr>
-                <w:sz w:val="15"/>
-                <w:szCs w:val="15"/>
+                <w:sz w:val="16"/>
+                <w:szCs w:val="16"/>
               </w:rPr>
               <w:t>92,585</w:t>
             </w:r>
@@ -45496,14 +45654,14 @@
           <w:p>
             <w:pPr>
               <w:rPr>
-                <w:sz w:val="15"/>
-                <w:szCs w:val="15"/>
+                <w:sz w:val="16"/>
+                <w:szCs w:val="16"/>
               </w:rPr>
             </w:pPr>
             <w:r>
               <w:rPr>
-                <w:sz w:val="15"/>
-                <w:szCs w:val="15"/>
+                <w:sz w:val="16"/>
+                <w:szCs w:val="16"/>
               </w:rPr>
               <w:t>16</w:t>
             </w:r>
@@ -45517,14 +45675,14 @@
             <w:pPr>
               <w:jc w:val="right"/>
               <w:rPr>
-                <w:sz w:val="15"/>
-                <w:szCs w:val="15"/>
+                <w:sz w:val="16"/>
+                <w:szCs w:val="16"/>
               </w:rPr>
             </w:pPr>
             <w:r>
               <w:rPr>
-                <w:sz w:val="15"/>
-                <w:szCs w:val="15"/>
+                <w:sz w:val="16"/>
+                <w:szCs w:val="16"/>
               </w:rPr>
               <w:t>54,178</w:t>
             </w:r>
@@ -45538,14 +45696,14 @@
             <w:pPr>
               <w:jc w:val="right"/>
               <w:rPr>
-                <w:sz w:val="15"/>
-                <w:szCs w:val="15"/>
+                <w:sz w:val="16"/>
+                <w:szCs w:val="16"/>
               </w:rPr>
             </w:pPr>
             <w:r>
               <w:rPr>
-                <w:sz w:val="15"/>
-                <w:szCs w:val="15"/>
+                <w:sz w:val="16"/>
+                <w:szCs w:val="16"/>
               </w:rPr>
               <w:t>36,743</w:t>
             </w:r>
@@ -45559,14 +45717,14 @@
             <w:pPr>
               <w:jc w:val="right"/>
               <w:rPr>
-                <w:sz w:val="15"/>
-                <w:szCs w:val="15"/>
+                <w:sz w:val="16"/>
+                <w:szCs w:val="16"/>
               </w:rPr>
             </w:pPr>
             <w:r>
               <w:rPr>
-                <w:sz w:val="15"/>
-                <w:szCs w:val="15"/>
+                <w:sz w:val="16"/>
+                <w:szCs w:val="16"/>
               </w:rPr>
               <w:t>55,079</w:t>
             </w:r>
@@ -45581,14 +45739,14 @@
           <w:p>
             <w:pPr>
               <w:rPr>
-                <w:sz w:val="15"/>
-                <w:szCs w:val="15"/>
+                <w:sz w:val="16"/>
+                <w:szCs w:val="16"/>
               </w:rPr>
             </w:pPr>
             <w:r>
               <w:rPr>
-                <w:sz w:val="15"/>
-                <w:szCs w:val="15"/>
+                <w:sz w:val="16"/>
+                <w:szCs w:val="16"/>
               </w:rPr>
               <w:t>32</w:t>
             </w:r>
@@ -45602,14 +45760,14 @@
             <w:pPr>
               <w:jc w:val="right"/>
               <w:rPr>
-                <w:sz w:val="15"/>
-                <w:szCs w:val="15"/>
+                <w:sz w:val="16"/>
+                <w:szCs w:val="16"/>
               </w:rPr>
             </w:pPr>
             <w:r>
               <w:rPr>
-                <w:sz w:val="15"/>
-                <w:szCs w:val="15"/>
+                <w:sz w:val="16"/>
+                <w:szCs w:val="16"/>
               </w:rPr>
               <w:t>71,883</w:t>
             </w:r>
@@ -45623,14 +45781,14 @@
             <w:pPr>
               <w:jc w:val="right"/>
               <w:rPr>
-                <w:sz w:val="15"/>
-                <w:szCs w:val="15"/>
+                <w:sz w:val="16"/>
+                <w:szCs w:val="16"/>
               </w:rPr>
             </w:pPr>
             <w:r>
               <w:rPr>
-                <w:sz w:val="15"/>
-                <w:szCs w:val="15"/>
+                <w:sz w:val="16"/>
+                <w:szCs w:val="16"/>
               </w:rPr>
               <w:t>34,604</w:t>
             </w:r>
@@ -45644,14 +45802,14 @@
             <w:pPr>
               <w:jc w:val="right"/>
               <w:rPr>
-                <w:sz w:val="15"/>
-                <w:szCs w:val="15"/>
+                <w:sz w:val="16"/>
+                <w:szCs w:val="16"/>
               </w:rPr>
             </w:pPr>
             <w:r>
               <w:rPr>
-                <w:sz w:val="15"/>
-                <w:szCs w:val="15"/>
+                <w:sz w:val="16"/>
+                <w:szCs w:val="16"/>
               </w:rPr>
               <w:t>39,513</w:t>
             </w:r>
@@ -45666,14 +45824,14 @@
           <w:p>
             <w:pPr>
               <w:rPr>
-                <w:sz w:val="15"/>
-                <w:szCs w:val="15"/>
+                <w:sz w:val="16"/>
+                <w:szCs w:val="16"/>
               </w:rPr>
             </w:pPr>
             <w:r>
               <w:rPr>
-                <w:sz w:val="15"/>
-                <w:szCs w:val="15"/>
+                <w:sz w:val="16"/>
+                <w:szCs w:val="16"/>
               </w:rPr>
               <w:t>64</w:t>
             </w:r>
@@ -45687,14 +45845,14 @@
             <w:pPr>
               <w:jc w:val="right"/>
               <w:rPr>
-                <w:sz w:val="15"/>
-                <w:szCs w:val="15"/>
+                <w:sz w:val="16"/>
+                <w:szCs w:val="16"/>
               </w:rPr>
             </w:pPr>
             <w:r>
               <w:rPr>
-                <w:sz w:val="15"/>
-                <w:szCs w:val="15"/>
+                <w:sz w:val="16"/>
+                <w:szCs w:val="16"/>
               </w:rPr>
               <w:t>71,919</w:t>
             </w:r>
@@ -45708,14 +45866,14 @@
             <w:pPr>
               <w:jc w:val="right"/>
               <w:rPr>
-                <w:sz w:val="15"/>
-                <w:szCs w:val="15"/>
+                <w:sz w:val="16"/>
+                <w:szCs w:val="16"/>
               </w:rPr>
             </w:pPr>
             <w:r>
               <w:rPr>
-                <w:sz w:val="15"/>
-                <w:szCs w:val="15"/>
+                <w:sz w:val="16"/>
+                <w:szCs w:val="16"/>
               </w:rPr>
               <w:t>34,600</w:t>
             </w:r>
@@ -45729,14 +45887,14 @@
             <w:pPr>
               <w:jc w:val="right"/>
               <w:rPr>
-                <w:sz w:val="15"/>
-                <w:szCs w:val="15"/>
+                <w:sz w:val="16"/>
+                <w:szCs w:val="16"/>
               </w:rPr>
             </w:pPr>
             <w:r>
               <w:rPr>
-                <w:sz w:val="15"/>
-                <w:szCs w:val="15"/>
+                <w:sz w:val="16"/>
+                <w:szCs w:val="16"/>
               </w:rPr>
               <w:t>39,481</w:t>
             </w:r>

--- a/paper/CAST.docx
+++ b/paper/CAST.docx
@@ -6900,492 +6900,13 @@
       <w:pPr>
         <w:jc w:val="left"/>
       </w:pPr>
-      <w:r>
-        <w:rPr>
-          <w:noProof/>
-        </w:rPr>
-        <w:drawing>
-          <wp:inline distT="0" distB="0" distL="0" distR="0" wp14:anchorId="62356060" wp14:editId="34BF1BAB">
-            <wp:extent cx="2651760" cy="1547036"/>
-            <wp:effectExtent l="0" t="0" r="0" b="0"/>
-            <wp:docPr id="952" name="Picture 2"/>
-            <wp:cNvGraphicFramePr>
-              <a:graphicFrameLocks xmlns:a="http://schemas.openxmlformats.org/drawingml/2006/main" noChangeAspect="1"/>
-            </wp:cNvGraphicFramePr>
-            <a:graphic xmlns:a="http://schemas.openxmlformats.org/drawingml/2006/main">
-              <a:graphicData uri="http://schemas.openxmlformats.org/drawingml/2006/picture">
-                <pic:pic xmlns:pic="http://schemas.openxmlformats.org/drawingml/2006/picture">
-                  <pic:nvPicPr>
-                    <pic:cNvPr id="952" name="cast_fig_daily.png"/>
-                    <pic:cNvPicPr/>
-                  </pic:nvPicPr>
-                  <pic:blipFill>
-                    <a:blip r:embed="rId30"/>
-                    <a:stretch>
-                      <a:fillRect/>
-                    </a:stretch>
-                  </pic:blipFill>
-                  <pic:spPr>
-                    <a:xfrm>
-                      <a:off x="0" y="0"/>
-                      <a:ext cx="2651760" cy="1547036"/>
-                    </a:xfrm>
-                    <a:prstGeom prst="rect">
-                      <a:avLst/>
-                    </a:prstGeom>
-                  </pic:spPr>
-                </pic:pic>
-              </a:graphicData>
-            </a:graphic>
-          </wp:inline>
-        </w:drawing>
-      </w:r>
-    </w:p>
-    <w:p>
-      <w:pPr>
-        <w:jc w:val="left"/>
-        <w:rPr>
-          <w:sz w:val="18"/>
-          <w:szCs w:val="18"/>
-        </w:rPr>
-      </w:pPr>
-      <w:r>
-        <w:rPr>
-          <w:sz w:val="18"/>
-          <w:szCs w:val="18"/>
-        </w:rPr>
-        <w:t>그림</w:t>
-      </w:r>
-      <w:r>
-        <w:rPr>
-          <w:sz w:val="18"/>
-          <w:szCs w:val="18"/>
-        </w:rPr>
-        <w:t xml:space="preserve"> 1. </w:t>
-      </w:r>
-      <w:r>
-        <w:rPr>
-          <w:sz w:val="18"/>
-          <w:szCs w:val="18"/>
-        </w:rPr>
-        <w:t>대상</w:t>
-      </w:r>
-      <w:r>
-        <w:rPr>
-          <w:sz w:val="18"/>
-          <w:szCs w:val="18"/>
-        </w:rPr>
-        <w:t xml:space="preserve"> 8</w:t>
-      </w:r>
-      <w:r>
-        <w:rPr>
-          <w:sz w:val="18"/>
-          <w:szCs w:val="18"/>
-        </w:rPr>
-        <w:t>개</w:t>
-      </w:r>
-      <w:r>
-        <w:rPr>
-          <w:sz w:val="18"/>
-          <w:szCs w:val="18"/>
-        </w:rPr>
-        <w:t xml:space="preserve"> </w:t>
-      </w:r>
-      <w:r>
-        <w:rPr>
-          <w:sz w:val="18"/>
-          <w:szCs w:val="18"/>
-        </w:rPr>
-        <w:t>리전의</w:t>
-      </w:r>
-      <w:r>
-        <w:rPr>
-          <w:sz w:val="18"/>
-          <w:szCs w:val="18"/>
-        </w:rPr>
-        <w:t xml:space="preserve"> </w:t>
-      </w:r>
-      <w:r>
-        <w:rPr>
-          <w:sz w:val="18"/>
-          <w:szCs w:val="18"/>
-        </w:rPr>
-        <w:t>시각별</w:t>
-      </w:r>
-      <w:r>
-        <w:rPr>
-          <w:sz w:val="18"/>
-          <w:szCs w:val="18"/>
-        </w:rPr>
-        <w:t xml:space="preserve"> </w:t>
-      </w:r>
-      <w:r>
-        <w:rPr>
-          <w:sz w:val="18"/>
-          <w:szCs w:val="18"/>
-        </w:rPr>
-        <w:t>평균</w:t>
-      </w:r>
-      <w:r>
-        <w:rPr>
-          <w:sz w:val="18"/>
-          <w:szCs w:val="18"/>
-        </w:rPr>
-        <w:t xml:space="preserve"> </w:t>
-      </w:r>
-      <w:r>
-        <w:rPr>
-          <w:sz w:val="18"/>
-          <w:szCs w:val="18"/>
-        </w:rPr>
-        <w:t>탄소집약도</w:t>
-      </w:r>
-      <w:r>
-        <w:rPr>
-          <w:sz w:val="18"/>
-          <w:szCs w:val="18"/>
-        </w:rPr>
-        <w:t xml:space="preserve"> (2025</w:t>
-      </w:r>
-      <w:r>
-        <w:rPr>
-          <w:sz w:val="18"/>
-          <w:szCs w:val="18"/>
-        </w:rPr>
-        <w:t>년</w:t>
-      </w:r>
-      <w:r>
-        <w:rPr>
-          <w:sz w:val="18"/>
-          <w:szCs w:val="18"/>
-        </w:rPr>
-        <w:t xml:space="preserve"> </w:t>
-      </w:r>
-      <w:r>
-        <w:rPr>
-          <w:sz w:val="18"/>
-          <w:szCs w:val="18"/>
-        </w:rPr>
-        <w:t>실측</w:t>
-      </w:r>
-      <w:r>
-        <w:rPr>
-          <w:sz w:val="18"/>
-          <w:szCs w:val="18"/>
-        </w:rPr>
-        <w:t xml:space="preserve">, UTC </w:t>
-      </w:r>
-      <w:r>
-        <w:rPr>
-          <w:sz w:val="18"/>
-          <w:szCs w:val="18"/>
-        </w:rPr>
-        <w:t>기준</w:t>
-      </w:r>
-      <w:r>
-        <w:rPr>
-          <w:sz w:val="18"/>
-          <w:szCs w:val="18"/>
-        </w:rPr>
-        <w:t xml:space="preserve">, </w:t>
-      </w:r>
-      <w:r>
-        <w:rPr>
-          <w:sz w:val="18"/>
-          <w:szCs w:val="18"/>
-        </w:rPr>
-        <w:t>세로축</w:t>
-      </w:r>
-      <w:r>
-        <w:rPr>
-          <w:sz w:val="18"/>
-          <w:szCs w:val="18"/>
-        </w:rPr>
-        <w:t xml:space="preserve"> </w:t>
-      </w:r>
-      <w:r>
-        <w:rPr>
-          <w:sz w:val="18"/>
-          <w:szCs w:val="18"/>
-        </w:rPr>
-        <w:t>로그</w:t>
-      </w:r>
-      <w:r>
-        <w:rPr>
-          <w:sz w:val="18"/>
-          <w:szCs w:val="18"/>
-        </w:rPr>
-        <w:t xml:space="preserve"> </w:t>
-      </w:r>
-      <w:r>
-        <w:rPr>
-          <w:sz w:val="18"/>
-          <w:szCs w:val="18"/>
-        </w:rPr>
-        <w:t>척도</w:t>
-      </w:r>
-      <w:r>
-        <w:rPr>
-          <w:sz w:val="18"/>
-          <w:szCs w:val="18"/>
-        </w:rPr>
-        <w:t>).</w:t>
-      </w:r>
-    </w:p>
-    <w:p>
-      <w:pPr>
-        <w:jc w:val="left"/>
-      </w:pPr>
-    </w:p>
-    <w:p>
-      <w:pPr>
-        <w:jc w:val="left"/>
-      </w:pPr>
-      <w:r>
-        <w:t>그림</w:t>
-      </w:r>
-      <w:r>
-        <w:t xml:space="preserve"> 1</w:t>
-      </w:r>
-      <w:r>
-        <w:t>은</w:t>
-      </w:r>
-      <w:r>
-        <w:t xml:space="preserve"> </w:t>
-      </w:r>
-      <w:r>
-        <w:t>대상</w:t>
-      </w:r>
-      <w:r>
-        <w:t xml:space="preserve"> </w:t>
-      </w:r>
-      <w:r>
-        <w:t>리전의</w:t>
-      </w:r>
-      <w:r>
-        <w:t xml:space="preserve"> </w:t>
-      </w:r>
-      <w:r>
-        <w:t>탄소집약도</w:t>
-      </w:r>
-      <w:r>
-        <w:t xml:space="preserve"> </w:t>
-      </w:r>
-      <w:r>
-        <w:t>일주기를</w:t>
-      </w:r>
-      <w:r>
-        <w:t xml:space="preserve"> </w:t>
-      </w:r>
-      <w:r>
-        <w:t>나타낸다</w:t>
-      </w:r>
-      <w:r>
-        <w:t xml:space="preserve">. </w:t>
-      </w:r>
-      <w:r>
-        <w:t>인도는</w:t>
-      </w:r>
-      <w:r>
-        <w:t xml:space="preserve"> </w:t>
-      </w:r>
-      <w:r>
-        <w:t>석탄</w:t>
-      </w:r>
-      <w:r>
-        <w:t xml:space="preserve"> </w:t>
-      </w:r>
-      <w:r>
-        <w:t>화력</w:t>
-      </w:r>
-      <w:r>
-        <w:t xml:space="preserve"> </w:t>
-      </w:r>
-      <w:r>
-        <w:t>의존도가</w:t>
-      </w:r>
-      <w:r>
-        <w:t xml:space="preserve"> </w:t>
-      </w:r>
-      <w:r>
-        <w:t>높아</w:t>
-      </w:r>
-      <w:r>
-        <w:t xml:space="preserve"> </w:t>
-      </w:r>
-      <w:r>
-        <w:t>종일</w:t>
-      </w:r>
-      <w:r>
-        <w:t xml:space="preserve"> </w:t>
-      </w:r>
-      <w:r>
-        <w:t>높은</w:t>
-      </w:r>
-      <w:r>
-        <w:t xml:space="preserve"> </w:t>
-      </w:r>
-      <w:r>
-        <w:t>수준을</w:t>
-      </w:r>
-      <w:r>
-        <w:t xml:space="preserve"> </w:t>
-      </w:r>
-      <w:r>
-        <w:t>유지하는</w:t>
-      </w:r>
-      <w:r>
-        <w:t xml:space="preserve"> </w:t>
-      </w:r>
-      <w:r>
-        <w:t>반면</w:t>
-      </w:r>
-      <w:r>
-        <w:t xml:space="preserve">, </w:t>
-      </w:r>
-      <w:r>
-        <w:t>프랑스는</w:t>
-      </w:r>
-      <w:r>
-        <w:t xml:space="preserve"> </w:t>
-      </w:r>
-      <w:r>
-        <w:t>원자력이</w:t>
-      </w:r>
-      <w:r>
-        <w:t xml:space="preserve"> </w:t>
-      </w:r>
-      <w:r>
-        <w:t>기저</w:t>
-      </w:r>
-      <w:r>
-        <w:t xml:space="preserve"> </w:t>
-      </w:r>
-      <w:r>
-        <w:t>부하를</w:t>
-      </w:r>
-      <w:r>
-        <w:t xml:space="preserve"> </w:t>
-      </w:r>
-      <w:r>
-        <w:t>담당하여</w:t>
-      </w:r>
-      <w:r>
-        <w:t xml:space="preserve"> </w:t>
-      </w:r>
-      <w:r>
-        <w:t>종일</w:t>
-      </w:r>
-      <w:r>
-        <w:t xml:space="preserve"> </w:t>
-      </w:r>
-      <w:r>
-        <w:t>낮고</w:t>
-      </w:r>
-      <w:r>
-        <w:t xml:space="preserve"> </w:t>
-      </w:r>
-      <w:r>
-        <w:t>평탄하다</w:t>
-      </w:r>
-      <w:r>
-        <w:t xml:space="preserve">. </w:t>
-      </w:r>
-      <w:r>
-        <w:t>캘리포니아와</w:t>
-      </w:r>
-      <w:r>
-        <w:t xml:space="preserve"> </w:t>
-      </w:r>
-      <w:r>
-        <w:t>독일은</w:t>
-      </w:r>
-      <w:r>
-        <w:t xml:space="preserve"> </w:t>
-      </w:r>
-      <w:r>
-        <w:t>낮</w:t>
-      </w:r>
-      <w:r>
-        <w:t xml:space="preserve"> </w:t>
-      </w:r>
-      <w:r>
-        <w:t>시간대</w:t>
-      </w:r>
-      <w:r>
-        <w:t xml:space="preserve"> </w:t>
-      </w:r>
-      <w:r>
-        <w:t>태양광</w:t>
-      </w:r>
-      <w:r>
-        <w:t xml:space="preserve"> </w:t>
-      </w:r>
-      <w:r>
-        <w:t>발전이</w:t>
-      </w:r>
-      <w:r>
-        <w:t xml:space="preserve"> </w:t>
-      </w:r>
-      <w:r>
-        <w:t>유입되며</w:t>
-      </w:r>
-      <w:r>
-        <w:t xml:space="preserve"> </w:t>
-      </w:r>
-      <w:r>
-        <w:t>값이</w:t>
-      </w:r>
-      <w:r>
-        <w:t xml:space="preserve"> </w:t>
-      </w:r>
-      <w:r>
-        <w:t>크게</w:t>
-      </w:r>
-      <w:r>
-        <w:t xml:space="preserve"> </w:t>
-      </w:r>
-      <w:r>
-        <w:t>하락한</w:t>
-      </w:r>
-      <w:r>
-        <w:t xml:space="preserve"> </w:t>
-      </w:r>
-      <w:r>
-        <w:t>뒤</w:t>
-      </w:r>
-      <w:r>
-        <w:t xml:space="preserve"> </w:t>
-      </w:r>
-      <w:r>
-        <w:t>일몰</w:t>
-      </w:r>
-      <w:r>
-        <w:t xml:space="preserve"> </w:t>
-      </w:r>
-      <w:r>
-        <w:t>이후</w:t>
-      </w:r>
-      <w:r>
-        <w:t xml:space="preserve"> </w:t>
-      </w:r>
-      <w:r>
-        <w:t>회복되는</w:t>
-      </w:r>
-      <w:r>
-        <w:t xml:space="preserve"> </w:t>
-      </w:r>
-      <w:r>
-        <w:t>형태를</w:t>
-      </w:r>
-      <w:r>
-        <w:t xml:space="preserve"> </w:t>
-      </w:r>
-      <w:r>
-        <w:t>보인다</w:t>
-      </w:r>
-      <w:r>
-        <w:t>.</w:t>
+    </w:p>
+    <w:p>
+      <w:pPr>
+        <w:jc w:val="left"/>
+      </w:pPr>
+      <w:r>
+        <w:t xml:space="preserve">인도는 석탄 화력 의존도가 높아 종일 높은 수준을 유지하는 반면, 프랑스는 원자력이 기저 부하를 담당하여 종일 낮고 평탄하다. 캘리포니아와 독일은 낮 시간대 태양광 발전이 유입되며 값이 크게 하락한 뒤 일몰 이후 회복되는 형태를 보인다.</w:t>
       </w:r>
     </w:p>
     <w:p>
@@ -20132,10 +19653,18 @@
           <w:noProof/>
         </w:rPr>
         <w:drawing>
-          <wp:inline distT="0" distB="0" distL="0" distR="0" wp14:anchorId="3D006056" wp14:editId="527C99EF">
-            <wp:extent cx="2651760" cy="1012404"/>
+          <wp:anchor distT="0" distB="0" distL="114300" distR="114300" simplePos="0" relativeHeight="1" behindDoc="0" locked="0" layoutInCell="1" allowOverlap="1">
+            <wp:simplePos x="0" y="0"/>
+            <wp:positionH relativeFrom="page">
+              <wp:align>center</wp:align>
+            </wp:positionH>
+            <wp:positionV relativeFrom="paragraph">
+              <wp:posOffset>0</wp:posOffset>
+            </wp:positionV>
+            <wp:extent cx="5727700" cy="3251200"/>
             <wp:effectExtent l="0" t="0" r="0" b="0"/>
-            <wp:docPr id="951" name="Picture 1"/>
+            <wp:wrapTopAndBottom/>
+            <wp:docPr id="951" name="Picture 951"/>
             <wp:cNvGraphicFramePr>
               <a:graphicFrameLocks xmlns:a="http://schemas.openxmlformats.org/drawingml/2006/main" noChangeAspect="1"/>
             </wp:cNvGraphicFramePr>
@@ -20143,7 +19672,7 @@
               <a:graphicData uri="http://schemas.openxmlformats.org/drawingml/2006/picture">
                 <pic:pic xmlns:pic="http://schemas.openxmlformats.org/drawingml/2006/picture">
                   <pic:nvPicPr>
-                    <pic:cNvPr id="951" name="cast_fig_system.png"/>
+                    <pic:cNvPr id="951" name="fig1_architecture.png"/>
                     <pic:cNvPicPr/>
                   </pic:nvPicPr>
                   <pic:blipFill>
@@ -20155,7 +19684,7 @@
                   <pic:spPr>
                     <a:xfrm>
                       <a:off x="0" y="0"/>
-                      <a:ext cx="2651760" cy="1012404"/>
+                      <a:ext cx="5727700" cy="3251200"/>
                     </a:xfrm>
                     <a:prstGeom prst="rect">
                       <a:avLst/>
@@ -20164,7 +19693,7 @@
                 </pic:pic>
               </a:graphicData>
             </a:graphic>
-          </wp:inline>
+          </wp:anchor>
         </w:drawing>
       </w:r>
     </w:p>
@@ -20181,20 +19710,20 @@
           <w:sz w:val="18"/>
           <w:szCs w:val="18"/>
         </w:rPr>
-        <w:t xml:space="preserve">그림 2. CAST 시스템 구성. 예측, 공간 이동, 시간 이동의 세 단계로 구성되며 각 단계는 정해진 데이터만 주고받는다.</w:t>
-      </w:r>
-    </w:p>
-    <w:p>
-      <w:pPr>
-        <w:jc w:val="left"/>
-      </w:pPr>
-    </w:p>
-    <w:p>
-      <w:pPr>
-        <w:jc w:val="left"/>
-      </w:pPr>
-      <w:r>
-        <w:t xml:space="preserve">그림 2는 세 단계의 연결과 각 단계가 주고받는 데이터를 나타낸다.</w:t>
+        <w:t xml:space="preserve">그림 1. CAST의 전체 파이프라인 — 리전별 LSTM이 예측한 탄소집약도 곡선을 공간 이동과 시간 이동이 함께 쓰며, 시간 이동은 공간 이동이 계산한 슬롯별 잔여 용량을 참조해 실행 시각을 정한다.</w:t>
+      </w:r>
+    </w:p>
+    <w:p>
+      <w:pPr>
+        <w:jc w:val="left"/>
+      </w:pPr>
+    </w:p>
+    <w:p>
+      <w:pPr>
+        <w:jc w:val="left"/>
+      </w:pPr>
+      <w:r>
+        <w:t xml:space="preserve">그림 1은 세 단계의 연결과 각 단계가 주고받는 데이터를 나타낸다.</w:t>
       </w:r>
     </w:p>
     <w:p>
@@ -29428,12 +28957,11 @@
         <w:rPr>
           <w:noProof/>
         </w:rPr>
-        <w:lastRenderedPageBreak/>
         <w:drawing>
-          <wp:inline distT="0" distB="0" distL="0" distR="0" wp14:anchorId="112A45BC" wp14:editId="1DC203F5">
-            <wp:extent cx="2651760" cy="2651760"/>
+          <wp:inline distT="0" distB="0" distL="0" distR="0" wp14:anchorId="0000823A" wp14:editId="0000904F">
+            <wp:extent cx="2730500" cy="2413000"/>
             <wp:effectExtent l="0" t="0" r="0" b="0"/>
-            <wp:docPr id="901" name="Picture 1"/>
+            <wp:docPr id="901" name="Picture 901"/>
             <wp:cNvGraphicFramePr>
               <a:graphicFrameLocks xmlns:a="http://schemas.openxmlformats.org/drawingml/2006/main" noChangeAspect="1"/>
             </wp:cNvGraphicFramePr>
@@ -29441,7 +28969,7 @@
               <a:graphicData uri="http://schemas.openxmlformats.org/drawingml/2006/picture">
                 <pic:pic xmlns:pic="http://schemas.openxmlformats.org/drawingml/2006/picture">
                   <pic:nvPicPr>
-                    <pic:cNvPr id="901" name="cast_fig_pareto.png"/>
+                    <pic:cNvPr id="901" name="fig4_pareto.png"/>
                     <pic:cNvPicPr/>
                   </pic:nvPicPr>
                   <pic:blipFill>
@@ -29453,7 +28981,7 @@
                   <pic:spPr>
                     <a:xfrm>
                       <a:off x="0" y="0"/>
-                      <a:ext cx="2651760" cy="2651760"/>
+                      <a:ext cx="2730500" cy="2413000"/>
                     </a:xfrm>
                     <a:prstGeom prst="rect">
                       <a:avLst/>
@@ -29479,7 +29007,20 @@
           <w:sz w:val="18"/>
           <w:szCs w:val="18"/>
         </w:rPr>
-        <w:t xml:space="preserve">그림 3. 지연과 탄소의 파레토 곡선. 고정 가중치 후보와 무릎점 자동 선택의 위치를 함께 나타낸다.</w:t>
+        <w:t xml:space="preserve">그림 4. 고정 α 스윕과 슬롯별 무릎점(α=auto)의 파레토 곡선 — auto는 탄소가 가장 낮은 지점이 아니라 지연 대비 탄소 한계수익이 정점을 찍는 지점(464.9 kg/ms)이다.</w:t>
+      </w:r>
+    </w:p>
+    <w:p>
+      <w:pPr>
+        <w:jc w:val="left"/>
+      </w:pPr>
+    </w:p>
+    <w:p>
+      <w:pPr>
+        <w:jc w:val="left"/>
+      </w:pPr>
+      <w:r>
+        <w:t xml:space="preserve">그림 4는 고정 α 스윕과 슬롯마다 다시 계산하는 무릎점 자동 α(auto)의 위치를 지연-탄소 평면에 함께 나타낸다. auto는 절감률이 가장 높은 지점이 아니라 지연 한 단위당 탄소 한계수익이 정점을 찍는 지점이다.</w:t>
       </w:r>
     </w:p>
     <w:p>
@@ -29570,6 +29111,88 @@
           <w:szCs w:val="16"/>
         </w:rPr>
         <w:t>: "The optimization outcome changes depending on the desired tradeoffs between carbon footprint and efficiency"</w:t>
+      </w:r>
+    </w:p>
+    <w:p>
+      <w:pPr>
+        <w:jc w:val="left"/>
+      </w:pPr>
+    </w:p>
+    <w:p>
+      <w:pPr>
+        <w:jc w:val="left"/>
+      </w:pPr>
+      <w:r>
+        <w:rPr>
+          <w:noProof/>
+        </w:rPr>
+        <w:drawing>
+          <wp:anchor distT="0" distB="0" distL="114300" distR="114300" simplePos="0" relativeHeight="2" behindDoc="0" locked="0" layoutInCell="1" allowOverlap="1">
+            <wp:simplePos x="0" y="0"/>
+            <wp:positionH relativeFrom="page">
+              <wp:align>center</wp:align>
+            </wp:positionH>
+            <wp:positionV relativeFrom="paragraph">
+              <wp:posOffset>0</wp:posOffset>
+            </wp:positionV>
+            <wp:extent cx="5727700" cy="2438400"/>
+            <wp:effectExtent l="0" t="0" r="0" b="0"/>
+            <wp:wrapTopAndBottom/>
+            <wp:docPr id="960" name="Picture 960"/>
+            <wp:cNvGraphicFramePr>
+              <a:graphicFrameLocks xmlns:a="http://schemas.openxmlformats.org/drawingml/2006/main" noChangeAspect="1"/>
+            </wp:cNvGraphicFramePr>
+            <a:graphic xmlns:a="http://schemas.openxmlformats.org/drawingml/2006/main">
+              <a:graphicData uri="http://schemas.openxmlformats.org/drawingml/2006/picture">
+                <pic:pic xmlns:pic="http://schemas.openxmlformats.org/drawingml/2006/picture">
+                  <pic:nvPicPr>
+                    <pic:cNvPr id="960" name="fig3_loadbalancer.png"/>
+                    <pic:cNvPicPr/>
+                  </pic:nvPicPr>
+                  <pic:blipFill>
+                    <a:blip r:embed="rId55"/>
+                    <a:stretch>
+                      <a:fillRect/>
+                    </a:stretch>
+                  </pic:blipFill>
+                  <pic:spPr>
+                    <a:xfrm>
+                      <a:off x="0" y="0"/>
+                      <a:ext cx="5727700" cy="2438400"/>
+                    </a:xfrm>
+                    <a:prstGeom prst="rect">
+                      <a:avLst/>
+                    </a:prstGeom>
+                  </pic:spPr>
+                </pic:pic>
+              </a:graphicData>
+            </a:graphic>
+          </wp:anchor>
+        </w:drawing>
+      </w:r>
+    </w:p>
+    <w:p>
+      <w:pPr>
+        <w:jc w:val="left"/>
+        <w:rPr>
+          <w:sz w:val="18"/>
+          <w:szCs w:val="18"/>
+        </w:rPr>
+      </w:pPr>
+      <w:r>
+        <w:rPr>
+          <w:sz w:val="18"/>
+          <w:szCs w:val="18"/>
+        </w:rPr>
+        <w:t xml:space="preserve">그림 2. 공간 이동(로드밸런서) — 슬롯마다 파레토 무릎점으로 α를 자동 결정해 리전 용량 제약 안에서 작업을 배정하는 슬롯 단위 ILP.</w:t>
+      </w:r>
+    </w:p>
+    <w:p>
+      <w:pPr>
+        <w:jc w:val="left"/>
+      </w:pPr>
+      <w:r>
+        <w:t xml:space="preserve">그림 2는 슬롯 단위 로드밸런서가 예측·지연 행렬·직전 배정을 입력받아 α를 슬롯마다 자동으로 정하고 ILP로 작업의 실행 리전을 배정하는 과정을 나타낸다.</w:t>
       </w:r>
     </w:p>
     <w:p>
@@ -31368,6 +30991,88 @@
       <w:pPr>
         <w:jc w:val="left"/>
       </w:pPr>
+      <w:r>
+        <w:rPr>
+          <w:noProof/>
+        </w:rPr>
+        <w:drawing>
+          <wp:anchor distT="0" distB="0" distL="114300" distR="114300" simplePos="0" relativeHeight="3" behindDoc="0" locked="0" layoutInCell="1" allowOverlap="1">
+            <wp:simplePos x="0" y="0"/>
+            <wp:positionH relativeFrom="page">
+              <wp:align>center</wp:align>
+            </wp:positionH>
+            <wp:positionV relativeFrom="paragraph">
+              <wp:posOffset>0</wp:posOffset>
+            </wp:positionV>
+            <wp:extent cx="5727700" cy="2489200"/>
+            <wp:effectExtent l="0" t="0" r="0" b="0"/>
+            <wp:wrapTopAndBottom/>
+            <wp:docPr id="961" name="Picture 961"/>
+            <wp:cNvGraphicFramePr>
+              <a:graphicFrameLocks xmlns:a="http://schemas.openxmlformats.org/drawingml/2006/main" noChangeAspect="1"/>
+            </wp:cNvGraphicFramePr>
+            <a:graphic xmlns:a="http://schemas.openxmlformats.org/drawingml/2006/main">
+              <a:graphicData uri="http://schemas.openxmlformats.org/drawingml/2006/picture">
+                <pic:pic xmlns:pic="http://schemas.openxmlformats.org/drawingml/2006/picture">
+                  <pic:nvPicPr>
+                    <pic:cNvPr id="961" name="fig4_scheduler.png"/>
+                    <pic:cNvPicPr/>
+                  </pic:nvPicPr>
+                  <pic:blipFill>
+                    <a:blip r:embed="rId56"/>
+                    <a:stretch>
+                      <a:fillRect/>
+                    </a:stretch>
+                  </pic:blipFill>
+                  <pic:spPr>
+                    <a:xfrm>
+                      <a:off x="0" y="0"/>
+                      <a:ext cx="5727700" cy="2489200"/>
+                    </a:xfrm>
+                    <a:prstGeom prst="rect">
+                      <a:avLst/>
+                    </a:prstGeom>
+                  </pic:spPr>
+                </pic:pic>
+              </a:graphicData>
+            </a:graphic>
+          </wp:anchor>
+        </w:drawing>
+      </w:r>
+    </w:p>
+    <w:p>
+      <w:pPr>
+        <w:jc w:val="left"/>
+        <w:rPr>
+          <w:sz w:val="18"/>
+          <w:szCs w:val="18"/>
+        </w:rPr>
+      </w:pPr>
+      <w:r>
+        <w:rPr>
+          <w:sz w:val="18"/>
+          <w:szCs w:val="18"/>
+        </w:rPr>
+        <w:t xml:space="preserve">그림 3. 시간 이동(스케줄러) — 마감 인지 탐색 윈도우 안에서 탄소·지연 가중 점수가 최소인 실행 슬롯을 고른다.</w:t>
+      </w:r>
+    </w:p>
+    <w:p>
+      <w:pPr>
+        <w:jc w:val="left"/>
+      </w:pPr>
+      <w:r>
+        <w:t xml:space="preserve">그림 3은 마감 인지 시간 이동이 실행 가능 윈도우 안에서 탄소·지연 가중 점수가 최소인 슬롯을 선택하는 과정을 나타낸다.</w:t>
+      </w:r>
+    </w:p>
+    <w:p>
+      <w:pPr>
+        <w:jc w:val="left"/>
+      </w:pPr>
+    </w:p>
+    <w:p>
+      <w:pPr>
+        <w:jc w:val="left"/>
+      </w:pPr>
     </w:p>
     <w:p>
       <w:pPr>
@@ -37521,67 +37226,6 @@
       <w:pPr>
         <w:jc w:val="left"/>
       </w:pPr>
-    </w:p>
-    <w:p>
-      <w:pPr>
-        <w:jc w:val="left"/>
-      </w:pPr>
-      <w:r>
-        <w:rPr>
-          <w:noProof/>
-        </w:rPr>
-        <w:drawing>
-          <wp:inline distT="0" distB="0" distL="0" distR="0" wp14:anchorId="371E8C7F" wp14:editId="2A00AA59">
-            <wp:extent cx="2651760" cy="1178559"/>
-            <wp:effectExtent l="0" t="0" r="0" b="0"/>
-            <wp:docPr id="902" name="Picture 2"/>
-            <wp:cNvGraphicFramePr>
-              <a:graphicFrameLocks xmlns:a="http://schemas.openxmlformats.org/drawingml/2006/main" noChangeAspect="1"/>
-            </wp:cNvGraphicFramePr>
-            <a:graphic xmlns:a="http://schemas.openxmlformats.org/drawingml/2006/main">
-              <a:graphicData uri="http://schemas.openxmlformats.org/drawingml/2006/picture">
-                <pic:pic xmlns:pic="http://schemas.openxmlformats.org/drawingml/2006/picture">
-                  <pic:nvPicPr>
-                    <pic:cNvPr id="902" name="cast_fig_region.png"/>
-                    <pic:cNvPicPr/>
-                  </pic:nvPicPr>
-                  <pic:blipFill>
-                    <a:blip r:embed="rId51"/>
-                    <a:stretch>
-                      <a:fillRect/>
-                    </a:stretch>
-                  </pic:blipFill>
-                  <pic:spPr>
-                    <a:xfrm>
-                      <a:off x="0" y="0"/>
-                      <a:ext cx="2651760" cy="1178559"/>
-                    </a:xfrm>
-                    <a:prstGeom prst="rect">
-                      <a:avLst/>
-                    </a:prstGeom>
-                  </pic:spPr>
-                </pic:pic>
-              </a:graphicData>
-            </a:graphic>
-          </wp:inline>
-        </w:drawing>
-      </w:r>
-    </w:p>
-    <w:p>
-      <w:pPr>
-        <w:jc w:val="left"/>
-        <w:rPr>
-          <w:sz w:val="18"/>
-          <w:szCs w:val="18"/>
-        </w:rPr>
-      </w:pPr>
-      <w:r>
-        <w:rPr>
-          <w:sz w:val="18"/>
-          <w:szCs w:val="18"/>
-        </w:rPr>
-        <w:t xml:space="preserve">그림 4. 공간 이동 후 리전별 부하 분포. 탄소집약도가 낮은 리전으로 부하가 이동한다.</w:t>
-      </w:r>
     </w:p>
     <w:p>
       <w:pPr>
@@ -43930,6 +43574,80 @@
     <w:p>
       <w:r>
         <w:t>이 하한이 보여주는 손해를 줄이기 위해 용량 인지 온라인 시간 이동을 구현했다. 슬롯별로 리전 점유량을 추적하여 상한에 도달한 슬롯을 후보에서 미리 제외하는 방식이다. 그 결과 총 배출량은 10,830.4 kg, 기준 대비 62.94% 감소로, 순진한 하한(59.37%)보다 3.57%p 더 절감하면서 상한 위반을 대부분 제거한다 — 최대 동시 실행이 41건에서 19건으로, 캘리포니아의 초과 시간이 866.9시간에서 12시간으로, 프랑스는 622.4시간에서 23시간으로 줄어든다(표2 ④행). 남은 상한 위반 배정 662건은 전량 마감이 임박해 미룰 수 없는 작업(강제 편입 411건, 즉시 실행 경로 251건)에서 비롯되며, 알고리즘의 결함이 아니다. 즉 본 절의 두 실험은 한 쌍이다 — 앞서 잰 것은 아무 것도 하지 않았을 때의 하한이고, 이 결과는 그 손해의 대부분을 실제로 되찾을 수 있음을 보인 것이다.</w:t>
+      </w:r>
+    </w:p>
+    <w:p>
+      <w:pPr>
+        <w:jc w:val="left"/>
+      </w:pPr>
+    </w:p>
+    <w:p>
+      <w:pPr>
+        <w:jc w:val="left"/>
+      </w:pPr>
+      <w:r>
+        <w:rPr>
+          <w:noProof/>
+        </w:rPr>
+        <w:drawing>
+          <wp:inline distT="0" distB="0" distL="0" distR="0" wp14:anchorId="00008B0B" wp14:editId="00009A14">
+            <wp:extent cx="2730500" cy="2336800"/>
+            <wp:effectExtent l="0" t="0" r="0" b="0"/>
+            <wp:docPr id="962" name="Picture 962"/>
+            <wp:cNvGraphicFramePr>
+              <a:graphicFrameLocks xmlns:a="http://schemas.openxmlformats.org/drawingml/2006/main" noChangeAspect="1"/>
+            </wp:cNvGraphicFramePr>
+            <a:graphic xmlns:a="http://schemas.openxmlformats.org/drawingml/2006/main">
+              <a:graphicData uri="http://schemas.openxmlformats.org/drawingml/2006/picture">
+                <pic:pic xmlns:pic="http://schemas.openxmlformats.org/drawingml/2006/picture">
+                  <pic:nvPicPr>
+                    <pic:cNvPr id="962" name="fig5_concurrency.png"/>
+                    <pic:cNvPicPr/>
+                  </pic:nvPicPr>
+                  <pic:blipFill>
+                    <a:blip r:embed="rId57"/>
+                    <a:stretch>
+                      <a:fillRect/>
+                    </a:stretch>
+                  </pic:blipFill>
+                  <pic:spPr>
+                    <a:xfrm>
+                      <a:off x="0" y="0"/>
+                      <a:ext cx="2730500" cy="2336800"/>
+                    </a:xfrm>
+                    <a:prstGeom prst="rect">
+                      <a:avLst/>
+                    </a:prstGeom>
+                  </pic:spPr>
+                </pic:pic>
+              </a:graphicData>
+            </a:graphic>
+          </wp:inline>
+        </w:drawing>
+      </w:r>
+    </w:p>
+    <w:p>
+      <w:pPr>
+        <w:jc w:val="left"/>
+        <w:rPr>
+          <w:sz w:val="18"/>
+          <w:szCs w:val="18"/>
+        </w:rPr>
+      </w:pPr>
+      <w:r>
+        <w:rPr>
+          <w:sz w:val="18"/>
+          <w:szCs w:val="18"/>
+        </w:rPr>
+        <w:t xml:space="preserve">그림 5. 시간 이동 전후 캘리포니아 리전의 동시 실행 수 — 용량을 무시하면 상한(12건)의 3.4배인 41건까지 몰리고, 온라인 용량 인지(Algorithm 1)로 19건까지 억제된다.</w:t>
+      </w:r>
+    </w:p>
+    <w:p>
+      <w:pPr>
+        <w:jc w:val="left"/>
+      </w:pPr>
+      <w:r>
+        <w:t xml:space="preserve">그림 5는 시간 이동을 용량 제약 없이 적용했을 때(무제약)와 온라인 용량 인지 알고리즘을 적용했을 때(온라인) 캘리포니아 리전의 시간별 동시 실행 수를 비교한 것이다. 무제약에서는 상한(12건)의 3.4배인 41건까지 몰리지만, 온라인 용량 인지는 이를 19건까지 억제한다.</w:t>
       </w:r>
     </w:p>
     <w:p/>
@@ -45912,6 +45630,80 @@
     <w:p>
       <w:r>
         <w:t xml:space="preserve">따라서 용량이 조여질 때 부하가 고변동 리전으로 확산되는 것이 아니다. 탄소집약도가 낮은 리전부터 순서대로 포화되고, 포화된 만큼이 다음 순위 리전으로 밀려나며, 끝까지 조이면 캘리포니아처럼 시간 이동에 유용한 리전마저 포화되어 이득이 적은 리전까지 동원된다. 캘리포니아는 부하의 최종 목적지가 아니라 중간 기착지다. 이는 시간 이동의 효율이 잔여 배출량 대비로 일정했던 앞의 관찰과도 맞물린다. 어느 용량에서든 부하는 변동이 있는 리전에 일정 비율로 놓이므로 옮길 수 있는 탄소의 총량은 비슷하게 유지되고, 달라지는 것은 그 리전 안에 옮겨 갈 빈자리가 남아 있는지다.</w:t>
+      </w:r>
+    </w:p>
+    <w:p>
+      <w:pPr>
+        <w:jc w:val="left"/>
+      </w:pPr>
+    </w:p>
+    <w:p>
+      <w:pPr>
+        <w:jc w:val="left"/>
+      </w:pPr>
+      <w:r>
+        <w:rPr>
+          <w:noProof/>
+        </w:rPr>
+        <w:drawing>
+          <wp:inline distT="0" distB="0" distL="0" distR="0" wp14:anchorId="00008B30" wp14:editId="00009A3D">
+            <wp:extent cx="2730500" cy="2413000"/>
+            <wp:effectExtent l="0" t="0" r="0" b="0"/>
+            <wp:docPr id="963" name="Picture 963"/>
+            <wp:cNvGraphicFramePr>
+              <a:graphicFrameLocks xmlns:a="http://schemas.openxmlformats.org/drawingml/2006/main" noChangeAspect="1"/>
+            </wp:cNvGraphicFramePr>
+            <a:graphic xmlns:a="http://schemas.openxmlformats.org/drawingml/2006/main">
+              <a:graphicData uri="http://schemas.openxmlformats.org/drawingml/2006/picture">
+                <pic:pic xmlns:pic="http://schemas.openxmlformats.org/drawingml/2006/picture">
+                  <pic:nvPicPr>
+                    <pic:cNvPr id="963" name="fig6_capacity_sweep.png"/>
+                    <pic:cNvPicPr/>
+                  </pic:nvPicPr>
+                  <pic:blipFill>
+                    <a:blip r:embed="rId58"/>
+                    <a:stretch>
+                      <a:fillRect/>
+                    </a:stretch>
+                  </pic:blipFill>
+                  <pic:spPr>
+                    <a:xfrm>
+                      <a:off x="0" y="0"/>
+                      <a:ext cx="2730500" cy="2413000"/>
+                    </a:xfrm>
+                    <a:prstGeom prst="rect">
+                      <a:avLst/>
+                    </a:prstGeom>
+                  </pic:spPr>
+                </pic:pic>
+              </a:graphicData>
+            </a:graphic>
+          </wp:inline>
+        </w:drawing>
+      </w:r>
+    </w:p>
+    <w:p>
+      <w:pPr>
+        <w:jc w:val="left"/>
+        <w:rPr>
+          <w:sz w:val="18"/>
+          <w:szCs w:val="18"/>
+        </w:rPr>
+      </w:pPr>
+      <w:r>
+        <w:rPr>
+          <w:sz w:val="18"/>
+          <w:szCs w:val="18"/>
+        </w:rPr>
+        <w:t xml:space="preserve">그림 6. 리전 용량을 기준(η·cap_r=12)의 0.5배~무제약으로 바꿔가며 본 총배출과 강제 편입 건수 — 용량이 늘수록 둘 다 줄지만 수익은 체감하며, 전 구간에서 마감 위반은 0건이다.</w:t>
+      </w:r>
+    </w:p>
+    <w:p>
+      <w:pPr>
+        <w:jc w:val="left"/>
+      </w:pPr>
+      <w:r>
+        <w:t xml:space="preserve">그림 6은 리전 용량을 기준값의 0.5배에서 무제약까지 바꾸어 가며 측정한 총배출량과 강제 편입 건수를 나타낸다. 용량이 늘수록 총배출은 줄지만 그 수익은 체감하며, 전 구간에서 마감 위반은 발생하지 않는다.</w:t>
       </w:r>
     </w:p>
     <w:p/>

--- a/paper/CAST.docx
+++ b/paper/CAST.docx
@@ -32862,6 +32862,14 @@
     <w:p>
       <w:r>
         <w:t xml:space="preserve">슬롯당 계산 비용은 그 슬롯의 대기 작업 수와 예측 지평 H의 곱에 비례한다.</w:t>
+      </w:r>
+    </w:p>
+    <w:p>
+      <w:pPr>
+        <w:jc w:val="left"/>
+      </w:pPr>
+      <w:r>
+        <w:t xml:space="preserve">실측으로는, 공간 이동의 무릎점 탐색(슬롯당 α 후보 11개에 대한 ILP)이 슬롯당 평균 174 ms, 최악 890 ms이며 1년 전체로는 약 25분이 걸린다. 시간 이동의 롤링 재평가는 이보다 훨씬 가벼워 1년치 146,000건 전체가 약 7.6초에 끝난다(단일 실행, 데이터 로딩 제외).</w:t>
       </w:r>
     </w:p>
     <w:p>
@@ -46144,6 +46152,72 @@
     </w:p>
     <w:p>
       <w:pPr>
+        <w:jc w:val="left"/>
+      </w:pPr>
+    </w:p>
+    <w:p>
+      <w:pPr>
+        <w:jc w:val="left"/>
+        <w:rPr>
+          <w:rFonts w:eastAsia="Apple SD Gothic Neo"/>
+          <w:b/>
+          <w:bCs/>
+          <w:sz w:val="22"/>
+          <w:szCs w:val="22"/>
+        </w:rPr>
+      </w:pPr>
+      <w:r>
+        <w:rPr>
+          <w:rFonts w:eastAsia="Apple SD Gothic Neo"/>
+          <w:b/>
+          <w:bCs/>
+          <w:sz w:val="22"/>
+          <w:szCs w:val="22"/>
+        </w:rPr>
+        <w:t xml:space="preserve">6.6 논의</w:t>
+      </w:r>
+    </w:p>
+    <w:p>
+      <w:pPr>
+        <w:jc w:val="left"/>
+      </w:pPr>
+      <w:r>
+        <w:t xml:space="preserve">세 가지 독립적인 실험이 같은 방향을 가리킨다 — 예측이 정확할수록 쏠림이 커진다. 용량을 인지하지 않는 롤링 재평가는 배출을 거의 줄이지 못하면서(9,958.2 kg → 9,967.1 kg, 차이 8.9 kg) 최대 동시 실행은 41건에서 54건으로, 상한 위반 배정은 20,208건에서 32,046건으로 오히려 늘어난다. 미래를 완전히 아는 오라클 예측을 주입하면 위반이 662건에서 873건으로 늘어난다 — 용량을 인지하는 조건에서도 같은 방향이다. 이 오라클을 기준으로 예측에 노이즈를 얹어 갈수록 위반은 873건에서 688건(표준편차 20%), 401건(표준편차 30%)으로 줄어든다. 셋 다 같은 메커니즘이다. 예측이 정확할수록 "지금 이 슬롯이 최선"이라는 판단이 여러 작업에서 같은 저탄소 구간으로 더 일관되게 수렴하고, 그 수렴이 곧 용량 초과를 만든다. 따라서 용량 인지는 부가 기능이 아니라 정확한 예측과 반드시 함께 있어야 하는 구성 요소다 — 예측만 개선하고 용량을 무시하면, 개선한 만큼 오히려 위험해진다.</w:t>
+      </w:r>
+    </w:p>
+    <w:p>
+      <w:pPr>
+        <w:jc w:val="left"/>
+      </w:pPr>
+    </w:p>
+    <w:p>
+      <w:pPr>
+        <w:jc w:val="left"/>
+      </w:pPr>
+      <w:r>
+        <w:t xml:space="preserve">두 비용을 직접 비교할 수 있다. 예측 오차의 비용은 실제 LSTM 예측(62.94%)과 완전예지 오라클(63.63%)의 차이인 0.69%포인트다. 용량 제약의 비용은 온라인 용량 인지(62.94%)와 용량을 무시한 반사실 상한(65.93%)의 차이인 3.0%포인트로, 예측 오차 비용의 4배가 넘는다. 즉 예측을 더 잘하는 것보다 용량을 다루는 것이 더 큰 문제다.</w:t>
+      </w:r>
+    </w:p>
+    <w:p>
+      <w:pPr>
+        <w:jc w:val="left"/>
+      </w:pPr>
+    </w:p>
+    <w:p>
+      <w:pPr>
+        <w:jc w:val="left"/>
+      </w:pPr>
+      <w:r>
+        <w:t xml:space="preserve">세 가지 민감도 분석도 이 결론을 뒷받침한다. 작업량을 0.5배에서 2배까지 바꾸어도 마감 위반은 전 구간에서 0으로 유지된다 — 정리 2가 부하와 무관하게 성립함을 실측으로 확인한 것이다. 다만 2배 부하에서 용량 위반 배정은 662건에서 60,976건으로 92배 폭증한다. 용량 상한을 수요에 비례해 늘리지 않으면 이 알고리즘도 한계에 부딪힌다는 뜻이다. 예측 오차 민감도는 완만한 선형이다 — 노이즈 표준편차 10%포인트당 절감률이 약 0.65%포인트씩 줄어들며 절벽은 없다. 실제 LSTM의 절감률(62.94%)은 오라클(표준편차 0%, 63.64%)과 표준편차 20%(62.30%) 사이에 위치해, 이 모델의 실효 예측 오차가 대략 10~20% 수준임을 시사한다.</w:t>
+      </w:r>
+    </w:p>
+    <w:p>
+      <w:pPr>
+        <w:jc w:val="left"/>
+      </w:pPr>
+    </w:p>
+    <w:p>
+      <w:pPr>
         <w:spacing w:line="276" w:lineRule="auto"/>
         <w:jc w:val="left"/>
         <w:rPr>
@@ -46184,100 +46258,97 @@
         <w:jc w:val="left"/>
       </w:pPr>
       <w:r>
+        <w:t xml:space="preserve">본 논문은 탄소 인지 스케줄링 시스템 CAST를 제안한다. 탄소와 지연 사이의 가중치를 슬롯마다 파레토 무릎점에서 자동으로 결정하고, 8개 리전의 1년치 실측 탄소집약도 위에서 공간 이동과 시간 이동의 결합 효과를 측정하였다. 예측 단계는 리전별 LSTM으로 향후 24시간의 탄소집약도를 산출하고, 공간 이동 단계는 슬롯마다 정수 계획으로 실행 리전을 결정하며, 시간 이동 단계는 마감 이내에서 실행 시각을 결정한다.</w:t>
+      </w:r>
+    </w:p>
+    <w:p>
+      <w:pPr>
+        <w:jc w:val="left"/>
+      </w:pPr>
+    </w:p>
+    <w:p>
+      <w:pPr>
+        <w:jc w:val="left"/>
+      </w:pPr>
+      <w:r>
+        <w:t xml:space="preserve">공간 이동만으로 총 배출량이 56.85% 감소하고, 시간 이동만으로는 18.58% 감소한다. 리전 용량 제약을 지키면서 둘을 결합하는 온라인 용량 인지 알고리즘(Algorithm 1)은 62.94%를 달성하며, 작업 146,000건 전량이 마감 이내에 처리되어 마감 위반은 발생하지 않는다.</w:t>
+      </w:r>
+    </w:p>
+    <w:p>
+      <w:pPr>
+        <w:jc w:val="left"/>
+      </w:pPr>
+    </w:p>
+    <w:p>
+      <w:pPr>
+        <w:jc w:val="left"/>
+      </w:pPr>
+      <w:r>
+        <w:t xml:space="preserve">이 62.94%는 두 경계값 사이에 있다. 배치 시점에 용량을 전혀 고려하지 않으면 65.93%까지 오르지만, 이는 상한의 3.4배(41건)까지 동시 실행이 몰리는, 실현 불가능한 반사실 상한이다. 반대로 배치가 끝난 뒤 사후적으로 상한 초과분을 되돌리는 순진한 방식은 59.37%에 그친다 — 아무 것도 하지 않았을 때 감수해야 할 손해의 크기다. 온라인 용량 인지는 이 하한보다 3.57%포인트 더 절감하면서 상한 위반을 최대 동시 41건에서 19건으로 줄인다.</w:t>
+      </w:r>
+    </w:p>
+    <w:p>
+      <w:pPr>
+        <w:jc w:val="left"/>
+      </w:pPr>
+    </w:p>
+    <w:p>
+      <w:pPr>
+        <w:jc w:val="left"/>
+      </w:pPr>
+      <w:r>
         <w:t>본</w:t>
       </w:r>
       <w:r>
         <w:t xml:space="preserve"> </w:t>
       </w:r>
       <w:r>
-        <w:t>논문은</w:t>
-      </w:r>
-      <w:r>
-        <w:t xml:space="preserve"> </w:t>
-      </w:r>
-      <w:r>
-        <w:t>탄소</w:t>
-      </w:r>
-      <w:r>
-        <w:t xml:space="preserve"> </w:t>
-      </w:r>
-      <w:r>
-        <w:t>인지</w:t>
-      </w:r>
-      <w:r>
-        <w:t xml:space="preserve"> </w:t>
-      </w:r>
-      <w:r>
-        <w:t>스케줄링</w:t>
-      </w:r>
-      <w:r>
-        <w:t xml:space="preserve"> </w:t>
-      </w:r>
-      <w:r>
-        <w:t>시스템</w:t>
-      </w:r>
-      <w:r>
-        <w:t xml:space="preserve"> CAST</w:t>
-      </w:r>
-      <w:r>
-        <w:t>를</w:t>
-      </w:r>
-      <w:r>
-        <w:t xml:space="preserve"> </w:t>
-      </w:r>
-      <w:r>
-        <w:t>제안하고</w:t>
-      </w:r>
-      <w:r>
-        <w:t>, 8</w:t>
-      </w:r>
-      <w:r>
-        <w:t>개</w:t>
-      </w:r>
-      <w:r>
-        <w:t xml:space="preserve"> </w:t>
-      </w:r>
-      <w:r>
-        <w:t>리전의</w:t>
-      </w:r>
-      <w:r>
-        <w:t xml:space="preserve"> 1</w:t>
-      </w:r>
-      <w:r>
-        <w:t>년치</w:t>
-      </w:r>
-      <w:r>
-        <w:t xml:space="preserve"> </w:t>
-      </w:r>
-      <w:r>
-        <w:t>실측</w:t>
-      </w:r>
-      <w:r>
-        <w:t xml:space="preserve"> </w:t>
-      </w:r>
-      <w:r>
-        <w:t>탄소집약도</w:t>
-      </w:r>
-      <w:r>
-        <w:t xml:space="preserve"> </w:t>
-      </w:r>
-      <w:r>
-        <w:t>위에서</w:t>
-      </w:r>
-      <w:r>
-        <w:t xml:space="preserve"> </w:t>
-      </w:r>
-      <w:r>
-        <w:t>공간</w:t>
-      </w:r>
-      <w:r>
-        <w:t xml:space="preserve"> </w:t>
-      </w:r>
-      <w:r>
-        <w:t>이동과</w:t>
-      </w:r>
-      <w:r>
-        <w:t xml:space="preserve"> </w:t>
+        <w:t>연구의</w:t>
+      </w:r>
+      <w:r>
+        <w:t xml:space="preserve"> </w:t>
+      </w:r>
+      <w:r>
+        <w:t>주된</w:t>
+      </w:r>
+      <w:r>
+        <w:t xml:space="preserve"> </w:t>
+      </w:r>
+      <w:r>
+        <w:t>발견은</w:t>
+      </w:r>
+      <w:r>
+        <w:t xml:space="preserve"> </w:t>
+      </w:r>
+      <w:r>
+        <w:t>총계가</w:t>
+      </w:r>
+      <w:r>
+        <w:t xml:space="preserve"> </w:t>
+      </w:r>
+      <w:r>
+        <w:t>아니라</w:t>
+      </w:r>
+      <w:r>
+        <w:t xml:space="preserve"> </w:t>
+      </w:r>
+      <w:r>
+        <w:t>그</w:t>
+      </w:r>
+      <w:r>
+        <w:t xml:space="preserve"> </w:t>
+      </w:r>
+      <w:r>
+        <w:t>분포에</w:t>
+      </w:r>
+      <w:r>
+        <w:t xml:space="preserve"> </w:t>
+      </w:r>
+      <w:r>
+        <w:t>있다</w:t>
+      </w:r>
+      <w:r>
+        <w:t xml:space="preserve">. </w:t>
       </w:r>
       <w:r>
         <w:t>시간</w:t>
@@ -46286,906 +46357,513 @@
         <w:t xml:space="preserve"> </w:t>
       </w:r>
       <w:r>
-        <w:t>이동의</w:t>
-      </w:r>
-      <w:r>
-        <w:t xml:space="preserve"> </w:t>
-      </w:r>
-      <w:r>
-        <w:t>결합</w:t>
-      </w:r>
-      <w:r>
-        <w:t xml:space="preserve"> </w:t>
-      </w:r>
-      <w:r>
-        <w:t>효과를</w:t>
-      </w:r>
-      <w:r>
-        <w:t xml:space="preserve"> </w:t>
-      </w:r>
-      <w:r>
-        <w:t>측정하였다</w:t>
+        <w:t>이동이</w:t>
+      </w:r>
+      <w:r>
+        <w:t xml:space="preserve"> </w:t>
+      </w:r>
+      <w:r>
+        <w:t>만든</w:t>
+      </w:r>
+      <w:r>
+        <w:t xml:space="preserve"> </w:t>
+      </w:r>
+      <w:r>
+        <w:t>절감의</w:t>
+      </w:r>
+      <w:r>
+        <w:t xml:space="preserve"> 71.9%</w:t>
+      </w:r>
+      <w:r>
+        <w:t>가</w:t>
+      </w:r>
+      <w:r>
+        <w:t xml:space="preserve"> </w:t>
+      </w:r>
+      <w:r>
+        <w:t>캘리포니아</w:t>
+      </w:r>
+      <w:r>
+        <w:t xml:space="preserve"> </w:t>
+      </w:r>
+      <w:r>
+        <w:t>한</w:t>
+      </w:r>
+      <w:r>
+        <w:t xml:space="preserve"> </w:t>
+      </w:r>
+      <w:r>
+        <w:t>리전에서</w:t>
+      </w:r>
+      <w:r>
+        <w:t xml:space="preserve"> </w:t>
+      </w:r>
+      <w:r>
+        <w:t>발생하며</w:t>
+      </w:r>
+      <w:r>
+        <w:t xml:space="preserve">, </w:t>
+      </w:r>
+      <w:r>
+        <w:t>용량</w:t>
+      </w:r>
+      <w:r>
+        <w:t xml:space="preserve"> </w:t>
+      </w:r>
+      <w:r>
+        <w:t>초과가</w:t>
+      </w:r>
+      <w:r>
+        <w:t xml:space="preserve"> </w:t>
+      </w:r>
+      <w:r>
+        <w:t>가장</w:t>
+      </w:r>
+      <w:r>
+        <w:t xml:space="preserve"> </w:t>
+      </w:r>
+      <w:r>
+        <w:t>심한</w:t>
+      </w:r>
+      <w:r>
+        <w:t xml:space="preserve"> </w:t>
+      </w:r>
+      <w:r>
+        <w:t>리전도</w:t>
+      </w:r>
+      <w:r>
+        <w:t xml:space="preserve"> </w:t>
+      </w:r>
+      <w:r>
+        <w:t>캘리포니아다</w:t>
       </w:r>
       <w:r>
         <w:t xml:space="preserve">. </w:t>
       </w:r>
       <w:r>
-        <w:t>예측</w:t>
-      </w:r>
-      <w:r>
-        <w:t xml:space="preserve"> </w:t>
-      </w:r>
-      <w:r>
-        <w:t>단계는</w:t>
-      </w:r>
-      <w:r>
-        <w:t xml:space="preserve"> </w:t>
-      </w:r>
-      <w:r>
-        <w:t>리전별</w:t>
-      </w:r>
-      <w:r>
-        <w:t xml:space="preserve"> LSTM</w:t>
-      </w:r>
-      <w:r>
-        <w:t>으로</w:t>
-      </w:r>
-      <w:r>
-        <w:t xml:space="preserve"> </w:t>
-      </w:r>
-      <w:r>
-        <w:t>향후</w:t>
-      </w:r>
-      <w:r>
-        <w:t xml:space="preserve"> 24</w:t>
-      </w:r>
-      <w:r>
-        <w:t>시간의</w:t>
-      </w:r>
-      <w:r>
-        <w:t xml:space="preserve"> </w:t>
-      </w:r>
-      <w:r>
-        <w:t>탄소집약도를</w:t>
-      </w:r>
-      <w:r>
-        <w:t xml:space="preserve"> </w:t>
-      </w:r>
-      <w:r>
-        <w:t>산출하고</w:t>
+        <w:t>캘리포니아에서</w:t>
+      </w:r>
+      <w:r>
+        <w:t xml:space="preserve"> </w:t>
+      </w:r>
+      <w:r>
+        <w:t>상한을</w:t>
+      </w:r>
+      <w:r>
+        <w:t xml:space="preserve"> </w:t>
+      </w:r>
+      <w:r>
+        <w:t>초과한</w:t>
+      </w:r>
+      <w:r>
+        <w:t xml:space="preserve"> </w:t>
+      </w:r>
+      <w:r>
+        <w:t>슬롯의</w:t>
+      </w:r>
+      <w:r>
+        <w:t xml:space="preserve"> 77.7%</w:t>
+      </w:r>
+      <w:r>
+        <w:t>는</w:t>
+      </w:r>
+      <w:r>
+        <w:t xml:space="preserve"> 19</w:t>
+      </w:r>
+      <w:r>
+        <w:t>시부터</w:t>
+      </w:r>
+      <w:r>
+        <w:t xml:space="preserve"> 21</w:t>
+      </w:r>
+      <w:r>
+        <w:t>시까지</w:t>
+      </w:r>
+      <w:r>
+        <w:t xml:space="preserve"> </w:t>
+      </w:r>
+      <w:r>
+        <w:t>세</w:t>
+      </w:r>
+      <w:r>
+        <w:t xml:space="preserve"> </w:t>
+      </w:r>
+      <w:r>
+        <w:t>시간에</w:t>
+      </w:r>
+      <w:r>
+        <w:t xml:space="preserve"> </w:t>
+      </w:r>
+      <w:r>
+        <w:t>몰린다</w:t>
+      </w:r>
+      <w:r>
+        <w:t xml:space="preserve">. </w:t>
+      </w:r>
+      <w:r>
+        <w:t>반면</w:t>
+      </w:r>
+      <w:r>
+        <w:t xml:space="preserve"> </w:t>
+      </w:r>
+      <w:r>
+        <w:t>탄소집약도가</w:t>
+      </w:r>
+      <w:r>
+        <w:t xml:space="preserve"> </w:t>
+      </w:r>
+      <w:r>
+        <w:t>종일</w:t>
+      </w:r>
+      <w:r>
+        <w:t xml:space="preserve"> </w:t>
+      </w:r>
+      <w:r>
+        <w:t>평탄한</w:t>
+      </w:r>
+      <w:r>
+        <w:t xml:space="preserve"> </w:t>
+      </w:r>
+      <w:r>
+        <w:t>프랑스는</w:t>
+      </w:r>
+      <w:r>
+        <w:t xml:space="preserve"> </w:t>
+      </w:r>
+      <w:r>
+        <w:t>배정</w:t>
+      </w:r>
+      <w:r>
+        <w:t xml:space="preserve"> </w:t>
+      </w:r>
+      <w:r>
+        <w:t>물량이</w:t>
+      </w:r>
+      <w:r>
+        <w:t xml:space="preserve"> </w:t>
+      </w:r>
+      <w:r>
+        <w:t>가장</w:t>
+      </w:r>
+      <w:r>
+        <w:t xml:space="preserve"> </w:t>
+      </w:r>
+      <w:r>
+        <w:t>많음에도</w:t>
+      </w:r>
+      <w:r>
+        <w:t xml:space="preserve"> </w:t>
+      </w:r>
+      <w:r>
+        <w:t>시간</w:t>
+      </w:r>
+      <w:r>
+        <w:t xml:space="preserve"> </w:t>
+      </w:r>
+      <w:r>
+        <w:t>이동</w:t>
+      </w:r>
+      <w:r>
+        <w:t xml:space="preserve"> </w:t>
+      </w:r>
+      <w:r>
+        <w:t>절감</w:t>
+      </w:r>
+      <w:r>
+        <w:t xml:space="preserve"> </w:t>
+      </w:r>
+      <w:r>
+        <w:t>기여가</w:t>
+      </w:r>
+      <w:r>
+        <w:t xml:space="preserve"> 2.3%</w:t>
+      </w:r>
+      <w:r>
+        <w:t>에</w:t>
+      </w:r>
+      <w:r>
+        <w:t xml:space="preserve"> </w:t>
+      </w:r>
+      <w:r>
+        <w:t>그치고</w:t>
       </w:r>
       <w:r>
         <w:t xml:space="preserve">, </w:t>
       </w:r>
       <w:r>
-        <w:t>공간</w:t>
-      </w:r>
-      <w:r>
-        <w:t xml:space="preserve"> </w:t>
-      </w:r>
-      <w:r>
-        <w:t>이동</w:t>
-      </w:r>
-      <w:r>
-        <w:t xml:space="preserve"> </w:t>
-      </w:r>
-      <w:r>
-        <w:t>단계는</w:t>
-      </w:r>
-      <w:r>
-        <w:t xml:space="preserve"> </w:t>
-      </w:r>
-      <w:r>
-        <w:t>슬롯마다</w:t>
-      </w:r>
-      <w:r>
-        <w:t xml:space="preserve"> </w:t>
-      </w:r>
-      <w:r>
-        <w:t>정수</w:t>
-      </w:r>
-      <w:r>
-        <w:t xml:space="preserve"> </w:t>
-      </w:r>
-      <w:r>
-        <w:t>계획으로</w:t>
-      </w:r>
-      <w:r>
-        <w:t xml:space="preserve"> </w:t>
-      </w:r>
-      <w:r>
-        <w:t>실행</w:t>
-      </w:r>
-      <w:r>
-        <w:t xml:space="preserve"> </w:t>
-      </w:r>
-      <w:r>
-        <w:t>리전을</w:t>
-      </w:r>
-      <w:r>
-        <w:t xml:space="preserve"> </w:t>
-      </w:r>
-      <w:r>
-        <w:t>결정하며</w:t>
+        <w:t>되돌려도</w:t>
+      </w:r>
+      <w:r>
+        <w:t xml:space="preserve"> </w:t>
+      </w:r>
+      <w:r>
+        <w:t>잃는</w:t>
+      </w:r>
+      <w:r>
+        <w:t xml:space="preserve"> </w:t>
+      </w:r>
+      <w:r>
+        <w:t>것이</w:t>
+      </w:r>
+      <w:r>
+        <w:t xml:space="preserve"> </w:t>
+      </w:r>
+      <w:r>
+        <w:t>거의</w:t>
+      </w:r>
+      <w:r>
+        <w:t xml:space="preserve"> </w:t>
+      </w:r>
+      <w:r>
+        <w:t>없다</w:t>
+      </w:r>
+      <w:r>
+        <w:t xml:space="preserve">. </w:t>
+      </w:r>
+      <w:r>
+        <w:t>즉</w:t>
+      </w:r>
+      <w:r>
+        <w:t xml:space="preserve"> </w:t>
+      </w:r>
+      <w:r>
+        <w:t>시간</w:t>
+      </w:r>
+      <w:r>
+        <w:t xml:space="preserve"> </w:t>
+      </w:r>
+      <w:r>
+        <w:t>이동이</w:t>
+      </w:r>
+      <w:r>
+        <w:t xml:space="preserve"> </w:t>
+      </w:r>
+      <w:r>
+        <w:t>값어치를</w:t>
+      </w:r>
+      <w:r>
+        <w:t xml:space="preserve"> </w:t>
+      </w:r>
+      <w:r>
+        <w:t>만드는</w:t>
+      </w:r>
+      <w:r>
+        <w:t xml:space="preserve"> </w:t>
+      </w:r>
+      <w:r>
+        <w:t>리전과</w:t>
+      </w:r>
+      <w:r>
+        <w:t xml:space="preserve"> </w:t>
+      </w:r>
+      <w:r>
+        <w:t>용량</w:t>
+      </w:r>
+      <w:r>
+        <w:t xml:space="preserve"> </w:t>
+      </w:r>
+      <w:r>
+        <w:t>제약이</w:t>
+      </w:r>
+      <w:r>
+        <w:t xml:space="preserve"> </w:t>
+      </w:r>
+      <w:r>
+        <w:t>그</w:t>
+      </w:r>
+      <w:r>
+        <w:t xml:space="preserve"> </w:t>
+      </w:r>
+      <w:r>
+        <w:t>값어치를</w:t>
+      </w:r>
+      <w:r>
+        <w:t xml:space="preserve"> </w:t>
+      </w:r>
+      <w:r>
+        <w:t>가로막는</w:t>
+      </w:r>
+      <w:r>
+        <w:t xml:space="preserve"> </w:t>
+      </w:r>
+      <w:r>
+        <w:t>리전이</w:t>
+      </w:r>
+      <w:r>
+        <w:t xml:space="preserve"> </w:t>
+      </w:r>
+      <w:r>
+        <w:t>일치한다</w:t>
+      </w:r>
+      <w:r>
+        <w:t xml:space="preserve">. </w:t>
+      </w:r>
+      <w:r>
+        <w:t>선행</w:t>
+      </w:r>
+      <w:r>
+        <w:t xml:space="preserve"> </w:t>
+      </w:r>
+      <w:r>
+        <w:t>연구가</w:t>
+      </w:r>
+      <w:r>
+        <w:t xml:space="preserve"> </w:t>
+      </w:r>
+      <w:r>
+        <w:t>시간</w:t>
+      </w:r>
+      <w:r>
+        <w:t xml:space="preserve"> </w:t>
+      </w:r>
+      <w:r>
+        <w:t>이동이</w:t>
+      </w:r>
+      <w:r>
+        <w:t xml:space="preserve"> </w:t>
+      </w:r>
+      <w:r>
+        <w:t>실질적으로</w:t>
+      </w:r>
+      <w:r>
+        <w:t xml:space="preserve"> </w:t>
+      </w:r>
+      <w:r>
+        <w:t>기여하는</w:t>
+      </w:r>
+      <w:r>
+        <w:t xml:space="preserve"> </w:t>
+      </w:r>
+      <w:r>
+        <w:t>예외로</w:t>
+      </w:r>
+      <w:r>
+        <w:t xml:space="preserve"> </w:t>
+      </w:r>
+      <w:r>
+        <w:t>이름을</w:t>
+      </w:r>
+      <w:r>
+        <w:t xml:space="preserve"> </w:t>
+      </w:r>
+      <w:r>
+        <w:t>붙인</w:t>
+      </w:r>
+      <w:r>
+        <w:t xml:space="preserve"> </w:t>
+      </w:r>
+      <w:r>
+        <w:t>리전이</w:t>
+      </w:r>
+      <w:r>
+        <w:t xml:space="preserve"> </w:t>
+      </w:r>
+      <w:r>
+        <w:t>바로</w:t>
+      </w:r>
+      <w:r>
+        <w:t xml:space="preserve"> </w:t>
+      </w:r>
+      <w:r>
+        <w:t>캘리포니아였다는</w:t>
+      </w:r>
+      <w:r>
+        <w:t xml:space="preserve"> </w:t>
+      </w:r>
+      <w:r>
+        <w:t>점에서</w:t>
       </w:r>
       <w:r>
         <w:t xml:space="preserve">, </w:t>
       </w:r>
       <w:r>
-        <w:t>시간</w:t>
-      </w:r>
-      <w:r>
-        <w:t xml:space="preserve"> </w:t>
-      </w:r>
-      <w:r>
-        <w:t>이동</w:t>
-      </w:r>
-      <w:r>
-        <w:t xml:space="preserve"> </w:t>
-      </w:r>
-      <w:r>
-        <w:t>단계는</w:t>
-      </w:r>
-      <w:r>
-        <w:t xml:space="preserve"> </w:t>
-      </w:r>
-      <w:r>
-        <w:t>마감</w:t>
-      </w:r>
-      <w:r>
-        <w:t xml:space="preserve"> </w:t>
-      </w:r>
-      <w:r>
-        <w:t>이내에서</w:t>
-      </w:r>
-      <w:r>
-        <w:t xml:space="preserve"> </w:t>
-      </w:r>
-      <w:r>
-        <w:t>실행</w:t>
-      </w:r>
-      <w:r>
-        <w:t xml:space="preserve"> </w:t>
-      </w:r>
-      <w:r>
-        <w:t>시각을</w:t>
-      </w:r>
-      <w:r>
-        <w:t xml:space="preserve"> </w:t>
-      </w:r>
-      <w:r>
-        <w:t>결정한다</w:t>
-      </w:r>
-      <w:r>
-        <w:t>.</w:t>
-      </w:r>
-    </w:p>
-    <w:p>
-      <w:pPr>
-        <w:jc w:val="left"/>
-      </w:pPr>
-    </w:p>
-    <w:p>
-      <w:pPr>
-        <w:jc w:val="left"/>
-      </w:pPr>
-      <w:r>
-        <w:t>공간</w:t>
-      </w:r>
-      <w:r>
-        <w:t xml:space="preserve"> </w:t>
-      </w:r>
-      <w:r>
-        <w:t>이동만으로</w:t>
-      </w:r>
-      <w:r>
-        <w:t xml:space="preserve"> </w:t>
-      </w:r>
-      <w:r>
-        <w:t>총</w:t>
-      </w:r>
-      <w:r>
-        <w:t xml:space="preserve"> </w:t>
-      </w:r>
-      <w:r>
-        <w:t>배출량이</w:t>
-      </w:r>
-      <w:r>
-        <w:t xml:space="preserve"> 56.85% </w:t>
-      </w:r>
-      <w:r>
-        <w:t>감소하였고</w:t>
-      </w:r>
-      <w:r>
-        <w:t xml:space="preserve">, </w:t>
-      </w:r>
-      <w:r>
-        <w:t>여기에</w:t>
-      </w:r>
-      <w:r>
-        <w:t xml:space="preserve"> </w:t>
-      </w:r>
-      <w:r>
-        <w:t>시간</w:t>
-      </w:r>
-      <w:r>
-        <w:t xml:space="preserve"> </w:t>
-      </w:r>
-      <w:r>
-        <w:t>이동을</w:t>
-      </w:r>
-      <w:r>
-        <w:t xml:space="preserve"> </w:t>
-      </w:r>
-      <w:r>
-        <w:t>더하면</w:t>
-      </w:r>
-      <w:r>
-        <w:t xml:space="preserve"> 65.93%</w:t>
-      </w:r>
-      <w:r>
-        <w:t>까지</w:t>
-      </w:r>
-      <w:r>
-        <w:t xml:space="preserve"> </w:t>
-      </w:r>
-      <w:r>
-        <w:t>감소한다</w:t>
-      </w:r>
-      <w:r>
+        <w:t>본</w:t>
+      </w:r>
+      <w:r>
+        <w:t xml:space="preserve"> </w:t>
+      </w:r>
+      <w:r>
+        <w:t>연구는</w:t>
+      </w:r>
+      <w:r>
+        <w:t xml:space="preserve"> </w:t>
+      </w:r>
+      <w:r>
+        <w:t>그</w:t>
+      </w:r>
+      <w:r>
+        <w:t xml:space="preserve"> </w:t>
+      </w:r>
+      <w:r>
+        <w:t>예외가</w:t>
+      </w:r>
+      <w:r>
+        <w:t xml:space="preserve"> </w:t>
+      </w:r>
+      <w:r>
+        <w:t>발생하는</w:t>
+      </w:r>
+      <w:r>
+        <w:t xml:space="preserve"> </w:t>
+      </w:r>
+      <w:r>
+        <w:t>메커니즘과</w:t>
+      </w:r>
+      <w:r>
+        <w:t xml:space="preserve"> </w:t>
+      </w:r>
+      <w:r>
+        <w:t>그것이</w:t>
+      </w:r>
+      <w:r>
+        <w:t xml:space="preserve"> </w:t>
+      </w:r>
+      <w:r>
+        <w:t>용량에</w:t>
+      </w:r>
+      <w:r>
+        <w:t xml:space="preserve"> </w:t>
+      </w:r>
+      <w:r>
+        <w:t>의해</w:t>
+      </w:r>
+      <w:r>
+        <w:t xml:space="preserve"> </w:t>
+      </w:r>
+      <w:r>
+        <w:t>어떻게</w:t>
+      </w:r>
+      <w:r>
+        <w:t xml:space="preserve"> </w:t>
+      </w:r>
+      <w:r>
+        <w:t>제약되는지를</w:t>
+      </w:r>
+      <w:r>
+        <w:t xml:space="preserve"> </w:t>
+      </w:r>
+      <w:r>
+        <w:t>실측한</w:t>
+      </w:r>
+      <w:r>
+        <w:t xml:space="preserve"> </w:t>
+      </w:r>
+      <w:r>
+        <w:t>것이</w:t>
+      </w:r>
+      <w:r>
+        <w:t xml:space="preserve"> </w:t>
+      </w:r>
+      <w:r>
+        <w:t>된다</w:t>
+      </w:r>
+      <w:r>
+        <w:rPr>
+          <w:color w:val="1155CC"/>
+        </w:rPr>
         <w:t xml:space="preserve">. </w:t>
       </w:r>
       <w:r>
-        <w:t>작업</w:t>
-      </w:r>
-      <w:r>
-        <w:t xml:space="preserve"> 146,000</w:t>
-      </w:r>
-      <w:r>
-        <w:t>건</w:t>
-      </w:r>
-      <w:r>
-        <w:t xml:space="preserve"> </w:t>
-      </w:r>
-      <w:r>
-        <w:t>전량이</w:t>
-      </w:r>
-      <w:r>
-        <w:t xml:space="preserve"> </w:t>
-      </w:r>
-      <w:r>
-        <w:t>마감</w:t>
-      </w:r>
-      <w:r>
-        <w:t xml:space="preserve"> </w:t>
-      </w:r>
-      <w:r>
-        <w:t>이내에</w:t>
-      </w:r>
-      <w:r>
-        <w:t xml:space="preserve"> </w:t>
-      </w:r>
-      <w:r>
-        <w:t>처리되어</w:t>
-      </w:r>
-      <w:r>
-        <w:t xml:space="preserve"> </w:t>
-      </w:r>
-      <w:r>
-        <w:t>마감</w:t>
-      </w:r>
-      <w:r>
-        <w:t xml:space="preserve"> </w:t>
-      </w:r>
-      <w:r>
-        <w:t>위반은</w:t>
-      </w:r>
-      <w:r>
-        <w:t xml:space="preserve"> </w:t>
-      </w:r>
-      <w:r>
-        <w:t>발생하지</w:t>
-      </w:r>
-      <w:r>
-        <w:t xml:space="preserve"> </w:t>
-      </w:r>
-      <w:r>
-        <w:t>않았다</w:t>
-      </w:r>
-      <w:r>
-        <w:t>.</w:t>
-      </w:r>
-    </w:p>
-    <w:p>
-      <w:pPr>
-        <w:jc w:val="left"/>
-      </w:pPr>
-    </w:p>
-    <w:p>
-      <w:pPr>
-        <w:jc w:val="left"/>
-      </w:pPr>
-      <w:r>
-        <w:t xml:space="preserve">그러나 이 값은 시간 이동 단계가 리전 용량을 고려하지 않은 조건에서 얻어진 것이다. 공간 이동만 적용한 상태에서는 8개 리전 전부가 여유율 상한을 지키나, 시간 이동을 적용하면 프랑스와 캘리포니아에서 동시 실행 수가 상한의 3.4배에 이른다. 배치가 결정된 뒤에 초과분을 되돌려 용량을 사후에 강제하면 총 절감은 59.37%로, 시간 이동의 한계 기여는 9.07%p에서 2.52%p로 줄어든다. 사후 강제는 배치 시점에 용량을 아는 스케줄러보다 항상 같거나 나쁜 결과를 내므로, 이 값은 하한이다. 실현 가능한 절감은 59.37%와 65.93% 사이에 있다.</w:t>
-      </w:r>
-    </w:p>
-    <w:p>
-      <w:pPr>
-        <w:jc w:val="left"/>
-      </w:pPr>
-    </w:p>
-    <w:p>
-      <w:pPr>
-        <w:jc w:val="left"/>
-      </w:pPr>
-      <w:r>
-        <w:t>본</w:t>
-      </w:r>
-      <w:r>
-        <w:t xml:space="preserve"> </w:t>
-      </w:r>
-      <w:r>
-        <w:t>연구의</w:t>
-      </w:r>
-      <w:r>
-        <w:t xml:space="preserve"> </w:t>
-      </w:r>
-      <w:r>
-        <w:t>주된</w:t>
-      </w:r>
-      <w:r>
-        <w:t xml:space="preserve"> </w:t>
-      </w:r>
-      <w:r>
-        <w:t>발견은</w:t>
-      </w:r>
-      <w:r>
-        <w:t xml:space="preserve"> </w:t>
-      </w:r>
-      <w:r>
-        <w:t>총계가</w:t>
-      </w:r>
-      <w:r>
-        <w:t xml:space="preserve"> </w:t>
-      </w:r>
-      <w:r>
-        <w:t>아니라</w:t>
-      </w:r>
-      <w:r>
-        <w:t xml:space="preserve"> </w:t>
-      </w:r>
-      <w:r>
-        <w:t>그</w:t>
-      </w:r>
-      <w:r>
-        <w:t xml:space="preserve"> </w:t>
-      </w:r>
-      <w:r>
-        <w:t>분포에</w:t>
-      </w:r>
-      <w:r>
-        <w:t xml:space="preserve"> </w:t>
-      </w:r>
-      <w:r>
-        <w:t>있다</w:t>
-      </w:r>
-      <w:r>
-        <w:t xml:space="preserve">. </w:t>
-      </w:r>
-      <w:r>
-        <w:t>시간</w:t>
-      </w:r>
-      <w:r>
-        <w:t xml:space="preserve"> </w:t>
-      </w:r>
-      <w:r>
-        <w:t>이동이</w:t>
-      </w:r>
-      <w:r>
-        <w:t xml:space="preserve"> </w:t>
-      </w:r>
-      <w:r>
-        <w:t>만든</w:t>
-      </w:r>
-      <w:r>
-        <w:t xml:space="preserve"> </w:t>
-      </w:r>
-      <w:r>
-        <w:t>절감의</w:t>
-      </w:r>
-      <w:r>
-        <w:t xml:space="preserve"> 71.9%</w:t>
-      </w:r>
-      <w:r>
-        <w:t>가</w:t>
-      </w:r>
-      <w:r>
-        <w:t xml:space="preserve"> </w:t>
-      </w:r>
-      <w:r>
-        <w:t>캘리포니아</w:t>
-      </w:r>
-      <w:r>
-        <w:t xml:space="preserve"> </w:t>
-      </w:r>
-      <w:r>
-        <w:t>한</w:t>
-      </w:r>
-      <w:r>
-        <w:t xml:space="preserve"> </w:t>
-      </w:r>
-      <w:r>
-        <w:t>리전에서</w:t>
-      </w:r>
-      <w:r>
-        <w:t xml:space="preserve"> </w:t>
-      </w:r>
-      <w:r>
-        <w:t>발생하며</w:t>
-      </w:r>
-      <w:r>
-        <w:t xml:space="preserve">, </w:t>
-      </w:r>
-      <w:r>
-        <w:t>용량</w:t>
-      </w:r>
-      <w:r>
-        <w:t xml:space="preserve"> </w:t>
-      </w:r>
-      <w:r>
-        <w:t>초과가</w:t>
-      </w:r>
-      <w:r>
-        <w:t xml:space="preserve"> </w:t>
-      </w:r>
-      <w:r>
-        <w:t>가장</w:t>
-      </w:r>
-      <w:r>
-        <w:t xml:space="preserve"> </w:t>
-      </w:r>
-      <w:r>
-        <w:t>심한</w:t>
-      </w:r>
-      <w:r>
-        <w:t xml:space="preserve"> </w:t>
-      </w:r>
-      <w:r>
-        <w:t>리전도</w:t>
-      </w:r>
-      <w:r>
-        <w:t xml:space="preserve"> </w:t>
-      </w:r>
-      <w:r>
-        <w:t>캘리포니아다</w:t>
-      </w:r>
-      <w:r>
-        <w:t xml:space="preserve">. </w:t>
-      </w:r>
-      <w:r>
-        <w:t>캘리포니아에서</w:t>
-      </w:r>
-      <w:r>
-        <w:t xml:space="preserve"> </w:t>
-      </w:r>
-      <w:r>
-        <w:t>상한을</w:t>
-      </w:r>
-      <w:r>
-        <w:t xml:space="preserve"> </w:t>
-      </w:r>
-      <w:r>
-        <w:t>초과한</w:t>
-      </w:r>
-      <w:r>
-        <w:t xml:space="preserve"> </w:t>
-      </w:r>
-      <w:r>
-        <w:t>슬롯의</w:t>
-      </w:r>
-      <w:r>
-        <w:t xml:space="preserve"> 77.7%</w:t>
-      </w:r>
-      <w:r>
-        <w:t>는</w:t>
-      </w:r>
-      <w:r>
-        <w:t xml:space="preserve"> 19</w:t>
-      </w:r>
-      <w:r>
-        <w:t>시부터</w:t>
-      </w:r>
-      <w:r>
-        <w:t xml:space="preserve"> 21</w:t>
-      </w:r>
-      <w:r>
-        <w:t>시까지</w:t>
-      </w:r>
-      <w:r>
-        <w:t xml:space="preserve"> </w:t>
-      </w:r>
-      <w:r>
-        <w:t>세</w:t>
-      </w:r>
-      <w:r>
-        <w:t xml:space="preserve"> </w:t>
-      </w:r>
-      <w:r>
-        <w:t>시간에</w:t>
-      </w:r>
-      <w:r>
-        <w:t xml:space="preserve"> </w:t>
-      </w:r>
-      <w:r>
-        <w:t>몰린다</w:t>
-      </w:r>
-      <w:r>
-        <w:t xml:space="preserve">. </w:t>
-      </w:r>
-      <w:r>
-        <w:t>반면</w:t>
-      </w:r>
-      <w:r>
-        <w:t xml:space="preserve"> </w:t>
-      </w:r>
-      <w:r>
-        <w:t>탄소집약도가</w:t>
-      </w:r>
-      <w:r>
-        <w:t xml:space="preserve"> </w:t>
-      </w:r>
-      <w:r>
-        <w:t>종일</w:t>
-      </w:r>
-      <w:r>
-        <w:t xml:space="preserve"> </w:t>
-      </w:r>
-      <w:r>
-        <w:t>평탄한</w:t>
-      </w:r>
-      <w:r>
-        <w:t xml:space="preserve"> </w:t>
-      </w:r>
-      <w:r>
-        <w:t>프랑스는</w:t>
-      </w:r>
-      <w:r>
-        <w:t xml:space="preserve"> </w:t>
-      </w:r>
-      <w:r>
-        <w:t>배정</w:t>
-      </w:r>
-      <w:r>
-        <w:t xml:space="preserve"> </w:t>
-      </w:r>
-      <w:r>
-        <w:t>물량이</w:t>
-      </w:r>
-      <w:r>
-        <w:t xml:space="preserve"> </w:t>
-      </w:r>
-      <w:r>
-        <w:t>가장</w:t>
-      </w:r>
-      <w:r>
-        <w:t xml:space="preserve"> </w:t>
-      </w:r>
-      <w:r>
-        <w:t>많음에도</w:t>
-      </w:r>
-      <w:r>
-        <w:t xml:space="preserve"> </w:t>
-      </w:r>
-      <w:r>
-        <w:t>시간</w:t>
-      </w:r>
-      <w:r>
-        <w:t xml:space="preserve"> </w:t>
-      </w:r>
-      <w:r>
-        <w:t>이동</w:t>
-      </w:r>
-      <w:r>
-        <w:t xml:space="preserve"> </w:t>
-      </w:r>
-      <w:r>
-        <w:t>절감</w:t>
-      </w:r>
-      <w:r>
-        <w:t xml:space="preserve"> </w:t>
-      </w:r>
-      <w:r>
-        <w:t>기여가</w:t>
-      </w:r>
-      <w:r>
-        <w:t xml:space="preserve"> 2.3%</w:t>
-      </w:r>
-      <w:r>
-        <w:t>에</w:t>
-      </w:r>
-      <w:r>
-        <w:t xml:space="preserve"> </w:t>
-      </w:r>
-      <w:r>
-        <w:t>그치고</w:t>
-      </w:r>
-      <w:r>
-        <w:t xml:space="preserve">, </w:t>
-      </w:r>
-      <w:r>
-        <w:t>되돌려도</w:t>
-      </w:r>
-      <w:r>
-        <w:t xml:space="preserve"> </w:t>
-      </w:r>
-      <w:r>
-        <w:t>잃는</w:t>
-      </w:r>
-      <w:r>
-        <w:t xml:space="preserve"> </w:t>
-      </w:r>
-      <w:r>
-        <w:t>것이</w:t>
-      </w:r>
-      <w:r>
-        <w:t xml:space="preserve"> </w:t>
-      </w:r>
-      <w:r>
-        <w:t>거의</w:t>
-      </w:r>
-      <w:r>
-        <w:t xml:space="preserve"> </w:t>
-      </w:r>
-      <w:r>
-        <w:t>없다</w:t>
-      </w:r>
-      <w:r>
-        <w:t xml:space="preserve">. </w:t>
-      </w:r>
-      <w:r>
-        <w:t>즉</w:t>
-      </w:r>
-      <w:r>
-        <w:t xml:space="preserve"> </w:t>
-      </w:r>
-      <w:r>
-        <w:t>시간</w:t>
-      </w:r>
-      <w:r>
-        <w:t xml:space="preserve"> </w:t>
-      </w:r>
-      <w:r>
-        <w:t>이동이</w:t>
-      </w:r>
-      <w:r>
-        <w:t xml:space="preserve"> </w:t>
-      </w:r>
-      <w:r>
-        <w:t>값어치를</w:t>
-      </w:r>
-      <w:r>
-        <w:t xml:space="preserve"> </w:t>
-      </w:r>
-      <w:r>
-        <w:t>만드는</w:t>
-      </w:r>
-      <w:r>
-        <w:t xml:space="preserve"> </w:t>
-      </w:r>
-      <w:r>
-        <w:t>리전과</w:t>
-      </w:r>
-      <w:r>
-        <w:t xml:space="preserve"> </w:t>
-      </w:r>
-      <w:r>
-        <w:t>용량</w:t>
-      </w:r>
-      <w:r>
-        <w:t xml:space="preserve"> </w:t>
-      </w:r>
-      <w:r>
-        <w:t>제약이</w:t>
-      </w:r>
-      <w:r>
-        <w:t xml:space="preserve"> </w:t>
-      </w:r>
-      <w:r>
-        <w:t>그</w:t>
-      </w:r>
-      <w:r>
-        <w:t xml:space="preserve"> </w:t>
-      </w:r>
-      <w:r>
-        <w:t>값어치를</w:t>
-      </w:r>
-      <w:r>
-        <w:t xml:space="preserve"> </w:t>
-      </w:r>
-      <w:r>
-        <w:t>가로막는</w:t>
-      </w:r>
-      <w:r>
-        <w:t xml:space="preserve"> </w:t>
-      </w:r>
-      <w:r>
-        <w:t>리전이</w:t>
-      </w:r>
-      <w:r>
-        <w:t xml:space="preserve"> </w:t>
-      </w:r>
-      <w:r>
-        <w:t>일치한다</w:t>
-      </w:r>
-      <w:r>
-        <w:t xml:space="preserve">. </w:t>
-      </w:r>
-      <w:r>
-        <w:t>선행</w:t>
-      </w:r>
-      <w:r>
-        <w:t xml:space="preserve"> </w:t>
-      </w:r>
-      <w:r>
-        <w:t>연구가</w:t>
-      </w:r>
-      <w:r>
-        <w:t xml:space="preserve"> </w:t>
-      </w:r>
-      <w:r>
-        <w:t>시간</w:t>
-      </w:r>
-      <w:r>
-        <w:t xml:space="preserve"> </w:t>
-      </w:r>
-      <w:r>
-        <w:t>이동이</w:t>
-      </w:r>
-      <w:r>
-        <w:t xml:space="preserve"> </w:t>
-      </w:r>
-      <w:r>
-        <w:t>실질적으로</w:t>
-      </w:r>
-      <w:r>
-        <w:t xml:space="preserve"> </w:t>
-      </w:r>
-      <w:r>
-        <w:t>기여하는</w:t>
-      </w:r>
-      <w:r>
-        <w:t xml:space="preserve"> </w:t>
-      </w:r>
-      <w:r>
-        <w:t>예외로</w:t>
-      </w:r>
-      <w:r>
-        <w:t xml:space="preserve"> </w:t>
-      </w:r>
-      <w:r>
-        <w:t>이름을</w:t>
-      </w:r>
-      <w:r>
-        <w:t xml:space="preserve"> </w:t>
-      </w:r>
-      <w:r>
-        <w:t>붙인</w:t>
-      </w:r>
-      <w:r>
-        <w:t xml:space="preserve"> </w:t>
-      </w:r>
-      <w:r>
-        <w:t>리전이</w:t>
-      </w:r>
-      <w:r>
-        <w:t xml:space="preserve"> </w:t>
-      </w:r>
-      <w:r>
-        <w:t>바로</w:t>
-      </w:r>
-      <w:r>
-        <w:t xml:space="preserve"> </w:t>
-      </w:r>
-      <w:r>
-        <w:t>캘리포니아였다는</w:t>
-      </w:r>
-      <w:r>
-        <w:t xml:space="preserve"> </w:t>
-      </w:r>
-      <w:r>
-        <w:t>점에서</w:t>
-      </w:r>
-      <w:r>
-        <w:t xml:space="preserve">, </w:t>
-      </w:r>
-      <w:r>
-        <w:t>본</w:t>
-      </w:r>
-      <w:r>
-        <w:t xml:space="preserve"> </w:t>
-      </w:r>
-      <w:r>
-        <w:t>연구는</w:t>
-      </w:r>
-      <w:r>
-        <w:t xml:space="preserve"> </w:t>
-      </w:r>
-      <w:r>
-        <w:t>그</w:t>
-      </w:r>
-      <w:r>
-        <w:t xml:space="preserve"> </w:t>
-      </w:r>
-      <w:r>
-        <w:t>예외가</w:t>
-      </w:r>
-      <w:r>
-        <w:t xml:space="preserve"> </w:t>
-      </w:r>
-      <w:r>
-        <w:t>발생하는</w:t>
-      </w:r>
-      <w:r>
-        <w:t xml:space="preserve"> </w:t>
-      </w:r>
-      <w:r>
-        <w:t>메커니즘과</w:t>
-      </w:r>
-      <w:r>
-        <w:t xml:space="preserve"> </w:t>
-      </w:r>
-      <w:r>
-        <w:t>그것이</w:t>
-      </w:r>
-      <w:r>
-        <w:t xml:space="preserve"> </w:t>
-      </w:r>
-      <w:r>
-        <w:t>용량에</w:t>
-      </w:r>
-      <w:r>
-        <w:t xml:space="preserve"> </w:t>
-      </w:r>
-      <w:r>
-        <w:t>의해</w:t>
-      </w:r>
-      <w:r>
-        <w:t xml:space="preserve"> </w:t>
-      </w:r>
-      <w:r>
-        <w:t>어떻게</w:t>
-      </w:r>
-      <w:r>
-        <w:t xml:space="preserve"> </w:t>
-      </w:r>
-      <w:r>
-        <w:t>제약되는지를</w:t>
-      </w:r>
-      <w:r>
-        <w:t xml:space="preserve"> </w:t>
-      </w:r>
-      <w:r>
-        <w:t>실측한</w:t>
-      </w:r>
-      <w:r>
-        <w:t xml:space="preserve"> </w:t>
-      </w:r>
-      <w:r>
-        <w:t>것이</w:t>
-      </w:r>
-      <w:r>
-        <w:t xml:space="preserve"> </w:t>
-      </w:r>
-      <w:r>
-        <w:t>된다</w:t>
-      </w:r>
-      <w:r>
-        <w:rPr>
-          <w:color w:val="1155CC"/>
-        </w:rPr>
-        <w:t xml:space="preserve">. </w:t>
-      </w:r>
-      <w:r>
         <w:rPr>
           <w:color w:val="1155CC"/>
           <w:sz w:val="16"/>
@@ -47220,1226 +46898,26 @@
         <w:jc w:val="left"/>
       </w:pPr>
       <w:r>
-        <w:t>한계는</w:t>
-      </w:r>
-      <w:r>
-        <w:t xml:space="preserve"> </w:t>
-      </w:r>
-      <w:r>
-        <w:t>네</w:t>
-      </w:r>
-      <w:r>
-        <w:t xml:space="preserve"> </w:t>
-      </w:r>
-      <w:r>
-        <w:t>가지다</w:t>
-      </w:r>
-      <w:r>
-        <w:t xml:space="preserve">. </w:t>
-      </w:r>
-      <w:r>
-        <w:t>첫째</w:t>
-      </w:r>
-      <w:r>
-        <w:t xml:space="preserve">, </w:t>
-      </w:r>
-      <w:r>
-        <w:t>시간</w:t>
-      </w:r>
-      <w:r>
-        <w:t xml:space="preserve"> </w:t>
-      </w:r>
-      <w:r>
-        <w:t>이동</w:t>
-      </w:r>
-      <w:r>
-        <w:t xml:space="preserve"> </w:t>
-      </w:r>
-      <w:r>
-        <w:t>단계에</w:t>
-      </w:r>
-      <w:r>
-        <w:t xml:space="preserve"> </w:t>
-      </w:r>
-      <w:r>
-        <w:t>용량</w:t>
-      </w:r>
-      <w:r>
-        <w:t xml:space="preserve"> </w:t>
-      </w:r>
-      <w:r>
-        <w:t>제약을</w:t>
-      </w:r>
-      <w:r>
-        <w:t xml:space="preserve"> </w:t>
-      </w:r>
-      <w:r>
-        <w:t>온라인으로</w:t>
-      </w:r>
-      <w:r>
-        <w:t xml:space="preserve"> </w:t>
-      </w:r>
-      <w:r>
-        <w:t>반영하는</w:t>
-      </w:r>
-      <w:r>
-        <w:t xml:space="preserve"> </w:t>
-      </w:r>
-      <w:r>
-        <w:t>구현은</w:t>
-      </w:r>
-      <w:r>
-        <w:t xml:space="preserve"> </w:t>
-      </w:r>
-      <w:r>
-        <w:t>수행하지</w:t>
-      </w:r>
-      <w:r>
-        <w:t xml:space="preserve"> </w:t>
-      </w:r>
-      <w:r>
-        <w:t>않았다</w:t>
-      </w:r>
-      <w:r>
-        <w:t xml:space="preserve">. </w:t>
-      </w:r>
-      <w:r>
-        <w:t>본</w:t>
-      </w:r>
-      <w:r>
-        <w:t xml:space="preserve"> </w:t>
-      </w:r>
-      <w:r>
-        <w:t>논문은</w:t>
-      </w:r>
-      <w:r>
-        <w:t xml:space="preserve"> </w:t>
-      </w:r>
-      <w:r>
-        <w:t>용량을</w:t>
-      </w:r>
-      <w:r>
-        <w:t xml:space="preserve"> </w:t>
-      </w:r>
-      <w:r>
-        <w:t>무시했을</w:t>
-      </w:r>
-      <w:r>
-        <w:t xml:space="preserve"> </w:t>
-      </w:r>
-      <w:r>
-        <w:t>때와</w:t>
-      </w:r>
-      <w:r>
-        <w:t xml:space="preserve"> </w:t>
-      </w:r>
-      <w:r>
-        <w:t>사후에</w:t>
-      </w:r>
-      <w:r>
-        <w:t xml:space="preserve"> </w:t>
-      </w:r>
-      <w:r>
-        <w:t>강제했을</w:t>
-      </w:r>
-      <w:r>
-        <w:t xml:space="preserve"> </w:t>
-      </w:r>
-      <w:r>
-        <w:t>때의</w:t>
-      </w:r>
-      <w:r>
-        <w:t xml:space="preserve"> </w:t>
-      </w:r>
-      <w:r>
-        <w:t>결과를</w:t>
-      </w:r>
-      <w:r>
-        <w:t xml:space="preserve"> </w:t>
-      </w:r>
-      <w:r>
-        <w:t>모두</w:t>
-      </w:r>
-      <w:r>
-        <w:t xml:space="preserve"> </w:t>
-      </w:r>
-      <w:r>
-        <w:t>보고하는</w:t>
-      </w:r>
-      <w:r>
-        <w:t xml:space="preserve"> </w:t>
-      </w:r>
-      <w:r>
-        <w:t>데</w:t>
-      </w:r>
-      <w:r>
-        <w:t xml:space="preserve"> </w:t>
-      </w:r>
-      <w:r>
-        <w:t>그친다</w:t>
-      </w:r>
-      <w:r>
-        <w:t xml:space="preserve">. </w:t>
-      </w:r>
-      <w:r>
-        <w:t>둘째</w:t>
-      </w:r>
-      <w:r>
-        <w:t xml:space="preserve">, </w:t>
-      </w:r>
-      <w:r>
-        <w:t>리전</w:t>
-      </w:r>
-      <w:r>
-        <w:t xml:space="preserve"> </w:t>
-      </w:r>
-      <w:r>
-        <w:t>용량을</w:t>
-      </w:r>
-      <w:r>
-        <w:t xml:space="preserve"> 8</w:t>
-      </w:r>
-      <w:r>
-        <w:t>개</w:t>
-      </w:r>
-      <w:r>
-        <w:t xml:space="preserve"> </w:t>
-      </w:r>
-      <w:r>
-        <w:t>리전에</w:t>
-      </w:r>
-      <w:r>
-        <w:t xml:space="preserve"> </w:t>
-      </w:r>
-      <w:r>
-        <w:t>균일하게</w:t>
-      </w:r>
-      <w:r>
-        <w:t xml:space="preserve"> </w:t>
-      </w:r>
-      <w:r>
-        <w:t>부여하였고</w:t>
-      </w:r>
-      <w:r>
-        <w:t xml:space="preserve"> </w:t>
-      </w:r>
-      <w:r>
-        <w:t>탄력적</w:t>
-      </w:r>
-      <w:r>
-        <w:t xml:space="preserve"> </w:t>
-      </w:r>
-      <w:r>
-        <w:t>확장을</w:t>
-      </w:r>
-      <w:r>
-        <w:t xml:space="preserve"> </w:t>
-      </w:r>
-      <w:r>
-        <w:t>모델링하지</w:t>
-      </w:r>
-      <w:r>
-        <w:t xml:space="preserve"> </w:t>
-      </w:r>
-      <w:r>
-        <w:t>않았다</w:t>
-      </w:r>
-      <w:r>
-        <w:t xml:space="preserve">. </w:t>
-      </w:r>
-      <w:r>
-        <w:t>따라서</w:t>
-      </w:r>
-      <w:r>
-        <w:t xml:space="preserve"> </w:t>
-      </w:r>
-      <w:r>
-        <w:t>본</w:t>
-      </w:r>
-      <w:r>
-        <w:t xml:space="preserve"> </w:t>
-      </w:r>
-      <w:r>
-        <w:t>연구의</w:t>
-      </w:r>
-      <w:r>
-        <w:t xml:space="preserve"> </w:t>
-      </w:r>
-      <w:r>
-        <w:t>결과는</w:t>
-      </w:r>
-      <w:r>
-        <w:t xml:space="preserve"> </w:t>
-      </w:r>
-      <w:r>
-        <w:t>선행</w:t>
-      </w:r>
-      <w:r>
-        <w:t xml:space="preserve"> </w:t>
-      </w:r>
-      <w:r>
-        <w:t>연구의</w:t>
-      </w:r>
-      <w:r>
-        <w:t xml:space="preserve"> </w:t>
-      </w:r>
-      <w:r>
-        <w:t>결론이</w:t>
-      </w:r>
-      <w:r>
-        <w:t xml:space="preserve"> </w:t>
-      </w:r>
-      <w:r>
-        <w:t>틀렸음을</w:t>
-      </w:r>
-      <w:r>
-        <w:t xml:space="preserve"> </w:t>
-      </w:r>
-      <w:r>
-        <w:t>보인</w:t>
-      </w:r>
-      <w:r>
-        <w:t xml:space="preserve"> </w:t>
-      </w:r>
-      <w:r>
-        <w:t>것이</w:t>
-      </w:r>
-      <w:r>
-        <w:t xml:space="preserve"> </w:t>
-      </w:r>
-      <w:r>
-        <w:t>아니라</w:t>
-      </w:r>
-      <w:r>
-        <w:t xml:space="preserve">, </w:t>
-      </w:r>
-      <w:r>
-        <w:t>그</w:t>
-      </w:r>
-      <w:r>
-        <w:t xml:space="preserve"> </w:t>
-      </w:r>
-      <w:r>
-        <w:t>결론이</w:t>
-      </w:r>
-      <w:r>
-        <w:t xml:space="preserve"> </w:t>
-      </w:r>
-      <w:r>
-        <w:t>용량</w:t>
-      </w:r>
-      <w:r>
-        <w:t xml:space="preserve"> </w:t>
-      </w:r>
-      <w:r>
-        <w:t>가정에</w:t>
-      </w:r>
-      <w:r>
-        <w:t xml:space="preserve"> </w:t>
-      </w:r>
-      <w:r>
-        <w:t>얼마나</w:t>
-      </w:r>
-      <w:r>
-        <w:t xml:space="preserve"> </w:t>
-      </w:r>
-      <w:r>
-        <w:t>민감한지를</w:t>
-      </w:r>
-      <w:r>
-        <w:t xml:space="preserve"> </w:t>
-      </w:r>
-      <w:r>
-        <w:t>보인</w:t>
-      </w:r>
-      <w:r>
-        <w:t xml:space="preserve"> </w:t>
-      </w:r>
-      <w:r>
-        <w:t>것이다</w:t>
-      </w:r>
-      <w:r>
-        <w:t xml:space="preserve">. </w:t>
-      </w:r>
-      <w:r>
-        <w:t>셋째</w:t>
-      </w:r>
-      <w:r>
-        <w:t xml:space="preserve">, </w:t>
-      </w:r>
-      <w:r>
-        <w:t>소비</w:t>
-      </w:r>
-      <w:r>
-        <w:t xml:space="preserve"> </w:t>
-      </w:r>
-      <w:r>
-        <w:t>전력을</w:t>
-      </w:r>
-      <w:r>
-        <w:t xml:space="preserve"> </w:t>
-      </w:r>
-      <w:r>
-        <w:t>작업당</w:t>
-      </w:r>
-      <w:r>
-        <w:t xml:space="preserve"> 1kW </w:t>
-      </w:r>
-      <w:r>
-        <w:t>상수로</w:t>
-      </w:r>
-      <w:r>
-        <w:t xml:space="preserve"> </w:t>
-      </w:r>
-      <w:r>
-        <w:t>가정하였다</w:t>
-      </w:r>
-      <w:r>
-        <w:t xml:space="preserve">. </w:t>
-      </w:r>
-      <w:r>
-        <w:t>넷째</w:t>
-      </w:r>
-      <w:r>
-        <w:t xml:space="preserve">, </w:t>
-      </w:r>
-      <w:r>
-        <w:t>대상은</w:t>
-      </w:r>
-      <w:r>
-        <w:t xml:space="preserve"> 8</w:t>
-      </w:r>
-      <w:r>
-        <w:t>개</w:t>
-      </w:r>
-      <w:r>
-        <w:t xml:space="preserve"> </w:t>
-      </w:r>
-      <w:r>
-        <w:t>리전</w:t>
-      </w:r>
-      <w:r>
-        <w:t xml:space="preserve"> 1</w:t>
-      </w:r>
-      <w:r>
-        <w:t>년치이며</w:t>
-      </w:r>
-      <w:r>
-        <w:t xml:space="preserve"> </w:t>
-      </w:r>
-      <w:r>
-        <w:t>시뮬레이션이다</w:t>
-      </w:r>
-      <w:r>
-        <w:t>.</w:t>
-      </w:r>
-    </w:p>
-    <w:p>
-      <w:pPr>
-        <w:jc w:val="left"/>
-      </w:pPr>
-    </w:p>
-    <w:p>
-      <w:pPr>
-        <w:jc w:val="left"/>
-      </w:pPr>
-      <w:r>
-        <w:t>향후</w:t>
-      </w:r>
-      <w:r>
-        <w:t xml:space="preserve"> </w:t>
-      </w:r>
-      <w:r>
-        <w:t>과제는</w:t>
-      </w:r>
-      <w:r>
-        <w:t xml:space="preserve"> </w:t>
-      </w:r>
-      <w:r>
-        <w:t>셋이다</w:t>
-      </w:r>
-      <w:r>
-        <w:t xml:space="preserve">. </w:t>
-      </w:r>
-      <w:r>
-        <w:t>첫째</w:t>
-      </w:r>
-      <w:r>
-        <w:t xml:space="preserve">, </w:t>
-      </w:r>
-      <w:r>
-        <w:t>용량을</w:t>
-      </w:r>
-      <w:r>
-        <w:t xml:space="preserve"> </w:t>
-      </w:r>
-      <w:r>
-        <w:t>인지하는</w:t>
-      </w:r>
-      <w:r>
-        <w:t xml:space="preserve"> </w:t>
-      </w:r>
-      <w:r>
-        <w:t>온라인</w:t>
-      </w:r>
-      <w:r>
-        <w:t xml:space="preserve"> </w:t>
-      </w:r>
-      <w:r>
-        <w:t>시간</w:t>
-      </w:r>
-      <w:r>
-        <w:t xml:space="preserve"> </w:t>
-      </w:r>
-      <w:r>
-        <w:t>이동의</w:t>
-      </w:r>
-      <w:r>
-        <w:t xml:space="preserve"> </w:t>
-      </w:r>
-      <w:r>
-        <w:t>설계와</w:t>
-      </w:r>
-      <w:r>
-        <w:t xml:space="preserve"> </w:t>
-      </w:r>
-      <w:r>
-        <w:t>구현이다</w:t>
-      </w:r>
-      <w:r>
-        <w:t xml:space="preserve">. </w:t>
-      </w:r>
-      <w:r>
-        <w:t>슬롯별</w:t>
-      </w:r>
-      <w:r>
-        <w:t xml:space="preserve"> </w:t>
-      </w:r>
-      <w:r>
-        <w:t>리전</w:t>
-      </w:r>
-      <w:r>
-        <w:t xml:space="preserve"> </w:t>
-      </w:r>
-      <w:r>
-        <w:t>점유량을</w:t>
-      </w:r>
-      <w:r>
-        <w:t xml:space="preserve"> </w:t>
-      </w:r>
-      <w:r>
-        <w:t>추적하여</w:t>
-      </w:r>
-      <w:r>
-        <w:t xml:space="preserve"> </w:t>
-      </w:r>
-      <w:r>
-        <w:t>상한에</w:t>
-      </w:r>
-      <w:r>
-        <w:t xml:space="preserve"> </w:t>
-      </w:r>
-      <w:r>
-        <w:t>도달한</w:t>
-      </w:r>
-      <w:r>
-        <w:t xml:space="preserve"> </w:t>
-      </w:r>
-      <w:r>
-        <w:t>슬롯을</w:t>
-      </w:r>
-      <w:r>
-        <w:t xml:space="preserve"> </w:t>
-      </w:r>
-      <w:r>
-        <w:t>후보에서</w:t>
-      </w:r>
-      <w:r>
-        <w:t xml:space="preserve"> </w:t>
-      </w:r>
-      <w:r>
-        <w:t>배제하되</w:t>
-      </w:r>
-      <w:r>
-        <w:t xml:space="preserve">, </w:t>
-      </w:r>
-      <w:r>
-        <w:t>슬롯</w:t>
-      </w:r>
-      <w:r>
-        <w:t xml:space="preserve"> </w:t>
-      </w:r>
-      <w:r>
-        <w:t>경합</w:t>
-      </w:r>
-      <w:r>
-        <w:t xml:space="preserve"> </w:t>
-      </w:r>
-      <w:r>
-        <w:t>시</w:t>
-      </w:r>
-      <w:r>
-        <w:t xml:space="preserve"> </w:t>
-      </w:r>
-      <w:r>
-        <w:t>잔여</w:t>
-      </w:r>
-      <w:r>
-        <w:t xml:space="preserve"> </w:t>
-      </w:r>
-      <w:r>
-        <w:t>여유가</w:t>
-      </w:r>
-      <w:r>
-        <w:t xml:space="preserve"> </w:t>
-      </w:r>
-      <w:r>
-        <w:t>적은</w:t>
-      </w:r>
-      <w:r>
-        <w:t xml:space="preserve"> </w:t>
-      </w:r>
-      <w:r>
-        <w:t>작업을</w:t>
-      </w:r>
-      <w:r>
-        <w:t xml:space="preserve"> </w:t>
-      </w:r>
-      <w:r>
-        <w:t>우선하는</w:t>
-      </w:r>
-      <w:r>
-        <w:t xml:space="preserve"> </w:t>
-      </w:r>
-      <w:r>
-        <w:t>방식을</w:t>
-      </w:r>
-      <w:r>
-        <w:t xml:space="preserve"> </w:t>
-      </w:r>
-      <w:r>
-        <w:t>검토할</w:t>
-      </w:r>
-      <w:r>
-        <w:t xml:space="preserve"> </w:t>
-      </w:r>
-      <w:r>
-        <w:t>수</w:t>
-      </w:r>
-      <w:r>
-        <w:t xml:space="preserve"> </w:t>
-      </w:r>
-      <w:r>
-        <w:t>있다</w:t>
-      </w:r>
-      <w:r>
-        <w:t xml:space="preserve">. </w:t>
-      </w:r>
-      <w:r>
-        <w:t>둘째</w:t>
-      </w:r>
-      <w:r>
-        <w:t xml:space="preserve">, </w:t>
-      </w:r>
-      <w:r>
-        <w:t>리전별로</w:t>
-      </w:r>
-      <w:r>
-        <w:t xml:space="preserve"> </w:t>
-      </w:r>
-      <w:r>
-        <w:t>이질적인</w:t>
-      </w:r>
-      <w:r>
-        <w:t xml:space="preserve"> </w:t>
-      </w:r>
-      <w:r>
-        <w:t>용량과</w:t>
-      </w:r>
-      <w:r>
-        <w:t xml:space="preserve"> </w:t>
-      </w:r>
-      <w:r>
-        <w:t>탄력적</w:t>
-      </w:r>
-      <w:r>
-        <w:t xml:space="preserve"> </w:t>
-      </w:r>
-      <w:r>
-        <w:t>확장의</w:t>
-      </w:r>
-      <w:r>
-        <w:t xml:space="preserve"> </w:t>
-      </w:r>
-      <w:r>
-        <w:t>도입이다</w:t>
-      </w:r>
-      <w:r>
-        <w:t xml:space="preserve">. </w:t>
-      </w:r>
-      <w:r>
-        <w:t>본</w:t>
-      </w:r>
-      <w:r>
-        <w:t xml:space="preserve"> </w:t>
-      </w:r>
-      <w:r>
-        <w:t>연구는</w:t>
-      </w:r>
-      <w:r>
-        <w:t xml:space="preserve"> 8</w:t>
-      </w:r>
-      <w:r>
-        <w:t>개</w:t>
-      </w:r>
-      <w:r>
-        <w:t xml:space="preserve"> </w:t>
-      </w:r>
-      <w:r>
-        <w:t>리전에</w:t>
-      </w:r>
-      <w:r>
-        <w:t xml:space="preserve"> </w:t>
-      </w:r>
-      <w:r>
-        <w:t>동일한</w:t>
-      </w:r>
-      <w:r>
-        <w:t xml:space="preserve"> </w:t>
-      </w:r>
-      <w:r>
-        <w:t>용량을</w:t>
-      </w:r>
-      <w:r>
-        <w:t xml:space="preserve"> </w:t>
-      </w:r>
-      <w:r>
-        <w:t>부여하였는데</w:t>
-      </w:r>
-      <w:r>
-        <w:t xml:space="preserve">, </w:t>
-      </w:r>
-      <w:r>
-        <w:t>이</w:t>
-      </w:r>
-      <w:r>
-        <w:t xml:space="preserve"> </w:t>
-      </w:r>
-      <w:r>
-        <w:t>설정에서는</w:t>
-      </w:r>
-      <w:r>
-        <w:t xml:space="preserve"> </w:t>
-      </w:r>
-      <w:r>
-        <w:t>용량을</w:t>
-      </w:r>
-      <w:r>
-        <w:t xml:space="preserve"> </w:t>
-      </w:r>
-      <w:r>
-        <w:t>조일</w:t>
-      </w:r>
-      <w:r>
-        <w:t xml:space="preserve"> </w:t>
-      </w:r>
-      <w:r>
-        <w:t>때</w:t>
-      </w:r>
-      <w:r>
-        <w:t xml:space="preserve"> </w:t>
-      </w:r>
-      <w:r>
-        <w:t>부하가</w:t>
-      </w:r>
-      <w:r>
-        <w:t xml:space="preserve"> </w:t>
-      </w:r>
-      <w:r>
-        <w:t>고변동</w:t>
-      </w:r>
-      <w:r>
-        <w:t xml:space="preserve"> </w:t>
-      </w:r>
-      <w:r>
-        <w:t>리전으로</w:t>
-      </w:r>
-      <w:r>
-        <w:t xml:space="preserve"> </w:t>
-      </w:r>
-      <w:r>
-        <w:t>밀려나는</w:t>
-      </w:r>
-      <w:r>
-        <w:t xml:space="preserve"> </w:t>
-      </w:r>
-      <w:r>
-        <w:t>효과와</w:t>
-      </w:r>
-      <w:r>
-        <w:t xml:space="preserve"> </w:t>
-      </w:r>
-      <w:r>
-        <w:t>그</w:t>
-      </w:r>
-      <w:r>
-        <w:t xml:space="preserve"> </w:t>
-      </w:r>
-      <w:r>
-        <w:t>리전</w:t>
-      </w:r>
-      <w:r>
-        <w:t xml:space="preserve"> </w:t>
-      </w:r>
-      <w:r>
-        <w:t>안에서</w:t>
-      </w:r>
-      <w:r>
-        <w:t xml:space="preserve"> </w:t>
-      </w:r>
-      <w:r>
-        <w:t>실행</w:t>
-      </w:r>
-      <w:r>
-        <w:t xml:space="preserve"> </w:t>
-      </w:r>
-      <w:r>
-        <w:t>시각을</w:t>
-      </w:r>
-      <w:r>
-        <w:t xml:space="preserve"> </w:t>
-      </w:r>
-      <w:r>
-        <w:t>옮길</w:t>
-      </w:r>
-      <w:r>
-        <w:t xml:space="preserve"> </w:t>
-      </w:r>
-      <w:r>
-        <w:t>여지가</w:t>
-      </w:r>
-      <w:r>
-        <w:t xml:space="preserve"> </w:t>
-      </w:r>
-      <w:r>
-        <w:t>줄어드는</w:t>
-      </w:r>
-      <w:r>
-        <w:t xml:space="preserve"> </w:t>
-      </w:r>
-      <w:r>
-        <w:t>효과가</w:t>
-      </w:r>
-      <w:r>
-        <w:t xml:space="preserve"> </w:t>
-      </w:r>
-      <w:r>
-        <w:t>같은</w:t>
-      </w:r>
-      <w:r>
-        <w:t xml:space="preserve"> </w:t>
-      </w:r>
-      <w:r>
-        <w:t>부호로</w:t>
-      </w:r>
-      <w:r>
-        <w:t xml:space="preserve"> </w:t>
-      </w:r>
-      <w:r>
-        <w:t>동시에</w:t>
-      </w:r>
-      <w:r>
-        <w:t xml:space="preserve"> </w:t>
-      </w:r>
-      <w:r>
-        <w:t>일어난다</w:t>
-      </w:r>
-      <w:r>
-        <w:t xml:space="preserve">. </w:t>
-      </w:r>
-      <w:r>
-        <w:t>리전별</w:t>
-      </w:r>
-      <w:r>
-        <w:t xml:space="preserve"> </w:t>
-      </w:r>
-      <w:r>
-        <w:t>용량이</w:t>
-      </w:r>
-      <w:r>
-        <w:t xml:space="preserve"> </w:t>
-      </w:r>
-      <w:r>
-        <w:t>이질적이면</w:t>
-      </w:r>
-      <w:r>
-        <w:t xml:space="preserve"> </w:t>
-      </w:r>
-      <w:r>
-        <w:t>두</w:t>
-      </w:r>
-      <w:r>
-        <w:t xml:space="preserve"> </w:t>
-      </w:r>
-      <w:r>
-        <w:t>효과가</w:t>
-      </w:r>
-      <w:r>
-        <w:t xml:space="preserve"> </w:t>
-      </w:r>
-      <w:r>
-        <w:t>분리될</w:t>
-      </w:r>
-      <w:r>
-        <w:t xml:space="preserve"> </w:t>
-      </w:r>
-      <w:r>
-        <w:t>수</w:t>
-      </w:r>
-      <w:r>
-        <w:t xml:space="preserve"> </w:t>
-      </w:r>
-      <w:r>
-        <w:t>있으므로</w:t>
-      </w:r>
-      <w:r>
-        <w:t xml:space="preserve">, </w:t>
-      </w:r>
-      <w:r>
-        <w:t>이질</w:t>
-      </w:r>
-      <w:r>
-        <w:t xml:space="preserve"> </w:t>
-      </w:r>
-      <w:r>
-        <w:t>용량은</w:t>
-      </w:r>
-      <w:r>
-        <w:t xml:space="preserve"> </w:t>
-      </w:r>
-      <w:r>
-        <w:t>단순한</w:t>
-      </w:r>
-      <w:r>
-        <w:t xml:space="preserve"> </w:t>
-      </w:r>
-      <w:r>
-        <w:t>현실성</w:t>
-      </w:r>
-      <w:r>
-        <w:t xml:space="preserve"> </w:t>
-      </w:r>
-      <w:r>
-        <w:t>보강이</w:t>
-      </w:r>
-      <w:r>
-        <w:t xml:space="preserve"> </w:t>
-      </w:r>
-      <w:r>
-        <w:t>아니라</w:t>
-      </w:r>
-      <w:r>
-        <w:t xml:space="preserve"> </w:t>
-      </w:r>
-      <w:r>
-        <w:t>두</w:t>
-      </w:r>
-      <w:r>
-        <w:t xml:space="preserve"> </w:t>
-      </w:r>
-      <w:r>
-        <w:t>축의</w:t>
-      </w:r>
-      <w:r>
-        <w:t xml:space="preserve"> </w:t>
-      </w:r>
-      <w:r>
-        <w:t>상호작용을</w:t>
-      </w:r>
-      <w:r>
-        <w:t xml:space="preserve"> </w:t>
-      </w:r>
-      <w:r>
-        <w:t>규명하는</w:t>
-      </w:r>
-      <w:r>
-        <w:t xml:space="preserve"> </w:t>
-      </w:r>
-      <w:r>
-        <w:t>데</w:t>
-      </w:r>
-      <w:r>
-        <w:t xml:space="preserve"> </w:t>
-      </w:r>
-      <w:r>
-        <w:t>필요한</w:t>
-      </w:r>
-      <w:r>
-        <w:t xml:space="preserve"> </w:t>
-      </w:r>
-      <w:r>
-        <w:t>조건이다</w:t>
-      </w:r>
-      <w:r>
-        <w:t xml:space="preserve">. </w:t>
-      </w:r>
-      <w:r>
-        <w:t>셋째</w:t>
-      </w:r>
-      <w:r>
-        <w:t xml:space="preserve">, </w:t>
-      </w:r>
-      <w:r>
-        <w:t>실측</w:t>
-      </w:r>
-      <w:r>
-        <w:t xml:space="preserve"> </w:t>
-      </w:r>
-      <w:r>
-        <w:t>전력</w:t>
-      </w:r>
-      <w:r>
-        <w:t xml:space="preserve"> </w:t>
-      </w:r>
-      <w:r>
-        <w:t>프로파일의</w:t>
-      </w:r>
-      <w:r>
-        <w:t xml:space="preserve"> </w:t>
-      </w:r>
-      <w:r>
-        <w:t>반영이다</w:t>
-      </w:r>
-      <w:r>
-        <w:t>.</w:t>
-      </w:r>
-    </w:p>
-    <w:p>
-      <w:pPr>
-        <w:jc w:val="left"/>
-      </w:pPr>
-    </w:p>
-    <w:p>
-      <w:pPr>
-        <w:jc w:val="left"/>
-        <w:rPr/>
-      </w:pPr>
-      <w:r>
-        <w:rPr>
-          <w:color w:val="1155CC"/>
-          <w:sz w:val="16"/>
-          <w:szCs w:val="16"/>
-        </w:rPr>
-        <w:t>(</w:t>
-      </w:r>
-      <w:r>
-        <w:rPr>
-          <w:color w:val="1155CC"/>
-          <w:sz w:val="16"/>
-          <w:szCs w:val="16"/>
-        </w:rPr>
-        <w:t>수치는</w:t>
-      </w:r>
-      <w:r>
-        <w:rPr>
-          <w:color w:val="1155CC"/>
-          <w:sz w:val="16"/>
-          <w:szCs w:val="16"/>
-        </w:rPr>
-        <w:t xml:space="preserve"> M3 </w:t>
-      </w:r>
-      <w:r>
-        <w:rPr>
-          <w:color w:val="1155CC"/>
-          <w:sz w:val="16"/>
-          <w:szCs w:val="16"/>
-        </w:rPr>
-        <w:t>용량</w:t>
-      </w:r>
-      <w:r>
-        <w:rPr>
-          <w:color w:val="1155CC"/>
-          <w:sz w:val="16"/>
-          <w:szCs w:val="16"/>
-        </w:rPr>
-        <w:t xml:space="preserve"> </w:t>
-      </w:r>
-      <w:r>
-        <w:rPr>
-          <w:color w:val="1155CC"/>
-          <w:sz w:val="16"/>
-          <w:szCs w:val="16"/>
-        </w:rPr>
-        <w:t>스윕</w:t>
-      </w:r>
-      <w:r>
-        <w:rPr>
-          <w:color w:val="1155CC"/>
-          <w:sz w:val="16"/>
-          <w:szCs w:val="16"/>
-        </w:rPr>
-        <w:t xml:space="preserve"> </w:t>
-      </w:r>
-      <w:r>
-        <w:rPr>
-          <w:color w:val="1155CC"/>
-          <w:sz w:val="16"/>
-          <w:szCs w:val="16"/>
-        </w:rPr>
-        <w:t>결과</w:t>
-      </w:r>
-      <w:r>
-        <w:rPr>
-          <w:color w:val="1155CC"/>
-          <w:sz w:val="16"/>
-          <w:szCs w:val="16"/>
-        </w:rPr>
-        <w:t xml:space="preserve"> </w:t>
-      </w:r>
-      <w:r>
-        <w:rPr>
-          <w:color w:val="1155CC"/>
-          <w:sz w:val="16"/>
-          <w:szCs w:val="16"/>
-        </w:rPr>
-        <w:t>나오면</w:t>
-      </w:r>
-      <w:r>
-        <w:rPr>
-          <w:color w:val="1155CC"/>
-          <w:sz w:val="16"/>
-          <w:szCs w:val="16"/>
-        </w:rPr>
-        <w:t xml:space="preserve"> </w:t>
-      </w:r>
-      <w:r>
-        <w:rPr>
-          <w:color w:val="1155CC"/>
-          <w:sz w:val="16"/>
-          <w:szCs w:val="16"/>
-        </w:rPr>
-        <w:t>다시</w:t>
-      </w:r>
-      <w:r>
-        <w:rPr>
-          <w:color w:val="1155CC"/>
-          <w:sz w:val="16"/>
-          <w:szCs w:val="16"/>
-        </w:rPr>
-        <w:t xml:space="preserve"> </w:t>
-      </w:r>
-      <w:r>
-        <w:rPr>
-          <w:color w:val="1155CC"/>
-          <w:sz w:val="16"/>
-          <w:szCs w:val="16"/>
-        </w:rPr>
-        <w:t>볼</w:t>
-      </w:r>
-      <w:r>
-        <w:rPr>
-          <w:color w:val="1155CC"/>
-          <w:sz w:val="16"/>
-          <w:szCs w:val="16"/>
-        </w:rPr>
-        <w:t xml:space="preserve"> </w:t>
-      </w:r>
-      <w:r>
-        <w:rPr>
-          <w:color w:val="1155CC"/>
-          <w:sz w:val="16"/>
-          <w:szCs w:val="16"/>
-        </w:rPr>
-        <w:t>것</w:t>
-      </w:r>
-      <w:r>
-        <w:rPr>
-          <w:color w:val="1155CC"/>
-          <w:sz w:val="16"/>
-          <w:szCs w:val="16"/>
-        </w:rPr>
-        <w:t xml:space="preserve">. </w:t>
-      </w:r>
-      <w:r>
-        <w:rPr>
-          <w:color w:val="1155CC"/>
-          <w:sz w:val="16"/>
-          <w:szCs w:val="16"/>
-        </w:rPr>
-        <w:t>특히</w:t>
-      </w:r>
-      <w:r>
-        <w:rPr>
-          <w:color w:val="1155CC"/>
-          <w:sz w:val="16"/>
-          <w:szCs w:val="16"/>
-        </w:rPr>
-        <w:t xml:space="preserve"> </w:t>
-      </w:r>
-      <w:r>
-        <w:rPr>
-          <w:color w:val="1155CC"/>
-          <w:sz w:val="16"/>
-          <w:szCs w:val="16"/>
-        </w:rPr>
-        <w:t>셋째</w:t>
-      </w:r>
-      <w:r>
-        <w:rPr>
-          <w:color w:val="1155CC"/>
-          <w:sz w:val="16"/>
-          <w:szCs w:val="16"/>
-        </w:rPr>
-        <w:t xml:space="preserve"> </w:t>
-      </w:r>
-      <w:r>
-        <w:rPr>
-          <w:color w:val="1155CC"/>
-          <w:sz w:val="16"/>
-          <w:szCs w:val="16"/>
-        </w:rPr>
-        <w:t>문단의</w:t>
-      </w:r>
-      <w:r>
-        <w:rPr>
-          <w:color w:val="1155CC"/>
-          <w:sz w:val="16"/>
-          <w:szCs w:val="16"/>
-        </w:rPr>
-        <w:t xml:space="preserve"> </w:t>
-      </w:r>
-      <w:r>
-        <w:rPr>
-          <w:color w:val="1155CC"/>
-          <w:sz w:val="16"/>
-          <w:szCs w:val="16"/>
-        </w:rPr>
-        <w:t>범위</w:t>
-      </w:r>
-      <w:r>
-        <w:rPr>
-          <w:color w:val="1155CC"/>
-          <w:sz w:val="16"/>
-          <w:szCs w:val="16"/>
-        </w:rPr>
-        <w:t xml:space="preserve"> </w:t>
-      </w:r>
-      <w:r>
-        <w:rPr>
-          <w:color w:val="1155CC"/>
-          <w:sz w:val="16"/>
-          <w:szCs w:val="16"/>
-        </w:rPr>
-        <w:t>표현</w:t>
-      </w:r>
-      <w:r>
-        <w:rPr>
-          <w:color w:val="1155CC"/>
-          <w:sz w:val="16"/>
-          <w:szCs w:val="16"/>
-        </w:rPr>
-        <w:t>)</w:t>
-      </w:r>
+        <w:t xml:space="preserve">한계는 네 가지다. 첫째, 시뮬레이션 평가다 — 실측 데이터 위에서 트레이스 재생 방식으로 검증했으며, 실제 클러스터 배포는 하지 않았다. 배치 시점에 용량을 아는 경우와 모르는 경우, 사후에 강제하는 경우를 같은 작업 집합에 나란히 적용해 비교해야 하므로, 이는 한 시스템의 실배포로는 애초에 동시에 잴 수 없는 비교다. 둘째, 캘리포니아·텍사스·독일 세 리전의 기상 예보 입력은 실제 예보 API가 아니라 해당 시각에 실측된 기상값을 그대로 가져다 쓴 것이다(§5.3) — 예보 오차가 0인 이상적 상황을 가정한 셈이라, 이 세 리전의 예측 성능과 절감 효과는 실제보다 낙관적일 수 있다. 셋째, 예측 지평은 24시간까지만 시험했다 — 원자료가 24시간 예보까지만 있어 48시간 지평은 시험할 수 없었다. 넷째, 솔버의 동률 처리 비결정성(재실행 시 총배출이 최대 0.14% 차이)과 합성 워크로드 파라미터(도착률, 지연 등급 분포)의 근거는 완전하지 않다.</w:t>
+      </w:r>
+    </w:p>
+    <w:p>
+      <w:pPr>
+        <w:jc w:val="left"/>
+      </w:pPr>
+    </w:p>
+    <w:p>
+      <w:pPr>
+        <w:jc w:val="left"/>
+      </w:pPr>
+      <w:r>
+        <w:t xml:space="preserve">향후 과제는 넷이다. 첫째, 실제 기상 예보 API 연동으로 세 리전의 예보 누출을 제거하는 것이다. 둘째, 24시간을 넘는 예측 지평을 시험할 수 있도록 원자료를 확장하는 것이다. 셋째, 수요 증가에 맞춘 용량 산정이다 — 작업량이 2배로 늘면 본 알고리즘에서도 용량 위반 배정이 92배로 폭증하므로, 고정 상한이 아니라 수요에 비례해 조정되는 용량 모델이 필요하다. 넷째, 실제 클러스터 배포를 통한 검증이다.</w:t>
+      </w:r>
+    </w:p>
+    <w:p>
+      <w:pPr>
+        <w:jc w:val="left"/>
+      </w:pPr>
     </w:p>
     <w:p>
       <w:pPr>

--- a/paper/CAST.docx
+++ b/paper/CAST.docx
@@ -4802,7 +4802,7 @@
         <w:t>는</w:t>
       </w:r>
       <w:r>
-        <w:t xml:space="preserve"> LSTM</w:t>
+        <w:t xml:space="preserve"> LSTM(Long Short-Term Memory, 장단기 기억 신경망)</w:t>
       </w:r>
       <w:r>
         <w:t>으로</w:t>
@@ -5157,1187 +5157,7 @@
         <w:jc w:val="left"/>
       </w:pPr>
       <w:r>
-        <w:t>1</w:t>
-      </w:r>
-      <w:r>
-        <w:t>년치</w:t>
-      </w:r>
-      <w:r>
-        <w:t xml:space="preserve"> </w:t>
-      </w:r>
-      <w:r>
-        <w:t>실측</w:t>
-      </w:r>
-      <w:r>
-        <w:t xml:space="preserve"> </w:t>
-      </w:r>
-      <w:r>
-        <w:t>탄소집약도</w:t>
-      </w:r>
-      <w:r>
-        <w:t xml:space="preserve"> </w:t>
-      </w:r>
-      <w:r>
-        <w:t>데이터를</w:t>
-      </w:r>
-      <w:r>
-        <w:t xml:space="preserve"> </w:t>
-      </w:r>
-      <w:r>
-        <w:t>사용한</w:t>
-      </w:r>
-      <w:r>
-        <w:t xml:space="preserve"> </w:t>
-      </w:r>
-      <w:r>
-        <w:t>시뮬레이션에서</w:t>
-      </w:r>
-      <w:r>
-        <w:t xml:space="preserve"> </w:t>
-      </w:r>
-      <w:r>
-        <w:t>총</w:t>
-      </w:r>
-      <w:r>
-        <w:t xml:space="preserve"> </w:t>
-      </w:r>
-      <w:r>
-        <w:t>배출량이</w:t>
-      </w:r>
-      <w:r>
-        <w:t xml:space="preserve"> </w:t>
-      </w:r>
-      <w:r>
-        <w:t>최대</w:t>
-      </w:r>
-      <w:r>
-        <w:t xml:space="preserve"> 65.93% </w:t>
-      </w:r>
-      <w:r>
-        <w:t>감소하였다</w:t>
-      </w:r>
-      <w:r>
-        <w:t xml:space="preserve">. </w:t>
-      </w:r>
-      <w:r>
-        <w:t>다만</w:t>
-      </w:r>
-      <w:r>
-        <w:t xml:space="preserve"> </w:t>
-      </w:r>
-      <w:r>
-        <w:t>이</w:t>
-      </w:r>
-      <w:r>
-        <w:t xml:space="preserve"> </w:t>
-      </w:r>
-      <w:r>
-        <w:t>값은</w:t>
-      </w:r>
-      <w:r>
-        <w:t xml:space="preserve"> </w:t>
-      </w:r>
-      <w:r>
-        <w:t>시간</w:t>
-      </w:r>
-      <w:r>
-        <w:t xml:space="preserve"> </w:t>
-      </w:r>
-      <w:r>
-        <w:t>이동</w:t>
-      </w:r>
-      <w:r>
-        <w:t xml:space="preserve"> </w:t>
-      </w:r>
-      <w:r>
-        <w:t>단계가</w:t>
-      </w:r>
-      <w:r>
-        <w:t xml:space="preserve"> </w:t>
-      </w:r>
-      <w:r>
-        <w:t>리전</w:t>
-      </w:r>
-      <w:r>
-        <w:t xml:space="preserve"> </w:t>
-      </w:r>
-      <w:r>
-        <w:t>용량을</w:t>
-      </w:r>
-      <w:r>
-        <w:t xml:space="preserve"> </w:t>
-      </w:r>
-      <w:r>
-        <w:t>지키지</w:t>
-      </w:r>
-      <w:r>
-        <w:t xml:space="preserve"> </w:t>
-      </w:r>
-      <w:r>
-        <w:t>않은</w:t>
-      </w:r>
-      <w:r>
-        <w:t xml:space="preserve"> </w:t>
-      </w:r>
-      <w:r>
-        <w:t>조건에서</w:t>
-      </w:r>
-      <w:r>
-        <w:t xml:space="preserve"> </w:t>
-      </w:r>
-      <w:r>
-        <w:t>얻어진</w:t>
-      </w:r>
-      <w:r>
-        <w:t xml:space="preserve"> </w:t>
-      </w:r>
-      <w:r>
-        <w:t>것이다</w:t>
-      </w:r>
-      <w:r>
-        <w:t xml:space="preserve">. </w:t>
-      </w:r>
-      <w:r>
-        <w:t>배치가</w:t>
-      </w:r>
-      <w:r>
-        <w:t xml:space="preserve"> </w:t>
-      </w:r>
-      <w:r>
-        <w:t>결정된</w:t>
-      </w:r>
-      <w:r>
-        <w:t xml:space="preserve"> </w:t>
-      </w:r>
-      <w:r>
-        <w:t>뒤에</w:t>
-      </w:r>
-      <w:r>
-        <w:t xml:space="preserve"> </w:t>
-      </w:r>
-      <w:r>
-        <w:t>용량을</w:t>
-      </w:r>
-      <w:r>
-        <w:t xml:space="preserve"> </w:t>
-      </w:r>
-      <w:r>
-        <w:t>사후에</w:t>
-      </w:r>
-      <w:r>
-        <w:t xml:space="preserve"> </w:t>
-      </w:r>
-      <w:r>
-        <w:t>강제하면</w:t>
-      </w:r>
-      <w:r>
-        <w:t xml:space="preserve"> 59.37%</w:t>
-      </w:r>
-      <w:r>
-        <w:t>가</w:t>
-      </w:r>
-      <w:r>
-        <w:t xml:space="preserve"> </w:t>
-      </w:r>
-      <w:r>
-        <w:t>되며</w:t>
-      </w:r>
-      <w:r>
-        <w:t xml:space="preserve">, </w:t>
-      </w:r>
-      <w:r>
-        <w:t>실현</w:t>
-      </w:r>
-      <w:r>
-        <w:t xml:space="preserve"> </w:t>
-      </w:r>
-      <w:r>
-        <w:t>가능한</w:t>
-      </w:r>
-      <w:r>
-        <w:t xml:space="preserve"> </w:t>
-      </w:r>
-      <w:r>
-        <w:t>절감은</w:t>
-      </w:r>
-      <w:r>
-        <w:t xml:space="preserve"> </w:t>
-      </w:r>
-      <w:r>
-        <w:t>이</w:t>
-      </w:r>
-      <w:r>
-        <w:t xml:space="preserve"> </w:t>
-      </w:r>
-      <w:r>
-        <w:t>두</w:t>
-      </w:r>
-      <w:r>
-        <w:t xml:space="preserve"> </w:t>
-      </w:r>
-      <w:r>
-        <w:t>값</w:t>
-      </w:r>
-      <w:r>
-        <w:t xml:space="preserve"> </w:t>
-      </w:r>
-      <w:r>
-        <w:t>사이에</w:t>
-      </w:r>
-      <w:r>
-        <w:t xml:space="preserve"> </w:t>
-      </w:r>
-      <w:r>
-        <w:t>있다</w:t>
-      </w:r>
-      <w:r>
-        <w:t xml:space="preserve">. </w:t>
-      </w:r>
-      <w:r>
-        <w:t>작업</w:t>
-      </w:r>
-      <w:r>
-        <w:t xml:space="preserve"> 146,000</w:t>
-      </w:r>
-      <w:r>
-        <w:t>건</w:t>
-      </w:r>
-      <w:r>
-        <w:t xml:space="preserve"> </w:t>
-      </w:r>
-      <w:r>
-        <w:t>전량이</w:t>
-      </w:r>
-      <w:r>
-        <w:t xml:space="preserve"> </w:t>
-      </w:r>
-      <w:r>
-        <w:t>마감</w:t>
-      </w:r>
-      <w:r>
-        <w:t xml:space="preserve"> </w:t>
-      </w:r>
-      <w:r>
-        <w:t>이내에</w:t>
-      </w:r>
-      <w:r>
-        <w:t xml:space="preserve"> </w:t>
-      </w:r>
-      <w:r>
-        <w:t>처리되어</w:t>
-      </w:r>
-      <w:r>
-        <w:t xml:space="preserve"> </w:t>
-      </w:r>
-      <w:r>
-        <w:t>마감</w:t>
-      </w:r>
-      <w:r>
-        <w:t xml:space="preserve"> </w:t>
-      </w:r>
-      <w:r>
-        <w:t>위반은</w:t>
-      </w:r>
-      <w:r>
-        <w:t xml:space="preserve"> </w:t>
-      </w:r>
-      <w:r>
-        <w:t>발생하지</w:t>
-      </w:r>
-      <w:r>
-        <w:t xml:space="preserve"> </w:t>
-      </w:r>
-      <w:r>
-        <w:t>않았다</w:t>
-      </w:r>
-      <w:r>
-        <w:t xml:space="preserve">. </w:t>
-      </w:r>
-      <w:r>
-        <w:rPr>
-          <w:color w:val="1155CC"/>
-          <w:sz w:val="16"/>
-          <w:szCs w:val="16"/>
-        </w:rPr>
-        <w:t>(</w:t>
-      </w:r>
-      <w:r>
-        <w:rPr>
-          <w:color w:val="1155CC"/>
-          <w:sz w:val="16"/>
-          <w:szCs w:val="16"/>
-        </w:rPr>
-        <w:t>스케줄러에도</w:t>
-      </w:r>
-      <w:r>
-        <w:rPr>
-          <w:color w:val="1155CC"/>
-          <w:sz w:val="16"/>
-          <w:szCs w:val="16"/>
-        </w:rPr>
-        <w:t xml:space="preserve"> </w:t>
-      </w:r>
-      <w:r>
-        <w:rPr>
-          <w:color w:val="1155CC"/>
-          <w:sz w:val="16"/>
-          <w:szCs w:val="16"/>
-        </w:rPr>
-        <w:t>용량</w:t>
-      </w:r>
-      <w:r>
-        <w:rPr>
-          <w:color w:val="1155CC"/>
-          <w:sz w:val="16"/>
-          <w:szCs w:val="16"/>
-        </w:rPr>
-        <w:t xml:space="preserve"> </w:t>
-      </w:r>
-      <w:r>
-        <w:rPr>
-          <w:color w:val="1155CC"/>
-          <w:sz w:val="16"/>
-          <w:szCs w:val="16"/>
-        </w:rPr>
-        <w:t>제약을</w:t>
-      </w:r>
-      <w:r>
-        <w:rPr>
-          <w:color w:val="1155CC"/>
-          <w:sz w:val="16"/>
-          <w:szCs w:val="16"/>
-        </w:rPr>
-        <w:t xml:space="preserve"> </w:t>
-      </w:r>
-      <w:r>
-        <w:rPr>
-          <w:color w:val="1155CC"/>
-          <w:sz w:val="16"/>
-          <w:szCs w:val="16"/>
-        </w:rPr>
-        <w:t>넣어야</w:t>
-      </w:r>
-      <w:r>
-        <w:rPr>
-          <w:color w:val="1155CC"/>
-          <w:sz w:val="16"/>
-          <w:szCs w:val="16"/>
-        </w:rPr>
-        <w:t xml:space="preserve"> </w:t>
-      </w:r>
-      <w:r>
-        <w:rPr>
-          <w:color w:val="1155CC"/>
-          <w:sz w:val="16"/>
-          <w:szCs w:val="16"/>
-        </w:rPr>
-        <w:t>하는데</w:t>
-      </w:r>
-      <w:r>
-        <w:rPr>
-          <w:color w:val="1155CC"/>
-          <w:sz w:val="16"/>
-          <w:szCs w:val="16"/>
-        </w:rPr>
-        <w:t xml:space="preserve"> </w:t>
-      </w:r>
-      <w:r>
-        <w:rPr>
-          <w:color w:val="1155CC"/>
-          <w:sz w:val="16"/>
-          <w:szCs w:val="16"/>
-        </w:rPr>
-        <w:t>코드</w:t>
-      </w:r>
-      <w:r>
-        <w:rPr>
-          <w:color w:val="1155CC"/>
-          <w:sz w:val="16"/>
-          <w:szCs w:val="16"/>
-        </w:rPr>
-        <w:t xml:space="preserve"> </w:t>
-      </w:r>
-      <w:r>
-        <w:rPr>
-          <w:color w:val="1155CC"/>
-          <w:sz w:val="16"/>
-          <w:szCs w:val="16"/>
-        </w:rPr>
-        <w:t>수정은</w:t>
-      </w:r>
-      <w:r>
-        <w:rPr>
-          <w:color w:val="1155CC"/>
-          <w:sz w:val="16"/>
-          <w:szCs w:val="16"/>
-        </w:rPr>
-        <w:t xml:space="preserve"> </w:t>
-      </w:r>
-      <w:r>
-        <w:rPr>
-          <w:color w:val="1155CC"/>
-          <w:sz w:val="16"/>
-          <w:szCs w:val="16"/>
-        </w:rPr>
-        <w:t>일단</w:t>
-      </w:r>
-      <w:r>
-        <w:rPr>
-          <w:color w:val="1155CC"/>
-          <w:sz w:val="16"/>
-          <w:szCs w:val="16"/>
-        </w:rPr>
-        <w:t xml:space="preserve"> </w:t>
-      </w:r>
-      <w:r>
-        <w:rPr>
-          <w:color w:val="1155CC"/>
-          <w:sz w:val="16"/>
-          <w:szCs w:val="16"/>
-        </w:rPr>
-        <w:t>하지</w:t>
-      </w:r>
-      <w:r>
-        <w:rPr>
-          <w:color w:val="1155CC"/>
-          <w:sz w:val="16"/>
-          <w:szCs w:val="16"/>
-        </w:rPr>
-        <w:t xml:space="preserve"> </w:t>
-      </w:r>
-      <w:r>
-        <w:rPr>
-          <w:color w:val="1155CC"/>
-          <w:sz w:val="16"/>
-          <w:szCs w:val="16"/>
-        </w:rPr>
-        <w:t>않기로</w:t>
-      </w:r>
-      <w:r>
-        <w:rPr>
-          <w:color w:val="1155CC"/>
-          <w:sz w:val="16"/>
-          <w:szCs w:val="16"/>
-        </w:rPr>
-        <w:t xml:space="preserve"> </w:t>
-      </w:r>
-      <w:r>
-        <w:rPr>
-          <w:color w:val="1155CC"/>
-          <w:sz w:val="16"/>
-          <w:szCs w:val="16"/>
-        </w:rPr>
-        <w:t>함</w:t>
-      </w:r>
-      <w:r>
-        <w:rPr>
-          <w:color w:val="1155CC"/>
-          <w:sz w:val="16"/>
-          <w:szCs w:val="16"/>
-        </w:rPr>
-        <w:t xml:space="preserve">. </w:t>
-      </w:r>
-      <w:r>
-        <w:rPr>
-          <w:color w:val="1155CC"/>
-          <w:sz w:val="16"/>
-          <w:szCs w:val="16"/>
-        </w:rPr>
-        <w:t>향후</w:t>
-      </w:r>
-      <w:r>
-        <w:rPr>
-          <w:color w:val="1155CC"/>
-          <w:sz w:val="16"/>
-          <w:szCs w:val="16"/>
-        </w:rPr>
-        <w:t xml:space="preserve"> </w:t>
-      </w:r>
-      <w:r>
-        <w:rPr>
-          <w:color w:val="1155CC"/>
-          <w:sz w:val="16"/>
-          <w:szCs w:val="16"/>
-        </w:rPr>
-        <w:t>과제로</w:t>
-      </w:r>
-      <w:r>
-        <w:rPr>
-          <w:color w:val="1155CC"/>
-          <w:sz w:val="16"/>
-          <w:szCs w:val="16"/>
-        </w:rPr>
-        <w:t xml:space="preserve"> </w:t>
-      </w:r>
-      <w:r>
-        <w:rPr>
-          <w:color w:val="1155CC"/>
-          <w:sz w:val="16"/>
-          <w:szCs w:val="16"/>
-        </w:rPr>
-        <w:t>뺄</w:t>
-      </w:r>
-      <w:r>
-        <w:rPr>
-          <w:color w:val="1155CC"/>
-          <w:sz w:val="16"/>
-          <w:szCs w:val="16"/>
-        </w:rPr>
-        <w:t xml:space="preserve"> </w:t>
-      </w:r>
-      <w:r>
-        <w:rPr>
-          <w:color w:val="1155CC"/>
-          <w:sz w:val="16"/>
-          <w:szCs w:val="16"/>
-        </w:rPr>
-        <w:t>것</w:t>
-      </w:r>
-      <w:r>
-        <w:rPr>
-          <w:color w:val="1155CC"/>
-          <w:sz w:val="16"/>
-          <w:szCs w:val="16"/>
-        </w:rPr>
-        <w:t>)</w:t>
-      </w:r>
-    </w:p>
-    <w:p>
-      <w:pPr>
-        <w:jc w:val="left"/>
-        <w:rPr/>
-      </w:pPr>
-      <w:r>
-        <w:rPr>
-          <w:color w:val="1155CC"/>
-          <w:sz w:val="16"/>
-          <w:szCs w:val="16"/>
-        </w:rPr>
-        <w:t>(</w:t>
-      </w:r>
-      <w:r>
-        <w:rPr>
-          <w:color w:val="1155CC"/>
-          <w:sz w:val="16"/>
-          <w:szCs w:val="16"/>
-        </w:rPr>
-        <w:t>발표</w:t>
-      </w:r>
-      <w:r>
-        <w:rPr>
-          <w:color w:val="1155CC"/>
-          <w:sz w:val="16"/>
-          <w:szCs w:val="16"/>
-        </w:rPr>
-        <w:t xml:space="preserve"> </w:t>
-      </w:r>
-      <w:r>
-        <w:rPr>
-          <w:color w:val="1155CC"/>
-          <w:sz w:val="16"/>
-          <w:szCs w:val="16"/>
-        </w:rPr>
-        <w:t>당시</w:t>
-      </w:r>
-      <w:r>
-        <w:rPr>
-          <w:color w:val="1155CC"/>
-          <w:sz w:val="16"/>
-          <w:szCs w:val="16"/>
-        </w:rPr>
-        <w:t xml:space="preserve"> −65.6%</w:t>
-      </w:r>
-      <w:r>
-        <w:rPr>
-          <w:color w:val="1155CC"/>
-          <w:sz w:val="16"/>
-          <w:szCs w:val="16"/>
-        </w:rPr>
-        <w:t>는</w:t>
-      </w:r>
-      <w:r>
-        <w:rPr>
-          <w:color w:val="1155CC"/>
-          <w:sz w:val="16"/>
-          <w:szCs w:val="16"/>
-        </w:rPr>
-        <w:t xml:space="preserve"> </w:t>
-      </w:r>
-      <w:r>
-        <w:rPr>
-          <w:color w:val="1155CC"/>
-          <w:sz w:val="16"/>
-          <w:szCs w:val="16"/>
-        </w:rPr>
-        <w:t>탄소</w:t>
-      </w:r>
-      <w:r>
-        <w:rPr>
-          <w:color w:val="1155CC"/>
-          <w:sz w:val="16"/>
-          <w:szCs w:val="16"/>
-        </w:rPr>
-        <w:t xml:space="preserve"> </w:t>
-      </w:r>
-      <w:r>
-        <w:rPr>
-          <w:color w:val="1155CC"/>
-          <w:sz w:val="16"/>
-          <w:szCs w:val="16"/>
-        </w:rPr>
-        <w:t>회계에서</w:t>
-      </w:r>
-      <w:r>
-        <w:rPr>
-          <w:color w:val="1155CC"/>
-          <w:sz w:val="16"/>
-          <w:szCs w:val="16"/>
-        </w:rPr>
-        <w:t xml:space="preserve"> </w:t>
-      </w:r>
-      <w:r>
-        <w:rPr>
-          <w:color w:val="1155CC"/>
-          <w:sz w:val="16"/>
-          <w:szCs w:val="16"/>
-        </w:rPr>
-        <w:t>시각을</w:t>
-      </w:r>
-      <w:r>
-        <w:rPr>
-          <w:color w:val="1155CC"/>
-          <w:sz w:val="16"/>
-          <w:szCs w:val="16"/>
-        </w:rPr>
-        <w:t xml:space="preserve"> </w:t>
-      </w:r>
-      <w:r>
-        <w:rPr>
-          <w:color w:val="1155CC"/>
-          <w:sz w:val="16"/>
-          <w:szCs w:val="16"/>
-        </w:rPr>
-        <w:t>인덱스로</w:t>
-      </w:r>
-      <w:r>
-        <w:rPr>
-          <w:color w:val="1155CC"/>
-          <w:sz w:val="16"/>
-          <w:szCs w:val="16"/>
-        </w:rPr>
-        <w:t xml:space="preserve"> </w:t>
-      </w:r>
-      <w:r>
-        <w:rPr>
-          <w:color w:val="1155CC"/>
-          <w:sz w:val="16"/>
-          <w:szCs w:val="16"/>
-        </w:rPr>
-        <w:t>바꿀</w:t>
-      </w:r>
-      <w:r>
-        <w:rPr>
-          <w:color w:val="1155CC"/>
-          <w:sz w:val="16"/>
-          <w:szCs w:val="16"/>
-        </w:rPr>
-        <w:t xml:space="preserve"> </w:t>
-      </w:r>
-      <w:r>
-        <w:rPr>
-          <w:color w:val="1155CC"/>
-          <w:sz w:val="16"/>
-          <w:szCs w:val="16"/>
-        </w:rPr>
-        <w:t>때</w:t>
-      </w:r>
-      <w:r>
-        <w:rPr>
-          <w:color w:val="1155CC"/>
-          <w:sz w:val="16"/>
-          <w:szCs w:val="16"/>
-        </w:rPr>
-        <w:t xml:space="preserve"> round</w:t>
-      </w:r>
-      <w:r>
-        <w:rPr>
-          <w:color w:val="1155CC"/>
-          <w:sz w:val="16"/>
-          <w:szCs w:val="16"/>
-        </w:rPr>
-        <w:t>를</w:t>
-      </w:r>
-      <w:r>
-        <w:rPr>
-          <w:color w:val="1155CC"/>
-          <w:sz w:val="16"/>
-          <w:szCs w:val="16"/>
-        </w:rPr>
-        <w:t xml:space="preserve"> </w:t>
-      </w:r>
-      <w:r>
-        <w:rPr>
-          <w:color w:val="1155CC"/>
-          <w:sz w:val="16"/>
-          <w:szCs w:val="16"/>
-        </w:rPr>
-        <w:t>쓰던</w:t>
-      </w:r>
-      <w:r>
-        <w:rPr>
-          <w:color w:val="1155CC"/>
-          <w:sz w:val="16"/>
-          <w:szCs w:val="16"/>
-        </w:rPr>
-        <w:t xml:space="preserve"> </w:t>
-      </w:r>
-      <w:r>
-        <w:rPr>
-          <w:color w:val="1155CC"/>
-          <w:sz w:val="16"/>
-          <w:szCs w:val="16"/>
-        </w:rPr>
-        <w:t>버전의</w:t>
-      </w:r>
-      <w:r>
-        <w:rPr>
-          <w:color w:val="1155CC"/>
-          <w:sz w:val="16"/>
-          <w:szCs w:val="16"/>
-        </w:rPr>
-        <w:t xml:space="preserve"> </w:t>
-      </w:r>
-      <w:r>
-        <w:rPr>
-          <w:color w:val="1155CC"/>
-          <w:sz w:val="16"/>
-          <w:szCs w:val="16"/>
-        </w:rPr>
-        <w:t>값임</w:t>
-      </w:r>
-      <w:r>
-        <w:rPr>
-          <w:color w:val="1155CC"/>
-          <w:sz w:val="16"/>
-          <w:szCs w:val="16"/>
-        </w:rPr>
-        <w:t xml:space="preserve">. 2026-08-03 </w:t>
-      </w:r>
-      <w:r>
-        <w:rPr>
-          <w:color w:val="1155CC"/>
-          <w:sz w:val="16"/>
-          <w:szCs w:val="16"/>
-        </w:rPr>
-        <w:t>커밋</w:t>
-      </w:r>
-      <w:r>
-        <w:rPr>
-          <w:color w:val="1155CC"/>
-          <w:sz w:val="16"/>
-          <w:szCs w:val="16"/>
-        </w:rPr>
-        <w:t xml:space="preserve"> e10c8f3</w:t>
-      </w:r>
-      <w:r>
-        <w:rPr>
-          <w:color w:val="1155CC"/>
-          <w:sz w:val="16"/>
-          <w:szCs w:val="16"/>
-        </w:rPr>
-        <w:t>에서</w:t>
-      </w:r>
-      <w:r>
-        <w:rPr>
-          <w:color w:val="1155CC"/>
-          <w:sz w:val="16"/>
-          <w:szCs w:val="16"/>
-        </w:rPr>
-        <w:t xml:space="preserve"> floor</w:t>
-      </w:r>
-      <w:r>
-        <w:rPr>
-          <w:color w:val="1155CC"/>
-          <w:sz w:val="16"/>
-          <w:szCs w:val="16"/>
-        </w:rPr>
-        <w:t>로</w:t>
-      </w:r>
-      <w:r>
-        <w:rPr>
-          <w:color w:val="1155CC"/>
-          <w:sz w:val="16"/>
-          <w:szCs w:val="16"/>
-        </w:rPr>
-        <w:t xml:space="preserve"> </w:t>
-      </w:r>
-      <w:r>
-        <w:rPr>
-          <w:color w:val="1155CC"/>
-          <w:sz w:val="16"/>
-          <w:szCs w:val="16"/>
-        </w:rPr>
-        <w:t>통일하며</w:t>
-      </w:r>
-      <w:r>
-        <w:rPr>
-          <w:color w:val="1155CC"/>
-          <w:sz w:val="16"/>
-          <w:szCs w:val="16"/>
-        </w:rPr>
-        <w:t xml:space="preserve"> −65.93%</w:t>
-      </w:r>
-      <w:r>
-        <w:rPr>
-          <w:color w:val="1155CC"/>
-          <w:sz w:val="16"/>
-          <w:szCs w:val="16"/>
-        </w:rPr>
-        <w:t>가</w:t>
-      </w:r>
-      <w:r>
-        <w:rPr>
-          <w:color w:val="1155CC"/>
-          <w:sz w:val="16"/>
-          <w:szCs w:val="16"/>
-        </w:rPr>
-        <w:t xml:space="preserve"> </w:t>
-      </w:r>
-      <w:r>
-        <w:rPr>
-          <w:color w:val="1155CC"/>
-          <w:sz w:val="16"/>
-          <w:szCs w:val="16"/>
-        </w:rPr>
-        <w:t>됨</w:t>
-      </w:r>
-      <w:r>
-        <w:rPr>
-          <w:color w:val="1155CC"/>
-          <w:sz w:val="16"/>
-          <w:szCs w:val="16"/>
-        </w:rPr>
-        <w:t xml:space="preserve">. </w:t>
-      </w:r>
-      <w:r>
-        <w:rPr>
-          <w:color w:val="1155CC"/>
-          <w:sz w:val="16"/>
-          <w:szCs w:val="16"/>
-        </w:rPr>
-        <w:t>탐색은</w:t>
-      </w:r>
-      <w:r>
-        <w:rPr>
-          <w:color w:val="1155CC"/>
-          <w:sz w:val="16"/>
-          <w:szCs w:val="16"/>
-        </w:rPr>
-        <w:t xml:space="preserve"> floor</w:t>
-      </w:r>
-      <w:r>
-        <w:rPr>
-          <w:color w:val="1155CC"/>
-          <w:sz w:val="16"/>
-          <w:szCs w:val="16"/>
-        </w:rPr>
-        <w:t>인데</w:t>
-      </w:r>
-      <w:r>
-        <w:rPr>
-          <w:color w:val="1155CC"/>
-          <w:sz w:val="16"/>
-          <w:szCs w:val="16"/>
-        </w:rPr>
-        <w:t xml:space="preserve"> </w:t>
-      </w:r>
-      <w:r>
-        <w:rPr>
-          <w:color w:val="1155CC"/>
-          <w:sz w:val="16"/>
-          <w:szCs w:val="16"/>
-        </w:rPr>
-        <w:t>회계만</w:t>
-      </w:r>
-      <w:r>
-        <w:rPr>
-          <w:color w:val="1155CC"/>
-          <w:sz w:val="16"/>
-          <w:szCs w:val="16"/>
-        </w:rPr>
-        <w:t xml:space="preserve"> round</w:t>
-      </w:r>
-      <w:r>
-        <w:rPr>
-          <w:color w:val="1155CC"/>
-          <w:sz w:val="16"/>
-          <w:szCs w:val="16"/>
-        </w:rPr>
-        <w:t>여서</w:t>
-      </w:r>
-      <w:r>
-        <w:rPr>
-          <w:color w:val="1155CC"/>
-          <w:sz w:val="16"/>
-          <w:szCs w:val="16"/>
-        </w:rPr>
-        <w:t xml:space="preserve"> </w:t>
-      </w:r>
-      <w:r>
-        <w:rPr>
-          <w:color w:val="1155CC"/>
-          <w:sz w:val="16"/>
-          <w:szCs w:val="16"/>
-        </w:rPr>
-        <w:t>비정수</w:t>
-      </w:r>
-      <w:r>
-        <w:rPr>
-          <w:color w:val="1155CC"/>
-          <w:sz w:val="16"/>
-          <w:szCs w:val="16"/>
-        </w:rPr>
-        <w:t xml:space="preserve"> </w:t>
-      </w:r>
-      <w:r>
-        <w:rPr>
-          <w:color w:val="1155CC"/>
-          <w:sz w:val="16"/>
-          <w:szCs w:val="16"/>
-        </w:rPr>
-        <w:t>제출</w:t>
-      </w:r>
-      <w:r>
-        <w:rPr>
-          <w:color w:val="1155CC"/>
-          <w:sz w:val="16"/>
-          <w:szCs w:val="16"/>
-        </w:rPr>
-        <w:t xml:space="preserve"> </w:t>
-      </w:r>
-      <w:r>
-        <w:rPr>
-          <w:color w:val="1155CC"/>
-          <w:sz w:val="16"/>
-          <w:szCs w:val="16"/>
-        </w:rPr>
-        <w:t>시각</w:t>
-      </w:r>
-      <w:r>
-        <w:rPr>
-          <w:color w:val="1155CC"/>
-          <w:sz w:val="16"/>
-          <w:szCs w:val="16"/>
-        </w:rPr>
-        <w:t xml:space="preserve"> </w:t>
-      </w:r>
-      <w:r>
-        <w:rPr>
-          <w:color w:val="1155CC"/>
-          <w:sz w:val="16"/>
-          <w:szCs w:val="16"/>
-        </w:rPr>
-        <w:t>작업이</w:t>
-      </w:r>
-      <w:r>
-        <w:rPr>
-          <w:color w:val="1155CC"/>
-          <w:sz w:val="16"/>
-          <w:szCs w:val="16"/>
-        </w:rPr>
-        <w:t xml:space="preserve"> 1</w:t>
-      </w:r>
-      <w:r>
-        <w:rPr>
-          <w:color w:val="1155CC"/>
-          <w:sz w:val="16"/>
-          <w:szCs w:val="16"/>
-        </w:rPr>
-        <w:t>시간</w:t>
-      </w:r>
-      <w:r>
-        <w:rPr>
-          <w:color w:val="1155CC"/>
-          <w:sz w:val="16"/>
-          <w:szCs w:val="16"/>
-        </w:rPr>
-        <w:t xml:space="preserve"> </w:t>
-      </w:r>
-      <w:r>
-        <w:rPr>
-          <w:color w:val="1155CC"/>
-          <w:sz w:val="16"/>
-          <w:szCs w:val="16"/>
-        </w:rPr>
-        <w:t>어긋나던</w:t>
-      </w:r>
-      <w:r>
-        <w:rPr>
-          <w:color w:val="1155CC"/>
-          <w:sz w:val="16"/>
-          <w:szCs w:val="16"/>
-        </w:rPr>
-        <w:t xml:space="preserve"> </w:t>
-      </w:r>
-      <w:r>
-        <w:rPr>
-          <w:color w:val="1155CC"/>
-          <w:sz w:val="16"/>
-          <w:szCs w:val="16"/>
-        </w:rPr>
-        <w:t>것을</w:t>
-      </w:r>
-      <w:r>
-        <w:rPr>
-          <w:color w:val="1155CC"/>
-          <w:sz w:val="16"/>
-          <w:szCs w:val="16"/>
-        </w:rPr>
-        <w:t xml:space="preserve"> </w:t>
-      </w:r>
-      <w:r>
-        <w:rPr>
-          <w:color w:val="1155CC"/>
-          <w:sz w:val="16"/>
-          <w:szCs w:val="16"/>
-        </w:rPr>
-        <w:t>고친</w:t>
-      </w:r>
-      <w:r>
-        <w:rPr>
-          <w:color w:val="1155CC"/>
-          <w:sz w:val="16"/>
-          <w:szCs w:val="16"/>
-        </w:rPr>
-        <w:t xml:space="preserve"> </w:t>
-      </w:r>
-      <w:r>
-        <w:rPr>
-          <w:color w:val="1155CC"/>
-          <w:sz w:val="16"/>
-          <w:szCs w:val="16"/>
-        </w:rPr>
-        <w:t>것이므로</w:t>
-      </w:r>
-      <w:r>
-        <w:rPr>
-          <w:color w:val="1155CC"/>
-          <w:sz w:val="16"/>
-          <w:szCs w:val="16"/>
-        </w:rPr>
-        <w:t xml:space="preserve"> </w:t>
-      </w:r>
-      <w:r>
-        <w:rPr>
-          <w:color w:val="1155CC"/>
-          <w:sz w:val="16"/>
-          <w:szCs w:val="16"/>
-        </w:rPr>
-        <w:t>현행</w:t>
-      </w:r>
-      <w:r>
-        <w:rPr>
-          <w:color w:val="1155CC"/>
-          <w:sz w:val="16"/>
-          <w:szCs w:val="16"/>
-        </w:rPr>
-        <w:t xml:space="preserve"> </w:t>
-      </w:r>
-      <w:r>
-        <w:rPr>
-          <w:color w:val="1155CC"/>
-          <w:sz w:val="16"/>
-          <w:szCs w:val="16"/>
-        </w:rPr>
-        <w:t>값이</w:t>
-      </w:r>
-      <w:r>
-        <w:rPr>
-          <w:color w:val="1155CC"/>
-          <w:sz w:val="16"/>
-          <w:szCs w:val="16"/>
-        </w:rPr>
-        <w:t xml:space="preserve"> </w:t>
-      </w:r>
-      <w:r>
-        <w:rPr>
-          <w:color w:val="1155CC"/>
-          <w:sz w:val="16"/>
-          <w:szCs w:val="16"/>
-        </w:rPr>
-        <w:t>옳음</w:t>
-      </w:r>
-      <w:r>
-        <w:rPr>
-          <w:color w:val="1155CC"/>
-          <w:sz w:val="16"/>
-          <w:szCs w:val="16"/>
-        </w:rPr>
-        <w:t xml:space="preserve">. </w:t>
-      </w:r>
-      <w:r>
-        <w:rPr>
-          <w:color w:val="1155CC"/>
-          <w:sz w:val="16"/>
-          <w:szCs w:val="16"/>
-        </w:rPr>
-        <w:t>각주로</w:t>
-      </w:r>
-      <w:r>
-        <w:rPr>
-          <w:color w:val="1155CC"/>
-          <w:sz w:val="16"/>
-          <w:szCs w:val="16"/>
-        </w:rPr>
-        <w:t xml:space="preserve"> </w:t>
-      </w:r>
-      <w:r>
-        <w:rPr>
-          <w:color w:val="1155CC"/>
-          <w:sz w:val="16"/>
-          <w:szCs w:val="16"/>
-        </w:rPr>
-        <w:t>넣을지</w:t>
-      </w:r>
-      <w:r>
-        <w:rPr>
-          <w:color w:val="1155CC"/>
-          <w:sz w:val="16"/>
-          <w:szCs w:val="16"/>
-        </w:rPr>
-        <w:t xml:space="preserve"> </w:t>
-      </w:r>
-      <w:r>
-        <w:rPr>
-          <w:color w:val="1155CC"/>
-          <w:sz w:val="16"/>
-          <w:szCs w:val="16"/>
-        </w:rPr>
-        <w:t>판단할</w:t>
-      </w:r>
-      <w:r>
-        <w:rPr>
-          <w:color w:val="1155CC"/>
-          <w:sz w:val="16"/>
-          <w:szCs w:val="16"/>
-        </w:rPr>
-        <w:t xml:space="preserve"> </w:t>
-      </w:r>
-      <w:r>
-        <w:rPr>
-          <w:color w:val="1155CC"/>
-          <w:sz w:val="16"/>
-          <w:szCs w:val="16"/>
-        </w:rPr>
-        <w:t>것</w:t>
-      </w:r>
-      <w:r>
-        <w:rPr>
-          <w:color w:val="1155CC"/>
-          <w:sz w:val="16"/>
-          <w:szCs w:val="16"/>
-        </w:rPr>
-        <w:t>)</w:t>
+        <w:t xml:space="preserve">1년치 실측 탄소집약도 데이터를 사용한 시뮬레이션에서 총 배출량이 62.94% 감소하였다. 공간 이동과 온라인 용량 인지 시간 이동을 결합한 결과로, 작업 146,000건 전량이 마감 이내에 처리되어 마감 위반은 발생하지 않았다.</w:t>
       </w:r>
     </w:p>
     <w:p>
@@ -26957,6 +25777,88 @@
       </w:r>
       <w:r>
         <w:t>.</w:t>
+      </w:r>
+    </w:p>
+    <w:p>
+      <w:pPr>
+        <w:jc w:val="left"/>
+      </w:pPr>
+    </w:p>
+    <w:p>
+      <w:pPr>
+        <w:jc w:val="left"/>
+      </w:pPr>
+      <w:r>
+        <w:rPr>
+          <w:noProof/>
+        </w:rPr>
+        <w:drawing>
+          <wp:anchor distT="0" distB="0" distL="114300" distR="114300" simplePos="0" relativeHeight="2" behindDoc="0" locked="0" layoutInCell="1" allowOverlap="1">
+            <wp:simplePos x="0" y="0"/>
+            <wp:positionH relativeFrom="page">
+              <wp:align>center</wp:align>
+            </wp:positionH>
+            <wp:positionV relativeFrom="paragraph">
+              <wp:posOffset>0</wp:posOffset>
+            </wp:positionV>
+            <wp:extent cx="5727700" cy="2438400"/>
+            <wp:effectExtent l="0" t="0" r="0" b="0"/>
+            <wp:wrapTopAndBottom/>
+            <wp:docPr id="960" name="Picture 960"/>
+            <wp:cNvGraphicFramePr>
+              <a:graphicFrameLocks xmlns:a="http://schemas.openxmlformats.org/drawingml/2006/main" noChangeAspect="1"/>
+            </wp:cNvGraphicFramePr>
+            <a:graphic xmlns:a="http://schemas.openxmlformats.org/drawingml/2006/main">
+              <a:graphicData uri="http://schemas.openxmlformats.org/drawingml/2006/picture">
+                <pic:pic xmlns:pic="http://schemas.openxmlformats.org/drawingml/2006/picture">
+                  <pic:nvPicPr>
+                    <pic:cNvPr id="960" name="fig3_loadbalancer.png"/>
+                    <pic:cNvPicPr/>
+                  </pic:nvPicPr>
+                  <pic:blipFill>
+                    <a:blip r:embed="rId55"/>
+                    <a:stretch>
+                      <a:fillRect/>
+                    </a:stretch>
+                  </pic:blipFill>
+                  <pic:spPr>
+                    <a:xfrm>
+                      <a:off x="0" y="0"/>
+                      <a:ext cx="5727700" cy="2438400"/>
+                    </a:xfrm>
+                    <a:prstGeom prst="rect">
+                      <a:avLst/>
+                    </a:prstGeom>
+                  </pic:spPr>
+                </pic:pic>
+              </a:graphicData>
+            </a:graphic>
+          </wp:anchor>
+        </w:drawing>
+      </w:r>
+    </w:p>
+    <w:p>
+      <w:pPr>
+        <w:jc w:val="left"/>
+        <w:rPr>
+          <w:sz w:val="18"/>
+          <w:szCs w:val="18"/>
+        </w:rPr>
+      </w:pPr>
+      <w:r>
+        <w:rPr>
+          <w:sz w:val="18"/>
+          <w:szCs w:val="18"/>
+        </w:rPr>
+        <w:t xml:space="preserve">그림 2. 공간 이동(로드밸런서) — 슬롯마다 파레토 무릎점으로 α를 자동 결정해 리전 용량 제약 안에서 작업을 배정하는 슬롯 단위 ILP.</w:t>
+      </w:r>
+    </w:p>
+    <w:p>
+      <w:pPr>
+        <w:jc w:val="left"/>
+      </w:pPr>
+      <w:r>
+        <w:t xml:space="preserve">그림 2는 슬롯 단위 로드밸런서가 예측·지연 행렬·직전 배정을 입력받아 α를 슬롯마다 자동으로 정하고 ILP로 작업의 실행 리전을 배정하는 과정을 나타낸다.</w:t>
       </w:r>
     </w:p>
     <w:p>
@@ -29007,20 +27909,20 @@
           <w:sz w:val="18"/>
           <w:szCs w:val="18"/>
         </w:rPr>
-        <w:t xml:space="preserve">그림 4. 고정 α 스윕과 슬롯별 무릎점(α=auto)의 파레토 곡선 — auto는 탄소가 가장 낮은 지점이 아니라 지연 대비 탄소 한계수익이 정점을 찍는 지점(464.9 kg/ms)이다.</w:t>
-      </w:r>
-    </w:p>
-    <w:p>
-      <w:pPr>
-        <w:jc w:val="left"/>
-      </w:pPr>
-    </w:p>
-    <w:p>
-      <w:pPr>
-        <w:jc w:val="left"/>
-      </w:pPr>
-      <w:r>
-        <w:t xml:space="preserve">그림 4는 고정 α 스윕과 슬롯마다 다시 계산하는 무릎점 자동 α(auto)의 위치를 지연-탄소 평면에 함께 나타낸다. auto는 절감률이 가장 높은 지점이 아니라 지연 한 단위당 탄소 한계수익이 정점을 찍는 지점이다.</w:t>
+        <w:t xml:space="preserve">그림 3. 고정 α 스윕과 슬롯별 무릎점(α=auto)의 파레토 곡선 — auto는 탄소가 가장 낮은 지점이 아니라 지연 대비 탄소 한계수익이 정점을 찍는 지점(464.9 kg/ms)이다.</w:t>
+      </w:r>
+    </w:p>
+    <w:p>
+      <w:pPr>
+        <w:jc w:val="left"/>
+      </w:pPr>
+    </w:p>
+    <w:p>
+      <w:pPr>
+        <w:jc w:val="left"/>
+      </w:pPr>
+      <w:r>
+        <w:t xml:space="preserve">그림 3은 고정 α 스윕과 슬롯마다 다시 계산하는 무릎점 자동 α(auto)의 위치를 지연-탄소 평면에 함께 나타낸다. auto는 절감률이 가장 높은 지점이 아니라 지연 한 단위당 탄소 한계수익이 정점을 찍는 지점이다.</w:t>
       </w:r>
     </w:p>
     <w:p>
@@ -29111,88 +28013,6 @@
           <w:szCs w:val="16"/>
         </w:rPr>
         <w:t>: "The optimization outcome changes depending on the desired tradeoffs between carbon footprint and efficiency"</w:t>
-      </w:r>
-    </w:p>
-    <w:p>
-      <w:pPr>
-        <w:jc w:val="left"/>
-      </w:pPr>
-    </w:p>
-    <w:p>
-      <w:pPr>
-        <w:jc w:val="left"/>
-      </w:pPr>
-      <w:r>
-        <w:rPr>
-          <w:noProof/>
-        </w:rPr>
-        <w:drawing>
-          <wp:anchor distT="0" distB="0" distL="114300" distR="114300" simplePos="0" relativeHeight="2" behindDoc="0" locked="0" layoutInCell="1" allowOverlap="1">
-            <wp:simplePos x="0" y="0"/>
-            <wp:positionH relativeFrom="page">
-              <wp:align>center</wp:align>
-            </wp:positionH>
-            <wp:positionV relativeFrom="paragraph">
-              <wp:posOffset>0</wp:posOffset>
-            </wp:positionV>
-            <wp:extent cx="5727700" cy="2438400"/>
-            <wp:effectExtent l="0" t="0" r="0" b="0"/>
-            <wp:wrapTopAndBottom/>
-            <wp:docPr id="960" name="Picture 960"/>
-            <wp:cNvGraphicFramePr>
-              <a:graphicFrameLocks xmlns:a="http://schemas.openxmlformats.org/drawingml/2006/main" noChangeAspect="1"/>
-            </wp:cNvGraphicFramePr>
-            <a:graphic xmlns:a="http://schemas.openxmlformats.org/drawingml/2006/main">
-              <a:graphicData uri="http://schemas.openxmlformats.org/drawingml/2006/picture">
-                <pic:pic xmlns:pic="http://schemas.openxmlformats.org/drawingml/2006/picture">
-                  <pic:nvPicPr>
-                    <pic:cNvPr id="960" name="fig3_loadbalancer.png"/>
-                    <pic:cNvPicPr/>
-                  </pic:nvPicPr>
-                  <pic:blipFill>
-                    <a:blip r:embed="rId55"/>
-                    <a:stretch>
-                      <a:fillRect/>
-                    </a:stretch>
-                  </pic:blipFill>
-                  <pic:spPr>
-                    <a:xfrm>
-                      <a:off x="0" y="0"/>
-                      <a:ext cx="5727700" cy="2438400"/>
-                    </a:xfrm>
-                    <a:prstGeom prst="rect">
-                      <a:avLst/>
-                    </a:prstGeom>
-                  </pic:spPr>
-                </pic:pic>
-              </a:graphicData>
-            </a:graphic>
-          </wp:anchor>
-        </w:drawing>
-      </w:r>
-    </w:p>
-    <w:p>
-      <w:pPr>
-        <w:jc w:val="left"/>
-        <w:rPr>
-          <w:sz w:val="18"/>
-          <w:szCs w:val="18"/>
-        </w:rPr>
-      </w:pPr>
-      <w:r>
-        <w:rPr>
-          <w:sz w:val="18"/>
-          <w:szCs w:val="18"/>
-        </w:rPr>
-        <w:t xml:space="preserve">그림 2. 공간 이동(로드밸런서) — 슬롯마다 파레토 무릎점으로 α를 자동 결정해 리전 용량 제약 안에서 작업을 배정하는 슬롯 단위 ILP.</w:t>
-      </w:r>
-    </w:p>
-    <w:p>
-      <w:pPr>
-        <w:jc w:val="left"/>
-      </w:pPr>
-      <w:r>
-        <w:t xml:space="preserve">그림 2는 슬롯 단위 로드밸런서가 예측·지연 행렬·직전 배정을 입력받아 α를 슬롯마다 자동으로 정하고 ILP로 작업의 실행 리전을 배정하는 과정을 나타낸다.</w:t>
       </w:r>
     </w:p>
     <w:p>
@@ -31053,15 +29873,15 @@
           <w:sz w:val="18"/>
           <w:szCs w:val="18"/>
         </w:rPr>
-        <w:t xml:space="preserve">그림 3. 시간 이동(스케줄러) — 마감 인지 탐색 윈도우 안에서 탄소·지연 가중 점수가 최소인 실행 슬롯을 고른다.</w:t>
-      </w:r>
-    </w:p>
-    <w:p>
-      <w:pPr>
-        <w:jc w:val="left"/>
-      </w:pPr>
-      <w:r>
-        <w:t xml:space="preserve">그림 3은 마감 인지 시간 이동이 실행 가능 윈도우 안에서 탄소·지연 가중 점수가 최소인 슬롯을 선택하는 과정을 나타낸다.</w:t>
+        <w:t xml:space="preserve">그림 4. 시간 이동(스케줄러) — 마감 인지 탐색 윈도우 안에서 탄소·지연 가중 점수가 최소인 실행 슬롯을 고른다.</w:t>
+      </w:r>
+    </w:p>
+    <w:p>
+      <w:pPr>
+        <w:jc w:val="left"/>
+      </w:pPr>
+      <w:r>
+        <w:t xml:space="preserve">그림 4는 마감 인지 시간 이동이 실행 가능 윈도우 안에서 탄소·지연 가중 점수가 최소인 슬롯을 선택하는 과정을 나타낸다.</w:t>
       </w:r>
     </w:p>
     <w:p>
@@ -39939,323 +38759,11 @@
     </w:tbl>
     <w:p/>
     <w:p>
-      <w:r>
-        <w:t>공간</w:t>
-      </w:r>
-      <w:r>
-        <w:t xml:space="preserve"> </w:t>
-      </w:r>
-      <w:r>
-        <w:t>이동만으로</w:t>
-      </w:r>
-      <w:r>
-        <w:t xml:space="preserve"> </w:t>
-      </w:r>
-      <w:r>
-        <w:t>총</w:t>
-      </w:r>
-      <w:r>
-        <w:t xml:space="preserve"> </w:t>
-      </w:r>
-      <w:r>
-        <w:t>배출량이</w:t>
-      </w:r>
-      <w:r>
-        <w:t xml:space="preserve"> 56.85% </w:t>
-      </w:r>
-      <w:r>
-        <w:t>감소한다</w:t>
-      </w:r>
-      <w:r>
-        <w:t xml:space="preserve">. </w:t>
-      </w:r>
-      <w:r>
-        <w:t>여기에</w:t>
-      </w:r>
-      <w:r>
-        <w:t xml:space="preserve"> </w:t>
-      </w:r>
-      <w:r>
-        <w:t>시간</w:t>
-      </w:r>
-      <w:r>
-        <w:t xml:space="preserve"> </w:t>
-      </w:r>
-      <w:r>
-        <w:t>이동을</w:t>
-      </w:r>
-      <w:r>
-        <w:t xml:space="preserve"> </w:t>
-      </w:r>
-      <w:r>
-        <w:t>더하면</w:t>
-      </w:r>
-      <w:r>
-        <w:t xml:space="preserve"> 65.93%</w:t>
-      </w:r>
-      <w:r>
-        <w:t>까지</w:t>
-      </w:r>
-      <w:r>
-        <w:t xml:space="preserve"> </w:t>
-      </w:r>
-      <w:r>
-        <w:t>내려가나</w:t>
-      </w:r>
-      <w:r>
-        <w:t xml:space="preserve">, </w:t>
-      </w:r>
-      <w:r>
-        <w:t>이</w:t>
-      </w:r>
-      <w:r>
-        <w:t xml:space="preserve"> </w:t>
-      </w:r>
-      <w:r>
-        <w:t>값은</w:t>
-      </w:r>
-      <w:r>
-        <w:t xml:space="preserve"> </w:t>
-      </w:r>
-      <w:r>
-        <w:t>시간</w:t>
-      </w:r>
-      <w:r>
-        <w:t xml:space="preserve"> </w:t>
-      </w:r>
-      <w:r>
-        <w:t>이동</w:t>
-      </w:r>
-      <w:r>
-        <w:t xml:space="preserve"> </w:t>
-      </w:r>
-      <w:r>
-        <w:t>단계가</w:t>
-      </w:r>
-      <w:r>
-        <w:t xml:space="preserve"> </w:t>
-      </w:r>
-      <w:r>
-        <w:t>리전</w:t>
-      </w:r>
-      <w:r>
-        <w:t xml:space="preserve"> </w:t>
-      </w:r>
-      <w:r>
-        <w:t>용량을</w:t>
-      </w:r>
-      <w:r>
-        <w:t xml:space="preserve"> </w:t>
-      </w:r>
-      <w:r>
-        <w:t>지키지</w:t>
-      </w:r>
-      <w:r>
-        <w:t xml:space="preserve"> </w:t>
-      </w:r>
-      <w:r>
-        <w:t>않은</w:t>
-      </w:r>
-      <w:r>
-        <w:t xml:space="preserve"> </w:t>
-      </w:r>
-      <w:r>
-        <w:t>조건에서</w:t>
-      </w:r>
-      <w:r>
-        <w:t xml:space="preserve"> </w:t>
-      </w:r>
-      <w:r>
-        <w:t>얻어진</w:t>
-      </w:r>
-      <w:r>
-        <w:t xml:space="preserve"> </w:t>
-      </w:r>
-      <w:r>
-        <w:t>것이다</w:t>
-      </w:r>
-      <w:r>
-        <w:t xml:space="preserve">. </w:t>
-      </w:r>
-      <w:r>
-        <w:t>배치가</w:t>
-      </w:r>
-      <w:r>
-        <w:t xml:space="preserve"> </w:t>
-      </w:r>
-      <w:r>
-        <w:t>결정된</w:t>
-      </w:r>
-      <w:r>
-        <w:t xml:space="preserve"> </w:t>
-      </w:r>
-      <w:r>
-        <w:t>뒤에</w:t>
-      </w:r>
-      <w:r>
-        <w:t xml:space="preserve"> </w:t>
-      </w:r>
-      <w:r>
-        <w:t>용량을</w:t>
-      </w:r>
-      <w:r>
-        <w:t xml:space="preserve"> </w:t>
-      </w:r>
-      <w:r>
-        <w:t>사후에</w:t>
-      </w:r>
-      <w:r>
-        <w:t xml:space="preserve"> </w:t>
-      </w:r>
-      <w:r>
-        <w:t>강제하면</w:t>
-      </w:r>
-      <w:r>
-        <w:t xml:space="preserve"> 59.37%</w:t>
-      </w:r>
-      <w:r>
-        <w:t>가</w:t>
-      </w:r>
-      <w:r>
-        <w:t xml:space="preserve"> </w:t>
-      </w:r>
-      <w:r>
-        <w:t>된다</w:t>
-      </w:r>
-      <w:r>
-        <w:t xml:space="preserve">. </w:t>
-      </w:r>
-      <w:r>
-        <w:t>실현</w:t>
-      </w:r>
-      <w:r>
-        <w:t xml:space="preserve"> </w:t>
-      </w:r>
-      <w:r>
-        <w:t>가능한</w:t>
-      </w:r>
-      <w:r>
-        <w:t xml:space="preserve"> </w:t>
-      </w:r>
-      <w:r>
-        <w:t>절감은</w:t>
-      </w:r>
-      <w:r>
-        <w:t xml:space="preserve"> </w:t>
-      </w:r>
-      <w:r>
-        <w:t>이</w:t>
-      </w:r>
-      <w:r>
-        <w:t xml:space="preserve"> </w:t>
-      </w:r>
-      <w:r>
-        <w:t>두</w:t>
-      </w:r>
-      <w:r>
-        <w:t xml:space="preserve"> </w:t>
-      </w:r>
-      <w:r>
-        <w:t>값</w:t>
-      </w:r>
-      <w:r>
-        <w:t xml:space="preserve"> </w:t>
-      </w:r>
-      <w:r>
-        <w:t>사이에</w:t>
-      </w:r>
-      <w:r>
-        <w:t xml:space="preserve"> </w:t>
-      </w:r>
-      <w:r>
-        <w:t>있다</w:t>
-      </w:r>
-      <w:r>
-        <w:t xml:space="preserve">. </w:t>
-      </w:r>
-      <w:r>
-        <w:t>용량을</w:t>
-      </w:r>
-      <w:r>
-        <w:t xml:space="preserve"> </w:t>
-      </w:r>
-      <w:r>
-        <w:t>지키지</w:t>
-      </w:r>
-      <w:r>
-        <w:t xml:space="preserve"> </w:t>
-      </w:r>
-      <w:r>
-        <w:t>않을</w:t>
-      </w:r>
-      <w:r>
-        <w:t xml:space="preserve"> </w:t>
-      </w:r>
-      <w:r>
-        <w:t>때</w:t>
-      </w:r>
-      <w:r>
-        <w:t xml:space="preserve"> </w:t>
-      </w:r>
-      <w:r>
-        <w:t>무슨</w:t>
-      </w:r>
-      <w:r>
-        <w:t xml:space="preserve"> </w:t>
-      </w:r>
-      <w:r>
-        <w:t>일이</w:t>
-      </w:r>
-      <w:r>
-        <w:t xml:space="preserve"> </w:t>
-      </w:r>
-      <w:r>
-        <w:t>일어나는지는</w:t>
-      </w:r>
-      <w:r>
-        <w:t xml:space="preserve"> 6.4</w:t>
-      </w:r>
-      <w:r>
-        <w:t>절에서</w:t>
-      </w:r>
-      <w:r>
-        <w:t xml:space="preserve">, </w:t>
-      </w:r>
-      <w:r>
-        <w:t>사후</w:t>
-      </w:r>
-      <w:r>
-        <w:t xml:space="preserve"> </w:t>
-      </w:r>
-      <w:r>
-        <w:t>강제의</w:t>
-      </w:r>
-      <w:r>
-        <w:t xml:space="preserve"> </w:t>
-      </w:r>
-      <w:r>
-        <w:t>방법과</w:t>
-      </w:r>
-      <w:r>
-        <w:t xml:space="preserve"> </w:t>
-      </w:r>
-      <w:r>
-        <w:t>결과는</w:t>
-      </w:r>
-      <w:r>
-        <w:t xml:space="preserve"> 6.5</w:t>
-      </w:r>
-      <w:r>
-        <w:t>절에서</w:t>
-      </w:r>
-      <w:r>
-        <w:t xml:space="preserve"> </w:t>
-      </w:r>
-      <w:r>
-        <w:t>다룬다</w:t>
-      </w:r>
-      <w:r>
-        <w:t>.</w:t>
+      <w:pPr>
+        <w:jc w:val="left"/>
+      </w:pPr>
+      <w:r>
+        <w:t xml:space="preserve">공간 이동만으로 총 배출량이 56.85% 감소한다. 시간 이동 단계가 리전 용량을 고려하지 않으면 65.93%까지 내려가지만, 이는 실현 불가능한 반사실 상한이다. 배치가 끝난 뒤 사후적으로 용량을 강제하면 59.37%에 그치는데, 이는 아무 것도 하지 않았을 때 감수해야 할 손해의 하한이다. 이 두 경계값 사이 어디에 실제 값이 있는지는 6.4절에서 온라인 용량 인지 알고리즘으로 확정한다.</w:t>
       </w:r>
     </w:p>
     <w:p/>

--- a/paper/CAST.docx
+++ b/paper/CAST.docx
@@ -19286,1344 +19286,7 @@
         <w:jc w:val="left"/>
       </w:pPr>
       <w:r>
-        <w:t>작업</w:t>
-      </w:r>
-      <w:r>
-        <w:t xml:space="preserve"> </w:t>
-      </w:r>
-      <w:r>
-        <w:t>집합을</w:t>
-      </w:r>
-      <w:r>
-        <w:t xml:space="preserve"> J, </w:t>
-      </w:r>
-      <w:r>
-        <w:t>리전</w:t>
-      </w:r>
-      <w:r>
-        <w:t xml:space="preserve"> </w:t>
-      </w:r>
-      <w:r>
-        <w:t>집합을</w:t>
-      </w:r>
-      <w:r>
-        <w:t xml:space="preserve"> R, </w:t>
-      </w:r>
-      <w:r>
-        <w:t>슬롯</w:t>
-      </w:r>
-      <w:r>
-        <w:t xml:space="preserve"> </w:t>
-      </w:r>
-      <w:r>
-        <w:t>집합을</w:t>
-      </w:r>
-      <w:r>
-        <w:t xml:space="preserve"> T</w:t>
-      </w:r>
-      <w:r>
-        <w:t>로</w:t>
-      </w:r>
-      <w:r>
-        <w:t xml:space="preserve"> </w:t>
-      </w:r>
-      <w:r>
-        <w:t>둔다</w:t>
-      </w:r>
-      <w:r>
-        <w:t xml:space="preserve">. </w:t>
-      </w:r>
-      <w:r>
-        <w:t>슬롯</w:t>
-      </w:r>
-      <w:r>
-        <w:t xml:space="preserve"> </w:t>
-      </w:r>
-      <w:r>
-        <w:t>길이는</w:t>
-      </w:r>
-      <w:r>
-        <w:t xml:space="preserve"> 1</w:t>
-      </w:r>
-      <w:r>
-        <w:t>시간이며</w:t>
-      </w:r>
-      <w:r>
-        <w:t xml:space="preserve">, </w:t>
-      </w:r>
-      <w:r>
-        <w:t>탄소집약도</w:t>
-      </w:r>
-      <w:r>
-        <w:t xml:space="preserve"> </w:t>
-      </w:r>
-      <w:r>
-        <w:t>데이터의</w:t>
-      </w:r>
-      <w:r>
-        <w:t xml:space="preserve"> </w:t>
-      </w:r>
-      <w:r>
-        <w:t>시간</w:t>
-      </w:r>
-      <w:r>
-        <w:t xml:space="preserve"> </w:t>
-      </w:r>
-      <w:r>
-        <w:t>해상도와</w:t>
-      </w:r>
-      <w:r>
-        <w:t xml:space="preserve"> </w:t>
-      </w:r>
-      <w:r>
-        <w:t>일치시킨</w:t>
-      </w:r>
-      <w:r>
-        <w:t xml:space="preserve"> </w:t>
-      </w:r>
-      <w:r>
-        <w:t>값이다</w:t>
-      </w:r>
-      <w:r>
-        <w:t xml:space="preserve">. </w:t>
-      </w:r>
-      <w:r>
-        <w:rPr>
-          <w:color w:val="1155CC"/>
-          <w:sz w:val="16"/>
-          <w:szCs w:val="16"/>
-        </w:rPr>
-        <w:t>(</w:t>
-      </w:r>
-      <w:r>
-        <w:rPr>
-          <w:color w:val="1155CC"/>
-          <w:sz w:val="16"/>
-          <w:szCs w:val="16"/>
-        </w:rPr>
-        <w:t>근거</w:t>
-      </w:r>
-      <w:r>
-        <w:rPr>
-          <w:color w:val="1155CC"/>
-          <w:sz w:val="16"/>
-          <w:szCs w:val="16"/>
-        </w:rPr>
-        <w:t xml:space="preserve"> </w:t>
-      </w:r>
-      <w:r>
-        <w:rPr>
-          <w:color w:val="1155CC"/>
-          <w:sz w:val="16"/>
-          <w:szCs w:val="16"/>
-        </w:rPr>
-        <w:t>필요</w:t>
-      </w:r>
-      <w:r>
-        <w:rPr>
-          <w:color w:val="1155CC"/>
-          <w:sz w:val="16"/>
-          <w:szCs w:val="16"/>
-        </w:rPr>
-        <w:t xml:space="preserve"> — Electricity Maps</w:t>
-      </w:r>
-      <w:r>
-        <w:rPr>
-          <w:color w:val="1155CC"/>
-          <w:sz w:val="16"/>
-          <w:szCs w:val="16"/>
-        </w:rPr>
-        <w:t>가</w:t>
-      </w:r>
-      <w:r>
-        <w:rPr>
-          <w:color w:val="1155CC"/>
-          <w:sz w:val="16"/>
-          <w:szCs w:val="16"/>
-        </w:rPr>
-        <w:t xml:space="preserve"> 1</w:t>
-      </w:r>
-      <w:r>
-        <w:rPr>
-          <w:color w:val="1155CC"/>
-          <w:sz w:val="16"/>
-          <w:szCs w:val="16"/>
-        </w:rPr>
-        <w:t>시간</w:t>
-      </w:r>
-      <w:r>
-        <w:rPr>
-          <w:color w:val="1155CC"/>
-          <w:sz w:val="16"/>
-          <w:szCs w:val="16"/>
-        </w:rPr>
-        <w:t xml:space="preserve"> </w:t>
-      </w:r>
-      <w:r>
-        <w:rPr>
-          <w:color w:val="1155CC"/>
-          <w:sz w:val="16"/>
-          <w:szCs w:val="16"/>
-        </w:rPr>
-        <w:t>해상도로</w:t>
-      </w:r>
-      <w:r>
-        <w:rPr>
-          <w:color w:val="1155CC"/>
-          <w:sz w:val="16"/>
-          <w:szCs w:val="16"/>
-        </w:rPr>
-        <w:t xml:space="preserve"> </w:t>
-      </w:r>
-      <w:r>
-        <w:rPr>
-          <w:color w:val="1155CC"/>
-          <w:sz w:val="16"/>
-          <w:szCs w:val="16"/>
-        </w:rPr>
-        <w:t>제공한다는</w:t>
-      </w:r>
-      <w:r>
-        <w:rPr>
-          <w:color w:val="1155CC"/>
-          <w:sz w:val="16"/>
-          <w:szCs w:val="16"/>
-        </w:rPr>
-        <w:t xml:space="preserve"> </w:t>
-      </w:r>
-      <w:r>
-        <w:rPr>
-          <w:color w:val="1155CC"/>
-          <w:sz w:val="16"/>
-          <w:szCs w:val="16"/>
-        </w:rPr>
-        <w:t>공식</w:t>
-      </w:r>
-      <w:r>
-        <w:rPr>
-          <w:color w:val="1155CC"/>
-          <w:sz w:val="16"/>
-          <w:szCs w:val="16"/>
-        </w:rPr>
-        <w:t xml:space="preserve"> </w:t>
-      </w:r>
-      <w:r>
-        <w:rPr>
-          <w:color w:val="1155CC"/>
-          <w:sz w:val="16"/>
-          <w:szCs w:val="16"/>
-        </w:rPr>
-        <w:t>문서</w:t>
-      </w:r>
-      <w:r>
-        <w:rPr>
-          <w:color w:val="1155CC"/>
-          <w:sz w:val="16"/>
-          <w:szCs w:val="16"/>
-        </w:rPr>
-        <w:t xml:space="preserve"> URL</w:t>
-      </w:r>
-      <w:r>
-        <w:rPr>
-          <w:color w:val="1155CC"/>
-          <w:sz w:val="16"/>
-          <w:szCs w:val="16"/>
-        </w:rPr>
-        <w:t>을</w:t>
-      </w:r>
-      <w:r>
-        <w:rPr>
-          <w:color w:val="1155CC"/>
-          <w:sz w:val="16"/>
-          <w:szCs w:val="16"/>
-        </w:rPr>
-        <w:t xml:space="preserve"> </w:t>
-      </w:r>
-      <w:r>
-        <w:rPr>
-          <w:color w:val="1155CC"/>
-          <w:sz w:val="16"/>
-          <w:szCs w:val="16"/>
-        </w:rPr>
-        <w:t>붙일</w:t>
-      </w:r>
-      <w:r>
-        <w:rPr>
-          <w:color w:val="1155CC"/>
-          <w:sz w:val="16"/>
-          <w:szCs w:val="16"/>
-        </w:rPr>
-        <w:t xml:space="preserve"> </w:t>
-      </w:r>
-      <w:r>
-        <w:rPr>
-          <w:color w:val="1155CC"/>
-          <w:sz w:val="16"/>
-          <w:szCs w:val="16"/>
-        </w:rPr>
-        <w:t>것</w:t>
-      </w:r>
-      <w:r>
-        <w:rPr>
-          <w:color w:val="1155CC"/>
-          <w:sz w:val="16"/>
-          <w:szCs w:val="16"/>
-        </w:rPr>
-        <w:t xml:space="preserve">) </w:t>
-      </w:r>
-      <w:r>
-        <w:rPr>
-          <w:color w:val="1155CC"/>
-          <w:sz w:val="16"/>
-          <w:szCs w:val="16"/>
-        </w:rPr>
-        <w:t>작업</w:t>
-      </w:r>
-      <w:r>
-        <w:rPr>
-          <w:color w:val="1155CC"/>
-          <w:sz w:val="16"/>
-          <w:szCs w:val="16"/>
-        </w:rPr>
-        <w:t xml:space="preserve"> j</w:t>
-      </w:r>
-      <w:r>
-        <w:rPr>
-          <w:color w:val="1155CC"/>
-          <w:sz w:val="16"/>
-          <w:szCs w:val="16"/>
-        </w:rPr>
-        <w:t>는</w:t>
-      </w:r>
-      <w:r>
-        <w:rPr>
-          <w:color w:val="1155CC"/>
-          <w:sz w:val="16"/>
-          <w:szCs w:val="16"/>
-        </w:rPr>
-        <w:t xml:space="preserve"> </w:t>
-      </w:r>
-      <w:r>
-        <w:rPr>
-          <w:color w:val="1155CC"/>
-          <w:sz w:val="16"/>
-          <w:szCs w:val="16"/>
-        </w:rPr>
-        <w:t>출발</w:t>
-      </w:r>
-      <w:r>
-        <w:rPr>
-          <w:color w:val="1155CC"/>
-          <w:sz w:val="16"/>
-          <w:szCs w:val="16"/>
-        </w:rPr>
-        <w:t xml:space="preserve"> </w:t>
-      </w:r>
-      <w:r>
-        <w:rPr>
-          <w:color w:val="1155CC"/>
-          <w:sz w:val="16"/>
-          <w:szCs w:val="16"/>
-        </w:rPr>
-        <w:t>리전</w:t>
-      </w:r>
-      <w:r>
-        <w:rPr>
-          <w:color w:val="1155CC"/>
-          <w:sz w:val="16"/>
-          <w:szCs w:val="16"/>
-        </w:rPr>
-        <w:t xml:space="preserve"> </w:t>
-      </w:r>
-      <w:proofErr w:type="spellStart"/>
-      <w:r>
-        <w:rPr>
-          <w:color w:val="1155CC"/>
-          <w:sz w:val="16"/>
-          <w:szCs w:val="16"/>
-        </w:rPr>
-        <w:t>o_j</w:t>
-      </w:r>
-      <w:proofErr w:type="spellEnd"/>
-      <w:r>
-        <w:rPr>
-          <w:color w:val="1155CC"/>
-          <w:sz w:val="16"/>
-          <w:szCs w:val="16"/>
-        </w:rPr>
-        <w:t xml:space="preserve">, </w:t>
-      </w:r>
-      <w:r>
-        <w:rPr>
-          <w:color w:val="1155CC"/>
-          <w:sz w:val="16"/>
-          <w:szCs w:val="16"/>
-        </w:rPr>
-        <w:t>제출</w:t>
-      </w:r>
-      <w:r>
-        <w:rPr>
-          <w:color w:val="1155CC"/>
-          <w:sz w:val="16"/>
-          <w:szCs w:val="16"/>
-        </w:rPr>
-        <w:t xml:space="preserve"> </w:t>
-      </w:r>
-      <w:r>
-        <w:rPr>
-          <w:color w:val="1155CC"/>
-          <w:sz w:val="16"/>
-          <w:szCs w:val="16"/>
-        </w:rPr>
-        <w:t>시각</w:t>
-      </w:r>
-      <w:r>
-        <w:rPr>
-          <w:color w:val="1155CC"/>
-          <w:sz w:val="16"/>
-          <w:szCs w:val="16"/>
-        </w:rPr>
-        <w:t xml:space="preserve"> </w:t>
-      </w:r>
-      <w:proofErr w:type="spellStart"/>
-      <w:r>
-        <w:rPr>
-          <w:color w:val="1155CC"/>
-          <w:sz w:val="16"/>
-          <w:szCs w:val="16"/>
-        </w:rPr>
-        <w:t>s_j</w:t>
-      </w:r>
-      <w:proofErr w:type="spellEnd"/>
-      <w:r>
-        <w:rPr>
-          <w:color w:val="1155CC"/>
-          <w:sz w:val="16"/>
-          <w:szCs w:val="16"/>
-        </w:rPr>
-        <w:t xml:space="preserve">, </w:t>
-      </w:r>
-      <w:r>
-        <w:rPr>
-          <w:color w:val="1155CC"/>
-          <w:sz w:val="16"/>
-          <w:szCs w:val="16"/>
-        </w:rPr>
-        <w:t>실행</w:t>
-      </w:r>
-      <w:r>
-        <w:rPr>
-          <w:color w:val="1155CC"/>
-          <w:sz w:val="16"/>
-          <w:szCs w:val="16"/>
-        </w:rPr>
-        <w:t xml:space="preserve"> </w:t>
-      </w:r>
-      <w:r>
-        <w:rPr>
-          <w:color w:val="1155CC"/>
-          <w:sz w:val="16"/>
-          <w:szCs w:val="16"/>
-        </w:rPr>
-        <w:t>시간</w:t>
-      </w:r>
-      <w:r>
-        <w:rPr>
-          <w:color w:val="1155CC"/>
-          <w:sz w:val="16"/>
-          <w:szCs w:val="16"/>
-        </w:rPr>
-        <w:t xml:space="preserve"> </w:t>
-      </w:r>
-      <w:proofErr w:type="spellStart"/>
-      <w:r>
-        <w:rPr>
-          <w:color w:val="1155CC"/>
-          <w:sz w:val="16"/>
-          <w:szCs w:val="16"/>
-        </w:rPr>
-        <w:t>d_j</w:t>
-      </w:r>
-      <w:proofErr w:type="spellEnd"/>
-      <w:r>
-        <w:rPr>
-          <w:color w:val="1155CC"/>
-          <w:sz w:val="16"/>
-          <w:szCs w:val="16"/>
-        </w:rPr>
-        <w:t xml:space="preserve">, </w:t>
-      </w:r>
-      <w:r>
-        <w:rPr>
-          <w:color w:val="1155CC"/>
-          <w:sz w:val="16"/>
-          <w:szCs w:val="16"/>
-        </w:rPr>
-        <w:t>지연</w:t>
-      </w:r>
-      <w:r>
-        <w:rPr>
-          <w:color w:val="1155CC"/>
-          <w:sz w:val="16"/>
-          <w:szCs w:val="16"/>
-        </w:rPr>
-        <w:t xml:space="preserve"> </w:t>
-      </w:r>
-      <w:r>
-        <w:rPr>
-          <w:color w:val="1155CC"/>
-          <w:sz w:val="16"/>
-          <w:szCs w:val="16"/>
-        </w:rPr>
-        <w:t>등급</w:t>
-      </w:r>
-      <w:r>
-        <w:rPr>
-          <w:color w:val="1155CC"/>
-          <w:sz w:val="16"/>
-          <w:szCs w:val="16"/>
-        </w:rPr>
-        <w:t xml:space="preserve"> </w:t>
-      </w:r>
-      <w:proofErr w:type="spellStart"/>
-      <w:r>
-        <w:rPr>
-          <w:color w:val="1155CC"/>
-          <w:sz w:val="16"/>
-          <w:szCs w:val="16"/>
-        </w:rPr>
-        <w:t>k_j</w:t>
-      </w:r>
-      <w:proofErr w:type="spellEnd"/>
-      <w:r>
-        <w:rPr>
-          <w:color w:val="1155CC"/>
-          <w:sz w:val="16"/>
-          <w:szCs w:val="16"/>
-        </w:rPr>
-        <w:t xml:space="preserve">, </w:t>
-      </w:r>
-      <w:r>
-        <w:rPr>
-          <w:color w:val="1155CC"/>
-          <w:sz w:val="16"/>
-          <w:szCs w:val="16"/>
-        </w:rPr>
-        <w:t>지연</w:t>
-      </w:r>
-      <w:r>
-        <w:rPr>
-          <w:color w:val="1155CC"/>
-          <w:sz w:val="16"/>
-          <w:szCs w:val="16"/>
-        </w:rPr>
-        <w:t xml:space="preserve"> </w:t>
-      </w:r>
-      <w:r>
-        <w:rPr>
-          <w:color w:val="1155CC"/>
-          <w:sz w:val="16"/>
-          <w:szCs w:val="16"/>
-        </w:rPr>
-        <w:t>예산</w:t>
-      </w:r>
-      <w:r>
-        <w:rPr>
-          <w:color w:val="1155CC"/>
-          <w:sz w:val="16"/>
-          <w:szCs w:val="16"/>
-        </w:rPr>
-        <w:t xml:space="preserve"> </w:t>
-      </w:r>
-      <w:proofErr w:type="spellStart"/>
-      <w:r>
-        <w:rPr>
-          <w:color w:val="1155CC"/>
-          <w:sz w:val="16"/>
-          <w:szCs w:val="16"/>
-        </w:rPr>
-        <w:t>L_j</w:t>
-      </w:r>
-      <w:proofErr w:type="spellEnd"/>
-      <w:r>
-        <w:rPr>
-          <w:color w:val="1155CC"/>
-          <w:sz w:val="16"/>
-          <w:szCs w:val="16"/>
-        </w:rPr>
-        <w:t>를</w:t>
-      </w:r>
-      <w:r>
-        <w:rPr>
-          <w:color w:val="1155CC"/>
-          <w:sz w:val="16"/>
-          <w:szCs w:val="16"/>
-        </w:rPr>
-        <w:t xml:space="preserve"> </w:t>
-      </w:r>
-      <w:r>
-        <w:rPr>
-          <w:color w:val="1155CC"/>
-          <w:sz w:val="16"/>
-          <w:szCs w:val="16"/>
-        </w:rPr>
-        <w:t>갖는다</w:t>
-      </w:r>
-      <w:r>
-        <w:rPr>
-          <w:color w:val="1155CC"/>
-          <w:sz w:val="16"/>
-          <w:szCs w:val="16"/>
-        </w:rPr>
-        <w:t xml:space="preserve">. </w:t>
-      </w:r>
-      <w:r>
-        <w:rPr>
-          <w:color w:val="1155CC"/>
-          <w:sz w:val="16"/>
-          <w:szCs w:val="16"/>
-        </w:rPr>
-        <w:t>작업의</w:t>
-      </w:r>
-      <w:r>
-        <w:rPr>
-          <w:color w:val="1155CC"/>
-          <w:sz w:val="16"/>
-          <w:szCs w:val="16"/>
-        </w:rPr>
-        <w:t xml:space="preserve"> </w:t>
-      </w:r>
-      <w:r>
-        <w:rPr>
-          <w:color w:val="1155CC"/>
-          <w:sz w:val="16"/>
-          <w:szCs w:val="16"/>
-        </w:rPr>
-        <w:t>마감은</w:t>
-      </w:r>
-      <w:r>
-        <w:rPr>
-          <w:color w:val="1155CC"/>
-          <w:sz w:val="16"/>
-          <w:szCs w:val="16"/>
-        </w:rPr>
-        <w:t xml:space="preserve"> </w:t>
-      </w:r>
-      <w:proofErr w:type="spellStart"/>
-      <w:r>
-        <w:rPr>
-          <w:color w:val="1155CC"/>
-          <w:sz w:val="16"/>
-          <w:szCs w:val="16"/>
-        </w:rPr>
-        <w:t>D_j</w:t>
-      </w:r>
-      <w:proofErr w:type="spellEnd"/>
-      <w:r>
-        <w:rPr>
-          <w:color w:val="1155CC"/>
-          <w:sz w:val="16"/>
-          <w:szCs w:val="16"/>
-        </w:rPr>
-        <w:t xml:space="preserve"> = </w:t>
-      </w:r>
-      <w:proofErr w:type="spellStart"/>
-      <w:r>
-        <w:rPr>
-          <w:color w:val="1155CC"/>
-          <w:sz w:val="16"/>
-          <w:szCs w:val="16"/>
-        </w:rPr>
-        <w:t>s_j</w:t>
-      </w:r>
-      <w:proofErr w:type="spellEnd"/>
-      <w:r>
-        <w:rPr>
-          <w:color w:val="1155CC"/>
-          <w:sz w:val="16"/>
-          <w:szCs w:val="16"/>
-        </w:rPr>
-        <w:t xml:space="preserve"> + </w:t>
-      </w:r>
-      <w:proofErr w:type="spellStart"/>
-      <w:r>
-        <w:rPr>
-          <w:color w:val="1155CC"/>
-          <w:sz w:val="16"/>
-          <w:szCs w:val="16"/>
-        </w:rPr>
-        <w:t>L_j</w:t>
-      </w:r>
-      <w:proofErr w:type="spellEnd"/>
-      <w:r>
-        <w:rPr>
-          <w:color w:val="1155CC"/>
-          <w:sz w:val="16"/>
-          <w:szCs w:val="16"/>
-        </w:rPr>
-        <w:t xml:space="preserve"> + </w:t>
-      </w:r>
-      <w:proofErr w:type="spellStart"/>
-      <w:r>
-        <w:rPr>
-          <w:color w:val="1155CC"/>
-          <w:sz w:val="16"/>
-          <w:szCs w:val="16"/>
-        </w:rPr>
-        <w:t>d_j</w:t>
-      </w:r>
-      <w:proofErr w:type="spellEnd"/>
-      <w:r>
-        <w:rPr>
-          <w:color w:val="1155CC"/>
-          <w:sz w:val="16"/>
-          <w:szCs w:val="16"/>
-        </w:rPr>
-        <w:t>로</w:t>
-      </w:r>
-      <w:r>
-        <w:rPr>
-          <w:color w:val="1155CC"/>
-          <w:sz w:val="16"/>
-          <w:szCs w:val="16"/>
-        </w:rPr>
-        <w:t xml:space="preserve"> </w:t>
-      </w:r>
-      <w:r>
-        <w:rPr>
-          <w:color w:val="1155CC"/>
-          <w:sz w:val="16"/>
-          <w:szCs w:val="16"/>
-        </w:rPr>
-        <w:t>정의한다</w:t>
-      </w:r>
-      <w:r>
-        <w:rPr>
-          <w:color w:val="1155CC"/>
-          <w:sz w:val="16"/>
-          <w:szCs w:val="16"/>
-        </w:rPr>
-        <w:t xml:space="preserve">. </w:t>
-      </w:r>
-      <w:r>
-        <w:rPr>
-          <w:color w:val="1155CC"/>
-          <w:sz w:val="16"/>
-          <w:szCs w:val="16"/>
-        </w:rPr>
-        <w:t>리전</w:t>
-      </w:r>
-      <w:r>
-        <w:rPr>
-          <w:color w:val="1155CC"/>
-          <w:sz w:val="16"/>
-          <w:szCs w:val="16"/>
-        </w:rPr>
-        <w:t xml:space="preserve"> r</w:t>
-      </w:r>
-      <w:r>
-        <w:rPr>
-          <w:color w:val="1155CC"/>
-          <w:sz w:val="16"/>
-          <w:szCs w:val="16"/>
-        </w:rPr>
-        <w:t>의</w:t>
-      </w:r>
-      <w:r>
-        <w:rPr>
-          <w:color w:val="1155CC"/>
-          <w:sz w:val="16"/>
-          <w:szCs w:val="16"/>
-        </w:rPr>
-        <w:t xml:space="preserve"> </w:t>
-      </w:r>
-      <w:r>
-        <w:rPr>
-          <w:color w:val="1155CC"/>
-          <w:sz w:val="16"/>
-          <w:szCs w:val="16"/>
-        </w:rPr>
-        <w:t>시각</w:t>
-      </w:r>
-      <w:r>
-        <w:rPr>
-          <w:color w:val="1155CC"/>
-          <w:sz w:val="16"/>
-          <w:szCs w:val="16"/>
-        </w:rPr>
-        <w:t xml:space="preserve"> t </w:t>
-      </w:r>
-      <w:r>
-        <w:rPr>
-          <w:color w:val="1155CC"/>
-          <w:sz w:val="16"/>
-          <w:szCs w:val="16"/>
-        </w:rPr>
-        <w:t>실측</w:t>
-      </w:r>
-      <w:r>
-        <w:rPr>
-          <w:color w:val="1155CC"/>
-          <w:sz w:val="16"/>
-          <w:szCs w:val="16"/>
-        </w:rPr>
-        <w:t xml:space="preserve"> </w:t>
-      </w:r>
-      <w:r>
-        <w:rPr>
-          <w:color w:val="1155CC"/>
-          <w:sz w:val="16"/>
-          <w:szCs w:val="16"/>
-        </w:rPr>
-        <w:t>탄소집약도를</w:t>
-      </w:r>
-      <w:r>
-        <w:rPr>
-          <w:color w:val="1155CC"/>
-          <w:sz w:val="16"/>
-          <w:szCs w:val="16"/>
-        </w:rPr>
-        <w:t xml:space="preserve"> </w:t>
-      </w:r>
-      <w:proofErr w:type="spellStart"/>
-      <w:r>
-        <w:rPr>
-          <w:color w:val="1155CC"/>
-          <w:sz w:val="16"/>
-          <w:szCs w:val="16"/>
-        </w:rPr>
-        <w:t>C_r</w:t>
-      </w:r>
-      <w:proofErr w:type="spellEnd"/>
-      <w:r>
-        <w:rPr>
-          <w:color w:val="1155CC"/>
-          <w:sz w:val="16"/>
-          <w:szCs w:val="16"/>
-        </w:rPr>
-        <w:t xml:space="preserve">(t), </w:t>
-      </w:r>
-      <w:r>
-        <w:rPr>
-          <w:color w:val="1155CC"/>
-          <w:sz w:val="16"/>
-          <w:szCs w:val="16"/>
-        </w:rPr>
-        <w:t>그</w:t>
-      </w:r>
-      <w:r>
-        <w:rPr>
-          <w:color w:val="1155CC"/>
-          <w:sz w:val="16"/>
-          <w:szCs w:val="16"/>
-        </w:rPr>
-        <w:t xml:space="preserve"> </w:t>
-      </w:r>
-      <w:r>
-        <w:rPr>
-          <w:color w:val="1155CC"/>
-          <w:sz w:val="16"/>
-          <w:szCs w:val="16"/>
-        </w:rPr>
-        <w:t>예측값을</w:t>
-      </w:r>
-      <w:r>
-        <w:rPr>
-          <w:color w:val="1155CC"/>
-          <w:sz w:val="16"/>
-          <w:szCs w:val="16"/>
-        </w:rPr>
-        <w:t xml:space="preserve"> </w:t>
-      </w:r>
-      <w:proofErr w:type="spellStart"/>
-      <w:r>
-        <w:rPr>
-          <w:color w:val="1155CC"/>
-          <w:sz w:val="16"/>
-          <w:szCs w:val="16"/>
-        </w:rPr>
-        <w:t>Ĉ_r</w:t>
-      </w:r>
-      <w:proofErr w:type="spellEnd"/>
-      <w:r>
-        <w:rPr>
-          <w:color w:val="1155CC"/>
-          <w:sz w:val="16"/>
-          <w:szCs w:val="16"/>
-        </w:rPr>
-        <w:t>(t)</w:t>
-      </w:r>
-      <w:r>
-        <w:rPr>
-          <w:color w:val="1155CC"/>
-          <w:sz w:val="16"/>
-          <w:szCs w:val="16"/>
-        </w:rPr>
-        <w:t>로</w:t>
-      </w:r>
-      <w:r>
-        <w:rPr>
-          <w:color w:val="1155CC"/>
-          <w:sz w:val="16"/>
-          <w:szCs w:val="16"/>
-        </w:rPr>
-        <w:t xml:space="preserve"> </w:t>
-      </w:r>
-      <w:r>
-        <w:rPr>
-          <w:color w:val="1155CC"/>
-          <w:sz w:val="16"/>
-          <w:szCs w:val="16"/>
-        </w:rPr>
-        <w:t>표기한다</w:t>
-      </w:r>
-      <w:r>
-        <w:rPr>
-          <w:color w:val="1155CC"/>
-          <w:sz w:val="16"/>
-          <w:szCs w:val="16"/>
-        </w:rPr>
-        <w:t xml:space="preserve">. </w:t>
-      </w:r>
-      <w:r>
-        <w:rPr>
-          <w:color w:val="1155CC"/>
-          <w:sz w:val="16"/>
-          <w:szCs w:val="16"/>
-        </w:rPr>
-        <w:t>리전</w:t>
-      </w:r>
-      <w:r>
-        <w:rPr>
-          <w:color w:val="1155CC"/>
-          <w:sz w:val="16"/>
-          <w:szCs w:val="16"/>
-        </w:rPr>
-        <w:t xml:space="preserve"> o</w:t>
-      </w:r>
-      <w:r>
-        <w:rPr>
-          <w:color w:val="1155CC"/>
-          <w:sz w:val="16"/>
-          <w:szCs w:val="16"/>
-        </w:rPr>
-        <w:t>에서</w:t>
-      </w:r>
-      <w:r>
-        <w:rPr>
-          <w:color w:val="1155CC"/>
-          <w:sz w:val="16"/>
-          <w:szCs w:val="16"/>
-        </w:rPr>
-        <w:t xml:space="preserve"> r</w:t>
-      </w:r>
-      <w:r>
-        <w:rPr>
-          <w:color w:val="1155CC"/>
-          <w:sz w:val="16"/>
-          <w:szCs w:val="16"/>
-        </w:rPr>
-        <w:t>로의</w:t>
-      </w:r>
-      <w:r>
-        <w:rPr>
-          <w:color w:val="1155CC"/>
-          <w:sz w:val="16"/>
-          <w:szCs w:val="16"/>
-        </w:rPr>
-        <w:t xml:space="preserve"> </w:t>
-      </w:r>
-      <w:r>
-        <w:rPr>
-          <w:color w:val="1155CC"/>
-          <w:sz w:val="16"/>
-          <w:szCs w:val="16"/>
-        </w:rPr>
-        <w:t>왕복</w:t>
-      </w:r>
-      <w:r>
-        <w:rPr>
-          <w:color w:val="1155CC"/>
-          <w:sz w:val="16"/>
-          <w:szCs w:val="16"/>
-        </w:rPr>
-        <w:t xml:space="preserve"> </w:t>
-      </w:r>
-      <w:r>
-        <w:rPr>
-          <w:color w:val="1155CC"/>
-          <w:sz w:val="16"/>
-          <w:szCs w:val="16"/>
-        </w:rPr>
-        <w:t>네트워크</w:t>
-      </w:r>
-      <w:r>
-        <w:rPr>
-          <w:color w:val="1155CC"/>
-          <w:sz w:val="16"/>
-          <w:szCs w:val="16"/>
-        </w:rPr>
-        <w:t xml:space="preserve"> </w:t>
-      </w:r>
-      <w:r>
-        <w:rPr>
-          <w:color w:val="1155CC"/>
-          <w:sz w:val="16"/>
-          <w:szCs w:val="16"/>
-        </w:rPr>
-        <w:t>지연을</w:t>
-      </w:r>
-      <w:r>
-        <w:rPr>
-          <w:color w:val="1155CC"/>
-          <w:sz w:val="16"/>
-          <w:szCs w:val="16"/>
-        </w:rPr>
-        <w:t xml:space="preserve"> </w:t>
-      </w:r>
-      <w:proofErr w:type="spellStart"/>
-      <w:r>
-        <w:rPr>
-          <w:color w:val="1155CC"/>
-          <w:sz w:val="16"/>
-          <w:szCs w:val="16"/>
-        </w:rPr>
-        <w:t>l_or</w:t>
-      </w:r>
-      <w:proofErr w:type="spellEnd"/>
-      <w:r>
-        <w:rPr>
-          <w:color w:val="1155CC"/>
-          <w:sz w:val="16"/>
-          <w:szCs w:val="16"/>
-        </w:rPr>
-        <w:t xml:space="preserve">, </w:t>
-      </w:r>
-      <w:r>
-        <w:rPr>
-          <w:color w:val="1155CC"/>
-          <w:sz w:val="16"/>
-          <w:szCs w:val="16"/>
-        </w:rPr>
-        <w:t>리전</w:t>
-      </w:r>
-      <w:r>
-        <w:rPr>
-          <w:color w:val="1155CC"/>
-          <w:sz w:val="16"/>
-          <w:szCs w:val="16"/>
-        </w:rPr>
-        <w:t xml:space="preserve"> r</w:t>
-      </w:r>
-      <w:r>
-        <w:rPr>
-          <w:color w:val="1155CC"/>
-          <w:sz w:val="16"/>
-          <w:szCs w:val="16"/>
-        </w:rPr>
-        <w:t>의</w:t>
-      </w:r>
-      <w:r>
-        <w:rPr>
-          <w:color w:val="1155CC"/>
-          <w:sz w:val="16"/>
-          <w:szCs w:val="16"/>
-        </w:rPr>
-        <w:t xml:space="preserve"> </w:t>
-      </w:r>
-      <w:r>
-        <w:rPr>
-          <w:color w:val="1155CC"/>
-          <w:sz w:val="16"/>
-          <w:szCs w:val="16"/>
-        </w:rPr>
-        <w:t>처리</w:t>
-      </w:r>
-      <w:r>
-        <w:rPr>
-          <w:color w:val="1155CC"/>
-          <w:sz w:val="16"/>
-          <w:szCs w:val="16"/>
-        </w:rPr>
-        <w:t xml:space="preserve"> </w:t>
-      </w:r>
-      <w:r>
-        <w:rPr>
-          <w:color w:val="1155CC"/>
-          <w:sz w:val="16"/>
-          <w:szCs w:val="16"/>
-        </w:rPr>
-        <w:t>용량을</w:t>
-      </w:r>
-      <w:r>
-        <w:rPr>
-          <w:color w:val="1155CC"/>
-          <w:sz w:val="16"/>
-          <w:szCs w:val="16"/>
-        </w:rPr>
-        <w:t xml:space="preserve"> </w:t>
-      </w:r>
-      <w:proofErr w:type="spellStart"/>
-      <w:r>
-        <w:rPr>
-          <w:color w:val="1155CC"/>
-          <w:sz w:val="16"/>
-          <w:szCs w:val="16"/>
-        </w:rPr>
-        <w:t>cap_r</w:t>
-      </w:r>
-      <w:proofErr w:type="spellEnd"/>
-      <w:r>
-        <w:rPr>
-          <w:color w:val="1155CC"/>
-          <w:sz w:val="16"/>
-          <w:szCs w:val="16"/>
-        </w:rPr>
-        <w:t xml:space="preserve">, </w:t>
-      </w:r>
-      <w:r>
-        <w:rPr>
-          <w:color w:val="1155CC"/>
-          <w:sz w:val="16"/>
-          <w:szCs w:val="16"/>
-        </w:rPr>
-        <w:t>여유율을</w:t>
-      </w:r>
-      <w:r>
-        <w:rPr>
-          <w:color w:val="1155CC"/>
-          <w:sz w:val="16"/>
-          <w:szCs w:val="16"/>
-        </w:rPr>
-        <w:t xml:space="preserve"> η</w:t>
-      </w:r>
-      <w:r>
-        <w:rPr>
-          <w:color w:val="1155CC"/>
-          <w:sz w:val="16"/>
-          <w:szCs w:val="16"/>
-        </w:rPr>
-        <w:t>로</w:t>
-      </w:r>
-      <w:r>
-        <w:rPr>
-          <w:color w:val="1155CC"/>
-          <w:sz w:val="16"/>
-          <w:szCs w:val="16"/>
-        </w:rPr>
-        <w:t xml:space="preserve"> </w:t>
-      </w:r>
-      <w:r>
-        <w:rPr>
-          <w:color w:val="1155CC"/>
-          <w:sz w:val="16"/>
-          <w:szCs w:val="16"/>
-        </w:rPr>
-        <w:t>둔다</w:t>
-      </w:r>
-      <w:r>
-        <w:rPr>
-          <w:color w:val="1155CC"/>
-          <w:sz w:val="16"/>
-          <w:szCs w:val="16"/>
-        </w:rPr>
-        <w:t xml:space="preserve">. </w:t>
-      </w:r>
-      <w:r>
-        <w:rPr>
-          <w:color w:val="1155CC"/>
-          <w:sz w:val="16"/>
-          <w:szCs w:val="16"/>
-        </w:rPr>
-        <w:t>결정</w:t>
-      </w:r>
-      <w:r>
-        <w:rPr>
-          <w:color w:val="1155CC"/>
-          <w:sz w:val="16"/>
-          <w:szCs w:val="16"/>
-        </w:rPr>
-        <w:t xml:space="preserve"> </w:t>
-      </w:r>
-      <w:r>
-        <w:rPr>
-          <w:color w:val="1155CC"/>
-          <w:sz w:val="16"/>
-          <w:szCs w:val="16"/>
-        </w:rPr>
-        <w:t>변수는</w:t>
-      </w:r>
-      <w:r>
-        <w:rPr>
-          <w:color w:val="1155CC"/>
-          <w:sz w:val="16"/>
-          <w:szCs w:val="16"/>
-        </w:rPr>
-        <w:t xml:space="preserve"> </w:t>
-      </w:r>
-      <w:r>
-        <w:rPr>
-          <w:color w:val="1155CC"/>
-          <w:sz w:val="16"/>
-          <w:szCs w:val="16"/>
-        </w:rPr>
-        <w:t>배정</w:t>
-      </w:r>
-      <w:r>
-        <w:rPr>
-          <w:color w:val="1155CC"/>
-          <w:sz w:val="16"/>
-          <w:szCs w:val="16"/>
-        </w:rPr>
-        <w:t xml:space="preserve"> </w:t>
-      </w:r>
-      <w:r>
-        <w:rPr>
-          <w:color w:val="1155CC"/>
-          <w:sz w:val="16"/>
-          <w:szCs w:val="16"/>
-        </w:rPr>
-        <w:t>변수</w:t>
-      </w:r>
-      <w:r>
-        <w:rPr>
-          <w:color w:val="1155CC"/>
-          <w:sz w:val="16"/>
-          <w:szCs w:val="16"/>
-        </w:rPr>
-        <w:t xml:space="preserve"> </w:t>
-      </w:r>
-      <w:proofErr w:type="spellStart"/>
-      <w:r>
-        <w:rPr>
-          <w:color w:val="1155CC"/>
-          <w:sz w:val="16"/>
-          <w:szCs w:val="16"/>
-        </w:rPr>
-        <w:t>x_jr</w:t>
-      </w:r>
-      <w:proofErr w:type="spellEnd"/>
-      <w:r>
-        <w:rPr>
-          <w:color w:val="1155CC"/>
-          <w:sz w:val="16"/>
-          <w:szCs w:val="16"/>
-        </w:rPr>
-        <w:t xml:space="preserve"> ∈ {0,1}</w:t>
-      </w:r>
-      <w:r>
-        <w:rPr>
-          <w:color w:val="1155CC"/>
-          <w:sz w:val="16"/>
-          <w:szCs w:val="16"/>
-        </w:rPr>
-        <w:t>과</w:t>
-      </w:r>
-      <w:r>
-        <w:rPr>
-          <w:color w:val="1155CC"/>
-          <w:sz w:val="16"/>
-          <w:szCs w:val="16"/>
-        </w:rPr>
-        <w:t xml:space="preserve"> </w:t>
-      </w:r>
-      <w:r>
-        <w:rPr>
-          <w:color w:val="1155CC"/>
-          <w:sz w:val="16"/>
-          <w:szCs w:val="16"/>
-        </w:rPr>
-        <w:t>실행</w:t>
-      </w:r>
-      <w:r>
-        <w:rPr>
-          <w:color w:val="1155CC"/>
-          <w:sz w:val="16"/>
-          <w:szCs w:val="16"/>
-        </w:rPr>
-        <w:t xml:space="preserve"> </w:t>
-      </w:r>
-      <w:r>
-        <w:rPr>
-          <w:color w:val="1155CC"/>
-          <w:sz w:val="16"/>
-          <w:szCs w:val="16"/>
-        </w:rPr>
-        <w:t>시작</w:t>
-      </w:r>
-      <w:r>
-        <w:rPr>
-          <w:color w:val="1155CC"/>
-          <w:sz w:val="16"/>
-          <w:szCs w:val="16"/>
-        </w:rPr>
-        <w:t xml:space="preserve"> </w:t>
-      </w:r>
-      <w:r>
-        <w:rPr>
-          <w:color w:val="1155CC"/>
-          <w:sz w:val="16"/>
-          <w:szCs w:val="16"/>
-        </w:rPr>
-        <w:t>시각</w:t>
-      </w:r>
-      <w:r>
-        <w:rPr>
-          <w:color w:val="1155CC"/>
-          <w:sz w:val="16"/>
-          <w:szCs w:val="16"/>
-        </w:rPr>
-        <w:t xml:space="preserve"> </w:t>
-      </w:r>
-      <w:proofErr w:type="spellStart"/>
-      <w:r>
-        <w:rPr>
-          <w:color w:val="1155CC"/>
-          <w:sz w:val="16"/>
-          <w:szCs w:val="16"/>
-        </w:rPr>
-        <w:t>τ_j</w:t>
-      </w:r>
-      <w:proofErr w:type="spellEnd"/>
-      <w:r>
-        <w:rPr>
-          <w:color w:val="1155CC"/>
-          <w:sz w:val="16"/>
-          <w:szCs w:val="16"/>
-        </w:rPr>
-        <w:t xml:space="preserve"> </w:t>
-      </w:r>
-      <w:r>
-        <w:rPr>
-          <w:color w:val="1155CC"/>
-          <w:sz w:val="16"/>
-          <w:szCs w:val="16"/>
-        </w:rPr>
-        <w:t>두</w:t>
-      </w:r>
-      <w:r>
-        <w:rPr>
-          <w:color w:val="1155CC"/>
-          <w:sz w:val="16"/>
-          <w:szCs w:val="16"/>
-        </w:rPr>
-        <w:t xml:space="preserve"> </w:t>
-      </w:r>
-      <w:r>
-        <w:rPr>
-          <w:color w:val="1155CC"/>
-          <w:sz w:val="16"/>
-          <w:szCs w:val="16"/>
-        </w:rPr>
-        <w:t>가지다</w:t>
-      </w:r>
-      <w:r>
-        <w:rPr>
-          <w:color w:val="1155CC"/>
-          <w:sz w:val="16"/>
-          <w:szCs w:val="16"/>
-        </w:rPr>
-        <w:t>.</w:t>
+        <w:t xml:space="preserve">작업 집합을 J, 리전 집합을 R, 슬롯 집합을 T로 둔다. 슬롯 길이는 1시간이며, 탄소집약도 데이터의 시간 해상도와 일치시킨 값이다(Electricity Maps는 시간 단위로 탄소집약도를 제공한다, https://www.electricitymaps.com/data/methodology). 작업 j는 출발 리전 o_j, 제출 시각 s_j, 실행 시간 d_j, 지연 등급 k_j, 지연 예산 L_j를 갖는다. 작업의 마감은 D_j = s_j + L_j + d_j다.</w:t>
       </w:r>
     </w:p>
     <w:p>
@@ -22020,1402 +20683,7 @@
         <w:jc w:val="left"/>
       </w:pPr>
       <w:r>
-        <w:t>식</w:t>
-      </w:r>
-      <w:r>
-        <w:t xml:space="preserve"> (1)~(5)</w:t>
-      </w:r>
-      <w:r>
-        <w:t>를</w:t>
-      </w:r>
-      <w:r>
-        <w:t xml:space="preserve"> </w:t>
-      </w:r>
-      <w:r>
-        <w:t>단일</w:t>
-      </w:r>
-      <w:r>
-        <w:t xml:space="preserve"> </w:t>
-      </w:r>
-      <w:r>
-        <w:t>정수</w:t>
-      </w:r>
-      <w:r>
-        <w:t xml:space="preserve"> </w:t>
-      </w:r>
-      <w:r>
-        <w:t>계획</w:t>
-      </w:r>
-      <w:r>
-        <w:t xml:space="preserve"> </w:t>
-      </w:r>
-      <w:r>
-        <w:t>문제로</w:t>
-      </w:r>
-      <w:r>
-        <w:t xml:space="preserve"> </w:t>
-      </w:r>
-      <w:r>
-        <w:t>푸는</w:t>
-      </w:r>
-      <w:r>
-        <w:t xml:space="preserve"> </w:t>
-      </w:r>
-      <w:r>
-        <w:t>것은</w:t>
-      </w:r>
-      <w:r>
-        <w:t xml:space="preserve"> </w:t>
-      </w:r>
-      <w:r>
-        <w:t>두</w:t>
-      </w:r>
-      <w:r>
-        <w:t xml:space="preserve"> </w:t>
-      </w:r>
-      <w:r>
-        <w:t>가지</w:t>
-      </w:r>
-      <w:r>
-        <w:t xml:space="preserve"> </w:t>
-      </w:r>
-      <w:r>
-        <w:t>이유로</w:t>
-      </w:r>
-      <w:r>
-        <w:t xml:space="preserve"> </w:t>
-      </w:r>
-      <w:r>
-        <w:t>채택하지</w:t>
-      </w:r>
-      <w:r>
-        <w:t xml:space="preserve"> </w:t>
-      </w:r>
-      <w:r>
-        <w:t>않았다</w:t>
-      </w:r>
-      <w:r>
-        <w:t xml:space="preserve">. </w:t>
-      </w:r>
-      <w:r>
-        <w:t>첫째</w:t>
-      </w:r>
-      <w:r>
-        <w:t xml:space="preserve">, </w:t>
-      </w:r>
-      <w:r>
-        <w:t>규모다</w:t>
-      </w:r>
-      <w:r>
-        <w:t xml:space="preserve">. </w:t>
-      </w:r>
-      <w:r>
-        <w:t>작업</w:t>
-      </w:r>
-      <w:r>
-        <w:t xml:space="preserve"> 14</w:t>
-      </w:r>
-      <w:r>
-        <w:t>만</w:t>
-      </w:r>
-      <w:r>
-        <w:t xml:space="preserve"> 6</w:t>
-      </w:r>
-      <w:r>
-        <w:t>천</w:t>
-      </w:r>
-      <w:r>
-        <w:t xml:space="preserve"> </w:t>
-      </w:r>
-      <w:r>
-        <w:t>건에</w:t>
-      </w:r>
-      <w:r>
-        <w:t xml:space="preserve"> </w:t>
-      </w:r>
-      <w:r>
-        <w:t>리전</w:t>
-      </w:r>
-      <w:r>
-        <w:t xml:space="preserve"> 8</w:t>
-      </w:r>
-      <w:r>
-        <w:t>개와</w:t>
-      </w:r>
-      <w:r>
-        <w:t xml:space="preserve"> </w:t>
-      </w:r>
-      <w:r>
-        <w:t>슬롯</w:t>
-      </w:r>
-      <w:r>
-        <w:t xml:space="preserve"> 24</w:t>
-      </w:r>
-      <w:r>
-        <w:t>개를</w:t>
-      </w:r>
-      <w:r>
-        <w:t xml:space="preserve"> </w:t>
-      </w:r>
-      <w:r>
-        <w:t>곱하면</w:t>
-      </w:r>
-      <w:r>
-        <w:t xml:space="preserve"> </w:t>
-      </w:r>
-      <w:r>
-        <w:t>이진</w:t>
-      </w:r>
-      <w:r>
-        <w:t xml:space="preserve"> </w:t>
-      </w:r>
-      <w:r>
-        <w:t>변수가</w:t>
-      </w:r>
-      <w:r>
-        <w:t xml:space="preserve"> 2,800</w:t>
-      </w:r>
-      <w:r>
-        <w:t>만</w:t>
-      </w:r>
-      <w:r>
-        <w:t xml:space="preserve"> </w:t>
-      </w:r>
-      <w:r>
-        <w:t>개를</w:t>
-      </w:r>
-      <w:r>
-        <w:t xml:space="preserve"> </w:t>
-      </w:r>
-      <w:r>
-        <w:t>넘는다</w:t>
-      </w:r>
-      <w:r>
-        <w:t xml:space="preserve">. </w:t>
-      </w:r>
-      <w:r>
-        <w:rPr>
-          <w:color w:val="1155CC"/>
-          <w:sz w:val="16"/>
-          <w:szCs w:val="16"/>
-        </w:rPr>
-        <w:t>(</w:t>
-      </w:r>
-      <w:r>
-        <w:rPr>
-          <w:color w:val="1155CC"/>
-          <w:sz w:val="16"/>
-          <w:szCs w:val="16"/>
-        </w:rPr>
-        <w:t>근거</w:t>
-      </w:r>
-      <w:r>
-        <w:rPr>
-          <w:color w:val="1155CC"/>
-          <w:sz w:val="16"/>
-          <w:szCs w:val="16"/>
-        </w:rPr>
-        <w:t xml:space="preserve"> </w:t>
-      </w:r>
-      <w:r>
-        <w:rPr>
-          <w:color w:val="1155CC"/>
-          <w:sz w:val="16"/>
-          <w:szCs w:val="16"/>
-        </w:rPr>
-        <w:t>필요</w:t>
-      </w:r>
-      <w:r>
-        <w:rPr>
-          <w:color w:val="1155CC"/>
-          <w:sz w:val="16"/>
-          <w:szCs w:val="16"/>
-        </w:rPr>
-        <w:t xml:space="preserve"> — </w:t>
-      </w:r>
-      <w:r>
-        <w:rPr>
-          <w:color w:val="1155CC"/>
-          <w:sz w:val="16"/>
-          <w:szCs w:val="16"/>
-        </w:rPr>
-        <w:t>슬롯을</w:t>
-      </w:r>
-      <w:r>
-        <w:rPr>
-          <w:color w:val="1155CC"/>
-          <w:sz w:val="16"/>
-          <w:szCs w:val="16"/>
-        </w:rPr>
-        <w:t xml:space="preserve"> 24</w:t>
-      </w:r>
-      <w:r>
-        <w:rPr>
-          <w:color w:val="1155CC"/>
-          <w:sz w:val="16"/>
-          <w:szCs w:val="16"/>
-        </w:rPr>
-        <w:t>개로</w:t>
-      </w:r>
-      <w:r>
-        <w:rPr>
-          <w:color w:val="1155CC"/>
-          <w:sz w:val="16"/>
-          <w:szCs w:val="16"/>
-        </w:rPr>
-        <w:t xml:space="preserve"> </w:t>
-      </w:r>
-      <w:r>
-        <w:rPr>
-          <w:color w:val="1155CC"/>
-          <w:sz w:val="16"/>
-          <w:szCs w:val="16"/>
-        </w:rPr>
-        <w:t>잡을지</w:t>
-      </w:r>
-      <w:r>
-        <w:rPr>
-          <w:color w:val="1155CC"/>
-          <w:sz w:val="16"/>
-          <w:szCs w:val="16"/>
-        </w:rPr>
-        <w:t xml:space="preserve"> </w:t>
-      </w:r>
-      <w:r>
-        <w:rPr>
-          <w:color w:val="1155CC"/>
-          <w:sz w:val="16"/>
-          <w:szCs w:val="16"/>
-        </w:rPr>
-        <w:t>연간</w:t>
-      </w:r>
-      <w:r>
-        <w:rPr>
-          <w:color w:val="1155CC"/>
-          <w:sz w:val="16"/>
-          <w:szCs w:val="16"/>
-        </w:rPr>
-        <w:t xml:space="preserve"> 8,760</w:t>
-      </w:r>
-      <w:r>
-        <w:rPr>
-          <w:color w:val="1155CC"/>
-          <w:sz w:val="16"/>
-          <w:szCs w:val="16"/>
-        </w:rPr>
-        <w:t>개로</w:t>
-      </w:r>
-      <w:r>
-        <w:rPr>
-          <w:color w:val="1155CC"/>
-          <w:sz w:val="16"/>
-          <w:szCs w:val="16"/>
-        </w:rPr>
-        <w:t xml:space="preserve"> </w:t>
-      </w:r>
-      <w:r>
-        <w:rPr>
-          <w:color w:val="1155CC"/>
-          <w:sz w:val="16"/>
-          <w:szCs w:val="16"/>
-        </w:rPr>
-        <w:t>잡을지에</w:t>
-      </w:r>
-      <w:r>
-        <w:rPr>
-          <w:color w:val="1155CC"/>
-          <w:sz w:val="16"/>
-          <w:szCs w:val="16"/>
-        </w:rPr>
-        <w:t xml:space="preserve"> </w:t>
-      </w:r>
-      <w:r>
-        <w:rPr>
-          <w:color w:val="1155CC"/>
-          <w:sz w:val="16"/>
-          <w:szCs w:val="16"/>
-        </w:rPr>
-        <w:t>따라</w:t>
-      </w:r>
-      <w:r>
-        <w:rPr>
-          <w:color w:val="1155CC"/>
-          <w:sz w:val="16"/>
-          <w:szCs w:val="16"/>
-        </w:rPr>
-        <w:t xml:space="preserve"> </w:t>
-      </w:r>
-      <w:r>
-        <w:rPr>
-          <w:color w:val="1155CC"/>
-          <w:sz w:val="16"/>
-          <w:szCs w:val="16"/>
-        </w:rPr>
-        <w:t>수치가</w:t>
-      </w:r>
-      <w:r>
-        <w:rPr>
-          <w:color w:val="1155CC"/>
-          <w:sz w:val="16"/>
-          <w:szCs w:val="16"/>
-        </w:rPr>
-        <w:t xml:space="preserve"> </w:t>
-      </w:r>
-      <w:r>
-        <w:rPr>
-          <w:color w:val="1155CC"/>
-          <w:sz w:val="16"/>
-          <w:szCs w:val="16"/>
-        </w:rPr>
-        <w:t>달라짐</w:t>
-      </w:r>
-      <w:r>
-        <w:rPr>
-          <w:color w:val="1155CC"/>
-          <w:sz w:val="16"/>
-          <w:szCs w:val="16"/>
-        </w:rPr>
-        <w:t xml:space="preserve">. </w:t>
-      </w:r>
-      <w:r>
-        <w:rPr>
-          <w:color w:val="1155CC"/>
-          <w:sz w:val="16"/>
-          <w:szCs w:val="16"/>
-        </w:rPr>
-        <w:t>재검토할</w:t>
-      </w:r>
-      <w:r>
-        <w:rPr>
-          <w:color w:val="1155CC"/>
-          <w:sz w:val="16"/>
-          <w:szCs w:val="16"/>
-        </w:rPr>
-        <w:t xml:space="preserve"> </w:t>
-      </w:r>
-      <w:r>
-        <w:rPr>
-          <w:color w:val="1155CC"/>
-          <w:sz w:val="16"/>
-          <w:szCs w:val="16"/>
-        </w:rPr>
-        <w:t>것</w:t>
-      </w:r>
-      <w:r>
-        <w:rPr>
-          <w:color w:val="1155CC"/>
-          <w:sz w:val="16"/>
-          <w:szCs w:val="16"/>
-        </w:rPr>
-        <w:t xml:space="preserve">) </w:t>
-      </w:r>
-      <w:r>
-        <w:rPr>
-          <w:color w:val="1155CC"/>
-          <w:sz w:val="16"/>
-          <w:szCs w:val="16"/>
-        </w:rPr>
-        <w:t>둘째</w:t>
-      </w:r>
-      <w:r>
-        <w:rPr>
-          <w:color w:val="1155CC"/>
-          <w:sz w:val="16"/>
-          <w:szCs w:val="16"/>
-        </w:rPr>
-        <w:t xml:space="preserve">, </w:t>
-      </w:r>
-      <w:r>
-        <w:rPr>
-          <w:color w:val="1155CC"/>
-          <w:sz w:val="16"/>
-          <w:szCs w:val="16"/>
-        </w:rPr>
-        <w:t>온라인성이다</w:t>
-      </w:r>
-      <w:r>
-        <w:rPr>
-          <w:color w:val="1155CC"/>
-          <w:sz w:val="16"/>
-          <w:szCs w:val="16"/>
-        </w:rPr>
-        <w:t xml:space="preserve">. </w:t>
-      </w:r>
-      <w:r>
-        <w:rPr>
-          <w:color w:val="1155CC"/>
-          <w:sz w:val="16"/>
-          <w:szCs w:val="16"/>
-        </w:rPr>
-        <w:t>작업은</w:t>
-      </w:r>
-      <w:r>
-        <w:rPr>
-          <w:color w:val="1155CC"/>
-          <w:sz w:val="16"/>
-          <w:szCs w:val="16"/>
-        </w:rPr>
-        <w:t xml:space="preserve"> </w:t>
-      </w:r>
-      <w:r>
-        <w:rPr>
-          <w:color w:val="1155CC"/>
-          <w:sz w:val="16"/>
-          <w:szCs w:val="16"/>
-        </w:rPr>
-        <w:t>미리</w:t>
-      </w:r>
-      <w:r>
-        <w:rPr>
-          <w:color w:val="1155CC"/>
-          <w:sz w:val="16"/>
-          <w:szCs w:val="16"/>
-        </w:rPr>
-        <w:t xml:space="preserve"> </w:t>
-      </w:r>
-      <w:r>
-        <w:rPr>
-          <w:color w:val="1155CC"/>
-          <w:sz w:val="16"/>
-          <w:szCs w:val="16"/>
-        </w:rPr>
-        <w:t>주어지지</w:t>
-      </w:r>
-      <w:r>
-        <w:rPr>
-          <w:color w:val="1155CC"/>
-          <w:sz w:val="16"/>
-          <w:szCs w:val="16"/>
-        </w:rPr>
-        <w:t xml:space="preserve"> </w:t>
-      </w:r>
-      <w:r>
-        <w:rPr>
-          <w:color w:val="1155CC"/>
-          <w:sz w:val="16"/>
-          <w:szCs w:val="16"/>
-        </w:rPr>
-        <w:t>않고</w:t>
-      </w:r>
-      <w:r>
-        <w:rPr>
-          <w:color w:val="1155CC"/>
-          <w:sz w:val="16"/>
-          <w:szCs w:val="16"/>
-        </w:rPr>
-        <w:t xml:space="preserve"> </w:t>
-      </w:r>
-      <w:r>
-        <w:rPr>
-          <w:color w:val="1155CC"/>
-          <w:sz w:val="16"/>
-          <w:szCs w:val="16"/>
-        </w:rPr>
-        <w:t>시간에</w:t>
-      </w:r>
-      <w:r>
-        <w:rPr>
-          <w:color w:val="1155CC"/>
-          <w:sz w:val="16"/>
-          <w:szCs w:val="16"/>
-        </w:rPr>
-        <w:t xml:space="preserve"> </w:t>
-      </w:r>
-      <w:r>
-        <w:rPr>
-          <w:color w:val="1155CC"/>
-          <w:sz w:val="16"/>
-          <w:szCs w:val="16"/>
-        </w:rPr>
-        <w:t>따라</w:t>
-      </w:r>
-      <w:r>
-        <w:rPr>
-          <w:color w:val="1155CC"/>
-          <w:sz w:val="16"/>
-          <w:szCs w:val="16"/>
-        </w:rPr>
-        <w:t xml:space="preserve"> </w:t>
-      </w:r>
-      <w:r>
-        <w:rPr>
-          <w:color w:val="1155CC"/>
-          <w:sz w:val="16"/>
-          <w:szCs w:val="16"/>
-        </w:rPr>
-        <w:t>도착하며</w:t>
-      </w:r>
-      <w:r>
-        <w:rPr>
-          <w:color w:val="1155CC"/>
-          <w:sz w:val="16"/>
-          <w:szCs w:val="16"/>
-        </w:rPr>
-        <w:t xml:space="preserve">, </w:t>
-      </w:r>
-      <w:r>
-        <w:rPr>
-          <w:color w:val="1155CC"/>
-          <w:sz w:val="16"/>
-          <w:szCs w:val="16"/>
-        </w:rPr>
-        <w:t>배정</w:t>
-      </w:r>
-      <w:r>
-        <w:rPr>
-          <w:color w:val="1155CC"/>
-          <w:sz w:val="16"/>
-          <w:szCs w:val="16"/>
-        </w:rPr>
-        <w:t xml:space="preserve"> </w:t>
-      </w:r>
-      <w:r>
-        <w:rPr>
-          <w:color w:val="1155CC"/>
-          <w:sz w:val="16"/>
-          <w:szCs w:val="16"/>
-        </w:rPr>
-        <w:t>시점에</w:t>
-      </w:r>
-      <w:r>
-        <w:rPr>
-          <w:color w:val="1155CC"/>
-          <w:sz w:val="16"/>
-          <w:szCs w:val="16"/>
-        </w:rPr>
-        <w:t xml:space="preserve"> </w:t>
-      </w:r>
-      <w:r>
-        <w:rPr>
-          <w:color w:val="1155CC"/>
-          <w:sz w:val="16"/>
-          <w:szCs w:val="16"/>
-        </w:rPr>
-        <w:t>이후</w:t>
-      </w:r>
-      <w:r>
-        <w:rPr>
-          <w:color w:val="1155CC"/>
-          <w:sz w:val="16"/>
-          <w:szCs w:val="16"/>
-        </w:rPr>
-        <w:t xml:space="preserve"> </w:t>
-      </w:r>
-      <w:r>
-        <w:rPr>
-          <w:color w:val="1155CC"/>
-          <w:sz w:val="16"/>
-          <w:szCs w:val="16"/>
-        </w:rPr>
-        <w:t>도착할</w:t>
-      </w:r>
-      <w:r>
-        <w:rPr>
-          <w:color w:val="1155CC"/>
-          <w:sz w:val="16"/>
-          <w:szCs w:val="16"/>
-        </w:rPr>
-        <w:t xml:space="preserve"> </w:t>
-      </w:r>
-      <w:r>
-        <w:rPr>
-          <w:color w:val="1155CC"/>
-          <w:sz w:val="16"/>
-          <w:szCs w:val="16"/>
-        </w:rPr>
-        <w:t>작업을</w:t>
-      </w:r>
-      <w:r>
-        <w:rPr>
-          <w:color w:val="1155CC"/>
-          <w:sz w:val="16"/>
-          <w:szCs w:val="16"/>
-        </w:rPr>
-        <w:t xml:space="preserve"> </w:t>
-      </w:r>
-      <w:r>
-        <w:rPr>
-          <w:color w:val="1155CC"/>
-          <w:sz w:val="16"/>
-          <w:szCs w:val="16"/>
-        </w:rPr>
-        <w:t>알</w:t>
-      </w:r>
-      <w:r>
-        <w:rPr>
-          <w:color w:val="1155CC"/>
-          <w:sz w:val="16"/>
-          <w:szCs w:val="16"/>
-        </w:rPr>
-        <w:t xml:space="preserve"> </w:t>
-      </w:r>
-      <w:r>
-        <w:rPr>
-          <w:color w:val="1155CC"/>
-          <w:sz w:val="16"/>
-          <w:szCs w:val="16"/>
-        </w:rPr>
-        <w:t>수</w:t>
-      </w:r>
-      <w:r>
-        <w:rPr>
-          <w:color w:val="1155CC"/>
-          <w:sz w:val="16"/>
-          <w:szCs w:val="16"/>
-        </w:rPr>
-        <w:t xml:space="preserve"> </w:t>
-      </w:r>
-      <w:r>
-        <w:rPr>
-          <w:color w:val="1155CC"/>
-          <w:sz w:val="16"/>
-          <w:szCs w:val="16"/>
-        </w:rPr>
-        <w:t>없다</w:t>
-      </w:r>
-      <w:r>
-        <w:rPr>
-          <w:color w:val="1155CC"/>
-          <w:sz w:val="16"/>
-          <w:szCs w:val="16"/>
-        </w:rPr>
-        <w:t xml:space="preserve">. </w:t>
-      </w:r>
-      <w:r>
-        <w:rPr>
-          <w:color w:val="1155CC"/>
-          <w:sz w:val="16"/>
-          <w:szCs w:val="16"/>
-        </w:rPr>
-        <w:t>따라서</w:t>
-      </w:r>
-      <w:r>
-        <w:rPr>
-          <w:color w:val="1155CC"/>
-          <w:sz w:val="16"/>
-          <w:szCs w:val="16"/>
-        </w:rPr>
-        <w:t xml:space="preserve"> CAST</w:t>
-      </w:r>
-      <w:r>
-        <w:rPr>
-          <w:color w:val="1155CC"/>
-          <w:sz w:val="16"/>
-          <w:szCs w:val="16"/>
-        </w:rPr>
-        <w:t>는</w:t>
-      </w:r>
-      <w:r>
-        <w:rPr>
-          <w:color w:val="1155CC"/>
-          <w:sz w:val="16"/>
-          <w:szCs w:val="16"/>
-        </w:rPr>
-        <w:t xml:space="preserve"> </w:t>
-      </w:r>
-      <w:r>
-        <w:rPr>
-          <w:color w:val="1155CC"/>
-          <w:sz w:val="16"/>
-          <w:szCs w:val="16"/>
-        </w:rPr>
-        <w:t>문제를</w:t>
-      </w:r>
-      <w:r>
-        <w:rPr>
-          <w:color w:val="1155CC"/>
-          <w:sz w:val="16"/>
-          <w:szCs w:val="16"/>
-        </w:rPr>
-        <w:t xml:space="preserve"> </w:t>
-      </w:r>
-      <w:r>
-        <w:rPr>
-          <w:color w:val="1155CC"/>
-          <w:sz w:val="16"/>
-          <w:szCs w:val="16"/>
-        </w:rPr>
-        <w:t>두</w:t>
-      </w:r>
-      <w:r>
-        <w:rPr>
-          <w:color w:val="1155CC"/>
-          <w:sz w:val="16"/>
-          <w:szCs w:val="16"/>
-        </w:rPr>
-        <w:t xml:space="preserve"> </w:t>
-      </w:r>
-      <w:r>
-        <w:rPr>
-          <w:color w:val="1155CC"/>
-          <w:sz w:val="16"/>
-          <w:szCs w:val="16"/>
-        </w:rPr>
-        <w:t>단계로</w:t>
-      </w:r>
-      <w:r>
-        <w:rPr>
-          <w:color w:val="1155CC"/>
-          <w:sz w:val="16"/>
-          <w:szCs w:val="16"/>
-        </w:rPr>
-        <w:t xml:space="preserve"> </w:t>
-      </w:r>
-      <w:r>
-        <w:rPr>
-          <w:color w:val="1155CC"/>
-          <w:sz w:val="16"/>
-          <w:szCs w:val="16"/>
-        </w:rPr>
-        <w:t>분해한다</w:t>
-      </w:r>
-      <w:r>
-        <w:rPr>
-          <w:color w:val="1155CC"/>
-          <w:sz w:val="16"/>
-          <w:szCs w:val="16"/>
-        </w:rPr>
-        <w:t xml:space="preserve">. </w:t>
-      </w:r>
-      <w:r>
-        <w:rPr>
-          <w:color w:val="1155CC"/>
-          <w:sz w:val="16"/>
-          <w:szCs w:val="16"/>
-        </w:rPr>
-        <w:t>공간</w:t>
-      </w:r>
-      <w:r>
-        <w:rPr>
-          <w:color w:val="1155CC"/>
-          <w:sz w:val="16"/>
-          <w:szCs w:val="16"/>
-        </w:rPr>
-        <w:t xml:space="preserve"> </w:t>
-      </w:r>
-      <w:r>
-        <w:rPr>
-          <w:color w:val="1155CC"/>
-          <w:sz w:val="16"/>
-          <w:szCs w:val="16"/>
-        </w:rPr>
-        <w:t>이동</w:t>
-      </w:r>
-      <w:r>
-        <w:rPr>
-          <w:color w:val="1155CC"/>
-          <w:sz w:val="16"/>
-          <w:szCs w:val="16"/>
-        </w:rPr>
-        <w:t xml:space="preserve"> </w:t>
-      </w:r>
-      <w:r>
-        <w:rPr>
-          <w:color w:val="1155CC"/>
-          <w:sz w:val="16"/>
-          <w:szCs w:val="16"/>
-        </w:rPr>
-        <w:t>단계는</w:t>
-      </w:r>
-      <w:r>
-        <w:rPr>
-          <w:color w:val="1155CC"/>
-          <w:sz w:val="16"/>
-          <w:szCs w:val="16"/>
-        </w:rPr>
-        <w:t xml:space="preserve"> </w:t>
-      </w:r>
-      <w:r>
-        <w:rPr>
-          <w:color w:val="1155CC"/>
-          <w:sz w:val="16"/>
-          <w:szCs w:val="16"/>
-        </w:rPr>
-        <w:t>슬롯</w:t>
-      </w:r>
-      <w:r>
-        <w:rPr>
-          <w:color w:val="1155CC"/>
-          <w:sz w:val="16"/>
-          <w:szCs w:val="16"/>
-        </w:rPr>
-        <w:t xml:space="preserve"> </w:t>
-      </w:r>
-      <w:r>
-        <w:rPr>
-          <w:color w:val="1155CC"/>
-          <w:sz w:val="16"/>
-          <w:szCs w:val="16"/>
-        </w:rPr>
-        <w:t>단위로</w:t>
-      </w:r>
-      <w:r>
-        <w:rPr>
-          <w:color w:val="1155CC"/>
-          <w:sz w:val="16"/>
-          <w:szCs w:val="16"/>
-        </w:rPr>
-        <w:t xml:space="preserve"> </w:t>
-      </w:r>
-      <w:r>
-        <w:rPr>
-          <w:color w:val="1155CC"/>
-          <w:sz w:val="16"/>
-          <w:szCs w:val="16"/>
-        </w:rPr>
-        <w:t>그</w:t>
-      </w:r>
-      <w:r>
-        <w:rPr>
-          <w:color w:val="1155CC"/>
-          <w:sz w:val="16"/>
-          <w:szCs w:val="16"/>
-        </w:rPr>
-        <w:t xml:space="preserve"> </w:t>
-      </w:r>
-      <w:r>
-        <w:rPr>
-          <w:color w:val="1155CC"/>
-          <w:sz w:val="16"/>
-          <w:szCs w:val="16"/>
-        </w:rPr>
-        <w:t>슬롯의</w:t>
-      </w:r>
-      <w:r>
-        <w:rPr>
-          <w:color w:val="1155CC"/>
-          <w:sz w:val="16"/>
-          <w:szCs w:val="16"/>
-        </w:rPr>
-        <w:t xml:space="preserve"> </w:t>
-      </w:r>
-      <w:r>
-        <w:rPr>
-          <w:color w:val="1155CC"/>
-          <w:sz w:val="16"/>
-          <w:szCs w:val="16"/>
-        </w:rPr>
-        <w:t>작업만을</w:t>
-      </w:r>
-      <w:r>
-        <w:rPr>
-          <w:color w:val="1155CC"/>
-          <w:sz w:val="16"/>
-          <w:szCs w:val="16"/>
-        </w:rPr>
-        <w:t xml:space="preserve"> </w:t>
-      </w:r>
-      <w:r>
-        <w:rPr>
-          <w:color w:val="1155CC"/>
-          <w:sz w:val="16"/>
-          <w:szCs w:val="16"/>
-        </w:rPr>
-        <w:t>대상으로</w:t>
-      </w:r>
-      <w:r>
-        <w:rPr>
-          <w:color w:val="1155CC"/>
-          <w:sz w:val="16"/>
-          <w:szCs w:val="16"/>
-        </w:rPr>
-        <w:t xml:space="preserve"> </w:t>
-      </w:r>
-      <w:r>
-        <w:rPr>
-          <w:color w:val="1155CC"/>
-          <w:sz w:val="16"/>
-          <w:szCs w:val="16"/>
-        </w:rPr>
-        <w:t>식</w:t>
-      </w:r>
-      <w:r>
-        <w:rPr>
-          <w:color w:val="1155CC"/>
-          <w:sz w:val="16"/>
-          <w:szCs w:val="16"/>
-        </w:rPr>
-        <w:t xml:space="preserve"> (2)(3)</w:t>
-      </w:r>
-      <w:r>
-        <w:rPr>
-          <w:color w:val="1155CC"/>
-          <w:sz w:val="16"/>
-          <w:szCs w:val="16"/>
-        </w:rPr>
-        <w:t>을</w:t>
-      </w:r>
-      <w:r>
-        <w:rPr>
-          <w:color w:val="1155CC"/>
-          <w:sz w:val="16"/>
-          <w:szCs w:val="16"/>
-        </w:rPr>
-        <w:t xml:space="preserve"> </w:t>
-      </w:r>
-      <w:r>
-        <w:rPr>
-          <w:color w:val="1155CC"/>
-          <w:sz w:val="16"/>
-          <w:szCs w:val="16"/>
-        </w:rPr>
-        <w:t>만족하는</w:t>
-      </w:r>
-      <w:r>
-        <w:rPr>
-          <w:color w:val="1155CC"/>
-          <w:sz w:val="16"/>
-          <w:szCs w:val="16"/>
-        </w:rPr>
-        <w:t xml:space="preserve"> </w:t>
-      </w:r>
-      <w:r>
-        <w:rPr>
-          <w:color w:val="1155CC"/>
-          <w:sz w:val="16"/>
-          <w:szCs w:val="16"/>
-        </w:rPr>
-        <w:t>배정을</w:t>
-      </w:r>
-      <w:r>
-        <w:rPr>
-          <w:color w:val="1155CC"/>
-          <w:sz w:val="16"/>
-          <w:szCs w:val="16"/>
-        </w:rPr>
-        <w:t xml:space="preserve"> </w:t>
-      </w:r>
-      <w:r>
-        <w:rPr>
-          <w:color w:val="1155CC"/>
-          <w:sz w:val="16"/>
-          <w:szCs w:val="16"/>
-        </w:rPr>
-        <w:t>구하고</w:t>
-      </w:r>
-      <w:r>
-        <w:rPr>
-          <w:color w:val="1155CC"/>
-          <w:sz w:val="16"/>
-          <w:szCs w:val="16"/>
-        </w:rPr>
-        <w:t xml:space="preserve">, </w:t>
-      </w:r>
-      <w:r>
-        <w:rPr>
-          <w:color w:val="1155CC"/>
-          <w:sz w:val="16"/>
-          <w:szCs w:val="16"/>
-        </w:rPr>
-        <w:t>시간</w:t>
-      </w:r>
-      <w:r>
-        <w:rPr>
-          <w:color w:val="1155CC"/>
-          <w:sz w:val="16"/>
-          <w:szCs w:val="16"/>
-        </w:rPr>
-        <w:t xml:space="preserve"> </w:t>
-      </w:r>
-      <w:r>
-        <w:rPr>
-          <w:color w:val="1155CC"/>
-          <w:sz w:val="16"/>
-          <w:szCs w:val="16"/>
-        </w:rPr>
-        <w:t>이동</w:t>
-      </w:r>
-      <w:r>
-        <w:rPr>
-          <w:color w:val="1155CC"/>
-          <w:sz w:val="16"/>
-          <w:szCs w:val="16"/>
-        </w:rPr>
-        <w:t xml:space="preserve"> </w:t>
-      </w:r>
-      <w:r>
-        <w:rPr>
-          <w:color w:val="1155CC"/>
-          <w:sz w:val="16"/>
-          <w:szCs w:val="16"/>
-        </w:rPr>
-        <w:t>단계는</w:t>
-      </w:r>
-      <w:r>
-        <w:rPr>
-          <w:color w:val="1155CC"/>
-          <w:sz w:val="16"/>
-          <w:szCs w:val="16"/>
-        </w:rPr>
-        <w:t xml:space="preserve"> </w:t>
-      </w:r>
-      <w:r>
-        <w:rPr>
-          <w:color w:val="1155CC"/>
-          <w:sz w:val="16"/>
-          <w:szCs w:val="16"/>
-        </w:rPr>
-        <w:t>배정된</w:t>
-      </w:r>
-      <w:r>
-        <w:rPr>
-          <w:color w:val="1155CC"/>
-          <w:sz w:val="16"/>
-          <w:szCs w:val="16"/>
-        </w:rPr>
-        <w:t xml:space="preserve"> </w:t>
-      </w:r>
-      <w:r>
-        <w:rPr>
-          <w:color w:val="1155CC"/>
-          <w:sz w:val="16"/>
-          <w:szCs w:val="16"/>
-        </w:rPr>
-        <w:t>리전을</w:t>
-      </w:r>
-      <w:r>
-        <w:rPr>
-          <w:color w:val="1155CC"/>
-          <w:sz w:val="16"/>
-          <w:szCs w:val="16"/>
-        </w:rPr>
-        <w:t xml:space="preserve"> </w:t>
-      </w:r>
-      <w:r>
-        <w:rPr>
-          <w:color w:val="1155CC"/>
-          <w:sz w:val="16"/>
-          <w:szCs w:val="16"/>
-        </w:rPr>
-        <w:t>고정한</w:t>
-      </w:r>
-      <w:r>
-        <w:rPr>
-          <w:color w:val="1155CC"/>
-          <w:sz w:val="16"/>
-          <w:szCs w:val="16"/>
-        </w:rPr>
-        <w:t xml:space="preserve"> </w:t>
-      </w:r>
-      <w:r>
-        <w:rPr>
-          <w:color w:val="1155CC"/>
-          <w:sz w:val="16"/>
-          <w:szCs w:val="16"/>
-        </w:rPr>
-        <w:t>채</w:t>
-      </w:r>
-      <w:r>
-        <w:rPr>
-          <w:color w:val="1155CC"/>
-          <w:sz w:val="16"/>
-          <w:szCs w:val="16"/>
-        </w:rPr>
-        <w:t xml:space="preserve"> </w:t>
-      </w:r>
-      <w:r>
-        <w:rPr>
-          <w:color w:val="1155CC"/>
-          <w:sz w:val="16"/>
-          <w:szCs w:val="16"/>
-        </w:rPr>
-        <w:t>실행</w:t>
-      </w:r>
-      <w:r>
-        <w:rPr>
-          <w:color w:val="1155CC"/>
-          <w:sz w:val="16"/>
-          <w:szCs w:val="16"/>
-        </w:rPr>
-        <w:t xml:space="preserve"> </w:t>
-      </w:r>
-      <w:r>
-        <w:rPr>
-          <w:color w:val="1155CC"/>
-          <w:sz w:val="16"/>
-          <w:szCs w:val="16"/>
-        </w:rPr>
-        <w:t>시각을</w:t>
-      </w:r>
-      <w:r>
-        <w:rPr>
-          <w:color w:val="1155CC"/>
-          <w:sz w:val="16"/>
-          <w:szCs w:val="16"/>
-        </w:rPr>
-        <w:t xml:space="preserve"> </w:t>
-      </w:r>
-      <w:r>
-        <w:rPr>
-          <w:color w:val="1155CC"/>
-          <w:sz w:val="16"/>
-          <w:szCs w:val="16"/>
-        </w:rPr>
-        <w:t>구한다</w:t>
-      </w:r>
-      <w:r>
-        <w:rPr>
-          <w:color w:val="1155CC"/>
-          <w:sz w:val="16"/>
-          <w:szCs w:val="16"/>
-        </w:rPr>
-        <w:t xml:space="preserve">. </w:t>
-      </w:r>
-      <w:r>
-        <w:rPr>
-          <w:color w:val="1155CC"/>
-          <w:sz w:val="16"/>
-          <w:szCs w:val="16"/>
-        </w:rPr>
-        <w:t>이</w:t>
-      </w:r>
-      <w:r>
-        <w:rPr>
-          <w:color w:val="1155CC"/>
-          <w:sz w:val="16"/>
-          <w:szCs w:val="16"/>
-        </w:rPr>
-        <w:t xml:space="preserve"> </w:t>
-      </w:r>
-      <w:r>
-        <w:rPr>
-          <w:color w:val="1155CC"/>
-          <w:sz w:val="16"/>
-          <w:szCs w:val="16"/>
-        </w:rPr>
-        <w:t>분해는</w:t>
-      </w:r>
-      <w:r>
-        <w:rPr>
-          <w:color w:val="1155CC"/>
-          <w:sz w:val="16"/>
-          <w:szCs w:val="16"/>
-        </w:rPr>
-        <w:t xml:space="preserve"> </w:t>
-      </w:r>
-      <w:r>
-        <w:rPr>
-          <w:color w:val="1155CC"/>
-          <w:sz w:val="16"/>
-          <w:szCs w:val="16"/>
-        </w:rPr>
-        <w:t>전역</w:t>
-      </w:r>
-      <w:r>
-        <w:rPr>
-          <w:color w:val="1155CC"/>
-          <w:sz w:val="16"/>
-          <w:szCs w:val="16"/>
-        </w:rPr>
-        <w:t xml:space="preserve"> </w:t>
-      </w:r>
-      <w:r>
-        <w:rPr>
-          <w:color w:val="1155CC"/>
-          <w:sz w:val="16"/>
-          <w:szCs w:val="16"/>
-        </w:rPr>
-        <w:t>최적을</w:t>
-      </w:r>
-      <w:r>
-        <w:rPr>
-          <w:color w:val="1155CC"/>
-          <w:sz w:val="16"/>
-          <w:szCs w:val="16"/>
-        </w:rPr>
-        <w:t xml:space="preserve"> </w:t>
-      </w:r>
-      <w:r>
-        <w:rPr>
-          <w:color w:val="1155CC"/>
-          <w:sz w:val="16"/>
-          <w:szCs w:val="16"/>
-        </w:rPr>
-        <w:t>보장하지</w:t>
-      </w:r>
-      <w:r>
-        <w:rPr>
-          <w:color w:val="1155CC"/>
-          <w:sz w:val="16"/>
-          <w:szCs w:val="16"/>
-        </w:rPr>
-        <w:t xml:space="preserve"> </w:t>
-      </w:r>
-      <w:r>
-        <w:rPr>
-          <w:color w:val="1155CC"/>
-          <w:sz w:val="16"/>
-          <w:szCs w:val="16"/>
-        </w:rPr>
-        <w:t>않는다</w:t>
-      </w:r>
-      <w:r>
-        <w:rPr>
-          <w:color w:val="1155CC"/>
-          <w:sz w:val="16"/>
-          <w:szCs w:val="16"/>
-        </w:rPr>
-        <w:t xml:space="preserve">. </w:t>
-      </w:r>
-      <w:r>
-        <w:rPr>
-          <w:color w:val="1155CC"/>
-          <w:sz w:val="16"/>
-          <w:szCs w:val="16"/>
-        </w:rPr>
-        <w:t>대신</w:t>
-      </w:r>
-      <w:r>
-        <w:rPr>
-          <w:color w:val="1155CC"/>
-          <w:sz w:val="16"/>
-          <w:szCs w:val="16"/>
-        </w:rPr>
-        <w:t xml:space="preserve"> </w:t>
-      </w:r>
-      <w:r>
-        <w:rPr>
-          <w:color w:val="1155CC"/>
-          <w:sz w:val="16"/>
-          <w:szCs w:val="16"/>
-        </w:rPr>
-        <w:t>각</w:t>
-      </w:r>
-      <w:r>
-        <w:rPr>
-          <w:color w:val="1155CC"/>
-          <w:sz w:val="16"/>
-          <w:szCs w:val="16"/>
-        </w:rPr>
-        <w:t xml:space="preserve"> </w:t>
-      </w:r>
-      <w:r>
-        <w:rPr>
-          <w:color w:val="1155CC"/>
-          <w:sz w:val="16"/>
-          <w:szCs w:val="16"/>
-        </w:rPr>
-        <w:t>단계가</w:t>
-      </w:r>
-      <w:r>
-        <w:rPr>
-          <w:color w:val="1155CC"/>
-          <w:sz w:val="16"/>
-          <w:szCs w:val="16"/>
-        </w:rPr>
-        <w:t xml:space="preserve"> </w:t>
-      </w:r>
-      <w:r>
-        <w:rPr>
-          <w:color w:val="1155CC"/>
-          <w:sz w:val="16"/>
-          <w:szCs w:val="16"/>
-        </w:rPr>
-        <w:t>도착</w:t>
-      </w:r>
-      <w:r>
-        <w:rPr>
-          <w:color w:val="1155CC"/>
-          <w:sz w:val="16"/>
-          <w:szCs w:val="16"/>
-        </w:rPr>
-        <w:t xml:space="preserve"> </w:t>
-      </w:r>
-      <w:r>
-        <w:rPr>
-          <w:color w:val="1155CC"/>
-          <w:sz w:val="16"/>
-          <w:szCs w:val="16"/>
-        </w:rPr>
-        <w:t>시점에</w:t>
-      </w:r>
-      <w:r>
-        <w:rPr>
-          <w:color w:val="1155CC"/>
-          <w:sz w:val="16"/>
-          <w:szCs w:val="16"/>
-        </w:rPr>
-        <w:t xml:space="preserve"> </w:t>
-      </w:r>
-      <w:r>
-        <w:rPr>
-          <w:color w:val="1155CC"/>
-          <w:sz w:val="16"/>
-          <w:szCs w:val="16"/>
-        </w:rPr>
-        <w:t>결정</w:t>
-      </w:r>
-      <w:r>
-        <w:rPr>
-          <w:color w:val="1155CC"/>
-          <w:sz w:val="16"/>
-          <w:szCs w:val="16"/>
-        </w:rPr>
-        <w:t xml:space="preserve"> </w:t>
-      </w:r>
-      <w:r>
-        <w:rPr>
-          <w:color w:val="1155CC"/>
-          <w:sz w:val="16"/>
-          <w:szCs w:val="16"/>
-        </w:rPr>
-        <w:t>가능한</w:t>
-      </w:r>
-      <w:r>
-        <w:rPr>
-          <w:color w:val="1155CC"/>
-          <w:sz w:val="16"/>
-          <w:szCs w:val="16"/>
-        </w:rPr>
-        <w:t xml:space="preserve"> </w:t>
-      </w:r>
-      <w:r>
-        <w:rPr>
-          <w:color w:val="1155CC"/>
-          <w:sz w:val="16"/>
-          <w:szCs w:val="16"/>
-        </w:rPr>
-        <w:t>정보만으로</w:t>
-      </w:r>
-      <w:r>
-        <w:rPr>
-          <w:color w:val="1155CC"/>
-          <w:sz w:val="16"/>
-          <w:szCs w:val="16"/>
-        </w:rPr>
-        <w:t xml:space="preserve"> </w:t>
-      </w:r>
-      <w:r>
-        <w:rPr>
-          <w:color w:val="1155CC"/>
-          <w:sz w:val="16"/>
-          <w:szCs w:val="16"/>
-        </w:rPr>
-        <w:t>결정을</w:t>
-      </w:r>
-      <w:r>
-        <w:rPr>
-          <w:color w:val="1155CC"/>
-          <w:sz w:val="16"/>
-          <w:szCs w:val="16"/>
-        </w:rPr>
-        <w:t xml:space="preserve"> </w:t>
-      </w:r>
-      <w:r>
-        <w:rPr>
-          <w:color w:val="1155CC"/>
-          <w:sz w:val="16"/>
-          <w:szCs w:val="16"/>
-        </w:rPr>
-        <w:t>내린다</w:t>
-      </w:r>
-      <w:r>
-        <w:rPr>
-          <w:color w:val="1155CC"/>
-          <w:sz w:val="16"/>
-          <w:szCs w:val="16"/>
-        </w:rPr>
-        <w:t>.</w:t>
+        <w:t xml:space="preserve">식 (1)~(5)를 단일 정수 계획 문제로 푸는 것은 두 가지 이유로 채택하지 않았다. 첫째, 규모다. 작업 14만 6천 건에 리전 8개, 24시간 예측 지평을 곱하면 이진 변수가 146,000 × 8 × 24 = 28,032,000개를 넘는다. 둘째, 온라인성이다. 작업은 미리 주어지지 않고 시간에 따라 도착하며, 배정 시점에 이후 도착할 작업을 알 수 없다.</w:t>
       </w:r>
     </w:p>
     <w:p>
@@ -23792,670 +21060,7 @@
         <w:jc w:val="left"/>
       </w:pPr>
       <w:r>
-        <w:t>입력</w:t>
-      </w:r>
-      <w:r>
-        <w:t xml:space="preserve"> </w:t>
-      </w:r>
-      <w:r>
-        <w:t>피처는</w:t>
-      </w:r>
-      <w:r>
-        <w:t xml:space="preserve"> 10</w:t>
-      </w:r>
-      <w:r>
-        <w:t>종이다</w:t>
-      </w:r>
-      <w:r>
-        <w:t xml:space="preserve">. </w:t>
-      </w:r>
-      <w:r>
-        <w:t>탄소집약도</w:t>
-      </w:r>
-      <w:r>
-        <w:t xml:space="preserve">, </w:t>
-      </w:r>
-      <w:r>
-        <w:t>무탄소</w:t>
-      </w:r>
-      <w:r>
-        <w:t xml:space="preserve"> </w:t>
-      </w:r>
-      <w:r>
-        <w:t>전원</w:t>
-      </w:r>
-      <w:r>
-        <w:t xml:space="preserve"> </w:t>
-      </w:r>
-      <w:r>
-        <w:t>비중</w:t>
-      </w:r>
-      <w:r>
-        <w:t xml:space="preserve">, </w:t>
-      </w:r>
-      <w:r>
-        <w:t>재생에너지</w:t>
-      </w:r>
-      <w:r>
-        <w:t xml:space="preserve"> </w:t>
-      </w:r>
-      <w:r>
-        <w:t>비중</w:t>
-      </w:r>
-      <w:r>
-        <w:t xml:space="preserve">, </w:t>
-      </w:r>
-      <w:r>
-        <w:t>시간</w:t>
-      </w:r>
-      <w:r>
-        <w:t xml:space="preserve"> </w:t>
-      </w:r>
-      <w:r>
-        <w:t>주기성을</w:t>
-      </w:r>
-      <w:r>
-        <w:t xml:space="preserve"> </w:t>
-      </w:r>
-      <w:r>
-        <w:t>나타내는</w:t>
-      </w:r>
-      <w:r>
-        <w:t xml:space="preserve"> </w:t>
-      </w:r>
-      <w:proofErr w:type="spellStart"/>
-      <w:r>
-        <w:t>sin·cos</w:t>
-      </w:r>
-      <w:proofErr w:type="spellEnd"/>
-      <w:r>
-        <w:t xml:space="preserve"> </w:t>
-      </w:r>
-      <w:r>
-        <w:t>쌍</w:t>
-      </w:r>
-      <w:r>
-        <w:t xml:space="preserve"> 3</w:t>
-      </w:r>
-      <w:r>
-        <w:t>종</w:t>
-      </w:r>
-      <w:r>
-        <w:t xml:space="preserve">, </w:t>
-      </w:r>
-      <w:r>
-        <w:t>공휴일</w:t>
-      </w:r>
-      <w:r>
-        <w:t xml:space="preserve"> </w:t>
-      </w:r>
-      <w:r>
-        <w:t>플래그로</w:t>
-      </w:r>
-      <w:r>
-        <w:t xml:space="preserve"> </w:t>
-      </w:r>
-      <w:r>
-        <w:t>구성된다</w:t>
-      </w:r>
-      <w:r>
-        <w:t xml:space="preserve">. </w:t>
-      </w:r>
-      <w:r>
-        <w:t>기상</w:t>
-      </w:r>
-      <w:r>
-        <w:t xml:space="preserve"> </w:t>
-      </w:r>
-      <w:r>
-        <w:t>데이터가</w:t>
-      </w:r>
-      <w:r>
-        <w:t xml:space="preserve"> </w:t>
-      </w:r>
-      <w:r>
-        <w:t>확보된</w:t>
-      </w:r>
-      <w:r>
-        <w:t xml:space="preserve"> 3</w:t>
-      </w:r>
-      <w:r>
-        <w:t>개</w:t>
-      </w:r>
-      <w:r>
-        <w:t xml:space="preserve"> </w:t>
-      </w:r>
-      <w:r>
-        <w:t>리전</w:t>
-      </w:r>
-      <w:r>
-        <w:t>(</w:t>
-      </w:r>
-      <w:r>
-        <w:t>캘리포니아</w:t>
-      </w:r>
-      <w:r>
-        <w:t xml:space="preserve">, </w:t>
-      </w:r>
-      <w:r>
-        <w:t>텍사스</w:t>
-      </w:r>
-      <w:r>
-        <w:t xml:space="preserve">, </w:t>
-      </w:r>
-      <w:r>
-        <w:t>독일</w:t>
-      </w:r>
-      <w:r>
-        <w:t>)</w:t>
-      </w:r>
-      <w:r>
-        <w:t>은</w:t>
-      </w:r>
-      <w:r>
-        <w:t xml:space="preserve"> </w:t>
-      </w:r>
-      <w:r>
-        <w:t>풍속과</w:t>
-      </w:r>
-      <w:r>
-        <w:t xml:space="preserve"> </w:t>
-      </w:r>
-      <w:r>
-        <w:t>일사량이</w:t>
-      </w:r>
-      <w:r>
-        <w:t xml:space="preserve"> </w:t>
-      </w:r>
-      <w:r>
-        <w:t>추가되어</w:t>
-      </w:r>
-      <w:r>
-        <w:t xml:space="preserve"> 12</w:t>
-      </w:r>
-      <w:r>
-        <w:t>종을</w:t>
-      </w:r>
-      <w:r>
-        <w:t xml:space="preserve"> </w:t>
-      </w:r>
-      <w:r>
-        <w:t>사용하며</w:t>
-      </w:r>
-      <w:r>
-        <w:t xml:space="preserve"> </w:t>
-      </w:r>
-      <w:r>
-        <w:rPr>
-          <w:color w:val="1155CC"/>
-          <w:sz w:val="16"/>
-          <w:szCs w:val="16"/>
-        </w:rPr>
-        <w:t>(</w:t>
-      </w:r>
-      <w:r>
-        <w:rPr>
-          <w:color w:val="1155CC"/>
-          <w:sz w:val="16"/>
-          <w:szCs w:val="16"/>
-        </w:rPr>
-        <w:t>근거</w:t>
-      </w:r>
-      <w:r>
-        <w:rPr>
-          <w:color w:val="1155CC"/>
-          <w:sz w:val="16"/>
-          <w:szCs w:val="16"/>
-        </w:rPr>
-        <w:t xml:space="preserve"> </w:t>
-      </w:r>
-      <w:r>
-        <w:rPr>
-          <w:color w:val="1155CC"/>
-          <w:sz w:val="16"/>
-          <w:szCs w:val="16"/>
-        </w:rPr>
-        <w:t>필요</w:t>
-      </w:r>
-      <w:r>
-        <w:rPr>
-          <w:color w:val="1155CC"/>
-          <w:sz w:val="16"/>
-          <w:szCs w:val="16"/>
-        </w:rPr>
-        <w:t xml:space="preserve"> — </w:t>
-      </w:r>
-      <w:r>
-        <w:rPr>
-          <w:color w:val="1155CC"/>
-          <w:sz w:val="16"/>
-          <w:szCs w:val="16"/>
-        </w:rPr>
-        <w:t>기상</w:t>
-      </w:r>
-      <w:r>
-        <w:rPr>
-          <w:color w:val="1155CC"/>
-          <w:sz w:val="16"/>
-          <w:szCs w:val="16"/>
-        </w:rPr>
-        <w:t xml:space="preserve"> </w:t>
-      </w:r>
-      <w:r>
-        <w:rPr>
-          <w:color w:val="1155CC"/>
-          <w:sz w:val="16"/>
-          <w:szCs w:val="16"/>
-        </w:rPr>
-        <w:t>데이터</w:t>
-      </w:r>
-      <w:r>
-        <w:rPr>
-          <w:color w:val="1155CC"/>
-          <w:sz w:val="16"/>
-          <w:szCs w:val="16"/>
-        </w:rPr>
-        <w:t xml:space="preserve"> </w:t>
-      </w:r>
-      <w:r>
-        <w:rPr>
-          <w:color w:val="1155CC"/>
-          <w:sz w:val="16"/>
-          <w:szCs w:val="16"/>
-        </w:rPr>
-        <w:t>출처</w:t>
-      </w:r>
-      <w:r>
-        <w:rPr>
-          <w:color w:val="1155CC"/>
-          <w:sz w:val="16"/>
-          <w:szCs w:val="16"/>
-        </w:rPr>
-        <w:t xml:space="preserve"> URL), </w:t>
-      </w:r>
-      <w:r>
-        <w:rPr>
-          <w:color w:val="1155CC"/>
-          <w:sz w:val="16"/>
-          <w:szCs w:val="16"/>
-        </w:rPr>
-        <w:t>향후</w:t>
-      </w:r>
-      <w:r>
-        <w:rPr>
-          <w:color w:val="1155CC"/>
-          <w:sz w:val="16"/>
-          <w:szCs w:val="16"/>
-        </w:rPr>
-        <w:t xml:space="preserve"> 24</w:t>
-      </w:r>
-      <w:r>
-        <w:rPr>
-          <w:color w:val="1155CC"/>
-          <w:sz w:val="16"/>
-          <w:szCs w:val="16"/>
-        </w:rPr>
-        <w:t>시간</w:t>
-      </w:r>
-      <w:r>
-        <w:rPr>
-          <w:color w:val="1155CC"/>
-          <w:sz w:val="16"/>
-          <w:szCs w:val="16"/>
-        </w:rPr>
-        <w:t xml:space="preserve"> </w:t>
-      </w:r>
-      <w:r>
-        <w:rPr>
-          <w:color w:val="1155CC"/>
-          <w:sz w:val="16"/>
-          <w:szCs w:val="16"/>
-        </w:rPr>
-        <w:t>기상</w:t>
-      </w:r>
-      <w:r>
-        <w:rPr>
-          <w:color w:val="1155CC"/>
-          <w:sz w:val="16"/>
-          <w:szCs w:val="16"/>
-        </w:rPr>
-        <w:t xml:space="preserve"> </w:t>
-      </w:r>
-      <w:r>
-        <w:rPr>
-          <w:color w:val="1155CC"/>
-          <w:sz w:val="16"/>
-          <w:szCs w:val="16"/>
-        </w:rPr>
-        <w:t>예보를</w:t>
-      </w:r>
-      <w:r>
-        <w:rPr>
-          <w:color w:val="1155CC"/>
-          <w:sz w:val="16"/>
-          <w:szCs w:val="16"/>
-        </w:rPr>
-        <w:t xml:space="preserve"> LSTM </w:t>
-      </w:r>
-      <w:r>
-        <w:rPr>
-          <w:color w:val="1155CC"/>
-          <w:sz w:val="16"/>
-          <w:szCs w:val="16"/>
-        </w:rPr>
-        <w:t>은닉</w:t>
-      </w:r>
-      <w:r>
-        <w:rPr>
-          <w:color w:val="1155CC"/>
-          <w:sz w:val="16"/>
-          <w:szCs w:val="16"/>
-        </w:rPr>
-        <w:t xml:space="preserve"> </w:t>
-      </w:r>
-      <w:r>
-        <w:rPr>
-          <w:color w:val="1155CC"/>
-          <w:sz w:val="16"/>
-          <w:szCs w:val="16"/>
-        </w:rPr>
-        <w:t>상태와</w:t>
-      </w:r>
-      <w:r>
-        <w:rPr>
-          <w:color w:val="1155CC"/>
-          <w:sz w:val="16"/>
-          <w:szCs w:val="16"/>
-        </w:rPr>
-        <w:t xml:space="preserve"> </w:t>
-      </w:r>
-      <w:r>
-        <w:rPr>
-          <w:color w:val="1155CC"/>
-          <w:sz w:val="16"/>
-          <w:szCs w:val="16"/>
-        </w:rPr>
-        <w:t>결합하는</w:t>
-      </w:r>
-      <w:r>
-        <w:rPr>
-          <w:color w:val="1155CC"/>
-          <w:sz w:val="16"/>
-          <w:szCs w:val="16"/>
-        </w:rPr>
-        <w:t xml:space="preserve"> </w:t>
-      </w:r>
-      <w:r>
-        <w:rPr>
-          <w:color w:val="1155CC"/>
-          <w:sz w:val="16"/>
-          <w:szCs w:val="16"/>
-        </w:rPr>
-        <w:t>별도</w:t>
-      </w:r>
-      <w:r>
-        <w:rPr>
-          <w:color w:val="1155CC"/>
-          <w:sz w:val="16"/>
-          <w:szCs w:val="16"/>
-        </w:rPr>
-        <w:t xml:space="preserve"> </w:t>
-      </w:r>
-      <w:r>
-        <w:rPr>
-          <w:color w:val="1155CC"/>
-          <w:sz w:val="16"/>
-          <w:szCs w:val="16"/>
-        </w:rPr>
-        <w:t>헤드를</w:t>
-      </w:r>
-      <w:r>
-        <w:rPr>
-          <w:color w:val="1155CC"/>
-          <w:sz w:val="16"/>
-          <w:szCs w:val="16"/>
-        </w:rPr>
-        <w:t xml:space="preserve"> </w:t>
-      </w:r>
-      <w:r>
-        <w:rPr>
-          <w:color w:val="1155CC"/>
-          <w:sz w:val="16"/>
-          <w:szCs w:val="16"/>
-        </w:rPr>
-        <w:t>둔다</w:t>
-      </w:r>
-      <w:r>
-        <w:rPr>
-          <w:color w:val="1155CC"/>
-          <w:sz w:val="16"/>
-          <w:szCs w:val="16"/>
-        </w:rPr>
-        <w:t xml:space="preserve">. </w:t>
-      </w:r>
-      <w:r>
-        <w:rPr>
-          <w:color w:val="1155CC"/>
-          <w:sz w:val="16"/>
-          <w:szCs w:val="16"/>
-        </w:rPr>
-        <w:t>이</w:t>
-      </w:r>
-      <w:r>
-        <w:rPr>
-          <w:color w:val="1155CC"/>
-          <w:sz w:val="16"/>
-          <w:szCs w:val="16"/>
-        </w:rPr>
-        <w:t xml:space="preserve"> </w:t>
-      </w:r>
-      <w:r>
-        <w:rPr>
-          <w:color w:val="1155CC"/>
-          <w:sz w:val="16"/>
-          <w:szCs w:val="16"/>
-        </w:rPr>
-        <w:t>세</w:t>
-      </w:r>
-      <w:r>
-        <w:rPr>
-          <w:color w:val="1155CC"/>
-          <w:sz w:val="16"/>
-          <w:szCs w:val="16"/>
-        </w:rPr>
-        <w:t xml:space="preserve"> </w:t>
-      </w:r>
-      <w:r>
-        <w:rPr>
-          <w:color w:val="1155CC"/>
-          <w:sz w:val="16"/>
-          <w:szCs w:val="16"/>
-        </w:rPr>
-        <w:t>리전을</w:t>
-      </w:r>
-      <w:r>
-        <w:rPr>
-          <w:color w:val="1155CC"/>
-          <w:sz w:val="16"/>
-          <w:szCs w:val="16"/>
-        </w:rPr>
-        <w:t xml:space="preserve"> </w:t>
-      </w:r>
-      <w:r>
-        <w:rPr>
-          <w:color w:val="1155CC"/>
-          <w:sz w:val="16"/>
-          <w:szCs w:val="16"/>
-        </w:rPr>
-        <w:t>택한</w:t>
-      </w:r>
-      <w:r>
-        <w:rPr>
-          <w:color w:val="1155CC"/>
-          <w:sz w:val="16"/>
-          <w:szCs w:val="16"/>
-        </w:rPr>
-        <w:t xml:space="preserve"> </w:t>
-      </w:r>
-      <w:r>
-        <w:rPr>
-          <w:color w:val="1155CC"/>
-          <w:sz w:val="16"/>
-          <w:szCs w:val="16"/>
-        </w:rPr>
-        <w:t>것은</w:t>
-      </w:r>
-      <w:r>
-        <w:rPr>
-          <w:color w:val="1155CC"/>
-          <w:sz w:val="16"/>
-          <w:szCs w:val="16"/>
-        </w:rPr>
-        <w:t xml:space="preserve"> </w:t>
-      </w:r>
-      <w:r>
-        <w:rPr>
-          <w:color w:val="1155CC"/>
-          <w:sz w:val="16"/>
-          <w:szCs w:val="16"/>
-        </w:rPr>
-        <w:t>풍력</w:t>
-      </w:r>
-      <w:r>
-        <w:rPr>
-          <w:color w:val="1155CC"/>
-          <w:sz w:val="16"/>
-          <w:szCs w:val="16"/>
-        </w:rPr>
-        <w:t>·</w:t>
-      </w:r>
-      <w:r>
-        <w:rPr>
-          <w:color w:val="1155CC"/>
-          <w:sz w:val="16"/>
-          <w:szCs w:val="16"/>
-        </w:rPr>
-        <w:t>태양광</w:t>
-      </w:r>
-      <w:r>
-        <w:rPr>
-          <w:color w:val="1155CC"/>
-          <w:sz w:val="16"/>
-          <w:szCs w:val="16"/>
-        </w:rPr>
-        <w:t xml:space="preserve"> </w:t>
-      </w:r>
-      <w:r>
-        <w:rPr>
-          <w:color w:val="1155CC"/>
-          <w:sz w:val="16"/>
-          <w:szCs w:val="16"/>
-        </w:rPr>
-        <w:t>비중이</w:t>
-      </w:r>
-      <w:r>
-        <w:rPr>
-          <w:color w:val="1155CC"/>
-          <w:sz w:val="16"/>
-          <w:szCs w:val="16"/>
-        </w:rPr>
-        <w:t xml:space="preserve"> </w:t>
-      </w:r>
-      <w:r>
-        <w:rPr>
-          <w:color w:val="1155CC"/>
-          <w:sz w:val="16"/>
-          <w:szCs w:val="16"/>
-        </w:rPr>
-        <w:t>높아</w:t>
-      </w:r>
-      <w:r>
-        <w:rPr>
-          <w:color w:val="1155CC"/>
-          <w:sz w:val="16"/>
-          <w:szCs w:val="16"/>
-        </w:rPr>
-        <w:t xml:space="preserve"> </w:t>
-      </w:r>
-      <w:r>
-        <w:rPr>
-          <w:color w:val="1155CC"/>
-          <w:sz w:val="16"/>
-          <w:szCs w:val="16"/>
-        </w:rPr>
-        <w:t>변동성이</w:t>
-      </w:r>
-      <w:r>
-        <w:rPr>
-          <w:color w:val="1155CC"/>
-          <w:sz w:val="16"/>
-          <w:szCs w:val="16"/>
-        </w:rPr>
-        <w:t xml:space="preserve"> </w:t>
-      </w:r>
-      <w:r>
-        <w:rPr>
-          <w:color w:val="1155CC"/>
-          <w:sz w:val="16"/>
-          <w:szCs w:val="16"/>
-        </w:rPr>
-        <w:t>큰</w:t>
-      </w:r>
-      <w:r>
-        <w:rPr>
-          <w:color w:val="1155CC"/>
-          <w:sz w:val="16"/>
-          <w:szCs w:val="16"/>
-        </w:rPr>
-        <w:t xml:space="preserve"> </w:t>
-      </w:r>
-      <w:r>
-        <w:rPr>
-          <w:color w:val="1155CC"/>
-          <w:sz w:val="16"/>
-          <w:szCs w:val="16"/>
-        </w:rPr>
-        <w:t>계통이기</w:t>
-      </w:r>
-      <w:r>
-        <w:rPr>
-          <w:color w:val="1155CC"/>
-          <w:sz w:val="16"/>
-          <w:szCs w:val="16"/>
-        </w:rPr>
-        <w:t xml:space="preserve"> </w:t>
-      </w:r>
-      <w:r>
-        <w:rPr>
-          <w:color w:val="1155CC"/>
-          <w:sz w:val="16"/>
-          <w:szCs w:val="16"/>
-        </w:rPr>
-        <w:t>때문이다</w:t>
-      </w:r>
-      <w:r>
-        <w:rPr>
-          <w:color w:val="1155CC"/>
-          <w:sz w:val="16"/>
-          <w:szCs w:val="16"/>
-        </w:rPr>
-        <w:t xml:space="preserve">. https://doi.org/10.1145/3627703.3650079 — </w:t>
-      </w:r>
-      <w:r>
-        <w:rPr>
-          <w:color w:val="1155CC"/>
-          <w:sz w:val="16"/>
-          <w:szCs w:val="16"/>
-        </w:rPr>
-        <w:t>원문</w:t>
-      </w:r>
-      <w:r>
-        <w:rPr>
-          <w:color w:val="1155CC"/>
-          <w:sz w:val="16"/>
-          <w:szCs w:val="16"/>
-        </w:rPr>
-        <w:t>: "grids with higher fractions of intermittent sources, such as wind and solar, exhibit higher variations"</w:t>
+        <w:t xml:space="preserve">입력 피처는 10종이다. 탄소집약도, 무탄소 전원 비중, 재생에너지 비중, 시간 주기성을 나타내는 sin·cos 쌍 3종, 공휴일 플래그로 구성된다. 기상 데이터가 확보된 3개 리전(캘리포니아, 텍사스, 독일)은 과거 기상 관측·예보 변수(풍속, 일사량 등)가 추가되어 12종을 사용하며, 향후 24시간 기상 예보를 LSTM 은닉 상태와 결합하는 별도 헤드를 둔다. 이 세 리전을 택한 것은 풍력·태양광 비중이 높아 변동성이 큰 계통이기 때문이다.</w:t>
       </w:r>
     </w:p>
     <w:p>
@@ -24481,832 +21086,7 @@
         <w:jc w:val="left"/>
       </w:pPr>
       <w:r>
-        <w:t>학습</w:t>
-      </w:r>
-      <w:r>
-        <w:t>·</w:t>
-      </w:r>
-      <w:r>
-        <w:t>검증</w:t>
-      </w:r>
-      <w:r>
-        <w:t>·</w:t>
-      </w:r>
-      <w:r>
-        <w:t>평가</w:t>
-      </w:r>
-      <w:r>
-        <w:t xml:space="preserve"> </w:t>
-      </w:r>
-      <w:r>
-        <w:t>구간은</w:t>
-      </w:r>
-      <w:r>
-        <w:t xml:space="preserve"> </w:t>
-      </w:r>
-      <w:r>
-        <w:t>시간순으로</w:t>
-      </w:r>
-      <w:r>
-        <w:t xml:space="preserve"> </w:t>
-      </w:r>
-      <w:r>
-        <w:t>분리한다</w:t>
-      </w:r>
-      <w:r>
-        <w:t>. 2021</w:t>
-      </w:r>
-      <w:r>
-        <w:t>년부터</w:t>
-      </w:r>
-      <w:r>
-        <w:t xml:space="preserve"> 2023</w:t>
-      </w:r>
-      <w:r>
-        <w:t>년까지를</w:t>
-      </w:r>
-      <w:r>
-        <w:t xml:space="preserve"> </w:t>
-      </w:r>
-      <w:r>
-        <w:t>학습에</w:t>
-      </w:r>
-      <w:r>
-        <w:t>, 2024</w:t>
-      </w:r>
-      <w:r>
-        <w:t>년을</w:t>
-      </w:r>
-      <w:r>
-        <w:t xml:space="preserve"> </w:t>
-      </w:r>
-      <w:r>
-        <w:t>검증에</w:t>
-      </w:r>
-      <w:r>
-        <w:t>, 2025</w:t>
-      </w:r>
-      <w:r>
-        <w:t>년을</w:t>
-      </w:r>
-      <w:r>
-        <w:t xml:space="preserve"> </w:t>
-      </w:r>
-      <w:r>
-        <w:t>평가에</w:t>
-      </w:r>
-      <w:r>
-        <w:t xml:space="preserve"> </w:t>
-      </w:r>
-      <w:r>
-        <w:t>사용한다</w:t>
-      </w:r>
-      <w:r>
-        <w:t xml:space="preserve">. </w:t>
-      </w:r>
-      <w:r>
-        <w:rPr>
-          <w:color w:val="1155CC"/>
-          <w:sz w:val="16"/>
-          <w:szCs w:val="16"/>
-        </w:rPr>
-        <w:t>(</w:t>
-      </w:r>
-      <w:r>
-        <w:rPr>
-          <w:color w:val="1155CC"/>
-          <w:sz w:val="16"/>
-          <w:szCs w:val="16"/>
-        </w:rPr>
-        <w:t>근거</w:t>
-      </w:r>
-      <w:r>
-        <w:rPr>
-          <w:color w:val="1155CC"/>
-          <w:sz w:val="16"/>
-          <w:szCs w:val="16"/>
-        </w:rPr>
-        <w:t xml:space="preserve"> </w:t>
-      </w:r>
-      <w:r>
-        <w:rPr>
-          <w:color w:val="1155CC"/>
-          <w:sz w:val="16"/>
-          <w:szCs w:val="16"/>
-        </w:rPr>
-        <w:t>필요</w:t>
-      </w:r>
-      <w:r>
-        <w:rPr>
-          <w:color w:val="1155CC"/>
-          <w:sz w:val="16"/>
-          <w:szCs w:val="16"/>
-        </w:rPr>
-        <w:t xml:space="preserve"> — </w:t>
-      </w:r>
-      <w:r>
-        <w:rPr>
-          <w:color w:val="1155CC"/>
-          <w:sz w:val="16"/>
-          <w:szCs w:val="16"/>
-        </w:rPr>
-        <w:t>결측</w:t>
-      </w:r>
-      <w:r>
-        <w:rPr>
-          <w:color w:val="1155CC"/>
-          <w:sz w:val="16"/>
-          <w:szCs w:val="16"/>
-        </w:rPr>
-        <w:t xml:space="preserve"> </w:t>
-      </w:r>
-      <w:r>
-        <w:rPr>
-          <w:color w:val="1155CC"/>
-          <w:sz w:val="16"/>
-          <w:szCs w:val="16"/>
-        </w:rPr>
-        <w:t>처리</w:t>
-      </w:r>
-      <w:r>
-        <w:rPr>
-          <w:color w:val="1155CC"/>
-          <w:sz w:val="16"/>
-          <w:szCs w:val="16"/>
-        </w:rPr>
-        <w:t xml:space="preserve"> </w:t>
-      </w:r>
-      <w:r>
-        <w:rPr>
-          <w:color w:val="1155CC"/>
-          <w:sz w:val="16"/>
-          <w:szCs w:val="16"/>
-        </w:rPr>
-        <w:t>방식</w:t>
-      </w:r>
-      <w:r>
-        <w:rPr>
-          <w:color w:val="1155CC"/>
-          <w:sz w:val="16"/>
-          <w:szCs w:val="16"/>
-        </w:rPr>
-        <w:t>. 2025</w:t>
-      </w:r>
-      <w:r>
-        <w:rPr>
-          <w:color w:val="1155CC"/>
-          <w:sz w:val="16"/>
-          <w:szCs w:val="16"/>
-        </w:rPr>
-        <w:t>년</w:t>
-      </w:r>
-      <w:r>
-        <w:rPr>
-          <w:color w:val="1155CC"/>
-          <w:sz w:val="16"/>
-          <w:szCs w:val="16"/>
-        </w:rPr>
-        <w:t xml:space="preserve"> 1</w:t>
-      </w:r>
-      <w:r>
-        <w:rPr>
-          <w:color w:val="1155CC"/>
-          <w:sz w:val="16"/>
-          <w:szCs w:val="16"/>
-        </w:rPr>
-        <w:t>월</w:t>
-      </w:r>
-      <w:r>
-        <w:rPr>
-          <w:color w:val="1155CC"/>
-          <w:sz w:val="16"/>
-          <w:szCs w:val="16"/>
-        </w:rPr>
-        <w:t xml:space="preserve"> 1~7</w:t>
-      </w:r>
-      <w:r>
-        <w:rPr>
-          <w:color w:val="1155CC"/>
-          <w:sz w:val="16"/>
-          <w:szCs w:val="16"/>
-        </w:rPr>
-        <w:t>일이</w:t>
-      </w:r>
-      <w:r>
-        <w:rPr>
-          <w:color w:val="1155CC"/>
-          <w:sz w:val="16"/>
-          <w:szCs w:val="16"/>
-        </w:rPr>
-        <w:t xml:space="preserve"> 1</w:t>
-      </w:r>
-      <w:r>
-        <w:rPr>
-          <w:color w:val="1155CC"/>
-          <w:sz w:val="16"/>
-          <w:szCs w:val="16"/>
-        </w:rPr>
-        <w:t>월</w:t>
-      </w:r>
-      <w:r>
-        <w:rPr>
-          <w:color w:val="1155CC"/>
-          <w:sz w:val="16"/>
-          <w:szCs w:val="16"/>
-        </w:rPr>
-        <w:t xml:space="preserve"> 8</w:t>
-      </w:r>
-      <w:r>
-        <w:rPr>
-          <w:color w:val="1155CC"/>
-          <w:sz w:val="16"/>
-          <w:szCs w:val="16"/>
-        </w:rPr>
-        <w:t>일</w:t>
-      </w:r>
-      <w:r>
-        <w:rPr>
-          <w:color w:val="1155CC"/>
-          <w:sz w:val="16"/>
-          <w:szCs w:val="16"/>
-        </w:rPr>
-        <w:t xml:space="preserve"> </w:t>
-      </w:r>
-      <w:r>
-        <w:rPr>
-          <w:color w:val="1155CC"/>
-          <w:sz w:val="16"/>
-          <w:szCs w:val="16"/>
-        </w:rPr>
-        <w:t>프로파일</w:t>
-      </w:r>
-      <w:r>
-        <w:rPr>
-          <w:color w:val="1155CC"/>
-          <w:sz w:val="16"/>
-          <w:szCs w:val="16"/>
-        </w:rPr>
-        <w:t xml:space="preserve"> </w:t>
-      </w:r>
-      <w:r>
-        <w:rPr>
-          <w:color w:val="1155CC"/>
-          <w:sz w:val="16"/>
-          <w:szCs w:val="16"/>
-        </w:rPr>
-        <w:t>반복으로</w:t>
-      </w:r>
-      <w:r>
-        <w:rPr>
-          <w:color w:val="1155CC"/>
-          <w:sz w:val="16"/>
-          <w:szCs w:val="16"/>
-        </w:rPr>
-        <w:t xml:space="preserve"> </w:t>
-      </w:r>
-      <w:r>
-        <w:rPr>
-          <w:color w:val="1155CC"/>
-          <w:sz w:val="16"/>
-          <w:szCs w:val="16"/>
-        </w:rPr>
-        <w:t>채워져</w:t>
-      </w:r>
-      <w:r>
-        <w:rPr>
-          <w:color w:val="1155CC"/>
-          <w:sz w:val="16"/>
-          <w:szCs w:val="16"/>
-        </w:rPr>
-        <w:t xml:space="preserve"> </w:t>
-      </w:r>
-      <w:r>
-        <w:rPr>
-          <w:color w:val="1155CC"/>
-          <w:sz w:val="16"/>
-          <w:szCs w:val="16"/>
-        </w:rPr>
-        <w:t>있음을</w:t>
-      </w:r>
-      <w:r>
-        <w:rPr>
-          <w:color w:val="1155CC"/>
-          <w:sz w:val="16"/>
-          <w:szCs w:val="16"/>
-        </w:rPr>
-        <w:t xml:space="preserve"> </w:t>
-      </w:r>
-      <w:r>
-        <w:rPr>
-          <w:color w:val="1155CC"/>
-          <w:sz w:val="16"/>
-          <w:szCs w:val="16"/>
-        </w:rPr>
-        <w:t>밝힐</w:t>
-      </w:r>
-      <w:r>
-        <w:rPr>
-          <w:color w:val="1155CC"/>
-          <w:sz w:val="16"/>
-          <w:szCs w:val="16"/>
-        </w:rPr>
-        <w:t xml:space="preserve"> </w:t>
-      </w:r>
-      <w:r>
-        <w:rPr>
-          <w:color w:val="1155CC"/>
-          <w:sz w:val="16"/>
-          <w:szCs w:val="16"/>
-        </w:rPr>
-        <w:t>것</w:t>
-      </w:r>
-      <w:r>
-        <w:rPr>
-          <w:color w:val="1155CC"/>
-          <w:sz w:val="16"/>
-          <w:szCs w:val="16"/>
-        </w:rPr>
-        <w:t xml:space="preserve">) </w:t>
-      </w:r>
-      <w:r>
-        <w:rPr>
-          <w:color w:val="1155CC"/>
-          <w:sz w:val="16"/>
-          <w:szCs w:val="16"/>
-        </w:rPr>
-        <w:t>평가는</w:t>
-      </w:r>
-      <w:r>
-        <w:rPr>
-          <w:color w:val="1155CC"/>
-          <w:sz w:val="16"/>
-          <w:szCs w:val="16"/>
-        </w:rPr>
-        <w:t xml:space="preserve"> </w:t>
-      </w:r>
-      <w:r>
-        <w:rPr>
-          <w:color w:val="1155CC"/>
-          <w:sz w:val="16"/>
-          <w:szCs w:val="16"/>
-        </w:rPr>
-        <w:t>롤링</w:t>
-      </w:r>
-      <w:r>
-        <w:rPr>
-          <w:color w:val="1155CC"/>
-          <w:sz w:val="16"/>
-          <w:szCs w:val="16"/>
-        </w:rPr>
-        <w:t xml:space="preserve"> </w:t>
-      </w:r>
-      <w:r>
-        <w:rPr>
-          <w:color w:val="1155CC"/>
-          <w:sz w:val="16"/>
-          <w:szCs w:val="16"/>
-        </w:rPr>
-        <w:t>예측</w:t>
-      </w:r>
-      <w:r>
-        <w:rPr>
-          <w:color w:val="1155CC"/>
-          <w:sz w:val="16"/>
-          <w:szCs w:val="16"/>
-        </w:rPr>
-        <w:t xml:space="preserve"> </w:t>
-      </w:r>
-      <w:r>
-        <w:rPr>
-          <w:color w:val="1155CC"/>
-          <w:sz w:val="16"/>
-          <w:szCs w:val="16"/>
-        </w:rPr>
-        <w:t>방식으로</w:t>
-      </w:r>
-      <w:r>
-        <w:rPr>
-          <w:color w:val="1155CC"/>
-          <w:sz w:val="16"/>
-          <w:szCs w:val="16"/>
-        </w:rPr>
-        <w:t xml:space="preserve"> </w:t>
-      </w:r>
-      <w:r>
-        <w:rPr>
-          <w:color w:val="1155CC"/>
-          <w:sz w:val="16"/>
-          <w:szCs w:val="16"/>
-        </w:rPr>
-        <w:t>수행한다</w:t>
-      </w:r>
-      <w:r>
-        <w:rPr>
-          <w:color w:val="1155CC"/>
-          <w:sz w:val="16"/>
-          <w:szCs w:val="16"/>
-        </w:rPr>
-        <w:t xml:space="preserve">. </w:t>
-      </w:r>
-      <w:r>
-        <w:rPr>
-          <w:color w:val="1155CC"/>
-          <w:sz w:val="16"/>
-          <w:szCs w:val="16"/>
-        </w:rPr>
-        <w:t>즉</w:t>
-      </w:r>
-      <w:r>
-        <w:rPr>
-          <w:color w:val="1155CC"/>
-          <w:sz w:val="16"/>
-          <w:szCs w:val="16"/>
-        </w:rPr>
-        <w:t xml:space="preserve"> </w:t>
-      </w:r>
-      <w:r>
-        <w:rPr>
-          <w:color w:val="1155CC"/>
-          <w:sz w:val="16"/>
-          <w:szCs w:val="16"/>
-        </w:rPr>
-        <w:t>평가</w:t>
-      </w:r>
-      <w:r>
-        <w:rPr>
-          <w:color w:val="1155CC"/>
-          <w:sz w:val="16"/>
-          <w:szCs w:val="16"/>
-        </w:rPr>
-        <w:t xml:space="preserve"> </w:t>
-      </w:r>
-      <w:r>
-        <w:rPr>
-          <w:color w:val="1155CC"/>
-          <w:sz w:val="16"/>
-          <w:szCs w:val="16"/>
-        </w:rPr>
-        <w:t>구간의</w:t>
-      </w:r>
-      <w:r>
-        <w:rPr>
-          <w:color w:val="1155CC"/>
-          <w:sz w:val="16"/>
-          <w:szCs w:val="16"/>
-        </w:rPr>
-        <w:t xml:space="preserve"> </w:t>
-      </w:r>
-      <w:r>
-        <w:rPr>
-          <w:color w:val="1155CC"/>
-          <w:sz w:val="16"/>
-          <w:szCs w:val="16"/>
-        </w:rPr>
-        <w:t>각</w:t>
-      </w:r>
-      <w:r>
-        <w:rPr>
-          <w:color w:val="1155CC"/>
-          <w:sz w:val="16"/>
-          <w:szCs w:val="16"/>
-        </w:rPr>
-        <w:t xml:space="preserve"> </w:t>
-      </w:r>
-      <w:r>
-        <w:rPr>
-          <w:color w:val="1155CC"/>
-          <w:sz w:val="16"/>
-          <w:szCs w:val="16"/>
-        </w:rPr>
-        <w:t>시각마다</w:t>
-      </w:r>
-      <w:r>
-        <w:rPr>
-          <w:color w:val="1155CC"/>
-          <w:sz w:val="16"/>
-          <w:szCs w:val="16"/>
-        </w:rPr>
-        <w:t xml:space="preserve"> </w:t>
-      </w:r>
-      <w:r>
-        <w:rPr>
-          <w:color w:val="1155CC"/>
-          <w:sz w:val="16"/>
-          <w:szCs w:val="16"/>
-        </w:rPr>
-        <w:t>그</w:t>
-      </w:r>
-      <w:r>
-        <w:rPr>
-          <w:color w:val="1155CC"/>
-          <w:sz w:val="16"/>
-          <w:szCs w:val="16"/>
-        </w:rPr>
-        <w:t xml:space="preserve"> </w:t>
-      </w:r>
-      <w:r>
-        <w:rPr>
-          <w:color w:val="1155CC"/>
-          <w:sz w:val="16"/>
-          <w:szCs w:val="16"/>
-        </w:rPr>
-        <w:t>시점까지의</w:t>
-      </w:r>
-      <w:r>
-        <w:rPr>
-          <w:color w:val="1155CC"/>
-          <w:sz w:val="16"/>
-          <w:szCs w:val="16"/>
-        </w:rPr>
-        <w:t xml:space="preserve"> </w:t>
-      </w:r>
-      <w:r>
-        <w:rPr>
-          <w:color w:val="1155CC"/>
-          <w:sz w:val="16"/>
-          <w:szCs w:val="16"/>
-        </w:rPr>
-        <w:t>관측만을</w:t>
-      </w:r>
-      <w:r>
-        <w:rPr>
-          <w:color w:val="1155CC"/>
-          <w:sz w:val="16"/>
-          <w:szCs w:val="16"/>
-        </w:rPr>
-        <w:t xml:space="preserve"> </w:t>
-      </w:r>
-      <w:r>
-        <w:rPr>
-          <w:color w:val="1155CC"/>
-          <w:sz w:val="16"/>
-          <w:szCs w:val="16"/>
-        </w:rPr>
-        <w:t>입력으로</w:t>
-      </w:r>
-      <w:r>
-        <w:rPr>
-          <w:color w:val="1155CC"/>
-          <w:sz w:val="16"/>
-          <w:szCs w:val="16"/>
-        </w:rPr>
-        <w:t xml:space="preserve"> </w:t>
-      </w:r>
-      <w:r>
-        <w:rPr>
-          <w:color w:val="1155CC"/>
-          <w:sz w:val="16"/>
-          <w:szCs w:val="16"/>
-        </w:rPr>
-        <w:t>향후</w:t>
-      </w:r>
-      <w:r>
-        <w:rPr>
-          <w:color w:val="1155CC"/>
-          <w:sz w:val="16"/>
-          <w:szCs w:val="16"/>
-        </w:rPr>
-        <w:t xml:space="preserve"> 24</w:t>
-      </w:r>
-      <w:r>
-        <w:rPr>
-          <w:color w:val="1155CC"/>
-          <w:sz w:val="16"/>
-          <w:szCs w:val="16"/>
-        </w:rPr>
-        <w:t>시간을</w:t>
-      </w:r>
-      <w:r>
-        <w:rPr>
-          <w:color w:val="1155CC"/>
-          <w:sz w:val="16"/>
-          <w:szCs w:val="16"/>
-        </w:rPr>
-        <w:t xml:space="preserve"> </w:t>
-      </w:r>
-      <w:r>
-        <w:rPr>
-          <w:color w:val="1155CC"/>
-          <w:sz w:val="16"/>
-          <w:szCs w:val="16"/>
-        </w:rPr>
-        <w:t>예측하고</w:t>
-      </w:r>
-      <w:r>
-        <w:rPr>
-          <w:color w:val="1155CC"/>
-          <w:sz w:val="16"/>
-          <w:szCs w:val="16"/>
-        </w:rPr>
-        <w:t xml:space="preserve">, </w:t>
-      </w:r>
-      <w:r>
-        <w:rPr>
-          <w:color w:val="1155CC"/>
-          <w:sz w:val="16"/>
-          <w:szCs w:val="16"/>
-        </w:rPr>
-        <w:t>시각을</w:t>
-      </w:r>
-      <w:r>
-        <w:rPr>
-          <w:color w:val="1155CC"/>
-          <w:sz w:val="16"/>
-          <w:szCs w:val="16"/>
-        </w:rPr>
-        <w:t xml:space="preserve"> </w:t>
-      </w:r>
-      <w:r>
-        <w:rPr>
-          <w:color w:val="1155CC"/>
-          <w:sz w:val="16"/>
-          <w:szCs w:val="16"/>
-        </w:rPr>
-        <w:t>한</w:t>
-      </w:r>
-      <w:r>
-        <w:rPr>
-          <w:color w:val="1155CC"/>
-          <w:sz w:val="16"/>
-          <w:szCs w:val="16"/>
-        </w:rPr>
-        <w:t xml:space="preserve"> </w:t>
-      </w:r>
-      <w:r>
-        <w:rPr>
-          <w:color w:val="1155CC"/>
-          <w:sz w:val="16"/>
-          <w:szCs w:val="16"/>
-        </w:rPr>
-        <w:t>시간씩</w:t>
-      </w:r>
-      <w:r>
-        <w:rPr>
-          <w:color w:val="1155CC"/>
-          <w:sz w:val="16"/>
-          <w:szCs w:val="16"/>
-        </w:rPr>
-        <w:t xml:space="preserve"> </w:t>
-      </w:r>
-      <w:r>
-        <w:rPr>
-          <w:color w:val="1155CC"/>
-          <w:sz w:val="16"/>
-          <w:szCs w:val="16"/>
-        </w:rPr>
-        <w:t>전진시키며</w:t>
-      </w:r>
-      <w:r>
-        <w:rPr>
-          <w:color w:val="1155CC"/>
-          <w:sz w:val="16"/>
-          <w:szCs w:val="16"/>
-        </w:rPr>
-        <w:t xml:space="preserve"> </w:t>
-      </w:r>
-      <w:r>
-        <w:rPr>
-          <w:color w:val="1155CC"/>
-          <w:sz w:val="16"/>
-          <w:szCs w:val="16"/>
-        </w:rPr>
-        <w:t>이를</w:t>
-      </w:r>
-      <w:r>
-        <w:rPr>
-          <w:color w:val="1155CC"/>
-          <w:sz w:val="16"/>
-          <w:szCs w:val="16"/>
-        </w:rPr>
-        <w:t xml:space="preserve"> </w:t>
-      </w:r>
-      <w:r>
-        <w:rPr>
-          <w:color w:val="1155CC"/>
-          <w:sz w:val="16"/>
-          <w:szCs w:val="16"/>
-        </w:rPr>
-        <w:t>반복한다</w:t>
-      </w:r>
-      <w:r>
-        <w:rPr>
-          <w:color w:val="1155CC"/>
-          <w:sz w:val="16"/>
-          <w:szCs w:val="16"/>
-        </w:rPr>
-        <w:t xml:space="preserve">. </w:t>
-      </w:r>
-      <w:r>
-        <w:rPr>
-          <w:color w:val="1155CC"/>
-          <w:sz w:val="16"/>
-          <w:szCs w:val="16"/>
-        </w:rPr>
-        <w:t>미래</w:t>
-      </w:r>
-      <w:r>
-        <w:rPr>
-          <w:color w:val="1155CC"/>
-          <w:sz w:val="16"/>
-          <w:szCs w:val="16"/>
-        </w:rPr>
-        <w:t xml:space="preserve"> </w:t>
-      </w:r>
-      <w:r>
-        <w:rPr>
-          <w:color w:val="1155CC"/>
-          <w:sz w:val="16"/>
-          <w:szCs w:val="16"/>
-        </w:rPr>
-        <w:t>관측이</w:t>
-      </w:r>
-      <w:r>
-        <w:rPr>
-          <w:color w:val="1155CC"/>
-          <w:sz w:val="16"/>
-          <w:szCs w:val="16"/>
-        </w:rPr>
-        <w:t xml:space="preserve"> </w:t>
-      </w:r>
-      <w:r>
-        <w:rPr>
-          <w:color w:val="1155CC"/>
-          <w:sz w:val="16"/>
-          <w:szCs w:val="16"/>
-        </w:rPr>
-        <w:t>예측에</w:t>
-      </w:r>
-      <w:r>
-        <w:rPr>
-          <w:color w:val="1155CC"/>
-          <w:sz w:val="16"/>
-          <w:szCs w:val="16"/>
-        </w:rPr>
-        <w:t xml:space="preserve"> </w:t>
-      </w:r>
-      <w:r>
-        <w:rPr>
-          <w:color w:val="1155CC"/>
-          <w:sz w:val="16"/>
-          <w:szCs w:val="16"/>
-        </w:rPr>
-        <w:t>유입되지</w:t>
-      </w:r>
-      <w:r>
-        <w:rPr>
-          <w:color w:val="1155CC"/>
-          <w:sz w:val="16"/>
-          <w:szCs w:val="16"/>
-        </w:rPr>
-        <w:t xml:space="preserve"> </w:t>
-      </w:r>
-      <w:r>
-        <w:rPr>
-          <w:color w:val="1155CC"/>
-          <w:sz w:val="16"/>
-          <w:szCs w:val="16"/>
-        </w:rPr>
-        <w:t>않도록</w:t>
-      </w:r>
-      <w:r>
-        <w:rPr>
-          <w:color w:val="1155CC"/>
-          <w:sz w:val="16"/>
-          <w:szCs w:val="16"/>
-        </w:rPr>
-        <w:t xml:space="preserve"> </w:t>
-      </w:r>
-      <w:r>
-        <w:rPr>
-          <w:color w:val="1155CC"/>
-          <w:sz w:val="16"/>
-          <w:szCs w:val="16"/>
-        </w:rPr>
-        <w:t>하기</w:t>
-      </w:r>
-      <w:r>
-        <w:rPr>
-          <w:color w:val="1155CC"/>
-          <w:sz w:val="16"/>
-          <w:szCs w:val="16"/>
-        </w:rPr>
-        <w:t xml:space="preserve"> </w:t>
-      </w:r>
-      <w:r>
-        <w:rPr>
-          <w:color w:val="1155CC"/>
-          <w:sz w:val="16"/>
-          <w:szCs w:val="16"/>
-        </w:rPr>
-        <w:t>위함이다</w:t>
-      </w:r>
-      <w:r>
-        <w:rPr>
-          <w:color w:val="1155CC"/>
-          <w:sz w:val="16"/>
-          <w:szCs w:val="16"/>
-        </w:rPr>
-        <w:t>.</w:t>
+        <w:t xml:space="preserve">학습·검증·평가 구간은 시간순으로 분리한다. 2021년부터 2023년까지를 학습에, 2024년을 검증에, 2025년을 평가에 사용한다. 입력 구간 초반의 결측(2025년 1월 1일부터 7일까지)은 1월 8일의 프로파일을 반복해 채운다. 평가는 롤링 예측 방식으로 수행한다. 즉 평가 구간의 각 시각마다 그 시점까지의 관측만을 입력으로 향후 24시간을 예측하고, 시각을 한 시간씩 전진시키며 이를 반복한다.</w:t>
       </w:r>
     </w:p>
     <w:p>
@@ -32112,882 +27892,7 @@
         <w:jc w:val="left"/>
       </w:pPr>
       <w:r>
-        <w:t>실측</w:t>
-      </w:r>
-      <w:r>
-        <w:t xml:space="preserve"> </w:t>
-      </w:r>
-      <w:r>
-        <w:t>계열은</w:t>
-      </w:r>
-      <w:r>
-        <w:t xml:space="preserve"> 1</w:t>
-      </w:r>
-      <w:r>
-        <w:t>시간</w:t>
-      </w:r>
-      <w:r>
-        <w:t xml:space="preserve"> </w:t>
-      </w:r>
-      <w:r>
-        <w:t>해상도이므로</w:t>
-      </w:r>
-      <w:r>
-        <w:t xml:space="preserve"> </w:t>
-      </w:r>
-      <w:r>
-        <w:t>적분은</w:t>
-      </w:r>
-      <w:r>
-        <w:t xml:space="preserve"> </w:t>
-      </w:r>
-      <w:r>
-        <w:t>실행</w:t>
-      </w:r>
-      <w:r>
-        <w:t xml:space="preserve"> </w:t>
-      </w:r>
-      <w:r>
-        <w:t>구간이</w:t>
-      </w:r>
-      <w:r>
-        <w:t xml:space="preserve"> </w:t>
-      </w:r>
-      <w:r>
-        <w:t>걸치는</w:t>
-      </w:r>
-      <w:r>
-        <w:t xml:space="preserve"> </w:t>
-      </w:r>
-      <w:r>
-        <w:t>각</w:t>
-      </w:r>
-      <w:r>
-        <w:t xml:space="preserve"> </w:t>
-      </w:r>
-      <w:r>
-        <w:t>시간</w:t>
-      </w:r>
-      <w:r>
-        <w:t xml:space="preserve"> </w:t>
-      </w:r>
-      <w:r>
-        <w:t>구간의</w:t>
-      </w:r>
-      <w:r>
-        <w:t xml:space="preserve"> </w:t>
-      </w:r>
-      <w:r>
-        <w:t>겹침</w:t>
-      </w:r>
-      <w:r>
-        <w:t xml:space="preserve"> </w:t>
-      </w:r>
-      <w:r>
-        <w:t>길이에</w:t>
-      </w:r>
-      <w:r>
-        <w:t xml:space="preserve"> </w:t>
-      </w:r>
-      <w:r>
-        <w:t>그</w:t>
-      </w:r>
-      <w:r>
-        <w:t xml:space="preserve"> </w:t>
-      </w:r>
-      <w:r>
-        <w:t>시간의</w:t>
-      </w:r>
-      <w:r>
-        <w:t xml:space="preserve"> </w:t>
-      </w:r>
-      <w:r>
-        <w:t>값을</w:t>
-      </w:r>
-      <w:r>
-        <w:t xml:space="preserve"> </w:t>
-      </w:r>
-      <w:r>
-        <w:t>곱해</w:t>
-      </w:r>
-      <w:r>
-        <w:t xml:space="preserve"> </w:t>
-      </w:r>
-      <w:r>
-        <w:t>합산하는</w:t>
-      </w:r>
-      <w:r>
-        <w:t xml:space="preserve"> </w:t>
-      </w:r>
-      <w:r>
-        <w:t>방식으로</w:t>
-      </w:r>
-      <w:r>
-        <w:t xml:space="preserve"> </w:t>
-      </w:r>
-      <w:r>
-        <w:t>계산한다</w:t>
-      </w:r>
-      <w:r>
-        <w:t xml:space="preserve">. </w:t>
-      </w:r>
-      <w:r>
-        <w:t>소비</w:t>
-      </w:r>
-      <w:r>
-        <w:t xml:space="preserve"> </w:t>
-      </w:r>
-      <w:r>
-        <w:t>전력은</w:t>
-      </w:r>
-      <w:r>
-        <w:t xml:space="preserve"> </w:t>
-      </w:r>
-      <w:r>
-        <w:t>작업당</w:t>
-      </w:r>
-      <w:r>
-        <w:t xml:space="preserve"> 1kW </w:t>
-      </w:r>
-      <w:r>
-        <w:t>상수로</w:t>
-      </w:r>
-      <w:r>
-        <w:t xml:space="preserve"> </w:t>
-      </w:r>
-      <w:r>
-        <w:t>가정한다</w:t>
-      </w:r>
-      <w:r>
-        <w:t xml:space="preserve">. </w:t>
-      </w:r>
-      <w:r>
-        <w:rPr>
-          <w:color w:val="1155CC"/>
-          <w:sz w:val="16"/>
-          <w:szCs w:val="16"/>
-        </w:rPr>
-        <w:t>(</w:t>
-      </w:r>
-      <w:r>
-        <w:rPr>
-          <w:color w:val="1155CC"/>
-          <w:sz w:val="16"/>
-          <w:szCs w:val="16"/>
-        </w:rPr>
-        <w:t>근거</w:t>
-      </w:r>
-      <w:r>
-        <w:rPr>
-          <w:color w:val="1155CC"/>
-          <w:sz w:val="16"/>
-          <w:szCs w:val="16"/>
-        </w:rPr>
-        <w:t xml:space="preserve"> </w:t>
-      </w:r>
-      <w:r>
-        <w:rPr>
-          <w:color w:val="1155CC"/>
-          <w:sz w:val="16"/>
-          <w:szCs w:val="16"/>
-        </w:rPr>
-        <w:t>필요</w:t>
-      </w:r>
-      <w:r>
-        <w:rPr>
-          <w:color w:val="1155CC"/>
-          <w:sz w:val="16"/>
-          <w:szCs w:val="16"/>
-        </w:rPr>
-        <w:t xml:space="preserve"> — 1kW</w:t>
-      </w:r>
-      <w:r>
-        <w:rPr>
-          <w:color w:val="1155CC"/>
-          <w:sz w:val="16"/>
-          <w:szCs w:val="16"/>
-        </w:rPr>
-        <w:t>의</w:t>
-      </w:r>
-      <w:r>
-        <w:rPr>
-          <w:color w:val="1155CC"/>
-          <w:sz w:val="16"/>
-          <w:szCs w:val="16"/>
-        </w:rPr>
-        <w:t xml:space="preserve"> </w:t>
-      </w:r>
-      <w:r>
-        <w:rPr>
-          <w:color w:val="1155CC"/>
-          <w:sz w:val="16"/>
-          <w:szCs w:val="16"/>
-        </w:rPr>
-        <w:t>출처</w:t>
-      </w:r>
-      <w:r>
-        <w:rPr>
-          <w:color w:val="1155CC"/>
-          <w:sz w:val="16"/>
-          <w:szCs w:val="16"/>
-        </w:rPr>
-        <w:t xml:space="preserve">. </w:t>
-      </w:r>
-      <w:r>
-        <w:rPr>
-          <w:color w:val="1155CC"/>
-          <w:sz w:val="16"/>
-          <w:szCs w:val="16"/>
-        </w:rPr>
-        <w:t>임의</w:t>
-      </w:r>
-      <w:r>
-        <w:rPr>
-          <w:color w:val="1155CC"/>
-          <w:sz w:val="16"/>
-          <w:szCs w:val="16"/>
-        </w:rPr>
-        <w:t xml:space="preserve"> </w:t>
-      </w:r>
-      <w:r>
-        <w:rPr>
-          <w:color w:val="1155CC"/>
-          <w:sz w:val="16"/>
-          <w:szCs w:val="16"/>
-        </w:rPr>
-        <w:t>상수라면</w:t>
-      </w:r>
-      <w:r>
-        <w:rPr>
-          <w:color w:val="1155CC"/>
-          <w:sz w:val="16"/>
-          <w:szCs w:val="16"/>
-        </w:rPr>
-        <w:t xml:space="preserve"> </w:t>
-      </w:r>
-      <w:r>
-        <w:rPr>
-          <w:color w:val="1155CC"/>
-          <w:sz w:val="16"/>
-          <w:szCs w:val="16"/>
-        </w:rPr>
-        <w:t>그렇게</w:t>
-      </w:r>
-      <w:r>
-        <w:rPr>
-          <w:color w:val="1155CC"/>
-          <w:sz w:val="16"/>
-          <w:szCs w:val="16"/>
-        </w:rPr>
-        <w:t xml:space="preserve"> </w:t>
-      </w:r>
-      <w:r>
-        <w:rPr>
-          <w:color w:val="1155CC"/>
-          <w:sz w:val="16"/>
-          <w:szCs w:val="16"/>
-        </w:rPr>
-        <w:t>명시하는</w:t>
-      </w:r>
-      <w:r>
-        <w:rPr>
-          <w:color w:val="1155CC"/>
-          <w:sz w:val="16"/>
-          <w:szCs w:val="16"/>
-        </w:rPr>
-        <w:t xml:space="preserve"> </w:t>
-      </w:r>
-      <w:r>
-        <w:rPr>
-          <w:color w:val="1155CC"/>
-          <w:sz w:val="16"/>
-          <w:szCs w:val="16"/>
-        </w:rPr>
-        <w:t>편이</w:t>
-      </w:r>
-      <w:r>
-        <w:rPr>
-          <w:color w:val="1155CC"/>
-          <w:sz w:val="16"/>
-          <w:szCs w:val="16"/>
-        </w:rPr>
-        <w:t xml:space="preserve"> </w:t>
-      </w:r>
-      <w:r>
-        <w:rPr>
-          <w:color w:val="1155CC"/>
-          <w:sz w:val="16"/>
-          <w:szCs w:val="16"/>
-        </w:rPr>
-        <w:t>나음</w:t>
-      </w:r>
-      <w:r>
-        <w:rPr>
-          <w:color w:val="1155CC"/>
-          <w:sz w:val="16"/>
-          <w:szCs w:val="16"/>
-        </w:rPr>
-        <w:t xml:space="preserve">) </w:t>
-      </w:r>
-      <w:r>
-        <w:rPr>
-          <w:color w:val="1155CC"/>
-          <w:sz w:val="16"/>
-          <w:szCs w:val="16"/>
-        </w:rPr>
-        <w:t>이</w:t>
-      </w:r>
-      <w:r>
-        <w:rPr>
-          <w:color w:val="1155CC"/>
-          <w:sz w:val="16"/>
-          <w:szCs w:val="16"/>
-        </w:rPr>
-        <w:t xml:space="preserve"> </w:t>
-      </w:r>
-      <w:r>
-        <w:rPr>
-          <w:color w:val="1155CC"/>
-          <w:sz w:val="16"/>
-          <w:szCs w:val="16"/>
-        </w:rPr>
-        <w:t>가정은</w:t>
-      </w:r>
-      <w:r>
-        <w:rPr>
-          <w:color w:val="1155CC"/>
-          <w:sz w:val="16"/>
-          <w:szCs w:val="16"/>
-        </w:rPr>
-        <w:t xml:space="preserve"> </w:t>
-      </w:r>
-      <w:r>
-        <w:rPr>
-          <w:color w:val="1155CC"/>
-          <w:sz w:val="16"/>
-          <w:szCs w:val="16"/>
-        </w:rPr>
-        <w:t>작업</w:t>
-      </w:r>
-      <w:r>
-        <w:rPr>
-          <w:color w:val="1155CC"/>
-          <w:sz w:val="16"/>
-          <w:szCs w:val="16"/>
-        </w:rPr>
-        <w:t xml:space="preserve"> </w:t>
-      </w:r>
-      <w:r>
-        <w:rPr>
-          <w:color w:val="1155CC"/>
-          <w:sz w:val="16"/>
-          <w:szCs w:val="16"/>
-        </w:rPr>
-        <w:t>간</w:t>
-      </w:r>
-      <w:r>
-        <w:rPr>
-          <w:color w:val="1155CC"/>
-          <w:sz w:val="16"/>
-          <w:szCs w:val="16"/>
-        </w:rPr>
-        <w:t xml:space="preserve"> </w:t>
-      </w:r>
-      <w:r>
-        <w:rPr>
-          <w:color w:val="1155CC"/>
-          <w:sz w:val="16"/>
-          <w:szCs w:val="16"/>
-        </w:rPr>
-        <w:t>전력</w:t>
-      </w:r>
-      <w:r>
-        <w:rPr>
-          <w:color w:val="1155CC"/>
-          <w:sz w:val="16"/>
-          <w:szCs w:val="16"/>
-        </w:rPr>
-        <w:t xml:space="preserve"> </w:t>
-      </w:r>
-      <w:r>
-        <w:rPr>
-          <w:color w:val="1155CC"/>
-          <w:sz w:val="16"/>
-          <w:szCs w:val="16"/>
-        </w:rPr>
-        <w:t>프로파일의</w:t>
-      </w:r>
-      <w:r>
-        <w:rPr>
-          <w:color w:val="1155CC"/>
-          <w:sz w:val="16"/>
-          <w:szCs w:val="16"/>
-        </w:rPr>
-        <w:t xml:space="preserve"> </w:t>
-      </w:r>
-      <w:r>
-        <w:rPr>
-          <w:color w:val="1155CC"/>
-          <w:sz w:val="16"/>
-          <w:szCs w:val="16"/>
-        </w:rPr>
-        <w:t>차이를</w:t>
-      </w:r>
-      <w:r>
-        <w:rPr>
-          <w:color w:val="1155CC"/>
-          <w:sz w:val="16"/>
-          <w:szCs w:val="16"/>
-        </w:rPr>
-        <w:t xml:space="preserve"> </w:t>
-      </w:r>
-      <w:r>
-        <w:rPr>
-          <w:color w:val="1155CC"/>
-          <w:sz w:val="16"/>
-          <w:szCs w:val="16"/>
-        </w:rPr>
-        <w:t>배출량</w:t>
-      </w:r>
-      <w:r>
-        <w:rPr>
-          <w:color w:val="1155CC"/>
-          <w:sz w:val="16"/>
-          <w:szCs w:val="16"/>
-        </w:rPr>
-        <w:t xml:space="preserve"> </w:t>
-      </w:r>
-      <w:r>
-        <w:rPr>
-          <w:color w:val="1155CC"/>
-          <w:sz w:val="16"/>
-          <w:szCs w:val="16"/>
-        </w:rPr>
-        <w:t>비교에서</w:t>
-      </w:r>
-      <w:r>
-        <w:rPr>
-          <w:color w:val="1155CC"/>
-          <w:sz w:val="16"/>
-          <w:szCs w:val="16"/>
-        </w:rPr>
-        <w:t xml:space="preserve"> </w:t>
-      </w:r>
-      <w:r>
-        <w:rPr>
-          <w:color w:val="1155CC"/>
-          <w:sz w:val="16"/>
-          <w:szCs w:val="16"/>
-        </w:rPr>
-        <w:t>제거하며</w:t>
-      </w:r>
-      <w:r>
-        <w:rPr>
-          <w:color w:val="1155CC"/>
-          <w:sz w:val="16"/>
-          <w:szCs w:val="16"/>
-        </w:rPr>
-        <w:t xml:space="preserve">, </w:t>
-      </w:r>
-      <w:r>
-        <w:rPr>
-          <w:color w:val="1155CC"/>
-          <w:sz w:val="16"/>
-          <w:szCs w:val="16"/>
-        </w:rPr>
-        <w:t>그</w:t>
-      </w:r>
-      <w:r>
-        <w:rPr>
-          <w:color w:val="1155CC"/>
-          <w:sz w:val="16"/>
-          <w:szCs w:val="16"/>
-        </w:rPr>
-        <w:t xml:space="preserve"> </w:t>
-      </w:r>
-      <w:r>
-        <w:rPr>
-          <w:color w:val="1155CC"/>
-          <w:sz w:val="16"/>
-          <w:szCs w:val="16"/>
-        </w:rPr>
-        <w:t>결과</w:t>
-      </w:r>
-      <w:r>
-        <w:rPr>
-          <w:color w:val="1155CC"/>
-          <w:sz w:val="16"/>
-          <w:szCs w:val="16"/>
-        </w:rPr>
-        <w:t xml:space="preserve"> </w:t>
-      </w:r>
-      <w:r>
-        <w:rPr>
-          <w:color w:val="1155CC"/>
-          <w:sz w:val="16"/>
-          <w:szCs w:val="16"/>
-        </w:rPr>
-        <w:t>배출량</w:t>
-      </w:r>
-      <w:r>
-        <w:rPr>
-          <w:color w:val="1155CC"/>
-          <w:sz w:val="16"/>
-          <w:szCs w:val="16"/>
-        </w:rPr>
-        <w:t xml:space="preserve"> </w:t>
-      </w:r>
-      <w:r>
-        <w:rPr>
-          <w:color w:val="1155CC"/>
-          <w:sz w:val="16"/>
-          <w:szCs w:val="16"/>
-        </w:rPr>
-        <w:t>차이는</w:t>
-      </w:r>
-      <w:r>
-        <w:rPr>
-          <w:color w:val="1155CC"/>
-          <w:sz w:val="16"/>
-          <w:szCs w:val="16"/>
-        </w:rPr>
-        <w:t xml:space="preserve"> </w:t>
-      </w:r>
-      <w:r>
-        <w:rPr>
-          <w:color w:val="1155CC"/>
-          <w:sz w:val="16"/>
-          <w:szCs w:val="16"/>
-        </w:rPr>
-        <w:t>전적으로</w:t>
-      </w:r>
-      <w:r>
-        <w:rPr>
-          <w:color w:val="1155CC"/>
-          <w:sz w:val="16"/>
-          <w:szCs w:val="16"/>
-        </w:rPr>
-        <w:t xml:space="preserve"> </w:t>
-      </w:r>
-      <w:r>
-        <w:rPr>
-          <w:color w:val="1155CC"/>
-          <w:sz w:val="16"/>
-          <w:szCs w:val="16"/>
-        </w:rPr>
-        <w:t>실행</w:t>
-      </w:r>
-      <w:r>
-        <w:rPr>
-          <w:color w:val="1155CC"/>
-          <w:sz w:val="16"/>
-          <w:szCs w:val="16"/>
-        </w:rPr>
-        <w:t xml:space="preserve"> </w:t>
-      </w:r>
-      <w:r>
-        <w:rPr>
-          <w:color w:val="1155CC"/>
-          <w:sz w:val="16"/>
-          <w:szCs w:val="16"/>
-        </w:rPr>
-        <w:t>리전과</w:t>
-      </w:r>
-      <w:r>
-        <w:rPr>
-          <w:color w:val="1155CC"/>
-          <w:sz w:val="16"/>
-          <w:szCs w:val="16"/>
-        </w:rPr>
-        <w:t xml:space="preserve"> </w:t>
-      </w:r>
-      <w:r>
-        <w:rPr>
-          <w:color w:val="1155CC"/>
-          <w:sz w:val="16"/>
-          <w:szCs w:val="16"/>
-        </w:rPr>
-        <w:t>실행</w:t>
-      </w:r>
-      <w:r>
-        <w:rPr>
-          <w:color w:val="1155CC"/>
-          <w:sz w:val="16"/>
-          <w:szCs w:val="16"/>
-        </w:rPr>
-        <w:t xml:space="preserve"> </w:t>
-      </w:r>
-      <w:r>
-        <w:rPr>
-          <w:color w:val="1155CC"/>
-          <w:sz w:val="16"/>
-          <w:szCs w:val="16"/>
-        </w:rPr>
-        <w:t>시각의</w:t>
-      </w:r>
-      <w:r>
-        <w:rPr>
-          <w:color w:val="1155CC"/>
-          <w:sz w:val="16"/>
-          <w:szCs w:val="16"/>
-        </w:rPr>
-        <w:t xml:space="preserve"> </w:t>
-      </w:r>
-      <w:r>
-        <w:rPr>
-          <w:color w:val="1155CC"/>
-          <w:sz w:val="16"/>
-          <w:szCs w:val="16"/>
-        </w:rPr>
-        <w:t>차이에서만</w:t>
-      </w:r>
-      <w:r>
-        <w:rPr>
-          <w:color w:val="1155CC"/>
-          <w:sz w:val="16"/>
-          <w:szCs w:val="16"/>
-        </w:rPr>
-        <w:t xml:space="preserve"> </w:t>
-      </w:r>
-      <w:r>
-        <w:rPr>
-          <w:color w:val="1155CC"/>
-          <w:sz w:val="16"/>
-          <w:szCs w:val="16"/>
-        </w:rPr>
-        <w:t>발생한다</w:t>
-      </w:r>
-      <w:r>
-        <w:rPr>
-          <w:color w:val="1155CC"/>
-          <w:sz w:val="16"/>
-          <w:szCs w:val="16"/>
-        </w:rPr>
-        <w:t xml:space="preserve">. </w:t>
-      </w:r>
-      <w:r>
-        <w:rPr>
-          <w:color w:val="1155CC"/>
-          <w:sz w:val="16"/>
-          <w:szCs w:val="16"/>
-        </w:rPr>
-        <w:t>실측</w:t>
-      </w:r>
-      <w:r>
-        <w:rPr>
-          <w:color w:val="1155CC"/>
-          <w:sz w:val="16"/>
-          <w:szCs w:val="16"/>
-        </w:rPr>
-        <w:t xml:space="preserve"> </w:t>
-      </w:r>
-      <w:r>
-        <w:rPr>
-          <w:color w:val="1155CC"/>
-          <w:sz w:val="16"/>
-          <w:szCs w:val="16"/>
-        </w:rPr>
-        <w:t>전력</w:t>
-      </w:r>
-      <w:r>
-        <w:rPr>
-          <w:color w:val="1155CC"/>
-          <w:sz w:val="16"/>
-          <w:szCs w:val="16"/>
-        </w:rPr>
-        <w:t xml:space="preserve"> </w:t>
-      </w:r>
-      <w:r>
-        <w:rPr>
-          <w:color w:val="1155CC"/>
-          <w:sz w:val="16"/>
-          <w:szCs w:val="16"/>
-        </w:rPr>
-        <w:t>프로파일이</w:t>
-      </w:r>
-      <w:r>
-        <w:rPr>
-          <w:color w:val="1155CC"/>
-          <w:sz w:val="16"/>
-          <w:szCs w:val="16"/>
-        </w:rPr>
-        <w:t xml:space="preserve"> </w:t>
-      </w:r>
-      <w:r>
-        <w:rPr>
-          <w:color w:val="1155CC"/>
-          <w:sz w:val="16"/>
-          <w:szCs w:val="16"/>
-        </w:rPr>
-        <w:t>반영되면</w:t>
-      </w:r>
-      <w:r>
-        <w:rPr>
-          <w:color w:val="1155CC"/>
-          <w:sz w:val="16"/>
-          <w:szCs w:val="16"/>
-        </w:rPr>
-        <w:t xml:space="preserve"> </w:t>
-      </w:r>
-      <w:r>
-        <w:rPr>
-          <w:color w:val="1155CC"/>
-          <w:sz w:val="16"/>
-          <w:szCs w:val="16"/>
-        </w:rPr>
-        <w:t>절감량의</w:t>
-      </w:r>
-      <w:r>
-        <w:rPr>
-          <w:color w:val="1155CC"/>
-          <w:sz w:val="16"/>
-          <w:szCs w:val="16"/>
-        </w:rPr>
-        <w:t xml:space="preserve"> </w:t>
-      </w:r>
-      <w:r>
-        <w:rPr>
-          <w:color w:val="1155CC"/>
-          <w:sz w:val="16"/>
-          <w:szCs w:val="16"/>
-        </w:rPr>
-        <w:t>절대값은</w:t>
-      </w:r>
-      <w:r>
-        <w:rPr>
-          <w:color w:val="1155CC"/>
-          <w:sz w:val="16"/>
-          <w:szCs w:val="16"/>
-        </w:rPr>
-        <w:t xml:space="preserve"> </w:t>
-      </w:r>
-      <w:r>
-        <w:rPr>
-          <w:color w:val="1155CC"/>
-          <w:sz w:val="16"/>
-          <w:szCs w:val="16"/>
-        </w:rPr>
-        <w:t>달라질</w:t>
-      </w:r>
-      <w:r>
-        <w:rPr>
-          <w:color w:val="1155CC"/>
-          <w:sz w:val="16"/>
-          <w:szCs w:val="16"/>
-        </w:rPr>
-        <w:t xml:space="preserve"> </w:t>
-      </w:r>
-      <w:r>
-        <w:rPr>
-          <w:color w:val="1155CC"/>
-          <w:sz w:val="16"/>
-          <w:szCs w:val="16"/>
-        </w:rPr>
-        <w:t>수</w:t>
-      </w:r>
-      <w:r>
-        <w:rPr>
-          <w:color w:val="1155CC"/>
-          <w:sz w:val="16"/>
-          <w:szCs w:val="16"/>
-        </w:rPr>
-        <w:t xml:space="preserve"> </w:t>
-      </w:r>
-      <w:r>
-        <w:rPr>
-          <w:color w:val="1155CC"/>
-          <w:sz w:val="16"/>
-          <w:szCs w:val="16"/>
-        </w:rPr>
-        <w:t>있다</w:t>
-      </w:r>
-      <w:r>
-        <w:rPr>
-          <w:color w:val="1155CC"/>
-          <w:sz w:val="16"/>
-          <w:szCs w:val="16"/>
-        </w:rPr>
-        <w:t xml:space="preserve">. </w:t>
-      </w:r>
-      <w:r>
-        <w:rPr>
-          <w:color w:val="1155CC"/>
-          <w:sz w:val="16"/>
-          <w:szCs w:val="16"/>
-        </w:rPr>
-        <w:t>이</w:t>
-      </w:r>
-      <w:r>
-        <w:rPr>
-          <w:color w:val="1155CC"/>
-          <w:sz w:val="16"/>
-          <w:szCs w:val="16"/>
-        </w:rPr>
-        <w:t xml:space="preserve"> </w:t>
-      </w:r>
-      <w:r>
-        <w:rPr>
-          <w:color w:val="1155CC"/>
-          <w:sz w:val="16"/>
-          <w:szCs w:val="16"/>
-        </w:rPr>
-        <w:t>점은</w:t>
-      </w:r>
-      <w:r>
-        <w:rPr>
-          <w:color w:val="1155CC"/>
-          <w:sz w:val="16"/>
-          <w:szCs w:val="16"/>
-        </w:rPr>
-        <w:t xml:space="preserve"> </w:t>
-      </w:r>
-      <w:r>
-        <w:rPr>
-          <w:color w:val="1155CC"/>
-          <w:sz w:val="16"/>
-          <w:szCs w:val="16"/>
-        </w:rPr>
-        <w:t>한계에서</w:t>
-      </w:r>
-      <w:r>
-        <w:rPr>
-          <w:color w:val="1155CC"/>
-          <w:sz w:val="16"/>
-          <w:szCs w:val="16"/>
-        </w:rPr>
-        <w:t xml:space="preserve"> </w:t>
-      </w:r>
-      <w:r>
-        <w:rPr>
-          <w:color w:val="1155CC"/>
-          <w:sz w:val="16"/>
-          <w:szCs w:val="16"/>
-        </w:rPr>
-        <w:t>다시</w:t>
-      </w:r>
-      <w:r>
-        <w:rPr>
-          <w:color w:val="1155CC"/>
-          <w:sz w:val="16"/>
-          <w:szCs w:val="16"/>
-        </w:rPr>
-        <w:t xml:space="preserve"> </w:t>
-      </w:r>
-      <w:r>
-        <w:rPr>
-          <w:color w:val="1155CC"/>
-          <w:sz w:val="16"/>
-          <w:szCs w:val="16"/>
-        </w:rPr>
-        <w:t>다룬다</w:t>
-      </w:r>
-      <w:r>
-        <w:rPr>
-          <w:color w:val="1155CC"/>
-          <w:sz w:val="16"/>
-          <w:szCs w:val="16"/>
-        </w:rPr>
-        <w:t>.</w:t>
+        <w:t xml:space="preserve">실측 계열은 1시간 해상도이므로 적분은 실행 구간이 걸치는 각 시간 구간의 겹침 길이에 그 시간의 값을 곱해 합산하는 방식으로 계산한다. 소비 전력은 작업당 1kW 상수로 가정한다 — 실측값이 아니라 상대 비교를 위한 단순화 가정이다. 이 가정은 작업 간 전력 프로파일의 차이를 배출량 비교에서 제거하며, 그 결과 배출량 차이는 전적으로 실행 리전과 실행 시각의 차이에서만 발생한다. 실측 전력 프로파일이 반영되면 절감량의 구성비는 달라질 수 있으나, 리전·시각 선택이 배출량을 좌우한다는 결론 자체는 유지된다.</w:t>
       </w:r>
     </w:p>
     <w:p>
@@ -33729,1330 +28634,20 @@
         <w:jc w:val="left"/>
       </w:pPr>
       <w:r>
-        <w:t>평가는</w:t>
-      </w:r>
-      <w:r>
-        <w:t xml:space="preserve"> 8</w:t>
-      </w:r>
-      <w:r>
-        <w:t>개</w:t>
-      </w:r>
-      <w:r>
-        <w:t xml:space="preserve"> </w:t>
-      </w:r>
-      <w:r>
-        <w:t>리전의</w:t>
-      </w:r>
-      <w:r>
-        <w:t xml:space="preserve"> 2025</w:t>
-      </w:r>
-      <w:r>
-        <w:t>년</w:t>
-      </w:r>
-      <w:r>
-        <w:t xml:space="preserve"> </w:t>
-      </w:r>
-      <w:r>
-        <w:t>실측</w:t>
-      </w:r>
-      <w:r>
-        <w:t xml:space="preserve"> </w:t>
-      </w:r>
-      <w:r>
-        <w:t>탄소집약도</w:t>
-      </w:r>
-      <w:r>
-        <w:t xml:space="preserve"> 1</w:t>
-      </w:r>
-      <w:r>
-        <w:t>년치</w:t>
-      </w:r>
-      <w:r>
-        <w:t xml:space="preserve"> </w:t>
-      </w:r>
-      <w:r>
-        <w:t>위에서</w:t>
-      </w:r>
-      <w:r>
-        <w:t xml:space="preserve"> </w:t>
-      </w:r>
-      <w:r>
-        <w:t>수행한다</w:t>
-      </w:r>
-      <w:r>
-        <w:t xml:space="preserve">. </w:t>
-      </w:r>
-      <w:r>
-        <w:t>탄소집약도는</w:t>
-      </w:r>
-      <w:r>
-        <w:t xml:space="preserve"> Electricity Maps API</w:t>
-      </w:r>
-      <w:r>
-        <w:t>를</w:t>
-      </w:r>
-      <w:r>
-        <w:t xml:space="preserve"> </w:t>
-      </w:r>
-      <w:r>
-        <w:t>통해</w:t>
-      </w:r>
-      <w:r>
-        <w:t xml:space="preserve"> 1</w:t>
-      </w:r>
-      <w:r>
-        <w:t>시간</w:t>
-      </w:r>
-      <w:r>
-        <w:t xml:space="preserve"> </w:t>
-      </w:r>
-      <w:r>
-        <w:t>해상도로</w:t>
-      </w:r>
-      <w:r>
-        <w:t xml:space="preserve"> </w:t>
-      </w:r>
-      <w:r>
-        <w:t>수집하였다</w:t>
-      </w:r>
-      <w:r>
-        <w:t xml:space="preserve">. </w:t>
-      </w:r>
-      <w:r>
-        <w:rPr>
-          <w:color w:val="1155CC"/>
-          <w:sz w:val="16"/>
-          <w:szCs w:val="16"/>
-        </w:rPr>
-        <w:t>(</w:t>
-      </w:r>
-      <w:r>
-        <w:rPr>
-          <w:color w:val="1155CC"/>
-          <w:sz w:val="16"/>
-          <w:szCs w:val="16"/>
-        </w:rPr>
-        <w:t>근거</w:t>
-      </w:r>
-      <w:r>
-        <w:rPr>
-          <w:color w:val="1155CC"/>
-          <w:sz w:val="16"/>
-          <w:szCs w:val="16"/>
-        </w:rPr>
-        <w:t xml:space="preserve"> </w:t>
-      </w:r>
-      <w:r>
-        <w:rPr>
-          <w:color w:val="1155CC"/>
-          <w:sz w:val="16"/>
-          <w:szCs w:val="16"/>
-        </w:rPr>
-        <w:t>필요</w:t>
-      </w:r>
-      <w:r>
-        <w:rPr>
-          <w:color w:val="1155CC"/>
-          <w:sz w:val="16"/>
-          <w:szCs w:val="16"/>
-        </w:rPr>
-        <w:t xml:space="preserve"> — </w:t>
-      </w:r>
-      <w:r>
-        <w:rPr>
-          <w:color w:val="1155CC"/>
-          <w:sz w:val="16"/>
-          <w:szCs w:val="16"/>
-        </w:rPr>
-        <w:t>전과정</w:t>
-      </w:r>
-      <w:r>
-        <w:rPr>
-          <w:color w:val="1155CC"/>
-          <w:sz w:val="16"/>
-          <w:szCs w:val="16"/>
-        </w:rPr>
-        <w:t xml:space="preserve"> </w:t>
-      </w:r>
-      <w:r>
-        <w:rPr>
-          <w:color w:val="1155CC"/>
-          <w:sz w:val="16"/>
-          <w:szCs w:val="16"/>
-        </w:rPr>
-        <w:t>배출계수</w:t>
-      </w:r>
-      <w:r>
-        <w:rPr>
-          <w:color w:val="1155CC"/>
-          <w:sz w:val="16"/>
-          <w:szCs w:val="16"/>
-        </w:rPr>
-        <w:t xml:space="preserve"> </w:t>
-      </w:r>
-      <w:r>
-        <w:rPr>
-          <w:color w:val="1155CC"/>
-          <w:sz w:val="16"/>
-          <w:szCs w:val="16"/>
-        </w:rPr>
-        <w:t>체계임을</w:t>
-      </w:r>
-      <w:r>
-        <w:rPr>
-          <w:color w:val="1155CC"/>
-          <w:sz w:val="16"/>
-          <w:szCs w:val="16"/>
-        </w:rPr>
-        <w:t xml:space="preserve"> </w:t>
-      </w:r>
-      <w:r>
-        <w:rPr>
-          <w:color w:val="1155CC"/>
-          <w:sz w:val="16"/>
-          <w:szCs w:val="16"/>
-        </w:rPr>
-        <w:t>밝히는</w:t>
-      </w:r>
-      <w:r>
-        <w:rPr>
-          <w:color w:val="1155CC"/>
-          <w:sz w:val="16"/>
-          <w:szCs w:val="16"/>
-        </w:rPr>
-        <w:t xml:space="preserve"> </w:t>
-      </w:r>
-      <w:r>
-        <w:rPr>
-          <w:color w:val="1155CC"/>
-          <w:sz w:val="16"/>
-          <w:szCs w:val="16"/>
-        </w:rPr>
-        <w:t>공식</w:t>
-      </w:r>
-      <w:r>
-        <w:rPr>
-          <w:color w:val="1155CC"/>
-          <w:sz w:val="16"/>
-          <w:szCs w:val="16"/>
-        </w:rPr>
-        <w:t xml:space="preserve"> </w:t>
-      </w:r>
-      <w:r>
-        <w:rPr>
-          <w:color w:val="1155CC"/>
-          <w:sz w:val="16"/>
-          <w:szCs w:val="16"/>
-        </w:rPr>
-        <w:t>방법론</w:t>
-      </w:r>
-      <w:r>
-        <w:rPr>
-          <w:color w:val="1155CC"/>
-          <w:sz w:val="16"/>
-          <w:szCs w:val="16"/>
-        </w:rPr>
-        <w:t xml:space="preserve"> URL) </w:t>
-      </w:r>
-      <w:r>
-        <w:rPr>
-          <w:color w:val="1155CC"/>
-          <w:sz w:val="16"/>
-          <w:szCs w:val="16"/>
-        </w:rPr>
-        <w:t>대상</w:t>
-      </w:r>
-      <w:r>
-        <w:rPr>
-          <w:color w:val="1155CC"/>
-          <w:sz w:val="16"/>
-          <w:szCs w:val="16"/>
-        </w:rPr>
-        <w:t xml:space="preserve"> </w:t>
-      </w:r>
-      <w:r>
-        <w:rPr>
-          <w:color w:val="1155CC"/>
-          <w:sz w:val="16"/>
-          <w:szCs w:val="16"/>
-        </w:rPr>
-        <w:t>리전은</w:t>
-      </w:r>
-      <w:r>
-        <w:rPr>
-          <w:color w:val="1155CC"/>
-          <w:sz w:val="16"/>
-          <w:szCs w:val="16"/>
-        </w:rPr>
-        <w:t xml:space="preserve"> </w:t>
-      </w:r>
-      <w:r>
-        <w:rPr>
-          <w:color w:val="1155CC"/>
-          <w:sz w:val="16"/>
-          <w:szCs w:val="16"/>
-        </w:rPr>
-        <w:t>미국</w:t>
-      </w:r>
-      <w:r>
-        <w:rPr>
-          <w:color w:val="1155CC"/>
-          <w:sz w:val="16"/>
-          <w:szCs w:val="16"/>
-        </w:rPr>
-        <w:t xml:space="preserve"> 3</w:t>
-      </w:r>
-      <w:r>
-        <w:rPr>
-          <w:color w:val="1155CC"/>
-          <w:sz w:val="16"/>
-          <w:szCs w:val="16"/>
-        </w:rPr>
-        <w:t>개</w:t>
-      </w:r>
-      <w:r>
-        <w:rPr>
-          <w:color w:val="1155CC"/>
-          <w:sz w:val="16"/>
-          <w:szCs w:val="16"/>
-        </w:rPr>
-        <w:t>(</w:t>
-      </w:r>
-      <w:r>
-        <w:rPr>
-          <w:color w:val="1155CC"/>
-          <w:sz w:val="16"/>
-          <w:szCs w:val="16"/>
-        </w:rPr>
-        <w:t>캘리포니아</w:t>
-      </w:r>
-      <w:r>
-        <w:rPr>
-          <w:color w:val="1155CC"/>
-          <w:sz w:val="16"/>
-          <w:szCs w:val="16"/>
-        </w:rPr>
-        <w:t xml:space="preserve">, </w:t>
-      </w:r>
-      <w:r>
-        <w:rPr>
-          <w:color w:val="1155CC"/>
-          <w:sz w:val="16"/>
-          <w:szCs w:val="16"/>
-        </w:rPr>
-        <w:t>텍사스</w:t>
-      </w:r>
-      <w:r>
-        <w:rPr>
-          <w:color w:val="1155CC"/>
-          <w:sz w:val="16"/>
-          <w:szCs w:val="16"/>
-        </w:rPr>
-        <w:t xml:space="preserve">, </w:t>
-      </w:r>
-      <w:r>
-        <w:rPr>
-          <w:color w:val="1155CC"/>
-          <w:sz w:val="16"/>
-          <w:szCs w:val="16"/>
-        </w:rPr>
-        <w:t>뉴욕</w:t>
-      </w:r>
-      <w:r>
-        <w:rPr>
-          <w:color w:val="1155CC"/>
-          <w:sz w:val="16"/>
-          <w:szCs w:val="16"/>
-        </w:rPr>
-        <w:t xml:space="preserve">), </w:t>
-      </w:r>
-      <w:r>
-        <w:rPr>
-          <w:color w:val="1155CC"/>
-          <w:sz w:val="16"/>
-          <w:szCs w:val="16"/>
-        </w:rPr>
-        <w:t>유럽</w:t>
-      </w:r>
-      <w:r>
-        <w:rPr>
-          <w:color w:val="1155CC"/>
-          <w:sz w:val="16"/>
-          <w:szCs w:val="16"/>
-        </w:rPr>
-        <w:t xml:space="preserve"> 2</w:t>
-      </w:r>
-      <w:r>
-        <w:rPr>
-          <w:color w:val="1155CC"/>
-          <w:sz w:val="16"/>
-          <w:szCs w:val="16"/>
-        </w:rPr>
-        <w:t>개</w:t>
-      </w:r>
-      <w:r>
-        <w:rPr>
-          <w:color w:val="1155CC"/>
-          <w:sz w:val="16"/>
-          <w:szCs w:val="16"/>
-        </w:rPr>
-        <w:t>(</w:t>
-      </w:r>
-      <w:r>
-        <w:rPr>
-          <w:color w:val="1155CC"/>
-          <w:sz w:val="16"/>
-          <w:szCs w:val="16"/>
-        </w:rPr>
-        <w:t>프랑스</w:t>
-      </w:r>
-      <w:r>
-        <w:rPr>
-          <w:color w:val="1155CC"/>
-          <w:sz w:val="16"/>
-          <w:szCs w:val="16"/>
-        </w:rPr>
-        <w:t xml:space="preserve">, </w:t>
-      </w:r>
-      <w:r>
-        <w:rPr>
-          <w:color w:val="1155CC"/>
-          <w:sz w:val="16"/>
-          <w:szCs w:val="16"/>
-        </w:rPr>
-        <w:t>독일</w:t>
-      </w:r>
-      <w:r>
-        <w:rPr>
-          <w:color w:val="1155CC"/>
-          <w:sz w:val="16"/>
-          <w:szCs w:val="16"/>
-        </w:rPr>
-        <w:t xml:space="preserve">), </w:t>
-      </w:r>
-      <w:r>
-        <w:rPr>
-          <w:color w:val="1155CC"/>
-          <w:sz w:val="16"/>
-          <w:szCs w:val="16"/>
-        </w:rPr>
-        <w:t>아시아</w:t>
-      </w:r>
-      <w:r>
-        <w:rPr>
-          <w:color w:val="1155CC"/>
-          <w:sz w:val="16"/>
-          <w:szCs w:val="16"/>
-        </w:rPr>
-        <w:t xml:space="preserve"> 3</w:t>
-      </w:r>
-      <w:r>
-        <w:rPr>
-          <w:color w:val="1155CC"/>
-          <w:sz w:val="16"/>
-          <w:szCs w:val="16"/>
-        </w:rPr>
-        <w:t>개</w:t>
-      </w:r>
-      <w:r>
-        <w:rPr>
-          <w:color w:val="1155CC"/>
-          <w:sz w:val="16"/>
-          <w:szCs w:val="16"/>
-        </w:rPr>
-        <w:t>(</w:t>
-      </w:r>
-      <w:r>
-        <w:rPr>
-          <w:color w:val="1155CC"/>
-          <w:sz w:val="16"/>
-          <w:szCs w:val="16"/>
-        </w:rPr>
-        <w:t>한국</w:t>
-      </w:r>
-      <w:r>
-        <w:rPr>
-          <w:color w:val="1155CC"/>
-          <w:sz w:val="16"/>
-          <w:szCs w:val="16"/>
-        </w:rPr>
-        <w:t xml:space="preserve">, </w:t>
-      </w:r>
-      <w:r>
-        <w:rPr>
-          <w:color w:val="1155CC"/>
-          <w:sz w:val="16"/>
-          <w:szCs w:val="16"/>
-        </w:rPr>
-        <w:t>일본</w:t>
-      </w:r>
-      <w:r>
-        <w:rPr>
-          <w:color w:val="1155CC"/>
-          <w:sz w:val="16"/>
-          <w:szCs w:val="16"/>
-        </w:rPr>
-        <w:t xml:space="preserve">, </w:t>
-      </w:r>
-      <w:r>
-        <w:rPr>
-          <w:color w:val="1155CC"/>
-          <w:sz w:val="16"/>
-          <w:szCs w:val="16"/>
-        </w:rPr>
-        <w:t>인도</w:t>
-      </w:r>
-      <w:r>
-        <w:rPr>
-          <w:color w:val="1155CC"/>
-          <w:sz w:val="16"/>
-          <w:szCs w:val="16"/>
-        </w:rPr>
-        <w:t>)</w:t>
-      </w:r>
-      <w:r>
-        <w:rPr>
-          <w:color w:val="1155CC"/>
-          <w:sz w:val="16"/>
-          <w:szCs w:val="16"/>
-        </w:rPr>
-        <w:t>다</w:t>
-      </w:r>
-      <w:r>
-        <w:rPr>
-          <w:color w:val="1155CC"/>
-          <w:sz w:val="16"/>
-          <w:szCs w:val="16"/>
-        </w:rPr>
-        <w:t>.</w:t>
-      </w:r>
-    </w:p>
-    <w:p>
-      <w:pPr>
-        <w:jc w:val="left"/>
-      </w:pPr>
-    </w:p>
-    <w:p>
-      <w:pPr>
-        <w:jc w:val="left"/>
-      </w:pPr>
-      <w:r>
-        <w:t>워크로드는</w:t>
-      </w:r>
-      <w:r>
-        <w:t xml:space="preserve"> </w:t>
-      </w:r>
-      <w:r>
-        <w:t>총</w:t>
-      </w:r>
-      <w:r>
-        <w:t xml:space="preserve"> 146,000</w:t>
-      </w:r>
-      <w:r>
-        <w:t>건이며</w:t>
-      </w:r>
-      <w:r>
-        <w:t xml:space="preserve"> </w:t>
-      </w:r>
-      <w:r>
-        <w:t>리전당</w:t>
-      </w:r>
-      <w:r>
-        <w:t xml:space="preserve"> </w:t>
-      </w:r>
-      <w:r>
-        <w:t>하루</w:t>
-      </w:r>
-      <w:r>
-        <w:t xml:space="preserve"> 50</w:t>
-      </w:r>
-      <w:r>
-        <w:t>건이</w:t>
-      </w:r>
-      <w:r>
-        <w:t xml:space="preserve"> </w:t>
-      </w:r>
-      <w:r>
-        <w:t>제출된다</w:t>
-      </w:r>
-      <w:r>
-        <w:t xml:space="preserve">. </w:t>
-      </w:r>
-      <w:r>
-        <w:rPr>
-          <w:color w:val="1155CC"/>
-          <w:sz w:val="16"/>
-          <w:szCs w:val="16"/>
-        </w:rPr>
-        <w:t>(</w:t>
-      </w:r>
-      <w:r>
-        <w:rPr>
-          <w:color w:val="1155CC"/>
-          <w:sz w:val="16"/>
-          <w:szCs w:val="16"/>
-        </w:rPr>
-        <w:t>근거</w:t>
-      </w:r>
-      <w:r>
-        <w:rPr>
-          <w:color w:val="1155CC"/>
-          <w:sz w:val="16"/>
-          <w:szCs w:val="16"/>
-        </w:rPr>
-        <w:t xml:space="preserve"> </w:t>
-      </w:r>
-      <w:r>
-        <w:rPr>
-          <w:color w:val="1155CC"/>
-          <w:sz w:val="16"/>
-          <w:szCs w:val="16"/>
-        </w:rPr>
-        <w:t>필요</w:t>
-      </w:r>
-      <w:r>
-        <w:rPr>
-          <w:color w:val="1155CC"/>
-          <w:sz w:val="16"/>
-          <w:szCs w:val="16"/>
-        </w:rPr>
-        <w:t xml:space="preserve"> — </w:t>
-      </w:r>
-      <w:r>
-        <w:rPr>
-          <w:color w:val="1155CC"/>
-          <w:sz w:val="16"/>
-          <w:szCs w:val="16"/>
-        </w:rPr>
-        <w:t>공개</w:t>
-      </w:r>
-      <w:r>
-        <w:rPr>
-          <w:color w:val="1155CC"/>
-          <w:sz w:val="16"/>
-          <w:szCs w:val="16"/>
-        </w:rPr>
-        <w:t xml:space="preserve"> </w:t>
-      </w:r>
-      <w:r>
-        <w:rPr>
-          <w:color w:val="1155CC"/>
-          <w:sz w:val="16"/>
-          <w:szCs w:val="16"/>
-        </w:rPr>
-        <w:t>클러스터</w:t>
-      </w:r>
-      <w:r>
-        <w:rPr>
-          <w:color w:val="1155CC"/>
-          <w:sz w:val="16"/>
-          <w:szCs w:val="16"/>
-        </w:rPr>
-        <w:t xml:space="preserve"> </w:t>
-      </w:r>
-      <w:r>
-        <w:rPr>
-          <w:color w:val="1155CC"/>
-          <w:sz w:val="16"/>
-          <w:szCs w:val="16"/>
-        </w:rPr>
-        <w:t>트레이스의</w:t>
-      </w:r>
-      <w:r>
-        <w:rPr>
-          <w:color w:val="1155CC"/>
-          <w:sz w:val="16"/>
-          <w:szCs w:val="16"/>
-        </w:rPr>
-        <w:t xml:space="preserve"> </w:t>
-      </w:r>
-      <w:r>
-        <w:rPr>
-          <w:color w:val="1155CC"/>
-          <w:sz w:val="16"/>
-          <w:szCs w:val="16"/>
-        </w:rPr>
-        <w:t>도착률과</w:t>
-      </w:r>
-      <w:r>
-        <w:rPr>
-          <w:color w:val="1155CC"/>
-          <w:sz w:val="16"/>
-          <w:szCs w:val="16"/>
-        </w:rPr>
-        <w:t xml:space="preserve"> </w:t>
-      </w:r>
-      <w:r>
-        <w:rPr>
-          <w:color w:val="1155CC"/>
-          <w:sz w:val="16"/>
-          <w:szCs w:val="16"/>
-        </w:rPr>
-        <w:t>대조할</w:t>
-      </w:r>
-      <w:r>
-        <w:rPr>
-          <w:color w:val="1155CC"/>
-          <w:sz w:val="16"/>
-          <w:szCs w:val="16"/>
-        </w:rPr>
-        <w:t xml:space="preserve"> </w:t>
-      </w:r>
-      <w:r>
-        <w:rPr>
-          <w:color w:val="1155CC"/>
-          <w:sz w:val="16"/>
-          <w:szCs w:val="16"/>
-        </w:rPr>
-        <w:t>것</w:t>
-      </w:r>
-      <w:r>
-        <w:rPr>
-          <w:color w:val="1155CC"/>
-          <w:sz w:val="16"/>
-          <w:szCs w:val="16"/>
-        </w:rPr>
-        <w:t xml:space="preserve">) </w:t>
-      </w:r>
-      <w:r>
-        <w:rPr>
-          <w:color w:val="1155CC"/>
-          <w:sz w:val="16"/>
-          <w:szCs w:val="16"/>
-        </w:rPr>
-        <w:t>각</w:t>
-      </w:r>
-      <w:r>
-        <w:rPr>
-          <w:color w:val="1155CC"/>
-          <w:sz w:val="16"/>
-          <w:szCs w:val="16"/>
-        </w:rPr>
-        <w:t xml:space="preserve"> </w:t>
-      </w:r>
-      <w:r>
-        <w:rPr>
-          <w:color w:val="1155CC"/>
-          <w:sz w:val="16"/>
-          <w:szCs w:val="16"/>
-        </w:rPr>
-        <w:t>작업은</w:t>
-      </w:r>
-      <w:r>
-        <w:rPr>
-          <w:color w:val="1155CC"/>
-          <w:sz w:val="16"/>
-          <w:szCs w:val="16"/>
-        </w:rPr>
-        <w:t xml:space="preserve"> </w:t>
-      </w:r>
-      <w:r>
-        <w:rPr>
-          <w:color w:val="1155CC"/>
-          <w:sz w:val="16"/>
-          <w:szCs w:val="16"/>
-        </w:rPr>
-        <w:t>지연</w:t>
-      </w:r>
-      <w:r>
-        <w:rPr>
-          <w:color w:val="1155CC"/>
-          <w:sz w:val="16"/>
-          <w:szCs w:val="16"/>
-        </w:rPr>
-        <w:t xml:space="preserve"> </w:t>
-      </w:r>
-      <w:r>
-        <w:rPr>
-          <w:color w:val="1155CC"/>
-          <w:sz w:val="16"/>
-          <w:szCs w:val="16"/>
-        </w:rPr>
-        <w:t>등급</w:t>
-      </w:r>
-      <w:r>
-        <w:rPr>
-          <w:color w:val="1155CC"/>
-          <w:sz w:val="16"/>
-          <w:szCs w:val="16"/>
-        </w:rPr>
-        <w:t xml:space="preserve"> k ∈ {1,…,5}</w:t>
-      </w:r>
-      <w:r>
-        <w:rPr>
-          <w:color w:val="1155CC"/>
-          <w:sz w:val="16"/>
-          <w:szCs w:val="16"/>
-        </w:rPr>
-        <w:t>를</w:t>
-      </w:r>
-      <w:r>
-        <w:rPr>
-          <w:color w:val="1155CC"/>
-          <w:sz w:val="16"/>
-          <w:szCs w:val="16"/>
-        </w:rPr>
-        <w:t xml:space="preserve"> </w:t>
-      </w:r>
-      <w:r>
-        <w:rPr>
-          <w:color w:val="1155CC"/>
-          <w:sz w:val="16"/>
-          <w:szCs w:val="16"/>
-        </w:rPr>
-        <w:t>신고하고</w:t>
-      </w:r>
-      <w:r>
-        <w:rPr>
-          <w:color w:val="1155CC"/>
-          <w:sz w:val="16"/>
-          <w:szCs w:val="16"/>
-        </w:rPr>
-        <w:t xml:space="preserve">, </w:t>
-      </w:r>
-      <w:r>
-        <w:rPr>
-          <w:color w:val="1155CC"/>
-          <w:sz w:val="16"/>
-          <w:szCs w:val="16"/>
-        </w:rPr>
-        <w:t>등급별</w:t>
-      </w:r>
-      <w:r>
-        <w:rPr>
-          <w:color w:val="1155CC"/>
-          <w:sz w:val="16"/>
-          <w:szCs w:val="16"/>
-        </w:rPr>
-        <w:t xml:space="preserve"> </w:t>
-      </w:r>
-      <w:r>
-        <w:rPr>
-          <w:color w:val="1155CC"/>
-          <w:sz w:val="16"/>
-          <w:szCs w:val="16"/>
-        </w:rPr>
-        <w:t>분포는</w:t>
-      </w:r>
-      <w:r>
-        <w:rPr>
-          <w:color w:val="1155CC"/>
-          <w:sz w:val="16"/>
-          <w:szCs w:val="16"/>
-        </w:rPr>
-        <w:t xml:space="preserve"> 3 : 2 : 1 : 1 : 3</w:t>
-      </w:r>
-      <w:r>
-        <w:rPr>
-          <w:color w:val="1155CC"/>
-          <w:sz w:val="16"/>
-          <w:szCs w:val="16"/>
-        </w:rPr>
-        <w:t>이다</w:t>
-      </w:r>
-      <w:r>
-        <w:rPr>
-          <w:color w:val="1155CC"/>
-          <w:sz w:val="16"/>
-          <w:szCs w:val="16"/>
-        </w:rPr>
-        <w:t>. (</w:t>
-      </w:r>
-      <w:r>
-        <w:rPr>
-          <w:color w:val="1155CC"/>
-          <w:sz w:val="16"/>
-          <w:szCs w:val="16"/>
-        </w:rPr>
-        <w:t>근거</w:t>
-      </w:r>
-      <w:r>
-        <w:rPr>
-          <w:color w:val="1155CC"/>
-          <w:sz w:val="16"/>
-          <w:szCs w:val="16"/>
-        </w:rPr>
-        <w:t xml:space="preserve"> </w:t>
-      </w:r>
-      <w:r>
-        <w:rPr>
-          <w:color w:val="1155CC"/>
-          <w:sz w:val="16"/>
-          <w:szCs w:val="16"/>
-        </w:rPr>
-        <w:t>필요</w:t>
-      </w:r>
-      <w:r>
-        <w:rPr>
-          <w:color w:val="1155CC"/>
-          <w:sz w:val="16"/>
-          <w:szCs w:val="16"/>
-        </w:rPr>
-        <w:t xml:space="preserve"> — </w:t>
-      </w:r>
-      <w:r>
-        <w:rPr>
-          <w:color w:val="1155CC"/>
-          <w:sz w:val="16"/>
-          <w:szCs w:val="16"/>
-        </w:rPr>
-        <w:t>이</w:t>
-      </w:r>
-      <w:r>
-        <w:rPr>
-          <w:color w:val="1155CC"/>
-          <w:sz w:val="16"/>
-          <w:szCs w:val="16"/>
-        </w:rPr>
-        <w:t xml:space="preserve"> </w:t>
-      </w:r>
-      <w:r>
-        <w:rPr>
-          <w:color w:val="1155CC"/>
-          <w:sz w:val="16"/>
-          <w:szCs w:val="16"/>
-        </w:rPr>
-        <w:t>비율의</w:t>
-      </w:r>
-      <w:r>
-        <w:rPr>
-          <w:color w:val="1155CC"/>
-          <w:sz w:val="16"/>
-          <w:szCs w:val="16"/>
-        </w:rPr>
-        <w:t xml:space="preserve"> </w:t>
-      </w:r>
-      <w:r>
-        <w:rPr>
-          <w:color w:val="1155CC"/>
-          <w:sz w:val="16"/>
-          <w:szCs w:val="16"/>
-        </w:rPr>
-        <w:t>출처</w:t>
-      </w:r>
-      <w:r>
-        <w:rPr>
-          <w:color w:val="1155CC"/>
-          <w:sz w:val="16"/>
-          <w:szCs w:val="16"/>
-        </w:rPr>
-        <w:t xml:space="preserve">. </w:t>
-      </w:r>
-      <w:r>
-        <w:rPr>
-          <w:color w:val="1155CC"/>
-          <w:sz w:val="16"/>
-          <w:szCs w:val="16"/>
-        </w:rPr>
-        <w:t>없으면</w:t>
-      </w:r>
-      <w:r>
-        <w:rPr>
-          <w:color w:val="1155CC"/>
-          <w:sz w:val="16"/>
-          <w:szCs w:val="16"/>
-        </w:rPr>
-        <w:t xml:space="preserve"> </w:t>
-      </w:r>
-      <w:r>
-        <w:rPr>
-          <w:color w:val="1155CC"/>
-          <w:sz w:val="16"/>
-          <w:szCs w:val="16"/>
-        </w:rPr>
-        <w:t>임의</w:t>
-      </w:r>
-      <w:r>
-        <w:rPr>
-          <w:color w:val="1155CC"/>
-          <w:sz w:val="16"/>
-          <w:szCs w:val="16"/>
-        </w:rPr>
-        <w:t xml:space="preserve"> </w:t>
-      </w:r>
-      <w:r>
-        <w:rPr>
-          <w:color w:val="1155CC"/>
-          <w:sz w:val="16"/>
-          <w:szCs w:val="16"/>
-        </w:rPr>
-        <w:t>설정임을</w:t>
-      </w:r>
-      <w:r>
-        <w:rPr>
-          <w:color w:val="1155CC"/>
-          <w:sz w:val="16"/>
-          <w:szCs w:val="16"/>
-        </w:rPr>
-        <w:t xml:space="preserve"> </w:t>
-      </w:r>
-      <w:r>
-        <w:rPr>
-          <w:color w:val="1155CC"/>
-          <w:sz w:val="16"/>
-          <w:szCs w:val="16"/>
-        </w:rPr>
-        <w:t>명시할</w:t>
-      </w:r>
-      <w:r>
-        <w:rPr>
-          <w:color w:val="1155CC"/>
-          <w:sz w:val="16"/>
-          <w:szCs w:val="16"/>
-        </w:rPr>
-        <w:t xml:space="preserve"> </w:t>
-      </w:r>
-      <w:r>
-        <w:rPr>
-          <w:color w:val="1155CC"/>
-          <w:sz w:val="16"/>
-          <w:szCs w:val="16"/>
-        </w:rPr>
-        <w:t>것</w:t>
-      </w:r>
-      <w:r>
-        <w:rPr>
-          <w:color w:val="1155CC"/>
-          <w:sz w:val="16"/>
-          <w:szCs w:val="16"/>
-        </w:rPr>
-        <w:t xml:space="preserve">) </w:t>
-      </w:r>
-      <w:r>
-        <w:rPr>
-          <w:color w:val="1155CC"/>
-          <w:sz w:val="16"/>
-          <w:szCs w:val="16"/>
-        </w:rPr>
-        <w:t>등급은</w:t>
-      </w:r>
-      <w:r>
-        <w:rPr>
-          <w:color w:val="1155CC"/>
-          <w:sz w:val="16"/>
-          <w:szCs w:val="16"/>
-        </w:rPr>
-        <w:t xml:space="preserve"> </w:t>
-      </w:r>
-      <w:r>
-        <w:rPr>
-          <w:color w:val="1155CC"/>
-          <w:sz w:val="16"/>
-          <w:szCs w:val="16"/>
-        </w:rPr>
-        <w:t>지연</w:t>
-      </w:r>
-      <w:r>
-        <w:rPr>
-          <w:color w:val="1155CC"/>
-          <w:sz w:val="16"/>
-          <w:szCs w:val="16"/>
-        </w:rPr>
-        <w:t xml:space="preserve"> </w:t>
-      </w:r>
-      <w:r>
-        <w:rPr>
-          <w:color w:val="1155CC"/>
-          <w:sz w:val="16"/>
-          <w:szCs w:val="16"/>
-        </w:rPr>
-        <w:t>예산으로</w:t>
-      </w:r>
-      <w:r>
-        <w:rPr>
-          <w:color w:val="1155CC"/>
-          <w:sz w:val="16"/>
-          <w:szCs w:val="16"/>
-        </w:rPr>
-        <w:t xml:space="preserve"> </w:t>
-      </w:r>
-      <w:r>
-        <w:rPr>
-          <w:color w:val="1155CC"/>
-          <w:sz w:val="16"/>
-          <w:szCs w:val="16"/>
-        </w:rPr>
-        <w:t>사상된다</w:t>
-      </w:r>
-      <w:r>
-        <w:rPr>
-          <w:color w:val="1155CC"/>
-          <w:sz w:val="16"/>
-          <w:szCs w:val="16"/>
-        </w:rPr>
-        <w:t>. k=1</w:t>
-      </w:r>
-      <w:r>
-        <w:rPr>
-          <w:color w:val="1155CC"/>
-          <w:sz w:val="16"/>
-          <w:szCs w:val="16"/>
-        </w:rPr>
-        <w:t>은</w:t>
-      </w:r>
-      <w:r>
-        <w:rPr>
-          <w:color w:val="1155CC"/>
-          <w:sz w:val="16"/>
-          <w:szCs w:val="16"/>
-        </w:rPr>
-        <w:t xml:space="preserve"> 12~24</w:t>
-      </w:r>
-      <w:r>
-        <w:rPr>
-          <w:color w:val="1155CC"/>
-          <w:sz w:val="16"/>
-          <w:szCs w:val="16"/>
-        </w:rPr>
-        <w:t>시간</w:t>
-      </w:r>
-      <w:r>
-        <w:rPr>
-          <w:color w:val="1155CC"/>
-          <w:sz w:val="16"/>
-          <w:szCs w:val="16"/>
-        </w:rPr>
-        <w:t>, k=2</w:t>
-      </w:r>
-      <w:r>
-        <w:rPr>
-          <w:color w:val="1155CC"/>
-          <w:sz w:val="16"/>
-          <w:szCs w:val="16"/>
-        </w:rPr>
-        <w:t>는</w:t>
-      </w:r>
-      <w:r>
-        <w:rPr>
-          <w:color w:val="1155CC"/>
-          <w:sz w:val="16"/>
-          <w:szCs w:val="16"/>
-        </w:rPr>
-        <w:t xml:space="preserve"> 2~8</w:t>
-      </w:r>
-      <w:r>
-        <w:rPr>
-          <w:color w:val="1155CC"/>
-          <w:sz w:val="16"/>
-          <w:szCs w:val="16"/>
-        </w:rPr>
-        <w:t>시간</w:t>
-      </w:r>
-      <w:r>
-        <w:rPr>
-          <w:color w:val="1155CC"/>
-          <w:sz w:val="16"/>
-          <w:szCs w:val="16"/>
-        </w:rPr>
-        <w:t>, k=3</w:t>
-      </w:r>
-      <w:r>
-        <w:rPr>
-          <w:color w:val="1155CC"/>
-          <w:sz w:val="16"/>
-          <w:szCs w:val="16"/>
-        </w:rPr>
-        <w:t>은</w:t>
-      </w:r>
-      <w:r>
-        <w:rPr>
-          <w:color w:val="1155CC"/>
-          <w:sz w:val="16"/>
-          <w:szCs w:val="16"/>
-        </w:rPr>
-        <w:t xml:space="preserve"> 2~10</w:t>
-      </w:r>
-      <w:r>
-        <w:rPr>
-          <w:color w:val="1155CC"/>
-          <w:sz w:val="16"/>
-          <w:szCs w:val="16"/>
-        </w:rPr>
-        <w:t>분</w:t>
-      </w:r>
-      <w:r>
-        <w:rPr>
-          <w:color w:val="1155CC"/>
-          <w:sz w:val="16"/>
-          <w:szCs w:val="16"/>
-        </w:rPr>
-        <w:t>, k=4</w:t>
-      </w:r>
-      <w:r>
-        <w:rPr>
-          <w:color w:val="1155CC"/>
-          <w:sz w:val="16"/>
-          <w:szCs w:val="16"/>
-        </w:rPr>
-        <w:t>는</w:t>
-      </w:r>
-      <w:r>
-        <w:rPr>
-          <w:color w:val="1155CC"/>
-          <w:sz w:val="16"/>
-          <w:szCs w:val="16"/>
-        </w:rPr>
-        <w:t xml:space="preserve"> 15~60</w:t>
-      </w:r>
-      <w:r>
-        <w:rPr>
-          <w:color w:val="1155CC"/>
-          <w:sz w:val="16"/>
-          <w:szCs w:val="16"/>
-        </w:rPr>
-        <w:t>초</w:t>
-      </w:r>
-      <w:r>
-        <w:rPr>
-          <w:color w:val="1155CC"/>
-          <w:sz w:val="16"/>
-          <w:szCs w:val="16"/>
-        </w:rPr>
-        <w:t>, k=5</w:t>
-      </w:r>
-      <w:r>
-        <w:rPr>
-          <w:color w:val="1155CC"/>
-          <w:sz w:val="16"/>
-          <w:szCs w:val="16"/>
-        </w:rPr>
-        <w:t>는</w:t>
-      </w:r>
-      <w:r>
-        <w:rPr>
-          <w:color w:val="1155CC"/>
-          <w:sz w:val="16"/>
-          <w:szCs w:val="16"/>
-        </w:rPr>
-        <w:t xml:space="preserve"> 1~5</w:t>
-      </w:r>
-      <w:r>
-        <w:rPr>
-          <w:color w:val="1155CC"/>
-          <w:sz w:val="16"/>
-          <w:szCs w:val="16"/>
-        </w:rPr>
-        <w:t>초다</w:t>
-      </w:r>
-      <w:r>
-        <w:rPr>
-          <w:color w:val="1155CC"/>
-          <w:sz w:val="16"/>
-          <w:szCs w:val="16"/>
-        </w:rPr>
-        <w:t xml:space="preserve">. </w:t>
-      </w:r>
-      <w:r>
-        <w:rPr>
-          <w:color w:val="1155CC"/>
-          <w:sz w:val="16"/>
-          <w:szCs w:val="16"/>
-        </w:rPr>
-        <w:t>각</w:t>
-      </w:r>
-      <w:r>
-        <w:rPr>
-          <w:color w:val="1155CC"/>
-          <w:sz w:val="16"/>
-          <w:szCs w:val="16"/>
-        </w:rPr>
-        <w:t xml:space="preserve"> </w:t>
-      </w:r>
-      <w:r>
-        <w:rPr>
-          <w:color w:val="1155CC"/>
-          <w:sz w:val="16"/>
-          <w:szCs w:val="16"/>
-        </w:rPr>
-        <w:t>등급</w:t>
-      </w:r>
-      <w:r>
-        <w:rPr>
-          <w:color w:val="1155CC"/>
-          <w:sz w:val="16"/>
-          <w:szCs w:val="16"/>
-        </w:rPr>
-        <w:t xml:space="preserve"> </w:t>
-      </w:r>
-      <w:r>
-        <w:rPr>
-          <w:color w:val="1155CC"/>
-          <w:sz w:val="16"/>
-          <w:szCs w:val="16"/>
-        </w:rPr>
-        <w:t>안에서는</w:t>
-      </w:r>
-      <w:r>
-        <w:rPr>
-          <w:color w:val="1155CC"/>
-          <w:sz w:val="16"/>
-          <w:szCs w:val="16"/>
-        </w:rPr>
-        <w:t xml:space="preserve"> </w:t>
-      </w:r>
-      <w:r>
-        <w:rPr>
-          <w:color w:val="1155CC"/>
-          <w:sz w:val="16"/>
-          <w:szCs w:val="16"/>
-        </w:rPr>
-        <w:t>로그균등</w:t>
-      </w:r>
-      <w:r>
-        <w:rPr>
-          <w:color w:val="1155CC"/>
-          <w:sz w:val="16"/>
-          <w:szCs w:val="16"/>
-        </w:rPr>
-        <w:t xml:space="preserve"> </w:t>
-      </w:r>
-      <w:r>
-        <w:rPr>
-          <w:color w:val="1155CC"/>
-          <w:sz w:val="16"/>
-          <w:szCs w:val="16"/>
-        </w:rPr>
-        <w:t>분포로</w:t>
-      </w:r>
-      <w:r>
-        <w:rPr>
-          <w:color w:val="1155CC"/>
-          <w:sz w:val="16"/>
-          <w:szCs w:val="16"/>
-        </w:rPr>
-        <w:t xml:space="preserve"> </w:t>
-      </w:r>
-      <w:r>
-        <w:rPr>
-          <w:color w:val="1155CC"/>
-          <w:sz w:val="16"/>
-          <w:szCs w:val="16"/>
-        </w:rPr>
-        <w:t>표본을</w:t>
-      </w:r>
-      <w:r>
-        <w:rPr>
-          <w:color w:val="1155CC"/>
-          <w:sz w:val="16"/>
-          <w:szCs w:val="16"/>
-        </w:rPr>
-        <w:t xml:space="preserve"> </w:t>
-      </w:r>
-      <w:r>
-        <w:rPr>
-          <w:color w:val="1155CC"/>
-          <w:sz w:val="16"/>
-          <w:szCs w:val="16"/>
-        </w:rPr>
-        <w:t>추출한다</w:t>
-      </w:r>
-      <w:r>
-        <w:rPr>
-          <w:color w:val="1155CC"/>
-          <w:sz w:val="16"/>
-          <w:szCs w:val="16"/>
-        </w:rPr>
-        <w:t>.</w:t>
+        <w:t xml:space="preserve">평가는 8개 리전의 2025년 실측 탄소집약도 1년치 위에서 수행한다. 탄소집약도는 Electricity Maps API를 통해 1시간 해상도로 수집하였다 — 발전과 설비를 모두 포함하는 전과정 배출계수 체계를 쓰는 공식 방법론이다(https://www.electricitymaps.com/data/methodology). 대상 리전은 미국 3개(캘리포니아, 텍사스, 뉴욕), 유럽 2개(프랑스, 독일), 아시아 3개(한국, 일본, 인도)다.</w:t>
+      </w:r>
+    </w:p>
+    <w:p>
+      <w:pPr>
+        <w:jc w:val="left"/>
+      </w:pPr>
+    </w:p>
+    <w:p>
+      <w:pPr>
+        <w:jc w:val="left"/>
+      </w:pPr>
+      <w:r>
+        <w:t xml:space="preserve">워크로드는 총 146,000건이며 리전당 하루 50건이 제출된다. 도착률과 지연 등급별 분포(3 : 2 : 1 : 1 : 3)는 실측 트레이스를 확보하지 못해 설정한 합성 파라미터다. 각 작업은 지연 등급 k ∈ {1,…,5}를 신고한다. 등급은 지연 예산으로 사상된다. k=1은 12~24시간, k=2는 2~8시간, k=3은 2~10분, k=4는 15~60초, k=5는 1~5초다. 각 등급 안에서는 로그균등 분포로 표본을 추출한다.</w:t>
       </w:r>
     </w:p>
     <w:p>
@@ -35078,732 +28673,7 @@
         <w:jc w:val="left"/>
       </w:pPr>
       <w:r>
-        <w:t>네트워크</w:t>
-      </w:r>
-      <w:r>
-        <w:t xml:space="preserve"> </w:t>
-      </w:r>
-      <w:r>
-        <w:t>지연은</w:t>
-      </w:r>
-      <w:r>
-        <w:t xml:space="preserve"> 8×8 </w:t>
-      </w:r>
-      <w:r>
-        <w:t>리전</w:t>
-      </w:r>
-      <w:r>
-        <w:t xml:space="preserve"> </w:t>
-      </w:r>
-      <w:r>
-        <w:t>간</w:t>
-      </w:r>
-      <w:r>
-        <w:t xml:space="preserve"> </w:t>
-      </w:r>
-      <w:r>
-        <w:t>왕복</w:t>
-      </w:r>
-      <w:r>
-        <w:t xml:space="preserve"> </w:t>
-      </w:r>
-      <w:r>
-        <w:t>지연</w:t>
-      </w:r>
-      <w:r>
-        <w:t xml:space="preserve"> </w:t>
-      </w:r>
-      <w:r>
-        <w:t>실측</w:t>
-      </w:r>
-      <w:r>
-        <w:t xml:space="preserve"> </w:t>
-      </w:r>
-      <w:r>
-        <w:t>행렬을</w:t>
-      </w:r>
-      <w:r>
-        <w:t xml:space="preserve"> </w:t>
-      </w:r>
-      <w:r>
-        <w:t>사용하며</w:t>
-      </w:r>
-      <w:r>
-        <w:t xml:space="preserve">, </w:t>
-      </w:r>
-      <w:r>
-        <w:t>최댓값은</w:t>
-      </w:r>
-      <w:r>
-        <w:t xml:space="preserve"> 244ms, </w:t>
-      </w:r>
-      <w:r>
-        <w:t>비대각</w:t>
-      </w:r>
-      <w:r>
-        <w:t xml:space="preserve"> </w:t>
-      </w:r>
-      <w:r>
-        <w:t>최솟값은</w:t>
-      </w:r>
-      <w:r>
-        <w:t xml:space="preserve"> 12ms</w:t>
-      </w:r>
-      <w:r>
-        <w:t>다</w:t>
-      </w:r>
-      <w:r>
-        <w:t xml:space="preserve">. </w:t>
-      </w:r>
-      <w:r>
-        <w:rPr>
-          <w:color w:val="1155CC"/>
-          <w:sz w:val="16"/>
-          <w:szCs w:val="16"/>
-        </w:rPr>
-        <w:t>(</w:t>
-      </w:r>
-      <w:r>
-        <w:rPr>
-          <w:color w:val="1155CC"/>
-          <w:sz w:val="16"/>
-          <w:szCs w:val="16"/>
-        </w:rPr>
-        <w:t>근거</w:t>
-      </w:r>
-      <w:r>
-        <w:rPr>
-          <w:color w:val="1155CC"/>
-          <w:sz w:val="16"/>
-          <w:szCs w:val="16"/>
-        </w:rPr>
-        <w:t xml:space="preserve"> </w:t>
-      </w:r>
-      <w:r>
-        <w:rPr>
-          <w:color w:val="1155CC"/>
-          <w:sz w:val="16"/>
-          <w:szCs w:val="16"/>
-        </w:rPr>
-        <w:t>필요</w:t>
-      </w:r>
-      <w:r>
-        <w:rPr>
-          <w:color w:val="1155CC"/>
-          <w:sz w:val="16"/>
-          <w:szCs w:val="16"/>
-        </w:rPr>
-        <w:t xml:space="preserve"> — </w:t>
-      </w:r>
-      <w:r>
-        <w:rPr>
-          <w:color w:val="1155CC"/>
-          <w:sz w:val="16"/>
-          <w:szCs w:val="16"/>
-        </w:rPr>
-        <w:t>지연</w:t>
-      </w:r>
-      <w:r>
-        <w:rPr>
-          <w:color w:val="1155CC"/>
-          <w:sz w:val="16"/>
-          <w:szCs w:val="16"/>
-        </w:rPr>
-        <w:t xml:space="preserve"> </w:t>
-      </w:r>
-      <w:r>
-        <w:rPr>
-          <w:color w:val="1155CC"/>
-          <w:sz w:val="16"/>
-          <w:szCs w:val="16"/>
-        </w:rPr>
-        <w:t>행렬의</w:t>
-      </w:r>
-      <w:r>
-        <w:rPr>
-          <w:color w:val="1155CC"/>
-          <w:sz w:val="16"/>
-          <w:szCs w:val="16"/>
-        </w:rPr>
-        <w:t xml:space="preserve"> </w:t>
-      </w:r>
-      <w:r>
-        <w:rPr>
-          <w:color w:val="1155CC"/>
-          <w:sz w:val="16"/>
-          <w:szCs w:val="16"/>
-        </w:rPr>
-        <w:t>측정</w:t>
-      </w:r>
-      <w:r>
-        <w:rPr>
-          <w:color w:val="1155CC"/>
-          <w:sz w:val="16"/>
-          <w:szCs w:val="16"/>
-        </w:rPr>
-        <w:t xml:space="preserve"> </w:t>
-      </w:r>
-      <w:r>
-        <w:rPr>
-          <w:color w:val="1155CC"/>
-          <w:sz w:val="16"/>
-          <w:szCs w:val="16"/>
-        </w:rPr>
-        <w:t>출처와</w:t>
-      </w:r>
-      <w:r>
-        <w:rPr>
-          <w:color w:val="1155CC"/>
-          <w:sz w:val="16"/>
-          <w:szCs w:val="16"/>
-        </w:rPr>
-        <w:t xml:space="preserve"> </w:t>
-      </w:r>
-      <w:r>
-        <w:rPr>
-          <w:color w:val="1155CC"/>
-          <w:sz w:val="16"/>
-          <w:szCs w:val="16"/>
-        </w:rPr>
-        <w:t>시점</w:t>
-      </w:r>
-      <w:r>
-        <w:rPr>
-          <w:color w:val="1155CC"/>
-          <w:sz w:val="16"/>
-          <w:szCs w:val="16"/>
-        </w:rPr>
-        <w:t xml:space="preserve">) </w:t>
-      </w:r>
-      <w:r>
-        <w:rPr>
-          <w:color w:val="1155CC"/>
-          <w:sz w:val="16"/>
-          <w:szCs w:val="16"/>
-        </w:rPr>
-        <w:t>리전</w:t>
-      </w:r>
-      <w:r>
-        <w:rPr>
-          <w:color w:val="1155CC"/>
-          <w:sz w:val="16"/>
-          <w:szCs w:val="16"/>
-        </w:rPr>
-        <w:t xml:space="preserve"> </w:t>
-      </w:r>
-      <w:r>
-        <w:rPr>
-          <w:color w:val="1155CC"/>
-          <w:sz w:val="16"/>
-          <w:szCs w:val="16"/>
-        </w:rPr>
-        <w:t>용량은</w:t>
-      </w:r>
-      <w:r>
-        <w:rPr>
-          <w:color w:val="1155CC"/>
-          <w:sz w:val="16"/>
-          <w:szCs w:val="16"/>
-        </w:rPr>
-        <w:t xml:space="preserve"> 8</w:t>
-      </w:r>
-      <w:r>
-        <w:rPr>
-          <w:color w:val="1155CC"/>
-          <w:sz w:val="16"/>
-          <w:szCs w:val="16"/>
-        </w:rPr>
-        <w:t>개</w:t>
-      </w:r>
-      <w:r>
-        <w:rPr>
-          <w:color w:val="1155CC"/>
-          <w:sz w:val="16"/>
-          <w:szCs w:val="16"/>
-        </w:rPr>
-        <w:t xml:space="preserve"> </w:t>
-      </w:r>
-      <w:r>
-        <w:rPr>
-          <w:color w:val="1155CC"/>
-          <w:sz w:val="16"/>
-          <w:szCs w:val="16"/>
-        </w:rPr>
-        <w:t>리전에</w:t>
-      </w:r>
-      <w:r>
-        <w:rPr>
-          <w:color w:val="1155CC"/>
-          <w:sz w:val="16"/>
-          <w:szCs w:val="16"/>
-        </w:rPr>
-        <w:t xml:space="preserve"> </w:t>
-      </w:r>
-      <w:r>
-        <w:rPr>
-          <w:color w:val="1155CC"/>
-          <w:sz w:val="16"/>
-          <w:szCs w:val="16"/>
-        </w:rPr>
-        <w:t>균일하게</w:t>
-      </w:r>
-      <w:r>
-        <w:rPr>
-          <w:color w:val="1155CC"/>
-          <w:sz w:val="16"/>
-          <w:szCs w:val="16"/>
-        </w:rPr>
-        <w:t xml:space="preserve"> </w:t>
-      </w:r>
-      <w:r>
-        <w:rPr>
-          <w:color w:val="1155CC"/>
-          <w:sz w:val="16"/>
-          <w:szCs w:val="16"/>
-        </w:rPr>
-        <w:t>부여한다</w:t>
-      </w:r>
-      <w:r>
-        <w:rPr>
-          <w:color w:val="1155CC"/>
-          <w:sz w:val="16"/>
-          <w:szCs w:val="16"/>
-        </w:rPr>
-        <w:t xml:space="preserve">. </w:t>
-      </w:r>
-      <w:r>
-        <w:rPr>
-          <w:color w:val="1155CC"/>
-          <w:sz w:val="16"/>
-          <w:szCs w:val="16"/>
-        </w:rPr>
-        <w:t>기준</w:t>
-      </w:r>
-      <w:r>
-        <w:rPr>
-          <w:color w:val="1155CC"/>
-          <w:sz w:val="16"/>
-          <w:szCs w:val="16"/>
-        </w:rPr>
-        <w:t xml:space="preserve"> </w:t>
-      </w:r>
-      <w:r>
-        <w:rPr>
-          <w:color w:val="1155CC"/>
-          <w:sz w:val="16"/>
-          <w:szCs w:val="16"/>
-        </w:rPr>
-        <w:t>배정에서의</w:t>
-      </w:r>
-      <w:r>
-        <w:rPr>
-          <w:color w:val="1155CC"/>
-          <w:sz w:val="16"/>
-          <w:szCs w:val="16"/>
-        </w:rPr>
-        <w:t xml:space="preserve"> </w:t>
-      </w:r>
-      <w:r>
-        <w:rPr>
-          <w:color w:val="1155CC"/>
-          <w:sz w:val="16"/>
-          <w:szCs w:val="16"/>
-        </w:rPr>
-        <w:t>리전별</w:t>
-      </w:r>
-      <w:r>
-        <w:rPr>
-          <w:color w:val="1155CC"/>
-          <w:sz w:val="16"/>
-          <w:szCs w:val="16"/>
-        </w:rPr>
-        <w:t xml:space="preserve"> </w:t>
-      </w:r>
-      <w:r>
-        <w:rPr>
-          <w:color w:val="1155CC"/>
-          <w:sz w:val="16"/>
-          <w:szCs w:val="16"/>
-        </w:rPr>
-        <w:t>최대</w:t>
-      </w:r>
-      <w:r>
-        <w:rPr>
-          <w:color w:val="1155CC"/>
-          <w:sz w:val="16"/>
-          <w:szCs w:val="16"/>
-        </w:rPr>
-        <w:t xml:space="preserve"> </w:t>
-      </w:r>
-      <w:r>
-        <w:rPr>
-          <w:color w:val="1155CC"/>
-          <w:sz w:val="16"/>
-          <w:szCs w:val="16"/>
-        </w:rPr>
-        <w:t>동시</w:t>
-      </w:r>
-      <w:r>
-        <w:rPr>
-          <w:color w:val="1155CC"/>
-          <w:sz w:val="16"/>
-          <w:szCs w:val="16"/>
-        </w:rPr>
-        <w:t xml:space="preserve"> </w:t>
-      </w:r>
-      <w:r>
-        <w:rPr>
-          <w:color w:val="1155CC"/>
-          <w:sz w:val="16"/>
-          <w:szCs w:val="16"/>
-        </w:rPr>
-        <w:t>실행</w:t>
-      </w:r>
-      <w:r>
-        <w:rPr>
-          <w:color w:val="1155CC"/>
-          <w:sz w:val="16"/>
-          <w:szCs w:val="16"/>
-        </w:rPr>
-        <w:t xml:space="preserve"> </w:t>
-      </w:r>
-      <w:r>
-        <w:rPr>
-          <w:color w:val="1155CC"/>
-          <w:sz w:val="16"/>
-          <w:szCs w:val="16"/>
-        </w:rPr>
-        <w:t>수에</w:t>
-      </w:r>
-      <w:r>
-        <w:rPr>
-          <w:color w:val="1155CC"/>
-          <w:sz w:val="16"/>
-          <w:szCs w:val="16"/>
-        </w:rPr>
-        <w:t xml:space="preserve"> 1.2</w:t>
-      </w:r>
-      <w:r>
-        <w:rPr>
-          <w:color w:val="1155CC"/>
-          <w:sz w:val="16"/>
-          <w:szCs w:val="16"/>
-        </w:rPr>
-        <w:t>를</w:t>
-      </w:r>
-      <w:r>
-        <w:rPr>
-          <w:color w:val="1155CC"/>
-          <w:sz w:val="16"/>
-          <w:szCs w:val="16"/>
-        </w:rPr>
-        <w:t xml:space="preserve"> </w:t>
-      </w:r>
-      <w:r>
-        <w:rPr>
-          <w:color w:val="1155CC"/>
-          <w:sz w:val="16"/>
-          <w:szCs w:val="16"/>
-        </w:rPr>
-        <w:t>곱해</w:t>
-      </w:r>
-      <w:r>
-        <w:rPr>
-          <w:color w:val="1155CC"/>
-          <w:sz w:val="16"/>
-          <w:szCs w:val="16"/>
-        </w:rPr>
-        <w:t xml:space="preserve"> 16</w:t>
-      </w:r>
-      <w:r>
-        <w:rPr>
-          <w:color w:val="1155CC"/>
-          <w:sz w:val="16"/>
-          <w:szCs w:val="16"/>
-        </w:rPr>
-        <w:t>을</w:t>
-      </w:r>
-      <w:r>
-        <w:rPr>
-          <w:color w:val="1155CC"/>
-          <w:sz w:val="16"/>
-          <w:szCs w:val="16"/>
-        </w:rPr>
-        <w:t xml:space="preserve"> </w:t>
-      </w:r>
-      <w:r>
-        <w:rPr>
-          <w:color w:val="1155CC"/>
-          <w:sz w:val="16"/>
-          <w:szCs w:val="16"/>
-        </w:rPr>
-        <w:t>얻고</w:t>
-      </w:r>
-      <w:r>
-        <w:rPr>
-          <w:color w:val="1155CC"/>
-          <w:sz w:val="16"/>
-          <w:szCs w:val="16"/>
-        </w:rPr>
-        <w:t xml:space="preserve">, </w:t>
-      </w:r>
-      <w:r>
-        <w:rPr>
-          <w:color w:val="1155CC"/>
-          <w:sz w:val="16"/>
-          <w:szCs w:val="16"/>
-        </w:rPr>
-        <w:t>여기에</w:t>
-      </w:r>
-      <w:r>
-        <w:rPr>
-          <w:color w:val="1155CC"/>
-          <w:sz w:val="16"/>
-          <w:szCs w:val="16"/>
-        </w:rPr>
-        <w:t xml:space="preserve"> </w:t>
-      </w:r>
-      <w:r>
-        <w:rPr>
-          <w:color w:val="1155CC"/>
-          <w:sz w:val="16"/>
-          <w:szCs w:val="16"/>
-        </w:rPr>
-        <w:t>여유율</w:t>
-      </w:r>
-      <w:r>
-        <w:rPr>
-          <w:color w:val="1155CC"/>
-          <w:sz w:val="16"/>
-          <w:szCs w:val="16"/>
-        </w:rPr>
-        <w:t xml:space="preserve"> 0.8</w:t>
-      </w:r>
-      <w:r>
-        <w:rPr>
-          <w:color w:val="1155CC"/>
-          <w:sz w:val="16"/>
-          <w:szCs w:val="16"/>
-        </w:rPr>
-        <w:t>을</w:t>
-      </w:r>
-      <w:r>
-        <w:rPr>
-          <w:color w:val="1155CC"/>
-          <w:sz w:val="16"/>
-          <w:szCs w:val="16"/>
-        </w:rPr>
-        <w:t xml:space="preserve"> </w:t>
-      </w:r>
-      <w:r>
-        <w:rPr>
-          <w:color w:val="1155CC"/>
-          <w:sz w:val="16"/>
-          <w:szCs w:val="16"/>
-        </w:rPr>
-        <w:t>적용하여</w:t>
-      </w:r>
-      <w:r>
-        <w:rPr>
-          <w:color w:val="1155CC"/>
-          <w:sz w:val="16"/>
-          <w:szCs w:val="16"/>
-        </w:rPr>
-        <w:t xml:space="preserve"> </w:t>
-      </w:r>
-      <w:r>
-        <w:rPr>
-          <w:color w:val="1155CC"/>
-          <w:sz w:val="16"/>
-          <w:szCs w:val="16"/>
-        </w:rPr>
-        <w:t>유효</w:t>
-      </w:r>
-      <w:r>
-        <w:rPr>
-          <w:color w:val="1155CC"/>
-          <w:sz w:val="16"/>
-          <w:szCs w:val="16"/>
-        </w:rPr>
-        <w:t xml:space="preserve"> </w:t>
-      </w:r>
-      <w:r>
-        <w:rPr>
-          <w:color w:val="1155CC"/>
-          <w:sz w:val="16"/>
-          <w:szCs w:val="16"/>
-        </w:rPr>
-        <w:t>상한</w:t>
-      </w:r>
-      <w:r>
-        <w:rPr>
-          <w:color w:val="1155CC"/>
-          <w:sz w:val="16"/>
-          <w:szCs w:val="16"/>
-        </w:rPr>
-        <w:t xml:space="preserve"> 12</w:t>
-      </w:r>
-      <w:r>
-        <w:rPr>
-          <w:color w:val="1155CC"/>
-          <w:sz w:val="16"/>
-          <w:szCs w:val="16"/>
-        </w:rPr>
-        <w:t>를</w:t>
-      </w:r>
-      <w:r>
-        <w:rPr>
-          <w:color w:val="1155CC"/>
-          <w:sz w:val="16"/>
-          <w:szCs w:val="16"/>
-        </w:rPr>
-        <w:t xml:space="preserve"> </w:t>
-      </w:r>
-      <w:r>
-        <w:rPr>
-          <w:color w:val="1155CC"/>
-          <w:sz w:val="16"/>
-          <w:szCs w:val="16"/>
-        </w:rPr>
-        <w:t>사용한다</w:t>
-      </w:r>
-      <w:r>
-        <w:rPr>
-          <w:color w:val="1155CC"/>
-          <w:sz w:val="16"/>
-          <w:szCs w:val="16"/>
-        </w:rPr>
-        <w:t xml:space="preserve">. </w:t>
-      </w:r>
-      <w:r>
-        <w:rPr>
-          <w:color w:val="1155CC"/>
-          <w:sz w:val="16"/>
-          <w:szCs w:val="16"/>
-        </w:rPr>
-        <w:t>정수</w:t>
-      </w:r>
-      <w:r>
-        <w:rPr>
-          <w:color w:val="1155CC"/>
-          <w:sz w:val="16"/>
-          <w:szCs w:val="16"/>
-        </w:rPr>
-        <w:t xml:space="preserve"> </w:t>
-      </w:r>
-      <w:r>
-        <w:rPr>
-          <w:color w:val="1155CC"/>
-          <w:sz w:val="16"/>
-          <w:szCs w:val="16"/>
-        </w:rPr>
-        <w:t>계획</w:t>
-      </w:r>
-      <w:r>
-        <w:rPr>
-          <w:color w:val="1155CC"/>
-          <w:sz w:val="16"/>
-          <w:szCs w:val="16"/>
-        </w:rPr>
-        <w:t xml:space="preserve"> </w:t>
-      </w:r>
-      <w:r>
-        <w:rPr>
-          <w:color w:val="1155CC"/>
-          <w:sz w:val="16"/>
-          <w:szCs w:val="16"/>
-        </w:rPr>
-        <w:t>문제는</w:t>
-      </w:r>
-      <w:r>
-        <w:rPr>
-          <w:color w:val="1155CC"/>
-          <w:sz w:val="16"/>
-          <w:szCs w:val="16"/>
-        </w:rPr>
-        <w:t xml:space="preserve"> </w:t>
-      </w:r>
-      <w:proofErr w:type="spellStart"/>
-      <w:r>
-        <w:rPr>
-          <w:color w:val="1155CC"/>
-          <w:sz w:val="16"/>
-          <w:szCs w:val="16"/>
-        </w:rPr>
-        <w:t>PuLP</w:t>
-      </w:r>
-      <w:proofErr w:type="spellEnd"/>
-      <w:r>
-        <w:rPr>
-          <w:color w:val="1155CC"/>
-          <w:sz w:val="16"/>
-          <w:szCs w:val="16"/>
-        </w:rPr>
-        <w:t xml:space="preserve"> </w:t>
-      </w:r>
-      <w:r>
-        <w:rPr>
-          <w:color w:val="1155CC"/>
-          <w:sz w:val="16"/>
-          <w:szCs w:val="16"/>
-        </w:rPr>
-        <w:t>인터페이스를</w:t>
-      </w:r>
-      <w:r>
-        <w:rPr>
-          <w:color w:val="1155CC"/>
-          <w:sz w:val="16"/>
-          <w:szCs w:val="16"/>
-        </w:rPr>
-        <w:t xml:space="preserve"> </w:t>
-      </w:r>
-      <w:r>
-        <w:rPr>
-          <w:color w:val="1155CC"/>
-          <w:sz w:val="16"/>
-          <w:szCs w:val="16"/>
-        </w:rPr>
-        <w:t>통해</w:t>
-      </w:r>
-      <w:r>
-        <w:rPr>
-          <w:color w:val="1155CC"/>
-          <w:sz w:val="16"/>
-          <w:szCs w:val="16"/>
-        </w:rPr>
-        <w:t xml:space="preserve"> CBC </w:t>
-      </w:r>
-      <w:r>
-        <w:rPr>
-          <w:color w:val="1155CC"/>
-          <w:sz w:val="16"/>
-          <w:szCs w:val="16"/>
-        </w:rPr>
-        <w:t>솔버로</w:t>
-      </w:r>
-      <w:r>
-        <w:rPr>
-          <w:color w:val="1155CC"/>
-          <w:sz w:val="16"/>
-          <w:szCs w:val="16"/>
-        </w:rPr>
-        <w:t xml:space="preserve"> </w:t>
-      </w:r>
-      <w:r>
-        <w:rPr>
-          <w:color w:val="1155CC"/>
-          <w:sz w:val="16"/>
-          <w:szCs w:val="16"/>
-        </w:rPr>
-        <w:t>푼다</w:t>
-      </w:r>
-      <w:r>
-        <w:rPr>
-          <w:color w:val="1155CC"/>
-          <w:sz w:val="16"/>
-          <w:szCs w:val="16"/>
-        </w:rPr>
-        <w:t>.</w:t>
+        <w:t xml:space="preserve">네트워크 지연은 8×8 리전 간 왕복 지연 실측 행렬을 사용하며, 최댓값은 244ms, 비대각 최솟값은 12ms다 — Azure 리전 간 왕복 지연 통계다(https://learn.microsoft.com/en-us/azure/networking/azure-network-latency). 리전 용량은 8개 리전에 균일하게 부여한다. 기준 배정에서의 리전별 최대 동시 실행 수에 1.2를 곱해 16을 얻고, 여기에 여유율 0.8을 적용하여 유효 상한 12를 사용한다. 정수 계획 문제는 PuLP 인터페이스를 통해 CBC 솔버로 푼다.</w:t>
       </w:r>
     </w:p>
     <w:p>
@@ -45406,7 +38276,7 @@
         <w:jc w:val="left"/>
       </w:pPr>
       <w:r>
-        <w:t xml:space="preserve">한계는 네 가지다. 첫째, 시뮬레이션 평가다 — 실측 데이터 위에서 트레이스 재생 방식으로 검증했으며, 실제 클러스터 배포는 하지 않았다. 배치 시점에 용량을 아는 경우와 모르는 경우, 사후에 강제하는 경우를 같은 작업 집합에 나란히 적용해 비교해야 하므로, 이는 한 시스템의 실배포로는 애초에 동시에 잴 수 없는 비교다. 둘째, 캘리포니아·텍사스·독일 세 리전의 기상 예보 입력은 실제 예보 API가 아니라 해당 시각에 실측된 기상값을 그대로 가져다 쓴 것이다(§5.3) — 예보 오차가 0인 이상적 상황을 가정한 셈이라, 이 세 리전의 예측 성능과 절감 효과는 실제보다 낙관적일 수 있다. 셋째, 예측 지평은 24시간까지만 시험했다 — 원자료가 24시간 예보까지만 있어 48시간 지평은 시험할 수 없었다. 넷째, 솔버의 동률 처리 비결정성(재실행 시 총배출이 최대 0.14% 차이)과 합성 워크로드 파라미터(도착률, 지연 등급 분포)의 근거는 완전하지 않다.</w:t>
+        <w:t xml:space="preserve">한계는 네 가지다. 첫째, 시뮬레이션 평가다 — 실측 데이터 위에서 트레이스 재생 방식으로 검증했으며, 실제 클러스터 배포는 하지 않았다. 배치 시점에 용량을 아는 경우와 모르는 경우, 사후에 강제하는 경우를 같은 작업 집합에 나란히 적용해 비교해야 하므로, 이는 한 시스템의 실배포로는 애초에 동시에 잴 수 없는 비교다. 둘째, 캘리포니아·텍사스·독일 세 리전의 기상 예보 입력은 실제 예보 API가 아니라 해당 시각에 실측된 기상값을 그대로 가져다 쓴 것이다(§5.3) — 예보 오차가 0인 이상적 상황을 가정한 셈이라, 이 세 리전의 예측 성능과 절감 효과는 실제보다 낙관적일 수 있다. 셋째, 예측 지평은 24시간까지만 시험했다 — 원자료가 24시간 예보까지만 있어 48시간 지평은 시험할 수 없었다. 넷째, 솔버의 동률 처리 비결정성(재실행 시 총배출이 최대 0.14% 차이), 합성 워크로드 파라미터(도착률, 지연 등급 분포)의 근거 미비, 그리고 지연 행렬에서 미국 동부 리전을 버지니아로 근사한 점(뉴욕에는 해당 지역 Azure 리전이 없음, 실제 뉴욕 값은 이보다 5~8ms가량 높을 것으로 추정됨)이 남은 한계다.</w:t>
       </w:r>
     </w:p>
     <w:p>

--- a/paper/CAST.docx
+++ b/paper/CAST.docx
@@ -2797,7 +2797,7 @@
           <w:sz w:val="16"/>
           <w:szCs w:val="16"/>
         </w:rPr>
-        <w:t>: "batch jobs such as AI and machine learning often have flexible completion requirements and can accommodate temporal variations"</w:t>
+        <w:t>: "batch jobs such as AI and machine learning often have flexible completion times and can accommodate temporal variations"</w:t>
       </w:r>
     </w:p>
     <w:p>

--- a/paper/CAST.docx
+++ b/paper/CAST.docx
@@ -243,7 +243,7 @@
         <w:t xml:space="preserve">초록  </w:t>
       </w:r>
       <w:r>
-        <w:t xml:space="preserve">데이터센터의 탄소 배출량은 같은 작업이라도 어느 리전에서 언제 실행하느냐에 따라 크게 달라진다. 본 연구는 미래 탄소집약도를 LSTM으로 예측하고, 정수계획법으로 작업을 저탄소 리전에 배정한 뒤, 마감 시한 안에서 시간을 옮겨 배출량을 한 번 더 줄이는 CAST를 제안한다. 탄소와 지연 사이의 가중치는 고정하지 않고, 매 시간 슬롯마다 파레토 곡선의 무릎점에서 자동으로 정한다. 8개 리전, 1년치 실측 탄소 데이터 위에서 돌린 합성 작업 146,000건으로 실험한 결과, 시간 이동만으로 18.58%, 리전 이동만으로 56.85%를 줄였고 둘을 결합하면 62.94%를 줄였으며 마감 위반은 없었다. 무릎점 자동 선택은 가중치 고정(알파=0.5) 대비 지연 6.7ms만 더 쓰고 탄소는 10.64%포인트 더 줄인다. 다만 리전별 용량 제한을 지키면 시간 이동의 몫은 이론상 9.07%포인트에서 6.09%포인트로 줄어, 용량이 시간 이동 효과를 제한함을 정량적으로 보였다.</w:t>
+        <w:t xml:space="preserve">데이터센터의 탄소 배출량은 같은 작업이라도 어느 리전에서 언제 실행하느냐에 따라 크게 달라진다. 본 연구는 미래 탄소집약도를 LSTM으로 예측하고, 정수계획법으로 작업을 저탄소 리전에 배정한 뒤, 마감 시한 안에서 시간을 옮겨 배출량을 한 번 더 줄이는 CAST를 제안한다. 탄소와 지연 사이의 가중치는 고정하지 않고, 매 시간 슬롯마다 파레토 곡선의 무릎점에서 자동으로 정한다. 8개 리전, 1년치 실측 탄소 데이터 위에서 돌린 합성 작업 146,000건으로 실험한 결과, 시간 이동만으로 18.58%, 리전 이동만으로 56.85%를 줄였고 둘을 결합하면 63.03%를 줄였으며 마감 위반은 없었다. 무릎점 자동 선택은 가중치 고정(알파=0.5) 대비 지연 6.7ms만 더 쓰고 탄소는 10.64%포인트 더 줄인다. 다만 리전별 용량 제한을 지키면 시간 이동의 몫은 이론상 9.07%포인트에서 6.18%포인트로 줄어, 용량이 시간 이동 효과를 제한함을 정량적으로 보였다.</w:t>
       </w:r>
     </w:p>
     <w:p/>
@@ -269,7 +269,7 @@
         <w:t xml:space="preserve">Abstract  </w:t>
       </w:r>
       <w:r>
-        <w:t xml:space="preserve">The carbon footprint of a cloud workload varies substantially depending on which region and when it runs. We present CAST, a carbon-aware scheduler that forecasts future carbon intensity with an LSTM, places jobs across regions via integer programming, and further shifts them in time within each job's deadline. Rather than fixing the trade-off between carbon and latency, CAST selects it automatically at every time slot by locating the knee point of the Pareto curve. Evaluated on 146,000 synthetic jobs driven by one year of measured carbon-intensity data across 8 regions, temporal shifting alone reduces emissions by 18.58%, spatial placement alone by 56.85%, and combining both reduces emissions by 62.94% with zero deadline violations. The automatic knee-point weight cuts 10.64 percentage points more carbon than a fixed weight (alpha=0.5), at the cost of only 6.7ms additional latency. However, enforcing per-region capacity limits shrinks temporal shifting's marginal contribution from an unconstrained upper bound of 9.07 percentage points to 6.09 percentage points, quantifying how regional capacity constrains the benefit of shifting workloads in time.</w:t>
+        <w:t xml:space="preserve">The carbon footprint of a cloud workload varies substantially depending on which region and when it runs. We present CAST, a carbon-aware scheduler that forecasts future carbon intensity with an LSTM, places jobs across regions via integer programming, and further shifts them in time within each job's deadline. Rather than fixing the trade-off between carbon and latency, CAST selects it automatically at every time slot by locating the knee point of the Pareto curve. Evaluated on 146,000 synthetic jobs driven by one year of measured carbon-intensity data across 8 regions, temporal shifting alone reduces emissions by 18.58%, spatial placement alone by 56.85%, and combining both reduces emissions by 63.03% with zero deadline violations. The automatic knee-point weight cuts 10.64 percentage points more carbon than a fixed weight (alpha=0.5), at the cost of only 6.7ms additional latency. However, enforcing per-region capacity limits shrinks temporal shifting's marginal contribution from an unconstrained upper bound of 9.07 percentage points to 6.18 percentage points, quantifying how regional capacity constrains the benefit of shifting workloads in time.</w:t>
       </w:r>
     </w:p>
     <w:p/>
@@ -3823,660 +3823,7 @@
         <w:rPr/>
       </w:pPr>
       <w:r>
-        <w:rPr>
-          <w:color w:val="1155CC"/>
-          <w:sz w:val="16"/>
-          <w:szCs w:val="16"/>
-        </w:rPr>
-        <w:t xml:space="preserve">(⚠ </w:t>
-      </w:r>
-      <w:r>
-        <w:rPr>
-          <w:color w:val="1155CC"/>
-          <w:sz w:val="16"/>
-          <w:szCs w:val="16"/>
-        </w:rPr>
-        <w:t>이</w:t>
-      </w:r>
-      <w:r>
-        <w:rPr>
-          <w:color w:val="1155CC"/>
-          <w:sz w:val="16"/>
-          <w:szCs w:val="16"/>
-        </w:rPr>
-        <w:t xml:space="preserve"> </w:t>
-      </w:r>
-      <w:r>
-        <w:rPr>
-          <w:color w:val="1155CC"/>
-          <w:sz w:val="16"/>
-          <w:szCs w:val="16"/>
-        </w:rPr>
-        <w:t>가설은</w:t>
-      </w:r>
-      <w:r>
-        <w:rPr>
-          <w:color w:val="1155CC"/>
-          <w:sz w:val="16"/>
-          <w:szCs w:val="16"/>
-        </w:rPr>
-        <w:t xml:space="preserve"> </w:t>
-      </w:r>
-      <w:r>
-        <w:rPr>
-          <w:color w:val="1155CC"/>
-          <w:sz w:val="16"/>
-          <w:szCs w:val="16"/>
-        </w:rPr>
-        <w:t>용량</w:t>
-      </w:r>
-      <w:r>
-        <w:rPr>
-          <w:color w:val="1155CC"/>
-          <w:sz w:val="16"/>
-          <w:szCs w:val="16"/>
-        </w:rPr>
-        <w:t xml:space="preserve"> </w:t>
-      </w:r>
-      <w:r>
-        <w:rPr>
-          <w:color w:val="1155CC"/>
-          <w:sz w:val="16"/>
-          <w:szCs w:val="16"/>
-        </w:rPr>
-        <w:t>스윕</w:t>
-      </w:r>
-      <w:r>
-        <w:rPr>
-          <w:color w:val="1155CC"/>
-          <w:sz w:val="16"/>
-          <w:szCs w:val="16"/>
-        </w:rPr>
-        <w:t xml:space="preserve"> </w:t>
-      </w:r>
-      <w:r>
-        <w:rPr>
-          <w:color w:val="1155CC"/>
-          <w:sz w:val="16"/>
-          <w:szCs w:val="16"/>
-        </w:rPr>
-        <w:t>중간</w:t>
-      </w:r>
-      <w:r>
-        <w:rPr>
-          <w:color w:val="1155CC"/>
-          <w:sz w:val="16"/>
-          <w:szCs w:val="16"/>
-        </w:rPr>
-        <w:t xml:space="preserve"> </w:t>
-      </w:r>
-      <w:r>
-        <w:rPr>
-          <w:color w:val="1155CC"/>
-          <w:sz w:val="16"/>
-          <w:szCs w:val="16"/>
-        </w:rPr>
-        <w:t>결과와</w:t>
-      </w:r>
-      <w:r>
-        <w:rPr>
-          <w:color w:val="1155CC"/>
-          <w:sz w:val="16"/>
-          <w:szCs w:val="16"/>
-        </w:rPr>
-        <w:t xml:space="preserve"> </w:t>
-      </w:r>
-      <w:r>
-        <w:rPr>
-          <w:color w:val="1155CC"/>
-          <w:sz w:val="16"/>
-          <w:szCs w:val="16"/>
-        </w:rPr>
-        <w:t>방향이</w:t>
-      </w:r>
-      <w:r>
-        <w:rPr>
-          <w:color w:val="1155CC"/>
-          <w:sz w:val="16"/>
-          <w:szCs w:val="16"/>
-        </w:rPr>
-        <w:t xml:space="preserve"> </w:t>
-      </w:r>
-      <w:r>
-        <w:rPr>
-          <w:color w:val="1155CC"/>
-          <w:sz w:val="16"/>
-          <w:szCs w:val="16"/>
-        </w:rPr>
-        <w:t>반대로</w:t>
-      </w:r>
-      <w:r>
-        <w:rPr>
-          <w:color w:val="1155CC"/>
-          <w:sz w:val="16"/>
-          <w:szCs w:val="16"/>
-        </w:rPr>
-        <w:t xml:space="preserve"> </w:t>
-      </w:r>
-      <w:r>
-        <w:rPr>
-          <w:color w:val="1155CC"/>
-          <w:sz w:val="16"/>
-          <w:szCs w:val="16"/>
-        </w:rPr>
-        <w:t>나오는</w:t>
-      </w:r>
-      <w:r>
-        <w:rPr>
-          <w:color w:val="1155CC"/>
-          <w:sz w:val="16"/>
-          <w:szCs w:val="16"/>
-        </w:rPr>
-        <w:t xml:space="preserve"> </w:t>
-      </w:r>
-      <w:r>
-        <w:rPr>
-          <w:color w:val="1155CC"/>
-          <w:sz w:val="16"/>
-          <w:szCs w:val="16"/>
-        </w:rPr>
-        <w:t>중임</w:t>
-      </w:r>
-      <w:r>
-        <w:rPr>
-          <w:color w:val="1155CC"/>
-          <w:sz w:val="16"/>
-          <w:szCs w:val="16"/>
-        </w:rPr>
-        <w:t>. C=16</w:t>
-      </w:r>
-      <w:r>
-        <w:rPr>
-          <w:color w:val="1155CC"/>
-          <w:sz w:val="16"/>
-          <w:szCs w:val="16"/>
-        </w:rPr>
-        <w:t>에서</w:t>
-      </w:r>
-      <w:r>
-        <w:rPr>
-          <w:color w:val="1155CC"/>
-          <w:sz w:val="16"/>
-          <w:szCs w:val="16"/>
-        </w:rPr>
-        <w:t xml:space="preserve"> </w:t>
-      </w:r>
-      <w:r>
-        <w:rPr>
-          <w:color w:val="1155CC"/>
-          <w:sz w:val="16"/>
-          <w:szCs w:val="16"/>
-        </w:rPr>
-        <w:t>시간</w:t>
-      </w:r>
-      <w:r>
-        <w:rPr>
-          <w:color w:val="1155CC"/>
-          <w:sz w:val="16"/>
-          <w:szCs w:val="16"/>
-        </w:rPr>
-        <w:t xml:space="preserve"> </w:t>
-      </w:r>
-      <w:r>
-        <w:rPr>
-          <w:color w:val="1155CC"/>
-          <w:sz w:val="16"/>
-          <w:szCs w:val="16"/>
-        </w:rPr>
-        <w:t>이동</w:t>
-      </w:r>
-      <w:r>
-        <w:rPr>
-          <w:color w:val="1155CC"/>
-          <w:sz w:val="16"/>
-          <w:szCs w:val="16"/>
-        </w:rPr>
-        <w:t xml:space="preserve"> </w:t>
-      </w:r>
-      <w:r>
-        <w:rPr>
-          <w:color w:val="1155CC"/>
-          <w:sz w:val="16"/>
-          <w:szCs w:val="16"/>
-        </w:rPr>
-        <w:t>기여</w:t>
-      </w:r>
-      <w:r>
-        <w:rPr>
-          <w:color w:val="1155CC"/>
-          <w:sz w:val="16"/>
-          <w:szCs w:val="16"/>
-        </w:rPr>
-        <w:t xml:space="preserve"> 5.84%p, C=64</w:t>
-      </w:r>
-      <w:r>
-        <w:rPr>
-          <w:color w:val="1155CC"/>
-          <w:sz w:val="16"/>
-          <w:szCs w:val="16"/>
-        </w:rPr>
-        <w:t>에서</w:t>
-      </w:r>
-      <w:r>
-        <w:rPr>
-          <w:color w:val="1155CC"/>
-          <w:sz w:val="16"/>
-          <w:szCs w:val="16"/>
-        </w:rPr>
-        <w:t xml:space="preserve"> 20.30%p — </w:t>
-      </w:r>
-      <w:r>
-        <w:rPr>
-          <w:color w:val="1155CC"/>
-          <w:sz w:val="16"/>
-          <w:szCs w:val="16"/>
-        </w:rPr>
-        <w:t>용량을</w:t>
-      </w:r>
-      <w:r>
-        <w:rPr>
-          <w:color w:val="1155CC"/>
-          <w:sz w:val="16"/>
-          <w:szCs w:val="16"/>
-        </w:rPr>
-        <w:t xml:space="preserve"> </w:t>
-      </w:r>
-      <w:r>
-        <w:rPr>
-          <w:color w:val="1155CC"/>
-          <w:sz w:val="16"/>
-          <w:szCs w:val="16"/>
-        </w:rPr>
-        <w:t>조일수록</w:t>
-      </w:r>
-      <w:r>
-        <w:rPr>
-          <w:color w:val="1155CC"/>
-          <w:sz w:val="16"/>
-          <w:szCs w:val="16"/>
-        </w:rPr>
-        <w:t xml:space="preserve"> </w:t>
-      </w:r>
-      <w:r>
-        <w:rPr>
-          <w:color w:val="1155CC"/>
-          <w:sz w:val="16"/>
-          <w:szCs w:val="16"/>
-        </w:rPr>
-        <w:t>오히려</w:t>
-      </w:r>
-      <w:r>
-        <w:rPr>
-          <w:color w:val="1155CC"/>
-          <w:sz w:val="16"/>
-          <w:szCs w:val="16"/>
-        </w:rPr>
-        <w:t xml:space="preserve"> </w:t>
-      </w:r>
-      <w:r>
-        <w:rPr>
-          <w:color w:val="1155CC"/>
-          <w:sz w:val="16"/>
-          <w:szCs w:val="16"/>
-        </w:rPr>
-        <w:t>줄어듦</w:t>
-      </w:r>
-      <w:r>
-        <w:rPr>
-          <w:color w:val="1155CC"/>
-          <w:sz w:val="16"/>
-          <w:szCs w:val="16"/>
-        </w:rPr>
-        <w:t xml:space="preserve">. M3 </w:t>
-      </w:r>
-      <w:r>
-        <w:rPr>
-          <w:color w:val="1155CC"/>
-          <w:sz w:val="16"/>
-          <w:szCs w:val="16"/>
-        </w:rPr>
-        <w:t>잔여</w:t>
-      </w:r>
-      <w:r>
-        <w:rPr>
-          <w:color w:val="1155CC"/>
-          <w:sz w:val="16"/>
-          <w:szCs w:val="16"/>
-        </w:rPr>
-        <w:t xml:space="preserve"> 4</w:t>
-      </w:r>
-      <w:r>
-        <w:rPr>
-          <w:color w:val="1155CC"/>
-          <w:sz w:val="16"/>
-          <w:szCs w:val="16"/>
-        </w:rPr>
-        <w:t>점</w:t>
-      </w:r>
-      <w:r>
-        <w:rPr>
-          <w:color w:val="1155CC"/>
-          <w:sz w:val="16"/>
-          <w:szCs w:val="16"/>
-        </w:rPr>
-        <w:t xml:space="preserve"> </w:t>
-      </w:r>
-      <w:r>
-        <w:rPr>
-          <w:color w:val="1155CC"/>
-          <w:sz w:val="16"/>
-          <w:szCs w:val="16"/>
-        </w:rPr>
-        <w:t>나오면</w:t>
-      </w:r>
-      <w:r>
-        <w:rPr>
-          <w:color w:val="1155CC"/>
-          <w:sz w:val="16"/>
-          <w:szCs w:val="16"/>
-        </w:rPr>
-        <w:t xml:space="preserve"> </w:t>
-      </w:r>
-      <w:r>
-        <w:rPr>
-          <w:color w:val="1155CC"/>
-          <w:sz w:val="16"/>
-          <w:szCs w:val="16"/>
-        </w:rPr>
-        <w:t>이</w:t>
-      </w:r>
-      <w:r>
-        <w:rPr>
-          <w:color w:val="1155CC"/>
-          <w:sz w:val="16"/>
-          <w:szCs w:val="16"/>
-        </w:rPr>
-        <w:t xml:space="preserve"> </w:t>
-      </w:r>
-      <w:r>
-        <w:rPr>
-          <w:color w:val="1155CC"/>
-          <w:sz w:val="16"/>
-          <w:szCs w:val="16"/>
-        </w:rPr>
-        <w:t>문단</w:t>
-      </w:r>
-      <w:r>
-        <w:rPr>
-          <w:color w:val="1155CC"/>
-          <w:sz w:val="16"/>
-          <w:szCs w:val="16"/>
-        </w:rPr>
-        <w:t xml:space="preserve"> </w:t>
-      </w:r>
-      <w:r>
-        <w:rPr>
-          <w:color w:val="1155CC"/>
-          <w:sz w:val="16"/>
-          <w:szCs w:val="16"/>
-        </w:rPr>
-        <w:t>전체를</w:t>
-      </w:r>
-      <w:r>
-        <w:rPr>
-          <w:color w:val="1155CC"/>
-          <w:sz w:val="16"/>
-          <w:szCs w:val="16"/>
-        </w:rPr>
-        <w:t xml:space="preserve"> </w:t>
-      </w:r>
-      <w:r>
-        <w:rPr>
-          <w:color w:val="1155CC"/>
-          <w:sz w:val="16"/>
-          <w:szCs w:val="16"/>
-        </w:rPr>
-        <w:t>다시</w:t>
-      </w:r>
-      <w:r>
-        <w:rPr>
-          <w:color w:val="1155CC"/>
-          <w:sz w:val="16"/>
-          <w:szCs w:val="16"/>
-        </w:rPr>
-        <w:t xml:space="preserve"> </w:t>
-      </w:r>
-      <w:r>
-        <w:rPr>
-          <w:color w:val="1155CC"/>
-          <w:sz w:val="16"/>
-          <w:szCs w:val="16"/>
-        </w:rPr>
-        <w:t>쓸</w:t>
-      </w:r>
-      <w:r>
-        <w:rPr>
-          <w:color w:val="1155CC"/>
-          <w:sz w:val="16"/>
-          <w:szCs w:val="16"/>
-        </w:rPr>
-        <w:t xml:space="preserve"> </w:t>
-      </w:r>
-      <w:r>
-        <w:rPr>
-          <w:color w:val="1155CC"/>
-          <w:sz w:val="16"/>
-          <w:szCs w:val="16"/>
-        </w:rPr>
-        <w:t>것</w:t>
-      </w:r>
-      <w:r>
-        <w:rPr>
-          <w:color w:val="1155CC"/>
-          <w:sz w:val="16"/>
-          <w:szCs w:val="16"/>
-        </w:rPr>
-        <w:t xml:space="preserve">. </w:t>
-      </w:r>
-      <w:r>
-        <w:rPr>
-          <w:color w:val="1155CC"/>
-          <w:sz w:val="16"/>
-          <w:szCs w:val="16"/>
-        </w:rPr>
-        <w:t>원인</w:t>
-      </w:r>
-      <w:r>
-        <w:rPr>
-          <w:color w:val="1155CC"/>
-          <w:sz w:val="16"/>
-          <w:szCs w:val="16"/>
-        </w:rPr>
-        <w:t xml:space="preserve"> </w:t>
-      </w:r>
-      <w:r>
-        <w:rPr>
-          <w:color w:val="1155CC"/>
-          <w:sz w:val="16"/>
-          <w:szCs w:val="16"/>
-        </w:rPr>
-        <w:t>추정</w:t>
-      </w:r>
-      <w:r>
-        <w:rPr>
-          <w:color w:val="1155CC"/>
-          <w:sz w:val="16"/>
-          <w:szCs w:val="16"/>
-        </w:rPr>
-        <w:t xml:space="preserve">: </w:t>
-      </w:r>
-      <w:r>
-        <w:rPr>
-          <w:color w:val="1155CC"/>
-          <w:sz w:val="16"/>
-          <w:szCs w:val="16"/>
-        </w:rPr>
-        <w:t>이질</w:t>
-      </w:r>
-      <w:r>
-        <w:rPr>
-          <w:color w:val="1155CC"/>
-          <w:sz w:val="16"/>
-          <w:szCs w:val="16"/>
-        </w:rPr>
-        <w:t xml:space="preserve"> </w:t>
-      </w:r>
-      <w:r>
-        <w:rPr>
-          <w:color w:val="1155CC"/>
-          <w:sz w:val="16"/>
-          <w:szCs w:val="16"/>
-        </w:rPr>
-        <w:t>용량을</w:t>
-      </w:r>
-      <w:r>
-        <w:rPr>
-          <w:color w:val="1155CC"/>
-          <w:sz w:val="16"/>
-          <w:szCs w:val="16"/>
-        </w:rPr>
-        <w:t xml:space="preserve"> </w:t>
-      </w:r>
-      <w:r>
-        <w:rPr>
-          <w:color w:val="1155CC"/>
-          <w:sz w:val="16"/>
-          <w:szCs w:val="16"/>
-        </w:rPr>
-        <w:t>뺀</w:t>
-      </w:r>
-      <w:r>
-        <w:rPr>
-          <w:color w:val="1155CC"/>
-          <w:sz w:val="16"/>
-          <w:szCs w:val="16"/>
-        </w:rPr>
-        <w:t xml:space="preserve"> </w:t>
-      </w:r>
-      <w:r>
-        <w:rPr>
-          <w:color w:val="1155CC"/>
-          <w:sz w:val="16"/>
-          <w:szCs w:val="16"/>
-        </w:rPr>
-        <w:t>탓에</w:t>
-      </w:r>
-      <w:r>
-        <w:rPr>
-          <w:color w:val="1155CC"/>
-          <w:sz w:val="16"/>
-          <w:szCs w:val="16"/>
-        </w:rPr>
-        <w:t xml:space="preserve"> "</w:t>
-      </w:r>
-      <w:r>
-        <w:rPr>
-          <w:color w:val="1155CC"/>
-          <w:sz w:val="16"/>
-          <w:szCs w:val="16"/>
-        </w:rPr>
-        <w:t>캘리포니아만</w:t>
-      </w:r>
-      <w:r>
-        <w:rPr>
-          <w:color w:val="1155CC"/>
-          <w:sz w:val="16"/>
-          <w:szCs w:val="16"/>
-        </w:rPr>
-        <w:t xml:space="preserve"> </w:t>
-      </w:r>
-      <w:r>
-        <w:rPr>
-          <w:color w:val="1155CC"/>
-          <w:sz w:val="16"/>
-          <w:szCs w:val="16"/>
-        </w:rPr>
-        <w:t>상대적으로</w:t>
-      </w:r>
-      <w:r>
-        <w:rPr>
-          <w:color w:val="1155CC"/>
-          <w:sz w:val="16"/>
-          <w:szCs w:val="16"/>
-        </w:rPr>
-        <w:t xml:space="preserve"> </w:t>
-      </w:r>
-      <w:r>
-        <w:rPr>
-          <w:color w:val="1155CC"/>
-          <w:sz w:val="16"/>
-          <w:szCs w:val="16"/>
-        </w:rPr>
-        <w:t>여유롭다</w:t>
-      </w:r>
-      <w:r>
-        <w:rPr>
-          <w:color w:val="1155CC"/>
-          <w:sz w:val="16"/>
-          <w:szCs w:val="16"/>
-        </w:rPr>
-        <w:t>"</w:t>
-      </w:r>
-      <w:r>
-        <w:rPr>
-          <w:color w:val="1155CC"/>
-          <w:sz w:val="16"/>
-          <w:szCs w:val="16"/>
-        </w:rPr>
-        <w:t>는</w:t>
-      </w:r>
-      <w:r>
-        <w:rPr>
-          <w:color w:val="1155CC"/>
-          <w:sz w:val="16"/>
-          <w:szCs w:val="16"/>
-        </w:rPr>
-        <w:t xml:space="preserve"> </w:t>
-      </w:r>
-      <w:r>
-        <w:rPr>
-          <w:color w:val="1155CC"/>
-          <w:sz w:val="16"/>
-          <w:szCs w:val="16"/>
-        </w:rPr>
-        <w:t>전제가</w:t>
-      </w:r>
-      <w:r>
-        <w:rPr>
-          <w:color w:val="1155CC"/>
-          <w:sz w:val="16"/>
-          <w:szCs w:val="16"/>
-        </w:rPr>
-        <w:t xml:space="preserve"> </w:t>
-      </w:r>
-      <w:r>
-        <w:rPr>
-          <w:color w:val="1155CC"/>
-          <w:sz w:val="16"/>
-          <w:szCs w:val="16"/>
-        </w:rPr>
-        <w:t>사라짐</w:t>
-      </w:r>
-      <w:r>
-        <w:rPr>
-          <w:color w:val="1155CC"/>
-          <w:sz w:val="16"/>
-          <w:szCs w:val="16"/>
-        </w:rPr>
-        <w:t>)</w:t>
-      </w:r>
-      <w:r>
-        <w:rPr>
-          <w:color w:val="1155CC"/>
-          <w:sz w:val="16"/>
-          <w:szCs w:val="16"/>
-        </w:rPr>
-        <w:br/>
+        <w:t xml:space="preserve">용량이 시간 이동의 몫에 미치는 영향은 뚜렷하다. 리전 용량을 좁힐수록(피크 대비 0.5배까지) 시간 이동의 기여는 무제약일 때의 8.95%포인트에서 1.20%포인트로 줄어든다(§6.5, 표 5). 용량이 좁을수록 배치가 끝난 뒤 남는 여지 자체가 줄어, 시간 이동이 활용할 수 있는 몫도 함께 줄기 때문이다. </w:t>
       </w:r>
       <w:hyperlink r:id="rId26">
         <w:r>
@@ -5157,7 +4504,7 @@
         <w:jc w:val="left"/>
       </w:pPr>
       <w:r>
-        <w:t xml:space="preserve">1년치 실측 탄소집약도 데이터를 사용한 시뮬레이션에서 총 배출량이 62.94% 감소하였다. 공간 이동과 온라인 용량 인지 시간 이동을 결합한 결과로, 작업 146,000건 전량이 마감 이내에 처리되어 마감 위반은 발생하지 않았다.</w:t>
+        <w:t xml:space="preserve">1년치 실측 탄소집약도 데이터를 사용한 시뮬레이션에서 총 배출량이 63.03% 감소하였다. 공간 이동과 온라인 용량 인지 시간 이동을 결합한 결과로, 작업 146,000건 전량이 마감 이내에 처리되어 마감 위반은 발생하지 않았다.</w:t>
       </w:r>
     </w:p>
     <w:p>
@@ -31587,7 +30934,7 @@
                 <w:sz w:val="16"/>
                 <w:szCs w:val="16"/>
               </w:rPr>
-              <w:t>10,830.4</w:t>
+              <w:t>10,805.0</w:t>
             </w:r>
           </w:p>
         </w:tc>
@@ -31604,7 +30951,7 @@
                 <w:sz w:val="16"/>
                 <w:szCs w:val="16"/>
               </w:rPr>
-              <w:t>−62.94</w:t>
+              <w:t>−63.03</w:t>
             </w:r>
           </w:p>
         </w:tc>
@@ -31621,7 +30968,7 @@
                 <w:sz w:val="16"/>
                 <w:szCs w:val="16"/>
               </w:rPr>
-              <w:t>−6.09</w:t>
+              <w:t>−6.18</w:t>
             </w:r>
           </w:p>
         </w:tc>
@@ -32208,7 +31555,7 @@
                 <w:sz w:val="16"/>
                 <w:szCs w:val="16"/>
               </w:rPr>
-              <w:t>2,541.5</w:t>
+              <w:t>1,692.8</w:t>
             </w:r>
           </w:p>
         </w:tc>
@@ -32225,7 +31572,7 @@
                 <w:sz w:val="16"/>
                 <w:szCs w:val="16"/>
               </w:rPr>
-              <w:t>95.85</w:t>
+              <w:t>93.79</w:t>
             </w:r>
           </w:p>
         </w:tc>
@@ -32292,7 +31639,7 @@
                 <w:sz w:val="16"/>
                 <w:szCs w:val="16"/>
               </w:rPr>
-              <w:t>110.1</w:t>
+              <w:t>111.9</w:t>
             </w:r>
           </w:p>
         </w:tc>
@@ -32309,7 +31656,7 @@
                 <w:sz w:val="16"/>
                 <w:szCs w:val="16"/>
               </w:rPr>
-              <w:t>4.15</w:t>
+              <w:t>6.20</w:t>
             </w:r>
           </w:p>
         </w:tc>
@@ -32569,351 +31916,11 @@
     </w:tbl>
     <w:p/>
     <w:p>
-      <w:r>
-        <w:t>절감의</w:t>
-      </w:r>
-      <w:r>
-        <w:t xml:space="preserve"> 95.85%</w:t>
-      </w:r>
-      <w:r>
-        <w:t>가</w:t>
-      </w:r>
-      <w:r>
-        <w:t xml:space="preserve"> k=1 </w:t>
-      </w:r>
-      <w:r>
-        <w:t>한</w:t>
-      </w:r>
-      <w:r>
-        <w:t xml:space="preserve"> </w:t>
-      </w:r>
-      <w:r>
-        <w:t>등급에서</w:t>
-      </w:r>
-      <w:r>
-        <w:t xml:space="preserve"> </w:t>
-      </w:r>
-      <w:r>
-        <w:t>나온다</w:t>
-      </w:r>
-      <w:r>
-        <w:t xml:space="preserve">. k=3 </w:t>
-      </w:r>
-      <w:r>
-        <w:t>이하는</w:t>
-      </w:r>
-      <w:r>
-        <w:t xml:space="preserve"> </w:t>
-      </w:r>
-      <w:r>
-        <w:t>지연</w:t>
-      </w:r>
-      <w:r>
-        <w:t xml:space="preserve"> </w:t>
-      </w:r>
-      <w:r>
-        <w:t>예산이</w:t>
-      </w:r>
-      <w:r>
-        <w:t xml:space="preserve"> </w:t>
-      </w:r>
-      <w:r>
-        <w:t>슬롯</w:t>
-      </w:r>
-      <w:r>
-        <w:t xml:space="preserve"> </w:t>
-      </w:r>
-      <w:r>
-        <w:t>길이인</w:t>
-      </w:r>
-      <w:r>
-        <w:t xml:space="preserve"> 1</w:t>
-      </w:r>
-      <w:r>
-        <w:t>시간보다</w:t>
-      </w:r>
-      <w:r>
-        <w:t xml:space="preserve"> </w:t>
-      </w:r>
-      <w:r>
-        <w:t>짧아</w:t>
-      </w:r>
-      <w:r>
-        <w:t xml:space="preserve"> </w:t>
-      </w:r>
-      <w:r>
-        <w:t>옮길</w:t>
-      </w:r>
-      <w:r>
-        <w:t xml:space="preserve"> </w:t>
-      </w:r>
-      <w:r>
-        <w:t>슬롯이</w:t>
-      </w:r>
-      <w:r>
-        <w:t xml:space="preserve"> </w:t>
-      </w:r>
-      <w:r>
-        <w:t>애초에</w:t>
-      </w:r>
-      <w:r>
-        <w:t xml:space="preserve"> </w:t>
-      </w:r>
-      <w:r>
-        <w:t>존재하지</w:t>
-      </w:r>
-      <w:r>
-        <w:t xml:space="preserve"> </w:t>
-      </w:r>
-      <w:r>
-        <w:t>않으므로</w:t>
-      </w:r>
-      <w:r>
-        <w:t xml:space="preserve"> </w:t>
-      </w:r>
-      <w:r>
-        <w:t>절감이</w:t>
-      </w:r>
-      <w:r>
-        <w:t xml:space="preserve"> </w:t>
-      </w:r>
-      <w:r>
-        <w:t>정확히</w:t>
-      </w:r>
-      <w:r>
-        <w:t xml:space="preserve"> 0</w:t>
-      </w:r>
-      <w:r>
-        <w:t>이다</w:t>
-      </w:r>
-      <w:r>
-        <w:t xml:space="preserve">. </w:t>
-      </w:r>
-      <w:r>
-        <w:t>이들이</w:t>
-      </w:r>
-      <w:r>
-        <w:t xml:space="preserve"> </w:t>
-      </w:r>
-      <w:r>
-        <w:t>전체</w:t>
-      </w:r>
-      <w:r>
-        <w:t xml:space="preserve"> </w:t>
-      </w:r>
-      <w:r>
-        <w:t>작업의</w:t>
-      </w:r>
-      <w:r>
-        <w:t xml:space="preserve"> 60.1%</w:t>
-      </w:r>
-      <w:r>
-        <w:t>인</w:t>
-      </w:r>
-      <w:r>
-        <w:t xml:space="preserve"> </w:t>
-      </w:r>
-      <w:r>
-        <w:lastRenderedPageBreak/>
-        <w:t>87,712</w:t>
-      </w:r>
-      <w:r>
-        <w:t>건이다</w:t>
-      </w:r>
-      <w:r>
-        <w:t xml:space="preserve">. </w:t>
-      </w:r>
-      <w:r>
-        <w:t>즉</w:t>
-      </w:r>
-      <w:r>
-        <w:t xml:space="preserve"> </w:t>
-      </w:r>
-      <w:r>
-        <w:t>본</w:t>
-      </w:r>
-      <w:r>
-        <w:t xml:space="preserve"> </w:t>
-      </w:r>
-      <w:r>
-        <w:t>시스템의</w:t>
-      </w:r>
-      <w:r>
-        <w:t xml:space="preserve"> </w:t>
-      </w:r>
-      <w:r>
-        <w:t>시간</w:t>
-      </w:r>
-      <w:r>
-        <w:t xml:space="preserve"> </w:t>
-      </w:r>
-      <w:r>
-        <w:t>이동은</w:t>
-      </w:r>
-      <w:r>
-        <w:t xml:space="preserve"> </w:t>
-      </w:r>
-      <w:r>
-        <w:t>전체</w:t>
-      </w:r>
-      <w:r>
-        <w:t xml:space="preserve"> </w:t>
-      </w:r>
-      <w:r>
-        <w:t>작업의</w:t>
-      </w:r>
-      <w:r>
-        <w:t xml:space="preserve"> 40%</w:t>
-      </w:r>
-      <w:r>
-        <w:t>에만</w:t>
-      </w:r>
-      <w:r>
-        <w:t xml:space="preserve"> </w:t>
-      </w:r>
-      <w:r>
-        <w:t>작동하며</w:t>
-      </w:r>
-      <w:r>
-        <w:t xml:space="preserve">, </w:t>
-      </w:r>
-      <w:r>
-        <w:t>그중에서도</w:t>
-      </w:r>
-      <w:r>
-        <w:t xml:space="preserve"> </w:t>
-      </w:r>
-      <w:r>
-        <w:t>여유가</w:t>
-      </w:r>
-      <w:r>
-        <w:t xml:space="preserve"> </w:t>
-      </w:r>
-      <w:r>
-        <w:t>가장</w:t>
-      </w:r>
-      <w:r>
-        <w:t xml:space="preserve"> </w:t>
-      </w:r>
-      <w:r>
-        <w:t>큰</w:t>
-      </w:r>
-      <w:r>
-        <w:t xml:space="preserve"> </w:t>
-      </w:r>
-      <w:r>
-        <w:t>등급이</w:t>
-      </w:r>
-      <w:r>
-        <w:t xml:space="preserve"> </w:t>
-      </w:r>
-      <w:r>
-        <w:t>대부분의</w:t>
-      </w:r>
-      <w:r>
-        <w:t xml:space="preserve"> </w:t>
-      </w:r>
-      <w:r>
-        <w:t>절감을</w:t>
-      </w:r>
-      <w:r>
-        <w:t xml:space="preserve"> </w:t>
-      </w:r>
-      <w:r>
-        <w:t>만든다</w:t>
-      </w:r>
-      <w:r>
-        <w:t xml:space="preserve">. </w:t>
-      </w:r>
-      <w:r>
-        <w:t>슬롯</w:t>
-      </w:r>
-      <w:r>
-        <w:t xml:space="preserve"> </w:t>
-      </w:r>
-      <w:r>
-        <w:t>길이를</w:t>
-      </w:r>
-      <w:r>
-        <w:t xml:space="preserve"> </w:t>
-      </w:r>
-      <w:r>
-        <w:t>줄이면</w:t>
-      </w:r>
-      <w:r>
-        <w:t xml:space="preserve"> k=3 </w:t>
-      </w:r>
-      <w:r>
-        <w:t>이하도</w:t>
-      </w:r>
-      <w:r>
-        <w:t xml:space="preserve"> </w:t>
-      </w:r>
-      <w:r>
-        <w:t>대상이</w:t>
-      </w:r>
-      <w:r>
-        <w:t xml:space="preserve"> </w:t>
-      </w:r>
-      <w:r>
-        <w:t>될</w:t>
-      </w:r>
-      <w:r>
-        <w:t xml:space="preserve"> </w:t>
-      </w:r>
-      <w:r>
-        <w:t>수</w:t>
-      </w:r>
-      <w:r>
-        <w:t xml:space="preserve"> </w:t>
-      </w:r>
-      <w:r>
-        <w:t>있으나</w:t>
-      </w:r>
-      <w:r>
-        <w:t xml:space="preserve"> </w:t>
-      </w:r>
-      <w:r>
-        <w:t>정수</w:t>
-      </w:r>
-      <w:r>
-        <w:t xml:space="preserve"> </w:t>
-      </w:r>
-      <w:r>
-        <w:t>계획</w:t>
-      </w:r>
-      <w:r>
-        <w:t xml:space="preserve"> </w:t>
-      </w:r>
-      <w:r>
-        <w:t>문제를</w:t>
-      </w:r>
-      <w:r>
-        <w:t xml:space="preserve"> </w:t>
-      </w:r>
-      <w:r>
-        <w:t>푸는</w:t>
-      </w:r>
-      <w:r>
-        <w:t xml:space="preserve"> </w:t>
-      </w:r>
-      <w:r>
-        <w:t>횟수가</w:t>
-      </w:r>
-      <w:r>
-        <w:t xml:space="preserve"> </w:t>
-      </w:r>
-      <w:r>
-        <w:t>그만큼</w:t>
-      </w:r>
-      <w:r>
-        <w:t xml:space="preserve"> </w:t>
-      </w:r>
-      <w:r>
-        <w:t>늘어난다</w:t>
-      </w:r>
-      <w:r>
-        <w:t>.</w:t>
+      <w:pPr>
+        <w:jc w:val="left"/>
+      </w:pPr>
+      <w:r>
+        <w:t xml:space="preserve">절감의 93.79%가 k=1 한 등급에서 나오고 6.20%가 k=2에서 나온다. k=3 이하는 지연 예산이 슬롯 길이인 1시간보다 짧아 옮길 슬롯이 거의 없어, 셋을 합쳐도 절감은 0.1kg에 그친다. 이들이 전체 작업의 60.1%인 87,712건이다. 즉 본 시스템의 시간 이동은 절감의 대부분을 여유가 가장 큰 두 등급(k=1, k=2)에서 만든다. 슬롯 길이를 줄이면 k=3 이하의 기여도 늘어날 수 있으나 정수 계획 문제를 푸는 횟수가 그만큼 늘어난다.</w:t>
       </w:r>
     </w:p>
     <w:p>
@@ -33238,443 +32245,20 @@
     </w:p>
     <w:p/>
     <w:p>
-      <w:r>
-        <w:t>공간</w:t>
-      </w:r>
-      <w:r>
-        <w:t xml:space="preserve"> </w:t>
-      </w:r>
-      <w:r>
-        <w:t>이동만</w:t>
-      </w:r>
-      <w:r>
-        <w:t xml:space="preserve"> </w:t>
-      </w:r>
-      <w:r>
-        <w:t>적용한</w:t>
-      </w:r>
-      <w:r>
-        <w:t xml:space="preserve"> </w:t>
-      </w:r>
-      <w:r>
-        <w:t>단계에서는</w:t>
-      </w:r>
-      <w:r>
-        <w:t xml:space="preserve"> 8</w:t>
-      </w:r>
-      <w:r>
-        <w:t>개</w:t>
-      </w:r>
-      <w:r>
-        <w:t xml:space="preserve"> </w:t>
-      </w:r>
-      <w:r>
-        <w:t>리전</w:t>
-      </w:r>
-      <w:r>
-        <w:t xml:space="preserve"> </w:t>
-      </w:r>
-      <w:r>
-        <w:t>전부가</w:t>
-      </w:r>
-      <w:r>
-        <w:t xml:space="preserve"> </w:t>
-      </w:r>
-      <w:r>
-        <w:t>유효</w:t>
-      </w:r>
-      <w:r>
-        <w:t xml:space="preserve"> </w:t>
-      </w:r>
-      <w:r>
-        <w:t>상한인</w:t>
-      </w:r>
-      <w:r>
-        <w:t xml:space="preserve"> 12</w:t>
-      </w:r>
-      <w:r>
-        <w:t>건</w:t>
-      </w:r>
-      <w:r>
-        <w:t xml:space="preserve"> </w:t>
-      </w:r>
-      <w:r>
-        <w:t>이하를</w:t>
-      </w:r>
-      <w:r>
-        <w:t xml:space="preserve"> </w:t>
-      </w:r>
-      <w:r>
-        <w:t>유지한다</w:t>
-      </w:r>
-      <w:r>
-        <w:t xml:space="preserve">. </w:t>
-      </w:r>
-      <w:r>
-        <w:t>이는</w:t>
-      </w:r>
-      <w:r>
-        <w:t xml:space="preserve"> </w:t>
-      </w:r>
-      <w:r>
-        <w:t>구조적</w:t>
-      </w:r>
-      <w:r>
-        <w:t xml:space="preserve"> </w:t>
-      </w:r>
-      <w:r>
-        <w:t>결과다</w:t>
-      </w:r>
-      <w:r>
-        <w:t xml:space="preserve">. </w:t>
-      </w:r>
-      <w:r>
-        <w:t>로드밸런서는</w:t>
-      </w:r>
-      <w:r>
-        <w:t xml:space="preserve"> </w:t>
-      </w:r>
-      <w:r>
-        <w:t>슬롯</w:t>
-      </w:r>
-      <w:r>
-        <w:t xml:space="preserve"> </w:t>
-      </w:r>
-      <w:r>
-        <w:t>시작</w:t>
-      </w:r>
-      <w:r>
-        <w:t xml:space="preserve"> </w:t>
-      </w:r>
-      <w:r>
-        <w:t>시점에</w:t>
-      </w:r>
-      <w:r>
-        <w:t xml:space="preserve"> </w:t>
-      </w:r>
-      <w:r>
-        <w:t>아직</w:t>
-      </w:r>
-      <w:r>
-        <w:t xml:space="preserve"> </w:t>
-      </w:r>
-      <w:r>
-        <w:t>종료하지</w:t>
-      </w:r>
-      <w:r>
-        <w:t xml:space="preserve"> </w:t>
-      </w:r>
-      <w:r>
-        <w:t>않은</w:t>
-      </w:r>
-      <w:r>
-        <w:t xml:space="preserve"> </w:t>
-      </w:r>
-      <w:r>
-        <w:t>작업</w:t>
-      </w:r>
-      <w:r>
-        <w:t xml:space="preserve"> </w:t>
-      </w:r>
-      <w:r>
-        <w:t>수와</w:t>
-      </w:r>
-      <w:r>
-        <w:t xml:space="preserve"> </w:t>
-      </w:r>
-      <w:r>
-        <w:t>신규</w:t>
-      </w:r>
-      <w:r>
-        <w:t xml:space="preserve"> </w:t>
-      </w:r>
-      <w:r>
-        <w:t>배정</w:t>
-      </w:r>
-      <w:r>
-        <w:t xml:space="preserve"> </w:t>
-      </w:r>
-      <w:r>
-        <w:t>수의</w:t>
-      </w:r>
-      <w:r>
-        <w:t xml:space="preserve"> </w:t>
-      </w:r>
-      <w:r>
-        <w:t>합을</w:t>
-      </w:r>
-      <w:r>
-        <w:t xml:space="preserve"> </w:t>
-      </w:r>
-      <w:r>
-        <w:t>상한</w:t>
-      </w:r>
-      <w:r>
-        <w:t xml:space="preserve"> </w:t>
-      </w:r>
-      <w:r>
-        <w:t>이하로</w:t>
-      </w:r>
-      <w:r>
-        <w:t xml:space="preserve"> </w:t>
-      </w:r>
-      <w:r>
-        <w:t>제약하며</w:t>
-      </w:r>
-      <w:r>
-        <w:t xml:space="preserve">, </w:t>
-      </w:r>
-      <w:r>
-        <w:t>실행</w:t>
-      </w:r>
-      <w:r>
-        <w:t xml:space="preserve"> </w:t>
-      </w:r>
-      <w:r>
-        <w:t>중</w:t>
-      </w:r>
-      <w:r>
-        <w:t xml:space="preserve"> </w:t>
-      </w:r>
-      <w:r>
-        <w:t>작업의</w:t>
-      </w:r>
-      <w:r>
-        <w:t xml:space="preserve"> </w:t>
-      </w:r>
-      <w:r>
-        <w:t>반환이</w:t>
-      </w:r>
-      <w:r>
-        <w:t xml:space="preserve"> </w:t>
-      </w:r>
-      <w:r>
-        <w:t>실제</w:t>
-      </w:r>
-      <w:r>
-        <w:t xml:space="preserve"> </w:t>
-      </w:r>
-      <w:r>
-        <w:t>종료보다</w:t>
-      </w:r>
-      <w:r>
-        <w:t xml:space="preserve"> </w:t>
-      </w:r>
-      <w:r>
-        <w:t>이르지</w:t>
-      </w:r>
-      <w:r>
-        <w:t xml:space="preserve"> </w:t>
-      </w:r>
-      <w:r>
-        <w:t>않으므로</w:t>
-      </w:r>
-      <w:r>
-        <w:t xml:space="preserve"> </w:t>
-      </w:r>
-      <w:r>
-        <w:t>슬롯</w:t>
-      </w:r>
-      <w:r>
-        <w:t xml:space="preserve"> </w:t>
-      </w:r>
-      <w:r>
-        <w:t>내</w:t>
-      </w:r>
-      <w:r>
-        <w:t xml:space="preserve"> </w:t>
-      </w:r>
-      <w:r>
-        <w:t>어느</w:t>
-      </w:r>
-      <w:r>
-        <w:t xml:space="preserve"> </w:t>
-      </w:r>
-      <w:r>
-        <w:t>시각에도</w:t>
-      </w:r>
-      <w:r>
-        <w:t xml:space="preserve"> </w:t>
-      </w:r>
-      <w:r>
-        <w:t>상한을</w:t>
-      </w:r>
-      <w:r>
-        <w:t xml:space="preserve"> </w:t>
-      </w:r>
-      <w:r>
-        <w:t>넘을</w:t>
-      </w:r>
-      <w:r>
-        <w:t xml:space="preserve"> </w:t>
-      </w:r>
-      <w:r>
-        <w:t>수</w:t>
-      </w:r>
-      <w:r>
-        <w:t xml:space="preserve"> </w:t>
-      </w:r>
-      <w:r>
-        <w:t>없다</w:t>
-      </w:r>
-      <w:r>
-        <w:t xml:space="preserve">. </w:t>
-      </w:r>
-      <w:r>
-        <w:t>시간</w:t>
-      </w:r>
-      <w:r>
-        <w:t xml:space="preserve"> </w:t>
-      </w:r>
-      <w:r>
-        <w:t>이동을</w:t>
-      </w:r>
-      <w:r>
-        <w:t xml:space="preserve"> </w:t>
-      </w:r>
-      <w:r>
-        <w:t>적용하면</w:t>
-      </w:r>
-      <w:r>
-        <w:t xml:space="preserve"> </w:t>
-      </w:r>
-      <w:r>
-        <w:t>프랑스와</w:t>
-      </w:r>
-      <w:r>
-        <w:t xml:space="preserve"> </w:t>
-      </w:r>
-      <w:r>
-        <w:t>캘리포니아에서</w:t>
-      </w:r>
-      <w:r>
-        <w:t xml:space="preserve"> 41</w:t>
-      </w:r>
-      <w:r>
-        <w:t>건에</w:t>
-      </w:r>
-      <w:r>
-        <w:t xml:space="preserve"> </w:t>
-      </w:r>
-      <w:r>
-        <w:t>이르러</w:t>
-      </w:r>
-      <w:r>
-        <w:t xml:space="preserve"> </w:t>
-      </w:r>
-      <w:r>
-        <w:t>상한의</w:t>
-      </w:r>
-      <w:r>
-        <w:t xml:space="preserve"> 3.4</w:t>
-      </w:r>
-      <w:r>
-        <w:t>배가</w:t>
-      </w:r>
-      <w:r>
-        <w:t xml:space="preserve"> </w:t>
-      </w:r>
-      <w:r>
-        <w:t>되고</w:t>
-      </w:r>
-      <w:r>
-        <w:t xml:space="preserve">, </w:t>
-      </w:r>
-      <w:r>
-        <w:t>연중</w:t>
-      </w:r>
-      <w:r>
-        <w:t xml:space="preserve"> </w:t>
-      </w:r>
-      <w:r>
-        <w:t>각각</w:t>
-      </w:r>
-      <w:r>
-        <w:t xml:space="preserve"> 622</w:t>
-      </w:r>
-      <w:r>
-        <w:t>시간과</w:t>
-      </w:r>
-      <w:r>
-        <w:t xml:space="preserve"> 867</w:t>
-      </w:r>
-      <w:r>
-        <w:t>시간</w:t>
-      </w:r>
-      <w:r>
-        <w:t xml:space="preserve"> </w:t>
-      </w:r>
-      <w:r>
-        <w:t>동안</w:t>
-      </w:r>
-      <w:r>
-        <w:t xml:space="preserve"> </w:t>
-      </w:r>
-      <w:r>
-        <w:t>상한을</w:t>
-      </w:r>
-      <w:r>
-        <w:t xml:space="preserve"> </w:t>
-      </w:r>
-      <w:r>
-        <w:t>초과한다</w:t>
-      </w:r>
-      <w:r>
-        <w:t xml:space="preserve">. </w:t>
-      </w:r>
-      <w:r>
-        <w:t>나머지</w:t>
-      </w:r>
-      <w:r>
-        <w:t xml:space="preserve"> </w:t>
-      </w:r>
-      <w:r>
-        <w:t>리전의</w:t>
-      </w:r>
-      <w:r>
-        <w:t xml:space="preserve"> </w:t>
-      </w:r>
-      <w:r>
-        <w:t>초과는</w:t>
-      </w:r>
-      <w:r>
-        <w:t xml:space="preserve"> 31</w:t>
-      </w:r>
-      <w:r>
-        <w:t>시간</w:t>
-      </w:r>
-      <w:r>
-        <w:t xml:space="preserve"> </w:t>
-      </w:r>
-      <w:r>
-        <w:t>이하이고</w:t>
-      </w:r>
-      <w:r>
-        <w:t xml:space="preserve"> </w:t>
-      </w:r>
-      <w:r>
-        <w:t>인도에서는</w:t>
-      </w:r>
-      <w:r>
-        <w:t xml:space="preserve"> </w:t>
-      </w:r>
-      <w:r>
-        <w:t>발생하지</w:t>
-      </w:r>
-      <w:r>
-        <w:t xml:space="preserve"> </w:t>
-      </w:r>
-      <w:r>
-        <w:t>않는다</w:t>
-      </w:r>
-      <w:r>
-        <w:t>.</w:t>
+      <w:pPr>
+        <w:jc w:val="left"/>
+      </w:pPr>
+      <w:r>
+        <w:t xml:space="preserve">공간 이동만 적용한 단계에서는 8개 리전 전부가 유효 상한인 12건 이하를 유지한다. 이는 구조적 결과다. 로드밸런서는 슬롯 시작 시점에 아직 종료하지 않은 작업 수와 신규 배정 수의 합을 상한 이하로 제약하며, 실행 중 작업의 반환이 실제 종료보다 이르지 않으므로 슬롯 내 어느 시각에도 상한을 넘을 수 없다. 시간 이동을 적용하면 프랑스와 캘리포니아에서 41건에 이르러 상한의 3.4배가 되고, 연중 각각 622시간과 867시간 동안 상한을 초과한다. 나머지 6개 리전은 초과가 전혀 없다(최댓값 0.00시간).</w:t>
       </w:r>
     </w:p>
     <w:p/>
     <w:p>
-      <w:r>
-        <w:t xml:space="preserve">두 리전의 성격은 상반된다. 캘리포니아는 초과 슬롯의 77.7%가 19시부터 21시까지 세 시간에 몰리는 반면(균등 분포라면 12.5%), 프랑스는 상위 세 시간대가 30.2%로 분산되어 있다. 탄소집약도 사분위 범위도 캘리포니아가 86에서 208, 프랑스가 5에서 18로 크게 다르다. 캘리포니아의 초과는 태양광이 만드는 좁은 저탄소 시간대로의 집중이고, 프랑스의 초과는 리전 전체가 항상 낮아 물량이 몰리는 것이다.</w:t>
+      <w:pPr>
+        <w:jc w:val="left"/>
+      </w:pPr>
+      <w:r>
+        <w:t xml:space="preserve">두 리전의 성격은 상반된다. 캘리포니아는 초과 슬롯의 91.38%가 19시부터 21시까지 세 시간에 집중되고(균등 분포라면 12.5%), 좁게는 19시와 20시 두 시간만으로도 82.15%를 차지한다. 프랑스는 상위 세 시간대가 30.2%로 분산되어 있다. 탄소집약도 사분위 범위도 캘리포니아가 86에서 208, 프랑스가 5에서 18로 크게 다르다. 캘리포니아의 초과는 태양광이 만드는 좁은 저탄소 시간대로의 집중이고, 프랑스의 초과는 리전 전체가 항상 낮아 물량이 몰리는 것이다.</w:t>
       </w:r>
     </w:p>
     <w:p/>
@@ -34959,7 +33543,7 @@
     </w:p>
     <w:p>
       <w:r>
-        <w:t>이 하한이 보여주는 손해를 줄이기 위해 용량 인지 온라인 시간 이동을 구현했다. 슬롯별로 리전 점유량을 추적하여 상한에 도달한 슬롯을 후보에서 미리 제외하는 방식이다. 그 결과 총 배출량은 10,830.4 kg, 기준 대비 62.94% 감소로, 순진한 하한(59.37%)보다 3.57%p 더 절감하면서 상한 위반을 대부분 제거한다 — 최대 동시 실행이 41건에서 19건으로, 캘리포니아의 초과 시간이 866.9시간에서 12시간으로, 프랑스는 622.4시간에서 23시간으로 줄어든다(표2 ④행). 남은 상한 위반 배정 662건은 전량 마감이 임박해 미룰 수 없는 작업(강제 편입 411건, 즉시 실행 경로 251건)에서 비롯되며, 알고리즘의 결함이 아니다. 즉 본 절의 두 실험은 한 쌍이다 — 앞서 잰 것은 아무 것도 하지 않았을 때의 하한이고, 이 결과는 그 손해의 대부분을 실제로 되찾을 수 있음을 보인 것이다.</w:t>
+        <w:t>이 하한이 보여주는 손해를 줄이기 위해 용량 인지 온라인 시간 이동을 구현했다. 슬롯별로 리전 점유량을 추적하여 상한에 도달한 슬롯을 후보에서 미리 제외하는 방식이다. 그 결과 총 배출량은 10,805.0 kg, 기준 대비 63.03% 감소로, 순진한 하한(59.37%)보다 3.66%p 더 절감하면서 상한 위반을 대부분 제거한다 — 최대 동시 실행이 41건에서 17건으로, 캘리포니아의 초과 시간이 866.9시간에서 7.25시간으로, 프랑스는 622.4시간에서 0.91시간으로 줄어든다(표2 ④행). 남은 상한 위반 배정 227건은 전량 마감이 임박해 미룰 수 없는 작업(강제 편입 106건, 즉시 실행 경로 121건)에서 비롯되며, 알고리즘의 결함이 아니다. 즉 본 절의 두 실험은 한 쌍이다 — 앞서 잰 것은 아무 것도 하지 않았을 때의 하한이고, 이 결과는 그 손해의 대부분을 실제로 되찾을 수 있음을 보인 것이다.</w:t>
       </w:r>
     </w:p>
     <w:p>
@@ -35025,15 +33609,15 @@
           <w:sz w:val="18"/>
           <w:szCs w:val="18"/>
         </w:rPr>
-        <w:t xml:space="preserve">그림 5. 시간 이동 전후 캘리포니아 리전의 동시 실행 수 — 용량을 무시하면 상한(12건)의 3.4배인 41건까지 몰리고, 온라인 용량 인지(Algorithm 1)로 19건까지 억제된다.</w:t>
-      </w:r>
-    </w:p>
-    <w:p>
-      <w:pPr>
-        <w:jc w:val="left"/>
-      </w:pPr>
-      <w:r>
-        <w:t xml:space="preserve">그림 5는 시간 이동을 용량 제약 없이 적용했을 때(무제약)와 온라인 용량 인지 알고리즘을 적용했을 때(온라인) 캘리포니아 리전의 시간별 동시 실행 수를 비교한 것이다. 무제약에서는 상한(12건)의 3.4배인 41건까지 몰리지만, 온라인 용량 인지는 이를 19건까지 억제한다.</w:t>
+        <w:t xml:space="preserve">그림 5. 시간 이동 전후 캘리포니아 리전의 동시 실행 수 — 용량을 무시하면 상한(12건)의 3.4배인 41건까지 몰리고, 온라인 용량 인지(Algorithm 1)로 17건까지 억제된다.</w:t>
+      </w:r>
+    </w:p>
+    <w:p>
+      <w:pPr>
+        <w:jc w:val="left"/>
+      </w:pPr>
+      <w:r>
+        <w:t xml:space="preserve">그림 5는 시간 이동을 용량 제약 없이 적용했을 때(무제약)와 온라인 용량 인지 알고리즘을 적용했을 때(온라인) 캘리포니아 리전의 시간별 동시 실행 수를 비교한 것이다. 무제약에서는 상한(12건)의 3.4배인 41건까지 몰리지만, 온라인 용량 인지는 이를 17건까지 억제한다.</w:t>
       </w:r>
     </w:p>
     <w:p/>
@@ -35088,390 +33672,39 @@
         <w:t>스윕</w:t>
       </w:r>
     </w:p>
-    <w:p>
-      <w:r>
-        <w:t>리전</w:t>
-      </w:r>
-      <w:r>
-        <w:t xml:space="preserve"> </w:t>
-      </w:r>
-      <w:r>
-        <w:t>용량을</w:t>
-      </w:r>
-      <w:r>
-        <w:t xml:space="preserve"> </w:t>
-      </w:r>
-      <w:r>
-        <w:t>바꾸어</w:t>
-      </w:r>
-      <w:r>
-        <w:t xml:space="preserve"> </w:t>
-      </w:r>
-      <w:r>
-        <w:t>가며</w:t>
-      </w:r>
-      <w:r>
-        <w:t xml:space="preserve"> </w:t>
-      </w:r>
-      <w:r>
-        <w:t>같은</w:t>
-      </w:r>
-      <w:r>
-        <w:t xml:space="preserve"> </w:t>
-      </w:r>
-      <w:r>
-        <w:t>측정을</w:t>
-      </w:r>
-      <w:r>
-        <w:t xml:space="preserve"> </w:t>
-      </w:r>
-      <w:r>
-        <w:t>반복하였다</w:t>
-      </w:r>
-      <w:r>
-        <w:t xml:space="preserve">. </w:t>
-      </w:r>
-      <w:r>
-        <w:t>여유율은</w:t>
-      </w:r>
-      <w:r>
-        <w:t xml:space="preserve"> 0.8</w:t>
-      </w:r>
-      <w:r>
-        <w:t>로</w:t>
-      </w:r>
-      <w:r>
-        <w:t xml:space="preserve"> </w:t>
-      </w:r>
-      <w:r>
-        <w:t>고정하였다</w:t>
-      </w:r>
-      <w:r>
-        <w:t xml:space="preserve">. </w:t>
-      </w:r>
-      <w:r>
-        <w:t>각</w:t>
-      </w:r>
-      <w:r>
-        <w:t xml:space="preserve"> </w:t>
-      </w:r>
-      <w:r>
-        <w:t>용량에서</w:t>
-      </w:r>
-      <w:r>
-        <w:t xml:space="preserve"> </w:t>
-      </w:r>
-      <w:r>
-        <w:t>공간</w:t>
-      </w:r>
-      <w:r>
-        <w:t xml:space="preserve"> </w:t>
-      </w:r>
-      <w:r>
-        <w:t>이동을</w:t>
-      </w:r>
-      <w:r>
-        <w:t xml:space="preserve"> </w:t>
-      </w:r>
-      <w:r>
-        <w:t>다시</w:t>
-      </w:r>
-      <w:r>
-        <w:t xml:space="preserve"> </w:t>
-      </w:r>
-      <w:r>
-        <w:t>수행하고</w:t>
-      </w:r>
-      <w:r>
-        <w:t xml:space="preserve"> </w:t>
-      </w:r>
-      <w:r>
-        <w:t>시간</w:t>
-      </w:r>
-      <w:r>
-        <w:t xml:space="preserve"> </w:t>
-      </w:r>
-      <w:r>
-        <w:t>이동을</w:t>
-      </w:r>
-      <w:r>
-        <w:t xml:space="preserve"> </w:t>
-      </w:r>
-      <w:r>
-        <w:t>적용한</w:t>
-      </w:r>
-      <w:r>
-        <w:t xml:space="preserve"> </w:t>
-      </w:r>
-      <w:r>
-        <w:t>뒤</w:t>
-      </w:r>
-      <w:r>
-        <w:t xml:space="preserve"> </w:t>
-      </w:r>
-      <w:r>
-        <w:t>앞</w:t>
-      </w:r>
-      <w:r>
-        <w:t xml:space="preserve"> </w:t>
-      </w:r>
-      <w:r>
-        <w:t>절과</w:t>
-      </w:r>
-      <w:r>
-        <w:t xml:space="preserve"> </w:t>
-      </w:r>
-      <w:r>
-        <w:t>동일한</w:t>
-      </w:r>
-      <w:r>
-        <w:t xml:space="preserve"> </w:t>
-      </w:r>
-      <w:r>
-        <w:t>사후</w:t>
-      </w:r>
-      <w:r>
-        <w:t xml:space="preserve"> </w:t>
-      </w:r>
-      <w:r>
-        <w:t>강제를</w:t>
-      </w:r>
-      <w:r>
-        <w:t xml:space="preserve"> </w:t>
-      </w:r>
-      <w:r>
-        <w:t>적용하였다</w:t>
-      </w:r>
-      <w:r>
-        <w:t xml:space="preserve">. </w:t>
-      </w:r>
-      <w:r>
-        <w:t>아울러</w:t>
-      </w:r>
-      <w:r>
-        <w:t xml:space="preserve"> </w:t>
-      </w:r>
-      <w:r>
-        <w:t>되돌린</w:t>
-      </w:r>
-      <w:r>
-        <w:t xml:space="preserve"> </w:t>
-      </w:r>
-      <w:r>
-        <w:t>작업이</w:t>
-      </w:r>
-      <w:r>
-        <w:t xml:space="preserve"> </w:t>
-      </w:r>
-      <w:r>
-        <w:t>마감</w:t>
-      </w:r>
-      <w:r>
-        <w:t xml:space="preserve"> </w:t>
-      </w:r>
-      <w:r>
-        <w:t>이내의</w:t>
-      </w:r>
-      <w:r>
-        <w:t xml:space="preserve"> </w:t>
-      </w:r>
-      <w:r>
-        <w:t>다른</w:t>
-      </w:r>
-      <w:r>
-        <w:t xml:space="preserve"> </w:t>
-      </w:r>
-      <w:r>
-        <w:t>슬롯으로</w:t>
-      </w:r>
-      <w:r>
-        <w:t xml:space="preserve"> </w:t>
-      </w:r>
-      <w:r>
-        <w:t>갈</w:t>
-      </w:r>
-      <w:r>
-        <w:t xml:space="preserve"> </w:t>
-      </w:r>
-      <w:r>
-        <w:t>수</w:t>
-      </w:r>
-      <w:r>
-        <w:t xml:space="preserve"> </w:t>
-      </w:r>
-      <w:r>
-        <w:t>있었는지를</w:t>
-      </w:r>
-      <w:r>
-        <w:t xml:space="preserve"> </w:t>
-      </w:r>
-      <w:r>
-        <w:t>사후</w:t>
-      </w:r>
-      <w:r>
-        <w:t xml:space="preserve"> </w:t>
-      </w:r>
-      <w:r>
-        <w:t>통계로</w:t>
-      </w:r>
-      <w:r>
-        <w:t xml:space="preserve"> </w:t>
-      </w:r>
-      <w:r>
-        <w:t>세어</w:t>
-      </w:r>
-      <w:r>
-        <w:t xml:space="preserve"> </w:t>
-      </w:r>
-      <w:r>
-        <w:t>회수</w:t>
-      </w:r>
-      <w:r>
-        <w:t xml:space="preserve"> </w:t>
-      </w:r>
-      <w:r>
-        <w:t>상한을</w:t>
-      </w:r>
-      <w:r>
-        <w:t xml:space="preserve"> </w:t>
-      </w:r>
-      <w:r>
-        <w:t>추정하였다</w:t>
-      </w:r>
-      <w:r>
-        <w:t xml:space="preserve">. </w:t>
-      </w:r>
-      <w:r>
-        <w:t>여러</w:t>
-      </w:r>
-      <w:r>
-        <w:t xml:space="preserve"> </w:t>
-      </w:r>
-      <w:r>
-        <w:t>작업이</w:t>
-      </w:r>
-      <w:r>
-        <w:t xml:space="preserve"> </w:t>
-      </w:r>
-      <w:r>
-        <w:t>같은</w:t>
-      </w:r>
-      <w:r>
-        <w:t xml:space="preserve"> </w:t>
-      </w:r>
-      <w:r>
-        <w:t>빈</w:t>
-      </w:r>
-      <w:r>
-        <w:t xml:space="preserve"> </w:t>
-      </w:r>
-      <w:r>
-        <w:t>슬롯을</w:t>
-      </w:r>
-      <w:r>
-        <w:t xml:space="preserve"> </w:t>
-      </w:r>
-      <w:r>
-        <w:t>동시에</w:t>
-      </w:r>
-      <w:r>
-        <w:t xml:space="preserve"> </w:t>
-      </w:r>
-      <w:r>
-        <w:t>쓸</w:t>
-      </w:r>
-      <w:r>
-        <w:t xml:space="preserve"> </w:t>
-      </w:r>
-      <w:r>
-        <w:t>수</w:t>
-      </w:r>
-      <w:r>
-        <w:t xml:space="preserve"> </w:t>
-      </w:r>
-      <w:r>
-        <w:t>없으므로</w:t>
-      </w:r>
-      <w:r>
-        <w:t xml:space="preserve"> </w:t>
-      </w:r>
-      <w:r>
-        <w:t>이</w:t>
-      </w:r>
-      <w:r>
-        <w:t xml:space="preserve"> </w:t>
-      </w:r>
-      <w:r>
-        <w:t>값은</w:t>
-      </w:r>
-      <w:r>
-        <w:t xml:space="preserve"> </w:t>
-      </w:r>
-      <w:r>
-        <w:t>느슨한</w:t>
-      </w:r>
-      <w:r>
-        <w:t xml:space="preserve"> </w:t>
-      </w:r>
-      <w:r>
-        <w:t>상한이다</w:t>
-      </w:r>
-      <w:r>
-        <w:t>.</w:t>
-      </w:r>
-    </w:p>
-    <w:p>
-      <w:pPr>
-        <w:rPr>
-          <w:lang w:eastAsia="ko-KR"/>
-        </w:rPr>
-      </w:pPr>
-    </w:p>
-    <w:p>
-      <w:pPr>
-        <w:rPr>
-          <w:lang w:eastAsia="ko-KR"/>
-        </w:rPr>
-      </w:pPr>
-    </w:p>
-    <w:p>
-      <w:pPr>
-        <w:rPr>
-          <w:lang w:eastAsia="ko-KR"/>
-        </w:rPr>
-      </w:pPr>
-    </w:p>
-    <w:p>
-      <w:pPr>
-        <w:rPr>
-          <w:rFonts w:hint="eastAsia"/>
-          <w:lang w:eastAsia="ko-KR"/>
-        </w:rPr>
-      </w:pPr>
-    </w:p>
-    <w:p>
-      <w:pPr>
-        <w:rPr>
-          <w:lang w:eastAsia="ko-KR"/>
-        </w:rPr>
-      </w:pPr>
-    </w:p>
-    <w:p>
-      <w:pPr>
-        <w:rPr>
-          <w:rFonts w:hint="eastAsia"/>
-          <w:lang w:eastAsia="ko-KR"/>
-        </w:rPr>
-      </w:pPr>
-    </w:p>
-    <w:p>
-      <w:r>
+    <w:p w14:paraId="P000004D">
+      <w:pPr>
+        <w:jc w:val="left"/>
+      </w:pPr>
+      <w:r>
+        <w:t xml:space="preserve">리전 용량을 바꾸어 가며 같은 측정을 반복하였다. 여유율은 0.8로 고정하였다. 각 용량에서 시간 이동을 다시 수행하고 결과를 기록하였다.</w:t>
+      </w:r>
+    </w:p>
+    <w:p w14:paraId="P000004E">
+      <w:pPr>
+        <w:jc w:val="left"/>
+      </w:pPr>
+    </w:p>
+    <w:p w14:paraId="P000004F">
+      <w:pPr>
+        <w:jc w:val="left"/>
         <w:rPr>
           <w:sz w:val="18"/>
           <w:szCs w:val="18"/>
         </w:rPr>
-        <w:t xml:space="preserve">표 5. 리전 용량에 따른 시간 이동의 한계 기여</w:t>
-      </w:r>
+      </w:pPr>
+      <w:r>
+        <w:rPr>
+          <w:sz w:val="18"/>
+          <w:szCs w:val="18"/>
+        </w:rPr>
+        <w:t xml:space="preserve">표 5. 용량 스윕 — 배출량, 시간 이동 기여, 강제·위반 배정, 평균 지연</w:t>
+      </w:r>
+    </w:p>
+    <w:p w14:paraId="P0000050">
+      <w:pPr>
+        <w:jc w:val="left"/>
+      </w:pPr>
     </w:p>
     <w:tbl>
       <w:tblPr>
@@ -35493,17 +33726,18 @@
         </w:tblCellMar>
       </w:tblPr>
       <w:tblGrid>
-        <w:gridCol w:w="1080"/>
-        <w:gridCol w:w="860"/>
-        <w:gridCol w:w="540"/>
-        <w:gridCol w:w="540"/>
+        <w:gridCol w:w="700"/>
         <w:gridCol w:w="620"/>
-        <w:gridCol w:w="660"/>
+        <w:gridCol w:w="580"/>
+        <w:gridCol w:w="620"/>
+        <w:gridCol w:w="620"/>
+        <w:gridCol w:w="580"/>
+        <w:gridCol w:w="580"/>
       </w:tblGrid>
-      <w:tr>
+      <w:tr w14:paraId="H0000008">
         <w:tc>
           <w:tcPr>
-            <w:tcW w:w="1080" w:type="dxa"/>
+            <w:tcW w:w="700" w:type="dxa"/>
             <w:tcBorders>
               <w:bottom w:val="single" w:sz="6" w:space="0" w:color="000000"/>
             </w:tcBorders>
@@ -35523,85 +33757,7 @@
                 <w:sz w:val="16"/>
                 <w:szCs w:val="16"/>
               </w:rPr>
-              <w:t>용량 (피크 대비)</w:t>
-            </w:r>
-          </w:p>
-        </w:tc>
-        <w:tc>
-          <w:tcPr>
-            <w:tcW w:w="860" w:type="dxa"/>
-            <w:tcBorders>
-              <w:bottom w:val="single" w:sz="6" w:space="0" w:color="000000"/>
-            </w:tcBorders>
-          </w:tcPr>
-          <w:p>
-            <w:pPr>
-              <w:jc w:val="center"/>
-              <w:rPr>
-                <w:b/>
-                <w:bCs/>
-              </w:rPr>
-            </w:pPr>
-            <w:r>
-              <w:rPr>
-                <w:b/>
-                <w:bCs/>
-                <w:sz w:val="16"/>
-                <w:szCs w:val="16"/>
-              </w:rPr>
-              <w:t>② 공간 이동</w:t>
-            </w:r>
-          </w:p>
-        </w:tc>
-        <w:tc>
-          <w:tcPr>
-            <w:tcW w:w="540" w:type="dxa"/>
-            <w:tcBorders>
-              <w:bottom w:val="single" w:sz="6" w:space="0" w:color="000000"/>
-            </w:tcBorders>
-          </w:tcPr>
-          <w:p>
-            <w:pPr>
-              <w:jc w:val="center"/>
-              <w:rPr>
-                <w:b/>
-                <w:bCs/>
-              </w:rPr>
-            </w:pPr>
-            <w:r>
-              <w:rPr>
-                <w:b/>
-                <w:bCs/>
-                <w:sz w:val="16"/>
-                <w:szCs w:val="16"/>
-              </w:rPr>
-              <w:t xml:space="preserve">하한</w:t>
-            </w:r>
-          </w:p>
-        </w:tc>
-        <w:tc>
-          <w:tcPr>
-            <w:tcW w:w="540" w:type="dxa"/>
-            <w:tcBorders>
-              <w:bottom w:val="single" w:sz="6" w:space="0" w:color="000000"/>
-            </w:tcBorders>
-          </w:tcPr>
-          <w:p>
-            <w:pPr>
-              <w:jc w:val="center"/>
-              <w:rPr>
-                <w:b/>
-                <w:bCs/>
-              </w:rPr>
-            </w:pPr>
-            <w:r>
-              <w:rPr>
-                <w:b/>
-                <w:bCs/>
-                <w:sz w:val="16"/>
-                <w:szCs w:val="16"/>
-              </w:rPr>
-              <w:t>상한</w:t>
+              <w:t xml:space="preserve">용량(피크 대비)</w:t>
             </w:r>
           </w:p>
         </w:tc>
@@ -35627,13 +33783,14 @@
                 <w:sz w:val="16"/>
                 <w:szCs w:val="16"/>
               </w:rPr>
-              <w:t>미강제</w:t>
+              <w:t xml:space="preserve">총 배출량
+(kg)</w:t>
             </w:r>
           </w:p>
         </w:tc>
         <w:tc>
           <w:tcPr>
-            <w:tcW w:w="660" w:type="dxa"/>
+            <w:tcW w:w="580" w:type="dxa"/>
             <w:tcBorders>
               <w:bottom w:val="single" w:sz="6" w:space="0" w:color="000000"/>
             </w:tcBorders>
@@ -35653,74 +33810,135 @@
                 <w:sz w:val="16"/>
                 <w:szCs w:val="16"/>
               </w:rPr>
-              <w:t>잔여 대비</w:t>
-            </w:r>
-          </w:p>
-        </w:tc>
-      </w:tr>
-      <w:tr>
-        <w:tc>
-          <w:tcPr>
-            <w:tcW w:w="1080" w:type="dxa"/>
-          </w:tcPr>
-          <w:p>
-            <w:r>
-              <w:rPr>
-                <w:sz w:val="16"/>
-                <w:szCs w:val="16"/>
-              </w:rPr>
-              <w:t>8 (0.62×)</w:t>
+              <w:t xml:space="preserve">절감률
+(%)</w:t>
             </w:r>
           </w:p>
         </w:tc>
         <w:tc>
           <w:tcPr>
-            <w:tcW w:w="860" w:type="dxa"/>
+            <w:tcW w:w="620" w:type="dxa"/>
+            <w:tcBorders>
+              <w:bottom w:val="single" w:sz="6" w:space="0" w:color="000000"/>
+            </w:tcBorders>
           </w:tcPr>
           <w:p>
             <w:pPr>
-              <w:jc w:val="right"/>
+              <w:jc w:val="center"/>
+              <w:rPr>
+                <w:b/>
+                <w:bCs/>
+              </w:rPr>
+            </w:pPr>
+            <w:r>
+              <w:rPr>
+                <w:b/>
+                <w:bCs/>
+                <w:sz w:val="16"/>
+                <w:szCs w:val="16"/>
+              </w:rPr>
+              <w:t xml:space="preserve">시간이동
+기여(%p)</w:t>
+            </w:r>
+          </w:p>
+        </w:tc>
+        <w:tc>
+          <w:tcPr>
+            <w:tcW w:w="620" w:type="dxa"/>
+            <w:tcBorders>
+              <w:bottom w:val="single" w:sz="6" w:space="0" w:color="000000"/>
+            </w:tcBorders>
+          </w:tcPr>
+          <w:p>
+            <w:pPr>
+              <w:jc w:val="center"/>
+              <w:rPr>
+                <w:b/>
+                <w:bCs/>
+              </w:rPr>
+            </w:pPr>
+            <w:r>
+              <w:rPr>
+                <w:b/>
+                <w:bCs/>
+                <w:sz w:val="16"/>
+                <w:szCs w:val="16"/>
+              </w:rPr>
+              <w:t xml:space="preserve">강제
+편입</w:t>
+            </w:r>
+          </w:p>
+        </w:tc>
+        <w:tc>
+          <w:tcPr>
+            <w:tcW w:w="580" w:type="dxa"/>
+            <w:tcBorders>
+              <w:bottom w:val="single" w:sz="6" w:space="0" w:color="000000"/>
+            </w:tcBorders>
+          </w:tcPr>
+          <w:p>
+            <w:pPr>
+              <w:jc w:val="center"/>
+              <w:rPr>
+                <w:b/>
+                <w:bCs/>
+              </w:rPr>
+            </w:pPr>
+            <w:r>
+              <w:rPr>
+                <w:b/>
+                <w:bCs/>
+                <w:sz w:val="16"/>
+                <w:szCs w:val="16"/>
+              </w:rPr>
+              <w:t xml:space="preserve">위반
+배정</w:t>
+            </w:r>
+          </w:p>
+        </w:tc>
+        <w:tc>
+          <w:tcPr>
+            <w:tcW w:w="580" w:type="dxa"/>
+            <w:tcBorders>
+              <w:bottom w:val="single" w:sz="6" w:space="0" w:color="000000"/>
+            </w:tcBorders>
+          </w:tcPr>
+          <w:p>
+            <w:pPr>
+              <w:jc w:val="center"/>
+              <w:rPr>
+                <w:b/>
+                <w:bCs/>
+              </w:rPr>
+            </w:pPr>
+            <w:r>
+              <w:rPr>
+                <w:b/>
+                <w:bCs/>
+                <w:sz w:val="16"/>
+                <w:szCs w:val="16"/>
+              </w:rPr>
+              <w:t xml:space="preserve">평균
+지연(h)</w:t>
+            </w:r>
+          </w:p>
+        </w:tc>
+      </w:tr>
+      <w:tr w14:paraId="R0000010">
+        <w:tc>
+          <w:tcPr>
+            <w:tcW w:w="700" w:type="dxa"/>
+          </w:tcPr>
+          <w:p>
+            <w:pPr>
+              <w:jc w:val="left"/>
             </w:pPr>
             <w:r>
               <w:rPr>
                 <w:sz w:val="16"/>
                 <w:szCs w:val="16"/>
               </w:rPr>
-              <w:t>18,940.5</w:t>
-            </w:r>
-          </w:p>
-        </w:tc>
-        <w:tc>
-          <w:tcPr>
-            <w:tcW w:w="540" w:type="dxa"/>
-          </w:tcPr>
-          <w:p>
-            <w:pPr>
-              <w:jc w:val="right"/>
-            </w:pPr>
-            <w:r>
-              <w:rPr>
-                <w:sz w:val="16"/>
-                <w:szCs w:val="16"/>
-              </w:rPr>
-              <w:t>1.53</w:t>
-            </w:r>
-          </w:p>
-        </w:tc>
-        <w:tc>
-          <w:tcPr>
-            <w:tcW w:w="540" w:type="dxa"/>
-          </w:tcPr>
-          <w:p>
-            <w:pPr>
-              <w:jc w:val="right"/>
-            </w:pPr>
-            <w:r>
-              <w:rPr>
-                <w:sz w:val="16"/>
-                <w:szCs w:val="16"/>
-              </w:rPr>
-              <w:t>6.97</w:t>
+              <w:t xml:space="preserve">6 (피크의 0.5배)</w:t>
             </w:r>
           </w:p>
         </w:tc>
@@ -35737,13 +33955,13 @@
                 <w:sz w:val="16"/>
                 <w:szCs w:val="16"/>
               </w:rPr>
-              <w:t>11.66</w:t>
+              <w:t xml:space="preserve">12,260.3</w:t>
             </w:r>
           </w:p>
         </w:tc>
         <w:tc>
           <w:tcPr>
-            <w:tcW w:w="660" w:type="dxa"/>
+            <w:tcW w:w="580" w:type="dxa"/>
           </w:tcPr>
           <w:p>
             <w:pPr>
@@ -35754,74 +33972,7 @@
                 <w:sz w:val="16"/>
                 <w:szCs w:val="16"/>
               </w:rPr>
-              <w:t>18.00</w:t>
-            </w:r>
-          </w:p>
-        </w:tc>
-      </w:tr>
-      <w:tr>
-        <w:tc>
-          <w:tcPr>
-            <w:tcW w:w="1080" w:type="dxa"/>
-          </w:tcPr>
-          <w:p>
-            <w:r>
-              <w:rPr>
-                <w:sz w:val="16"/>
-                <w:szCs w:val="16"/>
-              </w:rPr>
-              <w:t>12 (0.92×)</w:t>
-            </w:r>
-          </w:p>
-        </w:tc>
-        <w:tc>
-          <w:tcPr>
-            <w:tcW w:w="860" w:type="dxa"/>
-          </w:tcPr>
-          <w:p>
-            <w:pPr>
-              <w:jc w:val="right"/>
-            </w:pPr>
-            <w:r>
-              <w:rPr>
-                <w:sz w:val="16"/>
-                <w:szCs w:val="16"/>
-              </w:rPr>
-              <w:t>14,849.8</w:t>
-            </w:r>
-          </w:p>
-        </w:tc>
-        <w:tc>
-          <w:tcPr>
-            <w:tcW w:w="540" w:type="dxa"/>
-          </w:tcPr>
-          <w:p>
-            <w:pPr>
-              <w:jc w:val="right"/>
-            </w:pPr>
-            <w:r>
-              <w:rPr>
-                <w:sz w:val="16"/>
-                <w:szCs w:val="16"/>
-              </w:rPr>
-              <w:t>2.29</w:t>
-            </w:r>
-          </w:p>
-        </w:tc>
-        <w:tc>
-          <w:tcPr>
-            <w:tcW w:w="540" w:type="dxa"/>
-          </w:tcPr>
-          <w:p>
-            <w:pPr>
-              <w:jc w:val="right"/>
-            </w:pPr>
-            <w:r>
-              <w:rPr>
-                <w:sz w:val="16"/>
-                <w:szCs w:val="16"/>
-              </w:rPr>
-              <w:t>8.94</w:t>
+              <w:t xml:space="preserve">58.05</w:t>
             </w:r>
           </w:p>
         </w:tc>
@@ -35838,91 +33989,7 @@
                 <w:sz w:val="16"/>
                 <w:szCs w:val="16"/>
               </w:rPr>
-              <w:t>9.86</w:t>
-            </w:r>
-          </w:p>
-        </w:tc>
-        <w:tc>
-          <w:tcPr>
-            <w:tcW w:w="660" w:type="dxa"/>
-          </w:tcPr>
-          <w:p>
-            <w:pPr>
-              <w:jc w:val="right"/>
-            </w:pPr>
-            <w:r>
-              <w:rPr>
-                <w:sz w:val="16"/>
-                <w:szCs w:val="16"/>
-              </w:rPr>
-              <w:t>19.41</w:t>
-            </w:r>
-          </w:p>
-        </w:tc>
-      </w:tr>
-      <w:tr>
-        <w:tc>
-          <w:tcPr>
-            <w:tcW w:w="1080" w:type="dxa"/>
-          </w:tcPr>
-          <w:p>
-            <w:r>
-              <w:rPr>
-                <w:sz w:val="16"/>
-                <w:szCs w:val="16"/>
-              </w:rPr>
-              <w:t>16 (1.23×)</w:t>
-            </w:r>
-          </w:p>
-        </w:tc>
-        <w:tc>
-          <w:tcPr>
-            <w:tcW w:w="860" w:type="dxa"/>
-          </w:tcPr>
-          <w:p>
-            <w:pPr>
-              <w:jc w:val="right"/>
-            </w:pPr>
-            <w:r>
-              <w:rPr>
-                <w:sz w:val="16"/>
-                <w:szCs w:val="16"/>
-              </w:rPr>
-              <w:t>12,609.8</w:t>
-            </w:r>
-          </w:p>
-        </w:tc>
-        <w:tc>
-          <w:tcPr>
-            <w:tcW w:w="540" w:type="dxa"/>
-          </w:tcPr>
-          <w:p>
-            <w:pPr>
-              <w:jc w:val="right"/>
-            </w:pPr>
-            <w:r>
-              <w:rPr>
-                <w:sz w:val="16"/>
-                <w:szCs w:val="16"/>
-              </w:rPr>
-              <w:t>2.52</w:t>
-            </w:r>
-          </w:p>
-        </w:tc>
-        <w:tc>
-          <w:tcPr>
-            <w:tcW w:w="540" w:type="dxa"/>
-          </w:tcPr>
-          <w:p>
-            <w:pPr>
-              <w:jc w:val="right"/>
-            </w:pPr>
-            <w:r>
-              <w:rPr>
-                <w:sz w:val="16"/>
-                <w:szCs w:val="16"/>
-              </w:rPr>
-              <w:t>9.23</w:t>
+              <w:t xml:space="preserve">+1.20</w:t>
             </w:r>
           </w:p>
         </w:tc>
@@ -35939,13 +34006,13 @@
                 <w:sz w:val="16"/>
                 <w:szCs w:val="16"/>
               </w:rPr>
-              <w:t>9.07</w:t>
+              <w:t xml:space="preserve">39,903</w:t>
             </w:r>
           </w:p>
         </w:tc>
         <w:tc>
           <w:tcPr>
-            <w:tcW w:w="660" w:type="dxa"/>
+            <w:tcW w:w="580" w:type="dxa"/>
           </w:tcPr>
           <w:p>
             <w:pPr>
@@ -35956,29 +34023,13 @@
                 <w:sz w:val="16"/>
                 <w:szCs w:val="16"/>
               </w:rPr>
-              <w:t>21.03</w:t>
-            </w:r>
-          </w:p>
-        </w:tc>
-      </w:tr>
-      <w:tr>
-        <w:tc>
-          <w:tcPr>
-            <w:tcW w:w="1080" w:type="dxa"/>
-          </w:tcPr>
-          <w:p>
-            <w:r>
-              <w:rPr>
-                <w:sz w:val="16"/>
-                <w:szCs w:val="16"/>
-              </w:rPr>
-              <w:t>24 (1.85×)</w:t>
+              <w:t xml:space="preserve">29,962</w:t>
             </w:r>
           </w:p>
         </w:tc>
         <w:tc>
           <w:tcPr>
-            <w:tcW w:w="860" w:type="dxa"/>
+            <w:tcW w:w="580" w:type="dxa"/>
           </w:tcPr>
           <w:p>
             <w:pPr>
@@ -35989,41 +34040,26 @@
                 <w:sz w:val="16"/>
                 <w:szCs w:val="16"/>
               </w:rPr>
-              <w:t>10,105.8</w:t>
+              <w:t xml:space="preserve">4.543</w:t>
             </w:r>
           </w:p>
         </w:tc>
+      </w:tr>
+      <w:tr w14:paraId="R0000018">
         <w:tc>
           <w:tcPr>
-            <w:tcW w:w="540" w:type="dxa"/>
+            <w:tcW w:w="700" w:type="dxa"/>
           </w:tcPr>
           <w:p>
             <w:pPr>
-              <w:jc w:val="right"/>
+              <w:jc w:val="left"/>
             </w:pPr>
             <w:r>
               <w:rPr>
                 <w:sz w:val="16"/>
                 <w:szCs w:val="16"/>
               </w:rPr>
-              <w:t>3.34</w:t>
-            </w:r>
-          </w:p>
-        </w:tc>
-        <w:tc>
-          <w:tcPr>
-            <w:tcW w:w="540" w:type="dxa"/>
-          </w:tcPr>
-          <w:p>
-            <w:pPr>
-              <w:jc w:val="right"/>
-            </w:pPr>
-            <w:r>
-              <w:rPr>
-                <w:sz w:val="16"/>
-                <w:szCs w:val="16"/>
-              </w:rPr>
-              <w:t>7.53</w:t>
+              <w:t xml:space="preserve">9 (피크의 0.75배)</w:t>
             </w:r>
           </w:p>
         </w:tc>
@@ -36040,13 +34076,13 @@
                 <w:sz w:val="16"/>
                 <w:szCs w:val="16"/>
               </w:rPr>
-              <w:t>7.28</w:t>
+              <w:t xml:space="preserve">11,552.8</w:t>
             </w:r>
           </w:p>
         </w:tc>
         <w:tc>
           <w:tcPr>
-            <w:tcW w:w="660" w:type="dxa"/>
+            <w:tcW w:w="580" w:type="dxa"/>
           </w:tcPr>
           <w:p>
             <w:pPr>
@@ -36057,74 +34093,7 @@
                 <w:sz w:val="16"/>
                 <w:szCs w:val="16"/>
               </w:rPr>
-              <w:t>21.06</w:t>
-            </w:r>
-          </w:p>
-        </w:tc>
-      </w:tr>
-      <w:tr>
-        <w:tc>
-          <w:tcPr>
-            <w:tcW w:w="1080" w:type="dxa"/>
-          </w:tcPr>
-          <w:p>
-            <w:r>
-              <w:rPr>
-                <w:sz w:val="16"/>
-                <w:szCs w:val="16"/>
-              </w:rPr>
-              <w:t>32 (2.46×)</w:t>
-            </w:r>
-          </w:p>
-        </w:tc>
-        <w:tc>
-          <w:tcPr>
-            <w:tcW w:w="860" w:type="dxa"/>
-          </w:tcPr>
-          <w:p>
-            <w:pPr>
-              <w:jc w:val="right"/>
-            </w:pPr>
-            <w:r>
-              <w:rPr>
-                <w:sz w:val="16"/>
-                <w:szCs w:val="16"/>
-              </w:rPr>
-              <w:t>9,719.0</w:t>
-            </w:r>
-          </w:p>
-        </w:tc>
-        <w:tc>
-          <w:tcPr>
-            <w:tcW w:w="540" w:type="dxa"/>
-          </w:tcPr>
-          <w:p>
-            <w:pPr>
-              <w:jc w:val="right"/>
-            </w:pPr>
-            <w:r>
-              <w:rPr>
-                <w:sz w:val="16"/>
-                <w:szCs w:val="16"/>
-              </w:rPr>
-              <w:t>5.01</w:t>
-            </w:r>
-          </w:p>
-        </w:tc>
-        <w:tc>
-          <w:tcPr>
-            <w:tcW w:w="540" w:type="dxa"/>
-          </w:tcPr>
-          <w:p>
-            <w:pPr>
-              <w:jc w:val="right"/>
-            </w:pPr>
-            <w:r>
-              <w:rPr>
-                <w:sz w:val="16"/>
-                <w:szCs w:val="16"/>
-              </w:rPr>
-              <w:t>6.88</w:t>
+              <w:t xml:space="preserve">60.47</w:t>
             </w:r>
           </w:p>
         </w:tc>
@@ -36141,91 +34110,7 @@
                 <w:sz w:val="16"/>
                 <w:szCs w:val="16"/>
               </w:rPr>
-              <w:t>6.77</w:t>
-            </w:r>
-          </w:p>
-        </w:tc>
-        <w:tc>
-          <w:tcPr>
-            <w:tcW w:w="660" w:type="dxa"/>
-          </w:tcPr>
-          <w:p>
-            <w:pPr>
-              <w:jc w:val="right"/>
-            </w:pPr>
-            <w:r>
-              <w:rPr>
-                <w:sz w:val="16"/>
-                <w:szCs w:val="16"/>
-              </w:rPr>
-              <w:t>20.35</w:t>
-            </w:r>
-          </w:p>
-        </w:tc>
-      </w:tr>
-      <w:tr>
-        <w:tc>
-          <w:tcPr>
-            <w:tcW w:w="1080" w:type="dxa"/>
-          </w:tcPr>
-          <w:p>
-            <w:r>
-              <w:rPr>
-                <w:sz w:val="16"/>
-                <w:szCs w:val="16"/>
-              </w:rPr>
-              <w:t>64 (4.92×)</w:t>
-            </w:r>
-          </w:p>
-        </w:tc>
-        <w:tc>
-          <w:tcPr>
-            <w:tcW w:w="860" w:type="dxa"/>
-          </w:tcPr>
-          <w:p>
-            <w:pPr>
-              <w:jc w:val="right"/>
-            </w:pPr>
-            <w:r>
-              <w:rPr>
-                <w:sz w:val="16"/>
-                <w:szCs w:val="16"/>
-              </w:rPr>
-              <w:t>9,746.5</w:t>
-            </w:r>
-          </w:p>
-        </w:tc>
-        <w:tc>
-          <w:tcPr>
-            <w:tcW w:w="540" w:type="dxa"/>
-          </w:tcPr>
-          <w:p>
-            <w:pPr>
-              <w:jc w:val="right"/>
-            </w:pPr>
-            <w:r>
-              <w:rPr>
-                <w:sz w:val="16"/>
-                <w:szCs w:val="16"/>
-              </w:rPr>
-              <w:t>6.77</w:t>
-            </w:r>
-          </w:p>
-        </w:tc>
-        <w:tc>
-          <w:tcPr>
-            <w:tcW w:w="540" w:type="dxa"/>
-          </w:tcPr>
-          <w:p>
-            <w:pPr>
-              <w:jc w:val="right"/>
-            </w:pPr>
-            <w:r>
-              <w:rPr>
-                <w:sz w:val="16"/>
-                <w:szCs w:val="16"/>
-              </w:rPr>
-              <w:t>—</w:t>
+              <w:t xml:space="preserve">+3.62</w:t>
             </w:r>
           </w:p>
         </w:tc>
@@ -36242,13 +34127,13 @@
                 <w:sz w:val="16"/>
                 <w:szCs w:val="16"/>
               </w:rPr>
-              <w:t>6.77</w:t>
+              <w:t xml:space="preserve">25,357</w:t>
             </w:r>
           </w:p>
         </w:tc>
         <w:tc>
           <w:tcPr>
-            <w:tcW w:w="660" w:type="dxa"/>
+            <w:tcW w:w="580" w:type="dxa"/>
           </w:tcPr>
           <w:p>
             <w:pPr>
@@ -36259,29 +34144,13 @@
                 <w:sz w:val="16"/>
                 <w:szCs w:val="16"/>
               </w:rPr>
-              <w:t>20.31</w:t>
-            </w:r>
-          </w:p>
-        </w:tc>
-      </w:tr>
-      <w:tr>
-        <w:tc>
-          <w:tcPr>
-            <w:tcW w:w="1080" w:type="dxa"/>
-          </w:tcPr>
-          <w:p>
-            <w:r>
-              <w:rPr>
-                <w:sz w:val="16"/>
-                <w:szCs w:val="16"/>
-              </w:rPr>
-              <w:t>무제약</w:t>
+              <w:t xml:space="preserve">3,565</w:t>
             </w:r>
           </w:p>
         </w:tc>
         <w:tc>
           <w:tcPr>
-            <w:tcW w:w="860" w:type="dxa"/>
+            <w:tcW w:w="580" w:type="dxa"/>
           </w:tcPr>
           <w:p>
             <w:pPr>
@@ -36292,41 +34161,26 @@
                 <w:sz w:val="16"/>
                 <w:szCs w:val="16"/>
               </w:rPr>
-              <w:t>9,746.5</w:t>
+              <w:t xml:space="preserve">4.051</w:t>
             </w:r>
           </w:p>
         </w:tc>
+      </w:tr>
+      <w:tr w14:paraId="R0000020">
         <w:tc>
           <w:tcPr>
-            <w:tcW w:w="540" w:type="dxa"/>
+            <w:tcW w:w="700" w:type="dxa"/>
           </w:tcPr>
           <w:p>
             <w:pPr>
-              <w:jc w:val="right"/>
+              <w:jc w:val="left"/>
             </w:pPr>
             <w:r>
               <w:rPr>
                 <w:sz w:val="16"/>
                 <w:szCs w:val="16"/>
               </w:rPr>
-              <w:t>6.77</w:t>
-            </w:r>
-          </w:p>
-        </w:tc>
-        <w:tc>
-          <w:tcPr>
-            <w:tcW w:w="540" w:type="dxa"/>
-          </w:tcPr>
-          <w:p>
-            <w:pPr>
-              <w:jc w:val="right"/>
-            </w:pPr>
-            <w:r>
-              <w:rPr>
-                <w:sz w:val="16"/>
-                <w:szCs w:val="16"/>
-              </w:rPr>
-              <w:t>—</w:t>
+              <w:t xml:space="preserve">12 (피크와 동일)</w:t>
             </w:r>
           </w:p>
         </w:tc>
@@ -36343,13 +34197,13 @@
                 <w:sz w:val="16"/>
                 <w:szCs w:val="16"/>
               </w:rPr>
-              <w:t>6.77</w:t>
+              <w:t xml:space="preserve">10,805.0</w:t>
             </w:r>
           </w:p>
         </w:tc>
         <w:tc>
           <w:tcPr>
-            <w:tcW w:w="660" w:type="dxa"/>
+            <w:tcW w:w="580" w:type="dxa"/>
           </w:tcPr>
           <w:p>
             <w:pPr>
@@ -36360,171 +34214,507 @@
                 <w:sz w:val="16"/>
                 <w:szCs w:val="16"/>
               </w:rPr>
-              <w:t>20.31</w:t>
+              <w:t xml:space="preserve">63.03</w:t>
+            </w:r>
+          </w:p>
+        </w:tc>
+        <w:tc>
+          <w:tcPr>
+            <w:tcW w:w="620" w:type="dxa"/>
+          </w:tcPr>
+          <w:p>
+            <w:pPr>
+              <w:jc w:val="right"/>
+            </w:pPr>
+            <w:r>
+              <w:rPr>
+                <w:sz w:val="16"/>
+                <w:szCs w:val="16"/>
+              </w:rPr>
+              <w:t xml:space="preserve">+6.18</w:t>
+            </w:r>
+          </w:p>
+        </w:tc>
+        <w:tc>
+          <w:tcPr>
+            <w:tcW w:w="620" w:type="dxa"/>
+          </w:tcPr>
+          <w:p>
+            <w:pPr>
+              <w:jc w:val="right"/>
+            </w:pPr>
+            <w:r>
+              <w:rPr>
+                <w:sz w:val="16"/>
+                <w:szCs w:val="16"/>
+              </w:rPr>
+              <w:t xml:space="preserve">13,223</w:t>
+            </w:r>
+          </w:p>
+        </w:tc>
+        <w:tc>
+          <w:tcPr>
+            <w:tcW w:w="580" w:type="dxa"/>
+          </w:tcPr>
+          <w:p>
+            <w:pPr>
+              <w:jc w:val="right"/>
+            </w:pPr>
+            <w:r>
+              <w:rPr>
+                <w:sz w:val="16"/>
+                <w:szCs w:val="16"/>
+              </w:rPr>
+              <w:t xml:space="preserve">227</w:t>
+            </w:r>
+          </w:p>
+        </w:tc>
+        <w:tc>
+          <w:tcPr>
+            <w:tcW w:w="580" w:type="dxa"/>
+          </w:tcPr>
+          <w:p>
+            <w:pPr>
+              <w:jc w:val="right"/>
+            </w:pPr>
+            <w:r>
+              <w:rPr>
+                <w:sz w:val="16"/>
+                <w:szCs w:val="16"/>
+              </w:rPr>
+              <w:t xml:space="preserve">2.968</w:t>
+            </w:r>
+          </w:p>
+        </w:tc>
+      </w:tr>
+      <w:tr w14:paraId="R0000028">
+        <w:tc>
+          <w:tcPr>
+            <w:tcW w:w="700" w:type="dxa"/>
+          </w:tcPr>
+          <w:p>
+            <w:pPr>
+              <w:jc w:val="left"/>
+            </w:pPr>
+            <w:r>
+              <w:rPr>
+                <w:sz w:val="16"/>
+                <w:szCs w:val="16"/>
+              </w:rPr>
+              <w:t xml:space="preserve">18 (피크의 1.5배)</w:t>
+            </w:r>
+          </w:p>
+        </w:tc>
+        <w:tc>
+          <w:tcPr>
+            <w:tcW w:w="620" w:type="dxa"/>
+          </w:tcPr>
+          <w:p>
+            <w:pPr>
+              <w:jc w:val="right"/>
+            </w:pPr>
+            <w:r>
+              <w:rPr>
+                <w:sz w:val="16"/>
+                <w:szCs w:val="16"/>
+              </w:rPr>
+              <w:t xml:space="preserve">10,127.1</w:t>
+            </w:r>
+          </w:p>
+        </w:tc>
+        <w:tc>
+          <w:tcPr>
+            <w:tcW w:w="580" w:type="dxa"/>
+          </w:tcPr>
+          <w:p>
+            <w:pPr>
+              <w:jc w:val="right"/>
+            </w:pPr>
+            <w:r>
+              <w:rPr>
+                <w:sz w:val="16"/>
+                <w:szCs w:val="16"/>
+              </w:rPr>
+              <w:t xml:space="preserve">65.35</w:t>
+            </w:r>
+          </w:p>
+        </w:tc>
+        <w:tc>
+          <w:tcPr>
+            <w:tcW w:w="620" w:type="dxa"/>
+          </w:tcPr>
+          <w:p>
+            <w:pPr>
+              <w:jc w:val="right"/>
+            </w:pPr>
+            <w:r>
+              <w:rPr>
+                <w:sz w:val="16"/>
+                <w:szCs w:val="16"/>
+              </w:rPr>
+              <w:t xml:space="preserve">+8.50</w:t>
+            </w:r>
+          </w:p>
+        </w:tc>
+        <w:tc>
+          <w:tcPr>
+            <w:tcW w:w="620" w:type="dxa"/>
+          </w:tcPr>
+          <w:p>
+            <w:pPr>
+              <w:jc w:val="right"/>
+            </w:pPr>
+            <w:r>
+              <w:rPr>
+                <w:sz w:val="16"/>
+                <w:szCs w:val="16"/>
+              </w:rPr>
+              <w:t xml:space="preserve">9,418</w:t>
+            </w:r>
+          </w:p>
+        </w:tc>
+        <w:tc>
+          <w:tcPr>
+            <w:tcW w:w="580" w:type="dxa"/>
+          </w:tcPr>
+          <w:p>
+            <w:pPr>
+              <w:jc w:val="right"/>
+            </w:pPr>
+            <w:r>
+              <w:rPr>
+                <w:sz w:val="16"/>
+                <w:szCs w:val="16"/>
+              </w:rPr>
+              <w:t xml:space="preserve">17</w:t>
+            </w:r>
+          </w:p>
+        </w:tc>
+        <w:tc>
+          <w:tcPr>
+            <w:tcW w:w="580" w:type="dxa"/>
+          </w:tcPr>
+          <w:p>
+            <w:pPr>
+              <w:jc w:val="right"/>
+            </w:pPr>
+            <w:r>
+              <w:rPr>
+                <w:sz w:val="16"/>
+                <w:szCs w:val="16"/>
+              </w:rPr>
+              <w:t xml:space="preserve">2.084</w:t>
+            </w:r>
+          </w:p>
+        </w:tc>
+      </w:tr>
+      <w:tr w14:paraId="R0000030">
+        <w:tc>
+          <w:tcPr>
+            <w:tcW w:w="700" w:type="dxa"/>
+          </w:tcPr>
+          <w:p>
+            <w:pPr>
+              <w:jc w:val="left"/>
+            </w:pPr>
+            <w:r>
+              <w:rPr>
+                <w:sz w:val="16"/>
+                <w:szCs w:val="16"/>
+              </w:rPr>
+              <w:t xml:space="preserve">24 (피크의 2배)</w:t>
+            </w:r>
+          </w:p>
+        </w:tc>
+        <w:tc>
+          <w:tcPr>
+            <w:tcW w:w="620" w:type="dxa"/>
+          </w:tcPr>
+          <w:p>
+            <w:pPr>
+              <w:jc w:val="right"/>
+            </w:pPr>
+            <w:r>
+              <w:rPr>
+                <w:sz w:val="16"/>
+                <w:szCs w:val="16"/>
+              </w:rPr>
+              <w:t xml:space="preserve">10,018.0</w:t>
+            </w:r>
+          </w:p>
+        </w:tc>
+        <w:tc>
+          <w:tcPr>
+            <w:tcW w:w="580" w:type="dxa"/>
+          </w:tcPr>
+          <w:p>
+            <w:pPr>
+              <w:jc w:val="right"/>
+            </w:pPr>
+            <w:r>
+              <w:rPr>
+                <w:sz w:val="16"/>
+                <w:szCs w:val="16"/>
+              </w:rPr>
+              <w:t xml:space="preserve">65.72</w:t>
+            </w:r>
+          </w:p>
+        </w:tc>
+        <w:tc>
+          <w:tcPr>
+            <w:tcW w:w="620" w:type="dxa"/>
+          </w:tcPr>
+          <w:p>
+            <w:pPr>
+              <w:jc w:val="right"/>
+            </w:pPr>
+            <w:r>
+              <w:rPr>
+                <w:sz w:val="16"/>
+                <w:szCs w:val="16"/>
+              </w:rPr>
+              <w:t xml:space="preserve">+8.87</w:t>
+            </w:r>
+          </w:p>
+        </w:tc>
+        <w:tc>
+          <w:tcPr>
+            <w:tcW w:w="620" w:type="dxa"/>
+          </w:tcPr>
+          <w:p>
+            <w:pPr>
+              <w:jc w:val="right"/>
+            </w:pPr>
+            <w:r>
+              <w:rPr>
+                <w:sz w:val="16"/>
+                <w:szCs w:val="16"/>
+              </w:rPr>
+              <w:t xml:space="preserve">8,807</w:t>
+            </w:r>
+          </w:p>
+        </w:tc>
+        <w:tc>
+          <w:tcPr>
+            <w:tcW w:w="580" w:type="dxa"/>
+          </w:tcPr>
+          <w:p>
+            <w:pPr>
+              <w:jc w:val="right"/>
+            </w:pPr>
+            <w:r>
+              <w:rPr>
+                <w:sz w:val="16"/>
+                <w:szCs w:val="16"/>
+              </w:rPr>
+              <w:t xml:space="preserve">4</w:t>
+            </w:r>
+          </w:p>
+        </w:tc>
+        <w:tc>
+          <w:tcPr>
+            <w:tcW w:w="580" w:type="dxa"/>
+          </w:tcPr>
+          <w:p>
+            <w:pPr>
+              <w:jc w:val="right"/>
+            </w:pPr>
+            <w:r>
+              <w:rPr>
+                <w:sz w:val="16"/>
+                <w:szCs w:val="16"/>
+              </w:rPr>
+              <w:t xml:space="preserve">1.872</w:t>
+            </w:r>
+          </w:p>
+        </w:tc>
+      </w:tr>
+      <w:tr w14:paraId="R0000038">
+        <w:tc>
+          <w:tcPr>
+            <w:tcW w:w="700" w:type="dxa"/>
+          </w:tcPr>
+          <w:p>
+            <w:pPr>
+              <w:jc w:val="left"/>
+            </w:pPr>
+            <w:r>
+              <w:rPr>
+                <w:sz w:val="16"/>
+                <w:szCs w:val="16"/>
+              </w:rPr>
+              <w:t xml:space="preserve">무제약</w:t>
+            </w:r>
+          </w:p>
+        </w:tc>
+        <w:tc>
+          <w:tcPr>
+            <w:tcW w:w="620" w:type="dxa"/>
+          </w:tcPr>
+          <w:p>
+            <w:pPr>
+              <w:jc w:val="right"/>
+            </w:pPr>
+            <w:r>
+              <w:rPr>
+                <w:sz w:val="16"/>
+                <w:szCs w:val="16"/>
+              </w:rPr>
+              <w:t xml:space="preserve">9,996.2</w:t>
+            </w:r>
+          </w:p>
+        </w:tc>
+        <w:tc>
+          <w:tcPr>
+            <w:tcW w:w="580" w:type="dxa"/>
+          </w:tcPr>
+          <w:p>
+            <w:pPr>
+              <w:jc w:val="right"/>
+            </w:pPr>
+            <w:r>
+              <w:rPr>
+                <w:sz w:val="16"/>
+                <w:szCs w:val="16"/>
+              </w:rPr>
+              <w:t xml:space="preserve">65.80</w:t>
+            </w:r>
+          </w:p>
+        </w:tc>
+        <w:tc>
+          <w:tcPr>
+            <w:tcW w:w="620" w:type="dxa"/>
+          </w:tcPr>
+          <w:p>
+            <w:pPr>
+              <w:jc w:val="right"/>
+            </w:pPr>
+            <w:r>
+              <w:rPr>
+                <w:sz w:val="16"/>
+                <w:szCs w:val="16"/>
+              </w:rPr>
+              <w:t xml:space="preserve">+8.95</w:t>
+            </w:r>
+          </w:p>
+        </w:tc>
+        <w:tc>
+          <w:tcPr>
+            <w:tcW w:w="620" w:type="dxa"/>
+          </w:tcPr>
+          <w:p>
+            <w:pPr>
+              <w:jc w:val="right"/>
+            </w:pPr>
+            <w:r>
+              <w:rPr>
+                <w:sz w:val="16"/>
+                <w:szCs w:val="16"/>
+              </w:rPr>
+              <w:t xml:space="preserve">8,572</w:t>
+            </w:r>
+          </w:p>
+        </w:tc>
+        <w:tc>
+          <w:tcPr>
+            <w:tcW w:w="580" w:type="dxa"/>
+          </w:tcPr>
+          <w:p>
+            <w:pPr>
+              <w:jc w:val="right"/>
+            </w:pPr>
+            <w:r>
+              <w:rPr>
+                <w:sz w:val="16"/>
+                <w:szCs w:val="16"/>
+              </w:rPr>
+              <w:t xml:space="preserve">0</w:t>
+            </w:r>
+          </w:p>
+        </w:tc>
+        <w:tc>
+          <w:tcPr>
+            <w:tcW w:w="580" w:type="dxa"/>
+          </w:tcPr>
+          <w:p>
+            <w:pPr>
+              <w:jc w:val="right"/>
+            </w:pPr>
+            <w:r>
+              <w:rPr>
+                <w:sz w:val="16"/>
+                <w:szCs w:val="16"/>
+              </w:rPr>
+              <w:t xml:space="preserve">1.769</w:t>
             </w:r>
           </w:p>
         </w:tc>
       </w:tr>
     </w:tbl>
-    <w:p>
-      <w:r>
-        <w:rPr>
-          <w:sz w:val="16"/>
-          <w:szCs w:val="16"/>
-        </w:rPr>
-        <w:t xml:space="preserve">주: 공간 이동은 kg, 하한·상한·미강제는 총 절감률 기준 %p, 잔여 대비는 공간 이동 후 잔여 배출량 대비 %. 하한은 사후 용량 강제를 적용한 값, 상한은 되돌린 작업이 마감 이내 빈 슬롯을 가질 때 회수 가능한 값, 미강제는 용량 제약을 두지 않은 값이다.</w:t>
-      </w:r>
-    </w:p>
-    <w:p/>
-    <w:p>
-      <w:r>
-        <w:t xml:space="preserve">네 열을 구분해야 한다. 용량을 조일수록 공간 이동이 걷어가는 몫이 줄어들므로 시간 이동에 남는 몫은 오히려 커진다. 용량을 강제하지 않은 시간 이동의 기여는 총 절감률 기준으로 용량 64의 6.77%p에서 용량 8의 11.66%p로 늘어난다. 그러나 같은 값을 공간 이동 후 잔여 배출량 대비로 환산하면 18.00%에서 21.06% 사이로 사실상 일정하다. 즉 시간 이동이라는 수단 자체의 효율은 용량 수준과 거의 무관하며, 용량에 따라 달라지는 것은 그 수단에 남겨진 몫의 크기다. 반면 사후 강제를 적용한 하한은 반대 방향으로 움직여 용량 64의 6.77%p에서 용량 8의 1.53%p까지 낮아진다. 같은 구간에서 되돌려지는 작업 비율이 0.04%에서 31.81%로 늘어나기 때문이다.</w:t>
-      </w:r>
-    </w:p>
-    <w:p/>
-    <w:p>
-      <w:r>
-        <w:t xml:space="preserve">하한과 미강제 값의 간격이 실현 가능한 절감의 불확실성이다. 이 간격이 실제로 얼마나 메워질 수 있는지를 회수 상한으로 추정하였다. 되돌린 캘리포니아 작업의 83~86%가 마감 이내에 더 나은 빈 슬롯을 가지고 있었다. 회수 상한이 사후 강제로 잃은 양에서 차지하는 비율은 용량에 따라 갈린다. 용량 16 이상에서는 102~106%로 상한이 손실과 같거나 이를 넘어서나, 용량 12에서는 87.8%, 용량 8에서는 53.7%에 그친다. 여러 작업이 같은 빈 슬롯을 동시에 쓸 수 없다는 점을 무시한 느슨한 상한이므로 100%를 넘는 값이 나온다. 따라서 용량이 기준 배정의 최대 동시 실행 수인 13 이상인 구간에서는 하한의 감소를 되돌리기만 하고 재배치하지 않는 규칙의 산물로 보아야 하며, 그 아래로 조일 때 비로소 실질적인 손실이 시작된다.</w:t>
-      </w:r>
-    </w:p>
-    <w:p/>
-    <w:p>
-      <w:r>
-        <w:t>용량</w:t>
-      </w:r>
-      <w:r>
-        <w:t xml:space="preserve"> </w:t>
-      </w:r>
-      <w:r>
-        <w:t>스윕은</w:t>
-      </w:r>
-      <w:r>
-        <w:t xml:space="preserve"> </w:t>
-      </w:r>
-      <w:r>
-        <w:t>부하가</w:t>
-      </w:r>
-      <w:r>
-        <w:t xml:space="preserve"> </w:t>
-      </w:r>
-      <w:r>
-        <w:t>어느</w:t>
-      </w:r>
-      <w:r>
-        <w:t xml:space="preserve"> </w:t>
-      </w:r>
-      <w:r>
-        <w:t>리전으로</w:t>
-      </w:r>
-      <w:r>
-        <w:t xml:space="preserve"> </w:t>
-      </w:r>
-      <w:r>
-        <w:t>흘러가는지도</w:t>
-      </w:r>
-      <w:r>
-        <w:t xml:space="preserve"> </w:t>
-      </w:r>
-      <w:r>
-        <w:t>보여준다</w:t>
-      </w:r>
-      <w:r>
-        <w:t>.</w:t>
-      </w:r>
-    </w:p>
-    <w:p/>
-    <w:p>
-      <w:r>
+    <w:p w14:paraId="P0000051">
+      <w:pPr>
+        <w:jc w:val="left"/>
+      </w:pPr>
+    </w:p>
+    <w:p w14:paraId="P0000052">
+      <w:pPr>
+        <w:jc w:val="left"/>
+      </w:pPr>
+      <w:r>
+        <w:t xml:space="preserve">주: 절감률은 기준(홈 리전 즉시 실행, 29,225.6 kg) 대비. 시간이동 기여는 공간 이동만 적용했을 때(56.85%) 대비 증분. 강제 편입은 마감 임박으로 용량과 무관하게 확정된 배정, 위반 배정은 그중 상한을 초과한 슬롯에서 확정된 배정이다.</w:t>
+      </w:r>
+    </w:p>
+    <w:p w14:paraId="P0000053">
+      <w:pPr>
+        <w:jc w:val="left"/>
+      </w:pPr>
+    </w:p>
+    <w:p w14:paraId="P0000054">
+      <w:pPr>
+        <w:jc w:val="left"/>
+      </w:pPr>
+      <w:r>
+        <w:t xml:space="preserve">용량을 조일수록 시간 이동의 기여는 줄어든다 — 무제약에서 +8.95%포인트였던 기여가 가장 빡빡한 용량(피크의 0.5배)에서는 +1.20%포인트로 준다. 그림 6이 이 곡선을 보여준다. 용량이 좁을수록 강제 편입과 위반 배정도 함께 늘어, 배치가 끝난 뒤 남는 여지 자체가 그만큼 줄어들기 때문이다.</w:t>
+      </w:r>
+    </w:p>
+    <w:p w14:paraId="P0000055">
+      <w:pPr>
+        <w:jc w:val="left"/>
+      </w:pPr>
+    </w:p>
+    <w:p w14:paraId="P0000056">
+      <w:pPr>
+        <w:jc w:val="left"/>
+      </w:pPr>
+      <w:r>
+        <w:t xml:space="preserve">용량 스윕은 부하가 어느 리전에 몰리는지도 보여준다.</w:t>
+      </w:r>
+    </w:p>
+    <w:p w14:paraId="P0000057">
+      <w:pPr>
+        <w:jc w:val="left"/>
+      </w:pPr>
+    </w:p>
+    <w:p w14:paraId="P0000058">
+      <w:pPr>
+        <w:jc w:val="left"/>
         <w:rPr>
           <w:sz w:val="18"/>
           <w:szCs w:val="18"/>
         </w:rPr>
-        <w:t>표</w:t>
-      </w:r>
+      </w:pPr>
       <w:r>
         <w:rPr>
           <w:sz w:val="18"/>
           <w:szCs w:val="18"/>
         </w:rPr>
-        <w:t xml:space="preserve"> 6. </w:t>
-      </w:r>
-      <w:r>
-        <w:rPr>
-          <w:sz w:val="18"/>
-          <w:szCs w:val="18"/>
-        </w:rPr>
-        <w:t>용량에</w:t>
-      </w:r>
-      <w:r>
-        <w:rPr>
-          <w:sz w:val="18"/>
-          <w:szCs w:val="18"/>
-        </w:rPr>
-        <w:t xml:space="preserve"> </w:t>
-      </w:r>
-      <w:r>
-        <w:rPr>
-          <w:sz w:val="18"/>
-          <w:szCs w:val="18"/>
-        </w:rPr>
-        <w:t>따른</w:t>
-      </w:r>
-      <w:r>
-        <w:rPr>
-          <w:sz w:val="18"/>
-          <w:szCs w:val="18"/>
-        </w:rPr>
-        <w:t xml:space="preserve"> </w:t>
-      </w:r>
-      <w:r>
-        <w:rPr>
-          <w:sz w:val="18"/>
-          <w:szCs w:val="18"/>
-        </w:rPr>
-        <w:t>리전별</w:t>
-      </w:r>
-      <w:r>
-        <w:rPr>
-          <w:sz w:val="18"/>
-          <w:szCs w:val="18"/>
-        </w:rPr>
-        <w:t xml:space="preserve"> </w:t>
-      </w:r>
-      <w:r>
-        <w:rPr>
-          <w:sz w:val="18"/>
-          <w:szCs w:val="18"/>
-        </w:rPr>
-        <w:t>배정</w:t>
-      </w:r>
-      <w:r>
-        <w:rPr>
-          <w:sz w:val="18"/>
-          <w:szCs w:val="18"/>
-        </w:rPr>
-        <w:t xml:space="preserve"> </w:t>
-      </w:r>
-      <w:r>
-        <w:rPr>
-          <w:sz w:val="18"/>
-          <w:szCs w:val="18"/>
-        </w:rPr>
-        <w:t>작업</w:t>
-      </w:r>
-      <w:r>
-        <w:rPr>
-          <w:sz w:val="18"/>
-          <w:szCs w:val="18"/>
-        </w:rPr>
-        <w:t xml:space="preserve"> </w:t>
-      </w:r>
-      <w:r>
-        <w:rPr>
-          <w:sz w:val="18"/>
-          <w:szCs w:val="18"/>
-        </w:rPr>
-        <w:t>수</w:t>
-      </w:r>
+        <w:t xml:space="preserve">표 6. 리전 그룹별 배출량 — 용량 최소(0.5×)와 무제약 비교</w:t>
+      </w:r>
+    </w:p>
+    <w:p w14:paraId="P0000059">
+      <w:pPr>
+        <w:jc w:val="left"/>
+      </w:pPr>
     </w:p>
     <w:tbl>
       <w:tblPr>
@@ -36546,15 +34736,15 @@
         </w:tblCellMar>
       </w:tblPr>
       <w:tblGrid>
-        <w:gridCol w:w="700"/>
-        <w:gridCol w:w="1100"/>
-        <w:gridCol w:w="1150"/>
-        <w:gridCol w:w="1350"/>
+        <w:gridCol w:w="1700"/>
+        <w:gridCol w:w="900"/>
+        <w:gridCol w:w="900"/>
+        <w:gridCol w:w="800"/>
       </w:tblGrid>
-      <w:tr>
+      <w:tr w14:paraId="H000003D">
         <w:tc>
           <w:tcPr>
-            <w:tcW w:w="700" w:type="dxa"/>
+            <w:tcW w:w="1700" w:type="dxa"/>
             <w:tcBorders>
               <w:bottom w:val="single" w:sz="6" w:space="0" w:color="000000"/>
             </w:tcBorders>
@@ -36565,8 +34755,6 @@
               <w:rPr>
                 <w:b/>
                 <w:bCs/>
-                <w:sz w:val="16"/>
-                <w:szCs w:val="16"/>
               </w:rPr>
             </w:pPr>
             <w:r>
@@ -36576,13 +34764,13 @@
                 <w:sz w:val="16"/>
                 <w:szCs w:val="16"/>
               </w:rPr>
-              <w:t>용량</w:t>
+              <w:t xml:space="preserve">리전 그룹</w:t>
             </w:r>
           </w:p>
         </w:tc>
         <w:tc>
           <w:tcPr>
-            <w:tcW w:w="1100" w:type="dxa"/>
+            <w:tcW w:w="900" w:type="dxa"/>
             <w:tcBorders>
               <w:bottom w:val="single" w:sz="6" w:space="0" w:color="000000"/>
             </w:tcBorders>
@@ -36593,8 +34781,6 @@
               <w:rPr>
                 <w:b/>
                 <w:bCs/>
-                <w:sz w:val="16"/>
-                <w:szCs w:val="16"/>
               </w:rPr>
             </w:pPr>
             <w:r>
@@ -36604,13 +34790,14 @@
                 <w:sz w:val="16"/>
                 <w:szCs w:val="16"/>
               </w:rPr>
-              <w:t>프랑스</w:t>
+              <w:t xml:space="preserve">배출량
+용량 0.5×(kg)</w:t>
             </w:r>
           </w:p>
         </w:tc>
         <w:tc>
           <w:tcPr>
-            <w:tcW w:w="1150" w:type="dxa"/>
+            <w:tcW w:w="900" w:type="dxa"/>
             <w:tcBorders>
               <w:bottom w:val="single" w:sz="6" w:space="0" w:color="000000"/>
             </w:tcBorders>
@@ -36621,8 +34808,6 @@
               <w:rPr>
                 <w:b/>
                 <w:bCs/>
-                <w:sz w:val="16"/>
-                <w:szCs w:val="16"/>
               </w:rPr>
             </w:pPr>
             <w:r>
@@ -36632,13 +34817,14 @@
                 <w:sz w:val="16"/>
                 <w:szCs w:val="16"/>
               </w:rPr>
-              <w:t>캘리포니아</w:t>
+              <w:t xml:space="preserve">배출량
+무제약(kg)</w:t>
             </w:r>
           </w:p>
         </w:tc>
         <w:tc>
           <w:tcPr>
-            <w:tcW w:w="1350" w:type="dxa"/>
+            <w:tcW w:w="800" w:type="dxa"/>
             <w:tcBorders>
               <w:bottom w:val="single" w:sz="6" w:space="0" w:color="000000"/>
             </w:tcBorders>
@@ -36649,8 +34835,6 @@
               <w:rPr>
                 <w:b/>
                 <w:bCs/>
-                <w:sz w:val="16"/>
-                <w:szCs w:val="16"/>
               </w:rPr>
             </w:pPr>
             <w:r>
@@ -36660,365 +34844,249 @@
                 <w:sz w:val="16"/>
                 <w:szCs w:val="16"/>
               </w:rPr>
-              <w:t>나머지 6개 리전</w:t>
+              <w:t xml:space="preserve">변화율</w:t>
             </w:r>
           </w:p>
         </w:tc>
       </w:tr>
-      <w:tr>
+      <w:tr w14:paraId="R0000042">
         <w:tc>
           <w:tcPr>
-            <w:tcW w:w="700" w:type="dxa"/>
+            <w:tcW w:w="1700" w:type="dxa"/>
           </w:tcPr>
           <w:p>
             <w:pPr>
-              <w:rPr>
-                <w:sz w:val="16"/>
-                <w:szCs w:val="16"/>
-              </w:rPr>
+              <w:jc w:val="left"/>
             </w:pPr>
             <w:r>
               <w:rPr>
                 <w:sz w:val="16"/>
                 <w:szCs w:val="16"/>
               </w:rPr>
-              <w:t>8</w:t>
+              <w:t xml:space="preserve">프랑스</w:t>
             </w:r>
           </w:p>
         </w:tc>
         <w:tc>
           <w:tcPr>
-            <w:tcW w:w="1100" w:type="dxa"/>
+            <w:tcW w:w="900" w:type="dxa"/>
           </w:tcPr>
           <w:p>
             <w:pPr>
               <w:jc w:val="right"/>
-              <w:rPr>
-                <w:sz w:val="16"/>
-                <w:szCs w:val="16"/>
-              </w:rPr>
             </w:pPr>
             <w:r>
               <w:rPr>
                 <w:sz w:val="16"/>
                 <w:szCs w:val="16"/>
               </w:rPr>
-              <w:t>27,876</w:t>
+              <w:t xml:space="preserve">571.2</w:t>
             </w:r>
           </w:p>
         </w:tc>
         <w:tc>
           <w:tcPr>
-            <w:tcW w:w="1150" w:type="dxa"/>
+            <w:tcW w:w="900" w:type="dxa"/>
           </w:tcPr>
           <w:p>
             <w:pPr>
               <w:jc w:val="right"/>
-              <w:rPr>
-                <w:sz w:val="16"/>
-                <w:szCs w:val="16"/>
-              </w:rPr>
             </w:pPr>
             <w:r>
               <w:rPr>
                 <w:sz w:val="16"/>
                 <w:szCs w:val="16"/>
               </w:rPr>
-              <w:t>25,538</w:t>
+              <w:t xml:space="preserve">487.0</w:t>
             </w:r>
           </w:p>
         </w:tc>
         <w:tc>
           <w:tcPr>
-            <w:tcW w:w="1350" w:type="dxa"/>
+            <w:tcW w:w="800" w:type="dxa"/>
           </w:tcPr>
           <w:p>
             <w:pPr>
               <w:jc w:val="right"/>
-              <w:rPr>
-                <w:sz w:val="16"/>
-                <w:szCs w:val="16"/>
-              </w:rPr>
             </w:pPr>
             <w:r>
               <w:rPr>
                 <w:sz w:val="16"/>
                 <w:szCs w:val="16"/>
               </w:rPr>
-              <w:t>92,585</w:t>
+              <w:t xml:space="preserve">−14.7%</w:t>
             </w:r>
           </w:p>
         </w:tc>
       </w:tr>
-      <w:tr>
+      <w:tr w14:paraId="R0000047">
         <w:tc>
           <w:tcPr>
-            <w:tcW w:w="700" w:type="dxa"/>
+            <w:tcW w:w="1700" w:type="dxa"/>
           </w:tcPr>
           <w:p>
             <w:pPr>
-              <w:rPr>
-                <w:sz w:val="16"/>
-                <w:szCs w:val="16"/>
-              </w:rPr>
+              <w:jc w:val="left"/>
             </w:pPr>
             <w:r>
               <w:rPr>
                 <w:sz w:val="16"/>
                 <w:szCs w:val="16"/>
               </w:rPr>
-              <w:t>16</w:t>
+              <w:t xml:space="preserve">캘리포니아</w:t>
             </w:r>
           </w:p>
         </w:tc>
         <w:tc>
           <w:tcPr>
-            <w:tcW w:w="1100" w:type="dxa"/>
+            <w:tcW w:w="900" w:type="dxa"/>
           </w:tcPr>
           <w:p>
             <w:pPr>
               <w:jc w:val="right"/>
-              <w:rPr>
-                <w:sz w:val="16"/>
-                <w:szCs w:val="16"/>
-              </w:rPr>
             </w:pPr>
             <w:r>
               <w:rPr>
                 <w:sz w:val="16"/>
                 <w:szCs w:val="16"/>
               </w:rPr>
-              <w:t>54,178</w:t>
+              <w:t xml:space="preserve">4,448.7</w:t>
             </w:r>
           </w:p>
         </w:tc>
         <w:tc>
           <w:tcPr>
-            <w:tcW w:w="1150" w:type="dxa"/>
+            <w:tcW w:w="900" w:type="dxa"/>
           </w:tcPr>
           <w:p>
             <w:pPr>
               <w:jc w:val="right"/>
-              <w:rPr>
-                <w:sz w:val="16"/>
-                <w:szCs w:val="16"/>
-              </w:rPr>
             </w:pPr>
             <w:r>
               <w:rPr>
                 <w:sz w:val="16"/>
                 <w:szCs w:val="16"/>
               </w:rPr>
-              <w:t>36,743</w:t>
+              <w:t xml:space="preserve">2,450.3</w:t>
             </w:r>
           </w:p>
         </w:tc>
         <w:tc>
           <w:tcPr>
-            <w:tcW w:w="1350" w:type="dxa"/>
+            <w:tcW w:w="800" w:type="dxa"/>
           </w:tcPr>
           <w:p>
             <w:pPr>
               <w:jc w:val="right"/>
-              <w:rPr>
-                <w:sz w:val="16"/>
-                <w:szCs w:val="16"/>
-              </w:rPr>
             </w:pPr>
             <w:r>
               <w:rPr>
                 <w:sz w:val="16"/>
                 <w:szCs w:val="16"/>
               </w:rPr>
-              <w:t>55,079</w:t>
+              <w:t xml:space="preserve">−44.9%</w:t>
             </w:r>
           </w:p>
         </w:tc>
       </w:tr>
-      <w:tr>
+      <w:tr w14:paraId="R000004C">
         <w:tc>
           <w:tcPr>
-            <w:tcW w:w="700" w:type="dxa"/>
+            <w:tcW w:w="1700" w:type="dxa"/>
           </w:tcPr>
           <w:p>
             <w:pPr>
-              <w:rPr>
-                <w:sz w:val="16"/>
-                <w:szCs w:val="16"/>
-              </w:rPr>
+              <w:jc w:val="left"/>
             </w:pPr>
             <w:r>
               <w:rPr>
                 <w:sz w:val="16"/>
                 <w:szCs w:val="16"/>
               </w:rPr>
-              <w:t>32</w:t>
+              <w:t xml:space="preserve">나머지 6개 리전</w:t>
             </w:r>
           </w:p>
         </w:tc>
         <w:tc>
           <w:tcPr>
-            <w:tcW w:w="1100" w:type="dxa"/>
+            <w:tcW w:w="900" w:type="dxa"/>
           </w:tcPr>
           <w:p>
             <w:pPr>
               <w:jc w:val="right"/>
-              <w:rPr>
-                <w:sz w:val="16"/>
-                <w:szCs w:val="16"/>
-              </w:rPr>
             </w:pPr>
             <w:r>
               <w:rPr>
                 <w:sz w:val="16"/>
                 <w:szCs w:val="16"/>
               </w:rPr>
-              <w:t>71,883</w:t>
+              <w:t xml:space="preserve">7,240.4</w:t>
             </w:r>
           </w:p>
         </w:tc>
         <w:tc>
           <w:tcPr>
-            <w:tcW w:w="1150" w:type="dxa"/>
+            <w:tcW w:w="900" w:type="dxa"/>
           </w:tcPr>
           <w:p>
             <w:pPr>
               <w:jc w:val="right"/>
-              <w:rPr>
-                <w:sz w:val="16"/>
-                <w:szCs w:val="16"/>
-              </w:rPr>
             </w:pPr>
             <w:r>
               <w:rPr>
                 <w:sz w:val="16"/>
                 <w:szCs w:val="16"/>
               </w:rPr>
-              <w:t>34,604</w:t>
+              <w:t xml:space="preserve">7,058.9</w:t>
             </w:r>
           </w:p>
         </w:tc>
         <w:tc>
           <w:tcPr>
-            <w:tcW w:w="1350" w:type="dxa"/>
+            <w:tcW w:w="800" w:type="dxa"/>
           </w:tcPr>
           <w:p>
             <w:pPr>
               <w:jc w:val="right"/>
-              <w:rPr>
-                <w:sz w:val="16"/>
-                <w:szCs w:val="16"/>
-              </w:rPr>
             </w:pPr>
             <w:r>
               <w:rPr>
                 <w:sz w:val="16"/>
                 <w:szCs w:val="16"/>
               </w:rPr>
-              <w:t>39,513</w:t>
-            </w:r>
-          </w:p>
-        </w:tc>
-      </w:tr>
-      <w:tr>
-        <w:tc>
-          <w:tcPr>
-            <w:tcW w:w="700" w:type="dxa"/>
-          </w:tcPr>
-          <w:p>
-            <w:pPr>
-              <w:rPr>
-                <w:sz w:val="16"/>
-                <w:szCs w:val="16"/>
-              </w:rPr>
-            </w:pPr>
-            <w:r>
-              <w:rPr>
-                <w:sz w:val="16"/>
-                <w:szCs w:val="16"/>
-              </w:rPr>
-              <w:t>64</w:t>
-            </w:r>
-          </w:p>
-        </w:tc>
-        <w:tc>
-          <w:tcPr>
-            <w:tcW w:w="1100" w:type="dxa"/>
-          </w:tcPr>
-          <w:p>
-            <w:pPr>
-              <w:jc w:val="right"/>
-              <w:rPr>
-                <w:sz w:val="16"/>
-                <w:szCs w:val="16"/>
-              </w:rPr>
-            </w:pPr>
-            <w:r>
-              <w:rPr>
-                <w:sz w:val="16"/>
-                <w:szCs w:val="16"/>
-              </w:rPr>
-              <w:t>71,919</w:t>
-            </w:r>
-          </w:p>
-        </w:tc>
-        <w:tc>
-          <w:tcPr>
-            <w:tcW w:w="1150" w:type="dxa"/>
-          </w:tcPr>
-          <w:p>
-            <w:pPr>
-              <w:jc w:val="right"/>
-              <w:rPr>
-                <w:sz w:val="16"/>
-                <w:szCs w:val="16"/>
-              </w:rPr>
-            </w:pPr>
-            <w:r>
-              <w:rPr>
-                <w:sz w:val="16"/>
-                <w:szCs w:val="16"/>
-              </w:rPr>
-              <w:t>34,600</w:t>
-            </w:r>
-          </w:p>
-        </w:tc>
-        <w:tc>
-          <w:tcPr>
-            <w:tcW w:w="1350" w:type="dxa"/>
-          </w:tcPr>
-          <w:p>
-            <w:pPr>
-              <w:jc w:val="right"/>
-              <w:rPr>
-                <w:sz w:val="16"/>
-                <w:szCs w:val="16"/>
-              </w:rPr>
-            </w:pPr>
-            <w:r>
-              <w:rPr>
-                <w:sz w:val="16"/>
-                <w:szCs w:val="16"/>
-              </w:rPr>
-              <w:t>39,481</w:t>
+              <w:t xml:space="preserve">−2.5%</w:t>
             </w:r>
           </w:p>
         </w:tc>
       </w:tr>
     </w:tbl>
-    <w:p/>
-    <w:p>
-      <w:r>
-        <w:t xml:space="preserve">프랑스는 여유가 있는 한 계속 흡수하여 용량 8의 27,876건에서 용량 64의 71,919건까지 늘고 용량 32 이상에서는 더 늘지 않는다. 연평균 탄소집약도가 가장 낮아 로드밸런서가 우선 채우기 때문이다. 반면 캘리포니아는 용량 16에서 24 사이에서 정점을 이루고 용량 8에서는 25,538건으로 오히려 줄어든다. 캘리포니아 자체가 포화되어 밀려난 부하가 인도와 독일처럼 이득이 적은 리전에 흡수되기 때문이다.</w:t>
-      </w:r>
-    </w:p>
-    <w:p/>
-    <w:p>
-      <w:r>
-        <w:t xml:space="preserve">따라서 용량이 조여질 때 부하가 고변동 리전으로 확산되는 것이 아니다. 탄소집약도가 낮은 리전부터 순서대로 포화되고, 포화된 만큼이 다음 순위 리전으로 밀려나며, 끝까지 조이면 캘리포니아처럼 시간 이동에 유용한 리전마저 포화되어 이득이 적은 리전까지 동원된다. 캘리포니아는 부하의 최종 목적지가 아니라 중간 기착지다. 이는 시간 이동의 효율이 잔여 배출량 대비로 일정했던 앞의 관찰과도 맞물린다. 어느 용량에서든 부하는 변동이 있는 리전에 일정 비율로 놓이므로 옮길 수 있는 탄소의 총량은 비슷하게 유지되고, 달라지는 것은 그 리전 안에 옮겨 갈 빈자리가 남아 있는지다.</w:t>
-      </w:r>
-    </w:p>
-    <w:p>
+    <w:p w14:paraId="P000005A">
+      <w:pPr>
+        <w:jc w:val="left"/>
+      </w:pPr>
+    </w:p>
+    <w:p w14:paraId="P000005B">
+      <w:pPr>
+        <w:jc w:val="left"/>
+      </w:pPr>
+      <w:r>
+        <w:t xml:space="preserve">용량이 느슨해질수록 캘리포니아의 배출량이 가장 크게 줄어든다(−44.9%) — 태양광이 만드는 좁은 저탄소 시간대를 더 넉넉히 활용할 수 있기 때문이다. 나머지 6개 리전은 거의 변하지 않는다(−2.5%). 캘리포니아가 시간 이동의 주된 수혜 리전이라는 관찰(§6.4)은 용량 전 구간에서 일관된다.</w:t>
+      </w:r>
+    </w:p>
+    <w:p w14:paraId="P000005C">
+      <w:pPr>
+        <w:jc w:val="left"/>
+      </w:pPr>
+    </w:p>
+    <w:p w14:paraId="P000005D">
+      <w:pPr>
+        <w:jc w:val="left"/>
+      </w:pPr>
+      <w:r>
+        <w:t xml:space="preserve">본 절의 스윕은 스케줄러 단계(시간 이동)의 용량만 바꾼 것이다. 리전 자체는 로드밸런서 단계에서 이미 정해지므로, 로드밸런서가 참조하는 리전 용량을 함께 바꾸어 가며 저탄소 리전 간 부하를 재분배하는 스윕은 다루지 않았다 — 이는 향후 과제로 남긴다.</w:t>
+      </w:r>
+    </w:p>
+    <w:p w14:paraId="P000005E">
       <w:pPr>
         <w:jc w:val="left"/>
       </w:pPr>
@@ -37092,8 +35160,67 @@
         <w:t xml:space="preserve">그림 6은 리전 용량을 기준값의 0.5배에서 무제약까지 바꾸어 가며 측정한 총배출량과 강제 편입 건수를 나타낸다. 용량이 늘수록 총배출은 줄지만 그 수익은 체감하며, 전 구간에서 마감 위반은 발생하지 않는다.</w:t>
       </w:r>
     </w:p>
-    <w:p/>
-    <w:p/>
+    <w:p>
+      <w:pPr>
+        <w:jc w:val="left"/>
+        <w:rPr>
+          <w:rFonts w:eastAsia="Apple SD Gothic Neo"/>
+          <w:b/>
+          <w:bCs/>
+          <w:sz w:val="22"/>
+          <w:szCs w:val="22"/>
+        </w:rPr>
+      </w:pPr>
+      <w:r>
+        <w:rPr>
+          <w:rFonts w:eastAsia="Apple SD Gothic Neo"/>
+          <w:b/>
+          <w:bCs/>
+          <w:sz w:val="22"/>
+          <w:szCs w:val="22"/>
+        </w:rPr>
+        <w:t xml:space="preserve">6.6 논의</w:t>
+      </w:r>
+    </w:p>
+    <w:p>
+      <w:pPr>
+        <w:jc w:val="left"/>
+      </w:pPr>
+      <w:r>
+        <w:t xml:space="preserve">세 가지 독립적인 실험이 같은 방향을 가리킨다 — 예측이 정확할수록 쏠림이 커진다. 용량을 인지하지 않는 롤링 재평가는 배출을 거의 줄이지 못하면서(9,958.2 kg → 9,996.2 kg, 차이 38.0 kg) 최대 동시 실행은 41건에서 51건으로, 상한 위반 배정은 20,208건에서 25,992건으로 오히려 늘어난다. 미래를 완전히 아는 오라클 예측을 주입하면 위반이 227건에서 873건으로 늘어난다 — 용량을 인지하는 조건에서도 같은 방향이다. 예측이 정확할수록 "지금 이 슬롯이 최선"이라는 판단이 여러 작업에서 같은 저탄소 구간으로 더 일관되게 수렴하고, 그 수렴이 곧 용량 초과를 만든다. 따라서 용량 인지는 부가 기능이 아니라 정확한 예측과 반드시 함께 있어야 하는 구성 요소다 — 예측만 개선하고 용량을 무시하면, 개선한 만큼 오히려 위험해진다.</w:t>
+      </w:r>
+    </w:p>
+    <w:p>
+      <w:pPr>
+        <w:jc w:val="left"/>
+      </w:pPr>
+    </w:p>
+    <w:p>
+      <w:pPr>
+        <w:jc w:val="left"/>
+      </w:pPr>
+      <w:r>
+        <w:t xml:space="preserve">두 비용을 직접 비교할 수 있다. 예측 오차의 비용은 실제 LSTM 예측(63.03%)과 완전예지 오라클(63.64%)의 차이인 0.61%포인트다. 용량 제약의 비용은 온라인 용량 인지(63.03%)와 용량을 무시한 반사실 상한(65.93%)의 차이인 2.90%포인트로, 예측 오차 비용의 4배가 넘는다. 즉 예측을 더 잘하는 것보다 용량을 다루는 것이 더 큰 문제다.</w:t>
+      </w:r>
+    </w:p>
+    <w:p>
+      <w:pPr>
+        <w:jc w:val="left"/>
+      </w:pPr>
+    </w:p>
+    <w:p>
+      <w:pPr>
+        <w:jc w:val="left"/>
+      </w:pPr>
+      <w:r>
+        <w:t xml:space="preserve">세 가지 민감도 분석도 이 결론을 뒷받침한다. 작업량을 0.5배에서 2배까지 바꾸어도 마감 위반은 전 구간에서 0으로 유지된다 — 정리 2가 부하와 무관하게 성립함을 실측으로 확인한 것이다. 다만 2배 부하에서 용량 위반 배정은 227건에서 59,924건으로 264.0배 폭증한다. 용량 상한을 수요에 비례해 늘리지 않으면 이 알고리즘도 한계에 부딪힌다는 뜻이다. 예측 오차 민감도는 완만한 선형이다 — 노이즈 표준편차 10%포인트당 절감률이 약 0.6%포인트씩 줄어들며 절벽은 없다. 실제 LSTM의 절감률(63.03%)은 오라클(표준편차 0%, 63.64%)과 표준편차 20%(62.54%) 사이에 위치해, 이 모델의 실효 예측 오차가 대략 10~20% 수준임을 시사한다.</w:t>
+      </w:r>
+    </w:p>
+    <w:p>
+      <w:pPr>
+        <w:jc w:val="left"/>
+      </w:pPr>
+    </w:p>
     <w:p>
       <w:pPr>
         <w:spacing w:line="276" w:lineRule="auto"/>
@@ -37107,11 +35234,7 @@
           <w:szCs w:val="26"/>
         </w:rPr>
       </w:pPr>
-    </w:p>
-    <w:p>
-      <w:pPr>
-        <w:spacing w:line="276" w:lineRule="auto"/>
-        <w:jc w:val="left"/>
+      <w:r>
         <w:rPr>
           <w:rFonts w:eastAsia="Apple SD Gothic Neo"/>
           <w:b/>
@@ -37120,12 +35243,10 @@
           <w:sz w:val="26"/>
           <w:szCs w:val="26"/>
         </w:rPr>
-      </w:pPr>
-    </w:p>
-    <w:p>
-      <w:pPr>
-        <w:spacing w:line="276" w:lineRule="auto"/>
-        <w:jc w:val="left"/>
+        <w:lastRenderedPageBreak/>
+        <w:t xml:space="preserve">7. </w:t>
+      </w:r>
+      <w:r>
         <w:rPr>
           <w:rFonts w:eastAsia="Apple SD Gothic Neo"/>
           <w:b/>
@@ -37134,500 +35255,6 @@
           <w:sz w:val="26"/>
           <w:szCs w:val="26"/>
         </w:rPr>
-      </w:pPr>
-    </w:p>
-    <w:p>
-      <w:pPr>
-        <w:spacing w:line="276" w:lineRule="auto"/>
-        <w:jc w:val="left"/>
-        <w:rPr>
-          <w:rFonts w:eastAsia="Apple SD Gothic Neo"/>
-          <w:b/>
-          <w:bCs/>
-          <w:color w:val="EE0000"/>
-          <w:sz w:val="26"/>
-          <w:szCs w:val="26"/>
-        </w:rPr>
-      </w:pPr>
-    </w:p>
-    <w:p>
-      <w:pPr>
-        <w:spacing w:line="276" w:lineRule="auto"/>
-        <w:jc w:val="left"/>
-        <w:rPr>
-          <w:rFonts w:eastAsia="Apple SD Gothic Neo"/>
-          <w:b/>
-          <w:bCs/>
-          <w:color w:val="EE0000"/>
-          <w:sz w:val="26"/>
-          <w:szCs w:val="26"/>
-        </w:rPr>
-      </w:pPr>
-    </w:p>
-    <w:p>
-      <w:pPr>
-        <w:spacing w:line="276" w:lineRule="auto"/>
-        <w:jc w:val="left"/>
-        <w:rPr>
-          <w:rFonts w:eastAsia="Apple SD Gothic Neo"/>
-          <w:b/>
-          <w:bCs/>
-          <w:color w:val="EE0000"/>
-          <w:sz w:val="26"/>
-          <w:szCs w:val="26"/>
-        </w:rPr>
-      </w:pPr>
-    </w:p>
-    <w:p>
-      <w:pPr>
-        <w:spacing w:line="276" w:lineRule="auto"/>
-        <w:jc w:val="left"/>
-        <w:rPr>
-          <w:rFonts w:eastAsia="Apple SD Gothic Neo"/>
-          <w:b/>
-          <w:bCs/>
-          <w:color w:val="EE0000"/>
-          <w:sz w:val="26"/>
-          <w:szCs w:val="26"/>
-        </w:rPr>
-      </w:pPr>
-    </w:p>
-    <w:p>
-      <w:pPr>
-        <w:spacing w:line="276" w:lineRule="auto"/>
-        <w:jc w:val="left"/>
-        <w:rPr>
-          <w:rFonts w:eastAsia="Apple SD Gothic Neo"/>
-          <w:b/>
-          <w:bCs/>
-          <w:color w:val="EE0000"/>
-          <w:sz w:val="26"/>
-          <w:szCs w:val="26"/>
-        </w:rPr>
-      </w:pPr>
-    </w:p>
-    <w:p>
-      <w:pPr>
-        <w:spacing w:line="276" w:lineRule="auto"/>
-        <w:jc w:val="left"/>
-        <w:rPr>
-          <w:rFonts w:eastAsia="Apple SD Gothic Neo"/>
-          <w:b/>
-          <w:bCs/>
-          <w:color w:val="EE0000"/>
-          <w:sz w:val="26"/>
-          <w:szCs w:val="26"/>
-        </w:rPr>
-      </w:pPr>
-    </w:p>
-    <w:p>
-      <w:pPr>
-        <w:spacing w:line="276" w:lineRule="auto"/>
-        <w:jc w:val="left"/>
-        <w:rPr>
-          <w:rFonts w:eastAsia="Apple SD Gothic Neo"/>
-          <w:b/>
-          <w:bCs/>
-          <w:color w:val="EE0000"/>
-          <w:sz w:val="26"/>
-          <w:szCs w:val="26"/>
-        </w:rPr>
-      </w:pPr>
-    </w:p>
-    <w:p>
-      <w:pPr>
-        <w:spacing w:line="276" w:lineRule="auto"/>
-        <w:jc w:val="left"/>
-        <w:rPr>
-          <w:rFonts w:eastAsia="Apple SD Gothic Neo"/>
-          <w:b/>
-          <w:bCs/>
-          <w:color w:val="EE0000"/>
-          <w:sz w:val="26"/>
-          <w:szCs w:val="26"/>
-        </w:rPr>
-      </w:pPr>
-    </w:p>
-    <w:p>
-      <w:pPr>
-        <w:spacing w:line="276" w:lineRule="auto"/>
-        <w:jc w:val="left"/>
-        <w:rPr>
-          <w:rFonts w:eastAsia="Apple SD Gothic Neo"/>
-          <w:b/>
-          <w:bCs/>
-          <w:color w:val="EE0000"/>
-          <w:sz w:val="26"/>
-          <w:szCs w:val="26"/>
-        </w:rPr>
-      </w:pPr>
-    </w:p>
-    <w:p>
-      <w:pPr>
-        <w:spacing w:line="276" w:lineRule="auto"/>
-        <w:jc w:val="left"/>
-        <w:rPr>
-          <w:rFonts w:eastAsia="Apple SD Gothic Neo"/>
-          <w:b/>
-          <w:bCs/>
-          <w:color w:val="EE0000"/>
-          <w:sz w:val="26"/>
-          <w:szCs w:val="26"/>
-        </w:rPr>
-      </w:pPr>
-    </w:p>
-    <w:p>
-      <w:pPr>
-        <w:spacing w:line="276" w:lineRule="auto"/>
-        <w:jc w:val="left"/>
-        <w:rPr>
-          <w:rFonts w:eastAsia="Apple SD Gothic Neo"/>
-          <w:b/>
-          <w:bCs/>
-          <w:color w:val="EE0000"/>
-          <w:sz w:val="26"/>
-          <w:szCs w:val="26"/>
-        </w:rPr>
-      </w:pPr>
-    </w:p>
-    <w:p>
-      <w:pPr>
-        <w:spacing w:line="276" w:lineRule="auto"/>
-        <w:jc w:val="left"/>
-        <w:rPr>
-          <w:rFonts w:eastAsia="Apple SD Gothic Neo"/>
-          <w:b/>
-          <w:bCs/>
-          <w:color w:val="EE0000"/>
-          <w:sz w:val="26"/>
-          <w:szCs w:val="26"/>
-        </w:rPr>
-      </w:pPr>
-    </w:p>
-    <w:p>
-      <w:pPr>
-        <w:spacing w:line="276" w:lineRule="auto"/>
-        <w:jc w:val="left"/>
-        <w:rPr>
-          <w:rFonts w:eastAsia="Apple SD Gothic Neo"/>
-          <w:b/>
-          <w:bCs/>
-          <w:color w:val="EE0000"/>
-          <w:sz w:val="26"/>
-          <w:szCs w:val="26"/>
-        </w:rPr>
-      </w:pPr>
-    </w:p>
-    <w:p>
-      <w:pPr>
-        <w:spacing w:line="276" w:lineRule="auto"/>
-        <w:jc w:val="left"/>
-        <w:rPr>
-          <w:rFonts w:eastAsia="Apple SD Gothic Neo"/>
-          <w:b/>
-          <w:bCs/>
-          <w:color w:val="EE0000"/>
-          <w:sz w:val="26"/>
-          <w:szCs w:val="26"/>
-        </w:rPr>
-      </w:pPr>
-    </w:p>
-    <w:p>
-      <w:pPr>
-        <w:spacing w:line="276" w:lineRule="auto"/>
-        <w:jc w:val="left"/>
-        <w:rPr>
-          <w:rFonts w:eastAsia="Apple SD Gothic Neo"/>
-          <w:b/>
-          <w:bCs/>
-          <w:color w:val="EE0000"/>
-          <w:sz w:val="26"/>
-          <w:szCs w:val="26"/>
-        </w:rPr>
-      </w:pPr>
-    </w:p>
-    <w:p>
-      <w:pPr>
-        <w:spacing w:line="276" w:lineRule="auto"/>
-        <w:jc w:val="left"/>
-        <w:rPr>
-          <w:rFonts w:eastAsia="Apple SD Gothic Neo"/>
-          <w:b/>
-          <w:bCs/>
-          <w:color w:val="EE0000"/>
-          <w:sz w:val="26"/>
-          <w:szCs w:val="26"/>
-        </w:rPr>
-      </w:pPr>
-    </w:p>
-    <w:p>
-      <w:pPr>
-        <w:spacing w:line="276" w:lineRule="auto"/>
-        <w:jc w:val="left"/>
-        <w:rPr>
-          <w:rFonts w:eastAsia="Apple SD Gothic Neo"/>
-          <w:b/>
-          <w:bCs/>
-          <w:color w:val="EE0000"/>
-          <w:sz w:val="26"/>
-          <w:szCs w:val="26"/>
-        </w:rPr>
-      </w:pPr>
-    </w:p>
-    <w:p>
-      <w:pPr>
-        <w:spacing w:line="276" w:lineRule="auto"/>
-        <w:jc w:val="left"/>
-        <w:rPr>
-          <w:rFonts w:eastAsia="Apple SD Gothic Neo"/>
-          <w:b/>
-          <w:bCs/>
-          <w:color w:val="EE0000"/>
-          <w:sz w:val="26"/>
-          <w:szCs w:val="26"/>
-        </w:rPr>
-      </w:pPr>
-    </w:p>
-    <w:p>
-      <w:pPr>
-        <w:spacing w:line="276" w:lineRule="auto"/>
-        <w:jc w:val="left"/>
-        <w:rPr>
-          <w:rFonts w:eastAsia="Apple SD Gothic Neo"/>
-          <w:b/>
-          <w:bCs/>
-          <w:color w:val="EE0000"/>
-          <w:sz w:val="26"/>
-          <w:szCs w:val="26"/>
-        </w:rPr>
-      </w:pPr>
-    </w:p>
-    <w:p>
-      <w:pPr>
-        <w:spacing w:line="276" w:lineRule="auto"/>
-        <w:jc w:val="left"/>
-        <w:rPr>
-          <w:rFonts w:eastAsia="Apple SD Gothic Neo"/>
-          <w:b/>
-          <w:bCs/>
-          <w:color w:val="EE0000"/>
-          <w:sz w:val="26"/>
-          <w:szCs w:val="26"/>
-        </w:rPr>
-      </w:pPr>
-    </w:p>
-    <w:p>
-      <w:pPr>
-        <w:spacing w:line="276" w:lineRule="auto"/>
-        <w:jc w:val="left"/>
-        <w:rPr>
-          <w:rFonts w:eastAsia="Apple SD Gothic Neo"/>
-          <w:b/>
-          <w:bCs/>
-          <w:color w:val="EE0000"/>
-          <w:sz w:val="26"/>
-          <w:szCs w:val="26"/>
-        </w:rPr>
-      </w:pPr>
-    </w:p>
-    <w:p>
-      <w:pPr>
-        <w:spacing w:line="276" w:lineRule="auto"/>
-        <w:jc w:val="left"/>
-        <w:rPr>
-          <w:rFonts w:eastAsia="Apple SD Gothic Neo"/>
-          <w:b/>
-          <w:bCs/>
-          <w:color w:val="EE0000"/>
-          <w:sz w:val="26"/>
-          <w:szCs w:val="26"/>
-        </w:rPr>
-      </w:pPr>
-    </w:p>
-    <w:p>
-      <w:pPr>
-        <w:spacing w:line="276" w:lineRule="auto"/>
-        <w:jc w:val="left"/>
-        <w:rPr>
-          <w:rFonts w:eastAsia="Apple SD Gothic Neo"/>
-          <w:b/>
-          <w:bCs/>
-          <w:color w:val="EE0000"/>
-          <w:sz w:val="26"/>
-          <w:szCs w:val="26"/>
-        </w:rPr>
-      </w:pPr>
-    </w:p>
-    <w:p>
-      <w:pPr>
-        <w:spacing w:line="276" w:lineRule="auto"/>
-        <w:jc w:val="left"/>
-        <w:rPr>
-          <w:rFonts w:eastAsia="Apple SD Gothic Neo"/>
-          <w:b/>
-          <w:bCs/>
-          <w:color w:val="EE0000"/>
-          <w:sz w:val="26"/>
-          <w:szCs w:val="26"/>
-        </w:rPr>
-      </w:pPr>
-    </w:p>
-    <w:p>
-      <w:pPr>
-        <w:spacing w:line="276" w:lineRule="auto"/>
-        <w:jc w:val="left"/>
-        <w:rPr>
-          <w:rFonts w:eastAsia="Apple SD Gothic Neo"/>
-          <w:b/>
-          <w:bCs/>
-          <w:color w:val="EE0000"/>
-          <w:sz w:val="26"/>
-          <w:szCs w:val="26"/>
-        </w:rPr>
-      </w:pPr>
-    </w:p>
-    <w:p>
-      <w:pPr>
-        <w:spacing w:line="276" w:lineRule="auto"/>
-        <w:jc w:val="left"/>
-        <w:rPr>
-          <w:rFonts w:eastAsia="Apple SD Gothic Neo"/>
-          <w:b/>
-          <w:bCs/>
-          <w:color w:val="EE0000"/>
-          <w:sz w:val="26"/>
-          <w:szCs w:val="26"/>
-        </w:rPr>
-      </w:pPr>
-    </w:p>
-    <w:p>
-      <w:pPr>
-        <w:spacing w:line="276" w:lineRule="auto"/>
-        <w:jc w:val="left"/>
-        <w:rPr>
-          <w:rFonts w:eastAsia="Apple SD Gothic Neo"/>
-          <w:b/>
-          <w:bCs/>
-          <w:color w:val="EE0000"/>
-          <w:sz w:val="26"/>
-          <w:szCs w:val="26"/>
-        </w:rPr>
-      </w:pPr>
-    </w:p>
-    <w:p>
-      <w:pPr>
-        <w:spacing w:line="276" w:lineRule="auto"/>
-        <w:jc w:val="left"/>
-        <w:rPr>
-          <w:rFonts w:eastAsia="Apple SD Gothic Neo"/>
-          <w:b/>
-          <w:bCs/>
-          <w:color w:val="EE0000"/>
-          <w:sz w:val="26"/>
-          <w:szCs w:val="26"/>
-        </w:rPr>
-      </w:pPr>
-    </w:p>
-    <w:p>
-      <w:pPr>
-        <w:jc w:val="left"/>
-      </w:pPr>
-    </w:p>
-    <w:p>
-      <w:pPr>
-        <w:jc w:val="left"/>
-        <w:rPr>
-          <w:rFonts w:eastAsia="Apple SD Gothic Neo"/>
-          <w:b/>
-          <w:bCs/>
-          <w:sz w:val="22"/>
-          <w:szCs w:val="22"/>
-        </w:rPr>
-      </w:pPr>
-      <w:r>
-        <w:rPr>
-          <w:rFonts w:eastAsia="Apple SD Gothic Neo"/>
-          <w:b/>
-          <w:bCs/>
-          <w:sz w:val="22"/>
-          <w:szCs w:val="22"/>
-        </w:rPr>
-        <w:t xml:space="preserve">6.6 논의</w:t>
-      </w:r>
-    </w:p>
-    <w:p>
-      <w:pPr>
-        <w:jc w:val="left"/>
-      </w:pPr>
-      <w:r>
-        <w:t xml:space="preserve">세 가지 독립적인 실험이 같은 방향을 가리킨다 — 예측이 정확할수록 쏠림이 커진다. 용량을 인지하지 않는 롤링 재평가는 배출을 거의 줄이지 못하면서(9,958.2 kg → 9,967.1 kg, 차이 8.9 kg) 최대 동시 실행은 41건에서 54건으로, 상한 위반 배정은 20,208건에서 32,046건으로 오히려 늘어난다. 미래를 완전히 아는 오라클 예측을 주입하면 위반이 662건에서 873건으로 늘어난다 — 용량을 인지하는 조건에서도 같은 방향이다. 이 오라클을 기준으로 예측에 노이즈를 얹어 갈수록 위반은 873건에서 688건(표준편차 20%), 401건(표준편차 30%)으로 줄어든다. 셋 다 같은 메커니즘이다. 예측이 정확할수록 "지금 이 슬롯이 최선"이라는 판단이 여러 작업에서 같은 저탄소 구간으로 더 일관되게 수렴하고, 그 수렴이 곧 용량 초과를 만든다. 따라서 용량 인지는 부가 기능이 아니라 정확한 예측과 반드시 함께 있어야 하는 구성 요소다 — 예측만 개선하고 용량을 무시하면, 개선한 만큼 오히려 위험해진다.</w:t>
-      </w:r>
-    </w:p>
-    <w:p>
-      <w:pPr>
-        <w:jc w:val="left"/>
-      </w:pPr>
-    </w:p>
-    <w:p>
-      <w:pPr>
-        <w:jc w:val="left"/>
-      </w:pPr>
-      <w:r>
-        <w:t xml:space="preserve">두 비용을 직접 비교할 수 있다. 예측 오차의 비용은 실제 LSTM 예측(62.94%)과 완전예지 오라클(63.63%)의 차이인 0.69%포인트다. 용량 제약의 비용은 온라인 용량 인지(62.94%)와 용량을 무시한 반사실 상한(65.93%)의 차이인 3.0%포인트로, 예측 오차 비용의 4배가 넘는다. 즉 예측을 더 잘하는 것보다 용량을 다루는 것이 더 큰 문제다.</w:t>
-      </w:r>
-    </w:p>
-    <w:p>
-      <w:pPr>
-        <w:jc w:val="left"/>
-      </w:pPr>
-    </w:p>
-    <w:p>
-      <w:pPr>
-        <w:jc w:val="left"/>
-      </w:pPr>
-      <w:r>
-        <w:t xml:space="preserve">세 가지 민감도 분석도 이 결론을 뒷받침한다. 작업량을 0.5배에서 2배까지 바꾸어도 마감 위반은 전 구간에서 0으로 유지된다 — 정리 2가 부하와 무관하게 성립함을 실측으로 확인한 것이다. 다만 2배 부하에서 용량 위반 배정은 662건에서 60,976건으로 92배 폭증한다. 용량 상한을 수요에 비례해 늘리지 않으면 이 알고리즘도 한계에 부딪힌다는 뜻이다. 예측 오차 민감도는 완만한 선형이다 — 노이즈 표준편차 10%포인트당 절감률이 약 0.65%포인트씩 줄어들며 절벽은 없다. 실제 LSTM의 절감률(62.94%)은 오라클(표준편차 0%, 63.64%)과 표준편차 20%(62.30%) 사이에 위치해, 이 모델의 실효 예측 오차가 대략 10~20% 수준임을 시사한다.</w:t>
-      </w:r>
-    </w:p>
-    <w:p>
-      <w:pPr>
-        <w:jc w:val="left"/>
-      </w:pPr>
-    </w:p>
-    <w:p>
-      <w:pPr>
-        <w:spacing w:line="276" w:lineRule="auto"/>
-        <w:jc w:val="left"/>
-        <w:rPr>
-          <w:rFonts w:eastAsia="Apple SD Gothic Neo"/>
-          <w:b/>
-          <w:bCs/>
-          <w:color w:val="EE0000"/>
-          <w:sz w:val="26"/>
-          <w:szCs w:val="26"/>
-        </w:rPr>
-      </w:pPr>
-      <w:r>
-        <w:rPr>
-          <w:rFonts w:eastAsia="Apple SD Gothic Neo"/>
-          <w:b/>
-          <w:bCs/>
-          <w:color w:val="EE0000"/>
-          <w:sz w:val="26"/>
-          <w:szCs w:val="26"/>
-        </w:rPr>
-        <w:lastRenderedPageBreak/>
-        <w:t xml:space="preserve">7. </w:t>
-      </w:r>
-      <w:r>
-        <w:rPr>
-          <w:rFonts w:eastAsia="Apple SD Gothic Neo"/>
-          <w:b/>
-          <w:bCs/>
-          <w:color w:val="EE0000"/>
-          <w:sz w:val="26"/>
-          <w:szCs w:val="26"/>
-        </w:rPr>
         <w:t>결론</w:t>
       </w:r>
     </w:p>
@@ -37649,20 +35276,20 @@
         <w:jc w:val="left"/>
       </w:pPr>
       <w:r>
-        <w:t xml:space="preserve">공간 이동만으로 총 배출량이 56.85% 감소하고, 시간 이동만으로는 18.58% 감소한다. 리전 용량 제약을 지키면서 둘을 결합하는 온라인 용량 인지 알고리즘(Algorithm 1)은 62.94%를 달성하며, 작업 146,000건 전량이 마감 이내에 처리되어 마감 위반은 발생하지 않는다.</w:t>
-      </w:r>
-    </w:p>
-    <w:p>
-      <w:pPr>
-        <w:jc w:val="left"/>
-      </w:pPr>
-    </w:p>
-    <w:p>
-      <w:pPr>
-        <w:jc w:val="left"/>
-      </w:pPr>
-      <w:r>
-        <w:t xml:space="preserve">이 62.94%는 두 경계값 사이에 있다. 배치 시점에 용량을 전혀 고려하지 않으면 65.93%까지 오르지만, 이는 상한의 3.4배(41건)까지 동시 실행이 몰리는, 실현 불가능한 반사실 상한이다. 반대로 배치가 끝난 뒤 사후적으로 상한 초과분을 되돌리는 순진한 방식은 59.37%에 그친다 — 아무 것도 하지 않았을 때 감수해야 할 손해의 크기다. 온라인 용량 인지는 이 하한보다 3.57%포인트 더 절감하면서 상한 위반을 최대 동시 41건에서 19건으로 줄인다.</w:t>
+        <w:t xml:space="preserve">공간 이동만으로 총 배출량이 56.85% 감소하고, 시간 이동만으로는 18.58% 감소한다. 리전 용량 제약을 지키면서 둘을 결합하는 온라인 용량 인지 알고리즘(Algorithm 1)은 63.03%를 달성하며, 작업 146,000건 전량이 마감 이내에 처리되어 마감 위반은 발생하지 않는다.</w:t>
+      </w:r>
+    </w:p>
+    <w:p>
+      <w:pPr>
+        <w:jc w:val="left"/>
+      </w:pPr>
+    </w:p>
+    <w:p>
+      <w:pPr>
+        <w:jc w:val="left"/>
+      </w:pPr>
+      <w:r>
+        <w:t xml:space="preserve">이 63.03%는 두 경계값 사이에 있다. 배치 시점에 용량을 전혀 고려하지 않으면 65.93%까지 오르지만, 이는 상한의 3.4배(41건)까지 동시 실행이 몰리는, 실현 불가능한 반사실 상한이다. 반대로 배치가 끝난 뒤 사후적으로 상한 초과분을 되돌리는 순진한 방식은 59.37%에 그친다 — 아무 것도 하지 않았을 때 감수해야 할 손해의 크기다. 온라인 용량 인지는 이 하한보다 3.66%포인트 더 절감하면서 상한 위반을 최대 동시 41건에서 17건으로 줄인다.</w:t>
       </w:r>
     </w:p>
     <w:p>

--- a/paper/CAST.docx
+++ b/paper/CAST.docx
@@ -34695,6 +34695,75 @@
         <w:jc w:val="left"/>
       </w:pPr>
     </w:p>
+    <w:p>
+      <w:pPr>
+        <w:jc w:val="left"/>
+      </w:pPr>
+      <w:r>
+        <w:rPr>
+          <w:noProof/>
+        </w:rPr>
+        <w:drawing>
+          <wp:inline distT="0" distB="0" distL="0" distR="0" wp14:anchorId="00008B30" wp14:editId="00009A3D">
+            <wp:extent cx="2730500" cy="2413000"/>
+            <wp:effectExtent l="0" t="0" r="0" b="0"/>
+            <wp:docPr id="963" name="Picture 963"/>
+            <wp:cNvGraphicFramePr>
+              <a:graphicFrameLocks xmlns:a="http://schemas.openxmlformats.org/drawingml/2006/main" noChangeAspect="1"/>
+            </wp:cNvGraphicFramePr>
+            <a:graphic xmlns:a="http://schemas.openxmlformats.org/drawingml/2006/main">
+              <a:graphicData uri="http://schemas.openxmlformats.org/drawingml/2006/picture">
+                <pic:pic xmlns:pic="http://schemas.openxmlformats.org/drawingml/2006/picture">
+                  <pic:nvPicPr>
+                    <pic:cNvPr id="963" name="fig6_capacity_sweep.png"/>
+                    <pic:cNvPicPr/>
+                  </pic:nvPicPr>
+                  <pic:blipFill>
+                    <a:blip r:embed="rId58"/>
+                    <a:stretch>
+                      <a:fillRect/>
+                    </a:stretch>
+                  </pic:blipFill>
+                  <pic:spPr>
+                    <a:xfrm>
+                      <a:off x="0" y="0"/>
+                      <a:ext cx="2730500" cy="2413000"/>
+                    </a:xfrm>
+                    <a:prstGeom prst="rect">
+                      <a:avLst/>
+                    </a:prstGeom>
+                  </pic:spPr>
+                </pic:pic>
+              </a:graphicData>
+            </a:graphic>
+          </wp:inline>
+        </w:drawing>
+      </w:r>
+    </w:p>
+    <w:p>
+      <w:pPr>
+        <w:jc w:val="left"/>
+        <w:rPr>
+          <w:sz w:val="18"/>
+          <w:szCs w:val="18"/>
+        </w:rPr>
+      </w:pPr>
+      <w:r>
+        <w:rPr>
+          <w:sz w:val="18"/>
+          <w:szCs w:val="18"/>
+        </w:rPr>
+        <w:t xml:space="preserve">그림 6. 리전 용량을 기준(η·cap_r=12)의 0.5배~무제약으로 바꿔가며 본 총배출과 강제 편입 건수 — 용량이 늘수록 둘 다 줄지만 수익은 체감하며, 전 구간에서 마감 위반은 0건이다.</w:t>
+      </w:r>
+    </w:p>
+    <w:p>
+      <w:pPr>
+        <w:jc w:val="left"/>
+      </w:pPr>
+      <w:r>
+        <w:t xml:space="preserve">그림 6은 리전 용량을 기준값의 0.5배에서 무제약까지 바꾸어 가며 측정한 총배출량과 강제 편입 건수를 나타낸다. 용량이 늘수록 총배출은 줄지만 그 수익은 체감하며, 전 구간에서 마감 위반은 발생하지 않는다.</w:t>
+      </w:r>
+    </w:p>
     <w:p w14:paraId="P0000058">
       <w:pPr>
         <w:jc w:val="left"/>
@@ -35090,75 +35159,6 @@
       <w:pPr>
         <w:jc w:val="left"/>
       </w:pPr>
-    </w:p>
-    <w:p>
-      <w:pPr>
-        <w:jc w:val="left"/>
-      </w:pPr>
-      <w:r>
-        <w:rPr>
-          <w:noProof/>
-        </w:rPr>
-        <w:drawing>
-          <wp:inline distT="0" distB="0" distL="0" distR="0" wp14:anchorId="00008B30" wp14:editId="00009A3D">
-            <wp:extent cx="2730500" cy="2413000"/>
-            <wp:effectExtent l="0" t="0" r="0" b="0"/>
-            <wp:docPr id="963" name="Picture 963"/>
-            <wp:cNvGraphicFramePr>
-              <a:graphicFrameLocks xmlns:a="http://schemas.openxmlformats.org/drawingml/2006/main" noChangeAspect="1"/>
-            </wp:cNvGraphicFramePr>
-            <a:graphic xmlns:a="http://schemas.openxmlformats.org/drawingml/2006/main">
-              <a:graphicData uri="http://schemas.openxmlformats.org/drawingml/2006/picture">
-                <pic:pic xmlns:pic="http://schemas.openxmlformats.org/drawingml/2006/picture">
-                  <pic:nvPicPr>
-                    <pic:cNvPr id="963" name="fig6_capacity_sweep.png"/>
-                    <pic:cNvPicPr/>
-                  </pic:nvPicPr>
-                  <pic:blipFill>
-                    <a:blip r:embed="rId58"/>
-                    <a:stretch>
-                      <a:fillRect/>
-                    </a:stretch>
-                  </pic:blipFill>
-                  <pic:spPr>
-                    <a:xfrm>
-                      <a:off x="0" y="0"/>
-                      <a:ext cx="2730500" cy="2413000"/>
-                    </a:xfrm>
-                    <a:prstGeom prst="rect">
-                      <a:avLst/>
-                    </a:prstGeom>
-                  </pic:spPr>
-                </pic:pic>
-              </a:graphicData>
-            </a:graphic>
-          </wp:inline>
-        </w:drawing>
-      </w:r>
-    </w:p>
-    <w:p>
-      <w:pPr>
-        <w:jc w:val="left"/>
-        <w:rPr>
-          <w:sz w:val="18"/>
-          <w:szCs w:val="18"/>
-        </w:rPr>
-      </w:pPr>
-      <w:r>
-        <w:rPr>
-          <w:sz w:val="18"/>
-          <w:szCs w:val="18"/>
-        </w:rPr>
-        <w:t xml:space="preserve">그림 6. 리전 용량을 기준(η·cap_r=12)의 0.5배~무제약으로 바꿔가며 본 총배출과 강제 편입 건수 — 용량이 늘수록 둘 다 줄지만 수익은 체감하며, 전 구간에서 마감 위반은 0건이다.</w:t>
-      </w:r>
-    </w:p>
-    <w:p>
-      <w:pPr>
-        <w:jc w:val="left"/>
-      </w:pPr>
-      <w:r>
-        <w:t xml:space="preserve">그림 6은 리전 용량을 기준값의 0.5배에서 무제약까지 바꾸어 가며 측정한 총배출량과 강제 편입 건수를 나타낸다. 용량이 늘수록 총배출은 줄지만 그 수익은 체감하며, 전 구간에서 마감 위반은 발생하지 않는다.</w:t>
-      </w:r>
     </w:p>
     <w:p>
       <w:pPr>

--- a/paper/CAST.docx
+++ b/paper/CAST.docx
@@ -29902,264 +29902,6 @@
         <w:t>.</w:t>
       </w:r>
     </w:p>
-    <w:p>
-      <w:pPr>
-        <w:rPr>
-          <w:color w:val="1155CC"/>
-          <w:sz w:val="18"/>
-          <w:szCs w:val="18"/>
-        </w:rPr>
-      </w:pPr>
-      <w:r>
-        <w:rPr>
-          <w:color w:val="1155CC"/>
-          <w:sz w:val="18"/>
-          <w:szCs w:val="18"/>
-        </w:rPr>
-        <w:t>(</w:t>
-      </w:r>
-      <w:r>
-        <w:rPr>
-          <w:color w:val="1155CC"/>
-          <w:sz w:val="18"/>
-          <w:szCs w:val="18"/>
-        </w:rPr>
-        <w:t>이</w:t>
-      </w:r>
-      <w:r>
-        <w:rPr>
-          <w:color w:val="1155CC"/>
-          <w:sz w:val="18"/>
-          <w:szCs w:val="18"/>
-        </w:rPr>
-        <w:t xml:space="preserve"> </w:t>
-      </w:r>
-      <w:r>
-        <w:rPr>
-          <w:color w:val="1155CC"/>
-          <w:sz w:val="18"/>
-          <w:szCs w:val="18"/>
-        </w:rPr>
-        <w:t>문단은</w:t>
-      </w:r>
-      <w:r>
-        <w:rPr>
-          <w:color w:val="1155CC"/>
-          <w:sz w:val="18"/>
-          <w:szCs w:val="18"/>
-        </w:rPr>
-        <w:t xml:space="preserve"> </w:t>
-      </w:r>
-      <w:r>
-        <w:rPr>
-          <w:color w:val="1155CC"/>
-          <w:sz w:val="18"/>
-          <w:szCs w:val="18"/>
-        </w:rPr>
-        <w:t>우리</w:t>
-      </w:r>
-      <w:r>
-        <w:rPr>
-          <w:color w:val="1155CC"/>
-          <w:sz w:val="18"/>
-          <w:szCs w:val="18"/>
-        </w:rPr>
-        <w:t xml:space="preserve"> </w:t>
-      </w:r>
-      <w:r>
-        <w:rPr>
-          <w:color w:val="1155CC"/>
-          <w:sz w:val="18"/>
-          <w:szCs w:val="18"/>
-        </w:rPr>
-        <w:t>약점을</w:t>
-      </w:r>
-      <w:r>
-        <w:rPr>
-          <w:color w:val="1155CC"/>
-          <w:sz w:val="18"/>
-          <w:szCs w:val="18"/>
-        </w:rPr>
-        <w:t xml:space="preserve"> </w:t>
-      </w:r>
-      <w:r>
-        <w:rPr>
-          <w:color w:val="1155CC"/>
-          <w:sz w:val="18"/>
-          <w:szCs w:val="18"/>
-        </w:rPr>
-        <w:t>우리가</w:t>
-      </w:r>
-      <w:r>
-        <w:rPr>
-          <w:color w:val="1155CC"/>
-          <w:sz w:val="18"/>
-          <w:szCs w:val="18"/>
-        </w:rPr>
-        <w:t xml:space="preserve"> </w:t>
-      </w:r>
-      <w:r>
-        <w:rPr>
-          <w:color w:val="1155CC"/>
-          <w:sz w:val="18"/>
-          <w:szCs w:val="18"/>
-        </w:rPr>
-        <w:t>먼저</w:t>
-      </w:r>
-      <w:r>
-        <w:rPr>
-          <w:color w:val="1155CC"/>
-          <w:sz w:val="18"/>
-          <w:szCs w:val="18"/>
-        </w:rPr>
-        <w:t xml:space="preserve"> </w:t>
-      </w:r>
-      <w:r>
-        <w:rPr>
-          <w:color w:val="1155CC"/>
-          <w:sz w:val="18"/>
-          <w:szCs w:val="18"/>
-        </w:rPr>
-        <w:t>말하는</w:t>
-      </w:r>
-      <w:r>
-        <w:rPr>
-          <w:color w:val="1155CC"/>
-          <w:sz w:val="18"/>
-          <w:szCs w:val="18"/>
-        </w:rPr>
-        <w:t xml:space="preserve"> </w:t>
-      </w:r>
-      <w:r>
-        <w:rPr>
-          <w:color w:val="1155CC"/>
-          <w:sz w:val="18"/>
-          <w:szCs w:val="18"/>
-        </w:rPr>
-        <w:t>자리임</w:t>
-      </w:r>
-      <w:r>
-        <w:rPr>
-          <w:color w:val="1155CC"/>
-          <w:sz w:val="18"/>
-          <w:szCs w:val="18"/>
-        </w:rPr>
-        <w:t xml:space="preserve">. </w:t>
-      </w:r>
-      <w:r>
-        <w:rPr>
-          <w:color w:val="1155CC"/>
-          <w:sz w:val="18"/>
-          <w:szCs w:val="18"/>
-        </w:rPr>
-        <w:t>심사에서</w:t>
-      </w:r>
-      <w:r>
-        <w:rPr>
-          <w:color w:val="1155CC"/>
-          <w:sz w:val="18"/>
-          <w:szCs w:val="18"/>
-        </w:rPr>
-        <w:t xml:space="preserve"> </w:t>
-      </w:r>
-      <w:r>
-        <w:rPr>
-          <w:color w:val="1155CC"/>
-          <w:sz w:val="18"/>
-          <w:szCs w:val="18"/>
-        </w:rPr>
-        <w:t>반드시</w:t>
-      </w:r>
-      <w:r>
-        <w:rPr>
-          <w:color w:val="1155CC"/>
-          <w:sz w:val="18"/>
-          <w:szCs w:val="18"/>
-        </w:rPr>
-        <w:t xml:space="preserve"> </w:t>
-      </w:r>
-      <w:r>
-        <w:rPr>
-          <w:color w:val="1155CC"/>
-          <w:sz w:val="18"/>
-          <w:szCs w:val="18"/>
-        </w:rPr>
-        <w:t>나올</w:t>
-      </w:r>
-      <w:r>
-        <w:rPr>
-          <w:color w:val="1155CC"/>
-          <w:sz w:val="18"/>
-          <w:szCs w:val="18"/>
-        </w:rPr>
-        <w:t xml:space="preserve"> </w:t>
-      </w:r>
-      <w:r>
-        <w:rPr>
-          <w:color w:val="1155CC"/>
-          <w:sz w:val="18"/>
-          <w:szCs w:val="18"/>
-        </w:rPr>
-        <w:t>질문이라</w:t>
-      </w:r>
-      <w:r>
-        <w:rPr>
-          <w:color w:val="1155CC"/>
-          <w:sz w:val="18"/>
-          <w:szCs w:val="18"/>
-        </w:rPr>
-        <w:t xml:space="preserve"> </w:t>
-      </w:r>
-      <w:r>
-        <w:rPr>
-          <w:color w:val="1155CC"/>
-          <w:sz w:val="18"/>
-          <w:szCs w:val="18"/>
-        </w:rPr>
-        <w:t>숨기지</w:t>
-      </w:r>
-      <w:r>
-        <w:rPr>
-          <w:color w:val="1155CC"/>
-          <w:sz w:val="18"/>
-          <w:szCs w:val="18"/>
-        </w:rPr>
-        <w:t xml:space="preserve"> </w:t>
-      </w:r>
-      <w:r>
-        <w:rPr>
-          <w:color w:val="1155CC"/>
-          <w:sz w:val="18"/>
-          <w:szCs w:val="18"/>
-        </w:rPr>
-        <w:t>말</w:t>
-      </w:r>
-      <w:r>
-        <w:rPr>
-          <w:color w:val="1155CC"/>
-          <w:sz w:val="18"/>
-          <w:szCs w:val="18"/>
-        </w:rPr>
-        <w:t xml:space="preserve"> </w:t>
-      </w:r>
-      <w:r>
-        <w:rPr>
-          <w:color w:val="1155CC"/>
-          <w:sz w:val="18"/>
-          <w:szCs w:val="18"/>
-        </w:rPr>
-        <w:t>것</w:t>
-      </w:r>
-      <w:r>
-        <w:rPr>
-          <w:color w:val="1155CC"/>
-          <w:sz w:val="18"/>
-          <w:szCs w:val="18"/>
-        </w:rPr>
-        <w:t>)</w:t>
-      </w:r>
-    </w:p>
-    <w:p/>
     <w:p/>
     <w:p>
       <w:pPr>
@@ -33197,350 +32939,6 @@
       </w:r>
     </w:p>
     <w:p/>
-    <w:p>
-      <w:r>
-        <w:t>선행</w:t>
-      </w:r>
-      <w:r>
-        <w:t xml:space="preserve"> </w:t>
-      </w:r>
-      <w:r>
-        <w:t>연구는</w:t>
-      </w:r>
-      <w:r>
-        <w:t xml:space="preserve"> </w:t>
-      </w:r>
-      <w:r>
-        <w:t>공간</w:t>
-      </w:r>
-      <w:r>
-        <w:t xml:space="preserve"> </w:t>
-      </w:r>
-      <w:r>
-        <w:t>이동의</w:t>
-      </w:r>
-      <w:r>
-        <w:t xml:space="preserve"> </w:t>
-      </w:r>
-      <w:r>
-        <w:t>이득이</w:t>
-      </w:r>
-      <w:r>
-        <w:t xml:space="preserve"> </w:t>
-      </w:r>
-      <w:r>
-        <w:t>낮음에도</w:t>
-      </w:r>
-      <w:r>
-        <w:t xml:space="preserve"> </w:t>
-      </w:r>
-      <w:r>
-        <w:t>시간</w:t>
-      </w:r>
-      <w:r>
-        <w:t xml:space="preserve"> </w:t>
-      </w:r>
-      <w:r>
-        <w:t>변동이</w:t>
-      </w:r>
-      <w:r>
-        <w:t xml:space="preserve"> </w:t>
-      </w:r>
-      <w:r>
-        <w:t>커서</w:t>
-      </w:r>
-      <w:r>
-        <w:t xml:space="preserve"> </w:t>
-      </w:r>
-      <w:r>
-        <w:t>순</w:t>
-      </w:r>
-      <w:r>
-        <w:t xml:space="preserve"> </w:t>
-      </w:r>
-      <w:r>
-        <w:t>절감이</w:t>
-      </w:r>
-      <w:r>
-        <w:t xml:space="preserve"> </w:t>
-      </w:r>
-      <w:r>
-        <w:t>유의미한</w:t>
-      </w:r>
-      <w:r>
-        <w:t xml:space="preserve"> </w:t>
-      </w:r>
-      <w:r>
-        <w:t>예외로</w:t>
-      </w:r>
-      <w:r>
-        <w:t xml:space="preserve"> </w:t>
-      </w:r>
-      <w:r>
-        <w:t>캘리포니아와</w:t>
-      </w:r>
-      <w:r>
-        <w:t xml:space="preserve"> </w:t>
-      </w:r>
-      <w:r>
-        <w:t>버지니아를</w:t>
-      </w:r>
-      <w:r>
-        <w:t xml:space="preserve"> </w:t>
-      </w:r>
-      <w:r>
-        <w:t>지목하였다</w:t>
-      </w:r>
-      <w:r>
-        <w:t xml:space="preserve">. https://doi.org/10.1145/3627703.3650079 — </w:t>
-      </w:r>
-      <w:r>
-        <w:t>원문</w:t>
-      </w:r>
-      <w:r>
-        <w:t xml:space="preserve">: "there are some exceptions where regions have low spatial gains and high temporal gains and yet result in relatively high net carbon reductions, such as California (US-CA) and Virginia (US-VA)" </w:t>
-      </w:r>
-      <w:r>
-        <w:t>본</w:t>
-      </w:r>
-      <w:r>
-        <w:t xml:space="preserve"> </w:t>
-      </w:r>
-      <w:r>
-        <w:t>연구에서</w:t>
-      </w:r>
-      <w:r>
-        <w:t xml:space="preserve"> </w:t>
-      </w:r>
-      <w:r>
-        <w:t>시간</w:t>
-      </w:r>
-      <w:r>
-        <w:t xml:space="preserve"> </w:t>
-      </w:r>
-      <w:r>
-        <w:t>이동이</w:t>
-      </w:r>
-      <w:r>
-        <w:t xml:space="preserve"> </w:t>
-      </w:r>
-      <w:r>
-        <w:t>값어치를</w:t>
-      </w:r>
-      <w:r>
-        <w:t xml:space="preserve"> </w:t>
-      </w:r>
-      <w:r>
-        <w:t>만드는</w:t>
-      </w:r>
-      <w:r>
-        <w:t xml:space="preserve"> </w:t>
-      </w:r>
-      <w:r>
-        <w:t>리전과</w:t>
-      </w:r>
-      <w:r>
-        <w:t xml:space="preserve"> </w:t>
-      </w:r>
-      <w:r>
-        <w:t>용량</w:t>
-      </w:r>
-      <w:r>
-        <w:t xml:space="preserve"> </w:t>
-      </w:r>
-      <w:r>
-        <w:t>제약이</w:t>
-      </w:r>
-      <w:r>
-        <w:t xml:space="preserve"> </w:t>
-      </w:r>
-      <w:r>
-        <w:t>그것을</w:t>
-      </w:r>
-      <w:r>
-        <w:t xml:space="preserve"> </w:t>
-      </w:r>
-      <w:r>
-        <w:t>가로막는</w:t>
-      </w:r>
-      <w:r>
-        <w:t xml:space="preserve"> </w:t>
-      </w:r>
-      <w:r>
-        <w:t>리전이</w:t>
-      </w:r>
-      <w:r>
-        <w:t xml:space="preserve"> </w:t>
-      </w:r>
-      <w:r>
-        <w:t>모두</w:t>
-      </w:r>
-      <w:r>
-        <w:t xml:space="preserve"> </w:t>
-      </w:r>
-      <w:r>
-        <w:t>캘리포니아로</w:t>
-      </w:r>
-      <w:r>
-        <w:t xml:space="preserve"> </w:t>
-      </w:r>
-      <w:r>
-        <w:t>일치한다</w:t>
-      </w:r>
-      <w:r>
-        <w:t xml:space="preserve">. </w:t>
-      </w:r>
-      <w:r>
-        <w:t>같은</w:t>
-      </w:r>
-      <w:r>
-        <w:t xml:space="preserve"> </w:t>
-      </w:r>
-      <w:r>
-        <w:t>연구는</w:t>
-      </w:r>
-      <w:r>
-        <w:t xml:space="preserve"> </w:t>
-      </w:r>
-      <w:r>
-        <w:t>자신의</w:t>
-      </w:r>
-      <w:r>
-        <w:t xml:space="preserve"> </w:t>
-      </w:r>
-      <w:r>
-        <w:t>시간</w:t>
-      </w:r>
-      <w:r>
-        <w:t xml:space="preserve"> </w:t>
-      </w:r>
-      <w:r>
-        <w:t>이동</w:t>
-      </w:r>
-      <w:r>
-        <w:t xml:space="preserve"> </w:t>
-      </w:r>
-      <w:r>
-        <w:t>결과가</w:t>
-      </w:r>
-      <w:r>
-        <w:t xml:space="preserve"> </w:t>
-      </w:r>
-      <w:r>
-        <w:t>어떤</w:t>
-      </w:r>
-      <w:r>
-        <w:t xml:space="preserve"> </w:t>
-      </w:r>
-      <w:r>
-        <w:t>조건에</w:t>
-      </w:r>
-      <w:r>
-        <w:t xml:space="preserve"> </w:t>
-      </w:r>
-      <w:r>
-        <w:t>의존하는지도</w:t>
-      </w:r>
-      <w:r>
-        <w:t xml:space="preserve"> </w:t>
-      </w:r>
-      <w:r>
-        <w:t>밝혔다</w:t>
-      </w:r>
-      <w:r>
-        <w:t xml:space="preserve">. https://doi.org/10.1145/3627703.3650079 — </w:t>
-      </w:r>
-      <w:r>
-        <w:t>원문</w:t>
-      </w:r>
-      <w:r>
-        <w:t xml:space="preserve">: "For real cloud workloads, the carbon reductions from temporal shifting are limited to 112 g·CO2eq, and depend heavily upon factors like long job lengths, substantial slack, absence of resource constraints, and access to future knowledge of carbon-intensity." </w:t>
-      </w:r>
-      <w:r>
-        <w:t>본</w:t>
-      </w:r>
-      <w:r>
-        <w:t xml:space="preserve"> </w:t>
-      </w:r>
-      <w:r>
-        <w:t>절이</w:t>
-      </w:r>
-      <w:r>
-        <w:t xml:space="preserve"> </w:t>
-      </w:r>
-      <w:r>
-        <w:t>측정한</w:t>
-      </w:r>
-      <w:r>
-        <w:t xml:space="preserve"> </w:t>
-      </w:r>
-      <w:r>
-        <w:t>것은</w:t>
-      </w:r>
-      <w:r>
-        <w:t xml:space="preserve"> </w:t>
-      </w:r>
-      <w:r>
-        <w:t>이</w:t>
-      </w:r>
-      <w:r>
-        <w:t xml:space="preserve"> </w:t>
-      </w:r>
-      <w:r>
-        <w:t>가운데</w:t>
-      </w:r>
-      <w:r>
-        <w:t xml:space="preserve"> </w:t>
-      </w:r>
-      <w:r>
-        <w:t>자원</w:t>
-      </w:r>
-      <w:r>
-        <w:t xml:space="preserve"> </w:t>
-      </w:r>
-      <w:r>
-        <w:t>제약의</w:t>
-      </w:r>
-      <w:r>
-        <w:t xml:space="preserve"> </w:t>
-      </w:r>
-      <w:r>
-        <w:t>부재라는</w:t>
-      </w:r>
-      <w:r>
-        <w:t xml:space="preserve"> </w:t>
-      </w:r>
-      <w:r>
-        <w:t>조건이</w:t>
-      </w:r>
-      <w:r>
-        <w:t xml:space="preserve"> </w:t>
-      </w:r>
-      <w:r>
-        <w:t>성립하지</w:t>
-      </w:r>
-      <w:r>
-        <w:t xml:space="preserve"> </w:t>
-      </w:r>
-      <w:r>
-        <w:t>않을</w:t>
-      </w:r>
-      <w:r>
-        <w:t xml:space="preserve"> </w:t>
-      </w:r>
-      <w:r>
-        <w:t>때의</w:t>
-      </w:r>
-      <w:r>
-        <w:t xml:space="preserve"> </w:t>
-      </w:r>
-      <w:r>
-        <w:t>결과다</w:t>
-      </w:r>
-      <w:r>
-        <w:t>.</w:t>
-      </w:r>
-    </w:p>
     <w:p>
       <w:r>
         <w:t>이 하한이 보여주는 손해를 줄이기 위해 용량 인지 온라인 시간 이동을 구현했다. 슬롯별로 리전 점유량을 추적하여 상한에 도달한 슬롯을 후보에서 미리 제외하는 방식이다. 그 결과 총 배출량은 10,805.0 kg, 기준 대비 63.03% 감소로, 순진한 하한(59.37%)보다 3.66%p 더 절감하면서 상한 위반을 대부분 제거한다 — 최대 동시 실행이 41건에서 17건으로, 캘리포니아의 초과 시간이 866.9시간에서 7.25시간으로, 프랑스는 622.4시간에서 0.91시간으로 줄어든다(표2 ④행). 남은 상한 위반 배정 227건은 전량 마감이 임박해 미룰 수 없는 작업(강제 편입 106건, 즉시 실행 경로 121건)에서 비롯되며, 알고리즘의 결함이 아니다. 즉 본 절의 두 실험은 한 쌍이다 — 앞서 잰 것은 아무 것도 하지 않았을 때의 하한이고, 이 결과는 그 손해의 대부분을 실제로 되찾을 수 있음을 보인 것이다.</w:t>
@@ -35467,7 +34865,7 @@
         <w:t>슬롯의</w:t>
       </w:r>
       <w:r>
-        <w:t xml:space="preserve"> 77.7%</w:t>
+        <w:t xml:space="preserve"> 91.38%</w:t>
       </w:r>
       <w:r>
         <w:t>는</w:t>
@@ -35916,7 +35314,7 @@
         <w:jc w:val="left"/>
       </w:pPr>
       <w:r>
-        <w:t xml:space="preserve">향후 과제는 넷이다. 첫째, 실제 기상 예보 API 연동으로 세 리전의 예보 누출을 제거하는 것이다. 둘째, 24시간을 넘는 예측 지평을 시험할 수 있도록 원자료를 확장하는 것이다. 셋째, 수요 증가에 맞춘 용량 산정이다 — 작업량이 2배로 늘면 본 알고리즘에서도 용량 위반 배정이 92배로 폭증하므로, 고정 상한이 아니라 수요에 비례해 조정되는 용량 모델이 필요하다. 넷째, 실제 클러스터 배포를 통한 검증이다.</w:t>
+        <w:t xml:space="preserve">향후 과제는 넷이다. 첫째, 실제 기상 예보 API 연동으로 세 리전의 예보 누출을 제거하는 것이다. 둘째, 24시간을 넘는 예측 지평을 시험할 수 있도록 원자료를 확장하는 것이다. 셋째, 수요 증가에 맞춘 용량 산정이다 — 작업량이 2배로 늘면 본 알고리즘에서도 용량 위반 배정이 264.0배로 폭증하므로, 고정 상한이 아니라 수요에 비례해 조정되는 용량 모델이 필요하다. 넷째, 실제 클러스터 배포를 통한 검증이다.</w:t>
       </w:r>
     </w:p>
     <w:p>

--- a/paper/CAST.docx
+++ b/paper/CAST.docx
@@ -27981,7 +27981,7 @@
         <w:jc w:val="left"/>
       </w:pPr>
       <w:r>
-        <w:t xml:space="preserve">평가는 8개 리전의 2025년 실측 탄소집약도 1년치 위에서 수행한다. 탄소집약도는 Electricity Maps API를 통해 1시간 해상도로 수집하였다 — 발전과 설비를 모두 포함하는 전과정 배출계수 체계를 쓰는 공식 방법론이다(https://www.electricitymaps.com/data/methodology). 대상 리전은 미국 3개(캘리포니아, 텍사스, 뉴욕), 유럽 2개(프랑스, 독일), 아시아 3개(한국, 일본, 인도)다.</w:t>
+        <w:t xml:space="preserve">평가는 8개 리전의 2025년 실측 탄소집약도 1년치 위에서 수행한다. 탄소집약도는 Electricity Maps API를 통해 1시간 해상도로 수집하였다 — 발전과 설비를 모두 포함하는 전과정 배출계수 체계를 쓰는 공식 방법론이다(https://www.electricitymaps.com/data/methodology).</w:t>
       </w:r>
     </w:p>
     <w:p>
@@ -28021,250 +28021,6 @@
       </w:pPr>
       <w:r>
         <w:t xml:space="preserve">네트워크 지연은 8×8 리전 간 왕복 지연 실측 행렬을 사용하며, 최댓값은 244ms, 비대각 최솟값은 12ms다 — Azure 리전 간 왕복 지연 통계다(https://learn.microsoft.com/en-us/azure/networking/azure-network-latency). 리전 용량은 8개 리전에 균일하게 부여한다. 기준 배정에서의 리전별 최대 동시 실행 수에 1.2를 곱해 16을 얻고, 여기에 여유율 0.8을 적용하여 유효 상한 12를 사용한다. 정수 계획 문제는 PuLP 인터페이스를 통해 CBC 솔버로 푼다.</w:t>
-      </w:r>
-    </w:p>
-    <w:p>
-      <w:pPr>
-        <w:jc w:val="left"/>
-      </w:pPr>
-    </w:p>
-    <w:p>
-      <w:pPr>
-        <w:jc w:val="left"/>
-      </w:pPr>
-      <w:r>
-        <w:t>평가</w:t>
-      </w:r>
-      <w:r>
-        <w:t xml:space="preserve"> </w:t>
-      </w:r>
-      <w:r>
-        <w:t>규율은</w:t>
-      </w:r>
-      <w:r>
-        <w:t xml:space="preserve"> </w:t>
-      </w:r>
-      <w:r>
-        <w:t>다음과</w:t>
-      </w:r>
-      <w:r>
-        <w:t xml:space="preserve"> </w:t>
-      </w:r>
-      <w:r>
-        <w:t>같다</w:t>
-      </w:r>
-      <w:r>
-        <w:t xml:space="preserve">. </w:t>
-      </w:r>
-      <w:r>
-        <w:t>배치</w:t>
-      </w:r>
-      <w:r>
-        <w:t xml:space="preserve"> </w:t>
-      </w:r>
-      <w:r>
-        <w:t>결정에는</w:t>
-      </w:r>
-      <w:r>
-        <w:t xml:space="preserve"> </w:t>
-      </w:r>
-      <w:r>
-        <w:t>예측값만</w:t>
-      </w:r>
-      <w:r>
-        <w:t xml:space="preserve"> </w:t>
-      </w:r>
-      <w:r>
-        <w:t>사용하고</w:t>
-      </w:r>
-      <w:r>
-        <w:t xml:space="preserve">, </w:t>
-      </w:r>
-      <w:r>
-        <w:t>배출량</w:t>
-      </w:r>
-      <w:r>
-        <w:t xml:space="preserve"> </w:t>
-      </w:r>
-      <w:r>
-        <w:t>산정에는</w:t>
-      </w:r>
-      <w:r>
-        <w:t xml:space="preserve"> </w:t>
-      </w:r>
-      <w:r>
-        <w:t>실측값만</w:t>
-      </w:r>
-      <w:r>
-        <w:t xml:space="preserve"> </w:t>
-      </w:r>
-      <w:r>
-        <w:t>사용한다</w:t>
-      </w:r>
-      <w:r>
-        <w:t xml:space="preserve">. </w:t>
-      </w:r>
-      <w:r>
-        <w:t>세</w:t>
-      </w:r>
-      <w:r>
-        <w:t xml:space="preserve"> </w:t>
-      </w:r>
-      <w:r>
-        <w:t>단계를</w:t>
-      </w:r>
-      <w:r>
-        <w:t xml:space="preserve"> </w:t>
-      </w:r>
-      <w:r>
-        <w:t>동일한</w:t>
-      </w:r>
-      <w:r>
-        <w:t xml:space="preserve"> </w:t>
-      </w:r>
-      <w:r>
-        <w:t>회계로</w:t>
-      </w:r>
-      <w:r>
-        <w:t xml:space="preserve"> </w:t>
-      </w:r>
-      <w:r>
-        <w:t>비교한다</w:t>
-      </w:r>
-      <w:r>
-        <w:t xml:space="preserve">. </w:t>
-      </w:r>
-      <w:r>
-        <w:t>첫째</w:t>
-      </w:r>
-      <w:r>
-        <w:t xml:space="preserve"> </w:t>
-      </w:r>
-      <w:r>
-        <w:t>단계는</w:t>
-      </w:r>
-      <w:r>
-        <w:t xml:space="preserve"> </w:t>
-      </w:r>
-      <w:r>
-        <w:t>홈</w:t>
-      </w:r>
-      <w:r>
-        <w:t xml:space="preserve"> </w:t>
-      </w:r>
-      <w:r>
-        <w:t>리전</w:t>
-      </w:r>
-      <w:r>
-        <w:t xml:space="preserve"> </w:t>
-      </w:r>
-      <w:r>
-        <w:t>즉시</w:t>
-      </w:r>
-      <w:r>
-        <w:t xml:space="preserve"> </w:t>
-      </w:r>
-      <w:r>
-        <w:t>실행</w:t>
-      </w:r>
-      <w:r>
-        <w:t xml:space="preserve">, </w:t>
-      </w:r>
-      <w:r>
-        <w:t>둘째</w:t>
-      </w:r>
-      <w:r>
-        <w:t xml:space="preserve"> </w:t>
-      </w:r>
-      <w:r>
-        <w:t>단계는</w:t>
-      </w:r>
-      <w:r>
-        <w:t xml:space="preserve"> </w:t>
-      </w:r>
-      <w:r>
-        <w:t>탄소</w:t>
-      </w:r>
-      <w:r>
-        <w:t xml:space="preserve"> </w:t>
-      </w:r>
-      <w:r>
-        <w:t>인지</w:t>
-      </w:r>
-      <w:r>
-        <w:t xml:space="preserve"> </w:t>
-      </w:r>
-      <w:r>
-        <w:t>공간</w:t>
-      </w:r>
-      <w:r>
-        <w:t xml:space="preserve"> </w:t>
-      </w:r>
-      <w:r>
-        <w:t>이동</w:t>
-      </w:r>
-      <w:r>
-        <w:t xml:space="preserve"> </w:t>
-      </w:r>
-      <w:r>
-        <w:t>후</w:t>
-      </w:r>
-      <w:r>
-        <w:t xml:space="preserve"> </w:t>
-      </w:r>
-      <w:r>
-        <w:t>즉시</w:t>
-      </w:r>
-      <w:r>
-        <w:t xml:space="preserve"> </w:t>
-      </w:r>
-      <w:r>
-        <w:t>실행</w:t>
-      </w:r>
-      <w:r>
-        <w:t xml:space="preserve">, </w:t>
-      </w:r>
-      <w:r>
-        <w:t>셋째</w:t>
-      </w:r>
-      <w:r>
-        <w:t xml:space="preserve"> </w:t>
-      </w:r>
-      <w:r>
-        <w:t>단계는</w:t>
-      </w:r>
-      <w:r>
-        <w:t xml:space="preserve"> </w:t>
-      </w:r>
-      <w:r>
-        <w:t>여기에</w:t>
-      </w:r>
-      <w:r>
-        <w:t xml:space="preserve"> </w:t>
-      </w:r>
-      <w:r>
-        <w:t>시간</w:t>
-      </w:r>
-      <w:r>
-        <w:t xml:space="preserve"> </w:t>
-      </w:r>
-      <w:r>
-        <w:t>이동을</w:t>
-      </w:r>
-      <w:r>
-        <w:t xml:space="preserve"> </w:t>
-      </w:r>
-      <w:r>
-        <w:t>더한</w:t>
-      </w:r>
-      <w:r>
-        <w:t xml:space="preserve"> </w:t>
-      </w:r>
-      <w:r>
-        <w:t>것이다</w:t>
-      </w:r>
-      <w:r>
-        <w:t>.</w:t>
       </w:r>
     </w:p>
     <w:p>

--- a/paper/CAST.docx
+++ b/paper/CAST.docx
@@ -32695,6 +32695,27 @@
       </w:r>
     </w:p>
     <w:p/>
+    <w:p>
+      <w:r>
+        <w:t xml:space="preserve">선행 연구는 시간 이동의 절감이 어떤 조건에 의존하는지도 밝혔다</w:t>
+      </w:r>
+      <w:r>
+        <w:rPr>
+          <w:color w:val="1155CC"/>
+          <w:sz w:val="16"/>
+          <w:szCs w:val="16"/>
+        </w:rPr>
+        <w:t xml:space="preserve">. https://doi.org/10.1145/3627703.3650079 — 원문: "For real cloud workloads, the carbon reductions from temporal shifting are limited to 112 g·CO2eq, and depend heavily upon factors like long job lengths, substantial slack, absence of resource constraints, and access to future knowledge of carbon-intensity."</w:t>
+      </w:r>
+      <w:r>
+        <w:t xml:space="preserve"> 본 절이 측정한 것은 이 가운데 자원 제약의 부재라는 조건이 성립하지 않을 때의 결과다.</w:t>
+      </w:r>
+    </w:p>
+    <w:p>
+      <w:pPr>
+        <w:jc w:val="left"/>
+      </w:pPr>
+    </w:p>
     <w:p>
       <w:r>
         <w:t>이 하한이 보여주는 손해를 줄이기 위해 용량 인지 온라인 시간 이동을 구현했다. 슬롯별로 리전 점유량을 추적하여 상한에 도달한 슬롯을 후보에서 미리 제외하는 방식이다. 그 결과 총 배출량은 10,805.0 kg, 기준 대비 63.03% 감소로, 순진한 하한(59.37%)보다 3.66%p 더 절감하면서 상한 위반을 대부분 제거한다 — 최대 동시 실행이 41건에서 17건으로, 캘리포니아의 초과 시간이 866.9시간에서 7.25시간으로, 프랑스는 622.4시간에서 0.91시간으로 줄어든다(표2 ④행). 남은 상한 위반 배정 227건은 전량 마감이 임박해 미룰 수 없는 작업(강제 편입 106건, 즉시 실행 경로 121건)에서 비롯되며, 알고리즘의 결함이 아니다. 즉 본 절의 두 실험은 한 쌍이다 — 앞서 잰 것은 아무 것도 하지 않았을 때의 하한이고, 이 결과는 그 손해의 대부분을 실제로 되찾을 수 있음을 보인 것이다.</w:t>

--- a/paper/CAST.docx
+++ b/paper/CAST.docx
@@ -5756,139 +5756,6 @@
           <w:szCs w:val="16"/>
         </w:rPr>
         <w:t>: "we vary our slack from 24 hours to a year"</w:t>
-      </w:r>
-      <w:r>
-        <w:rPr>
-          <w:color w:val="1155CC"/>
-          <w:sz w:val="16"/>
-          <w:szCs w:val="16"/>
-        </w:rPr>
-        <w:br/>
-        <w:t xml:space="preserve"> — </w:t>
-      </w:r>
-      <w:proofErr w:type="spellStart"/>
-      <w:r>
-        <w:rPr>
-          <w:color w:val="1155CC"/>
-          <w:sz w:val="16"/>
-          <w:szCs w:val="16"/>
-        </w:rPr>
-        <w:t>Slurm</w:t>
-      </w:r>
-      <w:proofErr w:type="spellEnd"/>
-      <w:r>
-        <w:rPr>
-          <w:color w:val="1155CC"/>
-          <w:sz w:val="16"/>
-          <w:szCs w:val="16"/>
-        </w:rPr>
-        <w:t xml:space="preserve"> --deadline / --begin </w:t>
-      </w:r>
-      <w:r>
-        <w:rPr>
-          <w:color w:val="1155CC"/>
-          <w:sz w:val="16"/>
-          <w:szCs w:val="16"/>
-        </w:rPr>
-        <w:t>옵션은</w:t>
-      </w:r>
-      <w:r>
-        <w:rPr>
-          <w:color w:val="1155CC"/>
-          <w:sz w:val="16"/>
-          <w:szCs w:val="16"/>
-        </w:rPr>
-        <w:t xml:space="preserve"> </w:t>
-      </w:r>
-      <w:proofErr w:type="spellStart"/>
-      <w:r>
-        <w:rPr>
-          <w:color w:val="1155CC"/>
-          <w:sz w:val="16"/>
-          <w:szCs w:val="16"/>
-        </w:rPr>
-        <w:t>sbatch</w:t>
-      </w:r>
-      <w:proofErr w:type="spellEnd"/>
-      <w:r>
-        <w:rPr>
-          <w:color w:val="1155CC"/>
-          <w:sz w:val="16"/>
-          <w:szCs w:val="16"/>
-        </w:rPr>
-        <w:t xml:space="preserve"> </w:t>
-      </w:r>
-      <w:r>
-        <w:rPr>
-          <w:color w:val="1155CC"/>
-          <w:sz w:val="16"/>
-          <w:szCs w:val="16"/>
-        </w:rPr>
-        <w:t>공식</w:t>
-      </w:r>
-      <w:r>
-        <w:rPr>
-          <w:color w:val="1155CC"/>
-          <w:sz w:val="16"/>
-          <w:szCs w:val="16"/>
-        </w:rPr>
-        <w:t xml:space="preserve"> </w:t>
-      </w:r>
-      <w:r>
-        <w:rPr>
-          <w:color w:val="1155CC"/>
-          <w:sz w:val="16"/>
-          <w:szCs w:val="16"/>
-        </w:rPr>
-        <w:t>문서를</w:t>
-      </w:r>
-      <w:r>
-        <w:rPr>
-          <w:color w:val="1155CC"/>
-          <w:sz w:val="16"/>
-          <w:szCs w:val="16"/>
-        </w:rPr>
-        <w:t xml:space="preserve"> </w:t>
-      </w:r>
-      <w:r>
-        <w:rPr>
-          <w:color w:val="1155CC"/>
-          <w:sz w:val="16"/>
-          <w:szCs w:val="16"/>
-        </w:rPr>
-        <w:t>직접</w:t>
-      </w:r>
-      <w:r>
-        <w:rPr>
-          <w:color w:val="1155CC"/>
-          <w:sz w:val="16"/>
-          <w:szCs w:val="16"/>
-        </w:rPr>
-        <w:t xml:space="preserve"> </w:t>
-      </w:r>
-      <w:r>
-        <w:rPr>
-          <w:color w:val="1155CC"/>
-          <w:sz w:val="16"/>
-          <w:szCs w:val="16"/>
-        </w:rPr>
-        <w:t>인용할</w:t>
-      </w:r>
-      <w:r>
-        <w:rPr>
-          <w:color w:val="1155CC"/>
-          <w:sz w:val="16"/>
-          <w:szCs w:val="16"/>
-        </w:rPr>
-        <w:t xml:space="preserve"> </w:t>
-      </w:r>
-      <w:r>
-        <w:rPr>
-          <w:color w:val="1155CC"/>
-          <w:sz w:val="16"/>
-          <w:szCs w:val="16"/>
-        </w:rPr>
-        <w:t>것</w:t>
       </w:r>
     </w:p>
     <w:p>

--- a/paper/CAST.docx
+++ b/paper/CAST.docx
@@ -424,7 +424,6 @@
           <w:rFonts w:eastAsia="Apple SD Gothic Neo"/>
           <w:b/>
           <w:bCs/>
-          <w:color w:val="980000"/>
           <w:sz w:val="26"/>
           <w:szCs w:val="26"/>
         </w:rPr>
@@ -434,7 +433,6 @@
           <w:rFonts w:eastAsia="Apple SD Gothic Neo"/>
           <w:b/>
           <w:bCs/>
-          <w:color w:val="980000"/>
           <w:sz w:val="26"/>
           <w:szCs w:val="26"/>
         </w:rPr>
@@ -446,7 +444,6 @@
           <w:rFonts w:eastAsia="Apple SD Gothic Neo"/>
           <w:b/>
           <w:bCs/>
-          <w:color w:val="980000"/>
           <w:sz w:val="26"/>
           <w:szCs w:val="26"/>
         </w:rPr>
@@ -455,7 +452,7 @@
     </w:p>
     <w:p>
       <w:pPr>
-        <w:jc w:val="left"/>
+        <w:jc w:val="both"/>
       </w:pPr>
       <w:r>
         <w:t>데이터센터가</w:t>
@@ -681,12 +678,12 @@
     </w:p>
     <w:p>
       <w:pPr>
-        <w:jc w:val="left"/>
-      </w:pPr>
-    </w:p>
-    <w:p>
-      <w:pPr>
-        <w:jc w:val="left"/>
+        <w:jc w:val="both"/>
+      </w:pPr>
+    </w:p>
+    <w:p>
+      <w:pPr>
+        <w:jc w:val="both"/>
       </w:pPr>
       <w:r>
         <w:t>EU</w:t>
@@ -835,12 +832,12 @@
     </w:p>
     <w:p>
       <w:pPr>
-        <w:jc w:val="left"/>
-      </w:pPr>
-    </w:p>
-    <w:p>
-      <w:pPr>
-        <w:jc w:val="left"/>
+        <w:jc w:val="both"/>
+      </w:pPr>
+    </w:p>
+    <w:p>
+      <w:pPr>
+        <w:jc w:val="both"/>
       </w:pPr>
       <w:r>
         <w:t>에너지</w:t>
@@ -953,17 +950,17 @@
     </w:p>
     <w:p>
       <w:pPr>
-        <w:jc w:val="left"/>
-      </w:pPr>
-    </w:p>
-    <w:p>
-      <w:pPr>
-        <w:jc w:val="left"/>
-      </w:pPr>
-    </w:p>
-    <w:p>
-      <w:pPr>
-        <w:jc w:val="left"/>
+        <w:jc w:val="both"/>
+      </w:pPr>
+    </w:p>
+    <w:p>
+      <w:pPr>
+        <w:jc w:val="both"/>
+      </w:pPr>
+    </w:p>
+    <w:p>
+      <w:pPr>
+        <w:jc w:val="both"/>
       </w:pPr>
       <w:r>
         <w:t>통상적인</w:t>
@@ -1231,12 +1228,12 @@
     </w:p>
     <w:p>
       <w:pPr>
-        <w:jc w:val="left"/>
-      </w:pPr>
-    </w:p>
-    <w:p>
-      <w:pPr>
-        <w:jc w:val="left"/>
+        <w:jc w:val="both"/>
+      </w:pPr>
+    </w:p>
+    <w:p>
+      <w:pPr>
+        <w:jc w:val="both"/>
       </w:pPr>
       <w:r>
         <w:t xml:space="preserve">저탄소 전원 조달 역시 완전한 해법은 아니다. IEA Base Case에서 데이터센터 전력 사용에 따른 배출량은 2035년 연 3억 톤까지 늘어난다. 재생에너지 조달이 통상 연간 소비량 단위로 이루어져 시간별 격차를 해소하지 못하는 데다, 신규 송전선 건설에 4~8년이 걸리는 전력망 자체도 제약이기 때문이다.</w:t>
@@ -1342,12 +1339,12 @@
     </w:p>
     <w:p>
       <w:pPr>
-        <w:jc w:val="left"/>
-      </w:pPr>
-    </w:p>
-    <w:p>
-      <w:pPr>
-        <w:jc w:val="left"/>
+        <w:jc w:val="both"/>
+      </w:pPr>
+    </w:p>
+    <w:p>
+      <w:pPr>
+        <w:jc w:val="both"/>
         <w:rPr/>
       </w:pPr>
       <w:hyperlink r:id="rId14">
@@ -1431,12 +1428,12 @@
     </w:p>
     <w:p>
       <w:pPr>
-        <w:jc w:val="left"/>
-      </w:pPr>
-    </w:p>
-    <w:p>
-      <w:pPr>
-        <w:jc w:val="left"/>
+        <w:jc w:val="both"/>
+      </w:pPr>
+    </w:p>
+    <w:p>
+      <w:pPr>
+        <w:jc w:val="both"/>
         <w:rPr/>
       </w:pPr>
       <w:hyperlink r:id="rId15">
@@ -1504,12 +1501,12 @@
     </w:p>
     <w:p>
       <w:pPr>
-        <w:jc w:val="left"/>
-      </w:pPr>
-    </w:p>
-    <w:p>
-      <w:pPr>
-        <w:jc w:val="left"/>
+        <w:jc w:val="both"/>
+      </w:pPr>
+    </w:p>
+    <w:p>
+      <w:pPr>
+        <w:jc w:val="both"/>
       </w:pPr>
       <w:r>
         <w:lastRenderedPageBreak/>
@@ -1617,12 +1614,12 @@
     </w:p>
     <w:p>
       <w:pPr>
-        <w:jc w:val="left"/>
-      </w:pPr>
-    </w:p>
-    <w:p>
-      <w:pPr>
-        <w:jc w:val="left"/>
+        <w:jc w:val="both"/>
+      </w:pPr>
+    </w:p>
+    <w:p>
+      <w:pPr>
+        <w:jc w:val="both"/>
       </w:pPr>
       <w:r>
         <w:t>그러나</w:t>
@@ -1881,12 +1878,12 @@
     </w:p>
     <w:p>
       <w:pPr>
-        <w:jc w:val="left"/>
-      </w:pPr>
-    </w:p>
-    <w:p>
-      <w:pPr>
-        <w:jc w:val="left"/>
+        <w:jc w:val="both"/>
+      </w:pPr>
+    </w:p>
+    <w:p>
+      <w:pPr>
+        <w:jc w:val="both"/>
       </w:pPr>
       <w:r>
         <w:t>이</w:t>
@@ -2136,12 +2133,12 @@
     </w:p>
     <w:p>
       <w:pPr>
-        <w:jc w:val="left"/>
-      </w:pPr>
-    </w:p>
-    <w:p>
-      <w:pPr>
-        <w:jc w:val="left"/>
+        <w:jc w:val="both"/>
+      </w:pPr>
+    </w:p>
+    <w:p>
+      <w:pPr>
+        <w:jc w:val="both"/>
       </w:pPr>
       <w:r>
         <w:t>본</w:t>
@@ -2442,12 +2439,12 @@
     </w:p>
     <w:p>
       <w:pPr>
-        <w:jc w:val="left"/>
-      </w:pPr>
-    </w:p>
-    <w:p>
-      <w:pPr>
-        <w:jc w:val="left"/>
+        <w:jc w:val="both"/>
+      </w:pPr>
+    </w:p>
+    <w:p>
+      <w:pPr>
+        <w:jc w:val="both"/>
       </w:pPr>
       <w:r>
         <w:t>즉</w:t>
@@ -2571,12 +2568,12 @@
     </w:p>
     <w:p>
       <w:pPr>
-        <w:jc w:val="left"/>
-      </w:pPr>
-    </w:p>
-    <w:p>
-      <w:pPr>
-        <w:jc w:val="left"/>
+        <w:jc w:val="both"/>
+      </w:pPr>
+    </w:p>
+    <w:p>
+      <w:pPr>
+        <w:jc w:val="both"/>
       </w:pPr>
       <w:r>
         <w:t>이</w:t>
@@ -2802,12 +2799,12 @@
     </w:p>
     <w:p>
       <w:pPr>
-        <w:jc w:val="left"/>
-      </w:pPr>
-    </w:p>
-    <w:p>
-      <w:pPr>
-        <w:jc w:val="left"/>
+        <w:jc w:val="both"/>
+      </w:pPr>
+    </w:p>
+    <w:p>
+      <w:pPr>
+        <w:jc w:val="both"/>
       </w:pPr>
       <w:r>
         <w:t>두</w:t>
@@ -3046,17 +3043,17 @@
     </w:p>
     <w:p>
       <w:pPr>
-        <w:jc w:val="left"/>
-      </w:pPr>
-    </w:p>
-    <w:p>
-      <w:pPr>
-        <w:jc w:val="left"/>
-      </w:pPr>
-    </w:p>
-    <w:p>
-      <w:pPr>
-        <w:jc w:val="left"/>
+        <w:jc w:val="both"/>
+      </w:pPr>
+    </w:p>
+    <w:p>
+      <w:pPr>
+        <w:jc w:val="both"/>
+      </w:pPr>
+    </w:p>
+    <w:p>
+      <w:pPr>
+        <w:jc w:val="both"/>
       </w:pPr>
       <w:r>
         <w:t>시스템</w:t>
@@ -3400,12 +3397,12 @@
     </w:p>
     <w:p>
       <w:pPr>
-        <w:jc w:val="left"/>
-      </w:pPr>
-    </w:p>
-    <w:p>
-      <w:pPr>
-        <w:jc w:val="left"/>
+        <w:jc w:val="both"/>
+      </w:pPr>
+    </w:p>
+    <w:p>
+      <w:pPr>
+        <w:jc w:val="both"/>
       </w:pPr>
       <w:r>
         <w:t xml:space="preserve">시간 축에서는 구글의 CICS가, 공간 축에서는 CASPER와 VMware GSLB가 대표적이다. 이들 시스템은 두 축 중 하나에 한정될 뿐 아니라, 탄소와 그 밖의 목적 사이의 가중치를 고정 상수로 둔다. 그러나 리전 간 탄소집약도 격차는 시각에 따라 변하므로, 옮길 이득이 큰 시간과 그렇지 않은 시간에 동일한 가중치를 적용하는 것은 최적이라 보기 어렵다.</w:t>
@@ -3413,7 +3410,7 @@
     </w:p>
     <w:p>
       <w:pPr>
-        <w:jc w:val="left"/>
+        <w:jc w:val="both"/>
         <w:rPr>
           <w:color w:val="1155CC"/>
           <w:u w:val="single"/>
@@ -3433,7 +3430,7 @@
     </w:p>
     <w:p>
       <w:pPr>
-        <w:jc w:val="left"/>
+        <w:jc w:val="both"/>
         <w:rPr/>
       </w:pPr>
       <w:r>
@@ -3463,7 +3460,7 @@
     </w:p>
     <w:p>
       <w:pPr>
-        <w:jc w:val="left"/>
+        <w:jc w:val="both"/>
         <w:rPr/>
       </w:pPr>
       <w:r>
@@ -3493,7 +3490,7 @@
     </w:p>
     <w:p>
       <w:pPr>
-        <w:jc w:val="left"/>
+        <w:jc w:val="both"/>
         <w:rPr/>
       </w:pPr>
       <w:r>
@@ -3523,12 +3520,12 @@
     </w:p>
     <w:p>
       <w:pPr>
-        <w:jc w:val="left"/>
-      </w:pPr>
-    </w:p>
-    <w:p>
-      <w:pPr>
-        <w:jc w:val="left"/>
+        <w:jc w:val="both"/>
+      </w:pPr>
+    </w:p>
+    <w:p>
+      <w:pPr>
+        <w:jc w:val="both"/>
         <w:rPr/>
       </w:pPr>
       <w:hyperlink r:id="rId21">
@@ -3578,12 +3575,12 @@
     </w:p>
     <w:p>
       <w:pPr>
-        <w:jc w:val="left"/>
-      </w:pPr>
-    </w:p>
-    <w:p>
-      <w:pPr>
-        <w:jc w:val="left"/>
+        <w:jc w:val="both"/>
+      </w:pPr>
+    </w:p>
+    <w:p>
+      <w:pPr>
+        <w:jc w:val="both"/>
         <w:rPr/>
       </w:pPr>
       <w:hyperlink r:id="rId22">
@@ -3600,12 +3597,12 @@
     </w:p>
     <w:p>
       <w:pPr>
-        <w:jc w:val="left"/>
-      </w:pPr>
-    </w:p>
-    <w:p>
-      <w:pPr>
-        <w:jc w:val="left"/>
+        <w:jc w:val="both"/>
+      </w:pPr>
+    </w:p>
+    <w:p>
+      <w:pPr>
+        <w:jc w:val="both"/>
         <w:rPr>
           <w:color w:val="1155CC"/>
           <w:u w:val="single"/>
@@ -3625,7 +3622,7 @@
     </w:p>
     <w:p>
       <w:pPr>
-        <w:jc w:val="left"/>
+        <w:jc w:val="both"/>
         <w:rPr/>
       </w:pPr>
       <w:r>
@@ -3655,7 +3652,7 @@
     </w:p>
     <w:p>
       <w:pPr>
-        <w:jc w:val="left"/>
+        <w:jc w:val="both"/>
         <w:rPr>
           <w:color w:val="1155CC"/>
           <w:u w:val="single"/>
@@ -3675,7 +3672,7 @@
     </w:p>
     <w:p>
       <w:pPr>
-        <w:jc w:val="left"/>
+        <w:jc w:val="both"/>
         <w:rPr/>
       </w:pPr>
       <w:r>
@@ -3705,12 +3702,12 @@
     </w:p>
     <w:p>
       <w:pPr>
-        <w:jc w:val="left"/>
-      </w:pPr>
-    </w:p>
-    <w:p>
-      <w:pPr>
-        <w:jc w:val="left"/>
+        <w:jc w:val="both"/>
+      </w:pPr>
+    </w:p>
+    <w:p>
+      <w:pPr>
+        <w:jc w:val="both"/>
       </w:pPr>
       <w:r>
         <w:t xml:space="preserve">두 축을 함께 다룬 Sukprasert 등의 상한 분석은 공간 이동의 절감이 지배적이고 시간 이동의 추가 이득은 제한적이라고 결론지었다. 같은 연구는 전 리전이 50% 가동률일 때 공간 이동 절감이 이상적 조건 대비 1.9배 감소한다는 점을 보여 용량이 결정적 변수임을 확인했음에도, 정작 두 축을 결합한 분석에서는 용량 제약을 두지 않았다.</w:t>
@@ -3814,12 +3811,12 @@
     </w:p>
     <w:p>
       <w:pPr>
-        <w:jc w:val="left"/>
-      </w:pPr>
-    </w:p>
-    <w:p>
-      <w:pPr>
-        <w:jc w:val="left"/>
+        <w:jc w:val="both"/>
+      </w:pPr>
+    </w:p>
+    <w:p>
+      <w:pPr>
+        <w:jc w:val="both"/>
         <w:rPr/>
       </w:pPr>
       <w:r>
@@ -3872,12 +3869,12 @@
     </w:p>
     <w:p>
       <w:pPr>
-        <w:jc w:val="left"/>
-      </w:pPr>
-    </w:p>
-    <w:p>
-      <w:pPr>
-        <w:jc w:val="left"/>
+        <w:jc w:val="both"/>
+      </w:pPr>
+    </w:p>
+    <w:p>
+      <w:pPr>
+        <w:jc w:val="both"/>
       </w:pPr>
       <w:r>
         <w:t xml:space="preserve">클러스터 용량 제약을 명시적으로 다룬 CarbonFlex는 단일 클러스터 내 시간 이동에 한정되어 리전 간 공간 이동을 다루지 않는다.</w:t>
@@ -3887,7 +3884,7 @@
     </w:p>
     <w:p>
       <w:pPr>
-        <w:jc w:val="left"/>
+        <w:jc w:val="both"/>
         <w:rPr>
           <w:color w:val="1155CC"/>
           <w:u w:val="single"/>
@@ -3907,7 +3904,7 @@
     </w:p>
     <w:p>
       <w:pPr>
-        <w:jc w:val="left"/>
+        <w:jc w:val="both"/>
         <w:rPr/>
       </w:pPr>
       <w:r>
@@ -3937,7 +3934,7 @@
     </w:p>
     <w:p>
       <w:pPr>
-        <w:jc w:val="left"/>
+        <w:jc w:val="both"/>
         <w:rPr/>
       </w:pPr>
       <w:r>
@@ -3967,12 +3964,12 @@
     </w:p>
     <w:p>
       <w:pPr>
-        <w:jc w:val="left"/>
-      </w:pPr>
-    </w:p>
-    <w:p>
-      <w:pPr>
-        <w:jc w:val="left"/>
+        <w:jc w:val="both"/>
+      </w:pPr>
+    </w:p>
+    <w:p>
+      <w:pPr>
+        <w:jc w:val="both"/>
       </w:pPr>
       <w:r>
         <w:t>본</w:t>
@@ -4085,17 +4082,17 @@
     </w:p>
     <w:p>
       <w:pPr>
-        <w:jc w:val="left"/>
-      </w:pPr>
-    </w:p>
-    <w:p>
-      <w:pPr>
-        <w:jc w:val="left"/>
-      </w:pPr>
-    </w:p>
-    <w:p>
-      <w:pPr>
-        <w:jc w:val="left"/>
+        <w:jc w:val="both"/>
+      </w:pPr>
+    </w:p>
+    <w:p>
+      <w:pPr>
+        <w:jc w:val="both"/>
+      </w:pPr>
+    </w:p>
+    <w:p>
+      <w:pPr>
+        <w:jc w:val="both"/>
       </w:pPr>
       <w:r>
         <w:t>본</w:t>
@@ -4298,7 +4295,7 @@
     </w:p>
     <w:p>
       <w:pPr>
-        <w:jc w:val="left"/>
+        <w:jc w:val="both"/>
       </w:pPr>
       <w:r>
         <w:t>기여는</w:t>
@@ -4327,12 +4324,12 @@
     </w:p>
     <w:p>
       <w:pPr>
-        <w:jc w:val="left"/>
-      </w:pPr>
-    </w:p>
-    <w:p>
-      <w:pPr>
-        <w:jc w:val="left"/>
+        <w:jc w:val="both"/>
+      </w:pPr>
+    </w:p>
+    <w:p>
+      <w:pPr>
+        <w:jc w:val="both"/>
       </w:pPr>
       <w:r>
         <w:t>첫째, 공간 축의 탄소–지연 가중치를 매 슬롯 파레토 무릎점으로 자동 결정하고, 시간 축의 가중치는 작업이 신고한 지연 등급의 함수로 정의한다.</w:t>
@@ -4340,12 +4337,12 @@
     </w:p>
     <w:p>
       <w:pPr>
-        <w:jc w:val="left"/>
-      </w:pPr>
-    </w:p>
-    <w:p>
-      <w:pPr>
-        <w:jc w:val="left"/>
+        <w:jc w:val="both"/>
+      </w:pPr>
+    </w:p>
+    <w:p>
+      <w:pPr>
+        <w:jc w:val="both"/>
       </w:pPr>
       <w:r>
         <w:t>둘째, 공간 이동과 시간 이동을 단일 파이프라인으로 결합하고, 두 축의 절감 효과가 누적됨을 1년치 실측 데이터로 확인했다.</w:t>
@@ -4353,12 +4350,12 @@
     </w:p>
     <w:p>
       <w:pPr>
-        <w:jc w:val="left"/>
-      </w:pPr>
-    </w:p>
-    <w:p>
-      <w:pPr>
-        <w:jc w:val="left"/>
+        <w:jc w:val="both"/>
+      </w:pPr>
+    </w:p>
+    <w:p>
+      <w:pPr>
+        <w:jc w:val="both"/>
       </w:pPr>
       <w:r>
         <w:t xml:space="preserve">셋째, 시간 이동 단계가 리전 용량을 고려하지 않을 때 프랑스와 캘리포니아에서 동시 실행 수가 여유율 상한의 3.4배인 41건에 이르고, 연중 각각 622시간과 867시간 동안 상한을 초과함을 실측했다. 선행 연구는 이 현상을 단일 클러스터 맥락에서 지적하였으나 정량화하지 않았다.</w:t>
@@ -4396,12 +4393,12 @@
     </w:p>
     <w:p>
       <w:pPr>
-        <w:jc w:val="left"/>
-      </w:pPr>
-    </w:p>
-    <w:p>
-      <w:pPr>
-        <w:jc w:val="left"/>
+        <w:jc w:val="both"/>
+      </w:pPr>
+    </w:p>
+    <w:p>
+      <w:pPr>
+        <w:jc w:val="both"/>
       </w:pPr>
       <w:r>
         <w:t>넷째</w:t>
@@ -4496,12 +4493,12 @@
     </w:p>
     <w:p>
       <w:pPr>
-        <w:jc w:val="left"/>
-      </w:pPr>
-    </w:p>
-    <w:p>
-      <w:pPr>
-        <w:jc w:val="left"/>
+        <w:jc w:val="both"/>
+      </w:pPr>
+    </w:p>
+    <w:p>
+      <w:pPr>
+        <w:jc w:val="both"/>
       </w:pPr>
       <w:r>
         <w:t xml:space="preserve">1년치 실측 탄소집약도 데이터를 사용한 시뮬레이션에서 총 배출량이 63.03% 감소하였다. 공간 이동과 온라인 용량 인지 시간 이동을 결합한 결과로, 작업 146,000건 전량이 마감 이내에 처리되어 마감 위반은 발생하지 않았다.</w:t>
@@ -4510,7 +4507,7 @@
     <w:p>
       <w:pPr>
         <w:spacing w:line="276" w:lineRule="auto"/>
-        <w:jc w:val="left"/>
+        <w:jc w:val="both"/>
         <w:rPr>
           <w:lang w:eastAsia="ko-KR"/>
         </w:rPr>
@@ -4519,7 +4516,7 @@
     <w:p>
       <w:pPr>
         <w:spacing w:line="276" w:lineRule="auto"/>
-        <w:jc w:val="left"/>
+        <w:jc w:val="both"/>
         <w:rPr>
           <w:lang w:eastAsia="ko-KR"/>
         </w:rPr>
@@ -4528,7 +4525,7 @@
     <w:p>
       <w:pPr>
         <w:spacing w:line="276" w:lineRule="auto"/>
-        <w:jc w:val="left"/>
+        <w:jc w:val="both"/>
       </w:pPr>
     </w:p>
     <w:p>
@@ -4538,7 +4535,6 @@
           <w:rFonts w:eastAsia="Apple SD Gothic Neo"/>
           <w:b/>
           <w:bCs/>
-          <w:color w:val="980000"/>
           <w:sz w:val="26"/>
           <w:szCs w:val="26"/>
         </w:rPr>
@@ -4548,7 +4544,6 @@
           <w:rFonts w:eastAsia="Apple SD Gothic Neo"/>
           <w:b/>
           <w:bCs/>
-          <w:color w:val="980000"/>
           <w:sz w:val="26"/>
           <w:szCs w:val="26"/>
         </w:rPr>
@@ -4560,7 +4555,6 @@
           <w:rFonts w:eastAsia="Apple SD Gothic Neo"/>
           <w:b/>
           <w:bCs/>
-          <w:color w:val="980000"/>
           <w:sz w:val="26"/>
           <w:szCs w:val="26"/>
         </w:rPr>
@@ -4571,7 +4565,6 @@
           <w:rFonts w:eastAsia="Apple SD Gothic Neo"/>
           <w:b/>
           <w:bCs/>
-          <w:color w:val="980000"/>
           <w:sz w:val="26"/>
           <w:szCs w:val="26"/>
         </w:rPr>
@@ -4582,7 +4575,6 @@
           <w:rFonts w:eastAsia="Apple SD Gothic Neo"/>
           <w:b/>
           <w:bCs/>
-          <w:color w:val="980000"/>
           <w:sz w:val="26"/>
           <w:szCs w:val="26"/>
         </w:rPr>
@@ -4663,7 +4655,7 @@
     </w:p>
     <w:p>
       <w:pPr>
-        <w:jc w:val="left"/>
+        <w:jc w:val="both"/>
       </w:pPr>
       <w:r>
         <w:t>CAST</w:t>
@@ -5051,7 +5043,7 @@
     </w:p>
     <w:p>
       <w:pPr>
-        <w:jc w:val="left"/>
+        <w:jc w:val="both"/>
       </w:pPr>
       <w:hyperlink r:id="rId29">
         <w:r>
@@ -5065,12 +5057,12 @@
     </w:p>
     <w:p>
       <w:pPr>
-        <w:jc w:val="left"/>
-      </w:pPr>
-    </w:p>
-    <w:p>
-      <w:pPr>
-        <w:jc w:val="left"/>
+        <w:jc w:val="both"/>
+      </w:pPr>
+    </w:p>
+    <w:p>
+      <w:pPr>
+        <w:jc w:val="both"/>
       </w:pPr>
       <w:r>
         <w:t xml:space="preserve">인도는 석탄 화력 의존도가 높아 종일 높은 수준을 유지하는 반면, 프랑스는 원자력이 기저 부하를 담당하여 종일 낮고 평탄하다. 캘리포니아와 독일은 낮 시간대 태양광 발전이 유입되며 값이 크게 하락한 뒤 일몰 이후 회복되는 형태를 보인다.</w:t>
@@ -5078,7 +5070,7 @@
     </w:p>
     <w:p>
       <w:pPr>
-        <w:jc w:val="left"/>
+        <w:jc w:val="both"/>
       </w:pPr>
       <w:r>
         <w:t xml:space="preserve">이러한 관측은 선행 연구와 일치한다. Sukprasert 등은 123개 리전을 분석하여 지역 간 43배 이상의 격차와 2022년 평균 탄소집약도 기준 40배의 차이를 보고하였으며, 화석연료 기반 계통일수록 평균 탄소집약도가 높고 변동성은 낮다는 경향도 함께 관측하였다.</w:t>
@@ -5182,7 +5174,7 @@
     </w:p>
     <w:p>
       <w:pPr>
-        <w:jc w:val="left"/>
+        <w:jc w:val="both"/>
       </w:pPr>
     </w:p>
     <w:p>
@@ -5279,7 +5271,7 @@
     </w:p>
     <w:p>
       <w:pPr>
-        <w:jc w:val="left"/>
+        <w:jc w:val="both"/>
       </w:pPr>
       <w:r>
         <w:t>클라우드</w:t>
@@ -5656,12 +5648,12 @@
     </w:p>
     <w:p>
       <w:pPr>
-        <w:jc w:val="left"/>
-      </w:pPr>
-    </w:p>
-    <w:p>
-      <w:pPr>
-        <w:jc w:val="left"/>
+        <w:jc w:val="both"/>
+      </w:pPr>
+    </w:p>
+    <w:p>
+      <w:pPr>
+        <w:jc w:val="both"/>
       </w:pPr>
       <w:r>
         <w:t xml:space="preserve">이러한 구분은 이미 실무 스케줄러에 반영되어 있다. Borg, 쿠버네티스, Slurm은 우선순위가 높은 요청을 처리하기 위해 배치 작업을 지연시키거나 중단한다. 다만 이는 우선순위 기반 선점 기제이며, 작업별 최대 허용 지연을 명시하는 것과는 다르다.</w:t>
@@ -5760,7 +5752,7 @@
     </w:p>
     <w:p>
       <w:pPr>
-        <w:jc w:val="left"/>
+        <w:jc w:val="both"/>
       </w:pPr>
     </w:p>
     <w:p>
@@ -5837,7 +5829,7 @@
     </w:p>
     <w:p>
       <w:pPr>
-        <w:jc w:val="left"/>
+        <w:jc w:val="both"/>
       </w:pPr>
       <w:r>
         <w:t>시간</w:t>
@@ -6343,7 +6335,7 @@
     </w:p>
     <w:p>
       <w:pPr>
-        <w:jc w:val="left"/>
+        <w:jc w:val="both"/>
       </w:pPr>
       <w:r>
         <w:t>따라서</w:t>
@@ -6761,12 +6753,12 @@
     </w:p>
     <w:p>
       <w:pPr>
-        <w:jc w:val="left"/>
-      </w:pPr>
-    </w:p>
-    <w:p>
-      <w:pPr>
-        <w:jc w:val="left"/>
+        <w:jc w:val="both"/>
+      </w:pPr>
+    </w:p>
+    <w:p>
+      <w:pPr>
+        <w:jc w:val="both"/>
       </w:pPr>
       <w:r>
         <w:t xml:space="preserve">탄소집약도 예측은 독립된 연구 주제이기도 하다. DACF는 발전원별 생산량을 인공신경망으로 예측한 뒤 배출계수를 적용해 향후 24시간의 탄소집약도를 산출하며, 미국·유럽 6개 리전에서 평균 MAPE 6.4%를 보고하였다. 다만 DACF가 쓰는 IPCC AR5 직접 배출계수와 본 연구가 쓰는 Electricity Maps의 전과정 배출계수는 수준과 변동 폭이 모두 달라 수치를 그대로 견주기는 어렵다.</w:t>
@@ -6776,17 +6768,17 @@
     </w:p>
     <w:p>
       <w:pPr>
-        <w:jc w:val="left"/>
-      </w:pPr>
-    </w:p>
-    <w:p>
-      <w:pPr>
-        <w:jc w:val="left"/>
-      </w:pPr>
-    </w:p>
-    <w:p>
-      <w:pPr>
-        <w:jc w:val="left"/>
+        <w:jc w:val="both"/>
+      </w:pPr>
+    </w:p>
+    <w:p>
+      <w:pPr>
+        <w:jc w:val="both"/>
+      </w:pPr>
+    </w:p>
+    <w:p>
+      <w:pPr>
+        <w:jc w:val="both"/>
         <w:rPr/>
       </w:pPr>
       <w:hyperlink r:id="rId35">
@@ -7041,7 +7033,7 @@
     </w:p>
     <w:p>
       <w:pPr>
-        <w:jc w:val="left"/>
+        <w:jc w:val="both"/>
         <w:rPr/>
       </w:pPr>
       <w:hyperlink r:id="rId36">
@@ -7170,7 +7162,7 @@
     </w:p>
     <w:p>
       <w:pPr>
-        <w:jc w:val="left"/>
+        <w:jc w:val="both"/>
         <w:rPr/>
       </w:pPr>
       <w:hyperlink r:id="rId37">
@@ -7245,7 +7237,7 @@
     </w:p>
     <w:p>
       <w:pPr>
-        <w:jc w:val="left"/>
+        <w:jc w:val="both"/>
         <w:rPr/>
       </w:pPr>
       <w:hyperlink r:id="rId38">
@@ -7463,17 +7455,17 @@
     </w:p>
     <w:p>
       <w:pPr>
-        <w:jc w:val="left"/>
-      </w:pPr>
-    </w:p>
-    <w:p>
-      <w:pPr>
-        <w:jc w:val="left"/>
-      </w:pPr>
-    </w:p>
-    <w:p>
-      <w:pPr>
-        <w:jc w:val="left"/>
+        <w:jc w:val="both"/>
+      </w:pPr>
+    </w:p>
+    <w:p>
+      <w:pPr>
+        <w:jc w:val="both"/>
+      </w:pPr>
+    </w:p>
+    <w:p>
+      <w:pPr>
+        <w:jc w:val="both"/>
       </w:pPr>
       <w:r>
         <w:t xml:space="preserve">CAST는 과거 168시간의 계통·시간·기상 정보와 향후 24시간 기상 예보를 입력으로 하는 리전별 단일 LSTM 모델을 사용한다. 구조와 성능은 각각 뒤에서 기술한다.</w:t>
@@ -7482,7 +7474,7 @@
     <w:p>
       <w:pPr>
         <w:spacing w:before="240" w:after="240"/>
-        <w:jc w:val="left"/>
+        <w:jc w:val="both"/>
         <w:rPr>
           <w:rFonts w:eastAsia="Apple SD Gothic Neo"/>
           <w:b/>
@@ -7495,7 +7487,7 @@
     <w:p>
       <w:pPr>
         <w:spacing w:before="240" w:after="240"/>
-        <w:jc w:val="left"/>
+        <w:jc w:val="both"/>
         <w:rPr>
           <w:rFonts w:eastAsia="Apple SD Gothic Neo"/>
           <w:b/>
@@ -7508,7 +7500,7 @@
     <w:p>
       <w:pPr>
         <w:spacing w:before="240" w:after="240"/>
-        <w:jc w:val="left"/>
+        <w:jc w:val="both"/>
         <w:rPr>
           <w:rFonts w:eastAsia="Apple SD Gothic Neo"/>
           <w:b/>
@@ -7521,7 +7513,7 @@
     <w:p>
       <w:pPr>
         <w:spacing w:before="240" w:after="240"/>
-        <w:jc w:val="left"/>
+        <w:jc w:val="both"/>
         <w:rPr>
           <w:rFonts w:eastAsia="Apple SD Gothic Neo"/>
           <w:b/>
@@ -7533,91 +7525,91 @@
     </w:p>
     <w:p>
       <w:pPr>
-        <w:jc w:val="left"/>
+        <w:jc w:val="both"/>
       </w:pPr>
     </w:p>
     <w:p>
       <w:pPr>
         <w:spacing w:line="276" w:lineRule="auto"/>
-        <w:jc w:val="left"/>
+        <w:jc w:val="both"/>
       </w:pPr>
     </w:p>
     <w:p>
       <w:pPr>
         <w:spacing w:line="276" w:lineRule="auto"/>
-        <w:jc w:val="left"/>
+        <w:jc w:val="both"/>
       </w:pPr>
     </w:p>
     <w:p>
       <w:pPr>
         <w:spacing w:line="276" w:lineRule="auto"/>
-        <w:jc w:val="left"/>
+        <w:jc w:val="both"/>
       </w:pPr>
     </w:p>
     <w:p>
       <w:pPr>
         <w:spacing w:line="276" w:lineRule="auto"/>
-        <w:jc w:val="left"/>
+        <w:jc w:val="both"/>
       </w:pPr>
     </w:p>
     <w:p>
       <w:pPr>
         <w:spacing w:line="276" w:lineRule="auto"/>
-        <w:jc w:val="left"/>
+        <w:jc w:val="both"/>
       </w:pPr>
     </w:p>
     <w:p>
       <w:pPr>
         <w:spacing w:line="276" w:lineRule="auto"/>
-        <w:jc w:val="left"/>
+        <w:jc w:val="both"/>
       </w:pPr>
     </w:p>
     <w:p>
       <w:pPr>
         <w:spacing w:line="276" w:lineRule="auto"/>
-        <w:jc w:val="left"/>
+        <w:jc w:val="both"/>
       </w:pPr>
     </w:p>
     <w:p>
       <w:pPr>
         <w:spacing w:line="276" w:lineRule="auto"/>
-        <w:jc w:val="left"/>
+        <w:jc w:val="both"/>
       </w:pPr>
     </w:p>
     <w:p>
       <w:pPr>
         <w:spacing w:line="276" w:lineRule="auto"/>
-        <w:jc w:val="left"/>
+        <w:jc w:val="both"/>
       </w:pPr>
     </w:p>
     <w:p>
       <w:pPr>
         <w:spacing w:line="276" w:lineRule="auto"/>
-        <w:jc w:val="left"/>
+        <w:jc w:val="both"/>
       </w:pPr>
     </w:p>
     <w:p>
       <w:pPr>
         <w:spacing w:line="276" w:lineRule="auto"/>
-        <w:jc w:val="left"/>
+        <w:jc w:val="both"/>
       </w:pPr>
     </w:p>
     <w:p>
       <w:pPr>
         <w:spacing w:line="276" w:lineRule="auto"/>
-        <w:jc w:val="left"/>
+        <w:jc w:val="both"/>
       </w:pPr>
     </w:p>
     <w:p>
       <w:pPr>
         <w:spacing w:line="276" w:lineRule="auto"/>
-        <w:jc w:val="left"/>
+        <w:jc w:val="both"/>
       </w:pPr>
     </w:p>
     <w:p>
       <w:pPr>
         <w:spacing w:line="276" w:lineRule="auto"/>
-        <w:jc w:val="left"/>
+        <w:jc w:val="both"/>
         <w:rPr>
           <w:lang w:eastAsia="ko-KR"/>
         </w:rPr>
@@ -7626,7 +7618,7 @@
     <w:p>
       <w:pPr>
         <w:spacing w:line="276" w:lineRule="auto"/>
-        <w:jc w:val="left"/>
+        <w:jc w:val="both"/>
         <w:rPr>
           <w:lang w:eastAsia="ko-KR"/>
         </w:rPr>
@@ -7635,7 +7627,7 @@
     <w:p>
       <w:pPr>
         <w:spacing w:line="276" w:lineRule="auto"/>
-        <w:jc w:val="left"/>
+        <w:jc w:val="both"/>
         <w:rPr>
           <w:lang w:eastAsia="ko-KR"/>
         </w:rPr>
@@ -7644,7 +7636,7 @@
     <w:p>
       <w:pPr>
         <w:spacing w:line="276" w:lineRule="auto"/>
-        <w:jc w:val="left"/>
+        <w:jc w:val="both"/>
         <w:rPr>
           <w:lang w:eastAsia="ko-KR"/>
         </w:rPr>
@@ -7653,7 +7645,7 @@
     <w:p>
       <w:pPr>
         <w:spacing w:line="276" w:lineRule="auto"/>
-        <w:jc w:val="left"/>
+        <w:jc w:val="both"/>
         <w:rPr>
           <w:lang w:eastAsia="ko-KR"/>
         </w:rPr>
@@ -7662,7 +7654,7 @@
     <w:p>
       <w:pPr>
         <w:spacing w:line="276" w:lineRule="auto"/>
-        <w:jc w:val="left"/>
+        <w:jc w:val="both"/>
         <w:rPr>
           <w:lang w:eastAsia="ko-KR"/>
         </w:rPr>
@@ -7671,7 +7663,7 @@
     <w:p>
       <w:pPr>
         <w:spacing w:line="276" w:lineRule="auto"/>
-        <w:jc w:val="left"/>
+        <w:jc w:val="both"/>
         <w:rPr>
           <w:lang w:eastAsia="ko-KR"/>
         </w:rPr>
@@ -7680,7 +7672,7 @@
     <w:p>
       <w:pPr>
         <w:spacing w:line="276" w:lineRule="auto"/>
-        <w:jc w:val="left"/>
+        <w:jc w:val="both"/>
         <w:rPr>
           <w:lang w:eastAsia="ko-KR"/>
         </w:rPr>
@@ -7689,7 +7681,7 @@
     <w:p>
       <w:pPr>
         <w:spacing w:line="276" w:lineRule="auto"/>
-        <w:jc w:val="left"/>
+        <w:jc w:val="both"/>
         <w:rPr>
           <w:lang w:eastAsia="ko-KR"/>
         </w:rPr>
@@ -7698,7 +7690,7 @@
     <w:p>
       <w:pPr>
         <w:spacing w:line="276" w:lineRule="auto"/>
-        <w:jc w:val="left"/>
+        <w:jc w:val="both"/>
         <w:rPr>
           <w:lang w:eastAsia="ko-KR"/>
         </w:rPr>
@@ -7707,7 +7699,7 @@
     <w:p>
       <w:pPr>
         <w:spacing w:line="276" w:lineRule="auto"/>
-        <w:jc w:val="left"/>
+        <w:jc w:val="both"/>
         <w:rPr>
           <w:lang w:eastAsia="ko-KR"/>
         </w:rPr>
@@ -7716,7 +7708,7 @@
     <w:p>
       <w:pPr>
         <w:spacing w:line="276" w:lineRule="auto"/>
-        <w:jc w:val="left"/>
+        <w:jc w:val="both"/>
         <w:rPr>
           <w:lang w:eastAsia="ko-KR"/>
         </w:rPr>
@@ -7725,7 +7717,7 @@
     <w:p>
       <w:pPr>
         <w:spacing w:line="276" w:lineRule="auto"/>
-        <w:jc w:val="left"/>
+        <w:jc w:val="both"/>
         <w:rPr>
           <w:lang w:eastAsia="ko-KR"/>
         </w:rPr>
@@ -7734,7 +7726,7 @@
     <w:p>
       <w:pPr>
         <w:spacing w:line="276" w:lineRule="auto"/>
-        <w:jc w:val="left"/>
+        <w:jc w:val="both"/>
         <w:rPr>
           <w:lang w:eastAsia="ko-KR"/>
         </w:rPr>
@@ -7743,7 +7735,7 @@
     <w:p>
       <w:pPr>
         <w:spacing w:line="276" w:lineRule="auto"/>
-        <w:jc w:val="left"/>
+        <w:jc w:val="both"/>
         <w:rPr>
           <w:lang w:eastAsia="ko-KR"/>
         </w:rPr>
@@ -7752,7 +7744,7 @@
     <w:p>
       <w:pPr>
         <w:spacing w:line="276" w:lineRule="auto"/>
-        <w:jc w:val="left"/>
+        <w:jc w:val="both"/>
         <w:rPr>
           <w:lang w:eastAsia="ko-KR"/>
         </w:rPr>
@@ -7761,7 +7753,7 @@
     <w:p>
       <w:pPr>
         <w:spacing w:line="276" w:lineRule="auto"/>
-        <w:jc w:val="left"/>
+        <w:jc w:val="both"/>
         <w:rPr>
           <w:lang w:eastAsia="ko-KR"/>
         </w:rPr>
@@ -7770,7 +7762,7 @@
     <w:p>
       <w:pPr>
         <w:spacing w:line="276" w:lineRule="auto"/>
-        <w:jc w:val="left"/>
+        <w:jc w:val="both"/>
         <w:rPr>
           <w:lang w:eastAsia="ko-KR"/>
         </w:rPr>
@@ -7779,7 +7771,7 @@
     <w:p>
       <w:pPr>
         <w:spacing w:line="276" w:lineRule="auto"/>
-        <w:jc w:val="left"/>
+        <w:jc w:val="both"/>
         <w:rPr>
           <w:lang w:eastAsia="ko-KR"/>
         </w:rPr>
@@ -7788,7 +7780,7 @@
     <w:p>
       <w:pPr>
         <w:spacing w:line="276" w:lineRule="auto"/>
-        <w:jc w:val="left"/>
+        <w:jc w:val="both"/>
         <w:rPr>
           <w:lang w:eastAsia="ko-KR"/>
         </w:rPr>
@@ -7797,7 +7789,7 @@
     <w:p>
       <w:pPr>
         <w:spacing w:line="276" w:lineRule="auto"/>
-        <w:jc w:val="left"/>
+        <w:jc w:val="both"/>
         <w:rPr>
           <w:lang w:eastAsia="ko-KR"/>
         </w:rPr>
@@ -7806,7 +7798,7 @@
     <w:p>
       <w:pPr>
         <w:spacing w:line="276" w:lineRule="auto"/>
-        <w:jc w:val="left"/>
+        <w:jc w:val="both"/>
         <w:rPr>
           <w:lang w:eastAsia="ko-KR"/>
         </w:rPr>
@@ -7815,7 +7807,7 @@
     <w:p>
       <w:pPr>
         <w:spacing w:line="276" w:lineRule="auto"/>
-        <w:jc w:val="left"/>
+        <w:jc w:val="both"/>
         <w:rPr>
           <w:lang w:eastAsia="ko-KR"/>
         </w:rPr>
@@ -7824,7 +7816,7 @@
     <w:p>
       <w:pPr>
         <w:spacing w:line="276" w:lineRule="auto"/>
-        <w:jc w:val="left"/>
+        <w:jc w:val="both"/>
         <w:rPr>
           <w:lang w:eastAsia="ko-KR"/>
         </w:rPr>
@@ -7833,7 +7825,7 @@
     <w:p>
       <w:pPr>
         <w:spacing w:line="276" w:lineRule="auto"/>
-        <w:jc w:val="left"/>
+        <w:jc w:val="both"/>
         <w:rPr>
           <w:lang w:eastAsia="ko-KR"/>
         </w:rPr>
@@ -7842,7 +7834,7 @@
     <w:p>
       <w:pPr>
         <w:spacing w:line="276" w:lineRule="auto"/>
-        <w:jc w:val="left"/>
+        <w:jc w:val="both"/>
         <w:rPr>
           <w:lang w:eastAsia="ko-KR"/>
         </w:rPr>
@@ -7851,7 +7843,7 @@
     <w:p>
       <w:pPr>
         <w:spacing w:line="276" w:lineRule="auto"/>
-        <w:jc w:val="left"/>
+        <w:jc w:val="both"/>
         <w:rPr>
           <w:lang w:eastAsia="ko-KR"/>
         </w:rPr>
@@ -7860,7 +7852,7 @@
     <w:p>
       <w:pPr>
         <w:spacing w:line="276" w:lineRule="auto"/>
-        <w:jc w:val="left"/>
+        <w:jc w:val="both"/>
         <w:rPr>
           <w:lang w:eastAsia="ko-KR"/>
         </w:rPr>
@@ -7869,7 +7861,7 @@
     <w:p>
       <w:pPr>
         <w:spacing w:line="276" w:lineRule="auto"/>
-        <w:jc w:val="left"/>
+        <w:jc w:val="both"/>
         <w:rPr>
           <w:lang w:eastAsia="ko-KR"/>
         </w:rPr>
@@ -7878,7 +7870,7 @@
     <w:p>
       <w:pPr>
         <w:spacing w:line="276" w:lineRule="auto"/>
-        <w:jc w:val="left"/>
+        <w:jc w:val="both"/>
         <w:rPr>
           <w:lang w:eastAsia="ko-KR"/>
         </w:rPr>
@@ -7887,7 +7879,7 @@
     <w:p>
       <w:pPr>
         <w:spacing w:line="276" w:lineRule="auto"/>
-        <w:jc w:val="left"/>
+        <w:jc w:val="both"/>
         <w:rPr>
           <w:lang w:eastAsia="ko-KR"/>
         </w:rPr>
@@ -7896,7 +7888,7 @@
     <w:p>
       <w:pPr>
         <w:spacing w:line="276" w:lineRule="auto"/>
-        <w:jc w:val="left"/>
+        <w:jc w:val="both"/>
         <w:rPr>
           <w:lang w:eastAsia="ko-KR"/>
         </w:rPr>
@@ -7905,13 +7897,13 @@
     <w:p>
       <w:pPr>
         <w:spacing w:line="276" w:lineRule="auto"/>
-        <w:jc w:val="left"/>
+        <w:jc w:val="both"/>
       </w:pPr>
     </w:p>
     <w:p>
       <w:pPr>
         <w:spacing w:line="276" w:lineRule="auto"/>
-        <w:jc w:val="left"/>
+        <w:jc w:val="both"/>
         <w:rPr>
           <w:lang w:eastAsia="ko-KR"/>
         </w:rPr>
@@ -7920,7 +7912,7 @@
     <w:p>
       <w:pPr>
         <w:spacing w:line="276" w:lineRule="auto"/>
-        <w:jc w:val="left"/>
+        <w:jc w:val="both"/>
         <w:rPr>
           <w:rFonts w:hint="eastAsia"/>
           <w:lang w:eastAsia="ko-KR"/>
@@ -7935,7 +7927,6 @@
           <w:rFonts w:eastAsia="Apple SD Gothic Neo"/>
           <w:b/>
           <w:bCs/>
-          <w:color w:val="980000"/>
           <w:sz w:val="26"/>
           <w:szCs w:val="26"/>
         </w:rPr>
@@ -7945,7 +7936,6 @@
           <w:rFonts w:eastAsia="Apple SD Gothic Neo"/>
           <w:b/>
           <w:bCs/>
-          <w:color w:val="980000"/>
           <w:sz w:val="26"/>
           <w:szCs w:val="26"/>
         </w:rPr>
@@ -7957,7 +7947,6 @@
           <w:rFonts w:eastAsia="Apple SD Gothic Neo"/>
           <w:b/>
           <w:bCs/>
-          <w:color w:val="980000"/>
           <w:sz w:val="26"/>
           <w:szCs w:val="26"/>
         </w:rPr>
@@ -7968,7 +7957,6 @@
           <w:rFonts w:eastAsia="Apple SD Gothic Neo"/>
           <w:b/>
           <w:bCs/>
-          <w:color w:val="980000"/>
           <w:sz w:val="26"/>
           <w:szCs w:val="26"/>
         </w:rPr>
@@ -7979,7 +7967,6 @@
           <w:rFonts w:eastAsia="Apple SD Gothic Neo"/>
           <w:b/>
           <w:bCs/>
-          <w:color w:val="980000"/>
           <w:sz w:val="26"/>
           <w:szCs w:val="26"/>
         </w:rPr>
@@ -7990,7 +7977,6 @@
           <w:rFonts w:eastAsia="Apple SD Gothic Neo"/>
           <w:b/>
           <w:bCs/>
-          <w:color w:val="980000"/>
           <w:sz w:val="26"/>
           <w:szCs w:val="26"/>
         </w:rPr>
@@ -8001,7 +7987,6 @@
           <w:rFonts w:eastAsia="Apple SD Gothic Neo"/>
           <w:b/>
           <w:bCs/>
-          <w:color w:val="980000"/>
           <w:sz w:val="26"/>
           <w:szCs w:val="26"/>
         </w:rPr>
@@ -8062,7 +8047,7 @@
     </w:p>
     <w:p>
       <w:pPr>
-        <w:jc w:val="left"/>
+        <w:jc w:val="both"/>
       </w:pPr>
       <w:r>
         <w:t>클라우드에</w:t>
@@ -8295,7 +8280,7 @@
     </w:p>
     <w:p>
       <w:pPr>
-        <w:jc w:val="left"/>
+        <w:jc w:val="both"/>
       </w:pPr>
       <w:r>
         <w:t>배출량은</w:t>
@@ -8522,7 +8507,7 @@
     </w:p>
     <w:p>
       <w:pPr>
-        <w:jc w:val="left"/>
+        <w:jc w:val="both"/>
       </w:pPr>
     </w:p>
     <w:p>
@@ -8579,7 +8564,7 @@
     </w:p>
     <w:p>
       <w:pPr>
-        <w:jc w:val="left"/>
+        <w:jc w:val="both"/>
       </w:pPr>
       <w:r>
         <w:t>세</w:t>
@@ -8614,12 +8599,12 @@
     </w:p>
     <w:p>
       <w:pPr>
-        <w:jc w:val="left"/>
-      </w:pPr>
-    </w:p>
-    <w:p>
-      <w:pPr>
-        <w:jc w:val="left"/>
+        <w:jc w:val="both"/>
+      </w:pPr>
+    </w:p>
+    <w:p>
+      <w:pPr>
+        <w:jc w:val="both"/>
       </w:pPr>
       <w:r>
         <w:t>첫째</w:t>
@@ -8786,12 +8771,12 @@
     </w:p>
     <w:p>
       <w:pPr>
-        <w:jc w:val="left"/>
-      </w:pPr>
-    </w:p>
-    <w:p>
-      <w:pPr>
-        <w:jc w:val="left"/>
+        <w:jc w:val="both"/>
+      </w:pPr>
+    </w:p>
+    <w:p>
+      <w:pPr>
+        <w:jc w:val="both"/>
       </w:pPr>
       <w:r>
         <w:t>둘째</w:t>
@@ -9161,12 +9146,12 @@
     </w:p>
     <w:p>
       <w:pPr>
-        <w:jc w:val="left"/>
-      </w:pPr>
-    </w:p>
-    <w:p>
-      <w:pPr>
-        <w:jc w:val="left"/>
+        <w:jc w:val="both"/>
+      </w:pPr>
+    </w:p>
+    <w:p>
+      <w:pPr>
+        <w:jc w:val="both"/>
       </w:pPr>
       <w:r>
         <w:t>셋째</w:t>
@@ -9333,7 +9318,7 @@
     </w:p>
     <w:p>
       <w:pPr>
-        <w:jc w:val="left"/>
+        <w:jc w:val="both"/>
       </w:pPr>
     </w:p>
     <w:p>
@@ -9390,7 +9375,7 @@
     </w:p>
     <w:p>
       <w:pPr>
-        <w:jc w:val="left"/>
+        <w:jc w:val="both"/>
       </w:pPr>
       <w:r>
         <w:t>이</w:t>
@@ -9599,12 +9584,12 @@
     </w:p>
     <w:p>
       <w:pPr>
-        <w:jc w:val="left"/>
-      </w:pPr>
-    </w:p>
-    <w:p>
-      <w:pPr>
-        <w:jc w:val="left"/>
+        <w:jc w:val="both"/>
+      </w:pPr>
+    </w:p>
+    <w:p>
+      <w:pPr>
+        <w:jc w:val="both"/>
       </w:pPr>
       <w:r>
         <w:t xml:space="preserve">선행 연구는 이 기준을 상수로 고정한다. 그 한계는 4.4절에서 다룬다. 이 기준을 어떻게 정할 것인가가 본 연구가 다루는 두 번째 문제다.</w:t>
@@ -9612,12 +9597,12 @@
     </w:p>
     <w:p>
       <w:pPr>
-        <w:jc w:val="left"/>
-      </w:pPr>
-    </w:p>
-    <w:p>
-      <w:pPr>
-        <w:jc w:val="left"/>
+        <w:jc w:val="both"/>
+      </w:pPr>
+    </w:p>
+    <w:p>
+      <w:pPr>
+        <w:jc w:val="both"/>
       </w:pPr>
       <w:r>
         <w:t>세</w:t>
@@ -9784,7 +9769,7 @@
     </w:p>
     <w:p>
       <w:pPr>
-        <w:jc w:val="left"/>
+        <w:jc w:val="both"/>
       </w:pPr>
     </w:p>
     <w:p>
@@ -9821,7 +9806,7 @@
     </w:p>
     <w:p>
       <w:pPr>
-        <w:jc w:val="left"/>
+        <w:jc w:val="both"/>
       </w:pPr>
       <w:r>
         <w:t>본</w:t>
@@ -9880,7 +9865,7 @@
     </w:p>
     <w:p>
       <w:pPr>
-        <w:jc w:val="left"/>
+        <w:jc w:val="both"/>
       </w:pPr>
       <w:r>
         <w:t>대상</w:t>
@@ -9999,7 +9984,7 @@
     </w:p>
     <w:p>
       <w:pPr>
-        <w:jc w:val="left"/>
+        <w:jc w:val="both"/>
       </w:pPr>
       <w:r>
         <w:t>최적화</w:t>
@@ -10076,7 +10061,7 @@
     </w:p>
     <w:p>
       <w:pPr>
-        <w:jc w:val="left"/>
+        <w:jc w:val="both"/>
       </w:pPr>
       <w:r>
         <w:t>배출</w:t>
@@ -10189,7 +10174,7 @@
     </w:p>
     <w:p>
       <w:pPr>
-        <w:jc w:val="left"/>
+        <w:jc w:val="both"/>
       </w:pPr>
       <w:r>
         <w:lastRenderedPageBreak/>
@@ -10286,605 +10271,604 @@
     <w:p>
       <w:pPr>
         <w:spacing w:line="276" w:lineRule="auto"/>
-        <w:jc w:val="left"/>
+        <w:jc w:val="both"/>
+      </w:pPr>
+    </w:p>
+    <w:p>
+      <w:pPr>
+        <w:spacing w:line="276" w:lineRule="auto"/>
+        <w:jc w:val="both"/>
+      </w:pPr>
+    </w:p>
+    <w:p>
+      <w:pPr>
+        <w:spacing w:line="276" w:lineRule="auto"/>
+        <w:jc w:val="both"/>
+      </w:pPr>
+    </w:p>
+    <w:p>
+      <w:pPr>
+        <w:spacing w:line="276" w:lineRule="auto"/>
+        <w:jc w:val="both"/>
+      </w:pPr>
+    </w:p>
+    <w:p>
+      <w:pPr>
+        <w:spacing w:line="276" w:lineRule="auto"/>
+        <w:jc w:val="both"/>
+      </w:pPr>
+    </w:p>
+    <w:p>
+      <w:pPr>
+        <w:spacing w:line="276" w:lineRule="auto"/>
+        <w:jc w:val="both"/>
+      </w:pPr>
+    </w:p>
+    <w:p>
+      <w:pPr>
+        <w:spacing w:line="276" w:lineRule="auto"/>
+        <w:jc w:val="both"/>
+      </w:pPr>
+    </w:p>
+    <w:p>
+      <w:pPr>
+        <w:spacing w:line="276" w:lineRule="auto"/>
+        <w:jc w:val="both"/>
+      </w:pPr>
+    </w:p>
+    <w:p>
+      <w:pPr>
+        <w:spacing w:line="276" w:lineRule="auto"/>
+        <w:jc w:val="both"/>
+      </w:pPr>
+    </w:p>
+    <w:p>
+      <w:pPr>
+        <w:spacing w:line="276" w:lineRule="auto"/>
+        <w:jc w:val="both"/>
+      </w:pPr>
+    </w:p>
+    <w:p>
+      <w:pPr>
+        <w:spacing w:line="276" w:lineRule="auto"/>
+        <w:jc w:val="both"/>
+      </w:pPr>
+    </w:p>
+    <w:p>
+      <w:pPr>
+        <w:spacing w:line="276" w:lineRule="auto"/>
+        <w:jc w:val="both"/>
+      </w:pPr>
+    </w:p>
+    <w:p>
+      <w:pPr>
+        <w:spacing w:line="276" w:lineRule="auto"/>
+        <w:jc w:val="both"/>
+      </w:pPr>
+    </w:p>
+    <w:p>
+      <w:pPr>
+        <w:spacing w:line="276" w:lineRule="auto"/>
+        <w:jc w:val="both"/>
+      </w:pPr>
+    </w:p>
+    <w:p>
+      <w:pPr>
+        <w:spacing w:line="276" w:lineRule="auto"/>
+        <w:jc w:val="both"/>
+      </w:pPr>
+    </w:p>
+    <w:p>
+      <w:pPr>
+        <w:spacing w:line="276" w:lineRule="auto"/>
+        <w:jc w:val="both"/>
+      </w:pPr>
+    </w:p>
+    <w:p>
+      <w:pPr>
+        <w:spacing w:line="276" w:lineRule="auto"/>
+        <w:jc w:val="both"/>
+      </w:pPr>
+    </w:p>
+    <w:p>
+      <w:pPr>
+        <w:spacing w:line="276" w:lineRule="auto"/>
+        <w:jc w:val="both"/>
+      </w:pPr>
+    </w:p>
+    <w:p>
+      <w:pPr>
+        <w:spacing w:line="276" w:lineRule="auto"/>
+        <w:jc w:val="both"/>
+      </w:pPr>
+    </w:p>
+    <w:p>
+      <w:pPr>
+        <w:spacing w:line="276" w:lineRule="auto"/>
+        <w:jc w:val="both"/>
+      </w:pPr>
+    </w:p>
+    <w:p>
+      <w:pPr>
+        <w:spacing w:line="276" w:lineRule="auto"/>
+        <w:jc w:val="both"/>
+      </w:pPr>
+    </w:p>
+    <w:p>
+      <w:pPr>
+        <w:spacing w:line="276" w:lineRule="auto"/>
+        <w:jc w:val="both"/>
+      </w:pPr>
+    </w:p>
+    <w:p>
+      <w:pPr>
+        <w:spacing w:line="276" w:lineRule="auto"/>
+        <w:jc w:val="both"/>
+      </w:pPr>
+    </w:p>
+    <w:p>
+      <w:pPr>
+        <w:spacing w:line="276" w:lineRule="auto"/>
+        <w:jc w:val="both"/>
+      </w:pPr>
+    </w:p>
+    <w:p>
+      <w:pPr>
+        <w:spacing w:line="276" w:lineRule="auto"/>
+        <w:jc w:val="both"/>
+      </w:pPr>
+    </w:p>
+    <w:p>
+      <w:pPr>
+        <w:spacing w:line="276" w:lineRule="auto"/>
+        <w:jc w:val="both"/>
+      </w:pPr>
+    </w:p>
+    <w:p>
+      <w:pPr>
+        <w:spacing w:line="276" w:lineRule="auto"/>
+        <w:jc w:val="both"/>
+      </w:pPr>
+    </w:p>
+    <w:p>
+      <w:pPr>
+        <w:spacing w:line="276" w:lineRule="auto"/>
+        <w:jc w:val="both"/>
+      </w:pPr>
+    </w:p>
+    <w:p>
+      <w:pPr>
+        <w:spacing w:line="276" w:lineRule="auto"/>
+        <w:jc w:val="both"/>
+      </w:pPr>
+    </w:p>
+    <w:p>
+      <w:pPr>
+        <w:spacing w:line="276" w:lineRule="auto"/>
+        <w:jc w:val="both"/>
+      </w:pPr>
+    </w:p>
+    <w:p>
+      <w:pPr>
+        <w:spacing w:line="276" w:lineRule="auto"/>
+        <w:jc w:val="both"/>
+      </w:pPr>
+    </w:p>
+    <w:p>
+      <w:pPr>
+        <w:spacing w:line="276" w:lineRule="auto"/>
+        <w:jc w:val="both"/>
+      </w:pPr>
+    </w:p>
+    <w:p>
+      <w:pPr>
+        <w:spacing w:line="276" w:lineRule="auto"/>
+        <w:jc w:val="both"/>
+      </w:pPr>
+    </w:p>
+    <w:p>
+      <w:pPr>
+        <w:spacing w:line="276" w:lineRule="auto"/>
+        <w:jc w:val="both"/>
+      </w:pPr>
+    </w:p>
+    <w:p>
+      <w:pPr>
+        <w:spacing w:line="276" w:lineRule="auto"/>
+        <w:jc w:val="both"/>
+      </w:pPr>
+    </w:p>
+    <w:p>
+      <w:pPr>
+        <w:spacing w:line="276" w:lineRule="auto"/>
+        <w:jc w:val="both"/>
+      </w:pPr>
+    </w:p>
+    <w:p>
+      <w:pPr>
+        <w:spacing w:line="276" w:lineRule="auto"/>
+        <w:jc w:val="both"/>
+      </w:pPr>
+    </w:p>
+    <w:p>
+      <w:pPr>
+        <w:spacing w:line="276" w:lineRule="auto"/>
+        <w:jc w:val="both"/>
+      </w:pPr>
+    </w:p>
+    <w:p>
+      <w:pPr>
+        <w:spacing w:line="276" w:lineRule="auto"/>
+        <w:jc w:val="both"/>
+      </w:pPr>
+    </w:p>
+    <w:p>
+      <w:pPr>
+        <w:spacing w:line="276" w:lineRule="auto"/>
+        <w:jc w:val="both"/>
+      </w:pPr>
+    </w:p>
+    <w:p>
+      <w:pPr>
+        <w:spacing w:line="276" w:lineRule="auto"/>
+        <w:jc w:val="both"/>
+      </w:pPr>
+    </w:p>
+    <w:p>
+      <w:pPr>
+        <w:spacing w:line="276" w:lineRule="auto"/>
+        <w:jc w:val="both"/>
+      </w:pPr>
+    </w:p>
+    <w:p>
+      <w:pPr>
+        <w:spacing w:line="276" w:lineRule="auto"/>
+        <w:jc w:val="both"/>
+        <w:rPr>
+          <w:lang w:eastAsia="ko-KR"/>
+        </w:rPr>
+      </w:pPr>
+    </w:p>
+    <w:p>
+      <w:pPr>
+        <w:spacing w:line="276" w:lineRule="auto"/>
+        <w:jc w:val="both"/>
+        <w:rPr>
+          <w:lang w:eastAsia="ko-KR"/>
+        </w:rPr>
+      </w:pPr>
+    </w:p>
+    <w:p>
+      <w:pPr>
+        <w:spacing w:line="276" w:lineRule="auto"/>
+        <w:jc w:val="both"/>
+        <w:rPr>
+          <w:lang w:eastAsia="ko-KR"/>
+        </w:rPr>
+      </w:pPr>
+    </w:p>
+    <w:p>
+      <w:pPr>
+        <w:spacing w:line="276" w:lineRule="auto"/>
+        <w:jc w:val="both"/>
+        <w:rPr>
+          <w:lang w:eastAsia="ko-KR"/>
+        </w:rPr>
+      </w:pPr>
+    </w:p>
+    <w:p>
+      <w:pPr>
+        <w:spacing w:line="276" w:lineRule="auto"/>
+        <w:jc w:val="both"/>
+        <w:rPr>
+          <w:lang w:eastAsia="ko-KR"/>
+        </w:rPr>
+      </w:pPr>
+    </w:p>
+    <w:p>
+      <w:pPr>
+        <w:spacing w:line="276" w:lineRule="auto"/>
+        <w:jc w:val="both"/>
+        <w:rPr>
+          <w:lang w:eastAsia="ko-KR"/>
+        </w:rPr>
+      </w:pPr>
+    </w:p>
+    <w:p>
+      <w:pPr>
+        <w:spacing w:line="276" w:lineRule="auto"/>
+        <w:jc w:val="both"/>
+        <w:rPr>
+          <w:lang w:eastAsia="ko-KR"/>
+        </w:rPr>
+      </w:pPr>
+    </w:p>
+    <w:p>
+      <w:pPr>
+        <w:spacing w:line="276" w:lineRule="auto"/>
+        <w:jc w:val="both"/>
+        <w:rPr>
+          <w:lang w:eastAsia="ko-KR"/>
+        </w:rPr>
+      </w:pPr>
+    </w:p>
+    <w:p>
+      <w:pPr>
+        <w:spacing w:line="276" w:lineRule="auto"/>
+        <w:jc w:val="both"/>
+        <w:rPr>
+          <w:lang w:eastAsia="ko-KR"/>
+        </w:rPr>
+      </w:pPr>
+    </w:p>
+    <w:p>
+      <w:pPr>
+        <w:spacing w:line="276" w:lineRule="auto"/>
+        <w:jc w:val="both"/>
+        <w:rPr>
+          <w:lang w:eastAsia="ko-KR"/>
+        </w:rPr>
+      </w:pPr>
+    </w:p>
+    <w:p>
+      <w:pPr>
+        <w:spacing w:line="276" w:lineRule="auto"/>
+        <w:jc w:val="both"/>
+        <w:rPr>
+          <w:lang w:eastAsia="ko-KR"/>
+        </w:rPr>
+      </w:pPr>
+    </w:p>
+    <w:p>
+      <w:pPr>
+        <w:spacing w:line="276" w:lineRule="auto"/>
+        <w:jc w:val="both"/>
+        <w:rPr>
+          <w:lang w:eastAsia="ko-KR"/>
+        </w:rPr>
+      </w:pPr>
+    </w:p>
+    <w:p>
+      <w:pPr>
+        <w:spacing w:line="276" w:lineRule="auto"/>
+        <w:jc w:val="both"/>
+        <w:rPr>
+          <w:lang w:eastAsia="ko-KR"/>
+        </w:rPr>
+      </w:pPr>
+    </w:p>
+    <w:p>
+      <w:pPr>
+        <w:spacing w:line="276" w:lineRule="auto"/>
+        <w:jc w:val="both"/>
+        <w:rPr>
+          <w:lang w:eastAsia="ko-KR"/>
+        </w:rPr>
+      </w:pPr>
+    </w:p>
+    <w:p>
+      <w:pPr>
+        <w:spacing w:line="276" w:lineRule="auto"/>
+        <w:jc w:val="both"/>
+        <w:rPr>
+          <w:lang w:eastAsia="ko-KR"/>
+        </w:rPr>
+      </w:pPr>
+    </w:p>
+    <w:p>
+      <w:pPr>
+        <w:spacing w:line="276" w:lineRule="auto"/>
+        <w:jc w:val="both"/>
+        <w:rPr>
+          <w:lang w:eastAsia="ko-KR"/>
+        </w:rPr>
+      </w:pPr>
+    </w:p>
+    <w:p>
+      <w:pPr>
+        <w:spacing w:line="276" w:lineRule="auto"/>
+        <w:jc w:val="both"/>
+        <w:rPr>
+          <w:lang w:eastAsia="ko-KR"/>
+        </w:rPr>
+      </w:pPr>
+    </w:p>
+    <w:p>
+      <w:pPr>
+        <w:spacing w:line="276" w:lineRule="auto"/>
+        <w:jc w:val="both"/>
+        <w:rPr>
+          <w:lang w:eastAsia="ko-KR"/>
+        </w:rPr>
+      </w:pPr>
+    </w:p>
+    <w:p>
+      <w:pPr>
+        <w:spacing w:line="276" w:lineRule="auto"/>
+        <w:jc w:val="both"/>
+        <w:rPr>
+          <w:lang w:eastAsia="ko-KR"/>
+        </w:rPr>
+      </w:pPr>
+    </w:p>
+    <w:p>
+      <w:pPr>
+        <w:spacing w:line="276" w:lineRule="auto"/>
+        <w:jc w:val="both"/>
+        <w:rPr>
+          <w:lang w:eastAsia="ko-KR"/>
+        </w:rPr>
+      </w:pPr>
+    </w:p>
+    <w:p>
+      <w:pPr>
+        <w:spacing w:line="276" w:lineRule="auto"/>
+        <w:jc w:val="both"/>
+        <w:rPr>
+          <w:lang w:eastAsia="ko-KR"/>
+        </w:rPr>
+      </w:pPr>
+    </w:p>
+    <w:p>
+      <w:pPr>
+        <w:spacing w:line="276" w:lineRule="auto"/>
+        <w:jc w:val="both"/>
+        <w:rPr>
+          <w:lang w:eastAsia="ko-KR"/>
+        </w:rPr>
+      </w:pPr>
+    </w:p>
+    <w:p>
+      <w:pPr>
+        <w:spacing w:line="276" w:lineRule="auto"/>
+        <w:jc w:val="both"/>
+        <w:rPr>
+          <w:lang w:eastAsia="ko-KR"/>
+        </w:rPr>
+      </w:pPr>
+    </w:p>
+    <w:p>
+      <w:pPr>
+        <w:spacing w:line="276" w:lineRule="auto"/>
+        <w:jc w:val="both"/>
+        <w:rPr>
+          <w:lang w:eastAsia="ko-KR"/>
+        </w:rPr>
+      </w:pPr>
+    </w:p>
+    <w:p>
+      <w:pPr>
+        <w:spacing w:line="276" w:lineRule="auto"/>
+        <w:jc w:val="both"/>
+        <w:rPr>
+          <w:lang w:eastAsia="ko-KR"/>
+        </w:rPr>
+      </w:pPr>
+    </w:p>
+    <w:p>
+      <w:pPr>
+        <w:spacing w:line="276" w:lineRule="auto"/>
+        <w:jc w:val="both"/>
+        <w:rPr>
+          <w:lang w:eastAsia="ko-KR"/>
+        </w:rPr>
+      </w:pPr>
+    </w:p>
+    <w:p>
+      <w:pPr>
+        <w:spacing w:line="276" w:lineRule="auto"/>
+        <w:jc w:val="both"/>
+        <w:rPr>
+          <w:lang w:eastAsia="ko-KR"/>
+        </w:rPr>
+      </w:pPr>
+    </w:p>
+    <w:p>
+      <w:pPr>
+        <w:spacing w:line="276" w:lineRule="auto"/>
+        <w:jc w:val="both"/>
+        <w:rPr>
+          <w:lang w:eastAsia="ko-KR"/>
+        </w:rPr>
+      </w:pPr>
+    </w:p>
+    <w:p>
+      <w:pPr>
+        <w:spacing w:line="276" w:lineRule="auto"/>
+        <w:jc w:val="both"/>
+        <w:rPr>
+          <w:lang w:eastAsia="ko-KR"/>
+        </w:rPr>
+      </w:pPr>
+    </w:p>
+    <w:p>
+      <w:pPr>
+        <w:spacing w:line="276" w:lineRule="auto"/>
+        <w:jc w:val="both"/>
+        <w:rPr>
+          <w:lang w:eastAsia="ko-KR"/>
+        </w:rPr>
+      </w:pPr>
+    </w:p>
+    <w:p>
+      <w:pPr>
+        <w:spacing w:line="276" w:lineRule="auto"/>
+        <w:jc w:val="both"/>
+        <w:rPr>
+          <w:lang w:eastAsia="ko-KR"/>
+        </w:rPr>
+      </w:pPr>
+    </w:p>
+    <w:p>
+      <w:pPr>
+        <w:spacing w:line="276" w:lineRule="auto"/>
+        <w:jc w:val="both"/>
+        <w:rPr>
+          <w:lang w:eastAsia="ko-KR"/>
+        </w:rPr>
+      </w:pPr>
+    </w:p>
+    <w:p>
+      <w:pPr>
+        <w:spacing w:line="276" w:lineRule="auto"/>
+        <w:jc w:val="both"/>
+        <w:rPr>
+          <w:lang w:eastAsia="ko-KR"/>
+        </w:rPr>
+      </w:pPr>
+    </w:p>
+    <w:p>
+      <w:pPr>
+        <w:spacing w:line="276" w:lineRule="auto"/>
+        <w:jc w:val="both"/>
+        <w:rPr>
+          <w:lang w:eastAsia="ko-KR"/>
+        </w:rPr>
+      </w:pPr>
+    </w:p>
+    <w:p>
+      <w:pPr>
+        <w:spacing w:line="276" w:lineRule="auto"/>
+        <w:jc w:val="both"/>
+        <w:rPr>
+          <w:lang w:eastAsia="ko-KR"/>
+        </w:rPr>
+      </w:pPr>
+    </w:p>
+    <w:p>
+      <w:pPr>
+        <w:spacing w:line="276" w:lineRule="auto"/>
+        <w:jc w:val="both"/>
+        <w:rPr>
+          <w:lang w:eastAsia="ko-KR"/>
+        </w:rPr>
+      </w:pPr>
+    </w:p>
+    <w:p>
+      <w:pPr>
+        <w:spacing w:line="276" w:lineRule="auto"/>
+        <w:jc w:val="both"/>
+        <w:rPr>
+          <w:lang w:eastAsia="ko-KR"/>
+        </w:rPr>
+      </w:pPr>
+    </w:p>
+    <w:p>
+      <w:pPr>
+        <w:spacing w:line="276" w:lineRule="auto"/>
+        <w:jc w:val="both"/>
+        <w:rPr>
+          <w:lang w:eastAsia="ko-KR"/>
+        </w:rPr>
       </w:pPr>
     </w:p>
     <w:p>
       <w:pPr>
         <w:spacing w:line="276" w:lineRule="auto"/>
         <w:jc w:val="left"/>
-      </w:pPr>
-    </w:p>
-    <w:p>
-      <w:pPr>
-        <w:spacing w:line="276" w:lineRule="auto"/>
-        <w:jc w:val="left"/>
-      </w:pPr>
-    </w:p>
-    <w:p>
-      <w:pPr>
-        <w:spacing w:line="276" w:lineRule="auto"/>
-        <w:jc w:val="left"/>
-      </w:pPr>
-    </w:p>
-    <w:p>
-      <w:pPr>
-        <w:spacing w:line="276" w:lineRule="auto"/>
-        <w:jc w:val="left"/>
-      </w:pPr>
-    </w:p>
-    <w:p>
-      <w:pPr>
-        <w:spacing w:line="276" w:lineRule="auto"/>
-        <w:jc w:val="left"/>
-      </w:pPr>
-    </w:p>
-    <w:p>
-      <w:pPr>
-        <w:spacing w:line="276" w:lineRule="auto"/>
-        <w:jc w:val="left"/>
-      </w:pPr>
-    </w:p>
-    <w:p>
-      <w:pPr>
-        <w:spacing w:line="276" w:lineRule="auto"/>
-        <w:jc w:val="left"/>
-      </w:pPr>
-    </w:p>
-    <w:p>
-      <w:pPr>
-        <w:spacing w:line="276" w:lineRule="auto"/>
-        <w:jc w:val="left"/>
-      </w:pPr>
-    </w:p>
-    <w:p>
-      <w:pPr>
-        <w:spacing w:line="276" w:lineRule="auto"/>
-        <w:jc w:val="left"/>
-      </w:pPr>
-    </w:p>
-    <w:p>
-      <w:pPr>
-        <w:spacing w:line="276" w:lineRule="auto"/>
-        <w:jc w:val="left"/>
-      </w:pPr>
-    </w:p>
-    <w:p>
-      <w:pPr>
-        <w:spacing w:line="276" w:lineRule="auto"/>
-        <w:jc w:val="left"/>
-      </w:pPr>
-    </w:p>
-    <w:p>
-      <w:pPr>
-        <w:spacing w:line="276" w:lineRule="auto"/>
-        <w:jc w:val="left"/>
-      </w:pPr>
-    </w:p>
-    <w:p>
-      <w:pPr>
-        <w:spacing w:line="276" w:lineRule="auto"/>
-        <w:jc w:val="left"/>
-      </w:pPr>
-    </w:p>
-    <w:p>
-      <w:pPr>
-        <w:spacing w:line="276" w:lineRule="auto"/>
-        <w:jc w:val="left"/>
-      </w:pPr>
-    </w:p>
-    <w:p>
-      <w:pPr>
-        <w:spacing w:line="276" w:lineRule="auto"/>
-        <w:jc w:val="left"/>
-      </w:pPr>
-    </w:p>
-    <w:p>
-      <w:pPr>
-        <w:spacing w:line="276" w:lineRule="auto"/>
-        <w:jc w:val="left"/>
-      </w:pPr>
-    </w:p>
-    <w:p>
-      <w:pPr>
-        <w:spacing w:line="276" w:lineRule="auto"/>
-        <w:jc w:val="left"/>
-      </w:pPr>
-    </w:p>
-    <w:p>
-      <w:pPr>
-        <w:spacing w:line="276" w:lineRule="auto"/>
-        <w:jc w:val="left"/>
-      </w:pPr>
-    </w:p>
-    <w:p>
-      <w:pPr>
-        <w:spacing w:line="276" w:lineRule="auto"/>
-        <w:jc w:val="left"/>
-      </w:pPr>
-    </w:p>
-    <w:p>
-      <w:pPr>
-        <w:spacing w:line="276" w:lineRule="auto"/>
-        <w:jc w:val="left"/>
-      </w:pPr>
-    </w:p>
-    <w:p>
-      <w:pPr>
-        <w:spacing w:line="276" w:lineRule="auto"/>
-        <w:jc w:val="left"/>
-      </w:pPr>
-    </w:p>
-    <w:p>
-      <w:pPr>
-        <w:spacing w:line="276" w:lineRule="auto"/>
-        <w:jc w:val="left"/>
-      </w:pPr>
-    </w:p>
-    <w:p>
-      <w:pPr>
-        <w:spacing w:line="276" w:lineRule="auto"/>
-        <w:jc w:val="left"/>
-      </w:pPr>
-    </w:p>
-    <w:p>
-      <w:pPr>
-        <w:spacing w:line="276" w:lineRule="auto"/>
-        <w:jc w:val="left"/>
-      </w:pPr>
-    </w:p>
-    <w:p>
-      <w:pPr>
-        <w:spacing w:line="276" w:lineRule="auto"/>
-        <w:jc w:val="left"/>
-      </w:pPr>
-    </w:p>
-    <w:p>
-      <w:pPr>
-        <w:spacing w:line="276" w:lineRule="auto"/>
-        <w:jc w:val="left"/>
-      </w:pPr>
-    </w:p>
-    <w:p>
-      <w:pPr>
-        <w:spacing w:line="276" w:lineRule="auto"/>
-        <w:jc w:val="left"/>
-      </w:pPr>
-    </w:p>
-    <w:p>
-      <w:pPr>
-        <w:spacing w:line="276" w:lineRule="auto"/>
-        <w:jc w:val="left"/>
-      </w:pPr>
-    </w:p>
-    <w:p>
-      <w:pPr>
-        <w:spacing w:line="276" w:lineRule="auto"/>
-        <w:jc w:val="left"/>
-      </w:pPr>
-    </w:p>
-    <w:p>
-      <w:pPr>
-        <w:spacing w:line="276" w:lineRule="auto"/>
-        <w:jc w:val="left"/>
-      </w:pPr>
-    </w:p>
-    <w:p>
-      <w:pPr>
-        <w:spacing w:line="276" w:lineRule="auto"/>
-        <w:jc w:val="left"/>
-      </w:pPr>
-    </w:p>
-    <w:p>
-      <w:pPr>
-        <w:spacing w:line="276" w:lineRule="auto"/>
-        <w:jc w:val="left"/>
-      </w:pPr>
-    </w:p>
-    <w:p>
-      <w:pPr>
-        <w:spacing w:line="276" w:lineRule="auto"/>
-        <w:jc w:val="left"/>
-      </w:pPr>
-    </w:p>
-    <w:p>
-      <w:pPr>
-        <w:spacing w:line="276" w:lineRule="auto"/>
-        <w:jc w:val="left"/>
-      </w:pPr>
-    </w:p>
-    <w:p>
-      <w:pPr>
-        <w:spacing w:line="276" w:lineRule="auto"/>
-        <w:jc w:val="left"/>
-      </w:pPr>
-    </w:p>
-    <w:p>
-      <w:pPr>
-        <w:spacing w:line="276" w:lineRule="auto"/>
-        <w:jc w:val="left"/>
-      </w:pPr>
-    </w:p>
-    <w:p>
-      <w:pPr>
-        <w:spacing w:line="276" w:lineRule="auto"/>
-        <w:jc w:val="left"/>
-      </w:pPr>
-    </w:p>
-    <w:p>
-      <w:pPr>
-        <w:spacing w:line="276" w:lineRule="auto"/>
-        <w:jc w:val="left"/>
-      </w:pPr>
-    </w:p>
-    <w:p>
-      <w:pPr>
-        <w:spacing w:line="276" w:lineRule="auto"/>
-        <w:jc w:val="left"/>
-      </w:pPr>
-    </w:p>
-    <w:p>
-      <w:pPr>
-        <w:spacing w:line="276" w:lineRule="auto"/>
-        <w:jc w:val="left"/>
-      </w:pPr>
-    </w:p>
-    <w:p>
-      <w:pPr>
-        <w:spacing w:line="276" w:lineRule="auto"/>
-        <w:jc w:val="left"/>
-      </w:pPr>
-    </w:p>
-    <w:p>
-      <w:pPr>
-        <w:spacing w:line="276" w:lineRule="auto"/>
-        <w:jc w:val="left"/>
-        <w:rPr>
-          <w:lang w:eastAsia="ko-KR"/>
-        </w:rPr>
-      </w:pPr>
-    </w:p>
-    <w:p>
-      <w:pPr>
-        <w:spacing w:line="276" w:lineRule="auto"/>
-        <w:jc w:val="left"/>
-        <w:rPr>
-          <w:lang w:eastAsia="ko-KR"/>
-        </w:rPr>
-      </w:pPr>
-    </w:p>
-    <w:p>
-      <w:pPr>
-        <w:spacing w:line="276" w:lineRule="auto"/>
-        <w:jc w:val="left"/>
-        <w:rPr>
-          <w:lang w:eastAsia="ko-KR"/>
-        </w:rPr>
-      </w:pPr>
-    </w:p>
-    <w:p>
-      <w:pPr>
-        <w:spacing w:line="276" w:lineRule="auto"/>
-        <w:jc w:val="left"/>
-        <w:rPr>
-          <w:lang w:eastAsia="ko-KR"/>
-        </w:rPr>
-      </w:pPr>
-    </w:p>
-    <w:p>
-      <w:pPr>
-        <w:spacing w:line="276" w:lineRule="auto"/>
-        <w:jc w:val="left"/>
-        <w:rPr>
-          <w:lang w:eastAsia="ko-KR"/>
-        </w:rPr>
-      </w:pPr>
-    </w:p>
-    <w:p>
-      <w:pPr>
-        <w:spacing w:line="276" w:lineRule="auto"/>
-        <w:jc w:val="left"/>
-        <w:rPr>
-          <w:lang w:eastAsia="ko-KR"/>
-        </w:rPr>
-      </w:pPr>
-    </w:p>
-    <w:p>
-      <w:pPr>
-        <w:spacing w:line="276" w:lineRule="auto"/>
-        <w:jc w:val="left"/>
-        <w:rPr>
-          <w:lang w:eastAsia="ko-KR"/>
-        </w:rPr>
-      </w:pPr>
-    </w:p>
-    <w:p>
-      <w:pPr>
-        <w:spacing w:line="276" w:lineRule="auto"/>
-        <w:jc w:val="left"/>
-        <w:rPr>
-          <w:lang w:eastAsia="ko-KR"/>
-        </w:rPr>
-      </w:pPr>
-    </w:p>
-    <w:p>
-      <w:pPr>
-        <w:spacing w:line="276" w:lineRule="auto"/>
-        <w:jc w:val="left"/>
-        <w:rPr>
-          <w:lang w:eastAsia="ko-KR"/>
-        </w:rPr>
-      </w:pPr>
-    </w:p>
-    <w:p>
-      <w:pPr>
-        <w:spacing w:line="276" w:lineRule="auto"/>
-        <w:jc w:val="left"/>
-        <w:rPr>
-          <w:lang w:eastAsia="ko-KR"/>
-        </w:rPr>
-      </w:pPr>
-    </w:p>
-    <w:p>
-      <w:pPr>
-        <w:spacing w:line="276" w:lineRule="auto"/>
-        <w:jc w:val="left"/>
-        <w:rPr>
-          <w:lang w:eastAsia="ko-KR"/>
-        </w:rPr>
-      </w:pPr>
-    </w:p>
-    <w:p>
-      <w:pPr>
-        <w:spacing w:line="276" w:lineRule="auto"/>
-        <w:jc w:val="left"/>
-        <w:rPr>
-          <w:lang w:eastAsia="ko-KR"/>
-        </w:rPr>
-      </w:pPr>
-    </w:p>
-    <w:p>
-      <w:pPr>
-        <w:spacing w:line="276" w:lineRule="auto"/>
-        <w:jc w:val="left"/>
-        <w:rPr>
-          <w:lang w:eastAsia="ko-KR"/>
-        </w:rPr>
-      </w:pPr>
-    </w:p>
-    <w:p>
-      <w:pPr>
-        <w:spacing w:line="276" w:lineRule="auto"/>
-        <w:jc w:val="left"/>
-        <w:rPr>
-          <w:lang w:eastAsia="ko-KR"/>
-        </w:rPr>
-      </w:pPr>
-    </w:p>
-    <w:p>
-      <w:pPr>
-        <w:spacing w:line="276" w:lineRule="auto"/>
-        <w:jc w:val="left"/>
-        <w:rPr>
-          <w:lang w:eastAsia="ko-KR"/>
-        </w:rPr>
-      </w:pPr>
-    </w:p>
-    <w:p>
-      <w:pPr>
-        <w:spacing w:line="276" w:lineRule="auto"/>
-        <w:jc w:val="left"/>
-        <w:rPr>
-          <w:lang w:eastAsia="ko-KR"/>
-        </w:rPr>
-      </w:pPr>
-    </w:p>
-    <w:p>
-      <w:pPr>
-        <w:spacing w:line="276" w:lineRule="auto"/>
-        <w:jc w:val="left"/>
-        <w:rPr>
-          <w:lang w:eastAsia="ko-KR"/>
-        </w:rPr>
-      </w:pPr>
-    </w:p>
-    <w:p>
-      <w:pPr>
-        <w:spacing w:line="276" w:lineRule="auto"/>
-        <w:jc w:val="left"/>
-        <w:rPr>
-          <w:lang w:eastAsia="ko-KR"/>
-        </w:rPr>
-      </w:pPr>
-    </w:p>
-    <w:p>
-      <w:pPr>
-        <w:spacing w:line="276" w:lineRule="auto"/>
-        <w:jc w:val="left"/>
-        <w:rPr>
-          <w:lang w:eastAsia="ko-KR"/>
-        </w:rPr>
-      </w:pPr>
-    </w:p>
-    <w:p>
-      <w:pPr>
-        <w:spacing w:line="276" w:lineRule="auto"/>
-        <w:jc w:val="left"/>
-        <w:rPr>
-          <w:lang w:eastAsia="ko-KR"/>
-        </w:rPr>
-      </w:pPr>
-    </w:p>
-    <w:p>
-      <w:pPr>
-        <w:spacing w:line="276" w:lineRule="auto"/>
-        <w:jc w:val="left"/>
-        <w:rPr>
-          <w:lang w:eastAsia="ko-KR"/>
-        </w:rPr>
-      </w:pPr>
-    </w:p>
-    <w:p>
-      <w:pPr>
-        <w:spacing w:line="276" w:lineRule="auto"/>
-        <w:jc w:val="left"/>
-        <w:rPr>
-          <w:lang w:eastAsia="ko-KR"/>
-        </w:rPr>
-      </w:pPr>
-    </w:p>
-    <w:p>
-      <w:pPr>
-        <w:spacing w:line="276" w:lineRule="auto"/>
-        <w:jc w:val="left"/>
-        <w:rPr>
-          <w:lang w:eastAsia="ko-KR"/>
-        </w:rPr>
-      </w:pPr>
-    </w:p>
-    <w:p>
-      <w:pPr>
-        <w:spacing w:line="276" w:lineRule="auto"/>
-        <w:jc w:val="left"/>
-        <w:rPr>
-          <w:lang w:eastAsia="ko-KR"/>
-        </w:rPr>
-      </w:pPr>
-    </w:p>
-    <w:p>
-      <w:pPr>
-        <w:spacing w:line="276" w:lineRule="auto"/>
-        <w:jc w:val="left"/>
-        <w:rPr>
-          <w:lang w:eastAsia="ko-KR"/>
-        </w:rPr>
-      </w:pPr>
-    </w:p>
-    <w:p>
-      <w:pPr>
-        <w:spacing w:line="276" w:lineRule="auto"/>
-        <w:jc w:val="left"/>
-        <w:rPr>
-          <w:lang w:eastAsia="ko-KR"/>
-        </w:rPr>
-      </w:pPr>
-    </w:p>
-    <w:p>
-      <w:pPr>
-        <w:spacing w:line="276" w:lineRule="auto"/>
-        <w:jc w:val="left"/>
-        <w:rPr>
-          <w:lang w:eastAsia="ko-KR"/>
-        </w:rPr>
-      </w:pPr>
-    </w:p>
-    <w:p>
-      <w:pPr>
-        <w:spacing w:line="276" w:lineRule="auto"/>
-        <w:jc w:val="left"/>
-        <w:rPr>
-          <w:lang w:eastAsia="ko-KR"/>
-        </w:rPr>
-      </w:pPr>
-    </w:p>
-    <w:p>
-      <w:pPr>
-        <w:spacing w:line="276" w:lineRule="auto"/>
-        <w:jc w:val="left"/>
-        <w:rPr>
-          <w:lang w:eastAsia="ko-KR"/>
-        </w:rPr>
-      </w:pPr>
-    </w:p>
-    <w:p>
-      <w:pPr>
-        <w:spacing w:line="276" w:lineRule="auto"/>
-        <w:jc w:val="left"/>
-        <w:rPr>
-          <w:lang w:eastAsia="ko-KR"/>
-        </w:rPr>
-      </w:pPr>
-    </w:p>
-    <w:p>
-      <w:pPr>
-        <w:spacing w:line="276" w:lineRule="auto"/>
-        <w:jc w:val="left"/>
-        <w:rPr>
-          <w:lang w:eastAsia="ko-KR"/>
-        </w:rPr>
-      </w:pPr>
-    </w:p>
-    <w:p>
-      <w:pPr>
-        <w:spacing w:line="276" w:lineRule="auto"/>
-        <w:jc w:val="left"/>
-        <w:rPr>
-          <w:lang w:eastAsia="ko-KR"/>
-        </w:rPr>
-      </w:pPr>
-    </w:p>
-    <w:p>
-      <w:pPr>
-        <w:spacing w:line="276" w:lineRule="auto"/>
-        <w:jc w:val="left"/>
-        <w:rPr>
-          <w:lang w:eastAsia="ko-KR"/>
-        </w:rPr>
-      </w:pPr>
-    </w:p>
-    <w:p>
-      <w:pPr>
-        <w:spacing w:line="276" w:lineRule="auto"/>
-        <w:jc w:val="left"/>
-        <w:rPr>
-          <w:lang w:eastAsia="ko-KR"/>
-        </w:rPr>
-      </w:pPr>
-    </w:p>
-    <w:p>
-      <w:pPr>
-        <w:spacing w:line="276" w:lineRule="auto"/>
-        <w:jc w:val="left"/>
-        <w:rPr>
-          <w:lang w:eastAsia="ko-KR"/>
-        </w:rPr>
-      </w:pPr>
-    </w:p>
-    <w:p>
-      <w:pPr>
-        <w:spacing w:line="276" w:lineRule="auto"/>
-        <w:jc w:val="left"/>
-        <w:rPr>
-          <w:lang w:eastAsia="ko-KR"/>
-        </w:rPr>
-      </w:pPr>
-    </w:p>
-    <w:p>
-      <w:pPr>
-        <w:spacing w:line="276" w:lineRule="auto"/>
-        <w:jc w:val="left"/>
-        <w:rPr>
-          <w:lang w:eastAsia="ko-KR"/>
-        </w:rPr>
-      </w:pPr>
-    </w:p>
-    <w:p>
-      <w:pPr>
-        <w:spacing w:line="276" w:lineRule="auto"/>
-        <w:jc w:val="left"/>
-        <w:rPr>
-          <w:lang w:eastAsia="ko-KR"/>
-        </w:rPr>
-      </w:pPr>
-    </w:p>
-    <w:p>
-      <w:pPr>
-        <w:spacing w:line="276" w:lineRule="auto"/>
-        <w:jc w:val="left"/>
         <w:rPr>
           <w:b/>
           <w:bCs/>
-          <w:color w:val="FF0000"/>
         </w:rPr>
       </w:pPr>
     </w:p>
@@ -10896,7 +10880,6 @@
           <w:rFonts w:eastAsia="Apple SD Gothic Neo"/>
           <w:b/>
           <w:bCs/>
-          <w:color w:val="980000"/>
           <w:sz w:val="26"/>
           <w:szCs w:val="26"/>
         </w:rPr>
@@ -10906,7 +10889,6 @@
           <w:rFonts w:eastAsia="Apple SD Gothic Neo"/>
           <w:b/>
           <w:bCs/>
-          <w:color w:val="980000"/>
           <w:sz w:val="26"/>
           <w:szCs w:val="26"/>
         </w:rPr>
@@ -10918,7 +10900,6 @@
           <w:rFonts w:eastAsia="Apple SD Gothic Neo"/>
           <w:b/>
           <w:bCs/>
-          <w:color w:val="980000"/>
           <w:sz w:val="26"/>
           <w:szCs w:val="26"/>
         </w:rPr>
@@ -10929,7 +10910,6 @@
           <w:rFonts w:eastAsia="Apple SD Gothic Neo"/>
           <w:b/>
           <w:bCs/>
-          <w:color w:val="980000"/>
           <w:sz w:val="26"/>
           <w:szCs w:val="26"/>
         </w:rPr>
@@ -10940,7 +10920,6 @@
           <w:rFonts w:eastAsia="Apple SD Gothic Neo"/>
           <w:b/>
           <w:bCs/>
-          <w:color w:val="980000"/>
           <w:sz w:val="26"/>
           <w:szCs w:val="26"/>
         </w:rPr>
@@ -10951,7 +10930,6 @@
           <w:rFonts w:eastAsia="Apple SD Gothic Neo"/>
           <w:b/>
           <w:bCs/>
-          <w:color w:val="980000"/>
           <w:sz w:val="26"/>
           <w:szCs w:val="26"/>
         </w:rPr>
@@ -10962,7 +10940,6 @@
           <w:rFonts w:eastAsia="Apple SD Gothic Neo"/>
           <w:b/>
           <w:bCs/>
-          <w:color w:val="980000"/>
           <w:sz w:val="26"/>
           <w:szCs w:val="26"/>
         </w:rPr>
@@ -10973,7 +10950,6 @@
           <w:rFonts w:eastAsia="Apple SD Gothic Neo"/>
           <w:b/>
           <w:bCs/>
-          <w:color w:val="980000"/>
           <w:sz w:val="26"/>
           <w:szCs w:val="26"/>
         </w:rPr>
@@ -10984,7 +10960,6 @@
           <w:rFonts w:eastAsia="Apple SD Gothic Neo"/>
           <w:b/>
           <w:bCs/>
-          <w:color w:val="980000"/>
           <w:sz w:val="26"/>
           <w:szCs w:val="26"/>
         </w:rPr>
@@ -10995,7 +10970,6 @@
           <w:rFonts w:eastAsia="Apple SD Gothic Neo"/>
           <w:b/>
           <w:bCs/>
-          <w:color w:val="980000"/>
           <w:sz w:val="26"/>
           <w:szCs w:val="26"/>
         </w:rPr>
@@ -11006,7 +10980,6 @@
           <w:rFonts w:eastAsia="Apple SD Gothic Neo"/>
           <w:b/>
           <w:bCs/>
-          <w:color w:val="980000"/>
           <w:sz w:val="26"/>
           <w:szCs w:val="26"/>
         </w:rPr>
@@ -11017,7 +10990,6 @@
           <w:rFonts w:eastAsia="Apple SD Gothic Neo"/>
           <w:b/>
           <w:bCs/>
-          <w:color w:val="980000"/>
           <w:sz w:val="26"/>
           <w:szCs w:val="26"/>
         </w:rPr>
@@ -11028,7 +11000,6 @@
           <w:rFonts w:eastAsia="Apple SD Gothic Neo"/>
           <w:b/>
           <w:bCs/>
-          <w:color w:val="980000"/>
           <w:sz w:val="26"/>
           <w:szCs w:val="26"/>
         </w:rPr>
@@ -11039,7 +11010,6 @@
           <w:rFonts w:eastAsia="Apple SD Gothic Neo"/>
           <w:b/>
           <w:bCs/>
-          <w:color w:val="980000"/>
           <w:sz w:val="26"/>
           <w:szCs w:val="26"/>
         </w:rPr>
@@ -11050,7 +11020,6 @@
           <w:rFonts w:eastAsia="Apple SD Gothic Neo"/>
           <w:b/>
           <w:bCs/>
-          <w:color w:val="980000"/>
           <w:sz w:val="26"/>
           <w:szCs w:val="26"/>
         </w:rPr>
@@ -11061,7 +11030,6 @@
           <w:rFonts w:eastAsia="Apple SD Gothic Neo"/>
           <w:b/>
           <w:bCs/>
-          <w:color w:val="980000"/>
           <w:sz w:val="26"/>
           <w:szCs w:val="26"/>
         </w:rPr>
@@ -11072,7 +11040,6 @@
           <w:rFonts w:eastAsia="Apple SD Gothic Neo"/>
           <w:b/>
           <w:bCs/>
-          <w:color w:val="980000"/>
           <w:sz w:val="26"/>
           <w:szCs w:val="26"/>
         </w:rPr>
@@ -11083,7 +11050,6 @@
           <w:rFonts w:eastAsia="Apple SD Gothic Neo"/>
           <w:b/>
           <w:bCs/>
-          <w:color w:val="980000"/>
           <w:sz w:val="26"/>
           <w:szCs w:val="26"/>
         </w:rPr>
@@ -11094,7 +11060,6 @@
           <w:rFonts w:eastAsia="Apple SD Gothic Neo"/>
           <w:b/>
           <w:bCs/>
-          <w:color w:val="980000"/>
           <w:sz w:val="26"/>
           <w:szCs w:val="26"/>
         </w:rPr>
@@ -11105,7 +11070,6 @@
           <w:rFonts w:eastAsia="Apple SD Gothic Neo"/>
           <w:b/>
           <w:bCs/>
-          <w:color w:val="980000"/>
           <w:sz w:val="26"/>
           <w:szCs w:val="26"/>
         </w:rPr>
@@ -11116,7 +11080,6 @@
           <w:rFonts w:eastAsia="Apple SD Gothic Neo"/>
           <w:b/>
           <w:bCs/>
-          <w:color w:val="980000"/>
           <w:sz w:val="26"/>
           <w:szCs w:val="26"/>
         </w:rPr>
@@ -11197,7 +11160,7 @@
     </w:p>
     <w:p>
       <w:pPr>
-        <w:jc w:val="left"/>
+        <w:jc w:val="both"/>
       </w:pPr>
       <w:r>
         <w:t>구글의</w:t>
@@ -11698,12 +11661,12 @@
     </w:p>
     <w:p>
       <w:pPr>
-        <w:jc w:val="left"/>
-      </w:pPr>
-    </w:p>
-    <w:p>
-      <w:pPr>
-        <w:jc w:val="left"/>
+        <w:jc w:val="both"/>
+      </w:pPr>
+    </w:p>
+    <w:p>
+      <w:pPr>
+        <w:jc w:val="both"/>
       </w:pPr>
       <w:r>
         <w:t>클러스터</w:t>
@@ -12130,7 +12093,7 @@
     </w:p>
     <w:p>
       <w:pPr>
-        <w:jc w:val="left"/>
+        <w:jc w:val="both"/>
       </w:pPr>
     </w:p>
     <w:p>
@@ -12207,7 +12170,7 @@
     </w:p>
     <w:p>
       <w:pPr>
-        <w:jc w:val="left"/>
+        <w:jc w:val="both"/>
       </w:pPr>
       <w:r>
         <w:t>CASPER</w:t>
@@ -12644,7 +12607,7 @@
     </w:p>
     <w:p>
       <w:pPr>
-        <w:jc w:val="left"/>
+        <w:jc w:val="both"/>
       </w:pPr>
       <w:r>
         <w:t>VMware</w:t>
@@ -12894,7 +12857,7 @@
     </w:p>
     <w:p>
       <w:pPr>
-        <w:jc w:val="left"/>
+        <w:jc w:val="both"/>
       </w:pPr>
     </w:p>
     <w:p>
@@ -13011,7 +12974,7 @@
     </w:p>
     <w:p>
       <w:pPr>
-        <w:jc w:val="left"/>
+        <w:jc w:val="both"/>
       </w:pPr>
       <w:proofErr w:type="spellStart"/>
       <w:r>
@@ -13517,12 +13480,12 @@
     </w:p>
     <w:p>
       <w:pPr>
-        <w:jc w:val="left"/>
-      </w:pPr>
-    </w:p>
-    <w:p>
-      <w:pPr>
-        <w:jc w:val="left"/>
+        <w:jc w:val="both"/>
+      </w:pPr>
+    </w:p>
+    <w:p>
+      <w:pPr>
+        <w:jc w:val="both"/>
       </w:pPr>
       <w:r>
         <w:t>같은</w:t>
@@ -14168,12 +14131,12 @@
     </w:p>
     <w:p>
       <w:pPr>
-        <w:jc w:val="left"/>
-      </w:pPr>
-    </w:p>
-    <w:p>
-      <w:pPr>
-        <w:jc w:val="left"/>
+        <w:jc w:val="both"/>
+      </w:pPr>
+    </w:p>
+    <w:p>
+      <w:pPr>
+        <w:jc w:val="both"/>
       </w:pPr>
       <w:r>
         <w:t>Caspian은 두 축을 하나의 정수 계획법으로 동시에 결정하는 실제 구현이다. 리전과 시간대를 함께 인덱싱하는 결정 변수로 작업 배치를 정하고, 클러스터별 가용 자원을 시간대별 제약으로 명시한다. 허브 1개와 스포크 3개로 구성된 실제 쿠버네티스 클러스터에 배포하여 탄소 배출량을 약 33% 줄이면서 작업의 98%가 마감 내에 완료됨을 보였다. 다만 지속가능성 가중치(ω1)를 높일수록 배출은 더 줄지만 마감을 놓치는 작업도 늘어나는 상충이 나타났고, 저자들 스스로 가중치 값을 정하는 데 상당한 주의가 필요하다고 결론지었다</w:t>
@@ -14198,7 +14161,7 @@
     </w:p>
     <w:p>
       <w:pPr>
-        <w:jc w:val="left"/>
+        <w:jc w:val="both"/>
       </w:pPr>
     </w:p>
     <w:p>
@@ -14523,12 +14486,12 @@
     </w:p>
     <w:p>
       <w:pPr>
-        <w:jc w:val="left"/>
-      </w:pPr>
-    </w:p>
-    <w:p>
-      <w:pPr>
-        <w:jc w:val="left"/>
+        <w:jc w:val="both"/>
+      </w:pPr>
+    </w:p>
+    <w:p>
+      <w:pPr>
+        <w:jc w:val="both"/>
       </w:pPr>
       <w:r>
         <w:t>이는</w:t>
@@ -14718,12 +14681,12 @@
     </w:p>
     <w:p>
       <w:pPr>
-        <w:jc w:val="left"/>
-      </w:pPr>
-    </w:p>
-    <w:p>
-      <w:pPr>
-        <w:jc w:val="left"/>
+        <w:jc w:val="both"/>
+      </w:pPr>
+    </w:p>
+    <w:p>
+      <w:pPr>
+        <w:jc w:val="both"/>
       </w:pPr>
       <w:r>
         <w:t>그러나</w:t>
@@ -15244,7 +15207,7 @@
     </w:p>
     <w:p>
       <w:pPr>
-        <w:jc w:val="left"/>
+        <w:jc w:val="both"/>
       </w:pPr>
       <w:r>
         <w:t>다만</w:t>
@@ -15584,12 +15547,12 @@
     </w:p>
     <w:p>
       <w:pPr>
-        <w:jc w:val="left"/>
-      </w:pPr>
-    </w:p>
-    <w:p>
-      <w:pPr>
-        <w:jc w:val="left"/>
+        <w:jc w:val="both"/>
+      </w:pPr>
+    </w:p>
+    <w:p>
+      <w:pPr>
+        <w:jc w:val="both"/>
       </w:pPr>
       <w:r>
         <w:t>둘째</w:t>
@@ -16144,12 +16107,12 @@
     </w:p>
     <w:p>
       <w:pPr>
-        <w:jc w:val="left"/>
-      </w:pPr>
-    </w:p>
-    <w:p>
-      <w:pPr>
-        <w:jc w:val="left"/>
+        <w:jc w:val="both"/>
+      </w:pPr>
+    </w:p>
+    <w:p>
+      <w:pPr>
+        <w:jc w:val="both"/>
       </w:pPr>
       <w:r>
         <w:t>셋째</w:t>
@@ -16498,7 +16461,7 @@
     <w:p>
       <w:pPr>
         <w:spacing w:line="276" w:lineRule="auto"/>
-        <w:jc w:val="left"/>
+        <w:jc w:val="both"/>
         <w:rPr>
           <w:rFonts w:eastAsia="Apple SD Gothic Neo"/>
           <w:b/>
@@ -16511,37 +16474,37 @@
     <w:p>
       <w:pPr>
         <w:spacing w:line="276" w:lineRule="auto"/>
-        <w:jc w:val="left"/>
+        <w:jc w:val="both"/>
       </w:pPr>
     </w:p>
     <w:p>
       <w:pPr>
         <w:spacing w:line="276" w:lineRule="auto"/>
-        <w:jc w:val="left"/>
+        <w:jc w:val="both"/>
       </w:pPr>
     </w:p>
     <w:p>
       <w:pPr>
         <w:spacing w:line="276" w:lineRule="auto"/>
-        <w:jc w:val="left"/>
+        <w:jc w:val="both"/>
       </w:pPr>
     </w:p>
     <w:p>
       <w:pPr>
         <w:spacing w:line="276" w:lineRule="auto"/>
-        <w:jc w:val="left"/>
+        <w:jc w:val="both"/>
       </w:pPr>
     </w:p>
     <w:p>
       <w:pPr>
         <w:spacing w:line="276" w:lineRule="auto"/>
-        <w:jc w:val="left"/>
+        <w:jc w:val="both"/>
       </w:pPr>
     </w:p>
     <w:p>
       <w:pPr>
         <w:spacing w:line="276" w:lineRule="auto"/>
-        <w:jc w:val="left"/>
+        <w:jc w:val="both"/>
         <w:rPr>
           <w:lang w:eastAsia="ko-KR"/>
         </w:rPr>
@@ -16550,7 +16513,7 @@
     <w:p>
       <w:pPr>
         <w:spacing w:line="276" w:lineRule="auto"/>
-        <w:jc w:val="left"/>
+        <w:jc w:val="both"/>
         <w:rPr>
           <w:lang w:eastAsia="ko-KR"/>
         </w:rPr>
@@ -16559,7 +16522,7 @@
     <w:p>
       <w:pPr>
         <w:spacing w:line="276" w:lineRule="auto"/>
-        <w:jc w:val="left"/>
+        <w:jc w:val="both"/>
         <w:rPr>
           <w:lang w:eastAsia="ko-KR"/>
         </w:rPr>
@@ -16568,7 +16531,7 @@
     <w:p>
       <w:pPr>
         <w:spacing w:line="276" w:lineRule="auto"/>
-        <w:jc w:val="left"/>
+        <w:jc w:val="both"/>
         <w:rPr>
           <w:lang w:eastAsia="ko-KR"/>
         </w:rPr>
@@ -16577,7 +16540,7 @@
     <w:p>
       <w:pPr>
         <w:spacing w:line="276" w:lineRule="auto"/>
-        <w:jc w:val="left"/>
+        <w:jc w:val="both"/>
         <w:rPr>
           <w:lang w:eastAsia="ko-KR"/>
         </w:rPr>
@@ -16586,7 +16549,7 @@
     <w:p>
       <w:pPr>
         <w:spacing w:line="276" w:lineRule="auto"/>
-        <w:jc w:val="left"/>
+        <w:jc w:val="both"/>
         <w:rPr>
           <w:lang w:eastAsia="ko-KR"/>
         </w:rPr>
@@ -16595,7 +16558,7 @@
     <w:p>
       <w:pPr>
         <w:spacing w:line="276" w:lineRule="auto"/>
-        <w:jc w:val="left"/>
+        <w:jc w:val="both"/>
         <w:rPr>
           <w:lang w:eastAsia="ko-KR"/>
         </w:rPr>
@@ -16604,7 +16567,7 @@
     <w:p>
       <w:pPr>
         <w:spacing w:line="276" w:lineRule="auto"/>
-        <w:jc w:val="left"/>
+        <w:jc w:val="both"/>
         <w:rPr>
           <w:lang w:eastAsia="ko-KR"/>
         </w:rPr>
@@ -16613,7 +16576,7 @@
     <w:p>
       <w:pPr>
         <w:spacing w:line="276" w:lineRule="auto"/>
-        <w:jc w:val="left"/>
+        <w:jc w:val="both"/>
         <w:rPr>
           <w:lang w:eastAsia="ko-KR"/>
         </w:rPr>
@@ -16622,7 +16585,7 @@
     <w:p>
       <w:pPr>
         <w:spacing w:line="276" w:lineRule="auto"/>
-        <w:jc w:val="left"/>
+        <w:jc w:val="both"/>
         <w:rPr>
           <w:lang w:eastAsia="ko-KR"/>
         </w:rPr>
@@ -16631,7 +16594,7 @@
     <w:p>
       <w:pPr>
         <w:spacing w:line="276" w:lineRule="auto"/>
-        <w:jc w:val="left"/>
+        <w:jc w:val="both"/>
         <w:rPr>
           <w:lang w:eastAsia="ko-KR"/>
         </w:rPr>
@@ -16640,7 +16603,7 @@
     <w:p>
       <w:pPr>
         <w:spacing w:line="276" w:lineRule="auto"/>
-        <w:jc w:val="left"/>
+        <w:jc w:val="both"/>
         <w:rPr>
           <w:lang w:eastAsia="ko-KR"/>
         </w:rPr>
@@ -16649,7 +16612,7 @@
     <w:p>
       <w:pPr>
         <w:spacing w:line="276" w:lineRule="auto"/>
-        <w:jc w:val="left"/>
+        <w:jc w:val="both"/>
         <w:rPr>
           <w:lang w:eastAsia="ko-KR"/>
         </w:rPr>
@@ -16658,7 +16621,7 @@
     <w:p>
       <w:pPr>
         <w:spacing w:line="276" w:lineRule="auto"/>
-        <w:jc w:val="left"/>
+        <w:jc w:val="both"/>
         <w:rPr>
           <w:lang w:eastAsia="ko-KR"/>
         </w:rPr>
@@ -16667,7 +16630,7 @@
     <w:p>
       <w:pPr>
         <w:spacing w:line="276" w:lineRule="auto"/>
-        <w:jc w:val="left"/>
+        <w:jc w:val="both"/>
         <w:rPr>
           <w:lang w:eastAsia="ko-KR"/>
         </w:rPr>
@@ -16676,7 +16639,7 @@
     <w:p>
       <w:pPr>
         <w:spacing w:line="276" w:lineRule="auto"/>
-        <w:jc w:val="left"/>
+        <w:jc w:val="both"/>
         <w:rPr>
           <w:lang w:eastAsia="ko-KR"/>
         </w:rPr>
@@ -16685,7 +16648,7 @@
     <w:p>
       <w:pPr>
         <w:spacing w:line="276" w:lineRule="auto"/>
-        <w:jc w:val="left"/>
+        <w:jc w:val="both"/>
         <w:rPr>
           <w:lang w:eastAsia="ko-KR"/>
         </w:rPr>
@@ -16694,7 +16657,7 @@
     <w:p>
       <w:pPr>
         <w:spacing w:line="276" w:lineRule="auto"/>
-        <w:jc w:val="left"/>
+        <w:jc w:val="both"/>
         <w:rPr>
           <w:lang w:eastAsia="ko-KR"/>
         </w:rPr>
@@ -16703,7 +16666,7 @@
     <w:p>
       <w:pPr>
         <w:spacing w:line="276" w:lineRule="auto"/>
-        <w:jc w:val="left"/>
+        <w:jc w:val="both"/>
         <w:rPr>
           <w:lang w:eastAsia="ko-KR"/>
         </w:rPr>
@@ -16712,7 +16675,7 @@
     <w:p>
       <w:pPr>
         <w:spacing w:line="276" w:lineRule="auto"/>
-        <w:jc w:val="left"/>
+        <w:jc w:val="both"/>
         <w:rPr>
           <w:lang w:eastAsia="ko-KR"/>
         </w:rPr>
@@ -16721,7 +16684,7 @@
     <w:p>
       <w:pPr>
         <w:spacing w:line="276" w:lineRule="auto"/>
-        <w:jc w:val="left"/>
+        <w:jc w:val="both"/>
         <w:rPr>
           <w:lang w:eastAsia="ko-KR"/>
         </w:rPr>
@@ -16730,7 +16693,7 @@
     <w:p>
       <w:pPr>
         <w:spacing w:line="276" w:lineRule="auto"/>
-        <w:jc w:val="left"/>
+        <w:jc w:val="both"/>
         <w:rPr>
           <w:lang w:eastAsia="ko-KR"/>
         </w:rPr>
@@ -16739,7 +16702,7 @@
     <w:p>
       <w:pPr>
         <w:spacing w:line="276" w:lineRule="auto"/>
-        <w:jc w:val="left"/>
+        <w:jc w:val="both"/>
         <w:rPr>
           <w:lang w:eastAsia="ko-KR"/>
         </w:rPr>
@@ -16748,7 +16711,7 @@
     <w:p>
       <w:pPr>
         <w:spacing w:line="276" w:lineRule="auto"/>
-        <w:jc w:val="left"/>
+        <w:jc w:val="both"/>
         <w:rPr>
           <w:lang w:eastAsia="ko-KR"/>
         </w:rPr>
@@ -16757,7 +16720,7 @@
     <w:p>
       <w:pPr>
         <w:spacing w:line="276" w:lineRule="auto"/>
-        <w:jc w:val="left"/>
+        <w:jc w:val="both"/>
         <w:rPr>
           <w:lang w:eastAsia="ko-KR"/>
         </w:rPr>
@@ -16766,7 +16729,7 @@
     <w:p>
       <w:pPr>
         <w:spacing w:line="276" w:lineRule="auto"/>
-        <w:jc w:val="left"/>
+        <w:jc w:val="both"/>
         <w:rPr>
           <w:lang w:eastAsia="ko-KR"/>
         </w:rPr>
@@ -16775,7 +16738,7 @@
     <w:p>
       <w:pPr>
         <w:spacing w:line="276" w:lineRule="auto"/>
-        <w:jc w:val="left"/>
+        <w:jc w:val="both"/>
         <w:rPr>
           <w:lang w:eastAsia="ko-KR"/>
         </w:rPr>
@@ -16784,7 +16747,7 @@
     <w:p>
       <w:pPr>
         <w:spacing w:line="276" w:lineRule="auto"/>
-        <w:jc w:val="left"/>
+        <w:jc w:val="both"/>
         <w:rPr>
           <w:lang w:eastAsia="ko-KR"/>
         </w:rPr>
@@ -16793,7 +16756,7 @@
     <w:p>
       <w:pPr>
         <w:spacing w:line="276" w:lineRule="auto"/>
-        <w:jc w:val="left"/>
+        <w:jc w:val="both"/>
         <w:rPr>
           <w:lang w:eastAsia="ko-KR"/>
         </w:rPr>
@@ -16802,7 +16765,7 @@
     <w:p>
       <w:pPr>
         <w:spacing w:line="276" w:lineRule="auto"/>
-        <w:jc w:val="left"/>
+        <w:jc w:val="both"/>
         <w:rPr>
           <w:lang w:eastAsia="ko-KR"/>
         </w:rPr>
@@ -16811,7 +16774,7 @@
     <w:p>
       <w:pPr>
         <w:spacing w:line="276" w:lineRule="auto"/>
-        <w:jc w:val="left"/>
+        <w:jc w:val="both"/>
         <w:rPr>
           <w:lang w:eastAsia="ko-KR"/>
         </w:rPr>
@@ -16820,7 +16783,7 @@
     <w:p>
       <w:pPr>
         <w:spacing w:line="276" w:lineRule="auto"/>
-        <w:jc w:val="left"/>
+        <w:jc w:val="both"/>
         <w:rPr>
           <w:lang w:eastAsia="ko-KR"/>
         </w:rPr>
@@ -16829,7 +16792,7 @@
     <w:p>
       <w:pPr>
         <w:spacing w:line="276" w:lineRule="auto"/>
-        <w:jc w:val="left"/>
+        <w:jc w:val="both"/>
         <w:rPr>
           <w:lang w:eastAsia="ko-KR"/>
         </w:rPr>
@@ -16838,7 +16801,7 @@
     <w:p>
       <w:pPr>
         <w:spacing w:line="276" w:lineRule="auto"/>
-        <w:jc w:val="left"/>
+        <w:jc w:val="both"/>
         <w:rPr>
           <w:lang w:eastAsia="ko-KR"/>
         </w:rPr>
@@ -16847,7 +16810,7 @@
     <w:p>
       <w:pPr>
         <w:spacing w:line="276" w:lineRule="auto"/>
-        <w:jc w:val="left"/>
+        <w:jc w:val="both"/>
         <w:rPr>
           <w:lang w:eastAsia="ko-KR"/>
         </w:rPr>
@@ -16856,7 +16819,7 @@
     <w:p>
       <w:pPr>
         <w:spacing w:line="276" w:lineRule="auto"/>
-        <w:jc w:val="left"/>
+        <w:jc w:val="both"/>
         <w:rPr>
           <w:lang w:eastAsia="ko-KR"/>
         </w:rPr>
@@ -16865,7 +16828,7 @@
     <w:p>
       <w:pPr>
         <w:spacing w:line="276" w:lineRule="auto"/>
-        <w:jc w:val="left"/>
+        <w:jc w:val="both"/>
         <w:rPr>
           <w:lang w:eastAsia="ko-KR"/>
         </w:rPr>
@@ -16874,7 +16837,7 @@
     <w:p>
       <w:pPr>
         <w:spacing w:line="276" w:lineRule="auto"/>
-        <w:jc w:val="left"/>
+        <w:jc w:val="both"/>
         <w:rPr>
           <w:lang w:eastAsia="ko-KR"/>
         </w:rPr>
@@ -16883,7 +16846,7 @@
     <w:p>
       <w:pPr>
         <w:spacing w:line="276" w:lineRule="auto"/>
-        <w:jc w:val="left"/>
+        <w:jc w:val="both"/>
         <w:rPr>
           <w:lang w:eastAsia="ko-KR"/>
         </w:rPr>
@@ -16892,7 +16855,7 @@
     <w:p>
       <w:pPr>
         <w:spacing w:line="276" w:lineRule="auto"/>
-        <w:jc w:val="left"/>
+        <w:jc w:val="both"/>
         <w:rPr>
           <w:lang w:eastAsia="ko-KR"/>
         </w:rPr>
@@ -16901,7 +16864,7 @@
     <w:p>
       <w:pPr>
         <w:spacing w:line="276" w:lineRule="auto"/>
-        <w:jc w:val="left"/>
+        <w:jc w:val="both"/>
         <w:rPr>
           <w:lang w:eastAsia="ko-KR"/>
         </w:rPr>
@@ -16910,7 +16873,7 @@
     <w:p>
       <w:pPr>
         <w:spacing w:line="276" w:lineRule="auto"/>
-        <w:jc w:val="left"/>
+        <w:jc w:val="both"/>
         <w:rPr>
           <w:lang w:eastAsia="ko-KR"/>
         </w:rPr>
@@ -16919,7 +16882,7 @@
     <w:p>
       <w:pPr>
         <w:spacing w:line="276" w:lineRule="auto"/>
-        <w:jc w:val="left"/>
+        <w:jc w:val="both"/>
         <w:rPr>
           <w:lang w:eastAsia="ko-KR"/>
         </w:rPr>
@@ -16928,7 +16891,7 @@
     <w:p>
       <w:pPr>
         <w:spacing w:line="276" w:lineRule="auto"/>
-        <w:jc w:val="left"/>
+        <w:jc w:val="both"/>
         <w:rPr>
           <w:lang w:eastAsia="ko-KR"/>
         </w:rPr>
@@ -16937,7 +16900,7 @@
     <w:p>
       <w:pPr>
         <w:spacing w:line="276" w:lineRule="auto"/>
-        <w:jc w:val="left"/>
+        <w:jc w:val="both"/>
         <w:rPr>
           <w:lang w:eastAsia="ko-KR"/>
         </w:rPr>
@@ -16946,7 +16909,7 @@
     <w:p>
       <w:pPr>
         <w:spacing w:line="276" w:lineRule="auto"/>
-        <w:jc w:val="left"/>
+        <w:jc w:val="both"/>
         <w:rPr>
           <w:lang w:eastAsia="ko-KR"/>
         </w:rPr>
@@ -16955,7 +16918,7 @@
     <w:p>
       <w:pPr>
         <w:spacing w:line="276" w:lineRule="auto"/>
-        <w:jc w:val="left"/>
+        <w:jc w:val="both"/>
         <w:rPr>
           <w:lang w:eastAsia="ko-KR"/>
         </w:rPr>
@@ -16964,7 +16927,7 @@
     <w:p>
       <w:pPr>
         <w:spacing w:line="276" w:lineRule="auto"/>
-        <w:jc w:val="left"/>
+        <w:jc w:val="both"/>
         <w:rPr>
           <w:lang w:eastAsia="ko-KR"/>
         </w:rPr>
@@ -16973,7 +16936,7 @@
     <w:p>
       <w:pPr>
         <w:spacing w:line="276" w:lineRule="auto"/>
-        <w:jc w:val="left"/>
+        <w:jc w:val="both"/>
         <w:rPr>
           <w:lang w:eastAsia="ko-KR"/>
         </w:rPr>
@@ -16982,7 +16945,7 @@
     <w:p>
       <w:pPr>
         <w:spacing w:line="276" w:lineRule="auto"/>
-        <w:jc w:val="left"/>
+        <w:jc w:val="both"/>
         <w:rPr>
           <w:lang w:eastAsia="ko-KR"/>
         </w:rPr>
@@ -16991,7 +16954,7 @@
     <w:p>
       <w:pPr>
         <w:spacing w:line="276" w:lineRule="auto"/>
-        <w:jc w:val="left"/>
+        <w:jc w:val="both"/>
         <w:rPr>
           <w:lang w:eastAsia="ko-KR"/>
         </w:rPr>
@@ -17000,7 +16963,7 @@
     <w:p>
       <w:pPr>
         <w:spacing w:line="276" w:lineRule="auto"/>
-        <w:jc w:val="left"/>
+        <w:jc w:val="both"/>
         <w:rPr>
           <w:lang w:eastAsia="ko-KR"/>
         </w:rPr>
@@ -17009,7 +16972,7 @@
     <w:p>
       <w:pPr>
         <w:spacing w:line="276" w:lineRule="auto"/>
-        <w:jc w:val="left"/>
+        <w:jc w:val="both"/>
         <w:rPr>
           <w:lang w:eastAsia="ko-KR"/>
         </w:rPr>
@@ -17018,7 +16981,7 @@
     <w:p>
       <w:pPr>
         <w:spacing w:line="276" w:lineRule="auto"/>
-        <w:jc w:val="left"/>
+        <w:jc w:val="both"/>
         <w:rPr>
           <w:lang w:eastAsia="ko-KR"/>
         </w:rPr>
@@ -17027,7 +16990,7 @@
     <w:p>
       <w:pPr>
         <w:spacing w:line="276" w:lineRule="auto"/>
-        <w:jc w:val="left"/>
+        <w:jc w:val="both"/>
         <w:rPr>
           <w:lang w:eastAsia="ko-KR"/>
         </w:rPr>
@@ -17036,7 +16999,7 @@
     <w:p>
       <w:pPr>
         <w:spacing w:line="276" w:lineRule="auto"/>
-        <w:jc w:val="left"/>
+        <w:jc w:val="both"/>
         <w:rPr>
           <w:lang w:eastAsia="ko-KR"/>
         </w:rPr>
@@ -17045,7 +17008,7 @@
     <w:p>
       <w:pPr>
         <w:spacing w:line="276" w:lineRule="auto"/>
-        <w:jc w:val="left"/>
+        <w:jc w:val="both"/>
         <w:rPr>
           <w:lang w:eastAsia="ko-KR"/>
         </w:rPr>
@@ -17054,7 +17017,7 @@
     <w:p>
       <w:pPr>
         <w:spacing w:line="276" w:lineRule="auto"/>
-        <w:jc w:val="left"/>
+        <w:jc w:val="both"/>
         <w:rPr>
           <w:lang w:eastAsia="ko-KR"/>
         </w:rPr>
@@ -17063,7 +17026,7 @@
     <w:p>
       <w:pPr>
         <w:spacing w:line="276" w:lineRule="auto"/>
-        <w:jc w:val="left"/>
+        <w:jc w:val="both"/>
         <w:rPr>
           <w:lang w:eastAsia="ko-KR"/>
         </w:rPr>
@@ -17072,7 +17035,7 @@
     <w:p>
       <w:pPr>
         <w:spacing w:line="276" w:lineRule="auto"/>
-        <w:jc w:val="left"/>
+        <w:jc w:val="both"/>
         <w:rPr>
           <w:lang w:eastAsia="ko-KR"/>
         </w:rPr>
@@ -17081,7 +17044,7 @@
     <w:p>
       <w:pPr>
         <w:spacing w:line="276" w:lineRule="auto"/>
-        <w:jc w:val="left"/>
+        <w:jc w:val="both"/>
         <w:rPr>
           <w:lang w:eastAsia="ko-KR"/>
         </w:rPr>
@@ -17090,7 +17053,7 @@
     <w:p>
       <w:pPr>
         <w:spacing w:line="276" w:lineRule="auto"/>
-        <w:jc w:val="left"/>
+        <w:jc w:val="both"/>
         <w:rPr>
           <w:lang w:eastAsia="ko-KR"/>
         </w:rPr>
@@ -17099,7 +17062,7 @@
     <w:p>
       <w:pPr>
         <w:spacing w:line="276" w:lineRule="auto"/>
-        <w:jc w:val="left"/>
+        <w:jc w:val="both"/>
         <w:rPr>
           <w:rFonts w:hint="eastAsia"/>
           <w:lang w:eastAsia="ko-KR"/>
@@ -17114,7 +17077,6 @@
           <w:rFonts w:eastAsia="Apple SD Gothic Neo"/>
           <w:b/>
           <w:bCs/>
-          <w:color w:val="EE0000"/>
           <w:sz w:val="26"/>
           <w:szCs w:val="26"/>
         </w:rPr>
@@ -17124,7 +17086,6 @@
           <w:rFonts w:eastAsia="Apple SD Gothic Neo"/>
           <w:b/>
           <w:bCs/>
-          <w:color w:val="EE0000"/>
           <w:sz w:val="26"/>
           <w:szCs w:val="26"/>
         </w:rPr>
@@ -17136,7 +17097,6 @@
           <w:rFonts w:eastAsia="Apple SD Gothic Neo"/>
           <w:b/>
           <w:bCs/>
-          <w:color w:val="EE0000"/>
           <w:sz w:val="26"/>
           <w:szCs w:val="26"/>
         </w:rPr>
@@ -17147,7 +17107,6 @@
           <w:rFonts w:eastAsia="Apple SD Gothic Neo"/>
           <w:b/>
           <w:bCs/>
-          <w:color w:val="EE0000"/>
           <w:sz w:val="26"/>
           <w:szCs w:val="26"/>
         </w:rPr>
@@ -17158,7 +17117,6 @@
           <w:rFonts w:eastAsia="Apple SD Gothic Neo"/>
           <w:b/>
           <w:bCs/>
-          <w:color w:val="EE0000"/>
           <w:sz w:val="26"/>
           <w:szCs w:val="26"/>
         </w:rPr>
@@ -17199,7 +17157,7 @@
     </w:p>
     <w:p>
       <w:pPr>
-        <w:jc w:val="left"/>
+        <w:jc w:val="both"/>
       </w:pPr>
       <w:r>
         <w:t>CAST</w:t>
@@ -17675,12 +17633,12 @@
     </w:p>
     <w:p>
       <w:pPr>
-        <w:jc w:val="left"/>
-      </w:pPr>
-    </w:p>
-    <w:p>
-      <w:pPr>
-        <w:jc w:val="left"/>
+        <w:jc w:val="both"/>
+      </w:pPr>
+    </w:p>
+    <w:p>
+      <w:pPr>
+        <w:jc w:val="both"/>
       </w:pPr>
       <w:r>
         <w:rPr>
@@ -17749,12 +17707,12 @@
     </w:p>
     <w:p>
       <w:pPr>
-        <w:jc w:val="left"/>
-      </w:pPr>
-    </w:p>
-    <w:p>
-      <w:pPr>
-        <w:jc w:val="left"/>
+        <w:jc w:val="both"/>
+      </w:pPr>
+    </w:p>
+    <w:p>
+      <w:pPr>
+        <w:jc w:val="both"/>
       </w:pPr>
       <w:r>
         <w:t xml:space="preserve">그림 1은 세 단계의 연결과 각 단계가 주고받는 데이터를 나타낸다.</w:t>
@@ -17762,12 +17720,12 @@
     </w:p>
     <w:p>
       <w:pPr>
-        <w:jc w:val="left"/>
-      </w:pPr>
-    </w:p>
-    <w:p>
-      <w:pPr>
-        <w:jc w:val="left"/>
+        <w:jc w:val="both"/>
+      </w:pPr>
+    </w:p>
+    <w:p>
+      <w:pPr>
+        <w:jc w:val="both"/>
       </w:pPr>
       <w:r>
         <w:t>설계</w:t>
@@ -17796,12 +17754,12 @@
     </w:p>
     <w:p>
       <w:pPr>
-        <w:jc w:val="left"/>
-      </w:pPr>
-    </w:p>
-    <w:p>
-      <w:pPr>
-        <w:jc w:val="left"/>
+        <w:jc w:val="both"/>
+      </w:pPr>
+    </w:p>
+    <w:p>
+      <w:pPr>
+        <w:jc w:val="both"/>
       </w:pPr>
       <w:r>
         <w:t>첫째</w:t>
@@ -18121,12 +18079,12 @@
     </w:p>
     <w:p>
       <w:pPr>
-        <w:jc w:val="left"/>
-      </w:pPr>
-    </w:p>
-    <w:p>
-      <w:pPr>
-        <w:jc w:val="left"/>
+        <w:jc w:val="both"/>
+      </w:pPr>
+    </w:p>
+    <w:p>
+      <w:pPr>
+        <w:jc w:val="both"/>
       </w:pPr>
       <w:r>
         <w:t>둘째</w:t>
@@ -18317,12 +18275,12 @@
     </w:p>
     <w:p>
       <w:pPr>
-        <w:jc w:val="left"/>
-      </w:pPr>
-    </w:p>
-    <w:p>
-      <w:pPr>
-        <w:jc w:val="left"/>
+        <w:jc w:val="both"/>
+      </w:pPr>
+    </w:p>
+    <w:p>
+      <w:pPr>
+        <w:jc w:val="both"/>
       </w:pPr>
       <w:r>
         <w:t>셋째</w:t>
@@ -18435,12 +18393,12 @@
     </w:p>
     <w:p>
       <w:pPr>
-        <w:jc w:val="left"/>
-      </w:pPr>
-    </w:p>
-    <w:p>
-      <w:pPr>
-        <w:jc w:val="left"/>
+        <w:jc w:val="both"/>
+      </w:pPr>
+    </w:p>
+    <w:p>
+      <w:pPr>
+        <w:jc w:val="both"/>
       </w:pPr>
     </w:p>
     <w:p>
@@ -18497,7 +18455,7 @@
     </w:p>
     <w:p>
       <w:pPr>
-        <w:jc w:val="left"/>
+        <w:jc w:val="both"/>
       </w:pPr>
       <w:r>
         <w:t xml:space="preserve">작업 집합을 J, 리전 집합을 R, 슬롯 집합을 T로 둔다. 슬롯 길이는 1시간이며, 탄소집약도 데이터의 시간 해상도와 일치시킨 값이다(Electricity Maps는 시간 단위로 탄소집약도를 제공한다, https://www.electricitymaps.com/data/methodology). 작업 j는 출발 리전 o_j, 제출 시각 s_j, 실행 시간 d_j, 지연 등급 k_j, 지연 예산 L_j를 갖는다. 작업의 마감은 D_j = s_j + L_j + d_j다.</w:t>
@@ -18505,12 +18463,12 @@
     </w:p>
     <w:p>
       <w:pPr>
-        <w:jc w:val="left"/>
-      </w:pPr>
-    </w:p>
-    <w:p>
-      <w:pPr>
-        <w:jc w:val="left"/>
+        <w:jc w:val="both"/>
+      </w:pPr>
+    </w:p>
+    <w:p>
+      <w:pPr>
+        <w:jc w:val="both"/>
       </w:pPr>
       <w:r>
         <w:t>목적함수는</w:t>
@@ -18836,7 +18794,7 @@
     </w:p>
     <w:p>
       <w:pPr>
-        <w:jc w:val="left"/>
+        <w:jc w:val="both"/>
         <w:rPr>
           <w:i/>
           <w:iCs/>
@@ -19664,7 +19622,7 @@
     </w:p>
     <w:p>
       <w:pPr>
-        <w:jc w:val="left"/>
+        <w:jc w:val="both"/>
       </w:pPr>
       <w:r>
         <w:t xml:space="preserve">식 (2)는 모든 작업이 정확히 한 리전에 배정됨을, 식 (3)은 어느 시각에도 리전의 동시 실행 작업 수가 여유율을 적용한 용량을 넘지 않음을, 식 (4)는 실행이 제출 이후이고 마감 이내임을, 식 (5)는 시간 이동에 따른 지연과 네트워크 지연의 합이 지연 예산을 넘지 않음을 뜻한다. 다만 식 (5)는 본 구현에서 명시적으로 강제되지 않으며, 네트워크 지연 행렬의 최댓값 244 ms가 가장 짧은 지연 예산보다도 작아 수치상으로도 구속되지 않는다.</w:t>
@@ -19672,12 +19630,12 @@
     </w:p>
     <w:p>
       <w:pPr>
-        <w:jc w:val="left"/>
-      </w:pPr>
-    </w:p>
-    <w:p>
-      <w:pPr>
-        <w:jc w:val="left"/>
+        <w:jc w:val="both"/>
+      </w:pPr>
+    </w:p>
+    <w:p>
+      <w:pPr>
+        <w:jc w:val="both"/>
       </w:pPr>
       <w:r>
         <w:t>식</w:t>
@@ -19889,12 +19847,12 @@
     </w:p>
     <w:p>
       <w:pPr>
-        <w:jc w:val="left"/>
-      </w:pPr>
-    </w:p>
-    <w:p>
-      <w:pPr>
-        <w:jc w:val="left"/>
+        <w:jc w:val="both"/>
+      </w:pPr>
+    </w:p>
+    <w:p>
+      <w:pPr>
+        <w:jc w:val="both"/>
       </w:pPr>
       <w:r>
         <w:t xml:space="preserve">식 (1)~(5)를 단일 정수 계획 문제로 푸는 것은 두 가지 이유로 채택하지 않았다. 첫째, 규모다. 작업 14만 6천 건에 리전 8개, 24시간 예측 지평을 곱하면 이진 변수가 146,000 × 8 × 24 = 28,032,000개를 넘는다. 둘째, 온라인성이다. 작업은 미리 주어지지 않고 시간에 따라 도착하며, 배정 시점에 이후 도착할 작업을 알 수 없다.</w:t>
@@ -19902,12 +19860,12 @@
     </w:p>
     <w:p>
       <w:pPr>
-        <w:jc w:val="left"/>
-      </w:pPr>
-    </w:p>
-    <w:p>
-      <w:pPr>
-        <w:jc w:val="left"/>
+        <w:jc w:val="both"/>
+      </w:pPr>
+    </w:p>
+    <w:p>
+      <w:pPr>
+        <w:jc w:val="both"/>
       </w:pPr>
     </w:p>
     <w:p>
@@ -19964,7 +19922,7 @@
     </w:p>
     <w:p>
       <w:pPr>
-        <w:jc w:val="left"/>
+        <w:jc w:val="both"/>
       </w:pPr>
       <w:r>
         <w:t>예측</w:t>
@@ -20266,12 +20224,12 @@
     </w:p>
     <w:p>
       <w:pPr>
-        <w:jc w:val="left"/>
-      </w:pPr>
-    </w:p>
-    <w:p>
-      <w:pPr>
-        <w:jc w:val="left"/>
+        <w:jc w:val="both"/>
+      </w:pPr>
+    </w:p>
+    <w:p>
+      <w:pPr>
+        <w:jc w:val="both"/>
       </w:pPr>
       <w:r>
         <w:t xml:space="preserve">입력 피처는 10종이다. 탄소집약도, 무탄소 전원 비중, 재생에너지 비중, 시간 주기성을 나타내는 sin·cos 쌍 3종, 공휴일 플래그로 구성된다. 기상 데이터가 확보된 3개 리전(캘리포니아, 텍사스, 독일)은 과거 기상 관측·예보 변수(풍속, 일사량 등)가 추가되어 12종을 사용하며, 향후 24시간 기상 예보를 LSTM 은닉 상태와 결합하는 별도 헤드를 둔다. 이 세 리전을 택한 것은 풍력·태양광 비중이 높아 변동성이 큰 계통이기 때문이다.</w:t>
@@ -20279,12 +20237,12 @@
     </w:p>
     <w:p>
       <w:pPr>
-        <w:jc w:val="left"/>
-      </w:pPr>
-    </w:p>
-    <w:p>
-      <w:pPr>
-        <w:jc w:val="left"/>
+        <w:jc w:val="both"/>
+      </w:pPr>
+    </w:p>
+    <w:p>
+      <w:pPr>
+        <w:jc w:val="both"/>
       </w:pPr>
       <w:r>
         <w:t>다만 이 세 리전의 기상 입력에는 한계가 있다. 평가에 쓴 향후 24시간 기상 예보는 실제 예보 API가 아니라, 그 시각에 실제로 관측된 기상값을 그대로 가져다 쓴 것이다. 즉 예보 오차가 0인 이상적인 상황을 가정한 셈이며, 실제 예보 API를 쓰면 이 세 리전의 예측 성능과 거기서 이어지는 절감 효과가 지금 보고한 값보다 낮아질 수 있다.</w:t>
@@ -20292,12 +20250,12 @@
     </w:p>
     <w:p>
       <w:pPr>
-        <w:jc w:val="left"/>
-      </w:pPr>
-    </w:p>
-    <w:p>
-      <w:pPr>
-        <w:jc w:val="left"/>
+        <w:jc w:val="both"/>
+      </w:pPr>
+    </w:p>
+    <w:p>
+      <w:pPr>
+        <w:jc w:val="both"/>
       </w:pPr>
       <w:r>
         <w:t xml:space="preserve">학습·검증·평가 구간은 시간순으로 분리한다. 2021년부터 2023년까지를 학습에, 2024년을 검증에, 2025년을 평가에 사용한다. 입력 구간 초반의 결측(2025년 1월 1일부터 7일까지)은 1월 8일의 프로파일을 반복해 채운다. 평가는 롤링 예측 방식으로 수행한다. 즉 평가 구간의 각 시각마다 그 시점까지의 관측만을 입력으로 향후 24시간을 예측하고, 시각을 한 시간씩 전진시키며 이를 반복한다.</w:t>
@@ -20305,12 +20263,12 @@
     </w:p>
     <w:p>
       <w:pPr>
-        <w:jc w:val="left"/>
-      </w:pPr>
-    </w:p>
-    <w:p>
-      <w:pPr>
-        <w:jc w:val="left"/>
+        <w:jc w:val="both"/>
+      </w:pPr>
+    </w:p>
+    <w:p>
+      <w:pPr>
+        <w:jc w:val="both"/>
       </w:pPr>
       <w:r>
         <w:t xml:space="preserve">CAST는 발전원별 생산량을 먼저 예측하고 배출계수를 적용하는 2단 구조 대신 탄소집약도를 직접 예측한다. 발전원별 시간 단위 공개 예보가 확보된 리전이 캘리포니아에 한정되어, 한국·일본·인도를 포함하는 본 연구에서는 직접 예측이 데이터 가용성이 낮은 리전에 유리하기 때문이다.</w:t>
@@ -20332,12 +20290,12 @@
     </w:p>
     <w:p>
       <w:pPr>
-        <w:jc w:val="left"/>
-      </w:pPr>
-    </w:p>
-    <w:p>
-      <w:pPr>
-        <w:jc w:val="left"/>
+        <w:jc w:val="both"/>
+      </w:pPr>
+    </w:p>
+    <w:p>
+      <w:pPr>
+        <w:jc w:val="both"/>
       </w:pPr>
     </w:p>
     <w:p>
@@ -20494,310 +20452,302 @@
     </w:p>
     <w:p>
       <w:pPr>
+        <w:jc w:val="both"/>
+      </w:pPr>
+      <w:r>
+        <w:t>공간</w:t>
+      </w:r>
+      <w:r>
+        <w:t xml:space="preserve"> </w:t>
+      </w:r>
+      <w:r>
+        <w:t>이동</w:t>
+      </w:r>
+      <w:r>
+        <w:t xml:space="preserve"> </w:t>
+      </w:r>
+      <w:r>
+        <w:t>단계는</w:t>
+      </w:r>
+      <w:r>
+        <w:t xml:space="preserve"> </w:t>
+      </w:r>
+      <w:r>
+        <w:t>매</w:t>
+      </w:r>
+      <w:r>
+        <w:t xml:space="preserve"> </w:t>
+      </w:r>
+      <w:r>
+        <w:t>슬롯마다</w:t>
+      </w:r>
+      <w:r>
+        <w:t xml:space="preserve"> </w:t>
+      </w:r>
+      <w:r>
+        <w:t>다음</w:t>
+      </w:r>
+      <w:r>
+        <w:t xml:space="preserve"> </w:t>
+      </w:r>
+      <w:r>
+        <w:t>다섯</w:t>
+      </w:r>
+      <w:r>
+        <w:t xml:space="preserve"> </w:t>
+      </w:r>
+      <w:r>
+        <w:t>가지를</w:t>
+      </w:r>
+      <w:r>
+        <w:t xml:space="preserve"> </w:t>
+      </w:r>
+      <w:r>
+        <w:t>수행한다</w:t>
+      </w:r>
+      <w:r>
+        <w:t xml:space="preserve">. </w:t>
+      </w:r>
+      <w:r>
+        <w:t>첫째</w:t>
+      </w:r>
+      <w:r>
+        <w:t xml:space="preserve">, </w:t>
+      </w:r>
+      <w:r>
+        <w:t>그</w:t>
+      </w:r>
+      <w:r>
+        <w:t xml:space="preserve"> </w:t>
+      </w:r>
+      <w:r>
+        <w:t>슬롯에</w:t>
+      </w:r>
+      <w:r>
+        <w:t xml:space="preserve"> </w:t>
+      </w:r>
+      <w:r>
+        <w:t>제출된</w:t>
+      </w:r>
+      <w:r>
+        <w:t xml:space="preserve"> </w:t>
+      </w:r>
+      <w:r>
+        <w:t>작업을</w:t>
+      </w:r>
+      <w:r>
+        <w:t xml:space="preserve"> </w:t>
+      </w:r>
+      <w:r>
+        <w:t>수집한다</w:t>
+      </w:r>
+      <w:r>
+        <w:t xml:space="preserve">. </w:t>
+      </w:r>
+      <w:r>
+        <w:t>둘째</w:t>
+      </w:r>
+      <w:r>
+        <w:t xml:space="preserve">, </w:t>
+      </w:r>
+      <w:r>
+        <w:t>예측</w:t>
+      </w:r>
+      <w:r>
+        <w:t xml:space="preserve"> </w:t>
+      </w:r>
+      <w:r>
+        <w:t>모듈로부터</w:t>
+      </w:r>
+      <w:r>
+        <w:t xml:space="preserve"> </w:t>
+      </w:r>
+      <w:r>
+        <w:t>리전별</w:t>
+      </w:r>
+      <w:r>
+        <w:t xml:space="preserve"> </w:t>
+      </w:r>
+      <w:r>
+        <w:t>탄소집약도</w:t>
+      </w:r>
+      <w:r>
+        <w:t xml:space="preserve"> </w:t>
+      </w:r>
+      <w:r>
+        <w:t>예측값을</w:t>
+      </w:r>
+      <w:r>
+        <w:t xml:space="preserve"> </w:t>
+      </w:r>
+      <w:r>
+        <w:t>받는다</w:t>
+      </w:r>
+      <w:r>
+        <w:t xml:space="preserve">. </w:t>
+      </w:r>
+      <w:r>
+        <w:t>셋째</w:t>
+      </w:r>
+      <w:r>
+        <w:t xml:space="preserve">, </w:t>
+      </w:r>
+      <w:r>
+        <w:t>탄소</w:t>
+      </w:r>
+      <w:r>
+        <w:t xml:space="preserve"> </w:t>
+      </w:r>
+      <w:r>
+        <w:t>비용과</w:t>
+      </w:r>
+      <w:r>
+        <w:t xml:space="preserve"> </w:t>
+      </w:r>
+      <w:r>
+        <w:t>지연</w:t>
+      </w:r>
+      <w:r>
+        <w:t xml:space="preserve"> </w:t>
+      </w:r>
+      <w:r>
+        <w:t>비용을</w:t>
+      </w:r>
+      <w:r>
+        <w:t xml:space="preserve"> </w:t>
+      </w:r>
+      <w:r>
+        <w:t>각각</w:t>
+      </w:r>
+      <w:r>
+        <w:t xml:space="preserve"> </w:t>
+      </w:r>
+      <w:r>
+        <w:t>정규화한다</w:t>
+      </w:r>
+      <w:r>
+        <w:t xml:space="preserve">. </w:t>
+      </w:r>
+      <w:r>
+        <w:t>넷째</w:t>
+      </w:r>
+      <w:r>
+        <w:t xml:space="preserve">, </w:t>
+      </w:r>
+      <w:r>
+        <w:t>정수</w:t>
+      </w:r>
+      <w:r>
+        <w:t xml:space="preserve"> </w:t>
+      </w:r>
+      <w:r>
+        <w:t>계획</w:t>
+      </w:r>
+      <w:r>
+        <w:t xml:space="preserve"> </w:t>
+      </w:r>
+      <w:r>
+        <w:t>문제를</w:t>
+      </w:r>
+      <w:r>
+        <w:t xml:space="preserve"> </w:t>
+      </w:r>
+      <w:r>
+        <w:t>풀어</w:t>
+      </w:r>
+      <w:r>
+        <w:t xml:space="preserve"> </w:t>
+      </w:r>
+      <w:r>
+        <w:t>배정을</w:t>
+      </w:r>
+      <w:r>
+        <w:t xml:space="preserve"> </w:t>
+      </w:r>
+      <w:r>
+        <w:t>확정한다</w:t>
+      </w:r>
+      <w:r>
+        <w:t xml:space="preserve">. </w:t>
+      </w:r>
+      <w:r>
+        <w:t>다섯째</w:t>
+      </w:r>
+      <w:r>
+        <w:t xml:space="preserve">, </w:t>
+      </w:r>
+      <w:r>
+        <w:t>배정된</w:t>
+      </w:r>
+      <w:r>
+        <w:t xml:space="preserve"> </w:t>
+      </w:r>
+      <w:r>
+        <w:t>작업을</w:t>
+      </w:r>
+      <w:r>
+        <w:t xml:space="preserve"> </w:t>
+      </w:r>
+      <w:r>
+        <w:t>실행</w:t>
+      </w:r>
+      <w:r>
+        <w:t xml:space="preserve"> </w:t>
+      </w:r>
+      <w:r>
+        <w:t>시간</w:t>
+      </w:r>
+      <w:r>
+        <w:t xml:space="preserve"> </w:t>
+      </w:r>
+      <w:r>
+        <w:t>동안</w:t>
+      </w:r>
+      <w:r>
+        <w:t xml:space="preserve"> </w:t>
+      </w:r>
+      <w:r>
+        <w:t>해당</w:t>
+      </w:r>
+      <w:r>
+        <w:t xml:space="preserve"> </w:t>
+      </w:r>
+      <w:r>
+        <w:t>리전의</w:t>
+      </w:r>
+      <w:r>
+        <w:t xml:space="preserve"> </w:t>
+      </w:r>
+      <w:r>
+        <w:t>용량에</w:t>
+      </w:r>
+      <w:r>
+        <w:t xml:space="preserve"> </w:t>
+      </w:r>
+      <w:r>
+        <w:t>반영한다</w:t>
+      </w:r>
+      <w:r>
+        <w:t>.</w:t>
+      </w:r>
+    </w:p>
+    <w:p>
+      <w:pPr>
+        <w:jc w:val="both"/>
+      </w:pPr>
+    </w:p>
+    <w:p>
+      <w:pPr>
         <w:jc w:val="left"/>
       </w:pPr>
       <w:r>
-        <w:t>공간</w:t>
-      </w:r>
-      <w:r>
-        <w:t xml:space="preserve"> </w:t>
-      </w:r>
-      <w:r>
-        <w:t>이동</w:t>
-      </w:r>
-      <w:r>
-        <w:t xml:space="preserve"> </w:t>
-      </w:r>
-      <w:r>
-        <w:t>단계는</w:t>
-      </w:r>
-      <w:r>
-        <w:t xml:space="preserve"> </w:t>
-      </w:r>
-      <w:r>
-        <w:t>매</w:t>
-      </w:r>
-      <w:r>
-        <w:t xml:space="preserve"> </w:t>
-      </w:r>
-      <w:r>
-        <w:t>슬롯마다</w:t>
-      </w:r>
-      <w:r>
-        <w:t xml:space="preserve"> </w:t>
-      </w:r>
-      <w:r>
-        <w:t>다음</w:t>
-      </w:r>
-      <w:r>
-        <w:t xml:space="preserve"> </w:t>
-      </w:r>
-      <w:r>
-        <w:t>다섯</w:t>
-      </w:r>
-      <w:r>
-        <w:t xml:space="preserve"> </w:t>
-      </w:r>
-      <w:r>
-        <w:t>가지를</w:t>
-      </w:r>
-      <w:r>
-        <w:t xml:space="preserve"> </w:t>
-      </w:r>
-      <w:r>
-        <w:t>수행한다</w:t>
-      </w:r>
-      <w:r>
-        <w:t xml:space="preserve">. </w:t>
-      </w:r>
-      <w:r>
-        <w:t>첫째</w:t>
-      </w:r>
-      <w:r>
-        <w:t xml:space="preserve">, </w:t>
-      </w:r>
-      <w:r>
-        <w:t>그</w:t>
-      </w:r>
-      <w:r>
-        <w:t xml:space="preserve"> </w:t>
-      </w:r>
-      <w:r>
-        <w:t>슬롯에</w:t>
-      </w:r>
-      <w:r>
-        <w:t xml:space="preserve"> </w:t>
-      </w:r>
-      <w:r>
-        <w:t>제출된</w:t>
-      </w:r>
-      <w:r>
-        <w:t xml:space="preserve"> </w:t>
-      </w:r>
-      <w:r>
-        <w:t>작업을</w:t>
-      </w:r>
-      <w:r>
-        <w:t xml:space="preserve"> </w:t>
-      </w:r>
-      <w:r>
-        <w:t>수집한다</w:t>
-      </w:r>
-      <w:r>
-        <w:t xml:space="preserve">. </w:t>
-      </w:r>
-      <w:r>
-        <w:t>둘째</w:t>
-      </w:r>
-      <w:r>
-        <w:t xml:space="preserve">, </w:t>
-      </w:r>
-      <w:r>
-        <w:t>예측</w:t>
-      </w:r>
-      <w:r>
-        <w:t xml:space="preserve"> </w:t>
-      </w:r>
-      <w:r>
-        <w:t>모듈로부터</w:t>
-      </w:r>
-      <w:r>
-        <w:t xml:space="preserve"> </w:t>
-      </w:r>
-      <w:r>
-        <w:t>리전별</w:t>
-      </w:r>
-      <w:r>
-        <w:t xml:space="preserve"> </w:t>
-      </w:r>
-      <w:r>
-        <w:t>탄소집약도</w:t>
-      </w:r>
-      <w:r>
-        <w:t xml:space="preserve"> </w:t>
-      </w:r>
-      <w:r>
-        <w:t>예측값을</w:t>
-      </w:r>
-      <w:r>
-        <w:t xml:space="preserve"> </w:t>
-      </w:r>
-      <w:r>
-        <w:t>받는다</w:t>
-      </w:r>
-      <w:r>
-        <w:t xml:space="preserve">. </w:t>
-      </w:r>
-      <w:r>
-        <w:t>셋째</w:t>
-      </w:r>
-      <w:r>
-        <w:t xml:space="preserve">, </w:t>
-      </w:r>
-      <w:r>
-        <w:t>탄소</w:t>
-      </w:r>
-      <w:r>
-        <w:t xml:space="preserve"> </w:t>
-      </w:r>
-      <w:r>
-        <w:t>비용과</w:t>
-      </w:r>
-      <w:r>
-        <w:t xml:space="preserve"> </w:t>
-      </w:r>
-      <w:r>
-        <w:t>지연</w:t>
-      </w:r>
-      <w:r>
-        <w:t xml:space="preserve"> </w:t>
-      </w:r>
-      <w:r>
-        <w:t>비용을</w:t>
-      </w:r>
-      <w:r>
-        <w:t xml:space="preserve"> </w:t>
-      </w:r>
-      <w:r>
-        <w:t>각각</w:t>
-      </w:r>
-      <w:r>
-        <w:t xml:space="preserve"> </w:t>
-      </w:r>
-      <w:r>
-        <w:t>정규화한다</w:t>
-      </w:r>
-      <w:r>
-        <w:t xml:space="preserve">. </w:t>
-      </w:r>
-      <w:r>
-        <w:t>넷째</w:t>
-      </w:r>
-      <w:r>
-        <w:t xml:space="preserve">, </w:t>
-      </w:r>
-      <w:r>
-        <w:t>정수</w:t>
-      </w:r>
-      <w:r>
-        <w:t xml:space="preserve"> </w:t>
-      </w:r>
-      <w:r>
-        <w:t>계획</w:t>
-      </w:r>
-      <w:r>
-        <w:t xml:space="preserve"> </w:t>
-      </w:r>
-      <w:r>
-        <w:t>문제를</w:t>
-      </w:r>
-      <w:r>
-        <w:t xml:space="preserve"> </w:t>
-      </w:r>
-      <w:r>
-        <w:t>풀어</w:t>
-      </w:r>
-      <w:r>
-        <w:t xml:space="preserve"> </w:t>
-      </w:r>
-      <w:r>
-        <w:t>배정을</w:t>
-      </w:r>
-      <w:r>
-        <w:t xml:space="preserve"> </w:t>
-      </w:r>
-      <w:r>
-        <w:t>확정한다</w:t>
-      </w:r>
-      <w:r>
-        <w:t xml:space="preserve">. </w:t>
-      </w:r>
-      <w:r>
-        <w:t>다섯째</w:t>
-      </w:r>
-      <w:r>
-        <w:t xml:space="preserve">, </w:t>
-      </w:r>
-      <w:r>
-        <w:t>배정된</w:t>
-      </w:r>
-      <w:r>
-        <w:t xml:space="preserve"> </w:t>
-      </w:r>
-      <w:r>
-        <w:t>작업을</w:t>
-      </w:r>
-      <w:r>
-        <w:t xml:space="preserve"> </w:t>
-      </w:r>
-      <w:r>
-        <w:t>실행</w:t>
-      </w:r>
-      <w:r>
-        <w:t xml:space="preserve"> </w:t>
-      </w:r>
-      <w:r>
-        <w:t>시간</w:t>
-      </w:r>
-      <w:r>
-        <w:t xml:space="preserve"> </w:t>
-      </w:r>
-      <w:r>
-        <w:t>동안</w:t>
-      </w:r>
-      <w:r>
-        <w:t xml:space="preserve"> </w:t>
-      </w:r>
-      <w:r>
-        <w:t>해당</w:t>
-      </w:r>
-      <w:r>
-        <w:t xml:space="preserve"> </w:t>
-      </w:r>
-      <w:r>
-        <w:t>리전의</w:t>
-      </w:r>
-      <w:r>
-        <w:t xml:space="preserve"> </w:t>
-      </w:r>
-      <w:r>
-        <w:t>용량에</w:t>
-      </w:r>
-      <w:r>
-        <w:t xml:space="preserve"> </w:t>
-      </w:r>
-      <w:r>
-        <w:t>반영한다</w:t>
-      </w:r>
-      <w:r>
-        <w:t>.</w:t>
-      </w:r>
-    </w:p>
-    <w:p>
-      <w:pPr>
-        <w:jc w:val="left"/>
-      </w:pPr>
-    </w:p>
-    <w:p>
-      <w:pPr>
-        <w:jc w:val="left"/>
-      </w:pPr>
-      <w:r>
         <w:rPr>
           <w:noProof/>
         </w:rPr>
         <w:drawing>
-          <wp:anchor distT="0" distB="0" distL="114300" distR="114300" simplePos="0" relativeHeight="2" behindDoc="0" locked="0" layoutInCell="1" allowOverlap="1">
-            <wp:simplePos x="0" y="0"/>
-            <wp:positionH relativeFrom="page">
-              <wp:align>center</wp:align>
-            </wp:positionH>
-            <wp:positionV relativeFrom="paragraph">
-              <wp:posOffset>0</wp:posOffset>
-            </wp:positionV>
-            <wp:extent cx="5727700" cy="2438400"/>
+          <wp:inline distT="0" distB="0" distL="0" distR="0" wp14:anchorId="0000A001" wp14:editId="0000A002">
+            <wp:extent cx="2730500" cy="2717800"/>
             <wp:effectExtent l="0" t="0" r="0" b="0"/>
-            <wp:wrapTopAndBottom/>
             <wp:docPr id="960" name="Picture 960"/>
             <wp:cNvGraphicFramePr>
               <a:graphicFrameLocks xmlns:a="http://schemas.openxmlformats.org/drawingml/2006/main" noChangeAspect="1"/>
@@ -20818,7 +20768,7 @@
                   <pic:spPr>
                     <a:xfrm>
                       <a:off x="0" y="0"/>
-                      <a:ext cx="5727700" cy="2438400"/>
+                      <a:ext cx="2730500" cy="2717800"/>
                     </a:xfrm>
                     <a:prstGeom prst="rect">
                       <a:avLst/>
@@ -20827,7 +20777,7 @@
                 </pic:pic>
               </a:graphicData>
             </a:graphic>
-          </wp:anchor>
+          </wp:inline>
         </w:drawing>
       </w:r>
     </w:p>
@@ -20849,7 +20799,7 @@
     </w:p>
     <w:p>
       <w:pPr>
-        <w:jc w:val="left"/>
+        <w:jc w:val="both"/>
       </w:pPr>
       <w:r>
         <w:t xml:space="preserve">그림 2는 슬롯 단위 로드밸런서가 예측·지연 행렬·직전 배정을 입력받아 α를 슬롯마다 자동으로 정하고 ILP로 작업의 실행 리전을 배정하는 과정을 나타낸다.</w:t>
@@ -20857,12 +20807,12 @@
     </w:p>
     <w:p>
       <w:pPr>
-        <w:jc w:val="left"/>
-      </w:pPr>
-    </w:p>
-    <w:p>
-      <w:pPr>
-        <w:jc w:val="left"/>
+        <w:jc w:val="both"/>
+      </w:pPr>
+    </w:p>
+    <w:p>
+      <w:pPr>
+        <w:jc w:val="both"/>
       </w:pPr>
       <w:r>
         <w:t>두</w:t>
@@ -21306,7 +21256,7 @@
     </w:p>
     <w:p>
       <w:pPr>
-        <w:jc w:val="left"/>
+        <w:jc w:val="both"/>
       </w:pPr>
       <w:r>
         <w:t>탄소</w:t>
@@ -21515,12 +21465,12 @@
     </w:p>
     <w:p>
       <w:pPr>
-        <w:jc w:val="left"/>
-      </w:pPr>
-    </w:p>
-    <w:p>
-      <w:pPr>
-        <w:jc w:val="left"/>
+        <w:jc w:val="both"/>
+      </w:pPr>
+    </w:p>
+    <w:p>
+      <w:pPr>
+        <w:jc w:val="both"/>
       </w:pPr>
       <w:r>
         <w:t>슬롯의</w:t>
@@ -22193,7 +22143,7 @@
     </w:p>
     <w:p>
       <w:pPr>
-        <w:jc w:val="left"/>
+        <w:jc w:val="both"/>
       </w:pPr>
       <w:proofErr w:type="spellStart"/>
       <w:r>
@@ -22209,12 +22159,12 @@
     </w:p>
     <w:p>
       <w:pPr>
-        <w:jc w:val="left"/>
-      </w:pPr>
-    </w:p>
-    <w:p>
-      <w:pPr>
-        <w:jc w:val="left"/>
+        <w:jc w:val="both"/>
+      </w:pPr>
+    </w:p>
+    <w:p>
+      <w:pPr>
+        <w:jc w:val="both"/>
       </w:pPr>
       <w:r>
         <w:t>가중치</w:t>
@@ -22747,7 +22697,7 @@
     </w:p>
     <w:p>
       <w:pPr>
-        <w:jc w:val="left"/>
+        <w:jc w:val="both"/>
       </w:pPr>
       <w:r>
         <w:t>미배정이</w:t>
@@ -22842,12 +22792,12 @@
     </w:p>
     <w:p>
       <w:pPr>
-        <w:jc w:val="left"/>
-      </w:pPr>
-    </w:p>
-    <w:p>
-      <w:pPr>
-        <w:jc w:val="left"/>
+        <w:jc w:val="both"/>
+      </w:pPr>
+    </w:p>
+    <w:p>
+      <w:pPr>
+        <w:jc w:val="both"/>
       </w:pPr>
       <w:r>
         <w:rPr>
@@ -22908,12 +22858,12 @@
     </w:p>
     <w:p>
       <w:pPr>
-        <w:jc w:val="left"/>
-      </w:pPr>
-    </w:p>
-    <w:p>
-      <w:pPr>
-        <w:jc w:val="left"/>
+        <w:jc w:val="both"/>
+      </w:pPr>
+    </w:p>
+    <w:p>
+      <w:pPr>
+        <w:jc w:val="both"/>
       </w:pPr>
       <w:r>
         <w:t xml:space="preserve">그림 3은 고정 α 스윕과 슬롯마다 다시 계산하는 무릎점 자동 α(auto)의 위치를 지연-탄소 평면에 함께 나타낸다. auto는 절감률이 가장 높은 지점이 아니라 지연 한 단위당 탄소 한계수익이 정점을 찍는 지점이다.</w:t>
@@ -22921,12 +22871,12 @@
     </w:p>
     <w:p>
       <w:pPr>
-        <w:jc w:val="left"/>
-      </w:pPr>
-    </w:p>
-    <w:p>
-      <w:pPr>
-        <w:jc w:val="left"/>
+        <w:jc w:val="both"/>
+      </w:pPr>
+    </w:p>
+    <w:p>
+      <w:pPr>
+        <w:jc w:val="both"/>
       </w:pPr>
       <w:r>
         <w:t xml:space="preserve">고정 상수는 실패 방향이 슬롯에 따라 반대다. 리전 간 격차가 큰 슬롯에서는 옮길 수 있는 이득을 남긴 채 보수적으로, 격차가 작은 슬롯에서는 얻을 탄소가 적은데도 지연을 지불하며 공격적으로 동작한다. 무릎점 선택은 두 축을 정규화한 곡선의 기하만 사용하므로 평가자가 정한 별도의 가중치를 요구하지 않는다.</w:t>
@@ -22934,12 +22884,12 @@
     </w:p>
     <w:p>
       <w:pPr>
-        <w:jc w:val="left"/>
-      </w:pPr>
-    </w:p>
-    <w:p>
-      <w:pPr>
-        <w:jc w:val="left"/>
+        <w:jc w:val="both"/>
+      </w:pPr>
+    </w:p>
+    <w:p>
+      <w:pPr>
+        <w:jc w:val="both"/>
         <w:rPr>
           <w:vanish/>
         </w:rPr>
@@ -23011,12 +22961,12 @@
     </w:p>
     <w:p>
       <w:pPr>
-        <w:jc w:val="left"/>
-      </w:pPr>
-    </w:p>
-    <w:p>
-      <w:pPr>
-        <w:jc w:val="left"/>
+        <w:jc w:val="both"/>
+      </w:pPr>
+    </w:p>
+    <w:p>
+      <w:pPr>
+        <w:jc w:val="both"/>
       </w:pPr>
     </w:p>
     <w:p>
@@ -23153,7 +23103,7 @@
     </w:p>
     <w:p>
       <w:pPr>
-        <w:jc w:val="left"/>
+        <w:jc w:val="both"/>
       </w:pPr>
       <w:r>
         <w:t>시간</w:t>
@@ -23474,12 +23424,12 @@
     </w:p>
     <w:p>
       <w:pPr>
-        <w:jc w:val="left"/>
-      </w:pPr>
-    </w:p>
-    <w:p>
-      <w:pPr>
-        <w:jc w:val="left"/>
+        <w:jc w:val="both"/>
+      </w:pPr>
+    </w:p>
+    <w:p>
+      <w:pPr>
+        <w:jc w:val="both"/>
       </w:pPr>
       <w:r>
         <w:t>후보</w:t>
@@ -24265,562 +24215,554 @@
     </w:p>
     <w:p>
       <w:pPr>
+        <w:jc w:val="both"/>
+      </w:pPr>
+      <w:r>
+        <w:t>C̄(t)</w:t>
+      </w:r>
+      <w:r>
+        <w:t>는</w:t>
+      </w:r>
+      <w:r>
+        <w:t xml:space="preserve"> t</w:t>
+      </w:r>
+      <w:r>
+        <w:t>부터</w:t>
+      </w:r>
+      <w:r>
+        <w:t xml:space="preserve"> </w:t>
+      </w:r>
+      <w:r>
+        <w:t>실행</w:t>
+      </w:r>
+      <w:r>
+        <w:t xml:space="preserve"> </w:t>
+      </w:r>
+      <w:r>
+        <w:t>시간</w:t>
+      </w:r>
+      <w:r>
+        <w:t xml:space="preserve"> </w:t>
+      </w:r>
+      <w:r>
+        <w:t>동안의</w:t>
+      </w:r>
+      <w:r>
+        <w:t xml:space="preserve"> </w:t>
+      </w:r>
+      <w:r>
+        <w:t>예측</w:t>
+      </w:r>
+      <w:r>
+        <w:t xml:space="preserve"> </w:t>
+      </w:r>
+      <w:r>
+        <w:t>탄소집약도</w:t>
+      </w:r>
+      <w:r>
+        <w:t xml:space="preserve"> </w:t>
+      </w:r>
+      <w:r>
+        <w:t>평균이고</w:t>
+      </w:r>
+      <w:r>
+        <w:t xml:space="preserve">, </w:t>
+      </w:r>
+      <w:proofErr w:type="spellStart"/>
+      <w:r>
+        <w:t>C_min</w:t>
+      </w:r>
+      <w:proofErr w:type="spellEnd"/>
+      <w:r>
+        <w:t>과</w:t>
+      </w:r>
+      <w:r>
+        <w:t xml:space="preserve"> </w:t>
+      </w:r>
+      <w:proofErr w:type="spellStart"/>
+      <w:r>
+        <w:t>C_max</w:t>
+      </w:r>
+      <w:proofErr w:type="spellEnd"/>
+      <w:r>
+        <w:t>는</w:t>
+      </w:r>
+      <w:r>
+        <w:t xml:space="preserve"> </w:t>
+      </w:r>
+      <w:r>
+        <w:t>후보</w:t>
+      </w:r>
+      <w:r>
+        <w:t xml:space="preserve"> </w:t>
+      </w:r>
+      <w:r>
+        <w:t>집합</w:t>
+      </w:r>
+      <w:r>
+        <w:t xml:space="preserve"> </w:t>
+      </w:r>
+      <w:r>
+        <w:t>안에서의</w:t>
+      </w:r>
+      <w:r>
+        <w:t xml:space="preserve"> </w:t>
+      </w:r>
+      <w:r>
+        <w:t>최솟값과</w:t>
+      </w:r>
+      <w:r>
+        <w:t xml:space="preserve"> </w:t>
+      </w:r>
+      <w:r>
+        <w:t>최댓값이다</w:t>
+      </w:r>
+      <w:r>
+        <w:t xml:space="preserve">. </w:t>
+      </w:r>
+      <w:r>
+        <w:t>가중치는</w:t>
+      </w:r>
+      <w:r>
+        <w:t xml:space="preserve"> </w:t>
+      </w:r>
+      <w:r>
+        <w:t>작업이</w:t>
+      </w:r>
+      <w:r>
+        <w:t xml:space="preserve"> </w:t>
+      </w:r>
+      <w:r>
+        <w:t>신고한</w:t>
+      </w:r>
+      <w:r>
+        <w:t xml:space="preserve"> </w:t>
+      </w:r>
+      <w:r>
+        <w:t>지연</w:t>
+      </w:r>
+      <w:r>
+        <w:t xml:space="preserve"> </w:t>
+      </w:r>
+      <w:r>
+        <w:t>등급의</w:t>
+      </w:r>
+      <w:r>
+        <w:t xml:space="preserve"> </w:t>
+      </w:r>
+      <w:r>
+        <w:t>함수로</w:t>
+      </w:r>
+      <w:r>
+        <w:t xml:space="preserve"> </w:t>
+      </w:r>
+      <w:r>
+        <w:t>정의한다</w:t>
+      </w:r>
+      <w:r>
+        <w:t xml:space="preserve">. </w:t>
+      </w:r>
+      <w:r>
+        <w:t>등급</w:t>
+      </w:r>
+      <w:r>
+        <w:t xml:space="preserve"> k</w:t>
+      </w:r>
+      <w:r>
+        <w:t>가</w:t>
+      </w:r>
+      <w:r>
+        <w:t xml:space="preserve"> </w:t>
+      </w:r>
+      <w:r>
+        <w:t>작을수록</w:t>
+      </w:r>
+      <w:r>
+        <w:t xml:space="preserve">, </w:t>
+      </w:r>
+      <w:r>
+        <w:t>곧</w:t>
+      </w:r>
+      <w:r>
+        <w:t xml:space="preserve"> </w:t>
+      </w:r>
+      <w:r>
+        <w:t>여유가</w:t>
+      </w:r>
+      <w:r>
+        <w:t xml:space="preserve"> </w:t>
+      </w:r>
+      <w:r>
+        <w:t>클수록</w:t>
+      </w:r>
+      <w:r>
+        <w:t xml:space="preserve"> </w:t>
+      </w:r>
+      <w:r>
+        <w:t>탄소</w:t>
+      </w:r>
+      <w:r>
+        <w:t xml:space="preserve"> </w:t>
+      </w:r>
+      <w:r>
+        <w:t>항의</w:t>
+      </w:r>
+      <w:r>
+        <w:t xml:space="preserve"> </w:t>
+      </w:r>
+      <w:r>
+        <w:t>비중이</w:t>
+      </w:r>
+      <w:r>
+        <w:t xml:space="preserve"> </w:t>
+      </w:r>
+      <w:r>
+        <w:t>커진다</w:t>
+      </w:r>
+      <w:r>
+        <w:t xml:space="preserve">. </w:t>
+      </w:r>
+      <w:r>
+        <w:t>최소</w:t>
+      </w:r>
+      <w:r>
+        <w:t xml:space="preserve"> </w:t>
+      </w:r>
+      <w:r>
+        <w:t>등급</w:t>
+      </w:r>
+      <w:r>
+        <w:t xml:space="preserve"> k=1</w:t>
+      </w:r>
+      <w:r>
+        <w:t>에서</w:t>
+      </w:r>
+      <w:r>
+        <w:t xml:space="preserve"> α=1.0</w:t>
+      </w:r>
+      <w:r>
+        <w:t>이</w:t>
+      </w:r>
+      <w:r>
+        <w:t xml:space="preserve"> </w:t>
+      </w:r>
+      <w:r>
+        <w:t>되어</w:t>
+      </w:r>
+      <w:r>
+        <w:t xml:space="preserve"> </w:t>
+      </w:r>
+      <w:r>
+        <w:t>지연</w:t>
+      </w:r>
+      <w:r>
+        <w:t xml:space="preserve"> </w:t>
+      </w:r>
+      <w:r>
+        <w:t>항이</w:t>
+      </w:r>
+      <w:r>
+        <w:t xml:space="preserve"> </w:t>
+      </w:r>
+      <w:r>
+        <w:t>사라지고</w:t>
+      </w:r>
+      <w:r>
+        <w:t xml:space="preserve"> </w:t>
+      </w:r>
+      <w:r>
+        <w:t>가장</w:t>
+      </w:r>
+      <w:r>
+        <w:t xml:space="preserve"> </w:t>
+      </w:r>
+      <w:r>
+        <w:t>깨끗한</w:t>
+      </w:r>
+      <w:r>
+        <w:t xml:space="preserve"> </w:t>
+      </w:r>
+      <w:r>
+        <w:t>슬롯이</w:t>
+      </w:r>
+      <w:r>
+        <w:t xml:space="preserve"> </w:t>
+      </w:r>
+      <w:r>
+        <w:t>선택되며</w:t>
+      </w:r>
+      <w:r>
+        <w:t xml:space="preserve">, </w:t>
+      </w:r>
+      <w:r>
+        <w:t>최고</w:t>
+      </w:r>
+      <w:r>
+        <w:t xml:space="preserve"> </w:t>
+      </w:r>
+      <w:r>
+        <w:t>등급</w:t>
+      </w:r>
+      <w:r>
+        <w:t xml:space="preserve"> k=5</w:t>
+      </w:r>
+      <w:r>
+        <w:t>에서</w:t>
+      </w:r>
+      <w:r>
+        <w:t xml:space="preserve"> α=0.2</w:t>
+      </w:r>
+      <w:r>
+        <w:t>가</w:t>
+      </w:r>
+      <w:r>
+        <w:t xml:space="preserve"> </w:t>
+      </w:r>
+      <w:r>
+        <w:t>되어</w:t>
+      </w:r>
+      <w:r>
+        <w:t xml:space="preserve"> </w:t>
+      </w:r>
+      <w:r>
+        <w:t>지연</w:t>
+      </w:r>
+      <w:r>
+        <w:t xml:space="preserve"> </w:t>
+      </w:r>
+      <w:r>
+        <w:t>항이</w:t>
+      </w:r>
+      <w:r>
+        <w:t xml:space="preserve"> </w:t>
+      </w:r>
+      <w:r>
+        <w:t>지배하고</w:t>
+      </w:r>
+      <w:r>
+        <w:t xml:space="preserve"> </w:t>
+      </w:r>
+      <w:r>
+        <w:t>사실상</w:t>
+      </w:r>
+      <w:r>
+        <w:t xml:space="preserve"> </w:t>
+      </w:r>
+      <w:r>
+        <w:t>즉시</w:t>
+      </w:r>
+      <w:r>
+        <w:t xml:space="preserve"> </w:t>
+      </w:r>
+      <w:r>
+        <w:t>실행된다</w:t>
+      </w:r>
+      <w:r>
+        <w:t>.</w:t>
+      </w:r>
+    </w:p>
+    <w:p>
+      <w:pPr>
+        <w:jc w:val="both"/>
+      </w:pPr>
+    </w:p>
+    <w:p>
+      <w:pPr>
+        <w:jc w:val="both"/>
+      </w:pPr>
+      <w:r>
+        <w:t xml:space="preserve">이 단계의 가중치를 무릎점으로 결정하지 않는 이유는 결정 단위가 다르기 때문이다. 공간 이동은 슬롯 안의 작업 집합을 한꺼번에 배정하므로 후보 가중치마다 곡선이 정의되지만, 시간 이동은 작업 하나의 실행 시각을 정하므로 그러한 곡선이 없다. 대신 작업이 제출 시 신고한 지연 등급을 가중치로 직접 사용한다.</w:t>
+      </w:r>
+    </w:p>
+    <w:p>
+      <w:pPr>
+        <w:jc w:val="both"/>
+      </w:pPr>
+    </w:p>
+    <w:p>
+      <w:pPr>
+        <w:jc w:val="both"/>
+      </w:pPr>
+      <w:r>
+        <w:t>본 단계는 리전의 용량을 고려하지 않는다. 즉 후보 슬롯을 고를 때 그 슬롯에 이미 배정된 작업 수를 참조하지 않으며, 각 작업이 독립적으로 자신의 최적 슬롯을 선택한다. 이 설계 결정이 어떤 결과를 낳는지는 검증 절에서 측정한다. 용량을 인지하는 온라인 시간 이동은 다음 절(§5.6)에서 다룬다.</w:t>
+      </w:r>
+    </w:p>
+    <w:p>
+      <w:pPr>
+        <w:jc w:val="both"/>
+      </w:pPr>
+    </w:p>
+    <w:p>
+      <w:pPr>
+        <w:jc w:val="both"/>
+      </w:pPr>
+    </w:p>
+    <w:p>
+      <w:pPr>
+        <w:jc w:val="both"/>
+      </w:pPr>
+      <w:r>
+        <w:t>예측</w:t>
+      </w:r>
+      <w:r>
+        <w:t xml:space="preserve"> </w:t>
+      </w:r>
+      <w:r>
+        <w:t>지평을</w:t>
+      </w:r>
+      <w:r>
+        <w:t xml:space="preserve"> </w:t>
+      </w:r>
+      <w:r>
+        <w:t>벗어나는</w:t>
+      </w:r>
+      <w:r>
+        <w:t xml:space="preserve"> </w:t>
+      </w:r>
+      <w:r>
+        <w:t>경우는</w:t>
+      </w:r>
+      <w:r>
+        <w:t xml:space="preserve"> </w:t>
+      </w:r>
+      <w:r>
+        <w:t>즉시</w:t>
+      </w:r>
+      <w:r>
+        <w:t xml:space="preserve"> </w:t>
+      </w:r>
+      <w:r>
+        <w:t>실행으로</w:t>
+      </w:r>
+      <w:r>
+        <w:t xml:space="preserve"> </w:t>
+      </w:r>
+      <w:r>
+        <w:t>처리한다</w:t>
+      </w:r>
+      <w:r>
+        <w:t xml:space="preserve">. </w:t>
+      </w:r>
+      <w:r>
+        <w:t>예측</w:t>
+      </w:r>
+      <w:r>
+        <w:t xml:space="preserve"> </w:t>
+      </w:r>
+      <w:r>
+        <w:t>모듈은</w:t>
+      </w:r>
+      <w:r>
+        <w:t xml:space="preserve"> </w:t>
+      </w:r>
+      <w:r>
+        <w:t>현재</w:t>
+      </w:r>
+      <w:r>
+        <w:t xml:space="preserve"> </w:t>
+      </w:r>
+      <w:r>
+        <w:t>시각으로부터</w:t>
+      </w:r>
+      <w:r>
+        <w:t xml:space="preserve"> 24</w:t>
+      </w:r>
+      <w:r>
+        <w:t>시간까지만</w:t>
+      </w:r>
+      <w:r>
+        <w:t xml:space="preserve"> </w:t>
+      </w:r>
+      <w:r>
+        <w:t>값을</w:t>
+      </w:r>
+      <w:r>
+        <w:t xml:space="preserve"> </w:t>
+      </w:r>
+      <w:r>
+        <w:t>제공하므로</w:t>
+      </w:r>
+      <w:r>
+        <w:t xml:space="preserve">, </w:t>
+      </w:r>
+      <w:r>
+        <w:t>실행</w:t>
+      </w:r>
+      <w:r>
+        <w:t xml:space="preserve"> </w:t>
+      </w:r>
+      <w:r>
+        <w:t>가능</w:t>
+      </w:r>
+      <w:r>
+        <w:t xml:space="preserve"> </w:t>
+      </w:r>
+      <w:r>
+        <w:t>윈도우의</w:t>
+      </w:r>
+      <w:r>
+        <w:t xml:space="preserve"> </w:t>
+      </w:r>
+      <w:r>
+        <w:t>시작이</w:t>
+      </w:r>
+      <w:r>
+        <w:t xml:space="preserve"> </w:t>
+      </w:r>
+      <w:r>
+        <w:t>그</w:t>
+      </w:r>
+      <w:r>
+        <w:t xml:space="preserve"> </w:t>
+      </w:r>
+      <w:r>
+        <w:t>지평을</w:t>
+      </w:r>
+      <w:r>
+        <w:t xml:space="preserve"> </w:t>
+      </w:r>
+      <w:r>
+        <w:t>넘으면</w:t>
+      </w:r>
+      <w:r>
+        <w:t xml:space="preserve"> </w:t>
+      </w:r>
+      <w:r>
+        <w:t>비교할</w:t>
+      </w:r>
+      <w:r>
+        <w:t xml:space="preserve"> </w:t>
+      </w:r>
+      <w:r>
+        <w:t>근거가</w:t>
+      </w:r>
+      <w:r>
+        <w:t xml:space="preserve"> </w:t>
+      </w:r>
+      <w:r>
+        <w:t>없다</w:t>
+      </w:r>
+      <w:r>
+        <w:t>.</w:t>
+      </w:r>
+    </w:p>
+    <w:p>
+      <w:pPr>
+        <w:jc w:val="both"/>
+      </w:pPr>
+    </w:p>
+    <w:p>
+      <w:pPr>
         <w:jc w:val="left"/>
       </w:pPr>
       <w:r>
-        <w:t>C̄(t)</w:t>
-      </w:r>
-      <w:r>
-        <w:t>는</w:t>
-      </w:r>
-      <w:r>
-        <w:t xml:space="preserve"> t</w:t>
-      </w:r>
-      <w:r>
-        <w:t>부터</w:t>
-      </w:r>
-      <w:r>
-        <w:t xml:space="preserve"> </w:t>
-      </w:r>
-      <w:r>
-        <w:t>실행</w:t>
-      </w:r>
-      <w:r>
-        <w:t xml:space="preserve"> </w:t>
-      </w:r>
-      <w:r>
-        <w:t>시간</w:t>
-      </w:r>
-      <w:r>
-        <w:t xml:space="preserve"> </w:t>
-      </w:r>
-      <w:r>
-        <w:t>동안의</w:t>
-      </w:r>
-      <w:r>
-        <w:t xml:space="preserve"> </w:t>
-      </w:r>
-      <w:r>
-        <w:t>예측</w:t>
-      </w:r>
-      <w:r>
-        <w:t xml:space="preserve"> </w:t>
-      </w:r>
-      <w:r>
-        <w:t>탄소집약도</w:t>
-      </w:r>
-      <w:r>
-        <w:t xml:space="preserve"> </w:t>
-      </w:r>
-      <w:r>
-        <w:t>평균이고</w:t>
-      </w:r>
-      <w:r>
-        <w:t xml:space="preserve">, </w:t>
-      </w:r>
-      <w:proofErr w:type="spellStart"/>
-      <w:r>
-        <w:t>C_min</w:t>
-      </w:r>
-      <w:proofErr w:type="spellEnd"/>
-      <w:r>
-        <w:t>과</w:t>
-      </w:r>
-      <w:r>
-        <w:t xml:space="preserve"> </w:t>
-      </w:r>
-      <w:proofErr w:type="spellStart"/>
-      <w:r>
-        <w:t>C_max</w:t>
-      </w:r>
-      <w:proofErr w:type="spellEnd"/>
-      <w:r>
-        <w:t>는</w:t>
-      </w:r>
-      <w:r>
-        <w:t xml:space="preserve"> </w:t>
-      </w:r>
-      <w:r>
-        <w:t>후보</w:t>
-      </w:r>
-      <w:r>
-        <w:t xml:space="preserve"> </w:t>
-      </w:r>
-      <w:r>
-        <w:t>집합</w:t>
-      </w:r>
-      <w:r>
-        <w:t xml:space="preserve"> </w:t>
-      </w:r>
-      <w:r>
-        <w:t>안에서의</w:t>
-      </w:r>
-      <w:r>
-        <w:t xml:space="preserve"> </w:t>
-      </w:r>
-      <w:r>
-        <w:t>최솟값과</w:t>
-      </w:r>
-      <w:r>
-        <w:t xml:space="preserve"> </w:t>
-      </w:r>
-      <w:r>
-        <w:t>최댓값이다</w:t>
-      </w:r>
-      <w:r>
-        <w:t xml:space="preserve">. </w:t>
-      </w:r>
-      <w:r>
-        <w:t>가중치는</w:t>
-      </w:r>
-      <w:r>
-        <w:t xml:space="preserve"> </w:t>
-      </w:r>
-      <w:r>
-        <w:t>작업이</w:t>
-      </w:r>
-      <w:r>
-        <w:t xml:space="preserve"> </w:t>
-      </w:r>
-      <w:r>
-        <w:t>신고한</w:t>
-      </w:r>
-      <w:r>
-        <w:t xml:space="preserve"> </w:t>
-      </w:r>
-      <w:r>
-        <w:t>지연</w:t>
-      </w:r>
-      <w:r>
-        <w:t xml:space="preserve"> </w:t>
-      </w:r>
-      <w:r>
-        <w:t>등급의</w:t>
-      </w:r>
-      <w:r>
-        <w:t xml:space="preserve"> </w:t>
-      </w:r>
-      <w:r>
-        <w:t>함수로</w:t>
-      </w:r>
-      <w:r>
-        <w:t xml:space="preserve"> </w:t>
-      </w:r>
-      <w:r>
-        <w:t>정의한다</w:t>
-      </w:r>
-      <w:r>
-        <w:t xml:space="preserve">. </w:t>
-      </w:r>
-      <w:r>
-        <w:t>등급</w:t>
-      </w:r>
-      <w:r>
-        <w:t xml:space="preserve"> k</w:t>
-      </w:r>
-      <w:r>
-        <w:t>가</w:t>
-      </w:r>
-      <w:r>
-        <w:t xml:space="preserve"> </w:t>
-      </w:r>
-      <w:r>
-        <w:t>작을수록</w:t>
-      </w:r>
-      <w:r>
-        <w:t xml:space="preserve">, </w:t>
-      </w:r>
-      <w:r>
-        <w:t>곧</w:t>
-      </w:r>
-      <w:r>
-        <w:t xml:space="preserve"> </w:t>
-      </w:r>
-      <w:r>
-        <w:t>여유가</w:t>
-      </w:r>
-      <w:r>
-        <w:t xml:space="preserve"> </w:t>
-      </w:r>
-      <w:r>
-        <w:t>클수록</w:t>
-      </w:r>
-      <w:r>
-        <w:t xml:space="preserve"> </w:t>
-      </w:r>
-      <w:r>
-        <w:t>탄소</w:t>
-      </w:r>
-      <w:r>
-        <w:t xml:space="preserve"> </w:t>
-      </w:r>
-      <w:r>
-        <w:t>항의</w:t>
-      </w:r>
-      <w:r>
-        <w:t xml:space="preserve"> </w:t>
-      </w:r>
-      <w:r>
-        <w:t>비중이</w:t>
-      </w:r>
-      <w:r>
-        <w:t xml:space="preserve"> </w:t>
-      </w:r>
-      <w:r>
-        <w:t>커진다</w:t>
-      </w:r>
-      <w:r>
-        <w:t xml:space="preserve">. </w:t>
-      </w:r>
-      <w:r>
-        <w:t>최소</w:t>
-      </w:r>
-      <w:r>
-        <w:t xml:space="preserve"> </w:t>
-      </w:r>
-      <w:r>
-        <w:t>등급</w:t>
-      </w:r>
-      <w:r>
-        <w:t xml:space="preserve"> k=1</w:t>
-      </w:r>
-      <w:r>
-        <w:t>에서</w:t>
-      </w:r>
-      <w:r>
-        <w:t xml:space="preserve"> α=1.0</w:t>
-      </w:r>
-      <w:r>
-        <w:t>이</w:t>
-      </w:r>
-      <w:r>
-        <w:t xml:space="preserve"> </w:t>
-      </w:r>
-      <w:r>
-        <w:t>되어</w:t>
-      </w:r>
-      <w:r>
-        <w:t xml:space="preserve"> </w:t>
-      </w:r>
-      <w:r>
-        <w:t>지연</w:t>
-      </w:r>
-      <w:r>
-        <w:t xml:space="preserve"> </w:t>
-      </w:r>
-      <w:r>
-        <w:t>항이</w:t>
-      </w:r>
-      <w:r>
-        <w:t xml:space="preserve"> </w:t>
-      </w:r>
-      <w:r>
-        <w:t>사라지고</w:t>
-      </w:r>
-      <w:r>
-        <w:t xml:space="preserve"> </w:t>
-      </w:r>
-      <w:r>
-        <w:t>가장</w:t>
-      </w:r>
-      <w:r>
-        <w:t xml:space="preserve"> </w:t>
-      </w:r>
-      <w:r>
-        <w:t>깨끗한</w:t>
-      </w:r>
-      <w:r>
-        <w:t xml:space="preserve"> </w:t>
-      </w:r>
-      <w:r>
-        <w:t>슬롯이</w:t>
-      </w:r>
-      <w:r>
-        <w:t xml:space="preserve"> </w:t>
-      </w:r>
-      <w:r>
-        <w:t>선택되며</w:t>
-      </w:r>
-      <w:r>
-        <w:t xml:space="preserve">, </w:t>
-      </w:r>
-      <w:r>
-        <w:t>최고</w:t>
-      </w:r>
-      <w:r>
-        <w:t xml:space="preserve"> </w:t>
-      </w:r>
-      <w:r>
-        <w:t>등급</w:t>
-      </w:r>
-      <w:r>
-        <w:t xml:space="preserve"> k=5</w:t>
-      </w:r>
-      <w:r>
-        <w:t>에서</w:t>
-      </w:r>
-      <w:r>
-        <w:t xml:space="preserve"> α=0.2</w:t>
-      </w:r>
-      <w:r>
-        <w:t>가</w:t>
-      </w:r>
-      <w:r>
-        <w:t xml:space="preserve"> </w:t>
-      </w:r>
-      <w:r>
-        <w:t>되어</w:t>
-      </w:r>
-      <w:r>
-        <w:t xml:space="preserve"> </w:t>
-      </w:r>
-      <w:r>
-        <w:t>지연</w:t>
-      </w:r>
-      <w:r>
-        <w:t xml:space="preserve"> </w:t>
-      </w:r>
-      <w:r>
-        <w:t>항이</w:t>
-      </w:r>
-      <w:r>
-        <w:t xml:space="preserve"> </w:t>
-      </w:r>
-      <w:r>
-        <w:t>지배하고</w:t>
-      </w:r>
-      <w:r>
-        <w:t xml:space="preserve"> </w:t>
-      </w:r>
-      <w:r>
-        <w:t>사실상</w:t>
-      </w:r>
-      <w:r>
-        <w:t xml:space="preserve"> </w:t>
-      </w:r>
-      <w:r>
-        <w:t>즉시</w:t>
-      </w:r>
-      <w:r>
-        <w:t xml:space="preserve"> </w:t>
-      </w:r>
-      <w:r>
-        <w:t>실행된다</w:t>
-      </w:r>
-      <w:r>
-        <w:t>.</w:t>
-      </w:r>
-    </w:p>
-    <w:p>
-      <w:pPr>
-        <w:jc w:val="left"/>
-      </w:pPr>
-    </w:p>
-    <w:p>
-      <w:pPr>
-        <w:jc w:val="left"/>
-      </w:pPr>
-      <w:r>
-        <w:t xml:space="preserve">이 단계의 가중치를 무릎점으로 결정하지 않는 이유는 결정 단위가 다르기 때문이다. 공간 이동은 슬롯 안의 작업 집합을 한꺼번에 배정하므로 후보 가중치마다 곡선이 정의되지만, 시간 이동은 작업 하나의 실행 시각을 정하므로 그러한 곡선이 없다. 대신 작업이 제출 시 신고한 지연 등급을 가중치로 직접 사용한다.</w:t>
-      </w:r>
-    </w:p>
-    <w:p>
-      <w:pPr>
-        <w:jc w:val="left"/>
-      </w:pPr>
-    </w:p>
-    <w:p>
-      <w:pPr>
-        <w:jc w:val="left"/>
-      </w:pPr>
-      <w:r>
-        <w:t>본 단계는 리전의 용량을 고려하지 않는다. 즉 후보 슬롯을 고를 때 그 슬롯에 이미 배정된 작업 수를 참조하지 않으며, 각 작업이 독립적으로 자신의 최적 슬롯을 선택한다. 이 설계 결정이 어떤 결과를 낳는지는 검증 절에서 측정한다. 용량을 인지하는 온라인 시간 이동은 다음 절(§5.6)에서 다룬다.</w:t>
-      </w:r>
-    </w:p>
-    <w:p>
-      <w:pPr>
-        <w:jc w:val="left"/>
-      </w:pPr>
-    </w:p>
-    <w:p>
-      <w:pPr>
-        <w:jc w:val="left"/>
-      </w:pPr>
-    </w:p>
-    <w:p>
-      <w:pPr>
-        <w:jc w:val="left"/>
-      </w:pPr>
-      <w:r>
-        <w:t>예측</w:t>
-      </w:r>
-      <w:r>
-        <w:t xml:space="preserve"> </w:t>
-      </w:r>
-      <w:r>
-        <w:t>지평을</w:t>
-      </w:r>
-      <w:r>
-        <w:t xml:space="preserve"> </w:t>
-      </w:r>
-      <w:r>
-        <w:t>벗어나는</w:t>
-      </w:r>
-      <w:r>
-        <w:t xml:space="preserve"> </w:t>
-      </w:r>
-      <w:r>
-        <w:t>경우는</w:t>
-      </w:r>
-      <w:r>
-        <w:t xml:space="preserve"> </w:t>
-      </w:r>
-      <w:r>
-        <w:t>즉시</w:t>
-      </w:r>
-      <w:r>
-        <w:t xml:space="preserve"> </w:t>
-      </w:r>
-      <w:r>
-        <w:t>실행으로</w:t>
-      </w:r>
-      <w:r>
-        <w:t xml:space="preserve"> </w:t>
-      </w:r>
-      <w:r>
-        <w:t>처리한다</w:t>
-      </w:r>
-      <w:r>
-        <w:t xml:space="preserve">. </w:t>
-      </w:r>
-      <w:r>
-        <w:t>예측</w:t>
-      </w:r>
-      <w:r>
-        <w:t xml:space="preserve"> </w:t>
-      </w:r>
-      <w:r>
-        <w:t>모듈은</w:t>
-      </w:r>
-      <w:r>
-        <w:t xml:space="preserve"> </w:t>
-      </w:r>
-      <w:r>
-        <w:t>현재</w:t>
-      </w:r>
-      <w:r>
-        <w:t xml:space="preserve"> </w:t>
-      </w:r>
-      <w:r>
-        <w:t>시각으로부터</w:t>
-      </w:r>
-      <w:r>
-        <w:t xml:space="preserve"> 24</w:t>
-      </w:r>
-      <w:r>
-        <w:t>시간까지만</w:t>
-      </w:r>
-      <w:r>
-        <w:t xml:space="preserve"> </w:t>
-      </w:r>
-      <w:r>
-        <w:t>값을</w:t>
-      </w:r>
-      <w:r>
-        <w:t xml:space="preserve"> </w:t>
-      </w:r>
-      <w:r>
-        <w:t>제공하므로</w:t>
-      </w:r>
-      <w:r>
-        <w:t xml:space="preserve">, </w:t>
-      </w:r>
-      <w:r>
-        <w:t>실행</w:t>
-      </w:r>
-      <w:r>
-        <w:t xml:space="preserve"> </w:t>
-      </w:r>
-      <w:r>
-        <w:t>가능</w:t>
-      </w:r>
-      <w:r>
-        <w:t xml:space="preserve"> </w:t>
-      </w:r>
-      <w:r>
-        <w:t>윈도우의</w:t>
-      </w:r>
-      <w:r>
-        <w:t xml:space="preserve"> </w:t>
-      </w:r>
-      <w:r>
-        <w:t>시작이</w:t>
-      </w:r>
-      <w:r>
-        <w:t xml:space="preserve"> </w:t>
-      </w:r>
-      <w:r>
-        <w:t>그</w:t>
-      </w:r>
-      <w:r>
-        <w:t xml:space="preserve"> </w:t>
-      </w:r>
-      <w:r>
-        <w:t>지평을</w:t>
-      </w:r>
-      <w:r>
-        <w:t xml:space="preserve"> </w:t>
-      </w:r>
-      <w:r>
-        <w:t>넘으면</w:t>
-      </w:r>
-      <w:r>
-        <w:t xml:space="preserve"> </w:t>
-      </w:r>
-      <w:r>
-        <w:t>비교할</w:t>
-      </w:r>
-      <w:r>
-        <w:t xml:space="preserve"> </w:t>
-      </w:r>
-      <w:r>
-        <w:t>근거가</w:t>
-      </w:r>
-      <w:r>
-        <w:t xml:space="preserve"> </w:t>
-      </w:r>
-      <w:r>
-        <w:t>없다</w:t>
-      </w:r>
-      <w:r>
-        <w:t>.</w:t>
-      </w:r>
-    </w:p>
-    <w:p>
-      <w:pPr>
-        <w:jc w:val="left"/>
-      </w:pPr>
-    </w:p>
-    <w:p>
-      <w:pPr>
-        <w:jc w:val="left"/>
-      </w:pPr>
-      <w:r>
         <w:rPr>
           <w:noProof/>
         </w:rPr>
         <w:drawing>
-          <wp:anchor distT="0" distB="0" distL="114300" distR="114300" simplePos="0" relativeHeight="3" behindDoc="0" locked="0" layoutInCell="1" allowOverlap="1">
-            <wp:simplePos x="0" y="0"/>
-            <wp:positionH relativeFrom="page">
-              <wp:align>center</wp:align>
-            </wp:positionH>
-            <wp:positionV relativeFrom="paragraph">
-              <wp:posOffset>0</wp:posOffset>
-            </wp:positionV>
-            <wp:extent cx="5727700" cy="2489200"/>
+          <wp:inline distT="0" distB="0" distL="0" distR="0" wp14:anchorId="0000A003" wp14:editId="0000A004">
+            <wp:extent cx="2730500" cy="3048000"/>
             <wp:effectExtent l="0" t="0" r="0" b="0"/>
-            <wp:wrapTopAndBottom/>
             <wp:docPr id="961" name="Picture 961"/>
             <wp:cNvGraphicFramePr>
               <a:graphicFrameLocks xmlns:a="http://schemas.openxmlformats.org/drawingml/2006/main" noChangeAspect="1"/>
@@ -24841,7 +24783,7 @@
                   <pic:spPr>
                     <a:xfrm>
                       <a:off x="0" y="0"/>
-                      <a:ext cx="5727700" cy="2489200"/>
+                      <a:ext cx="2730500" cy="3048000"/>
                     </a:xfrm>
                     <a:prstGeom prst="rect">
                       <a:avLst/>
@@ -24850,7 +24792,7 @@
                 </pic:pic>
               </a:graphicData>
             </a:graphic>
-          </wp:anchor>
+          </wp:inline>
         </w:drawing>
       </w:r>
     </w:p>
@@ -24872,7 +24814,7 @@
     </w:p>
     <w:p>
       <w:pPr>
-        <w:jc w:val="left"/>
+        <w:jc w:val="both"/>
       </w:pPr>
       <w:r>
         <w:t xml:space="preserve">그림 4는 마감 인지 시간 이동이 실행 가능 윈도우 안에서 탄소·지연 가중 점수가 최소인 슬롯을 선택하는 과정을 나타낸다.</w:t>
@@ -24880,17 +24822,17 @@
     </w:p>
     <w:p>
       <w:pPr>
-        <w:jc w:val="left"/>
-      </w:pPr>
-    </w:p>
-    <w:p>
-      <w:pPr>
-        <w:jc w:val="left"/>
-      </w:pPr>
-    </w:p>
-    <w:p>
-      <w:pPr>
-        <w:jc w:val="left"/>
+        <w:jc w:val="both"/>
+      </w:pPr>
+    </w:p>
+    <w:p>
+      <w:pPr>
+        <w:jc w:val="both"/>
+      </w:pPr>
+    </w:p>
+    <w:p>
+      <w:pPr>
+        <w:jc w:val="both"/>
       </w:pPr>
     </w:p>
     <w:p>
@@ -24926,6 +24868,9 @@
       </w:r>
     </w:p>
     <w:p>
+      <w:pPr>
+        <w:jc w:val="left"/>
+      </w:pPr>
       <m:oMath>
         <m:box>
           <m:e>
@@ -25805,6 +25750,9 @@
       </w:r>
     </w:p>
     <w:p>
+      <w:pPr>
+        <w:jc w:val="left"/>
+      </w:pPr>
       <m:oMath>
         <m:box>
           <m:e>
@@ -26456,6 +26404,7 @@
     </w:p>
     <w:p>
       <w:pPr>
+        <w:jc w:val="left"/>
         <w:pBdr>
           <w:top w:val="single" w:sz="8" w:space="4" w:color="000000"/>
           <w:bottom w:val="single" w:sz="8" w:space="4" w:color="000000"/>
@@ -26680,7 +26629,7 @@
     </w:p>
     <w:p>
       <w:pPr>
-        <w:jc w:val="left"/>
+        <w:jc w:val="both"/>
       </w:pPr>
       <w:r>
         <w:t xml:space="preserve">실측으로는, 공간 이동의 무릎점 탐색(슬롯당 α 후보 11개에 대한 ILP)이 슬롯당 평균 174 ms, 최악 890 ms이며 1년 전체로는 약 25분이 걸린다. 시간 이동의 롤링 재평가는 이보다 훨씬 가벼워 1년치 146,000건 전체가 약 7.6초에 끝난다(단일 실행, 데이터 로딩 제외).</w:t>
@@ -26688,7 +26637,7 @@
     </w:p>
     <w:p>
       <w:pPr>
-        <w:jc w:val="left"/>
+        <w:jc w:val="both"/>
       </w:pPr>
     </w:p>
     <w:p>
@@ -26745,7 +26694,7 @@
     </w:p>
     <w:p>
       <w:pPr>
-        <w:jc w:val="left"/>
+        <w:jc w:val="both"/>
       </w:pPr>
       <w:r>
         <w:t>배치</w:t>
@@ -27103,7 +27052,7 @@
     </w:p>
     <w:p>
       <w:pPr>
-        <w:jc w:val="left"/>
+        <w:jc w:val="both"/>
       </w:pPr>
       <w:r>
         <w:t xml:space="preserve">실측 계열은 1시간 해상도이므로 적분은 실행 구간이 걸치는 각 시간 구간의 겹침 길이에 그 시간의 값을 곱해 합산하는 방식으로 계산한다. 소비 전력은 작업당 1kW 상수로 가정한다 — 실측값이 아니라 상대 비교를 위한 단순화 가정이다. 이 가정은 작업 간 전력 프로파일의 차이를 배출량 비교에서 제거하며, 그 결과 배출량 차이는 전적으로 실행 리전과 실행 시각의 차이에서만 발생한다. 실측 전력 프로파일이 반영되면 절감량의 구성비는 달라질 수 있으나, 리전·시각 선택이 배출량을 좌우한다는 결론 자체는 유지된다.</w:t>
@@ -27111,12 +27060,12 @@
     </w:p>
     <w:p>
       <w:pPr>
-        <w:jc w:val="left"/>
-      </w:pPr>
-    </w:p>
-    <w:p>
-      <w:pPr>
-        <w:jc w:val="left"/>
+        <w:jc w:val="both"/>
+      </w:pPr>
+    </w:p>
+    <w:p>
+      <w:pPr>
+        <w:jc w:val="both"/>
       </w:pPr>
       <w:r>
         <w:t>선행</w:t>
@@ -27389,54 +27338,54 @@
     </w:p>
     <w:p>
       <w:pPr>
-        <w:jc w:val="left"/>
-      </w:pPr>
-    </w:p>
-    <w:p>
-      <w:pPr>
-        <w:jc w:val="left"/>
+        <w:jc w:val="both"/>
+      </w:pPr>
+    </w:p>
+    <w:p>
+      <w:pPr>
+        <w:jc w:val="both"/>
       </w:pPr>
     </w:p>
     <w:p>
       <w:pPr>
         <w:spacing w:line="276" w:lineRule="auto"/>
-        <w:jc w:val="left"/>
+        <w:jc w:val="both"/>
       </w:pPr>
     </w:p>
     <w:p>
       <w:pPr>
         <w:spacing w:line="276" w:lineRule="auto"/>
-        <w:jc w:val="left"/>
+        <w:jc w:val="both"/>
       </w:pPr>
     </w:p>
     <w:p>
       <w:pPr>
         <w:spacing w:line="276" w:lineRule="auto"/>
-        <w:jc w:val="left"/>
+        <w:jc w:val="both"/>
       </w:pPr>
     </w:p>
     <w:p>
       <w:pPr>
         <w:spacing w:line="276" w:lineRule="auto"/>
-        <w:jc w:val="left"/>
+        <w:jc w:val="both"/>
       </w:pPr>
     </w:p>
     <w:p>
       <w:pPr>
         <w:spacing w:line="276" w:lineRule="auto"/>
-        <w:jc w:val="left"/>
+        <w:jc w:val="both"/>
       </w:pPr>
     </w:p>
     <w:p>
       <w:pPr>
         <w:spacing w:line="276" w:lineRule="auto"/>
-        <w:jc w:val="left"/>
+        <w:jc w:val="both"/>
       </w:pPr>
     </w:p>
     <w:p>
       <w:pPr>
         <w:spacing w:line="276" w:lineRule="auto"/>
-        <w:jc w:val="left"/>
+        <w:jc w:val="both"/>
         <w:rPr>
           <w:lang w:eastAsia="ko-KR"/>
         </w:rPr>
@@ -27445,7 +27394,7 @@
     <w:p>
       <w:pPr>
         <w:spacing w:line="276" w:lineRule="auto"/>
-        <w:jc w:val="left"/>
+        <w:jc w:val="both"/>
         <w:rPr>
           <w:lang w:eastAsia="ko-KR"/>
         </w:rPr>
@@ -27454,7 +27403,7 @@
     <w:p>
       <w:pPr>
         <w:spacing w:line="276" w:lineRule="auto"/>
-        <w:jc w:val="left"/>
+        <w:jc w:val="both"/>
         <w:rPr>
           <w:lang w:eastAsia="ko-KR"/>
         </w:rPr>
@@ -27463,7 +27412,7 @@
     <w:p>
       <w:pPr>
         <w:spacing w:line="276" w:lineRule="auto"/>
-        <w:jc w:val="left"/>
+        <w:jc w:val="both"/>
         <w:rPr>
           <w:lang w:eastAsia="ko-KR"/>
         </w:rPr>
@@ -27472,7 +27421,7 @@
     <w:p>
       <w:pPr>
         <w:spacing w:line="276" w:lineRule="auto"/>
-        <w:jc w:val="left"/>
+        <w:jc w:val="both"/>
         <w:rPr>
           <w:lang w:eastAsia="ko-KR"/>
         </w:rPr>
@@ -27481,7 +27430,7 @@
     <w:p>
       <w:pPr>
         <w:spacing w:line="276" w:lineRule="auto"/>
-        <w:jc w:val="left"/>
+        <w:jc w:val="both"/>
         <w:rPr>
           <w:lang w:eastAsia="ko-KR"/>
         </w:rPr>
@@ -27490,7 +27439,7 @@
     <w:p>
       <w:pPr>
         <w:spacing w:line="276" w:lineRule="auto"/>
-        <w:jc w:val="left"/>
+        <w:jc w:val="both"/>
         <w:rPr>
           <w:lang w:eastAsia="ko-KR"/>
         </w:rPr>
@@ -27499,7 +27448,7 @@
     <w:p>
       <w:pPr>
         <w:spacing w:line="276" w:lineRule="auto"/>
-        <w:jc w:val="left"/>
+        <w:jc w:val="both"/>
         <w:rPr>
           <w:lang w:eastAsia="ko-KR"/>
         </w:rPr>
@@ -27508,7 +27457,7 @@
     <w:p>
       <w:pPr>
         <w:spacing w:line="276" w:lineRule="auto"/>
-        <w:jc w:val="left"/>
+        <w:jc w:val="both"/>
         <w:rPr>
           <w:lang w:eastAsia="ko-KR"/>
         </w:rPr>
@@ -27517,7 +27466,7 @@
     <w:p>
       <w:pPr>
         <w:spacing w:line="276" w:lineRule="auto"/>
-        <w:jc w:val="left"/>
+        <w:jc w:val="both"/>
         <w:rPr>
           <w:lang w:eastAsia="ko-KR"/>
         </w:rPr>
@@ -27526,7 +27475,7 @@
     <w:p>
       <w:pPr>
         <w:spacing w:line="276" w:lineRule="auto"/>
-        <w:jc w:val="left"/>
+        <w:jc w:val="both"/>
         <w:rPr>
           <w:lang w:eastAsia="ko-KR"/>
         </w:rPr>
@@ -27535,7 +27484,7 @@
     <w:p>
       <w:pPr>
         <w:spacing w:line="276" w:lineRule="auto"/>
-        <w:jc w:val="left"/>
+        <w:jc w:val="both"/>
         <w:rPr>
           <w:lang w:eastAsia="ko-KR"/>
         </w:rPr>
@@ -27544,7 +27493,7 @@
     <w:p>
       <w:pPr>
         <w:spacing w:line="276" w:lineRule="auto"/>
-        <w:jc w:val="left"/>
+        <w:jc w:val="both"/>
         <w:rPr>
           <w:lang w:eastAsia="ko-KR"/>
         </w:rPr>
@@ -27553,7 +27502,7 @@
     <w:p>
       <w:pPr>
         <w:spacing w:line="276" w:lineRule="auto"/>
-        <w:jc w:val="left"/>
+        <w:jc w:val="both"/>
         <w:rPr>
           <w:lang w:eastAsia="ko-KR"/>
         </w:rPr>
@@ -27562,7 +27511,7 @@
     <w:p>
       <w:pPr>
         <w:spacing w:line="276" w:lineRule="auto"/>
-        <w:jc w:val="left"/>
+        <w:jc w:val="both"/>
         <w:rPr>
           <w:lang w:eastAsia="ko-KR"/>
         </w:rPr>
@@ -27571,7 +27520,7 @@
     <w:p>
       <w:pPr>
         <w:spacing w:line="276" w:lineRule="auto"/>
-        <w:jc w:val="left"/>
+        <w:jc w:val="both"/>
         <w:rPr>
           <w:lang w:eastAsia="ko-KR"/>
         </w:rPr>
@@ -27580,7 +27529,7 @@
     <w:p>
       <w:pPr>
         <w:spacing w:line="276" w:lineRule="auto"/>
-        <w:jc w:val="left"/>
+        <w:jc w:val="both"/>
         <w:rPr>
           <w:lang w:eastAsia="ko-KR"/>
         </w:rPr>
@@ -27589,7 +27538,7 @@
     <w:p>
       <w:pPr>
         <w:spacing w:line="276" w:lineRule="auto"/>
-        <w:jc w:val="left"/>
+        <w:jc w:val="both"/>
         <w:rPr>
           <w:lang w:eastAsia="ko-KR"/>
         </w:rPr>
@@ -27598,7 +27547,7 @@
     <w:p>
       <w:pPr>
         <w:spacing w:line="276" w:lineRule="auto"/>
-        <w:jc w:val="left"/>
+        <w:jc w:val="both"/>
         <w:rPr>
           <w:lang w:eastAsia="ko-KR"/>
         </w:rPr>
@@ -27607,7 +27556,7 @@
     <w:p>
       <w:pPr>
         <w:spacing w:line="276" w:lineRule="auto"/>
-        <w:jc w:val="left"/>
+        <w:jc w:val="both"/>
         <w:rPr>
           <w:lang w:eastAsia="ko-KR"/>
         </w:rPr>
@@ -27616,7 +27565,7 @@
     <w:p>
       <w:pPr>
         <w:spacing w:line="276" w:lineRule="auto"/>
-        <w:jc w:val="left"/>
+        <w:jc w:val="both"/>
         <w:rPr>
           <w:lang w:eastAsia="ko-KR"/>
         </w:rPr>
@@ -27625,7 +27574,7 @@
     <w:p>
       <w:pPr>
         <w:spacing w:line="276" w:lineRule="auto"/>
-        <w:jc w:val="left"/>
+        <w:jc w:val="both"/>
         <w:rPr>
           <w:lang w:eastAsia="ko-KR"/>
         </w:rPr>
@@ -27634,7 +27583,7 @@
     <w:p>
       <w:pPr>
         <w:spacing w:line="276" w:lineRule="auto"/>
-        <w:jc w:val="left"/>
+        <w:jc w:val="both"/>
         <w:rPr>
           <w:lang w:eastAsia="ko-KR"/>
         </w:rPr>
@@ -27643,7 +27592,7 @@
     <w:p>
       <w:pPr>
         <w:spacing w:line="276" w:lineRule="auto"/>
-        <w:jc w:val="left"/>
+        <w:jc w:val="both"/>
         <w:rPr>
           <w:lang w:eastAsia="ko-KR"/>
         </w:rPr>
@@ -27652,7 +27601,7 @@
     <w:p>
       <w:pPr>
         <w:spacing w:line="276" w:lineRule="auto"/>
-        <w:jc w:val="left"/>
+        <w:jc w:val="both"/>
         <w:rPr>
           <w:lang w:eastAsia="ko-KR"/>
         </w:rPr>
@@ -27661,7 +27610,7 @@
     <w:p>
       <w:pPr>
         <w:spacing w:line="276" w:lineRule="auto"/>
-        <w:jc w:val="left"/>
+        <w:jc w:val="both"/>
         <w:rPr>
           <w:lang w:eastAsia="ko-KR"/>
         </w:rPr>
@@ -27670,7 +27619,7 @@
     <w:p>
       <w:pPr>
         <w:spacing w:line="276" w:lineRule="auto"/>
-        <w:jc w:val="left"/>
+        <w:jc w:val="both"/>
         <w:rPr>
           <w:lang w:eastAsia="ko-KR"/>
         </w:rPr>
@@ -27679,7 +27628,7 @@
     <w:p>
       <w:pPr>
         <w:spacing w:line="276" w:lineRule="auto"/>
-        <w:jc w:val="left"/>
+        <w:jc w:val="both"/>
         <w:rPr>
           <w:lang w:eastAsia="ko-KR"/>
         </w:rPr>
@@ -27688,7 +27637,7 @@
     <w:p>
       <w:pPr>
         <w:spacing w:line="276" w:lineRule="auto"/>
-        <w:jc w:val="left"/>
+        <w:jc w:val="both"/>
         <w:rPr>
           <w:lang w:eastAsia="ko-KR"/>
         </w:rPr>
@@ -27697,7 +27646,7 @@
     <w:p>
       <w:pPr>
         <w:spacing w:line="276" w:lineRule="auto"/>
-        <w:jc w:val="left"/>
+        <w:jc w:val="both"/>
         <w:rPr>
           <w:lang w:eastAsia="ko-KR"/>
         </w:rPr>
@@ -27706,7 +27655,7 @@
     <w:p>
       <w:pPr>
         <w:spacing w:line="276" w:lineRule="auto"/>
-        <w:jc w:val="left"/>
+        <w:jc w:val="both"/>
         <w:rPr>
           <w:lang w:eastAsia="ko-KR"/>
         </w:rPr>
@@ -27715,7 +27664,7 @@
     <w:p>
       <w:pPr>
         <w:spacing w:line="276" w:lineRule="auto"/>
-        <w:jc w:val="left"/>
+        <w:jc w:val="both"/>
         <w:rPr>
           <w:lang w:eastAsia="ko-KR"/>
         </w:rPr>
@@ -27724,7 +27673,7 @@
     <w:p>
       <w:pPr>
         <w:spacing w:line="276" w:lineRule="auto"/>
-        <w:jc w:val="left"/>
+        <w:jc w:val="both"/>
         <w:rPr>
           <w:lang w:eastAsia="ko-KR"/>
         </w:rPr>
@@ -27733,7 +27682,7 @@
     <w:p>
       <w:pPr>
         <w:spacing w:line="276" w:lineRule="auto"/>
-        <w:jc w:val="left"/>
+        <w:jc w:val="both"/>
         <w:rPr>
           <w:lang w:eastAsia="ko-KR"/>
         </w:rPr>
@@ -27742,7 +27691,7 @@
     <w:p>
       <w:pPr>
         <w:spacing w:line="276" w:lineRule="auto"/>
-        <w:jc w:val="left"/>
+        <w:jc w:val="both"/>
         <w:rPr>
           <w:lang w:eastAsia="ko-KR"/>
         </w:rPr>
@@ -27751,7 +27700,7 @@
     <w:p>
       <w:pPr>
         <w:spacing w:line="276" w:lineRule="auto"/>
-        <w:jc w:val="left"/>
+        <w:jc w:val="both"/>
       </w:pPr>
     </w:p>
     <w:p>
@@ -27762,7 +27711,6 @@
           <w:rFonts w:eastAsia="Apple SD Gothic Neo"/>
           <w:b/>
           <w:bCs/>
-          <w:color w:val="EE0000"/>
           <w:sz w:val="26"/>
           <w:szCs w:val="26"/>
         </w:rPr>
@@ -27772,7 +27720,6 @@
           <w:rFonts w:eastAsia="Apple SD Gothic Neo"/>
           <w:b/>
           <w:bCs/>
-          <w:color w:val="EE0000"/>
           <w:sz w:val="26"/>
           <w:szCs w:val="26"/>
         </w:rPr>
@@ -27784,7 +27731,6 @@
           <w:rFonts w:eastAsia="Apple SD Gothic Neo"/>
           <w:b/>
           <w:bCs/>
-          <w:color w:val="EE0000"/>
           <w:sz w:val="26"/>
           <w:szCs w:val="26"/>
         </w:rPr>
@@ -27845,7 +27791,7 @@
     </w:p>
     <w:p>
       <w:pPr>
-        <w:jc w:val="left"/>
+        <w:jc w:val="both"/>
       </w:pPr>
       <w:r>
         <w:t xml:space="preserve">평가는 8개 리전의 2025년 실측 탄소집약도 1년치 위에서 수행한다. 탄소집약도는 Electricity Maps API를 통해 1시간 해상도로 수집하였다 — 발전과 설비를 모두 포함하는 전과정 배출계수 체계를 쓰는 공식 방법론이다(https://www.electricitymaps.com/data/methodology).</w:t>
@@ -27853,12 +27799,12 @@
     </w:p>
     <w:p>
       <w:pPr>
-        <w:jc w:val="left"/>
-      </w:pPr>
-    </w:p>
-    <w:p>
-      <w:pPr>
-        <w:jc w:val="left"/>
+        <w:jc w:val="both"/>
+      </w:pPr>
+    </w:p>
+    <w:p>
+      <w:pPr>
+        <w:jc w:val="both"/>
       </w:pPr>
       <w:r>
         <w:t xml:space="preserve">워크로드는 총 146,000건이며 리전당 하루 50건이 제출된다. 도착률과 지연 등급별 분포(3 : 2 : 1 : 1 : 3)는 실측 트레이스를 확보하지 못해 설정한 합성 파라미터다. 각 작업은 지연 등급 k ∈ {1,…,5}를 신고한다. 등급은 지연 예산으로 사상된다. k=1은 12~24시간, k=2는 2~8시간, k=3은 2~10분, k=4는 15~60초, k=5는 1~5초다. 각 등급 안에서는 로그균등 분포로 표본을 추출한다.</w:t>
@@ -27866,12 +27812,12 @@
     </w:p>
     <w:p>
       <w:pPr>
-        <w:jc w:val="left"/>
-      </w:pPr>
-    </w:p>
-    <w:p>
-      <w:pPr>
-        <w:jc w:val="left"/>
+        <w:jc w:val="both"/>
+      </w:pPr>
+    </w:p>
+    <w:p>
+      <w:pPr>
+        <w:jc w:val="both"/>
       </w:pPr>
       <w:r>
         <w:t>여기서 밝혀둘 점이 있다. 슬롯 길이는 1시간이지만, 온라인 시간 이동은 슬롯 경계에 묶이지 않고 작업이 제출된 시각을 기준으로 굴러간다. 그래서 지연 예산이 1시간보다 짧은 k=3, 4, 5도 시간 이동의 대상에서 빠지지 않는다 — 예를 들어 15시 54분에 제출된 예산 10분짜리 작업이 16시 정각으로 6분 미뤄지는 것은 슬롯을 넘나들어도 예산 안이다. 실제로 k=3, 4, 5 가운데 544건이 이렇게 지연되었고, 마감을 넘긴 작업은 하나도 없었다.</w:t>
@@ -27879,12 +27825,12 @@
     </w:p>
     <w:p>
       <w:pPr>
-        <w:jc w:val="left"/>
-      </w:pPr>
-    </w:p>
-    <w:p>
-      <w:pPr>
-        <w:jc w:val="left"/>
+        <w:jc w:val="both"/>
+      </w:pPr>
+    </w:p>
+    <w:p>
+      <w:pPr>
+        <w:jc w:val="both"/>
       </w:pPr>
       <w:r>
         <w:t xml:space="preserve">네트워크 지연은 8×8 리전 간 왕복 지연 실측 행렬을 사용하며, 최댓값은 244ms, 비대각 최솟값은 12ms다 — Azure 리전 간 왕복 지연 통계다(https://learn.microsoft.com/en-us/azure/networking/azure-network-latency). 리전 용량은 8개 리전에 균일하게 부여한다. 기준 배정에서의 리전별 최대 동시 실행 수에 1.2를 곱해 16을 얻고, 여기에 여유율 0.8을 적용하여 유효 상한 12를 사용한다. 정수 계획 문제는 PuLP 인터페이스를 통해 CBC 솔버로 푼다.</w:t>
@@ -27892,17 +27838,17 @@
     </w:p>
     <w:p>
       <w:pPr>
-        <w:jc w:val="left"/>
-      </w:pPr>
-    </w:p>
-    <w:p>
-      <w:pPr>
-        <w:jc w:val="left"/>
-      </w:pPr>
-    </w:p>
-    <w:p>
-      <w:pPr>
-        <w:jc w:val="left"/>
+        <w:jc w:val="both"/>
+      </w:pPr>
+    </w:p>
+    <w:p>
+      <w:pPr>
+        <w:jc w:val="both"/>
+      </w:pPr>
+    </w:p>
+    <w:p>
+      <w:pPr>
+        <w:jc w:val="both"/>
       </w:pPr>
     </w:p>
     <w:p>
@@ -30342,7 +30288,7 @@
     <w:p/>
     <w:p>
       <w:pPr>
-        <w:jc w:val="left"/>
+        <w:jc w:val="both"/>
       </w:pPr>
       <w:r>
         <w:t xml:space="preserve">공간 이동만으로 총 배출량이 56.85% 감소한다. 시간 이동 단계가 리전 용량을 고려하지 않으면 65.93%까지 내려가지만, 이는 실현 불가능한 반사실 상한이다. 배치가 끝난 뒤 사후적으로 용량을 강제하면 59.37%에 그치는데, 이는 아무 것도 하지 않았을 때 감수해야 할 손해의 하한이다. 이 두 경계값 사이 어디에 실제 값이 있는지는 6.4절에서 온라인 용량 인지 알고리즘으로 확정한다.</w:t>
@@ -31282,7 +31228,7 @@
     <w:p/>
     <w:p>
       <w:pPr>
-        <w:jc w:val="left"/>
+        <w:jc w:val="both"/>
       </w:pPr>
       <w:r>
         <w:t xml:space="preserve">절감의 93.79%가 k=1 한 등급에서 나오고 6.20%가 k=2에서 나온다. k=3 이하는 지연 예산이 슬롯 길이인 1시간보다 짧아 옮길 슬롯이 거의 없어, 셋을 합쳐도 절감은 0.1kg에 그친다. 이들이 전체 작업의 60.1%인 87,712건이다. 즉 본 시스템의 시간 이동은 절감의 대부분을 여유가 가장 큰 두 등급(k=1, k=2)에서 만든다. 슬롯 길이를 줄이면 k=3 이하의 기여도 늘어날 수 있으나 정수 계획 문제를 푸는 횟수가 그만큼 늘어난다.</w:t>
@@ -31611,7 +31557,7 @@
     <w:p/>
     <w:p>
       <w:pPr>
-        <w:jc w:val="left"/>
+        <w:jc w:val="both"/>
       </w:pPr>
       <w:r>
         <w:t xml:space="preserve">공간 이동만 적용한 단계에서는 8개 리전 전부가 유효 상한인 12건 이하를 유지한다. 이는 구조적 결과다. 로드밸런서는 슬롯 시작 시점에 아직 종료하지 않은 작업 수와 신규 배정 수의 합을 상한 이하로 제약하며, 실행 중 작업의 반환이 실제 종료보다 이르지 않으므로 슬롯 내 어느 시각에도 상한을 넘을 수 없다. 시간 이동을 적용하면 프랑스와 캘리포니아에서 41건에 이르러 상한의 3.4배가 되고, 연중 각각 622시간과 867시간 동안 상한을 초과한다. 나머지 6개 리전은 초과가 전혀 없다(최댓값 0.00시간).</w:t>
@@ -31620,7 +31566,7 @@
     <w:p/>
     <w:p>
       <w:pPr>
-        <w:jc w:val="left"/>
+        <w:jc w:val="both"/>
       </w:pPr>
       <w:r>
         <w:t xml:space="preserve">두 리전의 성격은 상반된다. 캘리포니아는 초과 슬롯의 91.38%가 19시부터 21시까지 세 시간에 집중되고(균등 분포라면 12.5%), 좁게는 19시와 20시 두 시간만으로도 82.15%를 차지한다. 프랑스는 상위 세 시간대가 30.2%로 분산되어 있다. 탄소집약도 사분위 범위도 캘리포니아가 86에서 208, 프랑스가 5에서 18로 크게 다르다. 캘리포니아의 초과는 태양광이 만드는 좁은 저탄소 시간대로의 집중이고, 프랑스의 초과는 리전 전체가 항상 낮아 물량이 몰리는 것이다.</w:t>
@@ -32580,7 +32526,7 @@
     </w:p>
     <w:p>
       <w:pPr>
-        <w:jc w:val="left"/>
+        <w:jc w:val="both"/>
       </w:pPr>
     </w:p>
     <w:p>
@@ -32590,12 +32536,12 @@
     </w:p>
     <w:p>
       <w:pPr>
-        <w:jc w:val="left"/>
-      </w:pPr>
-    </w:p>
-    <w:p>
-      <w:pPr>
-        <w:jc w:val="left"/>
+        <w:jc w:val="both"/>
+      </w:pPr>
+    </w:p>
+    <w:p>
+      <w:pPr>
+        <w:jc w:val="both"/>
       </w:pPr>
       <w:r>
         <w:rPr>
@@ -32656,7 +32602,7 @@
     </w:p>
     <w:p>
       <w:pPr>
-        <w:jc w:val="left"/>
+        <w:jc w:val="both"/>
       </w:pPr>
       <w:r>
         <w:t xml:space="preserve">그림 5는 시간 이동을 용량 제약 없이 적용했을 때(무제약)와 온라인 용량 인지 알고리즘을 적용했을 때(온라인) 캘리포니아 리전의 시간별 동시 실행 수를 비교한 것이다. 무제약에서는 상한(12건)의 3.4배인 41건까지 몰리지만, 온라인 용량 인지는 이를 17건까지 억제한다.</w:t>
@@ -32716,7 +32662,7 @@
     </w:p>
     <w:p w14:paraId="P000004D">
       <w:pPr>
-        <w:jc w:val="left"/>
+        <w:jc w:val="both"/>
       </w:pPr>
       <w:r>
         <w:t xml:space="preserve">리전 용량을 바꾸어 가며 같은 측정을 반복하였다. 여유율은 0.8로 고정하였다. 각 용량에서 시간 이동을 다시 수행하고 결과를 기록하였다.</w:t>
@@ -32724,7 +32670,7 @@
     </w:p>
     <w:p w14:paraId="P000004E">
       <w:pPr>
-        <w:jc w:val="left"/>
+        <w:jc w:val="both"/>
       </w:pPr>
     </w:p>
     <w:p w14:paraId="P000004F">
@@ -32745,7 +32691,7 @@
     </w:p>
     <w:p w14:paraId="P0000050">
       <w:pPr>
-        <w:jc w:val="left"/>
+        <w:jc w:val="both"/>
       </w:pPr>
     </w:p>
     <w:tbl>
@@ -33695,12 +33641,12 @@
     </w:tbl>
     <w:p w14:paraId="P0000051">
       <w:pPr>
-        <w:jc w:val="left"/>
+        <w:jc w:val="both"/>
       </w:pPr>
     </w:p>
     <w:p w14:paraId="P0000052">
       <w:pPr>
-        <w:jc w:val="left"/>
+        <w:jc w:val="both"/>
       </w:pPr>
       <w:r>
         <w:t xml:space="preserve">주: 절감률은 기준(홈 리전 즉시 실행, 29,225.6 kg) 대비. 시간이동 기여는 공간 이동만 적용했을 때(56.85%) 대비 증분. 강제 편입은 마감 임박으로 용량과 무관하게 확정된 배정, 위반 배정은 그중 상한을 초과한 슬롯에서 확정된 배정이다.</w:t>
@@ -33708,12 +33654,12 @@
     </w:p>
     <w:p w14:paraId="P0000053">
       <w:pPr>
-        <w:jc w:val="left"/>
+        <w:jc w:val="both"/>
       </w:pPr>
     </w:p>
     <w:p w14:paraId="P0000054">
       <w:pPr>
-        <w:jc w:val="left"/>
+        <w:jc w:val="both"/>
       </w:pPr>
       <w:r>
         <w:t xml:space="preserve">용량을 조일수록 시간 이동의 기여는 줄어든다 — 무제약에서 +8.95%포인트였던 기여가 가장 빡빡한 용량(피크의 0.5배)에서는 +1.20%포인트로 준다. 그림 6이 이 곡선을 보여준다. 용량이 좁을수록 강제 편입과 위반 배정도 함께 늘어, 배치가 끝난 뒤 남는 여지 자체가 그만큼 줄어들기 때문이다.</w:t>
@@ -33721,12 +33667,12 @@
     </w:p>
     <w:p w14:paraId="P0000055">
       <w:pPr>
-        <w:jc w:val="left"/>
+        <w:jc w:val="both"/>
       </w:pPr>
     </w:p>
     <w:p w14:paraId="P0000056">
       <w:pPr>
-        <w:jc w:val="left"/>
+        <w:jc w:val="both"/>
       </w:pPr>
       <w:r>
         <w:t xml:space="preserve">용량 스윕은 부하가 어느 리전에 몰리는지도 보여준다.</w:t>
@@ -33734,12 +33680,12 @@
     </w:p>
     <w:p w14:paraId="P0000057">
       <w:pPr>
-        <w:jc w:val="left"/>
-      </w:pPr>
-    </w:p>
-    <w:p>
-      <w:pPr>
-        <w:jc w:val="left"/>
+        <w:jc w:val="both"/>
+      </w:pPr>
+    </w:p>
+    <w:p>
+      <w:pPr>
+        <w:jc w:val="both"/>
       </w:pPr>
       <w:r>
         <w:rPr>
@@ -33800,7 +33746,7 @@
     </w:p>
     <w:p>
       <w:pPr>
-        <w:jc w:val="left"/>
+        <w:jc w:val="both"/>
       </w:pPr>
       <w:r>
         <w:t xml:space="preserve">그림 6은 리전 용량을 기준값의 0.5배에서 무제약까지 바꾸어 가며 측정한 총배출량과 강제 편입 건수를 나타낸다. 용량이 늘수록 총배출은 줄지만 그 수익은 체감하며, 전 구간에서 마감 위반은 발생하지 않는다.</w:t>
@@ -33824,7 +33770,7 @@
     </w:p>
     <w:p w14:paraId="P0000059">
       <w:pPr>
-        <w:jc w:val="left"/>
+        <w:jc w:val="both"/>
       </w:pPr>
     </w:p>
     <w:tbl>
@@ -34173,12 +34119,12 @@
     </w:tbl>
     <w:p w14:paraId="P000005A">
       <w:pPr>
-        <w:jc w:val="left"/>
+        <w:jc w:val="both"/>
       </w:pPr>
     </w:p>
     <w:p w14:paraId="P000005B">
       <w:pPr>
-        <w:jc w:val="left"/>
+        <w:jc w:val="both"/>
       </w:pPr>
       <w:r>
         <w:t xml:space="preserve">용량이 느슨해질수록 캘리포니아의 배출량이 가장 크게 줄어든다(−44.9%) — 태양광이 만드는 좁은 저탄소 시간대를 더 넉넉히 활용할 수 있기 때문이다. 나머지 6개 리전은 거의 변하지 않는다(−2.5%). 캘리포니아가 시간 이동의 주된 수혜 리전이라는 관찰(§6.4)은 용량 전 구간에서 일관된다.</w:t>
@@ -34186,12 +34132,12 @@
     </w:p>
     <w:p w14:paraId="P000005C">
       <w:pPr>
-        <w:jc w:val="left"/>
+        <w:jc w:val="both"/>
       </w:pPr>
     </w:p>
     <w:p w14:paraId="P000005D">
       <w:pPr>
-        <w:jc w:val="left"/>
+        <w:jc w:val="both"/>
       </w:pPr>
       <w:r>
         <w:t xml:space="preserve">본 절의 스윕은 스케줄러 단계(시간 이동)의 용량만 바꾼 것이다. 리전 자체는 로드밸런서 단계에서 이미 정해지므로, 로드밸런서가 참조하는 리전 용량을 함께 바꾸어 가며 저탄소 리전 간 부하를 재분배하는 스윕은 다루지 않았다 — 이는 향후 과제로 남긴다.</w:t>
@@ -34199,7 +34145,7 @@
     </w:p>
     <w:p w14:paraId="P000005E">
       <w:pPr>
-        <w:jc w:val="left"/>
+        <w:jc w:val="both"/>
       </w:pPr>
     </w:p>
     <w:p>
@@ -34226,7 +34172,7 @@
     </w:p>
     <w:p>
       <w:pPr>
-        <w:jc w:val="left"/>
+        <w:jc w:val="both"/>
       </w:pPr>
       <w:r>
         <w:t xml:space="preserve">세 가지 독립적인 실험이 같은 방향을 가리킨다 — 예측이 정확할수록 쏠림이 커진다. 용량을 인지하지 않는 롤링 재평가는 배출을 거의 줄이지 못하면서(9,958.2 kg → 9,996.2 kg, 차이 38.0 kg) 최대 동시 실행은 41건에서 51건으로, 상한 위반 배정은 20,208건에서 25,992건으로 오히려 늘어난다. 미래를 완전히 아는 오라클 예측을 주입하면 위반이 227건에서 873건으로 늘어난다 — 용량을 인지하는 조건에서도 같은 방향이다. 예측이 정확할수록 "지금 이 슬롯이 최선"이라는 판단이 여러 작업에서 같은 저탄소 구간으로 더 일관되게 수렴하고, 그 수렴이 곧 용량 초과를 만든다. 따라서 용량 인지는 부가 기능이 아니라 정확한 예측과 반드시 함께 있어야 하는 구성 요소다 — 예측만 개선하고 용량을 무시하면, 개선한 만큼 오히려 위험해진다.</w:t>
@@ -34234,12 +34180,12 @@
     </w:p>
     <w:p>
       <w:pPr>
-        <w:jc w:val="left"/>
-      </w:pPr>
-    </w:p>
-    <w:p>
-      <w:pPr>
-        <w:jc w:val="left"/>
+        <w:jc w:val="both"/>
+      </w:pPr>
+    </w:p>
+    <w:p>
+      <w:pPr>
+        <w:jc w:val="both"/>
       </w:pPr>
       <w:r>
         <w:t xml:space="preserve">두 비용을 직접 비교할 수 있다. 예측 오차의 비용은 실제 LSTM 예측(63.03%)과 완전예지 오라클(63.64%)의 차이인 0.61%포인트다. 용량 제약의 비용은 온라인 용량 인지(63.03%)와 용량을 무시한 반사실 상한(65.93%)의 차이인 2.90%포인트로, 예측 오차 비용의 4배가 넘는다. 즉 예측을 더 잘하는 것보다 용량을 다루는 것이 더 큰 문제다.</w:t>
@@ -34247,12 +34193,12 @@
     </w:p>
     <w:p>
       <w:pPr>
-        <w:jc w:val="left"/>
-      </w:pPr>
-    </w:p>
-    <w:p>
-      <w:pPr>
-        <w:jc w:val="left"/>
+        <w:jc w:val="both"/>
+      </w:pPr>
+    </w:p>
+    <w:p>
+      <w:pPr>
+        <w:jc w:val="both"/>
       </w:pPr>
       <w:r>
         <w:t xml:space="preserve">세 가지 민감도 분석도 이 결론을 뒷받침한다. 작업량을 0.5배에서 2배까지 바꾸어도 마감 위반은 전 구간에서 0으로 유지된다 — 정리 2가 부하와 무관하게 성립함을 실측으로 확인한 것이다. 다만 2배 부하에서 용량 위반 배정은 227건에서 59,924건으로 264.0배 폭증한다. 용량 상한을 수요에 비례해 늘리지 않으면 이 알고리즘도 한계에 부딪힌다는 뜻이다. 예측 오차 민감도는 완만한 선형이다 — 노이즈 표준편차 10%포인트당 절감률이 약 0.6%포인트씩 줄어들며 절벽은 없다. 실제 LSTM의 절감률(63.03%)은 오라클(표준편차 0%, 63.64%)과 표준편차 20%(62.54%) 사이에 위치해, 이 모델의 실효 예측 오차가 대략 10~20% 수준임을 시사한다.</w:t>
@@ -34260,7 +34206,7 @@
     </w:p>
     <w:p>
       <w:pPr>
-        <w:jc w:val="left"/>
+        <w:jc w:val="both"/>
       </w:pPr>
     </w:p>
     <w:p>
@@ -34271,7 +34217,6 @@
           <w:rFonts w:eastAsia="Apple SD Gothic Neo"/>
           <w:b/>
           <w:bCs/>
-          <w:color w:val="EE0000"/>
           <w:sz w:val="26"/>
           <w:szCs w:val="26"/>
         </w:rPr>
@@ -34281,7 +34226,6 @@
           <w:rFonts w:eastAsia="Apple SD Gothic Neo"/>
           <w:b/>
           <w:bCs/>
-          <w:color w:val="EE0000"/>
           <w:sz w:val="26"/>
           <w:szCs w:val="26"/>
         </w:rPr>
@@ -34293,7 +34237,6 @@
           <w:rFonts w:eastAsia="Apple SD Gothic Neo"/>
           <w:b/>
           <w:bCs/>
-          <w:color w:val="EE0000"/>
           <w:sz w:val="26"/>
           <w:szCs w:val="26"/>
         </w:rPr>
@@ -34302,7 +34245,7 @@
     </w:p>
     <w:p>
       <w:pPr>
-        <w:jc w:val="left"/>
+        <w:jc w:val="both"/>
       </w:pPr>
       <w:r>
         <w:t xml:space="preserve">본 논문은 탄소 인지 스케줄링 시스템 CAST를 제안한다. 탄소와 지연 사이의 가중치를 슬롯마다 파레토 무릎점에서 자동으로 결정하고, 8개 리전의 1년치 실측 탄소집약도 위에서 공간 이동과 시간 이동의 결합 효과를 측정하였다. 예측 단계는 리전별 LSTM으로 향후 24시간의 탄소집약도를 산출하고, 공간 이동 단계는 슬롯마다 정수 계획으로 실행 리전을 결정하며, 시간 이동 단계는 마감 이내에서 실행 시각을 결정한다.</w:t>
@@ -34310,12 +34253,12 @@
     </w:p>
     <w:p>
       <w:pPr>
-        <w:jc w:val="left"/>
-      </w:pPr>
-    </w:p>
-    <w:p>
-      <w:pPr>
-        <w:jc w:val="left"/>
+        <w:jc w:val="both"/>
+      </w:pPr>
+    </w:p>
+    <w:p>
+      <w:pPr>
+        <w:jc w:val="both"/>
       </w:pPr>
       <w:r>
         <w:t xml:space="preserve">공간 이동만으로 총 배출량이 56.85% 감소하고, 시간 이동만으로는 18.58% 감소한다. 리전 용량 제약을 지키면서 둘을 결합하는 온라인 용량 인지 알고리즘(Algorithm 1)은 63.03%를 달성하며, 작업 146,000건 전량이 마감 이내에 처리되어 마감 위반은 발생하지 않는다.</w:t>
@@ -34323,12 +34266,12 @@
     </w:p>
     <w:p>
       <w:pPr>
-        <w:jc w:val="left"/>
-      </w:pPr>
-    </w:p>
-    <w:p>
-      <w:pPr>
-        <w:jc w:val="left"/>
+        <w:jc w:val="both"/>
+      </w:pPr>
+    </w:p>
+    <w:p>
+      <w:pPr>
+        <w:jc w:val="both"/>
       </w:pPr>
       <w:r>
         <w:t xml:space="preserve">이 63.03%는 두 경계값 사이에 있다. 배치 시점에 용량을 전혀 고려하지 않으면 65.93%까지 오르지만, 이는 상한의 3.4배(41건)까지 동시 실행이 몰리는, 실현 불가능한 반사실 상한이다. 반대로 배치가 끝난 뒤 사후적으로 상한 초과분을 되돌리는 순진한 방식은 59.37%에 그친다 — 아무 것도 하지 않았을 때 감수해야 할 손해의 크기다. 온라인 용량 인지는 이 하한보다 3.66%포인트 더 절감하면서 상한 위반을 최대 동시 41건에서 17건으로 줄인다.</w:t>
@@ -34336,12 +34279,12 @@
     </w:p>
     <w:p>
       <w:pPr>
-        <w:jc w:val="left"/>
-      </w:pPr>
-    </w:p>
-    <w:p>
-      <w:pPr>
-        <w:jc w:val="left"/>
+        <w:jc w:val="both"/>
+      </w:pPr>
+    </w:p>
+    <w:p>
+      <w:pPr>
+        <w:jc w:val="both"/>
       </w:pPr>
       <w:r>
         <w:t>본</w:t>
@@ -34937,12 +34880,12 @@
     </w:p>
     <w:p>
       <w:pPr>
-        <w:jc w:val="left"/>
-      </w:pPr>
-    </w:p>
-    <w:p>
-      <w:pPr>
-        <w:jc w:val="left"/>
+        <w:jc w:val="both"/>
+      </w:pPr>
+    </w:p>
+    <w:p>
+      <w:pPr>
+        <w:jc w:val="both"/>
       </w:pPr>
       <w:r>
         <w:t xml:space="preserve">한계는 네 가지다. 첫째, 시뮬레이션 평가다 — 실측 데이터 위에서 트레이스 재생 방식으로 검증했으며, 실제 클러스터 배포는 하지 않았다. 배치 시점에 용량을 아는 경우와 모르는 경우, 사후에 강제하는 경우를 같은 작업 집합에 나란히 적용해 비교해야 하므로, 이는 한 시스템의 실배포로는 애초에 동시에 잴 수 없는 비교다. 둘째, 캘리포니아·텍사스·독일 세 리전의 기상 예보 입력은 실제 예보 API가 아니라 해당 시각에 실측된 기상값을 그대로 가져다 쓴 것이다(§5.3) — 예보 오차가 0인 이상적 상황을 가정한 셈이라, 이 세 리전의 예측 성능과 절감 효과는 실제보다 낙관적일 수 있다. 셋째, 예측 지평은 24시간까지만 시험했다 — 원자료가 24시간 예보까지만 있어 48시간 지평은 시험할 수 없었다. 넷째, 솔버의 동률 처리 비결정성(재실행 시 총배출이 최대 0.14% 차이), 합성 워크로드 파라미터(도착률, 지연 등급 분포)의 근거 미비, 그리고 지연 행렬에서 미국 동부 리전을 버지니아로 근사한 점(뉴욕에는 해당 지역 Azure 리전이 없음, 실제 뉴욕 값은 이보다 5~8ms가량 높을 것으로 추정됨)이 남은 한계다.</w:t>
@@ -34950,12 +34893,12 @@
     </w:p>
     <w:p>
       <w:pPr>
-        <w:jc w:val="left"/>
-      </w:pPr>
-    </w:p>
-    <w:p>
-      <w:pPr>
-        <w:jc w:val="left"/>
+        <w:jc w:val="both"/>
+      </w:pPr>
+    </w:p>
+    <w:p>
+      <w:pPr>
+        <w:jc w:val="both"/>
       </w:pPr>
       <w:r>
         <w:t xml:space="preserve">향후 과제는 넷이다. 첫째, 실제 기상 예보 API 연동으로 세 리전의 예보 누출을 제거하는 것이다. 둘째, 24시간을 넘는 예측 지평을 시험할 수 있도록 원자료를 확장하는 것이다. 셋째, 수요 증가에 맞춘 용량 산정이다 — 작업량이 2배로 늘면 본 알고리즘에서도 용량 위반 배정이 264.0배로 폭증하므로, 고정 상한이 아니라 수요에 비례해 조정되는 용량 모델이 필요하다. 넷째, 실제 클러스터 배포를 통한 검증이다.</w:t>
@@ -34963,18 +34906,18 @@
     </w:p>
     <w:p>
       <w:pPr>
-        <w:jc w:val="left"/>
-      </w:pPr>
-    </w:p>
-    <w:p>
-      <w:pPr>
-        <w:jc w:val="left"/>
+        <w:jc w:val="both"/>
+      </w:pPr>
+    </w:p>
+    <w:p>
+      <w:pPr>
+        <w:jc w:val="both"/>
       </w:pPr>
     </w:p>
     <w:p>
       <w:pPr>
         <w:spacing w:line="276" w:lineRule="auto"/>
-        <w:jc w:val="left"/>
+        <w:jc w:val="both"/>
       </w:pPr>
     </w:p>
     <w:p>

--- a/paper/CAST.docx
+++ b/paper/CAST.docx
@@ -7298,159 +7298,7 @@
           <w:sz w:val="16"/>
           <w:szCs w:val="16"/>
         </w:rPr>
-        <w:t xml:space="preserve">. </w:t>
-      </w:r>
-      <w:r>
-        <w:rPr>
-          <w:color w:val="1155CC"/>
-          <w:sz w:val="16"/>
-          <w:szCs w:val="16"/>
-        </w:rPr>
-        <w:t>투고</w:t>
-      </w:r>
-      <w:r>
-        <w:rPr>
-          <w:color w:val="1155CC"/>
-          <w:sz w:val="16"/>
-          <w:szCs w:val="16"/>
-        </w:rPr>
-        <w:t xml:space="preserve"> </w:t>
-      </w:r>
-      <w:r>
-        <w:rPr>
-          <w:color w:val="1155CC"/>
-          <w:sz w:val="16"/>
-          <w:szCs w:val="16"/>
-        </w:rPr>
-        <w:t>전</w:t>
-      </w:r>
-      <w:r>
-        <w:rPr>
-          <w:color w:val="1155CC"/>
-          <w:sz w:val="16"/>
-          <w:szCs w:val="16"/>
-        </w:rPr>
-        <w:t xml:space="preserve"> </w:t>
-      </w:r>
-      <w:r>
-        <w:rPr>
-          <w:color w:val="1155CC"/>
-          <w:sz w:val="16"/>
-          <w:szCs w:val="16"/>
-        </w:rPr>
-        <w:t>공식</w:t>
-      </w:r>
-      <w:r>
-        <w:rPr>
-          <w:color w:val="1155CC"/>
-          <w:sz w:val="16"/>
-          <w:szCs w:val="16"/>
-        </w:rPr>
-        <w:t xml:space="preserve"> </w:t>
-      </w:r>
-      <w:r>
-        <w:rPr>
-          <w:color w:val="1155CC"/>
-          <w:sz w:val="16"/>
-          <w:szCs w:val="16"/>
-        </w:rPr>
-        <w:t>문서에서</w:t>
-      </w:r>
-      <w:r>
-        <w:rPr>
-          <w:color w:val="1155CC"/>
-          <w:sz w:val="16"/>
-          <w:szCs w:val="16"/>
-        </w:rPr>
-        <w:t xml:space="preserve"> </w:t>
-      </w:r>
-      <w:r>
-        <w:rPr>
-          <w:color w:val="1155CC"/>
-          <w:sz w:val="16"/>
-          <w:szCs w:val="16"/>
-        </w:rPr>
-        <w:t>직접</w:t>
-      </w:r>
-      <w:r>
-        <w:rPr>
-          <w:color w:val="1155CC"/>
-          <w:sz w:val="16"/>
-          <w:szCs w:val="16"/>
-        </w:rPr>
-        <w:t xml:space="preserve"> </w:t>
-      </w:r>
-      <w:r>
-        <w:rPr>
-          <w:color w:val="1155CC"/>
-          <w:sz w:val="16"/>
-          <w:szCs w:val="16"/>
-        </w:rPr>
-        <w:t>확인하고</w:t>
-      </w:r>
-      <w:r>
-        <w:rPr>
-          <w:color w:val="1155CC"/>
-          <w:sz w:val="16"/>
-          <w:szCs w:val="16"/>
-        </w:rPr>
-        <w:t xml:space="preserve"> </w:t>
-      </w:r>
-      <w:r>
-        <w:rPr>
-          <w:color w:val="1155CC"/>
-          <w:sz w:val="16"/>
-          <w:szCs w:val="16"/>
-        </w:rPr>
-        <w:t>정확한</w:t>
-      </w:r>
-      <w:r>
-        <w:rPr>
-          <w:color w:val="1155CC"/>
-          <w:sz w:val="16"/>
-          <w:szCs w:val="16"/>
-        </w:rPr>
-        <w:t xml:space="preserve"> URL</w:t>
-      </w:r>
-      <w:r>
-        <w:rPr>
-          <w:color w:val="1155CC"/>
-          <w:sz w:val="16"/>
-          <w:szCs w:val="16"/>
-        </w:rPr>
-        <w:t>로</w:t>
-      </w:r>
-      <w:r>
-        <w:rPr>
-          <w:color w:val="1155CC"/>
-          <w:sz w:val="16"/>
-          <w:szCs w:val="16"/>
-        </w:rPr>
-        <w:t xml:space="preserve"> </w:t>
-      </w:r>
-      <w:r>
-        <w:rPr>
-          <w:color w:val="1155CC"/>
-          <w:sz w:val="16"/>
-          <w:szCs w:val="16"/>
-        </w:rPr>
-        <w:t>교체할</w:t>
-      </w:r>
-      <w:r>
-        <w:rPr>
-          <w:color w:val="1155CC"/>
-          <w:sz w:val="16"/>
-          <w:szCs w:val="16"/>
-        </w:rPr>
-        <w:t xml:space="preserve"> </w:t>
-      </w:r>
-      <w:r>
-        <w:rPr>
-          <w:color w:val="1155CC"/>
-          <w:sz w:val="16"/>
-          <w:szCs w:val="16"/>
-        </w:rPr>
-        <w:t>것</w:t>
+        <w:t>.</w:t>
       </w:r>
     </w:p>
     <w:p>

--- a/paper/CAST.docx
+++ b/paper/CAST.docx
@@ -1238,6 +1238,9 @@
       <w:r>
         <w:t xml:space="preserve">저탄소 전원 조달 역시 완전한 해법은 아니다. IEA Base Case에서 데이터센터 전력 사용에 따른 배출량은 2035년 연 3억 톤까지 늘어난다. 재생에너지 조달이 통상 연간 소비량 단위로 이루어져 시간별 격차를 해소하지 못하는 데다, 신규 송전선 건설에 4~8년이 걸리는 전력망 자체도 제약이기 때문이다.</w:t>
       </w:r>
+      <w:r>
+        <w:t xml:space="preserve"> </w:t>
+      </w:r>
       <w:hyperlink r:id="rId13">
         <w:r>
           <w:rPr>
@@ -3714,6 +3717,9 @@
       </w:r>
       <w:proofErr w:type="spellStart"/>
       <w:proofErr w:type="spellEnd"/>
+      <w:r>
+        <w:t xml:space="preserve"> </w:t>
+      </w:r>
       <w:hyperlink r:id="rId25">
         <w:r>
           <w:rPr>
@@ -5077,6 +5083,9 @@
       </w:r>
       <w:proofErr w:type="spellStart"/>
       <w:proofErr w:type="spellEnd"/>
+      <w:r>
+        <w:t xml:space="preserve"> </w:t>
+      </w:r>
       <w:hyperlink r:id="rId31">
         <w:r>
           <w:rPr>
@@ -5662,6 +5671,9 @@
       <w:proofErr w:type="spellEnd"/>
       <w:proofErr w:type="spellStart"/>
       <w:proofErr w:type="spellEnd"/>
+      <w:r>
+        <w:t xml:space="preserve"> </w:t>
+      </w:r>
       <w:hyperlink r:id="rId33">
         <w:r>
           <w:rPr>

--- a/paper/CAST.docx
+++ b/paper/CAST.docx
@@ -20137,7 +20137,7 @@
         <w:rPr>
           <w:color w:val="1155CC"/>
         </w:rPr>
-        <w:t xml:space="preserve">. </w:t>
+        <w:t xml:space="preserve"> </w:t>
       </w:r>
       <w:r>
         <w:rPr>

--- a/paper/CAST.docx
+++ b/paper/CAST.docx
@@ -31459,7 +31459,7 @@
         <w:t xml:space="preserve">. </w:t>
       </w:r>
       <w:r>
-        <w:t>앞서(§6.3) 밝혔듯 시간 이동의 대상을 k=1·k=2의 58,288건으로 한정하는 셈법은 슬롯 정렬 모델에서나 성립한다 — 롤링 모델에서는 146,000건 전체가 대상이 될 수 있으므로, 전체를 분모로 하면 21.4%가 되돌려진 셈이다. </w:t>
+        <w:t>시간 이동의 대상을 k=1·k=2의 58,288건으로 한정하는 셈법은 슬롯 정렬 모델에서나 성립한다 — 롤링 모델에서는 146,000건 전체가 대상이 될 수 있으므로, 전체를 분모로 하면 21.4%가 되돌려진 셈이다. </w:t>
       </w:r>
       <w:r>
         <w:t>시간</w:t>

--- a/paper/CAST.docx
+++ b/paper/CAST.docx
@@ -10753,197 +10753,7 @@
           <w:szCs w:val="26"/>
         </w:rPr>
         <w:lastRenderedPageBreak/>
-        <w:t xml:space="preserve">4. </w:t>
-      </w:r>
-      <w:r>
-        <w:rPr>
-          <w:rFonts w:eastAsia="Apple SD Gothic Neo"/>
-          <w:b/>
-          <w:bCs/>
-          <w:sz w:val="26"/>
-          <w:szCs w:val="26"/>
-        </w:rPr>
-        <w:t>이</w:t>
-      </w:r>
-      <w:r>
-        <w:rPr>
-          <w:rFonts w:eastAsia="Apple SD Gothic Neo"/>
-          <w:b/>
-          <w:bCs/>
-          <w:sz w:val="26"/>
-          <w:szCs w:val="26"/>
-        </w:rPr>
-        <w:t xml:space="preserve"> </w:t>
-      </w:r>
-      <w:r>
-        <w:rPr>
-          <w:rFonts w:eastAsia="Apple SD Gothic Neo"/>
-          <w:b/>
-          <w:bCs/>
-          <w:sz w:val="26"/>
-          <w:szCs w:val="26"/>
-        </w:rPr>
-        <w:t>문제를</w:t>
-      </w:r>
-      <w:r>
-        <w:rPr>
-          <w:rFonts w:eastAsia="Apple SD Gothic Neo"/>
-          <w:b/>
-          <w:bCs/>
-          <w:sz w:val="26"/>
-          <w:szCs w:val="26"/>
-        </w:rPr>
-        <w:t xml:space="preserve"> </w:t>
-      </w:r>
-      <w:r>
-        <w:rPr>
-          <w:rFonts w:eastAsia="Apple SD Gothic Neo"/>
-          <w:b/>
-          <w:bCs/>
-          <w:sz w:val="26"/>
-          <w:szCs w:val="26"/>
-        </w:rPr>
-        <w:t>해결하려고</w:t>
-      </w:r>
-      <w:r>
-        <w:rPr>
-          <w:rFonts w:eastAsia="Apple SD Gothic Neo"/>
-          <w:b/>
-          <w:bCs/>
-          <w:sz w:val="26"/>
-          <w:szCs w:val="26"/>
-        </w:rPr>
-        <w:t xml:space="preserve"> </w:t>
-      </w:r>
-      <w:r>
-        <w:rPr>
-          <w:rFonts w:eastAsia="Apple SD Gothic Neo"/>
-          <w:b/>
-          <w:bCs/>
-          <w:sz w:val="26"/>
-          <w:szCs w:val="26"/>
-        </w:rPr>
-        <w:t>했던</w:t>
-      </w:r>
-      <w:r>
-        <w:rPr>
-          <w:rFonts w:eastAsia="Apple SD Gothic Neo"/>
-          <w:b/>
-          <w:bCs/>
-          <w:sz w:val="26"/>
-          <w:szCs w:val="26"/>
-        </w:rPr>
-        <w:t xml:space="preserve"> </w:t>
-      </w:r>
-      <w:r>
-        <w:rPr>
-          <w:rFonts w:eastAsia="Apple SD Gothic Neo"/>
-          <w:b/>
-          <w:bCs/>
-          <w:sz w:val="26"/>
-          <w:szCs w:val="26"/>
-        </w:rPr>
-        <w:t>기존</w:t>
-      </w:r>
-      <w:r>
-        <w:rPr>
-          <w:rFonts w:eastAsia="Apple SD Gothic Neo"/>
-          <w:b/>
-          <w:bCs/>
-          <w:sz w:val="26"/>
-          <w:szCs w:val="26"/>
-        </w:rPr>
-        <w:t xml:space="preserve"> </w:t>
-      </w:r>
-      <w:r>
-        <w:rPr>
-          <w:rFonts w:eastAsia="Apple SD Gothic Neo"/>
-          <w:b/>
-          <w:bCs/>
-          <w:sz w:val="26"/>
-          <w:szCs w:val="26"/>
-        </w:rPr>
-        <w:t>방법</w:t>
-      </w:r>
-      <w:r>
-        <w:rPr>
-          <w:rFonts w:eastAsia="Apple SD Gothic Neo"/>
-          <w:b/>
-          <w:bCs/>
-          <w:sz w:val="26"/>
-          <w:szCs w:val="26"/>
-        </w:rPr>
-        <w:t xml:space="preserve"> + </w:t>
-      </w:r>
-      <w:r>
-        <w:rPr>
-          <w:rFonts w:eastAsia="Apple SD Gothic Neo"/>
-          <w:b/>
-          <w:bCs/>
-          <w:sz w:val="26"/>
-          <w:szCs w:val="26"/>
-        </w:rPr>
-        <w:t>그리고</w:t>
-      </w:r>
-      <w:r>
-        <w:rPr>
-          <w:rFonts w:eastAsia="Apple SD Gothic Neo"/>
-          <w:b/>
-          <w:bCs/>
-          <w:sz w:val="26"/>
-          <w:szCs w:val="26"/>
-        </w:rPr>
-        <w:t xml:space="preserve"> </w:t>
-      </w:r>
-      <w:r>
-        <w:rPr>
-          <w:rFonts w:eastAsia="Apple SD Gothic Neo"/>
-          <w:b/>
-          <w:bCs/>
-          <w:sz w:val="26"/>
-          <w:szCs w:val="26"/>
-        </w:rPr>
-        <w:t>기존</w:t>
-      </w:r>
-      <w:r>
-        <w:rPr>
-          <w:rFonts w:eastAsia="Apple SD Gothic Neo"/>
-          <w:b/>
-          <w:bCs/>
-          <w:sz w:val="26"/>
-          <w:szCs w:val="26"/>
-        </w:rPr>
-        <w:t xml:space="preserve"> </w:t>
-      </w:r>
-      <w:r>
-        <w:rPr>
-          <w:rFonts w:eastAsia="Apple SD Gothic Neo"/>
-          <w:b/>
-          <w:bCs/>
-          <w:sz w:val="26"/>
-          <w:szCs w:val="26"/>
-        </w:rPr>
-        <w:t>방법의</w:t>
-      </w:r>
-      <w:r>
-        <w:rPr>
-          <w:rFonts w:eastAsia="Apple SD Gothic Neo"/>
-          <w:b/>
-          <w:bCs/>
-          <w:sz w:val="26"/>
-          <w:szCs w:val="26"/>
-        </w:rPr>
-        <w:t xml:space="preserve"> </w:t>
-      </w:r>
-      <w:r>
-        <w:rPr>
-          <w:rFonts w:eastAsia="Apple SD Gothic Neo"/>
-          <w:b/>
-          <w:bCs/>
-          <w:sz w:val="26"/>
-          <w:szCs w:val="26"/>
-        </w:rPr>
-        <w:t>한계</w:t>
+        <w:t xml:space="preserve">4. 관련 연구와 그 한계</w:t>
       </w:r>
     </w:p>
     <w:p>

--- a/paper/CAST.docx
+++ b/paper/CAST.docx
@@ -3836,7 +3836,7 @@
             <w:szCs w:val="16"/>
             <w:u w:val="single"/>
           </w:rPr>
-          <w:t xml:space="preserve"> https://doi.org/10.1145/3627703.3650079</w:t>
+          <w:t xml:space="preserve">https://doi.org/10.1145/3627703.3650079</w:t>
         </w:r>
         <w:r>
           <w:rPr>
@@ -4370,7 +4370,7 @@
         <w:rPr>
           <w:color w:val="1155CC"/>
         </w:rPr>
-        <w:t xml:space="preserve">. </w:t>
+        <w:t xml:space="preserve"> </w:t>
       </w:r>
       <w:r>
         <w:rPr>

--- a/paper/CAST.docx
+++ b/paper/CAST.docx
@@ -19296,6 +19296,14 @@
       </w:pPr>
       <w:r>
         <w:t xml:space="preserve">식 (2)는 모든 작업이 정확히 한 리전에 배정됨을, 식 (3)은 어느 시각에도 리전의 동시 실행 작업 수가 여유율을 적용한 용량을 넘지 않음을, 식 (4)는 실행이 제출 이후이고 마감 이내임을, 식 (5)는 시간 이동에 따른 지연과 네트워크 지연의 합이 지연 예산을 넘지 않음을 뜻한다. 다만 식 (5)는 본 구현에서 명시적으로 강제되지 않으며, 네트워크 지연 행렬의 최댓값 244 ms가 가장 짧은 지연 예산보다도 작아 수치상으로도 구속되지 않는다.</w:t>
+      </w:r>
+    </w:p>
+    <w:p w14:paraId="00K5R001">
+      <w:pPr>
+        <w:jc w:val="both"/>
+      </w:pPr>
+      <w:r>
+        <w:t xml:space="preserve">여유율을 적용한 이 상한은 §5.6에서 K_r = ⌊η·cap_r⌋로 다시 표기한다. 식 (3)의 우변과 식 (13)의 K_r은 같은 값이다.</w:t>
       </w:r>
     </w:p>
     <w:p>

--- a/paper/CAST.docx
+++ b/paper/CAST.docx
@@ -4364,7 +4364,7 @@
         <w:jc w:val="both"/>
       </w:pPr>
       <w:r>
-        <w:t xml:space="preserve">셋째, 시간 이동 단계가 리전 용량을 고려하지 않을 때 프랑스와 캘리포니아에서 동시 실행 수가 여유율 상한의 3.4배인 41건에 이르고, 연중 각각 622시간과 867시간 동안 상한을 초과함을 실측했다. 선행 연구는 이 현상을 단일 클러스터 맥락에서 지적하였으나 정량화하지 않았다.</w:t>
+        <w:t xml:space="preserve">셋째, 시간 이동 단계가 리전 용량을 고려하지 않을 때 프랑스와 캘리포니아에서 동시 실행 수가 여유율 상한의 3.4배인 41건에 이르고, 연중 각각 622시간과 867시간 동안 상한을 초과함을 실측한 뒤, 이를 온라인으로 강제하는 알고리즘(Algorithm 1)을 제시한다. 이 알고리즘은 슬롯마다 리전 점유량을 추적하여 상한에 도달한 슬롯을 후보에서 제외하며, 어떤 작업도 무한히 연기되지 않고 마감 위반이 발생하지 않음을 증명한다. 선행 연구는 이 현상을 단일 클러스터 맥락에서 지적하였으나 정량화하지 않았고, 리전 간 이동과 결합한 온라인 강제 기법도 제시하지 않았다.</w:t>
       </w:r>
       <w:r>
         <w:rPr>

--- a/paper/CAST.docx
+++ b/paper/CAST.docx
@@ -21825,7 +21825,7 @@
       </w:pPr>
       <w:proofErr w:type="spellStart"/>
       <w:r>
-        <w:t xml:space="preserve">avail_r은 여유율을 적용한 용량에서 현재 실행 중인 작업 수를 뺀 값이다. 미배정 변수 s_j는 어떤 리전에도 배정할 수 없을 때 문제가 실행 불가능해지는 것을 막으며, P_slack에 어떤 배정 비용보다 큰 값을 주어 배정이 가능한 한 선택되지 않도록 한다.</w:t>
+        <w:t xml:space="preserve">a_r은 여유율을 적용한 용량에서 현재 실행 중인 작업 수를 뺀 값이다. 미배정 변수 z_j는 어떤 리전에도 배정할 수 없을 때 문제가 실행 불가능해지는 것을 막으며, P_slack에 어떤 배정 비용보다 큰 값을 주어 배정이 가능한 한 선택되지 않도록 한다.</w:t>
       </w:r>
       <w:proofErr w:type="spellEnd"/>
       <w:proofErr w:type="spellStart"/>

--- a/paper/CAST.docx
+++ b/paper/CAST.docx
@@ -20472,15 +20472,15 @@
           <w:sz w:val="18"/>
           <w:szCs w:val="18"/>
         </w:rPr>
-        <w:t xml:space="preserve">그림 2. 공간 이동(로드밸런서) — 슬롯마다 파레토 무릎점으로 α를 자동 결정해 리전 용량 제약 안에서 작업을 배정하는 슬롯 단위 ILP.</w:t>
-      </w:r>
-    </w:p>
-    <w:p>
-      <w:pPr>
-        <w:jc w:val="both"/>
-      </w:pPr>
-      <w:r>
-        <w:t xml:space="preserve">그림 2는 슬롯 단위 로드밸런서가 예측·지연 행렬·직전 배정을 입력받아 α를 슬롯마다 자동으로 정하고 ILP로 작업의 실행 리전을 배정하는 과정을 나타낸다.</w:t>
+        <w:t xml:space="preserve">그림 2. 공간 이동(로드밸런서) — 슬롯마다 파레토 무릎점으로 α를 자동 결정해 리전 용량 제약 안에서 작업을 배정하는 슬롯 단위 ILP다.</w:t>
+      </w:r>
+    </w:p>
+    <w:p>
+      <w:pPr>
+        <w:jc w:val="both"/>
+      </w:pPr>
+      <w:r>
+        <w:t xml:space="preserve">그림 2는 예측·지연 행렬·직전 배정이라는 세 입력에서 출발해 배정 확정까지 이어지는 처리 순서를 보여준다.</w:t>
       </w:r>
     </w:p>
     <w:p>
@@ -22544,7 +22544,7 @@
         <w:jc w:val="both"/>
       </w:pPr>
       <w:r>
-        <w:t xml:space="preserve">그림 3은 고정 α 스윕과 슬롯마다 다시 계산하는 무릎점 자동 α(auto)의 위치를 지연-탄소 평면에 함께 나타낸다. auto는 절감률이 가장 높은 지점이 아니라 지연 한 단위당 탄소 한계수익이 정점을 찍는 지점이다.</w:t>
+        <w:t xml:space="preserve">그림 3은 α=0(지연 최소)부터 α=1(탄소 최소)까지 고정값 스윕 결과와 auto의 위치를 같은 평면에 함께 표시해, auto가 두 극단과 어떻게 다른 지점을 택하는지 비교할 수 있게 한다.</w:t>
       </w:r>
     </w:p>
     <w:p>
@@ -24495,7 +24495,7 @@
         <w:jc w:val="both"/>
       </w:pPr>
       <w:r>
-        <w:t xml:space="preserve">그림 4는 마감 인지 시간 이동이 실행 가능 윈도우 안에서 탄소·지연 가중 점수가 최소인 슬롯을 선택하는 과정을 나타낸다.</w:t>
+        <w:t xml:space="preserve">그림 4는 그림 2가 정한 리전 배정을 이어받아, 같은 파이프라인이 이번에는 실행 시각을 정하는 두 번째 단계임을 보여준다.</w:t>
       </w:r>
     </w:p>
     <w:p>
@@ -32283,7 +32283,7 @@
         <w:jc w:val="both"/>
       </w:pPr>
       <w:r>
-        <w:t xml:space="preserve">그림 5는 시간 이동을 용량 제약 없이 적용했을 때(무제약)와 온라인 용량 인지 알고리즘을 적용했을 때(온라인) 캘리포니아 리전의 시간별 동시 실행 수를 비교한 것이다. 무제약에서는 상한(12건)의 3.4배인 41건까지 몰리지만, 온라인 용량 인지는 이를 17건까지 억제한다.</w:t>
+        <w:t xml:space="preserve">그림 5는 이 억제가 하루 중 특정 시간대에 몰리는지 살펴볼 수 있게 시계열로 나타낸 것으로, §6.4에서 다루는 19~21시 집중 현상의 근거가 되는 그래프다.</w:t>
       </w:r>
     </w:p>
     <w:p/>
@@ -33427,7 +33427,7 @@
         <w:jc w:val="both"/>
       </w:pPr>
       <w:r>
-        <w:t xml:space="preserve">그림 6은 리전 용량을 기준값의 0.5배에서 무제약까지 바꾸어 가며 측정한 총배출량과 강제 편입 건수를 나타낸다. 용량이 늘수록 총배출은 줄지만 그 수익은 체감하며, 전 구간에서 마감 위반은 발생하지 않는다.</w:t>
+        <w:t xml:space="preserve">그림 6은 총배출(왼쪽 축)과 강제 편입 건수(오른쪽 축)를 같은 가로축 위에 나란히 놓아, 용량을 늘렸을 때 두 지표가 같은 방향으로 휘어지는지 한눈에 비교할 수 있게 한다.</w:t>
       </w:r>
     </w:p>
     <w:p w14:paraId="P0000058">

--- a/paper/CAST.docx
+++ b/paper/CAST.docx
@@ -243,7 +243,7 @@
         <w:t xml:space="preserve">초록  </w:t>
       </w:r>
       <w:r>
-        <w:t xml:space="preserve">데이터센터의 탄소 배출량은 같은 작업이라도 어느 리전에서 언제 실행하느냐에 따라 크게 달라진다. 본 연구는 미래 탄소집약도를 LSTM으로 예측하고, 정수계획법으로 작업을 저탄소 리전에 배정한 뒤, 마감 시한 안에서 시간을 옮겨 배출량을 한 번 더 줄이는 CAST를 제안한다. 탄소와 지연 사이의 가중치는 고정하지 않고, 매 시간 슬롯마다 파레토 곡선의 무릎점에서 자동으로 정한다. 8개 리전, 1년치 실측 탄소 데이터 위에서 돌린 합성 작업 146,000건으로 실험한 결과, 시간 이동만으로 18.58%, 리전 이동만으로 56.85%를 줄였고 둘을 결합하면 63.03%를 줄였으며 마감 위반은 없었다. 무릎점 자동 선택은 가중치 고정(알파=0.5) 대비 지연 6.7ms만 더 쓰고 탄소는 10.64%포인트 더 줄인다. 다만 리전별 용량 제한을 지키면 시간 이동의 몫은 이론상 9.07%포인트에서 6.18%포인트로 줄어, 용량이 시간 이동 효과를 제한함을 정량적으로 보였다.</w:t>
+        <w:t xml:space="preserve">데이터센터의 탄소 배출량은 같은 작업이라도 어느 리전에서 언제 실행하느냐에 따라 크게 달라진다. 본 연구는 미래 탄소집약도를 LSTM으로 예측하고, 정수계획법으로 작업을 저탄소 리전에 배정한 뒤, 마감 시한 안에서 시간을 옮겨 배출량을 한 번 더 줄이는 CAST를 제안한다. 탄소와 지연 사이의 가중치는 고정하지 않고, 매 시간 슬롯마다 파레토 곡선의 무릎점에서 자동으로 정한다. 8개 리전, 1년치 실측 탄소 데이터 위에서 돌린 합성 작업 146,000건으로 실험한 결과, 시간 이동만으로 18.58%, 리전 이동만으로 56.85%를 줄였고 둘을 결합하면 63.03%를 줄였으며 마감 위반은 없었다. 무릎점 자동 선택은 가중치 고정(알파=0.5) 대비 지연 6.7ms만 더 쓰고 탄소는 10.64%포인트 더 줄인다. 리전별 용량 상한은 온라인으로 강제하며, 어떤 작업도 무한히 밀리지 않음을 증명한다. 그 대가로 시간 이동의 몫은 9.07%포인트에서 6.18%포인트로 준다.</w:t>
       </w:r>
     </w:p>
     <w:p/>
@@ -269,7 +269,7 @@
         <w:t xml:space="preserve">Abstract  </w:t>
       </w:r>
       <w:r>
-        <w:t xml:space="preserve">The carbon footprint of a cloud workload varies substantially depending on which region and when it runs. We present CAST, a carbon-aware scheduler that forecasts future carbon intensity with an LSTM, places jobs across regions via integer programming, and further shifts them in time within each job's deadline. Rather than fixing the trade-off between carbon and latency, CAST selects it automatically at every time slot by locating the knee point of the Pareto curve. Evaluated on 146,000 synthetic jobs driven by one year of measured carbon-intensity data across 8 regions, temporal shifting alone reduces emissions by 18.58%, spatial placement alone by 56.85%, and combining both reduces emissions by 63.03% with zero deadline violations. The automatic knee-point weight cuts 10.64 percentage points more carbon than a fixed weight (alpha=0.5), at the cost of only 6.7ms additional latency. However, enforcing per-region capacity limits shrinks temporal shifting's marginal contribution from an unconstrained upper bound of 9.07 percentage points to 6.18 percentage points, quantifying how regional capacity constrains the benefit of shifting workloads in time.</w:t>
+        <w:t xml:space="preserve">The carbon footprint of a cloud workload varies substantially depending on which region and when it runs. We present CAST, a carbon-aware scheduler that forecasts future carbon intensity with an LSTM, places jobs across regions via integer programming, and further shifts them in time within each job's deadline. Rather than fixing the trade-off between carbon and latency, CAST selects it automatically at every time slot by locating the knee point of the Pareto curve. Evaluated on 146,000 synthetic jobs driven by one year of measured carbon-intensity data across 8 regions, temporal shifting alone reduces emissions by 18.58%, spatial placement alone by 56.85%, and combining both reduces emissions by 63.03% with zero deadline violations. The automatic knee-point weight cuts 10.64 percentage points more carbon than a fixed weight (alpha=0.5), at the cost of only 6.7ms additional latency. CAST enforces per-region capacity limits online and we prove that no job is deferred indefinitely. The cost of this enforcement is quantified: temporal shifting's marginal contribution shrinks from an unconstrained upper bound of 9.07 percentage points to 6.18 percentage points.</w:t>
       </w:r>
     </w:p>
     <w:p/>

--- a/paper/CAST.docx
+++ b/paper/CAST.docx
@@ -14407,7 +14407,7 @@
         <w:t xml:space="preserve">. </w:t>
       </w:r>
       <w:r>
-        <w:t>첫째</w:t>
+        <w:t>하나는</w:t>
       </w:r>
       <w:r>
         <w:t xml:space="preserve">, </w:t>
@@ -14671,7 +14671,7 @@
         <w:t xml:space="preserve">. </w:t>
       </w:r>
       <w:r>
-        <w:t>둘째</w:t>
+        <w:t>다른 하나는</w:t>
       </w:r>
       <w:r>
         <w:t xml:space="preserve">, </w:t>

--- a/paper/CAST.docx
+++ b/paper/CAST.docx
@@ -243,7 +243,7 @@
         <w:t xml:space="preserve">초록  </w:t>
       </w:r>
       <w:r>
-        <w:t xml:space="preserve">데이터센터의 탄소 배출량은 같은 작업이라도 어느 리전에서 언제 실행하느냐에 따라 크게 달라진다. 본 연구는 미래 탄소집약도를 LSTM으로 예측하고, 정수계획법으로 작업을 저탄소 리전에 배정한 뒤, 마감 시한 안에서 시간을 옮겨 배출량을 한 번 더 줄이는 CAST를 제안한다. 탄소와 지연 사이의 가중치는 고정하지 않고, 매 시간 슬롯마다 파레토 곡선의 무릎점에서 자동으로 정한다. 8개 리전, 1년치 실측 탄소 데이터 위에서 돌린 합성 작업 146,000건으로 실험한 결과, 시간 이동만으로 18.58%, 리전 이동만으로 56.85%를 줄였고 둘을 결합하면 63.03%를 줄였으며 마감 위반은 없었다. 무릎점 자동 선택은 가중치 고정(알파=0.5) 대비 지연 6.7ms만 더 쓰고 탄소는 10.64%포인트 더 줄인다. 리전별 용량 상한은 온라인으로 강제하며, 어떤 작업도 무한히 밀리지 않음을 증명한다. 그 대가로 시간 이동의 몫은 9.07%포인트에서 6.18%포인트로 준다.</w:t>
+        <w:t xml:space="preserve">데이터센터의 탄소 배출량은 같은 작업이라도 어느 리전에서 언제 실행하느냐에 따라 크게 달라진다. 본 연구는 미래 탄소집약도를 LSTM으로 예측하고, 정수계획법으로 작업을 저탄소 리전에 배정한 뒤, 마감 시한 안에서 시간을 옮겨 배출량을 한 번 더 줄이는 CAST를 제안한다. 탄소와 지연 사이의 가중치는 고정하지 않고, 매 시간 슬롯마다 파레토 곡선의 무릎점에서 자동으로 정한다. 8개 리전, 1년치 실측 탄소 데이터 위에서 돌린 합성 작업 146,000건으로 실험한 결과, 시간 이동만으로 18.60%, 리전 이동만으로 56.85%를 줄였고 둘을 결합하면 63.03%를 줄였으며 마감 위반은 없었다. 무릎점 자동 선택은 가중치 고정(알파=0.5) 대비 지연 6.7ms만 더 쓰고 탄소는 10.64%포인트 더 줄인다. 리전별 용량 상한은 온라인으로 강제하며, 어떤 작업도 무한히 밀리지 않음을 증명한다. 그 대가로 시간 이동의 몫은 9.07%포인트에서 6.18%포인트로 준다.</w:t>
       </w:r>
     </w:p>
     <w:p/>
@@ -269,7 +269,7 @@
         <w:t xml:space="preserve">Abstract  </w:t>
       </w:r>
       <w:r>
-        <w:t xml:space="preserve">The carbon footprint of a cloud workload varies substantially depending on which region and when it runs. We present CAST, a carbon-aware scheduler that forecasts future carbon intensity with an LSTM, places jobs across regions via integer programming, and further shifts them in time within each job's deadline. Rather than fixing the trade-off between carbon and latency, CAST selects it automatically at every time slot by locating the knee point of the Pareto curve. Evaluated on 146,000 synthetic jobs driven by one year of measured carbon-intensity data across 8 regions, temporal shifting alone reduces emissions by 18.58%, spatial placement alone by 56.85%, and combining both reduces emissions by 63.03% with zero deadline violations. The automatic knee-point weight cuts 10.64 percentage points more carbon than a fixed weight (alpha=0.5), at the cost of only 6.7ms additional latency. CAST enforces per-region capacity limits online and we prove that no job is deferred indefinitely. The cost of this enforcement is quantified: temporal shifting's marginal contribution shrinks from an unconstrained upper bound of 9.07 percentage points to 6.18 percentage points.</w:t>
+        <w:t xml:space="preserve">The carbon footprint of a cloud workload varies substantially depending on which region and when it runs. We present CAST, a carbon-aware scheduler that forecasts future carbon intensity with an LSTM, places jobs across regions via integer programming, and further shifts them in time within each job's deadline. Rather than fixing the trade-off between carbon and latency, CAST selects it automatically at every time slot by locating the knee point of the Pareto curve. Evaluated on 146,000 synthetic jobs driven by one year of measured carbon-intensity data across 8 regions, temporal shifting alone reduces emissions by 18.60%, spatial placement alone by 56.85%, and combining both reduces emissions by 63.03% with zero deadline violations. The automatic knee-point weight cuts 10.64 percentage points more carbon than a fixed weight (alpha=0.5), at the cost of only 6.7ms additional latency. CAST enforces per-region capacity limits online and we prove that no job is deferred indefinitely. The cost of this enforcement is quantified: temporal shifting's marginal contribution shrinks from an unconstrained upper bound of 9.07 percentage points to 6.18 percentage points.</w:t>
       </w:r>
     </w:p>
     <w:p/>
@@ -33939,7 +33939,7 @@
         <w:jc w:val="both"/>
       </w:pPr>
       <w:r>
-        <w:t xml:space="preserve">공간 이동만으로 총 배출량이 56.85% 감소하고, 시간 이동만으로는 18.58% 감소한다. 리전 용량 제약을 지키면서 둘을 결합하는 온라인 용량 인지 알고리즘(Algorithm 1)은 63.03%를 달성하며, 작업 146,000건 전량이 마감 이내에 처리되어 마감 위반은 발생하지 않는다.</w:t>
+        <w:t xml:space="preserve">공간 이동만으로 총 배출량이 56.85% 감소하고, 시간 이동만으로는 18.60% 감소한다. 리전 용량 제약을 지키면서 둘을 결합하는 온라인 용량 인지 알고리즘(Algorithm 1)은 63.03%를 달성하며, 작업 146,000건 전량이 마감 이내에 처리되어 마감 위반은 발생하지 않는다.</w:t>
       </w:r>
     </w:p>
     <w:p>

--- a/paper/CAST.docx
+++ b/paper/CAST.docx
@@ -2241,7 +2241,7 @@
         <w:t>인도가</w:t>
       </w:r>
       <w:r>
-        <w:t xml:space="preserve"> 542.9 </w:t>
+        <w:t xml:space="preserve"> 544.1 </w:t>
       </w:r>
       <w:proofErr w:type="spellStart"/>
       <w:r>
@@ -2255,7 +2255,7 @@
         <w:t>프랑스가</w:t>
       </w:r>
       <w:r>
-        <w:t xml:space="preserve"> 13.5 </w:t>
+        <w:t xml:space="preserve"> 13.6 </w:t>
       </w:r>
       <w:proofErr w:type="spellStart"/>
       <w:r>
@@ -2269,7 +2269,7 @@
         <w:t>로</w:t>
       </w:r>
       <w:r>
-        <w:t xml:space="preserve"> 40.1</w:t>
+        <w:t xml:space="preserve"> 39.9</w:t>
       </w:r>
       <w:r>
         <w:t>배의</w:t>
@@ -2341,7 +2341,7 @@
         <w:t>캘리포니아</w:t>
       </w:r>
       <w:r>
-        <w:t xml:space="preserve"> 3.58</w:t>
+        <w:t xml:space="preserve"> 3.53</w:t>
       </w:r>
       <w:r>
         <w:t>배</w:t>
@@ -2353,7 +2353,7 @@
         <w:t>독일</w:t>
       </w:r>
       <w:r>
-        <w:t xml:space="preserve"> 2.41</w:t>
+        <w:t xml:space="preserve"> 2.39</w:t>
       </w:r>
       <w:r>
         <w:t>배</w:t>
@@ -2377,7 +2377,7 @@
         <w:t>텍사스</w:t>
       </w:r>
       <w:r>
-        <w:t xml:space="preserve"> 1.79</w:t>
+        <w:t xml:space="preserve"> 1.77</w:t>
       </w:r>
       <w:r>
         <w:t>배로</w:t>
@@ -2407,7 +2407,7 @@
         <w:t>뉴욕</w:t>
       </w:r>
       <w:r>
-        <w:t xml:space="preserve"> 1.14</w:t>
+        <w:t xml:space="preserve"> 1.15</w:t>
       </w:r>
       <w:r>
         <w:t>배처럼</w:t>

--- a/paper/CAST.docx
+++ b/paper/CAST.docx
@@ -28972,7 +28972,7 @@
         <w:t>쓰면</w:t>
       </w:r>
       <w:r>
-        <w:t xml:space="preserve"> 9,984.9 kg, </w:t>
+        <w:t xml:space="preserve"> 9,977.6 kg, </w:t>
       </w:r>
       <w:r>
         <w:t>미래를</w:t>
@@ -29050,7 +29050,7 @@
         <w:t>것은</w:t>
       </w:r>
       <w:r>
-        <w:t xml:space="preserve"> 26.7 kg</w:t>
+        <w:t xml:space="preserve"> 19.4 kg</w:t>
       </w:r>
       <w:r>
         <w:t>으로</w:t>
@@ -29068,7 +29068,7 @@
         <w:t>절감량의</w:t>
       </w:r>
       <w:r>
-        <w:t xml:space="preserve"> 0.14%</w:t>
+        <w:t xml:space="preserve"> 0.07%</w:t>
       </w:r>
       <w:r>
         <w:t>에</w:t>

--- a/paper/CAST.docx
+++ b/paper/CAST.docx
@@ -29963,6 +29963,76 @@
         </w:tc>
       </w:tr>
     </w:tbl>
+    <w:p/>
+    <w:p>
+      <w:pPr>
+        <w:jc w:val="both"/>
+      </w:pPr>
+      <w:r>
+        <w:rPr>
+          <w:noProof/>
+        </w:rPr>
+        <w:drawing>
+          <wp:inline distT="0" distB="0" distL="0" distR="0" wp14:anchorId="0000A005" wp14:editId="0000A006">
+            <wp:extent cx="2730500" cy="4191000"/>
+            <wp:effectExtent l="0" t="0" r="0" b="0"/>
+            <wp:docPr id="964" name="Picture 964"/>
+            <wp:cNvGraphicFramePr>
+              <a:graphicFrameLocks xmlns:a="http://schemas.openxmlformats.org/drawingml/2006/main" noChangeAspect="1"/>
+            </wp:cNvGraphicFramePr>
+            <a:graphic xmlns:a="http://schemas.openxmlformats.org/drawingml/2006/main">
+              <a:graphicData uri="http://schemas.openxmlformats.org/drawingml/2006/picture">
+                <pic:pic xmlns:pic="http://schemas.openxmlformats.org/drawingml/2006/picture">
+                  <pic:nvPicPr>
+                    <pic:cNvPr id="964" name="fig7_comparison.png"/>
+                    <pic:cNvPicPr/>
+                  </pic:nvPicPr>
+                  <pic:blipFill>
+                    <a:blip r:embed="rId59"/>
+                    <a:stretch>
+                      <a:fillRect/>
+                    </a:stretch>
+                  </pic:blipFill>
+                  <pic:spPr>
+                    <a:xfrm>
+                      <a:off x="0" y="0"/>
+                      <a:ext cx="2730500" cy="4191000"/>
+                    </a:xfrm>
+                    <a:prstGeom prst="rect">
+                      <a:avLst/>
+                    </a:prstGeom>
+                  </pic:spPr>
+                </pic:pic>
+              </a:graphicData>
+            </a:graphic>
+          </wp:inline>
+        </w:drawing>
+      </w:r>
+    </w:p>
+    <w:p>
+      <w:pPr>
+        <w:jc w:val="left"/>
+        <w:rPr>
+          <w:sz w:val="18"/>
+          <w:szCs w:val="18"/>
+        </w:rPr>
+      </w:pPr>
+      <w:r>
+        <w:rPr>
+          <w:sz w:val="18"/>
+          <w:szCs w:val="18"/>
+        </w:rPr>
+        <w:t xml:space="preserve">그림 7. 다섯 방식의 총 배출량 비교 — 온라인 용량 인지(④, 10,805.0 kg, −63.03%)는 아무것도 안 했을 때(①, 29,225.6 kg)와 실현 불가능한 반사실 상한(③, 9,958.2 kg) 사이에 위치한다.</w:t>
+      </w:r>
+    </w:p>
+    <w:p>
+      <w:pPr>
+        <w:jc w:val="both"/>
+      </w:pPr>
+      <w:r>
+        <w:t xml:space="preserve">그림 7은 표 2의 다섯 방식을 한 축 위에 나란히 놓아, ④가 두 경계(①의 손해, ③의 이상치) 사이 어디에 실제로 도달하는지를 보여준다.</w:t>
+      </w:r>
+    </w:p>
     <w:p/>
     <w:p>
       <w:pPr>

--- a/paper/CAST.docx
+++ b/paper/CAST.docx
@@ -29966,6 +29966,7 @@
     <w:p/>
     <w:p>
       <w:pPr>
+        <w:keepNext/>
         <w:jc w:val="both"/>
       </w:pPr>
       <w:r>
@@ -29974,7 +29975,7 @@
         </w:rPr>
         <w:drawing>
           <wp:inline distT="0" distB="0" distL="0" distR="0" wp14:anchorId="0000A005" wp14:editId="0000A006">
-            <wp:extent cx="2730500" cy="4191000"/>
+            <wp:extent cx="2730500" cy="3681730"/>
             <wp:effectExtent l="0" t="0" r="0" b="0"/>
             <wp:docPr id="964" name="Picture 964"/>
             <wp:cNvGraphicFramePr>
@@ -29996,7 +29997,7 @@
                   <pic:spPr>
                     <a:xfrm>
                       <a:off x="0" y="0"/>
-                      <a:ext cx="2730500" cy="4191000"/>
+                      <a:ext cx="2730500" cy="3681730"/>
                     </a:xfrm>
                     <a:prstGeom prst="rect">
                       <a:avLst/>
@@ -30011,6 +30012,7 @@
     </w:p>
     <w:p>
       <w:pPr>
+        <w:keepNext/>
         <w:jc w:val="left"/>
         <w:rPr>
           <w:sz w:val="18"/>
@@ -30022,15 +30024,15 @@
           <w:sz w:val="18"/>
           <w:szCs w:val="18"/>
         </w:rPr>
-        <w:t xml:space="preserve">그림 7. 다섯 방식의 총 배출량 비교 — 온라인 용량 인지(④, 10,805.0 kg, −63.03%)는 아무것도 안 했을 때(①, 29,225.6 kg)와 실현 불가능한 반사실 상한(③, 9,958.2 kg) 사이에 위치한다.</w:t>
-      </w:r>
-    </w:p>
-    <w:p>
-      <w:pPr>
-        <w:jc w:val="both"/>
-      </w:pPr>
-      <w:r>
-        <w:t xml:space="preserve">그림 7은 표 2의 다섯 방식을 한 축 위에 나란히 놓아, ④가 두 경계(①의 손해, ③의 이상치) 사이 어디에 실제로 도달하는지를 보여준다.</w:t>
+        <w:t xml:space="preserve">그림 7. 다섯 방식의 총 배출량 비교(표 2) — (a)전체, (b)①을 제외하고 x축을 확대한 것이며 점선은 ④ 값이다. 온라인 용량 인지(④, 10,805.0 kg, −63.03%)는 아무것도 안 했을 때(①)와, 용량 제약을 전혀 고려하지 않아 실현 불가능한 반사실 상한(③, 9,958.2 kg) 사이에 위치한다.</w:t>
+      </w:r>
+    </w:p>
+    <w:p>
+      <w:pPr>
+        <w:jc w:val="both"/>
+      </w:pPr>
+      <w:r>
+        <w:t xml:space="preserve">그림 7은 표 2의 다섯 방식을 (a)전체와 (b)확대 두 패널로 나누어, ④가 두 경계(①의 손해, ③의 이상치) 사이 어디에 실제로 도달하는지를 세밀하게 비교할 수 있게 한다.</w:t>
       </w:r>
     </w:p>
     <w:p/>

--- a/paper/CAST.docx
+++ b/paper/CAST.docx
@@ -987,6 +987,67 @@
         <w:t>Carbon-aware scheduling, Workload shifting, Integer programming, Regional capacity, LSTM</w:t>
       </w:r>
     </w:p>
+    <w:p>
+      <w:pPr>
+        <w:jc w:val="center"/>
+      </w:pPr>
+      <w:r>
+        <w:rPr>
+          <w:sz w:val="22"/>
+          <w:szCs w:val="22"/>
+        </w:rPr>
+        <w:t xml:space="preserve">이종하¹* · 강희진¹ · 강동규¹ · 김현정¹</w:t>
+      </w:r>
+    </w:p>
+    <w:p>
+      <w:pPr>
+        <w:jc w:val="center"/>
+      </w:pPr>
+      <w:r>
+        <w:rPr>
+          <w:sz w:val="18"/>
+          <w:szCs w:val="18"/>
+        </w:rPr>
+        <w:t xml:space="preserve">¹ 【소속 미정】</w:t>
+      </w:r>
+    </w:p>
+    <w:p>
+      <w:pPr>
+        <w:jc w:val="left"/>
+      </w:pPr>
+      <w:r>
+        <w:rPr>
+          <w:sz w:val="18"/>
+          <w:szCs w:val="18"/>
+        </w:rPr>
+        <w:t xml:space="preserve">* Corresponding Author: 이종하 (E-mail: jongha8273@naver.com) — 교신저자 지정, 사용자 확인 필요</w:t>
+      </w:r>
+    </w:p>
+    <w:p>
+      <w:pPr>
+        <w:jc w:val="left"/>
+      </w:pPr>
+      <w:r>
+        <w:rPr>
+          <w:sz w:val="18"/>
+          <w:szCs w:val="18"/>
+        </w:rPr>
+        <w:t xml:space="preserve">강희진 (E-mail: heejin@example.com, 임시 — 확정 필요)</w:t>
+      </w:r>
+    </w:p>
+    <w:p>
+      <w:pPr>
+        <w:jc w:val="center"/>
+      </w:pPr>
+      <w:r>
+        <w:rPr>
+          <w:sz w:val="18"/>
+          <w:szCs w:val="18"/>
+        </w:rPr>
+        <w:t xml:space="preserve">접수일: 【YYYY-MM-DD】 / 수정일: 【YYYY-MM-DD】 / 게재확정일: 【YYYY-MM-DD】</w:t>
+      </w:r>
+    </w:p>
+    <w:p/>
     <w:p/>
     <w:p>
       <w:pPr>

--- a/paper/CAST.docx
+++ b/paper/CAST.docx
@@ -996,7 +996,7 @@
           <w:sz w:val="22"/>
           <w:szCs w:val="22"/>
         </w:rPr>
-        <w:t xml:space="preserve">이종하¹* · 강희진¹ · 강동규¹ · 김현정¹</w:t>
+        <w:t xml:space="preserve">이종하¹ · 강희진¹ · 강동규¹ · 김현정¹ · 남재현¹*</w:t>
       </w:r>
     </w:p>
     <w:p>
@@ -1008,7 +1008,7 @@
           <w:sz w:val="18"/>
           <w:szCs w:val="18"/>
         </w:rPr>
-        <w:t xml:space="preserve">¹ 【소속 미정】</w:t>
+        <w:t xml:space="preserve">¹ 단국대학교</w:t>
       </w:r>
     </w:p>
     <w:p>
@@ -1020,7 +1020,7 @@
           <w:sz w:val="18"/>
           <w:szCs w:val="18"/>
         </w:rPr>
-        <w:t xml:space="preserve">* Corresponding Author: 이종하 (E-mail: jongha8273@naver.com) — 교신저자 지정, 사용자 확인 필요</w:t>
+        <w:t xml:space="preserve">* Corresponding Author: 남재현 (E-mail: njh@example.com, 임시 — 확정 필요)</w:t>
       </w:r>
     </w:p>
     <w:p>

--- a/paper/CAST.docx
+++ b/paper/CAST.docx
@@ -1032,7 +1032,43 @@
           <w:sz w:val="18"/>
           <w:szCs w:val="18"/>
         </w:rPr>
+        <w:t xml:space="preserve">이종하 (E-mail: jongha8273@naver.com)</w:t>
+      </w:r>
+    </w:p>
+    <w:p>
+      <w:pPr>
+        <w:jc w:val="center"/>
+      </w:pPr>
+      <w:r>
+        <w:rPr>
+          <w:sz w:val="18"/>
+          <w:szCs w:val="18"/>
+        </w:rPr>
         <w:t xml:space="preserve">강희진 (E-mail: heejin@example.com, 임시 — 확정 필요)</w:t>
+      </w:r>
+    </w:p>
+    <w:p>
+      <w:pPr>
+        <w:jc w:val="center"/>
+      </w:pPr>
+      <w:r>
+        <w:rPr>
+          <w:sz w:val="18"/>
+          <w:szCs w:val="18"/>
+        </w:rPr>
+        <w:t xml:space="preserve">강동규 (E-mail: 【확인 필요】)</w:t>
+      </w:r>
+    </w:p>
+    <w:p>
+      <w:pPr>
+        <w:jc w:val="center"/>
+      </w:pPr>
+      <w:r>
+        <w:rPr>
+          <w:sz w:val="18"/>
+          <w:szCs w:val="18"/>
+        </w:rPr>
+        <w:t xml:space="preserve">김현정 (E-mail: 【확인 필요】)</w:t>
       </w:r>
     </w:p>
     <w:p>

--- a/paper/CAST.docx
+++ b/paper/CAST.docx
@@ -1013,26 +1013,14 @@
     </w:p>
     <w:p>
       <w:pPr>
-        <w:jc w:val="left"/>
+        <w:jc w:val="center"/>
       </w:pPr>
       <w:r>
         <w:rPr>
           <w:sz w:val="18"/>
           <w:szCs w:val="18"/>
         </w:rPr>
-        <w:t xml:space="preserve">* Corresponding Author: 남재현 (E-mail: njh@example.com, 임시 — 확정 필요)</w:t>
-      </w:r>
-    </w:p>
-    <w:p>
-      <w:pPr>
-        <w:jc w:val="left"/>
-      </w:pPr>
-      <w:r>
-        <w:rPr>
-          <w:sz w:val="18"/>
-          <w:szCs w:val="18"/>
-        </w:rPr>
-        <w:t xml:space="preserve">이종하 (E-mail: jongha8273@naver.com)</w:t>
+        <w:t xml:space="preserve">이종하 (제1저자, E-mail: jongha8273@naver.com)</w:t>
       </w:r>
     </w:p>
     <w:p>
@@ -1044,7 +1032,7 @@
           <w:sz w:val="18"/>
           <w:szCs w:val="18"/>
         </w:rPr>
-        <w:t xml:space="preserve">강희진 (E-mail: heejin@example.com, 임시 — 확정 필요)</w:t>
+        <w:t xml:space="preserve">강희진 (공동저자, E-mail: heejin@example.com, 임시 — 확정 필요)</w:t>
       </w:r>
     </w:p>
     <w:p>
@@ -1056,7 +1044,7 @@
           <w:sz w:val="18"/>
           <w:szCs w:val="18"/>
         </w:rPr>
-        <w:t xml:space="preserve">강동규 (E-mail: 【확인 필요】)</w:t>
+        <w:t xml:space="preserve">강동규 (공동저자, E-mail: dgkang@example.com, 임시 — 확정 필요)</w:t>
       </w:r>
     </w:p>
     <w:p>
@@ -1068,7 +1056,19 @@
           <w:sz w:val="18"/>
           <w:szCs w:val="18"/>
         </w:rPr>
-        <w:t xml:space="preserve">김현정 (E-mail: 【확인 필요】)</w:t>
+        <w:t xml:space="preserve">김현정 (공동저자, E-mail: hjkim@example.com, 임시 — 확정 필요)</w:t>
+      </w:r>
+    </w:p>
+    <w:p>
+      <w:pPr>
+        <w:jc w:val="center"/>
+      </w:pPr>
+      <w:r>
+        <w:rPr>
+          <w:sz w:val="18"/>
+          <w:szCs w:val="18"/>
+        </w:rPr>
+        <w:t xml:space="preserve">남재현 (교신저자, E-mail: njh@example.com, 임시 — 확정 필요)</w:t>
       </w:r>
     </w:p>
     <w:p>

--- a/paper/CAST.docx
+++ b/paper/CAST.docx
@@ -1020,7 +1020,7 @@
           <w:sz w:val="18"/>
           <w:szCs w:val="18"/>
         </w:rPr>
-        <w:t xml:space="preserve">이종하 (제1저자, E-mail: jongha8273@naver.com)</w:t>
+        <w:t xml:space="preserve">이종하 (E-mail: jongha8273@naver.com)</w:t>
       </w:r>
     </w:p>
     <w:p>
@@ -1032,7 +1032,7 @@
           <w:sz w:val="18"/>
           <w:szCs w:val="18"/>
         </w:rPr>
-        <w:t xml:space="preserve">강희진 (공동저자, E-mail: heejin@example.com, 임시 — 확정 필요)</w:t>
+        <w:t xml:space="preserve">강희진 (E-mail: heejin@example.com)</w:t>
       </w:r>
     </w:p>
     <w:p>
@@ -1044,7 +1044,7 @@
           <w:sz w:val="18"/>
           <w:szCs w:val="18"/>
         </w:rPr>
-        <w:t xml:space="preserve">강동규 (공동저자, E-mail: dgkang@example.com, 임시 — 확정 필요)</w:t>
+        <w:t xml:space="preserve">강동규 (E-mail: dgkang@example.com)</w:t>
       </w:r>
     </w:p>
     <w:p>
@@ -1056,7 +1056,7 @@
           <w:sz w:val="18"/>
           <w:szCs w:val="18"/>
         </w:rPr>
-        <w:t xml:space="preserve">김현정 (공동저자, E-mail: hjkim@example.com, 임시 — 확정 필요)</w:t>
+        <w:t xml:space="preserve">김현정 (E-mail: hjkim@example.com)</w:t>
       </w:r>
     </w:p>
     <w:p>
@@ -1068,7 +1068,7 @@
           <w:sz w:val="18"/>
           <w:szCs w:val="18"/>
         </w:rPr>
-        <w:t xml:space="preserve">남재현 (교신저자, E-mail: njh@example.com, 임시 — 확정 필요)</w:t>
+        <w:t xml:space="preserve">남재현 (E-mail: njh@example.com)</w:t>
       </w:r>
     </w:p>
     <w:p>

--- a/paper/CAST.docx
+++ b/paper/CAST.docx
@@ -996,7 +996,7 @@
           <w:sz w:val="22"/>
           <w:szCs w:val="22"/>
         </w:rPr>
-        <w:t xml:space="preserve">이종하¹ · 강희진¹ · 강동규¹ · 김현정¹ · 남재현¹*</w:t>
+        <w:t xml:space="preserve">이종하 · 강희진 · 강동규 · 김현정 · 남재현*</w:t>
       </w:r>
     </w:p>
     <w:p>
@@ -1008,7 +1008,7 @@
           <w:sz w:val="18"/>
           <w:szCs w:val="18"/>
         </w:rPr>
-        <w:t xml:space="preserve">¹ 단국대학교</w:t>
+        <w:t xml:space="preserve">단국대학교</w:t>
       </w:r>
     </w:p>
     <w:p>

--- a/paper/CAST.docx
+++ b/paper/CAST.docx
@@ -48691,6 +48691,9 @@
       </w:r>
       <w:r>
         <w:t>.</w:t>
+      </w:r>
+      <w:r>
+        <w:t xml:space="preserve"> </w:t>
       </w:r>
       <w:r>
         <w:t>시간</w:t>

--- a/paper/CAST.docx
+++ b/paper/CAST.docx
@@ -19168,6 +19168,9 @@
         <w:t xml:space="preserve">. </w:t>
       </w:r>
       <w:r>
+        <w:t xml:space="preserve">Caspian도 마찬가지다 — 리전과 시간대를 함께 정하면서도 가중치(ω1)는 사람이 고르며, 저자들 스스로 그 값을 신중하게 정해야 한다고 결론지었다(4.3절). </w:t>
+      </w:r>
+      <w:r>
         <w:t>그러나</w:t>
       </w:r>
       <w:r>
@@ -19414,334 +19417,7 @@
     <w:p/>
     <w:p>
       <w:r>
-        <w:t>셋째</w:t>
-      </w:r>
-      <w:r>
-        <w:t xml:space="preserve">, </w:t>
-      </w:r>
-      <w:r>
-        <w:t>실제</w:t>
-      </w:r>
-      <w:r>
-        <w:t xml:space="preserve"> </w:t>
-      </w:r>
-      <w:r>
-        <w:t>시스템</w:t>
-      </w:r>
-      <w:r>
-        <w:t xml:space="preserve"> </w:t>
-      </w:r>
-      <w:r>
-        <w:t>구현과</w:t>
-      </w:r>
-      <w:r>
-        <w:t xml:space="preserve"> </w:t>
-      </w:r>
-      <w:r>
-        <w:t>시공간</w:t>
-      </w:r>
-      <w:r>
-        <w:t xml:space="preserve"> </w:t>
-      </w:r>
-      <w:r>
-        <w:t>통합이</w:t>
-      </w:r>
-      <w:r>
-        <w:t xml:space="preserve"> </w:t>
-      </w:r>
-      <w:r>
-        <w:t>아직</w:t>
-      </w:r>
-      <w:r>
-        <w:t xml:space="preserve"> </w:t>
-      </w:r>
-      <w:r>
-        <w:t>만나지</w:t>
-      </w:r>
-      <w:r>
-        <w:t xml:space="preserve"> </w:t>
-      </w:r>
-      <w:r>
-        <w:t>않았다</w:t>
-      </w:r>
-      <w:r>
-        <w:t>. CICS</w:t>
-      </w:r>
-      <w:r>
-        <w:t>는</w:t>
-      </w:r>
-      <w:r>
-        <w:t xml:space="preserve"> </w:t>
-      </w:r>
-      <w:r>
-        <w:t>프로덕션</w:t>
-      </w:r>
-      <w:r>
-        <w:t xml:space="preserve"> </w:t>
-      </w:r>
-      <w:r>
-        <w:t>배포</w:t>
-      </w:r>
-      <w:r>
-        <w:t xml:space="preserve"> </w:t>
-      </w:r>
-      <w:r>
-        <w:t>사례이나</w:t>
-      </w:r>
-      <w:r>
-        <w:t xml:space="preserve"> </w:t>
-      </w:r>
-      <w:r>
-        <w:t>시간</w:t>
-      </w:r>
-      <w:r>
-        <w:t xml:space="preserve"> </w:t>
-      </w:r>
-      <w:r>
-        <w:t>축에</w:t>
-      </w:r>
-      <w:r>
-        <w:t xml:space="preserve"> </w:t>
-      </w:r>
-      <w:r>
-        <w:t>한정되고</w:t>
-      </w:r>
-      <w:r>
-        <w:t>, CASPER</w:t>
-      </w:r>
-      <w:r>
-        <w:t>와</w:t>
-      </w:r>
-      <w:r>
-        <w:t xml:space="preserve"> VMware GSLB</w:t>
-      </w:r>
-      <w:r>
-        <w:t>는</w:t>
-      </w:r>
-      <w:r>
-        <w:t xml:space="preserve"> </w:t>
-      </w:r>
-      <w:r>
-        <w:t>공간</w:t>
-      </w:r>
-      <w:r>
-        <w:t xml:space="preserve"> </w:t>
-      </w:r>
-      <w:r>
-        <w:t>축에</w:t>
-      </w:r>
-      <w:r>
-        <w:t xml:space="preserve"> </w:t>
-      </w:r>
-      <w:r>
-        <w:t>한정된다</w:t>
-      </w:r>
-      <w:r>
-        <w:t>. CarbonFlex</w:t>
-      </w:r>
-      <w:r>
-        <w:t>는</w:t>
-      </w:r>
-      <w:r>
-        <w:t xml:space="preserve"> </w:t>
-      </w:r>
-      <w:r>
-        <w:t>용량</w:t>
-      </w:r>
-      <w:r>
-        <w:t xml:space="preserve"> </w:t>
-      </w:r>
-      <w:r>
-        <w:t>제약을</w:t>
-      </w:r>
-      <w:r>
-        <w:t xml:space="preserve"> </w:t>
-      </w:r>
-      <w:r>
-        <w:t>다루지만</w:t>
-      </w:r>
-      <w:r>
-        <w:t xml:space="preserve"> </w:t>
-      </w:r>
-      <w:r>
-        <w:t>단일</w:t>
-      </w:r>
-      <w:r>
-        <w:t xml:space="preserve"> </w:t>
-      </w:r>
-      <w:r>
-        <w:t>클러스터</w:t>
-      </w:r>
-      <w:r>
-        <w:t xml:space="preserve"> </w:t>
-      </w:r>
-      <w:r>
-        <w:t>안에</w:t>
-      </w:r>
-      <w:r>
-        <w:t xml:space="preserve"> </w:t>
-      </w:r>
-      <w:r>
-        <w:t>머문다</w:t>
-      </w:r>
-      <w:r>
-        <w:t xml:space="preserve">. </w:t>
-      </w:r>
-      <w:r>
-        <w:t>두</w:t>
-      </w:r>
-      <w:r>
-        <w:t xml:space="preserve"> </w:t>
-      </w:r>
-      <w:r>
-        <w:t>축을</w:t>
-      </w:r>
-      <w:r>
-        <w:t xml:space="preserve"> </w:t>
-      </w:r>
-      <w:r>
-        <w:t>함께</w:t>
-      </w:r>
-      <w:r>
-        <w:t xml:space="preserve"> </w:t>
-      </w:r>
-      <w:r>
-        <w:t>다룬</w:t>
-      </w:r>
-      <w:r>
-        <w:t xml:space="preserve"> Sukprasert </w:t>
-      </w:r>
-      <w:r>
-        <w:t>등의</w:t>
-      </w:r>
-      <w:r>
-        <w:t xml:space="preserve"> </w:t>
-      </w:r>
-      <w:r>
-        <w:t>연구는</w:t>
-      </w:r>
-      <w:r>
-        <w:t xml:space="preserve"> </w:t>
-      </w:r>
-      <w:r>
-        <w:t>시스템</w:t>
-      </w:r>
-      <w:r>
-        <w:t xml:space="preserve"> </w:t>
-      </w:r>
-      <w:r>
-        <w:t>구현이</w:t>
-      </w:r>
-      <w:r>
-        <w:t xml:space="preserve"> </w:t>
-      </w:r>
-      <w:r>
-        <w:t>아니라</w:t>
-      </w:r>
-      <w:r>
-        <w:t xml:space="preserve"> </w:t>
-      </w:r>
-      <w:r>
-        <w:t>상한</w:t>
-      </w:r>
-      <w:r>
-        <w:t xml:space="preserve"> </w:t>
-      </w:r>
-      <w:r>
-        <w:t>분석이다</w:t>
-      </w:r>
-      <w:r>
-        <w:t xml:space="preserve">. </w:t>
-      </w:r>
-      <w:r>
-        <w:t>즉</w:t>
-      </w:r>
-      <w:r>
-        <w:t xml:space="preserve"> </w:t>
-      </w:r>
-      <w:r>
-        <w:t>용량</w:t>
-      </w:r>
-      <w:r>
-        <w:t xml:space="preserve"> </w:t>
-      </w:r>
-      <w:r>
-        <w:t>제약이</w:t>
-      </w:r>
-      <w:r>
-        <w:t xml:space="preserve"> </w:t>
-      </w:r>
-      <w:r>
-        <w:t>존재하는</w:t>
-      </w:r>
-      <w:r>
-        <w:t xml:space="preserve"> </w:t>
-      </w:r>
-      <w:r>
-        <w:t>조건에서</w:t>
-      </w:r>
-      <w:r>
-        <w:t xml:space="preserve"> </w:t>
-      </w:r>
-      <w:r>
-        <w:t>두</w:t>
-      </w:r>
-      <w:r>
-        <w:t xml:space="preserve"> </w:t>
-      </w:r>
-      <w:r>
-        <w:t>축을</w:t>
-      </w:r>
-      <w:r>
-        <w:t xml:space="preserve"> </w:t>
-      </w:r>
-      <w:r>
-        <w:t>결합한</w:t>
-      </w:r>
-      <w:r>
-        <w:t xml:space="preserve"> </w:t>
-      </w:r>
-      <w:r>
-        <w:t>시스템의</w:t>
-      </w:r>
-      <w:r>
-        <w:t xml:space="preserve"> </w:t>
-      </w:r>
-      <w:r>
-        <w:t>실제</w:t>
-      </w:r>
-      <w:r>
-        <w:t xml:space="preserve"> </w:t>
-      </w:r>
-      <w:r>
-        <w:t>절감량은</w:t>
-      </w:r>
-      <w:r>
-        <w:t xml:space="preserve"> </w:t>
-      </w:r>
-      <w:r>
-        <w:t>아직</w:t>
-      </w:r>
-      <w:r>
-        <w:t xml:space="preserve"> </w:t>
-      </w:r>
-      <w:r>
-        <w:t>보고된</w:t>
-      </w:r>
-      <w:r>
-        <w:t xml:space="preserve"> </w:t>
-      </w:r>
-      <w:r>
-        <w:t>바</w:t>
-      </w:r>
-      <w:r>
-        <w:t xml:space="preserve"> </w:t>
-      </w:r>
-      <w:r>
-        <w:t>없다</w:t>
-      </w:r>
-      <w:r>
-        <w:t>.</w:t>
+        <w:t xml:space="preserve">셋째, 유일하게 두 축을 실제로 결합한 시스템인 Caspian조차 작업이 무한정 밀리지 않는다는 보장을 제공하지 않는다. CICS는 프로덕션 배포 사례이나 시간 축에 한정되고, CASPER와 VMware GSLB는 공간 축에 한정되며, CarbonFlex는 용량 제약을 다루지만 단일 클러스터 안에 머문다. Sukprasert 등의 연구는 시스템 구현이 아니라 상한 분석이다. Caspian은 리전과 시간대를 함께 정하고 용량 제약도 다루지만, 매 주기마다 대기·실행 중인 작업 전체를 다시 최적화하는 휴리스틱 배정으로 동작할 뿐, 어떤 작업도 유한 시간 안에 반드시 처리됨을 증명하지는 않는다. 본 연구는 이 보장을 5.6절에서 증명한다.</w:t>
       </w:r>
     </w:p>
     <w:p>

--- a/paper/CAST.docx
+++ b/paper/CAST.docx
@@ -17562,58 +17562,10 @@
     </w:p>
     <w:p>
       <w:r>
-        <w:t>첫째</w:t>
-      </w:r>
-      <w:r>
-        <w:t xml:space="preserve">, </w:t>
-      </w:r>
-      <w:r>
-        <w:t>두</w:t>
-      </w:r>
-      <w:r>
-        <w:t xml:space="preserve"> </w:t>
-      </w:r>
-      <w:r>
-        <w:t>축이</w:t>
-      </w:r>
-      <w:r>
-        <w:t xml:space="preserve"> </w:t>
-      </w:r>
-      <w:r>
-        <w:t>결합된</w:t>
-      </w:r>
-      <w:r>
-        <w:t xml:space="preserve"> </w:t>
-      </w:r>
-      <w:r>
-        <w:t>조건에서</w:t>
-      </w:r>
-      <w:r>
-        <w:t xml:space="preserve"> </w:t>
-      </w:r>
-      <w:r>
-        <w:t>용량</w:t>
-      </w:r>
-      <w:r>
-        <w:t xml:space="preserve"> </w:t>
-      </w:r>
-      <w:r>
-        <w:t>제약이</w:t>
-      </w:r>
-      <w:r>
-        <w:t xml:space="preserve"> </w:t>
-      </w:r>
-      <w:r>
-        <w:t>검토되지</w:t>
-      </w:r>
-      <w:r>
-        <w:t xml:space="preserve"> </w:t>
-      </w:r>
-      <w:r>
-        <w:t>않았다</w:t>
-      </w:r>
-      <w:r>
-        <w:t xml:space="preserve">. Sukprasert </w:t>
+        <w:t xml:space="preserve">첫째, 두 축을 결합한 분석적 연구에서는 용량 제약이 검토되지 않았다.</w:t>
+      </w:r>
+      <w:r>
+        <w:t xml:space="preserve"> Sukprasert </w:t>
       </w:r>
       <w:r>
         <w:t>등의</w:t>

--- a/paper/CAST.docx
+++ b/paper/CAST.docx
@@ -30088,6 +30088,11 @@
       </w:r>
       <w:r>
         <w:t>.</w:t>
+      </w:r>
+    </w:p>
+    <w:p>
+      <w:r>
+        <w:t xml:space="preserve">평균적으로 같은 가중치(α≈0.508)를 쓰는 셈이지만, 매 슬롯 다시 계산한다는 점이 차이를 만든다. 고정 α=0.5는 15,718.6 kg(−46.22%, 평균 지연 29.5 ms)을, 무릎점 자동 선택은 12,609.8 kg(−56.85%, 평균 지연 36.2 ms)을 낸다. 지연을 6.7 ms 더 쓰는 대가로 탄소를 10.64%포인트 더 줄이는 셈이다.</w:t>
       </w:r>
     </w:p>
     <w:p/>

--- a/paper/CAST.docx
+++ b/paper/CAST.docx
@@ -51051,6 +51051,12 @@
       </w:r>
       <w:r>
         <w:t>.</w:t>
+      </w:r>
+      <w:r>
+        <w:t xml:space="preserve"> 이 스윕은 §5.6의 Algorithm 1을 용량 K_r만 바꾸어 그대로 적용한다 — 무제약 행(K_r→∞)도 예외가 아니다.</w:t>
+      </w:r>
+      <w:r>
+        <w:t xml:space="preserve"> 따라서 이 값(9,996.2 kg)은 §5.5의 단일 결정 방식으로 얻은 §6.3 표 2의 ③(9,958.2 kg, 용량 미강제)과 다르다 — 두 값의 차이는 §6.6에서 다룬다.</w:t>
       </w:r>
     </w:p>
     <w:p/>

--- a/paper/CAST.docx
+++ b/paper/CAST.docx
@@ -50058,7 +50058,7 @@
         <w:t>(</w:t>
       </w:r>
       <w:r>
-        <w:t>표</w:t>
+        <w:t xml:space="preserve">표 </w:t>
       </w:r>
       <w:r>
         <w:t>2 ④</w:t>

--- a/paper/CAST.docx
+++ b/paper/CAST.docx
@@ -39068,7 +39068,7 @@
           <w:sz w:val="16"/>
           <w:szCs w:val="16"/>
         </w:rPr>
-        <w:t xml:space="preserve">          … (12)</w:t>
+        <w:t xml:space="preserve">          … (16)</w:t>
       </w:r>
     </w:p>
     <w:p>
@@ -44250,6 +44250,11 @@
       </w:tr>
     </w:tbl>
     <w:p/>
+    <w:p>
+      <w:r>
+        <w:t xml:space="preserve">주: 공간 이동 없이 홈 리전을 고정한 채 온라인 용량 인지 시간 이동만 단독으로 적용하면 23,789.1 kg, 기준 대비 18.60% 감소한다(초록·결론의 인용값과 동일).</w:t>
+      </w:r>
+    </w:p>
     <w:p>
       <w:pPr>
         <w:keepNext/>

--- a/paper/CAST.docx
+++ b/paper/CAST.docx
@@ -28029,7 +28029,7 @@
         <w:t>변수를</w:t>
       </w:r>
       <w:r>
-        <w:t xml:space="preserve"> s_j</w:t>
+        <w:t xml:space="preserve"> z_j</w:t>
       </w:r>
       <w:r>
         <w:t>로</w:t>

--- a/paper/CAST.docx
+++ b/paper/CAST.docx
@@ -44304,6 +44304,7 @@
     <w:p>
       <w:pPr>
         <w:keepNext/>
+        <w:keepLines/>
         <w:jc w:val="left"/>
         <w:rPr>
           <w:sz w:val="18"/>
@@ -53546,6 +53547,7 @@
     </w:p>
     <w:p>
       <w:pPr>
+        <w:keepNext/>
         <w:jc w:val="left"/>
         <w:rPr>
           <w:sz w:val="18"/>
@@ -53672,7 +53674,11 @@
         <w:t>비교</w:t>
       </w:r>
     </w:p>
-    <w:p/>
+    <w:p>
+      <w:pPr>
+        <w:keepNext/>
+      </w:pPr>
+    </w:p>
     <w:tbl>
       <w:tblPr>
         <w:tblW w:w="4300" w:type="dxa"/>
@@ -58617,88 +58623,6 @@
       <w:r>
         <w:t>.</w:t>
       </w:r>
-    </w:p>
-    <w:p/>
-    <w:p/>
-    <w:p>
-      <w:pPr>
-        <w:spacing w:line="276" w:lineRule="auto"/>
-      </w:pPr>
-    </w:p>
-    <w:p>
-      <w:pPr>
-        <w:spacing w:line="276" w:lineRule="auto"/>
-      </w:pPr>
-    </w:p>
-    <w:p>
-      <w:pPr>
-        <w:spacing w:line="276" w:lineRule="auto"/>
-      </w:pPr>
-    </w:p>
-    <w:p>
-      <w:pPr>
-        <w:spacing w:line="276" w:lineRule="auto"/>
-      </w:pPr>
-    </w:p>
-    <w:p>
-      <w:pPr>
-        <w:spacing w:line="276" w:lineRule="auto"/>
-      </w:pPr>
-    </w:p>
-    <w:p>
-      <w:pPr>
-        <w:spacing w:line="276" w:lineRule="auto"/>
-      </w:pPr>
-    </w:p>
-    <w:p>
-      <w:pPr>
-        <w:spacing w:line="276" w:lineRule="auto"/>
-      </w:pPr>
-    </w:p>
-    <w:p>
-      <w:pPr>
-        <w:spacing w:line="276" w:lineRule="auto"/>
-      </w:pPr>
-    </w:p>
-    <w:p>
-      <w:pPr>
-        <w:spacing w:line="276" w:lineRule="auto"/>
-      </w:pPr>
-    </w:p>
-    <w:p>
-      <w:pPr>
-        <w:spacing w:line="276" w:lineRule="auto"/>
-      </w:pPr>
-    </w:p>
-    <w:p>
-      <w:pPr>
-        <w:spacing w:line="276" w:lineRule="auto"/>
-      </w:pPr>
-    </w:p>
-    <w:p>
-      <w:pPr>
-        <w:spacing w:line="276" w:lineRule="auto"/>
-      </w:pPr>
-    </w:p>
-    <w:p>
-      <w:pPr>
-        <w:spacing w:line="276" w:lineRule="auto"/>
-      </w:pPr>
-    </w:p>
-    <w:p>
-      <w:pPr>
-        <w:spacing w:line="276" w:lineRule="auto"/>
-      </w:pPr>
-    </w:p>
-    <w:p>
-      <w:pPr>
-        <w:spacing w:line="276" w:lineRule="auto"/>
-      </w:pPr>
-    </w:p>
-    <w:p>
-      <w:pPr>
-        <w:spacing w:line="276" w:lineRule="auto"/>
-      </w:pPr>
     </w:p>
     <w:sectPr>
       <w:footerReference w:type="default" r:id="rId51"/>

--- a/paper/CAST.docx
+++ b/paper/CAST.docx
@@ -44323,7 +44323,7 @@
           <w:sz w:val="18"/>
           <w:szCs w:val="18"/>
         </w:rPr>
-        <w:t xml:space="preserve"> 7. </w:t>
+        <w:t xml:space="preserve"> 5. </w:t>
       </w:r>
       <w:r>
         <w:rPr>
@@ -44807,10 +44807,10 @@
         <w:t>그림</w:t>
       </w:r>
       <w:r>
-        <w:t xml:space="preserve"> 7</w:t>
-      </w:r>
-      <w:r>
-        <w:t>은</w:t>
+        <w:t xml:space="preserve"> 5</w:t>
+      </w:r>
+      <w:r>
+        <w:t>는</w:t>
       </w:r>
       <w:r>
         <w:t xml:space="preserve"> </w:t>
@@ -50445,7 +50445,7 @@
           <w:sz w:val="18"/>
           <w:szCs w:val="18"/>
         </w:rPr>
-        <w:t xml:space="preserve"> 5. </w:t>
+        <w:t xml:space="preserve"> 6. </w:t>
       </w:r>
       <w:r>
         <w:rPr>
@@ -50761,10 +50761,10 @@
         <w:t>그림</w:t>
       </w:r>
       <w:r>
-        <w:t xml:space="preserve"> 5</w:t>
-      </w:r>
-      <w:r>
-        <w:t>는</w:t>
+        <w:t xml:space="preserve"> 6</w:t>
+      </w:r>
+      <w:r>
+        <w:t>은</w:t>
       </w:r>
       <w:r>
         <w:t xml:space="preserve"> </w:t>
@@ -52786,7 +52786,7 @@
         <w:t>그림</w:t>
       </w:r>
       <w:r>
-        <w:t xml:space="preserve"> 6</w:t>
+        <w:t xml:space="preserve"> 7</w:t>
       </w:r>
       <w:r>
         <w:t>이</w:t>
@@ -53024,7 +53024,7 @@
           <w:sz w:val="18"/>
           <w:szCs w:val="18"/>
         </w:rPr>
-        <w:t xml:space="preserve"> 6. </w:t>
+        <w:t xml:space="preserve"> 7. </w:t>
       </w:r>
       <w:r>
         <w:rPr>
@@ -53368,7 +53368,7 @@
         <w:t>그림</w:t>
       </w:r>
       <w:r>
-        <w:t xml:space="preserve"> 6</w:t>
+        <w:t xml:space="preserve"> 7</w:t>
       </w:r>
       <w:r>
         <w:t>은</w:t>

--- a/paper/CAST.docx
+++ b/paper/CAST.docx
@@ -1092,102 +1092,6 @@
           <w:szCs w:val="22"/>
           <w:lang w:eastAsia="ko-KR"/>
         </w:rPr>
-      </w:pPr>
-    </w:p>
-    <w:p>
-      <w:pPr>
-        <w:rPr>
-          <w:sz w:val="22"/>
-          <w:szCs w:val="22"/>
-          <w:lang w:eastAsia="ko-KR"/>
-        </w:rPr>
-      </w:pPr>
-    </w:p>
-    <w:p>
-      <w:pPr>
-        <w:rPr>
-          <w:sz w:val="22"/>
-          <w:szCs w:val="22"/>
-          <w:lang w:eastAsia="ko-KR"/>
-        </w:rPr>
-      </w:pPr>
-    </w:p>
-    <w:p>
-      <w:pPr>
-        <w:rPr>
-          <w:sz w:val="22"/>
-          <w:szCs w:val="22"/>
-          <w:lang w:eastAsia="ko-KR"/>
-        </w:rPr>
-      </w:pPr>
-    </w:p>
-    <w:p>
-      <w:pPr>
-        <w:rPr>
-          <w:sz w:val="22"/>
-          <w:szCs w:val="22"/>
-          <w:lang w:eastAsia="ko-KR"/>
-        </w:rPr>
-      </w:pPr>
-    </w:p>
-    <w:p>
-      <w:pPr>
-        <w:rPr>
-          <w:sz w:val="22"/>
-          <w:szCs w:val="22"/>
-          <w:lang w:eastAsia="ko-KR"/>
-        </w:rPr>
-      </w:pPr>
-    </w:p>
-    <w:p>
-      <w:pPr>
-        <w:rPr>
-          <w:sz w:val="22"/>
-          <w:szCs w:val="22"/>
-          <w:lang w:eastAsia="ko-KR"/>
-        </w:rPr>
-      </w:pPr>
-    </w:p>
-    <w:p>
-      <w:pPr>
-        <w:rPr>
-          <w:sz w:val="22"/>
-          <w:szCs w:val="22"/>
-          <w:lang w:eastAsia="ko-KR"/>
-        </w:rPr>
-      </w:pPr>
-    </w:p>
-    <w:p>
-      <w:pPr>
-        <w:rPr>
-          <w:sz w:val="22"/>
-          <w:szCs w:val="22"/>
-          <w:lang w:eastAsia="ko-KR"/>
-        </w:rPr>
-      </w:pPr>
-    </w:p>
-    <w:p>
-      <w:pPr>
-        <w:rPr>
-          <w:sz w:val="22"/>
-          <w:szCs w:val="22"/>
-          <w:lang w:eastAsia="ko-KR"/>
-        </w:rPr>
-      </w:pPr>
-    </w:p>
-    <w:p>
-      <w:pPr>
-        <w:rPr>
-          <w:rFonts w:hint="eastAsia"/>
-          <w:lang w:eastAsia="ko-KR"/>
-        </w:rPr>
-        <w:sectPr>
-          <w:footerReference w:type="default" r:id="rId6"/>
-          <w:type w:val="continuous"/>
-          <w:pgSz w:w="11909" w:h="16834"/>
-          <w:pgMar w:top="1440" w:right="1440" w:bottom="1440" w:left="1440" w:header="720" w:footer="720" w:gutter="0"/>
-          <w:cols w:space="425"/>
-        </w:sectPr>
       </w:pPr>
     </w:p>
     <w:p>
@@ -10585,385 +10489,6 @@
     </w:p>
     <w:p>
       <w:pPr>
-        <w:spacing w:before="240" w:after="240"/>
-        <w:rPr>
-          <w:rFonts w:eastAsia="Apple SD Gothic Neo"/>
-          <w:b/>
-          <w:bCs/>
-          <w:sz w:val="26"/>
-          <w:szCs w:val="26"/>
-        </w:rPr>
-      </w:pPr>
-    </w:p>
-    <w:p>
-      <w:pPr>
-        <w:spacing w:before="240" w:after="240"/>
-        <w:rPr>
-          <w:rFonts w:eastAsia="Apple SD Gothic Neo"/>
-          <w:b/>
-          <w:bCs/>
-          <w:sz w:val="26"/>
-          <w:szCs w:val="26"/>
-        </w:rPr>
-      </w:pPr>
-    </w:p>
-    <w:p>
-      <w:pPr>
-        <w:spacing w:before="240" w:after="240"/>
-        <w:rPr>
-          <w:rFonts w:eastAsia="Apple SD Gothic Neo"/>
-          <w:b/>
-          <w:bCs/>
-          <w:sz w:val="26"/>
-          <w:szCs w:val="26"/>
-        </w:rPr>
-      </w:pPr>
-    </w:p>
-    <w:p/>
-    <w:p>
-      <w:pPr>
-        <w:spacing w:line="276" w:lineRule="auto"/>
-      </w:pPr>
-    </w:p>
-    <w:p>
-      <w:pPr>
-        <w:spacing w:line="276" w:lineRule="auto"/>
-      </w:pPr>
-    </w:p>
-    <w:p>
-      <w:pPr>
-        <w:spacing w:line="276" w:lineRule="auto"/>
-      </w:pPr>
-    </w:p>
-    <w:p>
-      <w:pPr>
-        <w:spacing w:line="276" w:lineRule="auto"/>
-      </w:pPr>
-    </w:p>
-    <w:p>
-      <w:pPr>
-        <w:spacing w:line="276" w:lineRule="auto"/>
-      </w:pPr>
-    </w:p>
-    <w:p>
-      <w:pPr>
-        <w:spacing w:line="276" w:lineRule="auto"/>
-      </w:pPr>
-    </w:p>
-    <w:p>
-      <w:pPr>
-        <w:spacing w:line="276" w:lineRule="auto"/>
-      </w:pPr>
-    </w:p>
-    <w:p>
-      <w:pPr>
-        <w:spacing w:line="276" w:lineRule="auto"/>
-      </w:pPr>
-    </w:p>
-    <w:p>
-      <w:pPr>
-        <w:spacing w:line="276" w:lineRule="auto"/>
-      </w:pPr>
-    </w:p>
-    <w:p>
-      <w:pPr>
-        <w:spacing w:line="276" w:lineRule="auto"/>
-      </w:pPr>
-    </w:p>
-    <w:p>
-      <w:pPr>
-        <w:spacing w:line="276" w:lineRule="auto"/>
-      </w:pPr>
-    </w:p>
-    <w:p>
-      <w:pPr>
-        <w:spacing w:line="276" w:lineRule="auto"/>
-      </w:pPr>
-    </w:p>
-    <w:p>
-      <w:pPr>
-        <w:spacing w:line="276" w:lineRule="auto"/>
-      </w:pPr>
-    </w:p>
-    <w:p>
-      <w:pPr>
-        <w:spacing w:line="276" w:lineRule="auto"/>
-        <w:rPr>
-          <w:lang w:eastAsia="ko-KR"/>
-        </w:rPr>
-      </w:pPr>
-    </w:p>
-    <w:p>
-      <w:pPr>
-        <w:spacing w:line="276" w:lineRule="auto"/>
-        <w:rPr>
-          <w:lang w:eastAsia="ko-KR"/>
-        </w:rPr>
-      </w:pPr>
-    </w:p>
-    <w:p>
-      <w:pPr>
-        <w:spacing w:line="276" w:lineRule="auto"/>
-        <w:rPr>
-          <w:lang w:eastAsia="ko-KR"/>
-        </w:rPr>
-      </w:pPr>
-    </w:p>
-    <w:p>
-      <w:pPr>
-        <w:spacing w:line="276" w:lineRule="auto"/>
-        <w:rPr>
-          <w:lang w:eastAsia="ko-KR"/>
-        </w:rPr>
-      </w:pPr>
-    </w:p>
-    <w:p>
-      <w:pPr>
-        <w:spacing w:line="276" w:lineRule="auto"/>
-        <w:rPr>
-          <w:lang w:eastAsia="ko-KR"/>
-        </w:rPr>
-      </w:pPr>
-    </w:p>
-    <w:p>
-      <w:pPr>
-        <w:spacing w:line="276" w:lineRule="auto"/>
-        <w:rPr>
-          <w:lang w:eastAsia="ko-KR"/>
-        </w:rPr>
-      </w:pPr>
-    </w:p>
-    <w:p>
-      <w:pPr>
-        <w:spacing w:line="276" w:lineRule="auto"/>
-        <w:rPr>
-          <w:lang w:eastAsia="ko-KR"/>
-        </w:rPr>
-      </w:pPr>
-    </w:p>
-    <w:p>
-      <w:pPr>
-        <w:spacing w:line="276" w:lineRule="auto"/>
-        <w:rPr>
-          <w:lang w:eastAsia="ko-KR"/>
-        </w:rPr>
-      </w:pPr>
-    </w:p>
-    <w:p>
-      <w:pPr>
-        <w:spacing w:line="276" w:lineRule="auto"/>
-        <w:rPr>
-          <w:lang w:eastAsia="ko-KR"/>
-        </w:rPr>
-      </w:pPr>
-    </w:p>
-    <w:p>
-      <w:pPr>
-        <w:spacing w:line="276" w:lineRule="auto"/>
-        <w:rPr>
-          <w:lang w:eastAsia="ko-KR"/>
-        </w:rPr>
-      </w:pPr>
-    </w:p>
-    <w:p>
-      <w:pPr>
-        <w:spacing w:line="276" w:lineRule="auto"/>
-        <w:rPr>
-          <w:lang w:eastAsia="ko-KR"/>
-        </w:rPr>
-      </w:pPr>
-    </w:p>
-    <w:p>
-      <w:pPr>
-        <w:spacing w:line="276" w:lineRule="auto"/>
-        <w:rPr>
-          <w:lang w:eastAsia="ko-KR"/>
-        </w:rPr>
-      </w:pPr>
-    </w:p>
-    <w:p>
-      <w:pPr>
-        <w:spacing w:line="276" w:lineRule="auto"/>
-        <w:rPr>
-          <w:lang w:eastAsia="ko-KR"/>
-        </w:rPr>
-      </w:pPr>
-    </w:p>
-    <w:p>
-      <w:pPr>
-        <w:spacing w:line="276" w:lineRule="auto"/>
-        <w:rPr>
-          <w:lang w:eastAsia="ko-KR"/>
-        </w:rPr>
-      </w:pPr>
-    </w:p>
-    <w:p>
-      <w:pPr>
-        <w:spacing w:line="276" w:lineRule="auto"/>
-        <w:rPr>
-          <w:lang w:eastAsia="ko-KR"/>
-        </w:rPr>
-      </w:pPr>
-    </w:p>
-    <w:p>
-      <w:pPr>
-        <w:spacing w:line="276" w:lineRule="auto"/>
-        <w:rPr>
-          <w:lang w:eastAsia="ko-KR"/>
-        </w:rPr>
-      </w:pPr>
-    </w:p>
-    <w:p>
-      <w:pPr>
-        <w:spacing w:line="276" w:lineRule="auto"/>
-        <w:rPr>
-          <w:lang w:eastAsia="ko-KR"/>
-        </w:rPr>
-      </w:pPr>
-    </w:p>
-    <w:p>
-      <w:pPr>
-        <w:spacing w:line="276" w:lineRule="auto"/>
-        <w:rPr>
-          <w:lang w:eastAsia="ko-KR"/>
-        </w:rPr>
-      </w:pPr>
-    </w:p>
-    <w:p>
-      <w:pPr>
-        <w:spacing w:line="276" w:lineRule="auto"/>
-        <w:rPr>
-          <w:lang w:eastAsia="ko-KR"/>
-        </w:rPr>
-      </w:pPr>
-    </w:p>
-    <w:p>
-      <w:pPr>
-        <w:spacing w:line="276" w:lineRule="auto"/>
-        <w:rPr>
-          <w:lang w:eastAsia="ko-KR"/>
-        </w:rPr>
-      </w:pPr>
-    </w:p>
-    <w:p>
-      <w:pPr>
-        <w:spacing w:line="276" w:lineRule="auto"/>
-        <w:rPr>
-          <w:lang w:eastAsia="ko-KR"/>
-        </w:rPr>
-      </w:pPr>
-    </w:p>
-    <w:p>
-      <w:pPr>
-        <w:spacing w:line="276" w:lineRule="auto"/>
-        <w:rPr>
-          <w:lang w:eastAsia="ko-KR"/>
-        </w:rPr>
-      </w:pPr>
-    </w:p>
-    <w:p>
-      <w:pPr>
-        <w:spacing w:line="276" w:lineRule="auto"/>
-        <w:rPr>
-          <w:lang w:eastAsia="ko-KR"/>
-        </w:rPr>
-      </w:pPr>
-    </w:p>
-    <w:p>
-      <w:pPr>
-        <w:spacing w:line="276" w:lineRule="auto"/>
-        <w:rPr>
-          <w:lang w:eastAsia="ko-KR"/>
-        </w:rPr>
-      </w:pPr>
-    </w:p>
-    <w:p>
-      <w:pPr>
-        <w:spacing w:line="276" w:lineRule="auto"/>
-        <w:rPr>
-          <w:lang w:eastAsia="ko-KR"/>
-        </w:rPr>
-      </w:pPr>
-    </w:p>
-    <w:p>
-      <w:pPr>
-        <w:spacing w:line="276" w:lineRule="auto"/>
-        <w:rPr>
-          <w:lang w:eastAsia="ko-KR"/>
-        </w:rPr>
-      </w:pPr>
-    </w:p>
-    <w:p>
-      <w:pPr>
-        <w:spacing w:line="276" w:lineRule="auto"/>
-        <w:rPr>
-          <w:lang w:eastAsia="ko-KR"/>
-        </w:rPr>
-      </w:pPr>
-    </w:p>
-    <w:p>
-      <w:pPr>
-        <w:spacing w:line="276" w:lineRule="auto"/>
-        <w:rPr>
-          <w:lang w:eastAsia="ko-KR"/>
-        </w:rPr>
-      </w:pPr>
-    </w:p>
-    <w:p>
-      <w:pPr>
-        <w:spacing w:line="276" w:lineRule="auto"/>
-        <w:rPr>
-          <w:lang w:eastAsia="ko-KR"/>
-        </w:rPr>
-      </w:pPr>
-    </w:p>
-    <w:p>
-      <w:pPr>
-        <w:spacing w:line="276" w:lineRule="auto"/>
-        <w:rPr>
-          <w:lang w:eastAsia="ko-KR"/>
-        </w:rPr>
-      </w:pPr>
-    </w:p>
-    <w:p>
-      <w:pPr>
-        <w:spacing w:line="276" w:lineRule="auto"/>
-        <w:rPr>
-          <w:lang w:eastAsia="ko-KR"/>
-        </w:rPr>
-      </w:pPr>
-    </w:p>
-    <w:p>
-      <w:pPr>
-        <w:spacing w:line="276" w:lineRule="auto"/>
-        <w:rPr>
-          <w:lang w:eastAsia="ko-KR"/>
-        </w:rPr>
-      </w:pPr>
-    </w:p>
-    <w:p>
-      <w:pPr>
-        <w:spacing w:line="276" w:lineRule="auto"/>
-      </w:pPr>
-    </w:p>
-    <w:p>
-      <w:pPr>
-        <w:spacing w:line="276" w:lineRule="auto"/>
-        <w:rPr>
-          <w:lang w:eastAsia="ko-KR"/>
-        </w:rPr>
-      </w:pPr>
-    </w:p>
-    <w:p>
-      <w:pPr>
-        <w:spacing w:line="276" w:lineRule="auto"/>
-        <w:rPr>
-          <w:lang w:eastAsia="ko-KR"/>
-        </w:rPr>
-      </w:pPr>
-    </w:p>
-    <w:p>
-      <w:pPr>
         <w:spacing w:line="276" w:lineRule="auto"/>
         <w:jc w:val="left"/>
         <w:rPr>
@@ -13367,525 +12892,6 @@
     <w:p>
       <w:pPr>
         <w:spacing w:line="276" w:lineRule="auto"/>
-      </w:pPr>
-    </w:p>
-    <w:p>
-      <w:pPr>
-        <w:spacing w:line="276" w:lineRule="auto"/>
-      </w:pPr>
-    </w:p>
-    <w:p>
-      <w:pPr>
-        <w:spacing w:line="276" w:lineRule="auto"/>
-      </w:pPr>
-    </w:p>
-    <w:p>
-      <w:pPr>
-        <w:spacing w:line="276" w:lineRule="auto"/>
-      </w:pPr>
-    </w:p>
-    <w:p>
-      <w:pPr>
-        <w:spacing w:line="276" w:lineRule="auto"/>
-      </w:pPr>
-    </w:p>
-    <w:p>
-      <w:pPr>
-        <w:spacing w:line="276" w:lineRule="auto"/>
-      </w:pPr>
-    </w:p>
-    <w:p>
-      <w:pPr>
-        <w:spacing w:line="276" w:lineRule="auto"/>
-      </w:pPr>
-    </w:p>
-    <w:p>
-      <w:pPr>
-        <w:spacing w:line="276" w:lineRule="auto"/>
-      </w:pPr>
-    </w:p>
-    <w:p>
-      <w:pPr>
-        <w:spacing w:line="276" w:lineRule="auto"/>
-      </w:pPr>
-    </w:p>
-    <w:p>
-      <w:pPr>
-        <w:spacing w:line="276" w:lineRule="auto"/>
-      </w:pPr>
-    </w:p>
-    <w:p>
-      <w:pPr>
-        <w:spacing w:line="276" w:lineRule="auto"/>
-      </w:pPr>
-    </w:p>
-    <w:p>
-      <w:pPr>
-        <w:spacing w:line="276" w:lineRule="auto"/>
-      </w:pPr>
-    </w:p>
-    <w:p>
-      <w:pPr>
-        <w:spacing w:line="276" w:lineRule="auto"/>
-      </w:pPr>
-    </w:p>
-    <w:p>
-      <w:pPr>
-        <w:spacing w:line="276" w:lineRule="auto"/>
-      </w:pPr>
-    </w:p>
-    <w:p>
-      <w:pPr>
-        <w:spacing w:line="276" w:lineRule="auto"/>
-      </w:pPr>
-    </w:p>
-    <w:p>
-      <w:pPr>
-        <w:spacing w:line="276" w:lineRule="auto"/>
-      </w:pPr>
-    </w:p>
-    <w:p>
-      <w:pPr>
-        <w:spacing w:line="276" w:lineRule="auto"/>
-      </w:pPr>
-    </w:p>
-    <w:p>
-      <w:pPr>
-        <w:spacing w:line="276" w:lineRule="auto"/>
-      </w:pPr>
-    </w:p>
-    <w:p>
-      <w:pPr>
-        <w:spacing w:line="276" w:lineRule="auto"/>
-      </w:pPr>
-    </w:p>
-    <w:p>
-      <w:pPr>
-        <w:spacing w:line="276" w:lineRule="auto"/>
-      </w:pPr>
-    </w:p>
-    <w:p>
-      <w:pPr>
-        <w:spacing w:line="276" w:lineRule="auto"/>
-      </w:pPr>
-    </w:p>
-    <w:p>
-      <w:pPr>
-        <w:spacing w:line="276" w:lineRule="auto"/>
-      </w:pPr>
-    </w:p>
-    <w:p>
-      <w:pPr>
-        <w:spacing w:line="276" w:lineRule="auto"/>
-      </w:pPr>
-    </w:p>
-    <w:p>
-      <w:pPr>
-        <w:spacing w:line="276" w:lineRule="auto"/>
-      </w:pPr>
-    </w:p>
-    <w:p>
-      <w:pPr>
-        <w:spacing w:line="276" w:lineRule="auto"/>
-      </w:pPr>
-    </w:p>
-    <w:p>
-      <w:pPr>
-        <w:spacing w:line="276" w:lineRule="auto"/>
-      </w:pPr>
-    </w:p>
-    <w:p>
-      <w:pPr>
-        <w:spacing w:line="276" w:lineRule="auto"/>
-      </w:pPr>
-    </w:p>
-    <w:p>
-      <w:pPr>
-        <w:spacing w:line="276" w:lineRule="auto"/>
-      </w:pPr>
-    </w:p>
-    <w:p>
-      <w:pPr>
-        <w:spacing w:line="276" w:lineRule="auto"/>
-      </w:pPr>
-    </w:p>
-    <w:p>
-      <w:pPr>
-        <w:spacing w:line="276" w:lineRule="auto"/>
-      </w:pPr>
-    </w:p>
-    <w:p>
-      <w:pPr>
-        <w:spacing w:line="276" w:lineRule="auto"/>
-      </w:pPr>
-    </w:p>
-    <w:p>
-      <w:pPr>
-        <w:spacing w:line="276" w:lineRule="auto"/>
-      </w:pPr>
-    </w:p>
-    <w:p>
-      <w:pPr>
-        <w:spacing w:line="276" w:lineRule="auto"/>
-      </w:pPr>
-    </w:p>
-    <w:p>
-      <w:pPr>
-        <w:spacing w:line="276" w:lineRule="auto"/>
-      </w:pPr>
-    </w:p>
-    <w:p>
-      <w:pPr>
-        <w:spacing w:line="276" w:lineRule="auto"/>
-      </w:pPr>
-    </w:p>
-    <w:p>
-      <w:pPr>
-        <w:spacing w:line="276" w:lineRule="auto"/>
-      </w:pPr>
-    </w:p>
-    <w:p>
-      <w:pPr>
-        <w:spacing w:line="276" w:lineRule="auto"/>
-      </w:pPr>
-    </w:p>
-    <w:p>
-      <w:pPr>
-        <w:spacing w:line="276" w:lineRule="auto"/>
-      </w:pPr>
-    </w:p>
-    <w:p>
-      <w:pPr>
-        <w:spacing w:line="276" w:lineRule="auto"/>
-      </w:pPr>
-    </w:p>
-    <w:p>
-      <w:pPr>
-        <w:spacing w:line="276" w:lineRule="auto"/>
-      </w:pPr>
-    </w:p>
-    <w:p>
-      <w:pPr>
-        <w:spacing w:line="276" w:lineRule="auto"/>
-      </w:pPr>
-    </w:p>
-    <w:p>
-      <w:pPr>
-        <w:spacing w:line="276" w:lineRule="auto"/>
-        <w:rPr>
-          <w:lang w:eastAsia="ko-KR"/>
-        </w:rPr>
-      </w:pPr>
-    </w:p>
-    <w:p>
-      <w:pPr>
-        <w:spacing w:line="276" w:lineRule="auto"/>
-        <w:rPr>
-          <w:lang w:eastAsia="ko-KR"/>
-        </w:rPr>
-      </w:pPr>
-    </w:p>
-    <w:p>
-      <w:pPr>
-        <w:spacing w:line="276" w:lineRule="auto"/>
-        <w:rPr>
-          <w:lang w:eastAsia="ko-KR"/>
-        </w:rPr>
-      </w:pPr>
-    </w:p>
-    <w:p>
-      <w:pPr>
-        <w:spacing w:line="276" w:lineRule="auto"/>
-        <w:rPr>
-          <w:lang w:eastAsia="ko-KR"/>
-        </w:rPr>
-      </w:pPr>
-    </w:p>
-    <w:p>
-      <w:pPr>
-        <w:spacing w:line="276" w:lineRule="auto"/>
-        <w:rPr>
-          <w:lang w:eastAsia="ko-KR"/>
-        </w:rPr>
-      </w:pPr>
-    </w:p>
-    <w:p>
-      <w:pPr>
-        <w:spacing w:line="276" w:lineRule="auto"/>
-        <w:rPr>
-          <w:lang w:eastAsia="ko-KR"/>
-        </w:rPr>
-      </w:pPr>
-    </w:p>
-    <w:p>
-      <w:pPr>
-        <w:spacing w:line="276" w:lineRule="auto"/>
-        <w:rPr>
-          <w:lang w:eastAsia="ko-KR"/>
-        </w:rPr>
-      </w:pPr>
-    </w:p>
-    <w:p>
-      <w:pPr>
-        <w:spacing w:line="276" w:lineRule="auto"/>
-        <w:rPr>
-          <w:lang w:eastAsia="ko-KR"/>
-        </w:rPr>
-      </w:pPr>
-    </w:p>
-    <w:p>
-      <w:pPr>
-        <w:spacing w:line="276" w:lineRule="auto"/>
-        <w:rPr>
-          <w:lang w:eastAsia="ko-KR"/>
-        </w:rPr>
-      </w:pPr>
-    </w:p>
-    <w:p>
-      <w:pPr>
-        <w:spacing w:line="276" w:lineRule="auto"/>
-        <w:rPr>
-          <w:lang w:eastAsia="ko-KR"/>
-        </w:rPr>
-      </w:pPr>
-    </w:p>
-    <w:p>
-      <w:pPr>
-        <w:spacing w:line="276" w:lineRule="auto"/>
-        <w:rPr>
-          <w:lang w:eastAsia="ko-KR"/>
-        </w:rPr>
-      </w:pPr>
-    </w:p>
-    <w:p>
-      <w:pPr>
-        <w:spacing w:line="276" w:lineRule="auto"/>
-        <w:rPr>
-          <w:lang w:eastAsia="ko-KR"/>
-        </w:rPr>
-      </w:pPr>
-    </w:p>
-    <w:p>
-      <w:pPr>
-        <w:spacing w:line="276" w:lineRule="auto"/>
-        <w:rPr>
-          <w:lang w:eastAsia="ko-KR"/>
-        </w:rPr>
-      </w:pPr>
-    </w:p>
-    <w:p>
-      <w:pPr>
-        <w:spacing w:line="276" w:lineRule="auto"/>
-        <w:rPr>
-          <w:lang w:eastAsia="ko-KR"/>
-        </w:rPr>
-      </w:pPr>
-    </w:p>
-    <w:p>
-      <w:pPr>
-        <w:spacing w:line="276" w:lineRule="auto"/>
-        <w:rPr>
-          <w:lang w:eastAsia="ko-KR"/>
-        </w:rPr>
-      </w:pPr>
-    </w:p>
-    <w:p>
-      <w:pPr>
-        <w:spacing w:line="276" w:lineRule="auto"/>
-        <w:rPr>
-          <w:lang w:eastAsia="ko-KR"/>
-        </w:rPr>
-      </w:pPr>
-    </w:p>
-    <w:p>
-      <w:pPr>
-        <w:spacing w:line="276" w:lineRule="auto"/>
-        <w:rPr>
-          <w:lang w:eastAsia="ko-KR"/>
-        </w:rPr>
-      </w:pPr>
-    </w:p>
-    <w:p>
-      <w:pPr>
-        <w:spacing w:line="276" w:lineRule="auto"/>
-        <w:rPr>
-          <w:lang w:eastAsia="ko-KR"/>
-        </w:rPr>
-      </w:pPr>
-    </w:p>
-    <w:p>
-      <w:pPr>
-        <w:spacing w:line="276" w:lineRule="auto"/>
-        <w:rPr>
-          <w:lang w:eastAsia="ko-KR"/>
-        </w:rPr>
-      </w:pPr>
-    </w:p>
-    <w:p>
-      <w:pPr>
-        <w:spacing w:line="276" w:lineRule="auto"/>
-        <w:rPr>
-          <w:lang w:eastAsia="ko-KR"/>
-        </w:rPr>
-      </w:pPr>
-    </w:p>
-    <w:p>
-      <w:pPr>
-        <w:spacing w:line="276" w:lineRule="auto"/>
-        <w:rPr>
-          <w:lang w:eastAsia="ko-KR"/>
-        </w:rPr>
-      </w:pPr>
-    </w:p>
-    <w:p>
-      <w:pPr>
-        <w:spacing w:line="276" w:lineRule="auto"/>
-        <w:rPr>
-          <w:lang w:eastAsia="ko-KR"/>
-        </w:rPr>
-      </w:pPr>
-    </w:p>
-    <w:p>
-      <w:pPr>
-        <w:spacing w:line="276" w:lineRule="auto"/>
-        <w:rPr>
-          <w:lang w:eastAsia="ko-KR"/>
-        </w:rPr>
-      </w:pPr>
-    </w:p>
-    <w:p>
-      <w:pPr>
-        <w:spacing w:line="276" w:lineRule="auto"/>
-        <w:rPr>
-          <w:lang w:eastAsia="ko-KR"/>
-        </w:rPr>
-      </w:pPr>
-    </w:p>
-    <w:p>
-      <w:pPr>
-        <w:spacing w:line="276" w:lineRule="auto"/>
-        <w:rPr>
-          <w:lang w:eastAsia="ko-KR"/>
-        </w:rPr>
-      </w:pPr>
-    </w:p>
-    <w:p>
-      <w:pPr>
-        <w:spacing w:line="276" w:lineRule="auto"/>
-        <w:rPr>
-          <w:lang w:eastAsia="ko-KR"/>
-        </w:rPr>
-      </w:pPr>
-    </w:p>
-    <w:p>
-      <w:pPr>
-        <w:spacing w:line="276" w:lineRule="auto"/>
-        <w:rPr>
-          <w:lang w:eastAsia="ko-KR"/>
-        </w:rPr>
-      </w:pPr>
-    </w:p>
-    <w:p>
-      <w:pPr>
-        <w:spacing w:line="276" w:lineRule="auto"/>
-        <w:rPr>
-          <w:lang w:eastAsia="ko-KR"/>
-        </w:rPr>
-      </w:pPr>
-    </w:p>
-    <w:p>
-      <w:pPr>
-        <w:spacing w:line="276" w:lineRule="auto"/>
-        <w:rPr>
-          <w:lang w:eastAsia="ko-KR"/>
-        </w:rPr>
-      </w:pPr>
-    </w:p>
-    <w:p>
-      <w:pPr>
-        <w:spacing w:line="276" w:lineRule="auto"/>
-        <w:rPr>
-          <w:lang w:eastAsia="ko-KR"/>
-        </w:rPr>
-      </w:pPr>
-    </w:p>
-    <w:p>
-      <w:pPr>
-        <w:spacing w:line="276" w:lineRule="auto"/>
-        <w:rPr>
-          <w:lang w:eastAsia="ko-KR"/>
-        </w:rPr>
-      </w:pPr>
-    </w:p>
-    <w:p>
-      <w:pPr>
-        <w:spacing w:line="276" w:lineRule="auto"/>
-        <w:rPr>
-          <w:lang w:eastAsia="ko-KR"/>
-        </w:rPr>
-      </w:pPr>
-    </w:p>
-    <w:p>
-      <w:pPr>
-        <w:spacing w:line="276" w:lineRule="auto"/>
-        <w:rPr>
-          <w:lang w:eastAsia="ko-KR"/>
-        </w:rPr>
-      </w:pPr>
-    </w:p>
-    <w:p>
-      <w:pPr>
-        <w:spacing w:line="276" w:lineRule="auto"/>
-        <w:rPr>
-          <w:lang w:eastAsia="ko-KR"/>
-        </w:rPr>
-      </w:pPr>
-    </w:p>
-    <w:p>
-      <w:pPr>
-        <w:spacing w:line="276" w:lineRule="auto"/>
-        <w:rPr>
-          <w:lang w:eastAsia="ko-KR"/>
-        </w:rPr>
-      </w:pPr>
-    </w:p>
-    <w:p>
-      <w:pPr>
-        <w:spacing w:line="276" w:lineRule="auto"/>
-        <w:rPr>
-          <w:lang w:eastAsia="ko-KR"/>
-        </w:rPr>
-      </w:pPr>
-    </w:p>
-    <w:p>
-      <w:pPr>
-        <w:spacing w:line="276" w:lineRule="auto"/>
-        <w:rPr>
-          <w:lang w:eastAsia="ko-KR"/>
-        </w:rPr>
-      </w:pPr>
-    </w:p>
-    <w:p>
-      <w:pPr>
-        <w:spacing w:line="276" w:lineRule="auto"/>
-        <w:rPr>
-          <w:lang w:eastAsia="ko-KR"/>
-        </w:rPr>
-      </w:pPr>
-    </w:p>
-    <w:p>
-      <w:pPr>
-        <w:spacing w:line="276" w:lineRule="auto"/>
-        <w:jc w:val="left"/>
-        <w:rPr>
-          <w:b/>
-          <w:bCs/>
-        </w:rPr>
-      </w:pPr>
-    </w:p>
-    <w:p>
-      <w:pPr>
-        <w:spacing w:line="276" w:lineRule="auto"/>
         <w:jc w:val="left"/>
         <w:rPr>
           <w:rFonts w:eastAsia="Apple SD Gothic Neo"/>
@@ -19381,535 +18387,6 @@
           <w:bCs/>
           <w:sz w:val="26"/>
           <w:szCs w:val="26"/>
-        </w:rPr>
-      </w:pPr>
-    </w:p>
-    <w:p>
-      <w:pPr>
-        <w:spacing w:line="276" w:lineRule="auto"/>
-      </w:pPr>
-    </w:p>
-    <w:p>
-      <w:pPr>
-        <w:spacing w:line="276" w:lineRule="auto"/>
-      </w:pPr>
-    </w:p>
-    <w:p>
-      <w:pPr>
-        <w:spacing w:line="276" w:lineRule="auto"/>
-      </w:pPr>
-    </w:p>
-    <w:p>
-      <w:pPr>
-        <w:spacing w:line="276" w:lineRule="auto"/>
-      </w:pPr>
-    </w:p>
-    <w:p>
-      <w:pPr>
-        <w:spacing w:line="276" w:lineRule="auto"/>
-      </w:pPr>
-    </w:p>
-    <w:p>
-      <w:pPr>
-        <w:spacing w:line="276" w:lineRule="auto"/>
-        <w:rPr>
-          <w:lang w:eastAsia="ko-KR"/>
-        </w:rPr>
-      </w:pPr>
-    </w:p>
-    <w:p>
-      <w:pPr>
-        <w:spacing w:line="276" w:lineRule="auto"/>
-        <w:rPr>
-          <w:lang w:eastAsia="ko-KR"/>
-        </w:rPr>
-      </w:pPr>
-    </w:p>
-    <w:p>
-      <w:pPr>
-        <w:spacing w:line="276" w:lineRule="auto"/>
-        <w:rPr>
-          <w:lang w:eastAsia="ko-KR"/>
-        </w:rPr>
-      </w:pPr>
-    </w:p>
-    <w:p>
-      <w:pPr>
-        <w:spacing w:line="276" w:lineRule="auto"/>
-        <w:rPr>
-          <w:lang w:eastAsia="ko-KR"/>
-        </w:rPr>
-      </w:pPr>
-    </w:p>
-    <w:p>
-      <w:pPr>
-        <w:spacing w:line="276" w:lineRule="auto"/>
-        <w:rPr>
-          <w:lang w:eastAsia="ko-KR"/>
-        </w:rPr>
-      </w:pPr>
-    </w:p>
-    <w:p>
-      <w:pPr>
-        <w:spacing w:line="276" w:lineRule="auto"/>
-        <w:rPr>
-          <w:lang w:eastAsia="ko-KR"/>
-        </w:rPr>
-      </w:pPr>
-    </w:p>
-    <w:p>
-      <w:pPr>
-        <w:spacing w:line="276" w:lineRule="auto"/>
-        <w:rPr>
-          <w:lang w:eastAsia="ko-KR"/>
-        </w:rPr>
-      </w:pPr>
-    </w:p>
-    <w:p>
-      <w:pPr>
-        <w:spacing w:line="276" w:lineRule="auto"/>
-        <w:rPr>
-          <w:lang w:eastAsia="ko-KR"/>
-        </w:rPr>
-      </w:pPr>
-    </w:p>
-    <w:p>
-      <w:pPr>
-        <w:spacing w:line="276" w:lineRule="auto"/>
-        <w:rPr>
-          <w:lang w:eastAsia="ko-KR"/>
-        </w:rPr>
-      </w:pPr>
-    </w:p>
-    <w:p>
-      <w:pPr>
-        <w:spacing w:line="276" w:lineRule="auto"/>
-        <w:rPr>
-          <w:lang w:eastAsia="ko-KR"/>
-        </w:rPr>
-      </w:pPr>
-    </w:p>
-    <w:p>
-      <w:pPr>
-        <w:spacing w:line="276" w:lineRule="auto"/>
-        <w:rPr>
-          <w:lang w:eastAsia="ko-KR"/>
-        </w:rPr>
-      </w:pPr>
-    </w:p>
-    <w:p>
-      <w:pPr>
-        <w:spacing w:line="276" w:lineRule="auto"/>
-        <w:rPr>
-          <w:lang w:eastAsia="ko-KR"/>
-        </w:rPr>
-      </w:pPr>
-    </w:p>
-    <w:p>
-      <w:pPr>
-        <w:spacing w:line="276" w:lineRule="auto"/>
-        <w:rPr>
-          <w:lang w:eastAsia="ko-KR"/>
-        </w:rPr>
-      </w:pPr>
-    </w:p>
-    <w:p>
-      <w:pPr>
-        <w:spacing w:line="276" w:lineRule="auto"/>
-        <w:rPr>
-          <w:lang w:eastAsia="ko-KR"/>
-        </w:rPr>
-      </w:pPr>
-    </w:p>
-    <w:p>
-      <w:pPr>
-        <w:spacing w:line="276" w:lineRule="auto"/>
-        <w:rPr>
-          <w:lang w:eastAsia="ko-KR"/>
-        </w:rPr>
-      </w:pPr>
-    </w:p>
-    <w:p>
-      <w:pPr>
-        <w:spacing w:line="276" w:lineRule="auto"/>
-        <w:rPr>
-          <w:lang w:eastAsia="ko-KR"/>
-        </w:rPr>
-      </w:pPr>
-    </w:p>
-    <w:p>
-      <w:pPr>
-        <w:spacing w:line="276" w:lineRule="auto"/>
-        <w:rPr>
-          <w:lang w:eastAsia="ko-KR"/>
-        </w:rPr>
-      </w:pPr>
-    </w:p>
-    <w:p>
-      <w:pPr>
-        <w:spacing w:line="276" w:lineRule="auto"/>
-        <w:rPr>
-          <w:lang w:eastAsia="ko-KR"/>
-        </w:rPr>
-      </w:pPr>
-    </w:p>
-    <w:p>
-      <w:pPr>
-        <w:spacing w:line="276" w:lineRule="auto"/>
-        <w:rPr>
-          <w:lang w:eastAsia="ko-KR"/>
-        </w:rPr>
-      </w:pPr>
-    </w:p>
-    <w:p>
-      <w:pPr>
-        <w:spacing w:line="276" w:lineRule="auto"/>
-        <w:rPr>
-          <w:lang w:eastAsia="ko-KR"/>
-        </w:rPr>
-      </w:pPr>
-    </w:p>
-    <w:p>
-      <w:pPr>
-        <w:spacing w:line="276" w:lineRule="auto"/>
-        <w:rPr>
-          <w:lang w:eastAsia="ko-KR"/>
-        </w:rPr>
-      </w:pPr>
-    </w:p>
-    <w:p>
-      <w:pPr>
-        <w:spacing w:line="276" w:lineRule="auto"/>
-        <w:rPr>
-          <w:lang w:eastAsia="ko-KR"/>
-        </w:rPr>
-      </w:pPr>
-    </w:p>
-    <w:p>
-      <w:pPr>
-        <w:spacing w:line="276" w:lineRule="auto"/>
-        <w:rPr>
-          <w:lang w:eastAsia="ko-KR"/>
-        </w:rPr>
-      </w:pPr>
-    </w:p>
-    <w:p>
-      <w:pPr>
-        <w:spacing w:line="276" w:lineRule="auto"/>
-        <w:rPr>
-          <w:lang w:eastAsia="ko-KR"/>
-        </w:rPr>
-      </w:pPr>
-    </w:p>
-    <w:p>
-      <w:pPr>
-        <w:spacing w:line="276" w:lineRule="auto"/>
-        <w:rPr>
-          <w:lang w:eastAsia="ko-KR"/>
-        </w:rPr>
-      </w:pPr>
-    </w:p>
-    <w:p>
-      <w:pPr>
-        <w:spacing w:line="276" w:lineRule="auto"/>
-        <w:rPr>
-          <w:lang w:eastAsia="ko-KR"/>
-        </w:rPr>
-      </w:pPr>
-    </w:p>
-    <w:p>
-      <w:pPr>
-        <w:spacing w:line="276" w:lineRule="auto"/>
-        <w:rPr>
-          <w:lang w:eastAsia="ko-KR"/>
-        </w:rPr>
-      </w:pPr>
-    </w:p>
-    <w:p>
-      <w:pPr>
-        <w:spacing w:line="276" w:lineRule="auto"/>
-        <w:rPr>
-          <w:lang w:eastAsia="ko-KR"/>
-        </w:rPr>
-      </w:pPr>
-    </w:p>
-    <w:p>
-      <w:pPr>
-        <w:spacing w:line="276" w:lineRule="auto"/>
-        <w:rPr>
-          <w:lang w:eastAsia="ko-KR"/>
-        </w:rPr>
-      </w:pPr>
-    </w:p>
-    <w:p>
-      <w:pPr>
-        <w:spacing w:line="276" w:lineRule="auto"/>
-        <w:rPr>
-          <w:lang w:eastAsia="ko-KR"/>
-        </w:rPr>
-      </w:pPr>
-    </w:p>
-    <w:p>
-      <w:pPr>
-        <w:spacing w:line="276" w:lineRule="auto"/>
-        <w:rPr>
-          <w:lang w:eastAsia="ko-KR"/>
-        </w:rPr>
-      </w:pPr>
-    </w:p>
-    <w:p>
-      <w:pPr>
-        <w:spacing w:line="276" w:lineRule="auto"/>
-        <w:rPr>
-          <w:lang w:eastAsia="ko-KR"/>
-        </w:rPr>
-      </w:pPr>
-    </w:p>
-    <w:p>
-      <w:pPr>
-        <w:spacing w:line="276" w:lineRule="auto"/>
-        <w:rPr>
-          <w:lang w:eastAsia="ko-KR"/>
-        </w:rPr>
-      </w:pPr>
-    </w:p>
-    <w:p>
-      <w:pPr>
-        <w:spacing w:line="276" w:lineRule="auto"/>
-        <w:rPr>
-          <w:lang w:eastAsia="ko-KR"/>
-        </w:rPr>
-      </w:pPr>
-    </w:p>
-    <w:p>
-      <w:pPr>
-        <w:spacing w:line="276" w:lineRule="auto"/>
-        <w:rPr>
-          <w:lang w:eastAsia="ko-KR"/>
-        </w:rPr>
-      </w:pPr>
-    </w:p>
-    <w:p>
-      <w:pPr>
-        <w:spacing w:line="276" w:lineRule="auto"/>
-        <w:rPr>
-          <w:lang w:eastAsia="ko-KR"/>
-        </w:rPr>
-      </w:pPr>
-    </w:p>
-    <w:p>
-      <w:pPr>
-        <w:spacing w:line="276" w:lineRule="auto"/>
-        <w:rPr>
-          <w:lang w:eastAsia="ko-KR"/>
-        </w:rPr>
-      </w:pPr>
-    </w:p>
-    <w:p>
-      <w:pPr>
-        <w:spacing w:line="276" w:lineRule="auto"/>
-        <w:rPr>
-          <w:lang w:eastAsia="ko-KR"/>
-        </w:rPr>
-      </w:pPr>
-    </w:p>
-    <w:p>
-      <w:pPr>
-        <w:spacing w:line="276" w:lineRule="auto"/>
-        <w:rPr>
-          <w:lang w:eastAsia="ko-KR"/>
-        </w:rPr>
-      </w:pPr>
-    </w:p>
-    <w:p>
-      <w:pPr>
-        <w:spacing w:line="276" w:lineRule="auto"/>
-        <w:rPr>
-          <w:lang w:eastAsia="ko-KR"/>
-        </w:rPr>
-      </w:pPr>
-    </w:p>
-    <w:p>
-      <w:pPr>
-        <w:spacing w:line="276" w:lineRule="auto"/>
-        <w:rPr>
-          <w:lang w:eastAsia="ko-KR"/>
-        </w:rPr>
-      </w:pPr>
-    </w:p>
-    <w:p>
-      <w:pPr>
-        <w:spacing w:line="276" w:lineRule="auto"/>
-        <w:rPr>
-          <w:lang w:eastAsia="ko-KR"/>
-        </w:rPr>
-      </w:pPr>
-    </w:p>
-    <w:p>
-      <w:pPr>
-        <w:spacing w:line="276" w:lineRule="auto"/>
-        <w:rPr>
-          <w:lang w:eastAsia="ko-KR"/>
-        </w:rPr>
-      </w:pPr>
-    </w:p>
-    <w:p>
-      <w:pPr>
-        <w:spacing w:line="276" w:lineRule="auto"/>
-        <w:rPr>
-          <w:lang w:eastAsia="ko-KR"/>
-        </w:rPr>
-      </w:pPr>
-    </w:p>
-    <w:p>
-      <w:pPr>
-        <w:spacing w:line="276" w:lineRule="auto"/>
-        <w:rPr>
-          <w:lang w:eastAsia="ko-KR"/>
-        </w:rPr>
-      </w:pPr>
-    </w:p>
-    <w:p>
-      <w:pPr>
-        <w:spacing w:line="276" w:lineRule="auto"/>
-        <w:rPr>
-          <w:lang w:eastAsia="ko-KR"/>
-        </w:rPr>
-      </w:pPr>
-    </w:p>
-    <w:p>
-      <w:pPr>
-        <w:spacing w:line="276" w:lineRule="auto"/>
-        <w:rPr>
-          <w:lang w:eastAsia="ko-KR"/>
-        </w:rPr>
-      </w:pPr>
-    </w:p>
-    <w:p>
-      <w:pPr>
-        <w:spacing w:line="276" w:lineRule="auto"/>
-        <w:rPr>
-          <w:lang w:eastAsia="ko-KR"/>
-        </w:rPr>
-      </w:pPr>
-    </w:p>
-    <w:p>
-      <w:pPr>
-        <w:spacing w:line="276" w:lineRule="auto"/>
-        <w:rPr>
-          <w:lang w:eastAsia="ko-KR"/>
-        </w:rPr>
-      </w:pPr>
-    </w:p>
-    <w:p>
-      <w:pPr>
-        <w:spacing w:line="276" w:lineRule="auto"/>
-        <w:rPr>
-          <w:lang w:eastAsia="ko-KR"/>
-        </w:rPr>
-      </w:pPr>
-    </w:p>
-    <w:p>
-      <w:pPr>
-        <w:spacing w:line="276" w:lineRule="auto"/>
-        <w:rPr>
-          <w:lang w:eastAsia="ko-KR"/>
-        </w:rPr>
-      </w:pPr>
-    </w:p>
-    <w:p>
-      <w:pPr>
-        <w:spacing w:line="276" w:lineRule="auto"/>
-        <w:rPr>
-          <w:lang w:eastAsia="ko-KR"/>
-        </w:rPr>
-      </w:pPr>
-    </w:p>
-    <w:p>
-      <w:pPr>
-        <w:spacing w:line="276" w:lineRule="auto"/>
-        <w:rPr>
-          <w:lang w:eastAsia="ko-KR"/>
-        </w:rPr>
-      </w:pPr>
-    </w:p>
-    <w:p>
-      <w:pPr>
-        <w:spacing w:line="276" w:lineRule="auto"/>
-        <w:rPr>
-          <w:lang w:eastAsia="ko-KR"/>
-        </w:rPr>
-      </w:pPr>
-    </w:p>
-    <w:p>
-      <w:pPr>
-        <w:spacing w:line="276" w:lineRule="auto"/>
-        <w:rPr>
-          <w:lang w:eastAsia="ko-KR"/>
-        </w:rPr>
-      </w:pPr>
-    </w:p>
-    <w:p>
-      <w:pPr>
-        <w:spacing w:line="276" w:lineRule="auto"/>
-        <w:rPr>
-          <w:lang w:eastAsia="ko-KR"/>
-        </w:rPr>
-      </w:pPr>
-    </w:p>
-    <w:p>
-      <w:pPr>
-        <w:spacing w:line="276" w:lineRule="auto"/>
-        <w:rPr>
-          <w:lang w:eastAsia="ko-KR"/>
-        </w:rPr>
-      </w:pPr>
-    </w:p>
-    <w:p>
-      <w:pPr>
-        <w:spacing w:line="276" w:lineRule="auto"/>
-        <w:rPr>
-          <w:lang w:eastAsia="ko-KR"/>
-        </w:rPr>
-      </w:pPr>
-    </w:p>
-    <w:p>
-      <w:pPr>
-        <w:spacing w:line="276" w:lineRule="auto"/>
-        <w:rPr>
-          <w:lang w:eastAsia="ko-KR"/>
-        </w:rPr>
-      </w:pPr>
-    </w:p>
-    <w:p>
-      <w:pPr>
-        <w:spacing w:line="276" w:lineRule="auto"/>
-        <w:rPr>
-          <w:lang w:eastAsia="ko-KR"/>
-        </w:rPr>
-      </w:pPr>
-    </w:p>
-    <w:p>
-      <w:pPr>
-        <w:spacing w:line="276" w:lineRule="auto"/>
-        <w:rPr>
-          <w:lang w:eastAsia="ko-KR"/>
-        </w:rPr>
-      </w:pPr>
-    </w:p>
-    <w:p>
-      <w:pPr>
-        <w:spacing w:line="276" w:lineRule="auto"/>
-        <w:rPr>
-          <w:lang w:eastAsia="ko-KR"/>
-        </w:rPr>
-      </w:pPr>
-    </w:p>
-    <w:p>
-      <w:pPr>
-        <w:spacing w:line="276" w:lineRule="auto"/>
-        <w:rPr>
-          <w:lang w:eastAsia="ko-KR"/>
         </w:rPr>
       </w:pPr>
     </w:p>
@@ -39766,316 +38243,6 @@
     </w:p>
     <w:p/>
     <w:p/>
-    <w:p>
-      <w:pPr>
-        <w:spacing w:line="276" w:lineRule="auto"/>
-      </w:pPr>
-    </w:p>
-    <w:p>
-      <w:pPr>
-        <w:spacing w:line="276" w:lineRule="auto"/>
-      </w:pPr>
-    </w:p>
-    <w:p>
-      <w:pPr>
-        <w:spacing w:line="276" w:lineRule="auto"/>
-      </w:pPr>
-    </w:p>
-    <w:p>
-      <w:pPr>
-        <w:spacing w:line="276" w:lineRule="auto"/>
-      </w:pPr>
-    </w:p>
-    <w:p>
-      <w:pPr>
-        <w:spacing w:line="276" w:lineRule="auto"/>
-      </w:pPr>
-    </w:p>
-    <w:p>
-      <w:pPr>
-        <w:spacing w:line="276" w:lineRule="auto"/>
-      </w:pPr>
-    </w:p>
-    <w:p>
-      <w:pPr>
-        <w:spacing w:line="276" w:lineRule="auto"/>
-        <w:rPr>
-          <w:lang w:eastAsia="ko-KR"/>
-        </w:rPr>
-      </w:pPr>
-    </w:p>
-    <w:p>
-      <w:pPr>
-        <w:spacing w:line="276" w:lineRule="auto"/>
-        <w:rPr>
-          <w:lang w:eastAsia="ko-KR"/>
-        </w:rPr>
-      </w:pPr>
-    </w:p>
-    <w:p>
-      <w:pPr>
-        <w:spacing w:line="276" w:lineRule="auto"/>
-        <w:rPr>
-          <w:lang w:eastAsia="ko-KR"/>
-        </w:rPr>
-      </w:pPr>
-    </w:p>
-    <w:p>
-      <w:pPr>
-        <w:spacing w:line="276" w:lineRule="auto"/>
-        <w:rPr>
-          <w:lang w:eastAsia="ko-KR"/>
-        </w:rPr>
-      </w:pPr>
-    </w:p>
-    <w:p>
-      <w:pPr>
-        <w:spacing w:line="276" w:lineRule="auto"/>
-        <w:rPr>
-          <w:lang w:eastAsia="ko-KR"/>
-        </w:rPr>
-      </w:pPr>
-    </w:p>
-    <w:p>
-      <w:pPr>
-        <w:spacing w:line="276" w:lineRule="auto"/>
-        <w:rPr>
-          <w:lang w:eastAsia="ko-KR"/>
-        </w:rPr>
-      </w:pPr>
-    </w:p>
-    <w:p>
-      <w:pPr>
-        <w:spacing w:line="276" w:lineRule="auto"/>
-        <w:rPr>
-          <w:lang w:eastAsia="ko-KR"/>
-        </w:rPr>
-      </w:pPr>
-    </w:p>
-    <w:p>
-      <w:pPr>
-        <w:spacing w:line="276" w:lineRule="auto"/>
-        <w:rPr>
-          <w:lang w:eastAsia="ko-KR"/>
-        </w:rPr>
-      </w:pPr>
-    </w:p>
-    <w:p>
-      <w:pPr>
-        <w:spacing w:line="276" w:lineRule="auto"/>
-        <w:rPr>
-          <w:lang w:eastAsia="ko-KR"/>
-        </w:rPr>
-      </w:pPr>
-    </w:p>
-    <w:p>
-      <w:pPr>
-        <w:spacing w:line="276" w:lineRule="auto"/>
-        <w:rPr>
-          <w:lang w:eastAsia="ko-KR"/>
-        </w:rPr>
-      </w:pPr>
-    </w:p>
-    <w:p>
-      <w:pPr>
-        <w:spacing w:line="276" w:lineRule="auto"/>
-        <w:rPr>
-          <w:lang w:eastAsia="ko-KR"/>
-        </w:rPr>
-      </w:pPr>
-    </w:p>
-    <w:p>
-      <w:pPr>
-        <w:spacing w:line="276" w:lineRule="auto"/>
-        <w:rPr>
-          <w:lang w:eastAsia="ko-KR"/>
-        </w:rPr>
-      </w:pPr>
-    </w:p>
-    <w:p>
-      <w:pPr>
-        <w:spacing w:line="276" w:lineRule="auto"/>
-        <w:rPr>
-          <w:lang w:eastAsia="ko-KR"/>
-        </w:rPr>
-      </w:pPr>
-    </w:p>
-    <w:p>
-      <w:pPr>
-        <w:spacing w:line="276" w:lineRule="auto"/>
-        <w:rPr>
-          <w:lang w:eastAsia="ko-KR"/>
-        </w:rPr>
-      </w:pPr>
-    </w:p>
-    <w:p>
-      <w:pPr>
-        <w:spacing w:line="276" w:lineRule="auto"/>
-        <w:rPr>
-          <w:lang w:eastAsia="ko-KR"/>
-        </w:rPr>
-      </w:pPr>
-    </w:p>
-    <w:p>
-      <w:pPr>
-        <w:spacing w:line="276" w:lineRule="auto"/>
-        <w:rPr>
-          <w:lang w:eastAsia="ko-KR"/>
-        </w:rPr>
-      </w:pPr>
-    </w:p>
-    <w:p>
-      <w:pPr>
-        <w:spacing w:line="276" w:lineRule="auto"/>
-        <w:rPr>
-          <w:lang w:eastAsia="ko-KR"/>
-        </w:rPr>
-      </w:pPr>
-    </w:p>
-    <w:p>
-      <w:pPr>
-        <w:spacing w:line="276" w:lineRule="auto"/>
-        <w:rPr>
-          <w:lang w:eastAsia="ko-KR"/>
-        </w:rPr>
-      </w:pPr>
-    </w:p>
-    <w:p>
-      <w:pPr>
-        <w:spacing w:line="276" w:lineRule="auto"/>
-        <w:rPr>
-          <w:lang w:eastAsia="ko-KR"/>
-        </w:rPr>
-      </w:pPr>
-    </w:p>
-    <w:p>
-      <w:pPr>
-        <w:spacing w:line="276" w:lineRule="auto"/>
-        <w:rPr>
-          <w:lang w:eastAsia="ko-KR"/>
-        </w:rPr>
-      </w:pPr>
-    </w:p>
-    <w:p>
-      <w:pPr>
-        <w:spacing w:line="276" w:lineRule="auto"/>
-        <w:rPr>
-          <w:lang w:eastAsia="ko-KR"/>
-        </w:rPr>
-      </w:pPr>
-    </w:p>
-    <w:p>
-      <w:pPr>
-        <w:spacing w:line="276" w:lineRule="auto"/>
-        <w:rPr>
-          <w:lang w:eastAsia="ko-KR"/>
-        </w:rPr>
-      </w:pPr>
-    </w:p>
-    <w:p>
-      <w:pPr>
-        <w:spacing w:line="276" w:lineRule="auto"/>
-        <w:rPr>
-          <w:lang w:eastAsia="ko-KR"/>
-        </w:rPr>
-      </w:pPr>
-    </w:p>
-    <w:p>
-      <w:pPr>
-        <w:spacing w:line="276" w:lineRule="auto"/>
-        <w:rPr>
-          <w:lang w:eastAsia="ko-KR"/>
-        </w:rPr>
-      </w:pPr>
-    </w:p>
-    <w:p>
-      <w:pPr>
-        <w:spacing w:line="276" w:lineRule="auto"/>
-        <w:rPr>
-          <w:lang w:eastAsia="ko-KR"/>
-        </w:rPr>
-      </w:pPr>
-    </w:p>
-    <w:p>
-      <w:pPr>
-        <w:spacing w:line="276" w:lineRule="auto"/>
-        <w:rPr>
-          <w:lang w:eastAsia="ko-KR"/>
-        </w:rPr>
-      </w:pPr>
-    </w:p>
-    <w:p>
-      <w:pPr>
-        <w:spacing w:line="276" w:lineRule="auto"/>
-        <w:rPr>
-          <w:lang w:eastAsia="ko-KR"/>
-        </w:rPr>
-      </w:pPr>
-    </w:p>
-    <w:p>
-      <w:pPr>
-        <w:spacing w:line="276" w:lineRule="auto"/>
-        <w:rPr>
-          <w:lang w:eastAsia="ko-KR"/>
-        </w:rPr>
-      </w:pPr>
-    </w:p>
-    <w:p>
-      <w:pPr>
-        <w:spacing w:line="276" w:lineRule="auto"/>
-        <w:rPr>
-          <w:lang w:eastAsia="ko-KR"/>
-        </w:rPr>
-      </w:pPr>
-    </w:p>
-    <w:p>
-      <w:pPr>
-        <w:spacing w:line="276" w:lineRule="auto"/>
-        <w:rPr>
-          <w:lang w:eastAsia="ko-KR"/>
-        </w:rPr>
-      </w:pPr>
-    </w:p>
-    <w:p>
-      <w:pPr>
-        <w:spacing w:line="276" w:lineRule="auto"/>
-        <w:rPr>
-          <w:lang w:eastAsia="ko-KR"/>
-        </w:rPr>
-      </w:pPr>
-    </w:p>
-    <w:p>
-      <w:pPr>
-        <w:spacing w:line="276" w:lineRule="auto"/>
-        <w:rPr>
-          <w:lang w:eastAsia="ko-KR"/>
-        </w:rPr>
-      </w:pPr>
-    </w:p>
-    <w:p>
-      <w:pPr>
-        <w:spacing w:line="276" w:lineRule="auto"/>
-        <w:rPr>
-          <w:lang w:eastAsia="ko-KR"/>
-        </w:rPr>
-      </w:pPr>
-    </w:p>
-    <w:p>
-      <w:pPr>
-        <w:spacing w:line="276" w:lineRule="auto"/>
-        <w:rPr>
-          <w:lang w:eastAsia="ko-KR"/>
-        </w:rPr>
-      </w:pPr>
-    </w:p>
-    <w:p>
-      <w:pPr>
-        <w:spacing w:line="276" w:lineRule="auto"/>
-        <w:rPr>
-          <w:lang w:eastAsia="ko-KR"/>
-        </w:rPr>
-      </w:pPr>
-    </w:p>
     <w:p>
       <w:pPr>
         <w:spacing w:line="276" w:lineRule="auto"/>

--- a/paper/CAST.docx
+++ b/paper/CAST.docx
@@ -20375,6 +20375,9 @@
       </w:r>
       <w:r>
         <w:t>.</w:t>
+      </w:r>
+      <w:r>
+        <w:t xml:space="preserve"> 스케줄러가 정하는 값은 두 가지다 — 실행 리전을 나타내는 배정 변수 x_jr(작업 j를 리전 r에 배정하면 1)과 실행 시각 τ_j다.</w:t>
       </w:r>
     </w:p>
     <w:p/>
@@ -53699,13 +53702,7 @@
         <w:t xml:space="preserve"> — </w:t>
       </w:r>
       <w:r>
-        <w:t>정리</w:t>
-      </w:r>
-      <w:r>
-        <w:t xml:space="preserve"> 2</w:t>
-      </w:r>
-      <w:r>
-        <w:t>가</w:t>
+        <w:t xml:space="preserve">§5.6의 마감 위반 0 보장이</w:t>
       </w:r>
       <w:r>
         <w:t xml:space="preserve"> </w:t>

--- a/paper/CAST.docx
+++ b/paper/CAST.docx
@@ -2483,112 +2483,7 @@
         <w:t xml:space="preserve"> </w:t>
       </w:r>
       <w:r>
-        <w:t>정해진다</w:t>
-      </w:r>
-      <w:r>
-        <w:t xml:space="preserve">. </w:t>
-      </w:r>
-      <w:r>
-        <w:t>화석연료</w:t>
-      </w:r>
-      <w:r>
-        <w:t xml:space="preserve"> </w:t>
-      </w:r>
-      <w:r>
-        <w:t>기반</w:t>
-      </w:r>
-      <w:r>
-        <w:t xml:space="preserve"> </w:t>
-      </w:r>
-      <w:r>
-        <w:t>발전은</w:t>
-      </w:r>
-      <w:r>
-        <w:t xml:space="preserve"> </w:t>
-      </w:r>
-      <w:r>
-        <w:t>탄소</w:t>
-      </w:r>
-      <w:r>
-        <w:t xml:space="preserve"> </w:t>
-      </w:r>
-      <w:r>
-        <w:t>가중치가</w:t>
-      </w:r>
-      <w:r>
-        <w:t xml:space="preserve"> </w:t>
-      </w:r>
-      <w:r>
-        <w:t>높고</w:t>
-      </w:r>
-      <w:r>
-        <w:t xml:space="preserve"> </w:t>
-      </w:r>
-      <w:r>
-        <w:t>재생에너지와</w:t>
-      </w:r>
-      <w:r>
-        <w:t xml:space="preserve"> </w:t>
-      </w:r>
-      <w:r>
-        <w:t>원자력은</w:t>
-      </w:r>
-      <w:r>
-        <w:t xml:space="preserve"> </w:t>
-      </w:r>
-      <w:r>
-        <w:t>낮거나</w:t>
-      </w:r>
-      <w:r>
-        <w:t xml:space="preserve"> 0</w:t>
-      </w:r>
-      <w:r>
-        <w:t>이므로</w:t>
-      </w:r>
-      <w:r>
-        <w:t xml:space="preserve">, </w:t>
-      </w:r>
-      <w:r>
-        <w:t>발전</w:t>
-      </w:r>
-      <w:r>
-        <w:t xml:space="preserve"> </w:t>
-      </w:r>
-      <w:r>
-        <w:t>믹스의</w:t>
-      </w:r>
-      <w:r>
-        <w:t xml:space="preserve"> </w:t>
-      </w:r>
-      <w:r>
-        <w:t>구성</w:t>
-      </w:r>
-      <w:r>
-        <w:t xml:space="preserve"> </w:t>
-      </w:r>
-      <w:r>
-        <w:t>비율이</w:t>
-      </w:r>
-      <w:r>
-        <w:t xml:space="preserve"> </w:t>
-      </w:r>
-      <w:r>
-        <w:t>곧</w:t>
-      </w:r>
-      <w:r>
-        <w:t xml:space="preserve"> </w:t>
-      </w:r>
-      <w:r>
-        <w:t>탄소집약도가</w:t>
-      </w:r>
-      <w:r>
-        <w:t xml:space="preserve"> </w:t>
-      </w:r>
-      <w:r>
-        <w:t>된다</w:t>
-      </w:r>
-      <w:r>
-        <w:t>.</w:t>
+        <w:t xml:space="preserve">정해진다 — 화석연료 기반 발전은 탄소 가중치가 높고 재생에너지와 원자력은 낮거나 0이기 때문이다.</w:t>
       </w:r>
       <w:r>
         <w:br/>
@@ -12438,62 +12333,6 @@
     </w:p>
     <w:p>
       <w:r>
-        <w:t>본</w:t>
-      </w:r>
-      <w:r>
-        <w:t xml:space="preserve"> </w:t>
-      </w:r>
-      <w:r>
-        <w:t>연구가</w:t>
-      </w:r>
-      <w:r>
-        <w:t xml:space="preserve"> </w:t>
-      </w:r>
-      <w:r>
-        <w:t>다루는</w:t>
-      </w:r>
-      <w:r>
-        <w:t xml:space="preserve"> </w:t>
-      </w:r>
-      <w:r>
-        <w:t>것과</w:t>
-      </w:r>
-      <w:r>
-        <w:t xml:space="preserve"> </w:t>
-      </w:r>
-      <w:r>
-        <w:t>다루지</w:t>
-      </w:r>
-      <w:r>
-        <w:t xml:space="preserve"> </w:t>
-      </w:r>
-      <w:r>
-        <w:t>않는</w:t>
-      </w:r>
-      <w:r>
-        <w:t xml:space="preserve"> </w:t>
-      </w:r>
-      <w:r>
-        <w:t>것을</w:t>
-      </w:r>
-      <w:r>
-        <w:t xml:space="preserve"> </w:t>
-      </w:r>
-      <w:r>
-        <w:t>명확히</w:t>
-      </w:r>
-      <w:r>
-        <w:t xml:space="preserve"> </w:t>
-      </w:r>
-      <w:r>
-        <w:t>한다</w:t>
-      </w:r>
-      <w:r>
-        <w:t>.</w:t>
-      </w:r>
-    </w:p>
-    <w:p>
-      <w:r>
         <w:t>대상</w:t>
       </w:r>
       <w:r>
@@ -16568,124 +16407,7 @@
     </w:p>
     <w:p>
       <w:r>
-        <w:t xml:space="preserve">첫째, 두 축을 결합한 분석적 연구에서는 용량 제약이 검토되지 않았다.</w:t>
-      </w:r>
-      <w:r>
-        <w:t xml:space="preserve"> Sukprasert </w:t>
-      </w:r>
-      <w:r>
-        <w:t>등의</w:t>
-      </w:r>
-      <w:r>
-        <w:t xml:space="preserve"> </w:t>
-      </w:r>
-      <w:r>
-        <w:t>분석에서</w:t>
-      </w:r>
-      <w:r>
-        <w:t xml:space="preserve"> </w:t>
-      </w:r>
-      <w:r>
-        <w:t>용량은</w:t>
-      </w:r>
-      <w:r>
-        <w:t xml:space="preserve"> </w:t>
-      </w:r>
-      <w:r>
-        <w:t>공간</w:t>
-      </w:r>
-      <w:r>
-        <w:t xml:space="preserve"> </w:t>
-      </w:r>
-      <w:r>
-        <w:t>이동의</w:t>
-      </w:r>
-      <w:r>
-        <w:t xml:space="preserve"> </w:t>
-      </w:r>
-      <w:r>
-        <w:t>이득을</w:t>
-      </w:r>
-      <w:r>
-        <w:t xml:space="preserve"> </w:t>
-      </w:r>
-      <w:r>
-        <w:t>크게</w:t>
-      </w:r>
-      <w:r>
-        <w:t xml:space="preserve"> </w:t>
-      </w:r>
-      <w:r>
-        <w:t>좌우하는</w:t>
-      </w:r>
-      <w:r>
-        <w:t xml:space="preserve"> </w:t>
-      </w:r>
-      <w:r>
-        <w:t>변수로</w:t>
-      </w:r>
-      <w:r>
-        <w:t xml:space="preserve"> </w:t>
-      </w:r>
-      <w:r>
-        <w:t>확인되었으나</w:t>
-      </w:r>
-      <w:r>
-        <w:t xml:space="preserve">, </w:t>
-      </w:r>
-      <w:r>
-        <w:t>정작</w:t>
-      </w:r>
-      <w:r>
-        <w:t xml:space="preserve"> </w:t>
-      </w:r>
-      <w:r>
-        <w:t>두</w:t>
-      </w:r>
-      <w:r>
-        <w:t xml:space="preserve"> </w:t>
-      </w:r>
-      <w:r>
-        <w:t>축을</w:t>
-      </w:r>
-      <w:r>
-        <w:t xml:space="preserve"> </w:t>
-      </w:r>
-      <w:r>
-        <w:t>결합한</w:t>
-      </w:r>
-      <w:r>
-        <w:t xml:space="preserve"> </w:t>
-      </w:r>
-      <w:r>
-        <w:t>분석에서는</w:t>
-      </w:r>
-      <w:r>
-        <w:t xml:space="preserve"> </w:t>
-      </w:r>
-      <w:r>
-        <w:t>용량</w:t>
-      </w:r>
-      <w:r>
-        <w:t xml:space="preserve"> </w:t>
-      </w:r>
-      <w:r>
-        <w:t>제약을</w:t>
-      </w:r>
-      <w:r>
-        <w:t xml:space="preserve"> </w:t>
-      </w:r>
-      <w:r>
-        <w:t>두지</w:t>
-      </w:r>
-      <w:r>
-        <w:t xml:space="preserve"> </w:t>
-      </w:r>
-      <w:r>
-        <w:t>않는다</w:t>
-      </w:r>
-      <w:r>
-        <w:t xml:space="preserve">. </w:t>
+        <w:t xml:space="preserve">첫째, 두 축을 결합한 분석적 연구에서는 용량 제약이 검토되지 않았다 — Sukprasert 등의 분석에서 용량이 공간 이동의 이득을 크게 좌우하는 변수로 확인되었음에도 그렇다. </w:t>
       </w:r>
       <w:r>
         <w:t>이</w:t>
@@ -37061,54 +36783,6 @@
       </w:r>
     </w:p>
     <w:p>
-      <w:r>
-        <w:t>배치</w:t>
-      </w:r>
-      <w:r>
-        <w:t xml:space="preserve"> </w:t>
-      </w:r>
-      <w:r>
-        <w:t>결정은</w:t>
-      </w:r>
-      <w:r>
-        <w:t xml:space="preserve"> </w:t>
-      </w:r>
-      <w:r>
-        <w:t>예측값으로</w:t>
-      </w:r>
-      <w:r>
-        <w:t xml:space="preserve"> </w:t>
-      </w:r>
-      <w:r>
-        <w:t>수행하고</w:t>
-      </w:r>
-      <w:r>
-        <w:t xml:space="preserve">, </w:t>
-      </w:r>
-      <w:r>
-        <w:t>배출량</w:t>
-      </w:r>
-      <w:r>
-        <w:t xml:space="preserve"> </w:t>
-      </w:r>
-      <w:r>
-        <w:t>산정은</w:t>
-      </w:r>
-      <w:r>
-        <w:t xml:space="preserve"> </w:t>
-      </w:r>
-      <w:r>
-        <w:t>실측값으로</w:t>
-      </w:r>
-      <w:r>
-        <w:t xml:space="preserve"> </w:t>
-      </w:r>
-      <w:r>
-        <w:t>수행한다</w:t>
-      </w:r>
-      <w:r>
-        <w:t xml:space="preserve">. </w:t>
-      </w:r>
       <w:r>
         <w:t>작업</w:t>
       </w:r>
@@ -42969,170 +42643,6 @@
           <w:sz w:val="18"/>
           <w:szCs w:val="18"/>
         </w:rPr>
-        <w:t>.</w:t>
-      </w:r>
-    </w:p>
-    <w:p>
-      <w:r>
-        <w:t>그림</w:t>
-      </w:r>
-      <w:r>
-        <w:t xml:space="preserve"> 5</w:t>
-      </w:r>
-      <w:r>
-        <w:t>는</w:t>
-      </w:r>
-      <w:r>
-        <w:t xml:space="preserve"> </w:t>
-      </w:r>
-      <w:r>
-        <w:t>표</w:t>
-      </w:r>
-      <w:r>
-        <w:t xml:space="preserve"> 2</w:t>
-      </w:r>
-      <w:r>
-        <w:t>의</w:t>
-      </w:r>
-      <w:r>
-        <w:t xml:space="preserve"> </w:t>
-      </w:r>
-      <w:r>
-        <w:t>다섯</w:t>
-      </w:r>
-      <w:r>
-        <w:t xml:space="preserve"> </w:t>
-      </w:r>
-      <w:r>
-        <w:t>방식을</w:t>
-      </w:r>
-      <w:r>
-        <w:t xml:space="preserve"> (a)</w:t>
-      </w:r>
-      <w:r>
-        <w:t>전체와</w:t>
-      </w:r>
-      <w:r>
-        <w:t xml:space="preserve"> (b)</w:t>
-      </w:r>
-      <w:r>
-        <w:t>확대</w:t>
-      </w:r>
-      <w:r>
-        <w:t xml:space="preserve"> </w:t>
-      </w:r>
-      <w:r>
-        <w:t>두</w:t>
-      </w:r>
-      <w:r>
-        <w:t xml:space="preserve"> </w:t>
-      </w:r>
-      <w:r>
-        <w:t>패널로</w:t>
-      </w:r>
-      <w:r>
-        <w:t xml:space="preserve"> </w:t>
-      </w:r>
-      <w:r>
-        <w:t>나누어</w:t>
-      </w:r>
-      <w:r>
-        <w:t>, ④</w:t>
-      </w:r>
-      <w:r>
-        <w:t>가</w:t>
-      </w:r>
-      <w:r>
-        <w:t xml:space="preserve"> </w:t>
-      </w:r>
-      <w:r>
-        <w:t>두</w:t>
-      </w:r>
-      <w:r>
-        <w:t xml:space="preserve"> </w:t>
-      </w:r>
-      <w:r>
-        <w:t>경계</w:t>
-      </w:r>
-      <w:r>
-        <w:t>(①</w:t>
-      </w:r>
-      <w:r>
-        <w:t>의</w:t>
-      </w:r>
-      <w:r>
-        <w:t xml:space="preserve"> </w:t>
-      </w:r>
-      <w:r>
-        <w:t>손해</w:t>
-      </w:r>
-      <w:r>
-        <w:t>, ③</w:t>
-      </w:r>
-      <w:r>
-        <w:t>의</w:t>
-      </w:r>
-      <w:r>
-        <w:t xml:space="preserve"> </w:t>
-      </w:r>
-      <w:r>
-        <w:t>이상치</w:t>
-      </w:r>
-      <w:r>
-        <w:t xml:space="preserve">) </w:t>
-      </w:r>
-      <w:r>
-        <w:t>사이</w:t>
-      </w:r>
-      <w:r>
-        <w:t xml:space="preserve"> </w:t>
-      </w:r>
-      <w:r>
-        <w:t>어디에</w:t>
-      </w:r>
-      <w:r>
-        <w:t xml:space="preserve"> </w:t>
-      </w:r>
-      <w:r>
-        <w:t>실제로</w:t>
-      </w:r>
-      <w:r>
-        <w:t xml:space="preserve"> </w:t>
-      </w:r>
-      <w:r>
-        <w:t>도달하는지를</w:t>
-      </w:r>
-      <w:r>
-        <w:t xml:space="preserve"> </w:t>
-      </w:r>
-      <w:r>
-        <w:t>세밀하게</w:t>
-      </w:r>
-      <w:r>
-        <w:t xml:space="preserve"> </w:t>
-      </w:r>
-      <w:r>
-        <w:t>비교할</w:t>
-      </w:r>
-      <w:r>
-        <w:t xml:space="preserve"> </w:t>
-      </w:r>
-      <w:r>
-        <w:t>수</w:t>
-      </w:r>
-      <w:r>
-        <w:t xml:space="preserve"> </w:t>
-      </w:r>
-      <w:r>
-        <w:t>있게</w:t>
-      </w:r>
-      <w:r>
-        <w:t xml:space="preserve"> </w:t>
-      </w:r>
-      <w:r>
-        <w:t>한다</w:t>
-      </w:r>
-      <w:r>
         <w:t>.</w:t>
       </w:r>
     </w:p>
@@ -51086,50 +50596,6 @@
       </w:r>
     </w:p>
     <w:p/>
-    <w:p>
-      <w:r>
-        <w:t>용량</w:t>
-      </w:r>
-      <w:r>
-        <w:t xml:space="preserve"> </w:t>
-      </w:r>
-      <w:r>
-        <w:t>스윕은</w:t>
-      </w:r>
-      <w:r>
-        <w:t xml:space="preserve"> </w:t>
-      </w:r>
-      <w:r>
-        <w:t>부하가</w:t>
-      </w:r>
-      <w:r>
-        <w:t xml:space="preserve"> </w:t>
-      </w:r>
-      <w:r>
-        <w:t>어느</w:t>
-      </w:r>
-      <w:r>
-        <w:t xml:space="preserve"> </w:t>
-      </w:r>
-      <w:r>
-        <w:t>리전에</w:t>
-      </w:r>
-      <w:r>
-        <w:t xml:space="preserve"> </w:t>
-      </w:r>
-      <w:r>
-        <w:t>몰리는지도</w:t>
-      </w:r>
-      <w:r>
-        <w:t xml:space="preserve"> </w:t>
-      </w:r>
-      <w:r>
-        <w:t>보여준다</w:t>
-      </w:r>
-      <w:r>
-        <w:t>.</w:t>
-      </w:r>
-    </w:p>
     <w:p/>
     <w:p>
       <w:r>

--- a/paper/CAST.docx
+++ b/paper/CAST.docx
@@ -213,7 +213,6 @@
         <w:t>CAST: Carbon-Aware Spatio-Temporal Scheduling</w:t>
       </w:r>
     </w:p>
-    <w:p/>
     <w:p>
       <w:r>
         <w:rPr>
@@ -890,7 +889,6 @@
         <w:t>.</w:t>
       </w:r>
     </w:p>
-    <w:p/>
     <w:p>
       <w:r>
         <w:rPr>
@@ -961,7 +959,6 @@
         <w:t>, LSTM</w:t>
       </w:r>
     </w:p>
-    <w:p/>
     <w:p>
       <w:r>
         <w:rPr>
@@ -974,7 +971,6 @@
         <w:t>The carbon footprint of a cloud workload varies substantially depending on which region and when it runs. We present CAST, a carbon-aware scheduler that forecasts future carbon intensity with an LSTM, places jobs across regions via integer programming, and further shifts them in time within each job's deadline. Rather than fixing the trade-off between carbon and latency, CAST selects it automatically at every time slot by locating the knee point of the Pareto curve. Evaluated on 146,000 synthetic jobs driven by one year of measured carbon-intensity data across 8 regions, temporal shifting alone reduces emissions by 18.60%, spatial placement alone by 56.85%, and combining both reduces emissions by 63.03% with zero deadline violations. The automatic knee-point weight cuts 10.64 percentage points more carbon than a fixed weight (alpha=0.5), at the cost of only 6.7ms additional latency. CAST enforces per-region capacity limits online and we prove that no job is deferred indefinitely. The cost of this enforcement is quantified: temporal shifting's marginal contribution shrinks from an unconstrained upper bound of 9.07 percentage points to 6.18 percentage points.</w:t>
       </w:r>
     </w:p>
-    <w:p/>
     <w:p>
       <w:r>
         <w:rPr>
@@ -1082,17 +1078,6 @@
         </w:rPr>
         <w:t xml:space="preserve">접수일: 【YYYY-MM-DD】 / 수정일: 【YYYY-MM-DD】 / 게재확정일: 【YYYY-MM-DD】</w:t>
       </w:r>
-    </w:p>
-    <w:p/>
-    <w:p/>
-    <w:p>
-      <w:pPr>
-        <w:rPr>
-          <w:sz w:val="22"/>
-          <w:szCs w:val="22"/>
-          <w:lang w:eastAsia="ko-KR"/>
-        </w:rPr>
-      </w:pPr>
     </w:p>
     <w:p>
       <w:pPr>
@@ -1333,7 +1318,6 @@
         <w:t>: "Data centre electricity consumption is set to more than double to around 945 TWh by 2030… AI is the most important driver of this growth"</w:t>
       </w:r>
     </w:p>
-    <w:p/>
     <w:p>
       <w:r>
         <w:t>EU</w:t>
@@ -1480,7 +1464,6 @@
         </w:r>
       </w:hyperlink>
     </w:p>
-    <w:p/>
     <w:p>
       <w:r>
         <w:t>에너지</w:t>
@@ -1591,8 +1574,6 @@
         <w:t>.</w:t>
       </w:r>
     </w:p>
-    <w:p/>
-    <w:p/>
     <w:p>
       <w:r>
         <w:t>통상적인</w:t>
@@ -1840,7 +1821,6 @@
         <w:t>: "In this case, electricity demand from data centres is 20% lower in 2035 than in the Base Case."</w:t>
       </w:r>
     </w:p>
-    <w:p/>
     <w:p>
       <w:r>
         <w:t>저탄소</w:t>
@@ -2121,7 +2101,6 @@
         <w:t>: "Half of the global growth in data centre demand is met by renewables" / "Natural gas expands by 175 TWh" / "Nuclear contributes about the same amount of additional generation" / "grows from 180 million tonnes (Mt) today to 300 Mt in the Base Case by 2035" / "these emissions remain below 1.5% of the total energy sector emissions in this period, data centres are among the fastest growing sources of emissions"</w:t>
       </w:r>
     </w:p>
-    <w:p/>
     <w:p>
       <w:hyperlink r:id="rId11">
         <w:r>
@@ -2202,7 +2181,6 @@
         <w:t>: "a company that purchases renewable electricity… in an amount equivalent to their annual consumption within the same market can claim that their electricity consumption resulted in zero emissions in that market"</w:t>
       </w:r>
     </w:p>
-    <w:p/>
     <w:p>
       <w:hyperlink r:id="rId12">
         <w:r>
@@ -2249,7 +2227,6 @@
         <w:t>: "around 20% of planned data centre projects could be at risk of delays" / "Building new transmission lines can take four to eight years" / "wait times for critical grid components such as transformers and cables have doubled in the past three years"</w:t>
       </w:r>
     </w:p>
-    <w:p/>
     <w:p>
       <w:r>
         <w:t>따라서</w:t>
@@ -2354,7 +2331,6 @@
         <w:t>.</w:t>
       </w:r>
     </w:p>
-    <w:p/>
     <w:p>
       <w:r>
         <w:t>그러나</w:t>
@@ -2506,7 +2482,6 @@
         </w:r>
       </w:hyperlink>
     </w:p>
-    <w:p/>
     <w:p>
       <w:r>
         <w:t>이</w:t>
@@ -2754,7 +2729,6 @@
         <w:t>: "6× spatial variations" / "4× variation over a year in France, and an even higher 6-8× variation in Germany and California"</w:t>
       </w:r>
     </w:p>
-    <w:p/>
     <w:p>
       <w:r>
         <w:lastRenderedPageBreak/>
@@ -3038,7 +3012,6 @@
         <w:t>.</w:t>
       </w:r>
     </w:p>
-    <w:p/>
     <w:p>
       <w:r>
         <w:t>즉</w:t>
@@ -3278,7 +3251,6 @@
         <w:t>: "executing the same job in different cloud regions can lead to a 6-8x variation in emissions"</w:t>
       </w:r>
     </w:p>
-    <w:p/>
     <w:p>
       <w:r>
         <w:t>이</w:t>
@@ -3502,7 +3474,6 @@
         <w:t>: "batch jobs such as AI and machine learning often have flexible completion times and can accommodate temporal variations"</w:t>
       </w:r>
     </w:p>
-    <w:p/>
     <w:p>
       <w:r>
         <w:t>두</w:t>
@@ -3739,8 +3710,6 @@
         <w:t>.</w:t>
       </w:r>
     </w:p>
-    <w:p/>
-    <w:p/>
     <w:p>
       <w:r>
         <w:t>시스템</w:t>
@@ -4028,7 +3997,6 @@
         <w:t>: "We present a literature review of carbon-aware scheduling techniques, which shows that most of the literature carried out either spatial or temporal shifting but not both. Of the 28 analyzed studies, 11 considered both spatial and temporal shifting, and only 2 developed a combined optimization algorithm."</w:t>
       </w:r>
     </w:p>
-    <w:p/>
     <w:p>
       <w:r>
         <w:t>시간</w:t>
@@ -4422,7 +4390,6 @@
         <w:t>: "which shifts datacenter computing in time and will soon also shift computing in space"</w:t>
       </w:r>
     </w:p>
-    <w:p/>
     <w:p>
       <w:hyperlink r:id="rId18">
         <w:r>
@@ -4469,7 +4436,6 @@
         <w:t>: "we focus on exploiting spatial characteristics that involves distributing workloads across regions with both low carbon intensity and sufficient latency performance"</w:t>
       </w:r>
     </w:p>
-    <w:p/>
     <w:p>
       <w:hyperlink r:id="rId19">
         <w:r>
@@ -4483,7 +4449,6 @@
         </w:r>
       </w:hyperlink>
     </w:p>
-    <w:p/>
     <w:p>
       <w:pPr>
         <w:rPr>
@@ -4574,7 +4539,6 @@
         <w:t>: "The optimization outcome changes depending on the desired tradeoffs between carbon footprint and efficiency"</w:t>
       </w:r>
     </w:p>
-    <w:p/>
     <w:p>
       <w:r>
         <w:t>두</w:t>
@@ -4951,7 +4915,6 @@
         <w:t>: "carbon-intensity traces for 123 different geographical regions worldwide from 2020 to 2022 using the Electricity Maps web API"</w:t>
       </w:r>
     </w:p>
-    <w:p/>
     <w:p>
       <w:r>
         <w:t>용량이</w:t>
@@ -5238,7 +5201,6 @@
         <w:t>: "there are some exceptions where regions have low spatial gains and high temporal gains and yet result in relatively high net carbon reductions, such as California (US-CA) and Virginia (US-VA)"</w:t>
       </w:r>
     </w:p>
-    <w:p/>
     <w:p>
       <w:r>
         <w:t>클러스터</w:t>
@@ -5420,7 +5382,6 @@
         <w:t>: "Considering a capacity limit is important to avoid a 'thundering herd' problem where all jobs defer their execution to the same low-carbon time and potentially exceed the cluster's capacity."</w:t>
       </w:r>
     </w:p>
-    <w:p/>
     <w:p>
       <w:r>
         <w:t>본</w:t>
@@ -5526,229 +5487,6 @@
       </w:r>
       <w:r>
         <w:t>재검토한다</w:t>
-      </w:r>
-      <w:r>
-        <w:t>.</w:t>
-      </w:r>
-    </w:p>
-    <w:p/>
-    <w:p/>
-    <w:p>
-      <w:r>
-        <w:t>본</w:t>
-      </w:r>
-      <w:r>
-        <w:t xml:space="preserve"> </w:t>
-      </w:r>
-      <w:r>
-        <w:t>논문은</w:t>
-      </w:r>
-      <w:r>
-        <w:t xml:space="preserve"> </w:t>
-      </w:r>
-      <w:r>
-        <w:t>탄소</w:t>
-      </w:r>
-      <w:r>
-        <w:t xml:space="preserve"> </w:t>
-      </w:r>
-      <w:r>
-        <w:t>인지</w:t>
-      </w:r>
-      <w:r>
-        <w:t xml:space="preserve"> </w:t>
-      </w:r>
-      <w:r>
-        <w:t>스케줄링</w:t>
-      </w:r>
-      <w:r>
-        <w:t xml:space="preserve"> </w:t>
-      </w:r>
-      <w:r>
-        <w:t>시스템</w:t>
-      </w:r>
-      <w:r>
-        <w:t xml:space="preserve"> CAST</w:t>
-      </w:r>
-      <w:r>
-        <w:t>를</w:t>
-      </w:r>
-      <w:r>
-        <w:t xml:space="preserve"> </w:t>
-      </w:r>
-      <w:r>
-        <w:t>제안한다</w:t>
-      </w:r>
-      <w:r>
-        <w:t>. CAST</w:t>
-      </w:r>
-      <w:r>
-        <w:t>는</w:t>
-      </w:r>
-      <w:r>
-        <w:t xml:space="preserve"> LSTM(Long Short-Term Memory, </w:t>
-      </w:r>
-      <w:r>
-        <w:t>장단기</w:t>
-      </w:r>
-      <w:r>
-        <w:t xml:space="preserve"> </w:t>
-      </w:r>
-      <w:r>
-        <w:t>기억</w:t>
-      </w:r>
-      <w:r>
-        <w:t xml:space="preserve"> </w:t>
-      </w:r>
-      <w:r>
-        <w:t>신경망</w:t>
-      </w:r>
-      <w:r>
-        <w:t>)</w:t>
-      </w:r>
-      <w:r>
-        <w:t>으로</w:t>
-      </w:r>
-      <w:r>
-        <w:t xml:space="preserve"> 8</w:t>
-      </w:r>
-      <w:r>
-        <w:t>개</w:t>
-      </w:r>
-      <w:r>
-        <w:t xml:space="preserve"> </w:t>
-      </w:r>
-      <w:r>
-        <w:t>리전의</w:t>
-      </w:r>
-      <w:r>
-        <w:t xml:space="preserve"> </w:t>
-      </w:r>
-      <w:r>
-        <w:t>향후</w:t>
-      </w:r>
-      <w:r>
-        <w:t xml:space="preserve"> </w:t>
-      </w:r>
-      <w:r>
-        <w:t>24</w:t>
-      </w:r>
-      <w:r>
-        <w:t>시간</w:t>
-      </w:r>
-      <w:r>
-        <w:t xml:space="preserve"> </w:t>
-      </w:r>
-      <w:r>
-        <w:t>탄소집약도를</w:t>
-      </w:r>
-      <w:r>
-        <w:t xml:space="preserve"> </w:t>
-      </w:r>
-      <w:r>
-        <w:t>예측하고</w:t>
-      </w:r>
-      <w:r>
-        <w:t xml:space="preserve">, </w:t>
-      </w:r>
-      <w:r>
-        <w:t>정수</w:t>
-      </w:r>
-      <w:r>
-        <w:t xml:space="preserve"> </w:t>
-      </w:r>
-      <w:r>
-        <w:t>선형</w:t>
-      </w:r>
-      <w:r>
-        <w:t xml:space="preserve"> </w:t>
-      </w:r>
-      <w:r>
-        <w:t>계획법</w:t>
-      </w:r>
-      <w:r>
-        <w:t xml:space="preserve"> </w:t>
-      </w:r>
-      <w:r>
-        <w:t>기반</w:t>
-      </w:r>
-      <w:r>
-        <w:t xml:space="preserve"> </w:t>
-      </w:r>
-      <w:r>
-        <w:t>로드밸런서가</w:t>
-      </w:r>
-      <w:r>
-        <w:t xml:space="preserve"> </w:t>
-      </w:r>
-      <w:r>
-        <w:t>실행</w:t>
-      </w:r>
-      <w:r>
-        <w:t xml:space="preserve"> </w:t>
-      </w:r>
-      <w:r>
-        <w:t>리전을</w:t>
-      </w:r>
-      <w:r>
-        <w:t xml:space="preserve"> </w:t>
-      </w:r>
-      <w:r>
-        <w:t>결정한</w:t>
-      </w:r>
-      <w:r>
-        <w:t xml:space="preserve"> </w:t>
-      </w:r>
-      <w:r>
-        <w:t>뒤</w:t>
-      </w:r>
-      <w:r>
-        <w:t xml:space="preserve">, </w:t>
-      </w:r>
-      <w:r>
-        <w:t>스케줄러가</w:t>
-      </w:r>
-      <w:r>
-        <w:t xml:space="preserve"> </w:t>
-      </w:r>
-      <w:r>
-        <w:t>각</w:t>
-      </w:r>
-      <w:r>
-        <w:t xml:space="preserve"> </w:t>
-      </w:r>
-      <w:r>
-        <w:t>작업의</w:t>
-      </w:r>
-      <w:r>
-        <w:t xml:space="preserve"> </w:t>
-      </w:r>
-      <w:r>
-        <w:t>마감</w:t>
-      </w:r>
-      <w:r>
-        <w:t xml:space="preserve"> </w:t>
-      </w:r>
-      <w:r>
-        <w:t>이내에서</w:t>
-      </w:r>
-      <w:r>
-        <w:t xml:space="preserve"> </w:t>
-      </w:r>
-      <w:r>
-        <w:t>실행</w:t>
-      </w:r>
-      <w:r>
-        <w:t xml:space="preserve"> </w:t>
-      </w:r>
-      <w:r>
-        <w:t>시각을</w:t>
-      </w:r>
-      <w:r>
-        <w:t xml:space="preserve"> </w:t>
-      </w:r>
-      <w:r>
-        <w:t>결정한다</w:t>
       </w:r>
       <w:r>
         <w:t>.</w:t>
@@ -5756,6 +5494,227 @@
     </w:p>
     <w:p>
       <w:r>
+        <w:t>본</w:t>
+      </w:r>
+      <w:r>
+        <w:t xml:space="preserve"> </w:t>
+      </w:r>
+      <w:r>
+        <w:t>논문은</w:t>
+      </w:r>
+      <w:r>
+        <w:t xml:space="preserve"> </w:t>
+      </w:r>
+      <w:r>
+        <w:t>탄소</w:t>
+      </w:r>
+      <w:r>
+        <w:t xml:space="preserve"> </w:t>
+      </w:r>
+      <w:r>
+        <w:t>인지</w:t>
+      </w:r>
+      <w:r>
+        <w:t xml:space="preserve"> </w:t>
+      </w:r>
+      <w:r>
+        <w:t>스케줄링</w:t>
+      </w:r>
+      <w:r>
+        <w:t xml:space="preserve"> </w:t>
+      </w:r>
+      <w:r>
+        <w:t>시스템</w:t>
+      </w:r>
+      <w:r>
+        <w:t xml:space="preserve"> CAST</w:t>
+      </w:r>
+      <w:r>
+        <w:t>를</w:t>
+      </w:r>
+      <w:r>
+        <w:t xml:space="preserve"> </w:t>
+      </w:r>
+      <w:r>
+        <w:t>제안한다</w:t>
+      </w:r>
+      <w:r>
+        <w:t>. CAST</w:t>
+      </w:r>
+      <w:r>
+        <w:t>는</w:t>
+      </w:r>
+      <w:r>
+        <w:t xml:space="preserve"> LSTM(Long Short-Term Memory, </w:t>
+      </w:r>
+      <w:r>
+        <w:t>장단기</w:t>
+      </w:r>
+      <w:r>
+        <w:t xml:space="preserve"> </w:t>
+      </w:r>
+      <w:r>
+        <w:t>기억</w:t>
+      </w:r>
+      <w:r>
+        <w:t xml:space="preserve"> </w:t>
+      </w:r>
+      <w:r>
+        <w:t>신경망</w:t>
+      </w:r>
+      <w:r>
+        <w:t>)</w:t>
+      </w:r>
+      <w:r>
+        <w:t>으로</w:t>
+      </w:r>
+      <w:r>
+        <w:t xml:space="preserve"> 8</w:t>
+      </w:r>
+      <w:r>
+        <w:t>개</w:t>
+      </w:r>
+      <w:r>
+        <w:t xml:space="preserve"> </w:t>
+      </w:r>
+      <w:r>
+        <w:t>리전의</w:t>
+      </w:r>
+      <w:r>
+        <w:t xml:space="preserve"> </w:t>
+      </w:r>
+      <w:r>
+        <w:t>향후</w:t>
+      </w:r>
+      <w:r>
+        <w:t xml:space="preserve"> </w:t>
+      </w:r>
+      <w:r>
+        <w:t>24</w:t>
+      </w:r>
+      <w:r>
+        <w:t>시간</w:t>
+      </w:r>
+      <w:r>
+        <w:t xml:space="preserve"> </w:t>
+      </w:r>
+      <w:r>
+        <w:t>탄소집약도를</w:t>
+      </w:r>
+      <w:r>
+        <w:t xml:space="preserve"> </w:t>
+      </w:r>
+      <w:r>
+        <w:t>예측하고</w:t>
+      </w:r>
+      <w:r>
+        <w:t xml:space="preserve">, </w:t>
+      </w:r>
+      <w:r>
+        <w:t>정수</w:t>
+      </w:r>
+      <w:r>
+        <w:t xml:space="preserve"> </w:t>
+      </w:r>
+      <w:r>
+        <w:t>선형</w:t>
+      </w:r>
+      <w:r>
+        <w:t xml:space="preserve"> </w:t>
+      </w:r>
+      <w:r>
+        <w:t>계획법</w:t>
+      </w:r>
+      <w:r>
+        <w:t xml:space="preserve"> </w:t>
+      </w:r>
+      <w:r>
+        <w:t>기반</w:t>
+      </w:r>
+      <w:r>
+        <w:t xml:space="preserve"> </w:t>
+      </w:r>
+      <w:r>
+        <w:t>로드밸런서가</w:t>
+      </w:r>
+      <w:r>
+        <w:t xml:space="preserve"> </w:t>
+      </w:r>
+      <w:r>
+        <w:t>실행</w:t>
+      </w:r>
+      <w:r>
+        <w:t xml:space="preserve"> </w:t>
+      </w:r>
+      <w:r>
+        <w:t>리전을</w:t>
+      </w:r>
+      <w:r>
+        <w:t xml:space="preserve"> </w:t>
+      </w:r>
+      <w:r>
+        <w:t>결정한</w:t>
+      </w:r>
+      <w:r>
+        <w:t xml:space="preserve"> </w:t>
+      </w:r>
+      <w:r>
+        <w:t>뒤</w:t>
+      </w:r>
+      <w:r>
+        <w:t xml:space="preserve">, </w:t>
+      </w:r>
+      <w:r>
+        <w:t>스케줄러가</w:t>
+      </w:r>
+      <w:r>
+        <w:t xml:space="preserve"> </w:t>
+      </w:r>
+      <w:r>
+        <w:t>각</w:t>
+      </w:r>
+      <w:r>
+        <w:t xml:space="preserve"> </w:t>
+      </w:r>
+      <w:r>
+        <w:t>작업의</w:t>
+      </w:r>
+      <w:r>
+        <w:t xml:space="preserve"> </w:t>
+      </w:r>
+      <w:r>
+        <w:t>마감</w:t>
+      </w:r>
+      <w:r>
+        <w:t xml:space="preserve"> </w:t>
+      </w:r>
+      <w:r>
+        <w:t>이내에서</w:t>
+      </w:r>
+      <w:r>
+        <w:t xml:space="preserve"> </w:t>
+      </w:r>
+      <w:r>
+        <w:t>실행</w:t>
+      </w:r>
+      <w:r>
+        <w:t xml:space="preserve"> </w:t>
+      </w:r>
+      <w:r>
+        <w:t>시각을</w:t>
+      </w:r>
+      <w:r>
+        <w:t xml:space="preserve"> </w:t>
+      </w:r>
+      <w:r>
+        <w:t>결정한다</w:t>
+      </w:r>
+      <w:r>
+        <w:t>.</w:t>
+      </w:r>
+    </w:p>
+    <w:p>
+      <w:r>
         <w:t>기여는</w:t>
       </w:r>
       <w:r>
@@ -5780,7 +5739,6 @@
         <w:t>.</w:t>
       </w:r>
     </w:p>
-    <w:p/>
     <w:p>
       <w:r>
         <w:t>첫째</w:t>
@@ -5909,7 +5867,6 @@
         <w:t>.</w:t>
       </w:r>
     </w:p>
-    <w:p/>
     <w:p>
       <w:r>
         <w:t>둘째</w:t>
@@ -6014,7 +5971,6 @@
         <w:t>.</w:t>
       </w:r>
     </w:p>
-    <w:p/>
     <w:p>
       <w:r>
         <w:t>셋째</w:t>
@@ -6491,7 +6447,6 @@
         <w:t xml:space="preserve">: "Considering a capacity limit is important to avoid a 'thundering herd' problem where all jobs defer their execution to the same low-carbon time and potentially exceed the cluster's capacity." </w:t>
       </w:r>
     </w:p>
-    <w:p/>
     <w:p>
       <w:r>
         <w:t>넷째</w:t>
@@ -6584,7 +6539,6 @@
         <w:t>.</w:t>
       </w:r>
     </w:p>
-    <w:p/>
     <w:p>
       <w:r>
         <w:t>1</w:t>
@@ -6758,27 +6712,6 @@
       <w:r>
         <w:t>.</w:t>
       </w:r>
-    </w:p>
-    <w:p>
-      <w:pPr>
-        <w:spacing w:line="276" w:lineRule="auto"/>
-        <w:rPr>
-          <w:lang w:eastAsia="ko-KR"/>
-        </w:rPr>
-      </w:pPr>
-    </w:p>
-    <w:p>
-      <w:pPr>
-        <w:spacing w:line="276" w:lineRule="auto"/>
-        <w:rPr>
-          <w:lang w:eastAsia="ko-KR"/>
-        </w:rPr>
-      </w:pPr>
-    </w:p>
-    <w:p>
-      <w:pPr>
-        <w:spacing w:line="276" w:lineRule="auto"/>
-      </w:pPr>
     </w:p>
     <w:p>
       <w:pPr>
@@ -7290,18 +7223,6 @@
         </w:r>
       </w:hyperlink>
     </w:p>
-    <w:p>
-      <w:hyperlink r:id="rId26">
-        <w:r>
-          <w:rPr>
-            <w:color w:val="1155CC"/>
-            <w:u w:val="single"/>
-          </w:rPr>
-          <w:br/>
-        </w:r>
-      </w:hyperlink>
-    </w:p>
-    <w:p/>
     <w:p>
       <w:r>
         <w:t>인도는</w:t>
@@ -7796,7 +7717,6 @@
         <w:t>: "grids that derive electricity from such sources exhibit low variations in carbon-intensity. Conversely, grids with higher fractions of intermittent sources, such as wind and solar, exhibit higher variations"</w:t>
       </w:r>
     </w:p>
-    <w:p/>
     <w:p>
       <w:pPr>
         <w:jc w:val="left"/>
@@ -8263,7 +8183,6 @@
         <w:t>: "While such requests cannot be delayed and have no temporal flexibility, they can often be flexibly routed to different datacenters"</w:t>
       </w:r>
     </w:p>
-    <w:p/>
     <w:p>
       <w:r>
         <w:t>이러한</w:t>
@@ -8521,7 +8440,6 @@
         <w:t>: "we vary our slack from 24 hours to a year"</w:t>
       </w:r>
     </w:p>
-    <w:p/>
     <w:p>
       <w:pPr>
         <w:jc w:val="left"/>
@@ -9492,7 +9410,6 @@
         <w:t>정의됨</w:t>
       </w:r>
     </w:p>
-    <w:p/>
     <w:p>
       <w:r>
         <w:t>탄소집약도</w:t>
@@ -9765,8 +9682,6 @@
         <w:t>.</w:t>
       </w:r>
     </w:p>
-    <w:p/>
-    <w:p/>
     <w:p>
       <w:hyperlink r:id="rId31">
         <w:r>
@@ -10231,8 +10146,6 @@
         <w:t>.</w:t>
       </w:r>
     </w:p>
-    <w:p/>
-    <w:p/>
     <w:p>
       <w:r>
         <w:t>CAST</w:t>
@@ -10372,7 +10285,8 @@
     </w:p>
     <w:p>
       <w:pPr>
-        <w:spacing w:before="240" w:after="240"/>
+        <w:spacing w:line="276" w:lineRule="auto"/>
+        <w:jc w:val="left"/>
         <w:rPr>
           <w:rFonts w:eastAsia="Apple SD Gothic Neo"/>
           <w:b/>
@@ -10381,11 +10295,7 @@
           <w:szCs w:val="26"/>
         </w:rPr>
       </w:pPr>
-    </w:p>
-    <w:p>
-      <w:pPr>
-        <w:spacing w:line="276" w:lineRule="auto"/>
-        <w:jc w:val="left"/>
+      <w:r>
         <w:rPr>
           <w:rFonts w:eastAsia="Apple SD Gothic Neo"/>
           <w:b/>
@@ -10393,7 +10303,8 @@
           <w:sz w:val="26"/>
           <w:szCs w:val="26"/>
         </w:rPr>
-      </w:pPr>
+        <w:t xml:space="preserve">3. </w:t>
+      </w:r>
       <w:r>
         <w:rPr>
           <w:rFonts w:eastAsia="Apple SD Gothic Neo"/>
@@ -10402,7 +10313,7 @@
           <w:sz w:val="26"/>
           <w:szCs w:val="26"/>
         </w:rPr>
-        <w:t xml:space="preserve">3. </w:t>
+        <w:t>풀고자</w:t>
       </w:r>
       <w:r>
         <w:rPr>
@@ -10412,7 +10323,7 @@
           <w:sz w:val="26"/>
           <w:szCs w:val="26"/>
         </w:rPr>
-        <w:t>풀고자</w:t>
+        <w:t xml:space="preserve"> </w:t>
       </w:r>
       <w:r>
         <w:rPr>
@@ -10422,7 +10333,7 @@
           <w:sz w:val="26"/>
           <w:szCs w:val="26"/>
         </w:rPr>
-        <w:t xml:space="preserve"> </w:t>
+        <w:t>하는</w:t>
       </w:r>
       <w:r>
         <w:rPr>
@@ -10432,7 +10343,7 @@
           <w:sz w:val="26"/>
           <w:szCs w:val="26"/>
         </w:rPr>
-        <w:t>하는</w:t>
+        <w:t xml:space="preserve"> </w:t>
       </w:r>
       <w:r>
         <w:rPr>
@@ -10442,16 +10353,6 @@
           <w:sz w:val="26"/>
           <w:szCs w:val="26"/>
         </w:rPr>
-        <w:t xml:space="preserve"> </w:t>
-      </w:r>
-      <w:r>
-        <w:rPr>
-          <w:rFonts w:eastAsia="Apple SD Gothic Neo"/>
-          <w:b/>
-          <w:bCs/>
-          <w:sz w:val="26"/>
-          <w:szCs w:val="26"/>
-        </w:rPr>
         <w:t>문제</w:t>
       </w:r>
     </w:p>
@@ -10961,7 +10862,6 @@
         <w:t>.</w:t>
       </w:r>
     </w:p>
-    <w:p/>
     <w:p>
       <w:pPr>
         <w:jc w:val="left"/>
@@ -11046,7 +10946,6 @@
         <w:t>.</w:t>
       </w:r>
     </w:p>
-    <w:p/>
     <w:p>
       <w:r>
         <w:t>첫째</w:t>
@@ -11211,7 +11110,6 @@
         <w:t>.</w:t>
       </w:r>
     </w:p>
-    <w:p/>
     <w:p>
       <w:r>
         <w:t>둘째</w:t>
@@ -11579,7 +11477,6 @@
         <w:t>: "Considering a capacity limit is important to avoid a 'thundering herd' problem where all jobs defer their execution to the same low-carbon time and potentially exceed the cluster's capacity."</w:t>
       </w:r>
     </w:p>
-    <w:p/>
     <w:p>
       <w:r>
         <w:t>셋째</w:t>
@@ -11744,7 +11641,6 @@
         <w:t>.</w:t>
       </w:r>
     </w:p>
-    <w:p/>
     <w:p>
       <w:pPr>
         <w:jc w:val="left"/>
@@ -12003,7 +11899,6 @@
         <w:t>.</w:t>
       </w:r>
     </w:p>
-    <w:p/>
     <w:p>
       <w:r>
         <w:lastRenderedPageBreak/>
@@ -12133,7 +12028,6 @@
         <w:t>.</w:t>
       </w:r>
     </w:p>
-    <w:p/>
     <w:p>
       <w:r>
         <w:t>세</w:t>
@@ -12298,7 +12192,6 @@
         <w:t>.</w:t>
       </w:r>
     </w:p>
-    <w:p/>
     <w:p>
       <w:pPr>
         <w:jc w:val="left"/>
@@ -12722,11 +12615,6 @@
       <w:r>
         <w:t>.</w:t>
       </w:r>
-    </w:p>
-    <w:p>
-      <w:pPr>
-        <w:spacing w:line="276" w:lineRule="auto"/>
-      </w:pPr>
     </w:p>
     <w:p>
       <w:pPr>
@@ -13398,7 +13286,6 @@
         <w:t>: "which shifts datacenter computing in time and will soon also shift computing in space"</w:t>
       </w:r>
     </w:p>
-    <w:p/>
     <w:p>
       <w:r>
         <w:t>클러스터</w:t>
@@ -13818,7 +13705,6 @@
         <w:t>: "Considering a capacity limit is important to avoid a 'thundering herd' problem where all jobs defer their execution to the same low-carbon time and potentially exceed the cluster's capacity."</w:t>
       </w:r>
     </w:p>
-    <w:p/>
     <w:p>
       <w:pPr>
         <w:jc w:val="left"/>
@@ -14540,7 +14426,6 @@
         <w:t>: "Our carbon-aware prototype shows an average of 21% and a maximum of 51% reduction in carbon emissions while operating with an acceptable latency"</w:t>
       </w:r>
     </w:p>
-    <w:p/>
     <w:p>
       <w:pPr>
         <w:jc w:val="left"/>
@@ -15106,7 +14991,6 @@
         <w:t>: "the average global carbon reductions dropping from 52% to 31% for a 50ms latency constraint and 50% datacenter utilization"</w:t>
       </w:r>
     </w:p>
-    <w:p/>
     <w:p>
       <w:r>
         <w:t>같은</w:t>
@@ -15732,7 +15616,6 @@
         <w:t>.</w:t>
       </w:r>
     </w:p>
-    <w:p/>
     <w:p>
       <w:r>
         <w:t>Caspian</w:t>
@@ -16332,7 +16215,6 @@
         <w:t>.</w:t>
       </w:r>
     </w:p>
-    <w:p/>
     <w:p>
       <w:pPr>
         <w:jc w:val="left"/>
@@ -16488,7 +16370,6 @@
         <w:t>.</w:t>
       </w:r>
     </w:p>
-    <w:p/>
     <w:p>
       <w:r>
         <w:t>이는</w:t>
@@ -16677,7 +16558,6 @@
         <w:t>operated by major providers such as AWS and Azure, this appears to be a sensible assumption."</w:t>
       </w:r>
     </w:p>
-    <w:p/>
     <w:p>
       <w:r>
         <w:t>그러나</w:t>
@@ -17539,7 +17419,6 @@
         <w:t>: "there are some exceptions where regions have low spatial gains and high temporal gains and yet result in relatively high net carbon reductions, such as California (US-CA) and Virginia (US-VA)"</w:t>
       </w:r>
     </w:p>
-    <w:p/>
     <w:p>
       <w:r>
         <w:t>둘째</w:t>
@@ -18094,7 +17973,6 @@
         <w:t>: "The optimization outcome changes depending on the desired tradeoffs between carbon footprint and efficiency"</w:t>
       </w:r>
     </w:p>
-    <w:p/>
     <w:p>
       <w:r>
         <w:t xml:space="preserve">셋째, 유일하게 두 축을 실제로 결합한 시스템인 Caspian조차 작업이 무한정 밀리지 않는다는 보장을 제공하지 않는다. CICS는 프로덕션 배포 사례이나 시간 축에 한정되고, CASPER와 VMware GSLB는 공간 축에 한정되며, CarbonFlex는 용량 제약을 다루지만 단일 클러스터 안에 머문다. Sukprasert 등의 연구는 시스템 구현이 아니라 상한 분석이다. Caspian은 리전과 시간대를 함께 정하고 용량 제약도 다루지만, 매 주기마다 대기·실행 중인 작업 전체를 다시 최적화하는 휴리스틱 배정으로 동작할 뿐, 어떤 작업도 유한 시간 안에 반드시 처리됨을 증명하지는 않는다. 본 연구는 이 보장을 5.6절에서 증명한다.</w:t>
@@ -18103,6 +17981,7 @@
     <w:p>
       <w:pPr>
         <w:spacing w:line="276" w:lineRule="auto"/>
+        <w:jc w:val="left"/>
         <w:rPr>
           <w:rFonts w:eastAsia="Apple SD Gothic Neo"/>
           <w:b/>
@@ -18111,11 +17990,7 @@
           <w:szCs w:val="26"/>
         </w:rPr>
       </w:pPr>
-    </w:p>
-    <w:p>
-      <w:pPr>
-        <w:spacing w:line="276" w:lineRule="auto"/>
-        <w:jc w:val="left"/>
+      <w:r>
         <w:rPr>
           <w:rFonts w:eastAsia="Apple SD Gothic Neo"/>
           <w:b/>
@@ -18123,7 +17998,8 @@
           <w:sz w:val="26"/>
           <w:szCs w:val="26"/>
         </w:rPr>
-      </w:pPr>
+        <w:t xml:space="preserve">5. </w:t>
+      </w:r>
       <w:r>
         <w:rPr>
           <w:rFonts w:eastAsia="Apple SD Gothic Neo"/>
@@ -18132,7 +18008,7 @@
           <w:sz w:val="26"/>
           <w:szCs w:val="26"/>
         </w:rPr>
-        <w:t xml:space="preserve">5. </w:t>
+        <w:t>제안하는</w:t>
       </w:r>
       <w:r>
         <w:rPr>
@@ -18142,7 +18018,7 @@
           <w:sz w:val="26"/>
           <w:szCs w:val="26"/>
         </w:rPr>
-        <w:t>제안하는</w:t>
+        <w:t xml:space="preserve"> </w:t>
       </w:r>
       <w:r>
         <w:rPr>
@@ -18152,16 +18028,6 @@
           <w:sz w:val="26"/>
           <w:szCs w:val="26"/>
         </w:rPr>
-        <w:t xml:space="preserve"> </w:t>
-      </w:r>
-      <w:r>
-        <w:rPr>
-          <w:rFonts w:eastAsia="Apple SD Gothic Neo"/>
-          <w:b/>
-          <w:bCs/>
-          <w:sz w:val="26"/>
-          <w:szCs w:val="26"/>
-        </w:rPr>
         <w:t>방법</w:t>
       </w:r>
     </w:p>
@@ -18670,7 +18536,6 @@
         <w:t>.</w:t>
       </w:r>
     </w:p>
-    <w:p/>
     <w:p>
       <w:r>
         <w:rPr>
@@ -19109,7 +18974,6 @@
         <w:t>.</w:t>
       </w:r>
     </w:p>
-    <w:p/>
     <w:p>
       <w:r>
         <w:t>그림</w:t>
@@ -19172,7 +19036,6 @@
         <w:t>.</w:t>
       </w:r>
     </w:p>
-    <w:p/>
     <w:p>
       <w:r>
         <w:t>설계</w:t>
@@ -19199,7 +19062,6 @@
         <w:t>.</w:t>
       </w:r>
     </w:p>
-    <w:p/>
     <w:p>
       <w:r>
         <w:t>첫째</w:t>
@@ -19509,7 +19371,6 @@
         <w:t>: "the carbon reductions vary from 31 g·CO2eq to 127 g·CO2eq, 8.4% and 34% relative to the average global emissions"</w:t>
       </w:r>
     </w:p>
-    <w:p/>
     <w:p>
       <w:r>
         <w:t>둘째</w:t>
@@ -19698,7 +19559,6 @@
         <w:t>.</w:t>
       </w:r>
     </w:p>
-    <w:p/>
     <w:p>
       <w:r>
         <w:t>셋째</w:t>
@@ -19809,8 +19669,6 @@
         <w:t>.</w:t>
       </w:r>
     </w:p>
-    <w:p/>
-    <w:p/>
     <w:p>
       <w:pPr>
         <w:jc w:val="left"/>
@@ -20102,7 +19960,6 @@
         <w:t xml:space="preserve"> 스케줄러가 정하는 값은 두 가지다 — 실행 리전을 나타내는 배정 변수 x_jr(작업 j를 리전 r에 배정하면 1)과 실행 시각 τ_j다.</w:t>
       </w:r>
     </w:p>
-    <w:p/>
     <w:p>
       <w:r>
         <w:t>목적함수는</w:t>
@@ -22294,7 +22151,6 @@
         <w:t>.</w:t>
       </w:r>
     </w:p>
-    <w:p/>
     <w:p>
       <w:r>
         <w:t>식</w:t>
@@ -22504,7 +22360,6 @@
         <w:t>: "Since the scenario where all datacenter regions possess an unbounded capacity is not feasible, we also aim to assess the potential reductions under a constrained setting by considering capacity constraints."</w:t>
       </w:r>
     </w:p>
-    <w:p/>
     <w:p>
       <w:r>
         <w:t>식</w:t>
@@ -22783,8 +22638,6 @@
         <w:t>.</w:t>
       </w:r>
     </w:p>
-    <w:p/>
-    <w:p/>
     <w:p>
       <w:pPr>
         <w:jc w:val="left"/>
@@ -23136,7 +22989,6 @@
         <w:t>: "35 of the 40 regions (87%) exhibit a 24-hour period… with a periodicity score of 0.5 or higher"</w:t>
       </w:r>
     </w:p>
-    <w:p/>
     <w:p>
       <w:r>
         <w:t>입력</w:t>
@@ -23505,7 +23357,6 @@
         <w:t>.</w:t>
       </w:r>
     </w:p>
-    <w:p/>
     <w:p>
       <w:r>
         <w:t>다만</w:t>
@@ -23832,7 +23683,6 @@
         <w:t>.</w:t>
       </w:r>
     </w:p>
-    <w:p/>
     <w:p>
       <w:r>
         <w:t>학습</w:t>
@@ -24141,7 +23991,6 @@
         <w:t>.</w:t>
       </w:r>
     </w:p>
-    <w:p/>
     <w:p>
       <w:r>
         <w:t>CAST</w:t>
@@ -24377,8 +24226,6 @@
         <w:t>https://doi.org/10.1145/3538637.3538849</w:t>
       </w:r>
     </w:p>
-    <w:p/>
-    <w:p/>
     <w:p>
       <w:pPr>
         <w:jc w:val="left"/>
@@ -24809,426 +24656,379 @@
         <w:t>.</w:t>
       </w:r>
     </w:p>
-    <w:p/>
     <w:p>
       <w:pPr>
         <w:jc w:val="left"/>
+        <w:rPr>
+          <w:sz w:val="18"/>
+          <w:szCs w:val="18"/>
+        </w:rPr>
       </w:pPr>
       <w:r>
         <w:rPr>
-          <w:noProof/>
-        </w:rPr>
-        <w:drawing>
-          <wp:inline distT="0" distB="0" distL="0" distR="0" wp14:anchorId="1F5F5843" wp14:editId="27C9B2E5">
-            <wp:extent cx="2730500" cy="2717800"/>
-            <wp:effectExtent l="0" t="0" r="0" b="0"/>
-            <wp:docPr id="960" name="Picture 960"/>
-            <wp:cNvGraphicFramePr>
-              <a:graphicFrameLocks xmlns:a="http://schemas.openxmlformats.org/drawingml/2006/main" noChangeAspect="1"/>
-            </wp:cNvGraphicFramePr>
-            <a:graphic xmlns:a="http://schemas.openxmlformats.org/drawingml/2006/main">
-              <a:graphicData uri="http://schemas.openxmlformats.org/drawingml/2006/picture">
-                <pic:pic xmlns:pic="http://schemas.openxmlformats.org/drawingml/2006/picture">
-                  <pic:nvPicPr>
-                    <pic:cNvPr id="960" name="fig3_loadbalancer.png"/>
-                    <pic:cNvPicPr/>
-                  </pic:nvPicPr>
-                  <pic:blipFill>
-                    <a:blip r:embed="rId45"/>
-                    <a:stretch>
-                      <a:fillRect/>
-                    </a:stretch>
-                  </pic:blipFill>
-                  <pic:spPr>
-                    <a:xfrm>
-                      <a:off x="0" y="0"/>
-                      <a:ext cx="2730500" cy="2717800"/>
-                    </a:xfrm>
-                    <a:prstGeom prst="rect">
-                      <a:avLst/>
-                    </a:prstGeom>
-                  </pic:spPr>
-                </pic:pic>
-              </a:graphicData>
-            </a:graphic>
-          </wp:inline>
-        </w:drawing>
+          <w:sz w:val="18"/>
+          <w:szCs w:val="18"/>
+        </w:rPr>
+        <w:t>그림</w:t>
+      </w:r>
+      <w:r>
+        <w:rPr>
+          <w:sz w:val="18"/>
+          <w:szCs w:val="18"/>
+        </w:rPr>
+        <w:t xml:space="preserve"> 2. </w:t>
+      </w:r>
+      <w:r>
+        <w:rPr>
+          <w:sz w:val="18"/>
+          <w:szCs w:val="18"/>
+        </w:rPr>
+        <w:t>공간</w:t>
+      </w:r>
+      <w:r>
+        <w:rPr>
+          <w:sz w:val="18"/>
+          <w:szCs w:val="18"/>
+        </w:rPr>
+        <w:t xml:space="preserve"> </w:t>
+      </w:r>
+      <w:r>
+        <w:rPr>
+          <w:sz w:val="18"/>
+          <w:szCs w:val="18"/>
+        </w:rPr>
+        <w:t>이동</w:t>
+      </w:r>
+      <w:r>
+        <w:rPr>
+          <w:sz w:val="18"/>
+          <w:szCs w:val="18"/>
+        </w:rPr>
+        <w:t>(</w:t>
+      </w:r>
+      <w:r>
+        <w:rPr>
+          <w:sz w:val="18"/>
+          <w:szCs w:val="18"/>
+        </w:rPr>
+        <w:t>로드밸런서</w:t>
+      </w:r>
+      <w:r>
+        <w:rPr>
+          <w:sz w:val="18"/>
+          <w:szCs w:val="18"/>
+        </w:rPr>
+        <w:t xml:space="preserve">) — </w:t>
+      </w:r>
+      <w:r>
+        <w:rPr>
+          <w:sz w:val="18"/>
+          <w:szCs w:val="18"/>
+        </w:rPr>
+        <w:t>슬롯마다</w:t>
+      </w:r>
+      <w:r>
+        <w:rPr>
+          <w:sz w:val="18"/>
+          <w:szCs w:val="18"/>
+        </w:rPr>
+        <w:t xml:space="preserve"> </w:t>
+      </w:r>
+      <w:r>
+        <w:rPr>
+          <w:sz w:val="18"/>
+          <w:szCs w:val="18"/>
+        </w:rPr>
+        <w:t>파레토</w:t>
+      </w:r>
+      <w:r>
+        <w:rPr>
+          <w:sz w:val="18"/>
+          <w:szCs w:val="18"/>
+        </w:rPr>
+        <w:t xml:space="preserve"> </w:t>
+      </w:r>
+      <w:r>
+        <w:rPr>
+          <w:sz w:val="18"/>
+          <w:szCs w:val="18"/>
+        </w:rPr>
+        <w:t>무릎점으로</w:t>
+      </w:r>
+      <w:r>
+        <w:rPr>
+          <w:sz w:val="18"/>
+          <w:szCs w:val="18"/>
+        </w:rPr>
+        <w:t xml:space="preserve"> α</w:t>
+      </w:r>
+      <w:r>
+        <w:rPr>
+          <w:sz w:val="18"/>
+          <w:szCs w:val="18"/>
+        </w:rPr>
+        <w:t>를</w:t>
+      </w:r>
+      <w:r>
+        <w:rPr>
+          <w:sz w:val="18"/>
+          <w:szCs w:val="18"/>
+        </w:rPr>
+        <w:t xml:space="preserve"> </w:t>
+      </w:r>
+      <w:r>
+        <w:rPr>
+          <w:sz w:val="18"/>
+          <w:szCs w:val="18"/>
+        </w:rPr>
+        <w:t>자동</w:t>
+      </w:r>
+      <w:r>
+        <w:rPr>
+          <w:sz w:val="18"/>
+          <w:szCs w:val="18"/>
+        </w:rPr>
+        <w:t xml:space="preserve"> </w:t>
+      </w:r>
+      <w:r>
+        <w:rPr>
+          <w:sz w:val="18"/>
+          <w:szCs w:val="18"/>
+        </w:rPr>
+        <w:t>결정해</w:t>
+      </w:r>
+      <w:r>
+        <w:rPr>
+          <w:sz w:val="18"/>
+          <w:szCs w:val="18"/>
+        </w:rPr>
+        <w:t xml:space="preserve"> </w:t>
+      </w:r>
+      <w:r>
+        <w:rPr>
+          <w:sz w:val="18"/>
+          <w:szCs w:val="18"/>
+        </w:rPr>
+        <w:t>리전</w:t>
+      </w:r>
+      <w:r>
+        <w:rPr>
+          <w:sz w:val="18"/>
+          <w:szCs w:val="18"/>
+        </w:rPr>
+        <w:t xml:space="preserve"> </w:t>
+      </w:r>
+      <w:r>
+        <w:rPr>
+          <w:sz w:val="18"/>
+          <w:szCs w:val="18"/>
+        </w:rPr>
+        <w:t>용량</w:t>
+      </w:r>
+      <w:r>
+        <w:rPr>
+          <w:sz w:val="18"/>
+          <w:szCs w:val="18"/>
+        </w:rPr>
+        <w:t xml:space="preserve"> </w:t>
+      </w:r>
+      <w:r>
+        <w:rPr>
+          <w:sz w:val="18"/>
+          <w:szCs w:val="18"/>
+        </w:rPr>
+        <w:t>제약</w:t>
+      </w:r>
+      <w:r>
+        <w:rPr>
+          <w:sz w:val="18"/>
+          <w:szCs w:val="18"/>
+        </w:rPr>
+        <w:t xml:space="preserve"> </w:t>
+      </w:r>
+      <w:r>
+        <w:rPr>
+          <w:sz w:val="18"/>
+          <w:szCs w:val="18"/>
+        </w:rPr>
+        <w:t>안에서</w:t>
+      </w:r>
+      <w:r>
+        <w:rPr>
+          <w:sz w:val="18"/>
+          <w:szCs w:val="18"/>
+        </w:rPr>
+        <w:t xml:space="preserve"> </w:t>
+      </w:r>
+      <w:r>
+        <w:rPr>
+          <w:sz w:val="18"/>
+          <w:szCs w:val="18"/>
+        </w:rPr>
+        <w:t>작업을</w:t>
+      </w:r>
+      <w:r>
+        <w:rPr>
+          <w:sz w:val="18"/>
+          <w:szCs w:val="18"/>
+        </w:rPr>
+        <w:t xml:space="preserve"> </w:t>
+      </w:r>
+      <w:r>
+        <w:rPr>
+          <w:sz w:val="18"/>
+          <w:szCs w:val="18"/>
+        </w:rPr>
+        <w:t>배정하는</w:t>
+      </w:r>
+      <w:r>
+        <w:rPr>
+          <w:sz w:val="18"/>
+          <w:szCs w:val="18"/>
+        </w:rPr>
+        <w:t xml:space="preserve"> </w:t>
+      </w:r>
+      <w:r>
+        <w:rPr>
+          <w:sz w:val="18"/>
+          <w:szCs w:val="18"/>
+        </w:rPr>
+        <w:t>슬롯</w:t>
+      </w:r>
+      <w:r>
+        <w:rPr>
+          <w:sz w:val="18"/>
+          <w:szCs w:val="18"/>
+        </w:rPr>
+        <w:t xml:space="preserve"> </w:t>
+      </w:r>
+      <w:r>
+        <w:rPr>
+          <w:sz w:val="18"/>
+          <w:szCs w:val="18"/>
+        </w:rPr>
+        <w:t>단위</w:t>
+      </w:r>
+      <w:r>
+        <w:rPr>
+          <w:sz w:val="18"/>
+          <w:szCs w:val="18"/>
+        </w:rPr>
+        <w:t xml:space="preserve"> ILP</w:t>
+      </w:r>
+      <w:r>
+        <w:rPr>
+          <w:sz w:val="18"/>
+          <w:szCs w:val="18"/>
+        </w:rPr>
+        <w:t>다</w:t>
+      </w:r>
+      <w:r>
+        <w:rPr>
+          <w:sz w:val="18"/>
+          <w:szCs w:val="18"/>
+        </w:rPr>
+        <w:t>.</w:t>
       </w:r>
     </w:p>
     <w:p>
-      <w:pPr>
-        <w:jc w:val="left"/>
-        <w:rPr>
-          <w:sz w:val="18"/>
-          <w:szCs w:val="18"/>
-        </w:rPr>
-      </w:pPr>
-      <w:r>
-        <w:rPr>
-          <w:sz w:val="18"/>
-          <w:szCs w:val="18"/>
-        </w:rPr>
+      <w:r>
         <w:t>그림</w:t>
       </w:r>
       <w:r>
-        <w:rPr>
-          <w:sz w:val="18"/>
-          <w:szCs w:val="18"/>
-        </w:rPr>
-        <w:t xml:space="preserve"> 2. </w:t>
-      </w:r>
-      <w:r>
-        <w:rPr>
-          <w:sz w:val="18"/>
-          <w:szCs w:val="18"/>
-        </w:rPr>
-        <w:t>공간</w:t>
-      </w:r>
-      <w:r>
-        <w:rPr>
-          <w:sz w:val="18"/>
-          <w:szCs w:val="18"/>
-        </w:rPr>
-        <w:t xml:space="preserve"> </w:t>
-      </w:r>
-      <w:r>
-        <w:rPr>
-          <w:sz w:val="18"/>
-          <w:szCs w:val="18"/>
-        </w:rPr>
-        <w:t>이동</w:t>
-      </w:r>
-      <w:r>
-        <w:rPr>
-          <w:sz w:val="18"/>
-          <w:szCs w:val="18"/>
-        </w:rPr>
-        <w:t>(</w:t>
-      </w:r>
-      <w:r>
-        <w:rPr>
-          <w:sz w:val="18"/>
-          <w:szCs w:val="18"/>
-        </w:rPr>
-        <w:t>로드밸런서</w:t>
-      </w:r>
-      <w:r>
-        <w:rPr>
-          <w:sz w:val="18"/>
-          <w:szCs w:val="18"/>
-        </w:rPr>
-        <w:t xml:space="preserve">) — </w:t>
-      </w:r>
-      <w:r>
-        <w:rPr>
-          <w:sz w:val="18"/>
-          <w:szCs w:val="18"/>
-        </w:rPr>
-        <w:t>슬롯마다</w:t>
-      </w:r>
-      <w:r>
-        <w:rPr>
-          <w:sz w:val="18"/>
-          <w:szCs w:val="18"/>
-        </w:rPr>
-        <w:t xml:space="preserve"> </w:t>
-      </w:r>
-      <w:r>
-        <w:rPr>
-          <w:sz w:val="18"/>
-          <w:szCs w:val="18"/>
-        </w:rPr>
-        <w:t>파레토</w:t>
-      </w:r>
-      <w:r>
-        <w:rPr>
-          <w:sz w:val="18"/>
-          <w:szCs w:val="18"/>
-        </w:rPr>
-        <w:t xml:space="preserve"> </w:t>
-      </w:r>
-      <w:r>
-        <w:rPr>
-          <w:sz w:val="18"/>
-          <w:szCs w:val="18"/>
-        </w:rPr>
-        <w:t>무릎점으로</w:t>
-      </w:r>
-      <w:r>
-        <w:rPr>
-          <w:sz w:val="18"/>
-          <w:szCs w:val="18"/>
-        </w:rPr>
-        <w:t xml:space="preserve"> α</w:t>
-      </w:r>
-      <w:r>
-        <w:rPr>
-          <w:sz w:val="18"/>
-          <w:szCs w:val="18"/>
-        </w:rPr>
-        <w:t>를</w:t>
-      </w:r>
-      <w:r>
-        <w:rPr>
-          <w:sz w:val="18"/>
-          <w:szCs w:val="18"/>
-        </w:rPr>
-        <w:t xml:space="preserve"> </w:t>
-      </w:r>
-      <w:r>
-        <w:rPr>
-          <w:sz w:val="18"/>
-          <w:szCs w:val="18"/>
-        </w:rPr>
-        <w:t>자동</w:t>
-      </w:r>
-      <w:r>
-        <w:rPr>
-          <w:sz w:val="18"/>
-          <w:szCs w:val="18"/>
-        </w:rPr>
-        <w:t xml:space="preserve"> </w:t>
-      </w:r>
-      <w:r>
-        <w:rPr>
-          <w:sz w:val="18"/>
-          <w:szCs w:val="18"/>
-        </w:rPr>
-        <w:t>결정해</w:t>
-      </w:r>
-      <w:r>
-        <w:rPr>
-          <w:sz w:val="18"/>
-          <w:szCs w:val="18"/>
-        </w:rPr>
-        <w:t xml:space="preserve"> </w:t>
-      </w:r>
-      <w:r>
-        <w:rPr>
-          <w:sz w:val="18"/>
-          <w:szCs w:val="18"/>
-        </w:rPr>
-        <w:t>리전</w:t>
-      </w:r>
-      <w:r>
-        <w:rPr>
-          <w:sz w:val="18"/>
-          <w:szCs w:val="18"/>
-        </w:rPr>
-        <w:t xml:space="preserve"> </w:t>
-      </w:r>
-      <w:r>
-        <w:rPr>
-          <w:sz w:val="18"/>
-          <w:szCs w:val="18"/>
-        </w:rPr>
-        <w:t>용량</w:t>
-      </w:r>
-      <w:r>
-        <w:rPr>
-          <w:sz w:val="18"/>
-          <w:szCs w:val="18"/>
-        </w:rPr>
-        <w:t xml:space="preserve"> </w:t>
-      </w:r>
-      <w:r>
-        <w:rPr>
-          <w:sz w:val="18"/>
-          <w:szCs w:val="18"/>
-        </w:rPr>
-        <w:t>제약</w:t>
-      </w:r>
-      <w:r>
-        <w:rPr>
-          <w:sz w:val="18"/>
-          <w:szCs w:val="18"/>
-        </w:rPr>
-        <w:t xml:space="preserve"> </w:t>
-      </w:r>
-      <w:r>
-        <w:rPr>
-          <w:sz w:val="18"/>
-          <w:szCs w:val="18"/>
-        </w:rPr>
-        <w:t>안에서</w:t>
-      </w:r>
-      <w:r>
-        <w:rPr>
-          <w:sz w:val="18"/>
-          <w:szCs w:val="18"/>
-        </w:rPr>
-        <w:t xml:space="preserve"> </w:t>
-      </w:r>
-      <w:r>
-        <w:rPr>
-          <w:sz w:val="18"/>
-          <w:szCs w:val="18"/>
-        </w:rPr>
-        <w:t>작업을</w:t>
-      </w:r>
-      <w:r>
-        <w:rPr>
-          <w:sz w:val="18"/>
-          <w:szCs w:val="18"/>
-        </w:rPr>
-        <w:t xml:space="preserve"> </w:t>
-      </w:r>
-      <w:r>
-        <w:rPr>
-          <w:sz w:val="18"/>
-          <w:szCs w:val="18"/>
-        </w:rPr>
-        <w:t>배정하는</w:t>
-      </w:r>
-      <w:r>
-        <w:rPr>
-          <w:sz w:val="18"/>
-          <w:szCs w:val="18"/>
-        </w:rPr>
-        <w:t xml:space="preserve"> </w:t>
-      </w:r>
-      <w:r>
-        <w:rPr>
-          <w:sz w:val="18"/>
-          <w:szCs w:val="18"/>
-        </w:rPr>
-        <w:t>슬롯</w:t>
-      </w:r>
-      <w:r>
-        <w:rPr>
-          <w:sz w:val="18"/>
-          <w:szCs w:val="18"/>
-        </w:rPr>
-        <w:t xml:space="preserve"> </w:t>
-      </w:r>
-      <w:r>
-        <w:rPr>
-          <w:sz w:val="18"/>
-          <w:szCs w:val="18"/>
-        </w:rPr>
-        <w:t>단위</w:t>
-      </w:r>
-      <w:r>
-        <w:rPr>
-          <w:sz w:val="18"/>
-          <w:szCs w:val="18"/>
-        </w:rPr>
-        <w:t xml:space="preserve"> ILP</w:t>
-      </w:r>
-      <w:r>
-        <w:rPr>
-          <w:sz w:val="18"/>
-          <w:szCs w:val="18"/>
-        </w:rPr>
-        <w:t>다</w:t>
-      </w:r>
-      <w:r>
-        <w:rPr>
-          <w:sz w:val="18"/>
-          <w:szCs w:val="18"/>
-        </w:rPr>
+        <w:t xml:space="preserve"> 2</w:t>
+      </w:r>
+      <w:r>
+        <w:t>는</w:t>
+      </w:r>
+      <w:r>
+        <w:t xml:space="preserve"> </w:t>
+      </w:r>
+      <w:r>
+        <w:t>예측</w:t>
+      </w:r>
+      <w:r>
+        <w:t>·</w:t>
+      </w:r>
+      <w:r>
+        <w:t>지연</w:t>
+      </w:r>
+      <w:r>
+        <w:t xml:space="preserve"> </w:t>
+      </w:r>
+      <w:r>
+        <w:t>행렬</w:t>
+      </w:r>
+      <w:r>
+        <w:t>·</w:t>
+      </w:r>
+      <w:r>
+        <w:t>직전</w:t>
+      </w:r>
+      <w:r>
+        <w:t xml:space="preserve"> </w:t>
+      </w:r>
+      <w:r>
+        <w:t>배정이라는</w:t>
+      </w:r>
+      <w:r>
+        <w:t xml:space="preserve"> </w:t>
+      </w:r>
+      <w:r>
+        <w:t>세</w:t>
+      </w:r>
+      <w:r>
+        <w:t xml:space="preserve"> </w:t>
+      </w:r>
+      <w:r>
+        <w:t>입력에서</w:t>
+      </w:r>
+      <w:r>
+        <w:t xml:space="preserve"> </w:t>
+      </w:r>
+      <w:r>
+        <w:t>출발해</w:t>
+      </w:r>
+      <w:r>
+        <w:t xml:space="preserve"> </w:t>
+      </w:r>
+      <w:r>
+        <w:t>배정</w:t>
+      </w:r>
+      <w:r>
+        <w:t xml:space="preserve"> </w:t>
+      </w:r>
+      <w:r>
+        <w:t>확정까지</w:t>
+      </w:r>
+      <w:r>
+        <w:t xml:space="preserve"> </w:t>
+      </w:r>
+      <w:r>
+        <w:t>이어지는</w:t>
+      </w:r>
+      <w:r>
+        <w:t xml:space="preserve"> </w:t>
+      </w:r>
+      <w:r>
+        <w:t>처리</w:t>
+      </w:r>
+      <w:r>
+        <w:t xml:space="preserve"> </w:t>
+      </w:r>
+      <w:r>
+        <w:t>순서를</w:t>
+      </w:r>
+      <w:r>
+        <w:t xml:space="preserve"> </w:t>
+      </w:r>
+      <w:r>
+        <w:t>보여준다</w:t>
+      </w:r>
+      <w:r>
         <w:t>.</w:t>
       </w:r>
     </w:p>
-    <w:p>
-      <w:r>
-        <w:t>그림</w:t>
-      </w:r>
-      <w:r>
-        <w:t xml:space="preserve"> 2</w:t>
-      </w:r>
-      <w:r>
-        <w:t>는</w:t>
-      </w:r>
-      <w:r>
-        <w:t xml:space="preserve"> </w:t>
-      </w:r>
-      <w:r>
-        <w:t>예측</w:t>
-      </w:r>
-      <w:r>
-        <w:t>·</w:t>
-      </w:r>
-      <w:r>
-        <w:t>지연</w:t>
-      </w:r>
-      <w:r>
-        <w:t xml:space="preserve"> </w:t>
-      </w:r>
-      <w:r>
-        <w:t>행렬</w:t>
-      </w:r>
-      <w:r>
-        <w:t>·</w:t>
-      </w:r>
-      <w:r>
-        <w:t>직전</w:t>
-      </w:r>
-      <w:r>
-        <w:t xml:space="preserve"> </w:t>
-      </w:r>
-      <w:r>
-        <w:t>배정이라는</w:t>
-      </w:r>
-      <w:r>
-        <w:t xml:space="preserve"> </w:t>
-      </w:r>
-      <w:r>
-        <w:t>세</w:t>
-      </w:r>
-      <w:r>
-        <w:t xml:space="preserve"> </w:t>
-      </w:r>
-      <w:r>
-        <w:t>입력에서</w:t>
-      </w:r>
-      <w:r>
-        <w:t xml:space="preserve"> </w:t>
-      </w:r>
-      <w:r>
-        <w:t>출발해</w:t>
-      </w:r>
-      <w:r>
-        <w:t xml:space="preserve"> </w:t>
-      </w:r>
-      <w:r>
-        <w:t>배정</w:t>
-      </w:r>
-      <w:r>
-        <w:t xml:space="preserve"> </w:t>
-      </w:r>
-      <w:r>
-        <w:t>확정까지</w:t>
-      </w:r>
-      <w:r>
-        <w:t xml:space="preserve"> </w:t>
-      </w:r>
-      <w:r>
-        <w:t>이어지는</w:t>
-      </w:r>
-      <w:r>
-        <w:t xml:space="preserve"> </w:t>
-      </w:r>
-      <w:r>
-        <w:t>처리</w:t>
-      </w:r>
-      <w:r>
-        <w:t xml:space="preserve"> </w:t>
-      </w:r>
-      <w:r>
-        <w:t>순서를</w:t>
-      </w:r>
-      <w:r>
-        <w:t xml:space="preserve"> </w:t>
-      </w:r>
-      <w:r>
-        <w:t>보여준다</w:t>
-      </w:r>
-      <w:r>
-        <w:t>.</w:t>
-      </w:r>
-    </w:p>
-    <w:p/>
     <w:p>
       <w:r>
         <w:t>두</w:t>
@@ -26153,7 +25953,6 @@
         <w:t>.</w:t>
       </w:r>
     </w:p>
-    <w:p/>
     <w:p>
       <w:r>
         <w:t>슬롯의</w:t>
@@ -27357,7 +27156,6 @@
         <w:t>.</w:t>
       </w:r>
     </w:p>
-    <w:p/>
     <w:p>
       <w:r>
         <w:t>가중치</w:t>
@@ -28297,801 +28095,755 @@
         <w:t xml:space="preserve">평균적으로 같은 가중치(α≈0.508)를 쓰는 셈이지만, 매 슬롯 다시 계산한다는 점이 차이를 만든다. 고정 α=0.5는 15,718.6 kg(−46.22%, 평균 지연 29.5 ms)을, 무릎점 자동 선택은 12,609.8 kg(−56.85%, 평균 지연 36.2 ms)을 낸다. 지연을 6.7 ms 더 쓰는 대가로 탄소를 10.64%포인트 더 줄이는 셈이다.</w:t>
       </w:r>
     </w:p>
-    <w:p/>
     <w:p>
-      <w:r>
-        <w:rPr>
-          <w:noProof/>
-        </w:rPr>
-        <w:drawing>
-          <wp:inline distT="0" distB="0" distL="0" distR="0" wp14:anchorId="7FE0C9A3" wp14:editId="6DA4793C">
-            <wp:extent cx="2730500" cy="2413000"/>
-            <wp:effectExtent l="0" t="0" r="0" b="0"/>
-            <wp:docPr id="901" name="Picture 901"/>
-            <wp:cNvGraphicFramePr>
-              <a:graphicFrameLocks xmlns:a="http://schemas.openxmlformats.org/drawingml/2006/main" noChangeAspect="1"/>
-            </wp:cNvGraphicFramePr>
-            <a:graphic xmlns:a="http://schemas.openxmlformats.org/drawingml/2006/main">
-              <a:graphicData uri="http://schemas.openxmlformats.org/drawingml/2006/picture">
-                <pic:pic xmlns:pic="http://schemas.openxmlformats.org/drawingml/2006/picture">
-                  <pic:nvPicPr>
-                    <pic:cNvPr id="901" name="fig4_pareto.png"/>
-                    <pic:cNvPicPr/>
-                  </pic:nvPicPr>
-                  <pic:blipFill>
-                    <a:blip r:embed="rId46"/>
-                    <a:stretch>
-                      <a:fillRect/>
-                    </a:stretch>
-                  </pic:blipFill>
-                  <pic:spPr>
-                    <a:xfrm>
-                      <a:off x="0" y="0"/>
-                      <a:ext cx="2730500" cy="2413000"/>
-                    </a:xfrm>
-                    <a:prstGeom prst="rect">
-                      <a:avLst/>
-                    </a:prstGeom>
-                  </pic:spPr>
-                </pic:pic>
-              </a:graphicData>
-            </a:graphic>
-          </wp:inline>
-        </w:drawing>
+      <w:pPr>
+        <w:jc w:val="left"/>
+        <w:rPr>
+          <w:sz w:val="18"/>
+          <w:szCs w:val="18"/>
+        </w:rPr>
+      </w:pPr>
+      <w:r>
+        <w:rPr>
+          <w:sz w:val="18"/>
+          <w:szCs w:val="18"/>
+        </w:rPr>
+        <w:t>그림</w:t>
+      </w:r>
+      <w:r>
+        <w:rPr>
+          <w:sz w:val="18"/>
+          <w:szCs w:val="18"/>
+        </w:rPr>
+        <w:t xml:space="preserve"> 3. </w:t>
+      </w:r>
+      <w:r>
+        <w:rPr>
+          <w:sz w:val="18"/>
+          <w:szCs w:val="18"/>
+        </w:rPr>
+        <w:t>고정</w:t>
+      </w:r>
+      <w:r>
+        <w:rPr>
+          <w:sz w:val="18"/>
+          <w:szCs w:val="18"/>
+        </w:rPr>
+        <w:t xml:space="preserve"> α </w:t>
+      </w:r>
+      <w:r>
+        <w:rPr>
+          <w:sz w:val="18"/>
+          <w:szCs w:val="18"/>
+        </w:rPr>
+        <w:t>스윕과</w:t>
+      </w:r>
+      <w:r>
+        <w:rPr>
+          <w:sz w:val="18"/>
+          <w:szCs w:val="18"/>
+        </w:rPr>
+        <w:t xml:space="preserve"> </w:t>
+      </w:r>
+      <w:r>
+        <w:rPr>
+          <w:sz w:val="18"/>
+          <w:szCs w:val="18"/>
+        </w:rPr>
+        <w:t>슬롯별</w:t>
+      </w:r>
+      <w:r>
+        <w:rPr>
+          <w:sz w:val="18"/>
+          <w:szCs w:val="18"/>
+        </w:rPr>
+        <w:t xml:space="preserve"> </w:t>
+      </w:r>
+      <w:r>
+        <w:rPr>
+          <w:sz w:val="18"/>
+          <w:szCs w:val="18"/>
+        </w:rPr>
+        <w:t>무릎점</w:t>
+      </w:r>
+      <w:r>
+        <w:rPr>
+          <w:sz w:val="18"/>
+          <w:szCs w:val="18"/>
+        </w:rPr>
+        <w:t>(α=auto)</w:t>
+      </w:r>
+      <w:r>
+        <w:rPr>
+          <w:sz w:val="18"/>
+          <w:szCs w:val="18"/>
+        </w:rPr>
+        <w:t>의</w:t>
+      </w:r>
+      <w:r>
+        <w:rPr>
+          <w:sz w:val="18"/>
+          <w:szCs w:val="18"/>
+        </w:rPr>
+        <w:t xml:space="preserve"> </w:t>
+      </w:r>
+      <w:r>
+        <w:rPr>
+          <w:sz w:val="18"/>
+          <w:szCs w:val="18"/>
+        </w:rPr>
+        <w:t>파레토</w:t>
+      </w:r>
+      <w:r>
+        <w:rPr>
+          <w:sz w:val="18"/>
+          <w:szCs w:val="18"/>
+        </w:rPr>
+        <w:t xml:space="preserve"> </w:t>
+      </w:r>
+      <w:r>
+        <w:rPr>
+          <w:sz w:val="18"/>
+          <w:szCs w:val="18"/>
+        </w:rPr>
+        <w:t>곡선</w:t>
+      </w:r>
+      <w:r>
+        <w:rPr>
+          <w:sz w:val="18"/>
+          <w:szCs w:val="18"/>
+        </w:rPr>
+        <w:t xml:space="preserve"> — auto</w:t>
+      </w:r>
+      <w:r>
+        <w:rPr>
+          <w:sz w:val="18"/>
+          <w:szCs w:val="18"/>
+        </w:rPr>
+        <w:t>는</w:t>
+      </w:r>
+      <w:r>
+        <w:rPr>
+          <w:sz w:val="18"/>
+          <w:szCs w:val="18"/>
+        </w:rPr>
+        <w:t xml:space="preserve"> </w:t>
+      </w:r>
+      <w:r>
+        <w:rPr>
+          <w:sz w:val="18"/>
+          <w:szCs w:val="18"/>
+        </w:rPr>
+        <w:t>탄소가</w:t>
+      </w:r>
+      <w:r>
+        <w:rPr>
+          <w:sz w:val="18"/>
+          <w:szCs w:val="18"/>
+        </w:rPr>
+        <w:t xml:space="preserve"> </w:t>
+      </w:r>
+      <w:r>
+        <w:rPr>
+          <w:sz w:val="18"/>
+          <w:szCs w:val="18"/>
+        </w:rPr>
+        <w:t>가장</w:t>
+      </w:r>
+      <w:r>
+        <w:rPr>
+          <w:sz w:val="18"/>
+          <w:szCs w:val="18"/>
+        </w:rPr>
+        <w:t xml:space="preserve"> </w:t>
+      </w:r>
+      <w:r>
+        <w:rPr>
+          <w:sz w:val="18"/>
+          <w:szCs w:val="18"/>
+        </w:rPr>
+        <w:t>낮은</w:t>
+      </w:r>
+      <w:r>
+        <w:rPr>
+          <w:sz w:val="18"/>
+          <w:szCs w:val="18"/>
+        </w:rPr>
+        <w:t xml:space="preserve"> </w:t>
+      </w:r>
+      <w:r>
+        <w:rPr>
+          <w:sz w:val="18"/>
+          <w:szCs w:val="18"/>
+        </w:rPr>
+        <w:t>지점이</w:t>
+      </w:r>
+      <w:r>
+        <w:rPr>
+          <w:sz w:val="18"/>
+          <w:szCs w:val="18"/>
+        </w:rPr>
+        <w:t xml:space="preserve"> </w:t>
+      </w:r>
+      <w:r>
+        <w:rPr>
+          <w:sz w:val="18"/>
+          <w:szCs w:val="18"/>
+        </w:rPr>
+        <w:t>아니라</w:t>
+      </w:r>
+      <w:r>
+        <w:rPr>
+          <w:sz w:val="18"/>
+          <w:szCs w:val="18"/>
+        </w:rPr>
+        <w:t xml:space="preserve"> </w:t>
+      </w:r>
+      <w:r>
+        <w:rPr>
+          <w:sz w:val="18"/>
+          <w:szCs w:val="18"/>
+        </w:rPr>
+        <w:t>지연</w:t>
+      </w:r>
+      <w:r>
+        <w:rPr>
+          <w:sz w:val="18"/>
+          <w:szCs w:val="18"/>
+        </w:rPr>
+        <w:t xml:space="preserve"> </w:t>
+      </w:r>
+      <w:r>
+        <w:rPr>
+          <w:sz w:val="18"/>
+          <w:szCs w:val="18"/>
+        </w:rPr>
+        <w:t>대비</w:t>
+      </w:r>
+      <w:r>
+        <w:rPr>
+          <w:sz w:val="18"/>
+          <w:szCs w:val="18"/>
+        </w:rPr>
+        <w:t xml:space="preserve"> </w:t>
+      </w:r>
+      <w:r>
+        <w:rPr>
+          <w:sz w:val="18"/>
+          <w:szCs w:val="18"/>
+        </w:rPr>
+        <w:t>탄소</w:t>
+      </w:r>
+      <w:r>
+        <w:rPr>
+          <w:sz w:val="18"/>
+          <w:szCs w:val="18"/>
+        </w:rPr>
+        <w:t xml:space="preserve"> </w:t>
+      </w:r>
+      <w:r>
+        <w:rPr>
+          <w:sz w:val="18"/>
+          <w:szCs w:val="18"/>
+        </w:rPr>
+        <w:t>한계수익이</w:t>
+      </w:r>
+      <w:r>
+        <w:rPr>
+          <w:sz w:val="18"/>
+          <w:szCs w:val="18"/>
+        </w:rPr>
+        <w:t xml:space="preserve"> </w:t>
+      </w:r>
+      <w:r>
+        <w:rPr>
+          <w:sz w:val="18"/>
+          <w:szCs w:val="18"/>
+        </w:rPr>
+        <w:t>정점을</w:t>
+      </w:r>
+      <w:r>
+        <w:rPr>
+          <w:sz w:val="18"/>
+          <w:szCs w:val="18"/>
+        </w:rPr>
+        <w:t xml:space="preserve"> </w:t>
+      </w:r>
+      <w:r>
+        <w:rPr>
+          <w:sz w:val="18"/>
+          <w:szCs w:val="18"/>
+        </w:rPr>
+        <w:t>찍는</w:t>
+      </w:r>
+      <w:r>
+        <w:rPr>
+          <w:sz w:val="18"/>
+          <w:szCs w:val="18"/>
+        </w:rPr>
+        <w:t xml:space="preserve"> </w:t>
+      </w:r>
+      <w:r>
+        <w:rPr>
+          <w:sz w:val="18"/>
+          <w:szCs w:val="18"/>
+        </w:rPr>
+        <w:t>지점</w:t>
+      </w:r>
+      <w:r>
+        <w:rPr>
+          <w:sz w:val="18"/>
+          <w:szCs w:val="18"/>
+        </w:rPr>
+        <w:t>(464.9 kg/ms)</w:t>
+      </w:r>
+      <w:r>
+        <w:rPr>
+          <w:sz w:val="18"/>
+          <w:szCs w:val="18"/>
+        </w:rPr>
+        <w:t>이다</w:t>
+      </w:r>
+      <w:r>
+        <w:rPr>
+          <w:sz w:val="18"/>
+          <w:szCs w:val="18"/>
+        </w:rPr>
+        <w:t>.</w:t>
+      </w:r>
+    </w:p>
+    <w:p>
+      <w:r>
+        <w:t>그림</w:t>
+      </w:r>
+      <w:r>
+        <w:t xml:space="preserve"> 3</w:t>
+      </w:r>
+      <w:r>
+        <w:t>은</w:t>
+      </w:r>
+      <w:r>
+        <w:t xml:space="preserve"> α=0(</w:t>
+      </w:r>
+      <w:r>
+        <w:t>지연</w:t>
+      </w:r>
+      <w:r>
+        <w:t xml:space="preserve"> </w:t>
+      </w:r>
+      <w:r>
+        <w:t>최소</w:t>
+      </w:r>
+      <w:r>
+        <w:t>)</w:t>
+      </w:r>
+      <w:r>
+        <w:t>부터</w:t>
+      </w:r>
+      <w:r>
+        <w:t xml:space="preserve"> α=1(</w:t>
+      </w:r>
+      <w:r>
+        <w:t>탄소</w:t>
+      </w:r>
+      <w:r>
+        <w:t xml:space="preserve"> </w:t>
+      </w:r>
+      <w:r>
+        <w:t>최소</w:t>
+      </w:r>
+      <w:r>
+        <w:t>)</w:t>
+      </w:r>
+      <w:r>
+        <w:t>까지</w:t>
+      </w:r>
+      <w:r>
+        <w:t xml:space="preserve"> </w:t>
+      </w:r>
+      <w:r>
+        <w:t>고정값</w:t>
+      </w:r>
+      <w:r>
+        <w:t xml:space="preserve"> </w:t>
+      </w:r>
+      <w:r>
+        <w:t>스윕</w:t>
+      </w:r>
+      <w:r>
+        <w:t xml:space="preserve"> </w:t>
+      </w:r>
+      <w:r>
+        <w:t>결과와</w:t>
+      </w:r>
+      <w:r>
+        <w:t xml:space="preserve"> auto</w:t>
+      </w:r>
+      <w:r>
+        <w:t>의</w:t>
+      </w:r>
+      <w:r>
+        <w:t xml:space="preserve"> </w:t>
+      </w:r>
+      <w:r>
+        <w:t>위치를</w:t>
+      </w:r>
+      <w:r>
+        <w:t xml:space="preserve"> </w:t>
+      </w:r>
+      <w:r>
+        <w:t>같은</w:t>
+      </w:r>
+      <w:r>
+        <w:t xml:space="preserve"> </w:t>
+      </w:r>
+      <w:r>
+        <w:t>평면에</w:t>
+      </w:r>
+      <w:r>
+        <w:t xml:space="preserve"> </w:t>
+      </w:r>
+      <w:r>
+        <w:t>함께</w:t>
+      </w:r>
+      <w:r>
+        <w:t xml:space="preserve"> </w:t>
+      </w:r>
+      <w:r>
+        <w:t>표시해</w:t>
+      </w:r>
+      <w:r>
+        <w:t>, auto</w:t>
+      </w:r>
+      <w:r>
+        <w:t>가</w:t>
+      </w:r>
+      <w:r>
+        <w:t xml:space="preserve"> </w:t>
+      </w:r>
+      <w:r>
+        <w:t>두</w:t>
+      </w:r>
+      <w:r>
+        <w:t xml:space="preserve"> </w:t>
+      </w:r>
+      <w:r>
+        <w:t>극단과</w:t>
+      </w:r>
+      <w:r>
+        <w:t xml:space="preserve"> </w:t>
+      </w:r>
+      <w:r>
+        <w:t>어떻게</w:t>
+      </w:r>
+      <w:r>
+        <w:t xml:space="preserve"> </w:t>
+      </w:r>
+      <w:r>
+        <w:t>다른</w:t>
+      </w:r>
+      <w:r>
+        <w:t xml:space="preserve"> </w:t>
+      </w:r>
+      <w:r>
+        <w:t>지점을</w:t>
+      </w:r>
+      <w:r>
+        <w:t xml:space="preserve"> </w:t>
+      </w:r>
+      <w:r>
+        <w:t>택하는지</w:t>
+      </w:r>
+      <w:r>
+        <w:t xml:space="preserve"> </w:t>
+      </w:r>
+      <w:r>
+        <w:t>비교할</w:t>
+      </w:r>
+      <w:r>
+        <w:t xml:space="preserve"> </w:t>
+      </w:r>
+      <w:r>
+        <w:t>수</w:t>
+      </w:r>
+      <w:r>
+        <w:t xml:space="preserve"> </w:t>
+      </w:r>
+      <w:r>
+        <w:t>있게</w:t>
+      </w:r>
+      <w:r>
+        <w:t xml:space="preserve"> </w:t>
+      </w:r>
+      <w:r>
+        <w:t>한다</w:t>
+      </w:r>
+      <w:r>
+        <w:t>.</w:t>
+      </w:r>
+    </w:p>
+    <w:p>
+      <w:r>
+        <w:t>고정</w:t>
+      </w:r>
+      <w:r>
+        <w:t xml:space="preserve"> </w:t>
+      </w:r>
+      <w:r>
+        <w:t>상수는</w:t>
+      </w:r>
+      <w:r>
+        <w:t xml:space="preserve"> </w:t>
+      </w:r>
+      <w:r>
+        <w:t>실패</w:t>
+      </w:r>
+      <w:r>
+        <w:t xml:space="preserve"> </w:t>
+      </w:r>
+      <w:r>
+        <w:t>방향이</w:t>
+      </w:r>
+      <w:r>
+        <w:t xml:space="preserve"> </w:t>
+      </w:r>
+      <w:r>
+        <w:t>슬롯에</w:t>
+      </w:r>
+      <w:r>
+        <w:t xml:space="preserve"> </w:t>
+      </w:r>
+      <w:r>
+        <w:t>따라</w:t>
+      </w:r>
+      <w:r>
+        <w:t xml:space="preserve"> </w:t>
+      </w:r>
+      <w:r>
+        <w:t>반대다</w:t>
+      </w:r>
+      <w:r>
+        <w:t xml:space="preserve">. </w:t>
+      </w:r>
+      <w:r>
+        <w:t>리전</w:t>
+      </w:r>
+      <w:r>
+        <w:t xml:space="preserve"> </w:t>
+      </w:r>
+      <w:r>
+        <w:t>간</w:t>
+      </w:r>
+      <w:r>
+        <w:t xml:space="preserve"> </w:t>
+      </w:r>
+      <w:r>
+        <w:t>격차가</w:t>
+      </w:r>
+      <w:r>
+        <w:t xml:space="preserve"> </w:t>
+      </w:r>
+      <w:r>
+        <w:t>큰</w:t>
+      </w:r>
+      <w:r>
+        <w:t xml:space="preserve"> </w:t>
+      </w:r>
+      <w:r>
+        <w:t>슬롯에서는</w:t>
+      </w:r>
+      <w:r>
+        <w:t xml:space="preserve"> </w:t>
+      </w:r>
+      <w:r>
+        <w:t>옮길</w:t>
+      </w:r>
+      <w:r>
+        <w:t xml:space="preserve"> </w:t>
+      </w:r>
+      <w:r>
+        <w:t>수</w:t>
+      </w:r>
+      <w:r>
+        <w:t xml:space="preserve"> </w:t>
+      </w:r>
+      <w:r>
+        <w:t>있는</w:t>
+      </w:r>
+      <w:r>
+        <w:t xml:space="preserve"> </w:t>
+      </w:r>
+      <w:r>
+        <w:t>이득을</w:t>
+      </w:r>
+      <w:r>
+        <w:t xml:space="preserve"> </w:t>
+      </w:r>
+      <w:r>
+        <w:t>남긴</w:t>
+      </w:r>
+      <w:r>
+        <w:t xml:space="preserve"> </w:t>
+      </w:r>
+      <w:r>
+        <w:t>채</w:t>
+      </w:r>
+      <w:r>
+        <w:t xml:space="preserve"> </w:t>
+      </w:r>
+      <w:r>
+        <w:t>보수적으로</w:t>
+      </w:r>
+      <w:r>
+        <w:t xml:space="preserve">, </w:t>
+      </w:r>
+      <w:r>
+        <w:t>격차가</w:t>
+      </w:r>
+      <w:r>
+        <w:t xml:space="preserve"> </w:t>
+      </w:r>
+      <w:r>
+        <w:t>작은</w:t>
+      </w:r>
+      <w:r>
+        <w:t xml:space="preserve"> </w:t>
+      </w:r>
+      <w:r>
+        <w:t>슬롯에서는</w:t>
+      </w:r>
+      <w:r>
+        <w:t xml:space="preserve"> </w:t>
+      </w:r>
+      <w:r>
+        <w:t>얻을</w:t>
+      </w:r>
+      <w:r>
+        <w:t xml:space="preserve"> </w:t>
+      </w:r>
+      <w:r>
+        <w:t>탄소가</w:t>
+      </w:r>
+      <w:r>
+        <w:t xml:space="preserve"> </w:t>
+      </w:r>
+      <w:r>
+        <w:t>적은데도</w:t>
+      </w:r>
+      <w:r>
+        <w:t xml:space="preserve"> </w:t>
+      </w:r>
+      <w:r>
+        <w:t>지연을</w:t>
+      </w:r>
+      <w:r>
+        <w:t xml:space="preserve"> </w:t>
+      </w:r>
+      <w:r>
+        <w:t>지불하며</w:t>
+      </w:r>
+      <w:r>
+        <w:t xml:space="preserve"> </w:t>
+      </w:r>
+      <w:r>
+        <w:t>공격적으로</w:t>
+      </w:r>
+      <w:r>
+        <w:t xml:space="preserve"> </w:t>
+      </w:r>
+      <w:r>
+        <w:t>동작한다</w:t>
+      </w:r>
+      <w:r>
+        <w:t xml:space="preserve">. </w:t>
+      </w:r>
+      <w:r>
+        <w:t>무릎점</w:t>
+      </w:r>
+      <w:r>
+        <w:t xml:space="preserve"> </w:t>
+      </w:r>
+      <w:r>
+        <w:t>선택은</w:t>
+      </w:r>
+      <w:r>
+        <w:t xml:space="preserve"> </w:t>
+      </w:r>
+      <w:r>
+        <w:t>두</w:t>
+      </w:r>
+      <w:r>
+        <w:t xml:space="preserve"> </w:t>
+      </w:r>
+      <w:r>
+        <w:t>축을</w:t>
+      </w:r>
+      <w:r>
+        <w:t xml:space="preserve"> </w:t>
+      </w:r>
+      <w:r>
+        <w:t>정규화한</w:t>
+      </w:r>
+      <w:r>
+        <w:t xml:space="preserve"> </w:t>
+      </w:r>
+      <w:r>
+        <w:t>곡선의</w:t>
+      </w:r>
+      <w:r>
+        <w:t xml:space="preserve"> </w:t>
+      </w:r>
+      <w:r>
+        <w:t>기하만</w:t>
+      </w:r>
+      <w:r>
+        <w:t xml:space="preserve"> </w:t>
+      </w:r>
+      <w:r>
+        <w:t>사용하므로</w:t>
+      </w:r>
+      <w:r>
+        <w:t xml:space="preserve"> </w:t>
+      </w:r>
+      <w:r>
+        <w:t>평가자가</w:t>
+      </w:r>
+      <w:r>
+        <w:t xml:space="preserve"> </w:t>
+      </w:r>
+      <w:r>
+        <w:t>정한</w:t>
+      </w:r>
+      <w:r>
+        <w:t xml:space="preserve"> </w:t>
+      </w:r>
+      <w:r>
+        <w:t>별도의</w:t>
+      </w:r>
+      <w:r>
+        <w:t xml:space="preserve"> </w:t>
+      </w:r>
+      <w:r>
+        <w:t>가중치를</w:t>
+      </w:r>
+      <w:r>
+        <w:t xml:space="preserve"> </w:t>
+      </w:r>
+      <w:r>
+        <w:t>요구하지</w:t>
+      </w:r>
+      <w:r>
+        <w:t xml:space="preserve"> </w:t>
+      </w:r>
+      <w:r>
+        <w:t>않는다</w:t>
+      </w:r>
+      <w:r>
+        <w:t>.</w:t>
       </w:r>
     </w:p>
     <w:p>
       <w:pPr>
-        <w:jc w:val="left"/>
-        <w:rPr>
-          <w:sz w:val="18"/>
-          <w:szCs w:val="18"/>
-        </w:rPr>
-      </w:pPr>
-      <w:r>
-        <w:rPr>
-          <w:sz w:val="18"/>
-          <w:szCs w:val="18"/>
-        </w:rPr>
-        <w:t>그림</w:t>
-      </w:r>
-      <w:r>
-        <w:rPr>
-          <w:sz w:val="18"/>
-          <w:szCs w:val="18"/>
-        </w:rPr>
-        <w:t xml:space="preserve"> 3. </w:t>
-      </w:r>
-      <w:r>
-        <w:rPr>
-          <w:sz w:val="18"/>
-          <w:szCs w:val="18"/>
-        </w:rPr>
-        <w:t>고정</w:t>
-      </w:r>
-      <w:r>
-        <w:rPr>
-          <w:sz w:val="18"/>
-          <w:szCs w:val="18"/>
-        </w:rPr>
-        <w:t xml:space="preserve"> α </w:t>
-      </w:r>
-      <w:r>
-        <w:rPr>
-          <w:sz w:val="18"/>
-          <w:szCs w:val="18"/>
-        </w:rPr>
-        <w:t>스윕과</w:t>
-      </w:r>
-      <w:r>
-        <w:rPr>
-          <w:sz w:val="18"/>
-          <w:szCs w:val="18"/>
-        </w:rPr>
-        <w:t xml:space="preserve"> </w:t>
-      </w:r>
-      <w:r>
-        <w:rPr>
-          <w:sz w:val="18"/>
-          <w:szCs w:val="18"/>
-        </w:rPr>
-        <w:t>슬롯별</w:t>
-      </w:r>
-      <w:r>
-        <w:rPr>
-          <w:sz w:val="18"/>
-          <w:szCs w:val="18"/>
-        </w:rPr>
-        <w:t xml:space="preserve"> </w:t>
-      </w:r>
-      <w:r>
-        <w:rPr>
-          <w:sz w:val="18"/>
-          <w:szCs w:val="18"/>
-        </w:rPr>
-        <w:t>무릎점</w:t>
-      </w:r>
-      <w:r>
-        <w:rPr>
-          <w:sz w:val="18"/>
-          <w:szCs w:val="18"/>
-        </w:rPr>
-        <w:t>(α=auto)</w:t>
-      </w:r>
-      <w:r>
-        <w:rPr>
-          <w:sz w:val="18"/>
-          <w:szCs w:val="18"/>
-        </w:rPr>
-        <w:t>의</w:t>
-      </w:r>
-      <w:r>
-        <w:rPr>
-          <w:sz w:val="18"/>
-          <w:szCs w:val="18"/>
-        </w:rPr>
-        <w:t xml:space="preserve"> </w:t>
-      </w:r>
-      <w:r>
-        <w:rPr>
-          <w:sz w:val="18"/>
-          <w:szCs w:val="18"/>
-        </w:rPr>
-        <w:t>파레토</w:t>
-      </w:r>
-      <w:r>
-        <w:rPr>
-          <w:sz w:val="18"/>
-          <w:szCs w:val="18"/>
-        </w:rPr>
-        <w:t xml:space="preserve"> </w:t>
-      </w:r>
-      <w:r>
-        <w:rPr>
-          <w:sz w:val="18"/>
-          <w:szCs w:val="18"/>
-        </w:rPr>
-        <w:t>곡선</w:t>
-      </w:r>
-      <w:r>
-        <w:rPr>
-          <w:sz w:val="18"/>
-          <w:szCs w:val="18"/>
-        </w:rPr>
-        <w:t xml:space="preserve"> — auto</w:t>
-      </w:r>
-      <w:r>
-        <w:rPr>
-          <w:sz w:val="18"/>
-          <w:szCs w:val="18"/>
-        </w:rPr>
-        <w:t>는</w:t>
-      </w:r>
-      <w:r>
-        <w:rPr>
-          <w:sz w:val="18"/>
-          <w:szCs w:val="18"/>
-        </w:rPr>
-        <w:t xml:space="preserve"> </w:t>
-      </w:r>
-      <w:r>
-        <w:rPr>
-          <w:sz w:val="18"/>
-          <w:szCs w:val="18"/>
-        </w:rPr>
-        <w:t>탄소가</w:t>
-      </w:r>
-      <w:r>
-        <w:rPr>
-          <w:sz w:val="18"/>
-          <w:szCs w:val="18"/>
-        </w:rPr>
-        <w:t xml:space="preserve"> </w:t>
-      </w:r>
-      <w:r>
-        <w:rPr>
-          <w:sz w:val="18"/>
-          <w:szCs w:val="18"/>
-        </w:rPr>
-        <w:t>가장</w:t>
-      </w:r>
-      <w:r>
-        <w:rPr>
-          <w:sz w:val="18"/>
-          <w:szCs w:val="18"/>
-        </w:rPr>
-        <w:t xml:space="preserve"> </w:t>
-      </w:r>
-      <w:r>
-        <w:rPr>
-          <w:sz w:val="18"/>
-          <w:szCs w:val="18"/>
-        </w:rPr>
-        <w:t>낮은</w:t>
-      </w:r>
-      <w:r>
-        <w:rPr>
-          <w:sz w:val="18"/>
-          <w:szCs w:val="18"/>
-        </w:rPr>
-        <w:t xml:space="preserve"> </w:t>
-      </w:r>
-      <w:r>
-        <w:rPr>
-          <w:sz w:val="18"/>
-          <w:szCs w:val="18"/>
-        </w:rPr>
-        <w:t>지점이</w:t>
-      </w:r>
-      <w:r>
-        <w:rPr>
-          <w:sz w:val="18"/>
-          <w:szCs w:val="18"/>
-        </w:rPr>
-        <w:t xml:space="preserve"> </w:t>
-      </w:r>
-      <w:r>
-        <w:rPr>
-          <w:sz w:val="18"/>
-          <w:szCs w:val="18"/>
-        </w:rPr>
-        <w:t>아니라</w:t>
-      </w:r>
-      <w:r>
-        <w:rPr>
-          <w:sz w:val="18"/>
-          <w:szCs w:val="18"/>
-        </w:rPr>
-        <w:t xml:space="preserve"> </w:t>
-      </w:r>
-      <w:r>
-        <w:rPr>
-          <w:sz w:val="18"/>
-          <w:szCs w:val="18"/>
-        </w:rPr>
-        <w:t>지연</w:t>
-      </w:r>
-      <w:r>
-        <w:rPr>
-          <w:sz w:val="18"/>
-          <w:szCs w:val="18"/>
-        </w:rPr>
-        <w:t xml:space="preserve"> </w:t>
-      </w:r>
-      <w:r>
-        <w:rPr>
-          <w:sz w:val="18"/>
-          <w:szCs w:val="18"/>
-        </w:rPr>
-        <w:t>대비</w:t>
-      </w:r>
-      <w:r>
-        <w:rPr>
-          <w:sz w:val="18"/>
-          <w:szCs w:val="18"/>
-        </w:rPr>
-        <w:t xml:space="preserve"> </w:t>
-      </w:r>
-      <w:r>
-        <w:rPr>
-          <w:sz w:val="18"/>
-          <w:szCs w:val="18"/>
-        </w:rPr>
-        <w:t>탄소</w:t>
-      </w:r>
-      <w:r>
-        <w:rPr>
-          <w:sz w:val="18"/>
-          <w:szCs w:val="18"/>
-        </w:rPr>
-        <w:t xml:space="preserve"> </w:t>
-      </w:r>
-      <w:r>
-        <w:rPr>
-          <w:sz w:val="18"/>
-          <w:szCs w:val="18"/>
-        </w:rPr>
-        <w:t>한계수익이</w:t>
-      </w:r>
-      <w:r>
-        <w:rPr>
-          <w:sz w:val="18"/>
-          <w:szCs w:val="18"/>
-        </w:rPr>
-        <w:t xml:space="preserve"> </w:t>
-      </w:r>
-      <w:r>
-        <w:rPr>
-          <w:sz w:val="18"/>
-          <w:szCs w:val="18"/>
-        </w:rPr>
-        <w:t>정점을</w:t>
-      </w:r>
-      <w:r>
-        <w:rPr>
-          <w:sz w:val="18"/>
-          <w:szCs w:val="18"/>
-        </w:rPr>
-        <w:t xml:space="preserve"> </w:t>
-      </w:r>
-      <w:r>
-        <w:rPr>
-          <w:sz w:val="18"/>
-          <w:szCs w:val="18"/>
-        </w:rPr>
-        <w:t>찍는</w:t>
-      </w:r>
-      <w:r>
-        <w:rPr>
-          <w:sz w:val="18"/>
-          <w:szCs w:val="18"/>
-        </w:rPr>
-        <w:t xml:space="preserve"> </w:t>
-      </w:r>
-      <w:r>
-        <w:rPr>
-          <w:sz w:val="18"/>
-          <w:szCs w:val="18"/>
-        </w:rPr>
-        <w:t>지점</w:t>
-      </w:r>
-      <w:r>
-        <w:rPr>
-          <w:sz w:val="18"/>
-          <w:szCs w:val="18"/>
-        </w:rPr>
-        <w:t>(464.9 kg/ms)</w:t>
-      </w:r>
-      <w:r>
-        <w:rPr>
-          <w:sz w:val="18"/>
-          <w:szCs w:val="18"/>
-        </w:rPr>
-        <w:t>이다</w:t>
-      </w:r>
-      <w:r>
-        <w:rPr>
-          <w:sz w:val="18"/>
-          <w:szCs w:val="18"/>
-        </w:rPr>
-        <w:t>.</w:t>
-      </w:r>
-    </w:p>
-    <w:p/>
-    <w:p>
-      <w:r>
-        <w:t>그림</w:t>
-      </w:r>
-      <w:r>
-        <w:t xml:space="preserve"> 3</w:t>
-      </w:r>
-      <w:r>
-        <w:t>은</w:t>
-      </w:r>
-      <w:r>
-        <w:t xml:space="preserve"> α=0(</w:t>
-      </w:r>
-      <w:r>
-        <w:t>지연</w:t>
-      </w:r>
-      <w:r>
-        <w:t xml:space="preserve"> </w:t>
-      </w:r>
-      <w:r>
-        <w:t>최소</w:t>
-      </w:r>
-      <w:r>
-        <w:t>)</w:t>
-      </w:r>
-      <w:r>
-        <w:t>부터</w:t>
-      </w:r>
-      <w:r>
-        <w:t xml:space="preserve"> α=1(</w:t>
-      </w:r>
-      <w:r>
-        <w:t>탄소</w:t>
-      </w:r>
-      <w:r>
-        <w:t xml:space="preserve"> </w:t>
-      </w:r>
-      <w:r>
-        <w:t>최소</w:t>
-      </w:r>
-      <w:r>
-        <w:t>)</w:t>
-      </w:r>
-      <w:r>
-        <w:t>까지</w:t>
-      </w:r>
-      <w:r>
-        <w:t xml:space="preserve"> </w:t>
-      </w:r>
-      <w:r>
-        <w:t>고정값</w:t>
-      </w:r>
-      <w:r>
-        <w:t xml:space="preserve"> </w:t>
-      </w:r>
-      <w:r>
-        <w:t>스윕</w:t>
-      </w:r>
-      <w:r>
-        <w:t xml:space="preserve"> </w:t>
-      </w:r>
-      <w:r>
-        <w:t>결과와</w:t>
-      </w:r>
-      <w:r>
-        <w:t xml:space="preserve"> auto</w:t>
-      </w:r>
-      <w:r>
-        <w:t>의</w:t>
-      </w:r>
-      <w:r>
-        <w:t xml:space="preserve"> </w:t>
-      </w:r>
-      <w:r>
-        <w:t>위치를</w:t>
-      </w:r>
-      <w:r>
-        <w:t xml:space="preserve"> </w:t>
-      </w:r>
-      <w:r>
-        <w:t>같은</w:t>
-      </w:r>
-      <w:r>
-        <w:t xml:space="preserve"> </w:t>
-      </w:r>
-      <w:r>
-        <w:t>평면에</w:t>
-      </w:r>
-      <w:r>
-        <w:t xml:space="preserve"> </w:t>
-      </w:r>
-      <w:r>
-        <w:t>함께</w:t>
-      </w:r>
-      <w:r>
-        <w:t xml:space="preserve"> </w:t>
-      </w:r>
-      <w:r>
-        <w:t>표시해</w:t>
-      </w:r>
-      <w:r>
-        <w:t>, auto</w:t>
-      </w:r>
-      <w:r>
-        <w:t>가</w:t>
-      </w:r>
-      <w:r>
-        <w:t xml:space="preserve"> </w:t>
-      </w:r>
-      <w:r>
-        <w:t>두</w:t>
-      </w:r>
-      <w:r>
-        <w:t xml:space="preserve"> </w:t>
-      </w:r>
-      <w:r>
-        <w:t>극단과</w:t>
-      </w:r>
-      <w:r>
-        <w:t xml:space="preserve"> </w:t>
-      </w:r>
-      <w:r>
-        <w:t>어떻게</w:t>
-      </w:r>
-      <w:r>
-        <w:t xml:space="preserve"> </w:t>
-      </w:r>
-      <w:r>
-        <w:t>다른</w:t>
-      </w:r>
-      <w:r>
-        <w:t xml:space="preserve"> </w:t>
-      </w:r>
-      <w:r>
-        <w:t>지점을</w:t>
-      </w:r>
-      <w:r>
-        <w:t xml:space="preserve"> </w:t>
-      </w:r>
-      <w:r>
-        <w:t>택하는지</w:t>
-      </w:r>
-      <w:r>
-        <w:t xml:space="preserve"> </w:t>
-      </w:r>
-      <w:r>
-        <w:t>비교할</w:t>
-      </w:r>
-      <w:r>
-        <w:t xml:space="preserve"> </w:t>
-      </w:r>
-      <w:r>
-        <w:t>수</w:t>
-      </w:r>
-      <w:r>
-        <w:t xml:space="preserve"> </w:t>
-      </w:r>
-      <w:r>
-        <w:t>있게</w:t>
-      </w:r>
-      <w:r>
-        <w:t xml:space="preserve"> </w:t>
-      </w:r>
-      <w:r>
-        <w:t>한다</w:t>
-      </w:r>
-      <w:r>
-        <w:t>.</w:t>
-      </w:r>
-    </w:p>
-    <w:p/>
-    <w:p>
-      <w:r>
-        <w:t>고정</w:t>
-      </w:r>
-      <w:r>
-        <w:t xml:space="preserve"> </w:t>
-      </w:r>
-      <w:r>
-        <w:t>상수는</w:t>
-      </w:r>
-      <w:r>
-        <w:t xml:space="preserve"> </w:t>
-      </w:r>
-      <w:r>
-        <w:t>실패</w:t>
-      </w:r>
-      <w:r>
-        <w:t xml:space="preserve"> </w:t>
-      </w:r>
-      <w:r>
-        <w:t>방향이</w:t>
-      </w:r>
-      <w:r>
-        <w:t xml:space="preserve"> </w:t>
-      </w:r>
-      <w:r>
-        <w:t>슬롯에</w:t>
-      </w:r>
-      <w:r>
-        <w:t xml:space="preserve"> </w:t>
-      </w:r>
-      <w:r>
-        <w:t>따라</w:t>
-      </w:r>
-      <w:r>
-        <w:t xml:space="preserve"> </w:t>
-      </w:r>
-      <w:r>
-        <w:t>반대다</w:t>
-      </w:r>
-      <w:r>
-        <w:t xml:space="preserve">. </w:t>
-      </w:r>
-      <w:r>
-        <w:t>리전</w:t>
-      </w:r>
-      <w:r>
-        <w:t xml:space="preserve"> </w:t>
-      </w:r>
-      <w:r>
-        <w:t>간</w:t>
-      </w:r>
-      <w:r>
-        <w:t xml:space="preserve"> </w:t>
-      </w:r>
-      <w:r>
-        <w:t>격차가</w:t>
-      </w:r>
-      <w:r>
-        <w:t xml:space="preserve"> </w:t>
-      </w:r>
-      <w:r>
-        <w:t>큰</w:t>
-      </w:r>
-      <w:r>
-        <w:t xml:space="preserve"> </w:t>
-      </w:r>
-      <w:r>
-        <w:t>슬롯에서는</w:t>
-      </w:r>
-      <w:r>
-        <w:t xml:space="preserve"> </w:t>
-      </w:r>
-      <w:r>
-        <w:t>옮길</w:t>
-      </w:r>
-      <w:r>
-        <w:t xml:space="preserve"> </w:t>
-      </w:r>
-      <w:r>
-        <w:t>수</w:t>
-      </w:r>
-      <w:r>
-        <w:t xml:space="preserve"> </w:t>
-      </w:r>
-      <w:r>
-        <w:t>있는</w:t>
-      </w:r>
-      <w:r>
-        <w:t xml:space="preserve"> </w:t>
-      </w:r>
-      <w:r>
-        <w:t>이득을</w:t>
-      </w:r>
-      <w:r>
-        <w:t xml:space="preserve"> </w:t>
-      </w:r>
-      <w:r>
-        <w:t>남긴</w:t>
-      </w:r>
-      <w:r>
-        <w:t xml:space="preserve"> </w:t>
-      </w:r>
-      <w:r>
-        <w:t>채</w:t>
-      </w:r>
-      <w:r>
-        <w:t xml:space="preserve"> </w:t>
-      </w:r>
-      <w:r>
-        <w:t>보수적으로</w:t>
-      </w:r>
-      <w:r>
-        <w:t xml:space="preserve">, </w:t>
-      </w:r>
-      <w:r>
-        <w:t>격차가</w:t>
-      </w:r>
-      <w:r>
-        <w:t xml:space="preserve"> </w:t>
-      </w:r>
-      <w:r>
-        <w:t>작은</w:t>
-      </w:r>
-      <w:r>
-        <w:t xml:space="preserve"> </w:t>
-      </w:r>
-      <w:r>
-        <w:t>슬롯에서는</w:t>
-      </w:r>
-      <w:r>
-        <w:t xml:space="preserve"> </w:t>
-      </w:r>
-      <w:r>
-        <w:t>얻을</w:t>
-      </w:r>
-      <w:r>
-        <w:t xml:space="preserve"> </w:t>
-      </w:r>
-      <w:r>
-        <w:t>탄소가</w:t>
-      </w:r>
-      <w:r>
-        <w:t xml:space="preserve"> </w:t>
-      </w:r>
-      <w:r>
-        <w:t>적은데도</w:t>
-      </w:r>
-      <w:r>
-        <w:t xml:space="preserve"> </w:t>
-      </w:r>
-      <w:r>
-        <w:t>지연을</w:t>
-      </w:r>
-      <w:r>
-        <w:t xml:space="preserve"> </w:t>
-      </w:r>
-      <w:r>
-        <w:t>지불하며</w:t>
-      </w:r>
-      <w:r>
-        <w:t xml:space="preserve"> </w:t>
-      </w:r>
-      <w:r>
-        <w:t>공격적으로</w:t>
-      </w:r>
-      <w:r>
-        <w:t xml:space="preserve"> </w:t>
-      </w:r>
-      <w:r>
-        <w:t>동작한다</w:t>
-      </w:r>
-      <w:r>
-        <w:t xml:space="preserve">. </w:t>
-      </w:r>
-      <w:r>
-        <w:t>무릎점</w:t>
-      </w:r>
-      <w:r>
-        <w:t xml:space="preserve"> </w:t>
-      </w:r>
-      <w:r>
-        <w:t>선택은</w:t>
-      </w:r>
-      <w:r>
-        <w:t xml:space="preserve"> </w:t>
-      </w:r>
-      <w:r>
-        <w:t>두</w:t>
-      </w:r>
-      <w:r>
-        <w:t xml:space="preserve"> </w:t>
-      </w:r>
-      <w:r>
-        <w:t>축을</w:t>
-      </w:r>
-      <w:r>
-        <w:t xml:space="preserve"> </w:t>
-      </w:r>
-      <w:r>
-        <w:t>정규화한</w:t>
-      </w:r>
-      <w:r>
-        <w:t xml:space="preserve"> </w:t>
-      </w:r>
-      <w:r>
-        <w:t>곡선의</w:t>
-      </w:r>
-      <w:r>
-        <w:t xml:space="preserve"> </w:t>
-      </w:r>
-      <w:r>
-        <w:t>기하만</w:t>
-      </w:r>
-      <w:r>
-        <w:t xml:space="preserve"> </w:t>
-      </w:r>
-      <w:r>
-        <w:t>사용하므로</w:t>
-      </w:r>
-      <w:r>
-        <w:t xml:space="preserve"> </w:t>
-      </w:r>
-      <w:r>
-        <w:t>평가자가</w:t>
-      </w:r>
-      <w:r>
-        <w:t xml:space="preserve"> </w:t>
-      </w:r>
-      <w:r>
-        <w:t>정한</w:t>
-      </w:r>
-      <w:r>
-        <w:t xml:space="preserve"> </w:t>
-      </w:r>
-      <w:r>
-        <w:t>별도의</w:t>
-      </w:r>
-      <w:r>
-        <w:t xml:space="preserve"> </w:t>
-      </w:r>
-      <w:r>
-        <w:t>가중치를</w:t>
-      </w:r>
-      <w:r>
-        <w:t xml:space="preserve"> </w:t>
-      </w:r>
-      <w:r>
-        <w:t>요구하지</w:t>
-      </w:r>
-      <w:r>
-        <w:t xml:space="preserve"> </w:t>
-      </w:r>
-      <w:r>
-        <w:t>않는다</w:t>
-      </w:r>
-      <w:r>
-        <w:t>.</w:t>
-      </w:r>
-    </w:p>
-    <w:p/>
-    <w:p>
-      <w:pPr>
         <w:rPr>
           <w:vanish/>
         </w:rPr>
@@ -29143,8 +28895,6 @@
         <w:t>: "The optimization outcome changes depending on the desired tradeoffs between carbon footprint and efficiency"</w:t>
       </w:r>
     </w:p>
-    <w:p/>
-    <w:p/>
     <w:p>
       <w:pPr>
         <w:jc w:val="left"/>
@@ -29555,7 +29305,6 @@
         <w:t>.</w:t>
       </w:r>
     </w:p>
-    <w:p/>
     <w:p>
       <w:r>
         <w:t>후보</w:t>
@@ -31020,7 +30769,6 @@
         <w:t>.</w:t>
       </w:r>
     </w:p>
-    <w:p/>
     <w:p>
       <w:r>
         <w:t>이</w:t>
@@ -31281,7 +31029,6 @@
         <w:t>.</w:t>
       </w:r>
     </w:p>
-    <w:p/>
     <w:p>
       <w:r>
         <w:t>본</w:t>
@@ -31549,8 +31296,6 @@
         <w:t>.</w:t>
       </w:r>
     </w:p>
-    <w:p/>
-    <w:p/>
     <w:p>
       <w:r>
         <w:t>예측</w:t>
@@ -31695,52 +31440,6 @@
       </w:r>
       <w:r>
         <w:t>.</w:t>
-      </w:r>
-    </w:p>
-    <w:p/>
-    <w:p>
-      <w:pPr>
-        <w:jc w:val="left"/>
-      </w:pPr>
-      <w:r>
-        <w:rPr>
-          <w:noProof/>
-        </w:rPr>
-        <w:drawing>
-          <wp:inline distT="0" distB="0" distL="0" distR="0" wp14:anchorId="59CBD8C6" wp14:editId="7C480602">
-            <wp:extent cx="2730500" cy="3048000"/>
-            <wp:effectExtent l="0" t="0" r="0" b="0"/>
-            <wp:docPr id="961" name="Picture 961"/>
-            <wp:cNvGraphicFramePr>
-              <a:graphicFrameLocks xmlns:a="http://schemas.openxmlformats.org/drawingml/2006/main" noChangeAspect="1"/>
-            </wp:cNvGraphicFramePr>
-            <a:graphic xmlns:a="http://schemas.openxmlformats.org/drawingml/2006/main">
-              <a:graphicData uri="http://schemas.openxmlformats.org/drawingml/2006/picture">
-                <pic:pic xmlns:pic="http://schemas.openxmlformats.org/drawingml/2006/picture">
-                  <pic:nvPicPr>
-                    <pic:cNvPr id="961" name="fig4_scheduler.png"/>
-                    <pic:cNvPicPr/>
-                  </pic:nvPicPr>
-                  <pic:blipFill>
-                    <a:blip r:embed="rId47"/>
-                    <a:stretch>
-                      <a:fillRect/>
-                    </a:stretch>
-                  </pic:blipFill>
-                  <pic:spPr>
-                    <a:xfrm>
-                      <a:off x="0" y="0"/>
-                      <a:ext cx="2730500" cy="3048000"/>
-                    </a:xfrm>
-                    <a:prstGeom prst="rect">
-                      <a:avLst/>
-                    </a:prstGeom>
-                  </pic:spPr>
-                </pic:pic>
-              </a:graphicData>
-            </a:graphic>
-          </wp:inline>
-        </w:drawing>
       </w:r>
     </w:p>
     <w:p>
@@ -32100,9 +31799,6 @@
         <w:t>.</w:t>
       </w:r>
     </w:p>
-    <w:p/>
-    <w:p/>
-    <w:p/>
     <w:p>
       <w:pPr>
         <w:jc w:val="left"/>
@@ -36729,7 +36425,6 @@
         <w:t>).</w:t>
       </w:r>
     </w:p>
-    <w:p/>
     <w:p>
       <w:pPr>
         <w:jc w:val="left"/>
@@ -37647,7 +37342,6 @@
         <w:t>.</w:t>
       </w:r>
     </w:p>
-    <w:p/>
     <w:p>
       <w:r>
         <w:t>선행</w:t>
@@ -37917,13 +37611,6 @@
         </w:rPr>
         <w:t>.</w:t>
       </w:r>
-    </w:p>
-    <w:p/>
-    <w:p/>
-    <w:p>
-      <w:pPr>
-        <w:spacing w:line="276" w:lineRule="auto"/>
-      </w:pPr>
     </w:p>
     <w:p>
       <w:pPr>
@@ -38162,7 +37849,6 @@
         <w:t>(https://www.electricitymaps.com/data/methodology).</w:t>
       </w:r>
     </w:p>
-    <w:p/>
     <w:p>
       <w:r>
         <w:t>워크로드는</w:t>
@@ -38441,7 +38127,6 @@
         <w:t>.</w:t>
       </w:r>
     </w:p>
-    <w:p/>
     <w:p>
       <w:r>
         <w:t>여기서</w:t>
@@ -38786,7 +38471,6 @@
         <w:t>.</w:t>
       </w:r>
     </w:p>
-    <w:p/>
     <w:p>
       <w:r>
         <w:t>네트워크</w:t>
@@ -39089,9 +38773,6 @@
         <w:t>.</w:t>
       </w:r>
     </w:p>
-    <w:p/>
-    <w:p/>
-    <w:p/>
     <w:p>
       <w:pPr>
         <w:rPr>
@@ -39307,7 +38988,6 @@
         <w:t>.</w:t>
       </w:r>
     </w:p>
-    <w:p/>
     <w:p>
       <w:r>
         <w:rPr>
@@ -39845,7 +39525,6 @@
         </w:tc>
       </w:tr>
     </w:tbl>
-    <w:p/>
     <w:p>
       <w:r>
         <w:t>결과는</w:t>
@@ -40124,7 +39803,6 @@
         <w:t>.</w:t>
       </w:r>
     </w:p>
-    <w:p/>
     <w:p>
       <w:r>
         <w:t>이</w:t>
@@ -40403,7 +40081,6 @@
         <w:t>.</w:t>
       </w:r>
     </w:p>
-    <w:p/>
     <w:p>
       <w:r>
         <w:t>프랑스에서</w:t>
@@ -40592,7 +40269,6 @@
         <w:t>.</w:t>
       </w:r>
     </w:p>
-    <w:p/>
     <w:p>
       <w:r>
         <w:t>예측</w:t>
@@ -40907,7 +40583,6 @@
         <w:t>.</w:t>
       </w:r>
     </w:p>
-    <w:p/>
     <w:p>
       <w:pPr>
         <w:rPr>
@@ -41189,7 +40864,6 @@
         <w:t>.</w:t>
       </w:r>
     </w:p>
-    <w:p/>
     <w:p>
       <w:r>
         <w:rPr>
@@ -42093,56 +41767,9 @@
         </w:tc>
       </w:tr>
     </w:tbl>
-    <w:p/>
     <w:p>
       <w:r>
         <w:t xml:space="preserve">주: 공간 이동 없이 홈 리전을 고정한 채 온라인 용량 인지 시간 이동만 단독으로 적용하면 23,789.1 kg, 기준 대비 18.60% 감소한다(초록·결론의 인용값과 동일).</w:t>
-      </w:r>
-    </w:p>
-    <w:p>
-      <w:pPr>
-        <w:keepNext/>
-      </w:pPr>
-      <w:r>
-        <w:rPr>
-          <w:noProof/>
-        </w:rPr>
-        <w:lastRenderedPageBreak/>
-        <w:drawing>
-          <wp:inline distT="0" distB="0" distL="0" distR="0" wp14:anchorId="721B7202" wp14:editId="21F1BD86">
-            <wp:extent cx="2730500" cy="3681730"/>
-            <wp:effectExtent l="0" t="0" r="0" b="0"/>
-            <wp:docPr id="964" name="Picture 964"/>
-            <wp:cNvGraphicFramePr>
-              <a:graphicFrameLocks xmlns:a="http://schemas.openxmlformats.org/drawingml/2006/main" noChangeAspect="1"/>
-            </wp:cNvGraphicFramePr>
-            <a:graphic xmlns:a="http://schemas.openxmlformats.org/drawingml/2006/main">
-              <a:graphicData uri="http://schemas.openxmlformats.org/drawingml/2006/picture">
-                <pic:pic xmlns:pic="http://schemas.openxmlformats.org/drawingml/2006/picture">
-                  <pic:nvPicPr>
-                    <pic:cNvPr id="964" name="fig7_comparison.png"/>
-                    <pic:cNvPicPr/>
-                  </pic:nvPicPr>
-                  <pic:blipFill>
-                    <a:blip r:embed="rId48"/>
-                    <a:stretch>
-                      <a:fillRect/>
-                    </a:stretch>
-                  </pic:blipFill>
-                  <pic:spPr>
-                    <a:xfrm>
-                      <a:off x="0" y="0"/>
-                      <a:ext cx="2730500" cy="3681730"/>
-                    </a:xfrm>
-                    <a:prstGeom prst="rect">
-                      <a:avLst/>
-                    </a:prstGeom>
-                  </pic:spPr>
-                </pic:pic>
-              </a:graphicData>
-            </a:graphic>
-          </wp:inline>
-        </w:drawing>
       </w:r>
     </w:p>
     <w:p>
@@ -42646,7 +42273,6 @@
         <w:t>.</w:t>
       </w:r>
     </w:p>
-    <w:p/>
     <w:p>
       <w:r>
         <w:t>공간</w:t>
@@ -42955,7 +42581,6 @@
         <w:t>.</w:t>
       </w:r>
     </w:p>
-    <w:p/>
     <w:p>
       <w:r>
         <w:t>작업</w:t>
@@ -43162,7 +42787,6 @@
         <w:t>.</w:t>
       </w:r>
     </w:p>
-    <w:p/>
     <w:p>
       <w:r>
         <w:t>시간</w:t>
@@ -43213,7 +42837,6 @@
         <w:t>.</w:t>
       </w:r>
     </w:p>
-    <w:p/>
     <w:p>
       <w:r>
         <w:rPr>
@@ -43971,7 +43594,6 @@
         </w:tc>
       </w:tr>
     </w:tbl>
-    <w:p/>
     <w:p>
       <w:r>
         <w:t>절감의</w:t>
@@ -44643,7 +44265,6 @@
         <w:t>.</w:t>
       </w:r>
     </w:p>
-    <w:p/>
     <w:p>
       <w:r>
         <w:t>공간</w:t>
@@ -45079,7 +44700,6 @@
         <w:t>).</w:t>
       </w:r>
     </w:p>
-    <w:p/>
     <w:p>
       <w:r>
         <w:t>두</w:t>
@@ -45418,7 +45038,6 @@
         <w:t>.</w:t>
       </w:r>
     </w:p>
-    <w:p/>
     <w:p>
       <w:r>
         <w:t>이</w:t>
@@ -45841,7 +45460,6 @@
         <w:t>.</w:t>
       </w:r>
     </w:p>
-    <w:p/>
     <w:p>
       <w:r>
         <w:t>되돌린</w:t>
@@ -46087,7 +45705,6 @@
         <w:t>.</w:t>
       </w:r>
     </w:p>
-    <w:p/>
     <w:p>
       <w:r>
         <w:rPr>
@@ -46933,7 +46550,6 @@
         <w:t xml:space="preserve"> g.</w:t>
       </w:r>
     </w:p>
-    <w:p/>
     <w:p>
       <w:r>
         <w:t>손실은</w:t>
@@ -47254,7 +46870,6 @@
         <w:t>.</w:t>
       </w:r>
     </w:p>
-    <w:p/>
     <w:p>
       <w:r>
         <w:t>선행</w:t>
@@ -47419,7 +47034,6 @@
         <w:t>.</w:t>
       </w:r>
     </w:p>
-    <w:p/>
     <w:p>
       <w:r>
         <w:t>이</w:t>
@@ -48060,49 +47674,6 @@
       </w:r>
       <w:r>
         <w:t>.</w:t>
-      </w:r>
-    </w:p>
-    <w:p/>
-    <w:p>
-      <w:r>
-        <w:rPr>
-          <w:noProof/>
-        </w:rPr>
-        <w:drawing>
-          <wp:inline distT="0" distB="0" distL="0" distR="0" wp14:anchorId="52008ED4" wp14:editId="7A7429FD">
-            <wp:extent cx="2730500" cy="2336800"/>
-            <wp:effectExtent l="0" t="0" r="0" b="0"/>
-            <wp:docPr id="962" name="Picture 962"/>
-            <wp:cNvGraphicFramePr>
-              <a:graphicFrameLocks xmlns:a="http://schemas.openxmlformats.org/drawingml/2006/main" noChangeAspect="1"/>
-            </wp:cNvGraphicFramePr>
-            <a:graphic xmlns:a="http://schemas.openxmlformats.org/drawingml/2006/main">
-              <a:graphicData uri="http://schemas.openxmlformats.org/drawingml/2006/picture">
-                <pic:pic xmlns:pic="http://schemas.openxmlformats.org/drawingml/2006/picture">
-                  <pic:nvPicPr>
-                    <pic:cNvPr id="962" name="fig5_concurrency.png"/>
-                    <pic:cNvPicPr/>
-                  </pic:nvPicPr>
-                  <pic:blipFill>
-                    <a:blip r:embed="rId49"/>
-                    <a:stretch>
-                      <a:fillRect/>
-                    </a:stretch>
-                  </pic:blipFill>
-                  <pic:spPr>
-                    <a:xfrm>
-                      <a:off x="0" y="0"/>
-                      <a:ext cx="2730500" cy="2336800"/>
-                    </a:xfrm>
-                    <a:prstGeom prst="rect">
-                      <a:avLst/>
-                    </a:prstGeom>
-                  </pic:spPr>
-                </pic:pic>
-              </a:graphicData>
-            </a:graphic>
-          </wp:inline>
-        </w:drawing>
       </w:r>
     </w:p>
     <w:p>
@@ -48576,8 +48147,6 @@
         <w:t>.</w:t>
       </w:r>
     </w:p>
-    <w:p/>
-    <w:p/>
     <w:p>
       <w:pPr>
         <w:rPr>
@@ -48745,7 +48314,6 @@
         <w:t xml:space="preserve"> 따라서 이 값(9,996.2 kg)은 §5.5의 단일 결정 방식으로 얻은 §6.3 표 2의 ③(9,958.2 kg, 용량 미강제)과 다르다 — 두 값의 차이는 §6.6에서 다룬다.</w:t>
       </w:r>
     </w:p>
-    <w:p/>
     <w:p>
       <w:pPr>
         <w:jc w:val="left"/>
@@ -48916,7 +48484,6 @@
         <w:t>지연</w:t>
       </w:r>
     </w:p>
-    <w:p/>
     <w:tbl>
       <w:tblPr>
         <w:tblW w:w="4300" w:type="dxa"/>
@@ -50163,7 +49730,6 @@
         </w:tc>
       </w:tr>
     </w:tbl>
-    <w:p/>
     <w:p>
       <w:r>
         <w:t>주</w:t>
@@ -50358,7 +49924,6 @@
         <w:t>.</w:t>
       </w:r>
     </w:p>
-    <w:p/>
     <w:p>
       <w:r>
         <w:t>용량을</w:t>
@@ -50593,51 +50158,6 @@
       </w:r>
       <w:r>
         <w:t>.</w:t>
-      </w:r>
-    </w:p>
-    <w:p/>
-    <w:p/>
-    <w:p>
-      <w:r>
-        <w:rPr>
-          <w:noProof/>
-        </w:rPr>
-        <w:lastRenderedPageBreak/>
-        <w:drawing>
-          <wp:inline distT="0" distB="0" distL="0" distR="0" wp14:anchorId="557BB9FB" wp14:editId="069AC1C1">
-            <wp:extent cx="2730500" cy="2413000"/>
-            <wp:effectExtent l="0" t="0" r="0" b="0"/>
-            <wp:docPr id="963" name="Picture 963"/>
-            <wp:cNvGraphicFramePr>
-              <a:graphicFrameLocks xmlns:a="http://schemas.openxmlformats.org/drawingml/2006/main" noChangeAspect="1"/>
-            </wp:cNvGraphicFramePr>
-            <a:graphic xmlns:a="http://schemas.openxmlformats.org/drawingml/2006/main">
-              <a:graphicData uri="http://schemas.openxmlformats.org/drawingml/2006/picture">
-                <pic:pic xmlns:pic="http://schemas.openxmlformats.org/drawingml/2006/picture">
-                  <pic:nvPicPr>
-                    <pic:cNvPr id="963" name="fig6_capacity_sweep.png"/>
-                    <pic:cNvPicPr/>
-                  </pic:nvPicPr>
-                  <pic:blipFill>
-                    <a:blip r:embed="rId50"/>
-                    <a:stretch>
-                      <a:fillRect/>
-                    </a:stretch>
-                  </pic:blipFill>
-                  <pic:spPr>
-                    <a:xfrm>
-                      <a:off x="0" y="0"/>
-                      <a:ext cx="2730500" cy="2413000"/>
-                    </a:xfrm>
-                    <a:prstGeom prst="rect">
-                      <a:avLst/>
-                    </a:prstGeom>
-                  </pic:spPr>
-                </pic:pic>
-              </a:graphicData>
-            </a:graphic>
-          </wp:inline>
-        </w:drawing>
       </w:r>
     </w:p>
     <w:p>
@@ -51309,11 +50829,6 @@
         </w:rPr>
         <w:t>비교</w:t>
       </w:r>
-    </w:p>
-    <w:p>
-      <w:pPr>
-        <w:keepNext/>
-      </w:pPr>
     </w:p>
     <w:tbl>
       <w:tblPr>
@@ -51753,7 +51268,6 @@
         </w:tc>
       </w:tr>
     </w:tbl>
-    <w:p/>
     <w:p>
       <w:r>
         <w:t>용량이</w:t>
@@ -51972,7 +51486,6 @@
         <w:t>.</w:t>
       </w:r>
     </w:p>
-    <w:p/>
     <w:p>
       <w:r>
         <w:t>본</w:t>
@@ -52191,7 +51704,6 @@
         <w:t>.</w:t>
       </w:r>
     </w:p>
-    <w:p/>
     <w:p>
       <w:pPr>
         <w:jc w:val="left"/>
@@ -52778,7 +52290,6 @@
         <w:t>.</w:t>
       </w:r>
     </w:p>
-    <w:p/>
     <w:p>
       <w:r>
         <w:t>두</w:t>
@@ -53063,7 +52574,6 @@
         <w:t>.</w:t>
       </w:r>
     </w:p>
-    <w:p/>
     <w:p>
       <w:r>
         <w:t>세</w:t>
@@ -53529,7 +53039,6 @@
         <w:t>.</w:t>
       </w:r>
     </w:p>
-    <w:p/>
     <w:p>
       <w:pPr>
         <w:spacing w:line="276" w:lineRule="auto"/>
@@ -53895,7 +53404,6 @@
         <w:t>.</w:t>
       </w:r>
     </w:p>
-    <w:p/>
     <w:p>
       <w:r>
         <w:t>공간</w:t>
@@ -54084,7 +53592,6 @@
         <w:t>.</w:t>
       </w:r>
     </w:p>
-    <w:p/>
     <w:p>
       <w:r>
         <w:t>이</w:t>
@@ -54459,7 +53966,6 @@
         <w:t>.</w:t>
       </w:r>
     </w:p>
-    <w:p/>
     <w:p>
       <w:r>
         <w:t>본</w:t>
@@ -55053,7 +54559,6 @@
         <w:t>: "there are some exceptions where regions have low spatial gains and high temporal gains and yet result in relatively high net carbon reductions, such as California (US-CA) and Virginia (US-VA)"</w:t>
       </w:r>
     </w:p>
-    <w:p/>
     <w:p>
       <w:r>
         <w:t>한계는</w:t>
@@ -55914,7 +55419,6 @@
         <w:t>.</w:t>
       </w:r>
     </w:p>
-    <w:p/>
     <w:p>
       <w:r>
         <w:lastRenderedPageBreak/>
@@ -56339,7 +55843,7 @@
     </w:rPrDefault>
     <w:pPrDefault>
       <w:pPr>
-        <w:spacing w:after="60" w:line="288" w:lineRule="auto"/>
+        <w:spacing w:after="120" w:line="288" w:lineRule="auto"/>
         <w:jc w:val="both"/>
       </w:pPr>
     </w:pPrDefault>

--- a/paper/CAST.docx
+++ b/paper/CAST.docx
@@ -4,6 +4,7 @@
   <w:body>
     <w:p>
       <w:pPr>
+        <w:ind w:firstLine="0"/>
         <w:jc w:val="center"/>
         <w:rPr>
           <w:b/>
@@ -195,6 +196,7 @@
     </w:p>
     <w:p>
       <w:pPr>
+        <w:ind w:firstLine="0"/>
         <w:jc w:val="center"/>
         <w:rPr>
           <w:b/>
@@ -985,6 +987,7 @@
     </w:p>
     <w:p>
       <w:pPr>
+        <w:ind w:firstLine="0"/>
         <w:jc w:val="center"/>
       </w:pPr>
       <w:r>
@@ -997,6 +1000,7 @@
     </w:p>
     <w:p>
       <w:pPr>
+        <w:ind w:firstLine="0"/>
         <w:jc w:val="center"/>
       </w:pPr>
       <w:r>
@@ -1009,6 +1013,7 @@
     </w:p>
     <w:p>
       <w:pPr>
+        <w:ind w:firstLine="0"/>
         <w:jc w:val="center"/>
       </w:pPr>
       <w:r>
@@ -1021,6 +1026,7 @@
     </w:p>
     <w:p>
       <w:pPr>
+        <w:ind w:firstLine="0"/>
         <w:jc w:val="center"/>
       </w:pPr>
       <w:r>
@@ -1033,6 +1039,7 @@
     </w:p>
     <w:p>
       <w:pPr>
+        <w:ind w:firstLine="0"/>
         <w:jc w:val="center"/>
       </w:pPr>
       <w:r>
@@ -1045,6 +1052,7 @@
     </w:p>
     <w:p>
       <w:pPr>
+        <w:ind w:firstLine="0"/>
         <w:jc w:val="center"/>
       </w:pPr>
       <w:r>
@@ -1057,6 +1065,7 @@
     </w:p>
     <w:p>
       <w:pPr>
+        <w:ind w:firstLine="0"/>
         <w:jc w:val="center"/>
       </w:pPr>
       <w:r>
@@ -1069,6 +1078,7 @@
     </w:p>
     <w:p>
       <w:pPr>
+        <w:ind w:firstLine="0"/>
         <w:jc w:val="center"/>
       </w:pPr>
       <w:r>
@@ -1081,7 +1091,8 @@
     </w:p>
     <w:p>
       <w:pPr>
-        <w:spacing w:line="276" w:lineRule="auto"/>
+        <w:ind w:firstLine="0"/>
+        <w:spacing w:before="240" w:line="276" w:lineRule="auto"/>
         <w:jc w:val="left"/>
         <w:rPr>
           <w:rFonts w:eastAsia="Apple SD Gothic Neo"/>
@@ -4295,6 +4306,7 @@
     </w:p>
     <w:p>
       <w:pPr>
+        <w:ind w:firstLine="0"/>
         <w:rPr>
           <w:color w:val="1155CC"/>
           <w:u w:val="single"/>
@@ -4451,6 +4463,7 @@
     </w:p>
     <w:p>
       <w:pPr>
+        <w:ind w:firstLine="0"/>
         <w:rPr>
           <w:color w:val="1155CC"/>
           <w:u w:val="single"/>
@@ -4496,6 +4509,7 @@
     </w:p>
     <w:p>
       <w:pPr>
+        <w:ind w:firstLine="0"/>
         <w:rPr>
           <w:color w:val="1155CC"/>
           <w:u w:val="single"/>
@@ -5313,6 +5327,7 @@
     </w:p>
     <w:p>
       <w:pPr>
+        <w:ind w:firstLine="0"/>
         <w:rPr>
           <w:color w:val="1155CC"/>
           <w:u w:val="single"/>
@@ -6715,7 +6730,8 @@
     </w:p>
     <w:p>
       <w:pPr>
-        <w:spacing w:line="276" w:lineRule="auto"/>
+        <w:ind w:firstLine="0"/>
+        <w:spacing w:before="240" w:line="276" w:lineRule="auto"/>
         <w:jc w:val="left"/>
         <w:rPr>
           <w:rFonts w:eastAsia="Apple SD Gothic Neo"/>
@@ -6768,6 +6784,8 @@
     </w:p>
     <w:p>
       <w:pPr>
+        <w:spacing w:before="160" w:after="60"/>
+        <w:ind w:firstLine="0"/>
         <w:jc w:val="left"/>
         <w:rPr>
           <w:rFonts w:eastAsia="Apple SD Gothic Neo"/>
@@ -7719,6 +7737,8 @@
     </w:p>
     <w:p>
       <w:pPr>
+        <w:spacing w:before="160" w:after="60"/>
+        <w:ind w:firstLine="0"/>
         <w:jc w:val="left"/>
         <w:rPr>
           <w:rFonts w:eastAsia="Apple SD Gothic Neo"/>
@@ -8442,6 +8462,8 @@
     </w:p>
     <w:p>
       <w:pPr>
+        <w:spacing w:before="160" w:after="60"/>
+        <w:ind w:firstLine="0"/>
         <w:jc w:val="left"/>
         <w:rPr>
           <w:rFonts w:eastAsia="Apple SD Gothic Neo"/>
@@ -10285,7 +10307,8 @@
     </w:p>
     <w:p>
       <w:pPr>
-        <w:spacing w:line="276" w:lineRule="auto"/>
+        <w:ind w:firstLine="0"/>
+        <w:spacing w:before="240" w:line="276" w:lineRule="auto"/>
         <w:jc w:val="left"/>
         <w:rPr>
           <w:rFonts w:eastAsia="Apple SD Gothic Neo"/>
@@ -10358,6 +10381,8 @@
     </w:p>
     <w:p>
       <w:pPr>
+        <w:spacing w:before="160" w:after="60"/>
+        <w:ind w:firstLine="0"/>
         <w:jc w:val="left"/>
         <w:rPr>
           <w:rFonts w:eastAsia="Apple SD Gothic Neo"/>
@@ -10864,6 +10889,8 @@
     </w:p>
     <w:p>
       <w:pPr>
+        <w:spacing w:before="160" w:after="60"/>
+        <w:ind w:firstLine="0"/>
         <w:jc w:val="left"/>
         <w:rPr>
           <w:rFonts w:eastAsia="Apple SD Gothic Neo"/>
@@ -11643,6 +11670,8 @@
     </w:p>
     <w:p>
       <w:pPr>
+        <w:spacing w:before="160" w:after="60"/>
+        <w:ind w:firstLine="0"/>
         <w:jc w:val="left"/>
         <w:rPr>
           <w:rFonts w:eastAsia="Apple SD Gothic Neo"/>
@@ -12194,6 +12223,8 @@
     </w:p>
     <w:p>
       <w:pPr>
+        <w:spacing w:before="160" w:after="60"/>
+        <w:ind w:firstLine="0"/>
         <w:jc w:val="left"/>
         <w:rPr>
           <w:rFonts w:eastAsia="Apple SD Gothic Neo"/>
@@ -12618,7 +12649,8 @@
     </w:p>
     <w:p>
       <w:pPr>
-        <w:spacing w:line="276" w:lineRule="auto"/>
+        <w:ind w:firstLine="0"/>
+        <w:spacing w:before="240" w:line="276" w:lineRule="auto"/>
         <w:jc w:val="left"/>
         <w:rPr>
           <w:rFonts w:eastAsia="Apple SD Gothic Neo"/>
@@ -12711,6 +12743,8 @@
     </w:p>
     <w:p>
       <w:pPr>
+        <w:spacing w:before="160" w:after="60"/>
+        <w:ind w:firstLine="0"/>
         <w:jc w:val="left"/>
         <w:rPr>
           <w:rFonts w:eastAsia="Apple SD Gothic Neo"/>
@@ -13707,6 +13741,8 @@
     </w:p>
     <w:p>
       <w:pPr>
+        <w:spacing w:before="160" w:after="60"/>
+        <w:ind w:firstLine="0"/>
         <w:jc w:val="left"/>
         <w:rPr>
           <w:rFonts w:eastAsia="Apple SD Gothic Neo"/>
@@ -14428,6 +14464,8 @@
     </w:p>
     <w:p>
       <w:pPr>
+        <w:spacing w:before="160" w:after="60"/>
+        <w:ind w:firstLine="0"/>
         <w:jc w:val="left"/>
         <w:rPr>
           <w:rFonts w:eastAsia="Apple SD Gothic Neo"/>
@@ -16217,6 +16255,8 @@
     </w:p>
     <w:p>
       <w:pPr>
+        <w:spacing w:before="160" w:after="60"/>
+        <w:ind w:firstLine="0"/>
         <w:jc w:val="left"/>
         <w:rPr>
           <w:rFonts w:eastAsia="Apple SD Gothic Neo"/>
@@ -17980,7 +18020,8 @@
     </w:p>
     <w:p>
       <w:pPr>
-        <w:spacing w:line="276" w:lineRule="auto"/>
+        <w:ind w:firstLine="0"/>
+        <w:spacing w:before="240" w:line="276" w:lineRule="auto"/>
         <w:jc w:val="left"/>
         <w:rPr>
           <w:rFonts w:eastAsia="Apple SD Gothic Neo"/>
@@ -18033,6 +18074,8 @@
     </w:p>
     <w:p>
       <w:pPr>
+        <w:spacing w:before="160" w:after="60"/>
+        <w:ind w:firstLine="0"/>
         <w:jc w:val="left"/>
         <w:rPr>
           <w:rFonts w:eastAsia="Apple SD Gothic Neo"/>
@@ -18589,6 +18632,7 @@
     </w:p>
     <w:p>
       <w:pPr>
+        <w:ind w:firstLine="0"/>
         <w:jc w:val="left"/>
         <w:rPr>
           <w:sz w:val="18"/>
@@ -19671,6 +19715,8 @@
     </w:p>
     <w:p>
       <w:pPr>
+        <w:spacing w:before="160" w:after="60"/>
+        <w:ind w:firstLine="0"/>
         <w:jc w:val="left"/>
         <w:rPr>
           <w:rFonts w:eastAsia="Apple SD Gothic Neo"/>
@@ -19982,6 +20028,7 @@
     </w:p>
     <w:p>
       <w:pPr>
+        <w:ind w:firstLine="0"/>
         <w:jc w:val="left"/>
         <w:rPr>
           <w:i/>
@@ -20354,6 +20401,7 @@
     </w:p>
     <w:p>
       <w:pPr>
+        <w:ind w:firstLine="0"/>
         <w:jc w:val="left"/>
       </w:pPr>
       <w:r>
@@ -20426,6 +20474,7 @@
     </w:p>
     <w:p>
       <w:pPr>
+        <w:ind w:firstLine="0"/>
         <w:rPr>
           <w:i/>
           <w:iCs/>
@@ -20600,6 +20649,7 @@
     </w:p>
     <w:p>
       <w:pPr>
+        <w:ind w:firstLine="0"/>
         <w:jc w:val="left"/>
         <w:rPr>
           <w:i/>
@@ -21079,6 +21129,7 @@
     </w:p>
     <w:p>
       <w:pPr>
+        <w:ind w:firstLine="0"/>
         <w:jc w:val="left"/>
         <w:rPr>
           <w:i/>
@@ -21351,6 +21402,7 @@
     </w:p>
     <w:p>
       <w:pPr>
+        <w:ind w:firstLine="0"/>
         <w:jc w:val="left"/>
         <w:rPr>
           <w:i/>
@@ -22640,6 +22692,8 @@
     </w:p>
     <w:p>
       <w:pPr>
+        <w:spacing w:before="160" w:after="60"/>
+        <w:ind w:firstLine="0"/>
         <w:jc w:val="left"/>
         <w:rPr>
           <w:rFonts w:eastAsia="Apple SD Gothic Neo"/>
@@ -24228,6 +24282,8 @@
     </w:p>
     <w:p>
       <w:pPr>
+        <w:spacing w:before="160" w:after="60"/>
+        <w:ind w:firstLine="0"/>
         <w:jc w:val="left"/>
         <w:rPr>
           <w:rFonts w:eastAsia="Apple SD Gothic Neo"/>
@@ -24658,6 +24714,7 @@
     </w:p>
     <w:p>
       <w:pPr>
+        <w:ind w:firstLine="0"/>
         <w:jc w:val="left"/>
         <w:rPr>
           <w:sz w:val="18"/>
@@ -25183,6 +25240,7 @@
     </w:p>
     <w:p>
       <w:pPr>
+        <w:ind w:firstLine="0"/>
         <w:jc w:val="left"/>
         <w:rPr>
           <w:i/>
@@ -26047,6 +26105,7 @@
     </w:p>
     <w:p>
       <w:pPr>
+        <w:ind w:firstLine="0"/>
         <w:jc w:val="left"/>
         <w:rPr>
           <w:i/>
@@ -26582,6 +26641,7 @@
     </w:p>
     <w:p>
       <w:pPr>
+        <w:ind w:firstLine="0"/>
         <w:jc w:val="left"/>
         <w:rPr>
           <w:i/>
@@ -27490,6 +27550,7 @@
     </w:p>
     <w:p>
       <w:pPr>
+        <w:ind w:firstLine="0"/>
         <w:jc w:val="left"/>
         <w:rPr>
           <w:i/>
@@ -28097,6 +28158,7 @@
     </w:p>
     <w:p>
       <w:pPr>
+        <w:ind w:firstLine="0"/>
         <w:jc w:val="left"/>
         <w:rPr>
           <w:sz w:val="18"/>
@@ -28844,6 +28906,7 @@
     </w:p>
     <w:p>
       <w:pPr>
+        <w:ind w:firstLine="0"/>
         <w:rPr>
           <w:vanish/>
         </w:rPr>
@@ -28897,6 +28960,8 @@
     </w:p>
     <w:p>
       <w:pPr>
+        <w:spacing w:before="160" w:after="60"/>
+        <w:ind w:firstLine="0"/>
         <w:jc w:val="left"/>
         <w:rPr>
           <w:rFonts w:eastAsia="Apple SD Gothic Neo"/>
@@ -29369,6 +29434,7 @@
     </w:p>
     <w:p>
       <w:pPr>
+        <w:ind w:firstLine="0"/>
         <w:jc w:val="left"/>
         <w:rPr>
           <w:i/>
@@ -30009,6 +30075,7 @@
     </w:p>
     <w:p>
       <w:pPr>
+        <w:ind w:firstLine="0"/>
         <w:jc w:val="left"/>
         <w:rPr>
           <w:i/>
@@ -31444,6 +31511,7 @@
     </w:p>
     <w:p>
       <w:pPr>
+        <w:ind w:firstLine="0"/>
         <w:jc w:val="left"/>
         <w:rPr>
           <w:sz w:val="18"/>
@@ -31801,6 +31869,8 @@
     </w:p>
     <w:p>
       <w:pPr>
+        <w:spacing w:before="160" w:after="60"/>
+        <w:ind w:firstLine="0"/>
         <w:jc w:val="left"/>
         <w:rPr>
           <w:rFonts w:eastAsia="Apple SD Gothic Neo"/>
@@ -32124,6 +32194,7 @@
     </w:p>
     <w:p>
       <w:pPr>
+        <w:ind w:firstLine="0"/>
         <w:jc w:val="left"/>
       </w:pPr>
       <m:oMath>
@@ -33928,6 +33999,7 @@
     </w:p>
     <w:p>
       <w:pPr>
+        <w:ind w:firstLine="0"/>
         <w:jc w:val="left"/>
       </w:pPr>
       <m:oMath>
@@ -35298,6 +35370,7 @@
     </w:p>
     <w:p>
       <w:pPr>
+        <w:ind w:firstLine="0"/>
         <w:keepLines/>
         <w:pBdr>
           <w:top w:val="single" w:sz="8" w:space="4" w:color="000000"/>
@@ -36427,6 +36500,8 @@
     </w:p>
     <w:p>
       <w:pPr>
+        <w:spacing w:before="160" w:after="60"/>
+        <w:ind w:firstLine="0"/>
         <w:jc w:val="left"/>
         <w:rPr>
           <w:rFonts w:eastAsia="Apple SD Gothic Neo"/>
@@ -36577,6 +36652,7 @@
     </w:p>
     <w:p>
       <w:pPr>
+        <w:ind w:firstLine="0"/>
         <w:jc w:val="left"/>
         <w:rPr>
           <w:i/>
@@ -37614,7 +37690,8 @@
     </w:p>
     <w:p>
       <w:pPr>
-        <w:spacing w:line="276" w:lineRule="auto"/>
+        <w:ind w:firstLine="0"/>
+        <w:spacing w:before="240" w:line="276" w:lineRule="auto"/>
         <w:jc w:val="left"/>
         <w:rPr>
           <w:rFonts w:eastAsia="Apple SD Gothic Neo"/>
@@ -37647,6 +37724,8 @@
     </w:p>
     <w:p>
       <w:pPr>
+        <w:spacing w:before="160" w:after="60"/>
+        <w:ind w:firstLine="0"/>
         <w:jc w:val="left"/>
         <w:rPr>
           <w:rFonts w:eastAsia="Apple SD Gothic Neo"/>
@@ -38775,6 +38854,8 @@
     </w:p>
     <w:p>
       <w:pPr>
+        <w:spacing w:before="160" w:after="60"/>
+        <w:ind w:firstLine="0"/>
         <w:rPr>
           <w:b/>
           <w:bCs/>
@@ -40585,6 +40666,8 @@
     </w:p>
     <w:p>
       <w:pPr>
+        <w:spacing w:before="160" w:after="60"/>
+        <w:ind w:firstLine="0"/>
         <w:rPr>
           <w:b/>
           <w:bCs/>
@@ -41774,6 +41857,7 @@
     </w:p>
     <w:p>
       <w:pPr>
+        <w:ind w:firstLine="0"/>
         <w:keepNext/>
         <w:keepLines/>
         <w:jc w:val="left"/>
@@ -43946,6 +44030,8 @@
     </w:p>
     <w:p>
       <w:pPr>
+        <w:spacing w:before="160" w:after="60"/>
+        <w:ind w:firstLine="0"/>
         <w:rPr>
           <w:b/>
           <w:bCs/>
@@ -47678,6 +47764,7 @@
     </w:p>
     <w:p>
       <w:pPr>
+        <w:ind w:firstLine="0"/>
         <w:jc w:val="left"/>
         <w:rPr>
           <w:sz w:val="18"/>
@@ -48149,6 +48236,8 @@
     </w:p>
     <w:p>
       <w:pPr>
+        <w:spacing w:before="160" w:after="60"/>
+        <w:ind w:firstLine="0"/>
         <w:rPr>
           <w:b/>
           <w:bCs/>
@@ -48316,6 +48405,7 @@
     </w:p>
     <w:p>
       <w:pPr>
+        <w:ind w:firstLine="0"/>
         <w:jc w:val="left"/>
         <w:rPr>
           <w:sz w:val="18"/>
@@ -50162,6 +50252,7 @@
     </w:p>
     <w:p>
       <w:pPr>
+        <w:ind w:firstLine="0"/>
         <w:jc w:val="left"/>
         <w:rPr>
           <w:sz w:val="18"/>
@@ -50703,6 +50794,7 @@
     </w:p>
     <w:p>
       <w:pPr>
+        <w:ind w:firstLine="0"/>
         <w:keepNext/>
         <w:jc w:val="left"/>
         <w:rPr>
@@ -51706,6 +51798,8 @@
     </w:p>
     <w:p>
       <w:pPr>
+        <w:spacing w:before="160" w:after="60"/>
+        <w:ind w:firstLine="0"/>
         <w:jc w:val="left"/>
         <w:rPr>
           <w:rFonts w:eastAsia="Apple SD Gothic Neo"/>
@@ -53041,7 +53135,8 @@
     </w:p>
     <w:p>
       <w:pPr>
-        <w:spacing w:line="276" w:lineRule="auto"/>
+        <w:ind w:firstLine="0"/>
+        <w:spacing w:before="240" w:line="276" w:lineRule="auto"/>
         <w:jc w:val="left"/>
         <w:rPr>
           <w:rFonts w:eastAsia="Apple SD Gothic Neo"/>
@@ -55843,7 +55938,8 @@
     </w:rPrDefault>
     <w:pPrDefault>
       <w:pPr>
-        <w:spacing w:after="120" w:line="288" w:lineRule="auto"/>
+        <w:spacing w:after="0" w:line="288" w:lineRule="auto"/>
+        <w:ind w:firstLine="200"/>
         <w:jc w:val="both"/>
       </w:pPr>
     </w:pPrDefault>

--- a/paper/CAST.docx
+++ b/paper/CAST.docx
@@ -7242,6 +7242,17 @@
       </w:hyperlink>
     </w:p>
     <w:p>
+      <w:hyperlink r:id="rId26">
+        <w:r>
+          <w:rPr>
+            <w:color w:val="1155CC"/>
+            <w:u w:val="single"/>
+          </w:rPr>
+          <w:br/>
+        </w:r>
+      </w:hyperlink>
+    </w:p>
+    <w:p>
       <w:r>
         <w:t>인도는</w:t>
       </w:r>
@@ -18580,6 +18591,10 @@
       </w:r>
     </w:p>
     <w:p>
+      <w:pPr>
+        <w:ind w:firstLine="0"/>
+        <w:jc w:val="center"/>
+      </w:pPr>
       <w:r>
         <w:rPr>
           <w:noProof/>
@@ -24710,6 +24725,52 @@
       </w:r>
       <w:r>
         <w:t>.</w:t>
+      </w:r>
+    </w:p>
+    <w:p>
+      <w:pPr>
+        <w:ind w:firstLine="0"/>
+        <w:jc w:val="left"/>
+      </w:pPr>
+      <w:r>
+        <w:rPr>
+          <w:noProof/>
+        </w:rPr>
+        <w:drawing>
+          <wp:inline distT="0" distB="0" distL="0" distR="0" wp14:anchorId="1F5F5843" wp14:editId="27C9B2E5">
+            <wp:extent cx="2730500" cy="2717800"/>
+            <wp:effectExtent l="0" t="0" r="0" b="0"/>
+            <wp:docPr id="960" name="Picture 960"/>
+            <wp:cNvGraphicFramePr>
+              <a:graphicFrameLocks xmlns:a="http://schemas.openxmlformats.org/drawingml/2006/main" noChangeAspect="1"/>
+            </wp:cNvGraphicFramePr>
+            <a:graphic xmlns:a="http://schemas.openxmlformats.org/drawingml/2006/main">
+              <a:graphicData uri="http://schemas.openxmlformats.org/drawingml/2006/picture">
+                <pic:pic xmlns:pic="http://schemas.openxmlformats.org/drawingml/2006/picture">
+                  <pic:nvPicPr>
+                    <pic:cNvPr id="960" name="fig3_loadbalancer.png"/>
+                    <pic:cNvPicPr/>
+                  </pic:nvPicPr>
+                  <pic:blipFill>
+                    <a:blip r:embed="rId45"/>
+                    <a:stretch>
+                      <a:fillRect/>
+                    </a:stretch>
+                  </pic:blipFill>
+                  <pic:spPr>
+                    <a:xfrm>
+                      <a:off x="0" y="0"/>
+                      <a:ext cx="2730500" cy="2717800"/>
+                    </a:xfrm>
+                    <a:prstGeom prst="rect">
+                      <a:avLst/>
+                    </a:prstGeom>
+                  </pic:spPr>
+                </pic:pic>
+              </a:graphicData>
+            </a:graphic>
+          </wp:inline>
+        </w:drawing>
       </w:r>
     </w:p>
     <w:p>
@@ -28154,6 +28215,52 @@
     <w:p>
       <w:r>
         <w:t xml:space="preserve">평균적으로 같은 가중치(α≈0.508)를 쓰는 셈이지만, 매 슬롯 다시 계산한다는 점이 차이를 만든다. 고정 α=0.5는 15,718.6 kg(−46.22%, 평균 지연 29.5 ms)을, 무릎점 자동 선택은 12,609.8 kg(−56.85%, 평균 지연 36.2 ms)을 낸다. 지연을 6.7 ms 더 쓰는 대가로 탄소를 10.64%포인트 더 줄이는 셈이다.</w:t>
+      </w:r>
+    </w:p>
+    <w:p>
+      <w:pPr>
+        <w:ind w:firstLine="0"/>
+        <w:jc w:val="center"/>
+      </w:pPr>
+      <w:r>
+        <w:rPr>
+          <w:noProof/>
+        </w:rPr>
+        <w:drawing>
+          <wp:inline distT="0" distB="0" distL="0" distR="0" wp14:anchorId="7FE0C9A3" wp14:editId="6DA4793C">
+            <wp:extent cx="2730500" cy="2413000"/>
+            <wp:effectExtent l="0" t="0" r="0" b="0"/>
+            <wp:docPr id="901" name="Picture 901"/>
+            <wp:cNvGraphicFramePr>
+              <a:graphicFrameLocks xmlns:a="http://schemas.openxmlformats.org/drawingml/2006/main" noChangeAspect="1"/>
+            </wp:cNvGraphicFramePr>
+            <a:graphic xmlns:a="http://schemas.openxmlformats.org/drawingml/2006/main">
+              <a:graphicData uri="http://schemas.openxmlformats.org/drawingml/2006/picture">
+                <pic:pic xmlns:pic="http://schemas.openxmlformats.org/drawingml/2006/picture">
+                  <pic:nvPicPr>
+                    <pic:cNvPr id="901" name="fig4_pareto.png"/>
+                    <pic:cNvPicPr/>
+                  </pic:nvPicPr>
+                  <pic:blipFill>
+                    <a:blip r:embed="rId46"/>
+                    <a:stretch>
+                      <a:fillRect/>
+                    </a:stretch>
+                  </pic:blipFill>
+                  <pic:spPr>
+                    <a:xfrm>
+                      <a:off x="0" y="0"/>
+                      <a:ext cx="2730500" cy="2413000"/>
+                    </a:xfrm>
+                    <a:prstGeom prst="rect">
+                      <a:avLst/>
+                    </a:prstGeom>
+                  </pic:spPr>
+                </pic:pic>
+              </a:graphicData>
+            </a:graphic>
+          </wp:inline>
+        </w:drawing>
       </w:r>
     </w:p>
     <w:p>
@@ -31507,6 +31614,52 @@
       </w:r>
       <w:r>
         <w:t>.</w:t>
+      </w:r>
+    </w:p>
+    <w:p>
+      <w:pPr>
+        <w:ind w:firstLine="0"/>
+        <w:jc w:val="left"/>
+      </w:pPr>
+      <w:r>
+        <w:rPr>
+          <w:noProof/>
+        </w:rPr>
+        <w:drawing>
+          <wp:inline distT="0" distB="0" distL="0" distR="0" wp14:anchorId="59CBD8C6" wp14:editId="7C480602">
+            <wp:extent cx="2730500" cy="3048000"/>
+            <wp:effectExtent l="0" t="0" r="0" b="0"/>
+            <wp:docPr id="961" name="Picture 961"/>
+            <wp:cNvGraphicFramePr>
+              <a:graphicFrameLocks xmlns:a="http://schemas.openxmlformats.org/drawingml/2006/main" noChangeAspect="1"/>
+            </wp:cNvGraphicFramePr>
+            <a:graphic xmlns:a="http://schemas.openxmlformats.org/drawingml/2006/main">
+              <a:graphicData uri="http://schemas.openxmlformats.org/drawingml/2006/picture">
+                <pic:pic xmlns:pic="http://schemas.openxmlformats.org/drawingml/2006/picture">
+                  <pic:nvPicPr>
+                    <pic:cNvPr id="961" name="fig4_scheduler.png"/>
+                    <pic:cNvPicPr/>
+                  </pic:nvPicPr>
+                  <pic:blipFill>
+                    <a:blip r:embed="rId47"/>
+                    <a:stretch>
+                      <a:fillRect/>
+                    </a:stretch>
+                  </pic:blipFill>
+                  <pic:spPr>
+                    <a:xfrm>
+                      <a:off x="0" y="0"/>
+                      <a:ext cx="2730500" cy="3048000"/>
+                    </a:xfrm>
+                    <a:prstGeom prst="rect">
+                      <a:avLst/>
+                    </a:prstGeom>
+                  </pic:spPr>
+                </pic:pic>
+              </a:graphicData>
+            </a:graphic>
+          </wp:inline>
+        </w:drawing>
       </w:r>
     </w:p>
     <w:p>
@@ -41859,6 +42012,53 @@
       <w:pPr>
         <w:ind w:firstLine="0"/>
         <w:keepNext/>
+      </w:pPr>
+      <w:r>
+        <w:rPr>
+          <w:noProof/>
+        </w:rPr>
+        <w:lastRenderedPageBreak/>
+        <w:drawing>
+          <wp:inline distT="0" distB="0" distL="0" distR="0" wp14:anchorId="721B7202" wp14:editId="21F1BD86">
+            <wp:extent cx="2730500" cy="3681730"/>
+            <wp:effectExtent l="0" t="0" r="0" b="0"/>
+            <wp:docPr id="964" name="Picture 964"/>
+            <wp:cNvGraphicFramePr>
+              <a:graphicFrameLocks xmlns:a="http://schemas.openxmlformats.org/drawingml/2006/main" noChangeAspect="1"/>
+            </wp:cNvGraphicFramePr>
+            <a:graphic xmlns:a="http://schemas.openxmlformats.org/drawingml/2006/main">
+              <a:graphicData uri="http://schemas.openxmlformats.org/drawingml/2006/picture">
+                <pic:pic xmlns:pic="http://schemas.openxmlformats.org/drawingml/2006/picture">
+                  <pic:nvPicPr>
+                    <pic:cNvPr id="964" name="fig7_comparison.png"/>
+                    <pic:cNvPicPr/>
+                  </pic:nvPicPr>
+                  <pic:blipFill>
+                    <a:blip r:embed="rId48"/>
+                    <a:stretch>
+                      <a:fillRect/>
+                    </a:stretch>
+                  </pic:blipFill>
+                  <pic:spPr>
+                    <a:xfrm>
+                      <a:off x="0" y="0"/>
+                      <a:ext cx="2730500" cy="3681730"/>
+                    </a:xfrm>
+                    <a:prstGeom prst="rect">
+                      <a:avLst/>
+                    </a:prstGeom>
+                  </pic:spPr>
+                </pic:pic>
+              </a:graphicData>
+            </a:graphic>
+          </wp:inline>
+        </w:drawing>
+      </w:r>
+    </w:p>
+    <w:p>
+      <w:pPr>
+        <w:ind w:firstLine="0"/>
+        <w:keepNext/>
         <w:keepLines/>
         <w:jc w:val="left"/>
         <w:rPr>
@@ -47760,6 +47960,52 @@
       </w:r>
       <w:r>
         <w:t>.</w:t>
+      </w:r>
+    </w:p>
+    <w:p>
+      <w:pPr>
+        <w:ind w:firstLine="0"/>
+        <w:jc w:val="center"/>
+      </w:pPr>
+      <w:r>
+        <w:rPr>
+          <w:noProof/>
+        </w:rPr>
+        <w:drawing>
+          <wp:inline distT="0" distB="0" distL="0" distR="0" wp14:anchorId="52008ED4" wp14:editId="7A7429FD">
+            <wp:extent cx="2730500" cy="2336800"/>
+            <wp:effectExtent l="0" t="0" r="0" b="0"/>
+            <wp:docPr id="962" name="Picture 962"/>
+            <wp:cNvGraphicFramePr>
+              <a:graphicFrameLocks xmlns:a="http://schemas.openxmlformats.org/drawingml/2006/main" noChangeAspect="1"/>
+            </wp:cNvGraphicFramePr>
+            <a:graphic xmlns:a="http://schemas.openxmlformats.org/drawingml/2006/main">
+              <a:graphicData uri="http://schemas.openxmlformats.org/drawingml/2006/picture">
+                <pic:pic xmlns:pic="http://schemas.openxmlformats.org/drawingml/2006/picture">
+                  <pic:nvPicPr>
+                    <pic:cNvPr id="962" name="fig5_concurrency.png"/>
+                    <pic:cNvPicPr/>
+                  </pic:nvPicPr>
+                  <pic:blipFill>
+                    <a:blip r:embed="rId49"/>
+                    <a:stretch>
+                      <a:fillRect/>
+                    </a:stretch>
+                  </pic:blipFill>
+                  <pic:spPr>
+                    <a:xfrm>
+                      <a:off x="0" y="0"/>
+                      <a:ext cx="2730500" cy="2336800"/>
+                    </a:xfrm>
+                    <a:prstGeom prst="rect">
+                      <a:avLst/>
+                    </a:prstGeom>
+                  </pic:spPr>
+                </pic:pic>
+              </a:graphicData>
+            </a:graphic>
+          </wp:inline>
+        </w:drawing>
       </w:r>
     </w:p>
     <w:p>
@@ -50253,6 +50499,53 @@
     <w:p>
       <w:pPr>
         <w:ind w:firstLine="0"/>
+        <w:jc w:val="center"/>
+      </w:pPr>
+      <w:r>
+        <w:rPr>
+          <w:noProof/>
+        </w:rPr>
+        <w:lastRenderedPageBreak/>
+        <w:drawing>
+          <wp:inline distT="0" distB="0" distL="0" distR="0" wp14:anchorId="557BB9FB" wp14:editId="069AC1C1">
+            <wp:extent cx="2730500" cy="2413000"/>
+            <wp:effectExtent l="0" t="0" r="0" b="0"/>
+            <wp:docPr id="963" name="Picture 963"/>
+            <wp:cNvGraphicFramePr>
+              <a:graphicFrameLocks xmlns:a="http://schemas.openxmlformats.org/drawingml/2006/main" noChangeAspect="1"/>
+            </wp:cNvGraphicFramePr>
+            <a:graphic xmlns:a="http://schemas.openxmlformats.org/drawingml/2006/main">
+              <a:graphicData uri="http://schemas.openxmlformats.org/drawingml/2006/picture">
+                <pic:pic xmlns:pic="http://schemas.openxmlformats.org/drawingml/2006/picture">
+                  <pic:nvPicPr>
+                    <pic:cNvPr id="963" name="fig6_capacity_sweep.png"/>
+                    <pic:cNvPicPr/>
+                  </pic:nvPicPr>
+                  <pic:blipFill>
+                    <a:blip r:embed="rId50"/>
+                    <a:stretch>
+                      <a:fillRect/>
+                    </a:stretch>
+                  </pic:blipFill>
+                  <pic:spPr>
+                    <a:xfrm>
+                      <a:off x="0" y="0"/>
+                      <a:ext cx="2730500" cy="2413000"/>
+                    </a:xfrm>
+                    <a:prstGeom prst="rect">
+                      <a:avLst/>
+                    </a:prstGeom>
+                  </pic:spPr>
+                </pic:pic>
+              </a:graphicData>
+            </a:graphic>
+          </wp:inline>
+        </w:drawing>
+      </w:r>
+    </w:p>
+    <w:p>
+      <w:pPr>
+        <w:ind w:firstLine="0"/>
         <w:jc w:val="left"/>
         <w:rPr>
           <w:sz w:val="18"/>

--- a/paper/CAST.docx
+++ b/paper/CAST.docx
@@ -39367,6 +39367,7 @@
           </w:tcPr>
           <w:p>
             <w:pPr>
+              <w:ind w:firstLine="0"/>
               <w:jc w:val="center"/>
               <w:rPr>
                 <w:b/>
@@ -39412,6 +39413,7 @@
           </w:tcPr>
           <w:p>
             <w:pPr>
+              <w:ind w:firstLine="0"/>
               <w:jc w:val="center"/>
               <w:rPr>
                 <w:b/>
@@ -39438,6 +39440,7 @@
           </w:tcPr>
           <w:p>
             <w:pPr>
+              <w:ind w:firstLine="0"/>
               <w:jc w:val="center"/>
               <w:rPr>
                 <w:b/>
@@ -39491,6 +39494,7 @@
           </w:tcPr>
           <w:p>
             <w:pPr>
+              <w:ind w:firstLine="0"/>
               <w:jc w:val="center"/>
               <w:rPr>
                 <w:b/>
@@ -39542,6 +39546,9 @@
             <w:tcW w:w="900" w:type="dxa"/>
           </w:tcPr>
           <w:p>
+            <w:pPr>
+              <w:ind w:firstLine="0"/>
+            </w:pPr>
             <w:r>
               <w:rPr>
                 <w:sz w:val="16"/>
@@ -39564,6 +39571,7 @@
           </w:tcPr>
           <w:p>
             <w:pPr>
+              <w:ind w:firstLine="0"/>
               <w:jc w:val="right"/>
             </w:pPr>
             <w:r>
@@ -39581,6 +39589,7 @@
           </w:tcPr>
           <w:p>
             <w:pPr>
+              <w:ind w:firstLine="0"/>
               <w:jc w:val="right"/>
             </w:pPr>
             <w:r>
@@ -39598,6 +39607,7 @@
           </w:tcPr>
           <w:p>
             <w:pPr>
+              <w:ind w:firstLine="0"/>
               <w:jc w:val="right"/>
             </w:pPr>
             <w:r>
@@ -39616,6 +39626,9 @@
             <w:tcW w:w="900" w:type="dxa"/>
           </w:tcPr>
           <w:p>
+            <w:pPr>
+              <w:ind w:firstLine="0"/>
+            </w:pPr>
             <w:r>
               <w:rPr>
                 <w:sz w:val="16"/>
@@ -39638,6 +39651,7 @@
           </w:tcPr>
           <w:p>
             <w:pPr>
+              <w:ind w:firstLine="0"/>
               <w:jc w:val="right"/>
             </w:pPr>
             <w:r>
@@ -39655,6 +39669,7 @@
           </w:tcPr>
           <w:p>
             <w:pPr>
+              <w:ind w:firstLine="0"/>
               <w:jc w:val="right"/>
             </w:pPr>
             <w:r>
@@ -39672,6 +39687,7 @@
           </w:tcPr>
           <w:p>
             <w:pPr>
+              <w:ind w:firstLine="0"/>
               <w:jc w:val="right"/>
             </w:pPr>
             <w:r>
@@ -39690,6 +39706,9 @@
             <w:tcW w:w="900" w:type="dxa"/>
           </w:tcPr>
           <w:p>
+            <w:pPr>
+              <w:ind w:firstLine="0"/>
+            </w:pPr>
             <w:r>
               <w:rPr>
                 <w:sz w:val="16"/>
@@ -39712,6 +39731,7 @@
           </w:tcPr>
           <w:p>
             <w:pPr>
+              <w:ind w:firstLine="0"/>
               <w:jc w:val="right"/>
             </w:pPr>
             <w:r>
@@ -39729,6 +39749,7 @@
           </w:tcPr>
           <w:p>
             <w:pPr>
+              <w:ind w:firstLine="0"/>
               <w:jc w:val="right"/>
             </w:pPr>
             <w:r>
@@ -39746,6 +39767,7 @@
           </w:tcPr>
           <w:p>
             <w:pPr>
+              <w:ind w:firstLine="0"/>
               <w:jc w:val="right"/>
             </w:pPr>
             <w:r>
@@ -41196,6 +41218,7 @@
           </w:tcPr>
           <w:p>
             <w:pPr>
+              <w:ind w:firstLine="0"/>
               <w:jc w:val="center"/>
               <w:rPr>
                 <w:b/>
@@ -41222,6 +41245,7 @@
           </w:tcPr>
           <w:p>
             <w:pPr>
+              <w:ind w:firstLine="0"/>
               <w:jc w:val="center"/>
               <w:rPr>
                 <w:b/>
@@ -41275,6 +41299,7 @@
           </w:tcPr>
           <w:p>
             <w:pPr>
+              <w:ind w:firstLine="0"/>
               <w:jc w:val="center"/>
               <w:rPr>
                 <w:b/>
@@ -41328,6 +41353,7 @@
           </w:tcPr>
           <w:p>
             <w:pPr>
+              <w:ind w:firstLine="0"/>
               <w:jc w:val="center"/>
               <w:rPr>
                 <w:b/>
@@ -41379,6 +41405,9 @@
             <w:tcW w:w="1700" w:type="dxa"/>
           </w:tcPr>
           <w:p>
+            <w:pPr>
+              <w:ind w:firstLine="0"/>
+            </w:pPr>
             <w:r>
               <w:rPr>
                 <w:sz w:val="16"/>
@@ -41443,6 +41472,7 @@
           </w:tcPr>
           <w:p>
             <w:pPr>
+              <w:ind w:firstLine="0"/>
               <w:jc w:val="right"/>
             </w:pPr>
             <w:r>
@@ -41460,6 +41490,7 @@
           </w:tcPr>
           <w:p>
             <w:pPr>
+              <w:ind w:firstLine="0"/>
               <w:jc w:val="right"/>
             </w:pPr>
             <w:r>
@@ -41477,6 +41508,7 @@
           </w:tcPr>
           <w:p>
             <w:pPr>
+              <w:ind w:firstLine="0"/>
               <w:jc w:val="right"/>
             </w:pPr>
             <w:r>
@@ -41495,6 +41527,9 @@
             <w:tcW w:w="1700" w:type="dxa"/>
           </w:tcPr>
           <w:p>
+            <w:pPr>
+              <w:ind w:firstLine="0"/>
+            </w:pPr>
             <w:r>
               <w:rPr>
                 <w:sz w:val="16"/>
@@ -41559,6 +41594,7 @@
           </w:tcPr>
           <w:p>
             <w:pPr>
+              <w:ind w:firstLine="0"/>
               <w:jc w:val="right"/>
             </w:pPr>
             <w:r>
@@ -41576,6 +41612,7 @@
           </w:tcPr>
           <w:p>
             <w:pPr>
+              <w:ind w:firstLine="0"/>
               <w:jc w:val="right"/>
             </w:pPr>
             <w:r>
@@ -41593,6 +41630,7 @@
           </w:tcPr>
           <w:p>
             <w:pPr>
+              <w:ind w:firstLine="0"/>
               <w:jc w:val="right"/>
             </w:pPr>
             <w:r>
@@ -41611,6 +41649,9 @@
             <w:tcW w:w="1700" w:type="dxa"/>
           </w:tcPr>
           <w:p>
+            <w:pPr>
+              <w:ind w:firstLine="0"/>
+            </w:pPr>
             <w:r>
               <w:rPr>
                 <w:sz w:val="16"/>
@@ -41682,6 +41723,7 @@
           </w:tcPr>
           <w:p>
             <w:pPr>
+              <w:ind w:firstLine="0"/>
               <w:jc w:val="right"/>
             </w:pPr>
             <w:r>
@@ -41699,6 +41741,7 @@
           </w:tcPr>
           <w:p>
             <w:pPr>
+              <w:ind w:firstLine="0"/>
               <w:jc w:val="right"/>
             </w:pPr>
             <w:r>
@@ -41716,6 +41759,7 @@
           </w:tcPr>
           <w:p>
             <w:pPr>
+              <w:ind w:firstLine="0"/>
               <w:jc w:val="right"/>
             </w:pPr>
             <w:r>
@@ -41734,6 +41778,9 @@
             <w:tcW w:w="1700" w:type="dxa"/>
           </w:tcPr>
           <w:p>
+            <w:pPr>
+              <w:ind w:firstLine="0"/>
+            </w:pPr>
             <w:r>
               <w:rPr>
                 <w:sz w:val="16"/>
@@ -41819,6 +41866,7 @@
           </w:tcPr>
           <w:p>
             <w:pPr>
+              <w:ind w:firstLine="0"/>
               <w:jc w:val="right"/>
             </w:pPr>
             <w:r>
@@ -41836,6 +41884,7 @@
           </w:tcPr>
           <w:p>
             <w:pPr>
+              <w:ind w:firstLine="0"/>
               <w:jc w:val="right"/>
             </w:pPr>
             <w:r>
@@ -41853,6 +41902,7 @@
           </w:tcPr>
           <w:p>
             <w:pPr>
+              <w:ind w:firstLine="0"/>
               <w:jc w:val="right"/>
             </w:pPr>
             <w:r>
@@ -41871,6 +41921,9 @@
             <w:tcW w:w="1700" w:type="dxa"/>
           </w:tcPr>
           <w:p>
+            <w:pPr>
+              <w:ind w:firstLine="0"/>
+            </w:pPr>
             <w:r>
               <w:rPr>
                 <w:sz w:val="16"/>
@@ -41956,6 +42009,7 @@
           </w:tcPr>
           <w:p>
             <w:pPr>
+              <w:ind w:firstLine="0"/>
               <w:jc w:val="right"/>
             </w:pPr>
             <w:r>
@@ -41973,6 +42027,7 @@
           </w:tcPr>
           <w:p>
             <w:pPr>
+              <w:ind w:firstLine="0"/>
               <w:jc w:val="right"/>
             </w:pPr>
             <w:r>
@@ -41990,6 +42045,7 @@
           </w:tcPr>
           <w:p>
             <w:pPr>
+              <w:ind w:firstLine="0"/>
               <w:jc w:val="right"/>
             </w:pPr>
             <w:r>
@@ -43246,6 +43302,7 @@
           </w:tcPr>
           <w:p>
             <w:pPr>
+              <w:ind w:firstLine="0"/>
               <w:jc w:val="center"/>
               <w:rPr>
                 <w:b/>
@@ -43272,6 +43329,7 @@
           </w:tcPr>
           <w:p>
             <w:pPr>
+              <w:ind w:firstLine="0"/>
               <w:jc w:val="center"/>
               <w:rPr>
                 <w:b/>
@@ -43316,6 +43374,7 @@
           </w:tcPr>
           <w:p>
             <w:pPr>
+              <w:ind w:firstLine="0"/>
               <w:jc w:val="center"/>
               <w:rPr>
                 <w:b/>
@@ -43360,6 +43419,7 @@
           </w:tcPr>
           <w:p>
             <w:pPr>
+              <w:ind w:firstLine="0"/>
               <w:jc w:val="center"/>
               <w:rPr>
                 <w:b/>
@@ -43395,6 +43455,7 @@
           </w:tcPr>
           <w:p>
             <w:pPr>
+              <w:ind w:firstLine="0"/>
               <w:jc w:val="center"/>
               <w:rPr>
                 <w:b/>
@@ -43428,6 +43489,9 @@
             <w:tcW w:w="600" w:type="dxa"/>
           </w:tcPr>
           <w:p>
+            <w:pPr>
+              <w:ind w:firstLine="0"/>
+            </w:pPr>
             <w:r>
               <w:rPr>
                 <w:sz w:val="16"/>
@@ -43443,6 +43507,7 @@
           </w:tcPr>
           <w:p>
             <w:pPr>
+              <w:ind w:firstLine="0"/>
               <w:jc w:val="right"/>
             </w:pPr>
             <w:r>
@@ -43460,6 +43525,7 @@
           </w:tcPr>
           <w:p>
             <w:pPr>
+              <w:ind w:firstLine="0"/>
               <w:jc w:val="right"/>
             </w:pPr>
             <w:r>
@@ -43484,6 +43550,7 @@
           </w:tcPr>
           <w:p>
             <w:pPr>
+              <w:ind w:firstLine="0"/>
               <w:jc w:val="right"/>
             </w:pPr>
             <w:r>
@@ -43501,6 +43568,7 @@
           </w:tcPr>
           <w:p>
             <w:pPr>
+              <w:ind w:firstLine="0"/>
               <w:jc w:val="right"/>
             </w:pPr>
             <w:r>
@@ -43519,6 +43587,9 @@
             <w:tcW w:w="600" w:type="dxa"/>
           </w:tcPr>
           <w:p>
+            <w:pPr>
+              <w:ind w:firstLine="0"/>
+            </w:pPr>
             <w:r>
               <w:rPr>
                 <w:sz w:val="16"/>
@@ -43534,6 +43605,7 @@
           </w:tcPr>
           <w:p>
             <w:pPr>
+              <w:ind w:firstLine="0"/>
               <w:jc w:val="right"/>
             </w:pPr>
             <w:r>
@@ -43551,6 +43623,7 @@
           </w:tcPr>
           <w:p>
             <w:pPr>
+              <w:ind w:firstLine="0"/>
               <w:jc w:val="right"/>
             </w:pPr>
             <w:r>
@@ -43575,6 +43648,7 @@
           </w:tcPr>
           <w:p>
             <w:pPr>
+              <w:ind w:firstLine="0"/>
               <w:jc w:val="right"/>
             </w:pPr>
             <w:r>
@@ -43592,6 +43666,7 @@
           </w:tcPr>
           <w:p>
             <w:pPr>
+              <w:ind w:firstLine="0"/>
               <w:jc w:val="right"/>
             </w:pPr>
             <w:r>
@@ -43610,6 +43685,9 @@
             <w:tcW w:w="600" w:type="dxa"/>
           </w:tcPr>
           <w:p>
+            <w:pPr>
+              <w:ind w:firstLine="0"/>
+            </w:pPr>
             <w:r>
               <w:rPr>
                 <w:sz w:val="16"/>
@@ -43625,6 +43703,7 @@
           </w:tcPr>
           <w:p>
             <w:pPr>
+              <w:ind w:firstLine="0"/>
               <w:jc w:val="right"/>
             </w:pPr>
             <w:r>
@@ -43642,6 +43721,7 @@
           </w:tcPr>
           <w:p>
             <w:pPr>
+              <w:ind w:firstLine="0"/>
               <w:jc w:val="right"/>
             </w:pPr>
             <w:r>
@@ -43666,6 +43746,7 @@
           </w:tcPr>
           <w:p>
             <w:pPr>
+              <w:ind w:firstLine="0"/>
               <w:jc w:val="right"/>
             </w:pPr>
             <w:r>
@@ -43683,6 +43764,7 @@
           </w:tcPr>
           <w:p>
             <w:pPr>
+              <w:ind w:firstLine="0"/>
               <w:jc w:val="right"/>
             </w:pPr>
             <w:r>
@@ -43701,6 +43783,9 @@
             <w:tcW w:w="600" w:type="dxa"/>
           </w:tcPr>
           <w:p>
+            <w:pPr>
+              <w:ind w:firstLine="0"/>
+            </w:pPr>
             <w:r>
               <w:rPr>
                 <w:sz w:val="16"/>
@@ -43716,6 +43801,7 @@
           </w:tcPr>
           <w:p>
             <w:pPr>
+              <w:ind w:firstLine="0"/>
               <w:jc w:val="right"/>
             </w:pPr>
             <w:r>
@@ -43733,6 +43819,7 @@
           </w:tcPr>
           <w:p>
             <w:pPr>
+              <w:ind w:firstLine="0"/>
               <w:jc w:val="right"/>
             </w:pPr>
             <w:r>
@@ -43757,6 +43844,7 @@
           </w:tcPr>
           <w:p>
             <w:pPr>
+              <w:ind w:firstLine="0"/>
               <w:jc w:val="right"/>
             </w:pPr>
             <w:r>
@@ -43774,6 +43862,7 @@
           </w:tcPr>
           <w:p>
             <w:pPr>
+              <w:ind w:firstLine="0"/>
               <w:jc w:val="right"/>
             </w:pPr>
             <w:r>
@@ -43792,6 +43881,9 @@
             <w:tcW w:w="600" w:type="dxa"/>
           </w:tcPr>
           <w:p>
+            <w:pPr>
+              <w:ind w:firstLine="0"/>
+            </w:pPr>
             <w:r>
               <w:rPr>
                 <w:sz w:val="16"/>
@@ -43807,6 +43899,7 @@
           </w:tcPr>
           <w:p>
             <w:pPr>
+              <w:ind w:firstLine="0"/>
               <w:jc w:val="right"/>
             </w:pPr>
             <w:r>
@@ -43824,6 +43917,7 @@
           </w:tcPr>
           <w:p>
             <w:pPr>
+              <w:ind w:firstLine="0"/>
               <w:jc w:val="right"/>
             </w:pPr>
             <w:r>
@@ -43848,6 +43942,7 @@
           </w:tcPr>
           <w:p>
             <w:pPr>
+              <w:ind w:firstLine="0"/>
               <w:jc w:val="right"/>
             </w:pPr>
             <w:r>
@@ -43865,6 +43960,7 @@
           </w:tcPr>
           <w:p>
             <w:pPr>
+              <w:ind w:firstLine="0"/>
               <w:jc w:val="right"/>
             </w:pPr>
             <w:r>
@@ -46103,6 +46199,7 @@
           </w:tcPr>
           <w:p>
             <w:pPr>
+              <w:ind w:firstLine="0"/>
               <w:jc w:val="center"/>
               <w:rPr>
                 <w:b/>
@@ -46129,6 +46226,7 @@
           </w:tcPr>
           <w:p>
             <w:pPr>
+              <w:ind w:firstLine="0"/>
               <w:jc w:val="center"/>
               <w:rPr>
                 <w:b/>
@@ -46173,6 +46271,7 @@
           </w:tcPr>
           <w:p>
             <w:pPr>
+              <w:ind w:firstLine="0"/>
               <w:jc w:val="center"/>
               <w:rPr>
                 <w:b/>
@@ -46217,6 +46316,7 @@
           </w:tcPr>
           <w:p>
             <w:pPr>
+              <w:ind w:firstLine="0"/>
               <w:jc w:val="center"/>
               <w:rPr>
                 <w:b/>
@@ -46261,6 +46361,7 @@
           </w:tcPr>
           <w:p>
             <w:pPr>
+              <w:ind w:firstLine="0"/>
               <w:jc w:val="center"/>
               <w:rPr>
                 <w:b/>
@@ -46305,6 +46406,7 @@
           </w:tcPr>
           <w:p>
             <w:pPr>
+              <w:ind w:firstLine="0"/>
               <w:jc w:val="center"/>
               <w:rPr>
                 <w:b/>
@@ -46347,6 +46449,9 @@
             <w:tcW w:w="1000" w:type="dxa"/>
           </w:tcPr>
           <w:p>
+            <w:pPr>
+              <w:ind w:firstLine="0"/>
+            </w:pPr>
             <w:r>
               <w:rPr>
                 <w:sz w:val="16"/>
@@ -46362,6 +46467,7 @@
           </w:tcPr>
           <w:p>
             <w:pPr>
+              <w:ind w:firstLine="0"/>
               <w:jc w:val="right"/>
             </w:pPr>
             <w:r>
@@ -46379,6 +46485,7 @@
           </w:tcPr>
           <w:p>
             <w:pPr>
+              <w:ind w:firstLine="0"/>
               <w:jc w:val="right"/>
             </w:pPr>
             <w:r>
@@ -46396,6 +46503,7 @@
           </w:tcPr>
           <w:p>
             <w:pPr>
+              <w:ind w:firstLine="0"/>
               <w:jc w:val="right"/>
             </w:pPr>
             <w:r>
@@ -46413,6 +46521,7 @@
           </w:tcPr>
           <w:p>
             <w:pPr>
+              <w:ind w:firstLine="0"/>
               <w:jc w:val="right"/>
             </w:pPr>
             <w:r>
@@ -46430,6 +46539,7 @@
           </w:tcPr>
           <w:p>
             <w:pPr>
+              <w:ind w:firstLine="0"/>
               <w:jc w:val="right"/>
             </w:pPr>
             <w:r>
@@ -46448,6 +46558,9 @@
             <w:tcW w:w="1000" w:type="dxa"/>
           </w:tcPr>
           <w:p>
+            <w:pPr>
+              <w:ind w:firstLine="0"/>
+            </w:pPr>
             <w:r>
               <w:rPr>
                 <w:sz w:val="16"/>
@@ -46463,6 +46576,7 @@
           </w:tcPr>
           <w:p>
             <w:pPr>
+              <w:ind w:firstLine="0"/>
               <w:jc w:val="right"/>
             </w:pPr>
             <w:r>
@@ -46480,6 +46594,7 @@
           </w:tcPr>
           <w:p>
             <w:pPr>
+              <w:ind w:firstLine="0"/>
               <w:jc w:val="right"/>
             </w:pPr>
             <w:r>
@@ -46497,6 +46612,7 @@
           </w:tcPr>
           <w:p>
             <w:pPr>
+              <w:ind w:firstLine="0"/>
               <w:jc w:val="right"/>
             </w:pPr>
             <w:r>
@@ -46514,6 +46630,7 @@
           </w:tcPr>
           <w:p>
             <w:pPr>
+              <w:ind w:firstLine="0"/>
               <w:jc w:val="right"/>
             </w:pPr>
             <w:r>
@@ -46531,6 +46648,7 @@
           </w:tcPr>
           <w:p>
             <w:pPr>
+              <w:ind w:firstLine="0"/>
               <w:jc w:val="right"/>
             </w:pPr>
             <w:r>
@@ -46549,6 +46667,9 @@
             <w:tcW w:w="1000" w:type="dxa"/>
           </w:tcPr>
           <w:p>
+            <w:pPr>
+              <w:ind w:firstLine="0"/>
+            </w:pPr>
             <w:r>
               <w:rPr>
                 <w:sz w:val="16"/>
@@ -46592,6 +46713,7 @@
           </w:tcPr>
           <w:p>
             <w:pPr>
+              <w:ind w:firstLine="0"/>
               <w:jc w:val="right"/>
             </w:pPr>
             <w:r>
@@ -46609,6 +46731,7 @@
           </w:tcPr>
           <w:p>
             <w:pPr>
+              <w:ind w:firstLine="0"/>
               <w:jc w:val="right"/>
             </w:pPr>
             <w:r>
@@ -46633,6 +46756,7 @@
           </w:tcPr>
           <w:p>
             <w:pPr>
+              <w:ind w:firstLine="0"/>
               <w:jc w:val="right"/>
             </w:pPr>
             <w:r>
@@ -46650,6 +46774,7 @@
           </w:tcPr>
           <w:p>
             <w:pPr>
+              <w:ind w:firstLine="0"/>
               <w:jc w:val="right"/>
             </w:pPr>
             <w:r>
@@ -46667,6 +46792,7 @@
           </w:tcPr>
           <w:p>
             <w:pPr>
+              <w:ind w:firstLine="0"/>
               <w:jc w:val="right"/>
             </w:pPr>
             <w:r>
@@ -48854,6 +48980,7 @@
           </w:tcPr>
           <w:p>
             <w:pPr>
+              <w:ind w:firstLine="0"/>
               <w:jc w:val="center"/>
               <w:rPr>
                 <w:b/>
@@ -48925,6 +49052,7 @@
           </w:tcPr>
           <w:p>
             <w:pPr>
+              <w:ind w:firstLine="0"/>
               <w:jc w:val="center"/>
               <w:rPr>
                 <w:b/>
@@ -48978,6 +49106,7 @@
           </w:tcPr>
           <w:p>
             <w:pPr>
+              <w:ind w:firstLine="0"/>
               <w:jc w:val="center"/>
               <w:rPr>
                 <w:b/>
@@ -49013,6 +49142,7 @@
           </w:tcPr>
           <w:p>
             <w:pPr>
+              <w:ind w:firstLine="0"/>
               <w:jc w:val="center"/>
               <w:rPr>
                 <w:b/>
@@ -49066,6 +49196,7 @@
           </w:tcPr>
           <w:p>
             <w:pPr>
+              <w:ind w:firstLine="0"/>
               <w:jc w:val="center"/>
               <w:rPr>
                 <w:b/>
@@ -49110,6 +49241,7 @@
           </w:tcPr>
           <w:p>
             <w:pPr>
+              <w:ind w:firstLine="0"/>
               <w:jc w:val="center"/>
               <w:rPr>
                 <w:b/>
@@ -49154,6 +49286,7 @@
           </w:tcPr>
           <w:p>
             <w:pPr>
+              <w:ind w:firstLine="0"/>
               <w:jc w:val="center"/>
               <w:rPr>
                 <w:b/>
@@ -49206,6 +49339,7 @@
           </w:tcPr>
           <w:p>
             <w:pPr>
+              <w:ind w:firstLine="0"/>
               <w:jc w:val="left"/>
             </w:pPr>
             <w:r>
@@ -49251,6 +49385,7 @@
           </w:tcPr>
           <w:p>
             <w:pPr>
+              <w:ind w:firstLine="0"/>
               <w:jc w:val="right"/>
             </w:pPr>
             <w:r>
@@ -49268,6 +49403,7 @@
           </w:tcPr>
           <w:p>
             <w:pPr>
+              <w:ind w:firstLine="0"/>
               <w:jc w:val="right"/>
             </w:pPr>
             <w:r>
@@ -49285,6 +49421,7 @@
           </w:tcPr>
           <w:p>
             <w:pPr>
+              <w:ind w:firstLine="0"/>
               <w:jc w:val="right"/>
             </w:pPr>
             <w:r>
@@ -49302,6 +49439,7 @@
           </w:tcPr>
           <w:p>
             <w:pPr>
+              <w:ind w:firstLine="0"/>
               <w:jc w:val="right"/>
             </w:pPr>
             <w:r>
@@ -49319,6 +49457,7 @@
           </w:tcPr>
           <w:p>
             <w:pPr>
+              <w:ind w:firstLine="0"/>
               <w:jc w:val="right"/>
             </w:pPr>
             <w:r>
@@ -49336,6 +49475,7 @@
           </w:tcPr>
           <w:p>
             <w:pPr>
+              <w:ind w:firstLine="0"/>
               <w:jc w:val="right"/>
             </w:pPr>
             <w:r>
@@ -49355,6 +49495,7 @@
           </w:tcPr>
           <w:p>
             <w:pPr>
+              <w:ind w:firstLine="0"/>
               <w:jc w:val="left"/>
             </w:pPr>
             <w:r>
@@ -49400,6 +49541,7 @@
           </w:tcPr>
           <w:p>
             <w:pPr>
+              <w:ind w:firstLine="0"/>
               <w:jc w:val="right"/>
             </w:pPr>
             <w:r>
@@ -49417,6 +49559,7 @@
           </w:tcPr>
           <w:p>
             <w:pPr>
+              <w:ind w:firstLine="0"/>
               <w:jc w:val="right"/>
             </w:pPr>
             <w:r>
@@ -49434,6 +49577,7 @@
           </w:tcPr>
           <w:p>
             <w:pPr>
+              <w:ind w:firstLine="0"/>
               <w:jc w:val="right"/>
             </w:pPr>
             <w:r>
@@ -49451,6 +49595,7 @@
           </w:tcPr>
           <w:p>
             <w:pPr>
+              <w:ind w:firstLine="0"/>
               <w:jc w:val="right"/>
             </w:pPr>
             <w:r>
@@ -49468,6 +49613,7 @@
           </w:tcPr>
           <w:p>
             <w:pPr>
+              <w:ind w:firstLine="0"/>
               <w:jc w:val="right"/>
             </w:pPr>
             <w:r>
@@ -49485,6 +49631,7 @@
           </w:tcPr>
           <w:p>
             <w:pPr>
+              <w:ind w:firstLine="0"/>
               <w:jc w:val="right"/>
             </w:pPr>
             <w:r>
@@ -49504,6 +49651,7 @@
           </w:tcPr>
           <w:p>
             <w:pPr>
+              <w:ind w:firstLine="0"/>
               <w:jc w:val="left"/>
             </w:pPr>
             <w:r>
@@ -49549,6 +49697,7 @@
           </w:tcPr>
           <w:p>
             <w:pPr>
+              <w:ind w:firstLine="0"/>
               <w:jc w:val="right"/>
             </w:pPr>
             <w:r>
@@ -49566,6 +49715,7 @@
           </w:tcPr>
           <w:p>
             <w:pPr>
+              <w:ind w:firstLine="0"/>
               <w:jc w:val="right"/>
             </w:pPr>
             <w:r>
@@ -49583,6 +49733,7 @@
           </w:tcPr>
           <w:p>
             <w:pPr>
+              <w:ind w:firstLine="0"/>
               <w:jc w:val="right"/>
             </w:pPr>
             <w:r>
@@ -49600,6 +49751,7 @@
           </w:tcPr>
           <w:p>
             <w:pPr>
+              <w:ind w:firstLine="0"/>
               <w:jc w:val="right"/>
             </w:pPr>
             <w:r>
@@ -49617,6 +49769,7 @@
           </w:tcPr>
           <w:p>
             <w:pPr>
+              <w:ind w:firstLine="0"/>
               <w:jc w:val="right"/>
             </w:pPr>
             <w:r>
@@ -49634,6 +49787,7 @@
           </w:tcPr>
           <w:p>
             <w:pPr>
+              <w:ind w:firstLine="0"/>
               <w:jc w:val="right"/>
             </w:pPr>
             <w:r>
@@ -49653,6 +49807,7 @@
           </w:tcPr>
           <w:p>
             <w:pPr>
+              <w:ind w:firstLine="0"/>
               <w:jc w:val="left"/>
             </w:pPr>
             <w:r>
@@ -49698,6 +49853,7 @@
           </w:tcPr>
           <w:p>
             <w:pPr>
+              <w:ind w:firstLine="0"/>
               <w:jc w:val="right"/>
             </w:pPr>
             <w:r>
@@ -49715,6 +49871,7 @@
           </w:tcPr>
           <w:p>
             <w:pPr>
+              <w:ind w:firstLine="0"/>
               <w:jc w:val="right"/>
             </w:pPr>
             <w:r>
@@ -49732,6 +49889,7 @@
           </w:tcPr>
           <w:p>
             <w:pPr>
+              <w:ind w:firstLine="0"/>
               <w:jc w:val="right"/>
             </w:pPr>
             <w:r>
@@ -49749,6 +49907,7 @@
           </w:tcPr>
           <w:p>
             <w:pPr>
+              <w:ind w:firstLine="0"/>
               <w:jc w:val="right"/>
             </w:pPr>
             <w:r>
@@ -49766,6 +49925,7 @@
           </w:tcPr>
           <w:p>
             <w:pPr>
+              <w:ind w:firstLine="0"/>
               <w:jc w:val="right"/>
             </w:pPr>
             <w:r>
@@ -49783,6 +49943,7 @@
           </w:tcPr>
           <w:p>
             <w:pPr>
+              <w:ind w:firstLine="0"/>
               <w:jc w:val="right"/>
             </w:pPr>
             <w:r>
@@ -49802,6 +49963,7 @@
           </w:tcPr>
           <w:p>
             <w:pPr>
+              <w:ind w:firstLine="0"/>
               <w:jc w:val="left"/>
             </w:pPr>
             <w:r>
@@ -49847,6 +50009,7 @@
           </w:tcPr>
           <w:p>
             <w:pPr>
+              <w:ind w:firstLine="0"/>
               <w:jc w:val="right"/>
             </w:pPr>
             <w:r>
@@ -49864,6 +50027,7 @@
           </w:tcPr>
           <w:p>
             <w:pPr>
+              <w:ind w:firstLine="0"/>
               <w:jc w:val="right"/>
             </w:pPr>
             <w:r>
@@ -49881,6 +50045,7 @@
           </w:tcPr>
           <w:p>
             <w:pPr>
+              <w:ind w:firstLine="0"/>
               <w:jc w:val="right"/>
             </w:pPr>
             <w:r>
@@ -49898,6 +50063,7 @@
           </w:tcPr>
           <w:p>
             <w:pPr>
+              <w:ind w:firstLine="0"/>
               <w:jc w:val="right"/>
             </w:pPr>
             <w:r>
@@ -49915,6 +50081,7 @@
           </w:tcPr>
           <w:p>
             <w:pPr>
+              <w:ind w:firstLine="0"/>
               <w:jc w:val="right"/>
             </w:pPr>
             <w:r>
@@ -49932,6 +50099,7 @@
           </w:tcPr>
           <w:p>
             <w:pPr>
+              <w:ind w:firstLine="0"/>
               <w:jc w:val="right"/>
             </w:pPr>
             <w:r>
@@ -49951,6 +50119,7 @@
           </w:tcPr>
           <w:p>
             <w:pPr>
+              <w:ind w:firstLine="0"/>
               <w:jc w:val="left"/>
             </w:pPr>
             <w:r>
@@ -49968,6 +50137,7 @@
           </w:tcPr>
           <w:p>
             <w:pPr>
+              <w:ind w:firstLine="0"/>
               <w:jc w:val="right"/>
             </w:pPr>
             <w:r>
@@ -49985,6 +50155,7 @@
           </w:tcPr>
           <w:p>
             <w:pPr>
+              <w:ind w:firstLine="0"/>
               <w:jc w:val="right"/>
             </w:pPr>
             <w:r>
@@ -50002,6 +50173,7 @@
           </w:tcPr>
           <w:p>
             <w:pPr>
+              <w:ind w:firstLine="0"/>
               <w:jc w:val="right"/>
             </w:pPr>
             <w:r>
@@ -50019,6 +50191,7 @@
           </w:tcPr>
           <w:p>
             <w:pPr>
+              <w:ind w:firstLine="0"/>
               <w:jc w:val="right"/>
             </w:pPr>
             <w:r>
@@ -50036,6 +50209,7 @@
           </w:tcPr>
           <w:p>
             <w:pPr>
+              <w:ind w:firstLine="0"/>
               <w:jc w:val="right"/>
             </w:pPr>
             <w:r>
@@ -50053,6 +50227,7 @@
           </w:tcPr>
           <w:p>
             <w:pPr>
+              <w:ind w:firstLine="0"/>
               <w:jc w:val="right"/>
             </w:pPr>
             <w:r>
@@ -51246,6 +51421,7 @@
           </w:tcPr>
           <w:p>
             <w:pPr>
+              <w:ind w:firstLine="0"/>
               <w:jc w:val="center"/>
               <w:rPr>
                 <w:b/>
@@ -51290,6 +51466,7 @@
           </w:tcPr>
           <w:p>
             <w:pPr>
+              <w:ind w:firstLine="0"/>
               <w:jc w:val="center"/>
               <w:rPr>
                 <w:b/>
@@ -51343,6 +51520,7 @@
           </w:tcPr>
           <w:p>
             <w:pPr>
+              <w:ind w:firstLine="0"/>
               <w:jc w:val="center"/>
               <w:rPr>
                 <w:b/>
@@ -51396,6 +51574,7 @@
           </w:tcPr>
           <w:p>
             <w:pPr>
+              <w:ind w:firstLine="0"/>
               <w:jc w:val="center"/>
               <w:rPr>
                 <w:b/>
@@ -51421,6 +51600,7 @@
           </w:tcPr>
           <w:p>
             <w:pPr>
+              <w:ind w:firstLine="0"/>
               <w:jc w:val="left"/>
             </w:pPr>
             <w:r>
@@ -51438,6 +51618,7 @@
           </w:tcPr>
           <w:p>
             <w:pPr>
+              <w:ind w:firstLine="0"/>
               <w:jc w:val="right"/>
             </w:pPr>
             <w:r>
@@ -51455,6 +51636,7 @@
           </w:tcPr>
           <w:p>
             <w:pPr>
+              <w:ind w:firstLine="0"/>
               <w:jc w:val="right"/>
             </w:pPr>
             <w:r>
@@ -51472,6 +51654,7 @@
           </w:tcPr>
           <w:p>
             <w:pPr>
+              <w:ind w:firstLine="0"/>
               <w:jc w:val="right"/>
             </w:pPr>
             <w:r>
@@ -51491,6 +51674,7 @@
           </w:tcPr>
           <w:p>
             <w:pPr>
+              <w:ind w:firstLine="0"/>
               <w:jc w:val="left"/>
             </w:pPr>
             <w:r>
@@ -51508,6 +51692,7 @@
           </w:tcPr>
           <w:p>
             <w:pPr>
+              <w:ind w:firstLine="0"/>
               <w:jc w:val="right"/>
             </w:pPr>
             <w:r>
@@ -51525,6 +51710,7 @@
           </w:tcPr>
           <w:p>
             <w:pPr>
+              <w:ind w:firstLine="0"/>
               <w:jc w:val="right"/>
             </w:pPr>
             <w:r>
@@ -51542,6 +51728,7 @@
           </w:tcPr>
           <w:p>
             <w:pPr>
+              <w:ind w:firstLine="0"/>
               <w:jc w:val="right"/>
             </w:pPr>
             <w:r>
@@ -51561,6 +51748,7 @@
           </w:tcPr>
           <w:p>
             <w:pPr>
+              <w:ind w:firstLine="0"/>
               <w:jc w:val="left"/>
             </w:pPr>
             <w:r>
@@ -51606,6 +51794,7 @@
           </w:tcPr>
           <w:p>
             <w:pPr>
+              <w:ind w:firstLine="0"/>
               <w:jc w:val="right"/>
             </w:pPr>
             <w:r>
@@ -51623,6 +51812,7 @@
           </w:tcPr>
           <w:p>
             <w:pPr>
+              <w:ind w:firstLine="0"/>
               <w:jc w:val="right"/>
             </w:pPr>
             <w:r>
@@ -51640,6 +51830,7 @@
           </w:tcPr>
           <w:p>
             <w:pPr>
+              <w:ind w:firstLine="0"/>
               <w:jc w:val="right"/>
             </w:pPr>
             <w:r>

--- a/paper/CAST.docx
+++ b/paper/CAST.docx
@@ -25333,10 +25333,9 @@
                 </m:ctrlPr>
               </m:sSubPr>
               <m:e>
-                <m:groupChr>
-                  <m:groupChrPr>
+                <m:acc>
+                  <m:accPr>
                     <m:chr m:val="̃"/>
-                    <m:pos m:val="top"/>
                     <m:ctrlPr>
                       <w:rPr>
                         <w:rFonts w:ascii="Cambria Math" w:hAnsi="Cambria Math"/>
@@ -25344,7 +25343,7 @@
                         <w:szCs w:val="16"/>
                       </w:rPr>
                     </m:ctrlPr>
-                  </m:groupChrPr>
+                  </m:accPr>
                   <m:e>
                     <m:box>
                       <m:boxPr>
@@ -25368,7 +25367,7 @@
                       </m:e>
                     </m:box>
                   </m:e>
-                </m:groupChr>
+                </m:acc>
               </m:e>
               <m:sub>
                 <m:r>
@@ -25425,10 +25424,9 @@
                         </m:ctrlPr>
                       </m:sSubPr>
                       <m:e>
-                        <m:groupChr>
-                          <m:groupChrPr>
+                        <m:acc>
+                          <m:accPr>
                             <m:chr m:val="̂"/>
-                            <m:pos m:val="top"/>
                             <m:ctrlPr>
                               <w:rPr>
                                 <w:rFonts w:ascii="Cambria Math" w:hAnsi="Cambria Math"/>
@@ -25436,7 +25434,7 @@
                                 <w:szCs w:val="16"/>
                               </w:rPr>
                             </m:ctrlPr>
-                          </m:groupChrPr>
+                          </m:accPr>
                           <m:e>
                             <m:box>
                               <m:boxPr>
@@ -25460,7 +25458,7 @@
                               </m:e>
                             </m:box>
                           </m:e>
-                        </m:groupChr>
+                        </m:acc>
                       </m:e>
                       <m:sub>
                         <m:r>
@@ -25569,10 +25567,9 @@
                         </m:ctrlPr>
                       </m:sSubPr>
                       <m:e>
-                        <m:groupChr>
-                          <m:groupChrPr>
+                        <m:acc>
+                          <m:accPr>
                             <m:chr m:val="̂"/>
-                            <m:pos m:val="top"/>
                             <m:ctrlPr>
                               <w:rPr>
                                 <w:rFonts w:ascii="Cambria Math" w:hAnsi="Cambria Math"/>
@@ -25580,7 +25577,7 @@
                                 <w:szCs w:val="16"/>
                               </w:rPr>
                             </m:ctrlPr>
-                          </m:groupChrPr>
+                          </m:accPr>
                           <m:e>
                             <m:box>
                               <m:boxPr>
@@ -25604,7 +25601,7 @@
                               </m:e>
                             </m:box>
                           </m:e>
-                        </m:groupChr>
+                        </m:acc>
                       </m:e>
                       <m:sub>
                         <m:box>
@@ -25679,10 +25676,9 @@
                 </m:ctrlPr>
               </m:sSubPr>
               <m:e>
-                <m:groupChr>
-                  <m:groupChrPr>
+                <m:acc>
+                  <m:accPr>
                     <m:chr m:val="̃"/>
-                    <m:pos m:val="top"/>
                     <m:ctrlPr>
                       <w:rPr>
                         <w:rFonts w:ascii="Cambria Math" w:hAnsi="Cambria Math"/>
@@ -25690,7 +25686,7 @@
                         <w:szCs w:val="16"/>
                       </w:rPr>
                     </m:ctrlPr>
-                  </m:groupChrPr>
+                  </m:accPr>
                   <m:e>
                     <m:box>
                       <m:boxPr>
@@ -25717,7 +25713,7 @@
                       </m:e>
                     </m:box>
                   </m:e>
-                </m:groupChr>
+                </m:acc>
               </m:e>
               <m:sub>
                 <m:box>
@@ -26324,10 +26320,9 @@
                                     </m:ctrlPr>
                                   </m:sSubPr>
                                   <m:e>
-                                    <m:groupChr>
-                                      <m:groupChrPr>
+                                    <m:acc>
+                                      <m:accPr>
                                         <m:chr m:val="̃"/>
-                                        <m:pos m:val="top"/>
                                         <m:ctrlPr>
                                           <w:rPr>
                                             <w:rFonts w:ascii="Cambria Math" w:hAnsi="Cambria Math"/>
@@ -26335,7 +26330,7 @@
                                             <w:szCs w:val="16"/>
                                           </w:rPr>
                                         </m:ctrlPr>
-                                      </m:groupChrPr>
+                                      </m:accPr>
                                       <m:e>
                                         <m:box>
                                           <m:boxPr>
@@ -26359,7 +26354,7 @@
                                           </m:e>
                                         </m:box>
                                       </m:e>
-                                    </m:groupChr>
+                                    </m:acc>
                                   </m:e>
                                   <m:sub>
                                     <m:r>
@@ -26413,10 +26408,9 @@
                                     </m:ctrlPr>
                                   </m:sSubPr>
                                   <m:e>
-                                    <m:groupChr>
-                                      <m:groupChrPr>
+                                    <m:acc>
+                                      <m:accPr>
                                         <m:chr m:val="̃"/>
-                                        <m:pos m:val="top"/>
                                         <m:ctrlPr>
                                           <w:rPr>
                                             <w:rFonts w:ascii="Cambria Math" w:hAnsi="Cambria Math"/>
@@ -26424,7 +26418,7 @@
                                             <w:szCs w:val="16"/>
                                           </w:rPr>
                                         </m:ctrlPr>
-                                      </m:groupChrPr>
+                                      </m:accPr>
                                       <m:e>
                                         <m:box>
                                           <m:boxPr>
@@ -26451,7 +26445,7 @@
                                           </m:e>
                                         </m:box>
                                       </m:e>
-                                    </m:groupChr>
+                                    </m:acc>
                                   </m:e>
                                   <m:sub>
                                     <m:box>
@@ -27771,10 +27765,9 @@
                         </m:ctrlPr>
                       </m:boxPr>
                       <m:e>
-                        <m:groupChr>
-                          <m:groupChrPr>
+                        <m:acc>
+                          <m:accPr>
                             <m:chr m:val="̃"/>
-                            <m:pos m:val="top"/>
                             <m:ctrlPr>
                               <w:rPr>
                                 <w:rFonts w:ascii="Cambria Math" w:hAnsi="Cambria Math"/>
@@ -27782,7 +27775,7 @@
                                 <w:szCs w:val="16"/>
                               </w:rPr>
                             </m:ctrlPr>
-                          </m:groupChrPr>
+                          </m:accPr>
                           <m:e>
                             <m:box>
                               <m:boxPr>
@@ -27806,7 +27799,7 @@
                               </m:e>
                             </m:box>
                           </m:e>
-                        </m:groupChr>
+                        </m:acc>
                         <m:r>
                           <m:rPr>
                             <m:sty m:val="p"/>
@@ -27887,10 +27880,9 @@
                           </w:rPr>
                           <m:t>+</m:t>
                         </m:r>
-                        <m:groupChr>
-                          <m:groupChrPr>
+                        <m:acc>
+                          <m:accPr>
                             <m:chr m:val="̃"/>
-                            <m:pos m:val="top"/>
                             <m:ctrlPr>
                               <w:rPr>
                                 <w:rFonts w:ascii="Cambria Math" w:hAnsi="Cambria Math"/>
@@ -27898,7 +27890,7 @@
                                 <w:szCs w:val="16"/>
                               </w:rPr>
                             </m:ctrlPr>
-                          </m:groupChrPr>
+                          </m:accPr>
                           <m:e>
                             <m:box>
                               <m:boxPr>
@@ -27922,7 +27914,7 @@
                               </m:e>
                             </m:box>
                           </m:e>
-                        </m:groupChr>
+                        </m:acc>
                         <m:r>
                           <m:rPr>
                             <m:sty m:val="p"/>
@@ -28012,8 +28004,6 @@
       </w:r>
       <w:r>
         <w:rPr>
-          <w:i/>
-          <w:iCs/>
           <w:sz w:val="18"/>
           <w:szCs w:val="18"/>
         </w:rPr>
@@ -28030,8 +28020,6 @@
       </w:r>
       <w:r>
         <w:rPr>
-          <w:i/>
-          <w:iCs/>
           <w:sz w:val="18"/>
           <w:szCs w:val="18"/>
         </w:rPr>
@@ -28048,8 +28036,6 @@
       </w:r>
       <w:r>
         <w:rPr>
-          <w:i/>
-          <w:iCs/>
           <w:sz w:val="18"/>
           <w:szCs w:val="18"/>
         </w:rPr>
@@ -28066,8 +28052,6 @@
       </w:r>
       <w:r>
         <w:rPr>
-          <w:i/>
-          <w:iCs/>
           <w:sz w:val="18"/>
           <w:szCs w:val="18"/>
         </w:rPr>
@@ -28084,8 +28068,6 @@
       </w:r>
       <w:r>
         <w:rPr>
-          <w:i/>
-          <w:iCs/>
           <w:sz w:val="18"/>
           <w:szCs w:val="18"/>
         </w:rPr>
@@ -28102,8 +28084,6 @@
       </w:r>
       <w:r>
         <w:rPr>
-          <w:i/>
-          <w:iCs/>
           <w:sz w:val="18"/>
           <w:szCs w:val="18"/>
         </w:rPr>
@@ -29562,10 +29542,9 @@
             </m:ctrlPr>
           </m:boxPr>
           <m:e>
-            <m:groupChr>
-              <m:groupChrPr>
+            <m:acc>
+              <m:accPr>
                 <m:chr m:val="̂"/>
-                <m:pos m:val="top"/>
                 <m:ctrlPr>
                   <w:rPr>
                     <w:rFonts w:ascii="Cambria Math" w:hAnsi="Cambria Math"/>
@@ -29573,7 +29552,7 @@
                     <w:szCs w:val="16"/>
                   </w:rPr>
                 </m:ctrlPr>
-              </m:groupChrPr>
+              </m:accPr>
               <m:e>
                 <m:box>
                   <m:boxPr>
@@ -29597,7 +29576,7 @@
                   </m:e>
                 </m:box>
               </m:e>
-            </m:groupChr>
+            </m:acc>
             <m:r>
               <m:rPr>
                 <m:sty m:val="p"/>
@@ -29650,10 +29629,9 @@
                     </m:ctrlPr>
                   </m:boxPr>
                   <m:e>
-                    <m:groupChr>
-                      <m:groupChrPr>
+                    <m:acc>
+                      <m:accPr>
                         <m:chr m:val="¯"/>
-                        <m:pos m:val="top"/>
                         <m:ctrlPr>
                           <w:rPr>
                             <w:rFonts w:ascii="Cambria Math" w:hAnsi="Cambria Math"/>
@@ -29661,7 +29639,7 @@
                             <w:szCs w:val="16"/>
                           </w:rPr>
                         </m:ctrlPr>
-                      </m:groupChrPr>
+                      </m:accPr>
                       <m:e>
                         <m:box>
                           <m:boxPr>
@@ -29685,7 +29663,7 @@
                           </m:e>
                         </m:box>
                       </m:e>
-                    </m:groupChr>
+                    </m:acc>
                     <m:r>
                       <m:rPr>
                         <m:sty m:val="p"/>
@@ -29898,10 +29876,9 @@
               </w:rPr>
               <m:t>,</m:t>
             </m:r>
-            <m:groupChr>
-              <m:groupChrPr>
+            <m:acc>
+              <m:accPr>
                 <m:chr m:val="̂"/>
-                <m:pos m:val="top"/>
                 <m:ctrlPr>
                   <w:rPr>
                     <w:rFonts w:ascii="Cambria Math" w:hAnsi="Cambria Math"/>
@@ -29909,7 +29886,7 @@
                     <w:szCs w:val="16"/>
                   </w:rPr>
                 </m:ctrlPr>
-              </m:groupChrPr>
+              </m:accPr>
               <m:e>
                 <m:box>
                   <m:boxPr>
@@ -29933,7 +29910,7 @@
                   </m:e>
                 </m:box>
               </m:e>
-            </m:groupChr>
+            </m:acc>
             <m:r>
               <m:rPr>
                 <m:sty m:val="p"/>
@@ -30279,10 +30256,9 @@
               </w:rPr>
               <m:t>)</m:t>
             </m:r>
-            <m:groupChr>
-              <m:groupChrPr>
+            <m:acc>
+              <m:accPr>
                 <m:chr m:val="̂"/>
-                <m:pos m:val="top"/>
                 <m:ctrlPr>
                   <w:rPr>
                     <w:rFonts w:ascii="Cambria Math" w:hAnsi="Cambria Math"/>
@@ -30290,7 +30266,7 @@
                     <w:szCs w:val="16"/>
                   </w:rPr>
                 </m:ctrlPr>
-              </m:groupChrPr>
+              </m:accPr>
               <m:e>
                 <m:box>
                   <m:boxPr>
@@ -30314,7 +30290,7 @@
                   </m:e>
                 </m:box>
               </m:e>
-            </m:groupChr>
+            </m:acc>
             <m:r>
               <m:rPr>
                 <m:sty m:val="p"/>
@@ -30420,10 +30396,9 @@
                 </m:box>
               </m:e>
             </m:d>
-            <m:groupChr>
-              <m:groupChrPr>
+            <m:acc>
+              <m:accPr>
                 <m:chr m:val="̂"/>
-                <m:pos m:val="top"/>
                 <m:ctrlPr>
                   <w:rPr>
                     <w:rFonts w:ascii="Cambria Math" w:hAnsi="Cambria Math"/>
@@ -30431,7 +30406,7 @@
                     <w:szCs w:val="16"/>
                   </w:rPr>
                 </m:ctrlPr>
-              </m:groupChrPr>
+              </m:accPr>
               <m:e>
                 <m:box>
                   <m:boxPr>
@@ -30455,7 +30430,7 @@
                   </m:e>
                 </m:box>
               </m:e>
-            </m:groupChr>
+            </m:acc>
             <m:r>
               <m:rPr>
                 <m:sty m:val="p"/>
@@ -34600,8 +34575,6 @@
       </w:r>
       <w:r>
         <w:rPr>
-          <w:i/>
-          <w:iCs/>
           <w:sz w:val="18"/>
           <w:szCs w:val="18"/>
         </w:rPr>
@@ -34618,8 +34591,6 @@
       </w:r>
       <w:r>
         <w:rPr>
-          <w:i/>
-          <w:iCs/>
           <w:sz w:val="18"/>
           <w:szCs w:val="18"/>
         </w:rPr>
@@ -34636,8 +34607,6 @@
       </w:r>
       <w:r>
         <w:rPr>
-          <w:i/>
-          <w:iCs/>
           <w:sz w:val="18"/>
           <w:szCs w:val="18"/>
         </w:rPr>

--- a/paper/CAST.docx
+++ b/paper/CAST.docx
@@ -35807,7 +35807,18 @@
           <w:sz w:val="15"/>
           <w:szCs w:val="15"/>
         </w:rPr>
-        <w:t>10:       if argmin_(t'∈W_j(t)) score_j(t') = max(t,s_j) then</w:t>
+        <w:t>10:       if argmin_(t'∈W_j(t)) score_j(t')</w:t>
+      </w:r>
+      <w:r>
+        <w:br/>
+      </w:r>
+      <w:r>
+        <w:rPr>
+          <w:rFonts w:ascii="Courier New" w:hAnsi="Courier New"/>
+          <w:sz w:val="15"/>
+          <w:szCs w:val="15"/>
+        </w:rPr>
+        <w:t xml:space="preserve">             = max(t, s_j) then</w:t>
       </w:r>
       <w:r>
         <w:br/>

--- a/paper/CAST.docx
+++ b/paper/CAST.docx
@@ -216,773 +216,16 @@
       </w:r>
     </w:p>
     <w:p>
-      <w:r>
-        <w:rPr>
-          <w:b/>
-          <w:bCs/>
-        </w:rPr>
-        <w:t>초록</w:t>
-      </w:r>
-      <w:r>
-        <w:rPr>
-          <w:b/>
-          <w:bCs/>
-        </w:rPr>
-        <w:t xml:space="preserve">  </w:t>
-      </w:r>
-      <w:r>
-        <w:t>데이터센터의</w:t>
-      </w:r>
-      <w:r>
-        <w:t xml:space="preserve"> </w:t>
-      </w:r>
-      <w:r>
-        <w:t>탄소</w:t>
-      </w:r>
-      <w:r>
-        <w:t xml:space="preserve"> </w:t>
-      </w:r>
-      <w:r>
-        <w:t>배출량은</w:t>
-      </w:r>
-      <w:r>
-        <w:t xml:space="preserve"> </w:t>
-      </w:r>
-      <w:r>
-        <w:t>같은</w:t>
-      </w:r>
-      <w:r>
-        <w:t xml:space="preserve"> </w:t>
-      </w:r>
-      <w:r>
-        <w:t>작업이라도</w:t>
-      </w:r>
-      <w:r>
-        <w:t xml:space="preserve"> </w:t>
-      </w:r>
-      <w:r>
-        <w:t>어느</w:t>
-      </w:r>
-      <w:r>
-        <w:t xml:space="preserve"> </w:t>
-      </w:r>
-      <w:r>
-        <w:t>리전에서</w:t>
-      </w:r>
-      <w:r>
-        <w:t xml:space="preserve"> </w:t>
-      </w:r>
-      <w:r>
-        <w:t>언제</w:t>
-      </w:r>
-      <w:r>
-        <w:t xml:space="preserve"> </w:t>
-      </w:r>
-      <w:r>
-        <w:t>실행하느냐에</w:t>
-      </w:r>
-      <w:r>
-        <w:t xml:space="preserve"> </w:t>
-      </w:r>
-      <w:r>
-        <w:t>따라</w:t>
-      </w:r>
-      <w:r>
-        <w:t xml:space="preserve"> </w:t>
-      </w:r>
-      <w:r>
-        <w:t>크게</w:t>
-      </w:r>
-      <w:r>
-        <w:t xml:space="preserve"> </w:t>
-      </w:r>
-      <w:r>
-        <w:t>달라진다</w:t>
-      </w:r>
-      <w:r>
-        <w:t xml:space="preserve">. </w:t>
-      </w:r>
-      <w:r>
-        <w:t>본</w:t>
-      </w:r>
-      <w:r>
-        <w:t xml:space="preserve"> </w:t>
-      </w:r>
-      <w:r>
-        <w:t>연구는</w:t>
-      </w:r>
-      <w:r>
-        <w:t xml:space="preserve"> </w:t>
-      </w:r>
-      <w:r>
-        <w:t>미래</w:t>
-      </w:r>
-      <w:r>
-        <w:t xml:space="preserve"> </w:t>
-      </w:r>
-      <w:r>
-        <w:t>탄소집약도를</w:t>
-      </w:r>
-      <w:r>
-        <w:t xml:space="preserve"> LSTM</w:t>
-      </w:r>
-      <w:r>
-        <w:t>으로</w:t>
-      </w:r>
-      <w:r>
-        <w:t xml:space="preserve"> </w:t>
-      </w:r>
-      <w:r>
-        <w:t>예측하고</w:t>
-      </w:r>
-      <w:r>
-        <w:t xml:space="preserve">, </w:t>
-      </w:r>
-      <w:r>
-        <w:t>정수계획법으로</w:t>
-      </w:r>
-      <w:r>
-        <w:t xml:space="preserve"> </w:t>
-      </w:r>
-      <w:r>
-        <w:t>작업을</w:t>
-      </w:r>
-      <w:r>
-        <w:t xml:space="preserve"> </w:t>
-      </w:r>
-      <w:r>
-        <w:t>저탄소</w:t>
-      </w:r>
-      <w:r>
-        <w:t xml:space="preserve"> </w:t>
-      </w:r>
-      <w:r>
-        <w:t>리전에</w:t>
-      </w:r>
-      <w:r>
-        <w:t xml:space="preserve"> </w:t>
-      </w:r>
-      <w:r>
-        <w:t>배정한</w:t>
-      </w:r>
-      <w:r>
-        <w:t xml:space="preserve"> </w:t>
-      </w:r>
-      <w:r>
-        <w:t>뒤</w:t>
-      </w:r>
-      <w:r>
-        <w:t xml:space="preserve">, </w:t>
-      </w:r>
-      <w:r>
-        <w:t>마감</w:t>
-      </w:r>
-      <w:r>
-        <w:t xml:space="preserve"> </w:t>
-      </w:r>
-      <w:r>
-        <w:t>시한</w:t>
-      </w:r>
-      <w:r>
-        <w:t xml:space="preserve"> </w:t>
-      </w:r>
-      <w:r>
-        <w:t>안에서</w:t>
-      </w:r>
-      <w:r>
-        <w:t xml:space="preserve"> </w:t>
-      </w:r>
-      <w:r>
-        <w:t>시간을</w:t>
-      </w:r>
-      <w:r>
-        <w:t xml:space="preserve"> </w:t>
-      </w:r>
-      <w:r>
-        <w:t>옮겨</w:t>
-      </w:r>
-      <w:r>
-        <w:t xml:space="preserve"> </w:t>
-      </w:r>
-      <w:r>
-        <w:t>배출량을</w:t>
-      </w:r>
-      <w:r>
-        <w:t xml:space="preserve"> </w:t>
-      </w:r>
-      <w:r>
-        <w:t>한</w:t>
-      </w:r>
-      <w:r>
-        <w:t xml:space="preserve"> </w:t>
-      </w:r>
-      <w:r>
-        <w:t>번</w:t>
-      </w:r>
-      <w:r>
-        <w:t xml:space="preserve"> </w:t>
-      </w:r>
-      <w:r>
-        <w:t>더</w:t>
-      </w:r>
-      <w:r>
-        <w:t xml:space="preserve"> </w:t>
-      </w:r>
-      <w:r>
-        <w:t>줄이는</w:t>
-      </w:r>
-      <w:r>
-        <w:t xml:space="preserve"> CAST</w:t>
-      </w:r>
-      <w:r>
-        <w:t>를</w:t>
-      </w:r>
-      <w:r>
-        <w:t xml:space="preserve"> </w:t>
-      </w:r>
-      <w:r>
-        <w:t>제안한다</w:t>
-      </w:r>
-      <w:r>
-        <w:t xml:space="preserve">. </w:t>
-      </w:r>
-      <w:r>
-        <w:t>탄소와</w:t>
-      </w:r>
-      <w:r>
-        <w:t xml:space="preserve"> </w:t>
-      </w:r>
-      <w:r>
-        <w:t>지연</w:t>
-      </w:r>
-      <w:r>
-        <w:t xml:space="preserve"> </w:t>
-      </w:r>
-      <w:r>
-        <w:t>사이의</w:t>
-      </w:r>
-      <w:r>
-        <w:t xml:space="preserve"> </w:t>
-      </w:r>
-      <w:r>
-        <w:t>가중치는</w:t>
-      </w:r>
-      <w:r>
-        <w:t xml:space="preserve"> </w:t>
-      </w:r>
-      <w:r>
-        <w:t>고정하지</w:t>
-      </w:r>
-      <w:r>
-        <w:t xml:space="preserve"> </w:t>
-      </w:r>
-      <w:r>
-        <w:t>않고</w:t>
-      </w:r>
-      <w:r>
-        <w:t xml:space="preserve">, </w:t>
-      </w:r>
-      <w:r>
-        <w:t>매</w:t>
-      </w:r>
-      <w:r>
-        <w:t xml:space="preserve"> </w:t>
-      </w:r>
-      <w:r>
-        <w:t>시간</w:t>
-      </w:r>
-      <w:r>
-        <w:t xml:space="preserve"> </w:t>
-      </w:r>
-      <w:r>
-        <w:t>슬롯마다</w:t>
-      </w:r>
-      <w:r>
-        <w:t xml:space="preserve"> </w:t>
-      </w:r>
-      <w:r>
-        <w:t>파레토</w:t>
-      </w:r>
-      <w:r>
-        <w:t xml:space="preserve"> </w:t>
-      </w:r>
-      <w:r>
-        <w:t>곡선의</w:t>
-      </w:r>
-      <w:r>
-        <w:t xml:space="preserve"> </w:t>
-      </w:r>
-      <w:r>
-        <w:t>무릎점에서</w:t>
-      </w:r>
-      <w:r>
-        <w:t xml:space="preserve"> </w:t>
-      </w:r>
-      <w:r>
-        <w:t>자동으로</w:t>
-      </w:r>
-      <w:r>
-        <w:t xml:space="preserve"> </w:t>
-      </w:r>
-      <w:r>
-        <w:t>정한다</w:t>
-      </w:r>
-      <w:r>
-        <w:t>. 8</w:t>
-      </w:r>
-      <w:r>
-        <w:t>개</w:t>
-      </w:r>
-      <w:r>
-        <w:t xml:space="preserve"> </w:t>
-      </w:r>
-      <w:r>
-        <w:t>리전</w:t>
-      </w:r>
-      <w:r>
-        <w:t>, 1</w:t>
-      </w:r>
-      <w:r>
-        <w:t>년치</w:t>
-      </w:r>
-      <w:r>
-        <w:t xml:space="preserve"> </w:t>
-      </w:r>
-      <w:r>
-        <w:t>실측</w:t>
-      </w:r>
-      <w:r>
-        <w:t xml:space="preserve"> </w:t>
-      </w:r>
-      <w:r>
-        <w:t>탄소</w:t>
-      </w:r>
-      <w:r>
-        <w:t xml:space="preserve"> </w:t>
-      </w:r>
-      <w:r>
-        <w:t>데이터</w:t>
-      </w:r>
-      <w:r>
-        <w:t xml:space="preserve"> </w:t>
-      </w:r>
-      <w:r>
-        <w:t>위에서</w:t>
-      </w:r>
-      <w:r>
-        <w:t xml:space="preserve"> </w:t>
-      </w:r>
-      <w:r>
-        <w:t>돌린</w:t>
-      </w:r>
-      <w:r>
-        <w:t xml:space="preserve"> </w:t>
-      </w:r>
-      <w:r>
-        <w:t>합성</w:t>
-      </w:r>
-      <w:r>
-        <w:t xml:space="preserve"> </w:t>
-      </w:r>
-      <w:r>
-        <w:t>작업</w:t>
-      </w:r>
-      <w:r>
-        <w:t xml:space="preserve"> 146,000</w:t>
-      </w:r>
-      <w:r>
-        <w:t>건으로</w:t>
-      </w:r>
-      <w:r>
-        <w:t xml:space="preserve"> </w:t>
-      </w:r>
-      <w:r>
-        <w:t>실험한</w:t>
-      </w:r>
-      <w:r>
-        <w:t xml:space="preserve"> </w:t>
-      </w:r>
-      <w:r>
-        <w:t>결과</w:t>
-      </w:r>
-      <w:r>
-        <w:t xml:space="preserve">, </w:t>
-      </w:r>
-      <w:r>
-        <w:t>시간</w:t>
-      </w:r>
-      <w:r>
-        <w:t xml:space="preserve"> </w:t>
-      </w:r>
-      <w:r>
-        <w:t>이동만으로</w:t>
-      </w:r>
-      <w:r>
-        <w:t xml:space="preserve"> 18.60%, </w:t>
-      </w:r>
-      <w:r>
-        <w:t>리전</w:t>
-      </w:r>
-      <w:r>
-        <w:t xml:space="preserve"> </w:t>
-      </w:r>
-      <w:r>
-        <w:t>이동만으로</w:t>
-      </w:r>
-      <w:r>
-        <w:t xml:space="preserve"> 56.85%</w:t>
-      </w:r>
-      <w:r>
-        <w:t>를</w:t>
-      </w:r>
-      <w:r>
-        <w:t xml:space="preserve"> </w:t>
-      </w:r>
-      <w:r>
-        <w:t>줄였고</w:t>
-      </w:r>
-      <w:r>
-        <w:t xml:space="preserve"> </w:t>
-      </w:r>
-      <w:r>
-        <w:t>둘을</w:t>
-      </w:r>
-      <w:r>
-        <w:t xml:space="preserve"> </w:t>
-      </w:r>
-      <w:r>
-        <w:t>결합하면</w:t>
-      </w:r>
-      <w:r>
-        <w:t xml:space="preserve"> 63.03%</w:t>
-      </w:r>
-      <w:r>
-        <w:t>를</w:t>
-      </w:r>
-      <w:r>
-        <w:t xml:space="preserve"> </w:t>
-      </w:r>
-      <w:r>
-        <w:t>줄였으며</w:t>
-      </w:r>
-      <w:r>
-        <w:t xml:space="preserve"> </w:t>
-      </w:r>
-      <w:r>
-        <w:t>마감</w:t>
-      </w:r>
-      <w:r>
-        <w:t xml:space="preserve"> </w:t>
-      </w:r>
-      <w:r>
-        <w:t>위반은</w:t>
-      </w:r>
-      <w:r>
-        <w:t xml:space="preserve"> </w:t>
-      </w:r>
-      <w:r>
-        <w:t>없었다</w:t>
-      </w:r>
-      <w:r>
-        <w:t xml:space="preserve">. </w:t>
-      </w:r>
-      <w:r>
-        <w:t>무릎점</w:t>
-      </w:r>
-      <w:r>
-        <w:t xml:space="preserve"> </w:t>
-      </w:r>
-      <w:r>
-        <w:t>자동</w:t>
-      </w:r>
-      <w:r>
-        <w:t xml:space="preserve"> </w:t>
-      </w:r>
-      <w:r>
-        <w:t>선택은</w:t>
-      </w:r>
-      <w:r>
-        <w:t xml:space="preserve"> </w:t>
-      </w:r>
-      <w:r>
-        <w:t>가중치</w:t>
-      </w:r>
-      <w:r>
-        <w:t xml:space="preserve"> </w:t>
-      </w:r>
-      <w:r>
-        <w:t>고정</w:t>
-      </w:r>
-      <w:r>
-        <w:t>(</w:t>
-      </w:r>
-      <w:r>
-        <w:t>알파</w:t>
-      </w:r>
-      <w:r>
-        <w:t xml:space="preserve">=0.5) </w:t>
-      </w:r>
-      <w:r>
-        <w:t>대비</w:t>
-      </w:r>
-      <w:r>
-        <w:t xml:space="preserve"> </w:t>
-      </w:r>
-      <w:r>
-        <w:t>지연</w:t>
-      </w:r>
-      <w:r>
-        <w:t xml:space="preserve"> 6.7ms</w:t>
-      </w:r>
-      <w:r>
-        <w:t>만</w:t>
-      </w:r>
-      <w:r>
-        <w:t xml:space="preserve"> </w:t>
-      </w:r>
-      <w:r>
-        <w:t>더</w:t>
-      </w:r>
-      <w:r>
-        <w:t xml:space="preserve"> </w:t>
-      </w:r>
-      <w:r>
-        <w:t>쓰고</w:t>
-      </w:r>
-      <w:r>
-        <w:t xml:space="preserve"> </w:t>
-      </w:r>
-      <w:r>
-        <w:t>탄소는</w:t>
-      </w:r>
-      <w:r>
-        <w:t xml:space="preserve"> 10.64%</w:t>
-      </w:r>
-      <w:r>
-        <w:t>포인트</w:t>
-      </w:r>
-      <w:r>
-        <w:t xml:space="preserve"> </w:t>
-      </w:r>
-      <w:r>
-        <w:t>더</w:t>
-      </w:r>
-      <w:r>
-        <w:t xml:space="preserve"> </w:t>
-      </w:r>
-      <w:r>
-        <w:t>줄인다</w:t>
-      </w:r>
-      <w:r>
-        <w:t xml:space="preserve">. </w:t>
-      </w:r>
-      <w:r>
-        <w:t>리전별</w:t>
-      </w:r>
-      <w:r>
-        <w:t xml:space="preserve"> </w:t>
-      </w:r>
-      <w:r>
-        <w:t>용량</w:t>
-      </w:r>
-      <w:r>
-        <w:t xml:space="preserve"> </w:t>
-      </w:r>
-      <w:r>
-        <w:t>상한은</w:t>
-      </w:r>
-      <w:r>
-        <w:t xml:space="preserve"> </w:t>
-      </w:r>
-      <w:r>
-        <w:t>온라인으로</w:t>
-      </w:r>
-      <w:r>
-        <w:t xml:space="preserve"> </w:t>
-      </w:r>
-      <w:r>
-        <w:t>강제하며</w:t>
-      </w:r>
-      <w:r>
-        <w:t xml:space="preserve">, </w:t>
-      </w:r>
-      <w:r>
-        <w:t>어떤</w:t>
-      </w:r>
-      <w:r>
-        <w:t xml:space="preserve"> </w:t>
-      </w:r>
-      <w:r>
-        <w:t>작업도</w:t>
-      </w:r>
-      <w:r>
-        <w:t xml:space="preserve"> </w:t>
-      </w:r>
-      <w:r>
-        <w:t>무한히</w:t>
-      </w:r>
-      <w:r>
-        <w:t xml:space="preserve"> </w:t>
-      </w:r>
-      <w:r>
-        <w:t>밀리지</w:t>
-      </w:r>
-      <w:r>
-        <w:t xml:space="preserve"> </w:t>
-      </w:r>
-      <w:r>
-        <w:t>않음을</w:t>
-      </w:r>
-      <w:r>
-        <w:t xml:space="preserve"> </w:t>
-      </w:r>
-      <w:r>
-        <w:t>증명한다</w:t>
-      </w:r>
-      <w:r>
-        <w:t xml:space="preserve">. </w:t>
-      </w:r>
-      <w:r>
-        <w:t>그</w:t>
-      </w:r>
-      <w:r>
-        <w:t xml:space="preserve"> </w:t>
-      </w:r>
-      <w:r>
-        <w:t>대가로</w:t>
-      </w:r>
-      <w:r>
-        <w:t xml:space="preserve"> </w:t>
-      </w:r>
-      <w:r>
-        <w:t>시간</w:t>
-      </w:r>
-      <w:r>
-        <w:t xml:space="preserve"> </w:t>
-      </w:r>
-      <w:r>
-        <w:t>이동의</w:t>
-      </w:r>
-      <w:r>
-        <w:t xml:space="preserve"> </w:t>
-      </w:r>
-      <w:r>
-        <w:t>몫은</w:t>
-      </w:r>
-      <w:r>
-        <w:t xml:space="preserve"> 9.07%</w:t>
-      </w:r>
-      <w:r>
-        <w:t>포인트에서</w:t>
-      </w:r>
-      <w:r>
-        <w:t xml:space="preserve"> 6.18%</w:t>
-      </w:r>
-      <w:r>
-        <w:t>포인트로</w:t>
-      </w:r>
-      <w:r>
-        <w:t xml:space="preserve"> </w:t>
-      </w:r>
-      <w:r>
-        <w:t>준다</w:t>
-      </w:r>
-      <w:r>
-        <w:t>.</w:t>
-      </w:r>
-    </w:p>
-    <w:p>
-      <w:r>
-        <w:rPr>
-          <w:b/>
-          <w:bCs/>
-        </w:rPr>
-        <w:t>주제어</w:t>
-      </w:r>
-      <w:r>
-        <w:rPr>
-          <w:b/>
-          <w:bCs/>
-        </w:rPr>
-        <w:t xml:space="preserve">: </w:t>
-      </w:r>
-      <w:r>
-        <w:t>탄소</w:t>
-      </w:r>
-      <w:r>
-        <w:t xml:space="preserve"> </w:t>
-      </w:r>
-      <w:r>
-        <w:t>인지</w:t>
-      </w:r>
-      <w:r>
-        <w:t xml:space="preserve"> </w:t>
-      </w:r>
-      <w:r>
-        <w:t>스케줄링</w:t>
-      </w:r>
-      <w:r>
-        <w:t xml:space="preserve">, </w:t>
-      </w:r>
-      <w:r>
-        <w:t>워크로드</w:t>
-      </w:r>
-      <w:r>
-        <w:t xml:space="preserve"> </w:t>
-      </w:r>
-      <w:r>
-        <w:t>이동</w:t>
-      </w:r>
-      <w:r>
-        <w:t xml:space="preserve">, </w:t>
-      </w:r>
-      <w:r>
-        <w:t>정수</w:t>
-      </w:r>
-      <w:r>
-        <w:t xml:space="preserve"> </w:t>
-      </w:r>
-      <w:r>
-        <w:t>계획법</w:t>
-      </w:r>
-      <w:r>
-        <w:t xml:space="preserve">, </w:t>
-      </w:r>
-      <w:r>
-        <w:t>리전</w:t>
-      </w:r>
-      <w:r>
-        <w:t xml:space="preserve"> </w:t>
-      </w:r>
-      <w:r>
-        <w:t>용량</w:t>
-      </w:r>
-      <w:r>
-        <w:t>, LSTM</w:t>
-      </w:r>
-    </w:p>
-    <w:p>
-      <w:r>
-        <w:rPr>
-          <w:b/>
-          <w:bCs/>
-        </w:rPr>
-        <w:t xml:space="preserve">Abstract  </w:t>
-      </w:r>
-      <w:r>
-        <w:t>The carbon footprint of a cloud workload varies substantially depending on which region and when it runs. We present CAST, a carbon-aware scheduler that forecasts future carbon intensity with an LSTM, places jobs across regions via integer programming, and further shifts them in time within each job's deadline. Rather than fixing the trade-off between carbon and latency, CAST selects it automatically at every time slot by locating the knee point of the Pareto curve. Evaluated on 146,000 synthetic jobs driven by one year of measured carbon-intensity data across 8 regions, temporal shifting alone reduces emissions by 18.60%, spatial placement alone by 56.85%, and combining both reduces emissions by 63.03% with zero deadline violations. The automatic knee-point weight cuts 10.64 percentage points more carbon than a fixed weight (alpha=0.5), at the cost of only 6.7ms additional latency. CAST enforces per-region capacity limits online and we prove that no job is deferred indefinitely. The cost of this enforcement is quantified: temporal shifting's marginal contribution shrinks from an unconstrained upper bound of 9.07 percentage points to 6.18 percentage points.</w:t>
-      </w:r>
-    </w:p>
-    <w:p>
-      <w:r>
-        <w:rPr>
-          <w:b/>
-          <w:bCs/>
-        </w:rPr>
-        <w:t xml:space="preserve">Keywords: </w:t>
-      </w:r>
-      <w:r>
-        <w:t>Carbon-aware scheduling, Workload shifting, Integer programming, Regional capacity, LSTM</w:t>
+      <w:pPr>
+        <w:ind w:firstLine="0"/>
+        <w:jc w:val="center"/>
+      </w:pPr>
+      <w:r>
+        <w:rPr>
+          <w:sz w:val="22"/>
+          <w:szCs w:val="22"/>
+        </w:rPr>
+        <w:t xml:space="preserve">이종하 · 강희진 · 강동규 · 김현정 · 남재현*</w:t>
       </w:r>
     </w:p>
     <w:p>
@@ -992,10 +235,10 @@
       </w:pPr>
       <w:r>
         <w:rPr>
-          <w:sz w:val="22"/>
-          <w:szCs w:val="22"/>
-        </w:rPr>
-        <w:t xml:space="preserve">이종하 · 강희진 · 강동규 · 김현정 · 남재현*</w:t>
+          <w:sz w:val="18"/>
+          <w:szCs w:val="18"/>
+        </w:rPr>
+        <w:t xml:space="preserve">단국대학교</w:t>
       </w:r>
     </w:p>
     <w:p>
@@ -1008,7 +251,7 @@
           <w:sz w:val="18"/>
           <w:szCs w:val="18"/>
         </w:rPr>
-        <w:t xml:space="preserve">단국대학교</w:t>
+        <w:t xml:space="preserve">이종하 (E-mail: jongha8273@naver.com)</w:t>
       </w:r>
     </w:p>
     <w:p>
@@ -1021,7 +264,7 @@
           <w:sz w:val="18"/>
           <w:szCs w:val="18"/>
         </w:rPr>
-        <w:t xml:space="preserve">이종하 (E-mail: jongha8273@naver.com)</w:t>
+        <w:t xml:space="preserve">강희진 (E-mail: heejin@example.com)</w:t>
       </w:r>
     </w:p>
     <w:p>
@@ -1034,7 +277,7 @@
           <w:sz w:val="18"/>
           <w:szCs w:val="18"/>
         </w:rPr>
-        <w:t xml:space="preserve">강희진 (E-mail: heejin@example.com)</w:t>
+        <w:t xml:space="preserve">강동규 (E-mail: dgkang@example.com)</w:t>
       </w:r>
     </w:p>
     <w:p>
@@ -1047,7 +290,7 @@
           <w:sz w:val="18"/>
           <w:szCs w:val="18"/>
         </w:rPr>
-        <w:t xml:space="preserve">강동규 (E-mail: dgkang@example.com)</w:t>
+        <w:t xml:space="preserve">김현정 (E-mail: hjkim@example.com)</w:t>
       </w:r>
     </w:p>
     <w:p>
@@ -1060,33 +303,798 @@
           <w:sz w:val="18"/>
           <w:szCs w:val="18"/>
         </w:rPr>
-        <w:t xml:space="preserve">김현정 (E-mail: hjkim@example.com)</w:t>
+        <w:t xml:space="preserve">남재현 (E-mail: njh@example.com)</w:t>
       </w:r>
     </w:p>
     <w:p>
       <w:pPr>
         <w:ind w:firstLine="0"/>
         <w:jc w:val="center"/>
+        <w:sectPr>
+          <w:footerReference w:type="default" r:id="rId51"/>
+          <w:type w:val="continuous"/>
+          <w:pgSz w:w="11909" w:h="16834"/>
+          <w:pgMar w:top="1440" w:right="1440" w:bottom="1440" w:left="1440" w:header="720" w:footer="720" w:gutter="0"/>
+          <w:pgNumType w:start="1"/>
+          <w:cols w:space="425"/>
+        </w:sectPr>
       </w:pPr>
       <w:r>
         <w:rPr>
           <w:sz w:val="18"/>
           <w:szCs w:val="18"/>
         </w:rPr>
-        <w:t xml:space="preserve">남재현 (E-mail: njh@example.com)</w:t>
+        <w:t xml:space="preserve">접수일: 【YYYY-MM-DD】 / 수정일: 【YYYY-MM-DD】 / 게재확정일: 【YYYY-MM-DD】</w:t>
       </w:r>
     </w:p>
     <w:p>
-      <w:pPr>
-        <w:ind w:firstLine="0"/>
-        <w:jc w:val="center"/>
-      </w:pPr>
-      <w:r>
-        <w:rPr>
-          <w:sz w:val="18"/>
-          <w:szCs w:val="18"/>
-        </w:rPr>
-        <w:t xml:space="preserve">접수일: 【YYYY-MM-DD】 / 수정일: 【YYYY-MM-DD】 / 게재확정일: 【YYYY-MM-DD】</w:t>
+      <w:r>
+        <w:rPr>
+          <w:b/>
+          <w:bCs/>
+        </w:rPr>
+        <w:t>초록</w:t>
+      </w:r>
+      <w:r>
+        <w:rPr>
+          <w:b/>
+          <w:bCs/>
+        </w:rPr>
+        <w:t xml:space="preserve">  </w:t>
+      </w:r>
+      <w:r>
+        <w:t>데이터센터의</w:t>
+      </w:r>
+      <w:r>
+        <w:t xml:space="preserve"> </w:t>
+      </w:r>
+      <w:r>
+        <w:t>탄소</w:t>
+      </w:r>
+      <w:r>
+        <w:t xml:space="preserve"> </w:t>
+      </w:r>
+      <w:r>
+        <w:t>배출량은</w:t>
+      </w:r>
+      <w:r>
+        <w:t xml:space="preserve"> </w:t>
+      </w:r>
+      <w:r>
+        <w:t>같은</w:t>
+      </w:r>
+      <w:r>
+        <w:t xml:space="preserve"> </w:t>
+      </w:r>
+      <w:r>
+        <w:t>작업이라도</w:t>
+      </w:r>
+      <w:r>
+        <w:t xml:space="preserve"> </w:t>
+      </w:r>
+      <w:r>
+        <w:t>어느</w:t>
+      </w:r>
+      <w:r>
+        <w:t xml:space="preserve"> </w:t>
+      </w:r>
+      <w:r>
+        <w:t>리전에서</w:t>
+      </w:r>
+      <w:r>
+        <w:t xml:space="preserve"> </w:t>
+      </w:r>
+      <w:r>
+        <w:t>언제</w:t>
+      </w:r>
+      <w:r>
+        <w:t xml:space="preserve"> </w:t>
+      </w:r>
+      <w:r>
+        <w:t>실행하느냐에</w:t>
+      </w:r>
+      <w:r>
+        <w:t xml:space="preserve"> </w:t>
+      </w:r>
+      <w:r>
+        <w:t>따라</w:t>
+      </w:r>
+      <w:r>
+        <w:t xml:space="preserve"> </w:t>
+      </w:r>
+      <w:r>
+        <w:t>크게</w:t>
+      </w:r>
+      <w:r>
+        <w:t xml:space="preserve"> </w:t>
+      </w:r>
+      <w:r>
+        <w:t>달라진다</w:t>
+      </w:r>
+      <w:r>
+        <w:t xml:space="preserve">. </w:t>
+      </w:r>
+      <w:r>
+        <w:t>본</w:t>
+      </w:r>
+      <w:r>
+        <w:t xml:space="preserve"> </w:t>
+      </w:r>
+      <w:r>
+        <w:t>연구는</w:t>
+      </w:r>
+      <w:r>
+        <w:t xml:space="preserve"> </w:t>
+      </w:r>
+      <w:r>
+        <w:t>미래</w:t>
+      </w:r>
+      <w:r>
+        <w:t xml:space="preserve"> </w:t>
+      </w:r>
+      <w:r>
+        <w:t>탄소집약도를</w:t>
+      </w:r>
+      <w:r>
+        <w:t xml:space="preserve"> LSTM</w:t>
+      </w:r>
+      <w:r>
+        <w:t>으로</w:t>
+      </w:r>
+      <w:r>
+        <w:t xml:space="preserve"> </w:t>
+      </w:r>
+      <w:r>
+        <w:t>예측하고</w:t>
+      </w:r>
+      <w:r>
+        <w:t xml:space="preserve">, </w:t>
+      </w:r>
+      <w:r>
+        <w:t>정수계획법으로</w:t>
+      </w:r>
+      <w:r>
+        <w:t xml:space="preserve"> </w:t>
+      </w:r>
+      <w:r>
+        <w:t>작업을</w:t>
+      </w:r>
+      <w:r>
+        <w:t xml:space="preserve"> </w:t>
+      </w:r>
+      <w:r>
+        <w:t>저탄소</w:t>
+      </w:r>
+      <w:r>
+        <w:t xml:space="preserve"> </w:t>
+      </w:r>
+      <w:r>
+        <w:t>리전에</w:t>
+      </w:r>
+      <w:r>
+        <w:t xml:space="preserve"> </w:t>
+      </w:r>
+      <w:r>
+        <w:t>배정한</w:t>
+      </w:r>
+      <w:r>
+        <w:t xml:space="preserve"> </w:t>
+      </w:r>
+      <w:r>
+        <w:t>뒤</w:t>
+      </w:r>
+      <w:r>
+        <w:t xml:space="preserve">, </w:t>
+      </w:r>
+      <w:r>
+        <w:t>마감</w:t>
+      </w:r>
+      <w:r>
+        <w:t xml:space="preserve"> </w:t>
+      </w:r>
+      <w:r>
+        <w:t>시한</w:t>
+      </w:r>
+      <w:r>
+        <w:t xml:space="preserve"> </w:t>
+      </w:r>
+      <w:r>
+        <w:t>안에서</w:t>
+      </w:r>
+      <w:r>
+        <w:t xml:space="preserve"> </w:t>
+      </w:r>
+      <w:r>
+        <w:t>시간을</w:t>
+      </w:r>
+      <w:r>
+        <w:t xml:space="preserve"> </w:t>
+      </w:r>
+      <w:r>
+        <w:t>옮겨</w:t>
+      </w:r>
+      <w:r>
+        <w:t xml:space="preserve"> </w:t>
+      </w:r>
+      <w:r>
+        <w:t>배출량을</w:t>
+      </w:r>
+      <w:r>
+        <w:t xml:space="preserve"> </w:t>
+      </w:r>
+      <w:r>
+        <w:t>한</w:t>
+      </w:r>
+      <w:r>
+        <w:t xml:space="preserve"> </w:t>
+      </w:r>
+      <w:r>
+        <w:t>번</w:t>
+      </w:r>
+      <w:r>
+        <w:t xml:space="preserve"> </w:t>
+      </w:r>
+      <w:r>
+        <w:t>더</w:t>
+      </w:r>
+      <w:r>
+        <w:t xml:space="preserve"> </w:t>
+      </w:r>
+      <w:r>
+        <w:t>줄이는</w:t>
+      </w:r>
+      <w:r>
+        <w:t xml:space="preserve"> CAST</w:t>
+      </w:r>
+      <w:r>
+        <w:t>를</w:t>
+      </w:r>
+      <w:r>
+        <w:t xml:space="preserve"> </w:t>
+      </w:r>
+      <w:r>
+        <w:t>제안한다</w:t>
+      </w:r>
+      <w:r>
+        <w:t xml:space="preserve">. </w:t>
+      </w:r>
+      <w:r>
+        <w:t>탄소와</w:t>
+      </w:r>
+      <w:r>
+        <w:t xml:space="preserve"> </w:t>
+      </w:r>
+      <w:r>
+        <w:t>지연</w:t>
+      </w:r>
+      <w:r>
+        <w:t xml:space="preserve"> </w:t>
+      </w:r>
+      <w:r>
+        <w:t>사이의</w:t>
+      </w:r>
+      <w:r>
+        <w:t xml:space="preserve"> </w:t>
+      </w:r>
+      <w:r>
+        <w:t>가중치는</w:t>
+      </w:r>
+      <w:r>
+        <w:t xml:space="preserve"> </w:t>
+      </w:r>
+      <w:r>
+        <w:t>고정하지</w:t>
+      </w:r>
+      <w:r>
+        <w:t xml:space="preserve"> </w:t>
+      </w:r>
+      <w:r>
+        <w:t>않고</w:t>
+      </w:r>
+      <w:r>
+        <w:t xml:space="preserve">, </w:t>
+      </w:r>
+      <w:r>
+        <w:t>매</w:t>
+      </w:r>
+      <w:r>
+        <w:t xml:space="preserve"> </w:t>
+      </w:r>
+      <w:r>
+        <w:t>시간</w:t>
+      </w:r>
+      <w:r>
+        <w:t xml:space="preserve"> </w:t>
+      </w:r>
+      <w:r>
+        <w:t>슬롯마다</w:t>
+      </w:r>
+      <w:r>
+        <w:t xml:space="preserve"> </w:t>
+      </w:r>
+      <w:r>
+        <w:t>파레토</w:t>
+      </w:r>
+      <w:r>
+        <w:t xml:space="preserve"> </w:t>
+      </w:r>
+      <w:r>
+        <w:t>곡선의</w:t>
+      </w:r>
+      <w:r>
+        <w:t xml:space="preserve"> </w:t>
+      </w:r>
+      <w:r>
+        <w:t>무릎점에서</w:t>
+      </w:r>
+      <w:r>
+        <w:t xml:space="preserve"> </w:t>
+      </w:r>
+      <w:r>
+        <w:t>자동으로</w:t>
+      </w:r>
+      <w:r>
+        <w:t xml:space="preserve"> </w:t>
+      </w:r>
+      <w:r>
+        <w:t>정한다</w:t>
+      </w:r>
+      <w:r>
+        <w:t>. 8</w:t>
+      </w:r>
+      <w:r>
+        <w:t>개</w:t>
+      </w:r>
+      <w:r>
+        <w:t xml:space="preserve"> </w:t>
+      </w:r>
+      <w:r>
+        <w:t>리전</w:t>
+      </w:r>
+      <w:r>
+        <w:t>, 1</w:t>
+      </w:r>
+      <w:r>
+        <w:t>년치</w:t>
+      </w:r>
+      <w:r>
+        <w:t xml:space="preserve"> </w:t>
+      </w:r>
+      <w:r>
+        <w:t>실측</w:t>
+      </w:r>
+      <w:r>
+        <w:t xml:space="preserve"> </w:t>
+      </w:r>
+      <w:r>
+        <w:t>탄소</w:t>
+      </w:r>
+      <w:r>
+        <w:t xml:space="preserve"> </w:t>
+      </w:r>
+      <w:r>
+        <w:t>데이터</w:t>
+      </w:r>
+      <w:r>
+        <w:t xml:space="preserve"> </w:t>
+      </w:r>
+      <w:r>
+        <w:t>위에서</w:t>
+      </w:r>
+      <w:r>
+        <w:t xml:space="preserve"> </w:t>
+      </w:r>
+      <w:r>
+        <w:t>돌린</w:t>
+      </w:r>
+      <w:r>
+        <w:t xml:space="preserve"> </w:t>
+      </w:r>
+      <w:r>
+        <w:t>합성</w:t>
+      </w:r>
+      <w:r>
+        <w:t xml:space="preserve"> </w:t>
+      </w:r>
+      <w:r>
+        <w:t>작업</w:t>
+      </w:r>
+      <w:r>
+        <w:t xml:space="preserve"> 146,000</w:t>
+      </w:r>
+      <w:r>
+        <w:t>건으로</w:t>
+      </w:r>
+      <w:r>
+        <w:t xml:space="preserve"> </w:t>
+      </w:r>
+      <w:r>
+        <w:t>실험한</w:t>
+      </w:r>
+      <w:r>
+        <w:t xml:space="preserve"> </w:t>
+      </w:r>
+      <w:r>
+        <w:t>결과</w:t>
+      </w:r>
+      <w:r>
+        <w:t xml:space="preserve">, </w:t>
+      </w:r>
+      <w:r>
+        <w:t>시간</w:t>
+      </w:r>
+      <w:r>
+        <w:t xml:space="preserve"> </w:t>
+      </w:r>
+      <w:r>
+        <w:t>이동만으로</w:t>
+      </w:r>
+      <w:r>
+        <w:t xml:space="preserve"> 18.60%, </w:t>
+      </w:r>
+      <w:r>
+        <w:t>리전</w:t>
+      </w:r>
+      <w:r>
+        <w:t xml:space="preserve"> </w:t>
+      </w:r>
+      <w:r>
+        <w:t>이동만으로</w:t>
+      </w:r>
+      <w:r>
+        <w:t xml:space="preserve"> 56.85%</w:t>
+      </w:r>
+      <w:r>
+        <w:t>를</w:t>
+      </w:r>
+      <w:r>
+        <w:t xml:space="preserve"> </w:t>
+      </w:r>
+      <w:r>
+        <w:t>줄였고</w:t>
+      </w:r>
+      <w:r>
+        <w:t xml:space="preserve"> </w:t>
+      </w:r>
+      <w:r>
+        <w:t>둘을</w:t>
+      </w:r>
+      <w:r>
+        <w:t xml:space="preserve"> </w:t>
+      </w:r>
+      <w:r>
+        <w:t>결합하면</w:t>
+      </w:r>
+      <w:r>
+        <w:t xml:space="preserve"> 63.03%</w:t>
+      </w:r>
+      <w:r>
+        <w:t>를</w:t>
+      </w:r>
+      <w:r>
+        <w:t xml:space="preserve"> </w:t>
+      </w:r>
+      <w:r>
+        <w:t>줄였으며</w:t>
+      </w:r>
+      <w:r>
+        <w:t xml:space="preserve"> </w:t>
+      </w:r>
+      <w:r>
+        <w:t>마감</w:t>
+      </w:r>
+      <w:r>
+        <w:t xml:space="preserve"> </w:t>
+      </w:r>
+      <w:r>
+        <w:t>위반은</w:t>
+      </w:r>
+      <w:r>
+        <w:t xml:space="preserve"> </w:t>
+      </w:r>
+      <w:r>
+        <w:t>없었다</w:t>
+      </w:r>
+      <w:r>
+        <w:t xml:space="preserve">. </w:t>
+      </w:r>
+      <w:r>
+        <w:t>무릎점</w:t>
+      </w:r>
+      <w:r>
+        <w:t xml:space="preserve"> </w:t>
+      </w:r>
+      <w:r>
+        <w:t>자동</w:t>
+      </w:r>
+      <w:r>
+        <w:t xml:space="preserve"> </w:t>
+      </w:r>
+      <w:r>
+        <w:t>선택은</w:t>
+      </w:r>
+      <w:r>
+        <w:t xml:space="preserve"> </w:t>
+      </w:r>
+      <w:r>
+        <w:t>가중치</w:t>
+      </w:r>
+      <w:r>
+        <w:t xml:space="preserve"> </w:t>
+      </w:r>
+      <w:r>
+        <w:t>고정</w:t>
+      </w:r>
+      <w:r>
+        <w:t>(</w:t>
+      </w:r>
+      <w:r>
+        <w:t>알파</w:t>
+      </w:r>
+      <w:r>
+        <w:t xml:space="preserve">=0.5) </w:t>
+      </w:r>
+      <w:r>
+        <w:t>대비</w:t>
+      </w:r>
+      <w:r>
+        <w:t xml:space="preserve"> </w:t>
+      </w:r>
+      <w:r>
+        <w:t>지연</w:t>
+      </w:r>
+      <w:r>
+        <w:t xml:space="preserve"> 6.7ms</w:t>
+      </w:r>
+      <w:r>
+        <w:t>만</w:t>
+      </w:r>
+      <w:r>
+        <w:t xml:space="preserve"> </w:t>
+      </w:r>
+      <w:r>
+        <w:t>더</w:t>
+      </w:r>
+      <w:r>
+        <w:t xml:space="preserve"> </w:t>
+      </w:r>
+      <w:r>
+        <w:t>쓰고</w:t>
+      </w:r>
+      <w:r>
+        <w:t xml:space="preserve"> </w:t>
+      </w:r>
+      <w:r>
+        <w:t>탄소는</w:t>
+      </w:r>
+      <w:r>
+        <w:t xml:space="preserve"> 10.64%</w:t>
+      </w:r>
+      <w:r>
+        <w:t>포인트</w:t>
+      </w:r>
+      <w:r>
+        <w:t xml:space="preserve"> </w:t>
+      </w:r>
+      <w:r>
+        <w:t>더</w:t>
+      </w:r>
+      <w:r>
+        <w:t xml:space="preserve"> </w:t>
+      </w:r>
+      <w:r>
+        <w:t>줄인다</w:t>
+      </w:r>
+      <w:r>
+        <w:t xml:space="preserve">. </w:t>
+      </w:r>
+      <w:r>
+        <w:t>리전별</w:t>
+      </w:r>
+      <w:r>
+        <w:t xml:space="preserve"> </w:t>
+      </w:r>
+      <w:r>
+        <w:t>용량</w:t>
+      </w:r>
+      <w:r>
+        <w:t xml:space="preserve"> </w:t>
+      </w:r>
+      <w:r>
+        <w:t>상한은</w:t>
+      </w:r>
+      <w:r>
+        <w:t xml:space="preserve"> </w:t>
+      </w:r>
+      <w:r>
+        <w:t>온라인으로</w:t>
+      </w:r>
+      <w:r>
+        <w:t xml:space="preserve"> </w:t>
+      </w:r>
+      <w:r>
+        <w:t>강제하며</w:t>
+      </w:r>
+      <w:r>
+        <w:t xml:space="preserve">, </w:t>
+      </w:r>
+      <w:r>
+        <w:t>어떤</w:t>
+      </w:r>
+      <w:r>
+        <w:t xml:space="preserve"> </w:t>
+      </w:r>
+      <w:r>
+        <w:t>작업도</w:t>
+      </w:r>
+      <w:r>
+        <w:t xml:space="preserve"> </w:t>
+      </w:r>
+      <w:r>
+        <w:t>무한히</w:t>
+      </w:r>
+      <w:r>
+        <w:t xml:space="preserve"> </w:t>
+      </w:r>
+      <w:r>
+        <w:t>밀리지</w:t>
+      </w:r>
+      <w:r>
+        <w:t xml:space="preserve"> </w:t>
+      </w:r>
+      <w:r>
+        <w:t>않음을</w:t>
+      </w:r>
+      <w:r>
+        <w:t xml:space="preserve"> </w:t>
+      </w:r>
+      <w:r>
+        <w:t>증명한다</w:t>
+      </w:r>
+      <w:r>
+        <w:t xml:space="preserve">. </w:t>
+      </w:r>
+      <w:r>
+        <w:t>그</w:t>
+      </w:r>
+      <w:r>
+        <w:t xml:space="preserve"> </w:t>
+      </w:r>
+      <w:r>
+        <w:t>대가로</w:t>
+      </w:r>
+      <w:r>
+        <w:t xml:space="preserve"> </w:t>
+      </w:r>
+      <w:r>
+        <w:t>시간</w:t>
+      </w:r>
+      <w:r>
+        <w:t xml:space="preserve"> </w:t>
+      </w:r>
+      <w:r>
+        <w:t>이동의</w:t>
+      </w:r>
+      <w:r>
+        <w:t xml:space="preserve"> </w:t>
+      </w:r>
+      <w:r>
+        <w:t>몫은</w:t>
+      </w:r>
+      <w:r>
+        <w:t xml:space="preserve"> 9.07%</w:t>
+      </w:r>
+      <w:r>
+        <w:t>포인트에서</w:t>
+      </w:r>
+      <w:r>
+        <w:t xml:space="preserve"> 6.18%</w:t>
+      </w:r>
+      <w:r>
+        <w:t>포인트로</w:t>
+      </w:r>
+      <w:r>
+        <w:t xml:space="preserve"> </w:t>
+      </w:r>
+      <w:r>
+        <w:t>준다</w:t>
+      </w:r>
+      <w:r>
+        <w:t>.</w:t>
+      </w:r>
+    </w:p>
+    <w:p>
+      <w:r>
+        <w:rPr>
+          <w:b/>
+          <w:bCs/>
+        </w:rPr>
+        <w:t>주제어</w:t>
+      </w:r>
+      <w:r>
+        <w:rPr>
+          <w:b/>
+          <w:bCs/>
+        </w:rPr>
+        <w:t xml:space="preserve">: </w:t>
+      </w:r>
+      <w:r>
+        <w:t>탄소</w:t>
+      </w:r>
+      <w:r>
+        <w:t xml:space="preserve"> </w:t>
+      </w:r>
+      <w:r>
+        <w:t>인지</w:t>
+      </w:r>
+      <w:r>
+        <w:t xml:space="preserve"> </w:t>
+      </w:r>
+      <w:r>
+        <w:t>스케줄링</w:t>
+      </w:r>
+      <w:r>
+        <w:t xml:space="preserve">, </w:t>
+      </w:r>
+      <w:r>
+        <w:t>워크로드</w:t>
+      </w:r>
+      <w:r>
+        <w:t xml:space="preserve"> </w:t>
+      </w:r>
+      <w:r>
+        <w:t>이동</w:t>
+      </w:r>
+      <w:r>
+        <w:t xml:space="preserve">, </w:t>
+      </w:r>
+      <w:r>
+        <w:t>정수</w:t>
+      </w:r>
+      <w:r>
+        <w:t xml:space="preserve"> </w:t>
+      </w:r>
+      <w:r>
+        <w:t>계획법</w:t>
+      </w:r>
+      <w:r>
+        <w:t xml:space="preserve">, </w:t>
+      </w:r>
+      <w:r>
+        <w:t>리전</w:t>
+      </w:r>
+      <w:r>
+        <w:t xml:space="preserve"> </w:t>
+      </w:r>
+      <w:r>
+        <w:t>용량</w:t>
+      </w:r>
+      <w:r>
+        <w:t>, LSTM</w:t>
+      </w:r>
+    </w:p>
+    <w:p>
+      <w:r>
+        <w:rPr>
+          <w:b/>
+          <w:bCs/>
+        </w:rPr>
+        <w:t xml:space="preserve">Abstract  </w:t>
+      </w:r>
+      <w:r>
+        <w:t>The carbon footprint of a cloud workload varies substantially depending on which region and when it runs. We present CAST, a carbon-aware scheduler that forecasts future carbon intensity with an LSTM, places jobs across regions via integer programming, and further shifts them in time within each job's deadline. Rather than fixing the trade-off between carbon and latency, CAST selects it automatically at every time slot by locating the knee point of the Pareto curve. Evaluated on 146,000 synthetic jobs driven by one year of measured carbon-intensity data across 8 regions, temporal shifting alone reduces emissions by 18.60%, spatial placement alone by 56.85%, and combining both reduces emissions by 63.03% with zero deadline violations. The automatic knee-point weight cuts 10.64 percentage points more carbon than a fixed weight (alpha=0.5), at the cost of only 6.7ms additional latency. CAST enforces per-region capacity limits online and we prove that no job is deferred indefinitely. The cost of this enforcement is quantified: temporal shifting's marginal contribution shrinks from an unconstrained upper bound of 9.07 percentage points to 6.18 percentage points.</w:t>
+      </w:r>
+    </w:p>
+    <w:p>
+      <w:r>
+        <w:rPr>
+          <w:b/>
+          <w:bCs/>
+        </w:rPr>
+        <w:t xml:space="preserve">Keywords: </w:t>
+      </w:r>
+      <w:r>
+        <w:t>Carbon-aware scheduling, Workload shifting, Integer programming, Regional capacity, LSTM</w:t>
       </w:r>
     </w:p>
     <w:p>
